--- a/docs/paper/Auditrix - Chapter 4.docx
+++ b/docs/paper/Auditrix - Chapter 4.docx
@@ -811,7 +811,7 @@
         </w:rPr>
         <w:drawing>
           <wp:inline distT="0" distB="0" distL="0" distR="0" wp14:anchorId="0B8AADDB" wp14:editId="623C5CC2">
-            <wp:extent cx="5486400" cy="3099816"/>
+            <wp:extent cx="5486400" cy="2962656"/>
             <wp:effectExtent l="0" t="0" r="0" b="0"/>
             <wp:docPr id="101" name="Figure 4.2"/>
             <wp:cNvGraphicFramePr>
@@ -833,7 +833,7 @@
                   <pic:spPr>
                     <a:xfrm>
                       <a:off x="0" y="0"/>
-                      <a:ext cx="5486400" cy="3099816"/>
+                      <a:ext cx="5486400" cy="2962656"/>
                     </a:xfrm>
                     <a:prstGeom prst="rect">
                       <a:avLst/>

--- a/docs/paper/Auditrix - Chapter 4.docx
+++ b/docs/paper/Auditrix - Chapter 4.docx
@@ -873,7 +873,7 @@
           <w:sz w:val="24"/>
           <w:szCs w:val="24"/>
         </w:rPr>
-        <w:t xml:space="preserve">groups the three confirmed problems into their root-cause categories: People (Chairperson workload and human error; limited student awareness), Technology (the MIS's lack of automated audit logic; no proactive eligibility alerts), Process (reliance on paper-based/legacy cross-referencing; no structural block at enrollment), and Policy/Environment (verification enforced only at graduation audit; a compressed timeline that limits review depth) — all converging on the </w:t>
+        <w:t xml:space="preserve">traces the three problems above to eight root causes, grouped into four categories: People (Chairperson workload and human error; limited student awareness), Technology (the MIS's lack of automated audit logic; no proactive eligibility alerts), Process (reliance on paper-based/legacy cross-referencing; no structural block at enrollment), and Policy/Environment (verification enforced only at graduation audit; a compressed timeline that limits review depth) — all converging on the </w:t>
       </w:r>
       <w:r>
         <w:rPr>

--- a/docs/paper/Auditrix - Chapter 4.docx
+++ b/docs/paper/Auditrix - Chapter 4.docx
@@ -23,7 +23,6 @@
           <w:sz w:val="24"/>
           <w:szCs w:val="24"/>
         </w:rPr>
-        <w:lastRenderedPageBreak/>
         <w:t>Chapter 4</w:t>
       </w:r>
       <w:r>
@@ -306,6 +305,7 @@
                 <w:sz w:val="24"/>
                 <w:szCs w:val="24"/>
               </w:rPr>
+              <w:lastRenderedPageBreak/>
               <w:t>[INPUT]</w:t>
             </w:r>
           </w:p>
@@ -663,7 +663,6 @@
           <w:sz w:val="24"/>
           <w:szCs w:val="24"/>
         </w:rPr>
-        <w:lastRenderedPageBreak/>
         <w:t>Problems Encountered in the Current System (SOP No. 2)</w:t>
       </w:r>
       <w:r>
@@ -753,7 +752,16 @@
           <w:sz w:val="24"/>
           <w:szCs w:val="24"/>
         </w:rPr>
-        <w:t>While the MIS reliably stores student grades and registration records, it has no built-in logic to cross-reference a student's completed subjects against the official curriculum structure. This places the entire burden of compliance verification on the Chairperson's manual review rather than on the system itself, leaving no automated safeguard between data entry and eligibility determination.</w:t>
+        <w:t xml:space="preserve">While the MIS reliably stores student grades and registration </w:t>
+      </w:r>
+      <w:r>
+        <w:rPr>
+          <w:rFonts w:ascii="Courier New" w:hAnsi="Courier New" w:cs="Courier New"/>
+          <w:sz w:val="24"/>
+          <w:szCs w:val="24"/>
+        </w:rPr>
+        <w:lastRenderedPageBreak/>
+        <w:t>records, it has no built-in logic to cross-reference a student's completed subjects against the official curriculum structure. This places the entire burden of compliance verification on the Chairperson's manual review rather than on the system itself, leaving no automated safeguard between data entry and eligibility determination.</w:t>
       </w:r>
     </w:p>
     <w:p>
@@ -783,16 +791,7 @@
           <w:sz w:val="24"/>
           <w:szCs w:val="24"/>
         </w:rPr>
-        <w:t xml:space="preserve">Although students can view their own academic </w:t>
-      </w:r>
-      <w:r>
-        <w:rPr>
-          <w:rFonts w:ascii="Courier New" w:hAnsi="Courier New" w:cs="Courier New"/>
-          <w:sz w:val="24"/>
-          <w:szCs w:val="24"/>
-        </w:rPr>
-        <w:lastRenderedPageBreak/>
-        <w:t>records through the MIS, the system does not proactively alert them when they are ineligible for a subject. Students may therefore unknowingly attempt to enroll in courses without having completed the necessary prerequisites, adding to the volume of cases the Chairperson must catch downstream.</w:t>
+        <w:t>Although students can view their own academic records through the MIS, the system does not proactively alert them when they are ineligible for a subject. Students may therefore unknowingly attempt to enroll in courses without having completed the necessary prerequisites, adding to the volume of cases the Chairperson must catch downstream.</w:t>
       </w:r>
     </w:p>
     <w:p>
@@ -800,20 +799,18 @@
         <w:spacing w:line="240" w:lineRule="auto"/>
         <w:jc w:val="center"/>
         <w:rPr>
-          <w:rFonts w:ascii="Courier New" w:hAnsi="Courier New" w:cs="Courier New"/>
-          <w:sz w:val="24"/>
-          <w:szCs w:val="24"/>
-        </w:rPr>
-      </w:pPr>
-      <w:r>
-        <w:rPr>
           <w:noProof/>
         </w:rPr>
+      </w:pPr>
+      <w:r>
+        <w:rPr>
+          <w:noProof/>
+        </w:rPr>
         <w:drawing>
-          <wp:inline distT="0" distB="0" distL="0" distR="0" wp14:anchorId="0B8AADDB" wp14:editId="623C5CC2">
-            <wp:extent cx="5486400" cy="2962656"/>
-            <wp:effectExtent l="0" t="0" r="0" b="0"/>
-            <wp:docPr id="101" name="Figure 4.2"/>
+          <wp:inline distT="0" distB="0" distL="0" distR="0" wp14:anchorId="25B864CF" wp14:editId="671E09C0">
+            <wp:extent cx="5487670" cy="2963545"/>
+            <wp:effectExtent l="0" t="0" r="0" b="8255"/>
+            <wp:docPr id="438537032" name="Picture 8"/>
             <wp:cNvGraphicFramePr>
               <a:graphicFrameLocks xmlns:a="http://schemas.openxmlformats.org/drawingml/2006/main" noChangeAspect="1"/>
             </wp:cNvGraphicFramePr>
@@ -821,23 +818,36 @@
               <a:graphicData uri="http://schemas.openxmlformats.org/drawingml/2006/picture">
                 <pic:pic xmlns:pic="http://schemas.openxmlformats.org/drawingml/2006/picture">
                   <pic:nvPicPr>
-                    <pic:cNvPr id="101" name="Figure 4.2"/>
-                    <pic:cNvPicPr/>
+                    <pic:cNvPr id="0" name="Picture 6"/>
+                    <pic:cNvPicPr>
+                      <a:picLocks noChangeAspect="1" noChangeArrowheads="1"/>
+                    </pic:cNvPicPr>
                   </pic:nvPicPr>
                   <pic:blipFill>
-                    <a:blip r:embed="rId20"/>
+                    <a:blip r:embed="rId9" cstate="print">
+                      <a:extLst>
+                        <a:ext uri="{28A0092B-C50C-407E-A947-70E740481C1C}">
+                          <a14:useLocalDpi xmlns:a14="http://schemas.microsoft.com/office/drawing/2010/main" val="0"/>
+                        </a:ext>
+                      </a:extLst>
+                    </a:blip>
+                    <a:srcRect/>
                     <a:stretch>
                       <a:fillRect/>
                     </a:stretch>
                   </pic:blipFill>
-                  <pic:spPr>
+                  <pic:spPr bwMode="auto">
                     <a:xfrm>
                       <a:off x="0" y="0"/>
-                      <a:ext cx="5486400" cy="2962656"/>
+                      <a:ext cx="5487670" cy="2963545"/>
                     </a:xfrm>
                     <a:prstGeom prst="rect">
                       <a:avLst/>
                     </a:prstGeom>
+                    <a:noFill/>
+                    <a:ln>
+                      <a:noFill/>
+                    </a:ln>
                   </pic:spPr>
                 </pic:pic>
               </a:graphicData>
@@ -865,6 +875,7 @@
           <w:sz w:val="24"/>
           <w:szCs w:val="24"/>
         </w:rPr>
+        <w:lastRenderedPageBreak/>
         <w:t xml:space="preserve">Figure 4.2 </w:t>
       </w:r>
       <w:r>
@@ -873,16 +884,7 @@
           <w:sz w:val="24"/>
           <w:szCs w:val="24"/>
         </w:rPr>
-        <w:t xml:space="preserve">traces the three problems above to eight root causes, grouped into four categories: People (Chairperson workload and human error; limited student awareness), Technology (the MIS's lack of automated audit logic; no proactive eligibility alerts), Process (reliance on paper-based/legacy cross-referencing; no structural block at enrollment), and Policy/Environment (verification enforced only at graduation audit; a compressed timeline that limits review depth) — all converging on the </w:t>
-      </w:r>
-      <w:r>
-        <w:rPr>
-          <w:rFonts w:ascii="Courier New" w:hAnsi="Courier New" w:cs="Courier New"/>
-          <w:sz w:val="24"/>
-          <w:szCs w:val="24"/>
-        </w:rPr>
-        <w:lastRenderedPageBreak/>
-        <w:t>same effect: prerequisite violations that go undetected until the final graduation audit.</w:t>
+        <w:t xml:space="preserve">traces the three problems above to eight root causes, grouped into four categories: People (Chairperson workload and human error; limited student awareness), Technology (the MIS's lack of automated audit logic; no proactive eligibility alerts), Process (reliance on paper-based/legacy cross-referencing; no structural block at enrollment), and Policy/Environment (verification enforced only at graduation audit; a compressed timeline that limits review depth) — all converging on the same effect: prerequisite violations that go undetected until the final graduation audit.</w:t>
       </w:r>
       <w:r>
         <w:fldChar w:fldCharType="begin"/>
@@ -944,25 +946,32 @@
           <w:sz w:val="24"/>
           <w:szCs w:val="24"/>
         </w:rPr>
-        <w:t xml:space="preserve">To address the gaps identified above, the researchers designed and developed </w:t>
-      </w:r>
-      <w:r>
-        <w:rPr>
-          <w:rFonts w:ascii="Courier New" w:hAnsi="Courier New" w:cs="Courier New"/>
-          <w:b/>
-          <w:bCs/>
-          <w:sz w:val="24"/>
-          <w:szCs w:val="24"/>
-        </w:rPr>
-        <w:t>Auditrix</w:t>
-      </w:r>
-      <w:r>
-        <w:rPr>
-          <w:rFonts w:ascii="Courier New" w:hAnsi="Courier New" w:cs="Courier New"/>
-          <w:sz w:val="24"/>
-          <w:szCs w:val="24"/>
-        </w:rPr>
-        <w:t>, a web-based curriculum audit system for Kalinga State University that automatically checks every subject a student has taken against the prerequisites, co-requisites and year-standing requirements of the student's curriculum. It was built for any college and program, and was tested with the BSCpE, BSIT and BSCE programs of the CEIT. The system was built using the Iterative and Incremental Development (IID) model, allowing the Audit Engine's logic to be reviewed with the adviser early and refined across three functional increments: (1) curriculum, student and grade records with a basic audit; (2) curriculum versions, imports, student movements and the redesigned interface; and (3) the term-based audit, automatic year levels, and the regular and irregular classification.</w:t>
+        <w:t xml:space="preserve">To address the gaps identified above, the researchers designed and </w:t>
+      </w:r>
+      <w:r>
+        <w:rPr>
+          <w:rFonts w:ascii="Courier New" w:hAnsi="Courier New" w:cs="Courier New"/>
+          <w:sz w:val="24"/>
+          <w:szCs w:val="24"/>
+        </w:rPr>
+        <w:t>developed Auditrix,</w:t>
+      </w:r>
+      <w:r>
+        <w:rPr>
+          <w:rFonts w:ascii="Courier New" w:hAnsi="Courier New" w:cs="Courier New"/>
+          <w:sz w:val="24"/>
+          <w:szCs w:val="24"/>
+        </w:rPr>
+        <w:t xml:space="preserve"> a web-based curriculum audit system for Kalinga State University that automatically checks every subject a student has taken against the prerequisites, co-requisites and year-standing requirements of the student's curriculum. It was built for any college and program, and was tested with the BSCpE, BSIT and BSCE programs of the CEIT. The system was built using the Iterative and Incremental Development (IID) model, allowing the Audit Engine's logic to be reviewed with the adviser early and refined across three functional increments: (1) curriculum, student and grade </w:t>
+      </w:r>
+      <w:r>
+        <w:rPr>
+          <w:rFonts w:ascii="Courier New" w:hAnsi="Courier New" w:cs="Courier New"/>
+          <w:sz w:val="24"/>
+          <w:szCs w:val="24"/>
+        </w:rPr>
+        <w:lastRenderedPageBreak/>
+        <w:t>records with a basic audit; (2) curriculum versions, imports, student movements and the redesigned interface; and (3) the term-based audit, automatic year levels, and the regular and irregular classification.</w:t>
       </w:r>
     </w:p>
     <w:p>
@@ -992,16 +1001,7 @@
           <w:sz w:val="24"/>
           <w:szCs w:val="24"/>
         </w:rPr>
-        <w:t xml:space="preserve"> The system runs on Next.js 16 (App Router and server actions) with React 19 and TypeScript, styled with Tailwind CSS 4 in a KSU green theme designed for responsiveness across desktop, tablet, and mobile. Supabase </w:t>
-      </w:r>
-      <w:r>
-        <w:rPr>
-          <w:rFonts w:ascii="Courier New" w:hAnsi="Courier New" w:cs="Courier New"/>
-          <w:sz w:val="24"/>
-          <w:szCs w:val="24"/>
-        </w:rPr>
-        <w:lastRenderedPageBreak/>
-        <w:t>serves as the backend-as-a-service, hosting the PostgreSQL database, authentication, and Row-Level Security (RLS) policies; the database schema is built step by step by 27 migration scripts. Curricula are exported to PDF with @react-pdf/renderer. Interface flows were prototyped as high-fidelity mockups in Figma prior to implementation.</w:t>
+        <w:t xml:space="preserve"> The system runs on Next.js 16 (App Router and server actions) with React 19 and TypeScript, styled with Tailwind CSS 4 in a KSU green theme designed for responsiveness across desktop, tablet, and mobile. Supabase serves as the backend-as-a-service, hosting the PostgreSQL database, authentication, and Row-Level Security (RLS) policies; the database schema is built step by step by 27 migration scripts. Curricula are exported to PDF with @react-pdf/renderer. Interface flows were prototyped as high-fidelity mockups in Figma prior to implementation.</w:t>
       </w:r>
     </w:p>
     <w:p>
@@ -3641,7 +3641,7 @@
                     <pic:cNvPicPr/>
                   </pic:nvPicPr>
                   <pic:blipFill>
-                    <a:blip r:embed="rId25"/>
+                    <a:blip r:embed="rId14"/>
                     <a:stretch>
                       <a:fillRect/>
                     </a:stretch>
@@ -3725,9 +3725,9 @@
           <w:noProof/>
         </w:rPr>
         <w:drawing>
-          <wp:inline distT="0" distB="0" distL="0" distR="0" wp14:anchorId="053466D8" wp14:editId="465A2FFB">
-            <wp:extent cx="5486400" cy="4937760"/>
-            <wp:effectExtent l="0" t="0" r="0" b="0"/>
+          <wp:inline distT="0" distB="0" distL="0" distR="0" wp14:anchorId="053466D8" wp14:editId="3906EA75">
+            <wp:extent cx="5579533" cy="5155157"/>
+            <wp:effectExtent l="0" t="0" r="2540" b="7620"/>
             <wp:docPr id="7000002" name="Figure 4.5"/>
             <wp:cNvGraphicFramePr>
               <a:graphicFrameLocks xmlns:a="http://schemas.openxmlformats.org/drawingml/2006/main" noChangeAspect="1"/>
@@ -3740,7 +3740,7 @@
                     <pic:cNvPicPr/>
                   </pic:nvPicPr>
                   <pic:blipFill>
-                    <a:blip r:embed="rId26"/>
+                    <a:blip r:embed="rId15"/>
                     <a:stretch>
                       <a:fillRect/>
                     </a:stretch>
@@ -3748,7 +3748,7 @@
                   <pic:spPr>
                     <a:xfrm>
                       <a:off x="0" y="0"/>
-                      <a:ext cx="5486400" cy="4937760"/>
+                      <a:ext cx="5629740" cy="5201545"/>
                     </a:xfrm>
                     <a:prstGeom prst="rect">
                       <a:avLst/>
@@ -3780,6 +3780,7 @@
           <w:sz w:val="24"/>
           <w:szCs w:val="24"/>
         </w:rPr>
+        <w:lastRenderedPageBreak/>
         <w:t>Figure 4.5</w:t>
       </w:r>
       <w:r>
@@ -3788,16 +3789,7 @@
           <w:sz w:val="24"/>
           <w:szCs w:val="24"/>
         </w:rPr>
-        <w:t xml:space="preserve"> traces the audit of a single subject. After the chairperson saves a term's grades, which are first checked </w:t>
-      </w:r>
-      <w:r>
-        <w:rPr>
-          <w:rFonts w:ascii="Courier New" w:hAnsi="Courier New" w:cs="Courier New"/>
-          <w:sz w:val="24"/>
-          <w:szCs w:val="24"/>
-        </w:rPr>
-        <w:lastRenderedPageBreak/>
-        <w:t>for valid KSU grade values and for conflicts with a later recorded term, the audit engine looks at the student's record for each subject. A subject with no record is Available if its requirements have been passed, Pending if it is waiting for a requirement's final grade, and Unavailable otherwise, with the missing requirements listed. A subject that is in progress or INC is Pending. For a graded subject, the engine checks whether every requirement was met before the term it was taken: a prerequisite passed in an earlier term, the co-requisite taken in the same term, and the year standing at that time. If not, the subject is a Violation with the reason given, earns no credit and must be retaken; if the year standing cannot be confirmed from the grades, it is marked "Year standing: please verify". If the requirements were met, a passed subject whose co-requisite was also passed is Completed and counts toward units and year level, while a failed one is Available for retaking. The results then update the student's year level, regular or irregular status, and the dashboard.</w:t>
+        <w:t xml:space="preserve"> traces the audit of a single subject. After the chairperson saves a term's grades, which are first checked for valid KSU grade values and for conflicts with a later recorded term, the audit engine looks at the student's record for each subject. A subject with no record is Available if its requirements have been passed, Pending if it is waiting for a requirement's final grade, and Unavailable otherwise, with the missing requirements listed. A subject that is in progress or INC is Pending. For a graded subject, the engine checks whether every requirement was met before the term it was taken: a prerequisite passed in an earlier term, the co-requisite taken in the same term, and the year standing at that time. If not, the subject is a Violation with the reason given, earns no credit and must be retaken; if the year standing cannot be confirmed from the grades, it is marked "Year standing: please verify". If the requirements were met, a passed subject whose co-requisite was also passed is Completed and counts toward units and year level, while a failed one is Available for retaking. The results then update the student's year level, regular or irregular status, and the dashboard.</w:t>
       </w:r>
       <w:r>
         <w:fldChar w:fldCharType="begin"/>
@@ -3840,7 +3832,7 @@
                     <pic:cNvPicPr/>
                   </pic:nvPicPr>
                   <pic:blipFill>
-                    <a:blip r:embed="rId27"/>
+                    <a:blip r:embed="rId16"/>
                     <a:stretch>
                       <a:fillRect/>
                     </a:stretch>
@@ -3888,7 +3880,55 @@
           <w:sz w:val="24"/>
           <w:szCs w:val="24"/>
         </w:rPr>
-        <w:t xml:space="preserve"> outlines the system's navigation. From Login (and the password change required at a chairperson's first login), users land on the Dashboard. A Program Chairperson's menu leads to Students, Register Student, Shift In a Student, Manage Curriculum and Account Settings; from Students, each student's audit page opens the Edit Student, Grade Logbook, Transfer / Shift and Enter Grades pages. A Dean's menu leads to the Dashboard, where the current semester is set, Create Program, Reassign Chairperson and Account Settings.</w:t>
+        <w:t xml:space="preserve"> outlines the system's navigation. From Login (and the password change required at a chairperson's first login), users land on the Dashboard. A Program Chairperson's menu leads to Students, Register Student, Shift In a Student, Manage Curriculum</w:t>
+      </w:r>
+      <w:r>
+        <w:rPr>
+          <w:rFonts w:ascii="Courier New" w:hAnsi="Courier New" w:cs="Courier New"/>
+          <w:sz w:val="24"/>
+          <w:szCs w:val="24"/>
+        </w:rPr>
+        <w:t>,</w:t>
+      </w:r>
+      <w:r>
+        <w:rPr>
+          <w:rFonts w:ascii="Courier New" w:hAnsi="Courier New" w:cs="Courier New"/>
+          <w:sz w:val="24"/>
+          <w:szCs w:val="24"/>
+        </w:rPr>
+        <w:t xml:space="preserve"> and Account Settings; from Students, each student's audit page opens the Edit Student, Grade Logbook, Transfer / Shift</w:t>
+      </w:r>
+      <w:r>
+        <w:rPr>
+          <w:rFonts w:ascii="Courier New" w:hAnsi="Courier New" w:cs="Courier New"/>
+          <w:sz w:val="24"/>
+          <w:szCs w:val="24"/>
+        </w:rPr>
+        <w:t>,</w:t>
+      </w:r>
+      <w:r>
+        <w:rPr>
+          <w:rFonts w:ascii="Courier New" w:hAnsi="Courier New" w:cs="Courier New"/>
+          <w:sz w:val="24"/>
+          <w:szCs w:val="24"/>
+        </w:rPr>
+        <w:t xml:space="preserve"> and Enter Grades pages. A Dean's menu leads to the Dashboard, where the current semester is set, Create Program, Reassign Chairperson</w:t>
+      </w:r>
+      <w:r>
+        <w:rPr>
+          <w:rFonts w:ascii="Courier New" w:hAnsi="Courier New" w:cs="Courier New"/>
+          <w:sz w:val="24"/>
+          <w:szCs w:val="24"/>
+        </w:rPr>
+        <w:t>,</w:t>
+      </w:r>
+      <w:r>
+        <w:rPr>
+          <w:rFonts w:ascii="Courier New" w:hAnsi="Courier New" w:cs="Courier New"/>
+          <w:sz w:val="24"/>
+          <w:szCs w:val="24"/>
+        </w:rPr>
+        <w:t xml:space="preserve"> and Account Settings.</w:t>
       </w:r>
       <w:r>
         <w:fldChar w:fldCharType="begin"/>
@@ -4019,7 +4059,7 @@
                     <pic:cNvPicPr/>
                   </pic:nvPicPr>
                   <pic:blipFill>
-                    <a:blip r:embed="rId28"/>
+                    <a:blip r:embed="rId17"/>
                     <a:stretch>
                       <a:fillRect/>
                     </a:stretch>
@@ -4104,7 +4144,7 @@
                     <pic:cNvPicPr/>
                   </pic:nvPicPr>
                   <pic:blipFill>
-                    <a:blip r:embed="rId29"/>
+                    <a:blip r:embed="rId18"/>
                     <a:stretch>
                       <a:fillRect/>
                     </a:stretch>
@@ -4188,7 +4228,7 @@
                     <pic:cNvPicPr/>
                   </pic:nvPicPr>
                   <pic:blipFill>
-                    <a:blip r:embed="rId30"/>
+                    <a:blip r:embed="rId19"/>
                     <a:stretch>
                       <a:fillRect/>
                     </a:stretch>
@@ -4273,7 +4313,7 @@
                     <pic:cNvPicPr/>
                   </pic:nvPicPr>
                   <pic:blipFill>
-                    <a:blip r:embed="rId31"/>
+                    <a:blip r:embed="rId20"/>
                     <a:stretch>
                       <a:fillRect/>
                     </a:stretch>
@@ -4357,7 +4397,7 @@
                     <pic:cNvPicPr/>
                   </pic:nvPicPr>
                   <pic:blipFill>
-                    <a:blip r:embed="rId32"/>
+                    <a:blip r:embed="rId21"/>
                     <a:stretch>
                       <a:fillRect/>
                     </a:stretch>
@@ -4442,7 +4482,7 @@
                     <pic:cNvPicPr/>
                   </pic:nvPicPr>
                   <pic:blipFill>
-                    <a:blip r:embed="rId33"/>
+                    <a:blip r:embed="rId22"/>
                     <a:stretch>
                       <a:fillRect/>
                     </a:stretch>
@@ -4526,7 +4566,7 @@
                     <pic:cNvPicPr/>
                   </pic:nvPicPr>
                   <pic:blipFill>
-                    <a:blip r:embed="rId34"/>
+                    <a:blip r:embed="rId23"/>
                     <a:stretch>
                       <a:fillRect/>
                     </a:stretch>
@@ -4611,7 +4651,7 @@
                     <pic:cNvPicPr/>
                   </pic:nvPicPr>
                   <pic:blipFill>
-                    <a:blip r:embed="rId35"/>
+                    <a:blip r:embed="rId24"/>
                     <a:stretch>
                       <a:fillRect/>
                     </a:stretch>
@@ -4695,7 +4735,7 @@
                     <pic:cNvPicPr/>
                   </pic:nvPicPr>
                   <pic:blipFill>
-                    <a:blip r:embed="rId36"/>
+                    <a:blip r:embed="rId25"/>
                     <a:stretch>
                       <a:fillRect/>
                     </a:stretch>
@@ -4780,7 +4820,7 @@
                     <pic:cNvPicPr/>
                   </pic:nvPicPr>
                   <pic:blipFill>
-                    <a:blip r:embed="rId37"/>
+                    <a:blip r:embed="rId26"/>
                     <a:stretch>
                       <a:fillRect/>
                     </a:stretch>
@@ -4814,7 +4854,6 @@
           <w:szCs w:val="24"/>
         </w:rPr>
       </w:pPr>
-      <w:commentRangeStart w:id="1"/>
       <w:r>
         <w:rPr>
           <w:rFonts w:ascii="Courier New" w:hAnsi="Courier New" w:cs="Courier New"/>
@@ -4824,18 +4863,6 @@
           <w:szCs w:val="24"/>
         </w:rPr>
         <w:t>Figure 4.7k. Create Program — new chairperson account with a temporary password</w:t>
-      </w:r>
-      <w:commentRangeEnd w:id="1"/>
-      <w:r>
-        <w:rPr>
-          <w:rStyle w:val="CommentReference"/>
-          <w:rFonts w:ascii="Courier New" w:hAnsi="Courier New" w:cs="Courier New"/>
-          <w:b/>
-          <w:bCs/>
-          <w:sz w:val="24"/>
-          <w:szCs w:val="24"/>
-        </w:rPr>
-        <w:commentReference w:id="1"/>
       </w:r>
       <w:r>
         <w:fldChar w:fldCharType="begin"/>
@@ -4877,7 +4904,7 @@
                     <pic:cNvPicPr/>
                   </pic:nvPicPr>
                   <pic:blipFill>
-                    <a:blip r:embed="rId38"/>
+                    <a:blip r:embed="rId27"/>
                     <a:stretch>
                       <a:fillRect/>
                     </a:stretch>
@@ -4911,7 +4938,6 @@
           <w:szCs w:val="24"/>
         </w:rPr>
       </w:pPr>
-      <w:commentRangeStart w:id="2"/>
       <w:r>
         <w:rPr>
           <w:rFonts w:ascii="Courier New" w:hAnsi="Courier New" w:cs="Courier New"/>
@@ -4922,18 +4948,6 @@
         </w:rPr>
         <w:lastRenderedPageBreak/>
         <w:t>Figure 4.7l. First Log In — password change with the rules checklist</w:t>
-      </w:r>
-      <w:commentRangeEnd w:id="2"/>
-      <w:r>
-        <w:rPr>
-          <w:rStyle w:val="CommentReference"/>
-          <w:rFonts w:ascii="Courier New" w:hAnsi="Courier New" w:cs="Courier New"/>
-          <w:b/>
-          <w:bCs/>
-          <w:sz w:val="24"/>
-          <w:szCs w:val="24"/>
-        </w:rPr>
-        <w:commentReference w:id="2"/>
       </w:r>
       <w:r>
         <w:fldChar w:fldCharType="begin"/>
@@ -4975,7 +4989,7 @@
                     <pic:cNvPicPr/>
                   </pic:nvPicPr>
                   <pic:blipFill>
-                    <a:blip r:embed="rId39"/>
+                    <a:blip r:embed="rId28"/>
                     <a:stretch>
                       <a:fillRect/>
                     </a:stretch>
@@ -5060,7 +5074,7 @@
                     <pic:cNvPicPr/>
                   </pic:nvPicPr>
                   <pic:blipFill>
-                    <a:blip r:embed="rId40"/>
+                    <a:blip r:embed="rId29"/>
                     <a:stretch>
                       <a:fillRect/>
                     </a:stretch>
@@ -5145,7 +5159,7 @@
                     <pic:cNvPicPr/>
                   </pic:nvPicPr>
                   <pic:blipFill>
-                    <a:blip r:embed="rId41"/>
+                    <a:blip r:embed="rId30"/>
                     <a:stretch>
                       <a:fillRect/>
                     </a:stretch>
@@ -5230,7 +5244,7 @@
                     <pic:cNvPicPr/>
                   </pic:nvPicPr>
                   <pic:blipFill>
-                    <a:blip r:embed="rId42"/>
+                    <a:blip r:embed="rId31"/>
                     <a:stretch>
                       <a:fillRect/>
                     </a:stretch>
@@ -5315,7 +5329,7 @@
                     <pic:cNvPicPr/>
                   </pic:nvPicPr>
                   <pic:blipFill>
-                    <a:blip r:embed="rId43"/>
+                    <a:blip r:embed="rId32"/>
                     <a:stretch>
                       <a:fillRect/>
                     </a:stretch>
@@ -5400,7 +5414,7 @@
                     <pic:cNvPicPr/>
                   </pic:nvPicPr>
                   <pic:blipFill>
-                    <a:blip r:embed="rId44"/>
+                    <a:blip r:embed="rId33"/>
                     <a:stretch>
                       <a:fillRect/>
                     </a:stretch>
@@ -6462,7 +6476,7 @@
           <w:sz w:val="24"/>
           <w:szCs w:val="24"/>
         </w:rPr>
-        <w:t xml:space="preserve">Upon completion of the system, Auditrix is to be evaluated by the Program Chairpersons and selected IT experts using a Google Form-based instrument built on the ISO/IEC 25010 software quality model, with each characteristic mapped to a specific part of the system. Responses will be analyzed </w:t>
+        <w:t xml:space="preserve">Upon completion of the system, Auditrix is to be evaluated by the Program Chairpersons and selected IT experts using a printed (paper-based) questionnaire built on the ISO/IEC 25010 software quality model, with each characteristic mapped to a specific part of the system. Responses will be analyzed </w:t>
       </w:r>
       <w:r>
         <w:rPr>
@@ -7552,8 +7566,8 @@
       </w:r>
     </w:p>
     <w:sectPr>
-      <w:headerReference w:type="default" r:id="rId71"/>
-      <w:headerReference w:type="first" r:id="rId72"/>
+      <w:headerReference w:type="default" r:id="rId34"/>
+      <w:headerReference w:type="first" r:id="rId35"/>
       <w:pgSz w:w="12242" w:h="15842"/>
       <w:pgMar w:top="1440" w:right="1440" w:bottom="1440" w:left="2160" w:header="709" w:footer="709" w:gutter="0"/>
       <w:pgNumType w:start="50"/>
@@ -7585,60 +7599,24 @@
       </w:r>
     </w:p>
   </w:comment>
-  <w:comment w:id="1" w:author="Claude" w:date="2026-10-07T13:26:00Z" w:initials="CL">
-    <w:p>
-      <w:r>
-        <w:rPr>
-          <w:rStyle w:val="CommentReference"/>
-        </w:rPr>
-        <w:annotationRef/>
-      </w:r>
-      <w:r>
-        <w:rPr>
-          <w:color w:val="000000"/>
-          <w:sz w:val="20"/>
-          <w:szCs w:val="20"/>
-        </w:rPr>
-        <w:t>Placeholders: capture these screens from the running system (docs/capstone-notes.md, section 8), paste them in, and delete the [Insert screenshot] lines.</w:t>
-      </w:r>
-    </w:p>
-  </w:comment>
-  <w:comment w:id="2" w:author="" w:initials="">
-    <w:p>
-      <w:pPr>
-        <w:pStyle w:val="CommentText"/>
-      </w:pPr>
-      <w:r>
-        <w:rPr>
-          <w:rStyle w:val="CommentReference"/>
-        </w:rPr>
-        <w:annotationRef/>
-      </w:r>
-    </w:p>
-  </w:comment>
 </w:comments>
 </file>
 
 <file path=word/commentsExtended.xml><?xml version="1.0" encoding="utf-8"?>
 <w15:commentsEx xmlns:wpc="http://schemas.microsoft.com/office/word/2010/wordprocessingCanvas" xmlns:cx="http://schemas.microsoft.com/office/drawing/2014/chartex" xmlns:cx1="http://schemas.microsoft.com/office/drawing/2015/9/8/chartex" xmlns:cx2="http://schemas.microsoft.com/office/drawing/2015/10/21/chartex" xmlns:cx3="http://schemas.microsoft.com/office/drawing/2016/5/9/chartex" xmlns:cx4="http://schemas.microsoft.com/office/drawing/2016/5/10/chartex" xmlns:cx5="http://schemas.microsoft.com/office/drawing/2016/5/11/chartex" xmlns:cx6="http://schemas.microsoft.com/office/drawing/2016/5/12/chartex" xmlns:cx7="http://schemas.microsoft.com/office/drawing/2016/5/13/chartex" xmlns:cx8="http://schemas.microsoft.com/office/drawing/2016/5/14/chartex" xmlns:mc="http://schemas.openxmlformats.org/markup-compatibility/2006" xmlns:aink="http://schemas.microsoft.com/office/drawing/2016/ink" xmlns:am3d="http://schemas.microsoft.com/office/drawing/2017/model3d" xmlns:o="urn:schemas-microsoft-com:office:office" xmlns:oel="http://schemas.microsoft.com/office/2019/extlst" xmlns:r="http://schemas.openxmlformats.org/officeDocument/2006/relationships" xmlns:m="http://schemas.openxmlformats.org/officeDocument/2006/math" xmlns:v="urn:schemas-microsoft-com:vml" xmlns:wp14="http://schemas.microsoft.com/office/word/2010/wordprocessingDrawing" xmlns:wp="http://schemas.openxmlformats.org/drawingml/2006/wordprocessingDrawing" xmlns:w10="urn:schemas-microsoft-com:office:word" xmlns:w="http://schemas.openxmlformats.org/wordprocessingml/2006/main" xmlns:w14="http://schemas.microsoft.com/office/word/2010/wordml" xmlns:w15="http://schemas.microsoft.com/office/word/2012/wordml" xmlns:w16cex="http://schemas.microsoft.com/office/word/2018/wordml/cex" xmlns:w16cid="http://schemas.microsoft.com/office/word/2016/wordml/cid" xmlns:w16="http://schemas.microsoft.com/office/word/2018/wordml" xmlns:w16du="http://schemas.microsoft.com/office/word/2023/wordml/word16du" xmlns:w16sdtdh="http://schemas.microsoft.com/office/word/2020/wordml/sdtdatahash" xmlns:w16sdtfl="http://schemas.microsoft.com/office/word/2024/wordml/sdtformatlock" xmlns:w16se="http://schemas.microsoft.com/office/word/2015/wordml/symex" xmlns:wpg="http://schemas.microsoft.com/office/word/2010/wordprocessingGroup" xmlns:wpi="http://schemas.microsoft.com/office/word/2010/wordprocessingInk" xmlns:wne="http://schemas.microsoft.com/office/word/2006/wordml" xmlns:wps="http://schemas.microsoft.com/office/word/2010/wordprocessingShape" mc:Ignorable="w14 w15 w16se w16cid w16 w16cex w16sdtdh w16sdtfl w16du wp14">
   <w15:commentEx w15:paraId="4815F1B7" w15:done="0"/>
-  <w15:commentEx w15:paraId="2A9007E6" w15:done="0"/>
-  <w15:commentEx w15:paraId="20AFEB57" w15:done="0"/>
 </w15:commentsEx>
 </file>
 
 <file path=word/commentsExtensible.xml><?xml version="1.0" encoding="utf-8"?>
 <w16cex:commentsExtensible xmlns:wpc="http://schemas.microsoft.com/office/word/2010/wordprocessingCanvas" xmlns:cx="http://schemas.microsoft.com/office/drawing/2014/chartex" xmlns:cx1="http://schemas.microsoft.com/office/drawing/2015/9/8/chartex" xmlns:cx2="http://schemas.microsoft.com/office/drawing/2015/10/21/chartex" xmlns:cx3="http://schemas.microsoft.com/office/drawing/2016/5/9/chartex" xmlns:cx4="http://schemas.microsoft.com/office/drawing/2016/5/10/chartex" xmlns:cx5="http://schemas.microsoft.com/office/drawing/2016/5/11/chartex" xmlns:cx6="http://schemas.microsoft.com/office/drawing/2016/5/12/chartex" xmlns:cx7="http://schemas.microsoft.com/office/drawing/2016/5/13/chartex" xmlns:cx8="http://schemas.microsoft.com/office/drawing/2016/5/14/chartex" xmlns:cr="http://schemas.microsoft.com/office/comments/2020/reactions" xmlns:mc="http://schemas.openxmlformats.org/markup-compatibility/2006" xmlns:aink="http://schemas.microsoft.com/office/drawing/2016/ink" xmlns:am3d="http://schemas.microsoft.com/office/drawing/2017/model3d" xmlns:o="urn:schemas-microsoft-com:office:office" xmlns:oel="http://schemas.microsoft.com/office/2019/extlst" xmlns:r="http://schemas.openxmlformats.org/officeDocument/2006/relationships" xmlns:m="http://schemas.openxmlformats.org/officeDocument/2006/math" xmlns:v="urn:schemas-microsoft-com:vml" xmlns:wp14="http://schemas.microsoft.com/office/word/2010/wordprocessingDrawing" xmlns:wp="http://schemas.openxmlformats.org/drawingml/2006/wordprocessingDrawing" xmlns:w10="urn:schemas-microsoft-com:office:word" xmlns:w="http://schemas.openxmlformats.org/wordprocessingml/2006/main" xmlns:w14="http://schemas.microsoft.com/office/word/2010/wordml" xmlns:w15="http://schemas.microsoft.com/office/word/2012/wordml" xmlns:w16cex="http://schemas.microsoft.com/office/word/2018/wordml/cex" xmlns:w16cid="http://schemas.microsoft.com/office/word/2016/wordml/cid" xmlns:w16="http://schemas.microsoft.com/office/word/2018/wordml" xmlns:w16du="http://schemas.microsoft.com/office/word/2023/wordml/word16du" xmlns:w16sdtdh="http://schemas.microsoft.com/office/word/2020/wordml/sdtdatahash" xmlns:w16sdtfl="http://schemas.microsoft.com/office/word/2024/wordml/sdtformatlock" xmlns:w16se="http://schemas.microsoft.com/office/word/2015/wordml/symex" xmlns:wpg="http://schemas.microsoft.com/office/word/2010/wordprocessingGroup" xmlns:wpi="http://schemas.microsoft.com/office/word/2010/wordprocessingInk" xmlns:wne="http://schemas.microsoft.com/office/word/2006/wordml" xmlns:wps="http://schemas.microsoft.com/office/word/2010/wordprocessingShape" mc:Ignorable="w14 w15 w16se w16cid w16 w16cex w16sdtdh w16sdtfl cr w16du wp14">
   <w16cex:commentExtensible w16cex:durableId="2B9EF915" w16cex:dateUtc="2026-10-07T13:26:00Z"/>
-  <w16cex:commentExtensible w16cex:durableId="0599AB21" w16cex:dateUtc="2026-10-07T13:26:00Z"/>
 </w16cex:commentsExtensible>
 </file>
 
 <file path=word/commentsIds.xml><?xml version="1.0" encoding="utf-8"?>
 <w16cid:commentsIds xmlns:wpc="http://schemas.microsoft.com/office/word/2010/wordprocessingCanvas" xmlns:cx="http://schemas.microsoft.com/office/drawing/2014/chartex" xmlns:cx1="http://schemas.microsoft.com/office/drawing/2015/9/8/chartex" xmlns:cx2="http://schemas.microsoft.com/office/drawing/2015/10/21/chartex" xmlns:cx3="http://schemas.microsoft.com/office/drawing/2016/5/9/chartex" xmlns:cx4="http://schemas.microsoft.com/office/drawing/2016/5/10/chartex" xmlns:cx5="http://schemas.microsoft.com/office/drawing/2016/5/11/chartex" xmlns:cx6="http://schemas.microsoft.com/office/drawing/2016/5/12/chartex" xmlns:cx7="http://schemas.microsoft.com/office/drawing/2016/5/13/chartex" xmlns:cx8="http://schemas.microsoft.com/office/drawing/2016/5/14/chartex" xmlns:mc="http://schemas.openxmlformats.org/markup-compatibility/2006" xmlns:aink="http://schemas.microsoft.com/office/drawing/2016/ink" xmlns:am3d="http://schemas.microsoft.com/office/drawing/2017/model3d" xmlns:o="urn:schemas-microsoft-com:office:office" xmlns:oel="http://schemas.microsoft.com/office/2019/extlst" xmlns:r="http://schemas.openxmlformats.org/officeDocument/2006/relationships" xmlns:m="http://schemas.openxmlformats.org/officeDocument/2006/math" xmlns:v="urn:schemas-microsoft-com:vml" xmlns:wp14="http://schemas.microsoft.com/office/word/2010/wordprocessingDrawing" xmlns:wp="http://schemas.openxmlformats.org/drawingml/2006/wordprocessingDrawing" xmlns:w10="urn:schemas-microsoft-com:office:word" xmlns:w="http://schemas.openxmlformats.org/wordprocessingml/2006/main" xmlns:w14="http://schemas.microsoft.com/office/word/2010/wordml" xmlns:w15="http://schemas.microsoft.com/office/word/2012/wordml" xmlns:w16cex="http://schemas.microsoft.com/office/word/2018/wordml/cex" xmlns:w16cid="http://schemas.microsoft.com/office/word/2016/wordml/cid" xmlns:w16="http://schemas.microsoft.com/office/word/2018/wordml" xmlns:w16du="http://schemas.microsoft.com/office/word/2023/wordml/word16du" xmlns:w16sdtdh="http://schemas.microsoft.com/office/word/2020/wordml/sdtdatahash" xmlns:w16sdtfl="http://schemas.microsoft.com/office/word/2024/wordml/sdtformatlock" xmlns:w16se="http://schemas.microsoft.com/office/word/2015/wordml/symex" xmlns:wpg="http://schemas.microsoft.com/office/word/2010/wordprocessingGroup" xmlns:wpi="http://schemas.microsoft.com/office/word/2010/wordprocessingInk" xmlns:wne="http://schemas.microsoft.com/office/word/2006/wordml" xmlns:wps="http://schemas.microsoft.com/office/word/2010/wordprocessingShape" mc:Ignorable="w14 w15 w16se w16cid w16 w16cex w16sdtdh w16sdtfl w16du wp14">
   <w16cid:commentId w16cid:paraId="4815F1B7" w16cid:durableId="2B9EF915"/>
-  <w16cid:commentId w16cid:paraId="2A9007E6" w16cid:durableId="0599AB21"/>
-  <w16cid:commentId w16cid:paraId="20AFEB57" w16cid:durableId="20AFEB57"/>
 </w16cid:commentsIds>
 </file>
 
@@ -7667,157 +7645,6 @@
 </w:endnotes>
 </file>
 
-<file path=word/footer1.xml><?xml version="1.0" encoding="utf-8"?>
-<w:ftr xmlns:wpc="http://schemas.microsoft.com/office/word/2010/wordprocessingCanvas" xmlns:cx="http://schemas.microsoft.com/office/drawing/2014/chartex" xmlns:cx1="http://schemas.microsoft.com/office/drawing/2015/9/8/chartex" xmlns:cx2="http://schemas.microsoft.com/office/drawing/2015/10/21/chartex" xmlns:cx3="http://schemas.microsoft.com/office/drawing/2016/5/9/chartex" xmlns:cx4="http://schemas.microsoft.com/office/drawing/2016/5/10/chartex" xmlns:cx5="http://schemas.microsoft.com/office/drawing/2016/5/11/chartex" xmlns:cx6="http://schemas.microsoft.com/office/drawing/2016/5/12/chartex" xmlns:cx7="http://schemas.microsoft.com/office/drawing/2016/5/13/chartex" xmlns:cx8="http://schemas.microsoft.com/office/drawing/2016/5/14/chartex" xmlns:mc="http://schemas.openxmlformats.org/markup-compatibility/2006" xmlns:aink="http://schemas.microsoft.com/office/drawing/2016/ink" xmlns:am3d="http://schemas.microsoft.com/office/drawing/2017/model3d" xmlns:o="urn:schemas-microsoft-com:office:office" xmlns:oel="http://schemas.microsoft.com/office/2019/extlst" xmlns:r="http://schemas.openxmlformats.org/officeDocument/2006/relationships" xmlns:m="http://schemas.openxmlformats.org/officeDocument/2006/math" xmlns:v="urn:schemas-microsoft-com:vml" xmlns:wp14="http://schemas.microsoft.com/office/word/2010/wordprocessingDrawing" xmlns:wp="http://schemas.openxmlformats.org/drawingml/2006/wordprocessingDrawing" xmlns:w10="urn:schemas-microsoft-com:office:word" xmlns:w="http://schemas.openxmlformats.org/wordprocessingml/2006/main" xmlns:w14="http://schemas.microsoft.com/office/word/2010/wordml" xmlns:w15="http://schemas.microsoft.com/office/word/2012/wordml" xmlns:w16cex="http://schemas.microsoft.com/office/word/2018/wordml/cex" xmlns:w16cid="http://schemas.microsoft.com/office/word/2016/wordml/cid" xmlns:w16="http://schemas.microsoft.com/office/word/2018/wordml" xmlns:w16du="http://schemas.microsoft.com/office/word/2023/wordml/word16du" xmlns:w16sdtdh="http://schemas.microsoft.com/office/word/2020/wordml/sdtdatahash" xmlns:w16sdtfl="http://schemas.microsoft.com/office/word/2024/wordml/sdtformatlock" xmlns:w16se="http://schemas.microsoft.com/office/word/2015/wordml/symex" xmlns:wpg="http://schemas.microsoft.com/office/word/2010/wordprocessingGroup" xmlns:wpi="http://schemas.microsoft.com/office/word/2010/wordprocessingInk" xmlns:wne="http://schemas.microsoft.com/office/word/2006/wordml" xmlns:wps="http://schemas.microsoft.com/office/word/2010/wordprocessingShape" mc:Ignorable="w14 w15 w16se w16cid w16 w16cex w16sdtdh w16sdtfl w16du wp14">
-  <w:sdt>
-    <w:sdtPr>
-      <w:id w:val="-346180850"/>
-    </w:sdtPr>
-    <w:sdtContent>
-      <w:p>
-        <w:pPr>
-          <w:pStyle w:val="Footer"/>
-          <w:jc w:val="center"/>
-        </w:pPr>
-        <w:r>
-          <w:rPr>
-            <w:rFonts w:ascii="Courier New" w:hAnsi="Courier New" w:cs="Courier New"/>
-            <w:noProof/>
-            <w:lang w:eastAsia="en-PH"/>
-          </w:rPr>
-          <mc:AlternateContent>
-            <mc:Choice Requires="wps">
-              <w:drawing>
-                <wp:anchor distT="0" distB="0" distL="114300" distR="114300" simplePos="0" relativeHeight="251664384" behindDoc="0" locked="0" layoutInCell="1" allowOverlap="1" wp14:anchorId="597055CA" wp14:editId="492FEC36">
-                  <wp:simplePos x="0" y="0"/>
-                  <wp:positionH relativeFrom="page">
-                    <wp:align>left</wp:align>
-                  </wp:positionH>
-                  <wp:positionV relativeFrom="paragraph">
-                    <wp:posOffset>-112395</wp:posOffset>
-                  </wp:positionV>
-                  <wp:extent cx="7772400" cy="0"/>
-                  <wp:effectExtent l="0" t="19050" r="19050" b="19050"/>
-                  <wp:wrapNone/>
-                  <wp:docPr id="431550391" name="Straight Connector 431550391"/>
-                  <wp:cNvGraphicFramePr/>
-                  <a:graphic xmlns:a="http://schemas.openxmlformats.org/drawingml/2006/main">
-                    <a:graphicData uri="http://schemas.microsoft.com/office/word/2010/wordprocessingShape">
-                      <wps:wsp>
-                        <wps:cNvCnPr/>
-                        <wps:spPr>
-                          <a:xfrm>
-                            <a:off x="0" y="0"/>
-                            <a:ext cx="7772400" cy="0"/>
-                          </a:xfrm>
-                          <a:prstGeom prst="line">
-                            <a:avLst/>
-                          </a:prstGeom>
-                          <a:ln w="38100"/>
-                        </wps:spPr>
-                        <wps:style>
-                          <a:lnRef idx="1">
-                            <a:schemeClr val="dk1"/>
-                          </a:lnRef>
-                          <a:fillRef idx="0">
-                            <a:schemeClr val="dk1"/>
-                          </a:fillRef>
-                          <a:effectRef idx="0">
-                            <a:schemeClr val="dk1"/>
-                          </a:effectRef>
-                          <a:fontRef idx="minor">
-                            <a:schemeClr val="tx1"/>
-                          </a:fontRef>
-                        </wps:style>
-                        <wps:bodyPr/>
-                      </wps:wsp>
-                    </a:graphicData>
-                  </a:graphic>
-                </wp:anchor>
-              </w:drawing>
-            </mc:Choice>
-            <mc:Fallback>
-              <w:pict>
-                <v:line w14:anchorId="7E22F063" id="Straight Connector 431550391" o:spid="_x0000_s1026" style="position:absolute;z-index:251664384;visibility:visible;mso-wrap-style:square;mso-wrap-distance-left:9pt;mso-wrap-distance-top:0;mso-wrap-distance-right:9pt;mso-wrap-distance-bottom:0;mso-position-horizontal:left;mso-position-horizontal-relative:page;mso-position-vertical:absolute;mso-position-vertical-relative:text" from="0,-8.85pt" to="612pt,-8.85pt" o:gfxdata="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" strokecolor="black [3200]" strokeweight="3pt">
-                  <v:stroke joinstyle="miter"/>
-                  <w10:wrap anchorx="page"/>
-                </v:line>
-              </w:pict>
-            </mc:Fallback>
-          </mc:AlternateContent>
-        </w:r>
-      </w:p>
-    </w:sdtContent>
-  </w:sdt>
-  <w:p>
-    <w:pPr>
-      <w:pStyle w:val="Footer"/>
-    </w:pPr>
-  </w:p>
-</w:ftr>
-</file>
-
-<file path=word/footer11.xml><?xml version="1.0" encoding="utf-8"?>
-<w:ftr xmlns:w="http://schemas.openxmlformats.org/wordprocessingml/2006/main">
-  <w:p>
-    <w:pPr>
-      <w:jc w:val="center"/>
-    </w:pPr>
-    <w:r>
-      <w:rPr>
-        <w:rFonts w:ascii="Courier New" w:hAnsi="Courier New" w:cs="Courier New"/>
-        <w:sz w:val="24"/>
-        <w:szCs w:val="24"/>
-      </w:rPr>
-      <w:fldChar w:fldCharType="begin"/>
-    </w:r>
-    <w:r>
-      <w:rPr>
-        <w:rFonts w:ascii="Courier New" w:hAnsi="Courier New" w:cs="Courier New"/>
-        <w:sz w:val="24"/>
-        <w:szCs w:val="24"/>
-      </w:rPr>
-      <w:instrText xml:space="preserve"> PAGE </w:instrText>
-    </w:r>
-    <w:r>
-      <w:rPr>
-        <w:rFonts w:ascii="Courier New" w:hAnsi="Courier New" w:cs="Courier New"/>
-        <w:sz w:val="24"/>
-        <w:szCs w:val="24"/>
-      </w:rPr>
-      <w:fldChar w:fldCharType="separate"/>
-    </w:r>
-    <w:r>
-      <w:rPr>
-        <w:rFonts w:ascii="Courier New" w:hAnsi="Courier New" w:cs="Courier New"/>
-        <w:sz w:val="24"/>
-        <w:szCs w:val="24"/>
-      </w:rPr>
-      <w:t>ii</w:t>
-    </w:r>
-    <w:r>
-      <w:rPr>
-        <w:rFonts w:ascii="Courier New" w:hAnsi="Courier New" w:cs="Courier New"/>
-        <w:sz w:val="24"/>
-        <w:szCs w:val="24"/>
-      </w:rPr>
-      <w:fldChar w:fldCharType="end"/>
-    </w:r>
-  </w:p>
-</w:ftr>
-</file>
-
-<file path=word/footer2.xml><?xml version="1.0" encoding="utf-8"?>
-<w:ftr xmlns:wpc="http://schemas.microsoft.com/office/word/2010/wordprocessingCanvas" xmlns:cx="http://schemas.microsoft.com/office/drawing/2014/chartex" xmlns:cx1="http://schemas.microsoft.com/office/drawing/2015/9/8/chartex" xmlns:cx2="http://schemas.microsoft.com/office/drawing/2015/10/21/chartex" xmlns:cx3="http://schemas.microsoft.com/office/drawing/2016/5/9/chartex" xmlns:cx4="http://schemas.microsoft.com/office/drawing/2016/5/10/chartex" xmlns:cx5="http://schemas.microsoft.com/office/drawing/2016/5/11/chartex" xmlns:cx6="http://schemas.microsoft.com/office/drawing/2016/5/12/chartex" xmlns:cx7="http://schemas.microsoft.com/office/drawing/2016/5/13/chartex" xmlns:cx8="http://schemas.microsoft.com/office/drawing/2016/5/14/chartex" xmlns:mc="http://schemas.openxmlformats.org/markup-compatibility/2006" xmlns:aink="http://schemas.microsoft.com/office/drawing/2016/ink" xmlns:am3d="http://schemas.microsoft.com/office/drawing/2017/model3d" xmlns:o="urn:schemas-microsoft-com:office:office" xmlns:oel="http://schemas.microsoft.com/office/2019/extlst" xmlns:r="http://schemas.openxmlformats.org/officeDocument/2006/relationships" xmlns:m="http://schemas.openxmlformats.org/officeDocument/2006/math" xmlns:v="urn:schemas-microsoft-com:vml" xmlns:wp14="http://schemas.microsoft.com/office/word/2010/wordprocessingDrawing" xmlns:wp="http://schemas.openxmlformats.org/drawingml/2006/wordprocessingDrawing" xmlns:w10="urn:schemas-microsoft-com:office:word" xmlns:w="http://schemas.openxmlformats.org/wordprocessingml/2006/main" xmlns:w14="http://schemas.microsoft.com/office/word/2010/wordml" xmlns:w15="http://schemas.microsoft.com/office/word/2012/wordml" xmlns:w16cex="http://schemas.microsoft.com/office/word/2018/wordml/cex" xmlns:w16cid="http://schemas.microsoft.com/office/word/2016/wordml/cid" xmlns:w16="http://schemas.microsoft.com/office/word/2018/wordml" xmlns:w16du="http://schemas.microsoft.com/office/word/2023/wordml/word16du" xmlns:w16sdtdh="http://schemas.microsoft.com/office/word/2020/wordml/sdtdatahash" xmlns:w16sdtfl="http://schemas.microsoft.com/office/word/2024/wordml/sdtformatlock" xmlns:w16se="http://schemas.microsoft.com/office/word/2015/wordml/symex" xmlns:wpg="http://schemas.microsoft.com/office/word/2010/wordprocessingGroup" xmlns:wpi="http://schemas.microsoft.com/office/word/2010/wordprocessingInk" xmlns:wne="http://schemas.microsoft.com/office/word/2006/wordml" xmlns:wps="http://schemas.microsoft.com/office/word/2010/wordprocessingShape" mc:Ignorable="w14 w15 w16se w16cid w16 w16cex w16sdtdh w16sdtfl w16du wp14">
-  <w:p>
-    <w:pPr>
-      <w:pStyle w:val="Footer"/>
-      <w:jc w:val="center"/>
-    </w:pPr>
-  </w:p>
-</w:ftr>
-</file>
-
 <file path=word/footnotes.xml><?xml version="1.0" encoding="utf-8"?>
 <w:footnotes xmlns:wpc="http://schemas.microsoft.com/office/word/2010/wordprocessingCanvas" xmlns:cx="http://schemas.microsoft.com/office/drawing/2014/chartex" xmlns:cx1="http://schemas.microsoft.com/office/drawing/2015/9/8/chartex" xmlns:cx2="http://schemas.microsoft.com/office/drawing/2015/10/21/chartex" xmlns:cx3="http://schemas.microsoft.com/office/drawing/2016/5/9/chartex" xmlns:cx4="http://schemas.microsoft.com/office/drawing/2016/5/10/chartex" xmlns:cx5="http://schemas.microsoft.com/office/drawing/2016/5/11/chartex" xmlns:cx6="http://schemas.microsoft.com/office/drawing/2016/5/12/chartex" xmlns:cx7="http://schemas.microsoft.com/office/drawing/2016/5/13/chartex" xmlns:cx8="http://schemas.microsoft.com/office/drawing/2016/5/14/chartex" xmlns:mc="http://schemas.openxmlformats.org/markup-compatibility/2006" xmlns:aink="http://schemas.microsoft.com/office/drawing/2016/ink" xmlns:am3d="http://schemas.microsoft.com/office/drawing/2017/model3d" xmlns:o="urn:schemas-microsoft-com:office:office" xmlns:oel="http://schemas.microsoft.com/office/2019/extlst" xmlns:r="http://schemas.openxmlformats.org/officeDocument/2006/relationships" xmlns:m="http://schemas.openxmlformats.org/officeDocument/2006/math" xmlns:v="urn:schemas-microsoft-com:vml" xmlns:wp14="http://schemas.microsoft.com/office/word/2010/wordprocessingDrawing" xmlns:wp="http://schemas.openxmlformats.org/drawingml/2006/wordprocessingDrawing" xmlns:w10="urn:schemas-microsoft-com:office:word" xmlns:w="http://schemas.openxmlformats.org/wordprocessingml/2006/main" xmlns:w14="http://schemas.microsoft.com/office/word/2010/wordml" xmlns:w15="http://schemas.microsoft.com/office/word/2012/wordml" xmlns:w16cex="http://schemas.microsoft.com/office/word/2018/wordml/cex" xmlns:w16cid="http://schemas.microsoft.com/office/word/2016/wordml/cid" xmlns:w16="http://schemas.microsoft.com/office/word/2018/wordml" xmlns:w16du="http://schemas.microsoft.com/office/word/2023/wordml/word16du" xmlns:w16sdtdh="http://schemas.microsoft.com/office/word/2020/wordml/sdtdatahash" xmlns:w16sdtfl="http://schemas.microsoft.com/office/word/2024/wordml/sdtformatlock" xmlns:w16se="http://schemas.microsoft.com/office/word/2015/wordml/symex" xmlns:wpg="http://schemas.microsoft.com/office/word/2010/wordprocessingGroup" xmlns:wpi="http://schemas.microsoft.com/office/word/2010/wordprocessingInk" xmlns:wne="http://schemas.microsoft.com/office/word/2006/wordml" xmlns:wps="http://schemas.microsoft.com/office/word/2010/wordprocessingShape" mc:Ignorable="w14 w15 w16se w16cid w16 w16cex w16sdtdh w16sdtfl w16du wp14">
   <w:footnote w:type="separator" w:id="-1">
@@ -7844,3388 +7671,6 @@
 </file>
 
 <file path=word/header1.xml><?xml version="1.0" encoding="utf-8"?>
-<w:hdr xmlns:wpc="http://schemas.microsoft.com/office/word/2010/wordprocessingCanvas" xmlns:cx="http://schemas.microsoft.com/office/drawing/2014/chartex" xmlns:cx1="http://schemas.microsoft.com/office/drawing/2015/9/8/chartex" xmlns:cx2="http://schemas.microsoft.com/office/drawing/2015/10/21/chartex" xmlns:cx3="http://schemas.microsoft.com/office/drawing/2016/5/9/chartex" xmlns:cx4="http://schemas.microsoft.com/office/drawing/2016/5/10/chartex" xmlns:cx5="http://schemas.microsoft.com/office/drawing/2016/5/11/chartex" xmlns:cx6="http://schemas.microsoft.com/office/drawing/2016/5/12/chartex" xmlns:cx7="http://schemas.microsoft.com/office/drawing/2016/5/13/chartex" xmlns:cx8="http://schemas.microsoft.com/office/drawing/2016/5/14/chartex" xmlns:mc="http://schemas.openxmlformats.org/markup-compatibility/2006" xmlns:aink="http://schemas.microsoft.com/office/drawing/2016/ink" xmlns:am3d="http://schemas.microsoft.com/office/drawing/2017/model3d" xmlns:o="urn:schemas-microsoft-com:office:office" xmlns:oel="http://schemas.microsoft.com/office/2019/extlst" xmlns:r="http://schemas.openxmlformats.org/officeDocument/2006/relationships" xmlns:m="http://schemas.openxmlformats.org/officeDocument/2006/math" xmlns:v="urn:schemas-microsoft-com:vml" xmlns:wp14="http://schemas.microsoft.com/office/word/2010/wordprocessingDrawing" xmlns:wp="http://schemas.openxmlformats.org/drawingml/2006/wordprocessingDrawing" xmlns:w10="urn:schemas-microsoft-com:office:word" xmlns:w="http://schemas.openxmlformats.org/wordprocessingml/2006/main" xmlns:w14="http://schemas.microsoft.com/office/word/2010/wordml" xmlns:w15="http://schemas.microsoft.com/office/word/2012/wordml" xmlns:w16cex="http://schemas.microsoft.com/office/word/2018/wordml/cex" xmlns:w16cid="http://schemas.microsoft.com/office/word/2016/wordml/cid" xmlns:w16="http://schemas.microsoft.com/office/word/2018/wordml" xmlns:w16du="http://schemas.microsoft.com/office/word/2023/wordml/word16du" xmlns:w16sdtdh="http://schemas.microsoft.com/office/word/2020/wordml/sdtdatahash" xmlns:w16sdtfl="http://schemas.microsoft.com/office/word/2024/wordml/sdtformatlock" xmlns:w16se="http://schemas.microsoft.com/office/word/2015/wordml/symex" xmlns:wpg="http://schemas.microsoft.com/office/word/2010/wordprocessingGroup" xmlns:wpi="http://schemas.microsoft.com/office/word/2010/wordprocessingInk" xmlns:wne="http://schemas.microsoft.com/office/word/2006/wordml" xmlns:wps="http://schemas.microsoft.com/office/word/2010/wordprocessingShape" mc:Ignorable="w14 w15 w16se w16cid w16 w16cex w16sdtdh w16sdtfl w16du wp14">
-  <w:sdt>
-    <w:sdtPr>
-      <w:id w:val="487138519"/>
-    </w:sdtPr>
-    <w:sdtEndPr>
-      <w:rPr>
-        <w:rFonts w:ascii="Courier New" w:hAnsi="Courier New" w:cs="Courier New"/>
-      </w:rPr>
-    </w:sdtEndPr>
-    <w:sdtContent>
-      <w:p>
-        <w:pPr>
-          <w:pStyle w:val="Header"/>
-          <w:jc w:val="center"/>
-          <w:rPr>
-            <w:rFonts w:ascii="Courier New" w:hAnsi="Courier New" w:cs="Courier New"/>
-            <w:b/>
-            <w:sz w:val="32"/>
-          </w:rPr>
-        </w:pPr>
-        <w:r>
-          <w:rPr>
-            <w:rFonts w:ascii="Courier New" w:hAnsi="Courier New" w:cs="Courier New"/>
-            <w:b/>
-            <w:noProof/>
-            <w:sz w:val="36"/>
-            <w:lang w:eastAsia="en-PH"/>
-          </w:rPr>
-          <w:drawing>
-            <wp:anchor distT="0" distB="0" distL="114300" distR="114300" simplePos="0" relativeHeight="251659264" behindDoc="0" locked="0" layoutInCell="1" allowOverlap="1" wp14:anchorId="07AE5F3A" wp14:editId="4787DA95">
-              <wp:simplePos x="0" y="0"/>
-              <wp:positionH relativeFrom="column">
-                <wp:posOffset>-246380</wp:posOffset>
-              </wp:positionH>
-              <wp:positionV relativeFrom="paragraph">
-                <wp:posOffset>-198120</wp:posOffset>
-              </wp:positionV>
-              <wp:extent cx="823595" cy="724535"/>
-              <wp:effectExtent l="0" t="0" r="14605" b="18415"/>
-              <wp:wrapNone/>
-              <wp:docPr id="1344769163" name="Picture 1344769163"/>
-              <wp:cNvGraphicFramePr>
-                <a:graphicFrameLocks xmlns:a="http://schemas.openxmlformats.org/drawingml/2006/main" noChangeAspect="1"/>
-              </wp:cNvGraphicFramePr>
-              <a:graphic xmlns:a="http://schemas.openxmlformats.org/drawingml/2006/main">
-                <a:graphicData uri="http://schemas.openxmlformats.org/drawingml/2006/picture">
-                  <pic:pic xmlns:pic="http://schemas.openxmlformats.org/drawingml/2006/picture">
-                    <pic:nvPicPr>
-                      <pic:cNvPr id="700363394" name="Picture 700363394"/>
-                      <pic:cNvPicPr>
-                        <a:picLocks noChangeAspect="1"/>
-                      </pic:cNvPicPr>
-                    </pic:nvPicPr>
-                    <pic:blipFill>
-                      <a:blip r:embed="rId1">
-                        <a:extLst>
-                          <a:ext uri="{28A0092B-C50C-407E-A947-70E740481C1C}">
-                            <a14:useLocalDpi xmlns:a14="http://schemas.microsoft.com/office/drawing/2010/main" val="0"/>
-                          </a:ext>
-                        </a:extLst>
-                      </a:blip>
-                      <a:stretch>
-                        <a:fillRect/>
-                      </a:stretch>
-                    </pic:blipFill>
-                    <pic:spPr>
-                      <a:xfrm>
-                        <a:off x="0" y="0"/>
-                        <a:ext cx="823578" cy="724710"/>
-                      </a:xfrm>
-                      <a:prstGeom prst="rect">
-                        <a:avLst/>
-                      </a:prstGeom>
-                    </pic:spPr>
-                  </pic:pic>
-                </a:graphicData>
-              </a:graphic>
-            </wp:anchor>
-          </w:drawing>
-        </w:r>
-        <w:r>
-          <w:rPr>
-            <w:rFonts w:ascii="Courier New" w:hAnsi="Courier New" w:cs="Courier New"/>
-            <w:b/>
-            <w:noProof/>
-            <w:sz w:val="32"/>
-            <w:lang w:eastAsia="en-PH"/>
-          </w:rPr>
-          <mc:AlternateContent>
-            <mc:Choice Requires="wps">
-              <w:drawing>
-                <wp:anchor distT="0" distB="0" distL="114300" distR="114300" simplePos="0" relativeHeight="251662336" behindDoc="0" locked="0" layoutInCell="1" allowOverlap="1" wp14:anchorId="41D96DE8" wp14:editId="4D5A26B6">
-                  <wp:simplePos x="0" y="0"/>
-                  <wp:positionH relativeFrom="column">
-                    <wp:posOffset>-1371600</wp:posOffset>
-                  </wp:positionH>
-                  <wp:positionV relativeFrom="paragraph">
-                    <wp:posOffset>-287020</wp:posOffset>
-                  </wp:positionV>
-                  <wp:extent cx="7772400" cy="0"/>
-                  <wp:effectExtent l="0" t="19050" r="0" b="19050"/>
-                  <wp:wrapNone/>
-                  <wp:docPr id="26" name="Straight Connector 26"/>
-                  <wp:cNvGraphicFramePr/>
-                  <a:graphic xmlns:a="http://schemas.openxmlformats.org/drawingml/2006/main">
-                    <a:graphicData uri="http://schemas.microsoft.com/office/word/2010/wordprocessingShape">
-                      <wps:wsp>
-                        <wps:cNvCnPr/>
-                        <wps:spPr>
-                          <a:xfrm>
-                            <a:off x="0" y="0"/>
-                            <a:ext cx="7772400" cy="0"/>
-                          </a:xfrm>
-                          <a:prstGeom prst="line">
-                            <a:avLst/>
-                          </a:prstGeom>
-                          <a:ln w="38100"/>
-                        </wps:spPr>
-                        <wps:style>
-                          <a:lnRef idx="1">
-                            <a:schemeClr val="dk1"/>
-                          </a:lnRef>
-                          <a:fillRef idx="0">
-                            <a:schemeClr val="dk1"/>
-                          </a:fillRef>
-                          <a:effectRef idx="0">
-                            <a:schemeClr val="dk1"/>
-                          </a:effectRef>
-                          <a:fontRef idx="minor">
-                            <a:schemeClr val="tx1"/>
-                          </a:fontRef>
-                        </wps:style>
-                        <wps:bodyPr/>
-                      </wps:wsp>
-                    </a:graphicData>
-                  </a:graphic>
-                </wp:anchor>
-              </w:drawing>
-            </mc:Choice>
-            <mc:Fallback xmlns:wpsCustomData="http://www.wps.cn/officeDocument/2013/wpsCustomData">
-              <w:pict>
-                <v:line id="_x0000_s1026" o:spid="_x0000_s1026" o:spt="20" style="position:absolute;left:0pt;margin-left:-108pt;margin-top:-22.6pt;height:0pt;width:612pt;z-index:251662336;mso-width-relative:page;mso-height-relative:page;" filled="f" stroked="t" coordsize="21600,21600" o:gfxdata="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">
-                  <v:fill on="f" focussize="0,0"/>
-                  <v:stroke weight="3pt" color="#000000 [3200]" miterlimit="8" joinstyle="miter"/>
-                  <v:imagedata o:title=""/>
-                  <o:lock v:ext="edit" aspectratio="f"/>
-                </v:line>
-              </w:pict>
-            </mc:Fallback>
-          </mc:AlternateContent>
-        </w:r>
-        <w:r>
-          <w:rPr>
-            <w:rFonts w:ascii="Courier New" w:hAnsi="Courier New" w:cs="Courier New"/>
-            <w:b/>
-            <w:noProof/>
-            <w:sz w:val="36"/>
-            <w:lang w:eastAsia="en-PH"/>
-          </w:rPr>
-          <mc:AlternateContent>
-            <mc:Choice Requires="wps">
-              <w:drawing>
-                <wp:anchor distT="0" distB="0" distL="114300" distR="114300" simplePos="0" relativeHeight="251660288" behindDoc="0" locked="0" layoutInCell="1" allowOverlap="1" wp14:anchorId="168BEE42" wp14:editId="11402129">
-                  <wp:simplePos x="0" y="0"/>
-                  <wp:positionH relativeFrom="column">
-                    <wp:posOffset>-228600</wp:posOffset>
-                  </wp:positionH>
-                  <wp:positionV relativeFrom="paragraph">
-                    <wp:posOffset>-572770</wp:posOffset>
-                  </wp:positionV>
-                  <wp:extent cx="0" cy="10191750"/>
-                  <wp:effectExtent l="19050" t="0" r="19050" b="0"/>
-                  <wp:wrapNone/>
-                  <wp:docPr id="27" name="Straight Connector 27"/>
-                  <wp:cNvGraphicFramePr/>
-                  <a:graphic xmlns:a="http://schemas.openxmlformats.org/drawingml/2006/main">
-                    <a:graphicData uri="http://schemas.microsoft.com/office/word/2010/wordprocessingShape">
-                      <wps:wsp>
-                        <wps:cNvCnPr/>
-                        <wps:spPr>
-                          <a:xfrm>
-                            <a:off x="0" y="0"/>
-                            <a:ext cx="0" cy="10191896"/>
-                          </a:xfrm>
-                          <a:prstGeom prst="line">
-                            <a:avLst/>
-                          </a:prstGeom>
-                          <a:ln w="38100"/>
-                        </wps:spPr>
-                        <wps:style>
-                          <a:lnRef idx="1">
-                            <a:schemeClr val="dk1"/>
-                          </a:lnRef>
-                          <a:fillRef idx="0">
-                            <a:schemeClr val="dk1"/>
-                          </a:fillRef>
-                          <a:effectRef idx="0">
-                            <a:schemeClr val="dk1"/>
-                          </a:effectRef>
-                          <a:fontRef idx="minor">
-                            <a:schemeClr val="tx1"/>
-                          </a:fontRef>
-                        </wps:style>
-                        <wps:bodyPr/>
-                      </wps:wsp>
-                    </a:graphicData>
-                  </a:graphic>
-                </wp:anchor>
-              </w:drawing>
-            </mc:Choice>
-            <mc:Fallback xmlns:wpsCustomData="http://www.wps.cn/officeDocument/2013/wpsCustomData">
-              <w:pict>
-                <v:line id="_x0000_s1026" o:spid="_x0000_s1026" o:spt="20" style="position:absolute;left:0pt;margin-left:-18pt;margin-top:-45.1pt;height:802.5pt;width:0pt;z-index:251660288;mso-width-relative:page;mso-height-relative:page;" filled="f" stroked="t" coordsize="21600,21600" o:gfxdata="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">
-                  <v:fill on="f" focussize="0,0"/>
-                  <v:stroke weight="3pt" color="#000000 [3200]" miterlimit="8" joinstyle="miter"/>
-                  <v:imagedata o:title=""/>
-                  <o:lock v:ext="edit" aspectratio="f"/>
-                </v:line>
-              </w:pict>
-            </mc:Fallback>
-          </mc:AlternateContent>
-        </w:r>
-        <w:r>
-          <w:rPr>
-            <w:rFonts w:ascii="Courier New" w:hAnsi="Courier New" w:cs="Courier New"/>
-            <w:b/>
-            <w:noProof/>
-            <w:sz w:val="36"/>
-            <w:lang w:eastAsia="en-PH"/>
-          </w:rPr>
-          <mc:AlternateContent>
-            <mc:Choice Requires="wps">
-              <w:drawing>
-                <wp:anchor distT="0" distB="0" distL="114300" distR="114300" simplePos="0" relativeHeight="251661312" behindDoc="0" locked="0" layoutInCell="1" allowOverlap="1" wp14:anchorId="6444EACC" wp14:editId="42F08A32">
-                  <wp:simplePos x="0" y="0"/>
-                  <wp:positionH relativeFrom="column">
-                    <wp:posOffset>5715000</wp:posOffset>
-                  </wp:positionH>
-                  <wp:positionV relativeFrom="paragraph">
-                    <wp:posOffset>-419735</wp:posOffset>
-                  </wp:positionV>
-                  <wp:extent cx="0" cy="10033635"/>
-                  <wp:effectExtent l="19050" t="0" r="19050" b="5715"/>
-                  <wp:wrapNone/>
-                  <wp:docPr id="28" name="Straight Connector 28"/>
-                  <wp:cNvGraphicFramePr/>
-                  <a:graphic xmlns:a="http://schemas.openxmlformats.org/drawingml/2006/main">
-                    <a:graphicData uri="http://schemas.microsoft.com/office/word/2010/wordprocessingShape">
-                      <wps:wsp>
-                        <wps:cNvCnPr/>
-                        <wps:spPr>
-                          <a:xfrm>
-                            <a:off x="0" y="0"/>
-                            <a:ext cx="0" cy="10033762"/>
-                          </a:xfrm>
-                          <a:prstGeom prst="line">
-                            <a:avLst/>
-                          </a:prstGeom>
-                          <a:ln w="38100"/>
-                        </wps:spPr>
-                        <wps:style>
-                          <a:lnRef idx="1">
-                            <a:schemeClr val="dk1"/>
-                          </a:lnRef>
-                          <a:fillRef idx="0">
-                            <a:schemeClr val="dk1"/>
-                          </a:fillRef>
-                          <a:effectRef idx="0">
-                            <a:schemeClr val="dk1"/>
-                          </a:effectRef>
-                          <a:fontRef idx="minor">
-                            <a:schemeClr val="tx1"/>
-                          </a:fontRef>
-                        </wps:style>
-                        <wps:bodyPr/>
-                      </wps:wsp>
-                    </a:graphicData>
-                  </a:graphic>
-                </wp:anchor>
-              </w:drawing>
-            </mc:Choice>
-            <mc:Fallback xmlns:wpsCustomData="http://www.wps.cn/officeDocument/2013/wpsCustomData">
-              <w:pict>
-                <v:line id="_x0000_s1026" o:spid="_x0000_s1026" o:spt="20" style="position:absolute;left:0pt;margin-left:450pt;margin-top:-33.05pt;height:790.05pt;width:0pt;z-index:251661312;mso-width-relative:page;mso-height-relative:page;" filled="f" stroked="t" coordsize="21600,21600" o:gfxdata="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">
-                  <v:fill on="f" focussize="0,0"/>
-                  <v:stroke weight="3pt" color="#000000 [3200]" miterlimit="8" joinstyle="miter"/>
-                  <v:imagedata o:title=""/>
-                  <o:lock v:ext="edit" aspectratio="f"/>
-                </v:line>
-              </w:pict>
-            </mc:Fallback>
-          </mc:AlternateContent>
-        </w:r>
-        <w:r>
-          <w:rPr>
-            <w:rFonts w:ascii="Courier New" w:hAnsi="Courier New" w:cs="Courier New"/>
-            <w:b/>
-            <w:sz w:val="36"/>
-          </w:rPr>
-          <w:t>Kalinga State University</w:t>
-        </w:r>
-      </w:p>
-      <w:p>
-        <w:pPr>
-          <w:pStyle w:val="Header"/>
-          <w:tabs>
-            <w:tab w:val="left" w:pos="2256"/>
-            <w:tab w:val="center" w:pos="4320"/>
-            <w:tab w:val="left" w:pos="6845"/>
-          </w:tabs>
-          <w:rPr>
-            <w:rFonts w:ascii="Courier New" w:hAnsi="Courier New" w:cs="Courier New"/>
-            <w:sz w:val="24"/>
-          </w:rPr>
-        </w:pPr>
-        <w:r>
-          <w:rPr>
-            <w:rFonts w:ascii="Courier New" w:hAnsi="Courier New" w:cs="Courier New"/>
-            <w:sz w:val="24"/>
-          </w:rPr>
-          <w:tab/>
-        </w:r>
-        <w:r>
-          <w:rPr>
-            <w:rFonts w:ascii="Courier New" w:hAnsi="Courier New" w:cs="Courier New"/>
-            <w:sz w:val="24"/>
-          </w:rPr>
-          <w:tab/>
-          <w:t>Bulanao, Tabuk City, Kalinga</w:t>
-        </w:r>
-      </w:p>
-      <w:p>
-        <w:pPr>
-          <w:pStyle w:val="Header"/>
-          <w:tabs>
-            <w:tab w:val="left" w:pos="2256"/>
-            <w:tab w:val="left" w:pos="2696"/>
-            <w:tab w:val="center" w:pos="4320"/>
-            <w:tab w:val="left" w:pos="8370"/>
-          </w:tabs>
-          <w:wordWrap w:val="0"/>
-          <w:jc w:val="center"/>
-          <w:rPr>
-            <w:rFonts w:ascii="Courier New" w:hAnsi="Courier New" w:cs="Courier New"/>
-            <w:sz w:val="20"/>
-            <w:szCs w:val="20"/>
-            <w:lang w:val="en-US"/>
-          </w:rPr>
-        </w:pPr>
-        <w:r>
-          <w:rPr>
-            <w:rFonts w:ascii="Courier New" w:hAnsi="Courier New" w:cs="Courier New"/>
-            <w:noProof/>
-            <w:lang w:eastAsia="en-PH"/>
-          </w:rPr>
-          <mc:AlternateContent>
-            <mc:Choice Requires="wps">
-              <w:drawing>
-                <wp:anchor distT="0" distB="0" distL="114300" distR="114300" simplePos="0" relativeHeight="251663360" behindDoc="0" locked="0" layoutInCell="1" allowOverlap="1" wp14:anchorId="20F28432" wp14:editId="12C63873">
-                  <wp:simplePos x="0" y="0"/>
-                  <wp:positionH relativeFrom="page">
-                    <wp:align>right</wp:align>
-                  </wp:positionH>
-                  <wp:positionV relativeFrom="paragraph">
-                    <wp:posOffset>204470</wp:posOffset>
-                  </wp:positionV>
-                  <wp:extent cx="7772400" cy="0"/>
-                  <wp:effectExtent l="0" t="19050" r="19050" b="19050"/>
-                  <wp:wrapNone/>
-                  <wp:docPr id="29" name="Straight Connector 29"/>
-                  <wp:cNvGraphicFramePr/>
-                  <a:graphic xmlns:a="http://schemas.openxmlformats.org/drawingml/2006/main">
-                    <a:graphicData uri="http://schemas.microsoft.com/office/word/2010/wordprocessingShape">
-                      <wps:wsp>
-                        <wps:cNvCnPr/>
-                        <wps:spPr>
-                          <a:xfrm>
-                            <a:off x="0" y="0"/>
-                            <a:ext cx="7772400" cy="0"/>
-                          </a:xfrm>
-                          <a:prstGeom prst="line">
-                            <a:avLst/>
-                          </a:prstGeom>
-                          <a:ln w="38100"/>
-                        </wps:spPr>
-                        <wps:style>
-                          <a:lnRef idx="1">
-                            <a:schemeClr val="dk1"/>
-                          </a:lnRef>
-                          <a:fillRef idx="0">
-                            <a:schemeClr val="dk1"/>
-                          </a:fillRef>
-                          <a:effectRef idx="0">
-                            <a:schemeClr val="dk1"/>
-                          </a:effectRef>
-                          <a:fontRef idx="minor">
-                            <a:schemeClr val="tx1"/>
-                          </a:fontRef>
-                        </wps:style>
-                        <wps:bodyPr/>
-                      </wps:wsp>
-                    </a:graphicData>
-                  </a:graphic>
-                </wp:anchor>
-              </w:drawing>
-            </mc:Choice>
-            <mc:Fallback xmlns:wpsCustomData="http://www.wps.cn/officeDocument/2013/wpsCustomData">
-              <w:pict>
-                <v:line id="_x0000_s1026" o:spid="_x0000_s1026" o:spt="20" style="position:absolute;left:0pt;margin-top:16.1pt;height:0pt;width:612pt;mso-position-horizontal:right;mso-position-horizontal-relative:page;z-index:251663360;mso-width-relative:page;mso-height-relative:page;" filled="f" stroked="t" coordsize="21600,21600" o:gfxdata="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">
-                  <v:fill on="f" focussize="0,0"/>
-                  <v:stroke weight="3pt" color="#000000 [3200]" miterlimit="8" joinstyle="miter"/>
-                  <v:imagedata o:title=""/>
-                  <o:lock v:ext="edit" aspectratio="f"/>
-                </v:line>
-              </w:pict>
-            </mc:Fallback>
-          </mc:AlternateContent>
-        </w:r>
-        <w:r>
-          <w:rPr>
-            <w:rFonts w:ascii="Courier New" w:hAnsi="Courier New" w:cs="Courier New"/>
-            <w:sz w:val="24"/>
-            <w:szCs w:val="24"/>
-            <w:lang w:val="en-US"/>
-          </w:rPr>
-          <w:t>College of Engineering and Information Technol</w:t>
-        </w:r>
-        <w:r>
-          <w:rPr>
-            <w:rFonts w:ascii="Courier New" w:hAnsi="Courier New" w:cs="Courier New"/>
-            <w:sz w:val="24"/>
-            <w:szCs w:val="24"/>
-            <w:lang w:val="en-US"/>
-          </w:rPr>
-          <w:t>og</w:t>
-        </w:r>
-      </w:p>
-      <w:p>
-        <w:pPr>
-          <w:pStyle w:val="Header"/>
-          <w:jc w:val="right"/>
-          <w:rPr>
-            <w:rFonts w:ascii="Courier New" w:hAnsi="Courier New" w:cs="Courier New"/>
-          </w:rPr>
-        </w:pPr>
-      </w:p>
-    </w:sdtContent>
-  </w:sdt>
-  <w:p>
-    <w:pPr>
-      <w:pStyle w:val="Header"/>
-      <w:rPr>
-        <w:rFonts w:ascii="Courier New" w:hAnsi="Courier New" w:cs="Courier New"/>
-      </w:rPr>
-    </w:pPr>
-  </w:p>
-</w:hdr>
-</file>
-
-<file path=word/header10.xml><?xml version="1.0" encoding="utf-8"?>
-<w:hdr xmlns:wpc="http://schemas.microsoft.com/office/word/2010/wordprocessingCanvas" xmlns:cx="http://schemas.microsoft.com/office/drawing/2014/chartex" xmlns:cx1="http://schemas.microsoft.com/office/drawing/2015/9/8/chartex" xmlns:cx2="http://schemas.microsoft.com/office/drawing/2015/10/21/chartex" xmlns:cx3="http://schemas.microsoft.com/office/drawing/2016/5/9/chartex" xmlns:cx4="http://schemas.microsoft.com/office/drawing/2016/5/10/chartex" xmlns:cx5="http://schemas.microsoft.com/office/drawing/2016/5/11/chartex" xmlns:cx6="http://schemas.microsoft.com/office/drawing/2016/5/12/chartex" xmlns:cx7="http://schemas.microsoft.com/office/drawing/2016/5/13/chartex" xmlns:cx8="http://schemas.microsoft.com/office/drawing/2016/5/14/chartex" xmlns:mc="http://schemas.openxmlformats.org/markup-compatibility/2006" xmlns:aink="http://schemas.microsoft.com/office/drawing/2016/ink" xmlns:am3d="http://schemas.microsoft.com/office/drawing/2017/model3d" xmlns:o="urn:schemas-microsoft-com:office:office" xmlns:oel="http://schemas.microsoft.com/office/2019/extlst" xmlns:r="http://schemas.openxmlformats.org/officeDocument/2006/relationships" xmlns:m="http://schemas.openxmlformats.org/officeDocument/2006/math" xmlns:v="urn:schemas-microsoft-com:vml" xmlns:wp14="http://schemas.microsoft.com/office/word/2010/wordprocessingDrawing" xmlns:wp="http://schemas.openxmlformats.org/drawingml/2006/wordprocessingDrawing" xmlns:w10="urn:schemas-microsoft-com:office:word" xmlns:w="http://schemas.openxmlformats.org/wordprocessingml/2006/main" xmlns:w14="http://schemas.microsoft.com/office/word/2010/wordml" xmlns:w15="http://schemas.microsoft.com/office/word/2012/wordml" xmlns:w16cex="http://schemas.microsoft.com/office/word/2018/wordml/cex" xmlns:w16cid="http://schemas.microsoft.com/office/word/2016/wordml/cid" xmlns:w16="http://schemas.microsoft.com/office/word/2018/wordml" xmlns:w16du="http://schemas.microsoft.com/office/word/2023/wordml/word16du" xmlns:w16sdtdh="http://schemas.microsoft.com/office/word/2020/wordml/sdtdatahash" xmlns:w16sdtfl="http://schemas.microsoft.com/office/word/2024/wordml/sdtformatlock" xmlns:w16se="http://schemas.microsoft.com/office/word/2015/wordml/symex" xmlns:wpg="http://schemas.microsoft.com/office/word/2010/wordprocessingGroup" xmlns:wpi="http://schemas.microsoft.com/office/word/2010/wordprocessingInk" xmlns:wne="http://schemas.microsoft.com/office/word/2006/wordml" xmlns:wps="http://schemas.microsoft.com/office/word/2010/wordprocessingShape" mc:Ignorable="w14 w15 w16se w16cid w16 w16cex w16sdtdh w16sdtfl w16du wp14">
-  <w:sdt>
-    <w:sdtPr>
-      <w:id w:val="1831483142"/>
-    </w:sdtPr>
-    <w:sdtEndPr>
-      <w:rPr>
-        <w:rFonts w:ascii="Courier New" w:hAnsi="Courier New" w:cs="Courier New"/>
-        <w:sz w:val="20"/>
-        <w:szCs w:val="20"/>
-      </w:rPr>
-    </w:sdtEndPr>
-    <w:sdtContent>
-      <w:p>
-        <w:pPr>
-          <w:pStyle w:val="Header"/>
-          <w:tabs>
-            <w:tab w:val="center" w:pos="4321"/>
-            <w:tab w:val="right" w:pos="8642"/>
-          </w:tabs>
-          <w:rPr>
-            <w:rFonts w:ascii="Courier New" w:hAnsi="Courier New" w:cs="Courier New"/>
-            <w:b/>
-            <w:sz w:val="32"/>
-          </w:rPr>
-        </w:pPr>
-        <w:r>
-          <w:tab/>
-        </w:r>
-        <w:r>
-          <w:rPr>
-            <w:rFonts w:ascii="Courier New" w:hAnsi="Courier New" w:cs="Courier New"/>
-            <w:b/>
-            <w:noProof/>
-            <w:sz w:val="36"/>
-            <w:lang w:eastAsia="en-PH"/>
-          </w:rPr>
-          <w:drawing>
-            <wp:anchor distT="0" distB="0" distL="114300" distR="114300" simplePos="0" relativeHeight="251720704" behindDoc="0" locked="0" layoutInCell="1" allowOverlap="1" wp14:anchorId="2D4E91FD" wp14:editId="3A435028">
-              <wp:simplePos x="0" y="0"/>
-              <wp:positionH relativeFrom="column">
-                <wp:posOffset>-246380</wp:posOffset>
-              </wp:positionH>
-              <wp:positionV relativeFrom="paragraph">
-                <wp:posOffset>-198120</wp:posOffset>
-              </wp:positionV>
-              <wp:extent cx="823595" cy="724535"/>
-              <wp:effectExtent l="0" t="0" r="14605" b="18415"/>
-              <wp:wrapNone/>
-              <wp:docPr id="2026318676" name="Picture 2026318676"/>
-              <wp:cNvGraphicFramePr>
-                <a:graphicFrameLocks xmlns:a="http://schemas.openxmlformats.org/drawingml/2006/main" noChangeAspect="1"/>
-              </wp:cNvGraphicFramePr>
-              <a:graphic xmlns:a="http://schemas.openxmlformats.org/drawingml/2006/main">
-                <a:graphicData uri="http://schemas.openxmlformats.org/drawingml/2006/picture">
-                  <pic:pic xmlns:pic="http://schemas.openxmlformats.org/drawingml/2006/picture">
-                    <pic:nvPicPr>
-                      <pic:cNvPr id="700363394" name="Picture 700363394"/>
-                      <pic:cNvPicPr>
-                        <a:picLocks noChangeAspect="1"/>
-                      </pic:cNvPicPr>
-                    </pic:nvPicPr>
-                    <pic:blipFill>
-                      <a:blip r:embed="rId1">
-                        <a:extLst>
-                          <a:ext uri="{28A0092B-C50C-407E-A947-70E740481C1C}">
-                            <a14:useLocalDpi xmlns:a14="http://schemas.microsoft.com/office/drawing/2010/main" val="0"/>
-                          </a:ext>
-                        </a:extLst>
-                      </a:blip>
-                      <a:stretch>
-                        <a:fillRect/>
-                      </a:stretch>
-                    </pic:blipFill>
-                    <pic:spPr>
-                      <a:xfrm>
-                        <a:off x="0" y="0"/>
-                        <a:ext cx="823578" cy="724710"/>
-                      </a:xfrm>
-                      <a:prstGeom prst="rect">
-                        <a:avLst/>
-                      </a:prstGeom>
-                    </pic:spPr>
-                  </pic:pic>
-                </a:graphicData>
-              </a:graphic>
-            </wp:anchor>
-          </w:drawing>
-        </w:r>
-        <w:r>
-          <w:rPr>
-            <w:rFonts w:ascii="Courier New" w:hAnsi="Courier New" w:cs="Courier New"/>
-            <w:b/>
-            <w:noProof/>
-            <w:sz w:val="32"/>
-            <w:lang w:eastAsia="en-PH"/>
-          </w:rPr>
-          <mc:AlternateContent>
-            <mc:Choice Requires="wps">
-              <w:drawing>
-                <wp:anchor distT="0" distB="0" distL="114300" distR="114300" simplePos="0" relativeHeight="251723776" behindDoc="0" locked="0" layoutInCell="1" allowOverlap="1" wp14:anchorId="4366DFAE" wp14:editId="5C9FE52F">
-                  <wp:simplePos x="0" y="0"/>
-                  <wp:positionH relativeFrom="column">
-                    <wp:posOffset>-1371600</wp:posOffset>
-                  </wp:positionH>
-                  <wp:positionV relativeFrom="paragraph">
-                    <wp:posOffset>-287020</wp:posOffset>
-                  </wp:positionV>
-                  <wp:extent cx="7772400" cy="0"/>
-                  <wp:effectExtent l="0" t="19050" r="0" b="19050"/>
-                  <wp:wrapNone/>
-                  <wp:docPr id="2030725421" name="Straight Connector 2030725421"/>
-                  <wp:cNvGraphicFramePr/>
-                  <a:graphic xmlns:a="http://schemas.openxmlformats.org/drawingml/2006/main">
-                    <a:graphicData uri="http://schemas.microsoft.com/office/word/2010/wordprocessingShape">
-                      <wps:wsp>
-                        <wps:cNvCnPr/>
-                        <wps:spPr>
-                          <a:xfrm>
-                            <a:off x="0" y="0"/>
-                            <a:ext cx="7772400" cy="0"/>
-                          </a:xfrm>
-                          <a:prstGeom prst="line">
-                            <a:avLst/>
-                          </a:prstGeom>
-                          <a:ln w="38100"/>
-                        </wps:spPr>
-                        <wps:style>
-                          <a:lnRef idx="1">
-                            <a:schemeClr val="dk1"/>
-                          </a:lnRef>
-                          <a:fillRef idx="0">
-                            <a:schemeClr val="dk1"/>
-                          </a:fillRef>
-                          <a:effectRef idx="0">
-                            <a:schemeClr val="dk1"/>
-                          </a:effectRef>
-                          <a:fontRef idx="minor">
-                            <a:schemeClr val="tx1"/>
-                          </a:fontRef>
-                        </wps:style>
-                        <wps:bodyPr/>
-                      </wps:wsp>
-                    </a:graphicData>
-                  </a:graphic>
-                </wp:anchor>
-              </w:drawing>
-            </mc:Choice>
-            <mc:Fallback>
-              <w:pict>
-                <v:line w14:anchorId="464CD259" id="Straight Connector 2030725421" o:spid="_x0000_s1026" style="position:absolute;z-index:251723776;visibility:visible;mso-wrap-style:square;mso-wrap-distance-left:9pt;mso-wrap-distance-top:0;mso-wrap-distance-right:9pt;mso-wrap-distance-bottom:0;mso-position-horizontal:absolute;mso-position-horizontal-relative:text;mso-position-vertical:absolute;mso-position-vertical-relative:text" from="-108pt,-22.6pt" to="7in,-22.6pt" o:gfxdata="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" strokecolor="black [3200]" strokeweight="3pt">
-                  <v:stroke joinstyle="miter"/>
-                </v:line>
-              </w:pict>
-            </mc:Fallback>
-          </mc:AlternateContent>
-        </w:r>
-        <w:r>
-          <w:rPr>
-            <w:rFonts w:ascii="Courier New" w:hAnsi="Courier New" w:cs="Courier New"/>
-            <w:b/>
-            <w:noProof/>
-            <w:sz w:val="36"/>
-            <w:lang w:eastAsia="en-PH"/>
-          </w:rPr>
-          <mc:AlternateContent>
-            <mc:Choice Requires="wps">
-              <w:drawing>
-                <wp:anchor distT="0" distB="0" distL="114300" distR="114300" simplePos="0" relativeHeight="251721728" behindDoc="0" locked="0" layoutInCell="1" allowOverlap="1" wp14:anchorId="7D282725" wp14:editId="0872A5F0">
-                  <wp:simplePos x="0" y="0"/>
-                  <wp:positionH relativeFrom="column">
-                    <wp:posOffset>-228600</wp:posOffset>
-                  </wp:positionH>
-                  <wp:positionV relativeFrom="paragraph">
-                    <wp:posOffset>-572770</wp:posOffset>
-                  </wp:positionV>
-                  <wp:extent cx="0" cy="10191750"/>
-                  <wp:effectExtent l="19050" t="0" r="19050" b="0"/>
-                  <wp:wrapNone/>
-                  <wp:docPr id="904603731" name="Straight Connector 904603731"/>
-                  <wp:cNvGraphicFramePr/>
-                  <a:graphic xmlns:a="http://schemas.openxmlformats.org/drawingml/2006/main">
-                    <a:graphicData uri="http://schemas.microsoft.com/office/word/2010/wordprocessingShape">
-                      <wps:wsp>
-                        <wps:cNvCnPr/>
-                        <wps:spPr>
-                          <a:xfrm>
-                            <a:off x="0" y="0"/>
-                            <a:ext cx="0" cy="10191896"/>
-                          </a:xfrm>
-                          <a:prstGeom prst="line">
-                            <a:avLst/>
-                          </a:prstGeom>
-                          <a:ln w="38100"/>
-                        </wps:spPr>
-                        <wps:style>
-                          <a:lnRef idx="1">
-                            <a:schemeClr val="dk1"/>
-                          </a:lnRef>
-                          <a:fillRef idx="0">
-                            <a:schemeClr val="dk1"/>
-                          </a:fillRef>
-                          <a:effectRef idx="0">
-                            <a:schemeClr val="dk1"/>
-                          </a:effectRef>
-                          <a:fontRef idx="minor">
-                            <a:schemeClr val="tx1"/>
-                          </a:fontRef>
-                        </wps:style>
-                        <wps:bodyPr/>
-                      </wps:wsp>
-                    </a:graphicData>
-                  </a:graphic>
-                </wp:anchor>
-              </w:drawing>
-            </mc:Choice>
-            <mc:Fallback>
-              <w:pict>
-                <v:line w14:anchorId="41B0706A" id="Straight Connector 904603731" o:spid="_x0000_s1026" style="position:absolute;z-index:251721728;visibility:visible;mso-wrap-style:square;mso-wrap-distance-left:9pt;mso-wrap-distance-top:0;mso-wrap-distance-right:9pt;mso-wrap-distance-bottom:0;mso-position-horizontal:absolute;mso-position-horizontal-relative:text;mso-position-vertical:absolute;mso-position-vertical-relative:text" from="-18pt,-45.1pt" to="-18pt,757.4pt" o:gfxdata="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" strokecolor="black [3200]" strokeweight="3pt">
-                  <v:stroke joinstyle="miter"/>
-                </v:line>
-              </w:pict>
-            </mc:Fallback>
-          </mc:AlternateContent>
-        </w:r>
-        <w:r>
-          <w:rPr>
-            <w:rFonts w:ascii="Courier New" w:hAnsi="Courier New" w:cs="Courier New"/>
-            <w:b/>
-            <w:noProof/>
-            <w:sz w:val="36"/>
-            <w:lang w:eastAsia="en-PH"/>
-          </w:rPr>
-          <mc:AlternateContent>
-            <mc:Choice Requires="wps">
-              <w:drawing>
-                <wp:anchor distT="0" distB="0" distL="114300" distR="114300" simplePos="0" relativeHeight="251722752" behindDoc="0" locked="0" layoutInCell="1" allowOverlap="1" wp14:anchorId="3154A674" wp14:editId="178287CF">
-                  <wp:simplePos x="0" y="0"/>
-                  <wp:positionH relativeFrom="column">
-                    <wp:posOffset>5715000</wp:posOffset>
-                  </wp:positionH>
-                  <wp:positionV relativeFrom="paragraph">
-                    <wp:posOffset>-419735</wp:posOffset>
-                  </wp:positionV>
-                  <wp:extent cx="0" cy="10033635"/>
-                  <wp:effectExtent l="19050" t="0" r="19050" b="5715"/>
-                  <wp:wrapNone/>
-                  <wp:docPr id="1590466236" name="Straight Connector 1590466236"/>
-                  <wp:cNvGraphicFramePr/>
-                  <a:graphic xmlns:a="http://schemas.openxmlformats.org/drawingml/2006/main">
-                    <a:graphicData uri="http://schemas.microsoft.com/office/word/2010/wordprocessingShape">
-                      <wps:wsp>
-                        <wps:cNvCnPr/>
-                        <wps:spPr>
-                          <a:xfrm>
-                            <a:off x="0" y="0"/>
-                            <a:ext cx="0" cy="10033762"/>
-                          </a:xfrm>
-                          <a:prstGeom prst="line">
-                            <a:avLst/>
-                          </a:prstGeom>
-                          <a:ln w="38100"/>
-                        </wps:spPr>
-                        <wps:style>
-                          <a:lnRef idx="1">
-                            <a:schemeClr val="dk1"/>
-                          </a:lnRef>
-                          <a:fillRef idx="0">
-                            <a:schemeClr val="dk1"/>
-                          </a:fillRef>
-                          <a:effectRef idx="0">
-                            <a:schemeClr val="dk1"/>
-                          </a:effectRef>
-                          <a:fontRef idx="minor">
-                            <a:schemeClr val="tx1"/>
-                          </a:fontRef>
-                        </wps:style>
-                        <wps:bodyPr/>
-                      </wps:wsp>
-                    </a:graphicData>
-                  </a:graphic>
-                </wp:anchor>
-              </w:drawing>
-            </mc:Choice>
-            <mc:Fallback>
-              <w:pict>
-                <v:line w14:anchorId="188C4CA3" id="Straight Connector 1590466236" o:spid="_x0000_s1026" style="position:absolute;z-index:251722752;visibility:visible;mso-wrap-style:square;mso-wrap-distance-left:9pt;mso-wrap-distance-top:0;mso-wrap-distance-right:9pt;mso-wrap-distance-bottom:0;mso-position-horizontal:absolute;mso-position-horizontal-relative:text;mso-position-vertical:absolute;mso-position-vertical-relative:text" from="450pt,-33.05pt" to="450pt,757pt" o:gfxdata="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" strokecolor="black [3200]" strokeweight="3pt">
-                  <v:stroke joinstyle="miter"/>
-                </v:line>
-              </w:pict>
-            </mc:Fallback>
-          </mc:AlternateContent>
-        </w:r>
-        <w:r>
-          <w:rPr>
-            <w:rFonts w:ascii="Courier New" w:hAnsi="Courier New" w:cs="Courier New"/>
-            <w:b/>
-            <w:sz w:val="36"/>
-          </w:rPr>
-          <w:t>Kalinga State University</w:t>
-        </w:r>
-        <w:r>
-          <w:rPr>
-            <w:rFonts w:ascii="Courier New" w:hAnsi="Courier New" w:cs="Courier New"/>
-            <w:b/>
-            <w:sz w:val="36"/>
-          </w:rPr>
-          <w:tab/>
-        </w:r>
-      </w:p>
-      <w:p>
-        <w:pPr>
-          <w:pStyle w:val="Header"/>
-          <w:tabs>
-            <w:tab w:val="clear" w:pos="9360"/>
-            <w:tab w:val="left" w:pos="2256"/>
-            <w:tab w:val="center" w:pos="4320"/>
-            <w:tab w:val="right" w:pos="8642"/>
-          </w:tabs>
-          <w:rPr>
-            <w:rFonts w:ascii="Courier New" w:hAnsi="Courier New" w:cs="Courier New"/>
-            <w:sz w:val="24"/>
-          </w:rPr>
-        </w:pPr>
-        <w:r>
-          <w:rPr>
-            <w:rFonts w:ascii="Courier New" w:hAnsi="Courier New" w:cs="Courier New"/>
-            <w:sz w:val="24"/>
-          </w:rPr>
-          <w:tab/>
-        </w:r>
-        <w:r>
-          <w:rPr>
-            <w:rFonts w:ascii="Courier New" w:hAnsi="Courier New" w:cs="Courier New"/>
-            <w:sz w:val="24"/>
-          </w:rPr>
-          <w:tab/>
-          <w:t>Bulanao, Tabuk City, Kalinga</w:t>
-        </w:r>
-      </w:p>
-      <w:p>
-        <w:pPr>
-          <w:pStyle w:val="Header"/>
-          <w:tabs>
-            <w:tab w:val="clear" w:pos="9360"/>
-            <w:tab w:val="left" w:pos="2256"/>
-            <w:tab w:val="center" w:pos="4320"/>
-            <w:tab w:val="right" w:pos="8642"/>
-          </w:tabs>
-          <w:rPr>
-            <w:rFonts w:ascii="Courier New" w:hAnsi="Courier New" w:cs="Courier New"/>
-            <w:sz w:val="24"/>
-          </w:rPr>
-        </w:pPr>
-        <w:r>
-          <w:rPr>
-            <w:rFonts w:ascii="Courier New" w:hAnsi="Courier New" w:cs="Courier New"/>
-            <w:sz w:val="24"/>
-          </w:rPr>
-          <w:tab/>
-        </w:r>
-      </w:p>
-      <w:p>
-        <w:pPr>
-          <w:pStyle w:val="Header"/>
-          <w:jc w:val="right"/>
-          <w:rPr>
-            <w:rFonts w:ascii="Courier New" w:hAnsi="Courier New" w:cs="Courier New"/>
-            <w:sz w:val="20"/>
-            <w:szCs w:val="20"/>
-          </w:rPr>
-        </w:pPr>
-      </w:p>
-    </w:sdtContent>
-  </w:sdt>
-  <w:p>
-    <w:pPr>
-      <w:pStyle w:val="Header"/>
-      <w:rPr>
-        <w:rFonts w:ascii="Courier New" w:hAnsi="Courier New" w:cs="Courier New"/>
-      </w:rPr>
-    </w:pPr>
-  </w:p>
-</w:hdr>
-</file>
-
-<file path=word/header2.xml><?xml version="1.0" encoding="utf-8"?>
-<w:hdr xmlns:wpc="http://schemas.microsoft.com/office/word/2010/wordprocessingCanvas" xmlns:cx="http://schemas.microsoft.com/office/drawing/2014/chartex" xmlns:cx1="http://schemas.microsoft.com/office/drawing/2015/9/8/chartex" xmlns:cx2="http://schemas.microsoft.com/office/drawing/2015/10/21/chartex" xmlns:cx3="http://schemas.microsoft.com/office/drawing/2016/5/9/chartex" xmlns:cx4="http://schemas.microsoft.com/office/drawing/2016/5/10/chartex" xmlns:cx5="http://schemas.microsoft.com/office/drawing/2016/5/11/chartex" xmlns:cx6="http://schemas.microsoft.com/office/drawing/2016/5/12/chartex" xmlns:cx7="http://schemas.microsoft.com/office/drawing/2016/5/13/chartex" xmlns:cx8="http://schemas.microsoft.com/office/drawing/2016/5/14/chartex" xmlns:mc="http://schemas.openxmlformats.org/markup-compatibility/2006" xmlns:aink="http://schemas.microsoft.com/office/drawing/2016/ink" xmlns:am3d="http://schemas.microsoft.com/office/drawing/2017/model3d" xmlns:o="urn:schemas-microsoft-com:office:office" xmlns:oel="http://schemas.microsoft.com/office/2019/extlst" xmlns:r="http://schemas.openxmlformats.org/officeDocument/2006/relationships" xmlns:m="http://schemas.openxmlformats.org/officeDocument/2006/math" xmlns:v="urn:schemas-microsoft-com:vml" xmlns:wp14="http://schemas.microsoft.com/office/word/2010/wordprocessingDrawing" xmlns:wp="http://schemas.openxmlformats.org/drawingml/2006/wordprocessingDrawing" xmlns:w10="urn:schemas-microsoft-com:office:word" xmlns:w="http://schemas.openxmlformats.org/wordprocessingml/2006/main" xmlns:w14="http://schemas.microsoft.com/office/word/2010/wordml" xmlns:w15="http://schemas.microsoft.com/office/word/2012/wordml" xmlns:w16cex="http://schemas.microsoft.com/office/word/2018/wordml/cex" xmlns:w16cid="http://schemas.microsoft.com/office/word/2016/wordml/cid" xmlns:w16="http://schemas.microsoft.com/office/word/2018/wordml" xmlns:w16du="http://schemas.microsoft.com/office/word/2023/wordml/word16du" xmlns:w16sdtdh="http://schemas.microsoft.com/office/word/2020/wordml/sdtdatahash" xmlns:w16sdtfl="http://schemas.microsoft.com/office/word/2024/wordml/sdtformatlock" xmlns:w16se="http://schemas.microsoft.com/office/word/2015/wordml/symex" xmlns:wpg="http://schemas.microsoft.com/office/word/2010/wordprocessingGroup" xmlns:wpi="http://schemas.microsoft.com/office/word/2010/wordprocessingInk" xmlns:wne="http://schemas.microsoft.com/office/word/2006/wordml" xmlns:wps="http://schemas.microsoft.com/office/word/2010/wordprocessingShape" mc:Ignorable="w14 w15 w16se w16cid w16 w16cex w16sdtdh w16sdtfl w16du wp14">
-  <w:sdt>
-    <w:sdtPr>
-      <w:id w:val="-1703087207"/>
-    </w:sdtPr>
-    <w:sdtEndPr>
-      <w:rPr>
-        <w:rFonts w:ascii="Courier New" w:hAnsi="Courier New" w:cs="Courier New"/>
-      </w:rPr>
-    </w:sdtEndPr>
-    <w:sdtContent>
-      <w:p>
-        <w:pPr>
-          <w:pStyle w:val="Header"/>
-          <w:rPr>
-            <w:rFonts w:ascii="Courier New" w:hAnsi="Courier New" w:cs="Courier New"/>
-            <w:sz w:val="20"/>
-            <w:szCs w:val="20"/>
-          </w:rPr>
-        </w:pPr>
-      </w:p>
-      <w:p>
-        <w:pPr>
-          <w:pStyle w:val="Header"/>
-          <w:jc w:val="right"/>
-          <w:rPr>
-            <w:rFonts w:ascii="Courier New" w:hAnsi="Courier New" w:cs="Courier New"/>
-          </w:rPr>
-        </w:pPr>
-      </w:p>
-    </w:sdtContent>
-  </w:sdt>
-  <w:p>
-    <w:pPr>
-      <w:pStyle w:val="Header"/>
-    </w:pPr>
-  </w:p>
-</w:hdr>
-</file>
-
-<file path=word/header3.xml><?xml version="1.0" encoding="utf-8"?>
-<w:hdr xmlns:wpc="http://schemas.microsoft.com/office/word/2010/wordprocessingCanvas" xmlns:cx="http://schemas.microsoft.com/office/drawing/2014/chartex" xmlns:cx1="http://schemas.microsoft.com/office/drawing/2015/9/8/chartex" xmlns:cx2="http://schemas.microsoft.com/office/drawing/2015/10/21/chartex" xmlns:cx3="http://schemas.microsoft.com/office/drawing/2016/5/9/chartex" xmlns:cx4="http://schemas.microsoft.com/office/drawing/2016/5/10/chartex" xmlns:cx5="http://schemas.microsoft.com/office/drawing/2016/5/11/chartex" xmlns:cx6="http://schemas.microsoft.com/office/drawing/2016/5/12/chartex" xmlns:cx7="http://schemas.microsoft.com/office/drawing/2016/5/13/chartex" xmlns:cx8="http://schemas.microsoft.com/office/drawing/2016/5/14/chartex" xmlns:mc="http://schemas.openxmlformats.org/markup-compatibility/2006" xmlns:aink="http://schemas.microsoft.com/office/drawing/2016/ink" xmlns:am3d="http://schemas.microsoft.com/office/drawing/2017/model3d" xmlns:o="urn:schemas-microsoft-com:office:office" xmlns:oel="http://schemas.microsoft.com/office/2019/extlst" xmlns:r="http://schemas.openxmlformats.org/officeDocument/2006/relationships" xmlns:m="http://schemas.openxmlformats.org/officeDocument/2006/math" xmlns:v="urn:schemas-microsoft-com:vml" xmlns:wp14="http://schemas.microsoft.com/office/word/2010/wordprocessingDrawing" xmlns:wp="http://schemas.openxmlformats.org/drawingml/2006/wordprocessingDrawing" xmlns:w10="urn:schemas-microsoft-com:office:word" xmlns:w="http://schemas.openxmlformats.org/wordprocessingml/2006/main" xmlns:w14="http://schemas.microsoft.com/office/word/2010/wordml" xmlns:w15="http://schemas.microsoft.com/office/word/2012/wordml" xmlns:w16cex="http://schemas.microsoft.com/office/word/2018/wordml/cex" xmlns:w16cid="http://schemas.microsoft.com/office/word/2016/wordml/cid" xmlns:w16="http://schemas.microsoft.com/office/word/2018/wordml" xmlns:w16du="http://schemas.microsoft.com/office/word/2023/wordml/word16du" xmlns:w16sdtdh="http://schemas.microsoft.com/office/word/2020/wordml/sdtdatahash" xmlns:w16sdtfl="http://schemas.microsoft.com/office/word/2024/wordml/sdtformatlock" xmlns:w16se="http://schemas.microsoft.com/office/word/2015/wordml/symex" xmlns:wpg="http://schemas.microsoft.com/office/word/2010/wordprocessingGroup" xmlns:wpi="http://schemas.microsoft.com/office/word/2010/wordprocessingInk" xmlns:wne="http://schemas.microsoft.com/office/word/2006/wordml" xmlns:wps="http://schemas.microsoft.com/office/word/2010/wordprocessingShape" mc:Ignorable="w14 w15 w16se w16cid w16 w16cex w16sdtdh w16sdtfl w16du wp14">
-  <w:sdt>
-    <w:sdtPr>
-      <w:id w:val="-2043657299"/>
-    </w:sdtPr>
-    <w:sdtEndPr>
-      <w:rPr>
-        <w:rFonts w:ascii="Courier New" w:hAnsi="Courier New" w:cs="Courier New"/>
-        <w:sz w:val="20"/>
-        <w:szCs w:val="20"/>
-      </w:rPr>
-    </w:sdtEndPr>
-    <w:sdtContent>
-      <w:p>
-        <w:pPr>
-          <w:pStyle w:val="Header"/>
-          <w:tabs>
-            <w:tab w:val="center" w:pos="4321"/>
-            <w:tab w:val="right" w:pos="8642"/>
-          </w:tabs>
-          <w:rPr>
-            <w:rFonts w:ascii="Courier New" w:hAnsi="Courier New" w:cs="Courier New"/>
-            <w:b/>
-            <w:sz w:val="32"/>
-          </w:rPr>
-        </w:pPr>
-        <w:r>
-          <w:tab/>
-        </w:r>
-        <w:r>
-          <w:rPr>
-            <w:rFonts w:ascii="Courier New" w:hAnsi="Courier New" w:cs="Courier New"/>
-            <w:b/>
-            <w:noProof/>
-            <w:sz w:val="36"/>
-            <w:lang w:eastAsia="en-PH"/>
-          </w:rPr>
-          <w:drawing>
-            <wp:anchor distT="0" distB="0" distL="114300" distR="114300" simplePos="0" relativeHeight="251689984" behindDoc="0" locked="0" layoutInCell="1" allowOverlap="1" wp14:anchorId="00447CAF" wp14:editId="5E6FF2AE">
-              <wp:simplePos x="0" y="0"/>
-              <wp:positionH relativeFrom="column">
-                <wp:posOffset>-246380</wp:posOffset>
-              </wp:positionH>
-              <wp:positionV relativeFrom="paragraph">
-                <wp:posOffset>-198120</wp:posOffset>
-              </wp:positionV>
-              <wp:extent cx="823595" cy="724535"/>
-              <wp:effectExtent l="0" t="0" r="14605" b="18415"/>
-              <wp:wrapNone/>
-              <wp:docPr id="677353772" name="Picture 677353772"/>
-              <wp:cNvGraphicFramePr>
-                <a:graphicFrameLocks xmlns:a="http://schemas.openxmlformats.org/drawingml/2006/main" noChangeAspect="1"/>
-              </wp:cNvGraphicFramePr>
-              <a:graphic xmlns:a="http://schemas.openxmlformats.org/drawingml/2006/main">
-                <a:graphicData uri="http://schemas.openxmlformats.org/drawingml/2006/picture">
-                  <pic:pic xmlns:pic="http://schemas.openxmlformats.org/drawingml/2006/picture">
-                    <pic:nvPicPr>
-                      <pic:cNvPr id="700363394" name="Picture 700363394"/>
-                      <pic:cNvPicPr>
-                        <a:picLocks noChangeAspect="1"/>
-                      </pic:cNvPicPr>
-                    </pic:nvPicPr>
-                    <pic:blipFill>
-                      <a:blip r:embed="rId1">
-                        <a:extLst>
-                          <a:ext uri="{28A0092B-C50C-407E-A947-70E740481C1C}">
-                            <a14:useLocalDpi xmlns:a14="http://schemas.microsoft.com/office/drawing/2010/main" val="0"/>
-                          </a:ext>
-                        </a:extLst>
-                      </a:blip>
-                      <a:stretch>
-                        <a:fillRect/>
-                      </a:stretch>
-                    </pic:blipFill>
-                    <pic:spPr>
-                      <a:xfrm>
-                        <a:off x="0" y="0"/>
-                        <a:ext cx="823578" cy="724710"/>
-                      </a:xfrm>
-                      <a:prstGeom prst="rect">
-                        <a:avLst/>
-                      </a:prstGeom>
-                    </pic:spPr>
-                  </pic:pic>
-                </a:graphicData>
-              </a:graphic>
-            </wp:anchor>
-          </w:drawing>
-        </w:r>
-        <w:r>
-          <w:rPr>
-            <w:rFonts w:ascii="Courier New" w:hAnsi="Courier New" w:cs="Courier New"/>
-            <w:b/>
-            <w:noProof/>
-            <w:sz w:val="32"/>
-            <w:lang w:eastAsia="en-PH"/>
-          </w:rPr>
-          <mc:AlternateContent>
-            <mc:Choice Requires="wps">
-              <w:drawing>
-                <wp:anchor distT="0" distB="0" distL="114300" distR="114300" simplePos="0" relativeHeight="251693056" behindDoc="0" locked="0" layoutInCell="1" allowOverlap="1" wp14:anchorId="07BDE464" wp14:editId="1AEF96C3">
-                  <wp:simplePos x="0" y="0"/>
-                  <wp:positionH relativeFrom="column">
-                    <wp:posOffset>-1371600</wp:posOffset>
-                  </wp:positionH>
-                  <wp:positionV relativeFrom="paragraph">
-                    <wp:posOffset>-287020</wp:posOffset>
-                  </wp:positionV>
-                  <wp:extent cx="7772400" cy="0"/>
-                  <wp:effectExtent l="0" t="19050" r="0" b="19050"/>
-                  <wp:wrapNone/>
-                  <wp:docPr id="1610957626" name="Straight Connector 1610957626"/>
-                  <wp:cNvGraphicFramePr/>
-                  <a:graphic xmlns:a="http://schemas.openxmlformats.org/drawingml/2006/main">
-                    <a:graphicData uri="http://schemas.microsoft.com/office/word/2010/wordprocessingShape">
-                      <wps:wsp>
-                        <wps:cNvCnPr/>
-                        <wps:spPr>
-                          <a:xfrm>
-                            <a:off x="0" y="0"/>
-                            <a:ext cx="7772400" cy="0"/>
-                          </a:xfrm>
-                          <a:prstGeom prst="line">
-                            <a:avLst/>
-                          </a:prstGeom>
-                          <a:ln w="38100"/>
-                        </wps:spPr>
-                        <wps:style>
-                          <a:lnRef idx="1">
-                            <a:schemeClr val="dk1"/>
-                          </a:lnRef>
-                          <a:fillRef idx="0">
-                            <a:schemeClr val="dk1"/>
-                          </a:fillRef>
-                          <a:effectRef idx="0">
-                            <a:schemeClr val="dk1"/>
-                          </a:effectRef>
-                          <a:fontRef idx="minor">
-                            <a:schemeClr val="tx1"/>
-                          </a:fontRef>
-                        </wps:style>
-                        <wps:bodyPr/>
-                      </wps:wsp>
-                    </a:graphicData>
-                  </a:graphic>
-                </wp:anchor>
-              </w:drawing>
-            </mc:Choice>
-            <mc:Fallback>
-              <w:pict>
-                <v:line w14:anchorId="521049B0" id="Straight Connector 1610957626" o:spid="_x0000_s1026" style="position:absolute;z-index:251693056;visibility:visible;mso-wrap-style:square;mso-wrap-distance-left:9pt;mso-wrap-distance-top:0;mso-wrap-distance-right:9pt;mso-wrap-distance-bottom:0;mso-position-horizontal:absolute;mso-position-horizontal-relative:text;mso-position-vertical:absolute;mso-position-vertical-relative:text" from="-108pt,-22.6pt" to="7in,-22.6pt" o:gfxdata="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" strokecolor="black [3200]" strokeweight="3pt">
-                  <v:stroke joinstyle="miter"/>
-                </v:line>
-              </w:pict>
-            </mc:Fallback>
-          </mc:AlternateContent>
-        </w:r>
-        <w:r>
-          <w:rPr>
-            <w:rFonts w:ascii="Courier New" w:hAnsi="Courier New" w:cs="Courier New"/>
-            <w:b/>
-            <w:noProof/>
-            <w:sz w:val="36"/>
-            <w:lang w:eastAsia="en-PH"/>
-          </w:rPr>
-          <mc:AlternateContent>
-            <mc:Choice Requires="wps">
-              <w:drawing>
-                <wp:anchor distT="0" distB="0" distL="114300" distR="114300" simplePos="0" relativeHeight="251691008" behindDoc="0" locked="0" layoutInCell="1" allowOverlap="1" wp14:anchorId="747786C9" wp14:editId="287AC5F5">
-                  <wp:simplePos x="0" y="0"/>
-                  <wp:positionH relativeFrom="column">
-                    <wp:posOffset>-228600</wp:posOffset>
-                  </wp:positionH>
-                  <wp:positionV relativeFrom="paragraph">
-                    <wp:posOffset>-572770</wp:posOffset>
-                  </wp:positionV>
-                  <wp:extent cx="0" cy="10191750"/>
-                  <wp:effectExtent l="19050" t="0" r="19050" b="0"/>
-                  <wp:wrapNone/>
-                  <wp:docPr id="399371092" name="Straight Connector 399371092"/>
-                  <wp:cNvGraphicFramePr/>
-                  <a:graphic xmlns:a="http://schemas.openxmlformats.org/drawingml/2006/main">
-                    <a:graphicData uri="http://schemas.microsoft.com/office/word/2010/wordprocessingShape">
-                      <wps:wsp>
-                        <wps:cNvCnPr/>
-                        <wps:spPr>
-                          <a:xfrm>
-                            <a:off x="0" y="0"/>
-                            <a:ext cx="0" cy="10191896"/>
-                          </a:xfrm>
-                          <a:prstGeom prst="line">
-                            <a:avLst/>
-                          </a:prstGeom>
-                          <a:ln w="38100"/>
-                        </wps:spPr>
-                        <wps:style>
-                          <a:lnRef idx="1">
-                            <a:schemeClr val="dk1"/>
-                          </a:lnRef>
-                          <a:fillRef idx="0">
-                            <a:schemeClr val="dk1"/>
-                          </a:fillRef>
-                          <a:effectRef idx="0">
-                            <a:schemeClr val="dk1"/>
-                          </a:effectRef>
-                          <a:fontRef idx="minor">
-                            <a:schemeClr val="tx1"/>
-                          </a:fontRef>
-                        </wps:style>
-                        <wps:bodyPr/>
-                      </wps:wsp>
-                    </a:graphicData>
-                  </a:graphic>
-                </wp:anchor>
-              </w:drawing>
-            </mc:Choice>
-            <mc:Fallback>
-              <w:pict>
-                <v:line w14:anchorId="1021A719" id="Straight Connector 399371092" o:spid="_x0000_s1026" style="position:absolute;z-index:251691008;visibility:visible;mso-wrap-style:square;mso-wrap-distance-left:9pt;mso-wrap-distance-top:0;mso-wrap-distance-right:9pt;mso-wrap-distance-bottom:0;mso-position-horizontal:absolute;mso-position-horizontal-relative:text;mso-position-vertical:absolute;mso-position-vertical-relative:text" from="-18pt,-45.1pt" to="-18pt,757.4pt" o:gfxdata="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" strokecolor="black [3200]" strokeweight="3pt">
-                  <v:stroke joinstyle="miter"/>
-                </v:line>
-              </w:pict>
-            </mc:Fallback>
-          </mc:AlternateContent>
-        </w:r>
-        <w:r>
-          <w:rPr>
-            <w:rFonts w:ascii="Courier New" w:hAnsi="Courier New" w:cs="Courier New"/>
-            <w:b/>
-            <w:noProof/>
-            <w:sz w:val="36"/>
-            <w:lang w:eastAsia="en-PH"/>
-          </w:rPr>
-          <mc:AlternateContent>
-            <mc:Choice Requires="wps">
-              <w:drawing>
-                <wp:anchor distT="0" distB="0" distL="114300" distR="114300" simplePos="0" relativeHeight="251692032" behindDoc="0" locked="0" layoutInCell="1" allowOverlap="1" wp14:anchorId="09090214" wp14:editId="39A163FA">
-                  <wp:simplePos x="0" y="0"/>
-                  <wp:positionH relativeFrom="column">
-                    <wp:posOffset>5715000</wp:posOffset>
-                  </wp:positionH>
-                  <wp:positionV relativeFrom="paragraph">
-                    <wp:posOffset>-419735</wp:posOffset>
-                  </wp:positionV>
-                  <wp:extent cx="0" cy="10033635"/>
-                  <wp:effectExtent l="19050" t="0" r="19050" b="5715"/>
-                  <wp:wrapNone/>
-                  <wp:docPr id="1981961598" name="Straight Connector 1981961598"/>
-                  <wp:cNvGraphicFramePr/>
-                  <a:graphic xmlns:a="http://schemas.openxmlformats.org/drawingml/2006/main">
-                    <a:graphicData uri="http://schemas.microsoft.com/office/word/2010/wordprocessingShape">
-                      <wps:wsp>
-                        <wps:cNvCnPr/>
-                        <wps:spPr>
-                          <a:xfrm>
-                            <a:off x="0" y="0"/>
-                            <a:ext cx="0" cy="10033762"/>
-                          </a:xfrm>
-                          <a:prstGeom prst="line">
-                            <a:avLst/>
-                          </a:prstGeom>
-                          <a:ln w="38100"/>
-                        </wps:spPr>
-                        <wps:style>
-                          <a:lnRef idx="1">
-                            <a:schemeClr val="dk1"/>
-                          </a:lnRef>
-                          <a:fillRef idx="0">
-                            <a:schemeClr val="dk1"/>
-                          </a:fillRef>
-                          <a:effectRef idx="0">
-                            <a:schemeClr val="dk1"/>
-                          </a:effectRef>
-                          <a:fontRef idx="minor">
-                            <a:schemeClr val="tx1"/>
-                          </a:fontRef>
-                        </wps:style>
-                        <wps:bodyPr/>
-                      </wps:wsp>
-                    </a:graphicData>
-                  </a:graphic>
-                </wp:anchor>
-              </w:drawing>
-            </mc:Choice>
-            <mc:Fallback>
-              <w:pict>
-                <v:line w14:anchorId="700154F2" id="Straight Connector 1981961598" o:spid="_x0000_s1026" style="position:absolute;z-index:251692032;visibility:visible;mso-wrap-style:square;mso-wrap-distance-left:9pt;mso-wrap-distance-top:0;mso-wrap-distance-right:9pt;mso-wrap-distance-bottom:0;mso-position-horizontal:absolute;mso-position-horizontal-relative:text;mso-position-vertical:absolute;mso-position-vertical-relative:text" from="450pt,-33.05pt" to="450pt,757pt" o:gfxdata="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" strokecolor="black [3200]" strokeweight="3pt">
-                  <v:stroke joinstyle="miter"/>
-                </v:line>
-              </w:pict>
-            </mc:Fallback>
-          </mc:AlternateContent>
-        </w:r>
-        <w:r>
-          <w:rPr>
-            <w:rFonts w:ascii="Courier New" w:hAnsi="Courier New" w:cs="Courier New"/>
-            <w:b/>
-            <w:sz w:val="36"/>
-          </w:rPr>
-          <w:t>Kalinga State University</w:t>
-        </w:r>
-        <w:r>
-          <w:rPr>
-            <w:rFonts w:ascii="Courier New" w:hAnsi="Courier New" w:cs="Courier New"/>
-            <w:b/>
-            <w:sz w:val="36"/>
-          </w:rPr>
-          <w:tab/>
-        </w:r>
-      </w:p>
-      <w:p>
-        <w:pPr>
-          <w:pStyle w:val="Header"/>
-          <w:tabs>
-            <w:tab w:val="clear" w:pos="9360"/>
-            <w:tab w:val="left" w:pos="2256"/>
-            <w:tab w:val="center" w:pos="4320"/>
-            <w:tab w:val="right" w:pos="8642"/>
-          </w:tabs>
-          <w:rPr>
-            <w:rFonts w:ascii="Courier New" w:hAnsi="Courier New" w:cs="Courier New"/>
-            <w:sz w:val="24"/>
-          </w:rPr>
-        </w:pPr>
-        <w:r>
-          <w:rPr>
-            <w:rFonts w:ascii="Courier New" w:hAnsi="Courier New" w:cs="Courier New"/>
-            <w:sz w:val="24"/>
-          </w:rPr>
-          <w:tab/>
-        </w:r>
-        <w:r>
-          <w:rPr>
-            <w:rFonts w:ascii="Courier New" w:hAnsi="Courier New" w:cs="Courier New"/>
-            <w:sz w:val="24"/>
-          </w:rPr>
-          <w:tab/>
-          <w:t>Bulanao, Tabuk City, Kalinga</w:t>
-        </w:r>
-      </w:p>
-      <w:p>
-        <w:pPr>
-          <w:pStyle w:val="Header"/>
-          <w:tabs>
-            <w:tab w:val="clear" w:pos="9360"/>
-            <w:tab w:val="left" w:pos="2256"/>
-            <w:tab w:val="center" w:pos="4320"/>
-            <w:tab w:val="right" w:pos="8642"/>
-          </w:tabs>
-          <w:rPr>
-            <w:rFonts w:ascii="Courier New" w:hAnsi="Courier New" w:cs="Courier New"/>
-            <w:sz w:val="24"/>
-          </w:rPr>
-        </w:pPr>
-        <w:r>
-          <w:rPr>
-            <w:rFonts w:ascii="Courier New" w:hAnsi="Courier New" w:cs="Courier New"/>
-            <w:sz w:val="24"/>
-          </w:rPr>
-          <w:tab/>
-        </w:r>
-      </w:p>
-      <w:p>
-        <w:pPr>
-          <w:pStyle w:val="Header"/>
-          <w:jc w:val="right"/>
-          <w:rPr>
-            <w:rFonts w:ascii="Courier New" w:hAnsi="Courier New" w:cs="Courier New"/>
-            <w:sz w:val="20"/>
-            <w:szCs w:val="20"/>
-          </w:rPr>
-        </w:pPr>
-        <w:r>
-          <w:rPr>
-            <w:rFonts w:ascii="Courier New" w:hAnsi="Courier New" w:cs="Courier New"/>
-            <w:color w:val="7F7F7F" w:themeColor="background1" w:themeShade="7F"/>
-            <w:spacing w:val="60"/>
-            <w:sz w:val="20"/>
-            <w:szCs w:val="20"/>
-          </w:rPr>
-          <w:t>Introduction</w:t>
-        </w:r>
-        <w:r>
-          <w:rPr>
-            <w:rFonts w:ascii="Courier New" w:hAnsi="Courier New" w:cs="Courier New"/>
-            <w:sz w:val="20"/>
-            <w:szCs w:val="20"/>
-          </w:rPr>
-          <w:t xml:space="preserve"> | </w:t>
-        </w:r>
-        <w:r>
-          <w:rPr>
-            <w:rFonts w:ascii="Courier New" w:hAnsi="Courier New" w:cs="Courier New"/>
-            <w:sz w:val="20"/>
-            <w:szCs w:val="20"/>
-          </w:rPr>
-          <w:fldChar w:fldCharType="begin"/>
-        </w:r>
-        <w:r>
-          <w:rPr>
-            <w:rFonts w:ascii="Courier New" w:hAnsi="Courier New" w:cs="Courier New"/>
-            <w:sz w:val="20"/>
-            <w:szCs w:val="20"/>
-          </w:rPr>
-          <w:instrText xml:space="preserve"> PAGE   \* MERGEFORMAT </w:instrText>
-        </w:r>
-        <w:r>
-          <w:rPr>
-            <w:rFonts w:ascii="Courier New" w:hAnsi="Courier New" w:cs="Courier New"/>
-            <w:sz w:val="20"/>
-            <w:szCs w:val="20"/>
-          </w:rPr>
-          <w:fldChar w:fldCharType="separate"/>
-        </w:r>
-        <w:r>
-          <w:rPr>
-            <w:rFonts w:ascii="Courier New" w:hAnsi="Courier New" w:cs="Courier New"/>
-            <w:b/>
-            <w:bCs/>
-            <w:noProof/>
-            <w:sz w:val="20"/>
-            <w:szCs w:val="20"/>
-          </w:rPr>
-          <w:t>1</w:t>
-        </w:r>
-        <w:r>
-          <w:rPr>
-            <w:rFonts w:ascii="Courier New" w:hAnsi="Courier New" w:cs="Courier New"/>
-            <w:b/>
-            <w:bCs/>
-            <w:noProof/>
-            <w:sz w:val="20"/>
-            <w:szCs w:val="20"/>
-          </w:rPr>
-          <w:fldChar w:fldCharType="end"/>
-        </w:r>
-      </w:p>
-    </w:sdtContent>
-  </w:sdt>
-  <w:p>
-    <w:pPr>
-      <w:pStyle w:val="Header"/>
-      <w:rPr>
-        <w:rFonts w:ascii="Courier New" w:hAnsi="Courier New" w:cs="Courier New"/>
-      </w:rPr>
-    </w:pPr>
-  </w:p>
-</w:hdr>
-</file>
-
-<file path=word/header4.xml><?xml version="1.0" encoding="utf-8"?>
-<w:hdr xmlns:wpc="http://schemas.microsoft.com/office/word/2010/wordprocessingCanvas" xmlns:cx="http://schemas.microsoft.com/office/drawing/2014/chartex" xmlns:cx1="http://schemas.microsoft.com/office/drawing/2015/9/8/chartex" xmlns:cx2="http://schemas.microsoft.com/office/drawing/2015/10/21/chartex" xmlns:cx3="http://schemas.microsoft.com/office/drawing/2016/5/9/chartex" xmlns:cx4="http://schemas.microsoft.com/office/drawing/2016/5/10/chartex" xmlns:cx5="http://schemas.microsoft.com/office/drawing/2016/5/11/chartex" xmlns:cx6="http://schemas.microsoft.com/office/drawing/2016/5/12/chartex" xmlns:cx7="http://schemas.microsoft.com/office/drawing/2016/5/13/chartex" xmlns:cx8="http://schemas.microsoft.com/office/drawing/2016/5/14/chartex" xmlns:mc="http://schemas.openxmlformats.org/markup-compatibility/2006" xmlns:aink="http://schemas.microsoft.com/office/drawing/2016/ink" xmlns:am3d="http://schemas.microsoft.com/office/drawing/2017/model3d" xmlns:o="urn:schemas-microsoft-com:office:office" xmlns:oel="http://schemas.microsoft.com/office/2019/extlst" xmlns:r="http://schemas.openxmlformats.org/officeDocument/2006/relationships" xmlns:m="http://schemas.openxmlformats.org/officeDocument/2006/math" xmlns:v="urn:schemas-microsoft-com:vml" xmlns:wp14="http://schemas.microsoft.com/office/word/2010/wordprocessingDrawing" xmlns:wp="http://schemas.openxmlformats.org/drawingml/2006/wordprocessingDrawing" xmlns:w10="urn:schemas-microsoft-com:office:word" xmlns:w="http://schemas.openxmlformats.org/wordprocessingml/2006/main" xmlns:w14="http://schemas.microsoft.com/office/word/2010/wordml" xmlns:w15="http://schemas.microsoft.com/office/word/2012/wordml" xmlns:w16cex="http://schemas.microsoft.com/office/word/2018/wordml/cex" xmlns:w16cid="http://schemas.microsoft.com/office/word/2016/wordml/cid" xmlns:w16="http://schemas.microsoft.com/office/word/2018/wordml" xmlns:w16du="http://schemas.microsoft.com/office/word/2023/wordml/word16du" xmlns:w16sdtdh="http://schemas.microsoft.com/office/word/2020/wordml/sdtdatahash" xmlns:w16sdtfl="http://schemas.microsoft.com/office/word/2024/wordml/sdtformatlock" xmlns:w16se="http://schemas.microsoft.com/office/word/2015/wordml/symex" xmlns:wpg="http://schemas.microsoft.com/office/word/2010/wordprocessingGroup" xmlns:wpi="http://schemas.microsoft.com/office/word/2010/wordprocessingInk" xmlns:wne="http://schemas.microsoft.com/office/word/2006/wordml" xmlns:wps="http://schemas.microsoft.com/office/word/2010/wordprocessingShape" mc:Ignorable="w14 w15 w16se w16cid w16 w16cex w16sdtdh w16sdtfl w16du wp14">
-  <w:sdt>
-    <w:sdtPr>
-      <w:id w:val="884150331"/>
-    </w:sdtPr>
-    <w:sdtEndPr>
-      <w:rPr>
-        <w:rFonts w:ascii="Courier New" w:hAnsi="Courier New" w:cs="Courier New"/>
-      </w:rPr>
-    </w:sdtEndPr>
-    <w:sdtContent>
-      <w:p>
-        <w:pPr>
-          <w:pStyle w:val="Header"/>
-          <w:tabs>
-            <w:tab w:val="center" w:pos="4321"/>
-            <w:tab w:val="right" w:pos="8642"/>
-          </w:tabs>
-          <w:rPr>
-            <w:rFonts w:ascii="Courier New" w:hAnsi="Courier New" w:cs="Courier New"/>
-            <w:b/>
-            <w:sz w:val="32"/>
-          </w:rPr>
-        </w:pPr>
-        <w:r>
-          <w:tab/>
-        </w:r>
-        <w:r>
-          <w:rPr>
-            <w:rFonts w:ascii="Courier New" w:hAnsi="Courier New" w:cs="Courier New"/>
-            <w:b/>
-            <w:noProof/>
-            <w:sz w:val="36"/>
-            <w:lang w:eastAsia="en-PH"/>
-          </w:rPr>
-          <w:drawing>
-            <wp:anchor distT="0" distB="0" distL="114300" distR="114300" simplePos="0" relativeHeight="251684864" behindDoc="0" locked="0" layoutInCell="1" allowOverlap="1" wp14:anchorId="27DAA8DF" wp14:editId="0A8D47C2">
-              <wp:simplePos x="0" y="0"/>
-              <wp:positionH relativeFrom="column">
-                <wp:posOffset>-246380</wp:posOffset>
-              </wp:positionH>
-              <wp:positionV relativeFrom="paragraph">
-                <wp:posOffset>-198120</wp:posOffset>
-              </wp:positionV>
-              <wp:extent cx="823595" cy="724535"/>
-              <wp:effectExtent l="0" t="0" r="14605" b="18415"/>
-              <wp:wrapNone/>
-              <wp:docPr id="1948264719" name="Picture 1948264719"/>
-              <wp:cNvGraphicFramePr>
-                <a:graphicFrameLocks xmlns:a="http://schemas.openxmlformats.org/drawingml/2006/main" noChangeAspect="1"/>
-              </wp:cNvGraphicFramePr>
-              <a:graphic xmlns:a="http://schemas.openxmlformats.org/drawingml/2006/main">
-                <a:graphicData uri="http://schemas.openxmlformats.org/drawingml/2006/picture">
-                  <pic:pic xmlns:pic="http://schemas.openxmlformats.org/drawingml/2006/picture">
-                    <pic:nvPicPr>
-                      <pic:cNvPr id="700363394" name="Picture 700363394"/>
-                      <pic:cNvPicPr>
-                        <a:picLocks noChangeAspect="1"/>
-                      </pic:cNvPicPr>
-                    </pic:nvPicPr>
-                    <pic:blipFill>
-                      <a:blip r:embed="rId1">
-                        <a:extLst>
-                          <a:ext uri="{28A0092B-C50C-407E-A947-70E740481C1C}">
-                            <a14:useLocalDpi xmlns:a14="http://schemas.microsoft.com/office/drawing/2010/main" val="0"/>
-                          </a:ext>
-                        </a:extLst>
-                      </a:blip>
-                      <a:stretch>
-                        <a:fillRect/>
-                      </a:stretch>
-                    </pic:blipFill>
-                    <pic:spPr>
-                      <a:xfrm>
-                        <a:off x="0" y="0"/>
-                        <a:ext cx="823578" cy="724710"/>
-                      </a:xfrm>
-                      <a:prstGeom prst="rect">
-                        <a:avLst/>
-                      </a:prstGeom>
-                    </pic:spPr>
-                  </pic:pic>
-                </a:graphicData>
-              </a:graphic>
-            </wp:anchor>
-          </w:drawing>
-        </w:r>
-        <w:r>
-          <w:rPr>
-            <w:rFonts w:ascii="Courier New" w:hAnsi="Courier New" w:cs="Courier New"/>
-            <w:b/>
-            <w:noProof/>
-            <w:sz w:val="32"/>
-            <w:lang w:eastAsia="en-PH"/>
-          </w:rPr>
-          <mc:AlternateContent>
-            <mc:Choice Requires="wps">
-              <w:drawing>
-                <wp:anchor distT="0" distB="0" distL="114300" distR="114300" simplePos="0" relativeHeight="251687936" behindDoc="0" locked="0" layoutInCell="1" allowOverlap="1" wp14:anchorId="6906A1A9" wp14:editId="3E74B579">
-                  <wp:simplePos x="0" y="0"/>
-                  <wp:positionH relativeFrom="column">
-                    <wp:posOffset>-1371600</wp:posOffset>
-                  </wp:positionH>
-                  <wp:positionV relativeFrom="paragraph">
-                    <wp:posOffset>-287020</wp:posOffset>
-                  </wp:positionV>
-                  <wp:extent cx="7772400" cy="0"/>
-                  <wp:effectExtent l="0" t="19050" r="0" b="19050"/>
-                  <wp:wrapNone/>
-                  <wp:docPr id="268329290" name="Straight Connector 268329290"/>
-                  <wp:cNvGraphicFramePr/>
-                  <a:graphic xmlns:a="http://schemas.openxmlformats.org/drawingml/2006/main">
-                    <a:graphicData uri="http://schemas.microsoft.com/office/word/2010/wordprocessingShape">
-                      <wps:wsp>
-                        <wps:cNvCnPr/>
-                        <wps:spPr>
-                          <a:xfrm>
-                            <a:off x="0" y="0"/>
-                            <a:ext cx="7772400" cy="0"/>
-                          </a:xfrm>
-                          <a:prstGeom prst="line">
-                            <a:avLst/>
-                          </a:prstGeom>
-                          <a:ln w="38100"/>
-                        </wps:spPr>
-                        <wps:style>
-                          <a:lnRef idx="1">
-                            <a:schemeClr val="dk1"/>
-                          </a:lnRef>
-                          <a:fillRef idx="0">
-                            <a:schemeClr val="dk1"/>
-                          </a:fillRef>
-                          <a:effectRef idx="0">
-                            <a:schemeClr val="dk1"/>
-                          </a:effectRef>
-                          <a:fontRef idx="minor">
-                            <a:schemeClr val="tx1"/>
-                          </a:fontRef>
-                        </wps:style>
-                        <wps:bodyPr/>
-                      </wps:wsp>
-                    </a:graphicData>
-                  </a:graphic>
-                </wp:anchor>
-              </w:drawing>
-            </mc:Choice>
-            <mc:Fallback>
-              <w:pict>
-                <v:line w14:anchorId="0D2D2DF7" id="Straight Connector 268329290" o:spid="_x0000_s1026" style="position:absolute;z-index:251687936;visibility:visible;mso-wrap-style:square;mso-wrap-distance-left:9pt;mso-wrap-distance-top:0;mso-wrap-distance-right:9pt;mso-wrap-distance-bottom:0;mso-position-horizontal:absolute;mso-position-horizontal-relative:text;mso-position-vertical:absolute;mso-position-vertical-relative:text" from="-108pt,-22.6pt" to="7in,-22.6pt" o:gfxdata="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" strokecolor="black [3200]" strokeweight="3pt">
-                  <v:stroke joinstyle="miter"/>
-                </v:line>
-              </w:pict>
-            </mc:Fallback>
-          </mc:AlternateContent>
-        </w:r>
-        <w:r>
-          <w:rPr>
-            <w:rFonts w:ascii="Courier New" w:hAnsi="Courier New" w:cs="Courier New"/>
-            <w:b/>
-            <w:noProof/>
-            <w:sz w:val="36"/>
-            <w:lang w:eastAsia="en-PH"/>
-          </w:rPr>
-          <mc:AlternateContent>
-            <mc:Choice Requires="wps">
-              <w:drawing>
-                <wp:anchor distT="0" distB="0" distL="114300" distR="114300" simplePos="0" relativeHeight="251685888" behindDoc="0" locked="0" layoutInCell="1" allowOverlap="1" wp14:anchorId="1E62BE12" wp14:editId="4D228D95">
-                  <wp:simplePos x="0" y="0"/>
-                  <wp:positionH relativeFrom="column">
-                    <wp:posOffset>-228600</wp:posOffset>
-                  </wp:positionH>
-                  <wp:positionV relativeFrom="paragraph">
-                    <wp:posOffset>-572770</wp:posOffset>
-                  </wp:positionV>
-                  <wp:extent cx="0" cy="10191750"/>
-                  <wp:effectExtent l="19050" t="0" r="19050" b="0"/>
-                  <wp:wrapNone/>
-                  <wp:docPr id="814134297" name="Straight Connector 814134297"/>
-                  <wp:cNvGraphicFramePr/>
-                  <a:graphic xmlns:a="http://schemas.openxmlformats.org/drawingml/2006/main">
-                    <a:graphicData uri="http://schemas.microsoft.com/office/word/2010/wordprocessingShape">
-                      <wps:wsp>
-                        <wps:cNvCnPr/>
-                        <wps:spPr>
-                          <a:xfrm>
-                            <a:off x="0" y="0"/>
-                            <a:ext cx="0" cy="10191896"/>
-                          </a:xfrm>
-                          <a:prstGeom prst="line">
-                            <a:avLst/>
-                          </a:prstGeom>
-                          <a:ln w="38100"/>
-                        </wps:spPr>
-                        <wps:style>
-                          <a:lnRef idx="1">
-                            <a:schemeClr val="dk1"/>
-                          </a:lnRef>
-                          <a:fillRef idx="0">
-                            <a:schemeClr val="dk1"/>
-                          </a:fillRef>
-                          <a:effectRef idx="0">
-                            <a:schemeClr val="dk1"/>
-                          </a:effectRef>
-                          <a:fontRef idx="minor">
-                            <a:schemeClr val="tx1"/>
-                          </a:fontRef>
-                        </wps:style>
-                        <wps:bodyPr/>
-                      </wps:wsp>
-                    </a:graphicData>
-                  </a:graphic>
-                </wp:anchor>
-              </w:drawing>
-            </mc:Choice>
-            <mc:Fallback>
-              <w:pict>
-                <v:line w14:anchorId="33FC20D6" id="Straight Connector 814134297" o:spid="_x0000_s1026" style="position:absolute;z-index:251685888;visibility:visible;mso-wrap-style:square;mso-wrap-distance-left:9pt;mso-wrap-distance-top:0;mso-wrap-distance-right:9pt;mso-wrap-distance-bottom:0;mso-position-horizontal:absolute;mso-position-horizontal-relative:text;mso-position-vertical:absolute;mso-position-vertical-relative:text" from="-18pt,-45.1pt" to="-18pt,757.4pt" o:gfxdata="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" strokecolor="black [3200]" strokeweight="3pt">
-                  <v:stroke joinstyle="miter"/>
-                </v:line>
-              </w:pict>
-            </mc:Fallback>
-          </mc:AlternateContent>
-        </w:r>
-        <w:r>
-          <w:rPr>
-            <w:rFonts w:ascii="Courier New" w:hAnsi="Courier New" w:cs="Courier New"/>
-            <w:b/>
-            <w:noProof/>
-            <w:sz w:val="36"/>
-            <w:lang w:eastAsia="en-PH"/>
-          </w:rPr>
-          <mc:AlternateContent>
-            <mc:Choice Requires="wps">
-              <w:drawing>
-                <wp:anchor distT="0" distB="0" distL="114300" distR="114300" simplePos="0" relativeHeight="251686912" behindDoc="0" locked="0" layoutInCell="1" allowOverlap="1" wp14:anchorId="419E6D30" wp14:editId="75CF9F07">
-                  <wp:simplePos x="0" y="0"/>
-                  <wp:positionH relativeFrom="column">
-                    <wp:posOffset>5715000</wp:posOffset>
-                  </wp:positionH>
-                  <wp:positionV relativeFrom="paragraph">
-                    <wp:posOffset>-419735</wp:posOffset>
-                  </wp:positionV>
-                  <wp:extent cx="0" cy="10033635"/>
-                  <wp:effectExtent l="19050" t="0" r="19050" b="5715"/>
-                  <wp:wrapNone/>
-                  <wp:docPr id="906535342" name="Straight Connector 906535342"/>
-                  <wp:cNvGraphicFramePr/>
-                  <a:graphic xmlns:a="http://schemas.openxmlformats.org/drawingml/2006/main">
-                    <a:graphicData uri="http://schemas.microsoft.com/office/word/2010/wordprocessingShape">
-                      <wps:wsp>
-                        <wps:cNvCnPr/>
-                        <wps:spPr>
-                          <a:xfrm>
-                            <a:off x="0" y="0"/>
-                            <a:ext cx="0" cy="10033762"/>
-                          </a:xfrm>
-                          <a:prstGeom prst="line">
-                            <a:avLst/>
-                          </a:prstGeom>
-                          <a:ln w="38100"/>
-                        </wps:spPr>
-                        <wps:style>
-                          <a:lnRef idx="1">
-                            <a:schemeClr val="dk1"/>
-                          </a:lnRef>
-                          <a:fillRef idx="0">
-                            <a:schemeClr val="dk1"/>
-                          </a:fillRef>
-                          <a:effectRef idx="0">
-                            <a:schemeClr val="dk1"/>
-                          </a:effectRef>
-                          <a:fontRef idx="minor">
-                            <a:schemeClr val="tx1"/>
-                          </a:fontRef>
-                        </wps:style>
-                        <wps:bodyPr/>
-                      </wps:wsp>
-                    </a:graphicData>
-                  </a:graphic>
-                </wp:anchor>
-              </w:drawing>
-            </mc:Choice>
-            <mc:Fallback>
-              <w:pict>
-                <v:line w14:anchorId="09E1D54E" id="Straight Connector 906535342" o:spid="_x0000_s1026" style="position:absolute;z-index:251686912;visibility:visible;mso-wrap-style:square;mso-wrap-distance-left:9pt;mso-wrap-distance-top:0;mso-wrap-distance-right:9pt;mso-wrap-distance-bottom:0;mso-position-horizontal:absolute;mso-position-horizontal-relative:text;mso-position-vertical:absolute;mso-position-vertical-relative:text" from="450pt,-33.05pt" to="450pt,757pt" o:gfxdata="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" strokecolor="black [3200]" strokeweight="3pt">
-                  <v:stroke joinstyle="miter"/>
-                </v:line>
-              </w:pict>
-            </mc:Fallback>
-          </mc:AlternateContent>
-        </w:r>
-        <w:r>
-          <w:rPr>
-            <w:rFonts w:ascii="Courier New" w:hAnsi="Courier New" w:cs="Courier New"/>
-            <w:b/>
-            <w:sz w:val="36"/>
-          </w:rPr>
-          <w:t>Kalinga State University</w:t>
-        </w:r>
-        <w:r>
-          <w:rPr>
-            <w:rFonts w:ascii="Courier New" w:hAnsi="Courier New" w:cs="Courier New"/>
-            <w:b/>
-            <w:sz w:val="36"/>
-          </w:rPr>
-          <w:tab/>
-        </w:r>
-      </w:p>
-      <w:p>
-        <w:pPr>
-          <w:pStyle w:val="Header"/>
-          <w:tabs>
-            <w:tab w:val="clear" w:pos="9360"/>
-            <w:tab w:val="left" w:pos="2256"/>
-            <w:tab w:val="center" w:pos="4320"/>
-            <w:tab w:val="right" w:pos="8642"/>
-          </w:tabs>
-          <w:rPr>
-            <w:rFonts w:ascii="Courier New" w:hAnsi="Courier New" w:cs="Courier New"/>
-            <w:sz w:val="24"/>
-          </w:rPr>
-        </w:pPr>
-        <w:r>
-          <w:rPr>
-            <w:rFonts w:ascii="Courier New" w:hAnsi="Courier New" w:cs="Courier New"/>
-            <w:sz w:val="24"/>
-          </w:rPr>
-          <w:tab/>
-        </w:r>
-        <w:r>
-          <w:rPr>
-            <w:rFonts w:ascii="Courier New" w:hAnsi="Courier New" w:cs="Courier New"/>
-            <w:sz w:val="24"/>
-          </w:rPr>
-          <w:tab/>
-          <w:t>Bulanao, Tabuk City, Kalinga</w:t>
-        </w:r>
-        <w:r>
-          <w:rPr>
-            <w:rFonts w:ascii="Courier New" w:hAnsi="Courier New" w:cs="Courier New"/>
-            <w:sz w:val="24"/>
-          </w:rPr>
-          <w:tab/>
-        </w:r>
-      </w:p>
-      <w:p>
-        <w:pPr>
-          <w:pStyle w:val="Header"/>
-          <w:jc w:val="right"/>
-          <w:rPr>
-            <w:rFonts w:ascii="Courier New" w:hAnsi="Courier New" w:cs="Courier New"/>
-          </w:rPr>
-        </w:pPr>
-      </w:p>
-    </w:sdtContent>
-  </w:sdt>
-  <w:p>
-    <w:pPr>
-      <w:pStyle w:val="Header"/>
-      <w:rPr>
-        <w:rFonts w:ascii="Courier New" w:hAnsi="Courier New" w:cs="Courier New"/>
-      </w:rPr>
-    </w:pPr>
-  </w:p>
-</w:hdr>
-</file>
-
-<file path=word/header5.xml><?xml version="1.0" encoding="utf-8"?>
-<w:hdr xmlns:wpc="http://schemas.microsoft.com/office/word/2010/wordprocessingCanvas" xmlns:cx="http://schemas.microsoft.com/office/drawing/2014/chartex" xmlns:cx1="http://schemas.microsoft.com/office/drawing/2015/9/8/chartex" xmlns:cx2="http://schemas.microsoft.com/office/drawing/2015/10/21/chartex" xmlns:cx3="http://schemas.microsoft.com/office/drawing/2016/5/9/chartex" xmlns:cx4="http://schemas.microsoft.com/office/drawing/2016/5/10/chartex" xmlns:cx5="http://schemas.microsoft.com/office/drawing/2016/5/11/chartex" xmlns:cx6="http://schemas.microsoft.com/office/drawing/2016/5/12/chartex" xmlns:cx7="http://schemas.microsoft.com/office/drawing/2016/5/13/chartex" xmlns:cx8="http://schemas.microsoft.com/office/drawing/2016/5/14/chartex" xmlns:mc="http://schemas.openxmlformats.org/markup-compatibility/2006" xmlns:aink="http://schemas.microsoft.com/office/drawing/2016/ink" xmlns:am3d="http://schemas.microsoft.com/office/drawing/2017/model3d" xmlns:o="urn:schemas-microsoft-com:office:office" xmlns:oel="http://schemas.microsoft.com/office/2019/extlst" xmlns:r="http://schemas.openxmlformats.org/officeDocument/2006/relationships" xmlns:m="http://schemas.openxmlformats.org/officeDocument/2006/math" xmlns:v="urn:schemas-microsoft-com:vml" xmlns:wp14="http://schemas.microsoft.com/office/word/2010/wordprocessingDrawing" xmlns:wp="http://schemas.openxmlformats.org/drawingml/2006/wordprocessingDrawing" xmlns:w10="urn:schemas-microsoft-com:office:word" xmlns:w="http://schemas.openxmlformats.org/wordprocessingml/2006/main" xmlns:w14="http://schemas.microsoft.com/office/word/2010/wordml" xmlns:w15="http://schemas.microsoft.com/office/word/2012/wordml" xmlns:w16cex="http://schemas.microsoft.com/office/word/2018/wordml/cex" xmlns:w16cid="http://schemas.microsoft.com/office/word/2016/wordml/cid" xmlns:w16="http://schemas.microsoft.com/office/word/2018/wordml" xmlns:w16du="http://schemas.microsoft.com/office/word/2023/wordml/word16du" xmlns:w16sdtdh="http://schemas.microsoft.com/office/word/2020/wordml/sdtdatahash" xmlns:w16sdtfl="http://schemas.microsoft.com/office/word/2024/wordml/sdtformatlock" xmlns:w16se="http://schemas.microsoft.com/office/word/2015/wordml/symex" xmlns:wpg="http://schemas.microsoft.com/office/word/2010/wordprocessingGroup" xmlns:wpi="http://schemas.microsoft.com/office/word/2010/wordprocessingInk" xmlns:wne="http://schemas.microsoft.com/office/word/2006/wordml" xmlns:wps="http://schemas.microsoft.com/office/word/2010/wordprocessingShape" mc:Ignorable="w14 w15 w16se w16cid w16 w16cex w16sdtdh w16sdtfl w16du wp14">
-  <w:sdt>
-    <w:sdtPr>
-      <w:id w:val="1594424753"/>
-    </w:sdtPr>
-    <w:sdtEndPr>
-      <w:rPr>
-        <w:rFonts w:ascii="Courier New" w:hAnsi="Courier New" w:cs="Courier New"/>
-        <w:sz w:val="20"/>
-        <w:szCs w:val="20"/>
-      </w:rPr>
-    </w:sdtEndPr>
-    <w:sdtContent>
-      <w:p>
-        <w:pPr>
-          <w:pStyle w:val="Header"/>
-          <w:tabs>
-            <w:tab w:val="center" w:pos="4321"/>
-            <w:tab w:val="right" w:pos="8642"/>
-          </w:tabs>
-          <w:rPr>
-            <w:rFonts w:ascii="Courier New" w:hAnsi="Courier New" w:cs="Courier New"/>
-            <w:b/>
-            <w:sz w:val="32"/>
-          </w:rPr>
-        </w:pPr>
-        <w:r>
-          <w:tab/>
-        </w:r>
-        <w:r>
-          <w:rPr>
-            <w:rFonts w:ascii="Courier New" w:hAnsi="Courier New" w:cs="Courier New"/>
-            <w:b/>
-            <w:noProof/>
-            <w:sz w:val="36"/>
-            <w:lang w:eastAsia="en-PH"/>
-          </w:rPr>
-          <w:drawing>
-            <wp:anchor distT="0" distB="0" distL="114300" distR="114300" simplePos="0" relativeHeight="251700224" behindDoc="0" locked="0" layoutInCell="1" allowOverlap="1" wp14:anchorId="615D653D" wp14:editId="5701BB36">
-              <wp:simplePos x="0" y="0"/>
-              <wp:positionH relativeFrom="column">
-                <wp:posOffset>-246380</wp:posOffset>
-              </wp:positionH>
-              <wp:positionV relativeFrom="paragraph">
-                <wp:posOffset>-198120</wp:posOffset>
-              </wp:positionV>
-              <wp:extent cx="823595" cy="724535"/>
-              <wp:effectExtent l="0" t="0" r="14605" b="18415"/>
-              <wp:wrapNone/>
-              <wp:docPr id="1864054730" name="Picture 1864054730"/>
-              <wp:cNvGraphicFramePr>
-                <a:graphicFrameLocks xmlns:a="http://schemas.openxmlformats.org/drawingml/2006/main" noChangeAspect="1"/>
-              </wp:cNvGraphicFramePr>
-              <a:graphic xmlns:a="http://schemas.openxmlformats.org/drawingml/2006/main">
-                <a:graphicData uri="http://schemas.openxmlformats.org/drawingml/2006/picture">
-                  <pic:pic xmlns:pic="http://schemas.openxmlformats.org/drawingml/2006/picture">
-                    <pic:nvPicPr>
-                      <pic:cNvPr id="700363394" name="Picture 700363394"/>
-                      <pic:cNvPicPr>
-                        <a:picLocks noChangeAspect="1"/>
-                      </pic:cNvPicPr>
-                    </pic:nvPicPr>
-                    <pic:blipFill>
-                      <a:blip r:embed="rId1">
-                        <a:extLst>
-                          <a:ext uri="{28A0092B-C50C-407E-A947-70E740481C1C}">
-                            <a14:useLocalDpi xmlns:a14="http://schemas.microsoft.com/office/drawing/2010/main" val="0"/>
-                          </a:ext>
-                        </a:extLst>
-                      </a:blip>
-                      <a:stretch>
-                        <a:fillRect/>
-                      </a:stretch>
-                    </pic:blipFill>
-                    <pic:spPr>
-                      <a:xfrm>
-                        <a:off x="0" y="0"/>
-                        <a:ext cx="823578" cy="724710"/>
-                      </a:xfrm>
-                      <a:prstGeom prst="rect">
-                        <a:avLst/>
-                      </a:prstGeom>
-                    </pic:spPr>
-                  </pic:pic>
-                </a:graphicData>
-              </a:graphic>
-            </wp:anchor>
-          </w:drawing>
-        </w:r>
-        <w:r>
-          <w:rPr>
-            <w:rFonts w:ascii="Courier New" w:hAnsi="Courier New" w:cs="Courier New"/>
-            <w:b/>
-            <w:noProof/>
-            <w:sz w:val="32"/>
-            <w:lang w:eastAsia="en-PH"/>
-          </w:rPr>
-          <mc:AlternateContent>
-            <mc:Choice Requires="wps">
-              <w:drawing>
-                <wp:anchor distT="0" distB="0" distL="114300" distR="114300" simplePos="0" relativeHeight="251703296" behindDoc="0" locked="0" layoutInCell="1" allowOverlap="1" wp14:anchorId="7877EF97" wp14:editId="2C2F600E">
-                  <wp:simplePos x="0" y="0"/>
-                  <wp:positionH relativeFrom="column">
-                    <wp:posOffset>-1371600</wp:posOffset>
-                  </wp:positionH>
-                  <wp:positionV relativeFrom="paragraph">
-                    <wp:posOffset>-287020</wp:posOffset>
-                  </wp:positionV>
-                  <wp:extent cx="7772400" cy="0"/>
-                  <wp:effectExtent l="0" t="19050" r="0" b="19050"/>
-                  <wp:wrapNone/>
-                  <wp:docPr id="2045287632" name="Straight Connector 2045287632"/>
-                  <wp:cNvGraphicFramePr/>
-                  <a:graphic xmlns:a="http://schemas.openxmlformats.org/drawingml/2006/main">
-                    <a:graphicData uri="http://schemas.microsoft.com/office/word/2010/wordprocessingShape">
-                      <wps:wsp>
-                        <wps:cNvCnPr/>
-                        <wps:spPr>
-                          <a:xfrm>
-                            <a:off x="0" y="0"/>
-                            <a:ext cx="7772400" cy="0"/>
-                          </a:xfrm>
-                          <a:prstGeom prst="line">
-                            <a:avLst/>
-                          </a:prstGeom>
-                          <a:ln w="38100"/>
-                        </wps:spPr>
-                        <wps:style>
-                          <a:lnRef idx="1">
-                            <a:schemeClr val="dk1"/>
-                          </a:lnRef>
-                          <a:fillRef idx="0">
-                            <a:schemeClr val="dk1"/>
-                          </a:fillRef>
-                          <a:effectRef idx="0">
-                            <a:schemeClr val="dk1"/>
-                          </a:effectRef>
-                          <a:fontRef idx="minor">
-                            <a:schemeClr val="tx1"/>
-                          </a:fontRef>
-                        </wps:style>
-                        <wps:bodyPr/>
-                      </wps:wsp>
-                    </a:graphicData>
-                  </a:graphic>
-                </wp:anchor>
-              </w:drawing>
-            </mc:Choice>
-            <mc:Fallback>
-              <w:pict>
-                <v:line w14:anchorId="5973C10D" id="Straight Connector 2045287632" o:spid="_x0000_s1026" style="position:absolute;z-index:251703296;visibility:visible;mso-wrap-style:square;mso-wrap-distance-left:9pt;mso-wrap-distance-top:0;mso-wrap-distance-right:9pt;mso-wrap-distance-bottom:0;mso-position-horizontal:absolute;mso-position-horizontal-relative:text;mso-position-vertical:absolute;mso-position-vertical-relative:text" from="-108pt,-22.6pt" to="7in,-22.6pt" o:gfxdata="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" strokecolor="black [3200]" strokeweight="3pt">
-                  <v:stroke joinstyle="miter"/>
-                </v:line>
-              </w:pict>
-            </mc:Fallback>
-          </mc:AlternateContent>
-        </w:r>
-        <w:r>
-          <w:rPr>
-            <w:rFonts w:ascii="Courier New" w:hAnsi="Courier New" w:cs="Courier New"/>
-            <w:b/>
-            <w:noProof/>
-            <w:sz w:val="36"/>
-            <w:lang w:eastAsia="en-PH"/>
-          </w:rPr>
-          <mc:AlternateContent>
-            <mc:Choice Requires="wps">
-              <w:drawing>
-                <wp:anchor distT="0" distB="0" distL="114300" distR="114300" simplePos="0" relativeHeight="251701248" behindDoc="0" locked="0" layoutInCell="1" allowOverlap="1" wp14:anchorId="3084B7A7" wp14:editId="6E864ED7">
-                  <wp:simplePos x="0" y="0"/>
-                  <wp:positionH relativeFrom="column">
-                    <wp:posOffset>-228600</wp:posOffset>
-                  </wp:positionH>
-                  <wp:positionV relativeFrom="paragraph">
-                    <wp:posOffset>-572770</wp:posOffset>
-                  </wp:positionV>
-                  <wp:extent cx="0" cy="10191750"/>
-                  <wp:effectExtent l="19050" t="0" r="19050" b="0"/>
-                  <wp:wrapNone/>
-                  <wp:docPr id="356865840" name="Straight Connector 356865840"/>
-                  <wp:cNvGraphicFramePr/>
-                  <a:graphic xmlns:a="http://schemas.openxmlformats.org/drawingml/2006/main">
-                    <a:graphicData uri="http://schemas.microsoft.com/office/word/2010/wordprocessingShape">
-                      <wps:wsp>
-                        <wps:cNvCnPr/>
-                        <wps:spPr>
-                          <a:xfrm>
-                            <a:off x="0" y="0"/>
-                            <a:ext cx="0" cy="10191896"/>
-                          </a:xfrm>
-                          <a:prstGeom prst="line">
-                            <a:avLst/>
-                          </a:prstGeom>
-                          <a:ln w="38100"/>
-                        </wps:spPr>
-                        <wps:style>
-                          <a:lnRef idx="1">
-                            <a:schemeClr val="dk1"/>
-                          </a:lnRef>
-                          <a:fillRef idx="0">
-                            <a:schemeClr val="dk1"/>
-                          </a:fillRef>
-                          <a:effectRef idx="0">
-                            <a:schemeClr val="dk1"/>
-                          </a:effectRef>
-                          <a:fontRef idx="minor">
-                            <a:schemeClr val="tx1"/>
-                          </a:fontRef>
-                        </wps:style>
-                        <wps:bodyPr/>
-                      </wps:wsp>
-                    </a:graphicData>
-                  </a:graphic>
-                </wp:anchor>
-              </w:drawing>
-            </mc:Choice>
-            <mc:Fallback>
-              <w:pict>
-                <v:line w14:anchorId="3379FEAB" id="Straight Connector 356865840" o:spid="_x0000_s1026" style="position:absolute;z-index:251701248;visibility:visible;mso-wrap-style:square;mso-wrap-distance-left:9pt;mso-wrap-distance-top:0;mso-wrap-distance-right:9pt;mso-wrap-distance-bottom:0;mso-position-horizontal:absolute;mso-position-horizontal-relative:text;mso-position-vertical:absolute;mso-position-vertical-relative:text" from="-18pt,-45.1pt" to="-18pt,757.4pt" o:gfxdata="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" strokecolor="black [3200]" strokeweight="3pt">
-                  <v:stroke joinstyle="miter"/>
-                </v:line>
-              </w:pict>
-            </mc:Fallback>
-          </mc:AlternateContent>
-        </w:r>
-        <w:r>
-          <w:rPr>
-            <w:rFonts w:ascii="Courier New" w:hAnsi="Courier New" w:cs="Courier New"/>
-            <w:b/>
-            <w:noProof/>
-            <w:sz w:val="36"/>
-            <w:lang w:eastAsia="en-PH"/>
-          </w:rPr>
-          <mc:AlternateContent>
-            <mc:Choice Requires="wps">
-              <w:drawing>
-                <wp:anchor distT="0" distB="0" distL="114300" distR="114300" simplePos="0" relativeHeight="251702272" behindDoc="0" locked="0" layoutInCell="1" allowOverlap="1" wp14:anchorId="318B91C1" wp14:editId="5263787F">
-                  <wp:simplePos x="0" y="0"/>
-                  <wp:positionH relativeFrom="column">
-                    <wp:posOffset>5715000</wp:posOffset>
-                  </wp:positionH>
-                  <wp:positionV relativeFrom="paragraph">
-                    <wp:posOffset>-419735</wp:posOffset>
-                  </wp:positionV>
-                  <wp:extent cx="0" cy="10033635"/>
-                  <wp:effectExtent l="19050" t="0" r="19050" b="5715"/>
-                  <wp:wrapNone/>
-                  <wp:docPr id="1520849400" name="Straight Connector 1520849400"/>
-                  <wp:cNvGraphicFramePr/>
-                  <a:graphic xmlns:a="http://schemas.openxmlformats.org/drawingml/2006/main">
-                    <a:graphicData uri="http://schemas.microsoft.com/office/word/2010/wordprocessingShape">
-                      <wps:wsp>
-                        <wps:cNvCnPr/>
-                        <wps:spPr>
-                          <a:xfrm>
-                            <a:off x="0" y="0"/>
-                            <a:ext cx="0" cy="10033762"/>
-                          </a:xfrm>
-                          <a:prstGeom prst="line">
-                            <a:avLst/>
-                          </a:prstGeom>
-                          <a:ln w="38100"/>
-                        </wps:spPr>
-                        <wps:style>
-                          <a:lnRef idx="1">
-                            <a:schemeClr val="dk1"/>
-                          </a:lnRef>
-                          <a:fillRef idx="0">
-                            <a:schemeClr val="dk1"/>
-                          </a:fillRef>
-                          <a:effectRef idx="0">
-                            <a:schemeClr val="dk1"/>
-                          </a:effectRef>
-                          <a:fontRef idx="minor">
-                            <a:schemeClr val="tx1"/>
-                          </a:fontRef>
-                        </wps:style>
-                        <wps:bodyPr/>
-                      </wps:wsp>
-                    </a:graphicData>
-                  </a:graphic>
-                </wp:anchor>
-              </w:drawing>
-            </mc:Choice>
-            <mc:Fallback>
-              <w:pict>
-                <v:line w14:anchorId="72AD4496" id="Straight Connector 1520849400" o:spid="_x0000_s1026" style="position:absolute;z-index:251702272;visibility:visible;mso-wrap-style:square;mso-wrap-distance-left:9pt;mso-wrap-distance-top:0;mso-wrap-distance-right:9pt;mso-wrap-distance-bottom:0;mso-position-horizontal:absolute;mso-position-horizontal-relative:text;mso-position-vertical:absolute;mso-position-vertical-relative:text" from="450pt,-33.05pt" to="450pt,757pt" o:gfxdata="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" strokecolor="black [3200]" strokeweight="3pt">
-                  <v:stroke joinstyle="miter"/>
-                </v:line>
-              </w:pict>
-            </mc:Fallback>
-          </mc:AlternateContent>
-        </w:r>
-        <w:r>
-          <w:rPr>
-            <w:rFonts w:ascii="Courier New" w:hAnsi="Courier New" w:cs="Courier New"/>
-            <w:b/>
-            <w:sz w:val="36"/>
-          </w:rPr>
-          <w:t>Kalinga State University</w:t>
-        </w:r>
-        <w:r>
-          <w:rPr>
-            <w:rFonts w:ascii="Courier New" w:hAnsi="Courier New" w:cs="Courier New"/>
-            <w:b/>
-            <w:sz w:val="36"/>
-          </w:rPr>
-          <w:tab/>
-        </w:r>
-      </w:p>
-      <w:p>
-        <w:pPr>
-          <w:pStyle w:val="Header"/>
-          <w:tabs>
-            <w:tab w:val="clear" w:pos="9360"/>
-            <w:tab w:val="left" w:pos="2256"/>
-            <w:tab w:val="center" w:pos="4320"/>
-            <w:tab w:val="right" w:pos="8642"/>
-          </w:tabs>
-          <w:rPr>
-            <w:rFonts w:ascii="Courier New" w:hAnsi="Courier New" w:cs="Courier New"/>
-            <w:sz w:val="24"/>
-          </w:rPr>
-        </w:pPr>
-        <w:r>
-          <w:rPr>
-            <w:rFonts w:ascii="Courier New" w:hAnsi="Courier New" w:cs="Courier New"/>
-            <w:sz w:val="24"/>
-          </w:rPr>
-          <w:tab/>
-        </w:r>
-        <w:r>
-          <w:rPr>
-            <w:rFonts w:ascii="Courier New" w:hAnsi="Courier New" w:cs="Courier New"/>
-            <w:sz w:val="24"/>
-          </w:rPr>
-          <w:tab/>
-          <w:t>Bulanao, Tabuk City, Kalinga</w:t>
-        </w:r>
-      </w:p>
-      <w:p>
-        <w:pPr>
-          <w:pStyle w:val="Header"/>
-          <w:tabs>
-            <w:tab w:val="clear" w:pos="9360"/>
-            <w:tab w:val="left" w:pos="2256"/>
-            <w:tab w:val="center" w:pos="4320"/>
-            <w:tab w:val="right" w:pos="8642"/>
-          </w:tabs>
-          <w:rPr>
-            <w:rFonts w:ascii="Courier New" w:hAnsi="Courier New" w:cs="Courier New"/>
-            <w:sz w:val="24"/>
-          </w:rPr>
-        </w:pPr>
-        <w:r>
-          <w:rPr>
-            <w:rFonts w:ascii="Courier New" w:hAnsi="Courier New" w:cs="Courier New"/>
-            <w:sz w:val="24"/>
-          </w:rPr>
-          <w:tab/>
-        </w:r>
-      </w:p>
-      <w:p>
-        <w:pPr>
-          <w:pStyle w:val="Header"/>
-          <w:jc w:val="right"/>
-          <w:rPr>
-            <w:rFonts w:ascii="Courier New" w:hAnsi="Courier New" w:cs="Courier New"/>
-            <w:sz w:val="20"/>
-            <w:szCs w:val="20"/>
-          </w:rPr>
-        </w:pPr>
-        <w:r>
-          <w:rPr>
-            <w:rFonts w:ascii="Courier New" w:hAnsi="Courier New" w:cs="Courier New"/>
-            <w:sz w:val="20"/>
-            <w:szCs w:val="20"/>
-          </w:rPr>
-          <w:t>Review of Related Literature</w:t>
-        </w:r>
-        <w:r>
-          <w:rPr>
-            <w:rFonts w:ascii="Courier New" w:hAnsi="Courier New" w:cs="Courier New"/>
-            <w:sz w:val="20"/>
-            <w:szCs w:val="20"/>
-          </w:rPr>
-          <w:t xml:space="preserve"> | </w:t>
-        </w:r>
-        <w:r>
-          <w:rPr>
-            <w:rFonts w:ascii="Courier New" w:hAnsi="Courier New" w:cs="Courier New"/>
-            <w:sz w:val="20"/>
-            <w:szCs w:val="20"/>
-          </w:rPr>
-          <w:fldChar w:fldCharType="begin"/>
-        </w:r>
-        <w:r>
-          <w:rPr>
-            <w:rFonts w:ascii="Courier New" w:hAnsi="Courier New" w:cs="Courier New"/>
-            <w:sz w:val="20"/>
-            <w:szCs w:val="20"/>
-          </w:rPr>
-          <w:instrText xml:space="preserve"> PAGE   \* MERGEFORMAT </w:instrText>
-        </w:r>
-        <w:r>
-          <w:rPr>
-            <w:rFonts w:ascii="Courier New" w:hAnsi="Courier New" w:cs="Courier New"/>
-            <w:sz w:val="20"/>
-            <w:szCs w:val="20"/>
-          </w:rPr>
-          <w:fldChar w:fldCharType="separate"/>
-        </w:r>
-        <w:r>
-          <w:rPr>
-            <w:rFonts w:ascii="Courier New" w:hAnsi="Courier New" w:cs="Courier New"/>
-            <w:b/>
-            <w:bCs/>
-            <w:noProof/>
-            <w:sz w:val="20"/>
-            <w:szCs w:val="20"/>
-          </w:rPr>
-          <w:t>1</w:t>
-        </w:r>
-        <w:r>
-          <w:rPr>
-            <w:rFonts w:ascii="Courier New" w:hAnsi="Courier New" w:cs="Courier New"/>
-            <w:b/>
-            <w:bCs/>
-            <w:noProof/>
-            <w:sz w:val="20"/>
-            <w:szCs w:val="20"/>
-          </w:rPr>
-          <w:fldChar w:fldCharType="end"/>
-        </w:r>
-      </w:p>
-    </w:sdtContent>
-  </w:sdt>
-  <w:p>
-    <w:pPr>
-      <w:pStyle w:val="Header"/>
-      <w:rPr>
-        <w:rFonts w:ascii="Courier New" w:hAnsi="Courier New" w:cs="Courier New"/>
-      </w:rPr>
-    </w:pPr>
-  </w:p>
-</w:hdr>
-</file>
-
-<file path=word/header6.xml><?xml version="1.0" encoding="utf-8"?>
-<w:hdr xmlns:wpc="http://schemas.microsoft.com/office/word/2010/wordprocessingCanvas" xmlns:cx="http://schemas.microsoft.com/office/drawing/2014/chartex" xmlns:cx1="http://schemas.microsoft.com/office/drawing/2015/9/8/chartex" xmlns:cx2="http://schemas.microsoft.com/office/drawing/2015/10/21/chartex" xmlns:cx3="http://schemas.microsoft.com/office/drawing/2016/5/9/chartex" xmlns:cx4="http://schemas.microsoft.com/office/drawing/2016/5/10/chartex" xmlns:cx5="http://schemas.microsoft.com/office/drawing/2016/5/11/chartex" xmlns:cx6="http://schemas.microsoft.com/office/drawing/2016/5/12/chartex" xmlns:cx7="http://schemas.microsoft.com/office/drawing/2016/5/13/chartex" xmlns:cx8="http://schemas.microsoft.com/office/drawing/2016/5/14/chartex" xmlns:mc="http://schemas.openxmlformats.org/markup-compatibility/2006" xmlns:aink="http://schemas.microsoft.com/office/drawing/2016/ink" xmlns:am3d="http://schemas.microsoft.com/office/drawing/2017/model3d" xmlns:o="urn:schemas-microsoft-com:office:office" xmlns:oel="http://schemas.microsoft.com/office/2019/extlst" xmlns:r="http://schemas.openxmlformats.org/officeDocument/2006/relationships" xmlns:m="http://schemas.openxmlformats.org/officeDocument/2006/math" xmlns:v="urn:schemas-microsoft-com:vml" xmlns:wp14="http://schemas.microsoft.com/office/word/2010/wordprocessingDrawing" xmlns:wp="http://schemas.openxmlformats.org/drawingml/2006/wordprocessingDrawing" xmlns:w10="urn:schemas-microsoft-com:office:word" xmlns:w="http://schemas.openxmlformats.org/wordprocessingml/2006/main" xmlns:w14="http://schemas.microsoft.com/office/word/2010/wordml" xmlns:w15="http://schemas.microsoft.com/office/word/2012/wordml" xmlns:w16cex="http://schemas.microsoft.com/office/word/2018/wordml/cex" xmlns:w16cid="http://schemas.microsoft.com/office/word/2016/wordml/cid" xmlns:w16="http://schemas.microsoft.com/office/word/2018/wordml" xmlns:w16du="http://schemas.microsoft.com/office/word/2023/wordml/word16du" xmlns:w16sdtdh="http://schemas.microsoft.com/office/word/2020/wordml/sdtdatahash" xmlns:w16sdtfl="http://schemas.microsoft.com/office/word/2024/wordml/sdtformatlock" xmlns:w16se="http://schemas.microsoft.com/office/word/2015/wordml/symex" xmlns:wpg="http://schemas.microsoft.com/office/word/2010/wordprocessingGroup" xmlns:wpi="http://schemas.microsoft.com/office/word/2010/wordprocessingInk" xmlns:wne="http://schemas.microsoft.com/office/word/2006/wordml" xmlns:wps="http://schemas.microsoft.com/office/word/2010/wordprocessingShape" mc:Ignorable="w14 w15 w16se w16cid w16 w16cex w16sdtdh w16sdtfl w16du wp14">
-  <w:sdt>
-    <w:sdtPr>
-      <w:id w:val="-356277792"/>
-    </w:sdtPr>
-    <w:sdtEndPr>
-      <w:rPr>
-        <w:rFonts w:ascii="Courier New" w:hAnsi="Courier New" w:cs="Courier New"/>
-        <w:sz w:val="20"/>
-        <w:szCs w:val="20"/>
-      </w:rPr>
-    </w:sdtEndPr>
-    <w:sdtContent>
-      <w:p>
-        <w:pPr>
-          <w:pStyle w:val="Header"/>
-          <w:tabs>
-            <w:tab w:val="center" w:pos="4321"/>
-            <w:tab w:val="right" w:pos="8642"/>
-          </w:tabs>
-          <w:rPr>
-            <w:rFonts w:ascii="Courier New" w:hAnsi="Courier New" w:cs="Courier New"/>
-            <w:b/>
-            <w:sz w:val="32"/>
-          </w:rPr>
-        </w:pPr>
-        <w:r>
-          <w:tab/>
-        </w:r>
-        <w:r>
-          <w:rPr>
-            <w:rFonts w:ascii="Courier New" w:hAnsi="Courier New" w:cs="Courier New"/>
-            <w:b/>
-            <w:noProof/>
-            <w:sz w:val="36"/>
-            <w:lang w:eastAsia="en-PH"/>
-          </w:rPr>
-          <w:drawing>
-            <wp:anchor distT="0" distB="0" distL="114300" distR="114300" simplePos="0" relativeHeight="251695104" behindDoc="0" locked="0" layoutInCell="1" allowOverlap="1" wp14:anchorId="67E0C852" wp14:editId="3571D093">
-              <wp:simplePos x="0" y="0"/>
-              <wp:positionH relativeFrom="column">
-                <wp:posOffset>-246380</wp:posOffset>
-              </wp:positionH>
-              <wp:positionV relativeFrom="paragraph">
-                <wp:posOffset>-198120</wp:posOffset>
-              </wp:positionV>
-              <wp:extent cx="823595" cy="724535"/>
-              <wp:effectExtent l="0" t="0" r="14605" b="18415"/>
-              <wp:wrapNone/>
-              <wp:docPr id="1053198366" name="Picture 1053198366"/>
-              <wp:cNvGraphicFramePr>
-                <a:graphicFrameLocks xmlns:a="http://schemas.openxmlformats.org/drawingml/2006/main" noChangeAspect="1"/>
-              </wp:cNvGraphicFramePr>
-              <a:graphic xmlns:a="http://schemas.openxmlformats.org/drawingml/2006/main">
-                <a:graphicData uri="http://schemas.openxmlformats.org/drawingml/2006/picture">
-                  <pic:pic xmlns:pic="http://schemas.openxmlformats.org/drawingml/2006/picture">
-                    <pic:nvPicPr>
-                      <pic:cNvPr id="700363394" name="Picture 700363394"/>
-                      <pic:cNvPicPr>
-                        <a:picLocks noChangeAspect="1"/>
-                      </pic:cNvPicPr>
-                    </pic:nvPicPr>
-                    <pic:blipFill>
-                      <a:blip r:embed="rId1">
-                        <a:extLst>
-                          <a:ext uri="{28A0092B-C50C-407E-A947-70E740481C1C}">
-                            <a14:useLocalDpi xmlns:a14="http://schemas.microsoft.com/office/drawing/2010/main" val="0"/>
-                          </a:ext>
-                        </a:extLst>
-                      </a:blip>
-                      <a:stretch>
-                        <a:fillRect/>
-                      </a:stretch>
-                    </pic:blipFill>
-                    <pic:spPr>
-                      <a:xfrm>
-                        <a:off x="0" y="0"/>
-                        <a:ext cx="823578" cy="724710"/>
-                      </a:xfrm>
-                      <a:prstGeom prst="rect">
-                        <a:avLst/>
-                      </a:prstGeom>
-                    </pic:spPr>
-                  </pic:pic>
-                </a:graphicData>
-              </a:graphic>
-            </wp:anchor>
-          </w:drawing>
-        </w:r>
-        <w:r>
-          <w:rPr>
-            <w:rFonts w:ascii="Courier New" w:hAnsi="Courier New" w:cs="Courier New"/>
-            <w:b/>
-            <w:noProof/>
-            <w:sz w:val="32"/>
-            <w:lang w:eastAsia="en-PH"/>
-          </w:rPr>
-          <mc:AlternateContent>
-            <mc:Choice Requires="wps">
-              <w:drawing>
-                <wp:anchor distT="0" distB="0" distL="114300" distR="114300" simplePos="0" relativeHeight="251698176" behindDoc="0" locked="0" layoutInCell="1" allowOverlap="1" wp14:anchorId="6A5B7416" wp14:editId="51816448">
-                  <wp:simplePos x="0" y="0"/>
-                  <wp:positionH relativeFrom="column">
-                    <wp:posOffset>-1371600</wp:posOffset>
-                  </wp:positionH>
-                  <wp:positionV relativeFrom="paragraph">
-                    <wp:posOffset>-287020</wp:posOffset>
-                  </wp:positionV>
-                  <wp:extent cx="7772400" cy="0"/>
-                  <wp:effectExtent l="0" t="19050" r="0" b="19050"/>
-                  <wp:wrapNone/>
-                  <wp:docPr id="1787709114" name="Straight Connector 1787709114"/>
-                  <wp:cNvGraphicFramePr/>
-                  <a:graphic xmlns:a="http://schemas.openxmlformats.org/drawingml/2006/main">
-                    <a:graphicData uri="http://schemas.microsoft.com/office/word/2010/wordprocessingShape">
-                      <wps:wsp>
-                        <wps:cNvCnPr/>
-                        <wps:spPr>
-                          <a:xfrm>
-                            <a:off x="0" y="0"/>
-                            <a:ext cx="7772400" cy="0"/>
-                          </a:xfrm>
-                          <a:prstGeom prst="line">
-                            <a:avLst/>
-                          </a:prstGeom>
-                          <a:ln w="38100"/>
-                        </wps:spPr>
-                        <wps:style>
-                          <a:lnRef idx="1">
-                            <a:schemeClr val="dk1"/>
-                          </a:lnRef>
-                          <a:fillRef idx="0">
-                            <a:schemeClr val="dk1"/>
-                          </a:fillRef>
-                          <a:effectRef idx="0">
-                            <a:schemeClr val="dk1"/>
-                          </a:effectRef>
-                          <a:fontRef idx="minor">
-                            <a:schemeClr val="tx1"/>
-                          </a:fontRef>
-                        </wps:style>
-                        <wps:bodyPr/>
-                      </wps:wsp>
-                    </a:graphicData>
-                  </a:graphic>
-                </wp:anchor>
-              </w:drawing>
-            </mc:Choice>
-            <mc:Fallback>
-              <w:pict>
-                <v:line w14:anchorId="41BC4CD1" id="Straight Connector 1787709114" o:spid="_x0000_s1026" style="position:absolute;z-index:251698176;visibility:visible;mso-wrap-style:square;mso-wrap-distance-left:9pt;mso-wrap-distance-top:0;mso-wrap-distance-right:9pt;mso-wrap-distance-bottom:0;mso-position-horizontal:absolute;mso-position-horizontal-relative:text;mso-position-vertical:absolute;mso-position-vertical-relative:text" from="-108pt,-22.6pt" to="7in,-22.6pt" o:gfxdata="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" strokecolor="black [3200]" strokeweight="3pt">
-                  <v:stroke joinstyle="miter"/>
-                </v:line>
-              </w:pict>
-            </mc:Fallback>
-          </mc:AlternateContent>
-        </w:r>
-        <w:r>
-          <w:rPr>
-            <w:rFonts w:ascii="Courier New" w:hAnsi="Courier New" w:cs="Courier New"/>
-            <w:b/>
-            <w:noProof/>
-            <w:sz w:val="36"/>
-            <w:lang w:eastAsia="en-PH"/>
-          </w:rPr>
-          <mc:AlternateContent>
-            <mc:Choice Requires="wps">
-              <w:drawing>
-                <wp:anchor distT="0" distB="0" distL="114300" distR="114300" simplePos="0" relativeHeight="251696128" behindDoc="0" locked="0" layoutInCell="1" allowOverlap="1" wp14:anchorId="6BF0F465" wp14:editId="15DCC985">
-                  <wp:simplePos x="0" y="0"/>
-                  <wp:positionH relativeFrom="column">
-                    <wp:posOffset>-228600</wp:posOffset>
-                  </wp:positionH>
-                  <wp:positionV relativeFrom="paragraph">
-                    <wp:posOffset>-572770</wp:posOffset>
-                  </wp:positionV>
-                  <wp:extent cx="0" cy="10191750"/>
-                  <wp:effectExtent l="19050" t="0" r="19050" b="0"/>
-                  <wp:wrapNone/>
-                  <wp:docPr id="1111103824" name="Straight Connector 1111103824"/>
-                  <wp:cNvGraphicFramePr/>
-                  <a:graphic xmlns:a="http://schemas.openxmlformats.org/drawingml/2006/main">
-                    <a:graphicData uri="http://schemas.microsoft.com/office/word/2010/wordprocessingShape">
-                      <wps:wsp>
-                        <wps:cNvCnPr/>
-                        <wps:spPr>
-                          <a:xfrm>
-                            <a:off x="0" y="0"/>
-                            <a:ext cx="0" cy="10191896"/>
-                          </a:xfrm>
-                          <a:prstGeom prst="line">
-                            <a:avLst/>
-                          </a:prstGeom>
-                          <a:ln w="38100"/>
-                        </wps:spPr>
-                        <wps:style>
-                          <a:lnRef idx="1">
-                            <a:schemeClr val="dk1"/>
-                          </a:lnRef>
-                          <a:fillRef idx="0">
-                            <a:schemeClr val="dk1"/>
-                          </a:fillRef>
-                          <a:effectRef idx="0">
-                            <a:schemeClr val="dk1"/>
-                          </a:effectRef>
-                          <a:fontRef idx="minor">
-                            <a:schemeClr val="tx1"/>
-                          </a:fontRef>
-                        </wps:style>
-                        <wps:bodyPr/>
-                      </wps:wsp>
-                    </a:graphicData>
-                  </a:graphic>
-                </wp:anchor>
-              </w:drawing>
-            </mc:Choice>
-            <mc:Fallback>
-              <w:pict>
-                <v:line w14:anchorId="7B6D0C49" id="Straight Connector 1111103824" o:spid="_x0000_s1026" style="position:absolute;z-index:251696128;visibility:visible;mso-wrap-style:square;mso-wrap-distance-left:9pt;mso-wrap-distance-top:0;mso-wrap-distance-right:9pt;mso-wrap-distance-bottom:0;mso-position-horizontal:absolute;mso-position-horizontal-relative:text;mso-position-vertical:absolute;mso-position-vertical-relative:text" from="-18pt,-45.1pt" to="-18pt,757.4pt" o:gfxdata="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" strokecolor="black [3200]" strokeweight="3pt">
-                  <v:stroke joinstyle="miter"/>
-                </v:line>
-              </w:pict>
-            </mc:Fallback>
-          </mc:AlternateContent>
-        </w:r>
-        <w:r>
-          <w:rPr>
-            <w:rFonts w:ascii="Courier New" w:hAnsi="Courier New" w:cs="Courier New"/>
-            <w:b/>
-            <w:noProof/>
-            <w:sz w:val="36"/>
-            <w:lang w:eastAsia="en-PH"/>
-          </w:rPr>
-          <mc:AlternateContent>
-            <mc:Choice Requires="wps">
-              <w:drawing>
-                <wp:anchor distT="0" distB="0" distL="114300" distR="114300" simplePos="0" relativeHeight="251697152" behindDoc="0" locked="0" layoutInCell="1" allowOverlap="1" wp14:anchorId="522BAC7C" wp14:editId="70850196">
-                  <wp:simplePos x="0" y="0"/>
-                  <wp:positionH relativeFrom="column">
-                    <wp:posOffset>5715000</wp:posOffset>
-                  </wp:positionH>
-                  <wp:positionV relativeFrom="paragraph">
-                    <wp:posOffset>-419735</wp:posOffset>
-                  </wp:positionV>
-                  <wp:extent cx="0" cy="10033635"/>
-                  <wp:effectExtent l="19050" t="0" r="19050" b="5715"/>
-                  <wp:wrapNone/>
-                  <wp:docPr id="60245847" name="Straight Connector 60245847"/>
-                  <wp:cNvGraphicFramePr/>
-                  <a:graphic xmlns:a="http://schemas.openxmlformats.org/drawingml/2006/main">
-                    <a:graphicData uri="http://schemas.microsoft.com/office/word/2010/wordprocessingShape">
-                      <wps:wsp>
-                        <wps:cNvCnPr/>
-                        <wps:spPr>
-                          <a:xfrm>
-                            <a:off x="0" y="0"/>
-                            <a:ext cx="0" cy="10033762"/>
-                          </a:xfrm>
-                          <a:prstGeom prst="line">
-                            <a:avLst/>
-                          </a:prstGeom>
-                          <a:ln w="38100"/>
-                        </wps:spPr>
-                        <wps:style>
-                          <a:lnRef idx="1">
-                            <a:schemeClr val="dk1"/>
-                          </a:lnRef>
-                          <a:fillRef idx="0">
-                            <a:schemeClr val="dk1"/>
-                          </a:fillRef>
-                          <a:effectRef idx="0">
-                            <a:schemeClr val="dk1"/>
-                          </a:effectRef>
-                          <a:fontRef idx="minor">
-                            <a:schemeClr val="tx1"/>
-                          </a:fontRef>
-                        </wps:style>
-                        <wps:bodyPr/>
-                      </wps:wsp>
-                    </a:graphicData>
-                  </a:graphic>
-                </wp:anchor>
-              </w:drawing>
-            </mc:Choice>
-            <mc:Fallback>
-              <w:pict>
-                <v:line w14:anchorId="3BA01796" id="Straight Connector 60245847" o:spid="_x0000_s1026" style="position:absolute;z-index:251697152;visibility:visible;mso-wrap-style:square;mso-wrap-distance-left:9pt;mso-wrap-distance-top:0;mso-wrap-distance-right:9pt;mso-wrap-distance-bottom:0;mso-position-horizontal:absolute;mso-position-horizontal-relative:text;mso-position-vertical:absolute;mso-position-vertical-relative:text" from="450pt,-33.05pt" to="450pt,757pt" o:gfxdata="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" strokecolor="black [3200]" strokeweight="3pt">
-                  <v:stroke joinstyle="miter"/>
-                </v:line>
-              </w:pict>
-            </mc:Fallback>
-          </mc:AlternateContent>
-        </w:r>
-        <w:r>
-          <w:rPr>
-            <w:rFonts w:ascii="Courier New" w:hAnsi="Courier New" w:cs="Courier New"/>
-            <w:b/>
-            <w:sz w:val="36"/>
-          </w:rPr>
-          <w:t>Kalinga State University</w:t>
-        </w:r>
-        <w:r>
-          <w:rPr>
-            <w:rFonts w:ascii="Courier New" w:hAnsi="Courier New" w:cs="Courier New"/>
-            <w:b/>
-            <w:sz w:val="36"/>
-          </w:rPr>
-          <w:tab/>
-        </w:r>
-      </w:p>
-      <w:p>
-        <w:pPr>
-          <w:pStyle w:val="Header"/>
-          <w:tabs>
-            <w:tab w:val="clear" w:pos="9360"/>
-            <w:tab w:val="left" w:pos="2256"/>
-            <w:tab w:val="center" w:pos="4320"/>
-            <w:tab w:val="right" w:pos="8642"/>
-          </w:tabs>
-          <w:rPr>
-            <w:rFonts w:ascii="Courier New" w:hAnsi="Courier New" w:cs="Courier New"/>
-            <w:sz w:val="24"/>
-          </w:rPr>
-        </w:pPr>
-        <w:r>
-          <w:rPr>
-            <w:rFonts w:ascii="Courier New" w:hAnsi="Courier New" w:cs="Courier New"/>
-            <w:sz w:val="24"/>
-          </w:rPr>
-          <w:tab/>
-        </w:r>
-        <w:r>
-          <w:rPr>
-            <w:rFonts w:ascii="Courier New" w:hAnsi="Courier New" w:cs="Courier New"/>
-            <w:sz w:val="24"/>
-          </w:rPr>
-          <w:tab/>
-          <w:t>Bulanao, Tabuk City, Kalinga</w:t>
-        </w:r>
-      </w:p>
-      <w:p>
-        <w:pPr>
-          <w:pStyle w:val="Header"/>
-          <w:tabs>
-            <w:tab w:val="clear" w:pos="9360"/>
-            <w:tab w:val="left" w:pos="2256"/>
-            <w:tab w:val="center" w:pos="4320"/>
-            <w:tab w:val="right" w:pos="8642"/>
-          </w:tabs>
-          <w:rPr>
-            <w:rFonts w:ascii="Courier New" w:hAnsi="Courier New" w:cs="Courier New"/>
-            <w:sz w:val="24"/>
-          </w:rPr>
-        </w:pPr>
-        <w:r>
-          <w:rPr>
-            <w:rFonts w:ascii="Courier New" w:hAnsi="Courier New" w:cs="Courier New"/>
-            <w:sz w:val="24"/>
-          </w:rPr>
-          <w:tab/>
-        </w:r>
-      </w:p>
-      <w:p>
-        <w:pPr>
-          <w:pStyle w:val="Header"/>
-          <w:jc w:val="right"/>
-          <w:rPr>
-            <w:rFonts w:ascii="Courier New" w:hAnsi="Courier New" w:cs="Courier New"/>
-            <w:sz w:val="20"/>
-            <w:szCs w:val="20"/>
-          </w:rPr>
-        </w:pPr>
-      </w:p>
-    </w:sdtContent>
-  </w:sdt>
-  <w:p>
-    <w:pPr>
-      <w:pStyle w:val="Header"/>
-      <w:rPr>
-        <w:rFonts w:ascii="Courier New" w:hAnsi="Courier New" w:cs="Courier New"/>
-      </w:rPr>
-    </w:pPr>
-  </w:p>
-</w:hdr>
-</file>
-
-<file path=word/header7.xml><?xml version="1.0" encoding="utf-8"?>
-<w:hdr xmlns:wpc="http://schemas.microsoft.com/office/word/2010/wordprocessingCanvas" xmlns:cx="http://schemas.microsoft.com/office/drawing/2014/chartex" xmlns:cx1="http://schemas.microsoft.com/office/drawing/2015/9/8/chartex" xmlns:cx2="http://schemas.microsoft.com/office/drawing/2015/10/21/chartex" xmlns:cx3="http://schemas.microsoft.com/office/drawing/2016/5/9/chartex" xmlns:cx4="http://schemas.microsoft.com/office/drawing/2016/5/10/chartex" xmlns:cx5="http://schemas.microsoft.com/office/drawing/2016/5/11/chartex" xmlns:cx6="http://schemas.microsoft.com/office/drawing/2016/5/12/chartex" xmlns:cx7="http://schemas.microsoft.com/office/drawing/2016/5/13/chartex" xmlns:cx8="http://schemas.microsoft.com/office/drawing/2016/5/14/chartex" xmlns:mc="http://schemas.openxmlformats.org/markup-compatibility/2006" xmlns:aink="http://schemas.microsoft.com/office/drawing/2016/ink" xmlns:am3d="http://schemas.microsoft.com/office/drawing/2017/model3d" xmlns:o="urn:schemas-microsoft-com:office:office" xmlns:oel="http://schemas.microsoft.com/office/2019/extlst" xmlns:r="http://schemas.openxmlformats.org/officeDocument/2006/relationships" xmlns:m="http://schemas.openxmlformats.org/officeDocument/2006/math" xmlns:v="urn:schemas-microsoft-com:vml" xmlns:wp14="http://schemas.microsoft.com/office/word/2010/wordprocessingDrawing" xmlns:wp="http://schemas.openxmlformats.org/drawingml/2006/wordprocessingDrawing" xmlns:w10="urn:schemas-microsoft-com:office:word" xmlns:w="http://schemas.openxmlformats.org/wordprocessingml/2006/main" xmlns:w14="http://schemas.microsoft.com/office/word/2010/wordml" xmlns:w15="http://schemas.microsoft.com/office/word/2012/wordml" xmlns:w16cex="http://schemas.microsoft.com/office/word/2018/wordml/cex" xmlns:w16cid="http://schemas.microsoft.com/office/word/2016/wordml/cid" xmlns:w16="http://schemas.microsoft.com/office/word/2018/wordml" xmlns:w16du="http://schemas.microsoft.com/office/word/2023/wordml/word16du" xmlns:w16sdtdh="http://schemas.microsoft.com/office/word/2020/wordml/sdtdatahash" xmlns:w16sdtfl="http://schemas.microsoft.com/office/word/2024/wordml/sdtformatlock" xmlns:w16se="http://schemas.microsoft.com/office/word/2015/wordml/symex" xmlns:wpg="http://schemas.microsoft.com/office/word/2010/wordprocessingGroup" xmlns:wpi="http://schemas.microsoft.com/office/word/2010/wordprocessingInk" xmlns:wne="http://schemas.microsoft.com/office/word/2006/wordml" xmlns:wps="http://schemas.microsoft.com/office/word/2010/wordprocessingShape" mc:Ignorable="w14 w15 w16se w16cid w16 w16cex w16sdtdh w16sdtfl w16du wp14">
-  <w:sdt>
-    <w:sdtPr>
-      <w:id w:val="40792332"/>
-    </w:sdtPr>
-    <w:sdtEndPr>
-      <w:rPr>
-        <w:rFonts w:ascii="Courier New" w:hAnsi="Courier New" w:cs="Courier New"/>
-        <w:sz w:val="20"/>
-        <w:szCs w:val="20"/>
-      </w:rPr>
-    </w:sdtEndPr>
-    <w:sdtContent>
-      <w:p>
-        <w:pPr>
-          <w:pStyle w:val="Header"/>
-          <w:tabs>
-            <w:tab w:val="center" w:pos="4321"/>
-            <w:tab w:val="right" w:pos="8642"/>
-          </w:tabs>
-          <w:rPr>
-            <w:rFonts w:ascii="Courier New" w:hAnsi="Courier New" w:cs="Courier New"/>
-            <w:b/>
-            <w:sz w:val="32"/>
-          </w:rPr>
-        </w:pPr>
-        <w:r>
-          <w:tab/>
-        </w:r>
-        <w:r>
-          <w:rPr>
-            <w:rFonts w:ascii="Courier New" w:hAnsi="Courier New" w:cs="Courier New"/>
-            <w:b/>
-            <w:noProof/>
-            <w:sz w:val="36"/>
-            <w:lang w:eastAsia="en-PH"/>
-          </w:rPr>
-          <w:drawing>
-            <wp:anchor distT="0" distB="0" distL="114300" distR="114300" simplePos="0" relativeHeight="251710464" behindDoc="0" locked="0" layoutInCell="1" allowOverlap="1" wp14:anchorId="400D7994" wp14:editId="5FFDE659">
-              <wp:simplePos x="0" y="0"/>
-              <wp:positionH relativeFrom="column">
-                <wp:posOffset>-246380</wp:posOffset>
-              </wp:positionH>
-              <wp:positionV relativeFrom="paragraph">
-                <wp:posOffset>-198120</wp:posOffset>
-              </wp:positionV>
-              <wp:extent cx="823595" cy="724535"/>
-              <wp:effectExtent l="0" t="0" r="14605" b="18415"/>
-              <wp:wrapNone/>
-              <wp:docPr id="29226787" name="Picture 29226787"/>
-              <wp:cNvGraphicFramePr>
-                <a:graphicFrameLocks xmlns:a="http://schemas.openxmlformats.org/drawingml/2006/main" noChangeAspect="1"/>
-              </wp:cNvGraphicFramePr>
-              <a:graphic xmlns:a="http://schemas.openxmlformats.org/drawingml/2006/main">
-                <a:graphicData uri="http://schemas.openxmlformats.org/drawingml/2006/picture">
-                  <pic:pic xmlns:pic="http://schemas.openxmlformats.org/drawingml/2006/picture">
-                    <pic:nvPicPr>
-                      <pic:cNvPr id="700363394" name="Picture 700363394"/>
-                      <pic:cNvPicPr>
-                        <a:picLocks noChangeAspect="1"/>
-                      </pic:cNvPicPr>
-                    </pic:nvPicPr>
-                    <pic:blipFill>
-                      <a:blip r:embed="rId1">
-                        <a:extLst>
-                          <a:ext uri="{28A0092B-C50C-407E-A947-70E740481C1C}">
-                            <a14:useLocalDpi xmlns:a14="http://schemas.microsoft.com/office/drawing/2010/main" val="0"/>
-                          </a:ext>
-                        </a:extLst>
-                      </a:blip>
-                      <a:stretch>
-                        <a:fillRect/>
-                      </a:stretch>
-                    </pic:blipFill>
-                    <pic:spPr>
-                      <a:xfrm>
-                        <a:off x="0" y="0"/>
-                        <a:ext cx="823578" cy="724710"/>
-                      </a:xfrm>
-                      <a:prstGeom prst="rect">
-                        <a:avLst/>
-                      </a:prstGeom>
-                    </pic:spPr>
-                  </pic:pic>
-                </a:graphicData>
-              </a:graphic>
-            </wp:anchor>
-          </w:drawing>
-        </w:r>
-        <w:r>
-          <w:rPr>
-            <w:rFonts w:ascii="Courier New" w:hAnsi="Courier New" w:cs="Courier New"/>
-            <w:b/>
-            <w:noProof/>
-            <w:sz w:val="32"/>
-            <w:lang w:eastAsia="en-PH"/>
-          </w:rPr>
-          <mc:AlternateContent>
-            <mc:Choice Requires="wps">
-              <w:drawing>
-                <wp:anchor distT="0" distB="0" distL="114300" distR="114300" simplePos="0" relativeHeight="251713536" behindDoc="0" locked="0" layoutInCell="1" allowOverlap="1" wp14:anchorId="2A7ADE64" wp14:editId="46B2780C">
-                  <wp:simplePos x="0" y="0"/>
-                  <wp:positionH relativeFrom="column">
-                    <wp:posOffset>-1371600</wp:posOffset>
-                  </wp:positionH>
-                  <wp:positionV relativeFrom="paragraph">
-                    <wp:posOffset>-287020</wp:posOffset>
-                  </wp:positionV>
-                  <wp:extent cx="7772400" cy="0"/>
-                  <wp:effectExtent l="0" t="19050" r="0" b="19050"/>
-                  <wp:wrapNone/>
-                  <wp:docPr id="15417755" name="Straight Connector 15417755"/>
-                  <wp:cNvGraphicFramePr/>
-                  <a:graphic xmlns:a="http://schemas.openxmlformats.org/drawingml/2006/main">
-                    <a:graphicData uri="http://schemas.microsoft.com/office/word/2010/wordprocessingShape">
-                      <wps:wsp>
-                        <wps:cNvCnPr/>
-                        <wps:spPr>
-                          <a:xfrm>
-                            <a:off x="0" y="0"/>
-                            <a:ext cx="7772400" cy="0"/>
-                          </a:xfrm>
-                          <a:prstGeom prst="line">
-                            <a:avLst/>
-                          </a:prstGeom>
-                          <a:ln w="38100"/>
-                        </wps:spPr>
-                        <wps:style>
-                          <a:lnRef idx="1">
-                            <a:schemeClr val="dk1"/>
-                          </a:lnRef>
-                          <a:fillRef idx="0">
-                            <a:schemeClr val="dk1"/>
-                          </a:fillRef>
-                          <a:effectRef idx="0">
-                            <a:schemeClr val="dk1"/>
-                          </a:effectRef>
-                          <a:fontRef idx="minor">
-                            <a:schemeClr val="tx1"/>
-                          </a:fontRef>
-                        </wps:style>
-                        <wps:bodyPr/>
-                      </wps:wsp>
-                    </a:graphicData>
-                  </a:graphic>
-                </wp:anchor>
-              </w:drawing>
-            </mc:Choice>
-            <mc:Fallback>
-              <w:pict>
-                <v:line w14:anchorId="78616D17" id="Straight Connector 15417755" o:spid="_x0000_s1026" style="position:absolute;z-index:251713536;visibility:visible;mso-wrap-style:square;mso-wrap-distance-left:9pt;mso-wrap-distance-top:0;mso-wrap-distance-right:9pt;mso-wrap-distance-bottom:0;mso-position-horizontal:absolute;mso-position-horizontal-relative:text;mso-position-vertical:absolute;mso-position-vertical-relative:text" from="-108pt,-22.6pt" to="7in,-22.6pt" o:gfxdata="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" strokecolor="black [3200]" strokeweight="3pt">
-                  <v:stroke joinstyle="miter"/>
-                </v:line>
-              </w:pict>
-            </mc:Fallback>
-          </mc:AlternateContent>
-        </w:r>
-        <w:r>
-          <w:rPr>
-            <w:rFonts w:ascii="Courier New" w:hAnsi="Courier New" w:cs="Courier New"/>
-            <w:b/>
-            <w:noProof/>
-            <w:sz w:val="36"/>
-            <w:lang w:eastAsia="en-PH"/>
-          </w:rPr>
-          <mc:AlternateContent>
-            <mc:Choice Requires="wps">
-              <w:drawing>
-                <wp:anchor distT="0" distB="0" distL="114300" distR="114300" simplePos="0" relativeHeight="251711488" behindDoc="0" locked="0" layoutInCell="1" allowOverlap="1" wp14:anchorId="47B43668" wp14:editId="679809A6">
-                  <wp:simplePos x="0" y="0"/>
-                  <wp:positionH relativeFrom="column">
-                    <wp:posOffset>-228600</wp:posOffset>
-                  </wp:positionH>
-                  <wp:positionV relativeFrom="paragraph">
-                    <wp:posOffset>-572770</wp:posOffset>
-                  </wp:positionV>
-                  <wp:extent cx="0" cy="10191750"/>
-                  <wp:effectExtent l="19050" t="0" r="19050" b="0"/>
-                  <wp:wrapNone/>
-                  <wp:docPr id="1857502815" name="Straight Connector 1857502815"/>
-                  <wp:cNvGraphicFramePr/>
-                  <a:graphic xmlns:a="http://schemas.openxmlformats.org/drawingml/2006/main">
-                    <a:graphicData uri="http://schemas.microsoft.com/office/word/2010/wordprocessingShape">
-                      <wps:wsp>
-                        <wps:cNvCnPr/>
-                        <wps:spPr>
-                          <a:xfrm>
-                            <a:off x="0" y="0"/>
-                            <a:ext cx="0" cy="10191896"/>
-                          </a:xfrm>
-                          <a:prstGeom prst="line">
-                            <a:avLst/>
-                          </a:prstGeom>
-                          <a:ln w="38100"/>
-                        </wps:spPr>
-                        <wps:style>
-                          <a:lnRef idx="1">
-                            <a:schemeClr val="dk1"/>
-                          </a:lnRef>
-                          <a:fillRef idx="0">
-                            <a:schemeClr val="dk1"/>
-                          </a:fillRef>
-                          <a:effectRef idx="0">
-                            <a:schemeClr val="dk1"/>
-                          </a:effectRef>
-                          <a:fontRef idx="minor">
-                            <a:schemeClr val="tx1"/>
-                          </a:fontRef>
-                        </wps:style>
-                        <wps:bodyPr/>
-                      </wps:wsp>
-                    </a:graphicData>
-                  </a:graphic>
-                </wp:anchor>
-              </w:drawing>
-            </mc:Choice>
-            <mc:Fallback>
-              <w:pict>
-                <v:line w14:anchorId="1F25FDCB" id="Straight Connector 1857502815" o:spid="_x0000_s1026" style="position:absolute;z-index:251711488;visibility:visible;mso-wrap-style:square;mso-wrap-distance-left:9pt;mso-wrap-distance-top:0;mso-wrap-distance-right:9pt;mso-wrap-distance-bottom:0;mso-position-horizontal:absolute;mso-position-horizontal-relative:text;mso-position-vertical:absolute;mso-position-vertical-relative:text" from="-18pt,-45.1pt" to="-18pt,757.4pt" o:gfxdata="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" strokecolor="black [3200]" strokeweight="3pt">
-                  <v:stroke joinstyle="miter"/>
-                </v:line>
-              </w:pict>
-            </mc:Fallback>
-          </mc:AlternateContent>
-        </w:r>
-        <w:r>
-          <w:rPr>
-            <w:rFonts w:ascii="Courier New" w:hAnsi="Courier New" w:cs="Courier New"/>
-            <w:b/>
-            <w:noProof/>
-            <w:sz w:val="36"/>
-            <w:lang w:eastAsia="en-PH"/>
-          </w:rPr>
-          <mc:AlternateContent>
-            <mc:Choice Requires="wps">
-              <w:drawing>
-                <wp:anchor distT="0" distB="0" distL="114300" distR="114300" simplePos="0" relativeHeight="251712512" behindDoc="0" locked="0" layoutInCell="1" allowOverlap="1" wp14:anchorId="4EB7054A" wp14:editId="5E52B582">
-                  <wp:simplePos x="0" y="0"/>
-                  <wp:positionH relativeFrom="column">
-                    <wp:posOffset>5715000</wp:posOffset>
-                  </wp:positionH>
-                  <wp:positionV relativeFrom="paragraph">
-                    <wp:posOffset>-419735</wp:posOffset>
-                  </wp:positionV>
-                  <wp:extent cx="0" cy="10033635"/>
-                  <wp:effectExtent l="19050" t="0" r="19050" b="5715"/>
-                  <wp:wrapNone/>
-                  <wp:docPr id="1102913797" name="Straight Connector 1102913797"/>
-                  <wp:cNvGraphicFramePr/>
-                  <a:graphic xmlns:a="http://schemas.openxmlformats.org/drawingml/2006/main">
-                    <a:graphicData uri="http://schemas.microsoft.com/office/word/2010/wordprocessingShape">
-                      <wps:wsp>
-                        <wps:cNvCnPr/>
-                        <wps:spPr>
-                          <a:xfrm>
-                            <a:off x="0" y="0"/>
-                            <a:ext cx="0" cy="10033762"/>
-                          </a:xfrm>
-                          <a:prstGeom prst="line">
-                            <a:avLst/>
-                          </a:prstGeom>
-                          <a:ln w="38100"/>
-                        </wps:spPr>
-                        <wps:style>
-                          <a:lnRef idx="1">
-                            <a:schemeClr val="dk1"/>
-                          </a:lnRef>
-                          <a:fillRef idx="0">
-                            <a:schemeClr val="dk1"/>
-                          </a:fillRef>
-                          <a:effectRef idx="0">
-                            <a:schemeClr val="dk1"/>
-                          </a:effectRef>
-                          <a:fontRef idx="minor">
-                            <a:schemeClr val="tx1"/>
-                          </a:fontRef>
-                        </wps:style>
-                        <wps:bodyPr/>
-                      </wps:wsp>
-                    </a:graphicData>
-                  </a:graphic>
-                </wp:anchor>
-              </w:drawing>
-            </mc:Choice>
-            <mc:Fallback>
-              <w:pict>
-                <v:line w14:anchorId="48A6FF55" id="Straight Connector 1102913797" o:spid="_x0000_s1026" style="position:absolute;z-index:251712512;visibility:visible;mso-wrap-style:square;mso-wrap-distance-left:9pt;mso-wrap-distance-top:0;mso-wrap-distance-right:9pt;mso-wrap-distance-bottom:0;mso-position-horizontal:absolute;mso-position-horizontal-relative:text;mso-position-vertical:absolute;mso-position-vertical-relative:text" from="450pt,-33.05pt" to="450pt,757pt" o:gfxdata="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" strokecolor="black [3200]" strokeweight="3pt">
-                  <v:stroke joinstyle="miter"/>
-                </v:line>
-              </w:pict>
-            </mc:Fallback>
-          </mc:AlternateContent>
-        </w:r>
-        <w:r>
-          <w:rPr>
-            <w:rFonts w:ascii="Courier New" w:hAnsi="Courier New" w:cs="Courier New"/>
-            <w:b/>
-            <w:sz w:val="36"/>
-          </w:rPr>
-          <w:t>Kalinga State University</w:t>
-        </w:r>
-        <w:r>
-          <w:rPr>
-            <w:rFonts w:ascii="Courier New" w:hAnsi="Courier New" w:cs="Courier New"/>
-            <w:b/>
-            <w:sz w:val="36"/>
-          </w:rPr>
-          <w:tab/>
-        </w:r>
-      </w:p>
-      <w:p>
-        <w:pPr>
-          <w:pStyle w:val="Header"/>
-          <w:tabs>
-            <w:tab w:val="clear" w:pos="9360"/>
-            <w:tab w:val="left" w:pos="2256"/>
-            <w:tab w:val="center" w:pos="4320"/>
-            <w:tab w:val="right" w:pos="8642"/>
-          </w:tabs>
-          <w:rPr>
-            <w:rFonts w:ascii="Courier New" w:hAnsi="Courier New" w:cs="Courier New"/>
-            <w:sz w:val="24"/>
-          </w:rPr>
-        </w:pPr>
-        <w:r>
-          <w:rPr>
-            <w:rFonts w:ascii="Courier New" w:hAnsi="Courier New" w:cs="Courier New"/>
-            <w:sz w:val="24"/>
-          </w:rPr>
-          <w:tab/>
-        </w:r>
-        <w:r>
-          <w:rPr>
-            <w:rFonts w:ascii="Courier New" w:hAnsi="Courier New" w:cs="Courier New"/>
-            <w:sz w:val="24"/>
-          </w:rPr>
-          <w:tab/>
-          <w:t>Bulanao, Tabuk City, Kalinga</w:t>
-        </w:r>
-      </w:p>
-      <w:p>
-        <w:pPr>
-          <w:pStyle w:val="Header"/>
-          <w:tabs>
-            <w:tab w:val="clear" w:pos="9360"/>
-            <w:tab w:val="left" w:pos="2256"/>
-            <w:tab w:val="center" w:pos="4320"/>
-            <w:tab w:val="right" w:pos="8642"/>
-          </w:tabs>
-          <w:rPr>
-            <w:rFonts w:ascii="Courier New" w:hAnsi="Courier New" w:cs="Courier New"/>
-            <w:sz w:val="24"/>
-          </w:rPr>
-        </w:pPr>
-        <w:r>
-          <w:rPr>
-            <w:rFonts w:ascii="Courier New" w:hAnsi="Courier New" w:cs="Courier New"/>
-            <w:sz w:val="24"/>
-          </w:rPr>
-          <w:tab/>
-        </w:r>
-      </w:p>
-      <w:p>
-        <w:pPr>
-          <w:pStyle w:val="Header"/>
-          <w:jc w:val="right"/>
-          <w:rPr>
-            <w:rFonts w:ascii="Courier New" w:hAnsi="Courier New" w:cs="Courier New"/>
-            <w:sz w:val="20"/>
-            <w:szCs w:val="20"/>
-          </w:rPr>
-        </w:pPr>
-        <w:r>
-          <w:rPr>
-            <w:rFonts w:ascii="Courier New" w:hAnsi="Courier New" w:cs="Courier New"/>
-            <w:color w:val="7F7F7F" w:themeColor="background1" w:themeShade="7F"/>
-            <w:spacing w:val="60"/>
-            <w:sz w:val="20"/>
-            <w:szCs w:val="20"/>
-          </w:rPr>
-          <w:t>Design and Methodology</w:t>
-        </w:r>
-        <w:r>
-          <w:rPr>
-            <w:rFonts w:ascii="Courier New" w:hAnsi="Courier New" w:cs="Courier New"/>
-            <w:sz w:val="20"/>
-            <w:szCs w:val="20"/>
-          </w:rPr>
-          <w:t xml:space="preserve"> | </w:t>
-        </w:r>
-        <w:r>
-          <w:rPr>
-            <w:rFonts w:ascii="Courier New" w:hAnsi="Courier New" w:cs="Courier New"/>
-            <w:sz w:val="20"/>
-            <w:szCs w:val="20"/>
-          </w:rPr>
-          <w:fldChar w:fldCharType="begin"/>
-        </w:r>
-        <w:r>
-          <w:rPr>
-            <w:rFonts w:ascii="Courier New" w:hAnsi="Courier New" w:cs="Courier New"/>
-            <w:sz w:val="20"/>
-            <w:szCs w:val="20"/>
-          </w:rPr>
-          <w:instrText xml:space="preserve"> PAGE   \* MERGEFORMAT </w:instrText>
-        </w:r>
-        <w:r>
-          <w:rPr>
-            <w:rFonts w:ascii="Courier New" w:hAnsi="Courier New" w:cs="Courier New"/>
-            <w:sz w:val="20"/>
-            <w:szCs w:val="20"/>
-          </w:rPr>
-          <w:fldChar w:fldCharType="separate"/>
-        </w:r>
-        <w:r>
-          <w:rPr>
-            <w:rFonts w:ascii="Courier New" w:hAnsi="Courier New" w:cs="Courier New"/>
-            <w:b/>
-            <w:bCs/>
-            <w:noProof/>
-            <w:sz w:val="20"/>
-            <w:szCs w:val="20"/>
-          </w:rPr>
-          <w:t>1</w:t>
-        </w:r>
-        <w:r>
-          <w:rPr>
-            <w:rFonts w:ascii="Courier New" w:hAnsi="Courier New" w:cs="Courier New"/>
-            <w:b/>
-            <w:bCs/>
-            <w:noProof/>
-            <w:sz w:val="20"/>
-            <w:szCs w:val="20"/>
-          </w:rPr>
-          <w:fldChar w:fldCharType="end"/>
-        </w:r>
-      </w:p>
-    </w:sdtContent>
-  </w:sdt>
-  <w:p>
-    <w:pPr>
-      <w:pStyle w:val="Header"/>
-      <w:rPr>
-        <w:rFonts w:ascii="Courier New" w:hAnsi="Courier New" w:cs="Courier New"/>
-      </w:rPr>
-    </w:pPr>
-  </w:p>
-</w:hdr>
-</file>
-
-<file path=word/header8.xml><?xml version="1.0" encoding="utf-8"?>
-<w:hdr xmlns:wpc="http://schemas.microsoft.com/office/word/2010/wordprocessingCanvas" xmlns:cx="http://schemas.microsoft.com/office/drawing/2014/chartex" xmlns:cx1="http://schemas.microsoft.com/office/drawing/2015/9/8/chartex" xmlns:cx2="http://schemas.microsoft.com/office/drawing/2015/10/21/chartex" xmlns:cx3="http://schemas.microsoft.com/office/drawing/2016/5/9/chartex" xmlns:cx4="http://schemas.microsoft.com/office/drawing/2016/5/10/chartex" xmlns:cx5="http://schemas.microsoft.com/office/drawing/2016/5/11/chartex" xmlns:cx6="http://schemas.microsoft.com/office/drawing/2016/5/12/chartex" xmlns:cx7="http://schemas.microsoft.com/office/drawing/2016/5/13/chartex" xmlns:cx8="http://schemas.microsoft.com/office/drawing/2016/5/14/chartex" xmlns:mc="http://schemas.openxmlformats.org/markup-compatibility/2006" xmlns:aink="http://schemas.microsoft.com/office/drawing/2016/ink" xmlns:am3d="http://schemas.microsoft.com/office/drawing/2017/model3d" xmlns:o="urn:schemas-microsoft-com:office:office" xmlns:oel="http://schemas.microsoft.com/office/2019/extlst" xmlns:r="http://schemas.openxmlformats.org/officeDocument/2006/relationships" xmlns:m="http://schemas.openxmlformats.org/officeDocument/2006/math" xmlns:v="urn:schemas-microsoft-com:vml" xmlns:wp14="http://schemas.microsoft.com/office/word/2010/wordprocessingDrawing" xmlns:wp="http://schemas.openxmlformats.org/drawingml/2006/wordprocessingDrawing" xmlns:w10="urn:schemas-microsoft-com:office:word" xmlns:w="http://schemas.openxmlformats.org/wordprocessingml/2006/main" xmlns:w14="http://schemas.microsoft.com/office/word/2010/wordml" xmlns:w15="http://schemas.microsoft.com/office/word/2012/wordml" xmlns:w16cex="http://schemas.microsoft.com/office/word/2018/wordml/cex" xmlns:w16cid="http://schemas.microsoft.com/office/word/2016/wordml/cid" xmlns:w16="http://schemas.microsoft.com/office/word/2018/wordml" xmlns:w16du="http://schemas.microsoft.com/office/word/2023/wordml/word16du" xmlns:w16sdtdh="http://schemas.microsoft.com/office/word/2020/wordml/sdtdatahash" xmlns:w16sdtfl="http://schemas.microsoft.com/office/word/2024/wordml/sdtformatlock" xmlns:w16se="http://schemas.microsoft.com/office/word/2015/wordml/symex" xmlns:wpg="http://schemas.microsoft.com/office/word/2010/wordprocessingGroup" xmlns:wpi="http://schemas.microsoft.com/office/word/2010/wordprocessingInk" xmlns:wne="http://schemas.microsoft.com/office/word/2006/wordml" xmlns:wps="http://schemas.microsoft.com/office/word/2010/wordprocessingShape" mc:Ignorable="w14 w15 w16se w16cid w16 w16cex w16sdtdh w16sdtfl w16du wp14">
-  <w:sdt>
-    <w:sdtPr>
-      <w:id w:val="1983423169"/>
-    </w:sdtPr>
-    <w:sdtEndPr>
-      <w:rPr>
-        <w:rFonts w:ascii="Courier New" w:hAnsi="Courier New" w:cs="Courier New"/>
-        <w:sz w:val="20"/>
-        <w:szCs w:val="20"/>
-      </w:rPr>
-    </w:sdtEndPr>
-    <w:sdtContent>
-      <w:p>
-        <w:pPr>
-          <w:pStyle w:val="Header"/>
-          <w:tabs>
-            <w:tab w:val="center" w:pos="4321"/>
-            <w:tab w:val="right" w:pos="8642"/>
-          </w:tabs>
-          <w:rPr>
-            <w:rFonts w:ascii="Courier New" w:hAnsi="Courier New" w:cs="Courier New"/>
-            <w:b/>
-            <w:sz w:val="32"/>
-          </w:rPr>
-        </w:pPr>
-        <w:r>
-          <w:tab/>
-        </w:r>
-        <w:r>
-          <w:rPr>
-            <w:rFonts w:ascii="Courier New" w:hAnsi="Courier New" w:cs="Courier New"/>
-            <w:b/>
-            <w:noProof/>
-            <w:sz w:val="36"/>
-            <w:lang w:eastAsia="en-PH"/>
-          </w:rPr>
-          <w:drawing>
-            <wp:anchor distT="0" distB="0" distL="114300" distR="114300" simplePos="0" relativeHeight="251705344" behindDoc="0" locked="0" layoutInCell="1" allowOverlap="1" wp14:anchorId="76CF24D9" wp14:editId="03C59511">
-              <wp:simplePos x="0" y="0"/>
-              <wp:positionH relativeFrom="column">
-                <wp:posOffset>-246380</wp:posOffset>
-              </wp:positionH>
-              <wp:positionV relativeFrom="paragraph">
-                <wp:posOffset>-198120</wp:posOffset>
-              </wp:positionV>
-              <wp:extent cx="823595" cy="724535"/>
-              <wp:effectExtent l="0" t="0" r="14605" b="18415"/>
-              <wp:wrapNone/>
-              <wp:docPr id="1220379455" name="Picture 1220379455"/>
-              <wp:cNvGraphicFramePr>
-                <a:graphicFrameLocks xmlns:a="http://schemas.openxmlformats.org/drawingml/2006/main" noChangeAspect="1"/>
-              </wp:cNvGraphicFramePr>
-              <a:graphic xmlns:a="http://schemas.openxmlformats.org/drawingml/2006/main">
-                <a:graphicData uri="http://schemas.openxmlformats.org/drawingml/2006/picture">
-                  <pic:pic xmlns:pic="http://schemas.openxmlformats.org/drawingml/2006/picture">
-                    <pic:nvPicPr>
-                      <pic:cNvPr id="700363394" name="Picture 700363394"/>
-                      <pic:cNvPicPr>
-                        <a:picLocks noChangeAspect="1"/>
-                      </pic:cNvPicPr>
-                    </pic:nvPicPr>
-                    <pic:blipFill>
-                      <a:blip r:embed="rId1">
-                        <a:extLst>
-                          <a:ext uri="{28A0092B-C50C-407E-A947-70E740481C1C}">
-                            <a14:useLocalDpi xmlns:a14="http://schemas.microsoft.com/office/drawing/2010/main" val="0"/>
-                          </a:ext>
-                        </a:extLst>
-                      </a:blip>
-                      <a:stretch>
-                        <a:fillRect/>
-                      </a:stretch>
-                    </pic:blipFill>
-                    <pic:spPr>
-                      <a:xfrm>
-                        <a:off x="0" y="0"/>
-                        <a:ext cx="823578" cy="724710"/>
-                      </a:xfrm>
-                      <a:prstGeom prst="rect">
-                        <a:avLst/>
-                      </a:prstGeom>
-                    </pic:spPr>
-                  </pic:pic>
-                </a:graphicData>
-              </a:graphic>
-            </wp:anchor>
-          </w:drawing>
-        </w:r>
-        <w:r>
-          <w:rPr>
-            <w:rFonts w:ascii="Courier New" w:hAnsi="Courier New" w:cs="Courier New"/>
-            <w:b/>
-            <w:noProof/>
-            <w:sz w:val="32"/>
-            <w:lang w:eastAsia="en-PH"/>
-          </w:rPr>
-          <mc:AlternateContent>
-            <mc:Choice Requires="wps">
-              <w:drawing>
-                <wp:anchor distT="0" distB="0" distL="114300" distR="114300" simplePos="0" relativeHeight="251708416" behindDoc="0" locked="0" layoutInCell="1" allowOverlap="1" wp14:anchorId="4DF466F2" wp14:editId="341E2D7A">
-                  <wp:simplePos x="0" y="0"/>
-                  <wp:positionH relativeFrom="column">
-                    <wp:posOffset>-1371600</wp:posOffset>
-                  </wp:positionH>
-                  <wp:positionV relativeFrom="paragraph">
-                    <wp:posOffset>-287020</wp:posOffset>
-                  </wp:positionV>
-                  <wp:extent cx="7772400" cy="0"/>
-                  <wp:effectExtent l="0" t="19050" r="0" b="19050"/>
-                  <wp:wrapNone/>
-                  <wp:docPr id="190166018" name="Straight Connector 190166018"/>
-                  <wp:cNvGraphicFramePr/>
-                  <a:graphic xmlns:a="http://schemas.openxmlformats.org/drawingml/2006/main">
-                    <a:graphicData uri="http://schemas.microsoft.com/office/word/2010/wordprocessingShape">
-                      <wps:wsp>
-                        <wps:cNvCnPr/>
-                        <wps:spPr>
-                          <a:xfrm>
-                            <a:off x="0" y="0"/>
-                            <a:ext cx="7772400" cy="0"/>
-                          </a:xfrm>
-                          <a:prstGeom prst="line">
-                            <a:avLst/>
-                          </a:prstGeom>
-                          <a:ln w="38100"/>
-                        </wps:spPr>
-                        <wps:style>
-                          <a:lnRef idx="1">
-                            <a:schemeClr val="dk1"/>
-                          </a:lnRef>
-                          <a:fillRef idx="0">
-                            <a:schemeClr val="dk1"/>
-                          </a:fillRef>
-                          <a:effectRef idx="0">
-                            <a:schemeClr val="dk1"/>
-                          </a:effectRef>
-                          <a:fontRef idx="minor">
-                            <a:schemeClr val="tx1"/>
-                          </a:fontRef>
-                        </wps:style>
-                        <wps:bodyPr/>
-                      </wps:wsp>
-                    </a:graphicData>
-                  </a:graphic>
-                </wp:anchor>
-              </w:drawing>
-            </mc:Choice>
-            <mc:Fallback>
-              <w:pict>
-                <v:line w14:anchorId="0AF80BF6" id="Straight Connector 190166018" o:spid="_x0000_s1026" style="position:absolute;z-index:251708416;visibility:visible;mso-wrap-style:square;mso-wrap-distance-left:9pt;mso-wrap-distance-top:0;mso-wrap-distance-right:9pt;mso-wrap-distance-bottom:0;mso-position-horizontal:absolute;mso-position-horizontal-relative:text;mso-position-vertical:absolute;mso-position-vertical-relative:text" from="-108pt,-22.6pt" to="7in,-22.6pt" o:gfxdata="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" strokecolor="black [3200]" strokeweight="3pt">
-                  <v:stroke joinstyle="miter"/>
-                </v:line>
-              </w:pict>
-            </mc:Fallback>
-          </mc:AlternateContent>
-        </w:r>
-        <w:r>
-          <w:rPr>
-            <w:rFonts w:ascii="Courier New" w:hAnsi="Courier New" w:cs="Courier New"/>
-            <w:b/>
-            <w:noProof/>
-            <w:sz w:val="36"/>
-            <w:lang w:eastAsia="en-PH"/>
-          </w:rPr>
-          <mc:AlternateContent>
-            <mc:Choice Requires="wps">
-              <w:drawing>
-                <wp:anchor distT="0" distB="0" distL="114300" distR="114300" simplePos="0" relativeHeight="251706368" behindDoc="0" locked="0" layoutInCell="1" allowOverlap="1" wp14:anchorId="04C379D1" wp14:editId="5A24E7E5">
-                  <wp:simplePos x="0" y="0"/>
-                  <wp:positionH relativeFrom="column">
-                    <wp:posOffset>-228600</wp:posOffset>
-                  </wp:positionH>
-                  <wp:positionV relativeFrom="paragraph">
-                    <wp:posOffset>-572770</wp:posOffset>
-                  </wp:positionV>
-                  <wp:extent cx="0" cy="10191750"/>
-                  <wp:effectExtent l="19050" t="0" r="19050" b="0"/>
-                  <wp:wrapNone/>
-                  <wp:docPr id="341334077" name="Straight Connector 341334077"/>
-                  <wp:cNvGraphicFramePr/>
-                  <a:graphic xmlns:a="http://schemas.openxmlformats.org/drawingml/2006/main">
-                    <a:graphicData uri="http://schemas.microsoft.com/office/word/2010/wordprocessingShape">
-                      <wps:wsp>
-                        <wps:cNvCnPr/>
-                        <wps:spPr>
-                          <a:xfrm>
-                            <a:off x="0" y="0"/>
-                            <a:ext cx="0" cy="10191896"/>
-                          </a:xfrm>
-                          <a:prstGeom prst="line">
-                            <a:avLst/>
-                          </a:prstGeom>
-                          <a:ln w="38100"/>
-                        </wps:spPr>
-                        <wps:style>
-                          <a:lnRef idx="1">
-                            <a:schemeClr val="dk1"/>
-                          </a:lnRef>
-                          <a:fillRef idx="0">
-                            <a:schemeClr val="dk1"/>
-                          </a:fillRef>
-                          <a:effectRef idx="0">
-                            <a:schemeClr val="dk1"/>
-                          </a:effectRef>
-                          <a:fontRef idx="minor">
-                            <a:schemeClr val="tx1"/>
-                          </a:fontRef>
-                        </wps:style>
-                        <wps:bodyPr/>
-                      </wps:wsp>
-                    </a:graphicData>
-                  </a:graphic>
-                </wp:anchor>
-              </w:drawing>
-            </mc:Choice>
-            <mc:Fallback>
-              <w:pict>
-                <v:line w14:anchorId="42220F27" id="Straight Connector 341334077" o:spid="_x0000_s1026" style="position:absolute;z-index:251706368;visibility:visible;mso-wrap-style:square;mso-wrap-distance-left:9pt;mso-wrap-distance-top:0;mso-wrap-distance-right:9pt;mso-wrap-distance-bottom:0;mso-position-horizontal:absolute;mso-position-horizontal-relative:text;mso-position-vertical:absolute;mso-position-vertical-relative:text" from="-18pt,-45.1pt" to="-18pt,757.4pt" o:gfxdata="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" strokecolor="black [3200]" strokeweight="3pt">
-                  <v:stroke joinstyle="miter"/>
-                </v:line>
-              </w:pict>
-            </mc:Fallback>
-          </mc:AlternateContent>
-        </w:r>
-        <w:r>
-          <w:rPr>
-            <w:rFonts w:ascii="Courier New" w:hAnsi="Courier New" w:cs="Courier New"/>
-            <w:b/>
-            <w:noProof/>
-            <w:sz w:val="36"/>
-            <w:lang w:eastAsia="en-PH"/>
-          </w:rPr>
-          <mc:AlternateContent>
-            <mc:Choice Requires="wps">
-              <w:drawing>
-                <wp:anchor distT="0" distB="0" distL="114300" distR="114300" simplePos="0" relativeHeight="251707392" behindDoc="0" locked="0" layoutInCell="1" allowOverlap="1" wp14:anchorId="54E11308" wp14:editId="59A407C0">
-                  <wp:simplePos x="0" y="0"/>
-                  <wp:positionH relativeFrom="column">
-                    <wp:posOffset>5715000</wp:posOffset>
-                  </wp:positionH>
-                  <wp:positionV relativeFrom="paragraph">
-                    <wp:posOffset>-419735</wp:posOffset>
-                  </wp:positionV>
-                  <wp:extent cx="0" cy="10033635"/>
-                  <wp:effectExtent l="19050" t="0" r="19050" b="5715"/>
-                  <wp:wrapNone/>
-                  <wp:docPr id="194450568" name="Straight Connector 194450568"/>
-                  <wp:cNvGraphicFramePr/>
-                  <a:graphic xmlns:a="http://schemas.openxmlformats.org/drawingml/2006/main">
-                    <a:graphicData uri="http://schemas.microsoft.com/office/word/2010/wordprocessingShape">
-                      <wps:wsp>
-                        <wps:cNvCnPr/>
-                        <wps:spPr>
-                          <a:xfrm>
-                            <a:off x="0" y="0"/>
-                            <a:ext cx="0" cy="10033762"/>
-                          </a:xfrm>
-                          <a:prstGeom prst="line">
-                            <a:avLst/>
-                          </a:prstGeom>
-                          <a:ln w="38100"/>
-                        </wps:spPr>
-                        <wps:style>
-                          <a:lnRef idx="1">
-                            <a:schemeClr val="dk1"/>
-                          </a:lnRef>
-                          <a:fillRef idx="0">
-                            <a:schemeClr val="dk1"/>
-                          </a:fillRef>
-                          <a:effectRef idx="0">
-                            <a:schemeClr val="dk1"/>
-                          </a:effectRef>
-                          <a:fontRef idx="minor">
-                            <a:schemeClr val="tx1"/>
-                          </a:fontRef>
-                        </wps:style>
-                        <wps:bodyPr/>
-                      </wps:wsp>
-                    </a:graphicData>
-                  </a:graphic>
-                </wp:anchor>
-              </w:drawing>
-            </mc:Choice>
-            <mc:Fallback>
-              <w:pict>
-                <v:line w14:anchorId="0F0EBD7E" id="Straight Connector 194450568" o:spid="_x0000_s1026" style="position:absolute;z-index:251707392;visibility:visible;mso-wrap-style:square;mso-wrap-distance-left:9pt;mso-wrap-distance-top:0;mso-wrap-distance-right:9pt;mso-wrap-distance-bottom:0;mso-position-horizontal:absolute;mso-position-horizontal-relative:text;mso-position-vertical:absolute;mso-position-vertical-relative:text" from="450pt,-33.05pt" to="450pt,757pt" o:gfxdata="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" strokecolor="black [3200]" strokeweight="3pt">
-                  <v:stroke joinstyle="miter"/>
-                </v:line>
-              </w:pict>
-            </mc:Fallback>
-          </mc:AlternateContent>
-        </w:r>
-        <w:r>
-          <w:rPr>
-            <w:rFonts w:ascii="Courier New" w:hAnsi="Courier New" w:cs="Courier New"/>
-            <w:b/>
-            <w:sz w:val="36"/>
-          </w:rPr>
-          <w:t>Kalinga State University</w:t>
-        </w:r>
-        <w:r>
-          <w:rPr>
-            <w:rFonts w:ascii="Courier New" w:hAnsi="Courier New" w:cs="Courier New"/>
-            <w:b/>
-            <w:sz w:val="36"/>
-          </w:rPr>
-          <w:tab/>
-        </w:r>
-      </w:p>
-      <w:p>
-        <w:pPr>
-          <w:pStyle w:val="Header"/>
-          <w:tabs>
-            <w:tab w:val="clear" w:pos="9360"/>
-            <w:tab w:val="left" w:pos="2256"/>
-            <w:tab w:val="center" w:pos="4320"/>
-            <w:tab w:val="right" w:pos="8642"/>
-          </w:tabs>
-          <w:rPr>
-            <w:rFonts w:ascii="Courier New" w:hAnsi="Courier New" w:cs="Courier New"/>
-            <w:sz w:val="24"/>
-          </w:rPr>
-        </w:pPr>
-        <w:r>
-          <w:rPr>
-            <w:rFonts w:ascii="Courier New" w:hAnsi="Courier New" w:cs="Courier New"/>
-            <w:sz w:val="24"/>
-          </w:rPr>
-          <w:tab/>
-        </w:r>
-        <w:r>
-          <w:rPr>
-            <w:rFonts w:ascii="Courier New" w:hAnsi="Courier New" w:cs="Courier New"/>
-            <w:sz w:val="24"/>
-          </w:rPr>
-          <w:tab/>
-          <w:t>Bulanao, Tabuk City, Kalinga</w:t>
-        </w:r>
-      </w:p>
-      <w:p>
-        <w:pPr>
-          <w:pStyle w:val="Header"/>
-          <w:tabs>
-            <w:tab w:val="clear" w:pos="9360"/>
-            <w:tab w:val="left" w:pos="2256"/>
-            <w:tab w:val="center" w:pos="4320"/>
-            <w:tab w:val="right" w:pos="8642"/>
-          </w:tabs>
-          <w:rPr>
-            <w:rFonts w:ascii="Courier New" w:hAnsi="Courier New" w:cs="Courier New"/>
-            <w:sz w:val="24"/>
-          </w:rPr>
-        </w:pPr>
-        <w:r>
-          <w:rPr>
-            <w:rFonts w:ascii="Courier New" w:hAnsi="Courier New" w:cs="Courier New"/>
-            <w:sz w:val="24"/>
-          </w:rPr>
-          <w:tab/>
-        </w:r>
-      </w:p>
-      <w:p>
-        <w:pPr>
-          <w:pStyle w:val="Header"/>
-          <w:jc w:val="right"/>
-          <w:rPr>
-            <w:rFonts w:ascii="Courier New" w:hAnsi="Courier New" w:cs="Courier New"/>
-            <w:sz w:val="20"/>
-            <w:szCs w:val="20"/>
-          </w:rPr>
-        </w:pPr>
-      </w:p>
-    </w:sdtContent>
-  </w:sdt>
-  <w:p>
-    <w:pPr>
-      <w:pStyle w:val="Header"/>
-      <w:rPr>
-        <w:rFonts w:ascii="Courier New" w:hAnsi="Courier New" w:cs="Courier New"/>
-      </w:rPr>
-    </w:pPr>
-  </w:p>
-</w:hdr>
-</file>
-
-<file path=word/header9.xml><?xml version="1.0" encoding="utf-8"?>
 <w:hdr xmlns:wpc="http://schemas.microsoft.com/office/word/2010/wordprocessingCanvas" xmlns:cx="http://schemas.microsoft.com/office/drawing/2014/chartex" xmlns:cx1="http://schemas.microsoft.com/office/drawing/2015/9/8/chartex" xmlns:cx2="http://schemas.microsoft.com/office/drawing/2015/10/21/chartex" xmlns:cx3="http://schemas.microsoft.com/office/drawing/2016/5/9/chartex" xmlns:cx4="http://schemas.microsoft.com/office/drawing/2016/5/10/chartex" xmlns:cx5="http://schemas.microsoft.com/office/drawing/2016/5/11/chartex" xmlns:cx6="http://schemas.microsoft.com/office/drawing/2016/5/12/chartex" xmlns:cx7="http://schemas.microsoft.com/office/drawing/2016/5/13/chartex" xmlns:cx8="http://schemas.microsoft.com/office/drawing/2016/5/14/chartex" xmlns:mc="http://schemas.openxmlformats.org/markup-compatibility/2006" xmlns:aink="http://schemas.microsoft.com/office/drawing/2016/ink" xmlns:am3d="http://schemas.microsoft.com/office/drawing/2017/model3d" xmlns:o="urn:schemas-microsoft-com:office:office" xmlns:oel="http://schemas.microsoft.com/office/2019/extlst" xmlns:r="http://schemas.openxmlformats.org/officeDocument/2006/relationships" xmlns:m="http://schemas.openxmlformats.org/officeDocument/2006/math" xmlns:v="urn:schemas-microsoft-com:vml" xmlns:wp14="http://schemas.microsoft.com/office/word/2010/wordprocessingDrawing" xmlns:wp="http://schemas.openxmlformats.org/drawingml/2006/wordprocessingDrawing" xmlns:w10="urn:schemas-microsoft-com:office:word" xmlns:w="http://schemas.openxmlformats.org/wordprocessingml/2006/main" xmlns:w14="http://schemas.microsoft.com/office/word/2010/wordml" xmlns:w15="http://schemas.microsoft.com/office/word/2012/wordml" xmlns:w16cex="http://schemas.microsoft.com/office/word/2018/wordml/cex" xmlns:w16cid="http://schemas.microsoft.com/office/word/2016/wordml/cid" xmlns:w16="http://schemas.microsoft.com/office/word/2018/wordml" xmlns:w16du="http://schemas.microsoft.com/office/word/2023/wordml/word16du" xmlns:w16sdtdh="http://schemas.microsoft.com/office/word/2020/wordml/sdtdatahash" xmlns:w16sdtfl="http://schemas.microsoft.com/office/word/2024/wordml/sdtformatlock" xmlns:w16se="http://schemas.microsoft.com/office/word/2015/wordml/symex" xmlns:wpg="http://schemas.microsoft.com/office/word/2010/wordprocessingGroup" xmlns:wpi="http://schemas.microsoft.com/office/word/2010/wordprocessingInk" xmlns:wne="http://schemas.microsoft.com/office/word/2006/wordml" xmlns:wps="http://schemas.microsoft.com/office/word/2010/wordprocessingShape" mc:Ignorable="w14 w15 w16se w16cid w16 w16cex w16sdtdh w16sdtfl w16du wp14">
   <w:sdt>
     <w:sdtPr>
@@ -11660,6 +8105,393 @@
           </w:rPr>
           <w:fldChar w:fldCharType="end"/>
         </w:r>
+      </w:p>
+    </w:sdtContent>
+  </w:sdt>
+  <w:p>
+    <w:pPr>
+      <w:pStyle w:val="Header"/>
+      <w:rPr>
+        <w:rFonts w:ascii="Courier New" w:hAnsi="Courier New" w:cs="Courier New"/>
+      </w:rPr>
+    </w:pPr>
+  </w:p>
+</w:hdr>
+</file>
+
+<file path=word/header2.xml><?xml version="1.0" encoding="utf-8"?>
+<w:hdr xmlns:wpc="http://schemas.microsoft.com/office/word/2010/wordprocessingCanvas" xmlns:cx="http://schemas.microsoft.com/office/drawing/2014/chartex" xmlns:cx1="http://schemas.microsoft.com/office/drawing/2015/9/8/chartex" xmlns:cx2="http://schemas.microsoft.com/office/drawing/2015/10/21/chartex" xmlns:cx3="http://schemas.microsoft.com/office/drawing/2016/5/9/chartex" xmlns:cx4="http://schemas.microsoft.com/office/drawing/2016/5/10/chartex" xmlns:cx5="http://schemas.microsoft.com/office/drawing/2016/5/11/chartex" xmlns:cx6="http://schemas.microsoft.com/office/drawing/2016/5/12/chartex" xmlns:cx7="http://schemas.microsoft.com/office/drawing/2016/5/13/chartex" xmlns:cx8="http://schemas.microsoft.com/office/drawing/2016/5/14/chartex" xmlns:mc="http://schemas.openxmlformats.org/markup-compatibility/2006" xmlns:aink="http://schemas.microsoft.com/office/drawing/2016/ink" xmlns:am3d="http://schemas.microsoft.com/office/drawing/2017/model3d" xmlns:o="urn:schemas-microsoft-com:office:office" xmlns:oel="http://schemas.microsoft.com/office/2019/extlst" xmlns:r="http://schemas.openxmlformats.org/officeDocument/2006/relationships" xmlns:m="http://schemas.openxmlformats.org/officeDocument/2006/math" xmlns:v="urn:schemas-microsoft-com:vml" xmlns:wp14="http://schemas.microsoft.com/office/word/2010/wordprocessingDrawing" xmlns:wp="http://schemas.openxmlformats.org/drawingml/2006/wordprocessingDrawing" xmlns:w10="urn:schemas-microsoft-com:office:word" xmlns:w="http://schemas.openxmlformats.org/wordprocessingml/2006/main" xmlns:w14="http://schemas.microsoft.com/office/word/2010/wordml" xmlns:w15="http://schemas.microsoft.com/office/word/2012/wordml" xmlns:w16cex="http://schemas.microsoft.com/office/word/2018/wordml/cex" xmlns:w16cid="http://schemas.microsoft.com/office/word/2016/wordml/cid" xmlns:w16="http://schemas.microsoft.com/office/word/2018/wordml" xmlns:w16du="http://schemas.microsoft.com/office/word/2023/wordml/word16du" xmlns:w16sdtdh="http://schemas.microsoft.com/office/word/2020/wordml/sdtdatahash" xmlns:w16sdtfl="http://schemas.microsoft.com/office/word/2024/wordml/sdtformatlock" xmlns:w16se="http://schemas.microsoft.com/office/word/2015/wordml/symex" xmlns:wpg="http://schemas.microsoft.com/office/word/2010/wordprocessingGroup" xmlns:wpi="http://schemas.microsoft.com/office/word/2010/wordprocessingInk" xmlns:wne="http://schemas.microsoft.com/office/word/2006/wordml" xmlns:wps="http://schemas.microsoft.com/office/word/2010/wordprocessingShape" mc:Ignorable="w14 w15 w16se w16cid w16 w16cex w16sdtdh w16sdtfl w16du wp14">
+  <w:sdt>
+    <w:sdtPr>
+      <w:id w:val="1831483142"/>
+    </w:sdtPr>
+    <w:sdtEndPr>
+      <w:rPr>
+        <w:rFonts w:ascii="Courier New" w:hAnsi="Courier New" w:cs="Courier New"/>
+        <w:sz w:val="20"/>
+        <w:szCs w:val="20"/>
+      </w:rPr>
+    </w:sdtEndPr>
+    <w:sdtContent>
+      <w:p>
+        <w:pPr>
+          <w:pStyle w:val="Header"/>
+          <w:tabs>
+            <w:tab w:val="center" w:pos="4321"/>
+            <w:tab w:val="right" w:pos="8642"/>
+          </w:tabs>
+          <w:rPr>
+            <w:rFonts w:ascii="Courier New" w:hAnsi="Courier New" w:cs="Courier New"/>
+            <w:b/>
+            <w:sz w:val="32"/>
+          </w:rPr>
+        </w:pPr>
+        <w:r>
+          <w:tab/>
+        </w:r>
+        <w:r>
+          <w:rPr>
+            <w:rFonts w:ascii="Courier New" w:hAnsi="Courier New" w:cs="Courier New"/>
+            <w:b/>
+            <w:noProof/>
+            <w:sz w:val="36"/>
+            <w:lang w:eastAsia="en-PH"/>
+          </w:rPr>
+          <w:drawing>
+            <wp:anchor distT="0" distB="0" distL="114300" distR="114300" simplePos="0" relativeHeight="251720704" behindDoc="0" locked="0" layoutInCell="1" allowOverlap="1" wp14:anchorId="2D4E91FD" wp14:editId="3A435028">
+              <wp:simplePos x="0" y="0"/>
+              <wp:positionH relativeFrom="column">
+                <wp:posOffset>-246380</wp:posOffset>
+              </wp:positionH>
+              <wp:positionV relativeFrom="paragraph">
+                <wp:posOffset>-198120</wp:posOffset>
+              </wp:positionV>
+              <wp:extent cx="823595" cy="724535"/>
+              <wp:effectExtent l="0" t="0" r="14605" b="18415"/>
+              <wp:wrapNone/>
+              <wp:docPr id="2026318676" name="Picture 2026318676"/>
+              <wp:cNvGraphicFramePr>
+                <a:graphicFrameLocks xmlns:a="http://schemas.openxmlformats.org/drawingml/2006/main" noChangeAspect="1"/>
+              </wp:cNvGraphicFramePr>
+              <a:graphic xmlns:a="http://schemas.openxmlformats.org/drawingml/2006/main">
+                <a:graphicData uri="http://schemas.openxmlformats.org/drawingml/2006/picture">
+                  <pic:pic xmlns:pic="http://schemas.openxmlformats.org/drawingml/2006/picture">
+                    <pic:nvPicPr>
+                      <pic:cNvPr id="700363394" name="Picture 700363394"/>
+                      <pic:cNvPicPr>
+                        <a:picLocks noChangeAspect="1"/>
+                      </pic:cNvPicPr>
+                    </pic:nvPicPr>
+                    <pic:blipFill>
+                      <a:blip r:embed="rId1">
+                        <a:extLst>
+                          <a:ext uri="{28A0092B-C50C-407E-A947-70E740481C1C}">
+                            <a14:useLocalDpi xmlns:a14="http://schemas.microsoft.com/office/drawing/2010/main" val="0"/>
+                          </a:ext>
+                        </a:extLst>
+                      </a:blip>
+                      <a:stretch>
+                        <a:fillRect/>
+                      </a:stretch>
+                    </pic:blipFill>
+                    <pic:spPr>
+                      <a:xfrm>
+                        <a:off x="0" y="0"/>
+                        <a:ext cx="823578" cy="724710"/>
+                      </a:xfrm>
+                      <a:prstGeom prst="rect">
+                        <a:avLst/>
+                      </a:prstGeom>
+                    </pic:spPr>
+                  </pic:pic>
+                </a:graphicData>
+              </a:graphic>
+            </wp:anchor>
+          </w:drawing>
+        </w:r>
+        <w:r>
+          <w:rPr>
+            <w:rFonts w:ascii="Courier New" w:hAnsi="Courier New" w:cs="Courier New"/>
+            <w:b/>
+            <w:noProof/>
+            <w:sz w:val="32"/>
+            <w:lang w:eastAsia="en-PH"/>
+          </w:rPr>
+          <mc:AlternateContent>
+            <mc:Choice Requires="wps">
+              <w:drawing>
+                <wp:anchor distT="0" distB="0" distL="114300" distR="114300" simplePos="0" relativeHeight="251723776" behindDoc="0" locked="0" layoutInCell="1" allowOverlap="1" wp14:anchorId="4366DFAE" wp14:editId="5C9FE52F">
+                  <wp:simplePos x="0" y="0"/>
+                  <wp:positionH relativeFrom="column">
+                    <wp:posOffset>-1371600</wp:posOffset>
+                  </wp:positionH>
+                  <wp:positionV relativeFrom="paragraph">
+                    <wp:posOffset>-287020</wp:posOffset>
+                  </wp:positionV>
+                  <wp:extent cx="7772400" cy="0"/>
+                  <wp:effectExtent l="0" t="19050" r="0" b="19050"/>
+                  <wp:wrapNone/>
+                  <wp:docPr id="2030725421" name="Straight Connector 2030725421"/>
+                  <wp:cNvGraphicFramePr/>
+                  <a:graphic xmlns:a="http://schemas.openxmlformats.org/drawingml/2006/main">
+                    <a:graphicData uri="http://schemas.microsoft.com/office/word/2010/wordprocessingShape">
+                      <wps:wsp>
+                        <wps:cNvCnPr/>
+                        <wps:spPr>
+                          <a:xfrm>
+                            <a:off x="0" y="0"/>
+                            <a:ext cx="7772400" cy="0"/>
+                          </a:xfrm>
+                          <a:prstGeom prst="line">
+                            <a:avLst/>
+                          </a:prstGeom>
+                          <a:ln w="38100"/>
+                        </wps:spPr>
+                        <wps:style>
+                          <a:lnRef idx="1">
+                            <a:schemeClr val="dk1"/>
+                          </a:lnRef>
+                          <a:fillRef idx="0">
+                            <a:schemeClr val="dk1"/>
+                          </a:fillRef>
+                          <a:effectRef idx="0">
+                            <a:schemeClr val="dk1"/>
+                          </a:effectRef>
+                          <a:fontRef idx="minor">
+                            <a:schemeClr val="tx1"/>
+                          </a:fontRef>
+                        </wps:style>
+                        <wps:bodyPr/>
+                      </wps:wsp>
+                    </a:graphicData>
+                  </a:graphic>
+                </wp:anchor>
+              </w:drawing>
+            </mc:Choice>
+            <mc:Fallback>
+              <w:pict>
+                <v:line w14:anchorId="464CD259" id="Straight Connector 2030725421" o:spid="_x0000_s1026" style="position:absolute;z-index:251723776;visibility:visible;mso-wrap-style:square;mso-wrap-distance-left:9pt;mso-wrap-distance-top:0;mso-wrap-distance-right:9pt;mso-wrap-distance-bottom:0;mso-position-horizontal:absolute;mso-position-horizontal-relative:text;mso-position-vertical:absolute;mso-position-vertical-relative:text" from="-108pt,-22.6pt" to="7in,-22.6pt" o:gfxdata="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" strokecolor="black [3200]" strokeweight="3pt">
+                  <v:stroke joinstyle="miter"/>
+                </v:line>
+              </w:pict>
+            </mc:Fallback>
+          </mc:AlternateContent>
+        </w:r>
+        <w:r>
+          <w:rPr>
+            <w:rFonts w:ascii="Courier New" w:hAnsi="Courier New" w:cs="Courier New"/>
+            <w:b/>
+            <w:noProof/>
+            <w:sz w:val="36"/>
+            <w:lang w:eastAsia="en-PH"/>
+          </w:rPr>
+          <mc:AlternateContent>
+            <mc:Choice Requires="wps">
+              <w:drawing>
+                <wp:anchor distT="0" distB="0" distL="114300" distR="114300" simplePos="0" relativeHeight="251721728" behindDoc="0" locked="0" layoutInCell="1" allowOverlap="1" wp14:anchorId="7D282725" wp14:editId="0872A5F0">
+                  <wp:simplePos x="0" y="0"/>
+                  <wp:positionH relativeFrom="column">
+                    <wp:posOffset>-228600</wp:posOffset>
+                  </wp:positionH>
+                  <wp:positionV relativeFrom="paragraph">
+                    <wp:posOffset>-572770</wp:posOffset>
+                  </wp:positionV>
+                  <wp:extent cx="0" cy="10191750"/>
+                  <wp:effectExtent l="19050" t="0" r="19050" b="0"/>
+                  <wp:wrapNone/>
+                  <wp:docPr id="904603731" name="Straight Connector 904603731"/>
+                  <wp:cNvGraphicFramePr/>
+                  <a:graphic xmlns:a="http://schemas.openxmlformats.org/drawingml/2006/main">
+                    <a:graphicData uri="http://schemas.microsoft.com/office/word/2010/wordprocessingShape">
+                      <wps:wsp>
+                        <wps:cNvCnPr/>
+                        <wps:spPr>
+                          <a:xfrm>
+                            <a:off x="0" y="0"/>
+                            <a:ext cx="0" cy="10191896"/>
+                          </a:xfrm>
+                          <a:prstGeom prst="line">
+                            <a:avLst/>
+                          </a:prstGeom>
+                          <a:ln w="38100"/>
+                        </wps:spPr>
+                        <wps:style>
+                          <a:lnRef idx="1">
+                            <a:schemeClr val="dk1"/>
+                          </a:lnRef>
+                          <a:fillRef idx="0">
+                            <a:schemeClr val="dk1"/>
+                          </a:fillRef>
+                          <a:effectRef idx="0">
+                            <a:schemeClr val="dk1"/>
+                          </a:effectRef>
+                          <a:fontRef idx="minor">
+                            <a:schemeClr val="tx1"/>
+                          </a:fontRef>
+                        </wps:style>
+                        <wps:bodyPr/>
+                      </wps:wsp>
+                    </a:graphicData>
+                  </a:graphic>
+                </wp:anchor>
+              </w:drawing>
+            </mc:Choice>
+            <mc:Fallback>
+              <w:pict>
+                <v:line w14:anchorId="41B0706A" id="Straight Connector 904603731" o:spid="_x0000_s1026" style="position:absolute;z-index:251721728;visibility:visible;mso-wrap-style:square;mso-wrap-distance-left:9pt;mso-wrap-distance-top:0;mso-wrap-distance-right:9pt;mso-wrap-distance-bottom:0;mso-position-horizontal:absolute;mso-position-horizontal-relative:text;mso-position-vertical:absolute;mso-position-vertical-relative:text" from="-18pt,-45.1pt" to="-18pt,757.4pt" o:gfxdata="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" strokecolor="black [3200]" strokeweight="3pt">
+                  <v:stroke joinstyle="miter"/>
+                </v:line>
+              </w:pict>
+            </mc:Fallback>
+          </mc:AlternateContent>
+        </w:r>
+        <w:r>
+          <w:rPr>
+            <w:rFonts w:ascii="Courier New" w:hAnsi="Courier New" w:cs="Courier New"/>
+            <w:b/>
+            <w:noProof/>
+            <w:sz w:val="36"/>
+            <w:lang w:eastAsia="en-PH"/>
+          </w:rPr>
+          <mc:AlternateContent>
+            <mc:Choice Requires="wps">
+              <w:drawing>
+                <wp:anchor distT="0" distB="0" distL="114300" distR="114300" simplePos="0" relativeHeight="251722752" behindDoc="0" locked="0" layoutInCell="1" allowOverlap="1" wp14:anchorId="3154A674" wp14:editId="178287CF">
+                  <wp:simplePos x="0" y="0"/>
+                  <wp:positionH relativeFrom="column">
+                    <wp:posOffset>5715000</wp:posOffset>
+                  </wp:positionH>
+                  <wp:positionV relativeFrom="paragraph">
+                    <wp:posOffset>-419735</wp:posOffset>
+                  </wp:positionV>
+                  <wp:extent cx="0" cy="10033635"/>
+                  <wp:effectExtent l="19050" t="0" r="19050" b="5715"/>
+                  <wp:wrapNone/>
+                  <wp:docPr id="1590466236" name="Straight Connector 1590466236"/>
+                  <wp:cNvGraphicFramePr/>
+                  <a:graphic xmlns:a="http://schemas.openxmlformats.org/drawingml/2006/main">
+                    <a:graphicData uri="http://schemas.microsoft.com/office/word/2010/wordprocessingShape">
+                      <wps:wsp>
+                        <wps:cNvCnPr/>
+                        <wps:spPr>
+                          <a:xfrm>
+                            <a:off x="0" y="0"/>
+                            <a:ext cx="0" cy="10033762"/>
+                          </a:xfrm>
+                          <a:prstGeom prst="line">
+                            <a:avLst/>
+                          </a:prstGeom>
+                          <a:ln w="38100"/>
+                        </wps:spPr>
+                        <wps:style>
+                          <a:lnRef idx="1">
+                            <a:schemeClr val="dk1"/>
+                          </a:lnRef>
+                          <a:fillRef idx="0">
+                            <a:schemeClr val="dk1"/>
+                          </a:fillRef>
+                          <a:effectRef idx="0">
+                            <a:schemeClr val="dk1"/>
+                          </a:effectRef>
+                          <a:fontRef idx="minor">
+                            <a:schemeClr val="tx1"/>
+                          </a:fontRef>
+                        </wps:style>
+                        <wps:bodyPr/>
+                      </wps:wsp>
+                    </a:graphicData>
+                  </a:graphic>
+                </wp:anchor>
+              </w:drawing>
+            </mc:Choice>
+            <mc:Fallback>
+              <w:pict>
+                <v:line w14:anchorId="188C4CA3" id="Straight Connector 1590466236" o:spid="_x0000_s1026" style="position:absolute;z-index:251722752;visibility:visible;mso-wrap-style:square;mso-wrap-distance-left:9pt;mso-wrap-distance-top:0;mso-wrap-distance-right:9pt;mso-wrap-distance-bottom:0;mso-position-horizontal:absolute;mso-position-horizontal-relative:text;mso-position-vertical:absolute;mso-position-vertical-relative:text" from="450pt,-33.05pt" to="450pt,757pt" o:gfxdata="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" strokecolor="black [3200]" strokeweight="3pt">
+                  <v:stroke joinstyle="miter"/>
+                </v:line>
+              </w:pict>
+            </mc:Fallback>
+          </mc:AlternateContent>
+        </w:r>
+        <w:r>
+          <w:rPr>
+            <w:rFonts w:ascii="Courier New" w:hAnsi="Courier New" w:cs="Courier New"/>
+            <w:b/>
+            <w:sz w:val="36"/>
+          </w:rPr>
+          <w:t>Kalinga State University</w:t>
+        </w:r>
+        <w:r>
+          <w:rPr>
+            <w:rFonts w:ascii="Courier New" w:hAnsi="Courier New" w:cs="Courier New"/>
+            <w:b/>
+            <w:sz w:val="36"/>
+          </w:rPr>
+          <w:tab/>
+        </w:r>
+      </w:p>
+      <w:p>
+        <w:pPr>
+          <w:pStyle w:val="Header"/>
+          <w:tabs>
+            <w:tab w:val="clear" w:pos="9360"/>
+            <w:tab w:val="left" w:pos="2256"/>
+            <w:tab w:val="center" w:pos="4320"/>
+            <w:tab w:val="right" w:pos="8642"/>
+          </w:tabs>
+          <w:rPr>
+            <w:rFonts w:ascii="Courier New" w:hAnsi="Courier New" w:cs="Courier New"/>
+            <w:sz w:val="24"/>
+          </w:rPr>
+        </w:pPr>
+        <w:r>
+          <w:rPr>
+            <w:rFonts w:ascii="Courier New" w:hAnsi="Courier New" w:cs="Courier New"/>
+            <w:sz w:val="24"/>
+          </w:rPr>
+          <w:tab/>
+        </w:r>
+        <w:r>
+          <w:rPr>
+            <w:rFonts w:ascii="Courier New" w:hAnsi="Courier New" w:cs="Courier New"/>
+            <w:sz w:val="24"/>
+          </w:rPr>
+          <w:tab/>
+          <w:t>Bulanao, Tabuk City, Kalinga</w:t>
+        </w:r>
+      </w:p>
+      <w:p>
+        <w:pPr>
+          <w:pStyle w:val="Header"/>
+          <w:tabs>
+            <w:tab w:val="clear" w:pos="9360"/>
+            <w:tab w:val="left" w:pos="2256"/>
+            <w:tab w:val="center" w:pos="4320"/>
+            <w:tab w:val="right" w:pos="8642"/>
+          </w:tabs>
+          <w:rPr>
+            <w:rFonts w:ascii="Courier New" w:hAnsi="Courier New" w:cs="Courier New"/>
+            <w:sz w:val="24"/>
+          </w:rPr>
+        </w:pPr>
+        <w:r>
+          <w:rPr>
+            <w:rFonts w:ascii="Courier New" w:hAnsi="Courier New" w:cs="Courier New"/>
+            <w:sz w:val="24"/>
+          </w:rPr>
+          <w:tab/>
+        </w:r>
+      </w:p>
+      <w:p>
+        <w:pPr>
+          <w:pStyle w:val="Header"/>
+          <w:jc w:val="right"/>
+          <w:rPr>
+            <w:rFonts w:ascii="Courier New" w:hAnsi="Courier New" w:cs="Courier New"/>
+            <w:sz w:val="20"/>
+            <w:szCs w:val="20"/>
+          </w:rPr>
+        </w:pPr>
       </w:p>
     </w:sdtContent>
   </w:sdt>
@@ -13396,7 +10228,7 @@
         <w:tab w:val="right" w:leader="dot" w:pos="8630"/>
       </w:tabs>
       <w:spacing w:before="120" w:after="0" w:line="360" w:lineRule="auto"/>
-      <w:ind w:left="0" w:right="560"/>
+      <w:ind w:right="560"/>
     </w:pPr>
     <w:rPr>
       <w:rFonts w:ascii="Courier New" w:hAnsi="Courier New" w:cs="Courier New"/>
@@ -13414,7 +10246,7 @@
       <w:tabs>
         <w:tab w:val="right" w:leader="dot" w:pos="8630"/>
       </w:tabs>
-      <w:spacing w:before="0" w:after="0" w:line="360" w:lineRule="auto"/>
+      <w:spacing w:after="0" w:line="360" w:lineRule="auto"/>
       <w:ind w:left="440" w:right="560"/>
     </w:pPr>
     <w:rPr>
@@ -13434,7 +10266,7 @@
         <w:tab w:val="right" w:leader="dot" w:pos="8630"/>
       </w:tabs>
       <w:spacing w:before="60" w:after="0" w:line="360" w:lineRule="auto"/>
-      <w:ind w:left="0" w:right="560"/>
+      <w:ind w:right="560"/>
     </w:pPr>
     <w:rPr>
       <w:rFonts w:ascii="Courier New" w:hAnsi="Courier New" w:cs="Courier New"/>
@@ -13702,6 +10534,10 @@
 </file>
 
 <file path=customXml/item1.xml><?xml version="1.0" encoding="utf-8"?>
+<b:Sources xmlns:b="http://schemas.openxmlformats.org/officeDocument/2006/bibliography" xmlns="http://schemas.openxmlformats.org/officeDocument/2006/bibliography" SelectedStyle="\APASixthEditionOfficeOnline.xsl" StyleName="APA" Version="6"/>
+</file>
+
+<file path=customXml/item2.xml><?xml version="1.0" encoding="utf-8"?>
 <s:customData xmlns="http://www.wps.cn/officeDocument/2013/wpsCustomData" xmlns:s="http://www.wps.cn/officeDocument/2013/wpsCustomData">
   <customSectProps>
     <customSectPr/>
@@ -13713,22 +10549,18 @@
 </s:customData>
 </file>
 
-<file path=customXml/item2.xml><?xml version="1.0" encoding="utf-8"?>
-<b:Sources xmlns:b="http://schemas.openxmlformats.org/officeDocument/2006/bibliography" xmlns="http://schemas.openxmlformats.org/officeDocument/2006/bibliography" SelectedStyle="\APASixthEditionOfficeOnline.xsl" StyleName="APA" Version="6"/>
+<file path=customXml/itemProps1.xml><?xml version="1.0" encoding="utf-8"?>
+<ds:datastoreItem xmlns:ds="http://schemas.openxmlformats.org/officeDocument/2006/customXml" ds:itemID="{5EC2CED6-9A61-4FA3-BB1B-E128CC05341B}">
+  <ds:schemaRefs>
+    <ds:schemaRef ds:uri="http://schemas.openxmlformats.org/officeDocument/2006/bibliography"/>
+  </ds:schemaRefs>
+</ds:datastoreItem>
 </file>
 
-<file path=customXml/itemProps1.xml><?xml version="1.0" encoding="utf-8"?>
+<file path=customXml/itemProps2.xml><?xml version="1.0" encoding="utf-8"?>
 <ds:datastoreItem xmlns:ds="http://schemas.openxmlformats.org/officeDocument/2006/customXml" ds:itemID="{B1977F7D-205B-4081-913C-38D41E755F92}">
   <ds:schemaRefs>
     <ds:schemaRef ds:uri="http://www.wps.cn/officeDocument/2013/wpsCustomData"/>
   </ds:schemaRefs>
 </ds:datastoreItem>
-</file>
-
-<file path=customXml/itemProps2.xml><?xml version="1.0" encoding="utf-8"?>
-<ds:datastoreItem xmlns:ds="http://schemas.openxmlformats.org/officeDocument/2006/customXml" ds:itemID="{5EC2CED6-9A61-4FA3-BB1B-E128CC05341B}">
-  <ds:schemaRefs>
-    <ds:schemaRef ds:uri="http://schemas.openxmlformats.org/officeDocument/2006/bibliography"/>
-  </ds:schemaRefs>
-</ds:datastoreItem>
 </file>
--- a/docs/paper/Auditrix - Chapter 4.docx
+++ b/docs/paper/Auditrix - Chapter 4.docx
@@ -884,7 +884,7 @@
           <w:sz w:val="24"/>
           <w:szCs w:val="24"/>
         </w:rPr>
-        <w:t xml:space="preserve">traces the three problems above to eight root causes, grouped into four categories: People (Chairperson workload and human error; limited student awareness), Technology (the MIS's lack of automated audit logic; no proactive eligibility alerts), Process (reliance on paper-based/legacy cross-referencing; no structural block at enrollment), and Policy/Environment (verification enforced only at graduation audit; a compressed timeline that limits review depth) — all converging on the same effect: prerequisite violations that go undetected until the final graduation audit.</w:t>
+        <w:t xml:space="preserve">shows the root causes of these problems, grouped into four categories: People (Chairperson workload and human error; limited student awareness), Technology (the MIS's lack of automated audit logic; no proactive eligibility alerts), Process (reliance on paper-based/legacy cross-referencing; no structural block at enrollment), and Policy/Environment (verification enforced only at graduation audit; a compressed timeline that limits review depth) — all converging on the same effect: prerequisite violations that go undetected until the final graduation audit.</w:t>
       </w:r>
       <w:r>
         <w:fldChar w:fldCharType="begin"/>

--- a/docs/paper/Auditrix - Chapter 4.docx
+++ b/docs/paper/Auditrix - Chapter 4.docx
@@ -23,6 +23,7 @@
           <w:sz w:val="24"/>
           <w:szCs w:val="24"/>
         </w:rPr>
+        <w:lastRenderedPageBreak/>
         <w:t>Chapter 4</w:t>
       </w:r>
       <w:r>
@@ -305,7 +306,6 @@
                 <w:sz w:val="24"/>
                 <w:szCs w:val="24"/>
               </w:rPr>
-              <w:lastRenderedPageBreak/>
               <w:t>[INPUT]</w:t>
             </w:r>
           </w:p>
@@ -663,6 +663,7 @@
           <w:sz w:val="24"/>
           <w:szCs w:val="24"/>
         </w:rPr>
+        <w:lastRenderedPageBreak/>
         <w:t>Problems Encountered in the Current System (SOP No. 2)</w:t>
       </w:r>
       <w:r>
@@ -752,16 +753,7 @@
           <w:sz w:val="24"/>
           <w:szCs w:val="24"/>
         </w:rPr>
-        <w:t xml:space="preserve">While the MIS reliably stores student grades and registration </w:t>
-      </w:r>
-      <w:r>
-        <w:rPr>
-          <w:rFonts w:ascii="Courier New" w:hAnsi="Courier New" w:cs="Courier New"/>
-          <w:sz w:val="24"/>
-          <w:szCs w:val="24"/>
-        </w:rPr>
-        <w:lastRenderedPageBreak/>
-        <w:t>records, it has no built-in logic to cross-reference a student's completed subjects against the official curriculum structure. This places the entire burden of compliance verification on the Chairperson's manual review rather than on the system itself, leaving no automated safeguard between data entry and eligibility determination.</w:t>
+        <w:t>While the MIS reliably stores student grades and registration records, it has no built-in logic to cross-reference a student's completed subjects against the official curriculum structure. This places the entire burden of compliance verification on the Chairperson's manual review rather than on the system itself, leaving no automated safeguard between data entry and eligibility determination.</w:t>
       </w:r>
     </w:p>
     <w:p>
@@ -791,7 +783,16 @@
           <w:sz w:val="24"/>
           <w:szCs w:val="24"/>
         </w:rPr>
-        <w:t>Although students can view their own academic records through the MIS, the system does not proactively alert them when they are ineligible for a subject. Students may therefore unknowingly attempt to enroll in courses without having completed the necessary prerequisites, adding to the volume of cases the Chairperson must catch downstream.</w:t>
+        <w:t xml:space="preserve">Although students can view their own academic </w:t>
+      </w:r>
+      <w:r>
+        <w:rPr>
+          <w:rFonts w:ascii="Courier New" w:hAnsi="Courier New" w:cs="Courier New"/>
+          <w:sz w:val="24"/>
+          <w:szCs w:val="24"/>
+        </w:rPr>
+        <w:lastRenderedPageBreak/>
+        <w:t>records through the MIS, the system does not proactively alert them when they are ineligible for a subject. Students may therefore unknowingly attempt to enroll in courses without having completed the necessary prerequisites, adding to the volume of cases the Chairperson must catch downstream.</w:t>
       </w:r>
     </w:p>
     <w:p>
@@ -799,18 +800,20 @@
         <w:spacing w:line="240" w:lineRule="auto"/>
         <w:jc w:val="center"/>
         <w:rPr>
+          <w:rFonts w:ascii="Courier New" w:hAnsi="Courier New" w:cs="Courier New"/>
+          <w:sz w:val="24"/>
+          <w:szCs w:val="24"/>
+        </w:rPr>
+      </w:pPr>
+      <w:r>
+        <w:rPr>
           <w:noProof/>
         </w:rPr>
-      </w:pPr>
-      <w:r>
-        <w:rPr>
-          <w:noProof/>
-        </w:rPr>
         <w:drawing>
-          <wp:inline distT="0" distB="0" distL="0" distR="0" wp14:anchorId="25B864CF" wp14:editId="671E09C0">
-            <wp:extent cx="5487670" cy="2963545"/>
-            <wp:effectExtent l="0" t="0" r="0" b="8255"/>
-            <wp:docPr id="438537032" name="Picture 8"/>
+          <wp:inline distT="0" distB="0" distL="0" distR="0" wp14:anchorId="0B8AADDB" wp14:editId="623C5CC2">
+            <wp:extent cx="5486400" cy="2962656"/>
+            <wp:effectExtent l="0" t="0" r="0" b="0"/>
+            <wp:docPr id="101" name="Figure 4.2"/>
             <wp:cNvGraphicFramePr>
               <a:graphicFrameLocks xmlns:a="http://schemas.openxmlformats.org/drawingml/2006/main" noChangeAspect="1"/>
             </wp:cNvGraphicFramePr>
@@ -818,36 +821,23 @@
               <a:graphicData uri="http://schemas.openxmlformats.org/drawingml/2006/picture">
                 <pic:pic xmlns:pic="http://schemas.openxmlformats.org/drawingml/2006/picture">
                   <pic:nvPicPr>
-                    <pic:cNvPr id="0" name="Picture 6"/>
-                    <pic:cNvPicPr>
-                      <a:picLocks noChangeAspect="1" noChangeArrowheads="1"/>
-                    </pic:cNvPicPr>
+                    <pic:cNvPr id="101" name="Figure 4.2"/>
+                    <pic:cNvPicPr/>
                   </pic:nvPicPr>
                   <pic:blipFill>
-                    <a:blip r:embed="rId9" cstate="print">
-                      <a:extLst>
-                        <a:ext uri="{28A0092B-C50C-407E-A947-70E740481C1C}">
-                          <a14:useLocalDpi xmlns:a14="http://schemas.microsoft.com/office/drawing/2010/main" val="0"/>
-                        </a:ext>
-                      </a:extLst>
-                    </a:blip>
-                    <a:srcRect/>
+                    <a:blip r:embed="rId20"/>
                     <a:stretch>
                       <a:fillRect/>
                     </a:stretch>
                   </pic:blipFill>
-                  <pic:spPr bwMode="auto">
+                  <pic:spPr>
                     <a:xfrm>
                       <a:off x="0" y="0"/>
-                      <a:ext cx="5487670" cy="2963545"/>
+                      <a:ext cx="5486400" cy="2962656"/>
                     </a:xfrm>
                     <a:prstGeom prst="rect">
                       <a:avLst/>
                     </a:prstGeom>
-                    <a:noFill/>
-                    <a:ln>
-                      <a:noFill/>
-                    </a:ln>
                   </pic:spPr>
                 </pic:pic>
               </a:graphicData>
@@ -875,16 +865,24 @@
           <w:sz w:val="24"/>
           <w:szCs w:val="24"/>
         </w:rPr>
+        <w:t xml:space="preserve">Figure 4.2 </w:t>
+      </w:r>
+      <w:r>
+        <w:rPr>
+          <w:rFonts w:ascii="Courier New" w:hAnsi="Courier New" w:cs="Courier New"/>
+          <w:sz w:val="24"/>
+          <w:szCs w:val="24"/>
+        </w:rPr>
+        <w:t xml:space="preserve">shows the root causes of these problems, grouped into four categories: People (Chairperson workload and human error; limited student awareness), Technology (the MIS's lack of automated audit logic; no proactive eligibility alerts), Process (reliance on paper-based/legacy cross-referencing; no structural block at enrollment), and Policy/Environment (verification enforced only at graduation audit; a compressed timeline that limits review depth) — all converging on the </w:t>
+      </w:r>
+      <w:r>
+        <w:rPr>
+          <w:rFonts w:ascii="Courier New" w:hAnsi="Courier New" w:cs="Courier New"/>
+          <w:sz w:val="24"/>
+          <w:szCs w:val="24"/>
+        </w:rPr>
         <w:lastRenderedPageBreak/>
-        <w:t xml:space="preserve">Figure 4.2 </w:t>
-      </w:r>
-      <w:r>
-        <w:rPr>
-          <w:rFonts w:ascii="Courier New" w:hAnsi="Courier New" w:cs="Courier New"/>
-          <w:sz w:val="24"/>
-          <w:szCs w:val="24"/>
-        </w:rPr>
-        <w:t xml:space="preserve">shows the root causes of these problems, grouped into four categories: People (Chairperson workload and human error; limited student awareness), Technology (the MIS's lack of automated audit logic; no proactive eligibility alerts), Process (reliance on paper-based/legacy cross-referencing; no structural block at enrollment), and Policy/Environment (verification enforced only at graduation audit; a compressed timeline that limits review depth) — all converging on the same effect: prerequisite violations that go undetected until the final graduation audit.</w:t>
+        <w:t>same effect: prerequisite violations that go undetected until the final graduation audit.</w:t>
       </w:r>
       <w:r>
         <w:fldChar w:fldCharType="begin"/>
@@ -946,32 +944,25 @@
           <w:sz w:val="24"/>
           <w:szCs w:val="24"/>
         </w:rPr>
-        <w:t xml:space="preserve">To address the gaps identified above, the researchers designed and </w:t>
-      </w:r>
-      <w:r>
-        <w:rPr>
-          <w:rFonts w:ascii="Courier New" w:hAnsi="Courier New" w:cs="Courier New"/>
-          <w:sz w:val="24"/>
-          <w:szCs w:val="24"/>
-        </w:rPr>
-        <w:t>developed Auditrix,</w:t>
-      </w:r>
-      <w:r>
-        <w:rPr>
-          <w:rFonts w:ascii="Courier New" w:hAnsi="Courier New" w:cs="Courier New"/>
-          <w:sz w:val="24"/>
-          <w:szCs w:val="24"/>
-        </w:rPr>
-        <w:t xml:space="preserve"> a web-based curriculum audit system for Kalinga State University that automatically checks every subject a student has taken against the prerequisites, co-requisites and year-standing requirements of the student's curriculum. It was built for any college and program, and was tested with the BSCpE, BSIT and BSCE programs of the CEIT. The system was built using the Iterative and Incremental Development (IID) model, allowing the Audit Engine's logic to be reviewed with the adviser early and refined across three functional increments: (1) curriculum, student and grade </w:t>
-      </w:r>
-      <w:r>
-        <w:rPr>
-          <w:rFonts w:ascii="Courier New" w:hAnsi="Courier New" w:cs="Courier New"/>
-          <w:sz w:val="24"/>
-          <w:szCs w:val="24"/>
-        </w:rPr>
-        <w:lastRenderedPageBreak/>
-        <w:t>records with a basic audit; (2) curriculum versions, imports, student movements and the redesigned interface; and (3) the term-based audit, automatic year levels, and the regular and irregular classification.</w:t>
+        <w:t xml:space="preserve">To address the gaps identified above, the researchers designed and developed </w:t>
+      </w:r>
+      <w:r>
+        <w:rPr>
+          <w:rFonts w:ascii="Courier New" w:hAnsi="Courier New" w:cs="Courier New"/>
+          <w:b/>
+          <w:bCs/>
+          <w:sz w:val="24"/>
+          <w:szCs w:val="24"/>
+        </w:rPr>
+        <w:t>Auditrix</w:t>
+      </w:r>
+      <w:r>
+        <w:rPr>
+          <w:rFonts w:ascii="Courier New" w:hAnsi="Courier New" w:cs="Courier New"/>
+          <w:sz w:val="24"/>
+          <w:szCs w:val="24"/>
+        </w:rPr>
+        <w:t>, a web-based curriculum audit system for Kalinga State University that automatically checks every subject a student has taken against the prerequisites, co-requisites and year-standing requirements of the student's curriculum. It was built for any college and program, and was tested with the BSCpE, BSIT and BSCE programs of the CEIT. The system was built using the Iterative and Incremental Development (IID) model, allowing the Audit Engine's logic to be reviewed with the adviser early and refined across three functional increments: (1) curriculum, student and grade records with a basic audit; (2) curriculum versions, imports, student movements and the redesigned interface; and (3) the term-based audit, automatic year levels, and the regular and irregular classification.</w:t>
       </w:r>
     </w:p>
     <w:p>
@@ -1001,7 +992,16 @@
           <w:sz w:val="24"/>
           <w:szCs w:val="24"/>
         </w:rPr>
-        <w:t xml:space="preserve"> The system runs on Next.js 16 (App Router and server actions) with React 19 and TypeScript, styled with Tailwind CSS 4 in a KSU green theme designed for responsiveness across desktop, tablet, and mobile. Supabase serves as the backend-as-a-service, hosting the PostgreSQL database, authentication, and Row-Level Security (RLS) policies; the database schema is built step by step by 27 migration scripts. Curricula are exported to PDF with @react-pdf/renderer. Interface flows were prototyped as high-fidelity mockups in Figma prior to implementation.</w:t>
+        <w:t xml:space="preserve"> The system runs on Next.js 16 (App Router and server actions) with React 19 and TypeScript, styled with Tailwind CSS 4 in a KSU green theme designed for responsiveness across desktop, tablet, and mobile. Supabase </w:t>
+      </w:r>
+      <w:r>
+        <w:rPr>
+          <w:rFonts w:ascii="Courier New" w:hAnsi="Courier New" w:cs="Courier New"/>
+          <w:sz w:val="24"/>
+          <w:szCs w:val="24"/>
+        </w:rPr>
+        <w:lastRenderedPageBreak/>
+        <w:t xml:space="preserve">serves as the backend-as-a-service, hosting the PostgreSQL database, authentication, and Row-Level Security (RLS) policies; the database schema is built step by step by 30 migration scripts. Curricula are exported to PDF with @react-pdf/renderer. Interface flows were prototyped as high-fidelity mockups in Figma prior to implementation.</w:t>
       </w:r>
     </w:p>
     <w:p>
@@ -1493,7 +1493,7 @@
           <w:sz w:val="24"/>
           <w:szCs w:val="24"/>
         </w:rPr>
-        <w:t xml:space="preserve"> Terms are written YY-S: the first two digits of the school year and the semester (1 for the first semester, 2 for the second, and 3 for midyear). They are ordered 25-1, 25-2, 25-3 (midyear), then 26-1.</w:t>
+        <w:t xml:space="preserve"> Terms are written as on KSU records: the first two digits of the school year and the semester (1 for the first semester, 2 for the second, and S for the midyear). A midyear carries the year of the semester after it, so terms are ordered 25-1, 25-2, 26-S (midyear), then 26-1.</w:t>
       </w:r>
     </w:p>
     <w:p>
@@ -1622,7 +1622,7 @@
           <w:sz w:val="24"/>
           <w:szCs w:val="24"/>
         </w:rPr>
-        <w:t xml:space="preserve"> Following the KSU Operations Manual and the adviser's decision that a student's year level should follow what the student has finished in the curriculum, the year level is computed from the share of the curriculum's units passed, as shown in Table 4.2. Passing every subject of the earlier years also moves a student up, even if the units fall slightly short. Only passes that count, and only those earned before the current semester, are included, so students move </w:t>
+        <w:t xml:space="preserve"> Following the KSU Student Handbook (2020 edition), the KSU Operations Manual and the adviser's decision that a student's year level should follow what the student has finished in the curriculum, the year level is computed from the share of the curriculum's units passed, as shown in Table 4.2. Passing every subject of the earlier years also moves a student up, even if the units fall slightly short. Only passes that count, and only those earned before the current semester, are included, so students move </w:t>
       </w:r>
       <w:r>
         <w:rPr>
@@ -1970,7 +1970,7 @@
           <w:sz w:val="24"/>
           <w:szCs w:val="24"/>
         </w:rPr>
-        <w:t xml:space="preserve"> Per the Operations Manual, a student is regular when enrolled in the full </w:t>
+        <w:t xml:space="preserve"> Per the Student Handbook and the Operations Manual, a student is regular when enrolled in the full </w:t>
       </w:r>
       <w:r>
         <w:rPr>
@@ -1979,7 +1979,7 @@
           <w:szCs w:val="24"/>
         </w:rPr>
         <w:lastRenderedPageBreak/>
-        <w:t>prescribed load for the current semester, and irregular when enrolled in less; the missing subjects are listed. The prescribed load is taken to be the curriculum's subjects for the student's year level and the current semester, not counting subjects already passed in an earlier term, and back subjects taken on top of a full load do not make a student irregular. Enrollment is known from the grades (or "in progress" records) of the current semester; with nothing recorded, the status is "Not determined" and the student is not counted either way.</w:t>
+        <w:t xml:space="preserve">prescribed load for the current semester, and irregular when enrolled in less; the missing subjects are listed. The prescribed load is taken to be the curriculum's subjects for the student's year level and the current semester, not counting subjects already passed in an earlier term, and back subjects taken on top of a full load do not make a student irregular. Enrollment is known from the grades (or "in progress" records) of the current semester; with nothing recorded, the status is "Not determined" and the student is not counted either way. At the start of a semester, the chairperson marks the subjects each student is taking as In progress, so the status is known before any grades come in.</w:t>
       </w:r>
     </w:p>
     <w:p>
@@ -2009,7 +2009,7 @@
           <w:sz w:val="24"/>
           <w:szCs w:val="24"/>
         </w:rPr>
-        <w:t xml:space="preserve"> Grades are entered per term for the subjects of a chosen curriculum year and semester, starting on the current semester. Only valid KSU grades are accepted: 1.0, 1.25, 1.5, 1.75, 2.0, 2.25, 2.5, 2.75 and 3.0 (passing), 5.0 (failing), and INC. Only changed grades are saved, and changing an existing grade is treated as a correction that asks for confirmation. A final grade for an INC keeps the subject in the term it was taken and records the term in which the INC was resolved (shown as "INC → 25-1"). Since only the latest attempt of a subject is kept as the student's record, a grade from an earlier term than the recorded one is refused unless the chairperson confirms that it corrects a wrongly </w:t>
+        <w:t xml:space="preserve"> Grades are entered per term for the subjects of a chosen curriculum year and semester, starting on the current semester. Only valid KSU grades are accepted: 1.0, 1.25, 1.5, 1.75, 2.0, 2.25, 2.5, 2.75 and 3.0 (passing), 5.0 (failing), and INC, and a subject the student is taking this semester can be marked In progress. Several subjects can be ticked and marked In progress at once; ticking all leaves out the subjects the student cannot take yet (e.g., "Can't take yet. Needs: MATH 111"), which can still be ticked one by one if the student is enrolled in them anyway. Only changed grades are saved, and changing an existing grade is treated as a correction that asks for confirmation. A final grade for an INC keeps the subject in the term it was taken and records the term in which the INC was resolved (shown as "INC → 25-1"). Since only the latest attempt of a subject is kept as the student's record, a grade from an earlier term than the recorded one is refused unless the chairperson confirms that it corrects a wrongly </w:t>
       </w:r>
       <w:r>
         <w:rPr>
@@ -2018,7 +2018,7 @@
           <w:szCs w:val="24"/>
         </w:rPr>
         <w:lastRenderedPageBreak/>
-        <w:t>entered term. After saving, a message names any subject that has just become a violation, and every grade ever entered is kept in the student's grade logbook together with who entered it and when.</w:t>
+        <w:t xml:space="preserve">entered term. After saving, a message names any subject that has just become a violation, and every grade ever entered is kept in the student's grade logbook together with who entered it and when. The database writes this logbook itself, so its entries cannot be edited or deleted, and it accepts only KSU grades that match their status and well-formed terms.</w:t>
       </w:r>
     </w:p>
     <w:p>
@@ -2048,7 +2048,7 @@
           <w:sz w:val="24"/>
           <w:szCs w:val="24"/>
         </w:rPr>
-        <w:t xml:space="preserve"> Each program keeps curriculum versions by effective year (e.g., BSCpE 2019 and 2023), and a new version can copy an existing one. Each subject has a code, title, units, year level and semester (including midyear), and its requirements. Curricula can be imported from a CSV or .xls file, in a format designed by the researchers, with a preview of what will be added, changed or removed before saving, exported to CSV or PDF, and every change is kept in a per-version change history showing who changed what, and when.</w:t>
+        <w:t xml:space="preserve"> Each program keeps curriculum versions by effective year (e.g., BSCpE 2019 and 2023), and a new version can copy an existing one. Each subject has a code, title, units, year level and semester (including midyear), and its requirements. Curricula can be imported from an Excel (.xlsx or .xls) or CSV file, in a format designed by the researchers, with a preview of what will be added, changed or removed before saving, exported to CSV or PDF, and every change is kept in a per-version change history showing who changed what, and when.</w:t>
       </w:r>
     </w:p>
     <w:p>
@@ -2078,7 +2078,7 @@
           <w:sz w:val="24"/>
           <w:szCs w:val="24"/>
         </w:rPr>
-        <w:t xml:space="preserve"> Students are registered one at a time or imported from a CSV or .xls file, either the system's template or a class list exported from the KSU MIS (its "Export to Excel" file, in the format the Program Chairpersons provided), and ID numbers are checked against the KSU format (e.g., 24-113792). When a student shifts, the releasing chairperson files a shift request and the receiving program's chairperson accepts the student into one of their </w:t>
+        <w:t xml:space="preserve"> Students are registered one at a time or imported from an Excel (.xlsx or .xls) or CSV file, either the system's template or a class list exported from the KSU MIS (its "Export to Excel" file, in the format the Program Chairpersons provided), and ID numbers are checked against the KSU format (e.g., 24-113792). When a student shifts, the releasing chairperson files a shift request and the receiving program's chairperson accepts the student into one of their </w:t>
       </w:r>
       <w:r>
         <w:rPr>
@@ -2087,7 +2087,7 @@
           <w:szCs w:val="24"/>
         </w:rPr>
         <w:lastRenderedPageBreak/>
-        <w:t>curriculum versions. Transfers in and out and drops are recorded as well, and every movement is kept in the student's history.</w:t>
+        <w:t xml:space="preserve">curriculum versions. Transfers in and out and drops are recorded as well, and every movement is kept in the student's history. Marking a student as dropped or transferred out locks the record: the database refuses changes to the student's grades, details and year level until the chairperson reopens the record, which is also kept in the history. A Student Movements page lists every shift, transfer, drop and reopening, with search and filters. The student list can be searched from the top bar of any page and filtered by year level, curriculum version and status, and the reason for each student's status is shown under the name (e.g., "Out of order: PHYS 201").</w:t>
       </w:r>
     </w:p>
     <w:p>
@@ -2117,7 +2117,7 @@
           <w:sz w:val="24"/>
           <w:szCs w:val="24"/>
         </w:rPr>
-        <w:t xml:space="preserve"> The dashboard shows, per program, the total number of students, the regular and irregular students (and how many are not yet determined), the students with violations, the students by year level from Freshman to Senior, the curriculum versions, the number of shifts, transfers and drops, and the most recent movements. The Dean sees every program in the college and sets the current semester from the dashboard.</w:t>
+        <w:t xml:space="preserve"> A "Needs attention" banner at the top lists what to act on, such as students with violations, students with nothing recorded for the current semester, or an unset semester, each linked to the matching filtered student list. Per program, the dashboard shows the total number of students, the regular and irregular students (and how many are not yet determined), the students with violations, the curriculum versions, and the number of shifts, transfers and drops. Four charts are built only from recorded data: regular, irregular and not determined students; students by year level from Freshman to Senior; bottleneck subjects, where the most students' latest grade is 5.0 or INC; and the subjects most often taken out of order. Each chart has a short explanation, shows the exact numbers on hover, and can be viewed as a table. The Dean sets the current semester from the dashboard and compares the programs of the college side by side, but does not open individual students' records, which remain the chairperson's work.</w:t>
       </w:r>
     </w:p>
     <w:p>
@@ -2147,7 +2147,7 @@
           <w:sz w:val="24"/>
           <w:szCs w:val="24"/>
         </w:rPr>
-        <w:t xml:space="preserve"> Supabase RLS scopes visibility by role: Program Chairpersons see only the data of their own program, while Deans see their whole college. Operations that must all succeed together, such as creating a program with its chairperson account, replacing a chairperson, or accepting a shifting student, run as single database transactions. A new chairperson receives a temporary password from the Dean and must choose their own at first login, guided by a checklist that ticks each password rule as it is met, and actions that are hard to undo, such as dropping a student or saving grades, ask for confirmation first.</w:t>
+        <w:t xml:space="preserve"> Supabase RLS scopes visibility by role: Program Chairpersons see only the data of their own program, while Deans see their whole college. Operations that must all succeed together, such as creating a program with its chairperson account, replacing a chairperson, or accepting a shifting student, run as single database transactions. A new chairperson receives a temporary password from the Dean and must choose their own at first login, guided by a checklist that ticks each password rule as it is met, and actions that are hard to undo, such as dropping a student or saving grades, ask for confirmation first. Every page checks the user's role, so a page meant for another role cannot be opened by typing its address; users are signed out after 30 minutes without activity; and an account is blocked for 15 minutes after five wrong passwords.</w:t>
       </w:r>
     </w:p>
     <w:p>
@@ -2591,7 +2591,7 @@
                 <w:sz w:val="20"/>
                 <w:szCs w:val="20"/>
               </w:rPr>
-              <w:t>Per the Operations Manual (prescribed load), not "has a failed subject".</w:t>
+              <w:t xml:space="preserve">Per the Student Handbook and Operations Manual (prescribed load), not "has a failed subject".</w:t>
             </w:r>
           </w:p>
         </w:tc>
@@ -2655,7 +2655,7 @@
                 <w:sz w:val="20"/>
                 <w:szCs w:val="20"/>
               </w:rPr>
-              <w:t>The Manual's text is cut off; 25% to 50% is used (interpretation).</w:t>
+              <w:t xml:space="preserve">The Student Handbook (2020 edition) defines a Freshman as one who has not finished 25% of the total units and a Junior as one who has finished more than 50% but less than 75%; its Sophomore definition is cut off. The range between the two, 25% to 50%, is used.</w:t>
             </w:r>
           </w:p>
         </w:tc>
@@ -2708,7 +2708,7 @@
                 <w:sz w:val="20"/>
                 <w:szCs w:val="20"/>
               </w:rPr>
-              <w:t>The Manual's text is garbled; 75% or more is used (interpretation).</w:t>
+              <w:t xml:space="preserve">The Operations Manual's text is garbled; since the Handbook's Junior range ends below 75%, 75% or more is used.</w:t>
             </w:r>
           </w:p>
         </w:tc>
@@ -3005,7 +3005,7 @@
           <w:sz w:val="24"/>
           <w:szCs w:val="24"/>
         </w:rPr>
-        <w:t>Student registration and import (the template or the KSU-MIS "Export to Excel" file)</w:t>
+        <w:t xml:space="preserve">Student registration and import from Excel or CSV (the template or the KSU-MIS "Export to Excel" file)</w:t>
       </w:r>
     </w:p>
     <w:p>
@@ -3028,7 +3028,7 @@
           <w:sz w:val="24"/>
           <w:szCs w:val="24"/>
         </w:rPr>
-        <w:t>Student search and audit page showing each subject's status, grade, term and the reason for any violation</w:t>
+        <w:t xml:space="preserve">Student list with search from any page, filters and the reason for each student's status, and an audit page showing each subject's status, grade, term and the reason for any violation</w:t>
       </w:r>
     </w:p>
     <w:p>
@@ -3051,7 +3051,7 @@
           <w:sz w:val="24"/>
           <w:szCs w:val="24"/>
         </w:rPr>
-        <w:t>Term-based grade entry with KSU grade values, INC completion, earlier-term protection and a grade logbook</w:t>
+        <w:t xml:space="preserve">Term-based grade entry with KSU grade values, In progress marking for several subjects at once, INC completion, earlier-term protection and a database-written grade logbook</w:t>
       </w:r>
     </w:p>
     <w:p>
@@ -3097,7 +3097,7 @@
           <w:sz w:val="24"/>
           <w:szCs w:val="24"/>
         </w:rPr>
-        <w:t>Shift requests and shift-ins, transfers and drops, with a per-student history</w:t>
+        <w:t xml:space="preserve">Shift requests and shift-ins, transfers and drops, with a per-student history, locked records for dropped and transferred-out students, and a Student Movements page</w:t>
       </w:r>
     </w:p>
     <w:p>
@@ -3143,7 +3143,7 @@
           <w:sz w:val="24"/>
           <w:szCs w:val="24"/>
         </w:rPr>
-        <w:t>Dashboard per program, with the current semester set by the Dean</w:t>
+        <w:t xml:space="preserve">Dashboard per program with a Needs attention banner and charts, a side-by-side program comparison for the Dean, and the current semester set by the Dean</w:t>
       </w:r>
     </w:p>
     <w:p>
@@ -3167,6 +3167,29 @@
           <w:szCs w:val="24"/>
         </w:rPr>
         <w:t>Export of curriculum versions to CSV or PDF</w:t>
+      </w:r>
+    </w:p>
+    <w:p>
+      <w:pPr>
+        <w:numPr>
+          <w:ilvl w:val="0"/>
+          <w:numId w:val="4"/>
+        </w:numPr>
+        <w:spacing w:after="0" w:line="480" w:lineRule="auto"/>
+        <w:jc w:val="both"/>
+        <w:rPr>
+          <w:rFonts w:ascii="Courier New" w:hAnsi="Courier New" w:cs="Courier New"/>
+          <w:sz w:val="24"/>
+          <w:szCs w:val="24"/>
+        </w:rPr>
+      </w:pPr>
+      <w:r>
+        <w:rPr>
+          <w:rFonts w:ascii="Courier New" w:hAnsi="Courier New" w:cs="Courier New"/>
+          <w:sz w:val="24"/>
+          <w:szCs w:val="24"/>
+        </w:rPr>
+        <w:t>Security: role checks on every page, row-level security, a database-enforced audit trail, sign-out after 30 minutes of inactivity, and blocking after repeated wrong passwords</w:t>
       </w:r>
     </w:p>
     <w:p>
@@ -3362,7 +3385,7 @@
                 <w:sz w:val="20"/>
                 <w:szCs w:val="20"/>
               </w:rPr>
-              <w:t>- Student lists (registered, or imported from CSV/.xls or the KSU-MIS export)</w:t>
+              <w:t xml:space="preserve">- Student lists (registered, or imported from Excel/CSV or the KSU-MIS export)</w:t>
             </w:r>
           </w:p>
         </w:tc>
@@ -3572,7 +3595,7 @@
                 <w:sz w:val="20"/>
                 <w:szCs w:val="20"/>
               </w:rPr>
-              <w:t>- Dashboard counts, grade logbook, student history, and curriculum CSV / PDF exports</w:t>
+              <w:t xml:space="preserve">- Dashboard counts and charts, grade logbook, student movements, and curriculum CSV / PDF exports</w:t>
             </w:r>
           </w:p>
         </w:tc>
@@ -3627,7 +3650,7 @@
         <w:lastRenderedPageBreak/>
         <w:drawing>
           <wp:inline distT="0" distB="0" distL="0" distR="0" wp14:anchorId="0CD2A12D" wp14:editId="077DEE87">
-            <wp:extent cx="5486400" cy="4777388"/>
+            <wp:extent cx="5486400" cy="5742432"/>
             <wp:effectExtent l="0" t="0" r="0" b="7620"/>
             <wp:docPr id="7000001" name="Figure 4.4"/>
             <wp:cNvGraphicFramePr>
@@ -3641,7 +3664,7 @@
                     <pic:cNvPicPr/>
                   </pic:nvPicPr>
                   <pic:blipFill>
-                    <a:blip r:embed="rId14"/>
+                    <a:blip r:embed="rId25"/>
                     <a:stretch>
                       <a:fillRect/>
                     </a:stretch>
@@ -3649,7 +3672,7 @@
                   <pic:spPr>
                     <a:xfrm>
                       <a:off x="0" y="0"/>
-                      <a:ext cx="5486400" cy="4777388"/>
+                      <a:ext cx="5486400" cy="5742432"/>
                     </a:xfrm>
                     <a:prstGeom prst="rect">
                       <a:avLst/>
@@ -3689,7 +3712,7 @@
           <w:sz w:val="24"/>
           <w:szCs w:val="24"/>
         </w:rPr>
-        <w:t xml:space="preserve"> shows the two actors of the system. The Program Chairperson interacts with most modules: managing curriculum versions (including their import and export), registering and importing students, entering grades, viewing each student's audit and grade logbook, setting a year level by hand, and recording shifts, transfers and drops. The Dean oversees the college: viewing the dashboard of every program, setting the current semester, creating programs with their </w:t>
+        <w:t xml:space="preserve"> shows the two actors of the system. The Program Chairperson interacts with most modules: managing curriculum versions (including their import and export), registering and importing students, entering grades, viewing each student's audit and grade logbook, setting a year level by hand, recording shifts, transfers and drops, and reopening a locked record. The Dean oversees the college: viewing the dashboard of every program and comparing the programs, setting the current semester, creating programs with their </w:t>
       </w:r>
       <w:r>
         <w:rPr>
@@ -3698,7 +3721,7 @@
           <w:szCs w:val="24"/>
         </w:rPr>
         <w:lastRenderedPageBreak/>
-        <w:t>chairperson accounts, and reassigning chairpersons. Both log in, view a dashboard and change their password, and a new chairperson must replace the temporary password at first login. The audit itself needs no separate action: the system performs it whenever a student's audit or the dashboard is shown.</w:t>
+        <w:t xml:space="preserve">chairperson accounts, and reassigning chairpersons. Both log in, view a dashboard and the Student Movements page, and change their password, and a new chairperson must replace the temporary password at first login. The audit itself needs no separate action: the system performs it whenever a student's audit or the dashboard is shown.</w:t>
       </w:r>
       <w:r>
         <w:fldChar w:fldCharType="begin"/>
@@ -3725,9 +3748,9 @@
           <w:noProof/>
         </w:rPr>
         <w:drawing>
-          <wp:inline distT="0" distB="0" distL="0" distR="0" wp14:anchorId="053466D8" wp14:editId="3906EA75">
-            <wp:extent cx="5579533" cy="5155157"/>
-            <wp:effectExtent l="0" t="0" r="2540" b="7620"/>
+          <wp:inline distT="0" distB="0" distL="0" distR="0" wp14:anchorId="053466D8" wp14:editId="465A2FFB">
+            <wp:extent cx="5486400" cy="4937760"/>
+            <wp:effectExtent l="0" t="0" r="0" b="0"/>
             <wp:docPr id="7000002" name="Figure 4.5"/>
             <wp:cNvGraphicFramePr>
               <a:graphicFrameLocks xmlns:a="http://schemas.openxmlformats.org/drawingml/2006/main" noChangeAspect="1"/>
@@ -3740,7 +3763,7 @@
                     <pic:cNvPicPr/>
                   </pic:nvPicPr>
                   <pic:blipFill>
-                    <a:blip r:embed="rId15"/>
+                    <a:blip r:embed="rId26"/>
                     <a:stretch>
                       <a:fillRect/>
                     </a:stretch>
@@ -3748,7 +3771,7 @@
                   <pic:spPr>
                     <a:xfrm>
                       <a:off x="0" y="0"/>
-                      <a:ext cx="5629740" cy="5201545"/>
+                      <a:ext cx="5486400" cy="4937760"/>
                     </a:xfrm>
                     <a:prstGeom prst="rect">
                       <a:avLst/>
@@ -3780,16 +3803,24 @@
           <w:sz w:val="24"/>
           <w:szCs w:val="24"/>
         </w:rPr>
+        <w:t>Figure 4.5</w:t>
+      </w:r>
+      <w:r>
+        <w:rPr>
+          <w:rFonts w:ascii="Courier New" w:hAnsi="Courier New" w:cs="Courier New"/>
+          <w:sz w:val="24"/>
+          <w:szCs w:val="24"/>
+        </w:rPr>
+        <w:t xml:space="preserve"> traces the audit of a single subject. After the chairperson saves a term's grades or marks subjects In progress, which are first checked </w:t>
+      </w:r>
+      <w:r>
+        <w:rPr>
+          <w:rFonts w:ascii="Courier New" w:hAnsi="Courier New" w:cs="Courier New"/>
+          <w:sz w:val="24"/>
+          <w:szCs w:val="24"/>
+        </w:rPr>
         <w:lastRenderedPageBreak/>
-        <w:t>Figure 4.5</w:t>
-      </w:r>
-      <w:r>
-        <w:rPr>
-          <w:rFonts w:ascii="Courier New" w:hAnsi="Courier New" w:cs="Courier New"/>
-          <w:sz w:val="24"/>
-          <w:szCs w:val="24"/>
-        </w:rPr>
-        <w:t xml:space="preserve"> traces the audit of a single subject. After the chairperson saves a term's grades, which are first checked for valid KSU grade values and for conflicts with a later recorded term, the audit engine looks at the student's record for each subject. A subject with no record is Available if its requirements have been passed, Pending if it is waiting for a requirement's final grade, and Unavailable otherwise, with the missing requirements listed. A subject that is in progress or INC is Pending. For a graded subject, the engine checks whether every requirement was met before the term it was taken: a prerequisite passed in an earlier term, the co-requisite taken in the same term, and the year standing at that time. If not, the subject is a Violation with the reason given, earns no credit and must be retaken; if the year standing cannot be confirmed from the grades, it is marked "Year standing: please verify". If the requirements were met, a passed subject whose co-requisite was also passed is Completed and counts toward units and year level, while a failed one is Available for retaking. The results then update the student's year level, regular or irregular status, and the dashboard.</w:t>
+        <w:t>for valid KSU grade values and for conflicts with a later recorded term, the audit engine looks at the student's record for each subject. A subject with no record is Available if its requirements have been passed, Pending if it is waiting for a requirement's final grade, and Unavailable otherwise, with the missing requirements listed. A subject that is in progress or INC is Pending. For a graded subject, the engine checks whether every requirement was met before the term it was taken: a prerequisite passed in an earlier term, the co-requisite taken in the same term, and the year standing at that time. If not, the subject is a Violation with the reason given, earns no credit and must be retaken; if the year standing cannot be confirmed from the grades, it is marked "Year standing: please verify". If the requirements were met, a passed subject whose co-requisite was also passed is Completed and counts toward units and year level, while a failed one is Available for retaking. The results then update the student's year level, regular or irregular status, and the dashboard.</w:t>
       </w:r>
       <w:r>
         <w:fldChar w:fldCharType="begin"/>
@@ -3818,7 +3849,7 @@
         <w:lastRenderedPageBreak/>
         <w:drawing>
           <wp:inline distT="0" distB="0" distL="0" distR="0" wp14:anchorId="0CEF7CEA" wp14:editId="5A97D07B">
-            <wp:extent cx="5486400" cy="3319272"/>
+            <wp:extent cx="5486400" cy="2963635"/>
             <wp:effectExtent l="0" t="0" r="0" b="5080"/>
             <wp:docPr id="7000003" name="Figure 4.6"/>
             <wp:cNvGraphicFramePr>
@@ -3832,7 +3863,7 @@
                     <pic:cNvPicPr/>
                   </pic:nvPicPr>
                   <pic:blipFill>
-                    <a:blip r:embed="rId16"/>
+                    <a:blip r:embed="rId27"/>
                     <a:stretch>
                       <a:fillRect/>
                     </a:stretch>
@@ -3840,7 +3871,7 @@
                   <pic:spPr>
                     <a:xfrm>
                       <a:off x="0" y="0"/>
-                      <a:ext cx="5486400" cy="3319272"/>
+                      <a:ext cx="5486400" cy="2963635"/>
                     </a:xfrm>
                     <a:prstGeom prst="rect">
                       <a:avLst/>
@@ -3880,55 +3911,7 @@
           <w:sz w:val="24"/>
           <w:szCs w:val="24"/>
         </w:rPr>
-        <w:t xml:space="preserve"> outlines the system's navigation. From Login (and the password change required at a chairperson's first login), users land on the Dashboard. A Program Chairperson's menu leads to Students, Register Student, Shift In a Student, Manage Curriculum</w:t>
-      </w:r>
-      <w:r>
-        <w:rPr>
-          <w:rFonts w:ascii="Courier New" w:hAnsi="Courier New" w:cs="Courier New"/>
-          <w:sz w:val="24"/>
-          <w:szCs w:val="24"/>
-        </w:rPr>
-        <w:t>,</w:t>
-      </w:r>
-      <w:r>
-        <w:rPr>
-          <w:rFonts w:ascii="Courier New" w:hAnsi="Courier New" w:cs="Courier New"/>
-          <w:sz w:val="24"/>
-          <w:szCs w:val="24"/>
-        </w:rPr>
-        <w:t xml:space="preserve"> and Account Settings; from Students, each student's audit page opens the Edit Student, Grade Logbook, Transfer / Shift</w:t>
-      </w:r>
-      <w:r>
-        <w:rPr>
-          <w:rFonts w:ascii="Courier New" w:hAnsi="Courier New" w:cs="Courier New"/>
-          <w:sz w:val="24"/>
-          <w:szCs w:val="24"/>
-        </w:rPr>
-        <w:t>,</w:t>
-      </w:r>
-      <w:r>
-        <w:rPr>
-          <w:rFonts w:ascii="Courier New" w:hAnsi="Courier New" w:cs="Courier New"/>
-          <w:sz w:val="24"/>
-          <w:szCs w:val="24"/>
-        </w:rPr>
-        <w:t xml:space="preserve"> and Enter Grades pages. A Dean's menu leads to the Dashboard, where the current semester is set, Create Program, Reassign Chairperson</w:t>
-      </w:r>
-      <w:r>
-        <w:rPr>
-          <w:rFonts w:ascii="Courier New" w:hAnsi="Courier New" w:cs="Courier New"/>
-          <w:sz w:val="24"/>
-          <w:szCs w:val="24"/>
-        </w:rPr>
-        <w:t>,</w:t>
-      </w:r>
-      <w:r>
-        <w:rPr>
-          <w:rFonts w:ascii="Courier New" w:hAnsi="Courier New" w:cs="Courier New"/>
-          <w:sz w:val="24"/>
-          <w:szCs w:val="24"/>
-        </w:rPr>
-        <w:t xml:space="preserve"> and Account Settings.</w:t>
+        <w:t xml:space="preserve"> outlines the system's navigation. From Login (and the password change required at a chairperson's first login), users land on the Dashboard. A Program Chairperson's menu leads to Students, Register Student, Shift In a Student, Student Movements and Manage Curriculum, and a student search is available from the top bar of every page; from Students, each student's audit page opens the Edit Student, Grade Logbook, Transfer / Shift, and Enter Grades pages. A Dean's menu leads to the Dashboard, where the current semester is set and the programs are compared, Student Movements, Create Program and Reassign Chairperson. Account Settings is available to both roles.</w:t>
       </w:r>
       <w:r>
         <w:fldChar w:fldCharType="begin"/>
@@ -3999,38 +3982,6 @@
     <w:p>
       <w:pPr>
         <w:keepNext/>
-        <w:spacing w:before="240" w:after="120" w:line="360" w:lineRule="auto"/>
-        <w:jc w:val="center"/>
-        <w:rPr>
-          <w:rFonts w:ascii="Courier New" w:hAnsi="Courier New" w:cs="Courier New"/>
-          <w:b/>
-          <w:bCs/>
-          <w:sz w:val="24"/>
-          <w:szCs w:val="24"/>
-        </w:rPr>
-      </w:pPr>
-      <w:r>
-        <w:rPr>
-          <w:rFonts w:ascii="Courier New" w:hAnsi="Courier New" w:cs="Courier New"/>
-          <w:b/>
-          <w:bCs/>
-          <w:sz w:val="24"/>
-          <w:szCs w:val="24"/>
-        </w:rPr>
-        <w:t>Figure 4.7a. Log In — Dean role</w:t>
-      </w:r>
-      <w:r>
-        <w:fldChar w:fldCharType="begin"/>
-      </w:r>
-      <w:r>
-        <w:instrText xml:space="preserve"> TC "Figure 4.7a. Log In — Dean role" \f f \l 1 </w:instrText>
-      </w:r>
-      <w:r>
-        <w:fldChar w:fldCharType="end"/>
-      </w:r>
-    </w:p>
-    <w:p>
-      <w:pPr>
         <w:spacing w:after="120" w:line="240" w:lineRule="auto"/>
         <w:jc w:val="center"/>
         <w:rPr>
@@ -4045,7 +3996,7 @@
         </w:rPr>
         <w:drawing>
           <wp:inline distT="0" distB="0" distL="0" distR="0" wp14:anchorId="5900278C" wp14:editId="75FA05C4">
-            <wp:extent cx="5669280" cy="3188045"/>
+            <wp:extent cx="5669280" cy="3010054"/>
             <wp:effectExtent l="0" t="0" r="0" b="0"/>
             <wp:docPr id="215" name="Auditrix login, Dean account"/>
             <wp:cNvGraphicFramePr>
@@ -4059,7 +4010,7 @@
                     <pic:cNvPicPr/>
                   </pic:nvPicPr>
                   <pic:blipFill>
-                    <a:blip r:embed="rId17"/>
+                    <a:blip r:embed="rId28"/>
                     <a:stretch>
                       <a:fillRect/>
                     </a:stretch>
@@ -4067,7 +4018,7 @@
                   <pic:spPr>
                     <a:xfrm>
                       <a:off x="0" y="0"/>
-                      <a:ext cx="5669280" cy="3188045"/>
+                      <a:ext cx="5669280" cy="3010054"/>
                     </a:xfrm>
                     <a:prstGeom prst="rect">
                       <a:avLst/>
@@ -4082,7 +4033,6 @@
     </w:p>
     <w:p>
       <w:pPr>
-        <w:keepNext/>
         <w:spacing w:before="240" w:after="120" w:line="360" w:lineRule="auto"/>
         <w:jc w:val="center"/>
         <w:rPr>
@@ -4101,14 +4051,13 @@
           <w:sz w:val="24"/>
           <w:szCs w:val="24"/>
         </w:rPr>
-        <w:lastRenderedPageBreak/>
-        <w:t>Figure 4.7b. Log In — Program Chairperson role</w:t>
+        <w:t>Figure 4.7a. Log In — Dean role</w:t>
       </w:r>
       <w:r>
         <w:fldChar w:fldCharType="begin"/>
       </w:r>
       <w:r>
-        <w:instrText xml:space="preserve"> TC "Figure 4.7b. Log In — Program Chairperson role" \f f \l 1 </w:instrText>
+        <w:instrText xml:space="preserve"> TC "Figure 4.7a. Log In — Dean role" \f f \l 1 </w:instrText>
       </w:r>
       <w:r>
         <w:fldChar w:fldCharType="end"/>
@@ -4116,6 +4065,7 @@
     </w:p>
     <w:p>
       <w:pPr>
+        <w:keepNext/>
         <w:spacing w:after="120" w:line="240" w:lineRule="auto"/>
         <w:jc w:val="center"/>
         <w:rPr>
@@ -4130,7 +4080,7 @@
         </w:rPr>
         <w:drawing>
           <wp:inline distT="0" distB="0" distL="0" distR="0" wp14:anchorId="13BC1D3A" wp14:editId="32B9F8A3">
-            <wp:extent cx="5669280" cy="3188045"/>
+            <wp:extent cx="5669280" cy="3010054"/>
             <wp:effectExtent l="0" t="0" r="0" b="0"/>
             <wp:docPr id="216" name="Auditrix login, Chairperson account"/>
             <wp:cNvGraphicFramePr>
@@ -4144,7 +4094,7 @@
                     <pic:cNvPicPr/>
                   </pic:nvPicPr>
                   <pic:blipFill>
-                    <a:blip r:embed="rId18"/>
+                    <a:blip r:embed="rId29"/>
                     <a:stretch>
                       <a:fillRect/>
                     </a:stretch>
@@ -4152,7 +4102,7 @@
                   <pic:spPr>
                     <a:xfrm>
                       <a:off x="0" y="0"/>
-                      <a:ext cx="5669280" cy="3188045"/>
+                      <a:ext cx="5669280" cy="3010054"/>
                     </a:xfrm>
                     <a:prstGeom prst="rect">
                       <a:avLst/>
@@ -4167,7 +4117,6 @@
     </w:p>
     <w:p>
       <w:pPr>
-        <w:keepNext/>
         <w:spacing w:before="240" w:after="120" w:line="360" w:lineRule="auto"/>
         <w:jc w:val="center"/>
         <w:rPr>
@@ -4186,13 +4135,14 @@
           <w:sz w:val="24"/>
           <w:szCs w:val="24"/>
         </w:rPr>
-        <w:t>Figure 4.7c. Students — search and list view</w:t>
+        <w:lastRenderedPageBreak/>
+        <w:t>Figure 4.7b. Log In — Program Chairperson role</w:t>
       </w:r>
       <w:r>
         <w:fldChar w:fldCharType="begin"/>
       </w:r>
       <w:r>
-        <w:instrText xml:space="preserve"> TC "Figure 4.7c. Students — search and list view" \f f \l 1 </w:instrText>
+        <w:instrText xml:space="preserve"> TC "Figure 4.7b. Log In — Program Chairperson role" \f f \l 1 </w:instrText>
       </w:r>
       <w:r>
         <w:fldChar w:fldCharType="end"/>
@@ -4200,6 +4150,7 @@
     </w:p>
     <w:p>
       <w:pPr>
+        <w:keepNext/>
         <w:spacing w:after="120" w:line="240" w:lineRule="auto"/>
         <w:jc w:val="center"/>
         <w:rPr>
@@ -4214,7 +4165,7 @@
         </w:rPr>
         <w:drawing>
           <wp:inline distT="0" distB="0" distL="0" distR="0" wp14:anchorId="23845265" wp14:editId="2659A39E">
-            <wp:extent cx="5669280" cy="3188045"/>
+            <wp:extent cx="5669280" cy="3010054"/>
             <wp:effectExtent l="0" t="0" r="0" b="0"/>
             <wp:docPr id="214" name="Students list"/>
             <wp:cNvGraphicFramePr>
@@ -4228,7 +4179,7 @@
                     <pic:cNvPicPr/>
                   </pic:nvPicPr>
                   <pic:blipFill>
-                    <a:blip r:embed="rId19"/>
+                    <a:blip r:embed="rId30"/>
                     <a:stretch>
                       <a:fillRect/>
                     </a:stretch>
@@ -4236,7 +4187,7 @@
                   <pic:spPr>
                     <a:xfrm>
                       <a:off x="0" y="0"/>
-                      <a:ext cx="5669280" cy="3188045"/>
+                      <a:ext cx="5669280" cy="3010054"/>
                     </a:xfrm>
                     <a:prstGeom prst="rect">
                       <a:avLst/>
@@ -4251,7 +4202,6 @@
     </w:p>
     <w:p>
       <w:pPr>
-        <w:keepNext/>
         <w:spacing w:before="240" w:after="120" w:line="360" w:lineRule="auto"/>
         <w:jc w:val="center"/>
         <w:rPr>
@@ -4270,14 +4220,13 @@
           <w:sz w:val="24"/>
           <w:szCs w:val="24"/>
         </w:rPr>
-        <w:lastRenderedPageBreak/>
-        <w:t>Figure 4.7d. Student Audit — subject taken out of order and Irregular status</w:t>
+        <w:t>Figure 4.7c. Students — search and list view</w:t>
       </w:r>
       <w:r>
         <w:fldChar w:fldCharType="begin"/>
       </w:r>
       <w:r>
-        <w:instrText xml:space="preserve"> TC "Figure 4.7d. Student Audit — subject taken out of order and Irregular status" \f f \l 1 </w:instrText>
+        <w:instrText xml:space="preserve"> TC "Figure 4.7c. Students — search and list view" \f f \l 1 </w:instrText>
       </w:r>
       <w:r>
         <w:fldChar w:fldCharType="end"/>
@@ -4285,6 +4234,7 @@
     </w:p>
     <w:p>
       <w:pPr>
+        <w:keepNext/>
         <w:spacing w:after="120" w:line="240" w:lineRule="auto"/>
         <w:jc w:val="center"/>
         <w:rPr>
@@ -4299,7 +4249,7 @@
         </w:rPr>
         <w:drawing>
           <wp:inline distT="0" distB="0" distL="0" distR="0" wp14:anchorId="57E69D58" wp14:editId="452F149B">
-            <wp:extent cx="5669280" cy="3196382"/>
+            <wp:extent cx="5669280" cy="3014945"/>
             <wp:effectExtent l="0" t="0" r="0" b="0"/>
             <wp:docPr id="208" name="Student profile with violation banner"/>
             <wp:cNvGraphicFramePr>
@@ -4313,7 +4263,7 @@
                     <pic:cNvPicPr/>
                   </pic:nvPicPr>
                   <pic:blipFill>
-                    <a:blip r:embed="rId20"/>
+                    <a:blip r:embed="rId31"/>
                     <a:stretch>
                       <a:fillRect/>
                     </a:stretch>
@@ -4321,7 +4271,7 @@
                   <pic:spPr>
                     <a:xfrm>
                       <a:off x="0" y="0"/>
-                      <a:ext cx="5669280" cy="3196382"/>
+                      <a:ext cx="5669280" cy="3014945"/>
                     </a:xfrm>
                     <a:prstGeom prst="rect">
                       <a:avLst/>
@@ -4336,7 +4286,6 @@
     </w:p>
     <w:p>
       <w:pPr>
-        <w:keepNext/>
         <w:spacing w:before="240" w:after="120" w:line="360" w:lineRule="auto"/>
         <w:jc w:val="center"/>
         <w:rPr>
@@ -4355,13 +4304,14 @@
           <w:sz w:val="24"/>
           <w:szCs w:val="24"/>
         </w:rPr>
-        <w:t>Figure 4.7e. Transfer / Shift Records</w:t>
+        <w:lastRenderedPageBreak/>
+        <w:t>Figure 4.7d. Student Audit — subject taken out of order and Irregular status</w:t>
       </w:r>
       <w:r>
         <w:fldChar w:fldCharType="begin"/>
       </w:r>
       <w:r>
-        <w:instrText xml:space="preserve"> TC "Figure 4.7e. Transfer / Shift Records" \f f \l 1 </w:instrText>
+        <w:instrText xml:space="preserve"> TC "Figure 4.7d. Student Audit — subject taken out of order and Irregular status" \f f \l 1 </w:instrText>
       </w:r>
       <w:r>
         <w:fldChar w:fldCharType="end"/>
@@ -4369,6 +4319,7 @@
     </w:p>
     <w:p>
       <w:pPr>
+        <w:keepNext/>
         <w:spacing w:after="120" w:line="240" w:lineRule="auto"/>
         <w:jc w:val="center"/>
         <w:rPr>
@@ -4383,7 +4334,7 @@
         </w:rPr>
         <w:drawing>
           <wp:inline distT="0" distB="0" distL="0" distR="0" wp14:anchorId="3A365DC5" wp14:editId="52B811C7">
-            <wp:extent cx="5669280" cy="3185088"/>
+            <wp:extent cx="5669280" cy="3007106"/>
             <wp:effectExtent l="0" t="0" r="0" b="0"/>
             <wp:docPr id="209" name="Transfer or shift page"/>
             <wp:cNvGraphicFramePr>
@@ -4397,7 +4348,7 @@
                     <pic:cNvPicPr/>
                   </pic:nvPicPr>
                   <pic:blipFill>
-                    <a:blip r:embed="rId21"/>
+                    <a:blip r:embed="rId32"/>
                     <a:stretch>
                       <a:fillRect/>
                     </a:stretch>
@@ -4405,7 +4356,7 @@
                   <pic:spPr>
                     <a:xfrm>
                       <a:off x="0" y="0"/>
-                      <a:ext cx="5669280" cy="3185088"/>
+                      <a:ext cx="5669280" cy="3007106"/>
                     </a:xfrm>
                     <a:prstGeom prst="rect">
                       <a:avLst/>
@@ -4420,7 +4371,6 @@
     </w:p>
     <w:p>
       <w:pPr>
-        <w:keepNext/>
         <w:spacing w:before="240" w:after="120" w:line="360" w:lineRule="auto"/>
         <w:jc w:val="center"/>
         <w:rPr>
@@ -4439,14 +4389,13 @@
           <w:sz w:val="24"/>
           <w:szCs w:val="24"/>
         </w:rPr>
-        <w:lastRenderedPageBreak/>
-        <w:t>Figure 4.7f. Enter Grades — choosing the term</w:t>
+        <w:t>Figure 4.7e. Transfer / Shift Records</w:t>
       </w:r>
       <w:r>
         <w:fldChar w:fldCharType="begin"/>
       </w:r>
       <w:r>
-        <w:instrText xml:space="preserve"> TC "Figure 4.7f. Enter Grades — choosing the term" \f f \l 1 </w:instrText>
+        <w:instrText xml:space="preserve"> TC "Figure 4.7e. Transfer / Shift Records" \f f \l 1 </w:instrText>
       </w:r>
       <w:r>
         <w:fldChar w:fldCharType="end"/>
@@ -4454,6 +4403,7 @@
     </w:p>
     <w:p>
       <w:pPr>
+        <w:keepNext/>
         <w:spacing w:after="120" w:line="240" w:lineRule="auto"/>
         <w:jc w:val="center"/>
         <w:rPr>
@@ -4468,7 +4418,7 @@
         </w:rPr>
         <w:drawing>
           <wp:inline distT="0" distB="0" distL="0" distR="0" wp14:anchorId="7A8ED682" wp14:editId="54C8238D">
-            <wp:extent cx="5669280" cy="3188045"/>
+            <wp:extent cx="5669280" cy="3010054"/>
             <wp:effectExtent l="0" t="0" r="0" b="0"/>
             <wp:docPr id="210" name="Enter grades page"/>
             <wp:cNvGraphicFramePr>
@@ -4482,7 +4432,7 @@
                     <pic:cNvPicPr/>
                   </pic:nvPicPr>
                   <pic:blipFill>
-                    <a:blip r:embed="rId22"/>
+                    <a:blip r:embed="rId33"/>
                     <a:stretch>
                       <a:fillRect/>
                     </a:stretch>
@@ -4490,7 +4440,7 @@
                   <pic:spPr>
                     <a:xfrm>
                       <a:off x="0" y="0"/>
-                      <a:ext cx="5669280" cy="3188045"/>
+                      <a:ext cx="5669280" cy="3010054"/>
                     </a:xfrm>
                     <a:prstGeom prst="rect">
                       <a:avLst/>
@@ -4505,7 +4455,6 @@
     </w:p>
     <w:p>
       <w:pPr>
-        <w:keepNext/>
         <w:spacing w:before="240" w:after="120" w:line="360" w:lineRule="auto"/>
         <w:jc w:val="center"/>
         <w:rPr>
@@ -4524,13 +4473,14 @@
           <w:sz w:val="24"/>
           <w:szCs w:val="24"/>
         </w:rPr>
-        <w:t>Figure 4.7g. Manage Curriculum Versions</w:t>
+        <w:lastRenderedPageBreak/>
+        <w:t>Figure 4.7f. Enter Grades — choosing the term</w:t>
       </w:r>
       <w:r>
         <w:fldChar w:fldCharType="begin"/>
       </w:r>
       <w:r>
-        <w:instrText xml:space="preserve"> TC "Figure 4.7g. Manage Curriculum Versions" \f f \l 1 </w:instrText>
+        <w:instrText xml:space="preserve"> TC "Figure 4.7f. Enter Grades — choosing the term" \f f \l 1 </w:instrText>
       </w:r>
       <w:r>
         <w:fldChar w:fldCharType="end"/>
@@ -4538,6 +4488,7 @@
     </w:p>
     <w:p>
       <w:pPr>
+        <w:keepNext/>
         <w:spacing w:after="120" w:line="240" w:lineRule="auto"/>
         <w:jc w:val="center"/>
         <w:rPr>
@@ -4552,7 +4503,7 @@
         </w:rPr>
         <w:drawing>
           <wp:inline distT="0" distB="0" distL="0" distR="0" wp14:anchorId="1D08A879" wp14:editId="7033F209">
-            <wp:extent cx="5669280" cy="3188045"/>
+            <wp:extent cx="5669280" cy="3010054"/>
             <wp:effectExtent l="0" t="0" r="0" b="0"/>
             <wp:docPr id="211" name="Curriculum management, version tabs"/>
             <wp:cNvGraphicFramePr>
@@ -4566,7 +4517,7 @@
                     <pic:cNvPicPr/>
                   </pic:nvPicPr>
                   <pic:blipFill>
-                    <a:blip r:embed="rId23"/>
+                    <a:blip r:embed="rId34"/>
                     <a:stretch>
                       <a:fillRect/>
                     </a:stretch>
@@ -4574,7 +4525,7 @@
                   <pic:spPr>
                     <a:xfrm>
                       <a:off x="0" y="0"/>
-                      <a:ext cx="5669280" cy="3188045"/>
+                      <a:ext cx="5669280" cy="3010054"/>
                     </a:xfrm>
                     <a:prstGeom prst="rect">
                       <a:avLst/>
@@ -4589,7 +4540,6 @@
     </w:p>
     <w:p>
       <w:pPr>
-        <w:keepNext/>
         <w:spacing w:before="240" w:after="120" w:line="360" w:lineRule="auto"/>
         <w:jc w:val="center"/>
         <w:rPr>
@@ -4608,14 +4558,13 @@
           <w:sz w:val="24"/>
           <w:szCs w:val="24"/>
         </w:rPr>
-        <w:lastRenderedPageBreak/>
-        <w:t>Figure 4.7h. Student Audit — status, term and reason for each subject</w:t>
+        <w:t>Figure 4.7g. Manage Curriculum Versions</w:t>
       </w:r>
       <w:r>
         <w:fldChar w:fldCharType="begin"/>
       </w:r>
       <w:r>
-        <w:instrText xml:space="preserve"> TC "Figure 4.7h. Student Audit — status, term and reason for each subject" \f f \l 1 </w:instrText>
+        <w:instrText xml:space="preserve"> TC "Figure 4.7g. Manage Curriculum Versions" \f f \l 1 </w:instrText>
       </w:r>
       <w:r>
         <w:fldChar w:fldCharType="end"/>
@@ -4623,6 +4572,7 @@
     </w:p>
     <w:p>
       <w:pPr>
+        <w:keepNext/>
         <w:spacing w:after="120" w:line="240" w:lineRule="auto"/>
         <w:jc w:val="center"/>
         <w:rPr>
@@ -4637,7 +4587,7 @@
         </w:rPr>
         <w:drawing>
           <wp:inline distT="0" distB="0" distL="0" distR="0" wp14:anchorId="13D9396F" wp14:editId="0F7D1C09">
-            <wp:extent cx="5669280" cy="3188045"/>
+            <wp:extent cx="5669280" cy="3010054"/>
             <wp:effectExtent l="0" t="0" r="0" b="0"/>
             <wp:docPr id="212" name="Student audit detail, all five states"/>
             <wp:cNvGraphicFramePr>
@@ -4651,7 +4601,7 @@
                     <pic:cNvPicPr/>
                   </pic:nvPicPr>
                   <pic:blipFill>
-                    <a:blip r:embed="rId24"/>
+                    <a:blip r:embed="rId35"/>
                     <a:stretch>
                       <a:fillRect/>
                     </a:stretch>
@@ -4659,7 +4609,7 @@
                   <pic:spPr>
                     <a:xfrm>
                       <a:off x="0" y="0"/>
-                      <a:ext cx="5669280" cy="3188045"/>
+                      <a:ext cx="5669280" cy="3010054"/>
                     </a:xfrm>
                     <a:prstGeom prst="rect">
                       <a:avLst/>
@@ -4674,7 +4624,6 @@
     </w:p>
     <w:p>
       <w:pPr>
-        <w:keepNext/>
         <w:spacing w:before="240" w:after="120" w:line="360" w:lineRule="auto"/>
         <w:jc w:val="center"/>
         <w:rPr>
@@ -4693,13 +4642,14 @@
           <w:sz w:val="24"/>
           <w:szCs w:val="24"/>
         </w:rPr>
-        <w:t>Figure 4.7i. Student Audit — fully compliant (Regular) example</w:t>
+        <w:lastRenderedPageBreak/>
+        <w:t>Figure 4.7h. Student Audit — status, term and reason for each subject</w:t>
       </w:r>
       <w:r>
         <w:fldChar w:fldCharType="begin"/>
       </w:r>
       <w:r>
-        <w:instrText xml:space="preserve"> TC "Figure 4.7i. Student Audit — fully compliant (Regular) example" \f f \l 1 </w:instrText>
+        <w:instrText xml:space="preserve"> TC "Figure 4.7h. Student Audit — status, term and reason for each subject" \f f \l 1 </w:instrText>
       </w:r>
       <w:r>
         <w:fldChar w:fldCharType="end"/>
@@ -4707,6 +4657,7 @@
     </w:p>
     <w:p>
       <w:pPr>
+        <w:keepNext/>
         <w:spacing w:after="120" w:line="240" w:lineRule="auto"/>
         <w:jc w:val="center"/>
         <w:rPr>
@@ -4721,7 +4672,7 @@
         </w:rPr>
         <w:drawing>
           <wp:inline distT="0" distB="0" distL="0" distR="0" wp14:anchorId="4DA94E66" wp14:editId="733183AE">
-            <wp:extent cx="5669280" cy="3188045"/>
+            <wp:extent cx="5669280" cy="3010054"/>
             <wp:effectExtent l="0" t="0" r="0" b="0"/>
             <wp:docPr id="213" name="Student profile, zero violations"/>
             <wp:cNvGraphicFramePr>
@@ -4735,7 +4686,7 @@
                     <pic:cNvPicPr/>
                   </pic:nvPicPr>
                   <pic:blipFill>
-                    <a:blip r:embed="rId25"/>
+                    <a:blip r:embed="rId36"/>
                     <a:stretch>
                       <a:fillRect/>
                     </a:stretch>
@@ -4743,7 +4694,7 @@
                   <pic:spPr>
                     <a:xfrm>
                       <a:off x="0" y="0"/>
-                      <a:ext cx="5669280" cy="3188045"/>
+                      <a:ext cx="5669280" cy="3010054"/>
                     </a:xfrm>
                     <a:prstGeom prst="rect">
                       <a:avLst/>
@@ -4758,7 +4709,6 @@
     </w:p>
     <w:p>
       <w:pPr>
-        <w:keepNext/>
         <w:spacing w:before="240" w:after="120" w:line="360" w:lineRule="auto"/>
         <w:jc w:val="center"/>
         <w:rPr>
@@ -4777,14 +4727,13 @@
           <w:sz w:val="24"/>
           <w:szCs w:val="24"/>
         </w:rPr>
-        <w:lastRenderedPageBreak/>
-        <w:t>Figure 4.7j. Export Curriculum — PDF output</w:t>
+        <w:t>Figure 4.7i. Student Audit — fully compliant (Regular) example</w:t>
       </w:r>
       <w:r>
         <w:fldChar w:fldCharType="begin"/>
       </w:r>
       <w:r>
-        <w:instrText xml:space="preserve"> TC "Figure 4.7j. Export Curriculum — PDF output" \f f \l 1 </w:instrText>
+        <w:instrText xml:space="preserve"> TC "Figure 4.7i. Student Audit — fully compliant (Regular) example" \f f \l 1 </w:instrText>
       </w:r>
       <w:r>
         <w:fldChar w:fldCharType="end"/>
@@ -4792,6 +4741,7 @@
     </w:p>
     <w:p>
       <w:pPr>
+        <w:keepNext/>
         <w:spacing w:after="120" w:line="240" w:lineRule="auto"/>
         <w:jc w:val="center"/>
         <w:rPr>
@@ -4806,7 +4756,7 @@
         </w:rPr>
         <w:drawing>
           <wp:inline distT="0" distB="0" distL="0" distR="0" wp14:anchorId="4D95A83D" wp14:editId="01641A16">
-            <wp:extent cx="5669280" cy="2675590"/>
+            <wp:extent cx="5669280" cy="2818340"/>
             <wp:effectExtent l="0" t="0" r="0" b="0"/>
             <wp:docPr id="207" name="Curriculum export output"/>
             <wp:cNvGraphicFramePr>
@@ -4820,7 +4770,7 @@
                     <pic:cNvPicPr/>
                   </pic:nvPicPr>
                   <pic:blipFill>
-                    <a:blip r:embed="rId26"/>
+                    <a:blip r:embed="rId37"/>
                     <a:stretch>
                       <a:fillRect/>
                     </a:stretch>
@@ -4828,7 +4778,7 @@
                   <pic:spPr>
                     <a:xfrm>
                       <a:off x="0" y="0"/>
-                      <a:ext cx="5669280" cy="2675590"/>
+                      <a:ext cx="5669280" cy="2818340"/>
                     </a:xfrm>
                     <a:prstGeom prst="rect">
                       <a:avLst/>
@@ -4843,7 +4793,6 @@
     </w:p>
     <w:p>
       <w:pPr>
-        <w:keepNext/>
         <w:spacing w:before="240" w:after="120" w:line="360" w:lineRule="auto"/>
         <w:jc w:val="center"/>
         <w:rPr>
@@ -4862,13 +4811,14 @@
           <w:sz w:val="24"/>
           <w:szCs w:val="24"/>
         </w:rPr>
-        <w:t>Figure 4.7k. Create Program — new chairperson account with a temporary password</w:t>
+        <w:lastRenderedPageBreak/>
+        <w:t>Figure 4.7j. Export Curriculum — PDF output</w:t>
       </w:r>
       <w:r>
         <w:fldChar w:fldCharType="begin"/>
       </w:r>
       <w:r>
-        <w:instrText xml:space="preserve"> TC "Figure 4.7k. Create Program — new chairperson account with a temporary password" \f f \l 1 </w:instrText>
+        <w:instrText xml:space="preserve"> TC "Figure 4.7j. Export Curriculum — PDF output" \f f \l 1 </w:instrText>
       </w:r>
       <w:r>
         <w:fldChar w:fldCharType="end"/>
@@ -4876,6 +4826,7 @@
     </w:p>
     <w:p>
       <w:pPr>
+        <w:keepNext/>
         <w:spacing w:after="120" w:line="240" w:lineRule="auto"/>
         <w:jc w:val="center"/>
         <w:rPr>
@@ -4890,7 +4841,7 @@
         </w:rPr>
         <w:drawing>
           <wp:inline distT="0" distB="0" distL="0" distR="0" wp14:anchorId="7A8ED682" wp14:editId="54C8238D">
-            <wp:extent cx="5669280" cy="3543300"/>
+            <wp:extent cx="5669280" cy="3685314"/>
             <wp:effectExtent l="0" t="0" r="0" b="0"/>
             <wp:docPr id="8000102" name="Figure 4.7k"/>
             <wp:cNvGraphicFramePr>
@@ -4904,7 +4855,7 @@
                     <pic:cNvPicPr/>
                   </pic:nvPicPr>
                   <pic:blipFill>
-                    <a:blip r:embed="rId27"/>
+                    <a:blip r:embed="rId38"/>
                     <a:stretch>
                       <a:fillRect/>
                     </a:stretch>
@@ -4912,7 +4863,7 @@
                   <pic:spPr>
                     <a:xfrm>
                       <a:off x="0" y="0"/>
-                      <a:ext cx="5669280" cy="3543300"/>
+                      <a:ext cx="5669280" cy="3685314"/>
                     </a:xfrm>
                     <a:prstGeom prst="rect">
                       <a:avLst/>
@@ -4927,7 +4878,6 @@
     </w:p>
     <w:p>
       <w:pPr>
-        <w:keepNext/>
         <w:spacing w:before="240" w:after="120" w:line="360" w:lineRule="auto"/>
         <w:jc w:val="center"/>
         <w:rPr>
@@ -4938,6 +4888,7 @@
           <w:szCs w:val="24"/>
         </w:rPr>
       </w:pPr>
+      <w:commentRangeStart w:id="1"/>
       <w:r>
         <w:rPr>
           <w:rFonts w:ascii="Courier New" w:hAnsi="Courier New" w:cs="Courier New"/>
@@ -4946,14 +4897,25 @@
           <w:sz w:val="24"/>
           <w:szCs w:val="24"/>
         </w:rPr>
-        <w:lastRenderedPageBreak/>
-        <w:t>Figure 4.7l. First Log In — password change with the rules checklist</w:t>
+        <w:t>Figure 4.7k. Create Program — new chairperson account with a temporary password</w:t>
+      </w:r>
+      <w:commentRangeEnd w:id="1"/>
+      <w:r>
+        <w:rPr>
+          <w:rStyle w:val="CommentReference"/>
+          <w:rFonts w:ascii="Courier New" w:hAnsi="Courier New" w:cs="Courier New"/>
+          <w:b/>
+          <w:bCs/>
+          <w:sz w:val="24"/>
+          <w:szCs w:val="24"/>
+        </w:rPr>
+        <w:commentReference w:id="1"/>
       </w:r>
       <w:r>
         <w:fldChar w:fldCharType="begin"/>
       </w:r>
       <w:r>
-        <w:instrText xml:space="preserve"> TC "Figure 4.7l. First Log In — password change with the rules checklist" \f f \l 1 </w:instrText>
+        <w:instrText xml:space="preserve"> TC "Figure 4.7k. Create Program — new chairperson account with a temporary password" \f f \l 1 </w:instrText>
       </w:r>
       <w:r>
         <w:fldChar w:fldCharType="end"/>
@@ -4961,6 +4923,7 @@
     </w:p>
     <w:p>
       <w:pPr>
+        <w:keepNext/>
         <w:spacing w:after="120" w:line="240" w:lineRule="auto"/>
         <w:jc w:val="center"/>
         <w:rPr>
@@ -4975,7 +4938,7 @@
         </w:rPr>
         <w:drawing>
           <wp:inline distT="0" distB="0" distL="0" distR="0" wp14:anchorId="7A8ED682" wp14:editId="54C8238D">
-            <wp:extent cx="5669280" cy="3543300"/>
+            <wp:extent cx="5669280" cy="3685314"/>
             <wp:effectExtent l="0" t="0" r="0" b="0"/>
             <wp:docPr id="8000101" name="Figure 4.7l"/>
             <wp:cNvGraphicFramePr>
@@ -4989,7 +4952,7 @@
                     <pic:cNvPicPr/>
                   </pic:nvPicPr>
                   <pic:blipFill>
-                    <a:blip r:embed="rId28"/>
+                    <a:blip r:embed="rId39"/>
                     <a:stretch>
                       <a:fillRect/>
                     </a:stretch>
@@ -4997,7 +4960,7 @@
                   <pic:spPr>
                     <a:xfrm>
                       <a:off x="0" y="0"/>
-                      <a:ext cx="5669280" cy="3543300"/>
+                      <a:ext cx="5669280" cy="3685314"/>
                     </a:xfrm>
                     <a:prstGeom prst="rect">
                       <a:avLst/>
@@ -5012,7 +4975,6 @@
     </w:p>
     <w:p>
       <w:pPr>
-        <w:keepNext/>
         <w:spacing w:before="240" w:after="120" w:line="360" w:lineRule="auto"/>
         <w:jc w:val="center"/>
         <w:rPr>
@@ -5023,6 +4985,7 @@
           <w:szCs w:val="24"/>
         </w:rPr>
       </w:pPr>
+      <w:commentRangeStart w:id="2"/>
       <w:r>
         <w:rPr>
           <w:rFonts w:ascii="Courier New" w:hAnsi="Courier New" w:cs="Courier New"/>
@@ -5032,13 +4995,25 @@
           <w:szCs w:val="24"/>
         </w:rPr>
         <w:lastRenderedPageBreak/>
-        <w:t>Figure 4.7m. Dean Dashboard — Current semester</w:t>
+        <w:t>Figure 4.7l. First Log In — password change with the rules checklist</w:t>
+      </w:r>
+      <w:commentRangeEnd w:id="2"/>
+      <w:r>
+        <w:rPr>
+          <w:rStyle w:val="CommentReference"/>
+          <w:rFonts w:ascii="Courier New" w:hAnsi="Courier New" w:cs="Courier New"/>
+          <w:b/>
+          <w:bCs/>
+          <w:sz w:val="24"/>
+          <w:szCs w:val="24"/>
+        </w:rPr>
+        <w:commentReference w:id="2"/>
       </w:r>
       <w:r>
         <w:fldChar w:fldCharType="begin"/>
       </w:r>
       <w:r>
-        <w:instrText xml:space="preserve"> TC "Figure 4.7m. Dean Dashboard — Current semester" \f f \l 1 </w:instrText>
+        <w:instrText xml:space="preserve"> TC "Figure 4.7l. First Log In — password change with the rules checklist" \f f \l 1 </w:instrText>
       </w:r>
       <w:r>
         <w:fldChar w:fldCharType="end"/>
@@ -5046,6 +5021,7 @@
     </w:p>
     <w:p>
       <w:pPr>
+        <w:keepNext/>
         <w:spacing w:after="120" w:line="240" w:lineRule="auto"/>
         <w:jc w:val="center"/>
         <w:rPr>
@@ -5060,7 +5036,7 @@
         </w:rPr>
         <w:drawing>
           <wp:inline distT="0" distB="0" distL="0" distR="0" wp14:anchorId="7A8ED682" wp14:editId="54C8238D">
-            <wp:extent cx="5669280" cy="3543300"/>
+            <wp:extent cx="5669280" cy="3685314"/>
             <wp:effectExtent l="0" t="0" r="0" b="0"/>
             <wp:docPr id="8000001" name="Figure 4.7l"/>
             <wp:cNvGraphicFramePr>
@@ -5074,7 +5050,7 @@
                     <pic:cNvPicPr/>
                   </pic:nvPicPr>
                   <pic:blipFill>
-                    <a:blip r:embed="rId29"/>
+                    <a:blip r:embed="rId40"/>
                     <a:stretch>
                       <a:fillRect/>
                     </a:stretch>
@@ -5082,7 +5058,7 @@
                   <pic:spPr>
                     <a:xfrm>
                       <a:off x="0" y="0"/>
-                      <a:ext cx="5669280" cy="3543300"/>
+                      <a:ext cx="5669280" cy="3685314"/>
                     </a:xfrm>
                     <a:prstGeom prst="rect">
                       <a:avLst/>
@@ -5097,7 +5073,6 @@
     </w:p>
     <w:p>
       <w:pPr>
-        <w:keepNext/>
         <w:spacing w:before="240" w:after="120" w:line="360" w:lineRule="auto"/>
         <w:jc w:val="center"/>
         <w:rPr>
@@ -5117,13 +5092,13 @@
           <w:szCs w:val="24"/>
         </w:rPr>
         <w:lastRenderedPageBreak/>
-        <w:t>Figure 4.7n. Chairperson Dashboard</w:t>
+        <w:t>Figure 4.7m. Dean Dashboard — Current semester</w:t>
       </w:r>
       <w:r>
         <w:fldChar w:fldCharType="begin"/>
       </w:r>
       <w:r>
-        <w:instrText xml:space="preserve"> TC "Figure 4.7n. Chairperson Dashboard" \f f \l 1 </w:instrText>
+        <w:instrText xml:space="preserve"> TC "Figure 4.7m. Dean Dashboard — Current semester" \f f \l 1 </w:instrText>
       </w:r>
       <w:r>
         <w:fldChar w:fldCharType="end"/>
@@ -5131,6 +5106,7 @@
     </w:p>
     <w:p>
       <w:pPr>
+        <w:keepNext/>
         <w:spacing w:after="120" w:line="240" w:lineRule="auto"/>
         <w:jc w:val="center"/>
         <w:rPr>
@@ -5145,7 +5121,7 @@
         </w:rPr>
         <w:drawing>
           <wp:inline distT="0" distB="0" distL="0" distR="0" wp14:anchorId="7A8ED682" wp14:editId="54C8238D">
-            <wp:extent cx="5669280" cy="3543300"/>
+            <wp:extent cx="5669280" cy="3685314"/>
             <wp:effectExtent l="0" t="0" r="0" b="0"/>
             <wp:docPr id="8000002" name="Figure 4.7m"/>
             <wp:cNvGraphicFramePr>
@@ -5159,7 +5135,7 @@
                     <pic:cNvPicPr/>
                   </pic:nvPicPr>
                   <pic:blipFill>
-                    <a:blip r:embed="rId30"/>
+                    <a:blip r:embed="rId41"/>
                     <a:stretch>
                       <a:fillRect/>
                     </a:stretch>
@@ -5167,7 +5143,7 @@
                   <pic:spPr>
                     <a:xfrm>
                       <a:off x="0" y="0"/>
-                      <a:ext cx="5669280" cy="3543300"/>
+                      <a:ext cx="5669280" cy="3685314"/>
                     </a:xfrm>
                     <a:prstGeom prst="rect">
                       <a:avLst/>
@@ -5182,7 +5158,6 @@
     </w:p>
     <w:p>
       <w:pPr>
-        <w:keepNext/>
         <w:spacing w:before="240" w:after="120" w:line="360" w:lineRule="auto"/>
         <w:jc w:val="center"/>
         <w:rPr>
@@ -5202,13 +5177,13 @@
           <w:szCs w:val="24"/>
         </w:rPr>
         <w:lastRenderedPageBreak/>
-        <w:t>Figure 4.7o. Import Curriculum — preview of changes</w:t>
+        <w:t>Figure 4.7n. Chairperson Dashboard</w:t>
       </w:r>
       <w:r>
         <w:fldChar w:fldCharType="begin"/>
       </w:r>
       <w:r>
-        <w:instrText xml:space="preserve"> TC "Figure 4.7o. Import Curriculum — preview of changes" \f f \l 1 </w:instrText>
+        <w:instrText xml:space="preserve"> TC "Figure 4.7n. Chairperson Dashboard" \f f \l 1 </w:instrText>
       </w:r>
       <w:r>
         <w:fldChar w:fldCharType="end"/>
@@ -5216,6 +5191,7 @@
     </w:p>
     <w:p>
       <w:pPr>
+        <w:keepNext/>
         <w:spacing w:after="120" w:line="240" w:lineRule="auto"/>
         <w:jc w:val="center"/>
         <w:rPr>
@@ -5230,7 +5206,7 @@
         </w:rPr>
         <w:drawing>
           <wp:inline distT="0" distB="0" distL="0" distR="0" wp14:anchorId="7A8ED682" wp14:editId="54C8238D">
-            <wp:extent cx="5669280" cy="3543300"/>
+            <wp:extent cx="5669280" cy="3685314"/>
             <wp:effectExtent l="0" t="0" r="0" b="0"/>
             <wp:docPr id="8000003" name="Figure 4.7n"/>
             <wp:cNvGraphicFramePr>
@@ -5244,7 +5220,7 @@
                     <pic:cNvPicPr/>
                   </pic:nvPicPr>
                   <pic:blipFill>
-                    <a:blip r:embed="rId31"/>
+                    <a:blip r:embed="rId42"/>
                     <a:stretch>
                       <a:fillRect/>
                     </a:stretch>
@@ -5252,7 +5228,7 @@
                   <pic:spPr>
                     <a:xfrm>
                       <a:off x="0" y="0"/>
-                      <a:ext cx="5669280" cy="3543300"/>
+                      <a:ext cx="5669280" cy="3685314"/>
                     </a:xfrm>
                     <a:prstGeom prst="rect">
                       <a:avLst/>
@@ -5267,7 +5243,6 @@
     </w:p>
     <w:p>
       <w:pPr>
-        <w:keepNext/>
         <w:spacing w:before="240" w:after="120" w:line="360" w:lineRule="auto"/>
         <w:jc w:val="center"/>
         <w:rPr>
@@ -5287,13 +5262,13 @@
           <w:szCs w:val="24"/>
         </w:rPr>
         <w:lastRenderedPageBreak/>
-        <w:t>Figure 4.7p. Grade Logbook</w:t>
+        <w:t>Figure 4.7o. Import Curriculum — preview of changes</w:t>
       </w:r>
       <w:r>
         <w:fldChar w:fldCharType="begin"/>
       </w:r>
       <w:r>
-        <w:instrText xml:space="preserve"> TC "Figure 4.7p. Grade Logbook" \f f \l 1 </w:instrText>
+        <w:instrText xml:space="preserve"> TC "Figure 4.7o. Import Curriculum — preview of changes" \f f \l 1 </w:instrText>
       </w:r>
       <w:r>
         <w:fldChar w:fldCharType="end"/>
@@ -5301,6 +5276,7 @@
     </w:p>
     <w:p>
       <w:pPr>
+        <w:keepNext/>
         <w:spacing w:after="120" w:line="240" w:lineRule="auto"/>
         <w:jc w:val="center"/>
         <w:rPr>
@@ -5315,7 +5291,7 @@
         </w:rPr>
         <w:drawing>
           <wp:inline distT="0" distB="0" distL="0" distR="0" wp14:anchorId="7A8ED682" wp14:editId="54C8238D">
-            <wp:extent cx="5669280" cy="3543300"/>
+            <wp:extent cx="5669280" cy="3685314"/>
             <wp:effectExtent l="0" t="0" r="0" b="0"/>
             <wp:docPr id="8000004" name="Figure 4.7o"/>
             <wp:cNvGraphicFramePr>
@@ -5329,7 +5305,7 @@
                     <pic:cNvPicPr/>
                   </pic:nvPicPr>
                   <pic:blipFill>
-                    <a:blip r:embed="rId32"/>
+                    <a:blip r:embed="rId43"/>
                     <a:stretch>
                       <a:fillRect/>
                     </a:stretch>
@@ -5337,7 +5313,7 @@
                   <pic:spPr>
                     <a:xfrm>
                       <a:off x="0" y="0"/>
-                      <a:ext cx="5669280" cy="3543300"/>
+                      <a:ext cx="5669280" cy="3685314"/>
                     </a:xfrm>
                     <a:prstGeom prst="rect">
                       <a:avLst/>
@@ -5352,7 +5328,6 @@
     </w:p>
     <w:p>
       <w:pPr>
-        <w:keepNext/>
         <w:spacing w:before="240" w:after="120" w:line="360" w:lineRule="auto"/>
         <w:jc w:val="center"/>
         <w:rPr>
@@ -5372,13 +5347,13 @@
           <w:szCs w:val="24"/>
         </w:rPr>
         <w:lastRenderedPageBreak/>
-        <w:t>Figure 4.7q. Edit Student — year level (automatic or set by hand)</w:t>
+        <w:t>Figure 4.7p. Grade Logbook</w:t>
       </w:r>
       <w:r>
         <w:fldChar w:fldCharType="begin"/>
       </w:r>
       <w:r>
-        <w:instrText xml:space="preserve"> TC "Figure 4.7q. Edit Student — year level (automatic or set by hand)" \f f \l 1 </w:instrText>
+        <w:instrText xml:space="preserve"> TC "Figure 4.7p. Grade Logbook" \f f \l 1 </w:instrText>
       </w:r>
       <w:r>
         <w:fldChar w:fldCharType="end"/>
@@ -5386,6 +5361,7 @@
     </w:p>
     <w:p>
       <w:pPr>
+        <w:keepNext/>
         <w:spacing w:after="120" w:line="240" w:lineRule="auto"/>
         <w:jc w:val="center"/>
         <w:rPr>
@@ -5400,7 +5376,7 @@
         </w:rPr>
         <w:drawing>
           <wp:inline distT="0" distB="0" distL="0" distR="0" wp14:anchorId="7A8ED682" wp14:editId="54C8238D">
-            <wp:extent cx="5669280" cy="3543300"/>
+            <wp:extent cx="5669280" cy="3685314"/>
             <wp:effectExtent l="0" t="0" r="0" b="0"/>
             <wp:docPr id="8000005" name="Figure 4.7p"/>
             <wp:cNvGraphicFramePr>
@@ -5414,7 +5390,7 @@
                     <pic:cNvPicPr/>
                   </pic:nvPicPr>
                   <pic:blipFill>
-                    <a:blip r:embed="rId33"/>
+                    <a:blip r:embed="rId44"/>
                     <a:stretch>
                       <a:fillRect/>
                     </a:stretch>
@@ -5422,7 +5398,7 @@
                   <pic:spPr>
                     <a:xfrm>
                       <a:off x="0" y="0"/>
-                      <a:ext cx="5669280" cy="3543300"/>
+                      <a:ext cx="5669280" cy="3685314"/>
                     </a:xfrm>
                     <a:prstGeom prst="rect">
                       <a:avLst/>
@@ -5437,6 +5413,39 @@
     </w:p>
     <w:p>
       <w:pPr>
+        <w:spacing w:before="240" w:after="120" w:line="360" w:lineRule="auto"/>
+        <w:jc w:val="center"/>
+        <w:rPr>
+          <w:rFonts w:ascii="Courier New" w:hAnsi="Courier New" w:cs="Courier New"/>
+          <w:b/>
+          <w:bCs/>
+          <w:sz w:val="24"/>
+          <w:szCs w:val="24"/>
+        </w:rPr>
+      </w:pPr>
+      <w:r>
+        <w:rPr>
+          <w:rFonts w:ascii="Courier New" w:hAnsi="Courier New" w:cs="Courier New"/>
+          <w:b/>
+          <w:bCs/>
+          <w:sz w:val="24"/>
+          <w:szCs w:val="24"/>
+        </w:rPr>
+        <w:lastRenderedPageBreak/>
+        <w:t>Figure 4.7q. Edit Student — year level (automatic or set by hand)</w:t>
+      </w:r>
+      <w:r>
+        <w:fldChar w:fldCharType="begin"/>
+      </w:r>
+      <w:r>
+        <w:instrText xml:space="preserve"> TC "Figure 4.7q. Edit Student — year level (automatic or set by hand)" \f f \l 1 </w:instrText>
+      </w:r>
+      <w:r>
+        <w:fldChar w:fldCharType="end"/>
+      </w:r>
+    </w:p>
+    <w:p>
+      <w:pPr>
         <w:keepNext/>
         <w:spacing w:before="240" w:line="480" w:lineRule="auto"/>
         <w:jc w:val="both"/>
@@ -5498,7 +5507,7 @@
           <w:sz w:val="24"/>
           <w:szCs w:val="24"/>
         </w:rPr>
-        <w:t>the Audit Engine implements the prerequisite, co-requisite, year-standing and "all subjects completed" rules of the KSU Student Handbook and Operations Manual, verified by 149 automated tests.</w:t>
+        <w:t xml:space="preserve">the Audit Engine implements the prerequisite, co-requisite, year-standing and "all subjects completed" rules of the KSU Student Handbook and Operations Manual, verified by 163 automated tests.</w:t>
       </w:r>
     </w:p>
     <w:p>
@@ -5531,7 +5540,7 @@
           <w:sz w:val="24"/>
           <w:szCs w:val="24"/>
         </w:rPr>
-        <w:t xml:space="preserve"> audit results are worked out from the terms every time, so they do not depend on the order of grade entry; invalid grades, terms, ID numbers and import files are rejected with a reason, and curriculum imports are previewed before saving.</w:t>
+        <w:t xml:space="preserve"> audit results are worked out from the terms every time, so they do not depend on the order of grade entry; invalid grades, terms, ID numbers and import files are rejected with a reason, and curriculum imports are previewed before saving; the database itself refuses grades that are not KSU grades and changes to locked records.</w:t>
       </w:r>
     </w:p>
     <w:p>
@@ -5598,7 +5607,7 @@
           <w:sz w:val="24"/>
           <w:szCs w:val="24"/>
         </w:rPr>
-        <w:t>the interface uses one consistent design with confirmation dialogs and notifications; access is role-scoped via RLS, and new chairpersons must replace their temporary password at first login.</w:t>
+        <w:t xml:space="preserve">the interface uses one consistent design with confirmation dialogs and notifications; access is role-scoped via RLS, and new chairpersons must replace their temporary password at first login; every page checks the user's role, users are signed out after 30 minutes without activity, and an account is blocked for 15 minutes after five wrong passwords.</w:t>
       </w:r>
     </w:p>
     <w:p>
@@ -5748,7 +5757,7 @@
           <w:sz w:val="24"/>
           <w:szCs w:val="24"/>
         </w:rPr>
-        <w:t xml:space="preserve"> A total of 149 automated tests were written using the test runner built into Node.js, and all 149 pass. The tests need no database or network: the server actions are tested with Supabase replaced by an in-memory fake. Table 4.4 summarizes what they check.</w:t>
+        <w:t xml:space="preserve"> A total of 163 automated tests were written using the test runner built into Node.js, and all 163 pass. The tests need no database or network: the server actions are tested with Supabase replaced by an in-memory fake. Table 4.4 summarizes what they check.</w:t>
       </w:r>
     </w:p>
     <w:tbl>
@@ -5926,7 +5935,7 @@
                 <w:sz w:val="20"/>
                 <w:szCs w:val="20"/>
               </w:rPr>
-              <w:t>Operations Manual thresholds (25%, more than 50%, 75%); finishing earlier years; only grades before the current semester; failed and out-of-order subjects excluded; registered level and chairperson override; year standing as of the term taken; "please verify"</w:t>
+              <w:t xml:space="preserve">Student Handbook and Operations Manual thresholds (25%, more than 50%, 75%); finishing earlier years; only grades before the current semester; failed and out-of-order subjects excluded; registered level and chairperson override; year standing as of the term taken; "please verify"</w:t>
             </w:r>
           </w:p>
         </w:tc>
@@ -6085,7 +6094,7 @@
                 <w:sz w:val="20"/>
                 <w:szCs w:val="20"/>
               </w:rPr>
-              <w:t>Curriculum CSV / .xls parsing and the import preview plan; reading CSV, KSU-MIS .xls and Excel re-saved .xls; student template import</w:t>
+              <w:t xml:space="preserve">Curriculum CSV / .xls parsing and the import preview plan; reading CSV, Excel workbooks (.xlsx), KSU-MIS .xls and Excel re-saved .xls; old Excel 97-2003 and damaged files; student template and .xlsx import</w:t>
             </w:r>
           </w:p>
         </w:tc>
@@ -6257,7 +6266,7 @@
           <w:sz w:val="24"/>
           <w:szCs w:val="24"/>
         </w:rPr>
-        <w:t xml:space="preserve"> The researchers scripted a web browser with Playwright against a local copy of the full system (the PostgreSQL database and the application) loaded with sample CEIT data, logging in as a dean and as chairpersons and going through each feature: violations and their reasons, INC completion, the out-of-order warning after saving grades, setting the current semester, automatic year levels moving up with grades and semesters, chairperson overrides, regular and irregular counts, .xls imports, the earlier-term warning, and the password checklist. All scenarios passed after the defects found were fixed.</w:t>
+        <w:t xml:space="preserve"> The researchers scripted a web browser with Playwright against a local copy of the full system (the PostgreSQL database and the application) loaded with sample CEIT data, logging in as a dean and as chairpersons and going through each feature: violations and their reasons, INC completion, the out-of-order warning after saving grades, setting the current semester, automatic year levels moving up with grades and semesters, chairperson overrides, regular and irregular counts, .xls and .xlsx imports, the earlier-term warning, and the password checklist. All scenarios passed after the defects found were fixed.</w:t>
       </w:r>
     </w:p>
     <w:p>
@@ -7566,11 +7575,11 @@
       </w:r>
     </w:p>
     <w:sectPr>
-      <w:headerReference w:type="default" r:id="rId34"/>
-      <w:headerReference w:type="first" r:id="rId35"/>
+      <w:headerReference w:type="default" r:id="rId71"/>
+      <w:headerReference w:type="first" r:id="rId72"/>
       <w:pgSz w:w="12242" w:h="15842"/>
       <w:pgMar w:top="1440" w:right="1440" w:bottom="1440" w:left="2160" w:header="709" w:footer="709" w:gutter="0"/>
-      <w:pgNumType w:start="50"/>
+      <w:pgNumType w:start="51"/>
       <w:cols w:space="708"/>
       <w:titlePg/>
       <w:docGrid w:linePitch="360"/>
@@ -7599,24 +7608,60 @@
       </w:r>
     </w:p>
   </w:comment>
+  <w:comment w:id="1" w:author="Claude" w:date="2026-10-07T13:26:00Z" w:initials="CL">
+    <w:p>
+      <w:r>
+        <w:rPr>
+          <w:rStyle w:val="CommentReference"/>
+        </w:rPr>
+        <w:annotationRef/>
+      </w:r>
+      <w:r>
+        <w:rPr>
+          <w:color w:val="000000"/>
+          <w:sz w:val="20"/>
+          <w:szCs w:val="20"/>
+        </w:rPr>
+        <w:t>Placeholders: capture these screens from the running system (docs/capstone-notes.md, section 8), paste them in, and delete the [Insert screenshot] lines.</w:t>
+      </w:r>
+    </w:p>
+  </w:comment>
+  <w:comment w:id="2" w:author="" w:initials="">
+    <w:p>
+      <w:pPr>
+        <w:pStyle w:val="CommentText"/>
+      </w:pPr>
+      <w:r>
+        <w:rPr>
+          <w:rStyle w:val="CommentReference"/>
+        </w:rPr>
+        <w:annotationRef/>
+      </w:r>
+    </w:p>
+  </w:comment>
 </w:comments>
 </file>
 
 <file path=word/commentsExtended.xml><?xml version="1.0" encoding="utf-8"?>
 <w15:commentsEx xmlns:wpc="http://schemas.microsoft.com/office/word/2010/wordprocessingCanvas" xmlns:cx="http://schemas.microsoft.com/office/drawing/2014/chartex" xmlns:cx1="http://schemas.microsoft.com/office/drawing/2015/9/8/chartex" xmlns:cx2="http://schemas.microsoft.com/office/drawing/2015/10/21/chartex" xmlns:cx3="http://schemas.microsoft.com/office/drawing/2016/5/9/chartex" xmlns:cx4="http://schemas.microsoft.com/office/drawing/2016/5/10/chartex" xmlns:cx5="http://schemas.microsoft.com/office/drawing/2016/5/11/chartex" xmlns:cx6="http://schemas.microsoft.com/office/drawing/2016/5/12/chartex" xmlns:cx7="http://schemas.microsoft.com/office/drawing/2016/5/13/chartex" xmlns:cx8="http://schemas.microsoft.com/office/drawing/2016/5/14/chartex" xmlns:mc="http://schemas.openxmlformats.org/markup-compatibility/2006" xmlns:aink="http://schemas.microsoft.com/office/drawing/2016/ink" xmlns:am3d="http://schemas.microsoft.com/office/drawing/2017/model3d" xmlns:o="urn:schemas-microsoft-com:office:office" xmlns:oel="http://schemas.microsoft.com/office/2019/extlst" xmlns:r="http://schemas.openxmlformats.org/officeDocument/2006/relationships" xmlns:m="http://schemas.openxmlformats.org/officeDocument/2006/math" xmlns:v="urn:schemas-microsoft-com:vml" xmlns:wp14="http://schemas.microsoft.com/office/word/2010/wordprocessingDrawing" xmlns:wp="http://schemas.openxmlformats.org/drawingml/2006/wordprocessingDrawing" xmlns:w10="urn:schemas-microsoft-com:office:word" xmlns:w="http://schemas.openxmlformats.org/wordprocessingml/2006/main" xmlns:w14="http://schemas.microsoft.com/office/word/2010/wordml" xmlns:w15="http://schemas.microsoft.com/office/word/2012/wordml" xmlns:w16cex="http://schemas.microsoft.com/office/word/2018/wordml/cex" xmlns:w16cid="http://schemas.microsoft.com/office/word/2016/wordml/cid" xmlns:w16="http://schemas.microsoft.com/office/word/2018/wordml" xmlns:w16du="http://schemas.microsoft.com/office/word/2023/wordml/word16du" xmlns:w16sdtdh="http://schemas.microsoft.com/office/word/2020/wordml/sdtdatahash" xmlns:w16sdtfl="http://schemas.microsoft.com/office/word/2024/wordml/sdtformatlock" xmlns:w16se="http://schemas.microsoft.com/office/word/2015/wordml/symex" xmlns:wpg="http://schemas.microsoft.com/office/word/2010/wordprocessingGroup" xmlns:wpi="http://schemas.microsoft.com/office/word/2010/wordprocessingInk" xmlns:wne="http://schemas.microsoft.com/office/word/2006/wordml" xmlns:wps="http://schemas.microsoft.com/office/word/2010/wordprocessingShape" mc:Ignorable="w14 w15 w16se w16cid w16 w16cex w16sdtdh w16sdtfl w16du wp14">
   <w15:commentEx w15:paraId="4815F1B7" w15:done="0"/>
+  <w15:commentEx w15:paraId="2A9007E6" w15:done="0"/>
+  <w15:commentEx w15:paraId="20AFEB57" w15:done="0"/>
 </w15:commentsEx>
 </file>
 
 <file path=word/commentsExtensible.xml><?xml version="1.0" encoding="utf-8"?>
 <w16cex:commentsExtensible xmlns:wpc="http://schemas.microsoft.com/office/word/2010/wordprocessingCanvas" xmlns:cx="http://schemas.microsoft.com/office/drawing/2014/chartex" xmlns:cx1="http://schemas.microsoft.com/office/drawing/2015/9/8/chartex" xmlns:cx2="http://schemas.microsoft.com/office/drawing/2015/10/21/chartex" xmlns:cx3="http://schemas.microsoft.com/office/drawing/2016/5/9/chartex" xmlns:cx4="http://schemas.microsoft.com/office/drawing/2016/5/10/chartex" xmlns:cx5="http://schemas.microsoft.com/office/drawing/2016/5/11/chartex" xmlns:cx6="http://schemas.microsoft.com/office/drawing/2016/5/12/chartex" xmlns:cx7="http://schemas.microsoft.com/office/drawing/2016/5/13/chartex" xmlns:cx8="http://schemas.microsoft.com/office/drawing/2016/5/14/chartex" xmlns:cr="http://schemas.microsoft.com/office/comments/2020/reactions" xmlns:mc="http://schemas.openxmlformats.org/markup-compatibility/2006" xmlns:aink="http://schemas.microsoft.com/office/drawing/2016/ink" xmlns:am3d="http://schemas.microsoft.com/office/drawing/2017/model3d" xmlns:o="urn:schemas-microsoft-com:office:office" xmlns:oel="http://schemas.microsoft.com/office/2019/extlst" xmlns:r="http://schemas.openxmlformats.org/officeDocument/2006/relationships" xmlns:m="http://schemas.openxmlformats.org/officeDocument/2006/math" xmlns:v="urn:schemas-microsoft-com:vml" xmlns:wp14="http://schemas.microsoft.com/office/word/2010/wordprocessingDrawing" xmlns:wp="http://schemas.openxmlformats.org/drawingml/2006/wordprocessingDrawing" xmlns:w10="urn:schemas-microsoft-com:office:word" xmlns:w="http://schemas.openxmlformats.org/wordprocessingml/2006/main" xmlns:w14="http://schemas.microsoft.com/office/word/2010/wordml" xmlns:w15="http://schemas.microsoft.com/office/word/2012/wordml" xmlns:w16cex="http://schemas.microsoft.com/office/word/2018/wordml/cex" xmlns:w16cid="http://schemas.microsoft.com/office/word/2016/wordml/cid" xmlns:w16="http://schemas.microsoft.com/office/word/2018/wordml" xmlns:w16du="http://schemas.microsoft.com/office/word/2023/wordml/word16du" xmlns:w16sdtdh="http://schemas.microsoft.com/office/word/2020/wordml/sdtdatahash" xmlns:w16sdtfl="http://schemas.microsoft.com/office/word/2024/wordml/sdtformatlock" xmlns:w16se="http://schemas.microsoft.com/office/word/2015/wordml/symex" xmlns:wpg="http://schemas.microsoft.com/office/word/2010/wordprocessingGroup" xmlns:wpi="http://schemas.microsoft.com/office/word/2010/wordprocessingInk" xmlns:wne="http://schemas.microsoft.com/office/word/2006/wordml" xmlns:wps="http://schemas.microsoft.com/office/word/2010/wordprocessingShape" mc:Ignorable="w14 w15 w16se w16cid w16 w16cex w16sdtdh w16sdtfl cr w16du wp14">
   <w16cex:commentExtensible w16cex:durableId="2B9EF915" w16cex:dateUtc="2026-10-07T13:26:00Z"/>
+  <w16cex:commentExtensible w16cex:durableId="0599AB21" w16cex:dateUtc="2026-10-07T13:26:00Z"/>
 </w16cex:commentsExtensible>
 </file>
 
 <file path=word/commentsIds.xml><?xml version="1.0" encoding="utf-8"?>
 <w16cid:commentsIds xmlns:wpc="http://schemas.microsoft.com/office/word/2010/wordprocessingCanvas" xmlns:cx="http://schemas.microsoft.com/office/drawing/2014/chartex" xmlns:cx1="http://schemas.microsoft.com/office/drawing/2015/9/8/chartex" xmlns:cx2="http://schemas.microsoft.com/office/drawing/2015/10/21/chartex" xmlns:cx3="http://schemas.microsoft.com/office/drawing/2016/5/9/chartex" xmlns:cx4="http://schemas.microsoft.com/office/drawing/2016/5/10/chartex" xmlns:cx5="http://schemas.microsoft.com/office/drawing/2016/5/11/chartex" xmlns:cx6="http://schemas.microsoft.com/office/drawing/2016/5/12/chartex" xmlns:cx7="http://schemas.microsoft.com/office/drawing/2016/5/13/chartex" xmlns:cx8="http://schemas.microsoft.com/office/drawing/2016/5/14/chartex" xmlns:mc="http://schemas.openxmlformats.org/markup-compatibility/2006" xmlns:aink="http://schemas.microsoft.com/office/drawing/2016/ink" xmlns:am3d="http://schemas.microsoft.com/office/drawing/2017/model3d" xmlns:o="urn:schemas-microsoft-com:office:office" xmlns:oel="http://schemas.microsoft.com/office/2019/extlst" xmlns:r="http://schemas.openxmlformats.org/officeDocument/2006/relationships" xmlns:m="http://schemas.openxmlformats.org/officeDocument/2006/math" xmlns:v="urn:schemas-microsoft-com:vml" xmlns:wp14="http://schemas.microsoft.com/office/word/2010/wordprocessingDrawing" xmlns:wp="http://schemas.openxmlformats.org/drawingml/2006/wordprocessingDrawing" xmlns:w10="urn:schemas-microsoft-com:office:word" xmlns:w="http://schemas.openxmlformats.org/wordprocessingml/2006/main" xmlns:w14="http://schemas.microsoft.com/office/word/2010/wordml" xmlns:w15="http://schemas.microsoft.com/office/word/2012/wordml" xmlns:w16cex="http://schemas.microsoft.com/office/word/2018/wordml/cex" xmlns:w16cid="http://schemas.microsoft.com/office/word/2016/wordml/cid" xmlns:w16="http://schemas.microsoft.com/office/word/2018/wordml" xmlns:w16du="http://schemas.microsoft.com/office/word/2023/wordml/word16du" xmlns:w16sdtdh="http://schemas.microsoft.com/office/word/2020/wordml/sdtdatahash" xmlns:w16sdtfl="http://schemas.microsoft.com/office/word/2024/wordml/sdtformatlock" xmlns:w16se="http://schemas.microsoft.com/office/word/2015/wordml/symex" xmlns:wpg="http://schemas.microsoft.com/office/word/2010/wordprocessingGroup" xmlns:wpi="http://schemas.microsoft.com/office/word/2010/wordprocessingInk" xmlns:wne="http://schemas.microsoft.com/office/word/2006/wordml" xmlns:wps="http://schemas.microsoft.com/office/word/2010/wordprocessingShape" mc:Ignorable="w14 w15 w16se w16cid w16 w16cex w16sdtdh w16sdtfl w16du wp14">
   <w16cid:commentId w16cid:paraId="4815F1B7" w16cid:durableId="2B9EF915"/>
+  <w16cid:commentId w16cid:paraId="2A9007E6" w16cid:durableId="0599AB21"/>
+  <w16cid:commentId w16cid:paraId="20AFEB57" w16cid:durableId="20AFEB57"/>
 </w16cid:commentsIds>
 </file>
 
@@ -7645,6 +7690,157 @@
 </w:endnotes>
 </file>
 
+<file path=word/footer1.xml><?xml version="1.0" encoding="utf-8"?>
+<w:ftr xmlns:wpc="http://schemas.microsoft.com/office/word/2010/wordprocessingCanvas" xmlns:cx="http://schemas.microsoft.com/office/drawing/2014/chartex" xmlns:cx1="http://schemas.microsoft.com/office/drawing/2015/9/8/chartex" xmlns:cx2="http://schemas.microsoft.com/office/drawing/2015/10/21/chartex" xmlns:cx3="http://schemas.microsoft.com/office/drawing/2016/5/9/chartex" xmlns:cx4="http://schemas.microsoft.com/office/drawing/2016/5/10/chartex" xmlns:cx5="http://schemas.microsoft.com/office/drawing/2016/5/11/chartex" xmlns:cx6="http://schemas.microsoft.com/office/drawing/2016/5/12/chartex" xmlns:cx7="http://schemas.microsoft.com/office/drawing/2016/5/13/chartex" xmlns:cx8="http://schemas.microsoft.com/office/drawing/2016/5/14/chartex" xmlns:mc="http://schemas.openxmlformats.org/markup-compatibility/2006" xmlns:aink="http://schemas.microsoft.com/office/drawing/2016/ink" xmlns:am3d="http://schemas.microsoft.com/office/drawing/2017/model3d" xmlns:o="urn:schemas-microsoft-com:office:office" xmlns:oel="http://schemas.microsoft.com/office/2019/extlst" xmlns:r="http://schemas.openxmlformats.org/officeDocument/2006/relationships" xmlns:m="http://schemas.openxmlformats.org/officeDocument/2006/math" xmlns:v="urn:schemas-microsoft-com:vml" xmlns:wp14="http://schemas.microsoft.com/office/word/2010/wordprocessingDrawing" xmlns:wp="http://schemas.openxmlformats.org/drawingml/2006/wordprocessingDrawing" xmlns:w10="urn:schemas-microsoft-com:office:word" xmlns:w="http://schemas.openxmlformats.org/wordprocessingml/2006/main" xmlns:w14="http://schemas.microsoft.com/office/word/2010/wordml" xmlns:w15="http://schemas.microsoft.com/office/word/2012/wordml" xmlns:w16cex="http://schemas.microsoft.com/office/word/2018/wordml/cex" xmlns:w16cid="http://schemas.microsoft.com/office/word/2016/wordml/cid" xmlns:w16="http://schemas.microsoft.com/office/word/2018/wordml" xmlns:w16du="http://schemas.microsoft.com/office/word/2023/wordml/word16du" xmlns:w16sdtdh="http://schemas.microsoft.com/office/word/2020/wordml/sdtdatahash" xmlns:w16sdtfl="http://schemas.microsoft.com/office/word/2024/wordml/sdtformatlock" xmlns:w16se="http://schemas.microsoft.com/office/word/2015/wordml/symex" xmlns:wpg="http://schemas.microsoft.com/office/word/2010/wordprocessingGroup" xmlns:wpi="http://schemas.microsoft.com/office/word/2010/wordprocessingInk" xmlns:wne="http://schemas.microsoft.com/office/word/2006/wordml" xmlns:wps="http://schemas.microsoft.com/office/word/2010/wordprocessingShape" mc:Ignorable="w14 w15 w16se w16cid w16 w16cex w16sdtdh w16sdtfl w16du wp14">
+  <w:sdt>
+    <w:sdtPr>
+      <w:id w:val="-346180850"/>
+    </w:sdtPr>
+    <w:sdtContent>
+      <w:p>
+        <w:pPr>
+          <w:pStyle w:val="Footer"/>
+          <w:jc w:val="center"/>
+        </w:pPr>
+        <w:r>
+          <w:rPr>
+            <w:rFonts w:ascii="Courier New" w:hAnsi="Courier New" w:cs="Courier New"/>
+            <w:noProof/>
+            <w:lang w:eastAsia="en-PH"/>
+          </w:rPr>
+          <mc:AlternateContent>
+            <mc:Choice Requires="wps">
+              <w:drawing>
+                <wp:anchor distT="0" distB="0" distL="114300" distR="114300" simplePos="0" relativeHeight="251664384" behindDoc="0" locked="0" layoutInCell="1" allowOverlap="1" wp14:anchorId="597055CA" wp14:editId="492FEC36">
+                  <wp:simplePos x="0" y="0"/>
+                  <wp:positionH relativeFrom="page">
+                    <wp:align>left</wp:align>
+                  </wp:positionH>
+                  <wp:positionV relativeFrom="paragraph">
+                    <wp:posOffset>-112395</wp:posOffset>
+                  </wp:positionV>
+                  <wp:extent cx="7772400" cy="0"/>
+                  <wp:effectExtent l="0" t="19050" r="19050" b="19050"/>
+                  <wp:wrapNone/>
+                  <wp:docPr id="431550391" name="Straight Connector 431550391"/>
+                  <wp:cNvGraphicFramePr/>
+                  <a:graphic xmlns:a="http://schemas.openxmlformats.org/drawingml/2006/main">
+                    <a:graphicData uri="http://schemas.microsoft.com/office/word/2010/wordprocessingShape">
+                      <wps:wsp>
+                        <wps:cNvCnPr/>
+                        <wps:spPr>
+                          <a:xfrm>
+                            <a:off x="0" y="0"/>
+                            <a:ext cx="7772400" cy="0"/>
+                          </a:xfrm>
+                          <a:prstGeom prst="line">
+                            <a:avLst/>
+                          </a:prstGeom>
+                          <a:ln w="38100"/>
+                        </wps:spPr>
+                        <wps:style>
+                          <a:lnRef idx="1">
+                            <a:schemeClr val="dk1"/>
+                          </a:lnRef>
+                          <a:fillRef idx="0">
+                            <a:schemeClr val="dk1"/>
+                          </a:fillRef>
+                          <a:effectRef idx="0">
+                            <a:schemeClr val="dk1"/>
+                          </a:effectRef>
+                          <a:fontRef idx="minor">
+                            <a:schemeClr val="tx1"/>
+                          </a:fontRef>
+                        </wps:style>
+                        <wps:bodyPr/>
+                      </wps:wsp>
+                    </a:graphicData>
+                  </a:graphic>
+                </wp:anchor>
+              </w:drawing>
+            </mc:Choice>
+            <mc:Fallback>
+              <w:pict>
+                <v:line w14:anchorId="7E22F063" id="Straight Connector 431550391" o:spid="_x0000_s1026" style="position:absolute;z-index:251664384;visibility:visible;mso-wrap-style:square;mso-wrap-distance-left:9pt;mso-wrap-distance-top:0;mso-wrap-distance-right:9pt;mso-wrap-distance-bottom:0;mso-position-horizontal:left;mso-position-horizontal-relative:page;mso-position-vertical:absolute;mso-position-vertical-relative:text" from="0,-8.85pt" to="612pt,-8.85pt" o:gfxdata="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" strokecolor="black [3200]" strokeweight="3pt">
+                  <v:stroke joinstyle="miter"/>
+                  <w10:wrap anchorx="page"/>
+                </v:line>
+              </w:pict>
+            </mc:Fallback>
+          </mc:AlternateContent>
+        </w:r>
+      </w:p>
+    </w:sdtContent>
+  </w:sdt>
+  <w:p>
+    <w:pPr>
+      <w:pStyle w:val="Footer"/>
+    </w:pPr>
+  </w:p>
+</w:ftr>
+</file>
+
+<file path=word/footer11.xml><?xml version="1.0" encoding="utf-8"?>
+<w:ftr xmlns:w="http://schemas.openxmlformats.org/wordprocessingml/2006/main">
+  <w:p>
+    <w:pPr>
+      <w:jc w:val="center"/>
+    </w:pPr>
+    <w:r>
+      <w:rPr>
+        <w:rFonts w:ascii="Courier New" w:hAnsi="Courier New" w:cs="Courier New"/>
+        <w:sz w:val="24"/>
+        <w:szCs w:val="24"/>
+      </w:rPr>
+      <w:fldChar w:fldCharType="begin"/>
+    </w:r>
+    <w:r>
+      <w:rPr>
+        <w:rFonts w:ascii="Courier New" w:hAnsi="Courier New" w:cs="Courier New"/>
+        <w:sz w:val="24"/>
+        <w:szCs w:val="24"/>
+      </w:rPr>
+      <w:instrText xml:space="preserve"> PAGE </w:instrText>
+    </w:r>
+    <w:r>
+      <w:rPr>
+        <w:rFonts w:ascii="Courier New" w:hAnsi="Courier New" w:cs="Courier New"/>
+        <w:sz w:val="24"/>
+        <w:szCs w:val="24"/>
+      </w:rPr>
+      <w:fldChar w:fldCharType="separate"/>
+    </w:r>
+    <w:r>
+      <w:rPr>
+        <w:rFonts w:ascii="Courier New" w:hAnsi="Courier New" w:cs="Courier New"/>
+        <w:sz w:val="24"/>
+        <w:szCs w:val="24"/>
+      </w:rPr>
+      <w:t>ii</w:t>
+    </w:r>
+    <w:r>
+      <w:rPr>
+        <w:rFonts w:ascii="Courier New" w:hAnsi="Courier New" w:cs="Courier New"/>
+        <w:sz w:val="24"/>
+        <w:szCs w:val="24"/>
+      </w:rPr>
+      <w:fldChar w:fldCharType="end"/>
+    </w:r>
+  </w:p>
+</w:ftr>
+</file>
+
+<file path=word/footer2.xml><?xml version="1.0" encoding="utf-8"?>
+<w:ftr xmlns:wpc="http://schemas.microsoft.com/office/word/2010/wordprocessingCanvas" xmlns:cx="http://schemas.microsoft.com/office/drawing/2014/chartex" xmlns:cx1="http://schemas.microsoft.com/office/drawing/2015/9/8/chartex" xmlns:cx2="http://schemas.microsoft.com/office/drawing/2015/10/21/chartex" xmlns:cx3="http://schemas.microsoft.com/office/drawing/2016/5/9/chartex" xmlns:cx4="http://schemas.microsoft.com/office/drawing/2016/5/10/chartex" xmlns:cx5="http://schemas.microsoft.com/office/drawing/2016/5/11/chartex" xmlns:cx6="http://schemas.microsoft.com/office/drawing/2016/5/12/chartex" xmlns:cx7="http://schemas.microsoft.com/office/drawing/2016/5/13/chartex" xmlns:cx8="http://schemas.microsoft.com/office/drawing/2016/5/14/chartex" xmlns:mc="http://schemas.openxmlformats.org/markup-compatibility/2006" xmlns:aink="http://schemas.microsoft.com/office/drawing/2016/ink" xmlns:am3d="http://schemas.microsoft.com/office/drawing/2017/model3d" xmlns:o="urn:schemas-microsoft-com:office:office" xmlns:oel="http://schemas.microsoft.com/office/2019/extlst" xmlns:r="http://schemas.openxmlformats.org/officeDocument/2006/relationships" xmlns:m="http://schemas.openxmlformats.org/officeDocument/2006/math" xmlns:v="urn:schemas-microsoft-com:vml" xmlns:wp14="http://schemas.microsoft.com/office/word/2010/wordprocessingDrawing" xmlns:wp="http://schemas.openxmlformats.org/drawingml/2006/wordprocessingDrawing" xmlns:w10="urn:schemas-microsoft-com:office:word" xmlns:w="http://schemas.openxmlformats.org/wordprocessingml/2006/main" xmlns:w14="http://schemas.microsoft.com/office/word/2010/wordml" xmlns:w15="http://schemas.microsoft.com/office/word/2012/wordml" xmlns:w16cex="http://schemas.microsoft.com/office/word/2018/wordml/cex" xmlns:w16cid="http://schemas.microsoft.com/office/word/2016/wordml/cid" xmlns:w16="http://schemas.microsoft.com/office/word/2018/wordml" xmlns:w16du="http://schemas.microsoft.com/office/word/2023/wordml/word16du" xmlns:w16sdtdh="http://schemas.microsoft.com/office/word/2020/wordml/sdtdatahash" xmlns:w16sdtfl="http://schemas.microsoft.com/office/word/2024/wordml/sdtformatlock" xmlns:w16se="http://schemas.microsoft.com/office/word/2015/wordml/symex" xmlns:wpg="http://schemas.microsoft.com/office/word/2010/wordprocessingGroup" xmlns:wpi="http://schemas.microsoft.com/office/word/2010/wordprocessingInk" xmlns:wne="http://schemas.microsoft.com/office/word/2006/wordml" xmlns:wps="http://schemas.microsoft.com/office/word/2010/wordprocessingShape" mc:Ignorable="w14 w15 w16se w16cid w16 w16cex w16sdtdh w16sdtfl w16du wp14">
+  <w:p>
+    <w:pPr>
+      <w:pStyle w:val="Footer"/>
+      <w:jc w:val="center"/>
+    </w:pPr>
+  </w:p>
+</w:ftr>
+</file>
+
 <file path=word/footnotes.xml><?xml version="1.0" encoding="utf-8"?>
 <w:footnotes xmlns:wpc="http://schemas.microsoft.com/office/word/2010/wordprocessingCanvas" xmlns:cx="http://schemas.microsoft.com/office/drawing/2014/chartex" xmlns:cx1="http://schemas.microsoft.com/office/drawing/2015/9/8/chartex" xmlns:cx2="http://schemas.microsoft.com/office/drawing/2015/10/21/chartex" xmlns:cx3="http://schemas.microsoft.com/office/drawing/2016/5/9/chartex" xmlns:cx4="http://schemas.microsoft.com/office/drawing/2016/5/10/chartex" xmlns:cx5="http://schemas.microsoft.com/office/drawing/2016/5/11/chartex" xmlns:cx6="http://schemas.microsoft.com/office/drawing/2016/5/12/chartex" xmlns:cx7="http://schemas.microsoft.com/office/drawing/2016/5/13/chartex" xmlns:cx8="http://schemas.microsoft.com/office/drawing/2016/5/14/chartex" xmlns:mc="http://schemas.openxmlformats.org/markup-compatibility/2006" xmlns:aink="http://schemas.microsoft.com/office/drawing/2016/ink" xmlns:am3d="http://schemas.microsoft.com/office/drawing/2017/model3d" xmlns:o="urn:schemas-microsoft-com:office:office" xmlns:oel="http://schemas.microsoft.com/office/2019/extlst" xmlns:r="http://schemas.openxmlformats.org/officeDocument/2006/relationships" xmlns:m="http://schemas.openxmlformats.org/officeDocument/2006/math" xmlns:v="urn:schemas-microsoft-com:vml" xmlns:wp14="http://schemas.microsoft.com/office/word/2010/wordprocessingDrawing" xmlns:wp="http://schemas.openxmlformats.org/drawingml/2006/wordprocessingDrawing" xmlns:w10="urn:schemas-microsoft-com:office:word" xmlns:w="http://schemas.openxmlformats.org/wordprocessingml/2006/main" xmlns:w14="http://schemas.microsoft.com/office/word/2010/wordml" xmlns:w15="http://schemas.microsoft.com/office/word/2012/wordml" xmlns:w16cex="http://schemas.microsoft.com/office/word/2018/wordml/cex" xmlns:w16cid="http://schemas.microsoft.com/office/word/2016/wordml/cid" xmlns:w16="http://schemas.microsoft.com/office/word/2018/wordml" xmlns:w16du="http://schemas.microsoft.com/office/word/2023/wordml/word16du" xmlns:w16sdtdh="http://schemas.microsoft.com/office/word/2020/wordml/sdtdatahash" xmlns:w16sdtfl="http://schemas.microsoft.com/office/word/2024/wordml/sdtformatlock" xmlns:w16se="http://schemas.microsoft.com/office/word/2015/wordml/symex" xmlns:wpg="http://schemas.microsoft.com/office/word/2010/wordprocessingGroup" xmlns:wpi="http://schemas.microsoft.com/office/word/2010/wordprocessingInk" xmlns:wne="http://schemas.microsoft.com/office/word/2006/wordml" xmlns:wps="http://schemas.microsoft.com/office/word/2010/wordprocessingShape" mc:Ignorable="w14 w15 w16se w16cid w16 w16cex w16sdtdh w16sdtfl w16du wp14">
   <w:footnote w:type="separator" w:id="-1">
@@ -7671,6 +7867,3388 @@
 </file>
 
 <file path=word/header1.xml><?xml version="1.0" encoding="utf-8"?>
+<w:hdr xmlns:wpc="http://schemas.microsoft.com/office/word/2010/wordprocessingCanvas" xmlns:cx="http://schemas.microsoft.com/office/drawing/2014/chartex" xmlns:cx1="http://schemas.microsoft.com/office/drawing/2015/9/8/chartex" xmlns:cx2="http://schemas.microsoft.com/office/drawing/2015/10/21/chartex" xmlns:cx3="http://schemas.microsoft.com/office/drawing/2016/5/9/chartex" xmlns:cx4="http://schemas.microsoft.com/office/drawing/2016/5/10/chartex" xmlns:cx5="http://schemas.microsoft.com/office/drawing/2016/5/11/chartex" xmlns:cx6="http://schemas.microsoft.com/office/drawing/2016/5/12/chartex" xmlns:cx7="http://schemas.microsoft.com/office/drawing/2016/5/13/chartex" xmlns:cx8="http://schemas.microsoft.com/office/drawing/2016/5/14/chartex" xmlns:mc="http://schemas.openxmlformats.org/markup-compatibility/2006" xmlns:aink="http://schemas.microsoft.com/office/drawing/2016/ink" xmlns:am3d="http://schemas.microsoft.com/office/drawing/2017/model3d" xmlns:o="urn:schemas-microsoft-com:office:office" xmlns:oel="http://schemas.microsoft.com/office/2019/extlst" xmlns:r="http://schemas.openxmlformats.org/officeDocument/2006/relationships" xmlns:m="http://schemas.openxmlformats.org/officeDocument/2006/math" xmlns:v="urn:schemas-microsoft-com:vml" xmlns:wp14="http://schemas.microsoft.com/office/word/2010/wordprocessingDrawing" xmlns:wp="http://schemas.openxmlformats.org/drawingml/2006/wordprocessingDrawing" xmlns:w10="urn:schemas-microsoft-com:office:word" xmlns:w="http://schemas.openxmlformats.org/wordprocessingml/2006/main" xmlns:w14="http://schemas.microsoft.com/office/word/2010/wordml" xmlns:w15="http://schemas.microsoft.com/office/word/2012/wordml" xmlns:w16cex="http://schemas.microsoft.com/office/word/2018/wordml/cex" xmlns:w16cid="http://schemas.microsoft.com/office/word/2016/wordml/cid" xmlns:w16="http://schemas.microsoft.com/office/word/2018/wordml" xmlns:w16du="http://schemas.microsoft.com/office/word/2023/wordml/word16du" xmlns:w16sdtdh="http://schemas.microsoft.com/office/word/2020/wordml/sdtdatahash" xmlns:w16sdtfl="http://schemas.microsoft.com/office/word/2024/wordml/sdtformatlock" xmlns:w16se="http://schemas.microsoft.com/office/word/2015/wordml/symex" xmlns:wpg="http://schemas.microsoft.com/office/word/2010/wordprocessingGroup" xmlns:wpi="http://schemas.microsoft.com/office/word/2010/wordprocessingInk" xmlns:wne="http://schemas.microsoft.com/office/word/2006/wordml" xmlns:wps="http://schemas.microsoft.com/office/word/2010/wordprocessingShape" mc:Ignorable="w14 w15 w16se w16cid w16 w16cex w16sdtdh w16sdtfl w16du wp14">
+  <w:sdt>
+    <w:sdtPr>
+      <w:id w:val="487138519"/>
+    </w:sdtPr>
+    <w:sdtEndPr>
+      <w:rPr>
+        <w:rFonts w:ascii="Courier New" w:hAnsi="Courier New" w:cs="Courier New"/>
+      </w:rPr>
+    </w:sdtEndPr>
+    <w:sdtContent>
+      <w:p>
+        <w:pPr>
+          <w:pStyle w:val="Header"/>
+          <w:jc w:val="center"/>
+          <w:rPr>
+            <w:rFonts w:ascii="Courier New" w:hAnsi="Courier New" w:cs="Courier New"/>
+            <w:b/>
+            <w:sz w:val="32"/>
+          </w:rPr>
+        </w:pPr>
+        <w:r>
+          <w:rPr>
+            <w:rFonts w:ascii="Courier New" w:hAnsi="Courier New" w:cs="Courier New"/>
+            <w:b/>
+            <w:noProof/>
+            <w:sz w:val="36"/>
+            <w:lang w:eastAsia="en-PH"/>
+          </w:rPr>
+          <w:drawing>
+            <wp:anchor distT="0" distB="0" distL="114300" distR="114300" simplePos="0" relativeHeight="251659264" behindDoc="0" locked="0" layoutInCell="1" allowOverlap="1" wp14:anchorId="07AE5F3A" wp14:editId="4787DA95">
+              <wp:simplePos x="0" y="0"/>
+              <wp:positionH relativeFrom="column">
+                <wp:posOffset>-246380</wp:posOffset>
+              </wp:positionH>
+              <wp:positionV relativeFrom="paragraph">
+                <wp:posOffset>-198120</wp:posOffset>
+              </wp:positionV>
+              <wp:extent cx="823595" cy="724535"/>
+              <wp:effectExtent l="0" t="0" r="14605" b="18415"/>
+              <wp:wrapNone/>
+              <wp:docPr id="1344769163" name="Picture 1344769163"/>
+              <wp:cNvGraphicFramePr>
+                <a:graphicFrameLocks xmlns:a="http://schemas.openxmlformats.org/drawingml/2006/main" noChangeAspect="1"/>
+              </wp:cNvGraphicFramePr>
+              <a:graphic xmlns:a="http://schemas.openxmlformats.org/drawingml/2006/main">
+                <a:graphicData uri="http://schemas.openxmlformats.org/drawingml/2006/picture">
+                  <pic:pic xmlns:pic="http://schemas.openxmlformats.org/drawingml/2006/picture">
+                    <pic:nvPicPr>
+                      <pic:cNvPr id="700363394" name="Picture 700363394"/>
+                      <pic:cNvPicPr>
+                        <a:picLocks noChangeAspect="1"/>
+                      </pic:cNvPicPr>
+                    </pic:nvPicPr>
+                    <pic:blipFill>
+                      <a:blip r:embed="rId1">
+                        <a:extLst>
+                          <a:ext uri="{28A0092B-C50C-407E-A947-70E740481C1C}">
+                            <a14:useLocalDpi xmlns:a14="http://schemas.microsoft.com/office/drawing/2010/main" val="0"/>
+                          </a:ext>
+                        </a:extLst>
+                      </a:blip>
+                      <a:stretch>
+                        <a:fillRect/>
+                      </a:stretch>
+                    </pic:blipFill>
+                    <pic:spPr>
+                      <a:xfrm>
+                        <a:off x="0" y="0"/>
+                        <a:ext cx="823578" cy="724710"/>
+                      </a:xfrm>
+                      <a:prstGeom prst="rect">
+                        <a:avLst/>
+                      </a:prstGeom>
+                    </pic:spPr>
+                  </pic:pic>
+                </a:graphicData>
+              </a:graphic>
+            </wp:anchor>
+          </w:drawing>
+        </w:r>
+        <w:r>
+          <w:rPr>
+            <w:rFonts w:ascii="Courier New" w:hAnsi="Courier New" w:cs="Courier New"/>
+            <w:b/>
+            <w:noProof/>
+            <w:sz w:val="32"/>
+            <w:lang w:eastAsia="en-PH"/>
+          </w:rPr>
+          <mc:AlternateContent>
+            <mc:Choice Requires="wps">
+              <w:drawing>
+                <wp:anchor distT="0" distB="0" distL="114300" distR="114300" simplePos="0" relativeHeight="251662336" behindDoc="0" locked="0" layoutInCell="1" allowOverlap="1" wp14:anchorId="41D96DE8" wp14:editId="4D5A26B6">
+                  <wp:simplePos x="0" y="0"/>
+                  <wp:positionH relativeFrom="column">
+                    <wp:posOffset>-1371600</wp:posOffset>
+                  </wp:positionH>
+                  <wp:positionV relativeFrom="paragraph">
+                    <wp:posOffset>-287020</wp:posOffset>
+                  </wp:positionV>
+                  <wp:extent cx="7772400" cy="0"/>
+                  <wp:effectExtent l="0" t="19050" r="0" b="19050"/>
+                  <wp:wrapNone/>
+                  <wp:docPr id="26" name="Straight Connector 26"/>
+                  <wp:cNvGraphicFramePr/>
+                  <a:graphic xmlns:a="http://schemas.openxmlformats.org/drawingml/2006/main">
+                    <a:graphicData uri="http://schemas.microsoft.com/office/word/2010/wordprocessingShape">
+                      <wps:wsp>
+                        <wps:cNvCnPr/>
+                        <wps:spPr>
+                          <a:xfrm>
+                            <a:off x="0" y="0"/>
+                            <a:ext cx="7772400" cy="0"/>
+                          </a:xfrm>
+                          <a:prstGeom prst="line">
+                            <a:avLst/>
+                          </a:prstGeom>
+                          <a:ln w="38100"/>
+                        </wps:spPr>
+                        <wps:style>
+                          <a:lnRef idx="1">
+                            <a:schemeClr val="dk1"/>
+                          </a:lnRef>
+                          <a:fillRef idx="0">
+                            <a:schemeClr val="dk1"/>
+                          </a:fillRef>
+                          <a:effectRef idx="0">
+                            <a:schemeClr val="dk1"/>
+                          </a:effectRef>
+                          <a:fontRef idx="minor">
+                            <a:schemeClr val="tx1"/>
+                          </a:fontRef>
+                        </wps:style>
+                        <wps:bodyPr/>
+                      </wps:wsp>
+                    </a:graphicData>
+                  </a:graphic>
+                </wp:anchor>
+              </w:drawing>
+            </mc:Choice>
+            <mc:Fallback xmlns:wpsCustomData="http://www.wps.cn/officeDocument/2013/wpsCustomData">
+              <w:pict>
+                <v:line id="_x0000_s1026" o:spid="_x0000_s1026" o:spt="20" style="position:absolute;left:0pt;margin-left:-108pt;margin-top:-22.6pt;height:0pt;width:612pt;z-index:251662336;mso-width-relative:page;mso-height-relative:page;" filled="f" stroked="t" coordsize="21600,21600" o:gfxdata="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">
+                  <v:fill on="f" focussize="0,0"/>
+                  <v:stroke weight="3pt" color="#000000 [3200]" miterlimit="8" joinstyle="miter"/>
+                  <v:imagedata o:title=""/>
+                  <o:lock v:ext="edit" aspectratio="f"/>
+                </v:line>
+              </w:pict>
+            </mc:Fallback>
+          </mc:AlternateContent>
+        </w:r>
+        <w:r>
+          <w:rPr>
+            <w:rFonts w:ascii="Courier New" w:hAnsi="Courier New" w:cs="Courier New"/>
+            <w:b/>
+            <w:noProof/>
+            <w:sz w:val="36"/>
+            <w:lang w:eastAsia="en-PH"/>
+          </w:rPr>
+          <mc:AlternateContent>
+            <mc:Choice Requires="wps">
+              <w:drawing>
+                <wp:anchor distT="0" distB="0" distL="114300" distR="114300" simplePos="0" relativeHeight="251660288" behindDoc="0" locked="0" layoutInCell="1" allowOverlap="1" wp14:anchorId="168BEE42" wp14:editId="11402129">
+                  <wp:simplePos x="0" y="0"/>
+                  <wp:positionH relativeFrom="column">
+                    <wp:posOffset>-228600</wp:posOffset>
+                  </wp:positionH>
+                  <wp:positionV relativeFrom="paragraph">
+                    <wp:posOffset>-572770</wp:posOffset>
+                  </wp:positionV>
+                  <wp:extent cx="0" cy="10191750"/>
+                  <wp:effectExtent l="19050" t="0" r="19050" b="0"/>
+                  <wp:wrapNone/>
+                  <wp:docPr id="27" name="Straight Connector 27"/>
+                  <wp:cNvGraphicFramePr/>
+                  <a:graphic xmlns:a="http://schemas.openxmlformats.org/drawingml/2006/main">
+                    <a:graphicData uri="http://schemas.microsoft.com/office/word/2010/wordprocessingShape">
+                      <wps:wsp>
+                        <wps:cNvCnPr/>
+                        <wps:spPr>
+                          <a:xfrm>
+                            <a:off x="0" y="0"/>
+                            <a:ext cx="0" cy="10191896"/>
+                          </a:xfrm>
+                          <a:prstGeom prst="line">
+                            <a:avLst/>
+                          </a:prstGeom>
+                          <a:ln w="38100"/>
+                        </wps:spPr>
+                        <wps:style>
+                          <a:lnRef idx="1">
+                            <a:schemeClr val="dk1"/>
+                          </a:lnRef>
+                          <a:fillRef idx="0">
+                            <a:schemeClr val="dk1"/>
+                          </a:fillRef>
+                          <a:effectRef idx="0">
+                            <a:schemeClr val="dk1"/>
+                          </a:effectRef>
+                          <a:fontRef idx="minor">
+                            <a:schemeClr val="tx1"/>
+                          </a:fontRef>
+                        </wps:style>
+                        <wps:bodyPr/>
+                      </wps:wsp>
+                    </a:graphicData>
+                  </a:graphic>
+                </wp:anchor>
+              </w:drawing>
+            </mc:Choice>
+            <mc:Fallback xmlns:wpsCustomData="http://www.wps.cn/officeDocument/2013/wpsCustomData">
+              <w:pict>
+                <v:line id="_x0000_s1026" o:spid="_x0000_s1026" o:spt="20" style="position:absolute;left:0pt;margin-left:-18pt;margin-top:-45.1pt;height:802.5pt;width:0pt;z-index:251660288;mso-width-relative:page;mso-height-relative:page;" filled="f" stroked="t" coordsize="21600,21600" o:gfxdata="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">
+                  <v:fill on="f" focussize="0,0"/>
+                  <v:stroke weight="3pt" color="#000000 [3200]" miterlimit="8" joinstyle="miter"/>
+                  <v:imagedata o:title=""/>
+                  <o:lock v:ext="edit" aspectratio="f"/>
+                </v:line>
+              </w:pict>
+            </mc:Fallback>
+          </mc:AlternateContent>
+        </w:r>
+        <w:r>
+          <w:rPr>
+            <w:rFonts w:ascii="Courier New" w:hAnsi="Courier New" w:cs="Courier New"/>
+            <w:b/>
+            <w:noProof/>
+            <w:sz w:val="36"/>
+            <w:lang w:eastAsia="en-PH"/>
+          </w:rPr>
+          <mc:AlternateContent>
+            <mc:Choice Requires="wps">
+              <w:drawing>
+                <wp:anchor distT="0" distB="0" distL="114300" distR="114300" simplePos="0" relativeHeight="251661312" behindDoc="0" locked="0" layoutInCell="1" allowOverlap="1" wp14:anchorId="6444EACC" wp14:editId="42F08A32">
+                  <wp:simplePos x="0" y="0"/>
+                  <wp:positionH relativeFrom="column">
+                    <wp:posOffset>5715000</wp:posOffset>
+                  </wp:positionH>
+                  <wp:positionV relativeFrom="paragraph">
+                    <wp:posOffset>-419735</wp:posOffset>
+                  </wp:positionV>
+                  <wp:extent cx="0" cy="10033635"/>
+                  <wp:effectExtent l="19050" t="0" r="19050" b="5715"/>
+                  <wp:wrapNone/>
+                  <wp:docPr id="28" name="Straight Connector 28"/>
+                  <wp:cNvGraphicFramePr/>
+                  <a:graphic xmlns:a="http://schemas.openxmlformats.org/drawingml/2006/main">
+                    <a:graphicData uri="http://schemas.microsoft.com/office/word/2010/wordprocessingShape">
+                      <wps:wsp>
+                        <wps:cNvCnPr/>
+                        <wps:spPr>
+                          <a:xfrm>
+                            <a:off x="0" y="0"/>
+                            <a:ext cx="0" cy="10033762"/>
+                          </a:xfrm>
+                          <a:prstGeom prst="line">
+                            <a:avLst/>
+                          </a:prstGeom>
+                          <a:ln w="38100"/>
+                        </wps:spPr>
+                        <wps:style>
+                          <a:lnRef idx="1">
+                            <a:schemeClr val="dk1"/>
+                          </a:lnRef>
+                          <a:fillRef idx="0">
+                            <a:schemeClr val="dk1"/>
+                          </a:fillRef>
+                          <a:effectRef idx="0">
+                            <a:schemeClr val="dk1"/>
+                          </a:effectRef>
+                          <a:fontRef idx="minor">
+                            <a:schemeClr val="tx1"/>
+                          </a:fontRef>
+                        </wps:style>
+                        <wps:bodyPr/>
+                      </wps:wsp>
+                    </a:graphicData>
+                  </a:graphic>
+                </wp:anchor>
+              </w:drawing>
+            </mc:Choice>
+            <mc:Fallback xmlns:wpsCustomData="http://www.wps.cn/officeDocument/2013/wpsCustomData">
+              <w:pict>
+                <v:line id="_x0000_s1026" o:spid="_x0000_s1026" o:spt="20" style="position:absolute;left:0pt;margin-left:450pt;margin-top:-33.05pt;height:790.05pt;width:0pt;z-index:251661312;mso-width-relative:page;mso-height-relative:page;" filled="f" stroked="t" coordsize="21600,21600" o:gfxdata="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">
+                  <v:fill on="f" focussize="0,0"/>
+                  <v:stroke weight="3pt" color="#000000 [3200]" miterlimit="8" joinstyle="miter"/>
+                  <v:imagedata o:title=""/>
+                  <o:lock v:ext="edit" aspectratio="f"/>
+                </v:line>
+              </w:pict>
+            </mc:Fallback>
+          </mc:AlternateContent>
+        </w:r>
+        <w:r>
+          <w:rPr>
+            <w:rFonts w:ascii="Courier New" w:hAnsi="Courier New" w:cs="Courier New"/>
+            <w:b/>
+            <w:sz w:val="36"/>
+          </w:rPr>
+          <w:t>Kalinga State University</w:t>
+        </w:r>
+      </w:p>
+      <w:p>
+        <w:pPr>
+          <w:pStyle w:val="Header"/>
+          <w:tabs>
+            <w:tab w:val="left" w:pos="2256"/>
+            <w:tab w:val="center" w:pos="4320"/>
+            <w:tab w:val="left" w:pos="6845"/>
+          </w:tabs>
+          <w:rPr>
+            <w:rFonts w:ascii="Courier New" w:hAnsi="Courier New" w:cs="Courier New"/>
+            <w:sz w:val="24"/>
+          </w:rPr>
+        </w:pPr>
+        <w:r>
+          <w:rPr>
+            <w:rFonts w:ascii="Courier New" w:hAnsi="Courier New" w:cs="Courier New"/>
+            <w:sz w:val="24"/>
+          </w:rPr>
+          <w:tab/>
+        </w:r>
+        <w:r>
+          <w:rPr>
+            <w:rFonts w:ascii="Courier New" w:hAnsi="Courier New" w:cs="Courier New"/>
+            <w:sz w:val="24"/>
+          </w:rPr>
+          <w:tab/>
+          <w:t>Bulanao, Tabuk City, Kalinga</w:t>
+        </w:r>
+      </w:p>
+      <w:p>
+        <w:pPr>
+          <w:pStyle w:val="Header"/>
+          <w:tabs>
+            <w:tab w:val="left" w:pos="2256"/>
+            <w:tab w:val="left" w:pos="2696"/>
+            <w:tab w:val="center" w:pos="4320"/>
+            <w:tab w:val="left" w:pos="8370"/>
+          </w:tabs>
+          <w:wordWrap w:val="0"/>
+          <w:jc w:val="center"/>
+          <w:rPr>
+            <w:rFonts w:ascii="Courier New" w:hAnsi="Courier New" w:cs="Courier New"/>
+            <w:sz w:val="20"/>
+            <w:szCs w:val="20"/>
+            <w:lang w:val="en-US"/>
+          </w:rPr>
+        </w:pPr>
+        <w:r>
+          <w:rPr>
+            <w:rFonts w:ascii="Courier New" w:hAnsi="Courier New" w:cs="Courier New"/>
+            <w:noProof/>
+            <w:lang w:eastAsia="en-PH"/>
+          </w:rPr>
+          <mc:AlternateContent>
+            <mc:Choice Requires="wps">
+              <w:drawing>
+                <wp:anchor distT="0" distB="0" distL="114300" distR="114300" simplePos="0" relativeHeight="251663360" behindDoc="0" locked="0" layoutInCell="1" allowOverlap="1" wp14:anchorId="20F28432" wp14:editId="12C63873">
+                  <wp:simplePos x="0" y="0"/>
+                  <wp:positionH relativeFrom="page">
+                    <wp:align>right</wp:align>
+                  </wp:positionH>
+                  <wp:positionV relativeFrom="paragraph">
+                    <wp:posOffset>204470</wp:posOffset>
+                  </wp:positionV>
+                  <wp:extent cx="7772400" cy="0"/>
+                  <wp:effectExtent l="0" t="19050" r="19050" b="19050"/>
+                  <wp:wrapNone/>
+                  <wp:docPr id="29" name="Straight Connector 29"/>
+                  <wp:cNvGraphicFramePr/>
+                  <a:graphic xmlns:a="http://schemas.openxmlformats.org/drawingml/2006/main">
+                    <a:graphicData uri="http://schemas.microsoft.com/office/word/2010/wordprocessingShape">
+                      <wps:wsp>
+                        <wps:cNvCnPr/>
+                        <wps:spPr>
+                          <a:xfrm>
+                            <a:off x="0" y="0"/>
+                            <a:ext cx="7772400" cy="0"/>
+                          </a:xfrm>
+                          <a:prstGeom prst="line">
+                            <a:avLst/>
+                          </a:prstGeom>
+                          <a:ln w="38100"/>
+                        </wps:spPr>
+                        <wps:style>
+                          <a:lnRef idx="1">
+                            <a:schemeClr val="dk1"/>
+                          </a:lnRef>
+                          <a:fillRef idx="0">
+                            <a:schemeClr val="dk1"/>
+                          </a:fillRef>
+                          <a:effectRef idx="0">
+                            <a:schemeClr val="dk1"/>
+                          </a:effectRef>
+                          <a:fontRef idx="minor">
+                            <a:schemeClr val="tx1"/>
+                          </a:fontRef>
+                        </wps:style>
+                        <wps:bodyPr/>
+                      </wps:wsp>
+                    </a:graphicData>
+                  </a:graphic>
+                </wp:anchor>
+              </w:drawing>
+            </mc:Choice>
+            <mc:Fallback xmlns:wpsCustomData="http://www.wps.cn/officeDocument/2013/wpsCustomData">
+              <w:pict>
+                <v:line id="_x0000_s1026" o:spid="_x0000_s1026" o:spt="20" style="position:absolute;left:0pt;margin-top:16.1pt;height:0pt;width:612pt;mso-position-horizontal:right;mso-position-horizontal-relative:page;z-index:251663360;mso-width-relative:page;mso-height-relative:page;" filled="f" stroked="t" coordsize="21600,21600" o:gfxdata="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">
+                  <v:fill on="f" focussize="0,0"/>
+                  <v:stroke weight="3pt" color="#000000 [3200]" miterlimit="8" joinstyle="miter"/>
+                  <v:imagedata o:title=""/>
+                  <o:lock v:ext="edit" aspectratio="f"/>
+                </v:line>
+              </w:pict>
+            </mc:Fallback>
+          </mc:AlternateContent>
+        </w:r>
+        <w:r>
+          <w:rPr>
+            <w:rFonts w:ascii="Courier New" w:hAnsi="Courier New" w:cs="Courier New"/>
+            <w:sz w:val="24"/>
+            <w:szCs w:val="24"/>
+            <w:lang w:val="en-US"/>
+          </w:rPr>
+          <w:t>College of Engineering and Information Technol</w:t>
+        </w:r>
+        <w:r>
+          <w:rPr>
+            <w:rFonts w:ascii="Courier New" w:hAnsi="Courier New" w:cs="Courier New"/>
+            <w:sz w:val="24"/>
+            <w:szCs w:val="24"/>
+            <w:lang w:val="en-US"/>
+          </w:rPr>
+          <w:t>og</w:t>
+        </w:r>
+      </w:p>
+      <w:p>
+        <w:pPr>
+          <w:pStyle w:val="Header"/>
+          <w:jc w:val="right"/>
+          <w:rPr>
+            <w:rFonts w:ascii="Courier New" w:hAnsi="Courier New" w:cs="Courier New"/>
+          </w:rPr>
+        </w:pPr>
+      </w:p>
+    </w:sdtContent>
+  </w:sdt>
+  <w:p>
+    <w:pPr>
+      <w:pStyle w:val="Header"/>
+      <w:rPr>
+        <w:rFonts w:ascii="Courier New" w:hAnsi="Courier New" w:cs="Courier New"/>
+      </w:rPr>
+    </w:pPr>
+  </w:p>
+</w:hdr>
+</file>
+
+<file path=word/header10.xml><?xml version="1.0" encoding="utf-8"?>
+<w:hdr xmlns:wpc="http://schemas.microsoft.com/office/word/2010/wordprocessingCanvas" xmlns:cx="http://schemas.microsoft.com/office/drawing/2014/chartex" xmlns:cx1="http://schemas.microsoft.com/office/drawing/2015/9/8/chartex" xmlns:cx2="http://schemas.microsoft.com/office/drawing/2015/10/21/chartex" xmlns:cx3="http://schemas.microsoft.com/office/drawing/2016/5/9/chartex" xmlns:cx4="http://schemas.microsoft.com/office/drawing/2016/5/10/chartex" xmlns:cx5="http://schemas.microsoft.com/office/drawing/2016/5/11/chartex" xmlns:cx6="http://schemas.microsoft.com/office/drawing/2016/5/12/chartex" xmlns:cx7="http://schemas.microsoft.com/office/drawing/2016/5/13/chartex" xmlns:cx8="http://schemas.microsoft.com/office/drawing/2016/5/14/chartex" xmlns:mc="http://schemas.openxmlformats.org/markup-compatibility/2006" xmlns:aink="http://schemas.microsoft.com/office/drawing/2016/ink" xmlns:am3d="http://schemas.microsoft.com/office/drawing/2017/model3d" xmlns:o="urn:schemas-microsoft-com:office:office" xmlns:oel="http://schemas.microsoft.com/office/2019/extlst" xmlns:r="http://schemas.openxmlformats.org/officeDocument/2006/relationships" xmlns:m="http://schemas.openxmlformats.org/officeDocument/2006/math" xmlns:v="urn:schemas-microsoft-com:vml" xmlns:wp14="http://schemas.microsoft.com/office/word/2010/wordprocessingDrawing" xmlns:wp="http://schemas.openxmlformats.org/drawingml/2006/wordprocessingDrawing" xmlns:w10="urn:schemas-microsoft-com:office:word" xmlns:w="http://schemas.openxmlformats.org/wordprocessingml/2006/main" xmlns:w14="http://schemas.microsoft.com/office/word/2010/wordml" xmlns:w15="http://schemas.microsoft.com/office/word/2012/wordml" xmlns:w16cex="http://schemas.microsoft.com/office/word/2018/wordml/cex" xmlns:w16cid="http://schemas.microsoft.com/office/word/2016/wordml/cid" xmlns:w16="http://schemas.microsoft.com/office/word/2018/wordml" xmlns:w16du="http://schemas.microsoft.com/office/word/2023/wordml/word16du" xmlns:w16sdtdh="http://schemas.microsoft.com/office/word/2020/wordml/sdtdatahash" xmlns:w16sdtfl="http://schemas.microsoft.com/office/word/2024/wordml/sdtformatlock" xmlns:w16se="http://schemas.microsoft.com/office/word/2015/wordml/symex" xmlns:wpg="http://schemas.microsoft.com/office/word/2010/wordprocessingGroup" xmlns:wpi="http://schemas.microsoft.com/office/word/2010/wordprocessingInk" xmlns:wne="http://schemas.microsoft.com/office/word/2006/wordml" xmlns:wps="http://schemas.microsoft.com/office/word/2010/wordprocessingShape" mc:Ignorable="w14 w15 w16se w16cid w16 w16cex w16sdtdh w16sdtfl w16du wp14">
+  <w:sdt>
+    <w:sdtPr>
+      <w:id w:val="1831483142"/>
+    </w:sdtPr>
+    <w:sdtEndPr>
+      <w:rPr>
+        <w:rFonts w:ascii="Courier New" w:hAnsi="Courier New" w:cs="Courier New"/>
+        <w:sz w:val="20"/>
+        <w:szCs w:val="20"/>
+      </w:rPr>
+    </w:sdtEndPr>
+    <w:sdtContent>
+      <w:p>
+        <w:pPr>
+          <w:pStyle w:val="Header"/>
+          <w:tabs>
+            <w:tab w:val="center" w:pos="4321"/>
+            <w:tab w:val="right" w:pos="8642"/>
+          </w:tabs>
+          <w:rPr>
+            <w:rFonts w:ascii="Courier New" w:hAnsi="Courier New" w:cs="Courier New"/>
+            <w:b/>
+            <w:sz w:val="32"/>
+          </w:rPr>
+        </w:pPr>
+        <w:r>
+          <w:tab/>
+        </w:r>
+        <w:r>
+          <w:rPr>
+            <w:rFonts w:ascii="Courier New" w:hAnsi="Courier New" w:cs="Courier New"/>
+            <w:b/>
+            <w:noProof/>
+            <w:sz w:val="36"/>
+            <w:lang w:eastAsia="en-PH"/>
+          </w:rPr>
+          <w:drawing>
+            <wp:anchor distT="0" distB="0" distL="114300" distR="114300" simplePos="0" relativeHeight="251720704" behindDoc="0" locked="0" layoutInCell="1" allowOverlap="1" wp14:anchorId="2D4E91FD" wp14:editId="3A435028">
+              <wp:simplePos x="0" y="0"/>
+              <wp:positionH relativeFrom="column">
+                <wp:posOffset>-246380</wp:posOffset>
+              </wp:positionH>
+              <wp:positionV relativeFrom="paragraph">
+                <wp:posOffset>-198120</wp:posOffset>
+              </wp:positionV>
+              <wp:extent cx="823595" cy="724535"/>
+              <wp:effectExtent l="0" t="0" r="14605" b="18415"/>
+              <wp:wrapNone/>
+              <wp:docPr id="2026318676" name="Picture 2026318676"/>
+              <wp:cNvGraphicFramePr>
+                <a:graphicFrameLocks xmlns:a="http://schemas.openxmlformats.org/drawingml/2006/main" noChangeAspect="1"/>
+              </wp:cNvGraphicFramePr>
+              <a:graphic xmlns:a="http://schemas.openxmlformats.org/drawingml/2006/main">
+                <a:graphicData uri="http://schemas.openxmlformats.org/drawingml/2006/picture">
+                  <pic:pic xmlns:pic="http://schemas.openxmlformats.org/drawingml/2006/picture">
+                    <pic:nvPicPr>
+                      <pic:cNvPr id="700363394" name="Picture 700363394"/>
+                      <pic:cNvPicPr>
+                        <a:picLocks noChangeAspect="1"/>
+                      </pic:cNvPicPr>
+                    </pic:nvPicPr>
+                    <pic:blipFill>
+                      <a:blip r:embed="rId1">
+                        <a:extLst>
+                          <a:ext uri="{28A0092B-C50C-407E-A947-70E740481C1C}">
+                            <a14:useLocalDpi xmlns:a14="http://schemas.microsoft.com/office/drawing/2010/main" val="0"/>
+                          </a:ext>
+                        </a:extLst>
+                      </a:blip>
+                      <a:stretch>
+                        <a:fillRect/>
+                      </a:stretch>
+                    </pic:blipFill>
+                    <pic:spPr>
+                      <a:xfrm>
+                        <a:off x="0" y="0"/>
+                        <a:ext cx="823578" cy="724710"/>
+                      </a:xfrm>
+                      <a:prstGeom prst="rect">
+                        <a:avLst/>
+                      </a:prstGeom>
+                    </pic:spPr>
+                  </pic:pic>
+                </a:graphicData>
+              </a:graphic>
+            </wp:anchor>
+          </w:drawing>
+        </w:r>
+        <w:r>
+          <w:rPr>
+            <w:rFonts w:ascii="Courier New" w:hAnsi="Courier New" w:cs="Courier New"/>
+            <w:b/>
+            <w:noProof/>
+            <w:sz w:val="32"/>
+            <w:lang w:eastAsia="en-PH"/>
+          </w:rPr>
+          <mc:AlternateContent>
+            <mc:Choice Requires="wps">
+              <w:drawing>
+                <wp:anchor distT="0" distB="0" distL="114300" distR="114300" simplePos="0" relativeHeight="251723776" behindDoc="0" locked="0" layoutInCell="1" allowOverlap="1" wp14:anchorId="4366DFAE" wp14:editId="5C9FE52F">
+                  <wp:simplePos x="0" y="0"/>
+                  <wp:positionH relativeFrom="column">
+                    <wp:posOffset>-1371600</wp:posOffset>
+                  </wp:positionH>
+                  <wp:positionV relativeFrom="paragraph">
+                    <wp:posOffset>-287020</wp:posOffset>
+                  </wp:positionV>
+                  <wp:extent cx="7772400" cy="0"/>
+                  <wp:effectExtent l="0" t="19050" r="0" b="19050"/>
+                  <wp:wrapNone/>
+                  <wp:docPr id="2030725421" name="Straight Connector 2030725421"/>
+                  <wp:cNvGraphicFramePr/>
+                  <a:graphic xmlns:a="http://schemas.openxmlformats.org/drawingml/2006/main">
+                    <a:graphicData uri="http://schemas.microsoft.com/office/word/2010/wordprocessingShape">
+                      <wps:wsp>
+                        <wps:cNvCnPr/>
+                        <wps:spPr>
+                          <a:xfrm>
+                            <a:off x="0" y="0"/>
+                            <a:ext cx="7772400" cy="0"/>
+                          </a:xfrm>
+                          <a:prstGeom prst="line">
+                            <a:avLst/>
+                          </a:prstGeom>
+                          <a:ln w="38100"/>
+                        </wps:spPr>
+                        <wps:style>
+                          <a:lnRef idx="1">
+                            <a:schemeClr val="dk1"/>
+                          </a:lnRef>
+                          <a:fillRef idx="0">
+                            <a:schemeClr val="dk1"/>
+                          </a:fillRef>
+                          <a:effectRef idx="0">
+                            <a:schemeClr val="dk1"/>
+                          </a:effectRef>
+                          <a:fontRef idx="minor">
+                            <a:schemeClr val="tx1"/>
+                          </a:fontRef>
+                        </wps:style>
+                        <wps:bodyPr/>
+                      </wps:wsp>
+                    </a:graphicData>
+                  </a:graphic>
+                </wp:anchor>
+              </w:drawing>
+            </mc:Choice>
+            <mc:Fallback>
+              <w:pict>
+                <v:line w14:anchorId="464CD259" id="Straight Connector 2030725421" o:spid="_x0000_s1026" style="position:absolute;z-index:251723776;visibility:visible;mso-wrap-style:square;mso-wrap-distance-left:9pt;mso-wrap-distance-top:0;mso-wrap-distance-right:9pt;mso-wrap-distance-bottom:0;mso-position-horizontal:absolute;mso-position-horizontal-relative:text;mso-position-vertical:absolute;mso-position-vertical-relative:text" from="-108pt,-22.6pt" to="7in,-22.6pt" o:gfxdata="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" strokecolor="black [3200]" strokeweight="3pt">
+                  <v:stroke joinstyle="miter"/>
+                </v:line>
+              </w:pict>
+            </mc:Fallback>
+          </mc:AlternateContent>
+        </w:r>
+        <w:r>
+          <w:rPr>
+            <w:rFonts w:ascii="Courier New" w:hAnsi="Courier New" w:cs="Courier New"/>
+            <w:b/>
+            <w:noProof/>
+            <w:sz w:val="36"/>
+            <w:lang w:eastAsia="en-PH"/>
+          </w:rPr>
+          <mc:AlternateContent>
+            <mc:Choice Requires="wps">
+              <w:drawing>
+                <wp:anchor distT="0" distB="0" distL="114300" distR="114300" simplePos="0" relativeHeight="251721728" behindDoc="0" locked="0" layoutInCell="1" allowOverlap="1" wp14:anchorId="7D282725" wp14:editId="0872A5F0">
+                  <wp:simplePos x="0" y="0"/>
+                  <wp:positionH relativeFrom="column">
+                    <wp:posOffset>-228600</wp:posOffset>
+                  </wp:positionH>
+                  <wp:positionV relativeFrom="paragraph">
+                    <wp:posOffset>-572770</wp:posOffset>
+                  </wp:positionV>
+                  <wp:extent cx="0" cy="10191750"/>
+                  <wp:effectExtent l="19050" t="0" r="19050" b="0"/>
+                  <wp:wrapNone/>
+                  <wp:docPr id="904603731" name="Straight Connector 904603731"/>
+                  <wp:cNvGraphicFramePr/>
+                  <a:graphic xmlns:a="http://schemas.openxmlformats.org/drawingml/2006/main">
+                    <a:graphicData uri="http://schemas.microsoft.com/office/word/2010/wordprocessingShape">
+                      <wps:wsp>
+                        <wps:cNvCnPr/>
+                        <wps:spPr>
+                          <a:xfrm>
+                            <a:off x="0" y="0"/>
+                            <a:ext cx="0" cy="10191896"/>
+                          </a:xfrm>
+                          <a:prstGeom prst="line">
+                            <a:avLst/>
+                          </a:prstGeom>
+                          <a:ln w="38100"/>
+                        </wps:spPr>
+                        <wps:style>
+                          <a:lnRef idx="1">
+                            <a:schemeClr val="dk1"/>
+                          </a:lnRef>
+                          <a:fillRef idx="0">
+                            <a:schemeClr val="dk1"/>
+                          </a:fillRef>
+                          <a:effectRef idx="0">
+                            <a:schemeClr val="dk1"/>
+                          </a:effectRef>
+                          <a:fontRef idx="minor">
+                            <a:schemeClr val="tx1"/>
+                          </a:fontRef>
+                        </wps:style>
+                        <wps:bodyPr/>
+                      </wps:wsp>
+                    </a:graphicData>
+                  </a:graphic>
+                </wp:anchor>
+              </w:drawing>
+            </mc:Choice>
+            <mc:Fallback>
+              <w:pict>
+                <v:line w14:anchorId="41B0706A" id="Straight Connector 904603731" o:spid="_x0000_s1026" style="position:absolute;z-index:251721728;visibility:visible;mso-wrap-style:square;mso-wrap-distance-left:9pt;mso-wrap-distance-top:0;mso-wrap-distance-right:9pt;mso-wrap-distance-bottom:0;mso-position-horizontal:absolute;mso-position-horizontal-relative:text;mso-position-vertical:absolute;mso-position-vertical-relative:text" from="-18pt,-45.1pt" to="-18pt,757.4pt" o:gfxdata="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" strokecolor="black [3200]" strokeweight="3pt">
+                  <v:stroke joinstyle="miter"/>
+                </v:line>
+              </w:pict>
+            </mc:Fallback>
+          </mc:AlternateContent>
+        </w:r>
+        <w:r>
+          <w:rPr>
+            <w:rFonts w:ascii="Courier New" w:hAnsi="Courier New" w:cs="Courier New"/>
+            <w:b/>
+            <w:noProof/>
+            <w:sz w:val="36"/>
+            <w:lang w:eastAsia="en-PH"/>
+          </w:rPr>
+          <mc:AlternateContent>
+            <mc:Choice Requires="wps">
+              <w:drawing>
+                <wp:anchor distT="0" distB="0" distL="114300" distR="114300" simplePos="0" relativeHeight="251722752" behindDoc="0" locked="0" layoutInCell="1" allowOverlap="1" wp14:anchorId="3154A674" wp14:editId="178287CF">
+                  <wp:simplePos x="0" y="0"/>
+                  <wp:positionH relativeFrom="column">
+                    <wp:posOffset>5715000</wp:posOffset>
+                  </wp:positionH>
+                  <wp:positionV relativeFrom="paragraph">
+                    <wp:posOffset>-419735</wp:posOffset>
+                  </wp:positionV>
+                  <wp:extent cx="0" cy="10033635"/>
+                  <wp:effectExtent l="19050" t="0" r="19050" b="5715"/>
+                  <wp:wrapNone/>
+                  <wp:docPr id="1590466236" name="Straight Connector 1590466236"/>
+                  <wp:cNvGraphicFramePr/>
+                  <a:graphic xmlns:a="http://schemas.openxmlformats.org/drawingml/2006/main">
+                    <a:graphicData uri="http://schemas.microsoft.com/office/word/2010/wordprocessingShape">
+                      <wps:wsp>
+                        <wps:cNvCnPr/>
+                        <wps:spPr>
+                          <a:xfrm>
+                            <a:off x="0" y="0"/>
+                            <a:ext cx="0" cy="10033762"/>
+                          </a:xfrm>
+                          <a:prstGeom prst="line">
+                            <a:avLst/>
+                          </a:prstGeom>
+                          <a:ln w="38100"/>
+                        </wps:spPr>
+                        <wps:style>
+                          <a:lnRef idx="1">
+                            <a:schemeClr val="dk1"/>
+                          </a:lnRef>
+                          <a:fillRef idx="0">
+                            <a:schemeClr val="dk1"/>
+                          </a:fillRef>
+                          <a:effectRef idx="0">
+                            <a:schemeClr val="dk1"/>
+                          </a:effectRef>
+                          <a:fontRef idx="minor">
+                            <a:schemeClr val="tx1"/>
+                          </a:fontRef>
+                        </wps:style>
+                        <wps:bodyPr/>
+                      </wps:wsp>
+                    </a:graphicData>
+                  </a:graphic>
+                </wp:anchor>
+              </w:drawing>
+            </mc:Choice>
+            <mc:Fallback>
+              <w:pict>
+                <v:line w14:anchorId="188C4CA3" id="Straight Connector 1590466236" o:spid="_x0000_s1026" style="position:absolute;z-index:251722752;visibility:visible;mso-wrap-style:square;mso-wrap-distance-left:9pt;mso-wrap-distance-top:0;mso-wrap-distance-right:9pt;mso-wrap-distance-bottom:0;mso-position-horizontal:absolute;mso-position-horizontal-relative:text;mso-position-vertical:absolute;mso-position-vertical-relative:text" from="450pt,-33.05pt" to="450pt,757pt" o:gfxdata="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" strokecolor="black [3200]" strokeweight="3pt">
+                  <v:stroke joinstyle="miter"/>
+                </v:line>
+              </w:pict>
+            </mc:Fallback>
+          </mc:AlternateContent>
+        </w:r>
+        <w:r>
+          <w:rPr>
+            <w:rFonts w:ascii="Courier New" w:hAnsi="Courier New" w:cs="Courier New"/>
+            <w:b/>
+            <w:sz w:val="36"/>
+          </w:rPr>
+          <w:t>Kalinga State University</w:t>
+        </w:r>
+        <w:r>
+          <w:rPr>
+            <w:rFonts w:ascii="Courier New" w:hAnsi="Courier New" w:cs="Courier New"/>
+            <w:b/>
+            <w:sz w:val="36"/>
+          </w:rPr>
+          <w:tab/>
+        </w:r>
+      </w:p>
+      <w:p>
+        <w:pPr>
+          <w:pStyle w:val="Header"/>
+          <w:tabs>
+            <w:tab w:val="clear" w:pos="9360"/>
+            <w:tab w:val="left" w:pos="2256"/>
+            <w:tab w:val="center" w:pos="4320"/>
+            <w:tab w:val="right" w:pos="8642"/>
+          </w:tabs>
+          <w:rPr>
+            <w:rFonts w:ascii="Courier New" w:hAnsi="Courier New" w:cs="Courier New"/>
+            <w:sz w:val="24"/>
+          </w:rPr>
+        </w:pPr>
+        <w:r>
+          <w:rPr>
+            <w:rFonts w:ascii="Courier New" w:hAnsi="Courier New" w:cs="Courier New"/>
+            <w:sz w:val="24"/>
+          </w:rPr>
+          <w:tab/>
+        </w:r>
+        <w:r>
+          <w:rPr>
+            <w:rFonts w:ascii="Courier New" w:hAnsi="Courier New" w:cs="Courier New"/>
+            <w:sz w:val="24"/>
+          </w:rPr>
+          <w:tab/>
+          <w:t>Bulanao, Tabuk City, Kalinga</w:t>
+        </w:r>
+      </w:p>
+      <w:p>
+        <w:pPr>
+          <w:pStyle w:val="Header"/>
+          <w:tabs>
+            <w:tab w:val="clear" w:pos="9360"/>
+            <w:tab w:val="left" w:pos="2256"/>
+            <w:tab w:val="center" w:pos="4320"/>
+            <w:tab w:val="right" w:pos="8642"/>
+          </w:tabs>
+          <w:rPr>
+            <w:rFonts w:ascii="Courier New" w:hAnsi="Courier New" w:cs="Courier New"/>
+            <w:sz w:val="24"/>
+          </w:rPr>
+        </w:pPr>
+        <w:r>
+          <w:rPr>
+            <w:rFonts w:ascii="Courier New" w:hAnsi="Courier New" w:cs="Courier New"/>
+            <w:sz w:val="24"/>
+          </w:rPr>
+          <w:tab/>
+        </w:r>
+      </w:p>
+      <w:p>
+        <w:pPr>
+          <w:pStyle w:val="Header"/>
+          <w:jc w:val="right"/>
+          <w:rPr>
+            <w:rFonts w:ascii="Courier New" w:hAnsi="Courier New" w:cs="Courier New"/>
+            <w:sz w:val="20"/>
+            <w:szCs w:val="20"/>
+          </w:rPr>
+        </w:pPr>
+      </w:p>
+    </w:sdtContent>
+  </w:sdt>
+  <w:p>
+    <w:pPr>
+      <w:pStyle w:val="Header"/>
+      <w:rPr>
+        <w:rFonts w:ascii="Courier New" w:hAnsi="Courier New" w:cs="Courier New"/>
+      </w:rPr>
+    </w:pPr>
+  </w:p>
+</w:hdr>
+</file>
+
+<file path=word/header2.xml><?xml version="1.0" encoding="utf-8"?>
+<w:hdr xmlns:wpc="http://schemas.microsoft.com/office/word/2010/wordprocessingCanvas" xmlns:cx="http://schemas.microsoft.com/office/drawing/2014/chartex" xmlns:cx1="http://schemas.microsoft.com/office/drawing/2015/9/8/chartex" xmlns:cx2="http://schemas.microsoft.com/office/drawing/2015/10/21/chartex" xmlns:cx3="http://schemas.microsoft.com/office/drawing/2016/5/9/chartex" xmlns:cx4="http://schemas.microsoft.com/office/drawing/2016/5/10/chartex" xmlns:cx5="http://schemas.microsoft.com/office/drawing/2016/5/11/chartex" xmlns:cx6="http://schemas.microsoft.com/office/drawing/2016/5/12/chartex" xmlns:cx7="http://schemas.microsoft.com/office/drawing/2016/5/13/chartex" xmlns:cx8="http://schemas.microsoft.com/office/drawing/2016/5/14/chartex" xmlns:mc="http://schemas.openxmlformats.org/markup-compatibility/2006" xmlns:aink="http://schemas.microsoft.com/office/drawing/2016/ink" xmlns:am3d="http://schemas.microsoft.com/office/drawing/2017/model3d" xmlns:o="urn:schemas-microsoft-com:office:office" xmlns:oel="http://schemas.microsoft.com/office/2019/extlst" xmlns:r="http://schemas.openxmlformats.org/officeDocument/2006/relationships" xmlns:m="http://schemas.openxmlformats.org/officeDocument/2006/math" xmlns:v="urn:schemas-microsoft-com:vml" xmlns:wp14="http://schemas.microsoft.com/office/word/2010/wordprocessingDrawing" xmlns:wp="http://schemas.openxmlformats.org/drawingml/2006/wordprocessingDrawing" xmlns:w10="urn:schemas-microsoft-com:office:word" xmlns:w="http://schemas.openxmlformats.org/wordprocessingml/2006/main" xmlns:w14="http://schemas.microsoft.com/office/word/2010/wordml" xmlns:w15="http://schemas.microsoft.com/office/word/2012/wordml" xmlns:w16cex="http://schemas.microsoft.com/office/word/2018/wordml/cex" xmlns:w16cid="http://schemas.microsoft.com/office/word/2016/wordml/cid" xmlns:w16="http://schemas.microsoft.com/office/word/2018/wordml" xmlns:w16du="http://schemas.microsoft.com/office/word/2023/wordml/word16du" xmlns:w16sdtdh="http://schemas.microsoft.com/office/word/2020/wordml/sdtdatahash" xmlns:w16sdtfl="http://schemas.microsoft.com/office/word/2024/wordml/sdtformatlock" xmlns:w16se="http://schemas.microsoft.com/office/word/2015/wordml/symex" xmlns:wpg="http://schemas.microsoft.com/office/word/2010/wordprocessingGroup" xmlns:wpi="http://schemas.microsoft.com/office/word/2010/wordprocessingInk" xmlns:wne="http://schemas.microsoft.com/office/word/2006/wordml" xmlns:wps="http://schemas.microsoft.com/office/word/2010/wordprocessingShape" mc:Ignorable="w14 w15 w16se w16cid w16 w16cex w16sdtdh w16sdtfl w16du wp14">
+  <w:sdt>
+    <w:sdtPr>
+      <w:id w:val="-1703087207"/>
+    </w:sdtPr>
+    <w:sdtEndPr>
+      <w:rPr>
+        <w:rFonts w:ascii="Courier New" w:hAnsi="Courier New" w:cs="Courier New"/>
+      </w:rPr>
+    </w:sdtEndPr>
+    <w:sdtContent>
+      <w:p>
+        <w:pPr>
+          <w:pStyle w:val="Header"/>
+          <w:rPr>
+            <w:rFonts w:ascii="Courier New" w:hAnsi="Courier New" w:cs="Courier New"/>
+            <w:sz w:val="20"/>
+            <w:szCs w:val="20"/>
+          </w:rPr>
+        </w:pPr>
+      </w:p>
+      <w:p>
+        <w:pPr>
+          <w:pStyle w:val="Header"/>
+          <w:jc w:val="right"/>
+          <w:rPr>
+            <w:rFonts w:ascii="Courier New" w:hAnsi="Courier New" w:cs="Courier New"/>
+          </w:rPr>
+        </w:pPr>
+      </w:p>
+    </w:sdtContent>
+  </w:sdt>
+  <w:p>
+    <w:pPr>
+      <w:pStyle w:val="Header"/>
+    </w:pPr>
+  </w:p>
+</w:hdr>
+</file>
+
+<file path=word/header3.xml><?xml version="1.0" encoding="utf-8"?>
+<w:hdr xmlns:wpc="http://schemas.microsoft.com/office/word/2010/wordprocessingCanvas" xmlns:cx="http://schemas.microsoft.com/office/drawing/2014/chartex" xmlns:cx1="http://schemas.microsoft.com/office/drawing/2015/9/8/chartex" xmlns:cx2="http://schemas.microsoft.com/office/drawing/2015/10/21/chartex" xmlns:cx3="http://schemas.microsoft.com/office/drawing/2016/5/9/chartex" xmlns:cx4="http://schemas.microsoft.com/office/drawing/2016/5/10/chartex" xmlns:cx5="http://schemas.microsoft.com/office/drawing/2016/5/11/chartex" xmlns:cx6="http://schemas.microsoft.com/office/drawing/2016/5/12/chartex" xmlns:cx7="http://schemas.microsoft.com/office/drawing/2016/5/13/chartex" xmlns:cx8="http://schemas.microsoft.com/office/drawing/2016/5/14/chartex" xmlns:mc="http://schemas.openxmlformats.org/markup-compatibility/2006" xmlns:aink="http://schemas.microsoft.com/office/drawing/2016/ink" xmlns:am3d="http://schemas.microsoft.com/office/drawing/2017/model3d" xmlns:o="urn:schemas-microsoft-com:office:office" xmlns:oel="http://schemas.microsoft.com/office/2019/extlst" xmlns:r="http://schemas.openxmlformats.org/officeDocument/2006/relationships" xmlns:m="http://schemas.openxmlformats.org/officeDocument/2006/math" xmlns:v="urn:schemas-microsoft-com:vml" xmlns:wp14="http://schemas.microsoft.com/office/word/2010/wordprocessingDrawing" xmlns:wp="http://schemas.openxmlformats.org/drawingml/2006/wordprocessingDrawing" xmlns:w10="urn:schemas-microsoft-com:office:word" xmlns:w="http://schemas.openxmlformats.org/wordprocessingml/2006/main" xmlns:w14="http://schemas.microsoft.com/office/word/2010/wordml" xmlns:w15="http://schemas.microsoft.com/office/word/2012/wordml" xmlns:w16cex="http://schemas.microsoft.com/office/word/2018/wordml/cex" xmlns:w16cid="http://schemas.microsoft.com/office/word/2016/wordml/cid" xmlns:w16="http://schemas.microsoft.com/office/word/2018/wordml" xmlns:w16du="http://schemas.microsoft.com/office/word/2023/wordml/word16du" xmlns:w16sdtdh="http://schemas.microsoft.com/office/word/2020/wordml/sdtdatahash" xmlns:w16sdtfl="http://schemas.microsoft.com/office/word/2024/wordml/sdtformatlock" xmlns:w16se="http://schemas.microsoft.com/office/word/2015/wordml/symex" xmlns:wpg="http://schemas.microsoft.com/office/word/2010/wordprocessingGroup" xmlns:wpi="http://schemas.microsoft.com/office/word/2010/wordprocessingInk" xmlns:wne="http://schemas.microsoft.com/office/word/2006/wordml" xmlns:wps="http://schemas.microsoft.com/office/word/2010/wordprocessingShape" mc:Ignorable="w14 w15 w16se w16cid w16 w16cex w16sdtdh w16sdtfl w16du wp14">
+  <w:sdt>
+    <w:sdtPr>
+      <w:id w:val="-2043657299"/>
+    </w:sdtPr>
+    <w:sdtEndPr>
+      <w:rPr>
+        <w:rFonts w:ascii="Courier New" w:hAnsi="Courier New" w:cs="Courier New"/>
+        <w:sz w:val="20"/>
+        <w:szCs w:val="20"/>
+      </w:rPr>
+    </w:sdtEndPr>
+    <w:sdtContent>
+      <w:p>
+        <w:pPr>
+          <w:pStyle w:val="Header"/>
+          <w:tabs>
+            <w:tab w:val="center" w:pos="4321"/>
+            <w:tab w:val="right" w:pos="8642"/>
+          </w:tabs>
+          <w:rPr>
+            <w:rFonts w:ascii="Courier New" w:hAnsi="Courier New" w:cs="Courier New"/>
+            <w:b/>
+            <w:sz w:val="32"/>
+          </w:rPr>
+        </w:pPr>
+        <w:r>
+          <w:tab/>
+        </w:r>
+        <w:r>
+          <w:rPr>
+            <w:rFonts w:ascii="Courier New" w:hAnsi="Courier New" w:cs="Courier New"/>
+            <w:b/>
+            <w:noProof/>
+            <w:sz w:val="36"/>
+            <w:lang w:eastAsia="en-PH"/>
+          </w:rPr>
+          <w:drawing>
+            <wp:anchor distT="0" distB="0" distL="114300" distR="114300" simplePos="0" relativeHeight="251689984" behindDoc="0" locked="0" layoutInCell="1" allowOverlap="1" wp14:anchorId="00447CAF" wp14:editId="5E6FF2AE">
+              <wp:simplePos x="0" y="0"/>
+              <wp:positionH relativeFrom="column">
+                <wp:posOffset>-246380</wp:posOffset>
+              </wp:positionH>
+              <wp:positionV relativeFrom="paragraph">
+                <wp:posOffset>-198120</wp:posOffset>
+              </wp:positionV>
+              <wp:extent cx="823595" cy="724535"/>
+              <wp:effectExtent l="0" t="0" r="14605" b="18415"/>
+              <wp:wrapNone/>
+              <wp:docPr id="677353772" name="Picture 677353772"/>
+              <wp:cNvGraphicFramePr>
+                <a:graphicFrameLocks xmlns:a="http://schemas.openxmlformats.org/drawingml/2006/main" noChangeAspect="1"/>
+              </wp:cNvGraphicFramePr>
+              <a:graphic xmlns:a="http://schemas.openxmlformats.org/drawingml/2006/main">
+                <a:graphicData uri="http://schemas.openxmlformats.org/drawingml/2006/picture">
+                  <pic:pic xmlns:pic="http://schemas.openxmlformats.org/drawingml/2006/picture">
+                    <pic:nvPicPr>
+                      <pic:cNvPr id="700363394" name="Picture 700363394"/>
+                      <pic:cNvPicPr>
+                        <a:picLocks noChangeAspect="1"/>
+                      </pic:cNvPicPr>
+                    </pic:nvPicPr>
+                    <pic:blipFill>
+                      <a:blip r:embed="rId1">
+                        <a:extLst>
+                          <a:ext uri="{28A0092B-C50C-407E-A947-70E740481C1C}">
+                            <a14:useLocalDpi xmlns:a14="http://schemas.microsoft.com/office/drawing/2010/main" val="0"/>
+                          </a:ext>
+                        </a:extLst>
+                      </a:blip>
+                      <a:stretch>
+                        <a:fillRect/>
+                      </a:stretch>
+                    </pic:blipFill>
+                    <pic:spPr>
+                      <a:xfrm>
+                        <a:off x="0" y="0"/>
+                        <a:ext cx="823578" cy="724710"/>
+                      </a:xfrm>
+                      <a:prstGeom prst="rect">
+                        <a:avLst/>
+                      </a:prstGeom>
+                    </pic:spPr>
+                  </pic:pic>
+                </a:graphicData>
+              </a:graphic>
+            </wp:anchor>
+          </w:drawing>
+        </w:r>
+        <w:r>
+          <w:rPr>
+            <w:rFonts w:ascii="Courier New" w:hAnsi="Courier New" w:cs="Courier New"/>
+            <w:b/>
+            <w:noProof/>
+            <w:sz w:val="32"/>
+            <w:lang w:eastAsia="en-PH"/>
+          </w:rPr>
+          <mc:AlternateContent>
+            <mc:Choice Requires="wps">
+              <w:drawing>
+                <wp:anchor distT="0" distB="0" distL="114300" distR="114300" simplePos="0" relativeHeight="251693056" behindDoc="0" locked="0" layoutInCell="1" allowOverlap="1" wp14:anchorId="07BDE464" wp14:editId="1AEF96C3">
+                  <wp:simplePos x="0" y="0"/>
+                  <wp:positionH relativeFrom="column">
+                    <wp:posOffset>-1371600</wp:posOffset>
+                  </wp:positionH>
+                  <wp:positionV relativeFrom="paragraph">
+                    <wp:posOffset>-287020</wp:posOffset>
+                  </wp:positionV>
+                  <wp:extent cx="7772400" cy="0"/>
+                  <wp:effectExtent l="0" t="19050" r="0" b="19050"/>
+                  <wp:wrapNone/>
+                  <wp:docPr id="1610957626" name="Straight Connector 1610957626"/>
+                  <wp:cNvGraphicFramePr/>
+                  <a:graphic xmlns:a="http://schemas.openxmlformats.org/drawingml/2006/main">
+                    <a:graphicData uri="http://schemas.microsoft.com/office/word/2010/wordprocessingShape">
+                      <wps:wsp>
+                        <wps:cNvCnPr/>
+                        <wps:spPr>
+                          <a:xfrm>
+                            <a:off x="0" y="0"/>
+                            <a:ext cx="7772400" cy="0"/>
+                          </a:xfrm>
+                          <a:prstGeom prst="line">
+                            <a:avLst/>
+                          </a:prstGeom>
+                          <a:ln w="38100"/>
+                        </wps:spPr>
+                        <wps:style>
+                          <a:lnRef idx="1">
+                            <a:schemeClr val="dk1"/>
+                          </a:lnRef>
+                          <a:fillRef idx="0">
+                            <a:schemeClr val="dk1"/>
+                          </a:fillRef>
+                          <a:effectRef idx="0">
+                            <a:schemeClr val="dk1"/>
+                          </a:effectRef>
+                          <a:fontRef idx="minor">
+                            <a:schemeClr val="tx1"/>
+                          </a:fontRef>
+                        </wps:style>
+                        <wps:bodyPr/>
+                      </wps:wsp>
+                    </a:graphicData>
+                  </a:graphic>
+                </wp:anchor>
+              </w:drawing>
+            </mc:Choice>
+            <mc:Fallback>
+              <w:pict>
+                <v:line w14:anchorId="521049B0" id="Straight Connector 1610957626" o:spid="_x0000_s1026" style="position:absolute;z-index:251693056;visibility:visible;mso-wrap-style:square;mso-wrap-distance-left:9pt;mso-wrap-distance-top:0;mso-wrap-distance-right:9pt;mso-wrap-distance-bottom:0;mso-position-horizontal:absolute;mso-position-horizontal-relative:text;mso-position-vertical:absolute;mso-position-vertical-relative:text" from="-108pt,-22.6pt" to="7in,-22.6pt" o:gfxdata="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" strokecolor="black [3200]" strokeweight="3pt">
+                  <v:stroke joinstyle="miter"/>
+                </v:line>
+              </w:pict>
+            </mc:Fallback>
+          </mc:AlternateContent>
+        </w:r>
+        <w:r>
+          <w:rPr>
+            <w:rFonts w:ascii="Courier New" w:hAnsi="Courier New" w:cs="Courier New"/>
+            <w:b/>
+            <w:noProof/>
+            <w:sz w:val="36"/>
+            <w:lang w:eastAsia="en-PH"/>
+          </w:rPr>
+          <mc:AlternateContent>
+            <mc:Choice Requires="wps">
+              <w:drawing>
+                <wp:anchor distT="0" distB="0" distL="114300" distR="114300" simplePos="0" relativeHeight="251691008" behindDoc="0" locked="0" layoutInCell="1" allowOverlap="1" wp14:anchorId="747786C9" wp14:editId="287AC5F5">
+                  <wp:simplePos x="0" y="0"/>
+                  <wp:positionH relativeFrom="column">
+                    <wp:posOffset>-228600</wp:posOffset>
+                  </wp:positionH>
+                  <wp:positionV relativeFrom="paragraph">
+                    <wp:posOffset>-572770</wp:posOffset>
+                  </wp:positionV>
+                  <wp:extent cx="0" cy="10191750"/>
+                  <wp:effectExtent l="19050" t="0" r="19050" b="0"/>
+                  <wp:wrapNone/>
+                  <wp:docPr id="399371092" name="Straight Connector 399371092"/>
+                  <wp:cNvGraphicFramePr/>
+                  <a:graphic xmlns:a="http://schemas.openxmlformats.org/drawingml/2006/main">
+                    <a:graphicData uri="http://schemas.microsoft.com/office/word/2010/wordprocessingShape">
+                      <wps:wsp>
+                        <wps:cNvCnPr/>
+                        <wps:spPr>
+                          <a:xfrm>
+                            <a:off x="0" y="0"/>
+                            <a:ext cx="0" cy="10191896"/>
+                          </a:xfrm>
+                          <a:prstGeom prst="line">
+                            <a:avLst/>
+                          </a:prstGeom>
+                          <a:ln w="38100"/>
+                        </wps:spPr>
+                        <wps:style>
+                          <a:lnRef idx="1">
+                            <a:schemeClr val="dk1"/>
+                          </a:lnRef>
+                          <a:fillRef idx="0">
+                            <a:schemeClr val="dk1"/>
+                          </a:fillRef>
+                          <a:effectRef idx="0">
+                            <a:schemeClr val="dk1"/>
+                          </a:effectRef>
+                          <a:fontRef idx="minor">
+                            <a:schemeClr val="tx1"/>
+                          </a:fontRef>
+                        </wps:style>
+                        <wps:bodyPr/>
+                      </wps:wsp>
+                    </a:graphicData>
+                  </a:graphic>
+                </wp:anchor>
+              </w:drawing>
+            </mc:Choice>
+            <mc:Fallback>
+              <w:pict>
+                <v:line w14:anchorId="1021A719" id="Straight Connector 399371092" o:spid="_x0000_s1026" style="position:absolute;z-index:251691008;visibility:visible;mso-wrap-style:square;mso-wrap-distance-left:9pt;mso-wrap-distance-top:0;mso-wrap-distance-right:9pt;mso-wrap-distance-bottom:0;mso-position-horizontal:absolute;mso-position-horizontal-relative:text;mso-position-vertical:absolute;mso-position-vertical-relative:text" from="-18pt,-45.1pt" to="-18pt,757.4pt" o:gfxdata="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" strokecolor="black [3200]" strokeweight="3pt">
+                  <v:stroke joinstyle="miter"/>
+                </v:line>
+              </w:pict>
+            </mc:Fallback>
+          </mc:AlternateContent>
+        </w:r>
+        <w:r>
+          <w:rPr>
+            <w:rFonts w:ascii="Courier New" w:hAnsi="Courier New" w:cs="Courier New"/>
+            <w:b/>
+            <w:noProof/>
+            <w:sz w:val="36"/>
+            <w:lang w:eastAsia="en-PH"/>
+          </w:rPr>
+          <mc:AlternateContent>
+            <mc:Choice Requires="wps">
+              <w:drawing>
+                <wp:anchor distT="0" distB="0" distL="114300" distR="114300" simplePos="0" relativeHeight="251692032" behindDoc="0" locked="0" layoutInCell="1" allowOverlap="1" wp14:anchorId="09090214" wp14:editId="39A163FA">
+                  <wp:simplePos x="0" y="0"/>
+                  <wp:positionH relativeFrom="column">
+                    <wp:posOffset>5715000</wp:posOffset>
+                  </wp:positionH>
+                  <wp:positionV relativeFrom="paragraph">
+                    <wp:posOffset>-419735</wp:posOffset>
+                  </wp:positionV>
+                  <wp:extent cx="0" cy="10033635"/>
+                  <wp:effectExtent l="19050" t="0" r="19050" b="5715"/>
+                  <wp:wrapNone/>
+                  <wp:docPr id="1981961598" name="Straight Connector 1981961598"/>
+                  <wp:cNvGraphicFramePr/>
+                  <a:graphic xmlns:a="http://schemas.openxmlformats.org/drawingml/2006/main">
+                    <a:graphicData uri="http://schemas.microsoft.com/office/word/2010/wordprocessingShape">
+                      <wps:wsp>
+                        <wps:cNvCnPr/>
+                        <wps:spPr>
+                          <a:xfrm>
+                            <a:off x="0" y="0"/>
+                            <a:ext cx="0" cy="10033762"/>
+                          </a:xfrm>
+                          <a:prstGeom prst="line">
+                            <a:avLst/>
+                          </a:prstGeom>
+                          <a:ln w="38100"/>
+                        </wps:spPr>
+                        <wps:style>
+                          <a:lnRef idx="1">
+                            <a:schemeClr val="dk1"/>
+                          </a:lnRef>
+                          <a:fillRef idx="0">
+                            <a:schemeClr val="dk1"/>
+                          </a:fillRef>
+                          <a:effectRef idx="0">
+                            <a:schemeClr val="dk1"/>
+                          </a:effectRef>
+                          <a:fontRef idx="minor">
+                            <a:schemeClr val="tx1"/>
+                          </a:fontRef>
+                        </wps:style>
+                        <wps:bodyPr/>
+                      </wps:wsp>
+                    </a:graphicData>
+                  </a:graphic>
+                </wp:anchor>
+              </w:drawing>
+            </mc:Choice>
+            <mc:Fallback>
+              <w:pict>
+                <v:line w14:anchorId="700154F2" id="Straight Connector 1981961598" o:spid="_x0000_s1026" style="position:absolute;z-index:251692032;visibility:visible;mso-wrap-style:square;mso-wrap-distance-left:9pt;mso-wrap-distance-top:0;mso-wrap-distance-right:9pt;mso-wrap-distance-bottom:0;mso-position-horizontal:absolute;mso-position-horizontal-relative:text;mso-position-vertical:absolute;mso-position-vertical-relative:text" from="450pt,-33.05pt" to="450pt,757pt" o:gfxdata="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" strokecolor="black [3200]" strokeweight="3pt">
+                  <v:stroke joinstyle="miter"/>
+                </v:line>
+              </w:pict>
+            </mc:Fallback>
+          </mc:AlternateContent>
+        </w:r>
+        <w:r>
+          <w:rPr>
+            <w:rFonts w:ascii="Courier New" w:hAnsi="Courier New" w:cs="Courier New"/>
+            <w:b/>
+            <w:sz w:val="36"/>
+          </w:rPr>
+          <w:t>Kalinga State University</w:t>
+        </w:r>
+        <w:r>
+          <w:rPr>
+            <w:rFonts w:ascii="Courier New" w:hAnsi="Courier New" w:cs="Courier New"/>
+            <w:b/>
+            <w:sz w:val="36"/>
+          </w:rPr>
+          <w:tab/>
+        </w:r>
+      </w:p>
+      <w:p>
+        <w:pPr>
+          <w:pStyle w:val="Header"/>
+          <w:tabs>
+            <w:tab w:val="clear" w:pos="9360"/>
+            <w:tab w:val="left" w:pos="2256"/>
+            <w:tab w:val="center" w:pos="4320"/>
+            <w:tab w:val="right" w:pos="8642"/>
+          </w:tabs>
+          <w:rPr>
+            <w:rFonts w:ascii="Courier New" w:hAnsi="Courier New" w:cs="Courier New"/>
+            <w:sz w:val="24"/>
+          </w:rPr>
+        </w:pPr>
+        <w:r>
+          <w:rPr>
+            <w:rFonts w:ascii="Courier New" w:hAnsi="Courier New" w:cs="Courier New"/>
+            <w:sz w:val="24"/>
+          </w:rPr>
+          <w:tab/>
+        </w:r>
+        <w:r>
+          <w:rPr>
+            <w:rFonts w:ascii="Courier New" w:hAnsi="Courier New" w:cs="Courier New"/>
+            <w:sz w:val="24"/>
+          </w:rPr>
+          <w:tab/>
+          <w:t>Bulanao, Tabuk City, Kalinga</w:t>
+        </w:r>
+      </w:p>
+      <w:p>
+        <w:pPr>
+          <w:pStyle w:val="Header"/>
+          <w:tabs>
+            <w:tab w:val="clear" w:pos="9360"/>
+            <w:tab w:val="left" w:pos="2256"/>
+            <w:tab w:val="center" w:pos="4320"/>
+            <w:tab w:val="right" w:pos="8642"/>
+          </w:tabs>
+          <w:rPr>
+            <w:rFonts w:ascii="Courier New" w:hAnsi="Courier New" w:cs="Courier New"/>
+            <w:sz w:val="24"/>
+          </w:rPr>
+        </w:pPr>
+        <w:r>
+          <w:rPr>
+            <w:rFonts w:ascii="Courier New" w:hAnsi="Courier New" w:cs="Courier New"/>
+            <w:sz w:val="24"/>
+          </w:rPr>
+          <w:tab/>
+        </w:r>
+      </w:p>
+      <w:p>
+        <w:pPr>
+          <w:pStyle w:val="Header"/>
+          <w:jc w:val="right"/>
+          <w:rPr>
+            <w:rFonts w:ascii="Courier New" w:hAnsi="Courier New" w:cs="Courier New"/>
+            <w:sz w:val="20"/>
+            <w:szCs w:val="20"/>
+          </w:rPr>
+        </w:pPr>
+        <w:r>
+          <w:rPr>
+            <w:rFonts w:ascii="Courier New" w:hAnsi="Courier New" w:cs="Courier New"/>
+            <w:color w:val="7F7F7F" w:themeColor="background1" w:themeShade="7F"/>
+            <w:spacing w:val="60"/>
+            <w:sz w:val="20"/>
+            <w:szCs w:val="20"/>
+          </w:rPr>
+          <w:t>Introduction</w:t>
+        </w:r>
+        <w:r>
+          <w:rPr>
+            <w:rFonts w:ascii="Courier New" w:hAnsi="Courier New" w:cs="Courier New"/>
+            <w:sz w:val="20"/>
+            <w:szCs w:val="20"/>
+          </w:rPr>
+          <w:t xml:space="preserve"> | </w:t>
+        </w:r>
+        <w:r>
+          <w:rPr>
+            <w:rFonts w:ascii="Courier New" w:hAnsi="Courier New" w:cs="Courier New"/>
+            <w:sz w:val="20"/>
+            <w:szCs w:val="20"/>
+          </w:rPr>
+          <w:fldChar w:fldCharType="begin"/>
+        </w:r>
+        <w:r>
+          <w:rPr>
+            <w:rFonts w:ascii="Courier New" w:hAnsi="Courier New" w:cs="Courier New"/>
+            <w:sz w:val="20"/>
+            <w:szCs w:val="20"/>
+          </w:rPr>
+          <w:instrText xml:space="preserve"> PAGE   \* MERGEFORMAT </w:instrText>
+        </w:r>
+        <w:r>
+          <w:rPr>
+            <w:rFonts w:ascii="Courier New" w:hAnsi="Courier New" w:cs="Courier New"/>
+            <w:sz w:val="20"/>
+            <w:szCs w:val="20"/>
+          </w:rPr>
+          <w:fldChar w:fldCharType="separate"/>
+        </w:r>
+        <w:r>
+          <w:rPr>
+            <w:rFonts w:ascii="Courier New" w:hAnsi="Courier New" w:cs="Courier New"/>
+            <w:b/>
+            <w:bCs/>
+            <w:noProof/>
+            <w:sz w:val="20"/>
+            <w:szCs w:val="20"/>
+          </w:rPr>
+          <w:t>1</w:t>
+        </w:r>
+        <w:r>
+          <w:rPr>
+            <w:rFonts w:ascii="Courier New" w:hAnsi="Courier New" w:cs="Courier New"/>
+            <w:b/>
+            <w:bCs/>
+            <w:noProof/>
+            <w:sz w:val="20"/>
+            <w:szCs w:val="20"/>
+          </w:rPr>
+          <w:fldChar w:fldCharType="end"/>
+        </w:r>
+      </w:p>
+    </w:sdtContent>
+  </w:sdt>
+  <w:p>
+    <w:pPr>
+      <w:pStyle w:val="Header"/>
+      <w:rPr>
+        <w:rFonts w:ascii="Courier New" w:hAnsi="Courier New" w:cs="Courier New"/>
+      </w:rPr>
+    </w:pPr>
+  </w:p>
+</w:hdr>
+</file>
+
+<file path=word/header4.xml><?xml version="1.0" encoding="utf-8"?>
+<w:hdr xmlns:wpc="http://schemas.microsoft.com/office/word/2010/wordprocessingCanvas" xmlns:cx="http://schemas.microsoft.com/office/drawing/2014/chartex" xmlns:cx1="http://schemas.microsoft.com/office/drawing/2015/9/8/chartex" xmlns:cx2="http://schemas.microsoft.com/office/drawing/2015/10/21/chartex" xmlns:cx3="http://schemas.microsoft.com/office/drawing/2016/5/9/chartex" xmlns:cx4="http://schemas.microsoft.com/office/drawing/2016/5/10/chartex" xmlns:cx5="http://schemas.microsoft.com/office/drawing/2016/5/11/chartex" xmlns:cx6="http://schemas.microsoft.com/office/drawing/2016/5/12/chartex" xmlns:cx7="http://schemas.microsoft.com/office/drawing/2016/5/13/chartex" xmlns:cx8="http://schemas.microsoft.com/office/drawing/2016/5/14/chartex" xmlns:mc="http://schemas.openxmlformats.org/markup-compatibility/2006" xmlns:aink="http://schemas.microsoft.com/office/drawing/2016/ink" xmlns:am3d="http://schemas.microsoft.com/office/drawing/2017/model3d" xmlns:o="urn:schemas-microsoft-com:office:office" xmlns:oel="http://schemas.microsoft.com/office/2019/extlst" xmlns:r="http://schemas.openxmlformats.org/officeDocument/2006/relationships" xmlns:m="http://schemas.openxmlformats.org/officeDocument/2006/math" xmlns:v="urn:schemas-microsoft-com:vml" xmlns:wp14="http://schemas.microsoft.com/office/word/2010/wordprocessingDrawing" xmlns:wp="http://schemas.openxmlformats.org/drawingml/2006/wordprocessingDrawing" xmlns:w10="urn:schemas-microsoft-com:office:word" xmlns:w="http://schemas.openxmlformats.org/wordprocessingml/2006/main" xmlns:w14="http://schemas.microsoft.com/office/word/2010/wordml" xmlns:w15="http://schemas.microsoft.com/office/word/2012/wordml" xmlns:w16cex="http://schemas.microsoft.com/office/word/2018/wordml/cex" xmlns:w16cid="http://schemas.microsoft.com/office/word/2016/wordml/cid" xmlns:w16="http://schemas.microsoft.com/office/word/2018/wordml" xmlns:w16du="http://schemas.microsoft.com/office/word/2023/wordml/word16du" xmlns:w16sdtdh="http://schemas.microsoft.com/office/word/2020/wordml/sdtdatahash" xmlns:w16sdtfl="http://schemas.microsoft.com/office/word/2024/wordml/sdtformatlock" xmlns:w16se="http://schemas.microsoft.com/office/word/2015/wordml/symex" xmlns:wpg="http://schemas.microsoft.com/office/word/2010/wordprocessingGroup" xmlns:wpi="http://schemas.microsoft.com/office/word/2010/wordprocessingInk" xmlns:wne="http://schemas.microsoft.com/office/word/2006/wordml" xmlns:wps="http://schemas.microsoft.com/office/word/2010/wordprocessingShape" mc:Ignorable="w14 w15 w16se w16cid w16 w16cex w16sdtdh w16sdtfl w16du wp14">
+  <w:sdt>
+    <w:sdtPr>
+      <w:id w:val="884150331"/>
+    </w:sdtPr>
+    <w:sdtEndPr>
+      <w:rPr>
+        <w:rFonts w:ascii="Courier New" w:hAnsi="Courier New" w:cs="Courier New"/>
+      </w:rPr>
+    </w:sdtEndPr>
+    <w:sdtContent>
+      <w:p>
+        <w:pPr>
+          <w:pStyle w:val="Header"/>
+          <w:tabs>
+            <w:tab w:val="center" w:pos="4321"/>
+            <w:tab w:val="right" w:pos="8642"/>
+          </w:tabs>
+          <w:rPr>
+            <w:rFonts w:ascii="Courier New" w:hAnsi="Courier New" w:cs="Courier New"/>
+            <w:b/>
+            <w:sz w:val="32"/>
+          </w:rPr>
+        </w:pPr>
+        <w:r>
+          <w:tab/>
+        </w:r>
+        <w:r>
+          <w:rPr>
+            <w:rFonts w:ascii="Courier New" w:hAnsi="Courier New" w:cs="Courier New"/>
+            <w:b/>
+            <w:noProof/>
+            <w:sz w:val="36"/>
+            <w:lang w:eastAsia="en-PH"/>
+          </w:rPr>
+          <w:drawing>
+            <wp:anchor distT="0" distB="0" distL="114300" distR="114300" simplePos="0" relativeHeight="251684864" behindDoc="0" locked="0" layoutInCell="1" allowOverlap="1" wp14:anchorId="27DAA8DF" wp14:editId="0A8D47C2">
+              <wp:simplePos x="0" y="0"/>
+              <wp:positionH relativeFrom="column">
+                <wp:posOffset>-246380</wp:posOffset>
+              </wp:positionH>
+              <wp:positionV relativeFrom="paragraph">
+                <wp:posOffset>-198120</wp:posOffset>
+              </wp:positionV>
+              <wp:extent cx="823595" cy="724535"/>
+              <wp:effectExtent l="0" t="0" r="14605" b="18415"/>
+              <wp:wrapNone/>
+              <wp:docPr id="1948264719" name="Picture 1948264719"/>
+              <wp:cNvGraphicFramePr>
+                <a:graphicFrameLocks xmlns:a="http://schemas.openxmlformats.org/drawingml/2006/main" noChangeAspect="1"/>
+              </wp:cNvGraphicFramePr>
+              <a:graphic xmlns:a="http://schemas.openxmlformats.org/drawingml/2006/main">
+                <a:graphicData uri="http://schemas.openxmlformats.org/drawingml/2006/picture">
+                  <pic:pic xmlns:pic="http://schemas.openxmlformats.org/drawingml/2006/picture">
+                    <pic:nvPicPr>
+                      <pic:cNvPr id="700363394" name="Picture 700363394"/>
+                      <pic:cNvPicPr>
+                        <a:picLocks noChangeAspect="1"/>
+                      </pic:cNvPicPr>
+                    </pic:nvPicPr>
+                    <pic:blipFill>
+                      <a:blip r:embed="rId1">
+                        <a:extLst>
+                          <a:ext uri="{28A0092B-C50C-407E-A947-70E740481C1C}">
+                            <a14:useLocalDpi xmlns:a14="http://schemas.microsoft.com/office/drawing/2010/main" val="0"/>
+                          </a:ext>
+                        </a:extLst>
+                      </a:blip>
+                      <a:stretch>
+                        <a:fillRect/>
+                      </a:stretch>
+                    </pic:blipFill>
+                    <pic:spPr>
+                      <a:xfrm>
+                        <a:off x="0" y="0"/>
+                        <a:ext cx="823578" cy="724710"/>
+                      </a:xfrm>
+                      <a:prstGeom prst="rect">
+                        <a:avLst/>
+                      </a:prstGeom>
+                    </pic:spPr>
+                  </pic:pic>
+                </a:graphicData>
+              </a:graphic>
+            </wp:anchor>
+          </w:drawing>
+        </w:r>
+        <w:r>
+          <w:rPr>
+            <w:rFonts w:ascii="Courier New" w:hAnsi="Courier New" w:cs="Courier New"/>
+            <w:b/>
+            <w:noProof/>
+            <w:sz w:val="32"/>
+            <w:lang w:eastAsia="en-PH"/>
+          </w:rPr>
+          <mc:AlternateContent>
+            <mc:Choice Requires="wps">
+              <w:drawing>
+                <wp:anchor distT="0" distB="0" distL="114300" distR="114300" simplePos="0" relativeHeight="251687936" behindDoc="0" locked="0" layoutInCell="1" allowOverlap="1" wp14:anchorId="6906A1A9" wp14:editId="3E74B579">
+                  <wp:simplePos x="0" y="0"/>
+                  <wp:positionH relativeFrom="column">
+                    <wp:posOffset>-1371600</wp:posOffset>
+                  </wp:positionH>
+                  <wp:positionV relativeFrom="paragraph">
+                    <wp:posOffset>-287020</wp:posOffset>
+                  </wp:positionV>
+                  <wp:extent cx="7772400" cy="0"/>
+                  <wp:effectExtent l="0" t="19050" r="0" b="19050"/>
+                  <wp:wrapNone/>
+                  <wp:docPr id="268329290" name="Straight Connector 268329290"/>
+                  <wp:cNvGraphicFramePr/>
+                  <a:graphic xmlns:a="http://schemas.openxmlformats.org/drawingml/2006/main">
+                    <a:graphicData uri="http://schemas.microsoft.com/office/word/2010/wordprocessingShape">
+                      <wps:wsp>
+                        <wps:cNvCnPr/>
+                        <wps:spPr>
+                          <a:xfrm>
+                            <a:off x="0" y="0"/>
+                            <a:ext cx="7772400" cy="0"/>
+                          </a:xfrm>
+                          <a:prstGeom prst="line">
+                            <a:avLst/>
+                          </a:prstGeom>
+                          <a:ln w="38100"/>
+                        </wps:spPr>
+                        <wps:style>
+                          <a:lnRef idx="1">
+                            <a:schemeClr val="dk1"/>
+                          </a:lnRef>
+                          <a:fillRef idx="0">
+                            <a:schemeClr val="dk1"/>
+                          </a:fillRef>
+                          <a:effectRef idx="0">
+                            <a:schemeClr val="dk1"/>
+                          </a:effectRef>
+                          <a:fontRef idx="minor">
+                            <a:schemeClr val="tx1"/>
+                          </a:fontRef>
+                        </wps:style>
+                        <wps:bodyPr/>
+                      </wps:wsp>
+                    </a:graphicData>
+                  </a:graphic>
+                </wp:anchor>
+              </w:drawing>
+            </mc:Choice>
+            <mc:Fallback>
+              <w:pict>
+                <v:line w14:anchorId="0D2D2DF7" id="Straight Connector 268329290" o:spid="_x0000_s1026" style="position:absolute;z-index:251687936;visibility:visible;mso-wrap-style:square;mso-wrap-distance-left:9pt;mso-wrap-distance-top:0;mso-wrap-distance-right:9pt;mso-wrap-distance-bottom:0;mso-position-horizontal:absolute;mso-position-horizontal-relative:text;mso-position-vertical:absolute;mso-position-vertical-relative:text" from="-108pt,-22.6pt" to="7in,-22.6pt" o:gfxdata="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" strokecolor="black [3200]" strokeweight="3pt">
+                  <v:stroke joinstyle="miter"/>
+                </v:line>
+              </w:pict>
+            </mc:Fallback>
+          </mc:AlternateContent>
+        </w:r>
+        <w:r>
+          <w:rPr>
+            <w:rFonts w:ascii="Courier New" w:hAnsi="Courier New" w:cs="Courier New"/>
+            <w:b/>
+            <w:noProof/>
+            <w:sz w:val="36"/>
+            <w:lang w:eastAsia="en-PH"/>
+          </w:rPr>
+          <mc:AlternateContent>
+            <mc:Choice Requires="wps">
+              <w:drawing>
+                <wp:anchor distT="0" distB="0" distL="114300" distR="114300" simplePos="0" relativeHeight="251685888" behindDoc="0" locked="0" layoutInCell="1" allowOverlap="1" wp14:anchorId="1E62BE12" wp14:editId="4D228D95">
+                  <wp:simplePos x="0" y="0"/>
+                  <wp:positionH relativeFrom="column">
+                    <wp:posOffset>-228600</wp:posOffset>
+                  </wp:positionH>
+                  <wp:positionV relativeFrom="paragraph">
+                    <wp:posOffset>-572770</wp:posOffset>
+                  </wp:positionV>
+                  <wp:extent cx="0" cy="10191750"/>
+                  <wp:effectExtent l="19050" t="0" r="19050" b="0"/>
+                  <wp:wrapNone/>
+                  <wp:docPr id="814134297" name="Straight Connector 814134297"/>
+                  <wp:cNvGraphicFramePr/>
+                  <a:graphic xmlns:a="http://schemas.openxmlformats.org/drawingml/2006/main">
+                    <a:graphicData uri="http://schemas.microsoft.com/office/word/2010/wordprocessingShape">
+                      <wps:wsp>
+                        <wps:cNvCnPr/>
+                        <wps:spPr>
+                          <a:xfrm>
+                            <a:off x="0" y="0"/>
+                            <a:ext cx="0" cy="10191896"/>
+                          </a:xfrm>
+                          <a:prstGeom prst="line">
+                            <a:avLst/>
+                          </a:prstGeom>
+                          <a:ln w="38100"/>
+                        </wps:spPr>
+                        <wps:style>
+                          <a:lnRef idx="1">
+                            <a:schemeClr val="dk1"/>
+                          </a:lnRef>
+                          <a:fillRef idx="0">
+                            <a:schemeClr val="dk1"/>
+                          </a:fillRef>
+                          <a:effectRef idx="0">
+                            <a:schemeClr val="dk1"/>
+                          </a:effectRef>
+                          <a:fontRef idx="minor">
+                            <a:schemeClr val="tx1"/>
+                          </a:fontRef>
+                        </wps:style>
+                        <wps:bodyPr/>
+                      </wps:wsp>
+                    </a:graphicData>
+                  </a:graphic>
+                </wp:anchor>
+              </w:drawing>
+            </mc:Choice>
+            <mc:Fallback>
+              <w:pict>
+                <v:line w14:anchorId="33FC20D6" id="Straight Connector 814134297" o:spid="_x0000_s1026" style="position:absolute;z-index:251685888;visibility:visible;mso-wrap-style:square;mso-wrap-distance-left:9pt;mso-wrap-distance-top:0;mso-wrap-distance-right:9pt;mso-wrap-distance-bottom:0;mso-position-horizontal:absolute;mso-position-horizontal-relative:text;mso-position-vertical:absolute;mso-position-vertical-relative:text" from="-18pt,-45.1pt" to="-18pt,757.4pt" o:gfxdata="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" strokecolor="black [3200]" strokeweight="3pt">
+                  <v:stroke joinstyle="miter"/>
+                </v:line>
+              </w:pict>
+            </mc:Fallback>
+          </mc:AlternateContent>
+        </w:r>
+        <w:r>
+          <w:rPr>
+            <w:rFonts w:ascii="Courier New" w:hAnsi="Courier New" w:cs="Courier New"/>
+            <w:b/>
+            <w:noProof/>
+            <w:sz w:val="36"/>
+            <w:lang w:eastAsia="en-PH"/>
+          </w:rPr>
+          <mc:AlternateContent>
+            <mc:Choice Requires="wps">
+              <w:drawing>
+                <wp:anchor distT="0" distB="0" distL="114300" distR="114300" simplePos="0" relativeHeight="251686912" behindDoc="0" locked="0" layoutInCell="1" allowOverlap="1" wp14:anchorId="419E6D30" wp14:editId="75CF9F07">
+                  <wp:simplePos x="0" y="0"/>
+                  <wp:positionH relativeFrom="column">
+                    <wp:posOffset>5715000</wp:posOffset>
+                  </wp:positionH>
+                  <wp:positionV relativeFrom="paragraph">
+                    <wp:posOffset>-419735</wp:posOffset>
+                  </wp:positionV>
+                  <wp:extent cx="0" cy="10033635"/>
+                  <wp:effectExtent l="19050" t="0" r="19050" b="5715"/>
+                  <wp:wrapNone/>
+                  <wp:docPr id="906535342" name="Straight Connector 906535342"/>
+                  <wp:cNvGraphicFramePr/>
+                  <a:graphic xmlns:a="http://schemas.openxmlformats.org/drawingml/2006/main">
+                    <a:graphicData uri="http://schemas.microsoft.com/office/word/2010/wordprocessingShape">
+                      <wps:wsp>
+                        <wps:cNvCnPr/>
+                        <wps:spPr>
+                          <a:xfrm>
+                            <a:off x="0" y="0"/>
+                            <a:ext cx="0" cy="10033762"/>
+                          </a:xfrm>
+                          <a:prstGeom prst="line">
+                            <a:avLst/>
+                          </a:prstGeom>
+                          <a:ln w="38100"/>
+                        </wps:spPr>
+                        <wps:style>
+                          <a:lnRef idx="1">
+                            <a:schemeClr val="dk1"/>
+                          </a:lnRef>
+                          <a:fillRef idx="0">
+                            <a:schemeClr val="dk1"/>
+                          </a:fillRef>
+                          <a:effectRef idx="0">
+                            <a:schemeClr val="dk1"/>
+                          </a:effectRef>
+                          <a:fontRef idx="minor">
+                            <a:schemeClr val="tx1"/>
+                          </a:fontRef>
+                        </wps:style>
+                        <wps:bodyPr/>
+                      </wps:wsp>
+                    </a:graphicData>
+                  </a:graphic>
+                </wp:anchor>
+              </w:drawing>
+            </mc:Choice>
+            <mc:Fallback>
+              <w:pict>
+                <v:line w14:anchorId="09E1D54E" id="Straight Connector 906535342" o:spid="_x0000_s1026" style="position:absolute;z-index:251686912;visibility:visible;mso-wrap-style:square;mso-wrap-distance-left:9pt;mso-wrap-distance-top:0;mso-wrap-distance-right:9pt;mso-wrap-distance-bottom:0;mso-position-horizontal:absolute;mso-position-horizontal-relative:text;mso-position-vertical:absolute;mso-position-vertical-relative:text" from="450pt,-33.05pt" to="450pt,757pt" o:gfxdata="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" strokecolor="black [3200]" strokeweight="3pt">
+                  <v:stroke joinstyle="miter"/>
+                </v:line>
+              </w:pict>
+            </mc:Fallback>
+          </mc:AlternateContent>
+        </w:r>
+        <w:r>
+          <w:rPr>
+            <w:rFonts w:ascii="Courier New" w:hAnsi="Courier New" w:cs="Courier New"/>
+            <w:b/>
+            <w:sz w:val="36"/>
+          </w:rPr>
+          <w:t>Kalinga State University</w:t>
+        </w:r>
+        <w:r>
+          <w:rPr>
+            <w:rFonts w:ascii="Courier New" w:hAnsi="Courier New" w:cs="Courier New"/>
+            <w:b/>
+            <w:sz w:val="36"/>
+          </w:rPr>
+          <w:tab/>
+        </w:r>
+      </w:p>
+      <w:p>
+        <w:pPr>
+          <w:pStyle w:val="Header"/>
+          <w:tabs>
+            <w:tab w:val="clear" w:pos="9360"/>
+            <w:tab w:val="left" w:pos="2256"/>
+            <w:tab w:val="center" w:pos="4320"/>
+            <w:tab w:val="right" w:pos="8642"/>
+          </w:tabs>
+          <w:rPr>
+            <w:rFonts w:ascii="Courier New" w:hAnsi="Courier New" w:cs="Courier New"/>
+            <w:sz w:val="24"/>
+          </w:rPr>
+        </w:pPr>
+        <w:r>
+          <w:rPr>
+            <w:rFonts w:ascii="Courier New" w:hAnsi="Courier New" w:cs="Courier New"/>
+            <w:sz w:val="24"/>
+          </w:rPr>
+          <w:tab/>
+        </w:r>
+        <w:r>
+          <w:rPr>
+            <w:rFonts w:ascii="Courier New" w:hAnsi="Courier New" w:cs="Courier New"/>
+            <w:sz w:val="24"/>
+          </w:rPr>
+          <w:tab/>
+          <w:t>Bulanao, Tabuk City, Kalinga</w:t>
+        </w:r>
+        <w:r>
+          <w:rPr>
+            <w:rFonts w:ascii="Courier New" w:hAnsi="Courier New" w:cs="Courier New"/>
+            <w:sz w:val="24"/>
+          </w:rPr>
+          <w:tab/>
+        </w:r>
+      </w:p>
+      <w:p>
+        <w:pPr>
+          <w:pStyle w:val="Header"/>
+          <w:jc w:val="right"/>
+          <w:rPr>
+            <w:rFonts w:ascii="Courier New" w:hAnsi="Courier New" w:cs="Courier New"/>
+          </w:rPr>
+        </w:pPr>
+      </w:p>
+    </w:sdtContent>
+  </w:sdt>
+  <w:p>
+    <w:pPr>
+      <w:pStyle w:val="Header"/>
+      <w:rPr>
+        <w:rFonts w:ascii="Courier New" w:hAnsi="Courier New" w:cs="Courier New"/>
+      </w:rPr>
+    </w:pPr>
+  </w:p>
+</w:hdr>
+</file>
+
+<file path=word/header5.xml><?xml version="1.0" encoding="utf-8"?>
+<w:hdr xmlns:wpc="http://schemas.microsoft.com/office/word/2010/wordprocessingCanvas" xmlns:cx="http://schemas.microsoft.com/office/drawing/2014/chartex" xmlns:cx1="http://schemas.microsoft.com/office/drawing/2015/9/8/chartex" xmlns:cx2="http://schemas.microsoft.com/office/drawing/2015/10/21/chartex" xmlns:cx3="http://schemas.microsoft.com/office/drawing/2016/5/9/chartex" xmlns:cx4="http://schemas.microsoft.com/office/drawing/2016/5/10/chartex" xmlns:cx5="http://schemas.microsoft.com/office/drawing/2016/5/11/chartex" xmlns:cx6="http://schemas.microsoft.com/office/drawing/2016/5/12/chartex" xmlns:cx7="http://schemas.microsoft.com/office/drawing/2016/5/13/chartex" xmlns:cx8="http://schemas.microsoft.com/office/drawing/2016/5/14/chartex" xmlns:mc="http://schemas.openxmlformats.org/markup-compatibility/2006" xmlns:aink="http://schemas.microsoft.com/office/drawing/2016/ink" xmlns:am3d="http://schemas.microsoft.com/office/drawing/2017/model3d" xmlns:o="urn:schemas-microsoft-com:office:office" xmlns:oel="http://schemas.microsoft.com/office/2019/extlst" xmlns:r="http://schemas.openxmlformats.org/officeDocument/2006/relationships" xmlns:m="http://schemas.openxmlformats.org/officeDocument/2006/math" xmlns:v="urn:schemas-microsoft-com:vml" xmlns:wp14="http://schemas.microsoft.com/office/word/2010/wordprocessingDrawing" xmlns:wp="http://schemas.openxmlformats.org/drawingml/2006/wordprocessingDrawing" xmlns:w10="urn:schemas-microsoft-com:office:word" xmlns:w="http://schemas.openxmlformats.org/wordprocessingml/2006/main" xmlns:w14="http://schemas.microsoft.com/office/word/2010/wordml" xmlns:w15="http://schemas.microsoft.com/office/word/2012/wordml" xmlns:w16cex="http://schemas.microsoft.com/office/word/2018/wordml/cex" xmlns:w16cid="http://schemas.microsoft.com/office/word/2016/wordml/cid" xmlns:w16="http://schemas.microsoft.com/office/word/2018/wordml" xmlns:w16du="http://schemas.microsoft.com/office/word/2023/wordml/word16du" xmlns:w16sdtdh="http://schemas.microsoft.com/office/word/2020/wordml/sdtdatahash" xmlns:w16sdtfl="http://schemas.microsoft.com/office/word/2024/wordml/sdtformatlock" xmlns:w16se="http://schemas.microsoft.com/office/word/2015/wordml/symex" xmlns:wpg="http://schemas.microsoft.com/office/word/2010/wordprocessingGroup" xmlns:wpi="http://schemas.microsoft.com/office/word/2010/wordprocessingInk" xmlns:wne="http://schemas.microsoft.com/office/word/2006/wordml" xmlns:wps="http://schemas.microsoft.com/office/word/2010/wordprocessingShape" mc:Ignorable="w14 w15 w16se w16cid w16 w16cex w16sdtdh w16sdtfl w16du wp14">
+  <w:sdt>
+    <w:sdtPr>
+      <w:id w:val="1594424753"/>
+    </w:sdtPr>
+    <w:sdtEndPr>
+      <w:rPr>
+        <w:rFonts w:ascii="Courier New" w:hAnsi="Courier New" w:cs="Courier New"/>
+        <w:sz w:val="20"/>
+        <w:szCs w:val="20"/>
+      </w:rPr>
+    </w:sdtEndPr>
+    <w:sdtContent>
+      <w:p>
+        <w:pPr>
+          <w:pStyle w:val="Header"/>
+          <w:tabs>
+            <w:tab w:val="center" w:pos="4321"/>
+            <w:tab w:val="right" w:pos="8642"/>
+          </w:tabs>
+          <w:rPr>
+            <w:rFonts w:ascii="Courier New" w:hAnsi="Courier New" w:cs="Courier New"/>
+            <w:b/>
+            <w:sz w:val="32"/>
+          </w:rPr>
+        </w:pPr>
+        <w:r>
+          <w:tab/>
+        </w:r>
+        <w:r>
+          <w:rPr>
+            <w:rFonts w:ascii="Courier New" w:hAnsi="Courier New" w:cs="Courier New"/>
+            <w:b/>
+            <w:noProof/>
+            <w:sz w:val="36"/>
+            <w:lang w:eastAsia="en-PH"/>
+          </w:rPr>
+          <w:drawing>
+            <wp:anchor distT="0" distB="0" distL="114300" distR="114300" simplePos="0" relativeHeight="251700224" behindDoc="0" locked="0" layoutInCell="1" allowOverlap="1" wp14:anchorId="615D653D" wp14:editId="5701BB36">
+              <wp:simplePos x="0" y="0"/>
+              <wp:positionH relativeFrom="column">
+                <wp:posOffset>-246380</wp:posOffset>
+              </wp:positionH>
+              <wp:positionV relativeFrom="paragraph">
+                <wp:posOffset>-198120</wp:posOffset>
+              </wp:positionV>
+              <wp:extent cx="823595" cy="724535"/>
+              <wp:effectExtent l="0" t="0" r="14605" b="18415"/>
+              <wp:wrapNone/>
+              <wp:docPr id="1864054730" name="Picture 1864054730"/>
+              <wp:cNvGraphicFramePr>
+                <a:graphicFrameLocks xmlns:a="http://schemas.openxmlformats.org/drawingml/2006/main" noChangeAspect="1"/>
+              </wp:cNvGraphicFramePr>
+              <a:graphic xmlns:a="http://schemas.openxmlformats.org/drawingml/2006/main">
+                <a:graphicData uri="http://schemas.openxmlformats.org/drawingml/2006/picture">
+                  <pic:pic xmlns:pic="http://schemas.openxmlformats.org/drawingml/2006/picture">
+                    <pic:nvPicPr>
+                      <pic:cNvPr id="700363394" name="Picture 700363394"/>
+                      <pic:cNvPicPr>
+                        <a:picLocks noChangeAspect="1"/>
+                      </pic:cNvPicPr>
+                    </pic:nvPicPr>
+                    <pic:blipFill>
+                      <a:blip r:embed="rId1">
+                        <a:extLst>
+                          <a:ext uri="{28A0092B-C50C-407E-A947-70E740481C1C}">
+                            <a14:useLocalDpi xmlns:a14="http://schemas.microsoft.com/office/drawing/2010/main" val="0"/>
+                          </a:ext>
+                        </a:extLst>
+                      </a:blip>
+                      <a:stretch>
+                        <a:fillRect/>
+                      </a:stretch>
+                    </pic:blipFill>
+                    <pic:spPr>
+                      <a:xfrm>
+                        <a:off x="0" y="0"/>
+                        <a:ext cx="823578" cy="724710"/>
+                      </a:xfrm>
+                      <a:prstGeom prst="rect">
+                        <a:avLst/>
+                      </a:prstGeom>
+                    </pic:spPr>
+                  </pic:pic>
+                </a:graphicData>
+              </a:graphic>
+            </wp:anchor>
+          </w:drawing>
+        </w:r>
+        <w:r>
+          <w:rPr>
+            <w:rFonts w:ascii="Courier New" w:hAnsi="Courier New" w:cs="Courier New"/>
+            <w:b/>
+            <w:noProof/>
+            <w:sz w:val="32"/>
+            <w:lang w:eastAsia="en-PH"/>
+          </w:rPr>
+          <mc:AlternateContent>
+            <mc:Choice Requires="wps">
+              <w:drawing>
+                <wp:anchor distT="0" distB="0" distL="114300" distR="114300" simplePos="0" relativeHeight="251703296" behindDoc="0" locked="0" layoutInCell="1" allowOverlap="1" wp14:anchorId="7877EF97" wp14:editId="2C2F600E">
+                  <wp:simplePos x="0" y="0"/>
+                  <wp:positionH relativeFrom="column">
+                    <wp:posOffset>-1371600</wp:posOffset>
+                  </wp:positionH>
+                  <wp:positionV relativeFrom="paragraph">
+                    <wp:posOffset>-287020</wp:posOffset>
+                  </wp:positionV>
+                  <wp:extent cx="7772400" cy="0"/>
+                  <wp:effectExtent l="0" t="19050" r="0" b="19050"/>
+                  <wp:wrapNone/>
+                  <wp:docPr id="2045287632" name="Straight Connector 2045287632"/>
+                  <wp:cNvGraphicFramePr/>
+                  <a:graphic xmlns:a="http://schemas.openxmlformats.org/drawingml/2006/main">
+                    <a:graphicData uri="http://schemas.microsoft.com/office/word/2010/wordprocessingShape">
+                      <wps:wsp>
+                        <wps:cNvCnPr/>
+                        <wps:spPr>
+                          <a:xfrm>
+                            <a:off x="0" y="0"/>
+                            <a:ext cx="7772400" cy="0"/>
+                          </a:xfrm>
+                          <a:prstGeom prst="line">
+                            <a:avLst/>
+                          </a:prstGeom>
+                          <a:ln w="38100"/>
+                        </wps:spPr>
+                        <wps:style>
+                          <a:lnRef idx="1">
+                            <a:schemeClr val="dk1"/>
+                          </a:lnRef>
+                          <a:fillRef idx="0">
+                            <a:schemeClr val="dk1"/>
+                          </a:fillRef>
+                          <a:effectRef idx="0">
+                            <a:schemeClr val="dk1"/>
+                          </a:effectRef>
+                          <a:fontRef idx="minor">
+                            <a:schemeClr val="tx1"/>
+                          </a:fontRef>
+                        </wps:style>
+                        <wps:bodyPr/>
+                      </wps:wsp>
+                    </a:graphicData>
+                  </a:graphic>
+                </wp:anchor>
+              </w:drawing>
+            </mc:Choice>
+            <mc:Fallback>
+              <w:pict>
+                <v:line w14:anchorId="5973C10D" id="Straight Connector 2045287632" o:spid="_x0000_s1026" style="position:absolute;z-index:251703296;visibility:visible;mso-wrap-style:square;mso-wrap-distance-left:9pt;mso-wrap-distance-top:0;mso-wrap-distance-right:9pt;mso-wrap-distance-bottom:0;mso-position-horizontal:absolute;mso-position-horizontal-relative:text;mso-position-vertical:absolute;mso-position-vertical-relative:text" from="-108pt,-22.6pt" to="7in,-22.6pt" o:gfxdata="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" strokecolor="black [3200]" strokeweight="3pt">
+                  <v:stroke joinstyle="miter"/>
+                </v:line>
+              </w:pict>
+            </mc:Fallback>
+          </mc:AlternateContent>
+        </w:r>
+        <w:r>
+          <w:rPr>
+            <w:rFonts w:ascii="Courier New" w:hAnsi="Courier New" w:cs="Courier New"/>
+            <w:b/>
+            <w:noProof/>
+            <w:sz w:val="36"/>
+            <w:lang w:eastAsia="en-PH"/>
+          </w:rPr>
+          <mc:AlternateContent>
+            <mc:Choice Requires="wps">
+              <w:drawing>
+                <wp:anchor distT="0" distB="0" distL="114300" distR="114300" simplePos="0" relativeHeight="251701248" behindDoc="0" locked="0" layoutInCell="1" allowOverlap="1" wp14:anchorId="3084B7A7" wp14:editId="6E864ED7">
+                  <wp:simplePos x="0" y="0"/>
+                  <wp:positionH relativeFrom="column">
+                    <wp:posOffset>-228600</wp:posOffset>
+                  </wp:positionH>
+                  <wp:positionV relativeFrom="paragraph">
+                    <wp:posOffset>-572770</wp:posOffset>
+                  </wp:positionV>
+                  <wp:extent cx="0" cy="10191750"/>
+                  <wp:effectExtent l="19050" t="0" r="19050" b="0"/>
+                  <wp:wrapNone/>
+                  <wp:docPr id="356865840" name="Straight Connector 356865840"/>
+                  <wp:cNvGraphicFramePr/>
+                  <a:graphic xmlns:a="http://schemas.openxmlformats.org/drawingml/2006/main">
+                    <a:graphicData uri="http://schemas.microsoft.com/office/word/2010/wordprocessingShape">
+                      <wps:wsp>
+                        <wps:cNvCnPr/>
+                        <wps:spPr>
+                          <a:xfrm>
+                            <a:off x="0" y="0"/>
+                            <a:ext cx="0" cy="10191896"/>
+                          </a:xfrm>
+                          <a:prstGeom prst="line">
+                            <a:avLst/>
+                          </a:prstGeom>
+                          <a:ln w="38100"/>
+                        </wps:spPr>
+                        <wps:style>
+                          <a:lnRef idx="1">
+                            <a:schemeClr val="dk1"/>
+                          </a:lnRef>
+                          <a:fillRef idx="0">
+                            <a:schemeClr val="dk1"/>
+                          </a:fillRef>
+                          <a:effectRef idx="0">
+                            <a:schemeClr val="dk1"/>
+                          </a:effectRef>
+                          <a:fontRef idx="minor">
+                            <a:schemeClr val="tx1"/>
+                          </a:fontRef>
+                        </wps:style>
+                        <wps:bodyPr/>
+                      </wps:wsp>
+                    </a:graphicData>
+                  </a:graphic>
+                </wp:anchor>
+              </w:drawing>
+            </mc:Choice>
+            <mc:Fallback>
+              <w:pict>
+                <v:line w14:anchorId="3379FEAB" id="Straight Connector 356865840" o:spid="_x0000_s1026" style="position:absolute;z-index:251701248;visibility:visible;mso-wrap-style:square;mso-wrap-distance-left:9pt;mso-wrap-distance-top:0;mso-wrap-distance-right:9pt;mso-wrap-distance-bottom:0;mso-position-horizontal:absolute;mso-position-horizontal-relative:text;mso-position-vertical:absolute;mso-position-vertical-relative:text" from="-18pt,-45.1pt" to="-18pt,757.4pt" o:gfxdata="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" strokecolor="black [3200]" strokeweight="3pt">
+                  <v:stroke joinstyle="miter"/>
+                </v:line>
+              </w:pict>
+            </mc:Fallback>
+          </mc:AlternateContent>
+        </w:r>
+        <w:r>
+          <w:rPr>
+            <w:rFonts w:ascii="Courier New" w:hAnsi="Courier New" w:cs="Courier New"/>
+            <w:b/>
+            <w:noProof/>
+            <w:sz w:val="36"/>
+            <w:lang w:eastAsia="en-PH"/>
+          </w:rPr>
+          <mc:AlternateContent>
+            <mc:Choice Requires="wps">
+              <w:drawing>
+                <wp:anchor distT="0" distB="0" distL="114300" distR="114300" simplePos="0" relativeHeight="251702272" behindDoc="0" locked="0" layoutInCell="1" allowOverlap="1" wp14:anchorId="318B91C1" wp14:editId="5263787F">
+                  <wp:simplePos x="0" y="0"/>
+                  <wp:positionH relativeFrom="column">
+                    <wp:posOffset>5715000</wp:posOffset>
+                  </wp:positionH>
+                  <wp:positionV relativeFrom="paragraph">
+                    <wp:posOffset>-419735</wp:posOffset>
+                  </wp:positionV>
+                  <wp:extent cx="0" cy="10033635"/>
+                  <wp:effectExtent l="19050" t="0" r="19050" b="5715"/>
+                  <wp:wrapNone/>
+                  <wp:docPr id="1520849400" name="Straight Connector 1520849400"/>
+                  <wp:cNvGraphicFramePr/>
+                  <a:graphic xmlns:a="http://schemas.openxmlformats.org/drawingml/2006/main">
+                    <a:graphicData uri="http://schemas.microsoft.com/office/word/2010/wordprocessingShape">
+                      <wps:wsp>
+                        <wps:cNvCnPr/>
+                        <wps:spPr>
+                          <a:xfrm>
+                            <a:off x="0" y="0"/>
+                            <a:ext cx="0" cy="10033762"/>
+                          </a:xfrm>
+                          <a:prstGeom prst="line">
+                            <a:avLst/>
+                          </a:prstGeom>
+                          <a:ln w="38100"/>
+                        </wps:spPr>
+                        <wps:style>
+                          <a:lnRef idx="1">
+                            <a:schemeClr val="dk1"/>
+                          </a:lnRef>
+                          <a:fillRef idx="0">
+                            <a:schemeClr val="dk1"/>
+                          </a:fillRef>
+                          <a:effectRef idx="0">
+                            <a:schemeClr val="dk1"/>
+                          </a:effectRef>
+                          <a:fontRef idx="minor">
+                            <a:schemeClr val="tx1"/>
+                          </a:fontRef>
+                        </wps:style>
+                        <wps:bodyPr/>
+                      </wps:wsp>
+                    </a:graphicData>
+                  </a:graphic>
+                </wp:anchor>
+              </w:drawing>
+            </mc:Choice>
+            <mc:Fallback>
+              <w:pict>
+                <v:line w14:anchorId="72AD4496" id="Straight Connector 1520849400" o:spid="_x0000_s1026" style="position:absolute;z-index:251702272;visibility:visible;mso-wrap-style:square;mso-wrap-distance-left:9pt;mso-wrap-distance-top:0;mso-wrap-distance-right:9pt;mso-wrap-distance-bottom:0;mso-position-horizontal:absolute;mso-position-horizontal-relative:text;mso-position-vertical:absolute;mso-position-vertical-relative:text" from="450pt,-33.05pt" to="450pt,757pt" o:gfxdata="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" strokecolor="black [3200]" strokeweight="3pt">
+                  <v:stroke joinstyle="miter"/>
+                </v:line>
+              </w:pict>
+            </mc:Fallback>
+          </mc:AlternateContent>
+        </w:r>
+        <w:r>
+          <w:rPr>
+            <w:rFonts w:ascii="Courier New" w:hAnsi="Courier New" w:cs="Courier New"/>
+            <w:b/>
+            <w:sz w:val="36"/>
+          </w:rPr>
+          <w:t>Kalinga State University</w:t>
+        </w:r>
+        <w:r>
+          <w:rPr>
+            <w:rFonts w:ascii="Courier New" w:hAnsi="Courier New" w:cs="Courier New"/>
+            <w:b/>
+            <w:sz w:val="36"/>
+          </w:rPr>
+          <w:tab/>
+        </w:r>
+      </w:p>
+      <w:p>
+        <w:pPr>
+          <w:pStyle w:val="Header"/>
+          <w:tabs>
+            <w:tab w:val="clear" w:pos="9360"/>
+            <w:tab w:val="left" w:pos="2256"/>
+            <w:tab w:val="center" w:pos="4320"/>
+            <w:tab w:val="right" w:pos="8642"/>
+          </w:tabs>
+          <w:rPr>
+            <w:rFonts w:ascii="Courier New" w:hAnsi="Courier New" w:cs="Courier New"/>
+            <w:sz w:val="24"/>
+          </w:rPr>
+        </w:pPr>
+        <w:r>
+          <w:rPr>
+            <w:rFonts w:ascii="Courier New" w:hAnsi="Courier New" w:cs="Courier New"/>
+            <w:sz w:val="24"/>
+          </w:rPr>
+          <w:tab/>
+        </w:r>
+        <w:r>
+          <w:rPr>
+            <w:rFonts w:ascii="Courier New" w:hAnsi="Courier New" w:cs="Courier New"/>
+            <w:sz w:val="24"/>
+          </w:rPr>
+          <w:tab/>
+          <w:t>Bulanao, Tabuk City, Kalinga</w:t>
+        </w:r>
+      </w:p>
+      <w:p>
+        <w:pPr>
+          <w:pStyle w:val="Header"/>
+          <w:tabs>
+            <w:tab w:val="clear" w:pos="9360"/>
+            <w:tab w:val="left" w:pos="2256"/>
+            <w:tab w:val="center" w:pos="4320"/>
+            <w:tab w:val="right" w:pos="8642"/>
+          </w:tabs>
+          <w:rPr>
+            <w:rFonts w:ascii="Courier New" w:hAnsi="Courier New" w:cs="Courier New"/>
+            <w:sz w:val="24"/>
+          </w:rPr>
+        </w:pPr>
+        <w:r>
+          <w:rPr>
+            <w:rFonts w:ascii="Courier New" w:hAnsi="Courier New" w:cs="Courier New"/>
+            <w:sz w:val="24"/>
+          </w:rPr>
+          <w:tab/>
+        </w:r>
+      </w:p>
+      <w:p>
+        <w:pPr>
+          <w:pStyle w:val="Header"/>
+          <w:jc w:val="right"/>
+          <w:rPr>
+            <w:rFonts w:ascii="Courier New" w:hAnsi="Courier New" w:cs="Courier New"/>
+            <w:sz w:val="20"/>
+            <w:szCs w:val="20"/>
+          </w:rPr>
+        </w:pPr>
+        <w:r>
+          <w:rPr>
+            <w:rFonts w:ascii="Courier New" w:hAnsi="Courier New" w:cs="Courier New"/>
+            <w:sz w:val="20"/>
+            <w:szCs w:val="20"/>
+          </w:rPr>
+          <w:t>Review of Related Literature</w:t>
+        </w:r>
+        <w:r>
+          <w:rPr>
+            <w:rFonts w:ascii="Courier New" w:hAnsi="Courier New" w:cs="Courier New"/>
+            <w:sz w:val="20"/>
+            <w:szCs w:val="20"/>
+          </w:rPr>
+          <w:t xml:space="preserve"> | </w:t>
+        </w:r>
+        <w:r>
+          <w:rPr>
+            <w:rFonts w:ascii="Courier New" w:hAnsi="Courier New" w:cs="Courier New"/>
+            <w:sz w:val="20"/>
+            <w:szCs w:val="20"/>
+          </w:rPr>
+          <w:fldChar w:fldCharType="begin"/>
+        </w:r>
+        <w:r>
+          <w:rPr>
+            <w:rFonts w:ascii="Courier New" w:hAnsi="Courier New" w:cs="Courier New"/>
+            <w:sz w:val="20"/>
+            <w:szCs w:val="20"/>
+          </w:rPr>
+          <w:instrText xml:space="preserve"> PAGE   \* MERGEFORMAT </w:instrText>
+        </w:r>
+        <w:r>
+          <w:rPr>
+            <w:rFonts w:ascii="Courier New" w:hAnsi="Courier New" w:cs="Courier New"/>
+            <w:sz w:val="20"/>
+            <w:szCs w:val="20"/>
+          </w:rPr>
+          <w:fldChar w:fldCharType="separate"/>
+        </w:r>
+        <w:r>
+          <w:rPr>
+            <w:rFonts w:ascii="Courier New" w:hAnsi="Courier New" w:cs="Courier New"/>
+            <w:b/>
+            <w:bCs/>
+            <w:noProof/>
+            <w:sz w:val="20"/>
+            <w:szCs w:val="20"/>
+          </w:rPr>
+          <w:t>1</w:t>
+        </w:r>
+        <w:r>
+          <w:rPr>
+            <w:rFonts w:ascii="Courier New" w:hAnsi="Courier New" w:cs="Courier New"/>
+            <w:b/>
+            <w:bCs/>
+            <w:noProof/>
+            <w:sz w:val="20"/>
+            <w:szCs w:val="20"/>
+          </w:rPr>
+          <w:fldChar w:fldCharType="end"/>
+        </w:r>
+      </w:p>
+    </w:sdtContent>
+  </w:sdt>
+  <w:p>
+    <w:pPr>
+      <w:pStyle w:val="Header"/>
+      <w:rPr>
+        <w:rFonts w:ascii="Courier New" w:hAnsi="Courier New" w:cs="Courier New"/>
+      </w:rPr>
+    </w:pPr>
+  </w:p>
+</w:hdr>
+</file>
+
+<file path=word/header6.xml><?xml version="1.0" encoding="utf-8"?>
+<w:hdr xmlns:wpc="http://schemas.microsoft.com/office/word/2010/wordprocessingCanvas" xmlns:cx="http://schemas.microsoft.com/office/drawing/2014/chartex" xmlns:cx1="http://schemas.microsoft.com/office/drawing/2015/9/8/chartex" xmlns:cx2="http://schemas.microsoft.com/office/drawing/2015/10/21/chartex" xmlns:cx3="http://schemas.microsoft.com/office/drawing/2016/5/9/chartex" xmlns:cx4="http://schemas.microsoft.com/office/drawing/2016/5/10/chartex" xmlns:cx5="http://schemas.microsoft.com/office/drawing/2016/5/11/chartex" xmlns:cx6="http://schemas.microsoft.com/office/drawing/2016/5/12/chartex" xmlns:cx7="http://schemas.microsoft.com/office/drawing/2016/5/13/chartex" xmlns:cx8="http://schemas.microsoft.com/office/drawing/2016/5/14/chartex" xmlns:mc="http://schemas.openxmlformats.org/markup-compatibility/2006" xmlns:aink="http://schemas.microsoft.com/office/drawing/2016/ink" xmlns:am3d="http://schemas.microsoft.com/office/drawing/2017/model3d" xmlns:o="urn:schemas-microsoft-com:office:office" xmlns:oel="http://schemas.microsoft.com/office/2019/extlst" xmlns:r="http://schemas.openxmlformats.org/officeDocument/2006/relationships" xmlns:m="http://schemas.openxmlformats.org/officeDocument/2006/math" xmlns:v="urn:schemas-microsoft-com:vml" xmlns:wp14="http://schemas.microsoft.com/office/word/2010/wordprocessingDrawing" xmlns:wp="http://schemas.openxmlformats.org/drawingml/2006/wordprocessingDrawing" xmlns:w10="urn:schemas-microsoft-com:office:word" xmlns:w="http://schemas.openxmlformats.org/wordprocessingml/2006/main" xmlns:w14="http://schemas.microsoft.com/office/word/2010/wordml" xmlns:w15="http://schemas.microsoft.com/office/word/2012/wordml" xmlns:w16cex="http://schemas.microsoft.com/office/word/2018/wordml/cex" xmlns:w16cid="http://schemas.microsoft.com/office/word/2016/wordml/cid" xmlns:w16="http://schemas.microsoft.com/office/word/2018/wordml" xmlns:w16du="http://schemas.microsoft.com/office/word/2023/wordml/word16du" xmlns:w16sdtdh="http://schemas.microsoft.com/office/word/2020/wordml/sdtdatahash" xmlns:w16sdtfl="http://schemas.microsoft.com/office/word/2024/wordml/sdtformatlock" xmlns:w16se="http://schemas.microsoft.com/office/word/2015/wordml/symex" xmlns:wpg="http://schemas.microsoft.com/office/word/2010/wordprocessingGroup" xmlns:wpi="http://schemas.microsoft.com/office/word/2010/wordprocessingInk" xmlns:wne="http://schemas.microsoft.com/office/word/2006/wordml" xmlns:wps="http://schemas.microsoft.com/office/word/2010/wordprocessingShape" mc:Ignorable="w14 w15 w16se w16cid w16 w16cex w16sdtdh w16sdtfl w16du wp14">
+  <w:sdt>
+    <w:sdtPr>
+      <w:id w:val="-356277792"/>
+    </w:sdtPr>
+    <w:sdtEndPr>
+      <w:rPr>
+        <w:rFonts w:ascii="Courier New" w:hAnsi="Courier New" w:cs="Courier New"/>
+        <w:sz w:val="20"/>
+        <w:szCs w:val="20"/>
+      </w:rPr>
+    </w:sdtEndPr>
+    <w:sdtContent>
+      <w:p>
+        <w:pPr>
+          <w:pStyle w:val="Header"/>
+          <w:tabs>
+            <w:tab w:val="center" w:pos="4321"/>
+            <w:tab w:val="right" w:pos="8642"/>
+          </w:tabs>
+          <w:rPr>
+            <w:rFonts w:ascii="Courier New" w:hAnsi="Courier New" w:cs="Courier New"/>
+            <w:b/>
+            <w:sz w:val="32"/>
+          </w:rPr>
+        </w:pPr>
+        <w:r>
+          <w:tab/>
+        </w:r>
+        <w:r>
+          <w:rPr>
+            <w:rFonts w:ascii="Courier New" w:hAnsi="Courier New" w:cs="Courier New"/>
+            <w:b/>
+            <w:noProof/>
+            <w:sz w:val="36"/>
+            <w:lang w:eastAsia="en-PH"/>
+          </w:rPr>
+          <w:drawing>
+            <wp:anchor distT="0" distB="0" distL="114300" distR="114300" simplePos="0" relativeHeight="251695104" behindDoc="0" locked="0" layoutInCell="1" allowOverlap="1" wp14:anchorId="67E0C852" wp14:editId="3571D093">
+              <wp:simplePos x="0" y="0"/>
+              <wp:positionH relativeFrom="column">
+                <wp:posOffset>-246380</wp:posOffset>
+              </wp:positionH>
+              <wp:positionV relativeFrom="paragraph">
+                <wp:posOffset>-198120</wp:posOffset>
+              </wp:positionV>
+              <wp:extent cx="823595" cy="724535"/>
+              <wp:effectExtent l="0" t="0" r="14605" b="18415"/>
+              <wp:wrapNone/>
+              <wp:docPr id="1053198366" name="Picture 1053198366"/>
+              <wp:cNvGraphicFramePr>
+                <a:graphicFrameLocks xmlns:a="http://schemas.openxmlformats.org/drawingml/2006/main" noChangeAspect="1"/>
+              </wp:cNvGraphicFramePr>
+              <a:graphic xmlns:a="http://schemas.openxmlformats.org/drawingml/2006/main">
+                <a:graphicData uri="http://schemas.openxmlformats.org/drawingml/2006/picture">
+                  <pic:pic xmlns:pic="http://schemas.openxmlformats.org/drawingml/2006/picture">
+                    <pic:nvPicPr>
+                      <pic:cNvPr id="700363394" name="Picture 700363394"/>
+                      <pic:cNvPicPr>
+                        <a:picLocks noChangeAspect="1"/>
+                      </pic:cNvPicPr>
+                    </pic:nvPicPr>
+                    <pic:blipFill>
+                      <a:blip r:embed="rId1">
+                        <a:extLst>
+                          <a:ext uri="{28A0092B-C50C-407E-A947-70E740481C1C}">
+                            <a14:useLocalDpi xmlns:a14="http://schemas.microsoft.com/office/drawing/2010/main" val="0"/>
+                          </a:ext>
+                        </a:extLst>
+                      </a:blip>
+                      <a:stretch>
+                        <a:fillRect/>
+                      </a:stretch>
+                    </pic:blipFill>
+                    <pic:spPr>
+                      <a:xfrm>
+                        <a:off x="0" y="0"/>
+                        <a:ext cx="823578" cy="724710"/>
+                      </a:xfrm>
+                      <a:prstGeom prst="rect">
+                        <a:avLst/>
+                      </a:prstGeom>
+                    </pic:spPr>
+                  </pic:pic>
+                </a:graphicData>
+              </a:graphic>
+            </wp:anchor>
+          </w:drawing>
+        </w:r>
+        <w:r>
+          <w:rPr>
+            <w:rFonts w:ascii="Courier New" w:hAnsi="Courier New" w:cs="Courier New"/>
+            <w:b/>
+            <w:noProof/>
+            <w:sz w:val="32"/>
+            <w:lang w:eastAsia="en-PH"/>
+          </w:rPr>
+          <mc:AlternateContent>
+            <mc:Choice Requires="wps">
+              <w:drawing>
+                <wp:anchor distT="0" distB="0" distL="114300" distR="114300" simplePos="0" relativeHeight="251698176" behindDoc="0" locked="0" layoutInCell="1" allowOverlap="1" wp14:anchorId="6A5B7416" wp14:editId="51816448">
+                  <wp:simplePos x="0" y="0"/>
+                  <wp:positionH relativeFrom="column">
+                    <wp:posOffset>-1371600</wp:posOffset>
+                  </wp:positionH>
+                  <wp:positionV relativeFrom="paragraph">
+                    <wp:posOffset>-287020</wp:posOffset>
+                  </wp:positionV>
+                  <wp:extent cx="7772400" cy="0"/>
+                  <wp:effectExtent l="0" t="19050" r="0" b="19050"/>
+                  <wp:wrapNone/>
+                  <wp:docPr id="1787709114" name="Straight Connector 1787709114"/>
+                  <wp:cNvGraphicFramePr/>
+                  <a:graphic xmlns:a="http://schemas.openxmlformats.org/drawingml/2006/main">
+                    <a:graphicData uri="http://schemas.microsoft.com/office/word/2010/wordprocessingShape">
+                      <wps:wsp>
+                        <wps:cNvCnPr/>
+                        <wps:spPr>
+                          <a:xfrm>
+                            <a:off x="0" y="0"/>
+                            <a:ext cx="7772400" cy="0"/>
+                          </a:xfrm>
+                          <a:prstGeom prst="line">
+                            <a:avLst/>
+                          </a:prstGeom>
+                          <a:ln w="38100"/>
+                        </wps:spPr>
+                        <wps:style>
+                          <a:lnRef idx="1">
+                            <a:schemeClr val="dk1"/>
+                          </a:lnRef>
+                          <a:fillRef idx="0">
+                            <a:schemeClr val="dk1"/>
+                          </a:fillRef>
+                          <a:effectRef idx="0">
+                            <a:schemeClr val="dk1"/>
+                          </a:effectRef>
+                          <a:fontRef idx="minor">
+                            <a:schemeClr val="tx1"/>
+                          </a:fontRef>
+                        </wps:style>
+                        <wps:bodyPr/>
+                      </wps:wsp>
+                    </a:graphicData>
+                  </a:graphic>
+                </wp:anchor>
+              </w:drawing>
+            </mc:Choice>
+            <mc:Fallback>
+              <w:pict>
+                <v:line w14:anchorId="41BC4CD1" id="Straight Connector 1787709114" o:spid="_x0000_s1026" style="position:absolute;z-index:251698176;visibility:visible;mso-wrap-style:square;mso-wrap-distance-left:9pt;mso-wrap-distance-top:0;mso-wrap-distance-right:9pt;mso-wrap-distance-bottom:0;mso-position-horizontal:absolute;mso-position-horizontal-relative:text;mso-position-vertical:absolute;mso-position-vertical-relative:text" from="-108pt,-22.6pt" to="7in,-22.6pt" o:gfxdata="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" strokecolor="black [3200]" strokeweight="3pt">
+                  <v:stroke joinstyle="miter"/>
+                </v:line>
+              </w:pict>
+            </mc:Fallback>
+          </mc:AlternateContent>
+        </w:r>
+        <w:r>
+          <w:rPr>
+            <w:rFonts w:ascii="Courier New" w:hAnsi="Courier New" w:cs="Courier New"/>
+            <w:b/>
+            <w:noProof/>
+            <w:sz w:val="36"/>
+            <w:lang w:eastAsia="en-PH"/>
+          </w:rPr>
+          <mc:AlternateContent>
+            <mc:Choice Requires="wps">
+              <w:drawing>
+                <wp:anchor distT="0" distB="0" distL="114300" distR="114300" simplePos="0" relativeHeight="251696128" behindDoc="0" locked="0" layoutInCell="1" allowOverlap="1" wp14:anchorId="6BF0F465" wp14:editId="15DCC985">
+                  <wp:simplePos x="0" y="0"/>
+                  <wp:positionH relativeFrom="column">
+                    <wp:posOffset>-228600</wp:posOffset>
+                  </wp:positionH>
+                  <wp:positionV relativeFrom="paragraph">
+                    <wp:posOffset>-572770</wp:posOffset>
+                  </wp:positionV>
+                  <wp:extent cx="0" cy="10191750"/>
+                  <wp:effectExtent l="19050" t="0" r="19050" b="0"/>
+                  <wp:wrapNone/>
+                  <wp:docPr id="1111103824" name="Straight Connector 1111103824"/>
+                  <wp:cNvGraphicFramePr/>
+                  <a:graphic xmlns:a="http://schemas.openxmlformats.org/drawingml/2006/main">
+                    <a:graphicData uri="http://schemas.microsoft.com/office/word/2010/wordprocessingShape">
+                      <wps:wsp>
+                        <wps:cNvCnPr/>
+                        <wps:spPr>
+                          <a:xfrm>
+                            <a:off x="0" y="0"/>
+                            <a:ext cx="0" cy="10191896"/>
+                          </a:xfrm>
+                          <a:prstGeom prst="line">
+                            <a:avLst/>
+                          </a:prstGeom>
+                          <a:ln w="38100"/>
+                        </wps:spPr>
+                        <wps:style>
+                          <a:lnRef idx="1">
+                            <a:schemeClr val="dk1"/>
+                          </a:lnRef>
+                          <a:fillRef idx="0">
+                            <a:schemeClr val="dk1"/>
+                          </a:fillRef>
+                          <a:effectRef idx="0">
+                            <a:schemeClr val="dk1"/>
+                          </a:effectRef>
+                          <a:fontRef idx="minor">
+                            <a:schemeClr val="tx1"/>
+                          </a:fontRef>
+                        </wps:style>
+                        <wps:bodyPr/>
+                      </wps:wsp>
+                    </a:graphicData>
+                  </a:graphic>
+                </wp:anchor>
+              </w:drawing>
+            </mc:Choice>
+            <mc:Fallback>
+              <w:pict>
+                <v:line w14:anchorId="7B6D0C49" id="Straight Connector 1111103824" o:spid="_x0000_s1026" style="position:absolute;z-index:251696128;visibility:visible;mso-wrap-style:square;mso-wrap-distance-left:9pt;mso-wrap-distance-top:0;mso-wrap-distance-right:9pt;mso-wrap-distance-bottom:0;mso-position-horizontal:absolute;mso-position-horizontal-relative:text;mso-position-vertical:absolute;mso-position-vertical-relative:text" from="-18pt,-45.1pt" to="-18pt,757.4pt" o:gfxdata="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" strokecolor="black [3200]" strokeweight="3pt">
+                  <v:stroke joinstyle="miter"/>
+                </v:line>
+              </w:pict>
+            </mc:Fallback>
+          </mc:AlternateContent>
+        </w:r>
+        <w:r>
+          <w:rPr>
+            <w:rFonts w:ascii="Courier New" w:hAnsi="Courier New" w:cs="Courier New"/>
+            <w:b/>
+            <w:noProof/>
+            <w:sz w:val="36"/>
+            <w:lang w:eastAsia="en-PH"/>
+          </w:rPr>
+          <mc:AlternateContent>
+            <mc:Choice Requires="wps">
+              <w:drawing>
+                <wp:anchor distT="0" distB="0" distL="114300" distR="114300" simplePos="0" relativeHeight="251697152" behindDoc="0" locked="0" layoutInCell="1" allowOverlap="1" wp14:anchorId="522BAC7C" wp14:editId="70850196">
+                  <wp:simplePos x="0" y="0"/>
+                  <wp:positionH relativeFrom="column">
+                    <wp:posOffset>5715000</wp:posOffset>
+                  </wp:positionH>
+                  <wp:positionV relativeFrom="paragraph">
+                    <wp:posOffset>-419735</wp:posOffset>
+                  </wp:positionV>
+                  <wp:extent cx="0" cy="10033635"/>
+                  <wp:effectExtent l="19050" t="0" r="19050" b="5715"/>
+                  <wp:wrapNone/>
+                  <wp:docPr id="60245847" name="Straight Connector 60245847"/>
+                  <wp:cNvGraphicFramePr/>
+                  <a:graphic xmlns:a="http://schemas.openxmlformats.org/drawingml/2006/main">
+                    <a:graphicData uri="http://schemas.microsoft.com/office/word/2010/wordprocessingShape">
+                      <wps:wsp>
+                        <wps:cNvCnPr/>
+                        <wps:spPr>
+                          <a:xfrm>
+                            <a:off x="0" y="0"/>
+                            <a:ext cx="0" cy="10033762"/>
+                          </a:xfrm>
+                          <a:prstGeom prst="line">
+                            <a:avLst/>
+                          </a:prstGeom>
+                          <a:ln w="38100"/>
+                        </wps:spPr>
+                        <wps:style>
+                          <a:lnRef idx="1">
+                            <a:schemeClr val="dk1"/>
+                          </a:lnRef>
+                          <a:fillRef idx="0">
+                            <a:schemeClr val="dk1"/>
+                          </a:fillRef>
+                          <a:effectRef idx="0">
+                            <a:schemeClr val="dk1"/>
+                          </a:effectRef>
+                          <a:fontRef idx="minor">
+                            <a:schemeClr val="tx1"/>
+                          </a:fontRef>
+                        </wps:style>
+                        <wps:bodyPr/>
+                      </wps:wsp>
+                    </a:graphicData>
+                  </a:graphic>
+                </wp:anchor>
+              </w:drawing>
+            </mc:Choice>
+            <mc:Fallback>
+              <w:pict>
+                <v:line w14:anchorId="3BA01796" id="Straight Connector 60245847" o:spid="_x0000_s1026" style="position:absolute;z-index:251697152;visibility:visible;mso-wrap-style:square;mso-wrap-distance-left:9pt;mso-wrap-distance-top:0;mso-wrap-distance-right:9pt;mso-wrap-distance-bottom:0;mso-position-horizontal:absolute;mso-position-horizontal-relative:text;mso-position-vertical:absolute;mso-position-vertical-relative:text" from="450pt,-33.05pt" to="450pt,757pt" o:gfxdata="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" strokecolor="black [3200]" strokeweight="3pt">
+                  <v:stroke joinstyle="miter"/>
+                </v:line>
+              </w:pict>
+            </mc:Fallback>
+          </mc:AlternateContent>
+        </w:r>
+        <w:r>
+          <w:rPr>
+            <w:rFonts w:ascii="Courier New" w:hAnsi="Courier New" w:cs="Courier New"/>
+            <w:b/>
+            <w:sz w:val="36"/>
+          </w:rPr>
+          <w:t>Kalinga State University</w:t>
+        </w:r>
+        <w:r>
+          <w:rPr>
+            <w:rFonts w:ascii="Courier New" w:hAnsi="Courier New" w:cs="Courier New"/>
+            <w:b/>
+            <w:sz w:val="36"/>
+          </w:rPr>
+          <w:tab/>
+        </w:r>
+      </w:p>
+      <w:p>
+        <w:pPr>
+          <w:pStyle w:val="Header"/>
+          <w:tabs>
+            <w:tab w:val="clear" w:pos="9360"/>
+            <w:tab w:val="left" w:pos="2256"/>
+            <w:tab w:val="center" w:pos="4320"/>
+            <w:tab w:val="right" w:pos="8642"/>
+          </w:tabs>
+          <w:rPr>
+            <w:rFonts w:ascii="Courier New" w:hAnsi="Courier New" w:cs="Courier New"/>
+            <w:sz w:val="24"/>
+          </w:rPr>
+        </w:pPr>
+        <w:r>
+          <w:rPr>
+            <w:rFonts w:ascii="Courier New" w:hAnsi="Courier New" w:cs="Courier New"/>
+            <w:sz w:val="24"/>
+          </w:rPr>
+          <w:tab/>
+        </w:r>
+        <w:r>
+          <w:rPr>
+            <w:rFonts w:ascii="Courier New" w:hAnsi="Courier New" w:cs="Courier New"/>
+            <w:sz w:val="24"/>
+          </w:rPr>
+          <w:tab/>
+          <w:t>Bulanao, Tabuk City, Kalinga</w:t>
+        </w:r>
+      </w:p>
+      <w:p>
+        <w:pPr>
+          <w:pStyle w:val="Header"/>
+          <w:tabs>
+            <w:tab w:val="clear" w:pos="9360"/>
+            <w:tab w:val="left" w:pos="2256"/>
+            <w:tab w:val="center" w:pos="4320"/>
+            <w:tab w:val="right" w:pos="8642"/>
+          </w:tabs>
+          <w:rPr>
+            <w:rFonts w:ascii="Courier New" w:hAnsi="Courier New" w:cs="Courier New"/>
+            <w:sz w:val="24"/>
+          </w:rPr>
+        </w:pPr>
+        <w:r>
+          <w:rPr>
+            <w:rFonts w:ascii="Courier New" w:hAnsi="Courier New" w:cs="Courier New"/>
+            <w:sz w:val="24"/>
+          </w:rPr>
+          <w:tab/>
+        </w:r>
+      </w:p>
+      <w:p>
+        <w:pPr>
+          <w:pStyle w:val="Header"/>
+          <w:jc w:val="right"/>
+          <w:rPr>
+            <w:rFonts w:ascii="Courier New" w:hAnsi="Courier New" w:cs="Courier New"/>
+            <w:sz w:val="20"/>
+            <w:szCs w:val="20"/>
+          </w:rPr>
+        </w:pPr>
+      </w:p>
+    </w:sdtContent>
+  </w:sdt>
+  <w:p>
+    <w:pPr>
+      <w:pStyle w:val="Header"/>
+      <w:rPr>
+        <w:rFonts w:ascii="Courier New" w:hAnsi="Courier New" w:cs="Courier New"/>
+      </w:rPr>
+    </w:pPr>
+  </w:p>
+</w:hdr>
+</file>
+
+<file path=word/header7.xml><?xml version="1.0" encoding="utf-8"?>
+<w:hdr xmlns:wpc="http://schemas.microsoft.com/office/word/2010/wordprocessingCanvas" xmlns:cx="http://schemas.microsoft.com/office/drawing/2014/chartex" xmlns:cx1="http://schemas.microsoft.com/office/drawing/2015/9/8/chartex" xmlns:cx2="http://schemas.microsoft.com/office/drawing/2015/10/21/chartex" xmlns:cx3="http://schemas.microsoft.com/office/drawing/2016/5/9/chartex" xmlns:cx4="http://schemas.microsoft.com/office/drawing/2016/5/10/chartex" xmlns:cx5="http://schemas.microsoft.com/office/drawing/2016/5/11/chartex" xmlns:cx6="http://schemas.microsoft.com/office/drawing/2016/5/12/chartex" xmlns:cx7="http://schemas.microsoft.com/office/drawing/2016/5/13/chartex" xmlns:cx8="http://schemas.microsoft.com/office/drawing/2016/5/14/chartex" xmlns:mc="http://schemas.openxmlformats.org/markup-compatibility/2006" xmlns:aink="http://schemas.microsoft.com/office/drawing/2016/ink" xmlns:am3d="http://schemas.microsoft.com/office/drawing/2017/model3d" xmlns:o="urn:schemas-microsoft-com:office:office" xmlns:oel="http://schemas.microsoft.com/office/2019/extlst" xmlns:r="http://schemas.openxmlformats.org/officeDocument/2006/relationships" xmlns:m="http://schemas.openxmlformats.org/officeDocument/2006/math" xmlns:v="urn:schemas-microsoft-com:vml" xmlns:wp14="http://schemas.microsoft.com/office/word/2010/wordprocessingDrawing" xmlns:wp="http://schemas.openxmlformats.org/drawingml/2006/wordprocessingDrawing" xmlns:w10="urn:schemas-microsoft-com:office:word" xmlns:w="http://schemas.openxmlformats.org/wordprocessingml/2006/main" xmlns:w14="http://schemas.microsoft.com/office/word/2010/wordml" xmlns:w15="http://schemas.microsoft.com/office/word/2012/wordml" xmlns:w16cex="http://schemas.microsoft.com/office/word/2018/wordml/cex" xmlns:w16cid="http://schemas.microsoft.com/office/word/2016/wordml/cid" xmlns:w16="http://schemas.microsoft.com/office/word/2018/wordml" xmlns:w16du="http://schemas.microsoft.com/office/word/2023/wordml/word16du" xmlns:w16sdtdh="http://schemas.microsoft.com/office/word/2020/wordml/sdtdatahash" xmlns:w16sdtfl="http://schemas.microsoft.com/office/word/2024/wordml/sdtformatlock" xmlns:w16se="http://schemas.microsoft.com/office/word/2015/wordml/symex" xmlns:wpg="http://schemas.microsoft.com/office/word/2010/wordprocessingGroup" xmlns:wpi="http://schemas.microsoft.com/office/word/2010/wordprocessingInk" xmlns:wne="http://schemas.microsoft.com/office/word/2006/wordml" xmlns:wps="http://schemas.microsoft.com/office/word/2010/wordprocessingShape" mc:Ignorable="w14 w15 w16se w16cid w16 w16cex w16sdtdh w16sdtfl w16du wp14">
+  <w:sdt>
+    <w:sdtPr>
+      <w:id w:val="40792332"/>
+    </w:sdtPr>
+    <w:sdtEndPr>
+      <w:rPr>
+        <w:rFonts w:ascii="Courier New" w:hAnsi="Courier New" w:cs="Courier New"/>
+        <w:sz w:val="20"/>
+        <w:szCs w:val="20"/>
+      </w:rPr>
+    </w:sdtEndPr>
+    <w:sdtContent>
+      <w:p>
+        <w:pPr>
+          <w:pStyle w:val="Header"/>
+          <w:tabs>
+            <w:tab w:val="center" w:pos="4321"/>
+            <w:tab w:val="right" w:pos="8642"/>
+          </w:tabs>
+          <w:rPr>
+            <w:rFonts w:ascii="Courier New" w:hAnsi="Courier New" w:cs="Courier New"/>
+            <w:b/>
+            <w:sz w:val="32"/>
+          </w:rPr>
+        </w:pPr>
+        <w:r>
+          <w:tab/>
+        </w:r>
+        <w:r>
+          <w:rPr>
+            <w:rFonts w:ascii="Courier New" w:hAnsi="Courier New" w:cs="Courier New"/>
+            <w:b/>
+            <w:noProof/>
+            <w:sz w:val="36"/>
+            <w:lang w:eastAsia="en-PH"/>
+          </w:rPr>
+          <w:drawing>
+            <wp:anchor distT="0" distB="0" distL="114300" distR="114300" simplePos="0" relativeHeight="251710464" behindDoc="0" locked="0" layoutInCell="1" allowOverlap="1" wp14:anchorId="400D7994" wp14:editId="5FFDE659">
+              <wp:simplePos x="0" y="0"/>
+              <wp:positionH relativeFrom="column">
+                <wp:posOffset>-246380</wp:posOffset>
+              </wp:positionH>
+              <wp:positionV relativeFrom="paragraph">
+                <wp:posOffset>-198120</wp:posOffset>
+              </wp:positionV>
+              <wp:extent cx="823595" cy="724535"/>
+              <wp:effectExtent l="0" t="0" r="14605" b="18415"/>
+              <wp:wrapNone/>
+              <wp:docPr id="29226787" name="Picture 29226787"/>
+              <wp:cNvGraphicFramePr>
+                <a:graphicFrameLocks xmlns:a="http://schemas.openxmlformats.org/drawingml/2006/main" noChangeAspect="1"/>
+              </wp:cNvGraphicFramePr>
+              <a:graphic xmlns:a="http://schemas.openxmlformats.org/drawingml/2006/main">
+                <a:graphicData uri="http://schemas.openxmlformats.org/drawingml/2006/picture">
+                  <pic:pic xmlns:pic="http://schemas.openxmlformats.org/drawingml/2006/picture">
+                    <pic:nvPicPr>
+                      <pic:cNvPr id="700363394" name="Picture 700363394"/>
+                      <pic:cNvPicPr>
+                        <a:picLocks noChangeAspect="1"/>
+                      </pic:cNvPicPr>
+                    </pic:nvPicPr>
+                    <pic:blipFill>
+                      <a:blip r:embed="rId1">
+                        <a:extLst>
+                          <a:ext uri="{28A0092B-C50C-407E-A947-70E740481C1C}">
+                            <a14:useLocalDpi xmlns:a14="http://schemas.microsoft.com/office/drawing/2010/main" val="0"/>
+                          </a:ext>
+                        </a:extLst>
+                      </a:blip>
+                      <a:stretch>
+                        <a:fillRect/>
+                      </a:stretch>
+                    </pic:blipFill>
+                    <pic:spPr>
+                      <a:xfrm>
+                        <a:off x="0" y="0"/>
+                        <a:ext cx="823578" cy="724710"/>
+                      </a:xfrm>
+                      <a:prstGeom prst="rect">
+                        <a:avLst/>
+                      </a:prstGeom>
+                    </pic:spPr>
+                  </pic:pic>
+                </a:graphicData>
+              </a:graphic>
+            </wp:anchor>
+          </w:drawing>
+        </w:r>
+        <w:r>
+          <w:rPr>
+            <w:rFonts w:ascii="Courier New" w:hAnsi="Courier New" w:cs="Courier New"/>
+            <w:b/>
+            <w:noProof/>
+            <w:sz w:val="32"/>
+            <w:lang w:eastAsia="en-PH"/>
+          </w:rPr>
+          <mc:AlternateContent>
+            <mc:Choice Requires="wps">
+              <w:drawing>
+                <wp:anchor distT="0" distB="0" distL="114300" distR="114300" simplePos="0" relativeHeight="251713536" behindDoc="0" locked="0" layoutInCell="1" allowOverlap="1" wp14:anchorId="2A7ADE64" wp14:editId="46B2780C">
+                  <wp:simplePos x="0" y="0"/>
+                  <wp:positionH relativeFrom="column">
+                    <wp:posOffset>-1371600</wp:posOffset>
+                  </wp:positionH>
+                  <wp:positionV relativeFrom="paragraph">
+                    <wp:posOffset>-287020</wp:posOffset>
+                  </wp:positionV>
+                  <wp:extent cx="7772400" cy="0"/>
+                  <wp:effectExtent l="0" t="19050" r="0" b="19050"/>
+                  <wp:wrapNone/>
+                  <wp:docPr id="15417755" name="Straight Connector 15417755"/>
+                  <wp:cNvGraphicFramePr/>
+                  <a:graphic xmlns:a="http://schemas.openxmlformats.org/drawingml/2006/main">
+                    <a:graphicData uri="http://schemas.microsoft.com/office/word/2010/wordprocessingShape">
+                      <wps:wsp>
+                        <wps:cNvCnPr/>
+                        <wps:spPr>
+                          <a:xfrm>
+                            <a:off x="0" y="0"/>
+                            <a:ext cx="7772400" cy="0"/>
+                          </a:xfrm>
+                          <a:prstGeom prst="line">
+                            <a:avLst/>
+                          </a:prstGeom>
+                          <a:ln w="38100"/>
+                        </wps:spPr>
+                        <wps:style>
+                          <a:lnRef idx="1">
+                            <a:schemeClr val="dk1"/>
+                          </a:lnRef>
+                          <a:fillRef idx="0">
+                            <a:schemeClr val="dk1"/>
+                          </a:fillRef>
+                          <a:effectRef idx="0">
+                            <a:schemeClr val="dk1"/>
+                          </a:effectRef>
+                          <a:fontRef idx="minor">
+                            <a:schemeClr val="tx1"/>
+                          </a:fontRef>
+                        </wps:style>
+                        <wps:bodyPr/>
+                      </wps:wsp>
+                    </a:graphicData>
+                  </a:graphic>
+                </wp:anchor>
+              </w:drawing>
+            </mc:Choice>
+            <mc:Fallback>
+              <w:pict>
+                <v:line w14:anchorId="78616D17" id="Straight Connector 15417755" o:spid="_x0000_s1026" style="position:absolute;z-index:251713536;visibility:visible;mso-wrap-style:square;mso-wrap-distance-left:9pt;mso-wrap-distance-top:0;mso-wrap-distance-right:9pt;mso-wrap-distance-bottom:0;mso-position-horizontal:absolute;mso-position-horizontal-relative:text;mso-position-vertical:absolute;mso-position-vertical-relative:text" from="-108pt,-22.6pt" to="7in,-22.6pt" o:gfxdata="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" strokecolor="black [3200]" strokeweight="3pt">
+                  <v:stroke joinstyle="miter"/>
+                </v:line>
+              </w:pict>
+            </mc:Fallback>
+          </mc:AlternateContent>
+        </w:r>
+        <w:r>
+          <w:rPr>
+            <w:rFonts w:ascii="Courier New" w:hAnsi="Courier New" w:cs="Courier New"/>
+            <w:b/>
+            <w:noProof/>
+            <w:sz w:val="36"/>
+            <w:lang w:eastAsia="en-PH"/>
+          </w:rPr>
+          <mc:AlternateContent>
+            <mc:Choice Requires="wps">
+              <w:drawing>
+                <wp:anchor distT="0" distB="0" distL="114300" distR="114300" simplePos="0" relativeHeight="251711488" behindDoc="0" locked="0" layoutInCell="1" allowOverlap="1" wp14:anchorId="47B43668" wp14:editId="679809A6">
+                  <wp:simplePos x="0" y="0"/>
+                  <wp:positionH relativeFrom="column">
+                    <wp:posOffset>-228600</wp:posOffset>
+                  </wp:positionH>
+                  <wp:positionV relativeFrom="paragraph">
+                    <wp:posOffset>-572770</wp:posOffset>
+                  </wp:positionV>
+                  <wp:extent cx="0" cy="10191750"/>
+                  <wp:effectExtent l="19050" t="0" r="19050" b="0"/>
+                  <wp:wrapNone/>
+                  <wp:docPr id="1857502815" name="Straight Connector 1857502815"/>
+                  <wp:cNvGraphicFramePr/>
+                  <a:graphic xmlns:a="http://schemas.openxmlformats.org/drawingml/2006/main">
+                    <a:graphicData uri="http://schemas.microsoft.com/office/word/2010/wordprocessingShape">
+                      <wps:wsp>
+                        <wps:cNvCnPr/>
+                        <wps:spPr>
+                          <a:xfrm>
+                            <a:off x="0" y="0"/>
+                            <a:ext cx="0" cy="10191896"/>
+                          </a:xfrm>
+                          <a:prstGeom prst="line">
+                            <a:avLst/>
+                          </a:prstGeom>
+                          <a:ln w="38100"/>
+                        </wps:spPr>
+                        <wps:style>
+                          <a:lnRef idx="1">
+                            <a:schemeClr val="dk1"/>
+                          </a:lnRef>
+                          <a:fillRef idx="0">
+                            <a:schemeClr val="dk1"/>
+                          </a:fillRef>
+                          <a:effectRef idx="0">
+                            <a:schemeClr val="dk1"/>
+                          </a:effectRef>
+                          <a:fontRef idx="minor">
+                            <a:schemeClr val="tx1"/>
+                          </a:fontRef>
+                        </wps:style>
+                        <wps:bodyPr/>
+                      </wps:wsp>
+                    </a:graphicData>
+                  </a:graphic>
+                </wp:anchor>
+              </w:drawing>
+            </mc:Choice>
+            <mc:Fallback>
+              <w:pict>
+                <v:line w14:anchorId="1F25FDCB" id="Straight Connector 1857502815" o:spid="_x0000_s1026" style="position:absolute;z-index:251711488;visibility:visible;mso-wrap-style:square;mso-wrap-distance-left:9pt;mso-wrap-distance-top:0;mso-wrap-distance-right:9pt;mso-wrap-distance-bottom:0;mso-position-horizontal:absolute;mso-position-horizontal-relative:text;mso-position-vertical:absolute;mso-position-vertical-relative:text" from="-18pt,-45.1pt" to="-18pt,757.4pt" o:gfxdata="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" strokecolor="black [3200]" strokeweight="3pt">
+                  <v:stroke joinstyle="miter"/>
+                </v:line>
+              </w:pict>
+            </mc:Fallback>
+          </mc:AlternateContent>
+        </w:r>
+        <w:r>
+          <w:rPr>
+            <w:rFonts w:ascii="Courier New" w:hAnsi="Courier New" w:cs="Courier New"/>
+            <w:b/>
+            <w:noProof/>
+            <w:sz w:val="36"/>
+            <w:lang w:eastAsia="en-PH"/>
+          </w:rPr>
+          <mc:AlternateContent>
+            <mc:Choice Requires="wps">
+              <w:drawing>
+                <wp:anchor distT="0" distB="0" distL="114300" distR="114300" simplePos="0" relativeHeight="251712512" behindDoc="0" locked="0" layoutInCell="1" allowOverlap="1" wp14:anchorId="4EB7054A" wp14:editId="5E52B582">
+                  <wp:simplePos x="0" y="0"/>
+                  <wp:positionH relativeFrom="column">
+                    <wp:posOffset>5715000</wp:posOffset>
+                  </wp:positionH>
+                  <wp:positionV relativeFrom="paragraph">
+                    <wp:posOffset>-419735</wp:posOffset>
+                  </wp:positionV>
+                  <wp:extent cx="0" cy="10033635"/>
+                  <wp:effectExtent l="19050" t="0" r="19050" b="5715"/>
+                  <wp:wrapNone/>
+                  <wp:docPr id="1102913797" name="Straight Connector 1102913797"/>
+                  <wp:cNvGraphicFramePr/>
+                  <a:graphic xmlns:a="http://schemas.openxmlformats.org/drawingml/2006/main">
+                    <a:graphicData uri="http://schemas.microsoft.com/office/word/2010/wordprocessingShape">
+                      <wps:wsp>
+                        <wps:cNvCnPr/>
+                        <wps:spPr>
+                          <a:xfrm>
+                            <a:off x="0" y="0"/>
+                            <a:ext cx="0" cy="10033762"/>
+                          </a:xfrm>
+                          <a:prstGeom prst="line">
+                            <a:avLst/>
+                          </a:prstGeom>
+                          <a:ln w="38100"/>
+                        </wps:spPr>
+                        <wps:style>
+                          <a:lnRef idx="1">
+                            <a:schemeClr val="dk1"/>
+                          </a:lnRef>
+                          <a:fillRef idx="0">
+                            <a:schemeClr val="dk1"/>
+                          </a:fillRef>
+                          <a:effectRef idx="0">
+                            <a:schemeClr val="dk1"/>
+                          </a:effectRef>
+                          <a:fontRef idx="minor">
+                            <a:schemeClr val="tx1"/>
+                          </a:fontRef>
+                        </wps:style>
+                        <wps:bodyPr/>
+                      </wps:wsp>
+                    </a:graphicData>
+                  </a:graphic>
+                </wp:anchor>
+              </w:drawing>
+            </mc:Choice>
+            <mc:Fallback>
+              <w:pict>
+                <v:line w14:anchorId="48A6FF55" id="Straight Connector 1102913797" o:spid="_x0000_s1026" style="position:absolute;z-index:251712512;visibility:visible;mso-wrap-style:square;mso-wrap-distance-left:9pt;mso-wrap-distance-top:0;mso-wrap-distance-right:9pt;mso-wrap-distance-bottom:0;mso-position-horizontal:absolute;mso-position-horizontal-relative:text;mso-position-vertical:absolute;mso-position-vertical-relative:text" from="450pt,-33.05pt" to="450pt,757pt" o:gfxdata="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" strokecolor="black [3200]" strokeweight="3pt">
+                  <v:stroke joinstyle="miter"/>
+                </v:line>
+              </w:pict>
+            </mc:Fallback>
+          </mc:AlternateContent>
+        </w:r>
+        <w:r>
+          <w:rPr>
+            <w:rFonts w:ascii="Courier New" w:hAnsi="Courier New" w:cs="Courier New"/>
+            <w:b/>
+            <w:sz w:val="36"/>
+          </w:rPr>
+          <w:t>Kalinga State University</w:t>
+        </w:r>
+        <w:r>
+          <w:rPr>
+            <w:rFonts w:ascii="Courier New" w:hAnsi="Courier New" w:cs="Courier New"/>
+            <w:b/>
+            <w:sz w:val="36"/>
+          </w:rPr>
+          <w:tab/>
+        </w:r>
+      </w:p>
+      <w:p>
+        <w:pPr>
+          <w:pStyle w:val="Header"/>
+          <w:tabs>
+            <w:tab w:val="clear" w:pos="9360"/>
+            <w:tab w:val="left" w:pos="2256"/>
+            <w:tab w:val="center" w:pos="4320"/>
+            <w:tab w:val="right" w:pos="8642"/>
+          </w:tabs>
+          <w:rPr>
+            <w:rFonts w:ascii="Courier New" w:hAnsi="Courier New" w:cs="Courier New"/>
+            <w:sz w:val="24"/>
+          </w:rPr>
+        </w:pPr>
+        <w:r>
+          <w:rPr>
+            <w:rFonts w:ascii="Courier New" w:hAnsi="Courier New" w:cs="Courier New"/>
+            <w:sz w:val="24"/>
+          </w:rPr>
+          <w:tab/>
+        </w:r>
+        <w:r>
+          <w:rPr>
+            <w:rFonts w:ascii="Courier New" w:hAnsi="Courier New" w:cs="Courier New"/>
+            <w:sz w:val="24"/>
+          </w:rPr>
+          <w:tab/>
+          <w:t>Bulanao, Tabuk City, Kalinga</w:t>
+        </w:r>
+      </w:p>
+      <w:p>
+        <w:pPr>
+          <w:pStyle w:val="Header"/>
+          <w:tabs>
+            <w:tab w:val="clear" w:pos="9360"/>
+            <w:tab w:val="left" w:pos="2256"/>
+            <w:tab w:val="center" w:pos="4320"/>
+            <w:tab w:val="right" w:pos="8642"/>
+          </w:tabs>
+          <w:rPr>
+            <w:rFonts w:ascii="Courier New" w:hAnsi="Courier New" w:cs="Courier New"/>
+            <w:sz w:val="24"/>
+          </w:rPr>
+        </w:pPr>
+        <w:r>
+          <w:rPr>
+            <w:rFonts w:ascii="Courier New" w:hAnsi="Courier New" w:cs="Courier New"/>
+            <w:sz w:val="24"/>
+          </w:rPr>
+          <w:tab/>
+        </w:r>
+      </w:p>
+      <w:p>
+        <w:pPr>
+          <w:pStyle w:val="Header"/>
+          <w:jc w:val="right"/>
+          <w:rPr>
+            <w:rFonts w:ascii="Courier New" w:hAnsi="Courier New" w:cs="Courier New"/>
+            <w:sz w:val="20"/>
+            <w:szCs w:val="20"/>
+          </w:rPr>
+        </w:pPr>
+        <w:r>
+          <w:rPr>
+            <w:rFonts w:ascii="Courier New" w:hAnsi="Courier New" w:cs="Courier New"/>
+            <w:color w:val="7F7F7F" w:themeColor="background1" w:themeShade="7F"/>
+            <w:spacing w:val="60"/>
+            <w:sz w:val="20"/>
+            <w:szCs w:val="20"/>
+          </w:rPr>
+          <w:t>Design and Methodology</w:t>
+        </w:r>
+        <w:r>
+          <w:rPr>
+            <w:rFonts w:ascii="Courier New" w:hAnsi="Courier New" w:cs="Courier New"/>
+            <w:sz w:val="20"/>
+            <w:szCs w:val="20"/>
+          </w:rPr>
+          <w:t xml:space="preserve"> | </w:t>
+        </w:r>
+        <w:r>
+          <w:rPr>
+            <w:rFonts w:ascii="Courier New" w:hAnsi="Courier New" w:cs="Courier New"/>
+            <w:sz w:val="20"/>
+            <w:szCs w:val="20"/>
+          </w:rPr>
+          <w:fldChar w:fldCharType="begin"/>
+        </w:r>
+        <w:r>
+          <w:rPr>
+            <w:rFonts w:ascii="Courier New" w:hAnsi="Courier New" w:cs="Courier New"/>
+            <w:sz w:val="20"/>
+            <w:szCs w:val="20"/>
+          </w:rPr>
+          <w:instrText xml:space="preserve"> PAGE   \* MERGEFORMAT </w:instrText>
+        </w:r>
+        <w:r>
+          <w:rPr>
+            <w:rFonts w:ascii="Courier New" w:hAnsi="Courier New" w:cs="Courier New"/>
+            <w:sz w:val="20"/>
+            <w:szCs w:val="20"/>
+          </w:rPr>
+          <w:fldChar w:fldCharType="separate"/>
+        </w:r>
+        <w:r>
+          <w:rPr>
+            <w:rFonts w:ascii="Courier New" w:hAnsi="Courier New" w:cs="Courier New"/>
+            <w:b/>
+            <w:bCs/>
+            <w:noProof/>
+            <w:sz w:val="20"/>
+            <w:szCs w:val="20"/>
+          </w:rPr>
+          <w:t>1</w:t>
+        </w:r>
+        <w:r>
+          <w:rPr>
+            <w:rFonts w:ascii="Courier New" w:hAnsi="Courier New" w:cs="Courier New"/>
+            <w:b/>
+            <w:bCs/>
+            <w:noProof/>
+            <w:sz w:val="20"/>
+            <w:szCs w:val="20"/>
+          </w:rPr>
+          <w:fldChar w:fldCharType="end"/>
+        </w:r>
+      </w:p>
+    </w:sdtContent>
+  </w:sdt>
+  <w:p>
+    <w:pPr>
+      <w:pStyle w:val="Header"/>
+      <w:rPr>
+        <w:rFonts w:ascii="Courier New" w:hAnsi="Courier New" w:cs="Courier New"/>
+      </w:rPr>
+    </w:pPr>
+  </w:p>
+</w:hdr>
+</file>
+
+<file path=word/header8.xml><?xml version="1.0" encoding="utf-8"?>
+<w:hdr xmlns:wpc="http://schemas.microsoft.com/office/word/2010/wordprocessingCanvas" xmlns:cx="http://schemas.microsoft.com/office/drawing/2014/chartex" xmlns:cx1="http://schemas.microsoft.com/office/drawing/2015/9/8/chartex" xmlns:cx2="http://schemas.microsoft.com/office/drawing/2015/10/21/chartex" xmlns:cx3="http://schemas.microsoft.com/office/drawing/2016/5/9/chartex" xmlns:cx4="http://schemas.microsoft.com/office/drawing/2016/5/10/chartex" xmlns:cx5="http://schemas.microsoft.com/office/drawing/2016/5/11/chartex" xmlns:cx6="http://schemas.microsoft.com/office/drawing/2016/5/12/chartex" xmlns:cx7="http://schemas.microsoft.com/office/drawing/2016/5/13/chartex" xmlns:cx8="http://schemas.microsoft.com/office/drawing/2016/5/14/chartex" xmlns:mc="http://schemas.openxmlformats.org/markup-compatibility/2006" xmlns:aink="http://schemas.microsoft.com/office/drawing/2016/ink" xmlns:am3d="http://schemas.microsoft.com/office/drawing/2017/model3d" xmlns:o="urn:schemas-microsoft-com:office:office" xmlns:oel="http://schemas.microsoft.com/office/2019/extlst" xmlns:r="http://schemas.openxmlformats.org/officeDocument/2006/relationships" xmlns:m="http://schemas.openxmlformats.org/officeDocument/2006/math" xmlns:v="urn:schemas-microsoft-com:vml" xmlns:wp14="http://schemas.microsoft.com/office/word/2010/wordprocessingDrawing" xmlns:wp="http://schemas.openxmlformats.org/drawingml/2006/wordprocessingDrawing" xmlns:w10="urn:schemas-microsoft-com:office:word" xmlns:w="http://schemas.openxmlformats.org/wordprocessingml/2006/main" xmlns:w14="http://schemas.microsoft.com/office/word/2010/wordml" xmlns:w15="http://schemas.microsoft.com/office/word/2012/wordml" xmlns:w16cex="http://schemas.microsoft.com/office/word/2018/wordml/cex" xmlns:w16cid="http://schemas.microsoft.com/office/word/2016/wordml/cid" xmlns:w16="http://schemas.microsoft.com/office/word/2018/wordml" xmlns:w16du="http://schemas.microsoft.com/office/word/2023/wordml/word16du" xmlns:w16sdtdh="http://schemas.microsoft.com/office/word/2020/wordml/sdtdatahash" xmlns:w16sdtfl="http://schemas.microsoft.com/office/word/2024/wordml/sdtformatlock" xmlns:w16se="http://schemas.microsoft.com/office/word/2015/wordml/symex" xmlns:wpg="http://schemas.microsoft.com/office/word/2010/wordprocessingGroup" xmlns:wpi="http://schemas.microsoft.com/office/word/2010/wordprocessingInk" xmlns:wne="http://schemas.microsoft.com/office/word/2006/wordml" xmlns:wps="http://schemas.microsoft.com/office/word/2010/wordprocessingShape" mc:Ignorable="w14 w15 w16se w16cid w16 w16cex w16sdtdh w16sdtfl w16du wp14">
+  <w:sdt>
+    <w:sdtPr>
+      <w:id w:val="1983423169"/>
+    </w:sdtPr>
+    <w:sdtEndPr>
+      <w:rPr>
+        <w:rFonts w:ascii="Courier New" w:hAnsi="Courier New" w:cs="Courier New"/>
+        <w:sz w:val="20"/>
+        <w:szCs w:val="20"/>
+      </w:rPr>
+    </w:sdtEndPr>
+    <w:sdtContent>
+      <w:p>
+        <w:pPr>
+          <w:pStyle w:val="Header"/>
+          <w:tabs>
+            <w:tab w:val="center" w:pos="4321"/>
+            <w:tab w:val="right" w:pos="8642"/>
+          </w:tabs>
+          <w:rPr>
+            <w:rFonts w:ascii="Courier New" w:hAnsi="Courier New" w:cs="Courier New"/>
+            <w:b/>
+            <w:sz w:val="32"/>
+          </w:rPr>
+        </w:pPr>
+        <w:r>
+          <w:tab/>
+        </w:r>
+        <w:r>
+          <w:rPr>
+            <w:rFonts w:ascii="Courier New" w:hAnsi="Courier New" w:cs="Courier New"/>
+            <w:b/>
+            <w:noProof/>
+            <w:sz w:val="36"/>
+            <w:lang w:eastAsia="en-PH"/>
+          </w:rPr>
+          <w:drawing>
+            <wp:anchor distT="0" distB="0" distL="114300" distR="114300" simplePos="0" relativeHeight="251705344" behindDoc="0" locked="0" layoutInCell="1" allowOverlap="1" wp14:anchorId="76CF24D9" wp14:editId="03C59511">
+              <wp:simplePos x="0" y="0"/>
+              <wp:positionH relativeFrom="column">
+                <wp:posOffset>-246380</wp:posOffset>
+              </wp:positionH>
+              <wp:positionV relativeFrom="paragraph">
+                <wp:posOffset>-198120</wp:posOffset>
+              </wp:positionV>
+              <wp:extent cx="823595" cy="724535"/>
+              <wp:effectExtent l="0" t="0" r="14605" b="18415"/>
+              <wp:wrapNone/>
+              <wp:docPr id="1220379455" name="Picture 1220379455"/>
+              <wp:cNvGraphicFramePr>
+                <a:graphicFrameLocks xmlns:a="http://schemas.openxmlformats.org/drawingml/2006/main" noChangeAspect="1"/>
+              </wp:cNvGraphicFramePr>
+              <a:graphic xmlns:a="http://schemas.openxmlformats.org/drawingml/2006/main">
+                <a:graphicData uri="http://schemas.openxmlformats.org/drawingml/2006/picture">
+                  <pic:pic xmlns:pic="http://schemas.openxmlformats.org/drawingml/2006/picture">
+                    <pic:nvPicPr>
+                      <pic:cNvPr id="700363394" name="Picture 700363394"/>
+                      <pic:cNvPicPr>
+                        <a:picLocks noChangeAspect="1"/>
+                      </pic:cNvPicPr>
+                    </pic:nvPicPr>
+                    <pic:blipFill>
+                      <a:blip r:embed="rId1">
+                        <a:extLst>
+                          <a:ext uri="{28A0092B-C50C-407E-A947-70E740481C1C}">
+                            <a14:useLocalDpi xmlns:a14="http://schemas.microsoft.com/office/drawing/2010/main" val="0"/>
+                          </a:ext>
+                        </a:extLst>
+                      </a:blip>
+                      <a:stretch>
+                        <a:fillRect/>
+                      </a:stretch>
+                    </pic:blipFill>
+                    <pic:spPr>
+                      <a:xfrm>
+                        <a:off x="0" y="0"/>
+                        <a:ext cx="823578" cy="724710"/>
+                      </a:xfrm>
+                      <a:prstGeom prst="rect">
+                        <a:avLst/>
+                      </a:prstGeom>
+                    </pic:spPr>
+                  </pic:pic>
+                </a:graphicData>
+              </a:graphic>
+            </wp:anchor>
+          </w:drawing>
+        </w:r>
+        <w:r>
+          <w:rPr>
+            <w:rFonts w:ascii="Courier New" w:hAnsi="Courier New" w:cs="Courier New"/>
+            <w:b/>
+            <w:noProof/>
+            <w:sz w:val="32"/>
+            <w:lang w:eastAsia="en-PH"/>
+          </w:rPr>
+          <mc:AlternateContent>
+            <mc:Choice Requires="wps">
+              <w:drawing>
+                <wp:anchor distT="0" distB="0" distL="114300" distR="114300" simplePos="0" relativeHeight="251708416" behindDoc="0" locked="0" layoutInCell="1" allowOverlap="1" wp14:anchorId="4DF466F2" wp14:editId="341E2D7A">
+                  <wp:simplePos x="0" y="0"/>
+                  <wp:positionH relativeFrom="column">
+                    <wp:posOffset>-1371600</wp:posOffset>
+                  </wp:positionH>
+                  <wp:positionV relativeFrom="paragraph">
+                    <wp:posOffset>-287020</wp:posOffset>
+                  </wp:positionV>
+                  <wp:extent cx="7772400" cy="0"/>
+                  <wp:effectExtent l="0" t="19050" r="0" b="19050"/>
+                  <wp:wrapNone/>
+                  <wp:docPr id="190166018" name="Straight Connector 190166018"/>
+                  <wp:cNvGraphicFramePr/>
+                  <a:graphic xmlns:a="http://schemas.openxmlformats.org/drawingml/2006/main">
+                    <a:graphicData uri="http://schemas.microsoft.com/office/word/2010/wordprocessingShape">
+                      <wps:wsp>
+                        <wps:cNvCnPr/>
+                        <wps:spPr>
+                          <a:xfrm>
+                            <a:off x="0" y="0"/>
+                            <a:ext cx="7772400" cy="0"/>
+                          </a:xfrm>
+                          <a:prstGeom prst="line">
+                            <a:avLst/>
+                          </a:prstGeom>
+                          <a:ln w="38100"/>
+                        </wps:spPr>
+                        <wps:style>
+                          <a:lnRef idx="1">
+                            <a:schemeClr val="dk1"/>
+                          </a:lnRef>
+                          <a:fillRef idx="0">
+                            <a:schemeClr val="dk1"/>
+                          </a:fillRef>
+                          <a:effectRef idx="0">
+                            <a:schemeClr val="dk1"/>
+                          </a:effectRef>
+                          <a:fontRef idx="minor">
+                            <a:schemeClr val="tx1"/>
+                          </a:fontRef>
+                        </wps:style>
+                        <wps:bodyPr/>
+                      </wps:wsp>
+                    </a:graphicData>
+                  </a:graphic>
+                </wp:anchor>
+              </w:drawing>
+            </mc:Choice>
+            <mc:Fallback>
+              <w:pict>
+                <v:line w14:anchorId="0AF80BF6" id="Straight Connector 190166018" o:spid="_x0000_s1026" style="position:absolute;z-index:251708416;visibility:visible;mso-wrap-style:square;mso-wrap-distance-left:9pt;mso-wrap-distance-top:0;mso-wrap-distance-right:9pt;mso-wrap-distance-bottom:0;mso-position-horizontal:absolute;mso-position-horizontal-relative:text;mso-position-vertical:absolute;mso-position-vertical-relative:text" from="-108pt,-22.6pt" to="7in,-22.6pt" o:gfxdata="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" strokecolor="black [3200]" strokeweight="3pt">
+                  <v:stroke joinstyle="miter"/>
+                </v:line>
+              </w:pict>
+            </mc:Fallback>
+          </mc:AlternateContent>
+        </w:r>
+        <w:r>
+          <w:rPr>
+            <w:rFonts w:ascii="Courier New" w:hAnsi="Courier New" w:cs="Courier New"/>
+            <w:b/>
+            <w:noProof/>
+            <w:sz w:val="36"/>
+            <w:lang w:eastAsia="en-PH"/>
+          </w:rPr>
+          <mc:AlternateContent>
+            <mc:Choice Requires="wps">
+              <w:drawing>
+                <wp:anchor distT="0" distB="0" distL="114300" distR="114300" simplePos="0" relativeHeight="251706368" behindDoc="0" locked="0" layoutInCell="1" allowOverlap="1" wp14:anchorId="04C379D1" wp14:editId="5A24E7E5">
+                  <wp:simplePos x="0" y="0"/>
+                  <wp:positionH relativeFrom="column">
+                    <wp:posOffset>-228600</wp:posOffset>
+                  </wp:positionH>
+                  <wp:positionV relativeFrom="paragraph">
+                    <wp:posOffset>-572770</wp:posOffset>
+                  </wp:positionV>
+                  <wp:extent cx="0" cy="10191750"/>
+                  <wp:effectExtent l="19050" t="0" r="19050" b="0"/>
+                  <wp:wrapNone/>
+                  <wp:docPr id="341334077" name="Straight Connector 341334077"/>
+                  <wp:cNvGraphicFramePr/>
+                  <a:graphic xmlns:a="http://schemas.openxmlformats.org/drawingml/2006/main">
+                    <a:graphicData uri="http://schemas.microsoft.com/office/word/2010/wordprocessingShape">
+                      <wps:wsp>
+                        <wps:cNvCnPr/>
+                        <wps:spPr>
+                          <a:xfrm>
+                            <a:off x="0" y="0"/>
+                            <a:ext cx="0" cy="10191896"/>
+                          </a:xfrm>
+                          <a:prstGeom prst="line">
+                            <a:avLst/>
+                          </a:prstGeom>
+                          <a:ln w="38100"/>
+                        </wps:spPr>
+                        <wps:style>
+                          <a:lnRef idx="1">
+                            <a:schemeClr val="dk1"/>
+                          </a:lnRef>
+                          <a:fillRef idx="0">
+                            <a:schemeClr val="dk1"/>
+                          </a:fillRef>
+                          <a:effectRef idx="0">
+                            <a:schemeClr val="dk1"/>
+                          </a:effectRef>
+                          <a:fontRef idx="minor">
+                            <a:schemeClr val="tx1"/>
+                          </a:fontRef>
+                        </wps:style>
+                        <wps:bodyPr/>
+                      </wps:wsp>
+                    </a:graphicData>
+                  </a:graphic>
+                </wp:anchor>
+              </w:drawing>
+            </mc:Choice>
+            <mc:Fallback>
+              <w:pict>
+                <v:line w14:anchorId="42220F27" id="Straight Connector 341334077" o:spid="_x0000_s1026" style="position:absolute;z-index:251706368;visibility:visible;mso-wrap-style:square;mso-wrap-distance-left:9pt;mso-wrap-distance-top:0;mso-wrap-distance-right:9pt;mso-wrap-distance-bottom:0;mso-position-horizontal:absolute;mso-position-horizontal-relative:text;mso-position-vertical:absolute;mso-position-vertical-relative:text" from="-18pt,-45.1pt" to="-18pt,757.4pt" o:gfxdata="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" strokecolor="black [3200]" strokeweight="3pt">
+                  <v:stroke joinstyle="miter"/>
+                </v:line>
+              </w:pict>
+            </mc:Fallback>
+          </mc:AlternateContent>
+        </w:r>
+        <w:r>
+          <w:rPr>
+            <w:rFonts w:ascii="Courier New" w:hAnsi="Courier New" w:cs="Courier New"/>
+            <w:b/>
+            <w:noProof/>
+            <w:sz w:val="36"/>
+            <w:lang w:eastAsia="en-PH"/>
+          </w:rPr>
+          <mc:AlternateContent>
+            <mc:Choice Requires="wps">
+              <w:drawing>
+                <wp:anchor distT="0" distB="0" distL="114300" distR="114300" simplePos="0" relativeHeight="251707392" behindDoc="0" locked="0" layoutInCell="1" allowOverlap="1" wp14:anchorId="54E11308" wp14:editId="59A407C0">
+                  <wp:simplePos x="0" y="0"/>
+                  <wp:positionH relativeFrom="column">
+                    <wp:posOffset>5715000</wp:posOffset>
+                  </wp:positionH>
+                  <wp:positionV relativeFrom="paragraph">
+                    <wp:posOffset>-419735</wp:posOffset>
+                  </wp:positionV>
+                  <wp:extent cx="0" cy="10033635"/>
+                  <wp:effectExtent l="19050" t="0" r="19050" b="5715"/>
+                  <wp:wrapNone/>
+                  <wp:docPr id="194450568" name="Straight Connector 194450568"/>
+                  <wp:cNvGraphicFramePr/>
+                  <a:graphic xmlns:a="http://schemas.openxmlformats.org/drawingml/2006/main">
+                    <a:graphicData uri="http://schemas.microsoft.com/office/word/2010/wordprocessingShape">
+                      <wps:wsp>
+                        <wps:cNvCnPr/>
+                        <wps:spPr>
+                          <a:xfrm>
+                            <a:off x="0" y="0"/>
+                            <a:ext cx="0" cy="10033762"/>
+                          </a:xfrm>
+                          <a:prstGeom prst="line">
+                            <a:avLst/>
+                          </a:prstGeom>
+                          <a:ln w="38100"/>
+                        </wps:spPr>
+                        <wps:style>
+                          <a:lnRef idx="1">
+                            <a:schemeClr val="dk1"/>
+                          </a:lnRef>
+                          <a:fillRef idx="0">
+                            <a:schemeClr val="dk1"/>
+                          </a:fillRef>
+                          <a:effectRef idx="0">
+                            <a:schemeClr val="dk1"/>
+                          </a:effectRef>
+                          <a:fontRef idx="minor">
+                            <a:schemeClr val="tx1"/>
+                          </a:fontRef>
+                        </wps:style>
+                        <wps:bodyPr/>
+                      </wps:wsp>
+                    </a:graphicData>
+                  </a:graphic>
+                </wp:anchor>
+              </w:drawing>
+            </mc:Choice>
+            <mc:Fallback>
+              <w:pict>
+                <v:line w14:anchorId="0F0EBD7E" id="Straight Connector 194450568" o:spid="_x0000_s1026" style="position:absolute;z-index:251707392;visibility:visible;mso-wrap-style:square;mso-wrap-distance-left:9pt;mso-wrap-distance-top:0;mso-wrap-distance-right:9pt;mso-wrap-distance-bottom:0;mso-position-horizontal:absolute;mso-position-horizontal-relative:text;mso-position-vertical:absolute;mso-position-vertical-relative:text" from="450pt,-33.05pt" to="450pt,757pt" o:gfxdata="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" strokecolor="black [3200]" strokeweight="3pt">
+                  <v:stroke joinstyle="miter"/>
+                </v:line>
+              </w:pict>
+            </mc:Fallback>
+          </mc:AlternateContent>
+        </w:r>
+        <w:r>
+          <w:rPr>
+            <w:rFonts w:ascii="Courier New" w:hAnsi="Courier New" w:cs="Courier New"/>
+            <w:b/>
+            <w:sz w:val="36"/>
+          </w:rPr>
+          <w:t>Kalinga State University</w:t>
+        </w:r>
+        <w:r>
+          <w:rPr>
+            <w:rFonts w:ascii="Courier New" w:hAnsi="Courier New" w:cs="Courier New"/>
+            <w:b/>
+            <w:sz w:val="36"/>
+          </w:rPr>
+          <w:tab/>
+        </w:r>
+      </w:p>
+      <w:p>
+        <w:pPr>
+          <w:pStyle w:val="Header"/>
+          <w:tabs>
+            <w:tab w:val="clear" w:pos="9360"/>
+            <w:tab w:val="left" w:pos="2256"/>
+            <w:tab w:val="center" w:pos="4320"/>
+            <w:tab w:val="right" w:pos="8642"/>
+          </w:tabs>
+          <w:rPr>
+            <w:rFonts w:ascii="Courier New" w:hAnsi="Courier New" w:cs="Courier New"/>
+            <w:sz w:val="24"/>
+          </w:rPr>
+        </w:pPr>
+        <w:r>
+          <w:rPr>
+            <w:rFonts w:ascii="Courier New" w:hAnsi="Courier New" w:cs="Courier New"/>
+            <w:sz w:val="24"/>
+          </w:rPr>
+          <w:tab/>
+        </w:r>
+        <w:r>
+          <w:rPr>
+            <w:rFonts w:ascii="Courier New" w:hAnsi="Courier New" w:cs="Courier New"/>
+            <w:sz w:val="24"/>
+          </w:rPr>
+          <w:tab/>
+          <w:t>Bulanao, Tabuk City, Kalinga</w:t>
+        </w:r>
+      </w:p>
+      <w:p>
+        <w:pPr>
+          <w:pStyle w:val="Header"/>
+          <w:tabs>
+            <w:tab w:val="clear" w:pos="9360"/>
+            <w:tab w:val="left" w:pos="2256"/>
+            <w:tab w:val="center" w:pos="4320"/>
+            <w:tab w:val="right" w:pos="8642"/>
+          </w:tabs>
+          <w:rPr>
+            <w:rFonts w:ascii="Courier New" w:hAnsi="Courier New" w:cs="Courier New"/>
+            <w:sz w:val="24"/>
+          </w:rPr>
+        </w:pPr>
+        <w:r>
+          <w:rPr>
+            <w:rFonts w:ascii="Courier New" w:hAnsi="Courier New" w:cs="Courier New"/>
+            <w:sz w:val="24"/>
+          </w:rPr>
+          <w:tab/>
+        </w:r>
+      </w:p>
+      <w:p>
+        <w:pPr>
+          <w:pStyle w:val="Header"/>
+          <w:jc w:val="right"/>
+          <w:rPr>
+            <w:rFonts w:ascii="Courier New" w:hAnsi="Courier New" w:cs="Courier New"/>
+            <w:sz w:val="20"/>
+            <w:szCs w:val="20"/>
+          </w:rPr>
+        </w:pPr>
+      </w:p>
+    </w:sdtContent>
+  </w:sdt>
+  <w:p>
+    <w:pPr>
+      <w:pStyle w:val="Header"/>
+      <w:rPr>
+        <w:rFonts w:ascii="Courier New" w:hAnsi="Courier New" w:cs="Courier New"/>
+      </w:rPr>
+    </w:pPr>
+  </w:p>
+</w:hdr>
+</file>
+
+<file path=word/header9.xml><?xml version="1.0" encoding="utf-8"?>
 <w:hdr xmlns:wpc="http://schemas.microsoft.com/office/word/2010/wordprocessingCanvas" xmlns:cx="http://schemas.microsoft.com/office/drawing/2014/chartex" xmlns:cx1="http://schemas.microsoft.com/office/drawing/2015/9/8/chartex" xmlns:cx2="http://schemas.microsoft.com/office/drawing/2015/10/21/chartex" xmlns:cx3="http://schemas.microsoft.com/office/drawing/2016/5/9/chartex" xmlns:cx4="http://schemas.microsoft.com/office/drawing/2016/5/10/chartex" xmlns:cx5="http://schemas.microsoft.com/office/drawing/2016/5/11/chartex" xmlns:cx6="http://schemas.microsoft.com/office/drawing/2016/5/12/chartex" xmlns:cx7="http://schemas.microsoft.com/office/drawing/2016/5/13/chartex" xmlns:cx8="http://schemas.microsoft.com/office/drawing/2016/5/14/chartex" xmlns:mc="http://schemas.openxmlformats.org/markup-compatibility/2006" xmlns:aink="http://schemas.microsoft.com/office/drawing/2016/ink" xmlns:am3d="http://schemas.microsoft.com/office/drawing/2017/model3d" xmlns:o="urn:schemas-microsoft-com:office:office" xmlns:oel="http://schemas.microsoft.com/office/2019/extlst" xmlns:r="http://schemas.openxmlformats.org/officeDocument/2006/relationships" xmlns:m="http://schemas.openxmlformats.org/officeDocument/2006/math" xmlns:v="urn:schemas-microsoft-com:vml" xmlns:wp14="http://schemas.microsoft.com/office/word/2010/wordprocessingDrawing" xmlns:wp="http://schemas.openxmlformats.org/drawingml/2006/wordprocessingDrawing" xmlns:w10="urn:schemas-microsoft-com:office:word" xmlns:w="http://schemas.openxmlformats.org/wordprocessingml/2006/main" xmlns:w14="http://schemas.microsoft.com/office/word/2010/wordml" xmlns:w15="http://schemas.microsoft.com/office/word/2012/wordml" xmlns:w16cex="http://schemas.microsoft.com/office/word/2018/wordml/cex" xmlns:w16cid="http://schemas.microsoft.com/office/word/2016/wordml/cid" xmlns:w16="http://schemas.microsoft.com/office/word/2018/wordml" xmlns:w16du="http://schemas.microsoft.com/office/word/2023/wordml/word16du" xmlns:w16sdtdh="http://schemas.microsoft.com/office/word/2020/wordml/sdtdatahash" xmlns:w16sdtfl="http://schemas.microsoft.com/office/word/2024/wordml/sdtformatlock" xmlns:w16se="http://schemas.microsoft.com/office/word/2015/wordml/symex" xmlns:wpg="http://schemas.microsoft.com/office/word/2010/wordprocessingGroup" xmlns:wpi="http://schemas.microsoft.com/office/word/2010/wordprocessingInk" xmlns:wne="http://schemas.microsoft.com/office/word/2006/wordml" xmlns:wps="http://schemas.microsoft.com/office/word/2010/wordprocessingShape" mc:Ignorable="w14 w15 w16se w16cid w16 w16cex w16sdtdh w16sdtfl w16du wp14">
   <w:sdt>
     <w:sdtPr>
@@ -8105,393 +11683,6 @@
           </w:rPr>
           <w:fldChar w:fldCharType="end"/>
         </w:r>
-      </w:p>
-    </w:sdtContent>
-  </w:sdt>
-  <w:p>
-    <w:pPr>
-      <w:pStyle w:val="Header"/>
-      <w:rPr>
-        <w:rFonts w:ascii="Courier New" w:hAnsi="Courier New" w:cs="Courier New"/>
-      </w:rPr>
-    </w:pPr>
-  </w:p>
-</w:hdr>
-</file>
-
-<file path=word/header2.xml><?xml version="1.0" encoding="utf-8"?>
-<w:hdr xmlns:wpc="http://schemas.microsoft.com/office/word/2010/wordprocessingCanvas" xmlns:cx="http://schemas.microsoft.com/office/drawing/2014/chartex" xmlns:cx1="http://schemas.microsoft.com/office/drawing/2015/9/8/chartex" xmlns:cx2="http://schemas.microsoft.com/office/drawing/2015/10/21/chartex" xmlns:cx3="http://schemas.microsoft.com/office/drawing/2016/5/9/chartex" xmlns:cx4="http://schemas.microsoft.com/office/drawing/2016/5/10/chartex" xmlns:cx5="http://schemas.microsoft.com/office/drawing/2016/5/11/chartex" xmlns:cx6="http://schemas.microsoft.com/office/drawing/2016/5/12/chartex" xmlns:cx7="http://schemas.microsoft.com/office/drawing/2016/5/13/chartex" xmlns:cx8="http://schemas.microsoft.com/office/drawing/2016/5/14/chartex" xmlns:mc="http://schemas.openxmlformats.org/markup-compatibility/2006" xmlns:aink="http://schemas.microsoft.com/office/drawing/2016/ink" xmlns:am3d="http://schemas.microsoft.com/office/drawing/2017/model3d" xmlns:o="urn:schemas-microsoft-com:office:office" xmlns:oel="http://schemas.microsoft.com/office/2019/extlst" xmlns:r="http://schemas.openxmlformats.org/officeDocument/2006/relationships" xmlns:m="http://schemas.openxmlformats.org/officeDocument/2006/math" xmlns:v="urn:schemas-microsoft-com:vml" xmlns:wp14="http://schemas.microsoft.com/office/word/2010/wordprocessingDrawing" xmlns:wp="http://schemas.openxmlformats.org/drawingml/2006/wordprocessingDrawing" xmlns:w10="urn:schemas-microsoft-com:office:word" xmlns:w="http://schemas.openxmlformats.org/wordprocessingml/2006/main" xmlns:w14="http://schemas.microsoft.com/office/word/2010/wordml" xmlns:w15="http://schemas.microsoft.com/office/word/2012/wordml" xmlns:w16cex="http://schemas.microsoft.com/office/word/2018/wordml/cex" xmlns:w16cid="http://schemas.microsoft.com/office/word/2016/wordml/cid" xmlns:w16="http://schemas.microsoft.com/office/word/2018/wordml" xmlns:w16du="http://schemas.microsoft.com/office/word/2023/wordml/word16du" xmlns:w16sdtdh="http://schemas.microsoft.com/office/word/2020/wordml/sdtdatahash" xmlns:w16sdtfl="http://schemas.microsoft.com/office/word/2024/wordml/sdtformatlock" xmlns:w16se="http://schemas.microsoft.com/office/word/2015/wordml/symex" xmlns:wpg="http://schemas.microsoft.com/office/word/2010/wordprocessingGroup" xmlns:wpi="http://schemas.microsoft.com/office/word/2010/wordprocessingInk" xmlns:wne="http://schemas.microsoft.com/office/word/2006/wordml" xmlns:wps="http://schemas.microsoft.com/office/word/2010/wordprocessingShape" mc:Ignorable="w14 w15 w16se w16cid w16 w16cex w16sdtdh w16sdtfl w16du wp14">
-  <w:sdt>
-    <w:sdtPr>
-      <w:id w:val="1831483142"/>
-    </w:sdtPr>
-    <w:sdtEndPr>
-      <w:rPr>
-        <w:rFonts w:ascii="Courier New" w:hAnsi="Courier New" w:cs="Courier New"/>
-        <w:sz w:val="20"/>
-        <w:szCs w:val="20"/>
-      </w:rPr>
-    </w:sdtEndPr>
-    <w:sdtContent>
-      <w:p>
-        <w:pPr>
-          <w:pStyle w:val="Header"/>
-          <w:tabs>
-            <w:tab w:val="center" w:pos="4321"/>
-            <w:tab w:val="right" w:pos="8642"/>
-          </w:tabs>
-          <w:rPr>
-            <w:rFonts w:ascii="Courier New" w:hAnsi="Courier New" w:cs="Courier New"/>
-            <w:b/>
-            <w:sz w:val="32"/>
-          </w:rPr>
-        </w:pPr>
-        <w:r>
-          <w:tab/>
-        </w:r>
-        <w:r>
-          <w:rPr>
-            <w:rFonts w:ascii="Courier New" w:hAnsi="Courier New" w:cs="Courier New"/>
-            <w:b/>
-            <w:noProof/>
-            <w:sz w:val="36"/>
-            <w:lang w:eastAsia="en-PH"/>
-          </w:rPr>
-          <w:drawing>
-            <wp:anchor distT="0" distB="0" distL="114300" distR="114300" simplePos="0" relativeHeight="251720704" behindDoc="0" locked="0" layoutInCell="1" allowOverlap="1" wp14:anchorId="2D4E91FD" wp14:editId="3A435028">
-              <wp:simplePos x="0" y="0"/>
-              <wp:positionH relativeFrom="column">
-                <wp:posOffset>-246380</wp:posOffset>
-              </wp:positionH>
-              <wp:positionV relativeFrom="paragraph">
-                <wp:posOffset>-198120</wp:posOffset>
-              </wp:positionV>
-              <wp:extent cx="823595" cy="724535"/>
-              <wp:effectExtent l="0" t="0" r="14605" b="18415"/>
-              <wp:wrapNone/>
-              <wp:docPr id="2026318676" name="Picture 2026318676"/>
-              <wp:cNvGraphicFramePr>
-                <a:graphicFrameLocks xmlns:a="http://schemas.openxmlformats.org/drawingml/2006/main" noChangeAspect="1"/>
-              </wp:cNvGraphicFramePr>
-              <a:graphic xmlns:a="http://schemas.openxmlformats.org/drawingml/2006/main">
-                <a:graphicData uri="http://schemas.openxmlformats.org/drawingml/2006/picture">
-                  <pic:pic xmlns:pic="http://schemas.openxmlformats.org/drawingml/2006/picture">
-                    <pic:nvPicPr>
-                      <pic:cNvPr id="700363394" name="Picture 700363394"/>
-                      <pic:cNvPicPr>
-                        <a:picLocks noChangeAspect="1"/>
-                      </pic:cNvPicPr>
-                    </pic:nvPicPr>
-                    <pic:blipFill>
-                      <a:blip r:embed="rId1">
-                        <a:extLst>
-                          <a:ext uri="{28A0092B-C50C-407E-A947-70E740481C1C}">
-                            <a14:useLocalDpi xmlns:a14="http://schemas.microsoft.com/office/drawing/2010/main" val="0"/>
-                          </a:ext>
-                        </a:extLst>
-                      </a:blip>
-                      <a:stretch>
-                        <a:fillRect/>
-                      </a:stretch>
-                    </pic:blipFill>
-                    <pic:spPr>
-                      <a:xfrm>
-                        <a:off x="0" y="0"/>
-                        <a:ext cx="823578" cy="724710"/>
-                      </a:xfrm>
-                      <a:prstGeom prst="rect">
-                        <a:avLst/>
-                      </a:prstGeom>
-                    </pic:spPr>
-                  </pic:pic>
-                </a:graphicData>
-              </a:graphic>
-            </wp:anchor>
-          </w:drawing>
-        </w:r>
-        <w:r>
-          <w:rPr>
-            <w:rFonts w:ascii="Courier New" w:hAnsi="Courier New" w:cs="Courier New"/>
-            <w:b/>
-            <w:noProof/>
-            <w:sz w:val="32"/>
-            <w:lang w:eastAsia="en-PH"/>
-          </w:rPr>
-          <mc:AlternateContent>
-            <mc:Choice Requires="wps">
-              <w:drawing>
-                <wp:anchor distT="0" distB="0" distL="114300" distR="114300" simplePos="0" relativeHeight="251723776" behindDoc="0" locked="0" layoutInCell="1" allowOverlap="1" wp14:anchorId="4366DFAE" wp14:editId="5C9FE52F">
-                  <wp:simplePos x="0" y="0"/>
-                  <wp:positionH relativeFrom="column">
-                    <wp:posOffset>-1371600</wp:posOffset>
-                  </wp:positionH>
-                  <wp:positionV relativeFrom="paragraph">
-                    <wp:posOffset>-287020</wp:posOffset>
-                  </wp:positionV>
-                  <wp:extent cx="7772400" cy="0"/>
-                  <wp:effectExtent l="0" t="19050" r="0" b="19050"/>
-                  <wp:wrapNone/>
-                  <wp:docPr id="2030725421" name="Straight Connector 2030725421"/>
-                  <wp:cNvGraphicFramePr/>
-                  <a:graphic xmlns:a="http://schemas.openxmlformats.org/drawingml/2006/main">
-                    <a:graphicData uri="http://schemas.microsoft.com/office/word/2010/wordprocessingShape">
-                      <wps:wsp>
-                        <wps:cNvCnPr/>
-                        <wps:spPr>
-                          <a:xfrm>
-                            <a:off x="0" y="0"/>
-                            <a:ext cx="7772400" cy="0"/>
-                          </a:xfrm>
-                          <a:prstGeom prst="line">
-                            <a:avLst/>
-                          </a:prstGeom>
-                          <a:ln w="38100"/>
-                        </wps:spPr>
-                        <wps:style>
-                          <a:lnRef idx="1">
-                            <a:schemeClr val="dk1"/>
-                          </a:lnRef>
-                          <a:fillRef idx="0">
-                            <a:schemeClr val="dk1"/>
-                          </a:fillRef>
-                          <a:effectRef idx="0">
-                            <a:schemeClr val="dk1"/>
-                          </a:effectRef>
-                          <a:fontRef idx="minor">
-                            <a:schemeClr val="tx1"/>
-                          </a:fontRef>
-                        </wps:style>
-                        <wps:bodyPr/>
-                      </wps:wsp>
-                    </a:graphicData>
-                  </a:graphic>
-                </wp:anchor>
-              </w:drawing>
-            </mc:Choice>
-            <mc:Fallback>
-              <w:pict>
-                <v:line w14:anchorId="464CD259" id="Straight Connector 2030725421" o:spid="_x0000_s1026" style="position:absolute;z-index:251723776;visibility:visible;mso-wrap-style:square;mso-wrap-distance-left:9pt;mso-wrap-distance-top:0;mso-wrap-distance-right:9pt;mso-wrap-distance-bottom:0;mso-position-horizontal:absolute;mso-position-horizontal-relative:text;mso-position-vertical:absolute;mso-position-vertical-relative:text" from="-108pt,-22.6pt" to="7in,-22.6pt" o:gfxdata="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" strokecolor="black [3200]" strokeweight="3pt">
-                  <v:stroke joinstyle="miter"/>
-                </v:line>
-              </w:pict>
-            </mc:Fallback>
-          </mc:AlternateContent>
-        </w:r>
-        <w:r>
-          <w:rPr>
-            <w:rFonts w:ascii="Courier New" w:hAnsi="Courier New" w:cs="Courier New"/>
-            <w:b/>
-            <w:noProof/>
-            <w:sz w:val="36"/>
-            <w:lang w:eastAsia="en-PH"/>
-          </w:rPr>
-          <mc:AlternateContent>
-            <mc:Choice Requires="wps">
-              <w:drawing>
-                <wp:anchor distT="0" distB="0" distL="114300" distR="114300" simplePos="0" relativeHeight="251721728" behindDoc="0" locked="0" layoutInCell="1" allowOverlap="1" wp14:anchorId="7D282725" wp14:editId="0872A5F0">
-                  <wp:simplePos x="0" y="0"/>
-                  <wp:positionH relativeFrom="column">
-                    <wp:posOffset>-228600</wp:posOffset>
-                  </wp:positionH>
-                  <wp:positionV relativeFrom="paragraph">
-                    <wp:posOffset>-572770</wp:posOffset>
-                  </wp:positionV>
-                  <wp:extent cx="0" cy="10191750"/>
-                  <wp:effectExtent l="19050" t="0" r="19050" b="0"/>
-                  <wp:wrapNone/>
-                  <wp:docPr id="904603731" name="Straight Connector 904603731"/>
-                  <wp:cNvGraphicFramePr/>
-                  <a:graphic xmlns:a="http://schemas.openxmlformats.org/drawingml/2006/main">
-                    <a:graphicData uri="http://schemas.microsoft.com/office/word/2010/wordprocessingShape">
-                      <wps:wsp>
-                        <wps:cNvCnPr/>
-                        <wps:spPr>
-                          <a:xfrm>
-                            <a:off x="0" y="0"/>
-                            <a:ext cx="0" cy="10191896"/>
-                          </a:xfrm>
-                          <a:prstGeom prst="line">
-                            <a:avLst/>
-                          </a:prstGeom>
-                          <a:ln w="38100"/>
-                        </wps:spPr>
-                        <wps:style>
-                          <a:lnRef idx="1">
-                            <a:schemeClr val="dk1"/>
-                          </a:lnRef>
-                          <a:fillRef idx="0">
-                            <a:schemeClr val="dk1"/>
-                          </a:fillRef>
-                          <a:effectRef idx="0">
-                            <a:schemeClr val="dk1"/>
-                          </a:effectRef>
-                          <a:fontRef idx="minor">
-                            <a:schemeClr val="tx1"/>
-                          </a:fontRef>
-                        </wps:style>
-                        <wps:bodyPr/>
-                      </wps:wsp>
-                    </a:graphicData>
-                  </a:graphic>
-                </wp:anchor>
-              </w:drawing>
-            </mc:Choice>
-            <mc:Fallback>
-              <w:pict>
-                <v:line w14:anchorId="41B0706A" id="Straight Connector 904603731" o:spid="_x0000_s1026" style="position:absolute;z-index:251721728;visibility:visible;mso-wrap-style:square;mso-wrap-distance-left:9pt;mso-wrap-distance-top:0;mso-wrap-distance-right:9pt;mso-wrap-distance-bottom:0;mso-position-horizontal:absolute;mso-position-horizontal-relative:text;mso-position-vertical:absolute;mso-position-vertical-relative:text" from="-18pt,-45.1pt" to="-18pt,757.4pt" o:gfxdata="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" strokecolor="black [3200]" strokeweight="3pt">
-                  <v:stroke joinstyle="miter"/>
-                </v:line>
-              </w:pict>
-            </mc:Fallback>
-          </mc:AlternateContent>
-        </w:r>
-        <w:r>
-          <w:rPr>
-            <w:rFonts w:ascii="Courier New" w:hAnsi="Courier New" w:cs="Courier New"/>
-            <w:b/>
-            <w:noProof/>
-            <w:sz w:val="36"/>
-            <w:lang w:eastAsia="en-PH"/>
-          </w:rPr>
-          <mc:AlternateContent>
-            <mc:Choice Requires="wps">
-              <w:drawing>
-                <wp:anchor distT="0" distB="0" distL="114300" distR="114300" simplePos="0" relativeHeight="251722752" behindDoc="0" locked="0" layoutInCell="1" allowOverlap="1" wp14:anchorId="3154A674" wp14:editId="178287CF">
-                  <wp:simplePos x="0" y="0"/>
-                  <wp:positionH relativeFrom="column">
-                    <wp:posOffset>5715000</wp:posOffset>
-                  </wp:positionH>
-                  <wp:positionV relativeFrom="paragraph">
-                    <wp:posOffset>-419735</wp:posOffset>
-                  </wp:positionV>
-                  <wp:extent cx="0" cy="10033635"/>
-                  <wp:effectExtent l="19050" t="0" r="19050" b="5715"/>
-                  <wp:wrapNone/>
-                  <wp:docPr id="1590466236" name="Straight Connector 1590466236"/>
-                  <wp:cNvGraphicFramePr/>
-                  <a:graphic xmlns:a="http://schemas.openxmlformats.org/drawingml/2006/main">
-                    <a:graphicData uri="http://schemas.microsoft.com/office/word/2010/wordprocessingShape">
-                      <wps:wsp>
-                        <wps:cNvCnPr/>
-                        <wps:spPr>
-                          <a:xfrm>
-                            <a:off x="0" y="0"/>
-                            <a:ext cx="0" cy="10033762"/>
-                          </a:xfrm>
-                          <a:prstGeom prst="line">
-                            <a:avLst/>
-                          </a:prstGeom>
-                          <a:ln w="38100"/>
-                        </wps:spPr>
-                        <wps:style>
-                          <a:lnRef idx="1">
-                            <a:schemeClr val="dk1"/>
-                          </a:lnRef>
-                          <a:fillRef idx="0">
-                            <a:schemeClr val="dk1"/>
-                          </a:fillRef>
-                          <a:effectRef idx="0">
-                            <a:schemeClr val="dk1"/>
-                          </a:effectRef>
-                          <a:fontRef idx="minor">
-                            <a:schemeClr val="tx1"/>
-                          </a:fontRef>
-                        </wps:style>
-                        <wps:bodyPr/>
-                      </wps:wsp>
-                    </a:graphicData>
-                  </a:graphic>
-                </wp:anchor>
-              </w:drawing>
-            </mc:Choice>
-            <mc:Fallback>
-              <w:pict>
-                <v:line w14:anchorId="188C4CA3" id="Straight Connector 1590466236" o:spid="_x0000_s1026" style="position:absolute;z-index:251722752;visibility:visible;mso-wrap-style:square;mso-wrap-distance-left:9pt;mso-wrap-distance-top:0;mso-wrap-distance-right:9pt;mso-wrap-distance-bottom:0;mso-position-horizontal:absolute;mso-position-horizontal-relative:text;mso-position-vertical:absolute;mso-position-vertical-relative:text" from="450pt,-33.05pt" to="450pt,757pt" o:gfxdata="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" strokecolor="black [3200]" strokeweight="3pt">
-                  <v:stroke joinstyle="miter"/>
-                </v:line>
-              </w:pict>
-            </mc:Fallback>
-          </mc:AlternateContent>
-        </w:r>
-        <w:r>
-          <w:rPr>
-            <w:rFonts w:ascii="Courier New" w:hAnsi="Courier New" w:cs="Courier New"/>
-            <w:b/>
-            <w:sz w:val="36"/>
-          </w:rPr>
-          <w:t>Kalinga State University</w:t>
-        </w:r>
-        <w:r>
-          <w:rPr>
-            <w:rFonts w:ascii="Courier New" w:hAnsi="Courier New" w:cs="Courier New"/>
-            <w:b/>
-            <w:sz w:val="36"/>
-          </w:rPr>
-          <w:tab/>
-        </w:r>
-      </w:p>
-      <w:p>
-        <w:pPr>
-          <w:pStyle w:val="Header"/>
-          <w:tabs>
-            <w:tab w:val="clear" w:pos="9360"/>
-            <w:tab w:val="left" w:pos="2256"/>
-            <w:tab w:val="center" w:pos="4320"/>
-            <w:tab w:val="right" w:pos="8642"/>
-          </w:tabs>
-          <w:rPr>
-            <w:rFonts w:ascii="Courier New" w:hAnsi="Courier New" w:cs="Courier New"/>
-            <w:sz w:val="24"/>
-          </w:rPr>
-        </w:pPr>
-        <w:r>
-          <w:rPr>
-            <w:rFonts w:ascii="Courier New" w:hAnsi="Courier New" w:cs="Courier New"/>
-            <w:sz w:val="24"/>
-          </w:rPr>
-          <w:tab/>
-        </w:r>
-        <w:r>
-          <w:rPr>
-            <w:rFonts w:ascii="Courier New" w:hAnsi="Courier New" w:cs="Courier New"/>
-            <w:sz w:val="24"/>
-          </w:rPr>
-          <w:tab/>
-          <w:t>Bulanao, Tabuk City, Kalinga</w:t>
-        </w:r>
-      </w:p>
-      <w:p>
-        <w:pPr>
-          <w:pStyle w:val="Header"/>
-          <w:tabs>
-            <w:tab w:val="clear" w:pos="9360"/>
-            <w:tab w:val="left" w:pos="2256"/>
-            <w:tab w:val="center" w:pos="4320"/>
-            <w:tab w:val="right" w:pos="8642"/>
-          </w:tabs>
-          <w:rPr>
-            <w:rFonts w:ascii="Courier New" w:hAnsi="Courier New" w:cs="Courier New"/>
-            <w:sz w:val="24"/>
-          </w:rPr>
-        </w:pPr>
-        <w:r>
-          <w:rPr>
-            <w:rFonts w:ascii="Courier New" w:hAnsi="Courier New" w:cs="Courier New"/>
-            <w:sz w:val="24"/>
-          </w:rPr>
-          <w:tab/>
-        </w:r>
-      </w:p>
-      <w:p>
-        <w:pPr>
-          <w:pStyle w:val="Header"/>
-          <w:jc w:val="right"/>
-          <w:rPr>
-            <w:rFonts w:ascii="Courier New" w:hAnsi="Courier New" w:cs="Courier New"/>
-            <w:sz w:val="20"/>
-            <w:szCs w:val="20"/>
-          </w:rPr>
-        </w:pPr>
       </w:p>
     </w:sdtContent>
   </w:sdt>
@@ -10228,7 +13419,7 @@
         <w:tab w:val="right" w:leader="dot" w:pos="8630"/>
       </w:tabs>
       <w:spacing w:before="120" w:after="0" w:line="360" w:lineRule="auto"/>
-      <w:ind w:right="560"/>
+      <w:ind w:left="0" w:right="560"/>
     </w:pPr>
     <w:rPr>
       <w:rFonts w:ascii="Courier New" w:hAnsi="Courier New" w:cs="Courier New"/>
@@ -10246,7 +13437,7 @@
       <w:tabs>
         <w:tab w:val="right" w:leader="dot" w:pos="8630"/>
       </w:tabs>
-      <w:spacing w:after="0" w:line="360" w:lineRule="auto"/>
+      <w:spacing w:before="0" w:after="0" w:line="360" w:lineRule="auto"/>
       <w:ind w:left="440" w:right="560"/>
     </w:pPr>
     <w:rPr>
@@ -10266,7 +13457,7 @@
         <w:tab w:val="right" w:leader="dot" w:pos="8630"/>
       </w:tabs>
       <w:spacing w:before="60" w:after="0" w:line="360" w:lineRule="auto"/>
-      <w:ind w:right="560"/>
+      <w:ind w:left="0" w:right="560"/>
     </w:pPr>
     <w:rPr>
       <w:rFonts w:ascii="Courier New" w:hAnsi="Courier New" w:cs="Courier New"/>
@@ -10534,10 +13725,6 @@
 </file>
 
 <file path=customXml/item1.xml><?xml version="1.0" encoding="utf-8"?>
-<b:Sources xmlns:b="http://schemas.openxmlformats.org/officeDocument/2006/bibliography" xmlns="http://schemas.openxmlformats.org/officeDocument/2006/bibliography" SelectedStyle="\APASixthEditionOfficeOnline.xsl" StyleName="APA" Version="6"/>
-</file>
-
-<file path=customXml/item2.xml><?xml version="1.0" encoding="utf-8"?>
 <s:customData xmlns="http://www.wps.cn/officeDocument/2013/wpsCustomData" xmlns:s="http://www.wps.cn/officeDocument/2013/wpsCustomData">
   <customSectProps>
     <customSectPr/>
@@ -10549,18 +13736,22 @@
 </s:customData>
 </file>
 
+<file path=customXml/item2.xml><?xml version="1.0" encoding="utf-8"?>
+<b:Sources xmlns:b="http://schemas.openxmlformats.org/officeDocument/2006/bibliography" xmlns="http://schemas.openxmlformats.org/officeDocument/2006/bibliography" SelectedStyle="\APASixthEditionOfficeOnline.xsl" StyleName="APA" Version="6"/>
+</file>
+
 <file path=customXml/itemProps1.xml><?xml version="1.0" encoding="utf-8"?>
+<ds:datastoreItem xmlns:ds="http://schemas.openxmlformats.org/officeDocument/2006/customXml" ds:itemID="{B1977F7D-205B-4081-913C-38D41E755F92}">
+  <ds:schemaRefs>
+    <ds:schemaRef ds:uri="http://www.wps.cn/officeDocument/2013/wpsCustomData"/>
+  </ds:schemaRefs>
+</ds:datastoreItem>
+</file>
+
+<file path=customXml/itemProps2.xml><?xml version="1.0" encoding="utf-8"?>
 <ds:datastoreItem xmlns:ds="http://schemas.openxmlformats.org/officeDocument/2006/customXml" ds:itemID="{5EC2CED6-9A61-4FA3-BB1B-E128CC05341B}">
   <ds:schemaRefs>
     <ds:schemaRef ds:uri="http://schemas.openxmlformats.org/officeDocument/2006/bibliography"/>
   </ds:schemaRefs>
 </ds:datastoreItem>
-</file>
-
-<file path=customXml/itemProps2.xml><?xml version="1.0" encoding="utf-8"?>
-<ds:datastoreItem xmlns:ds="http://schemas.openxmlformats.org/officeDocument/2006/customXml" ds:itemID="{B1977F7D-205B-4081-913C-38D41E755F92}">
-  <ds:schemaRefs>
-    <ds:schemaRef ds:uri="http://www.wps.cn/officeDocument/2013/wpsCustomData"/>
-  </ds:schemaRefs>
-</ds:datastoreItem>
 </file>
--- a/docs/paper/Auditrix - Chapter 4.docx
+++ b/docs/paper/Auditrix - Chapter 4.docx
@@ -306,6 +306,7 @@
                 <w:sz w:val="24"/>
                 <w:szCs w:val="24"/>
               </w:rPr>
+              <w:lastRenderedPageBreak/>
               <w:t>[INPUT]</w:t>
             </w:r>
           </w:p>
@@ -663,7 +664,6 @@
           <w:sz w:val="24"/>
           <w:szCs w:val="24"/>
         </w:rPr>
-        <w:lastRenderedPageBreak/>
         <w:t>Problems Encountered in the Current System (SOP No. 2)</w:t>
       </w:r>
       <w:r>
@@ -753,7 +753,16 @@
           <w:sz w:val="24"/>
           <w:szCs w:val="24"/>
         </w:rPr>
-        <w:t>While the MIS reliably stores student grades and registration records, it has no built-in logic to cross-reference a student's completed subjects against the official curriculum structure. This places the entire burden of compliance verification on the Chairperson's manual review rather than on the system itself, leaving no automated safeguard between data entry and eligibility determination.</w:t>
+        <w:t xml:space="preserve">While the MIS reliably stores student grades and registration </w:t>
+      </w:r>
+      <w:r>
+        <w:rPr>
+          <w:rFonts w:ascii="Courier New" w:hAnsi="Courier New" w:cs="Courier New"/>
+          <w:sz w:val="24"/>
+          <w:szCs w:val="24"/>
+        </w:rPr>
+        <w:lastRenderedPageBreak/>
+        <w:t>records, it has no built-in logic to cross-reference a student's completed subjects against the official curriculum structure. This places the entire burden of compliance verification on the Chairperson's manual review rather than on the system itself, leaving no automated safeguard between data entry and eligibility determination.</w:t>
       </w:r>
     </w:p>
     <w:p>
@@ -783,16 +792,7 @@
           <w:sz w:val="24"/>
           <w:szCs w:val="24"/>
         </w:rPr>
-        <w:t xml:space="preserve">Although students can view their own academic </w:t>
-      </w:r>
-      <w:r>
-        <w:rPr>
-          <w:rFonts w:ascii="Courier New" w:hAnsi="Courier New" w:cs="Courier New"/>
-          <w:sz w:val="24"/>
-          <w:szCs w:val="24"/>
-        </w:rPr>
-        <w:lastRenderedPageBreak/>
-        <w:t>records through the MIS, the system does not proactively alert them when they are ineligible for a subject. Students may therefore unknowingly attempt to enroll in courses without having completed the necessary prerequisites, adding to the volume of cases the Chairperson must catch downstream.</w:t>
+        <w:t>Although students can view their own academic records through the MIS, the system does not proactively alert them when they are ineligible for a subject. Students may therefore unknowingly attempt to enroll in courses without having completed the necessary prerequisites, adding to the volume of cases the Chairperson must catch downstream.</w:t>
       </w:r>
     </w:p>
     <w:p>
@@ -811,7 +811,7 @@
         </w:rPr>
         <w:drawing>
           <wp:inline distT="0" distB="0" distL="0" distR="0" wp14:anchorId="0B8AADDB" wp14:editId="623C5CC2">
-            <wp:extent cx="5486400" cy="2962656"/>
+            <wp:extent cx="5486400" cy="3017520"/>
             <wp:effectExtent l="0" t="0" r="0" b="0"/>
             <wp:docPr id="101" name="Figure 4.2"/>
             <wp:cNvGraphicFramePr>
@@ -825,7 +825,7 @@
                     <pic:cNvPicPr/>
                   </pic:nvPicPr>
                   <pic:blipFill>
-                    <a:blip r:embed="rId20"/>
+                    <a:blip r:embed="rId24"/>
                     <a:stretch>
                       <a:fillRect/>
                     </a:stretch>
@@ -833,7 +833,7 @@
                   <pic:spPr>
                     <a:xfrm>
                       <a:off x="0" y="0"/>
-                      <a:ext cx="5486400" cy="2962656"/>
+                      <a:ext cx="5486400" cy="3017520"/>
                     </a:xfrm>
                     <a:prstGeom prst="rect">
                       <a:avLst/>
@@ -865,6 +865,7 @@
           <w:sz w:val="24"/>
           <w:szCs w:val="24"/>
         </w:rPr>
+        <w:lastRenderedPageBreak/>
         <w:t xml:space="preserve">Figure 4.2 </w:t>
       </w:r>
       <w:r>
@@ -873,16 +874,7 @@
           <w:sz w:val="24"/>
           <w:szCs w:val="24"/>
         </w:rPr>
-        <w:t xml:space="preserve">shows the root causes of these problems, grouped into four categories: People (Chairperson workload and human error; limited student awareness), Technology (the MIS's lack of automated audit logic; no proactive eligibility alerts), Process (reliance on paper-based/legacy cross-referencing; no structural block at enrollment), and Policy/Environment (verification enforced only at graduation audit; a compressed timeline that limits review depth) — all converging on the </w:t>
-      </w:r>
-      <w:r>
-        <w:rPr>
-          <w:rFonts w:ascii="Courier New" w:hAnsi="Courier New" w:cs="Courier New"/>
-          <w:sz w:val="24"/>
-          <w:szCs w:val="24"/>
-        </w:rPr>
-        <w:lastRenderedPageBreak/>
-        <w:t>same effect: prerequisite violations that go undetected until the final graduation audit.</w:t>
+        <w:t xml:space="preserve">presents these three problems in an Ishikawa (fishbone) diagram, with each problem as a branch and its causes listed under it: Late-Detection Blindspots (no structural block during digital enrollment selection; violations found only at the final graduation audit), Absence of Automated Compliance-Checking Tools (the MIS cannot cross-reference grades with the curriculum; verification rests on the Chairperson's manual review; no automated safeguard between data entry and eligibility), and Limited Student Awareness of Prerequisite Requirements (the MIS does not alert students when they are ineligible; students unknowingly enroll without the prerequisites). Together, they lead to the same effect: students who are delayed in completing their program, with extra semesters and costs.</w:t>
       </w:r>
       <w:r>
         <w:fldChar w:fldCharType="begin"/>
@@ -944,25 +936,64 @@
           <w:sz w:val="24"/>
           <w:szCs w:val="24"/>
         </w:rPr>
-        <w:t xml:space="preserve">To address the gaps identified above, the researchers designed and developed </w:t>
-      </w:r>
-      <w:r>
-        <w:rPr>
-          <w:rFonts w:ascii="Courier New" w:hAnsi="Courier New" w:cs="Courier New"/>
-          <w:b/>
-          <w:bCs/>
-          <w:sz w:val="24"/>
-          <w:szCs w:val="24"/>
-        </w:rPr>
-        <w:t>Auditrix</w:t>
-      </w:r>
-      <w:r>
-        <w:rPr>
-          <w:rFonts w:ascii="Courier New" w:hAnsi="Courier New" w:cs="Courier New"/>
-          <w:sz w:val="24"/>
-          <w:szCs w:val="24"/>
-        </w:rPr>
-        <w:t>, a web-based curriculum audit system for Kalinga State University that automatically checks every subject a student has taken against the prerequisites, co-requisites and year-standing requirements of the student's curriculum. It was built for any college and program, and was tested with the BSCpE, BSIT and BSCE programs of the CEIT. The system was built using the Iterative and Incremental Development (IID) model, allowing the Audit Engine's logic to be reviewed with the adviser early and refined across three functional increments: (1) curriculum, student and grade records with a basic audit; (2) curriculum versions, imports, student movements and the redesigned interface; and (3) the term-based audit, automatic year levels, and the regular and irregular classification.</w:t>
+        <w:t xml:space="preserve">To address the gaps identified above, the researchers designed and </w:t>
+      </w:r>
+      <w:r>
+        <w:rPr>
+          <w:rFonts w:ascii="Courier New" w:hAnsi="Courier New" w:cs="Courier New"/>
+          <w:sz w:val="24"/>
+          <w:szCs w:val="24"/>
+        </w:rPr>
+        <w:t>developed Auditrix,</w:t>
+      </w:r>
+      <w:r>
+        <w:rPr>
+          <w:rFonts w:ascii="Courier New" w:hAnsi="Courier New" w:cs="Courier New"/>
+          <w:sz w:val="24"/>
+          <w:szCs w:val="24"/>
+        </w:rPr>
+        <w:t xml:space="preserve"> a web-based curriculum audit system for Kalinga State University that automatically checks every subject a student has taken against the prerequisites, co-requisites</w:t>
+      </w:r>
+      <w:r>
+        <w:rPr>
+          <w:rFonts w:ascii="Courier New" w:hAnsi="Courier New" w:cs="Courier New"/>
+          <w:sz w:val="24"/>
+          <w:szCs w:val="24"/>
+        </w:rPr>
+        <w:t>,</w:t>
+      </w:r>
+      <w:r>
+        <w:rPr>
+          <w:rFonts w:ascii="Courier New" w:hAnsi="Courier New" w:cs="Courier New"/>
+          <w:sz w:val="24"/>
+          <w:szCs w:val="24"/>
+        </w:rPr>
+        <w:t xml:space="preserve"> and year-standing requirements of the student's curriculum. It was built for any college and program, and was tested with the BSCpE, BSIT</w:t>
+      </w:r>
+      <w:r>
+        <w:rPr>
+          <w:rFonts w:ascii="Courier New" w:hAnsi="Courier New" w:cs="Courier New"/>
+          <w:sz w:val="24"/>
+          <w:szCs w:val="24"/>
+        </w:rPr>
+        <w:t>,</w:t>
+      </w:r>
+      <w:r>
+        <w:rPr>
+          <w:rFonts w:ascii="Courier New" w:hAnsi="Courier New" w:cs="Courier New"/>
+          <w:sz w:val="24"/>
+          <w:szCs w:val="24"/>
+        </w:rPr>
+        <w:t xml:space="preserve"> and BSCE programs of the CEIT. The system was built using the Iterative and Incremental Development (IID) model, allowing the Audit Engine's logic to be reviewed early and refined across three functional increments: (1) curriculum, </w:t>
+      </w:r>
+      <w:r>
+        <w:rPr>
+          <w:rFonts w:ascii="Courier New" w:hAnsi="Courier New" w:cs="Courier New"/>
+          <w:sz w:val="24"/>
+          <w:szCs w:val="24"/>
+        </w:rPr>
+        <w:lastRenderedPageBreak/>
+        <w:t>student and grade records with a basic audit; (2) curriculum versions, imports, student movements and the redesigned interface; and (3) the term-based audit, automatic year levels, and the regular and irregular classification.</w:t>
       </w:r>
     </w:p>
     <w:p>
@@ -979,29 +1010,10 @@
       <w:r>
         <w:rPr>
           <w:rFonts w:ascii="Courier New" w:hAnsi="Courier New" w:cs="Courier New"/>
-          <w:b/>
-          <w:bCs/>
-          <w:sz w:val="24"/>
-          <w:szCs w:val="24"/>
-        </w:rPr>
-        <w:t>Technology stack.</w:t>
-      </w:r>
-      <w:r>
-        <w:rPr>
-          <w:rFonts w:ascii="Courier New" w:hAnsi="Courier New" w:cs="Courier New"/>
-          <w:sz w:val="24"/>
-          <w:szCs w:val="24"/>
-        </w:rPr>
-        <w:t xml:space="preserve"> The system runs on Next.js 16 (App Router and server actions) with React 19 and TypeScript, styled with Tailwind CSS 4 in a KSU green theme designed for responsiveness across desktop, tablet, and mobile. Supabase </w:t>
-      </w:r>
-      <w:r>
-        <w:rPr>
-          <w:rFonts w:ascii="Courier New" w:hAnsi="Courier New" w:cs="Courier New"/>
-          <w:sz w:val="24"/>
-          <w:szCs w:val="24"/>
-        </w:rPr>
-        <w:lastRenderedPageBreak/>
-        <w:t xml:space="preserve">serves as the backend-as-a-service, hosting the PostgreSQL database, authentication, and Row-Level Security (RLS) policies; the database schema is built step by step by 30 migration scripts. Curricula are exported to PDF with @react-pdf/renderer. Interface flows were prototyped as high-fidelity mockups in Figma prior to implementation.</w:t>
+          <w:sz w:val="24"/>
+          <w:szCs w:val="24"/>
+        </w:rPr>
+        <w:t>The system runs on Next.js 16 (App Router and server actions) with React 19 and TypeScript, styled with Tailwind CSS 4 in a KSU green theme designed for responsiveness across desktop, tablet, and mobile. Supabase serves as the backend-as-a-service, hosting the PostgreSQL database, authentication, and Row-Level Security (RLS) policies; the database schema is built step by step by 30 migration scripts. Curricula are exported to PDF with @react-pdf/renderer. Interface flows were prototyped as high-fidelity mockups in Figma prior to implementation.</w:t>
       </w:r>
     </w:p>
     <w:p>
@@ -1018,20 +1030,10 @@
       <w:r>
         <w:rPr>
           <w:rFonts w:ascii="Courier New" w:hAnsi="Courier New" w:cs="Courier New"/>
-          <w:b/>
-          <w:bCs/>
-          <w:sz w:val="24"/>
-          <w:szCs w:val="24"/>
-        </w:rPr>
-        <w:t>Automated Audit Engine.</w:t>
-      </w:r>
-      <w:r>
-        <w:rPr>
-          <w:rFonts w:ascii="Courier New" w:hAnsi="Courier New" w:cs="Courier New"/>
-          <w:sz w:val="24"/>
-          <w:szCs w:val="24"/>
-        </w:rPr>
-        <w:t xml:space="preserve"> At the core of Auditrix is a TypeScript-based audit engine that checks every subject of the student's curriculum against the student's grade records and gives each subject one of five statuses, shown in Table 4.1 together with the subject's grade and the term in which it was taken:</w:t>
+          <w:sz w:val="24"/>
+          <w:szCs w:val="24"/>
+        </w:rPr>
+        <w:t>At the core of Auditrix is a TypeScript-based audit engine that checks every subject of the student's curriculum against the student's grade records and gives each subject one of five statuses, shown in Table 4.1 together with the subject's grade and the term in which it was taken:</w:t>
       </w:r>
     </w:p>
     <w:tbl>
@@ -1523,7 +1525,7 @@
           <w:sz w:val="24"/>
           <w:szCs w:val="24"/>
         </w:rPr>
-        <w:t xml:space="preserve"> The KSU Student Handbook requires a prerequisite to be passed prior to taking a subject and nullifies the credit of a subject taken without it. Accordingly, a prerequisite must be passed in a term before the term in which the subject was taken; passing it in the same term is a violation. Taking a subject while its prerequisite is still INC is also a violation, since an INC counts as passed only from the term in which it was resolved. A subject taken out of order earns no credit: it does not satisfy later prerequisites, does not count toward units or </w:t>
+        <w:t xml:space="preserve"> The KSU Student Handbook requires a prerequisite to be passed prior to taking a subject and nullifies the credit of a subject taken without it. Accordingly, a prerequisite must be passed in a term before the term in which the subject was taken; passing it in the same term is a violation. Taking a subject while its prerequisite is still INC is also a violation, since an INC counts as passed only from the term in which it was resolved. A subject taken out of order earns no credit: it does not </w:t>
       </w:r>
       <w:r>
         <w:rPr>
@@ -1532,7 +1534,7 @@
           <w:szCs w:val="24"/>
         </w:rPr>
         <w:lastRenderedPageBreak/>
-        <w:t>year level, and has to be retaken. If a prerequisite's grade from an earlier term is still in progress, the subject is Pending rather than a violation.</w:t>
+        <w:t>satisfy later prerequisites, does not count toward units or year level, and has to be retaken. If a prerequisite's grade from an earlier term is still in progress, the subject is Pending rather than a violation.</w:t>
       </w:r>
     </w:p>
     <w:p>
@@ -1562,7 +1564,39 @@
           <w:sz w:val="24"/>
           <w:szCs w:val="24"/>
         </w:rPr>
-        <w:t xml:space="preserve"> The Student Handbook defines co-requisites as subjects taken simultaneously, in the same semester. In Auditrix they pair both ways, even when only one of the two subjects lists the other. Both must be taken in the same term; taking only one of them, or taking them in different terms, is a violation. Following the adviser's decision, both must also be passed together: if one is failed, neither counts and both are retaken.</w:t>
+        <w:t xml:space="preserve"> The Student Handbook defines co-requisites as subjects taken simultaneously, in the same semester. In Auditrix</w:t>
+      </w:r>
+      <w:r>
+        <w:rPr>
+          <w:rFonts w:ascii="Courier New" w:hAnsi="Courier New" w:cs="Courier New"/>
+          <w:sz w:val="24"/>
+          <w:szCs w:val="24"/>
+        </w:rPr>
+        <w:t>,</w:t>
+      </w:r>
+      <w:r>
+        <w:rPr>
+          <w:rFonts w:ascii="Courier New" w:hAnsi="Courier New" w:cs="Courier New"/>
+          <w:sz w:val="24"/>
+          <w:szCs w:val="24"/>
+        </w:rPr>
+        <w:t xml:space="preserve"> they pair both ways, even when only one of the two subjects lists the other. Both must be taken in the same term; taking only one of them, or taking them in different terms, is a violation.</w:t>
+      </w:r>
+      <w:r>
+        <w:rPr>
+          <w:rFonts w:ascii="Courier New" w:hAnsi="Courier New" w:cs="Courier New"/>
+          <w:sz w:val="24"/>
+          <w:szCs w:val="24"/>
+        </w:rPr>
+        <w:t xml:space="preserve"> I</w:t>
+      </w:r>
+      <w:r>
+        <w:rPr>
+          <w:rFonts w:ascii="Courier New" w:hAnsi="Courier New" w:cs="Courier New"/>
+          <w:sz w:val="24"/>
+          <w:szCs w:val="24"/>
+        </w:rPr>
+        <w:t>f one is failed, neither counts and both are retaken.</w:t>
       </w:r>
     </w:p>
     <w:p>
@@ -1584,36 +1618,6 @@
           <w:sz w:val="24"/>
           <w:szCs w:val="24"/>
         </w:rPr>
-        <w:t>All subjects completed.</w:t>
-      </w:r>
-      <w:r>
-        <w:rPr>
-          <w:rFonts w:ascii="Courier New" w:hAnsi="Courier New" w:cs="Courier New"/>
-          <w:sz w:val="24"/>
-          <w:szCs w:val="24"/>
-        </w:rPr>
-        <w:t xml:space="preserve"> For subjects such as Practicum, every other subject of the curriculum must be passed before the term in which the subject is taken.</w:t>
-      </w:r>
-    </w:p>
-    <w:p>
-      <w:pPr>
-        <w:spacing w:line="480" w:lineRule="auto"/>
-        <w:ind w:firstLine="720"/>
-        <w:jc w:val="both"/>
-        <w:rPr>
-          <w:rFonts w:ascii="Courier New" w:hAnsi="Courier New" w:cs="Courier New"/>
-          <w:sz w:val="24"/>
-          <w:szCs w:val="24"/>
-        </w:rPr>
-      </w:pPr>
-      <w:r>
-        <w:rPr>
-          <w:rFonts w:ascii="Courier New" w:hAnsi="Courier New" w:cs="Courier New"/>
-          <w:b/>
-          <w:bCs/>
-          <w:sz w:val="24"/>
-          <w:szCs w:val="24"/>
-        </w:rPr>
         <w:t>Year level.</w:t>
       </w:r>
       <w:r>
@@ -1622,7 +1626,39 @@
           <w:sz w:val="24"/>
           <w:szCs w:val="24"/>
         </w:rPr>
-        <w:t xml:space="preserve"> Following the KSU Student Handbook (2020 edition), the KSU Operations Manual and the adviser's decision that a student's year level should follow what the student has finished in the curriculum, the year level is computed from the share of the curriculum's units passed, as shown in Table 4.2. Passing every subject of the earlier years also moves a student up, even if the units fall slightly short. Only passes that count, and only those earned before the current semester, are included, so students move </w:t>
+        <w:t xml:space="preserve"> Following the KSU Student Handbook (2020 edition)</w:t>
+      </w:r>
+      <w:r>
+        <w:rPr>
+          <w:rFonts w:ascii="Courier New" w:hAnsi="Courier New" w:cs="Courier New"/>
+          <w:sz w:val="24"/>
+          <w:szCs w:val="24"/>
+        </w:rPr>
+        <w:t xml:space="preserve"> and</w:t>
+      </w:r>
+      <w:r>
+        <w:rPr>
+          <w:rFonts w:ascii="Courier New" w:hAnsi="Courier New" w:cs="Courier New"/>
+          <w:sz w:val="24"/>
+          <w:szCs w:val="24"/>
+        </w:rPr>
+        <w:t xml:space="preserve"> the KSU Operations Manual</w:t>
+      </w:r>
+      <w:r>
+        <w:rPr>
+          <w:rFonts w:ascii="Courier New" w:hAnsi="Courier New" w:cs="Courier New"/>
+          <w:sz w:val="24"/>
+          <w:szCs w:val="24"/>
+        </w:rPr>
+        <w:t xml:space="preserve">, which specifies </w:t>
+      </w:r>
+      <w:r>
+        <w:rPr>
+          <w:rFonts w:ascii="Courier New" w:hAnsi="Courier New" w:cs="Courier New"/>
+          <w:sz w:val="24"/>
+          <w:szCs w:val="24"/>
+        </w:rPr>
+        <w:t xml:space="preserve">that a student's year level should follow what the student has finished in the curriculum, the year level is computed from the share of the curriculum's units passed, as shown in Table 4.2. Passing every subject of the earlier years also moves a student up, even if the units fall slightly short. Only passes that count, and only those earned before the current semester, are included, so students move up when the Dean moves the college to a new semester. The year level given at registration or import is used as a starting point until the </w:t>
       </w:r>
       <w:r>
         <w:rPr>
@@ -1631,7 +1667,7 @@
           <w:szCs w:val="24"/>
         </w:rPr>
         <w:lastRenderedPageBreak/>
-        <w:t>up when the Dean moves the college to a new semester. The year level given at registration or import is used as a starting point until the grades show more, and a chairperson can set a year level by hand for a special case and set it back to automatic.</w:t>
+        <w:t>grades show more, and a chairperson can set a year level by hand for a special case and set it back to automatic.</w:t>
       </w:r>
     </w:p>
     <w:tbl>
@@ -1940,7 +1976,39 @@
           <w:sz w:val="24"/>
           <w:szCs w:val="24"/>
         </w:rPr>
-        <w:t xml:space="preserve"> A year-standing requirement (e.g., "Third year standing") is met by being on that year level. For a subject already taken, the engine uses the student's year level going into that term, counting only what was passed before it. When nothing was recorded for that term and the grades alone do not show the standing, for example because older grades have not been encoded yet, the subject is marked "Year standing: please verify" (in amber) instead of being flagged as a violation.</w:t>
+        <w:t xml:space="preserve"> A year-standing requirement (e.g., "Third year standing") is met by being on that year level. For a subject already taken, the engine uses the student's year level going into that term, counting only what was passed before it. When nothing was recorded for that term</w:t>
+      </w:r>
+      <w:r>
+        <w:rPr>
+          <w:rFonts w:ascii="Courier New" w:hAnsi="Courier New" w:cs="Courier New"/>
+          <w:sz w:val="24"/>
+          <w:szCs w:val="24"/>
+        </w:rPr>
+        <w:t>,</w:t>
+      </w:r>
+      <w:r>
+        <w:rPr>
+          <w:rFonts w:ascii="Courier New" w:hAnsi="Courier New" w:cs="Courier New"/>
+          <w:sz w:val="24"/>
+          <w:szCs w:val="24"/>
+        </w:rPr>
+        <w:t xml:space="preserve"> and the grades alone do not show the standing, for example</w:t>
+      </w:r>
+      <w:r>
+        <w:rPr>
+          <w:rFonts w:ascii="Courier New" w:hAnsi="Courier New" w:cs="Courier New"/>
+          <w:sz w:val="24"/>
+          <w:szCs w:val="24"/>
+        </w:rPr>
+        <w:t>,</w:t>
+      </w:r>
+      <w:r>
+        <w:rPr>
+          <w:rFonts w:ascii="Courier New" w:hAnsi="Courier New" w:cs="Courier New"/>
+          <w:sz w:val="24"/>
+          <w:szCs w:val="24"/>
+        </w:rPr>
+        <w:t xml:space="preserve"> because older grades have not been encoded yet, the subject is marked "Year standing: please verify" (in amber) instead of being flagged as a violation.</w:t>
       </w:r>
     </w:p>
     <w:p>
@@ -1970,7 +2038,7 @@
           <w:sz w:val="24"/>
           <w:szCs w:val="24"/>
         </w:rPr>
-        <w:t xml:space="preserve"> Per the Student Handbook and the Operations Manual, a student is regular when enrolled in the full </w:t>
+        <w:t xml:space="preserve"> Per the Student Handbook and the Operations Manual, a student is regular when enrolled in the full prescribed load for the current semester, and irregular when enrolled in less; the missing subjects are listed. The prescribed load is taken to be the curriculum's </w:t>
       </w:r>
       <w:r>
         <w:rPr>
@@ -1979,7 +2047,23 @@
           <w:szCs w:val="24"/>
         </w:rPr>
         <w:lastRenderedPageBreak/>
-        <w:t xml:space="preserve">prescribed load for the current semester, and irregular when enrolled in less; the missing subjects are listed. The prescribed load is taken to be the curriculum's subjects for the student's year level and the current semester, not counting subjects already passed in an earlier term, and back subjects taken on top of a full load do not make a student irregular. Enrollment is known from the grades (or "in progress" records) of the current semester; with nothing recorded, the status is "Not determined" and the student is not counted either way. At the start of a semester, the chairperson marks the subjects each student is taking as In progress, so the status is known before any grades come in.</w:t>
+        <w:t>subjects for the student's year level and the current semester, not counting subjects already passed in an earlier term, and back subjects taken on top of a full load do not make a student irregular. Enrollment is known from the grades (or "in progress" records) of the current semester; with nothing recorded, the status is "Not determined</w:t>
+      </w:r>
+      <w:r>
+        <w:rPr>
+          <w:rFonts w:ascii="Courier New" w:hAnsi="Courier New" w:cs="Courier New"/>
+          <w:sz w:val="24"/>
+          <w:szCs w:val="24"/>
+        </w:rPr>
+        <w:t>,</w:t>
+      </w:r>
+      <w:r>
+        <w:rPr>
+          <w:rFonts w:ascii="Courier New" w:hAnsi="Courier New" w:cs="Courier New"/>
+          <w:sz w:val="24"/>
+          <w:szCs w:val="24"/>
+        </w:rPr>
+        <w:t>" and the student is not counted either way. At the start of a semester, the chairperson marks the subjects each student is taking as In progress, so the status is known before any grades come in.</w:t>
       </w:r>
     </w:p>
     <w:p>
@@ -2009,7 +2093,23 @@
           <w:sz w:val="24"/>
           <w:szCs w:val="24"/>
         </w:rPr>
-        <w:t xml:space="preserve"> Grades are entered per term for the subjects of a chosen curriculum year and semester, starting on the current semester. Only valid KSU grades are accepted: 1.0, 1.25, 1.5, 1.75, 2.0, 2.25, 2.5, 2.75 and 3.0 (passing), 5.0 (failing), and INC, and a subject the student is taking this semester can be marked In progress. Several subjects can be ticked and marked In progress at once; ticking all leaves out the subjects the student cannot take yet (e.g., "Can't take yet. Needs: MATH 111"), which can still be ticked one by one if the student is enrolled in them anyway. Only changed grades are saved, and changing an existing grade is treated as a correction that asks for confirmation. A final grade for an INC keeps the subject in the term it was taken and records the term in which the INC was resolved (shown as "INC → 25-1"). Since only the latest attempt of a subject is kept as the student's record, a grade from an earlier term than the recorded one is refused unless the chairperson confirms that it corrects a wrongly </w:t>
+        <w:t xml:space="preserve"> Grades are entered per term for the subjects of a chosen curriculum year and semester, starting on the current semester. Only valid KSU grades are accepted: 1.0, 1.25, 1.5, 1.75, 2.0, 2.25, 2.5, 2.75</w:t>
+      </w:r>
+      <w:r>
+        <w:rPr>
+          <w:rFonts w:ascii="Courier New" w:hAnsi="Courier New" w:cs="Courier New"/>
+          <w:sz w:val="24"/>
+          <w:szCs w:val="24"/>
+        </w:rPr>
+        <w:t>,</w:t>
+      </w:r>
+      <w:r>
+        <w:rPr>
+          <w:rFonts w:ascii="Courier New" w:hAnsi="Courier New" w:cs="Courier New"/>
+          <w:sz w:val="24"/>
+          <w:szCs w:val="24"/>
+        </w:rPr>
+        <w:t xml:space="preserve"> and 3.0 (passing), 5.0 (failing), and INC, and a subject the student is taking this semester can be marked In progress. Several subjects can be ticked and marked In progress at once; ticking all leaves out the subjects the student cannot take yet (e.g., "Can't take yet. Needs: MATH 111"), which can still be ticked one by one if the student is enrolled in them anyway. Only changed grades are saved, and changing an existing grade is treated as a correction that asks for confirmation. A final grade for an </w:t>
       </w:r>
       <w:r>
         <w:rPr>
@@ -2018,7 +2118,7 @@
           <w:szCs w:val="24"/>
         </w:rPr>
         <w:lastRenderedPageBreak/>
-        <w:t xml:space="preserve">entered term. After saving, a message names any subject that has just become a violation, and every grade ever entered is kept in the student's grade logbook together with who entered it and when. The database writes this logbook itself, so its entries cannot be edited or deleted, and it accepts only KSU grades that match their status and well-formed terms.</w:t>
+        <w:t>INC keeps the subject in the term it was taken and records the term in which the INC was resolved (shown as "INC → 25-1"). Since only the latest attempt of a subject is kept as the student's record, a grade from an earlier term than the recorded one is refused unless the chairperson confirms that it corrects a wrongly entered term. After saving, a message names any subject that has just become a violation, and every grade ever entered is kept in the student's grade logbook together with who entered it and when. The database writes this logbook itself, so its entries cannot be edited or deleted, and it accepts only KSU grades that match their status and well-formed terms.</w:t>
       </w:r>
     </w:p>
     <w:p>
@@ -2070,6 +2170,7 @@
           <w:sz w:val="24"/>
           <w:szCs w:val="24"/>
         </w:rPr>
+        <w:lastRenderedPageBreak/>
         <w:t>Students and student movements.</w:t>
       </w:r>
       <w:r>
@@ -2078,16 +2179,7 @@
           <w:sz w:val="24"/>
           <w:szCs w:val="24"/>
         </w:rPr>
-        <w:t xml:space="preserve"> Students are registered one at a time or imported from an Excel (.xlsx or .xls) or CSV file, either the system's template or a class list exported from the KSU MIS (its "Export to Excel" file, in the format the Program Chairpersons provided), and ID numbers are checked against the KSU format (e.g., 24-113792). When a student shifts, the releasing chairperson files a shift request and the receiving program's chairperson accepts the student into one of their </w:t>
-      </w:r>
-      <w:r>
-        <w:rPr>
-          <w:rFonts w:ascii="Courier New" w:hAnsi="Courier New" w:cs="Courier New"/>
-          <w:sz w:val="24"/>
-          <w:szCs w:val="24"/>
-        </w:rPr>
-        <w:lastRenderedPageBreak/>
-        <w:t xml:space="preserve">curriculum versions. Transfers in and out and drops are recorded as well, and every movement is kept in the student's history. Marking a student as dropped or transferred out locks the record: the database refuses changes to the student's grades, details and year level until the chairperson reopens the record, which is also kept in the history. A Student Movements page lists every shift, transfer, drop and reopening, with search and filters. The student list can be searched from the top bar of any page and filtered by year level, curriculum version and status, and the reason for each student's status is shown under the name (e.g., "Out of order: PHYS 201").</w:t>
+        <w:t xml:space="preserve"> Students are registered one at a time or imported from an Excel (.xlsx or .xls) or CSV file, either the system's template or a class list exported from the KSU MIS (its "Export to Excel" file, in the format the Program Chairpersons provided), and ID numbers are checked against the KSU format (e.g., 24-113792). When a student shifts, the releasing chairperson files a shift request and the receiving program's chairperson accepts the student into one of their curriculum versions. Transfers in and out and drops are recorded as well, and every movement is kept in the student's history. Marking a student as dropped or transferred out locks the record: the database refuses changes to the student's grades, details and year level until the chairperson reopens the record, which is also kept in the history. A Student Movements page lists every shift, transfer, drop and reopening, with search and filters. The student list can be searched from the top bar of any page and filtered by year level, curriculum version and status, and the reason for each student's status is shown under the name (e.g., "Out of order: PHYS 201").</w:t>
       </w:r>
     </w:p>
     <w:p>
@@ -2117,7 +2209,16 @@
           <w:sz w:val="24"/>
           <w:szCs w:val="24"/>
         </w:rPr>
-        <w:t xml:space="preserve"> A "Needs attention" banner at the top lists what to act on, such as students with violations, students with nothing recorded for the current semester, or an unset semester, each linked to the matching filtered student list. Per program, the dashboard shows the total number of students, the regular and irregular students (and how many are not yet determined), the students with violations, the curriculum versions, and the number of shifts, transfers and drops. Four charts are built only from recorded data: regular, irregular and not determined students; students by year level from Freshman to Senior; bottleneck subjects, where the most students' latest grade is 5.0 or INC; and the subjects most often taken out of order. Each chart has a short explanation, shows the exact numbers on hover, and can be viewed as a table. The Dean sets the current semester from the dashboard and compares the programs of the college side by side, but does not open individual students' records, which remain the chairperson's work.</w:t>
+        <w:t xml:space="preserve"> A "Needs attention" banner at the top lists what to act on, such as students with violations, students </w:t>
+      </w:r>
+      <w:r>
+        <w:rPr>
+          <w:rFonts w:ascii="Courier New" w:hAnsi="Courier New" w:cs="Courier New"/>
+          <w:sz w:val="24"/>
+          <w:szCs w:val="24"/>
+        </w:rPr>
+        <w:lastRenderedPageBreak/>
+        <w:t>with nothing recorded for the current semester, or an unset semester, each linked to the matching filtered student list. Per program, the dashboard shows the total number of students, the regular and irregular students (and how many are not yet determined), the students with violations, the curriculum versions, and the number of shifts, transfers and drops. Four charts are built only from recorded data: regular, irregular and not determined students; students by year level from Freshman to Senior; bottleneck subjects, where the most students' latest grade is 5.0 or INC; and the subjects most often taken out of order. Each chart has a short explanation, shows the exact numbers on hover, and can be viewed as a table. The Dean sets the current semester from the dashboard and compares the programs of the college side by side, but does not open individual students' records, which remain the chairperson's work.</w:t>
       </w:r>
     </w:p>
     <w:p>
@@ -2147,762 +2248,16 @@
           <w:sz w:val="24"/>
           <w:szCs w:val="24"/>
         </w:rPr>
-        <w:t xml:space="preserve"> Supabase RLS scopes visibility by role: Program Chairpersons see only the data of their own program, while Deans see their whole college. Operations that must all succeed together, such as creating a program with its chairperson account, replacing a chairperson, or accepting a shifting student, run as single database transactions. A new chairperson receives a temporary password from the Dean and must choose their own at first login, guided by a checklist that ticks each password rule as it is met, and actions that are hard to undo, such as dropping a student or saving grades, ask for confirmation first. Every page checks the user's role, so a page meant for another role cannot be opened by typing its address; users are signed out after 30 minutes without activity; and an account is blocked for 15 minutes after five wrong passwords.</w:t>
-      </w:r>
-    </w:p>
-    <w:p>
-      <w:pPr>
-        <w:keepNext/>
-        <w:spacing w:before="240" w:line="480" w:lineRule="auto"/>
-        <w:jc w:val="both"/>
-        <w:rPr>
-          <w:rFonts w:ascii="Courier New" w:hAnsi="Courier New" w:cs="Courier New"/>
-          <w:b/>
-          <w:bCs/>
-          <w:sz w:val="24"/>
-          <w:szCs w:val="24"/>
-        </w:rPr>
-      </w:pPr>
-      <w:r>
-        <w:rPr>
-          <w:rFonts w:ascii="Courier New" w:hAnsi="Courier New" w:cs="Courier New"/>
-          <w:b/>
-          <w:bCs/>
+        <w:t xml:space="preserve"> Supabase RLS scopes visibility by role: Program Chairpersons see only the data of their own program, while Deans see their whole college. Operations that must all succeed together, such as creating a program with its chairperson account, replacing a chairperson, or accepting a shifting student, run as single </w:t>
+      </w:r>
+      <w:r>
+        <w:rPr>
+          <w:rFonts w:ascii="Courier New" w:hAnsi="Courier New" w:cs="Courier New"/>
           <w:sz w:val="24"/>
           <w:szCs w:val="24"/>
         </w:rPr>
         <w:lastRenderedPageBreak/>
-        <w:t>Decisions Made with the Adviser</w:t>
-      </w:r>
-      <w:r>
-        <w:fldChar w:fldCharType="begin"/>
-      </w:r>
-      <w:r>
-        <w:instrText xml:space="preserve"> TC "Decisions Made with the Adviser" \f c \l 2 </w:instrText>
-      </w:r>
-      <w:r>
-        <w:fldChar w:fldCharType="end"/>
-      </w:r>
-    </w:p>
-    <w:p>
-      <w:pPr>
-        <w:spacing w:line="480" w:lineRule="auto"/>
-        <w:ind w:firstLine="720"/>
-        <w:jc w:val="both"/>
-        <w:rPr>
-          <w:rFonts w:ascii="Courier New" w:hAnsi="Courier New" w:cs="Courier New"/>
-          <w:sz w:val="24"/>
-          <w:szCs w:val="24"/>
-        </w:rPr>
-      </w:pPr>
-      <w:r>
-        <w:rPr>
-          <w:rFonts w:ascii="Courier New" w:hAnsi="Courier New" w:cs="Courier New"/>
-          <w:sz w:val="24"/>
-          <w:szCs w:val="24"/>
-        </w:rPr>
-        <w:t>Where the university's documents left a rule open, the researchers consulted the adviser, and where a document's text was incomplete, an interpretation was adopted and marked for confirmation. Table 4.3 lists these decisions.</w:t>
-      </w:r>
-    </w:p>
-    <w:tbl>
-      <w:tblPr>
-        <w:tblStyle w:val="TableGrid"/>
-        <w:tblW w:w="0" w:type="auto"/>
-        <w:tblLook w:val="04A0" w:firstRow="1" w:lastRow="0" w:firstColumn="1" w:lastColumn="0" w:noHBand="0" w:noVBand="1"/>
-      </w:tblPr>
-      <w:tblGrid>
-        <w:gridCol w:w="2600"/>
-        <w:gridCol w:w="6032"/>
-      </w:tblGrid>
-      <w:tr>
-        <w:trPr>
-          <w:cantSplit/>
-          <w:tblHeader/>
-        </w:trPr>
-        <w:tc>
-          <w:tcPr>
-            <w:tcW w:w="2600" w:type="dxa"/>
-          </w:tcPr>
-          <w:p>
-            <w:pPr>
-              <w:keepNext/>
-              <w:spacing w:before="40" w:after="40" w:line="240" w:lineRule="auto"/>
-              <w:jc w:val="center"/>
-              <w:rPr>
-                <w:rFonts w:ascii="Courier New" w:hAnsi="Courier New" w:cs="Courier New"/>
-                <w:b/>
-                <w:bCs/>
-                <w:sz w:val="20"/>
-                <w:szCs w:val="20"/>
-              </w:rPr>
-            </w:pPr>
-            <w:r>
-              <w:rPr>
-                <w:rFonts w:ascii="Courier New" w:hAnsi="Courier New" w:cs="Courier New"/>
-                <w:b/>
-                <w:bCs/>
-                <w:sz w:val="20"/>
-                <w:szCs w:val="20"/>
-              </w:rPr>
-              <w:t>Topic</w:t>
-            </w:r>
-          </w:p>
-        </w:tc>
-        <w:tc>
-          <w:tcPr>
-            <w:tcW w:w="6032" w:type="dxa"/>
-          </w:tcPr>
-          <w:p>
-            <w:pPr>
-              <w:keepNext/>
-              <w:spacing w:before="40" w:after="40" w:line="240" w:lineRule="auto"/>
-              <w:jc w:val="center"/>
-              <w:rPr>
-                <w:rFonts w:ascii="Courier New" w:hAnsi="Courier New" w:cs="Courier New"/>
-                <w:b/>
-                <w:bCs/>
-                <w:sz w:val="20"/>
-                <w:szCs w:val="20"/>
-              </w:rPr>
-            </w:pPr>
-            <w:r>
-              <w:rPr>
-                <w:rFonts w:ascii="Courier New" w:hAnsi="Courier New" w:cs="Courier New"/>
-                <w:b/>
-                <w:bCs/>
-                <w:sz w:val="20"/>
-                <w:szCs w:val="20"/>
-              </w:rPr>
-              <w:t>Decision</w:t>
-            </w:r>
-          </w:p>
-        </w:tc>
-      </w:tr>
-      <w:tr>
-        <w:trPr>
-          <w:cantSplit/>
-        </w:trPr>
-        <w:tc>
-          <w:tcPr>
-            <w:tcW w:w="2600" w:type="dxa"/>
-          </w:tcPr>
-          <w:p>
-            <w:pPr>
-              <w:keepNext/>
-              <w:spacing w:before="40" w:after="40" w:line="240" w:lineRule="auto"/>
-              <w:rPr>
-                <w:rFonts w:ascii="Courier New" w:hAnsi="Courier New" w:cs="Courier New"/>
-                <w:sz w:val="20"/>
-                <w:szCs w:val="20"/>
-              </w:rPr>
-            </w:pPr>
-            <w:r>
-              <w:rPr>
-                <w:rFonts w:ascii="Courier New" w:hAnsi="Courier New" w:cs="Courier New"/>
-                <w:sz w:val="20"/>
-                <w:szCs w:val="20"/>
-              </w:rPr>
-              <w:t>Year level</w:t>
-            </w:r>
-          </w:p>
-        </w:tc>
-        <w:tc>
-          <w:tcPr>
-            <w:tcW w:w="6032" w:type="dxa"/>
-          </w:tcPr>
-          <w:p>
-            <w:pPr>
-              <w:keepNext/>
-              <w:spacing w:before="40" w:after="40" w:line="240" w:lineRule="auto"/>
-              <w:rPr>
-                <w:rFonts w:ascii="Courier New" w:hAnsi="Courier New" w:cs="Courier New"/>
-                <w:sz w:val="20"/>
-                <w:szCs w:val="20"/>
-              </w:rPr>
-            </w:pPr>
-            <w:r>
-              <w:rPr>
-                <w:rFonts w:ascii="Courier New" w:hAnsi="Courier New" w:cs="Courier New"/>
-                <w:sz w:val="20"/>
-                <w:szCs w:val="20"/>
-              </w:rPr>
-              <w:t>Updates automatically from what the student has finished; the chairperson can override it for special cases.</w:t>
-            </w:r>
-          </w:p>
-        </w:tc>
-      </w:tr>
-      <w:tr>
-        <w:trPr>
-          <w:cantSplit/>
-        </w:trPr>
-        <w:tc>
-          <w:tcPr>
-            <w:tcW w:w="2600" w:type="dxa"/>
-          </w:tcPr>
-          <w:p>
-            <w:pPr>
-              <w:keepNext/>
-              <w:spacing w:before="40" w:after="40" w:line="240" w:lineRule="auto"/>
-              <w:rPr>
-                <w:rFonts w:ascii="Courier New" w:hAnsi="Courier New" w:cs="Courier New"/>
-                <w:sz w:val="20"/>
-                <w:szCs w:val="20"/>
-              </w:rPr>
-            </w:pPr>
-            <w:r>
-              <w:rPr>
-                <w:rFonts w:ascii="Courier New" w:hAnsi="Courier New" w:cs="Courier New"/>
-                <w:sz w:val="20"/>
-                <w:szCs w:val="20"/>
-              </w:rPr>
-              <w:t>Year levels</w:t>
-            </w:r>
-          </w:p>
-        </w:tc>
-        <w:tc>
-          <w:tcPr>
-            <w:tcW w:w="6032" w:type="dxa"/>
-          </w:tcPr>
-          <w:p>
-            <w:pPr>
-              <w:keepNext/>
-              <w:spacing w:before="40" w:after="40" w:line="240" w:lineRule="auto"/>
-              <w:rPr>
-                <w:rFonts w:ascii="Courier New" w:hAnsi="Courier New" w:cs="Courier New"/>
-                <w:sz w:val="20"/>
-                <w:szCs w:val="20"/>
-              </w:rPr>
-            </w:pPr>
-            <w:r>
-              <w:rPr>
-                <w:rFonts w:ascii="Courier New" w:hAnsi="Courier New" w:cs="Courier New"/>
-                <w:sz w:val="20"/>
-                <w:szCs w:val="20"/>
-              </w:rPr>
-              <w:t>1st to 4th year only (no 5th year).</w:t>
-            </w:r>
-          </w:p>
-        </w:tc>
-      </w:tr>
-      <w:tr>
-        <w:trPr>
-          <w:cantSplit/>
-        </w:trPr>
-        <w:tc>
-          <w:tcPr>
-            <w:tcW w:w="2600" w:type="dxa"/>
-          </w:tcPr>
-          <w:p>
-            <w:pPr>
-              <w:keepNext/>
-              <w:spacing w:before="40" w:after="40" w:line="240" w:lineRule="auto"/>
-              <w:rPr>
-                <w:rFonts w:ascii="Courier New" w:hAnsi="Courier New" w:cs="Courier New"/>
-                <w:sz w:val="20"/>
-                <w:szCs w:val="20"/>
-              </w:rPr>
-            </w:pPr>
-            <w:r>
-              <w:rPr>
-                <w:rFonts w:ascii="Courier New" w:hAnsi="Courier New" w:cs="Courier New"/>
-                <w:sz w:val="20"/>
-                <w:szCs w:val="20"/>
-              </w:rPr>
-              <w:t>INC</w:t>
-            </w:r>
-          </w:p>
-        </w:tc>
-        <w:tc>
-          <w:tcPr>
-            <w:tcW w:w="6032" w:type="dxa"/>
-          </w:tcPr>
-          <w:p>
-            <w:pPr>
-              <w:keepNext/>
-              <w:spacing w:before="40" w:after="40" w:line="240" w:lineRule="auto"/>
-              <w:rPr>
-                <w:rFonts w:ascii="Courier New" w:hAnsi="Courier New" w:cs="Courier New"/>
-                <w:sz w:val="20"/>
-                <w:szCs w:val="20"/>
-              </w:rPr>
-            </w:pPr>
-            <w:r>
-              <w:rPr>
-                <w:rFonts w:ascii="Courier New" w:hAnsi="Courier New" w:cs="Courier New"/>
-                <w:sz w:val="20"/>
-                <w:szCs w:val="20"/>
-              </w:rPr>
-              <w:t>No automatic lapse to 5.0; the chairperson sets INC and later enters the final grade.</w:t>
-            </w:r>
-          </w:p>
-        </w:tc>
-      </w:tr>
-      <w:tr>
-        <w:trPr>
-          <w:cantSplit/>
-        </w:trPr>
-        <w:tc>
-          <w:tcPr>
-            <w:tcW w:w="2600" w:type="dxa"/>
-          </w:tcPr>
-          <w:p>
-            <w:pPr>
-              <w:keepNext/>
-              <w:spacing w:before="40" w:after="40" w:line="240" w:lineRule="auto"/>
-              <w:rPr>
-                <w:rFonts w:ascii="Courier New" w:hAnsi="Courier New" w:cs="Courier New"/>
-                <w:sz w:val="20"/>
-                <w:szCs w:val="20"/>
-              </w:rPr>
-            </w:pPr>
-            <w:r>
-              <w:rPr>
-                <w:rFonts w:ascii="Courier New" w:hAnsi="Courier New" w:cs="Courier New"/>
-                <w:sz w:val="20"/>
-                <w:szCs w:val="20"/>
-              </w:rPr>
-              <w:t>Co-requisites</w:t>
-            </w:r>
-          </w:p>
-        </w:tc>
-        <w:tc>
-          <w:tcPr>
-            <w:tcW w:w="6032" w:type="dxa"/>
-          </w:tcPr>
-          <w:p>
-            <w:pPr>
-              <w:keepNext/>
-              <w:spacing w:before="40" w:after="40" w:line="240" w:lineRule="auto"/>
-              <w:rPr>
-                <w:rFonts w:ascii="Courier New" w:hAnsi="Courier New" w:cs="Courier New"/>
-                <w:sz w:val="20"/>
-                <w:szCs w:val="20"/>
-              </w:rPr>
-            </w:pPr>
-            <w:r>
-              <w:rPr>
-                <w:rFonts w:ascii="Courier New" w:hAnsi="Courier New" w:cs="Courier New"/>
-                <w:sz w:val="20"/>
-                <w:szCs w:val="20"/>
-              </w:rPr>
-              <w:t>Must be passed together; if one is failed, both are retaken.</w:t>
-            </w:r>
-          </w:p>
-        </w:tc>
-      </w:tr>
-      <w:tr>
-        <w:trPr>
-          <w:cantSplit/>
-        </w:trPr>
-        <w:tc>
-          <w:tcPr>
-            <w:tcW w:w="2600" w:type="dxa"/>
-          </w:tcPr>
-          <w:p>
-            <w:pPr>
-              <w:keepNext/>
-              <w:spacing w:before="40" w:after="40" w:line="240" w:lineRule="auto"/>
-              <w:rPr>
-                <w:rFonts w:ascii="Courier New" w:hAnsi="Courier New" w:cs="Courier New"/>
-                <w:sz w:val="20"/>
-                <w:szCs w:val="20"/>
-              </w:rPr>
-            </w:pPr>
-            <w:r>
-              <w:rPr>
-                <w:rFonts w:ascii="Courier New" w:hAnsi="Courier New" w:cs="Courier New"/>
-                <w:sz w:val="20"/>
-                <w:szCs w:val="20"/>
-              </w:rPr>
-              <w:t>Current semester</w:t>
-            </w:r>
-          </w:p>
-        </w:tc>
-        <w:tc>
-          <w:tcPr>
-            <w:tcW w:w="6032" w:type="dxa"/>
-          </w:tcPr>
-          <w:p>
-            <w:pPr>
-              <w:keepNext/>
-              <w:spacing w:before="40" w:after="40" w:line="240" w:lineRule="auto"/>
-              <w:rPr>
-                <w:rFonts w:ascii="Courier New" w:hAnsi="Courier New" w:cs="Courier New"/>
-                <w:sz w:val="20"/>
-                <w:szCs w:val="20"/>
-              </w:rPr>
-            </w:pPr>
-            <w:r>
-              <w:rPr>
-                <w:rFonts w:ascii="Courier New" w:hAnsi="Courier New" w:cs="Courier New"/>
-                <w:sz w:val="20"/>
-                <w:szCs w:val="20"/>
-              </w:rPr>
-              <w:t>Set by the Dean for the whole college.</w:t>
-            </w:r>
-          </w:p>
-        </w:tc>
-      </w:tr>
-      <w:tr>
-        <w:trPr>
-          <w:cantSplit/>
-        </w:trPr>
-        <w:tc>
-          <w:tcPr>
-            <w:tcW w:w="2600" w:type="dxa"/>
-          </w:tcPr>
-          <w:p>
-            <w:pPr>
-              <w:keepNext/>
-              <w:spacing w:before="40" w:after="40" w:line="240" w:lineRule="auto"/>
-              <w:rPr>
-                <w:rFonts w:ascii="Courier New" w:hAnsi="Courier New" w:cs="Courier New"/>
-                <w:sz w:val="20"/>
-                <w:szCs w:val="20"/>
-              </w:rPr>
-            </w:pPr>
-            <w:r>
-              <w:rPr>
-                <w:rFonts w:ascii="Courier New" w:hAnsi="Courier New" w:cs="Courier New"/>
-                <w:sz w:val="20"/>
-                <w:szCs w:val="20"/>
-              </w:rPr>
-              <w:t>Regular / irregular</w:t>
-            </w:r>
-          </w:p>
-        </w:tc>
-        <w:tc>
-          <w:tcPr>
-            <w:tcW w:w="6032" w:type="dxa"/>
-          </w:tcPr>
-          <w:p>
-            <w:pPr>
-              <w:keepNext/>
-              <w:spacing w:before="40" w:after="40" w:line="240" w:lineRule="auto"/>
-              <w:rPr>
-                <w:rFonts w:ascii="Courier New" w:hAnsi="Courier New" w:cs="Courier New"/>
-                <w:sz w:val="20"/>
-                <w:szCs w:val="20"/>
-              </w:rPr>
-            </w:pPr>
-            <w:r>
-              <w:rPr>
-                <w:rFonts w:ascii="Courier New" w:hAnsi="Courier New" w:cs="Courier New"/>
-                <w:sz w:val="20"/>
-                <w:szCs w:val="20"/>
-              </w:rPr>
-              <w:t xml:space="preserve">Per the Student Handbook and Operations Manual (prescribed load), not "has a failed subject".</w:t>
-            </w:r>
-          </w:p>
-        </w:tc>
-      </w:tr>
-      <w:tr>
-        <w:trPr>
-          <w:cantSplit/>
-        </w:trPr>
-        <w:tc>
-          <w:tcPr>
-            <w:tcW w:w="2600" w:type="dxa"/>
-          </w:tcPr>
-          <w:p>
-            <w:pPr>
-              <w:keepNext/>
-              <w:spacing w:before="40" w:after="40" w:line="240" w:lineRule="auto"/>
-              <w:rPr>
-                <w:rFonts w:ascii="Courier New" w:hAnsi="Courier New" w:cs="Courier New"/>
-                <w:sz w:val="20"/>
-                <w:szCs w:val="20"/>
-              </w:rPr>
-            </w:pPr>
-            <w:commentRangeStart w:id="0"/>
-            <w:r>
-              <w:rPr>
-                <w:rFonts w:ascii="Courier New" w:hAnsi="Courier New" w:cs="Courier New"/>
-                <w:sz w:val="20"/>
-                <w:szCs w:val="20"/>
-              </w:rPr>
-              <w:t>Sophomore threshold</w:t>
-            </w:r>
-            <w:commentRangeEnd w:id="0"/>
-            <w:r>
-              <w:rPr>
-                <w:rStyle w:val="CommentReference"/>
-                <w:rFonts w:ascii="Courier New" w:hAnsi="Courier New" w:cs="Courier New"/>
-                <w:sz w:val="20"/>
-                <w:szCs w:val="20"/>
-              </w:rPr>
-              <w:commentReference w:id="0"/>
-            </w:r>
-          </w:p>
-        </w:tc>
-        <w:tc>
-          <w:tcPr>
-            <w:tcW w:w="6032" w:type="dxa"/>
-          </w:tcPr>
-          <w:p>
-            <w:pPr>
-              <w:keepNext/>
-              <w:spacing w:before="40" w:after="40" w:line="240" w:lineRule="auto"/>
-              <w:rPr>
-                <w:rFonts w:ascii="Courier New" w:hAnsi="Courier New" w:cs="Courier New"/>
-                <w:sz w:val="20"/>
-                <w:szCs w:val="20"/>
-              </w:rPr>
-            </w:pPr>
-            <w:r>
-              <w:rPr>
-                <w:rFonts w:ascii="Courier New" w:hAnsi="Courier New" w:cs="Courier New"/>
-                <w:sz w:val="20"/>
-                <w:szCs w:val="20"/>
-              </w:rPr>
-              <w:t xml:space="preserve">The Student Handbook (2020 edition) defines a Freshman as one who has not finished 25% of the total units and a Junior as one who has finished more than 50% but less than 75%; its Sophomore definition is cut off. The range between the two, 25% to 50%, is used.</w:t>
-            </w:r>
-          </w:p>
-        </w:tc>
-      </w:tr>
-      <w:tr>
-        <w:trPr>
-          <w:cantSplit/>
-        </w:trPr>
-        <w:tc>
-          <w:tcPr>
-            <w:tcW w:w="2600" w:type="dxa"/>
-          </w:tcPr>
-          <w:p>
-            <w:pPr>
-              <w:keepNext/>
-              <w:spacing w:before="40" w:after="40" w:line="240" w:lineRule="auto"/>
-              <w:rPr>
-                <w:rFonts w:ascii="Courier New" w:hAnsi="Courier New" w:cs="Courier New"/>
-                <w:sz w:val="20"/>
-                <w:szCs w:val="20"/>
-              </w:rPr>
-            </w:pPr>
-            <w:r>
-              <w:rPr>
-                <w:rFonts w:ascii="Courier New" w:hAnsi="Courier New" w:cs="Courier New"/>
-                <w:sz w:val="20"/>
-                <w:szCs w:val="20"/>
-              </w:rPr>
-              <w:t>Senior threshold</w:t>
-            </w:r>
-          </w:p>
-        </w:tc>
-        <w:tc>
-          <w:tcPr>
-            <w:tcW w:w="6032" w:type="dxa"/>
-          </w:tcPr>
-          <w:p>
-            <w:pPr>
-              <w:keepNext/>
-              <w:spacing w:before="40" w:after="40" w:line="240" w:lineRule="auto"/>
-              <w:rPr>
-                <w:rFonts w:ascii="Courier New" w:hAnsi="Courier New" w:cs="Courier New"/>
-                <w:sz w:val="20"/>
-                <w:szCs w:val="20"/>
-              </w:rPr>
-            </w:pPr>
-            <w:r>
-              <w:rPr>
-                <w:rFonts w:ascii="Courier New" w:hAnsi="Courier New" w:cs="Courier New"/>
-                <w:sz w:val="20"/>
-                <w:szCs w:val="20"/>
-              </w:rPr>
-              <w:t xml:space="preserve">The Operations Manual's text is garbled; since the Handbook's Junior range ends below 75%, 75% or more is used.</w:t>
-            </w:r>
-          </w:p>
-        </w:tc>
-      </w:tr>
-      <w:tr>
-        <w:trPr>
-          <w:cantSplit/>
-        </w:trPr>
-        <w:tc>
-          <w:tcPr>
-            <w:tcW w:w="2600" w:type="dxa"/>
-          </w:tcPr>
-          <w:p>
-            <w:pPr>
-              <w:keepNext/>
-              <w:spacing w:before="40" w:after="40" w:line="240" w:lineRule="auto"/>
-              <w:rPr>
-                <w:rFonts w:ascii="Courier New" w:hAnsi="Courier New" w:cs="Courier New"/>
-                <w:sz w:val="20"/>
-                <w:szCs w:val="20"/>
-              </w:rPr>
-            </w:pPr>
-            <w:r>
-              <w:rPr>
-                <w:rFonts w:ascii="Courier New" w:hAnsi="Courier New" w:cs="Courier New"/>
-                <w:sz w:val="20"/>
-                <w:szCs w:val="20"/>
-              </w:rPr>
-              <w:t>Prescribed load</w:t>
-            </w:r>
-          </w:p>
-        </w:tc>
-        <w:tc>
-          <w:tcPr>
-            <w:tcW w:w="6032" w:type="dxa"/>
-          </w:tcPr>
-          <w:p>
-            <w:pPr>
-              <w:keepNext/>
-              <w:spacing w:before="40" w:after="40" w:line="240" w:lineRule="auto"/>
-              <w:rPr>
-                <w:rFonts w:ascii="Courier New" w:hAnsi="Courier New" w:cs="Courier New"/>
-                <w:sz w:val="20"/>
-                <w:szCs w:val="20"/>
-              </w:rPr>
-            </w:pPr>
-            <w:r>
-              <w:rPr>
-                <w:rFonts w:ascii="Courier New" w:hAnsi="Courier New" w:cs="Courier New"/>
-                <w:sz w:val="20"/>
-                <w:szCs w:val="20"/>
-              </w:rPr>
-              <w:t>The curriculum's subjects for the student's year level and the current semester (interpretation).</w:t>
-            </w:r>
-          </w:p>
-        </w:tc>
-      </w:tr>
-      <w:tr>
-        <w:trPr>
-          <w:cantSplit/>
-        </w:trPr>
-        <w:tc>
-          <w:tcPr>
-            <w:tcW w:w="2600" w:type="dxa"/>
-          </w:tcPr>
-          <w:p>
-            <w:pPr>
-              <w:keepNext/>
-              <w:spacing w:before="40" w:after="40" w:line="240" w:lineRule="auto"/>
-              <w:rPr>
-                <w:rFonts w:ascii="Courier New" w:hAnsi="Courier New" w:cs="Courier New"/>
-                <w:sz w:val="20"/>
-                <w:szCs w:val="20"/>
-              </w:rPr>
-            </w:pPr>
-            <w:r>
-              <w:rPr>
-                <w:rFonts w:ascii="Courier New" w:hAnsi="Courier New" w:cs="Courier New"/>
-                <w:sz w:val="20"/>
-                <w:szCs w:val="20"/>
-              </w:rPr>
-              <w:t>Midyear with no prescribed subjects</w:t>
-            </w:r>
-          </w:p>
-        </w:tc>
-        <w:tc>
-          <w:tcPr>
-            <w:tcW w:w="6032" w:type="dxa"/>
-          </w:tcPr>
-          <w:p>
-            <w:pPr>
-              <w:keepNext/>
-              <w:spacing w:before="40" w:after="40" w:line="240" w:lineRule="auto"/>
-              <w:rPr>
-                <w:rFonts w:ascii="Courier New" w:hAnsi="Courier New" w:cs="Courier New"/>
-                <w:sz w:val="20"/>
-                <w:szCs w:val="20"/>
-              </w:rPr>
-            </w:pPr>
-            <w:r>
-              <w:rPr>
-                <w:rFonts w:ascii="Courier New" w:hAnsi="Courier New" w:cs="Courier New"/>
-                <w:sz w:val="20"/>
-                <w:szCs w:val="20"/>
-              </w:rPr>
-              <w:t>Regular / irregular status is "not determined" (interpretation).</w:t>
-            </w:r>
-          </w:p>
-        </w:tc>
-      </w:tr>
-      <w:tr>
-        <w:trPr>
-          <w:cantSplit/>
-        </w:trPr>
-        <w:tc>
-          <w:tcPr>
-            <w:tcW w:w="2600" w:type="dxa"/>
-          </w:tcPr>
-          <w:p>
-            <w:pPr>
-              <w:keepNext/>
-              <w:spacing w:before="40" w:after="40" w:line="240" w:lineRule="auto"/>
-              <w:rPr>
-                <w:rFonts w:ascii="Courier New" w:hAnsi="Courier New" w:cs="Courier New"/>
-                <w:sz w:val="20"/>
-                <w:szCs w:val="20"/>
-              </w:rPr>
-            </w:pPr>
-            <w:r>
-              <w:rPr>
-                <w:rFonts w:ascii="Courier New" w:hAnsi="Courier New" w:cs="Courier New"/>
-                <w:sz w:val="20"/>
-                <w:szCs w:val="20"/>
-              </w:rPr>
-              <w:t>Removability</w:t>
-            </w:r>
-          </w:p>
-        </w:tc>
-        <w:tc>
-          <w:tcPr>
-            <w:tcW w:w="6032" w:type="dxa"/>
-          </w:tcPr>
-          <w:p>
-            <w:pPr>
-              <w:keepNext/>
-              <w:spacing w:before="40" w:after="40" w:line="240" w:lineRule="auto"/>
-              <w:rPr>
-                <w:rFonts w:ascii="Courier New" w:hAnsi="Courier New" w:cs="Courier New"/>
-                <w:sz w:val="20"/>
-                <w:szCs w:val="20"/>
-              </w:rPr>
-            </w:pPr>
-            <w:r>
-              <w:rPr>
-                <w:rFonts w:ascii="Courier New" w:hAnsi="Courier New" w:cs="Courier New"/>
-                <w:sz w:val="20"/>
-                <w:szCs w:val="20"/>
-              </w:rPr>
-              <w:t>Each feature was added as a separate change so it can be removed if the adviser asks; database changes have undo scripts.</w:t>
-            </w:r>
-          </w:p>
-        </w:tc>
-      </w:tr>
-    </w:tbl>
-    <w:p>
-      <w:pPr>
-        <w:spacing w:before="120" w:line="480" w:lineRule="auto"/>
-        <w:jc w:val="center"/>
-        <w:rPr>
-          <w:rFonts w:ascii="Courier New" w:hAnsi="Courier New" w:cs="Courier New"/>
-          <w:b/>
-          <w:bCs/>
-          <w:sz w:val="24"/>
-          <w:szCs w:val="24"/>
-        </w:rPr>
-      </w:pPr>
-      <w:r>
-        <w:rPr>
-          <w:rFonts w:ascii="Courier New" w:hAnsi="Courier New" w:cs="Courier New"/>
-          <w:b/>
-          <w:bCs/>
-          <w:sz w:val="24"/>
-          <w:szCs w:val="24"/>
-        </w:rPr>
-        <w:t>Table 4.3. Decisions Made with the Adviser</w:t>
-      </w:r>
-      <w:r>
-        <w:fldChar w:fldCharType="begin"/>
-      </w:r>
-      <w:r>
-        <w:instrText xml:space="preserve"> TC "Table 4.3. Decisions Made with the Adviser" \f t \l 1 </w:instrText>
-      </w:r>
-      <w:r>
-        <w:fldChar w:fldCharType="end"/>
+        <w:t>database transactions. A new chairperson receives a temporary password from the Dean and must choose their own at first login, guided by a checklist that ticks each password rule as it is met, and actions that are hard to undo, such as dropping a student or saving grades, ask for confirmation first. Every page checks the user's role, so a page meant for another role cannot be opened by typing its address; users are signed out after 30 minutes without activity; and an account is blocked for 15 minutes after five wrong passwords.</w:t>
       </w:r>
     </w:p>
     <w:p>
@@ -2981,7 +2336,6 @@
           <w:sz w:val="24"/>
           <w:szCs w:val="24"/>
         </w:rPr>
-        <w:lastRenderedPageBreak/>
         <w:t>Term-based Audit Engine checking prerequisites, co-requisites, year standing and "all subjects completed"</w:t>
       </w:r>
     </w:p>
@@ -3005,7 +2359,7 @@
           <w:sz w:val="24"/>
           <w:szCs w:val="24"/>
         </w:rPr>
-        <w:t xml:space="preserve">Student registration and import from Excel or CSV (the template or the KSU-MIS "Export to Excel" file)</w:t>
+        <w:t>Student registration and import from Excel or CSV (the template or the KSU-MIS "Export to Excel" file)</w:t>
       </w:r>
     </w:p>
     <w:p>
@@ -3028,7 +2382,7 @@
           <w:sz w:val="24"/>
           <w:szCs w:val="24"/>
         </w:rPr>
-        <w:t xml:space="preserve">Student list with search from any page, filters and the reason for each student's status, and an audit page showing each subject's status, grade, term and the reason for any violation</w:t>
+        <w:t>Student list with search from any page, filters and the reason for each student's status, and an audit page showing each subject's status, grade, term and the reason for any violation</w:t>
       </w:r>
     </w:p>
     <w:p>
@@ -3051,7 +2405,16 @@
           <w:sz w:val="24"/>
           <w:szCs w:val="24"/>
         </w:rPr>
-        <w:t xml:space="preserve">Term-based grade entry with KSU grade values, In progress marking for several subjects at once, INC completion, earlier-term protection and a database-written grade logbook</w:t>
+        <w:t xml:space="preserve">Term-based grade entry with KSU grade values, In progress marking for several subjects at once, INC completion, </w:t>
+      </w:r>
+      <w:r>
+        <w:rPr>
+          <w:rFonts w:ascii="Courier New" w:hAnsi="Courier New" w:cs="Courier New"/>
+          <w:sz w:val="24"/>
+          <w:szCs w:val="24"/>
+        </w:rPr>
+        <w:lastRenderedPageBreak/>
+        <w:t>earlier-term protection and a database-written grade logbook</w:t>
       </w:r>
     </w:p>
     <w:p>
@@ -3097,7 +2460,7 @@
           <w:sz w:val="24"/>
           <w:szCs w:val="24"/>
         </w:rPr>
-        <w:t xml:space="preserve">Shift requests and shift-ins, transfers and drops, with a per-student history, locked records for dropped and transferred-out students, and a Student Movements page</w:t>
+        <w:t>Shift requests and shift-ins, transfers and drops, with a per-student history, locked records for dropped and transferred-out students, and a Student Movements page</w:t>
       </w:r>
     </w:p>
     <w:p>
@@ -3120,7 +2483,23 @@
           <w:sz w:val="24"/>
           <w:szCs w:val="24"/>
         </w:rPr>
-        <w:t>Automatic year levels with chairperson override, and regular / irregular classification</w:t>
+        <w:t xml:space="preserve">Automatic year levels with chairperson override, and </w:t>
+      </w:r>
+      <w:r>
+        <w:rPr>
+          <w:rFonts w:ascii="Courier New" w:hAnsi="Courier New" w:cs="Courier New"/>
+          <w:sz w:val="24"/>
+          <w:szCs w:val="24"/>
+        </w:rPr>
+        <w:t>regular/irregular</w:t>
+      </w:r>
+      <w:r>
+        <w:rPr>
+          <w:rFonts w:ascii="Courier New" w:hAnsi="Courier New" w:cs="Courier New"/>
+          <w:sz w:val="24"/>
+          <w:szCs w:val="24"/>
+        </w:rPr>
+        <w:t xml:space="preserve"> classification</w:t>
       </w:r>
     </w:p>
     <w:p>
@@ -3143,7 +2522,7 @@
           <w:sz w:val="24"/>
           <w:szCs w:val="24"/>
         </w:rPr>
-        <w:t xml:space="preserve">Dashboard per program with a Needs attention banner and charts, a side-by-side program comparison for the Dean, and the current semester set by the Dean</w:t>
+        <w:t>Dashboard per program with a Needs attention banner and charts, a side-by-side program comparison for the Dean, and the current semester set by the Dean</w:t>
       </w:r>
     </w:p>
     <w:p>
@@ -3385,7 +2764,7 @@
                 <w:sz w:val="20"/>
                 <w:szCs w:val="20"/>
               </w:rPr>
-              <w:t xml:space="preserve">- Student lists (registered, or imported from Excel/CSV or the KSU-MIS export)</w:t>
+              <w:t>- Student lists (registered, or imported from Excel/CSV or the KSU-MIS export)</w:t>
             </w:r>
           </w:p>
         </w:tc>
@@ -3595,7 +2974,7 @@
                 <w:sz w:val="20"/>
                 <w:szCs w:val="20"/>
               </w:rPr>
-              <w:t xml:space="preserve">- Dashboard counts and charts, grade logbook, student movements, and curriculum CSV / PDF exports</w:t>
+              <w:t>- Dashboard counts and charts, grade logbook, student movements, and curriculum CSV / PDF exports</w:t>
             </w:r>
           </w:p>
         </w:tc>
@@ -3712,7 +3091,7 @@
           <w:sz w:val="24"/>
           <w:szCs w:val="24"/>
         </w:rPr>
-        <w:t xml:space="preserve"> shows the two actors of the system. The Program Chairperson interacts with most modules: managing curriculum versions (including their import and export), registering and importing students, entering grades, viewing each student's audit and grade logbook, setting a year level by hand, recording shifts, transfers and drops, and reopening a locked record. The Dean oversees the college: viewing the dashboard of every program and comparing the programs, setting the current semester, creating programs with their </w:t>
+        <w:t xml:space="preserve"> shows the two actors of the system. The Program Chairperson interacts with most modules: managing curriculum versions (including their import and export), registering and importing students, entering grades, viewing each student's audit and grade logbook, setting a year level by hand, recording shifts, transfers and drops, and reopening </w:t>
       </w:r>
       <w:r>
         <w:rPr>
@@ -3721,7 +3100,7 @@
           <w:szCs w:val="24"/>
         </w:rPr>
         <w:lastRenderedPageBreak/>
-        <w:t xml:space="preserve">chairperson accounts, and reassigning chairpersons. Both log in, view a dashboard and the Student Movements page, and change their password, and a new chairperson must replace the temporary password at first login. The audit itself needs no separate action: the system performs it whenever a student's audit or the dashboard is shown.</w:t>
+        <w:t>a locked record. The Dean oversees the college: viewing the dashboard of every program and comparing the programs, setting the current semester, creating programs with their chairperson accounts, and reassigning chairpersons. Both log in, view a dashboard and the Student Movements page, and change their password, and a new chairperson must replace the temporary password at first login. The audit itself needs no separate action: the system performs it whenever a student's audit or the dashboard is shown.</w:t>
       </w:r>
       <w:r>
         <w:fldChar w:fldCharType="begin"/>
@@ -3747,6 +3126,7 @@
         <w:rPr>
           <w:noProof/>
         </w:rPr>
+        <w:lastRenderedPageBreak/>
         <w:drawing>
           <wp:inline distT="0" distB="0" distL="0" distR="0" wp14:anchorId="053466D8" wp14:editId="465A2FFB">
             <wp:extent cx="5486400" cy="4937760"/>
@@ -3811,7 +3191,7 @@
           <w:sz w:val="24"/>
           <w:szCs w:val="24"/>
         </w:rPr>
-        <w:t xml:space="preserve"> traces the audit of a single subject. After the chairperson saves a term's grades or marks subjects In progress, which are first checked </w:t>
+        <w:t xml:space="preserve"> traces the audit of a single subject. After the chairperson saves a term's grades or marks subjects In progress, which are first checked for valid KSU grade values and for conflicts with a later recorded term, the audit engine looks at the student's record for each subject. A subject with no record is Available if its requirements have been passed, Pending if it is waiting for a requirement's final grade, and Unavailable otherwise, with the missing </w:t>
       </w:r>
       <w:r>
         <w:rPr>
@@ -3820,7 +3200,23 @@
           <w:szCs w:val="24"/>
         </w:rPr>
         <w:lastRenderedPageBreak/>
-        <w:t>for valid KSU grade values and for conflicts with a later recorded term, the audit engine looks at the student's record for each subject. A subject with no record is Available if its requirements have been passed, Pending if it is waiting for a requirement's final grade, and Unavailable otherwise, with the missing requirements listed. A subject that is in progress or INC is Pending. For a graded subject, the engine checks whether every requirement was met before the term it was taken: a prerequisite passed in an earlier term, the co-requisite taken in the same term, and the year standing at that time. If not, the subject is a Violation with the reason given, earns no credit and must be retaken; if the year standing cannot be confirmed from the grades, it is marked "Year standing: please verify". If the requirements were met, a passed subject whose co-requisite was also passed is Completed and counts toward units and year level, while a failed one is Available for retaking. The results then update the student's year level, regular or irregular status, and the dashboard.</w:t>
+        <w:t>requirements listed. A subject that is in progress or INC is Pending. For a graded subject, the engine checks whether every requirement was met before the term it was taken: a prerequisite passed in an earlier term, the co-requisite taken in the same term, and the year standing at that time. If not, the subject is a Violation with the reason given, earns no credit</w:t>
+      </w:r>
+      <w:r>
+        <w:rPr>
+          <w:rFonts w:ascii="Courier New" w:hAnsi="Courier New" w:cs="Courier New"/>
+          <w:sz w:val="24"/>
+          <w:szCs w:val="24"/>
+        </w:rPr>
+        <w:t>,</w:t>
+      </w:r>
+      <w:r>
+        <w:rPr>
+          <w:rFonts w:ascii="Courier New" w:hAnsi="Courier New" w:cs="Courier New"/>
+          <w:sz w:val="24"/>
+          <w:szCs w:val="24"/>
+        </w:rPr>
+        <w:t xml:space="preserve"> and must be retaken; if the year standing cannot be confirmed from the grades, it is marked "Year standing: please verify". If the requirements were met, a passed subject whose co-requisite was also passed is Completed and counts toward units and year level, while a failed one is Available for retaking. The results then update the student's year level, regular or irregular status, and the dashboard.</w:t>
       </w:r>
       <w:r>
         <w:fldChar w:fldCharType="begin"/>
@@ -3846,7 +3242,6 @@
         <w:rPr>
           <w:noProof/>
         </w:rPr>
-        <w:lastRenderedPageBreak/>
         <w:drawing>
           <wp:inline distT="0" distB="0" distL="0" distR="0" wp14:anchorId="0CEF7CEA" wp14:editId="5A97D07B">
             <wp:extent cx="5486400" cy="2963635"/>
@@ -3903,6 +3298,7 @@
           <w:sz w:val="24"/>
           <w:szCs w:val="24"/>
         </w:rPr>
+        <w:lastRenderedPageBreak/>
         <w:t>Figure 4.6</w:t>
       </w:r>
       <w:r>
@@ -3944,7 +3340,6 @@
           <w:sz w:val="24"/>
           <w:szCs w:val="24"/>
         </w:rPr>
-        <w:lastRenderedPageBreak/>
         <w:t>Figure 4.7. User Interface of Auditrix</w:t>
       </w:r>
       <w:r>
@@ -3994,6 +3389,7 @@
         <w:rPr>
           <w:noProof/>
         </w:rPr>
+        <w:lastRenderedPageBreak/>
         <w:drawing>
           <wp:inline distT="0" distB="0" distL="0" distR="0" wp14:anchorId="5900278C" wp14:editId="75FA05C4">
             <wp:extent cx="5669280" cy="3010054"/>
@@ -4135,7 +3531,6 @@
           <w:sz w:val="24"/>
           <w:szCs w:val="24"/>
         </w:rPr>
-        <w:lastRenderedPageBreak/>
         <w:t>Figure 4.7b. Log In — Program Chairperson role</w:t>
       </w:r>
       <w:r>
@@ -4163,6 +3558,7 @@
         <w:rPr>
           <w:noProof/>
         </w:rPr>
+        <w:lastRenderedPageBreak/>
         <w:drawing>
           <wp:inline distT="0" distB="0" distL="0" distR="0" wp14:anchorId="23845265" wp14:editId="2659A39E">
             <wp:extent cx="5669280" cy="3010054"/>
@@ -4304,7 +3700,6 @@
           <w:sz w:val="24"/>
           <w:szCs w:val="24"/>
         </w:rPr>
-        <w:lastRenderedPageBreak/>
         <w:t>Figure 4.7d. Student Audit — subject taken out of order and Irregular status</w:t>
       </w:r>
       <w:r>
@@ -4332,6 +3727,7 @@
         <w:rPr>
           <w:noProof/>
         </w:rPr>
+        <w:lastRenderedPageBreak/>
         <w:drawing>
           <wp:inline distT="0" distB="0" distL="0" distR="0" wp14:anchorId="3A365DC5" wp14:editId="52B811C7">
             <wp:extent cx="5669280" cy="3007106"/>
@@ -4473,7 +3869,6 @@
           <w:sz w:val="24"/>
           <w:szCs w:val="24"/>
         </w:rPr>
-        <w:lastRenderedPageBreak/>
         <w:t>Figure 4.7f. Enter Grades — choosing the term</w:t>
       </w:r>
       <w:r>
@@ -4501,6 +3896,7 @@
         <w:rPr>
           <w:noProof/>
         </w:rPr>
+        <w:lastRenderedPageBreak/>
         <w:drawing>
           <wp:inline distT="0" distB="0" distL="0" distR="0" wp14:anchorId="1D08A879" wp14:editId="7033F209">
             <wp:extent cx="5669280" cy="3010054"/>
@@ -4642,7 +4038,6 @@
           <w:sz w:val="24"/>
           <w:szCs w:val="24"/>
         </w:rPr>
-        <w:lastRenderedPageBreak/>
         <w:t>Figure 4.7h. Student Audit — status, term and reason for each subject</w:t>
       </w:r>
       <w:r>
@@ -4670,6 +4065,7 @@
         <w:rPr>
           <w:noProof/>
         </w:rPr>
+        <w:lastRenderedPageBreak/>
         <w:drawing>
           <wp:inline distT="0" distB="0" distL="0" distR="0" wp14:anchorId="4DA94E66" wp14:editId="733183AE">
             <wp:extent cx="5669280" cy="3010054"/>
@@ -4811,7 +4207,6 @@
           <w:sz w:val="24"/>
           <w:szCs w:val="24"/>
         </w:rPr>
-        <w:lastRenderedPageBreak/>
         <w:t>Figure 4.7j. Export Curriculum — PDF output</w:t>
       </w:r>
       <w:r>
@@ -4839,6 +4234,7 @@
         <w:rPr>
           <w:noProof/>
         </w:rPr>
+        <w:lastRenderedPageBreak/>
         <w:drawing>
           <wp:inline distT="0" distB="0" distL="0" distR="0" wp14:anchorId="7A8ED682" wp14:editId="54C8238D">
             <wp:extent cx="5669280" cy="3685314"/>
@@ -4888,7 +4284,6 @@
           <w:szCs w:val="24"/>
         </w:rPr>
       </w:pPr>
-      <w:commentRangeStart w:id="1"/>
       <w:r>
         <w:rPr>
           <w:rFonts w:ascii="Courier New" w:hAnsi="Courier New" w:cs="Courier New"/>
@@ -4898,18 +4293,6 @@
           <w:szCs w:val="24"/>
         </w:rPr>
         <w:t>Figure 4.7k. Create Program — new chairperson account with a temporary password</w:t>
-      </w:r>
-      <w:commentRangeEnd w:id="1"/>
-      <w:r>
-        <w:rPr>
-          <w:rStyle w:val="CommentReference"/>
-          <w:rFonts w:ascii="Courier New" w:hAnsi="Courier New" w:cs="Courier New"/>
-          <w:b/>
-          <w:bCs/>
-          <w:sz w:val="24"/>
-          <w:szCs w:val="24"/>
-        </w:rPr>
-        <w:commentReference w:id="1"/>
       </w:r>
       <w:r>
         <w:fldChar w:fldCharType="begin"/>
@@ -4936,6 +4319,7 @@
         <w:rPr>
           <w:noProof/>
         </w:rPr>
+        <w:lastRenderedPageBreak/>
         <w:drawing>
           <wp:inline distT="0" distB="0" distL="0" distR="0" wp14:anchorId="7A8ED682" wp14:editId="54C8238D">
             <wp:extent cx="5669280" cy="3685314"/>
@@ -4985,7 +4369,6 @@
           <w:szCs w:val="24"/>
         </w:rPr>
       </w:pPr>
-      <w:commentRangeStart w:id="2"/>
       <w:r>
         <w:rPr>
           <w:rFonts w:ascii="Courier New" w:hAnsi="Courier New" w:cs="Courier New"/>
@@ -4994,20 +4377,7 @@
           <w:sz w:val="24"/>
           <w:szCs w:val="24"/>
         </w:rPr>
-        <w:lastRenderedPageBreak/>
         <w:t>Figure 4.7l. First Log In — password change with the rules checklist</w:t>
-      </w:r>
-      <w:commentRangeEnd w:id="2"/>
-      <w:r>
-        <w:rPr>
-          <w:rStyle w:val="CommentReference"/>
-          <w:rFonts w:ascii="Courier New" w:hAnsi="Courier New" w:cs="Courier New"/>
-          <w:b/>
-          <w:bCs/>
-          <w:sz w:val="24"/>
-          <w:szCs w:val="24"/>
-        </w:rPr>
-        <w:commentReference w:id="2"/>
       </w:r>
       <w:r>
         <w:fldChar w:fldCharType="begin"/>
@@ -5034,6 +4404,7 @@
         <w:rPr>
           <w:noProof/>
         </w:rPr>
+        <w:lastRenderedPageBreak/>
         <w:drawing>
           <wp:inline distT="0" distB="0" distL="0" distR="0" wp14:anchorId="7A8ED682" wp14:editId="54C8238D">
             <wp:extent cx="5669280" cy="3685314"/>
@@ -5091,7 +4462,6 @@
           <w:sz w:val="24"/>
           <w:szCs w:val="24"/>
         </w:rPr>
-        <w:lastRenderedPageBreak/>
         <w:t>Figure 4.7m. Dean Dashboard — Current semester</w:t>
       </w:r>
       <w:r>
@@ -5119,6 +4489,7 @@
         <w:rPr>
           <w:noProof/>
         </w:rPr>
+        <w:lastRenderedPageBreak/>
         <w:drawing>
           <wp:inline distT="0" distB="0" distL="0" distR="0" wp14:anchorId="7A8ED682" wp14:editId="54C8238D">
             <wp:extent cx="5669280" cy="3685314"/>
@@ -5176,7 +4547,6 @@
           <w:sz w:val="24"/>
           <w:szCs w:val="24"/>
         </w:rPr>
-        <w:lastRenderedPageBreak/>
         <w:t>Figure 4.7n. Chairperson Dashboard</w:t>
       </w:r>
       <w:r>
@@ -5204,6 +4574,7 @@
         <w:rPr>
           <w:noProof/>
         </w:rPr>
+        <w:lastRenderedPageBreak/>
         <w:drawing>
           <wp:inline distT="0" distB="0" distL="0" distR="0" wp14:anchorId="7A8ED682" wp14:editId="54C8238D">
             <wp:extent cx="5669280" cy="3685314"/>
@@ -5261,7 +4632,6 @@
           <w:sz w:val="24"/>
           <w:szCs w:val="24"/>
         </w:rPr>
-        <w:lastRenderedPageBreak/>
         <w:t>Figure 4.7o. Import Curriculum — preview of changes</w:t>
       </w:r>
       <w:r>
@@ -5289,6 +4659,7 @@
         <w:rPr>
           <w:noProof/>
         </w:rPr>
+        <w:lastRenderedPageBreak/>
         <w:drawing>
           <wp:inline distT="0" distB="0" distL="0" distR="0" wp14:anchorId="7A8ED682" wp14:editId="54C8238D">
             <wp:extent cx="5669280" cy="3685314"/>
@@ -5346,7 +4717,6 @@
           <w:sz w:val="24"/>
           <w:szCs w:val="24"/>
         </w:rPr>
-        <w:lastRenderedPageBreak/>
         <w:t>Figure 4.7p. Grade Logbook</w:t>
       </w:r>
       <w:r>
@@ -5374,6 +4744,7 @@
         <w:rPr>
           <w:noProof/>
         </w:rPr>
+        <w:lastRenderedPageBreak/>
         <w:drawing>
           <wp:inline distT="0" distB="0" distL="0" distR="0" wp14:anchorId="7A8ED682" wp14:editId="54C8238D">
             <wp:extent cx="5669280" cy="3685314"/>
@@ -5431,7 +4802,6 @@
           <w:sz w:val="24"/>
           <w:szCs w:val="24"/>
         </w:rPr>
-        <w:lastRenderedPageBreak/>
         <w:t>Figure 4.7q. Edit Student — year level (automatic or set by hand)</w:t>
       </w:r>
       <w:r>
@@ -5507,7 +4877,7 @@
           <w:sz w:val="24"/>
           <w:szCs w:val="24"/>
         </w:rPr>
-        <w:t xml:space="preserve">the Audit Engine implements the prerequisite, co-requisite, year-standing and "all subjects completed" rules of the KSU Student Handbook and Operations Manual, verified by 163 automated tests.</w:t>
+        <w:t>the Audit Engine implements the prerequisite, co-requisite, year-standing and "all subjects completed" rules of the KSU Student Handbook and Operations Manual, verified by 163 automated tests.</w:t>
       </w:r>
     </w:p>
     <w:p>
@@ -5540,7 +4910,16 @@
           <w:sz w:val="24"/>
           <w:szCs w:val="24"/>
         </w:rPr>
-        <w:t xml:space="preserve"> audit results are worked out from the terms every time, so they do not depend on the order of grade entry; invalid grades, terms, ID numbers and import files are rejected with a reason, and curriculum imports are previewed before saving; the database itself refuses grades that are not KSU grades and changes to locked records.</w:t>
+        <w:t xml:space="preserve"> audit results are worked out from the terms every time, so they do not depend on the order of grade entry; invalid grades, terms, ID numbers and import files are rejected with a reason, and curriculum imports are </w:t>
+      </w:r>
+      <w:r>
+        <w:rPr>
+          <w:rFonts w:ascii="Courier New" w:hAnsi="Courier New" w:cs="Courier New"/>
+          <w:sz w:val="24"/>
+          <w:szCs w:val="24"/>
+        </w:rPr>
+        <w:lastRenderedPageBreak/>
+        <w:t>previewed before saving; the database itself refuses grades that are not KSU grades and changes to locked records.</w:t>
       </w:r>
     </w:p>
     <w:p>
@@ -5565,7 +4944,6 @@
           <w:sz w:val="24"/>
           <w:szCs w:val="24"/>
         </w:rPr>
-        <w:lastRenderedPageBreak/>
         <w:t>Performance Efficiency:</w:t>
       </w:r>
       <w:r>
@@ -5607,7 +4985,7 @@
           <w:sz w:val="24"/>
           <w:szCs w:val="24"/>
         </w:rPr>
-        <w:t xml:space="preserve">the interface uses one consistent design with confirmation dialogs and notifications; access is role-scoped via RLS, and new chairpersons must replace their temporary password at first login; every page checks the user's role, users are signed out after 30 minutes without activity, and an account is blocked for 15 minutes after five wrong passwords.</w:t>
+        <w:t>the interface uses one consistent design with confirmation dialogs and notifications; access is role-scoped via RLS, and new chairpersons must replace their temporary password at first login; every page checks the user's role, users are signed out after 30 minutes without activity, and an account is blocked for 15 minutes after five wrong passwords.</w:t>
       </w:r>
     </w:p>
     <w:p>
@@ -5697,6 +5075,7 @@
           <w:sz w:val="24"/>
           <w:szCs w:val="24"/>
         </w:rPr>
+        <w:lastRenderedPageBreak/>
         <w:t>Testing of the System</w:t>
       </w:r>
       <w:r>
@@ -5748,7 +5127,6 @@
           <w:sz w:val="24"/>
           <w:szCs w:val="24"/>
         </w:rPr>
-        <w:lastRenderedPageBreak/>
         <w:t>Automated testing.</w:t>
       </w:r>
       <w:r>
@@ -5757,7 +5135,7 @@
           <w:sz w:val="24"/>
           <w:szCs w:val="24"/>
         </w:rPr>
-        <w:t xml:space="preserve"> A total of 163 automated tests were written using the test runner built into Node.js, and all 163 pass. The tests need no database or network: the server actions are tested with Supabase replaced by an in-memory fake. Table 4.4 summarizes what they check.</w:t>
+        <w:t xml:space="preserve"> A total of 163 automated tests were written using the test runner built into Node.js, and all 163 pass. The tests need no database or network: the server actions are tested with Supabase replaced by an in-memory fake. Table 4.3 summarizes what they check.</w:t>
       </w:r>
     </w:p>
     <w:tbl>
@@ -5800,6 +5178,7 @@
                 <w:sz w:val="20"/>
                 <w:szCs w:val="20"/>
               </w:rPr>
+              <w:lastRenderedPageBreak/>
               <w:t>Area</w:t>
             </w:r>
           </w:p>
@@ -5935,7 +5314,7 @@
                 <w:sz w:val="20"/>
                 <w:szCs w:val="20"/>
               </w:rPr>
-              <w:t xml:space="preserve">Student Handbook and Operations Manual thresholds (25%, more than 50%, 75%); finishing earlier years; only grades before the current semester; failed and out-of-order subjects excluded; registered level and chairperson override; year standing as of the term taken; "please verify"</w:t>
+              <w:t>Student Handbook and Operations Manual thresholds (25%, more than 50%, 75%); finishing earlier years; only grades before the current semester; failed and out-of-order subjects excluded; registered level and chairperson override; year standing as of the term taken; "please verify"</w:t>
             </w:r>
           </w:p>
         </w:tc>
@@ -6094,7 +5473,7 @@
                 <w:sz w:val="20"/>
                 <w:szCs w:val="20"/>
               </w:rPr>
-              <w:t xml:space="preserve">Curriculum CSV / .xls parsing and the import preview plan; reading CSV, Excel workbooks (.xlsx), KSU-MIS .xls and Excel re-saved .xls; old Excel 97-2003 and damaged files; student template and .xlsx import</w:t>
+              <w:t>Curriculum CSV / .xls parsing and the import preview plan; reading CSV, Excel workbooks (.xlsx), KSU-MIS .xls and Excel re-saved .xls; old Excel 97-2003 and damaged files; student template and .xlsx import</w:t>
             </w:r>
           </w:p>
         </w:tc>
@@ -6226,13 +5605,13 @@
           <w:sz w:val="24"/>
           <w:szCs w:val="24"/>
         </w:rPr>
-        <w:t>Table 4.4. Summary of the Automated Tests</w:t>
+        <w:t xml:space="preserve">Table 4.3. Summary of the Automated Tests</w:t>
       </w:r>
       <w:r>
         <w:fldChar w:fldCharType="begin"/>
       </w:r>
       <w:r>
-        <w:instrText xml:space="preserve"> TC "Table 4.4. Summary of the Automated Tests" \f t \l 1 </w:instrText>
+        <w:instrText xml:space="preserve"> TC "Table 4.3. Summary of the Automated Tests" \f t \l 1 </w:instrText>
       </w:r>
       <w:r>
         <w:fldChar w:fldCharType="end"/>
@@ -6257,16 +5636,24 @@
           <w:sz w:val="24"/>
           <w:szCs w:val="24"/>
         </w:rPr>
+        <w:t>Functional testing.</w:t>
+      </w:r>
+      <w:r>
+        <w:rPr>
+          <w:rFonts w:ascii="Courier New" w:hAnsi="Courier New" w:cs="Courier New"/>
+          <w:sz w:val="24"/>
+          <w:szCs w:val="24"/>
+        </w:rPr>
+        <w:t xml:space="preserve"> The researchers scripted a web browser with Playwright against a local copy of the full system (the PostgreSQL database and the application) loaded with sample CEIT data, logging in as a dean and as chairpersons and going through each feature: violations and </w:t>
+      </w:r>
+      <w:r>
+        <w:rPr>
+          <w:rFonts w:ascii="Courier New" w:hAnsi="Courier New" w:cs="Courier New"/>
+          <w:sz w:val="24"/>
+          <w:szCs w:val="24"/>
+        </w:rPr>
         <w:lastRenderedPageBreak/>
-        <w:t>Functional testing.</w:t>
-      </w:r>
-      <w:r>
-        <w:rPr>
-          <w:rFonts w:ascii="Courier New" w:hAnsi="Courier New" w:cs="Courier New"/>
-          <w:sz w:val="24"/>
-          <w:szCs w:val="24"/>
-        </w:rPr>
-        <w:t xml:space="preserve"> The researchers scripted a web browser with Playwright against a local copy of the full system (the PostgreSQL database and the application) loaded with sample CEIT data, logging in as a dean and as chairpersons and going through each feature: violations and their reasons, INC completion, the out-of-order warning after saving grades, setting the current semester, automatic year levels moving up with grades and semesters, chairperson overrides, regular and irregular counts, .xls and .xlsx imports, the earlier-term warning, and the password checklist. All scenarios passed after the defects found were fixed.</w:t>
+        <w:t>their reasons, INC completion, the out-of-order warning after saving grades, setting the current semester, automatic year levels moving up with grades and semesters, chairperson overrides, regular and irregular counts, .xls and .xlsx imports, the earlier-term warning, and the password checklist. All scenarios passed after the defects found were fixed.</w:t>
       </w:r>
     </w:p>
     <w:p>
@@ -6365,7 +5752,6 @@
           <w:sz w:val="24"/>
           <w:szCs w:val="24"/>
         </w:rPr>
-        <w:lastRenderedPageBreak/>
         <w:t>same-term prerequisite violations were caught or missed depending on the order of the rows;</w:t>
       </w:r>
     </w:p>
@@ -6412,6 +5798,7 @@
           <w:sz w:val="24"/>
           <w:szCs w:val="24"/>
         </w:rPr>
+        <w:lastRenderedPageBreak/>
         <w:t>re-saving a flagged grade after the prerequisite was entered erased the violation.</w:t>
       </w:r>
     </w:p>
@@ -6485,16 +5872,7 @@
           <w:sz w:val="24"/>
           <w:szCs w:val="24"/>
         </w:rPr>
-        <w:t xml:space="preserve">Upon completion of the system, Auditrix is to be evaluated by the Program Chairpersons and selected IT experts using a printed (paper-based) questionnaire built on the ISO/IEC 25010 software quality model, with each characteristic mapped to a specific part of the system. Responses will be analyzed </w:t>
-      </w:r>
-      <w:r>
-        <w:rPr>
-          <w:rFonts w:ascii="Courier New" w:hAnsi="Courier New" w:cs="Courier New"/>
-          <w:sz w:val="24"/>
-          <w:szCs w:val="24"/>
-        </w:rPr>
-        <w:lastRenderedPageBreak/>
-        <w:t>using the Weighted Mean. Table 4.5 will present the extent of compliance per quality characteristic.</w:t>
+        <w:t xml:space="preserve">Upon completion of the system, Auditrix is to be evaluated by the Program Chairpersons and selected IT experts using a printed (paper-based) questionnaire built on the ISO/IEC 25010 software quality model, with each characteristic mapped to a specific part of the system. Responses will be analyzed using the Weighted Mean. Table 4.4 will present the extent of compliance per quality characteristic.</w:t>
       </w:r>
     </w:p>
     <w:tbl>
@@ -6538,6 +5916,7 @@
                 <w:sz w:val="24"/>
                 <w:szCs w:val="24"/>
               </w:rPr>
+              <w:lastRenderedPageBreak/>
               <w:t>Quality Characteristic</w:t>
             </w:r>
           </w:p>
@@ -7460,7 +6839,6 @@
                 <w:sz w:val="24"/>
                 <w:szCs w:val="24"/>
               </w:rPr>
-              <w:lastRenderedPageBreak/>
               <w:t>Safety</w:t>
             </w:r>
           </w:p>
@@ -7562,13 +6940,13 @@
           <w:sz w:val="24"/>
           <w:szCs w:val="24"/>
         </w:rPr>
-        <w:t>Table 4.5. Extent of Compliance of Auditrix with ISO/IEC 25010</w:t>
+        <w:t xml:space="preserve">Table 4.4. Extent of Compliance of Auditrix with ISO/IEC 25010</w:t>
       </w:r>
       <w:r>
         <w:fldChar w:fldCharType="begin"/>
       </w:r>
       <w:r>
-        <w:instrText xml:space="preserve"> TC "Table 4.5. Extent of Compliance of Auditrix with ISO/IEC 25010" \f t \l 1 </w:instrText>
+        <w:instrText xml:space="preserve"> TC "Table 4.4. Extent of Compliance of Auditrix with ISO/IEC 25010" \f t \l 1 </w:instrText>
       </w:r>
       <w:r>
         <w:fldChar w:fldCharType="end"/>
@@ -7579,90 +6957,13 @@
       <w:headerReference w:type="first" r:id="rId72"/>
       <w:pgSz w:w="12242" w:h="15842"/>
       <w:pgMar w:top="1440" w:right="1440" w:bottom="1440" w:left="2160" w:header="709" w:footer="709" w:gutter="0"/>
-      <w:pgNumType w:start="51"/>
+      <w:pgNumType w:start="56"/>
       <w:cols w:space="708"/>
       <w:titlePg/>
       <w:docGrid w:linePitch="360"/>
     </w:sectPr>
   </w:body>
 </w:document>
-</file>
-
-<file path=word/comments.xml><?xml version="1.0" encoding="utf-8"?>
-<w:comments xmlns:wpc="http://schemas.microsoft.com/office/word/2010/wordprocessingCanvas" xmlns:cx="http://schemas.microsoft.com/office/drawing/2014/chartex" xmlns:cx1="http://schemas.microsoft.com/office/drawing/2015/9/8/chartex" xmlns:cx2="http://schemas.microsoft.com/office/drawing/2015/10/21/chartex" xmlns:cx3="http://schemas.microsoft.com/office/drawing/2016/5/9/chartex" xmlns:cx4="http://schemas.microsoft.com/office/drawing/2016/5/10/chartex" xmlns:cx5="http://schemas.microsoft.com/office/drawing/2016/5/11/chartex" xmlns:cx6="http://schemas.microsoft.com/office/drawing/2016/5/12/chartex" xmlns:cx7="http://schemas.microsoft.com/office/drawing/2016/5/13/chartex" xmlns:cx8="http://schemas.microsoft.com/office/drawing/2016/5/14/chartex" xmlns:mc="http://schemas.openxmlformats.org/markup-compatibility/2006" xmlns:aink="http://schemas.microsoft.com/office/drawing/2016/ink" xmlns:am3d="http://schemas.microsoft.com/office/drawing/2017/model3d" xmlns:o="urn:schemas-microsoft-com:office:office" xmlns:oel="http://schemas.microsoft.com/office/2019/extlst" xmlns:r="http://schemas.openxmlformats.org/officeDocument/2006/relationships" xmlns:m="http://schemas.openxmlformats.org/officeDocument/2006/math" xmlns:v="urn:schemas-microsoft-com:vml" xmlns:wp14="http://schemas.microsoft.com/office/word/2010/wordprocessingDrawing" xmlns:wp="http://schemas.openxmlformats.org/drawingml/2006/wordprocessingDrawing" xmlns:w10="urn:schemas-microsoft-com:office:word" xmlns:w="http://schemas.openxmlformats.org/wordprocessingml/2006/main" xmlns:w14="http://schemas.microsoft.com/office/word/2010/wordml" xmlns:w15="http://schemas.microsoft.com/office/word/2012/wordml" xmlns:w16cex="http://schemas.microsoft.com/office/word/2018/wordml/cex" xmlns:w16cid="http://schemas.microsoft.com/office/word/2016/wordml/cid" xmlns:w16="http://schemas.microsoft.com/office/word/2018/wordml" xmlns:w16du="http://schemas.microsoft.com/office/word/2023/wordml/word16du" xmlns:w16sdtdh="http://schemas.microsoft.com/office/word/2020/wordml/sdtdatahash" xmlns:w16sdtfl="http://schemas.microsoft.com/office/word/2024/wordml/sdtformatlock" xmlns:w16se="http://schemas.microsoft.com/office/word/2015/wordml/symex" xmlns:wpg="http://schemas.microsoft.com/office/word/2010/wordprocessingGroup" xmlns:wpi="http://schemas.microsoft.com/office/word/2010/wordprocessingInk" xmlns:wne="http://schemas.microsoft.com/office/word/2006/wordml" xmlns:wps="http://schemas.microsoft.com/office/word/2010/wordprocessingShape" mc:Ignorable="w14 w15 w16se w16cid w16 w16cex w16sdtdh w16sdtfl w16du wp14">
-  <w:comment w:id="0" w:author="Claude" w:date="2026-10-07T13:26:00Z" w:initials="CL">
-    <w:p>
-      <w:r>
-        <w:rPr>
-          <w:rStyle w:val="CommentReference"/>
-        </w:rPr>
-        <w:annotationRef/>
-      </w:r>
-      <w:r>
-        <w:rPr>
-          <w:color w:val="000000"/>
-          <w:sz w:val="20"/>
-          <w:szCs w:val="20"/>
-        </w:rPr>
-        <w:t>These two rows are our interpretations of incomplete text in the Operations Manual. Please confirm them with the adviser (docs/capstone-notes.md, section 4).</w:t>
-      </w:r>
-    </w:p>
-  </w:comment>
-  <w:comment w:id="1" w:author="Claude" w:date="2026-10-07T13:26:00Z" w:initials="CL">
-    <w:p>
-      <w:r>
-        <w:rPr>
-          <w:rStyle w:val="CommentReference"/>
-        </w:rPr>
-        <w:annotationRef/>
-      </w:r>
-      <w:r>
-        <w:rPr>
-          <w:color w:val="000000"/>
-          <w:sz w:val="20"/>
-          <w:szCs w:val="20"/>
-        </w:rPr>
-        <w:t>Placeholders: capture these screens from the running system (docs/capstone-notes.md, section 8), paste them in, and delete the [Insert screenshot] lines.</w:t>
-      </w:r>
-    </w:p>
-  </w:comment>
-  <w:comment w:id="2" w:author="" w:initials="">
-    <w:p>
-      <w:pPr>
-        <w:pStyle w:val="CommentText"/>
-      </w:pPr>
-      <w:r>
-        <w:rPr>
-          <w:rStyle w:val="CommentReference"/>
-        </w:rPr>
-        <w:annotationRef/>
-      </w:r>
-    </w:p>
-  </w:comment>
-</w:comments>
-</file>
-
-<file path=word/commentsExtended.xml><?xml version="1.0" encoding="utf-8"?>
-<w15:commentsEx xmlns:wpc="http://schemas.microsoft.com/office/word/2010/wordprocessingCanvas" xmlns:cx="http://schemas.microsoft.com/office/drawing/2014/chartex" xmlns:cx1="http://schemas.microsoft.com/office/drawing/2015/9/8/chartex" xmlns:cx2="http://schemas.microsoft.com/office/drawing/2015/10/21/chartex" xmlns:cx3="http://schemas.microsoft.com/office/drawing/2016/5/9/chartex" xmlns:cx4="http://schemas.microsoft.com/office/drawing/2016/5/10/chartex" xmlns:cx5="http://schemas.microsoft.com/office/drawing/2016/5/11/chartex" xmlns:cx6="http://schemas.microsoft.com/office/drawing/2016/5/12/chartex" xmlns:cx7="http://schemas.microsoft.com/office/drawing/2016/5/13/chartex" xmlns:cx8="http://schemas.microsoft.com/office/drawing/2016/5/14/chartex" xmlns:mc="http://schemas.openxmlformats.org/markup-compatibility/2006" xmlns:aink="http://schemas.microsoft.com/office/drawing/2016/ink" xmlns:am3d="http://schemas.microsoft.com/office/drawing/2017/model3d" xmlns:o="urn:schemas-microsoft-com:office:office" xmlns:oel="http://schemas.microsoft.com/office/2019/extlst" xmlns:r="http://schemas.openxmlformats.org/officeDocument/2006/relationships" xmlns:m="http://schemas.openxmlformats.org/officeDocument/2006/math" xmlns:v="urn:schemas-microsoft-com:vml" xmlns:wp14="http://schemas.microsoft.com/office/word/2010/wordprocessingDrawing" xmlns:wp="http://schemas.openxmlformats.org/drawingml/2006/wordprocessingDrawing" xmlns:w10="urn:schemas-microsoft-com:office:word" xmlns:w="http://schemas.openxmlformats.org/wordprocessingml/2006/main" xmlns:w14="http://schemas.microsoft.com/office/word/2010/wordml" xmlns:w15="http://schemas.microsoft.com/office/word/2012/wordml" xmlns:w16cex="http://schemas.microsoft.com/office/word/2018/wordml/cex" xmlns:w16cid="http://schemas.microsoft.com/office/word/2016/wordml/cid" xmlns:w16="http://schemas.microsoft.com/office/word/2018/wordml" xmlns:w16du="http://schemas.microsoft.com/office/word/2023/wordml/word16du" xmlns:w16sdtdh="http://schemas.microsoft.com/office/word/2020/wordml/sdtdatahash" xmlns:w16sdtfl="http://schemas.microsoft.com/office/word/2024/wordml/sdtformatlock" xmlns:w16se="http://schemas.microsoft.com/office/word/2015/wordml/symex" xmlns:wpg="http://schemas.microsoft.com/office/word/2010/wordprocessingGroup" xmlns:wpi="http://schemas.microsoft.com/office/word/2010/wordprocessingInk" xmlns:wne="http://schemas.microsoft.com/office/word/2006/wordml" xmlns:wps="http://schemas.microsoft.com/office/word/2010/wordprocessingShape" mc:Ignorable="w14 w15 w16se w16cid w16 w16cex w16sdtdh w16sdtfl w16du wp14">
-  <w15:commentEx w15:paraId="4815F1B7" w15:done="0"/>
-  <w15:commentEx w15:paraId="2A9007E6" w15:done="0"/>
-  <w15:commentEx w15:paraId="20AFEB57" w15:done="0"/>
-</w15:commentsEx>
-</file>
-
-<file path=word/commentsExtensible.xml><?xml version="1.0" encoding="utf-8"?>
-<w16cex:commentsExtensible xmlns:wpc="http://schemas.microsoft.com/office/word/2010/wordprocessingCanvas" xmlns:cx="http://schemas.microsoft.com/office/drawing/2014/chartex" xmlns:cx1="http://schemas.microsoft.com/office/drawing/2015/9/8/chartex" xmlns:cx2="http://schemas.microsoft.com/office/drawing/2015/10/21/chartex" xmlns:cx3="http://schemas.microsoft.com/office/drawing/2016/5/9/chartex" xmlns:cx4="http://schemas.microsoft.com/office/drawing/2016/5/10/chartex" xmlns:cx5="http://schemas.microsoft.com/office/drawing/2016/5/11/chartex" xmlns:cx6="http://schemas.microsoft.com/office/drawing/2016/5/12/chartex" xmlns:cx7="http://schemas.microsoft.com/office/drawing/2016/5/13/chartex" xmlns:cx8="http://schemas.microsoft.com/office/drawing/2016/5/14/chartex" xmlns:cr="http://schemas.microsoft.com/office/comments/2020/reactions" xmlns:mc="http://schemas.openxmlformats.org/markup-compatibility/2006" xmlns:aink="http://schemas.microsoft.com/office/drawing/2016/ink" xmlns:am3d="http://schemas.microsoft.com/office/drawing/2017/model3d" xmlns:o="urn:schemas-microsoft-com:office:office" xmlns:oel="http://schemas.microsoft.com/office/2019/extlst" xmlns:r="http://schemas.openxmlformats.org/officeDocument/2006/relationships" xmlns:m="http://schemas.openxmlformats.org/officeDocument/2006/math" xmlns:v="urn:schemas-microsoft-com:vml" xmlns:wp14="http://schemas.microsoft.com/office/word/2010/wordprocessingDrawing" xmlns:wp="http://schemas.openxmlformats.org/drawingml/2006/wordprocessingDrawing" xmlns:w10="urn:schemas-microsoft-com:office:word" xmlns:w="http://schemas.openxmlformats.org/wordprocessingml/2006/main" xmlns:w14="http://schemas.microsoft.com/office/word/2010/wordml" xmlns:w15="http://schemas.microsoft.com/office/word/2012/wordml" xmlns:w16cex="http://schemas.microsoft.com/office/word/2018/wordml/cex" xmlns:w16cid="http://schemas.microsoft.com/office/word/2016/wordml/cid" xmlns:w16="http://schemas.microsoft.com/office/word/2018/wordml" xmlns:w16du="http://schemas.microsoft.com/office/word/2023/wordml/word16du" xmlns:w16sdtdh="http://schemas.microsoft.com/office/word/2020/wordml/sdtdatahash" xmlns:w16sdtfl="http://schemas.microsoft.com/office/word/2024/wordml/sdtformatlock" xmlns:w16se="http://schemas.microsoft.com/office/word/2015/wordml/symex" xmlns:wpg="http://schemas.microsoft.com/office/word/2010/wordprocessingGroup" xmlns:wpi="http://schemas.microsoft.com/office/word/2010/wordprocessingInk" xmlns:wne="http://schemas.microsoft.com/office/word/2006/wordml" xmlns:wps="http://schemas.microsoft.com/office/word/2010/wordprocessingShape" mc:Ignorable="w14 w15 w16se w16cid w16 w16cex w16sdtdh w16sdtfl cr w16du wp14">
-  <w16cex:commentExtensible w16cex:durableId="2B9EF915" w16cex:dateUtc="2026-10-07T13:26:00Z"/>
-  <w16cex:commentExtensible w16cex:durableId="0599AB21" w16cex:dateUtc="2026-10-07T13:26:00Z"/>
-</w16cex:commentsExtensible>
-</file>
-
-<file path=word/commentsIds.xml><?xml version="1.0" encoding="utf-8"?>
-<w16cid:commentsIds xmlns:wpc="http://schemas.microsoft.com/office/word/2010/wordprocessingCanvas" xmlns:cx="http://schemas.microsoft.com/office/drawing/2014/chartex" xmlns:cx1="http://schemas.microsoft.com/office/drawing/2015/9/8/chartex" xmlns:cx2="http://schemas.microsoft.com/office/drawing/2015/10/21/chartex" xmlns:cx3="http://schemas.microsoft.com/office/drawing/2016/5/9/chartex" xmlns:cx4="http://schemas.microsoft.com/office/drawing/2016/5/10/chartex" xmlns:cx5="http://schemas.microsoft.com/office/drawing/2016/5/11/chartex" xmlns:cx6="http://schemas.microsoft.com/office/drawing/2016/5/12/chartex" xmlns:cx7="http://schemas.microsoft.com/office/drawing/2016/5/13/chartex" xmlns:cx8="http://schemas.microsoft.com/office/drawing/2016/5/14/chartex" xmlns:mc="http://schemas.openxmlformats.org/markup-compatibility/2006" xmlns:aink="http://schemas.microsoft.com/office/drawing/2016/ink" xmlns:am3d="http://schemas.microsoft.com/office/drawing/2017/model3d" xmlns:o="urn:schemas-microsoft-com:office:office" xmlns:oel="http://schemas.microsoft.com/office/2019/extlst" xmlns:r="http://schemas.openxmlformats.org/officeDocument/2006/relationships" xmlns:m="http://schemas.openxmlformats.org/officeDocument/2006/math" xmlns:v="urn:schemas-microsoft-com:vml" xmlns:wp14="http://schemas.microsoft.com/office/word/2010/wordprocessingDrawing" xmlns:wp="http://schemas.openxmlformats.org/drawingml/2006/wordprocessingDrawing" xmlns:w10="urn:schemas-microsoft-com:office:word" xmlns:w="http://schemas.openxmlformats.org/wordprocessingml/2006/main" xmlns:w14="http://schemas.microsoft.com/office/word/2010/wordml" xmlns:w15="http://schemas.microsoft.com/office/word/2012/wordml" xmlns:w16cex="http://schemas.microsoft.com/office/word/2018/wordml/cex" xmlns:w16cid="http://schemas.microsoft.com/office/word/2016/wordml/cid" xmlns:w16="http://schemas.microsoft.com/office/word/2018/wordml" xmlns:w16du="http://schemas.microsoft.com/office/word/2023/wordml/word16du" xmlns:w16sdtdh="http://schemas.microsoft.com/office/word/2020/wordml/sdtdatahash" xmlns:w16sdtfl="http://schemas.microsoft.com/office/word/2024/wordml/sdtformatlock" xmlns:w16se="http://schemas.microsoft.com/office/word/2015/wordml/symex" xmlns:wpg="http://schemas.microsoft.com/office/word/2010/wordprocessingGroup" xmlns:wpi="http://schemas.microsoft.com/office/word/2010/wordprocessingInk" xmlns:wne="http://schemas.microsoft.com/office/word/2006/wordml" xmlns:wps="http://schemas.microsoft.com/office/word/2010/wordprocessingShape" mc:Ignorable="w14 w15 w16se w16cid w16 w16cex w16sdtdh w16sdtfl w16du wp14">
-  <w16cid:commentId w16cid:paraId="4815F1B7" w16cid:durableId="2B9EF915"/>
-  <w16cid:commentId w16cid:paraId="2A9007E6" w16cid:durableId="0599AB21"/>
-  <w16cid:commentId w16cid:paraId="20AFEB57" w16cid:durableId="20AFEB57"/>
-</w16cid:commentsIds>
 </file>
 
 <file path=word/endnotes.xml><?xml version="1.0" encoding="utf-8"?>
@@ -7711,7 +7012,7 @@
           <mc:AlternateContent>
             <mc:Choice Requires="wps">
               <w:drawing>
-                <wp:anchor distT="0" distB="0" distL="114300" distR="114300" simplePos="0" relativeHeight="251664384" behindDoc="0" locked="0" layoutInCell="1" allowOverlap="1" wp14:anchorId="597055CA" wp14:editId="492FEC36">
+                <wp:anchor distT="0" distB="0" distL="114300" distR="114300" simplePos="0" relativeHeight="251645952" behindDoc="0" locked="0" layoutInCell="1" allowOverlap="1" wp14:anchorId="597055CA" wp14:editId="492FEC36">
                   <wp:simplePos x="0" y="0"/>
                   <wp:positionH relativeFrom="page">
                     <wp:align>left</wp:align>
@@ -7780,8 +7081,19 @@
 </w:ftr>
 </file>
 
-<file path=word/footer11.xml><?xml version="1.0" encoding="utf-8"?>
-<w:ftr xmlns:w="http://schemas.openxmlformats.org/wordprocessingml/2006/main">
+<file path=word/footer2.xml><?xml version="1.0" encoding="utf-8"?>
+<w:ftr xmlns:wpc="http://schemas.microsoft.com/office/word/2010/wordprocessingCanvas" xmlns:cx="http://schemas.microsoft.com/office/drawing/2014/chartex" xmlns:cx1="http://schemas.microsoft.com/office/drawing/2015/9/8/chartex" xmlns:cx2="http://schemas.microsoft.com/office/drawing/2015/10/21/chartex" xmlns:cx3="http://schemas.microsoft.com/office/drawing/2016/5/9/chartex" xmlns:cx4="http://schemas.microsoft.com/office/drawing/2016/5/10/chartex" xmlns:cx5="http://schemas.microsoft.com/office/drawing/2016/5/11/chartex" xmlns:cx6="http://schemas.microsoft.com/office/drawing/2016/5/12/chartex" xmlns:cx7="http://schemas.microsoft.com/office/drawing/2016/5/13/chartex" xmlns:cx8="http://schemas.microsoft.com/office/drawing/2016/5/14/chartex" xmlns:mc="http://schemas.openxmlformats.org/markup-compatibility/2006" xmlns:aink="http://schemas.microsoft.com/office/drawing/2016/ink" xmlns:am3d="http://schemas.microsoft.com/office/drawing/2017/model3d" xmlns:o="urn:schemas-microsoft-com:office:office" xmlns:oel="http://schemas.microsoft.com/office/2019/extlst" xmlns:r="http://schemas.openxmlformats.org/officeDocument/2006/relationships" xmlns:m="http://schemas.openxmlformats.org/officeDocument/2006/math" xmlns:v="urn:schemas-microsoft-com:vml" xmlns:wp14="http://schemas.microsoft.com/office/word/2010/wordprocessingDrawing" xmlns:wp="http://schemas.openxmlformats.org/drawingml/2006/wordprocessingDrawing" xmlns:w10="urn:schemas-microsoft-com:office:word" xmlns:w="http://schemas.openxmlformats.org/wordprocessingml/2006/main" xmlns:w14="http://schemas.microsoft.com/office/word/2010/wordml" xmlns:w15="http://schemas.microsoft.com/office/word/2012/wordml" xmlns:w16cex="http://schemas.microsoft.com/office/word/2018/wordml/cex" xmlns:w16cid="http://schemas.microsoft.com/office/word/2016/wordml/cid" xmlns:w16="http://schemas.microsoft.com/office/word/2018/wordml" xmlns:w16du="http://schemas.microsoft.com/office/word/2023/wordml/word16du" xmlns:w16sdtdh="http://schemas.microsoft.com/office/word/2020/wordml/sdtdatahash" xmlns:w16sdtfl="http://schemas.microsoft.com/office/word/2024/wordml/sdtformatlock" xmlns:w16se="http://schemas.microsoft.com/office/word/2015/wordml/symex" xmlns:wpg="http://schemas.microsoft.com/office/word/2010/wordprocessingGroup" xmlns:wpi="http://schemas.microsoft.com/office/word/2010/wordprocessingInk" xmlns:wne="http://schemas.microsoft.com/office/word/2006/wordml" xmlns:wps="http://schemas.microsoft.com/office/word/2010/wordprocessingShape" mc:Ignorable="w14 w15 w16se w16cid w16 w16cex w16sdtdh w16sdtfl w16du wp14">
+  <w:p>
+    <w:pPr>
+      <w:pStyle w:val="Footer"/>
+      <w:jc w:val="center"/>
+    </w:pPr>
+  </w:p>
+</w:ftr>
+</file>
+
+<file path=word/footer3.xml><?xml version="1.0" encoding="utf-8"?>
+<w:ftr xmlns:wpc="http://schemas.microsoft.com/office/word/2010/wordprocessingCanvas" xmlns:cx="http://schemas.microsoft.com/office/drawing/2014/chartex" xmlns:cx1="http://schemas.microsoft.com/office/drawing/2015/9/8/chartex" xmlns:cx2="http://schemas.microsoft.com/office/drawing/2015/10/21/chartex" xmlns:cx3="http://schemas.microsoft.com/office/drawing/2016/5/9/chartex" xmlns:cx4="http://schemas.microsoft.com/office/drawing/2016/5/10/chartex" xmlns:cx5="http://schemas.microsoft.com/office/drawing/2016/5/11/chartex" xmlns:cx6="http://schemas.microsoft.com/office/drawing/2016/5/12/chartex" xmlns:cx7="http://schemas.microsoft.com/office/drawing/2016/5/13/chartex" xmlns:cx8="http://schemas.microsoft.com/office/drawing/2016/5/14/chartex" xmlns:mc="http://schemas.openxmlformats.org/markup-compatibility/2006" xmlns:aink="http://schemas.microsoft.com/office/drawing/2016/ink" xmlns:am3d="http://schemas.microsoft.com/office/drawing/2017/model3d" xmlns:o="urn:schemas-microsoft-com:office:office" xmlns:oel="http://schemas.microsoft.com/office/2019/extlst" xmlns:r="http://schemas.openxmlformats.org/officeDocument/2006/relationships" xmlns:m="http://schemas.openxmlformats.org/officeDocument/2006/math" xmlns:v="urn:schemas-microsoft-com:vml" xmlns:wp14="http://schemas.microsoft.com/office/word/2010/wordprocessingDrawing" xmlns:wp="http://schemas.openxmlformats.org/drawingml/2006/wordprocessingDrawing" xmlns:w10="urn:schemas-microsoft-com:office:word" xmlns:w="http://schemas.openxmlformats.org/wordprocessingml/2006/main" xmlns:w14="http://schemas.microsoft.com/office/word/2010/wordml" xmlns:w15="http://schemas.microsoft.com/office/word/2012/wordml" xmlns:w16cex="http://schemas.microsoft.com/office/word/2018/wordml/cex" xmlns:w16cid="http://schemas.microsoft.com/office/word/2016/wordml/cid" xmlns:w16="http://schemas.microsoft.com/office/word/2018/wordml" xmlns:w16du="http://schemas.microsoft.com/office/word/2023/wordml/word16du" xmlns:w16sdtdh="http://schemas.microsoft.com/office/word/2020/wordml/sdtdatahash" xmlns:w16sdtfl="http://schemas.microsoft.com/office/word/2024/wordml/sdtformatlock" xmlns:w16se="http://schemas.microsoft.com/office/word/2015/wordml/symex" xmlns:wpg="http://schemas.microsoft.com/office/word/2010/wordprocessingGroup" xmlns:wpi="http://schemas.microsoft.com/office/word/2010/wordprocessingInk" xmlns:wne="http://schemas.microsoft.com/office/word/2006/wordml" xmlns:wps="http://schemas.microsoft.com/office/word/2010/wordprocessingShape" mc:Ignorable="w14 w15 w16se w16cid w16 w16cex w16sdtdh w16sdtfl w16du wp14">
   <w:p>
     <w:pPr>
       <w:jc w:val="center"/>
@@ -7830,7 +7142,97 @@
 </w:ftr>
 </file>
 
-<file path=word/footer2.xml><?xml version="1.0" encoding="utf-8"?>
+<file path=word/footer4.xml><?xml version="1.0" encoding="utf-8"?>
+<w:ftr xmlns:wpc="http://schemas.microsoft.com/office/word/2010/wordprocessingCanvas" xmlns:cx="http://schemas.microsoft.com/office/drawing/2014/chartex" xmlns:cx1="http://schemas.microsoft.com/office/drawing/2015/9/8/chartex" xmlns:cx2="http://schemas.microsoft.com/office/drawing/2015/10/21/chartex" xmlns:cx3="http://schemas.microsoft.com/office/drawing/2016/5/9/chartex" xmlns:cx4="http://schemas.microsoft.com/office/drawing/2016/5/10/chartex" xmlns:cx5="http://schemas.microsoft.com/office/drawing/2016/5/11/chartex" xmlns:cx6="http://schemas.microsoft.com/office/drawing/2016/5/12/chartex" xmlns:cx7="http://schemas.microsoft.com/office/drawing/2016/5/13/chartex" xmlns:cx8="http://schemas.microsoft.com/office/drawing/2016/5/14/chartex" xmlns:mc="http://schemas.openxmlformats.org/markup-compatibility/2006" xmlns:aink="http://schemas.microsoft.com/office/drawing/2016/ink" xmlns:am3d="http://schemas.microsoft.com/office/drawing/2017/model3d" xmlns:o="urn:schemas-microsoft-com:office:office" xmlns:oel="http://schemas.microsoft.com/office/2019/extlst" xmlns:r="http://schemas.openxmlformats.org/officeDocument/2006/relationships" xmlns:m="http://schemas.openxmlformats.org/officeDocument/2006/math" xmlns:v="urn:schemas-microsoft-com:vml" xmlns:wp14="http://schemas.microsoft.com/office/word/2010/wordprocessingDrawing" xmlns:wp="http://schemas.openxmlformats.org/drawingml/2006/wordprocessingDrawing" xmlns:w10="urn:schemas-microsoft-com:office:word" xmlns:w="http://schemas.openxmlformats.org/wordprocessingml/2006/main" xmlns:w14="http://schemas.microsoft.com/office/word/2010/wordml" xmlns:w15="http://schemas.microsoft.com/office/word/2012/wordml" xmlns:w16cex="http://schemas.microsoft.com/office/word/2018/wordml/cex" xmlns:w16cid="http://schemas.microsoft.com/office/word/2016/wordml/cid" xmlns:w16="http://schemas.microsoft.com/office/word/2018/wordml" xmlns:w16du="http://schemas.microsoft.com/office/word/2023/wordml/word16du" xmlns:w16sdtdh="http://schemas.microsoft.com/office/word/2020/wordml/sdtdatahash" xmlns:w16sdtfl="http://schemas.microsoft.com/office/word/2024/wordml/sdtformatlock" xmlns:w16se="http://schemas.microsoft.com/office/word/2015/wordml/symex" xmlns:wpg="http://schemas.microsoft.com/office/word/2010/wordprocessingGroup" xmlns:wpi="http://schemas.microsoft.com/office/word/2010/wordprocessingInk" xmlns:wne="http://schemas.microsoft.com/office/word/2006/wordml" xmlns:wps="http://schemas.microsoft.com/office/word/2010/wordprocessingShape" mc:Ignorable="w14 w15 w16se w16cid w16 w16cex w16sdtdh w16sdtfl w16du wp14">
+  <w:sdt>
+    <w:sdtPr>
+      <w:id w:val="-839157459"/>
+    </w:sdtPr>
+    <w:sdtContent>
+      <w:p>
+        <w:pPr>
+          <w:pStyle w:val="Footer"/>
+          <w:jc w:val="center"/>
+        </w:pPr>
+        <w:r>
+          <w:rPr>
+            <w:rFonts w:ascii="Courier New" w:hAnsi="Courier New" w:cs="Courier New"/>
+            <w:noProof/>
+            <w:lang w:eastAsia="en-PH"/>
+          </w:rPr>
+          <mc:AlternateContent>
+            <mc:Choice Requires="wps">
+              <w:drawing>
+                <wp:anchor distT="0" distB="0" distL="114300" distR="114300" simplePos="0" relativeHeight="251646976" behindDoc="0" locked="0" layoutInCell="1" allowOverlap="1" wp14:anchorId="597055CA" wp14:editId="492FEC36">
+                  <wp:simplePos x="0" y="0"/>
+                  <wp:positionH relativeFrom="page">
+                    <wp:align>left</wp:align>
+                  </wp:positionH>
+                  <wp:positionV relativeFrom="paragraph">
+                    <wp:posOffset>-112395</wp:posOffset>
+                  </wp:positionV>
+                  <wp:extent cx="7772400" cy="0"/>
+                  <wp:effectExtent l="0" t="19050" r="19050" b="19050"/>
+                  <wp:wrapNone/>
+                  <wp:docPr id="1028258192" name="Straight Connector 1028258192"/>
+                  <wp:cNvGraphicFramePr/>
+                  <a:graphic xmlns:a="http://schemas.openxmlformats.org/drawingml/2006/main">
+                    <a:graphicData uri="http://schemas.microsoft.com/office/word/2010/wordprocessingShape">
+                      <wps:wsp>
+                        <wps:cNvCnPr/>
+                        <wps:spPr>
+                          <a:xfrm>
+                            <a:off x="0" y="0"/>
+                            <a:ext cx="7772400" cy="0"/>
+                          </a:xfrm>
+                          <a:prstGeom prst="line">
+                            <a:avLst/>
+                          </a:prstGeom>
+                          <a:ln w="38100"/>
+                        </wps:spPr>
+                        <wps:style>
+                          <a:lnRef idx="1">
+                            <a:schemeClr val="dk1"/>
+                          </a:lnRef>
+                          <a:fillRef idx="0">
+                            <a:schemeClr val="dk1"/>
+                          </a:fillRef>
+                          <a:effectRef idx="0">
+                            <a:schemeClr val="dk1"/>
+                          </a:effectRef>
+                          <a:fontRef idx="minor">
+                            <a:schemeClr val="tx1"/>
+                          </a:fontRef>
+                        </wps:style>
+                        <wps:bodyPr/>
+                      </wps:wsp>
+                    </a:graphicData>
+                  </a:graphic>
+                </wp:anchor>
+              </w:drawing>
+            </mc:Choice>
+            <mc:Fallback>
+              <w:pict>
+                <v:line w14:anchorId="7E22F063" id="Straight Connector 431550391" o:spid="_x0000_s1026" style="position:absolute;z-index:251664384;visibility:visible;mso-wrap-style:square;mso-wrap-distance-left:9pt;mso-wrap-distance-top:0;mso-wrap-distance-right:9pt;mso-wrap-distance-bottom:0;mso-position-horizontal:left;mso-position-horizontal-relative:page;mso-position-vertical:absolute;mso-position-vertical-relative:text" from="0,-8.85pt" to="612pt,-8.85pt" o:gfxdata="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" strokecolor="black [3200]" strokeweight="3pt">
+                  <v:stroke joinstyle="miter"/>
+                  <w10:wrap anchorx="page"/>
+                </v:line>
+              </w:pict>
+            </mc:Fallback>
+          </mc:AlternateContent>
+        </w:r>
+      </w:p>
+    </w:sdtContent>
+  </w:sdt>
+  <w:p>
+    <w:pPr>
+      <w:pStyle w:val="Footer"/>
+    </w:pPr>
+  </w:p>
+</w:ftr>
+</file>
+
+<file path=word/footer5.xml><?xml version="1.0" encoding="utf-8"?>
 <w:ftr xmlns:wpc="http://schemas.microsoft.com/office/word/2010/wordprocessingCanvas" xmlns:cx="http://schemas.microsoft.com/office/drawing/2014/chartex" xmlns:cx1="http://schemas.microsoft.com/office/drawing/2015/9/8/chartex" xmlns:cx2="http://schemas.microsoft.com/office/drawing/2015/10/21/chartex" xmlns:cx3="http://schemas.microsoft.com/office/drawing/2016/5/9/chartex" xmlns:cx4="http://schemas.microsoft.com/office/drawing/2016/5/10/chartex" xmlns:cx5="http://schemas.microsoft.com/office/drawing/2016/5/11/chartex" xmlns:cx6="http://schemas.microsoft.com/office/drawing/2016/5/12/chartex" xmlns:cx7="http://schemas.microsoft.com/office/drawing/2016/5/13/chartex" xmlns:cx8="http://schemas.microsoft.com/office/drawing/2016/5/14/chartex" xmlns:mc="http://schemas.openxmlformats.org/markup-compatibility/2006" xmlns:aink="http://schemas.microsoft.com/office/drawing/2016/ink" xmlns:am3d="http://schemas.microsoft.com/office/drawing/2017/model3d" xmlns:o="urn:schemas-microsoft-com:office:office" xmlns:oel="http://schemas.microsoft.com/office/2019/extlst" xmlns:r="http://schemas.openxmlformats.org/officeDocument/2006/relationships" xmlns:m="http://schemas.openxmlformats.org/officeDocument/2006/math" xmlns:v="urn:schemas-microsoft-com:vml" xmlns:wp14="http://schemas.microsoft.com/office/word/2010/wordprocessingDrawing" xmlns:wp="http://schemas.openxmlformats.org/drawingml/2006/wordprocessingDrawing" xmlns:w10="urn:schemas-microsoft-com:office:word" xmlns:w="http://schemas.openxmlformats.org/wordprocessingml/2006/main" xmlns:w14="http://schemas.microsoft.com/office/word/2010/wordml" xmlns:w15="http://schemas.microsoft.com/office/word/2012/wordml" xmlns:w16cex="http://schemas.microsoft.com/office/word/2018/wordml/cex" xmlns:w16cid="http://schemas.microsoft.com/office/word/2016/wordml/cid" xmlns:w16="http://schemas.microsoft.com/office/word/2018/wordml" xmlns:w16du="http://schemas.microsoft.com/office/word/2023/wordml/word16du" xmlns:w16sdtdh="http://schemas.microsoft.com/office/word/2020/wordml/sdtdatahash" xmlns:w16sdtfl="http://schemas.microsoft.com/office/word/2024/wordml/sdtformatlock" xmlns:w16se="http://schemas.microsoft.com/office/word/2015/wordml/symex" xmlns:wpg="http://schemas.microsoft.com/office/word/2010/wordprocessingGroup" xmlns:wpi="http://schemas.microsoft.com/office/word/2010/wordprocessingInk" xmlns:wne="http://schemas.microsoft.com/office/word/2006/wordml" xmlns:wps="http://schemas.microsoft.com/office/word/2010/wordprocessingShape" mc:Ignorable="w14 w15 w16se w16cid w16 w16cex w16sdtdh w16sdtfl w16du wp14">
   <w:p>
     <w:pPr>
@@ -7897,7 +7299,7 @@
             <w:lang w:eastAsia="en-PH"/>
           </w:rPr>
           <w:drawing>
-            <wp:anchor distT="0" distB="0" distL="114300" distR="114300" simplePos="0" relativeHeight="251659264" behindDoc="0" locked="0" layoutInCell="1" allowOverlap="1" wp14:anchorId="07AE5F3A" wp14:editId="4787DA95">
+            <wp:anchor distT="0" distB="0" distL="114300" distR="114300" simplePos="0" relativeHeight="251636736" behindDoc="0" locked="0" layoutInCell="1" allowOverlap="1" wp14:anchorId="07AE5F3A" wp14:editId="4787DA95">
               <wp:simplePos x="0" y="0"/>
               <wp:positionH relativeFrom="column">
                 <wp:posOffset>-246380</wp:posOffset>
@@ -7959,7 +7361,7 @@
           <mc:AlternateContent>
             <mc:Choice Requires="wps">
               <w:drawing>
-                <wp:anchor distT="0" distB="0" distL="114300" distR="114300" simplePos="0" relativeHeight="251662336" behindDoc="0" locked="0" layoutInCell="1" allowOverlap="1" wp14:anchorId="41D96DE8" wp14:editId="4D5A26B6">
+                <wp:anchor distT="0" distB="0" distL="114300" distR="114300" simplePos="0" relativeHeight="251641856" behindDoc="0" locked="0" layoutInCell="1" allowOverlap="1" wp14:anchorId="41D96DE8" wp14:editId="4D5A26B6">
                   <wp:simplePos x="0" y="0"/>
                   <wp:positionH relativeFrom="column">
                     <wp:posOffset>-1371600</wp:posOffset>
@@ -8030,7 +7432,7 @@
           <mc:AlternateContent>
             <mc:Choice Requires="wps">
               <w:drawing>
-                <wp:anchor distT="0" distB="0" distL="114300" distR="114300" simplePos="0" relativeHeight="251660288" behindDoc="0" locked="0" layoutInCell="1" allowOverlap="1" wp14:anchorId="168BEE42" wp14:editId="11402129">
+                <wp:anchor distT="0" distB="0" distL="114300" distR="114300" simplePos="0" relativeHeight="251637760" behindDoc="0" locked="0" layoutInCell="1" allowOverlap="1" wp14:anchorId="168BEE42" wp14:editId="11402129">
                   <wp:simplePos x="0" y="0"/>
                   <wp:positionH relativeFrom="column">
                     <wp:posOffset>-228600</wp:posOffset>
@@ -8101,7 +7503,7 @@
           <mc:AlternateContent>
             <mc:Choice Requires="wps">
               <w:drawing>
-                <wp:anchor distT="0" distB="0" distL="114300" distR="114300" simplePos="0" relativeHeight="251661312" behindDoc="0" locked="0" layoutInCell="1" allowOverlap="1" wp14:anchorId="6444EACC" wp14:editId="42F08A32">
+                <wp:anchor distT="0" distB="0" distL="114300" distR="114300" simplePos="0" relativeHeight="251639808" behindDoc="0" locked="0" layoutInCell="1" allowOverlap="1" wp14:anchorId="6444EACC" wp14:editId="42F08A32">
                   <wp:simplePos x="0" y="0"/>
                   <wp:positionH relativeFrom="column">
                     <wp:posOffset>5715000</wp:posOffset>
@@ -8226,7 +7628,7 @@
           <mc:AlternateContent>
             <mc:Choice Requires="wps">
               <w:drawing>
-                <wp:anchor distT="0" distB="0" distL="114300" distR="114300" simplePos="0" relativeHeight="251663360" behindDoc="0" locked="0" layoutInCell="1" allowOverlap="1" wp14:anchorId="20F28432" wp14:editId="12C63873">
+                <wp:anchor distT="0" distB="0" distL="114300" distR="114300" simplePos="0" relativeHeight="251643904" behindDoc="0" locked="0" layoutInCell="1" allowOverlap="1" wp14:anchorId="20F28432" wp14:editId="12C63873">
                   <wp:simplePos x="0" y="0"/>
                   <wp:positionH relativeFrom="page">
                     <wp:align>right</wp:align>
@@ -8331,6 +7733,455 @@
 <w:hdr xmlns:wpc="http://schemas.microsoft.com/office/word/2010/wordprocessingCanvas" xmlns:cx="http://schemas.microsoft.com/office/drawing/2014/chartex" xmlns:cx1="http://schemas.microsoft.com/office/drawing/2015/9/8/chartex" xmlns:cx2="http://schemas.microsoft.com/office/drawing/2015/10/21/chartex" xmlns:cx3="http://schemas.microsoft.com/office/drawing/2016/5/9/chartex" xmlns:cx4="http://schemas.microsoft.com/office/drawing/2016/5/10/chartex" xmlns:cx5="http://schemas.microsoft.com/office/drawing/2016/5/11/chartex" xmlns:cx6="http://schemas.microsoft.com/office/drawing/2016/5/12/chartex" xmlns:cx7="http://schemas.microsoft.com/office/drawing/2016/5/13/chartex" xmlns:cx8="http://schemas.microsoft.com/office/drawing/2016/5/14/chartex" xmlns:mc="http://schemas.openxmlformats.org/markup-compatibility/2006" xmlns:aink="http://schemas.microsoft.com/office/drawing/2016/ink" xmlns:am3d="http://schemas.microsoft.com/office/drawing/2017/model3d" xmlns:o="urn:schemas-microsoft-com:office:office" xmlns:oel="http://schemas.microsoft.com/office/2019/extlst" xmlns:r="http://schemas.openxmlformats.org/officeDocument/2006/relationships" xmlns:m="http://schemas.openxmlformats.org/officeDocument/2006/math" xmlns:v="urn:schemas-microsoft-com:vml" xmlns:wp14="http://schemas.microsoft.com/office/word/2010/wordprocessingDrawing" xmlns:wp="http://schemas.openxmlformats.org/drawingml/2006/wordprocessingDrawing" xmlns:w10="urn:schemas-microsoft-com:office:word" xmlns:w="http://schemas.openxmlformats.org/wordprocessingml/2006/main" xmlns:w14="http://schemas.microsoft.com/office/word/2010/wordml" xmlns:w15="http://schemas.microsoft.com/office/word/2012/wordml" xmlns:w16cex="http://schemas.microsoft.com/office/word/2018/wordml/cex" xmlns:w16cid="http://schemas.microsoft.com/office/word/2016/wordml/cid" xmlns:w16="http://schemas.microsoft.com/office/word/2018/wordml" xmlns:w16du="http://schemas.microsoft.com/office/word/2023/wordml/word16du" xmlns:w16sdtdh="http://schemas.microsoft.com/office/word/2020/wordml/sdtdatahash" xmlns:w16sdtfl="http://schemas.microsoft.com/office/word/2024/wordml/sdtformatlock" xmlns:w16se="http://schemas.microsoft.com/office/word/2015/wordml/symex" xmlns:wpg="http://schemas.microsoft.com/office/word/2010/wordprocessingGroup" xmlns:wpi="http://schemas.microsoft.com/office/word/2010/wordprocessingInk" xmlns:wne="http://schemas.microsoft.com/office/word/2006/wordml" xmlns:wps="http://schemas.microsoft.com/office/word/2010/wordprocessingShape" mc:Ignorable="w14 w15 w16se w16cid w16 w16cex w16sdtdh w16sdtfl w16du wp14">
   <w:sdt>
     <w:sdtPr>
+      <w:id w:val="-1860493112"/>
+    </w:sdtPr>
+    <w:sdtEndPr>
+      <w:rPr>
+        <w:rFonts w:ascii="Courier New" w:hAnsi="Courier New" w:cs="Courier New"/>
+        <w:sz w:val="20"/>
+        <w:szCs w:val="20"/>
+      </w:rPr>
+    </w:sdtEndPr>
+    <w:sdtContent>
+      <w:p>
+        <w:pPr>
+          <w:pStyle w:val="Header"/>
+          <w:tabs>
+            <w:tab w:val="center" w:pos="4321"/>
+            <w:tab w:val="right" w:pos="8642"/>
+          </w:tabs>
+          <w:rPr>
+            <w:rFonts w:ascii="Courier New" w:hAnsi="Courier New" w:cs="Courier New"/>
+            <w:b/>
+            <w:sz w:val="32"/>
+          </w:rPr>
+        </w:pPr>
+        <w:r>
+          <w:tab/>
+        </w:r>
+        <w:r>
+          <w:rPr>
+            <w:rFonts w:ascii="Courier New" w:hAnsi="Courier New" w:cs="Courier New"/>
+            <w:b/>
+            <w:noProof/>
+            <w:sz w:val="36"/>
+            <w:lang w:eastAsia="en-PH"/>
+          </w:rPr>
+          <w:drawing>
+            <wp:anchor distT="0" distB="0" distL="114300" distR="114300" simplePos="0" relativeHeight="251676672" behindDoc="0" locked="0" layoutInCell="1" allowOverlap="1" wp14:anchorId="64843614" wp14:editId="3F1B7DD9">
+              <wp:simplePos x="0" y="0"/>
+              <wp:positionH relativeFrom="column">
+                <wp:posOffset>-246380</wp:posOffset>
+              </wp:positionH>
+              <wp:positionV relativeFrom="paragraph">
+                <wp:posOffset>-198120</wp:posOffset>
+              </wp:positionV>
+              <wp:extent cx="823595" cy="724535"/>
+              <wp:effectExtent l="0" t="0" r="14605" b="18415"/>
+              <wp:wrapNone/>
+              <wp:docPr id="1502387050" name="Picture 1502387050"/>
+              <wp:cNvGraphicFramePr>
+                <a:graphicFrameLocks xmlns:a="http://schemas.openxmlformats.org/drawingml/2006/main" noChangeAspect="1"/>
+              </wp:cNvGraphicFramePr>
+              <a:graphic xmlns:a="http://schemas.openxmlformats.org/drawingml/2006/main">
+                <a:graphicData uri="http://schemas.openxmlformats.org/drawingml/2006/picture">
+                  <pic:pic xmlns:pic="http://schemas.openxmlformats.org/drawingml/2006/picture">
+                    <pic:nvPicPr>
+                      <pic:cNvPr id="700363394" name="Picture 700363394"/>
+                      <pic:cNvPicPr>
+                        <a:picLocks noChangeAspect="1"/>
+                      </pic:cNvPicPr>
+                    </pic:nvPicPr>
+                    <pic:blipFill>
+                      <a:blip r:embed="rId1">
+                        <a:extLst>
+                          <a:ext uri="{28A0092B-C50C-407E-A947-70E740481C1C}">
+                            <a14:useLocalDpi xmlns:a14="http://schemas.microsoft.com/office/drawing/2010/main" val="0"/>
+                          </a:ext>
+                        </a:extLst>
+                      </a:blip>
+                      <a:stretch>
+                        <a:fillRect/>
+                      </a:stretch>
+                    </pic:blipFill>
+                    <pic:spPr>
+                      <a:xfrm>
+                        <a:off x="0" y="0"/>
+                        <a:ext cx="823578" cy="724710"/>
+                      </a:xfrm>
+                      <a:prstGeom prst="rect">
+                        <a:avLst/>
+                      </a:prstGeom>
+                    </pic:spPr>
+                  </pic:pic>
+                </a:graphicData>
+              </a:graphic>
+            </wp:anchor>
+          </w:drawing>
+        </w:r>
+        <w:r>
+          <w:rPr>
+            <w:rFonts w:ascii="Courier New" w:hAnsi="Courier New" w:cs="Courier New"/>
+            <w:b/>
+            <w:noProof/>
+            <w:sz w:val="32"/>
+            <w:lang w:eastAsia="en-PH"/>
+          </w:rPr>
+          <mc:AlternateContent>
+            <mc:Choice Requires="wps">
+              <w:drawing>
+                <wp:anchor distT="0" distB="0" distL="114300" distR="114300" simplePos="0" relativeHeight="251679744" behindDoc="0" locked="0" layoutInCell="1" allowOverlap="1" wp14:anchorId="1CB7CCD8" wp14:editId="523A3A3B">
+                  <wp:simplePos x="0" y="0"/>
+                  <wp:positionH relativeFrom="column">
+                    <wp:posOffset>-1371600</wp:posOffset>
+                  </wp:positionH>
+                  <wp:positionV relativeFrom="paragraph">
+                    <wp:posOffset>-287020</wp:posOffset>
+                  </wp:positionV>
+                  <wp:extent cx="7772400" cy="0"/>
+                  <wp:effectExtent l="0" t="19050" r="0" b="19050"/>
+                  <wp:wrapNone/>
+                  <wp:docPr id="779353151" name="Straight Connector 779353151"/>
+                  <wp:cNvGraphicFramePr/>
+                  <a:graphic xmlns:a="http://schemas.openxmlformats.org/drawingml/2006/main">
+                    <a:graphicData uri="http://schemas.microsoft.com/office/word/2010/wordprocessingShape">
+                      <wps:wsp>
+                        <wps:cNvCnPr/>
+                        <wps:spPr>
+                          <a:xfrm>
+                            <a:off x="0" y="0"/>
+                            <a:ext cx="7772400" cy="0"/>
+                          </a:xfrm>
+                          <a:prstGeom prst="line">
+                            <a:avLst/>
+                          </a:prstGeom>
+                          <a:ln w="38100"/>
+                        </wps:spPr>
+                        <wps:style>
+                          <a:lnRef idx="1">
+                            <a:schemeClr val="dk1"/>
+                          </a:lnRef>
+                          <a:fillRef idx="0">
+                            <a:schemeClr val="dk1"/>
+                          </a:fillRef>
+                          <a:effectRef idx="0">
+                            <a:schemeClr val="dk1"/>
+                          </a:effectRef>
+                          <a:fontRef idx="minor">
+                            <a:schemeClr val="tx1"/>
+                          </a:fontRef>
+                        </wps:style>
+                        <wps:bodyPr/>
+                      </wps:wsp>
+                    </a:graphicData>
+                  </a:graphic>
+                </wp:anchor>
+              </w:drawing>
+            </mc:Choice>
+            <mc:Fallback>
+              <w:pict>
+                <v:line w14:anchorId="79BBF555" id="Straight Connector 779353151" o:spid="_x0000_s1026" style="position:absolute;z-index:251728896;visibility:visible;mso-wrap-style:square;mso-wrap-distance-left:9pt;mso-wrap-distance-top:0;mso-wrap-distance-right:9pt;mso-wrap-distance-bottom:0;mso-position-horizontal:absolute;mso-position-horizontal-relative:text;mso-position-vertical:absolute;mso-position-vertical-relative:text" from="-108pt,-22.6pt" to="7in,-22.6pt" o:gfxdata="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" strokecolor="black [3200]" strokeweight="3pt">
+                  <v:stroke joinstyle="miter"/>
+                </v:line>
+              </w:pict>
+            </mc:Fallback>
+          </mc:AlternateContent>
+        </w:r>
+        <w:r>
+          <w:rPr>
+            <w:rFonts w:ascii="Courier New" w:hAnsi="Courier New" w:cs="Courier New"/>
+            <w:b/>
+            <w:noProof/>
+            <w:sz w:val="36"/>
+            <w:lang w:eastAsia="en-PH"/>
+          </w:rPr>
+          <mc:AlternateContent>
+            <mc:Choice Requires="wps">
+              <w:drawing>
+                <wp:anchor distT="0" distB="0" distL="114300" distR="114300" simplePos="0" relativeHeight="251677696" behindDoc="0" locked="0" layoutInCell="1" allowOverlap="1" wp14:anchorId="1ED8D961" wp14:editId="00181FF4">
+                  <wp:simplePos x="0" y="0"/>
+                  <wp:positionH relativeFrom="column">
+                    <wp:posOffset>-228600</wp:posOffset>
+                  </wp:positionH>
+                  <wp:positionV relativeFrom="paragraph">
+                    <wp:posOffset>-572770</wp:posOffset>
+                  </wp:positionV>
+                  <wp:extent cx="0" cy="10191750"/>
+                  <wp:effectExtent l="19050" t="0" r="19050" b="0"/>
+                  <wp:wrapNone/>
+                  <wp:docPr id="1221720256" name="Straight Connector 1221720256"/>
+                  <wp:cNvGraphicFramePr/>
+                  <a:graphic xmlns:a="http://schemas.openxmlformats.org/drawingml/2006/main">
+                    <a:graphicData uri="http://schemas.microsoft.com/office/word/2010/wordprocessingShape">
+                      <wps:wsp>
+                        <wps:cNvCnPr/>
+                        <wps:spPr>
+                          <a:xfrm>
+                            <a:off x="0" y="0"/>
+                            <a:ext cx="0" cy="10191896"/>
+                          </a:xfrm>
+                          <a:prstGeom prst="line">
+                            <a:avLst/>
+                          </a:prstGeom>
+                          <a:ln w="38100"/>
+                        </wps:spPr>
+                        <wps:style>
+                          <a:lnRef idx="1">
+                            <a:schemeClr val="dk1"/>
+                          </a:lnRef>
+                          <a:fillRef idx="0">
+                            <a:schemeClr val="dk1"/>
+                          </a:fillRef>
+                          <a:effectRef idx="0">
+                            <a:schemeClr val="dk1"/>
+                          </a:effectRef>
+                          <a:fontRef idx="minor">
+                            <a:schemeClr val="tx1"/>
+                          </a:fontRef>
+                        </wps:style>
+                        <wps:bodyPr/>
+                      </wps:wsp>
+                    </a:graphicData>
+                  </a:graphic>
+                </wp:anchor>
+              </w:drawing>
+            </mc:Choice>
+            <mc:Fallback>
+              <w:pict>
+                <v:line w14:anchorId="094BC2AE" id="Straight Connector 1221720256" o:spid="_x0000_s1026" style="position:absolute;z-index:251726848;visibility:visible;mso-wrap-style:square;mso-wrap-distance-left:9pt;mso-wrap-distance-top:0;mso-wrap-distance-right:9pt;mso-wrap-distance-bottom:0;mso-position-horizontal:absolute;mso-position-horizontal-relative:text;mso-position-vertical:absolute;mso-position-vertical-relative:text" from="-18pt,-45.1pt" to="-18pt,757.4pt" o:gfxdata="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" strokecolor="black [3200]" strokeweight="3pt">
+                  <v:stroke joinstyle="miter"/>
+                </v:line>
+              </w:pict>
+            </mc:Fallback>
+          </mc:AlternateContent>
+        </w:r>
+        <w:r>
+          <w:rPr>
+            <w:rFonts w:ascii="Courier New" w:hAnsi="Courier New" w:cs="Courier New"/>
+            <w:b/>
+            <w:noProof/>
+            <w:sz w:val="36"/>
+            <w:lang w:eastAsia="en-PH"/>
+          </w:rPr>
+          <mc:AlternateContent>
+            <mc:Choice Requires="wps">
+              <w:drawing>
+                <wp:anchor distT="0" distB="0" distL="114300" distR="114300" simplePos="0" relativeHeight="251678720" behindDoc="0" locked="0" layoutInCell="1" allowOverlap="1" wp14:anchorId="388E9295" wp14:editId="509A27C9">
+                  <wp:simplePos x="0" y="0"/>
+                  <wp:positionH relativeFrom="column">
+                    <wp:posOffset>5715000</wp:posOffset>
+                  </wp:positionH>
+                  <wp:positionV relativeFrom="paragraph">
+                    <wp:posOffset>-419735</wp:posOffset>
+                  </wp:positionV>
+                  <wp:extent cx="0" cy="10033635"/>
+                  <wp:effectExtent l="19050" t="0" r="19050" b="5715"/>
+                  <wp:wrapNone/>
+                  <wp:docPr id="1162794373" name="Straight Connector 1162794373"/>
+                  <wp:cNvGraphicFramePr/>
+                  <a:graphic xmlns:a="http://schemas.openxmlformats.org/drawingml/2006/main">
+                    <a:graphicData uri="http://schemas.microsoft.com/office/word/2010/wordprocessingShape">
+                      <wps:wsp>
+                        <wps:cNvCnPr/>
+                        <wps:spPr>
+                          <a:xfrm>
+                            <a:off x="0" y="0"/>
+                            <a:ext cx="0" cy="10033762"/>
+                          </a:xfrm>
+                          <a:prstGeom prst="line">
+                            <a:avLst/>
+                          </a:prstGeom>
+                          <a:ln w="38100"/>
+                        </wps:spPr>
+                        <wps:style>
+                          <a:lnRef idx="1">
+                            <a:schemeClr val="dk1"/>
+                          </a:lnRef>
+                          <a:fillRef idx="0">
+                            <a:schemeClr val="dk1"/>
+                          </a:fillRef>
+                          <a:effectRef idx="0">
+                            <a:schemeClr val="dk1"/>
+                          </a:effectRef>
+                          <a:fontRef idx="minor">
+                            <a:schemeClr val="tx1"/>
+                          </a:fontRef>
+                        </wps:style>
+                        <wps:bodyPr/>
+                      </wps:wsp>
+                    </a:graphicData>
+                  </a:graphic>
+                </wp:anchor>
+              </w:drawing>
+            </mc:Choice>
+            <mc:Fallback>
+              <w:pict>
+                <v:line w14:anchorId="082CE6F4" id="Straight Connector 1162794373" o:spid="_x0000_s1026" style="position:absolute;z-index:251727872;visibility:visible;mso-wrap-style:square;mso-wrap-distance-left:9pt;mso-wrap-distance-top:0;mso-wrap-distance-right:9pt;mso-wrap-distance-bottom:0;mso-position-horizontal:absolute;mso-position-horizontal-relative:text;mso-position-vertical:absolute;mso-position-vertical-relative:text" from="450pt,-33.05pt" to="450pt,757pt" o:gfxdata="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" strokecolor="black [3200]" strokeweight="3pt">
+                  <v:stroke joinstyle="miter"/>
+                </v:line>
+              </w:pict>
+            </mc:Fallback>
+          </mc:AlternateContent>
+        </w:r>
+        <w:r>
+          <w:rPr>
+            <w:rFonts w:ascii="Courier New" w:hAnsi="Courier New" w:cs="Courier New"/>
+            <w:b/>
+            <w:sz w:val="36"/>
+          </w:rPr>
+          <w:t>Kalinga State University</w:t>
+        </w:r>
+        <w:r>
+          <w:rPr>
+            <w:rFonts w:ascii="Courier New" w:hAnsi="Courier New" w:cs="Courier New"/>
+            <w:b/>
+            <w:sz w:val="36"/>
+          </w:rPr>
+          <w:tab/>
+        </w:r>
+      </w:p>
+      <w:p>
+        <w:pPr>
+          <w:pStyle w:val="Header"/>
+          <w:tabs>
+            <w:tab w:val="clear" w:pos="9360"/>
+            <w:tab w:val="left" w:pos="2256"/>
+            <w:tab w:val="center" w:pos="4320"/>
+            <w:tab w:val="right" w:pos="8642"/>
+          </w:tabs>
+          <w:rPr>
+            <w:rFonts w:ascii="Courier New" w:hAnsi="Courier New" w:cs="Courier New"/>
+            <w:sz w:val="24"/>
+          </w:rPr>
+        </w:pPr>
+        <w:r>
+          <w:rPr>
+            <w:rFonts w:ascii="Courier New" w:hAnsi="Courier New" w:cs="Courier New"/>
+            <w:sz w:val="24"/>
+          </w:rPr>
+          <w:tab/>
+        </w:r>
+        <w:r>
+          <w:rPr>
+            <w:rFonts w:ascii="Courier New" w:hAnsi="Courier New" w:cs="Courier New"/>
+            <w:sz w:val="24"/>
+          </w:rPr>
+          <w:tab/>
+          <w:t>Bulanao, Tabuk City, Kalinga</w:t>
+        </w:r>
+      </w:p>
+      <w:p>
+        <w:pPr>
+          <w:pStyle w:val="Header"/>
+          <w:tabs>
+            <w:tab w:val="clear" w:pos="9360"/>
+            <w:tab w:val="left" w:pos="2256"/>
+            <w:tab w:val="center" w:pos="4320"/>
+            <w:tab w:val="right" w:pos="8642"/>
+          </w:tabs>
+          <w:rPr>
+            <w:rFonts w:ascii="Courier New" w:hAnsi="Courier New" w:cs="Courier New"/>
+            <w:sz w:val="24"/>
+          </w:rPr>
+        </w:pPr>
+        <w:r>
+          <w:rPr>
+            <w:rFonts w:ascii="Courier New" w:hAnsi="Courier New" w:cs="Courier New"/>
+            <w:sz w:val="24"/>
+          </w:rPr>
+          <w:tab/>
+        </w:r>
+      </w:p>
+      <w:p>
+        <w:pPr>
+          <w:pStyle w:val="Header"/>
+          <w:jc w:val="right"/>
+          <w:rPr>
+            <w:rFonts w:ascii="Courier New" w:hAnsi="Courier New" w:cs="Courier New"/>
+            <w:sz w:val="20"/>
+            <w:szCs w:val="20"/>
+          </w:rPr>
+        </w:pPr>
+        <w:r>
+          <w:rPr>
+            <w:rFonts w:ascii="Courier New" w:hAnsi="Courier New" w:cs="Courier New"/>
+            <w:sz w:val="20"/>
+            <w:szCs w:val="20"/>
+          </w:rPr>
+          <w:t xml:space="preserve">Results and Discussions </w:t>
+        </w:r>
+        <w:r>
+          <w:rPr>
+            <w:rFonts w:ascii="Courier New" w:hAnsi="Courier New" w:cs="Courier New"/>
+            <w:sz w:val="20"/>
+            <w:szCs w:val="20"/>
+          </w:rPr>
+          <w:t xml:space="preserve">| </w:t>
+        </w:r>
+        <w:r>
+          <w:rPr>
+            <w:rFonts w:ascii="Courier New" w:hAnsi="Courier New" w:cs="Courier New"/>
+            <w:sz w:val="20"/>
+            <w:szCs w:val="20"/>
+          </w:rPr>
+          <w:fldChar w:fldCharType="begin"/>
+        </w:r>
+        <w:r>
+          <w:rPr>
+            <w:rFonts w:ascii="Courier New" w:hAnsi="Courier New" w:cs="Courier New"/>
+            <w:sz w:val="20"/>
+            <w:szCs w:val="20"/>
+          </w:rPr>
+          <w:instrText xml:space="preserve"> PAGE   \* MERGEFORMAT </w:instrText>
+        </w:r>
+        <w:r>
+          <w:rPr>
+            <w:rFonts w:ascii="Courier New" w:hAnsi="Courier New" w:cs="Courier New"/>
+            <w:sz w:val="20"/>
+            <w:szCs w:val="20"/>
+          </w:rPr>
+          <w:fldChar w:fldCharType="separate"/>
+        </w:r>
+        <w:r>
+          <w:rPr>
+            <w:rFonts w:ascii="Courier New" w:hAnsi="Courier New" w:cs="Courier New"/>
+            <w:b/>
+            <w:bCs/>
+            <w:noProof/>
+            <w:sz w:val="20"/>
+            <w:szCs w:val="20"/>
+          </w:rPr>
+          <w:t>1</w:t>
+        </w:r>
+        <w:r>
+          <w:rPr>
+            <w:rFonts w:ascii="Courier New" w:hAnsi="Courier New" w:cs="Courier New"/>
+            <w:b/>
+            <w:bCs/>
+            <w:noProof/>
+            <w:sz w:val="20"/>
+            <w:szCs w:val="20"/>
+          </w:rPr>
+          <w:fldChar w:fldCharType="end"/>
+        </w:r>
+      </w:p>
+    </w:sdtContent>
+  </w:sdt>
+  <w:p>
+    <w:pPr>
+      <w:pStyle w:val="Header"/>
+      <w:rPr>
+        <w:rFonts w:ascii="Courier New" w:hAnsi="Courier New" w:cs="Courier New"/>
+      </w:rPr>
+    </w:pPr>
+  </w:p>
+</w:hdr>
+</file>
+
+<file path=word/header11.xml><?xml version="1.0" encoding="utf-8"?>
+<w:hdr xmlns:wpc="http://schemas.microsoft.com/office/word/2010/wordprocessingCanvas" xmlns:cx="http://schemas.microsoft.com/office/drawing/2014/chartex" xmlns:cx1="http://schemas.microsoft.com/office/drawing/2015/9/8/chartex" xmlns:cx2="http://schemas.microsoft.com/office/drawing/2015/10/21/chartex" xmlns:cx3="http://schemas.microsoft.com/office/drawing/2016/5/9/chartex" xmlns:cx4="http://schemas.microsoft.com/office/drawing/2016/5/10/chartex" xmlns:cx5="http://schemas.microsoft.com/office/drawing/2016/5/11/chartex" xmlns:cx6="http://schemas.microsoft.com/office/drawing/2016/5/12/chartex" xmlns:cx7="http://schemas.microsoft.com/office/drawing/2016/5/13/chartex" xmlns:cx8="http://schemas.microsoft.com/office/drawing/2016/5/14/chartex" xmlns:mc="http://schemas.openxmlformats.org/markup-compatibility/2006" xmlns:aink="http://schemas.microsoft.com/office/drawing/2016/ink" xmlns:am3d="http://schemas.microsoft.com/office/drawing/2017/model3d" xmlns:o="urn:schemas-microsoft-com:office:office" xmlns:oel="http://schemas.microsoft.com/office/2019/extlst" xmlns:r="http://schemas.openxmlformats.org/officeDocument/2006/relationships" xmlns:m="http://schemas.openxmlformats.org/officeDocument/2006/math" xmlns:v="urn:schemas-microsoft-com:vml" xmlns:wp14="http://schemas.microsoft.com/office/word/2010/wordprocessingDrawing" xmlns:wp="http://schemas.openxmlformats.org/drawingml/2006/wordprocessingDrawing" xmlns:w10="urn:schemas-microsoft-com:office:word" xmlns:w="http://schemas.openxmlformats.org/wordprocessingml/2006/main" xmlns:w14="http://schemas.microsoft.com/office/word/2010/wordml" xmlns:w15="http://schemas.microsoft.com/office/word/2012/wordml" xmlns:w16cex="http://schemas.microsoft.com/office/word/2018/wordml/cex" xmlns:w16cid="http://schemas.microsoft.com/office/word/2016/wordml/cid" xmlns:w16="http://schemas.microsoft.com/office/word/2018/wordml" xmlns:w16du="http://schemas.microsoft.com/office/word/2023/wordml/word16du" xmlns:w16sdtdh="http://schemas.microsoft.com/office/word/2020/wordml/sdtdatahash" xmlns:w16sdtfl="http://schemas.microsoft.com/office/word/2024/wordml/sdtformatlock" xmlns:w16se="http://schemas.microsoft.com/office/word/2015/wordml/symex" xmlns:wpg="http://schemas.microsoft.com/office/word/2010/wordprocessingGroup" xmlns:wpi="http://schemas.microsoft.com/office/word/2010/wordprocessingInk" xmlns:wne="http://schemas.microsoft.com/office/word/2006/wordml" xmlns:wps="http://schemas.microsoft.com/office/word/2010/wordprocessingShape" mc:Ignorable="w14 w15 w16se w16cid w16 w16cex w16sdtdh w16sdtfl w16du wp14">
+  <w:sdt>
+    <w:sdtPr>
       <w:id w:val="1831483142"/>
     </w:sdtPr>
     <w:sdtEndPr>
@@ -8366,7 +8217,7 @@
             <w:lang w:eastAsia="en-PH"/>
           </w:rPr>
           <w:drawing>
-            <wp:anchor distT="0" distB="0" distL="114300" distR="114300" simplePos="0" relativeHeight="251720704" behindDoc="0" locked="0" layoutInCell="1" allowOverlap="1" wp14:anchorId="2D4E91FD" wp14:editId="3A435028">
+            <wp:anchor distT="0" distB="0" distL="114300" distR="114300" simplePos="0" relativeHeight="251672576" behindDoc="0" locked="0" layoutInCell="1" allowOverlap="1" wp14:anchorId="2D4E91FD" wp14:editId="3A435028">
               <wp:simplePos x="0" y="0"/>
               <wp:positionH relativeFrom="column">
                 <wp:posOffset>-246380</wp:posOffset>
@@ -8428,7 +8279,7 @@
           <mc:AlternateContent>
             <mc:Choice Requires="wps">
               <w:drawing>
-                <wp:anchor distT="0" distB="0" distL="114300" distR="114300" simplePos="0" relativeHeight="251723776" behindDoc="0" locked="0" layoutInCell="1" allowOverlap="1" wp14:anchorId="4366DFAE" wp14:editId="5C9FE52F">
+                <wp:anchor distT="0" distB="0" distL="114300" distR="114300" simplePos="0" relativeHeight="251675648" behindDoc="0" locked="0" layoutInCell="1" allowOverlap="1" wp14:anchorId="4366DFAE" wp14:editId="5C9FE52F">
                   <wp:simplePos x="0" y="0"/>
                   <wp:positionH relativeFrom="column">
                     <wp:posOffset>-1371600</wp:posOffset>
@@ -8496,7 +8347,7 @@
           <mc:AlternateContent>
             <mc:Choice Requires="wps">
               <w:drawing>
-                <wp:anchor distT="0" distB="0" distL="114300" distR="114300" simplePos="0" relativeHeight="251721728" behindDoc="0" locked="0" layoutInCell="1" allowOverlap="1" wp14:anchorId="7D282725" wp14:editId="0872A5F0">
+                <wp:anchor distT="0" distB="0" distL="114300" distR="114300" simplePos="0" relativeHeight="251673600" behindDoc="0" locked="0" layoutInCell="1" allowOverlap="1" wp14:anchorId="7D282725" wp14:editId="0872A5F0">
                   <wp:simplePos x="0" y="0"/>
                   <wp:positionH relativeFrom="column">
                     <wp:posOffset>-228600</wp:posOffset>
@@ -8564,7 +8415,7 @@
           <mc:AlternateContent>
             <mc:Choice Requires="wps">
               <w:drawing>
-                <wp:anchor distT="0" distB="0" distL="114300" distR="114300" simplePos="0" relativeHeight="251722752" behindDoc="0" locked="0" layoutInCell="1" allowOverlap="1" wp14:anchorId="3154A674" wp14:editId="178287CF">
+                <wp:anchor distT="0" distB="0" distL="114300" distR="114300" simplePos="0" relativeHeight="251674624" behindDoc="0" locked="0" layoutInCell="1" allowOverlap="1" wp14:anchorId="3154A674" wp14:editId="178287CF">
                   <wp:simplePos x="0" y="0"/>
                   <wp:positionH relativeFrom="column">
                     <wp:posOffset>5715000</wp:posOffset>
@@ -8759,6 +8610,467 @@
 <w:hdr xmlns:wpc="http://schemas.microsoft.com/office/word/2010/wordprocessingCanvas" xmlns:cx="http://schemas.microsoft.com/office/drawing/2014/chartex" xmlns:cx1="http://schemas.microsoft.com/office/drawing/2015/9/8/chartex" xmlns:cx2="http://schemas.microsoft.com/office/drawing/2015/10/21/chartex" xmlns:cx3="http://schemas.microsoft.com/office/drawing/2016/5/9/chartex" xmlns:cx4="http://schemas.microsoft.com/office/drawing/2016/5/10/chartex" xmlns:cx5="http://schemas.microsoft.com/office/drawing/2016/5/11/chartex" xmlns:cx6="http://schemas.microsoft.com/office/drawing/2016/5/12/chartex" xmlns:cx7="http://schemas.microsoft.com/office/drawing/2016/5/13/chartex" xmlns:cx8="http://schemas.microsoft.com/office/drawing/2016/5/14/chartex" xmlns:mc="http://schemas.openxmlformats.org/markup-compatibility/2006" xmlns:aink="http://schemas.microsoft.com/office/drawing/2016/ink" xmlns:am3d="http://schemas.microsoft.com/office/drawing/2017/model3d" xmlns:o="urn:schemas-microsoft-com:office:office" xmlns:oel="http://schemas.microsoft.com/office/2019/extlst" xmlns:r="http://schemas.openxmlformats.org/officeDocument/2006/relationships" xmlns:m="http://schemas.openxmlformats.org/officeDocument/2006/math" xmlns:v="urn:schemas-microsoft-com:vml" xmlns:wp14="http://schemas.microsoft.com/office/word/2010/wordprocessingDrawing" xmlns:wp="http://schemas.openxmlformats.org/drawingml/2006/wordprocessingDrawing" xmlns:w10="urn:schemas-microsoft-com:office:word" xmlns:w="http://schemas.openxmlformats.org/wordprocessingml/2006/main" xmlns:w14="http://schemas.microsoft.com/office/word/2010/wordml" xmlns:w15="http://schemas.microsoft.com/office/word/2012/wordml" xmlns:w16cex="http://schemas.microsoft.com/office/word/2018/wordml/cex" xmlns:w16cid="http://schemas.microsoft.com/office/word/2016/wordml/cid" xmlns:w16="http://schemas.microsoft.com/office/word/2018/wordml" xmlns:w16du="http://schemas.microsoft.com/office/word/2023/wordml/word16du" xmlns:w16sdtdh="http://schemas.microsoft.com/office/word/2020/wordml/sdtdatahash" xmlns:w16sdtfl="http://schemas.microsoft.com/office/word/2024/wordml/sdtformatlock" xmlns:w16se="http://schemas.microsoft.com/office/word/2015/wordml/symex" xmlns:wpg="http://schemas.microsoft.com/office/word/2010/wordprocessingGroup" xmlns:wpi="http://schemas.microsoft.com/office/word/2010/wordprocessingInk" xmlns:wne="http://schemas.microsoft.com/office/word/2006/wordml" xmlns:wps="http://schemas.microsoft.com/office/word/2010/wordprocessingShape" mc:Ignorable="w14 w15 w16se w16cid w16 w16cex w16sdtdh w16sdtfl w16du wp14">
   <w:sdt>
     <w:sdtPr>
+      <w:id w:val="1549103165"/>
+    </w:sdtPr>
+    <w:sdtEndPr>
+      <w:rPr>
+        <w:rFonts w:ascii="Courier New" w:hAnsi="Courier New" w:cs="Courier New"/>
+      </w:rPr>
+    </w:sdtEndPr>
+    <w:sdtContent>
+      <w:p>
+        <w:pPr>
+          <w:pStyle w:val="Header"/>
+          <w:jc w:val="center"/>
+          <w:rPr>
+            <w:rFonts w:ascii="Courier New" w:hAnsi="Courier New" w:cs="Courier New"/>
+            <w:b/>
+            <w:sz w:val="32"/>
+          </w:rPr>
+        </w:pPr>
+        <w:r>
+          <w:rPr>
+            <w:rFonts w:ascii="Courier New" w:hAnsi="Courier New" w:cs="Courier New"/>
+            <w:b/>
+            <w:noProof/>
+            <w:sz w:val="36"/>
+            <w:lang w:eastAsia="en-PH"/>
+          </w:rPr>
+          <w:drawing>
+            <wp:anchor distT="0" distB="0" distL="114300" distR="114300" simplePos="0" relativeHeight="251635712" behindDoc="0" locked="0" layoutInCell="1" allowOverlap="1" wp14:anchorId="07AE5F3A" wp14:editId="4787DA95">
+              <wp:simplePos x="0" y="0"/>
+              <wp:positionH relativeFrom="column">
+                <wp:posOffset>-246380</wp:posOffset>
+              </wp:positionH>
+              <wp:positionV relativeFrom="paragraph">
+                <wp:posOffset>-198120</wp:posOffset>
+              </wp:positionV>
+              <wp:extent cx="823595" cy="724535"/>
+              <wp:effectExtent l="0" t="0" r="14605" b="18415"/>
+              <wp:wrapNone/>
+              <wp:docPr id="1242308173" name="Picture 1242308173"/>
+              <wp:cNvGraphicFramePr>
+                <a:graphicFrameLocks xmlns:a="http://schemas.openxmlformats.org/drawingml/2006/main" noChangeAspect="1"/>
+              </wp:cNvGraphicFramePr>
+              <a:graphic xmlns:a="http://schemas.openxmlformats.org/drawingml/2006/main">
+                <a:graphicData uri="http://schemas.openxmlformats.org/drawingml/2006/picture">
+                  <pic:pic xmlns:pic="http://schemas.openxmlformats.org/drawingml/2006/picture">
+                    <pic:nvPicPr>
+                      <pic:cNvPr id="700363394" name="Picture 700363394"/>
+                      <pic:cNvPicPr>
+                        <a:picLocks noChangeAspect="1"/>
+                      </pic:cNvPicPr>
+                    </pic:nvPicPr>
+                    <pic:blipFill>
+                      <a:blip r:embed="rId1">
+                        <a:extLst>
+                          <a:ext uri="{28A0092B-C50C-407E-A947-70E740481C1C}">
+                            <a14:useLocalDpi xmlns:a14="http://schemas.microsoft.com/office/drawing/2010/main" val="0"/>
+                          </a:ext>
+                        </a:extLst>
+                      </a:blip>
+                      <a:stretch>
+                        <a:fillRect/>
+                      </a:stretch>
+                    </pic:blipFill>
+                    <pic:spPr>
+                      <a:xfrm>
+                        <a:off x="0" y="0"/>
+                        <a:ext cx="823578" cy="724710"/>
+                      </a:xfrm>
+                      <a:prstGeom prst="rect">
+                        <a:avLst/>
+                      </a:prstGeom>
+                    </pic:spPr>
+                  </pic:pic>
+                </a:graphicData>
+              </a:graphic>
+            </wp:anchor>
+          </w:drawing>
+        </w:r>
+        <w:r>
+          <w:rPr>
+            <w:rFonts w:ascii="Courier New" w:hAnsi="Courier New" w:cs="Courier New"/>
+            <w:b/>
+            <w:noProof/>
+            <w:sz w:val="32"/>
+            <w:lang w:eastAsia="en-PH"/>
+          </w:rPr>
+          <mc:AlternateContent>
+            <mc:Choice Requires="wps">
+              <w:drawing>
+                <wp:anchor distT="0" distB="0" distL="114300" distR="114300" simplePos="0" relativeHeight="251642880" behindDoc="0" locked="0" layoutInCell="1" allowOverlap="1" wp14:anchorId="41D96DE8" wp14:editId="4D5A26B6">
+                  <wp:simplePos x="0" y="0"/>
+                  <wp:positionH relativeFrom="column">
+                    <wp:posOffset>-1371600</wp:posOffset>
+                  </wp:positionH>
+                  <wp:positionV relativeFrom="paragraph">
+                    <wp:posOffset>-287020</wp:posOffset>
+                  </wp:positionV>
+                  <wp:extent cx="7772400" cy="0"/>
+                  <wp:effectExtent l="0" t="19050" r="0" b="19050"/>
+                  <wp:wrapNone/>
+                  <wp:docPr id="316909839" name="Straight Connector 316909839"/>
+                  <wp:cNvGraphicFramePr/>
+                  <a:graphic xmlns:a="http://schemas.openxmlformats.org/drawingml/2006/main">
+                    <a:graphicData uri="http://schemas.microsoft.com/office/word/2010/wordprocessingShape">
+                      <wps:wsp>
+                        <wps:cNvCnPr/>
+                        <wps:spPr>
+                          <a:xfrm>
+                            <a:off x="0" y="0"/>
+                            <a:ext cx="7772400" cy="0"/>
+                          </a:xfrm>
+                          <a:prstGeom prst="line">
+                            <a:avLst/>
+                          </a:prstGeom>
+                          <a:ln w="38100"/>
+                        </wps:spPr>
+                        <wps:style>
+                          <a:lnRef idx="1">
+                            <a:schemeClr val="dk1"/>
+                          </a:lnRef>
+                          <a:fillRef idx="0">
+                            <a:schemeClr val="dk1"/>
+                          </a:fillRef>
+                          <a:effectRef idx="0">
+                            <a:schemeClr val="dk1"/>
+                          </a:effectRef>
+                          <a:fontRef idx="minor">
+                            <a:schemeClr val="tx1"/>
+                          </a:fontRef>
+                        </wps:style>
+                        <wps:bodyPr/>
+                      </wps:wsp>
+                    </a:graphicData>
+                  </a:graphic>
+                </wp:anchor>
+              </w:drawing>
+            </mc:Choice>
+            <mc:Fallback xmlns:wpsCustomData="http://www.wps.cn/officeDocument/2013/wpsCustomData">
+              <w:pict>
+                <v:line id="_x0000_s1026" o:spid="_x0000_s1026" o:spt="20" style="position:absolute;left:0pt;margin-left:-108pt;margin-top:-22.6pt;height:0pt;width:612pt;z-index:251662336;mso-width-relative:page;mso-height-relative:page;" filled="f" stroked="t" coordsize="21600,21600" o:gfxdata="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">
+                  <v:fill on="f" focussize="0,0"/>
+                  <v:stroke weight="3pt" color="#000000 [3200]" miterlimit="8" joinstyle="miter"/>
+                  <v:imagedata o:title=""/>
+                  <o:lock v:ext="edit" aspectratio="f"/>
+                </v:line>
+              </w:pict>
+            </mc:Fallback>
+          </mc:AlternateContent>
+        </w:r>
+        <w:r>
+          <w:rPr>
+            <w:rFonts w:ascii="Courier New" w:hAnsi="Courier New" w:cs="Courier New"/>
+            <w:b/>
+            <w:noProof/>
+            <w:sz w:val="36"/>
+            <w:lang w:eastAsia="en-PH"/>
+          </w:rPr>
+          <mc:AlternateContent>
+            <mc:Choice Requires="wps">
+              <w:drawing>
+                <wp:anchor distT="0" distB="0" distL="114300" distR="114300" simplePos="0" relativeHeight="251638784" behindDoc="0" locked="0" layoutInCell="1" allowOverlap="1" wp14:anchorId="168BEE42" wp14:editId="11402129">
+                  <wp:simplePos x="0" y="0"/>
+                  <wp:positionH relativeFrom="column">
+                    <wp:posOffset>-228600</wp:posOffset>
+                  </wp:positionH>
+                  <wp:positionV relativeFrom="paragraph">
+                    <wp:posOffset>-572770</wp:posOffset>
+                  </wp:positionV>
+                  <wp:extent cx="0" cy="10191750"/>
+                  <wp:effectExtent l="19050" t="0" r="19050" b="0"/>
+                  <wp:wrapNone/>
+                  <wp:docPr id="1724413168" name="Straight Connector 1724413168"/>
+                  <wp:cNvGraphicFramePr/>
+                  <a:graphic xmlns:a="http://schemas.openxmlformats.org/drawingml/2006/main">
+                    <a:graphicData uri="http://schemas.microsoft.com/office/word/2010/wordprocessingShape">
+                      <wps:wsp>
+                        <wps:cNvCnPr/>
+                        <wps:spPr>
+                          <a:xfrm>
+                            <a:off x="0" y="0"/>
+                            <a:ext cx="0" cy="10191896"/>
+                          </a:xfrm>
+                          <a:prstGeom prst="line">
+                            <a:avLst/>
+                          </a:prstGeom>
+                          <a:ln w="38100"/>
+                        </wps:spPr>
+                        <wps:style>
+                          <a:lnRef idx="1">
+                            <a:schemeClr val="dk1"/>
+                          </a:lnRef>
+                          <a:fillRef idx="0">
+                            <a:schemeClr val="dk1"/>
+                          </a:fillRef>
+                          <a:effectRef idx="0">
+                            <a:schemeClr val="dk1"/>
+                          </a:effectRef>
+                          <a:fontRef idx="minor">
+                            <a:schemeClr val="tx1"/>
+                          </a:fontRef>
+                        </wps:style>
+                        <wps:bodyPr/>
+                      </wps:wsp>
+                    </a:graphicData>
+                  </a:graphic>
+                </wp:anchor>
+              </w:drawing>
+            </mc:Choice>
+            <mc:Fallback xmlns:wpsCustomData="http://www.wps.cn/officeDocument/2013/wpsCustomData">
+              <w:pict>
+                <v:line id="_x0000_s1026" o:spid="_x0000_s1026" o:spt="20" style="position:absolute;left:0pt;margin-left:-18pt;margin-top:-45.1pt;height:802.5pt;width:0pt;z-index:251660288;mso-width-relative:page;mso-height-relative:page;" filled="f" stroked="t" coordsize="21600,21600" o:gfxdata="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">
+                  <v:fill on="f" focussize="0,0"/>
+                  <v:stroke weight="3pt" color="#000000 [3200]" miterlimit="8" joinstyle="miter"/>
+                  <v:imagedata o:title=""/>
+                  <o:lock v:ext="edit" aspectratio="f"/>
+                </v:line>
+              </w:pict>
+            </mc:Fallback>
+          </mc:AlternateContent>
+        </w:r>
+        <w:r>
+          <w:rPr>
+            <w:rFonts w:ascii="Courier New" w:hAnsi="Courier New" w:cs="Courier New"/>
+            <w:b/>
+            <w:noProof/>
+            <w:sz w:val="36"/>
+            <w:lang w:eastAsia="en-PH"/>
+          </w:rPr>
+          <mc:AlternateContent>
+            <mc:Choice Requires="wps">
+              <w:drawing>
+                <wp:anchor distT="0" distB="0" distL="114300" distR="114300" simplePos="0" relativeHeight="251640832" behindDoc="0" locked="0" layoutInCell="1" allowOverlap="1" wp14:anchorId="6444EACC" wp14:editId="42F08A32">
+                  <wp:simplePos x="0" y="0"/>
+                  <wp:positionH relativeFrom="column">
+                    <wp:posOffset>5715000</wp:posOffset>
+                  </wp:positionH>
+                  <wp:positionV relativeFrom="paragraph">
+                    <wp:posOffset>-419735</wp:posOffset>
+                  </wp:positionV>
+                  <wp:extent cx="0" cy="10033635"/>
+                  <wp:effectExtent l="19050" t="0" r="19050" b="5715"/>
+                  <wp:wrapNone/>
+                  <wp:docPr id="6149455" name="Straight Connector 6149455"/>
+                  <wp:cNvGraphicFramePr/>
+                  <a:graphic xmlns:a="http://schemas.openxmlformats.org/drawingml/2006/main">
+                    <a:graphicData uri="http://schemas.microsoft.com/office/word/2010/wordprocessingShape">
+                      <wps:wsp>
+                        <wps:cNvCnPr/>
+                        <wps:spPr>
+                          <a:xfrm>
+                            <a:off x="0" y="0"/>
+                            <a:ext cx="0" cy="10033762"/>
+                          </a:xfrm>
+                          <a:prstGeom prst="line">
+                            <a:avLst/>
+                          </a:prstGeom>
+                          <a:ln w="38100"/>
+                        </wps:spPr>
+                        <wps:style>
+                          <a:lnRef idx="1">
+                            <a:schemeClr val="dk1"/>
+                          </a:lnRef>
+                          <a:fillRef idx="0">
+                            <a:schemeClr val="dk1"/>
+                          </a:fillRef>
+                          <a:effectRef idx="0">
+                            <a:schemeClr val="dk1"/>
+                          </a:effectRef>
+                          <a:fontRef idx="minor">
+                            <a:schemeClr val="tx1"/>
+                          </a:fontRef>
+                        </wps:style>
+                        <wps:bodyPr/>
+                      </wps:wsp>
+                    </a:graphicData>
+                  </a:graphic>
+                </wp:anchor>
+              </w:drawing>
+            </mc:Choice>
+            <mc:Fallback xmlns:wpsCustomData="http://www.wps.cn/officeDocument/2013/wpsCustomData">
+              <w:pict>
+                <v:line id="_x0000_s1026" o:spid="_x0000_s1026" o:spt="20" style="position:absolute;left:0pt;margin-left:450pt;margin-top:-33.05pt;height:790.05pt;width:0pt;z-index:251661312;mso-width-relative:page;mso-height-relative:page;" filled="f" stroked="t" coordsize="21600,21600" o:gfxdata="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">
+                  <v:fill on="f" focussize="0,0"/>
+                  <v:stroke weight="3pt" color="#000000 [3200]" miterlimit="8" joinstyle="miter"/>
+                  <v:imagedata o:title=""/>
+                  <o:lock v:ext="edit" aspectratio="f"/>
+                </v:line>
+              </w:pict>
+            </mc:Fallback>
+          </mc:AlternateContent>
+        </w:r>
+        <w:r>
+          <w:rPr>
+            <w:rFonts w:ascii="Courier New" w:hAnsi="Courier New" w:cs="Courier New"/>
+            <w:b/>
+            <w:sz w:val="36"/>
+          </w:rPr>
+          <w:t>Kalinga State University</w:t>
+        </w:r>
+      </w:p>
+      <w:p>
+        <w:pPr>
+          <w:pStyle w:val="Header"/>
+          <w:tabs>
+            <w:tab w:val="left" w:pos="2256"/>
+            <w:tab w:val="center" w:pos="4320"/>
+            <w:tab w:val="left" w:pos="6845"/>
+          </w:tabs>
+          <w:rPr>
+            <w:rFonts w:ascii="Courier New" w:hAnsi="Courier New" w:cs="Courier New"/>
+            <w:sz w:val="24"/>
+          </w:rPr>
+        </w:pPr>
+        <w:r>
+          <w:rPr>
+            <w:rFonts w:ascii="Courier New" w:hAnsi="Courier New" w:cs="Courier New"/>
+            <w:sz w:val="24"/>
+          </w:rPr>
+          <w:tab/>
+        </w:r>
+        <w:r>
+          <w:rPr>
+            <w:rFonts w:ascii="Courier New" w:hAnsi="Courier New" w:cs="Courier New"/>
+            <w:sz w:val="24"/>
+          </w:rPr>
+          <w:tab/>
+          <w:t>Bulanao, Tabuk City, Kalinga</w:t>
+        </w:r>
+      </w:p>
+      <w:p>
+        <w:pPr>
+          <w:pStyle w:val="Header"/>
+          <w:tabs>
+            <w:tab w:val="left" w:pos="2256"/>
+            <w:tab w:val="left" w:pos="2696"/>
+            <w:tab w:val="center" w:pos="4320"/>
+            <w:tab w:val="left" w:pos="8370"/>
+          </w:tabs>
+          <w:wordWrap w:val="0"/>
+          <w:jc w:val="center"/>
+          <w:rPr>
+            <w:rFonts w:ascii="Courier New" w:hAnsi="Courier New" w:cs="Courier New"/>
+            <w:sz w:val="20"/>
+            <w:szCs w:val="20"/>
+            <w:lang w:val="en-US"/>
+          </w:rPr>
+        </w:pPr>
+        <w:r>
+          <w:rPr>
+            <w:rFonts w:ascii="Courier New" w:hAnsi="Courier New" w:cs="Courier New"/>
+            <w:noProof/>
+            <w:lang w:eastAsia="en-PH"/>
+          </w:rPr>
+          <mc:AlternateContent>
+            <mc:Choice Requires="wps">
+              <w:drawing>
+                <wp:anchor distT="0" distB="0" distL="114300" distR="114300" simplePos="0" relativeHeight="251644928" behindDoc="0" locked="0" layoutInCell="1" allowOverlap="1" wp14:anchorId="20F28432" wp14:editId="12C63873">
+                  <wp:simplePos x="0" y="0"/>
+                  <wp:positionH relativeFrom="page">
+                    <wp:align>right</wp:align>
+                  </wp:positionH>
+                  <wp:positionV relativeFrom="paragraph">
+                    <wp:posOffset>204470</wp:posOffset>
+                  </wp:positionV>
+                  <wp:extent cx="7772400" cy="0"/>
+                  <wp:effectExtent l="0" t="19050" r="19050" b="19050"/>
+                  <wp:wrapNone/>
+                  <wp:docPr id="1322327897" name="Straight Connector 1322327897"/>
+                  <wp:cNvGraphicFramePr/>
+                  <a:graphic xmlns:a="http://schemas.openxmlformats.org/drawingml/2006/main">
+                    <a:graphicData uri="http://schemas.microsoft.com/office/word/2010/wordprocessingShape">
+                      <wps:wsp>
+                        <wps:cNvCnPr/>
+                        <wps:spPr>
+                          <a:xfrm>
+                            <a:off x="0" y="0"/>
+                            <a:ext cx="7772400" cy="0"/>
+                          </a:xfrm>
+                          <a:prstGeom prst="line">
+                            <a:avLst/>
+                          </a:prstGeom>
+                          <a:ln w="38100"/>
+                        </wps:spPr>
+                        <wps:style>
+                          <a:lnRef idx="1">
+                            <a:schemeClr val="dk1"/>
+                          </a:lnRef>
+                          <a:fillRef idx="0">
+                            <a:schemeClr val="dk1"/>
+                          </a:fillRef>
+                          <a:effectRef idx="0">
+                            <a:schemeClr val="dk1"/>
+                          </a:effectRef>
+                          <a:fontRef idx="minor">
+                            <a:schemeClr val="tx1"/>
+                          </a:fontRef>
+                        </wps:style>
+                        <wps:bodyPr/>
+                      </wps:wsp>
+                    </a:graphicData>
+                  </a:graphic>
+                </wp:anchor>
+              </w:drawing>
+            </mc:Choice>
+            <mc:Fallback xmlns:wpsCustomData="http://www.wps.cn/officeDocument/2013/wpsCustomData">
+              <w:pict>
+                <v:line id="_x0000_s1026" o:spid="_x0000_s1026" o:spt="20" style="position:absolute;left:0pt;margin-top:16.1pt;height:0pt;width:612pt;mso-position-horizontal:right;mso-position-horizontal-relative:page;z-index:251663360;mso-width-relative:page;mso-height-relative:page;" filled="f" stroked="t" coordsize="21600,21600" o:gfxdata="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">
+                  <v:fill on="f" focussize="0,0"/>
+                  <v:stroke weight="3pt" color="#000000 [3200]" miterlimit="8" joinstyle="miter"/>
+                  <v:imagedata o:title=""/>
+                  <o:lock v:ext="edit" aspectratio="f"/>
+                </v:line>
+              </w:pict>
+            </mc:Fallback>
+          </mc:AlternateContent>
+        </w:r>
+        <w:r>
+          <w:rPr>
+            <w:rFonts w:ascii="Courier New" w:hAnsi="Courier New" w:cs="Courier New"/>
+            <w:sz w:val="24"/>
+            <w:szCs w:val="24"/>
+            <w:lang w:val="en-US"/>
+          </w:rPr>
+          <w:t>College of Engineering and Information Technol</w:t>
+        </w:r>
+        <w:r>
+          <w:rPr>
+            <w:rFonts w:ascii="Courier New" w:hAnsi="Courier New" w:cs="Courier New"/>
+            <w:sz w:val="24"/>
+            <w:szCs w:val="24"/>
+            <w:lang w:val="en-US"/>
+          </w:rPr>
+          <w:t>og</w:t>
+        </w:r>
+      </w:p>
+      <w:p>
+        <w:pPr>
+          <w:pStyle w:val="Header"/>
+          <w:jc w:val="right"/>
+          <w:rPr>
+            <w:rFonts w:ascii="Courier New" w:hAnsi="Courier New" w:cs="Courier New"/>
+          </w:rPr>
+        </w:pPr>
+      </w:p>
+    </w:sdtContent>
+  </w:sdt>
+  <w:p>
+    <w:pPr>
+      <w:pStyle w:val="Header"/>
+      <w:rPr>
+        <w:rFonts w:ascii="Courier New" w:hAnsi="Courier New" w:cs="Courier New"/>
+      </w:rPr>
+    </w:pPr>
+  </w:p>
+</w:hdr>
+</file>
+
+<file path=word/header4.xml><?xml version="1.0" encoding="utf-8"?>
+<w:hdr xmlns:wpc="http://schemas.microsoft.com/office/word/2010/wordprocessingCanvas" xmlns:cx="http://schemas.microsoft.com/office/drawing/2014/chartex" xmlns:cx1="http://schemas.microsoft.com/office/drawing/2015/9/8/chartex" xmlns:cx2="http://schemas.microsoft.com/office/drawing/2015/10/21/chartex" xmlns:cx3="http://schemas.microsoft.com/office/drawing/2016/5/9/chartex" xmlns:cx4="http://schemas.microsoft.com/office/drawing/2016/5/10/chartex" xmlns:cx5="http://schemas.microsoft.com/office/drawing/2016/5/11/chartex" xmlns:cx6="http://schemas.microsoft.com/office/drawing/2016/5/12/chartex" xmlns:cx7="http://schemas.microsoft.com/office/drawing/2016/5/13/chartex" xmlns:cx8="http://schemas.microsoft.com/office/drawing/2016/5/14/chartex" xmlns:mc="http://schemas.openxmlformats.org/markup-compatibility/2006" xmlns:aink="http://schemas.microsoft.com/office/drawing/2016/ink" xmlns:am3d="http://schemas.microsoft.com/office/drawing/2017/model3d" xmlns:o="urn:schemas-microsoft-com:office:office" xmlns:oel="http://schemas.microsoft.com/office/2019/extlst" xmlns:r="http://schemas.openxmlformats.org/officeDocument/2006/relationships" xmlns:m="http://schemas.openxmlformats.org/officeDocument/2006/math" xmlns:v="urn:schemas-microsoft-com:vml" xmlns:wp14="http://schemas.microsoft.com/office/word/2010/wordprocessingDrawing" xmlns:wp="http://schemas.openxmlformats.org/drawingml/2006/wordprocessingDrawing" xmlns:w10="urn:schemas-microsoft-com:office:word" xmlns:w="http://schemas.openxmlformats.org/wordprocessingml/2006/main" xmlns:w14="http://schemas.microsoft.com/office/word/2010/wordml" xmlns:w15="http://schemas.microsoft.com/office/word/2012/wordml" xmlns:w16cex="http://schemas.microsoft.com/office/word/2018/wordml/cex" xmlns:w16cid="http://schemas.microsoft.com/office/word/2016/wordml/cid" xmlns:w16="http://schemas.microsoft.com/office/word/2018/wordml" xmlns:w16du="http://schemas.microsoft.com/office/word/2023/wordml/word16du" xmlns:w16sdtdh="http://schemas.microsoft.com/office/word/2020/wordml/sdtdatahash" xmlns:w16sdtfl="http://schemas.microsoft.com/office/word/2024/wordml/sdtformatlock" xmlns:w16se="http://schemas.microsoft.com/office/word/2015/wordml/symex" xmlns:wpg="http://schemas.microsoft.com/office/word/2010/wordprocessingGroup" xmlns:wpi="http://schemas.microsoft.com/office/word/2010/wordprocessingInk" xmlns:wne="http://schemas.microsoft.com/office/word/2006/wordml" xmlns:wps="http://schemas.microsoft.com/office/word/2010/wordprocessingShape" mc:Ignorable="w14 w15 w16se w16cid w16 w16cex w16sdtdh w16sdtfl w16du wp14">
+  <w:sdt>
+    <w:sdtPr>
       <w:id w:val="-2043657299"/>
     </w:sdtPr>
     <w:sdtEndPr>
@@ -8794,7 +9106,7 @@
             <w:lang w:eastAsia="en-PH"/>
           </w:rPr>
           <w:drawing>
-            <wp:anchor distT="0" distB="0" distL="114300" distR="114300" simplePos="0" relativeHeight="251689984" behindDoc="0" locked="0" layoutInCell="1" allowOverlap="1" wp14:anchorId="00447CAF" wp14:editId="5E6FF2AE">
+            <wp:anchor distT="0" distB="0" distL="114300" distR="114300" simplePos="0" relativeHeight="251652096" behindDoc="0" locked="0" layoutInCell="1" allowOverlap="1" wp14:anchorId="00447CAF" wp14:editId="5E6FF2AE">
               <wp:simplePos x="0" y="0"/>
               <wp:positionH relativeFrom="column">
                 <wp:posOffset>-246380</wp:posOffset>
@@ -8856,7 +9168,7 @@
           <mc:AlternateContent>
             <mc:Choice Requires="wps">
               <w:drawing>
-                <wp:anchor distT="0" distB="0" distL="114300" distR="114300" simplePos="0" relativeHeight="251693056" behindDoc="0" locked="0" layoutInCell="1" allowOverlap="1" wp14:anchorId="07BDE464" wp14:editId="1AEF96C3">
+                <wp:anchor distT="0" distB="0" distL="114300" distR="114300" simplePos="0" relativeHeight="251655168" behindDoc="0" locked="0" layoutInCell="1" allowOverlap="1" wp14:anchorId="07BDE464" wp14:editId="1AEF96C3">
                   <wp:simplePos x="0" y="0"/>
                   <wp:positionH relativeFrom="column">
                     <wp:posOffset>-1371600</wp:posOffset>
@@ -8924,7 +9236,7 @@
           <mc:AlternateContent>
             <mc:Choice Requires="wps">
               <w:drawing>
-                <wp:anchor distT="0" distB="0" distL="114300" distR="114300" simplePos="0" relativeHeight="251691008" behindDoc="0" locked="0" layoutInCell="1" allowOverlap="1" wp14:anchorId="747786C9" wp14:editId="287AC5F5">
+                <wp:anchor distT="0" distB="0" distL="114300" distR="114300" simplePos="0" relativeHeight="251653120" behindDoc="0" locked="0" layoutInCell="1" allowOverlap="1" wp14:anchorId="747786C9" wp14:editId="287AC5F5">
                   <wp:simplePos x="0" y="0"/>
                   <wp:positionH relativeFrom="column">
                     <wp:posOffset>-228600</wp:posOffset>
@@ -8992,7 +9304,7 @@
           <mc:AlternateContent>
             <mc:Choice Requires="wps">
               <w:drawing>
-                <wp:anchor distT="0" distB="0" distL="114300" distR="114300" simplePos="0" relativeHeight="251692032" behindDoc="0" locked="0" layoutInCell="1" allowOverlap="1" wp14:anchorId="09090214" wp14:editId="39A163FA">
+                <wp:anchor distT="0" distB="0" distL="114300" distR="114300" simplePos="0" relativeHeight="251654144" behindDoc="0" locked="0" layoutInCell="1" allowOverlap="1" wp14:anchorId="09090214" wp14:editId="39A163FA">
                   <wp:simplePos x="0" y="0"/>
                   <wp:positionH relativeFrom="column">
                     <wp:posOffset>5715000</wp:posOffset>
@@ -9206,7 +9518,7 @@
 </w:hdr>
 </file>
 
-<file path=word/header4.xml><?xml version="1.0" encoding="utf-8"?>
+<file path=word/header5.xml><?xml version="1.0" encoding="utf-8"?>
 <w:hdr xmlns:wpc="http://schemas.microsoft.com/office/word/2010/wordprocessingCanvas" xmlns:cx="http://schemas.microsoft.com/office/drawing/2014/chartex" xmlns:cx1="http://schemas.microsoft.com/office/drawing/2015/9/8/chartex" xmlns:cx2="http://schemas.microsoft.com/office/drawing/2015/10/21/chartex" xmlns:cx3="http://schemas.microsoft.com/office/drawing/2016/5/9/chartex" xmlns:cx4="http://schemas.microsoft.com/office/drawing/2016/5/10/chartex" xmlns:cx5="http://schemas.microsoft.com/office/drawing/2016/5/11/chartex" xmlns:cx6="http://schemas.microsoft.com/office/drawing/2016/5/12/chartex" xmlns:cx7="http://schemas.microsoft.com/office/drawing/2016/5/13/chartex" xmlns:cx8="http://schemas.microsoft.com/office/drawing/2016/5/14/chartex" xmlns:mc="http://schemas.openxmlformats.org/markup-compatibility/2006" xmlns:aink="http://schemas.microsoft.com/office/drawing/2016/ink" xmlns:am3d="http://schemas.microsoft.com/office/drawing/2017/model3d" xmlns:o="urn:schemas-microsoft-com:office:office" xmlns:oel="http://schemas.microsoft.com/office/2019/extlst" xmlns:r="http://schemas.openxmlformats.org/officeDocument/2006/relationships" xmlns:m="http://schemas.openxmlformats.org/officeDocument/2006/math" xmlns:v="urn:schemas-microsoft-com:vml" xmlns:wp14="http://schemas.microsoft.com/office/word/2010/wordprocessingDrawing" xmlns:wp="http://schemas.openxmlformats.org/drawingml/2006/wordprocessingDrawing" xmlns:w10="urn:schemas-microsoft-com:office:word" xmlns:w="http://schemas.openxmlformats.org/wordprocessingml/2006/main" xmlns:w14="http://schemas.microsoft.com/office/word/2010/wordml" xmlns:w15="http://schemas.microsoft.com/office/word/2012/wordml" xmlns:w16cex="http://schemas.microsoft.com/office/word/2018/wordml/cex" xmlns:w16cid="http://schemas.microsoft.com/office/word/2016/wordml/cid" xmlns:w16="http://schemas.microsoft.com/office/word/2018/wordml" xmlns:w16du="http://schemas.microsoft.com/office/word/2023/wordml/word16du" xmlns:w16sdtdh="http://schemas.microsoft.com/office/word/2020/wordml/sdtdatahash" xmlns:w16sdtfl="http://schemas.microsoft.com/office/word/2024/wordml/sdtformatlock" xmlns:w16se="http://schemas.microsoft.com/office/word/2015/wordml/symex" xmlns:wpg="http://schemas.microsoft.com/office/word/2010/wordprocessingGroup" xmlns:wpi="http://schemas.microsoft.com/office/word/2010/wordprocessingInk" xmlns:wne="http://schemas.microsoft.com/office/word/2006/wordml" xmlns:wps="http://schemas.microsoft.com/office/word/2010/wordprocessingShape" mc:Ignorable="w14 w15 w16se w16cid w16 w16cex w16sdtdh w16sdtfl w16du wp14">
   <w:sdt>
     <w:sdtPr>
@@ -9243,7 +9555,7 @@
             <w:lang w:eastAsia="en-PH"/>
           </w:rPr>
           <w:drawing>
-            <wp:anchor distT="0" distB="0" distL="114300" distR="114300" simplePos="0" relativeHeight="251684864" behindDoc="0" locked="0" layoutInCell="1" allowOverlap="1" wp14:anchorId="27DAA8DF" wp14:editId="0A8D47C2">
+            <wp:anchor distT="0" distB="0" distL="114300" distR="114300" simplePos="0" relativeHeight="251648000" behindDoc="0" locked="0" layoutInCell="1" allowOverlap="1" wp14:anchorId="27DAA8DF" wp14:editId="0A8D47C2">
               <wp:simplePos x="0" y="0"/>
               <wp:positionH relativeFrom="column">
                 <wp:posOffset>-246380</wp:posOffset>
@@ -9305,7 +9617,7 @@
           <mc:AlternateContent>
             <mc:Choice Requires="wps">
               <w:drawing>
-                <wp:anchor distT="0" distB="0" distL="114300" distR="114300" simplePos="0" relativeHeight="251687936" behindDoc="0" locked="0" layoutInCell="1" allowOverlap="1" wp14:anchorId="6906A1A9" wp14:editId="3E74B579">
+                <wp:anchor distT="0" distB="0" distL="114300" distR="114300" simplePos="0" relativeHeight="251651072" behindDoc="0" locked="0" layoutInCell="1" allowOverlap="1" wp14:anchorId="6906A1A9" wp14:editId="3E74B579">
                   <wp:simplePos x="0" y="0"/>
                   <wp:positionH relativeFrom="column">
                     <wp:posOffset>-1371600</wp:posOffset>
@@ -9373,7 +9685,7 @@
           <mc:AlternateContent>
             <mc:Choice Requires="wps">
               <w:drawing>
-                <wp:anchor distT="0" distB="0" distL="114300" distR="114300" simplePos="0" relativeHeight="251685888" behindDoc="0" locked="0" layoutInCell="1" allowOverlap="1" wp14:anchorId="1E62BE12" wp14:editId="4D228D95">
+                <wp:anchor distT="0" distB="0" distL="114300" distR="114300" simplePos="0" relativeHeight="251649024" behindDoc="0" locked="0" layoutInCell="1" allowOverlap="1" wp14:anchorId="1E62BE12" wp14:editId="4D228D95">
                   <wp:simplePos x="0" y="0"/>
                   <wp:positionH relativeFrom="column">
                     <wp:posOffset>-228600</wp:posOffset>
@@ -9441,7 +9753,7 @@
           <mc:AlternateContent>
             <mc:Choice Requires="wps">
               <w:drawing>
-                <wp:anchor distT="0" distB="0" distL="114300" distR="114300" simplePos="0" relativeHeight="251686912" behindDoc="0" locked="0" layoutInCell="1" allowOverlap="1" wp14:anchorId="419E6D30" wp14:editId="75CF9F07">
+                <wp:anchor distT="0" distB="0" distL="114300" distR="114300" simplePos="0" relativeHeight="251650048" behindDoc="0" locked="0" layoutInCell="1" allowOverlap="1" wp14:anchorId="419E6D30" wp14:editId="75CF9F07">
                   <wp:simplePos x="0" y="0"/>
                   <wp:positionH relativeFrom="column">
                     <wp:posOffset>5715000</wp:posOffset>
@@ -9574,7 +9886,7 @@
 </w:hdr>
 </file>
 
-<file path=word/header5.xml><?xml version="1.0" encoding="utf-8"?>
+<file path=word/header6.xml><?xml version="1.0" encoding="utf-8"?>
 <w:hdr xmlns:wpc="http://schemas.microsoft.com/office/word/2010/wordprocessingCanvas" xmlns:cx="http://schemas.microsoft.com/office/drawing/2014/chartex" xmlns:cx1="http://schemas.microsoft.com/office/drawing/2015/9/8/chartex" xmlns:cx2="http://schemas.microsoft.com/office/drawing/2015/10/21/chartex" xmlns:cx3="http://schemas.microsoft.com/office/drawing/2016/5/9/chartex" xmlns:cx4="http://schemas.microsoft.com/office/drawing/2016/5/10/chartex" xmlns:cx5="http://schemas.microsoft.com/office/drawing/2016/5/11/chartex" xmlns:cx6="http://schemas.microsoft.com/office/drawing/2016/5/12/chartex" xmlns:cx7="http://schemas.microsoft.com/office/drawing/2016/5/13/chartex" xmlns:cx8="http://schemas.microsoft.com/office/drawing/2016/5/14/chartex" xmlns:mc="http://schemas.openxmlformats.org/markup-compatibility/2006" xmlns:aink="http://schemas.microsoft.com/office/drawing/2016/ink" xmlns:am3d="http://schemas.microsoft.com/office/drawing/2017/model3d" xmlns:o="urn:schemas-microsoft-com:office:office" xmlns:oel="http://schemas.microsoft.com/office/2019/extlst" xmlns:r="http://schemas.openxmlformats.org/officeDocument/2006/relationships" xmlns:m="http://schemas.openxmlformats.org/officeDocument/2006/math" xmlns:v="urn:schemas-microsoft-com:vml" xmlns:wp14="http://schemas.microsoft.com/office/word/2010/wordprocessingDrawing" xmlns:wp="http://schemas.openxmlformats.org/drawingml/2006/wordprocessingDrawing" xmlns:w10="urn:schemas-microsoft-com:office:word" xmlns:w="http://schemas.openxmlformats.org/wordprocessingml/2006/main" xmlns:w14="http://schemas.microsoft.com/office/word/2010/wordml" xmlns:w15="http://schemas.microsoft.com/office/word/2012/wordml" xmlns:w16cex="http://schemas.microsoft.com/office/word/2018/wordml/cex" xmlns:w16cid="http://schemas.microsoft.com/office/word/2016/wordml/cid" xmlns:w16="http://schemas.microsoft.com/office/word/2018/wordml" xmlns:w16du="http://schemas.microsoft.com/office/word/2023/wordml/word16du" xmlns:w16sdtdh="http://schemas.microsoft.com/office/word/2020/wordml/sdtdatahash" xmlns:w16sdtfl="http://schemas.microsoft.com/office/word/2024/wordml/sdtformatlock" xmlns:w16se="http://schemas.microsoft.com/office/word/2015/wordml/symex" xmlns:wpg="http://schemas.microsoft.com/office/word/2010/wordprocessingGroup" xmlns:wpi="http://schemas.microsoft.com/office/word/2010/wordprocessingInk" xmlns:wne="http://schemas.microsoft.com/office/word/2006/wordml" xmlns:wps="http://schemas.microsoft.com/office/word/2010/wordprocessingShape" mc:Ignorable="w14 w15 w16se w16cid w16 w16cex w16sdtdh w16sdtfl w16du wp14">
   <w:sdt>
     <w:sdtPr>
@@ -9613,7 +9925,7 @@
             <w:lang w:eastAsia="en-PH"/>
           </w:rPr>
           <w:drawing>
-            <wp:anchor distT="0" distB="0" distL="114300" distR="114300" simplePos="0" relativeHeight="251700224" behindDoc="0" locked="0" layoutInCell="1" allowOverlap="1" wp14:anchorId="615D653D" wp14:editId="5701BB36">
+            <wp:anchor distT="0" distB="0" distL="114300" distR="114300" simplePos="0" relativeHeight="251660288" behindDoc="0" locked="0" layoutInCell="1" allowOverlap="1" wp14:anchorId="615D653D" wp14:editId="5701BB36">
               <wp:simplePos x="0" y="0"/>
               <wp:positionH relativeFrom="column">
                 <wp:posOffset>-246380</wp:posOffset>
@@ -9675,7 +9987,7 @@
           <mc:AlternateContent>
             <mc:Choice Requires="wps">
               <w:drawing>
-                <wp:anchor distT="0" distB="0" distL="114300" distR="114300" simplePos="0" relativeHeight="251703296" behindDoc="0" locked="0" layoutInCell="1" allowOverlap="1" wp14:anchorId="7877EF97" wp14:editId="2C2F600E">
+                <wp:anchor distT="0" distB="0" distL="114300" distR="114300" simplePos="0" relativeHeight="251663360" behindDoc="0" locked="0" layoutInCell="1" allowOverlap="1" wp14:anchorId="7877EF97" wp14:editId="2C2F600E">
                   <wp:simplePos x="0" y="0"/>
                   <wp:positionH relativeFrom="column">
                     <wp:posOffset>-1371600</wp:posOffset>
@@ -9743,7 +10055,7 @@
           <mc:AlternateContent>
             <mc:Choice Requires="wps">
               <w:drawing>
-                <wp:anchor distT="0" distB="0" distL="114300" distR="114300" simplePos="0" relativeHeight="251701248" behindDoc="0" locked="0" layoutInCell="1" allowOverlap="1" wp14:anchorId="3084B7A7" wp14:editId="6E864ED7">
+                <wp:anchor distT="0" distB="0" distL="114300" distR="114300" simplePos="0" relativeHeight="251661312" behindDoc="0" locked="0" layoutInCell="1" allowOverlap="1" wp14:anchorId="3084B7A7" wp14:editId="6E864ED7">
                   <wp:simplePos x="0" y="0"/>
                   <wp:positionH relativeFrom="column">
                     <wp:posOffset>-228600</wp:posOffset>
@@ -9811,7 +10123,7 @@
           <mc:AlternateContent>
             <mc:Choice Requires="wps">
               <w:drawing>
-                <wp:anchor distT="0" distB="0" distL="114300" distR="114300" simplePos="0" relativeHeight="251702272" behindDoc="0" locked="0" layoutInCell="1" allowOverlap="1" wp14:anchorId="318B91C1" wp14:editId="5263787F">
+                <wp:anchor distT="0" distB="0" distL="114300" distR="114300" simplePos="0" relativeHeight="251662336" behindDoc="0" locked="0" layoutInCell="1" allowOverlap="1" wp14:anchorId="318B91C1" wp14:editId="5263787F">
                   <wp:simplePos x="0" y="0"/>
                   <wp:positionH relativeFrom="column">
                     <wp:posOffset>5715000</wp:posOffset>
@@ -10023,7 +10335,7 @@
 </w:hdr>
 </file>
 
-<file path=word/header6.xml><?xml version="1.0" encoding="utf-8"?>
+<file path=word/header7.xml><?xml version="1.0" encoding="utf-8"?>
 <w:hdr xmlns:wpc="http://schemas.microsoft.com/office/word/2010/wordprocessingCanvas" xmlns:cx="http://schemas.microsoft.com/office/drawing/2014/chartex" xmlns:cx1="http://schemas.microsoft.com/office/drawing/2015/9/8/chartex" xmlns:cx2="http://schemas.microsoft.com/office/drawing/2015/10/21/chartex" xmlns:cx3="http://schemas.microsoft.com/office/drawing/2016/5/9/chartex" xmlns:cx4="http://schemas.microsoft.com/office/drawing/2016/5/10/chartex" xmlns:cx5="http://schemas.microsoft.com/office/drawing/2016/5/11/chartex" xmlns:cx6="http://schemas.microsoft.com/office/drawing/2016/5/12/chartex" xmlns:cx7="http://schemas.microsoft.com/office/drawing/2016/5/13/chartex" xmlns:cx8="http://schemas.microsoft.com/office/drawing/2016/5/14/chartex" xmlns:mc="http://schemas.openxmlformats.org/markup-compatibility/2006" xmlns:aink="http://schemas.microsoft.com/office/drawing/2016/ink" xmlns:am3d="http://schemas.microsoft.com/office/drawing/2017/model3d" xmlns:o="urn:schemas-microsoft-com:office:office" xmlns:oel="http://schemas.microsoft.com/office/2019/extlst" xmlns:r="http://schemas.openxmlformats.org/officeDocument/2006/relationships" xmlns:m="http://schemas.openxmlformats.org/officeDocument/2006/math" xmlns:v="urn:schemas-microsoft-com:vml" xmlns:wp14="http://schemas.microsoft.com/office/word/2010/wordprocessingDrawing" xmlns:wp="http://schemas.openxmlformats.org/drawingml/2006/wordprocessingDrawing" xmlns:w10="urn:schemas-microsoft-com:office:word" xmlns:w="http://schemas.openxmlformats.org/wordprocessingml/2006/main" xmlns:w14="http://schemas.microsoft.com/office/word/2010/wordml" xmlns:w15="http://schemas.microsoft.com/office/word/2012/wordml" xmlns:w16cex="http://schemas.microsoft.com/office/word/2018/wordml/cex" xmlns:w16cid="http://schemas.microsoft.com/office/word/2016/wordml/cid" xmlns:w16="http://schemas.microsoft.com/office/word/2018/wordml" xmlns:w16du="http://schemas.microsoft.com/office/word/2023/wordml/word16du" xmlns:w16sdtdh="http://schemas.microsoft.com/office/word/2020/wordml/sdtdatahash" xmlns:w16sdtfl="http://schemas.microsoft.com/office/word/2024/wordml/sdtformatlock" xmlns:w16se="http://schemas.microsoft.com/office/word/2015/wordml/symex" xmlns:wpg="http://schemas.microsoft.com/office/word/2010/wordprocessingGroup" xmlns:wpi="http://schemas.microsoft.com/office/word/2010/wordprocessingInk" xmlns:wne="http://schemas.microsoft.com/office/word/2006/wordml" xmlns:wps="http://schemas.microsoft.com/office/word/2010/wordprocessingShape" mc:Ignorable="w14 w15 w16se w16cid w16 w16cex w16sdtdh w16sdtfl w16du wp14">
   <w:sdt>
     <w:sdtPr>
@@ -10062,7 +10374,7 @@
             <w:lang w:eastAsia="en-PH"/>
           </w:rPr>
           <w:drawing>
-            <wp:anchor distT="0" distB="0" distL="114300" distR="114300" simplePos="0" relativeHeight="251695104" behindDoc="0" locked="0" layoutInCell="1" allowOverlap="1" wp14:anchorId="67E0C852" wp14:editId="3571D093">
+            <wp:anchor distT="0" distB="0" distL="114300" distR="114300" simplePos="0" relativeHeight="251656192" behindDoc="0" locked="0" layoutInCell="1" allowOverlap="1" wp14:anchorId="67E0C852" wp14:editId="3571D093">
               <wp:simplePos x="0" y="0"/>
               <wp:positionH relativeFrom="column">
                 <wp:posOffset>-246380</wp:posOffset>
@@ -10124,7 +10436,7 @@
           <mc:AlternateContent>
             <mc:Choice Requires="wps">
               <w:drawing>
-                <wp:anchor distT="0" distB="0" distL="114300" distR="114300" simplePos="0" relativeHeight="251698176" behindDoc="0" locked="0" layoutInCell="1" allowOverlap="1" wp14:anchorId="6A5B7416" wp14:editId="51816448">
+                <wp:anchor distT="0" distB="0" distL="114300" distR="114300" simplePos="0" relativeHeight="251659264" behindDoc="0" locked="0" layoutInCell="1" allowOverlap="1" wp14:anchorId="6A5B7416" wp14:editId="51816448">
                   <wp:simplePos x="0" y="0"/>
                   <wp:positionH relativeFrom="column">
                     <wp:posOffset>-1371600</wp:posOffset>
@@ -10192,7 +10504,7 @@
           <mc:AlternateContent>
             <mc:Choice Requires="wps">
               <w:drawing>
-                <wp:anchor distT="0" distB="0" distL="114300" distR="114300" simplePos="0" relativeHeight="251696128" behindDoc="0" locked="0" layoutInCell="1" allowOverlap="1" wp14:anchorId="6BF0F465" wp14:editId="15DCC985">
+                <wp:anchor distT="0" distB="0" distL="114300" distR="114300" simplePos="0" relativeHeight="251657216" behindDoc="0" locked="0" layoutInCell="1" allowOverlap="1" wp14:anchorId="6BF0F465" wp14:editId="15DCC985">
                   <wp:simplePos x="0" y="0"/>
                   <wp:positionH relativeFrom="column">
                     <wp:posOffset>-228600</wp:posOffset>
@@ -10260,7 +10572,7 @@
           <mc:AlternateContent>
             <mc:Choice Requires="wps">
               <w:drawing>
-                <wp:anchor distT="0" distB="0" distL="114300" distR="114300" simplePos="0" relativeHeight="251697152" behindDoc="0" locked="0" layoutInCell="1" allowOverlap="1" wp14:anchorId="522BAC7C" wp14:editId="70850196">
+                <wp:anchor distT="0" distB="0" distL="114300" distR="114300" simplePos="0" relativeHeight="251658240" behindDoc="0" locked="0" layoutInCell="1" allowOverlap="1" wp14:anchorId="522BAC7C" wp14:editId="70850196">
                   <wp:simplePos x="0" y="0"/>
                   <wp:positionH relativeFrom="column">
                     <wp:posOffset>5715000</wp:posOffset>
@@ -10410,7 +10722,7 @@
 </w:hdr>
 </file>
 
-<file path=word/header7.xml><?xml version="1.0" encoding="utf-8"?>
+<file path=word/header8.xml><?xml version="1.0" encoding="utf-8"?>
 <w:hdr xmlns:wpc="http://schemas.microsoft.com/office/word/2010/wordprocessingCanvas" xmlns:cx="http://schemas.microsoft.com/office/drawing/2014/chartex" xmlns:cx1="http://schemas.microsoft.com/office/drawing/2015/9/8/chartex" xmlns:cx2="http://schemas.microsoft.com/office/drawing/2015/10/21/chartex" xmlns:cx3="http://schemas.microsoft.com/office/drawing/2016/5/9/chartex" xmlns:cx4="http://schemas.microsoft.com/office/drawing/2016/5/10/chartex" xmlns:cx5="http://schemas.microsoft.com/office/drawing/2016/5/11/chartex" xmlns:cx6="http://schemas.microsoft.com/office/drawing/2016/5/12/chartex" xmlns:cx7="http://schemas.microsoft.com/office/drawing/2016/5/13/chartex" xmlns:cx8="http://schemas.microsoft.com/office/drawing/2016/5/14/chartex" xmlns:mc="http://schemas.openxmlformats.org/markup-compatibility/2006" xmlns:aink="http://schemas.microsoft.com/office/drawing/2016/ink" xmlns:am3d="http://schemas.microsoft.com/office/drawing/2017/model3d" xmlns:o="urn:schemas-microsoft-com:office:office" xmlns:oel="http://schemas.microsoft.com/office/2019/extlst" xmlns:r="http://schemas.openxmlformats.org/officeDocument/2006/relationships" xmlns:m="http://schemas.openxmlformats.org/officeDocument/2006/math" xmlns:v="urn:schemas-microsoft-com:vml" xmlns:wp14="http://schemas.microsoft.com/office/word/2010/wordprocessingDrawing" xmlns:wp="http://schemas.openxmlformats.org/drawingml/2006/wordprocessingDrawing" xmlns:w10="urn:schemas-microsoft-com:office:word" xmlns:w="http://schemas.openxmlformats.org/wordprocessingml/2006/main" xmlns:w14="http://schemas.microsoft.com/office/word/2010/wordml" xmlns:w15="http://schemas.microsoft.com/office/word/2012/wordml" xmlns:w16cex="http://schemas.microsoft.com/office/word/2018/wordml/cex" xmlns:w16cid="http://schemas.microsoft.com/office/word/2016/wordml/cid" xmlns:w16="http://schemas.microsoft.com/office/word/2018/wordml" xmlns:w16du="http://schemas.microsoft.com/office/word/2023/wordml/word16du" xmlns:w16sdtdh="http://schemas.microsoft.com/office/word/2020/wordml/sdtdatahash" xmlns:w16sdtfl="http://schemas.microsoft.com/office/word/2024/wordml/sdtformatlock" xmlns:w16se="http://schemas.microsoft.com/office/word/2015/wordml/symex" xmlns:wpg="http://schemas.microsoft.com/office/word/2010/wordprocessingGroup" xmlns:wpi="http://schemas.microsoft.com/office/word/2010/wordprocessingInk" xmlns:wne="http://schemas.microsoft.com/office/word/2006/wordml" xmlns:wps="http://schemas.microsoft.com/office/word/2010/wordprocessingShape" mc:Ignorable="w14 w15 w16se w16cid w16 w16cex w16sdtdh w16sdtfl w16du wp14">
   <w:sdt>
     <w:sdtPr>
@@ -10449,7 +10761,7 @@
             <w:lang w:eastAsia="en-PH"/>
           </w:rPr>
           <w:drawing>
-            <wp:anchor distT="0" distB="0" distL="114300" distR="114300" simplePos="0" relativeHeight="251710464" behindDoc="0" locked="0" layoutInCell="1" allowOverlap="1" wp14:anchorId="400D7994" wp14:editId="5FFDE659">
+            <wp:anchor distT="0" distB="0" distL="114300" distR="114300" simplePos="0" relativeHeight="251668480" behindDoc="0" locked="0" layoutInCell="1" allowOverlap="1" wp14:anchorId="400D7994" wp14:editId="5FFDE659">
               <wp:simplePos x="0" y="0"/>
               <wp:positionH relativeFrom="column">
                 <wp:posOffset>-246380</wp:posOffset>
@@ -10511,7 +10823,7 @@
           <mc:AlternateContent>
             <mc:Choice Requires="wps">
               <w:drawing>
-                <wp:anchor distT="0" distB="0" distL="114300" distR="114300" simplePos="0" relativeHeight="251713536" behindDoc="0" locked="0" layoutInCell="1" allowOverlap="1" wp14:anchorId="2A7ADE64" wp14:editId="46B2780C">
+                <wp:anchor distT="0" distB="0" distL="114300" distR="114300" simplePos="0" relativeHeight="251671552" behindDoc="0" locked="0" layoutInCell="1" allowOverlap="1" wp14:anchorId="2A7ADE64" wp14:editId="46B2780C">
                   <wp:simplePos x="0" y="0"/>
                   <wp:positionH relativeFrom="column">
                     <wp:posOffset>-1371600</wp:posOffset>
@@ -10579,7 +10891,7 @@
           <mc:AlternateContent>
             <mc:Choice Requires="wps">
               <w:drawing>
-                <wp:anchor distT="0" distB="0" distL="114300" distR="114300" simplePos="0" relativeHeight="251711488" behindDoc="0" locked="0" layoutInCell="1" allowOverlap="1" wp14:anchorId="47B43668" wp14:editId="679809A6">
+                <wp:anchor distT="0" distB="0" distL="114300" distR="114300" simplePos="0" relativeHeight="251669504" behindDoc="0" locked="0" layoutInCell="1" allowOverlap="1" wp14:anchorId="47B43668" wp14:editId="679809A6">
                   <wp:simplePos x="0" y="0"/>
                   <wp:positionH relativeFrom="column">
                     <wp:posOffset>-228600</wp:posOffset>
@@ -10647,7 +10959,7 @@
           <mc:AlternateContent>
             <mc:Choice Requires="wps">
               <w:drawing>
-                <wp:anchor distT="0" distB="0" distL="114300" distR="114300" simplePos="0" relativeHeight="251712512" behindDoc="0" locked="0" layoutInCell="1" allowOverlap="1" wp14:anchorId="4EB7054A" wp14:editId="5E52B582">
+                <wp:anchor distT="0" distB="0" distL="114300" distR="114300" simplePos="0" relativeHeight="251670528" behindDoc="0" locked="0" layoutInCell="1" allowOverlap="1" wp14:anchorId="4EB7054A" wp14:editId="5E52B582">
                   <wp:simplePos x="0" y="0"/>
                   <wp:positionH relativeFrom="column">
                     <wp:posOffset>5715000</wp:posOffset>
@@ -10861,7 +11173,7 @@
 </w:hdr>
 </file>
 
-<file path=word/header8.xml><?xml version="1.0" encoding="utf-8"?>
+<file path=word/header9.xml><?xml version="1.0" encoding="utf-8"?>
 <w:hdr xmlns:wpc="http://schemas.microsoft.com/office/word/2010/wordprocessingCanvas" xmlns:cx="http://schemas.microsoft.com/office/drawing/2014/chartex" xmlns:cx1="http://schemas.microsoft.com/office/drawing/2015/9/8/chartex" xmlns:cx2="http://schemas.microsoft.com/office/drawing/2015/10/21/chartex" xmlns:cx3="http://schemas.microsoft.com/office/drawing/2016/5/9/chartex" xmlns:cx4="http://schemas.microsoft.com/office/drawing/2016/5/10/chartex" xmlns:cx5="http://schemas.microsoft.com/office/drawing/2016/5/11/chartex" xmlns:cx6="http://schemas.microsoft.com/office/drawing/2016/5/12/chartex" xmlns:cx7="http://schemas.microsoft.com/office/drawing/2016/5/13/chartex" xmlns:cx8="http://schemas.microsoft.com/office/drawing/2016/5/14/chartex" xmlns:mc="http://schemas.openxmlformats.org/markup-compatibility/2006" xmlns:aink="http://schemas.microsoft.com/office/drawing/2016/ink" xmlns:am3d="http://schemas.microsoft.com/office/drawing/2017/model3d" xmlns:o="urn:schemas-microsoft-com:office:office" xmlns:oel="http://schemas.microsoft.com/office/2019/extlst" xmlns:r="http://schemas.openxmlformats.org/officeDocument/2006/relationships" xmlns:m="http://schemas.openxmlformats.org/officeDocument/2006/math" xmlns:v="urn:schemas-microsoft-com:vml" xmlns:wp14="http://schemas.microsoft.com/office/word/2010/wordprocessingDrawing" xmlns:wp="http://schemas.openxmlformats.org/drawingml/2006/wordprocessingDrawing" xmlns:w10="urn:schemas-microsoft-com:office:word" xmlns:w="http://schemas.openxmlformats.org/wordprocessingml/2006/main" xmlns:w14="http://schemas.microsoft.com/office/word/2010/wordml" xmlns:w15="http://schemas.microsoft.com/office/word/2012/wordml" xmlns:w16cex="http://schemas.microsoft.com/office/word/2018/wordml/cex" xmlns:w16cid="http://schemas.microsoft.com/office/word/2016/wordml/cid" xmlns:w16="http://schemas.microsoft.com/office/word/2018/wordml" xmlns:w16du="http://schemas.microsoft.com/office/word/2023/wordml/word16du" xmlns:w16sdtdh="http://schemas.microsoft.com/office/word/2020/wordml/sdtdatahash" xmlns:w16sdtfl="http://schemas.microsoft.com/office/word/2024/wordml/sdtformatlock" xmlns:w16se="http://schemas.microsoft.com/office/word/2015/wordml/symex" xmlns:wpg="http://schemas.microsoft.com/office/word/2010/wordprocessingGroup" xmlns:wpi="http://schemas.microsoft.com/office/word/2010/wordprocessingInk" xmlns:wne="http://schemas.microsoft.com/office/word/2006/wordml" xmlns:wps="http://schemas.microsoft.com/office/word/2010/wordprocessingShape" mc:Ignorable="w14 w15 w16se w16cid w16 w16cex w16sdtdh w16sdtfl w16du wp14">
   <w:sdt>
     <w:sdtPr>
@@ -10900,7 +11212,7 @@
             <w:lang w:eastAsia="en-PH"/>
           </w:rPr>
           <w:drawing>
-            <wp:anchor distT="0" distB="0" distL="114300" distR="114300" simplePos="0" relativeHeight="251705344" behindDoc="0" locked="0" layoutInCell="1" allowOverlap="1" wp14:anchorId="76CF24D9" wp14:editId="03C59511">
+            <wp:anchor distT="0" distB="0" distL="114300" distR="114300" simplePos="0" relativeHeight="251664384" behindDoc="0" locked="0" layoutInCell="1" allowOverlap="1" wp14:anchorId="76CF24D9" wp14:editId="03C59511">
               <wp:simplePos x="0" y="0"/>
               <wp:positionH relativeFrom="column">
                 <wp:posOffset>-246380</wp:posOffset>
@@ -10962,7 +11274,7 @@
           <mc:AlternateContent>
             <mc:Choice Requires="wps">
               <w:drawing>
-                <wp:anchor distT="0" distB="0" distL="114300" distR="114300" simplePos="0" relativeHeight="251708416" behindDoc="0" locked="0" layoutInCell="1" allowOverlap="1" wp14:anchorId="4DF466F2" wp14:editId="341E2D7A">
+                <wp:anchor distT="0" distB="0" distL="114300" distR="114300" simplePos="0" relativeHeight="251667456" behindDoc="0" locked="0" layoutInCell="1" allowOverlap="1" wp14:anchorId="4DF466F2" wp14:editId="341E2D7A">
                   <wp:simplePos x="0" y="0"/>
                   <wp:positionH relativeFrom="column">
                     <wp:posOffset>-1371600</wp:posOffset>
@@ -11030,7 +11342,7 @@
           <mc:AlternateContent>
             <mc:Choice Requires="wps">
               <w:drawing>
-                <wp:anchor distT="0" distB="0" distL="114300" distR="114300" simplePos="0" relativeHeight="251706368" behindDoc="0" locked="0" layoutInCell="1" allowOverlap="1" wp14:anchorId="04C379D1" wp14:editId="5A24E7E5">
+                <wp:anchor distT="0" distB="0" distL="114300" distR="114300" simplePos="0" relativeHeight="251665408" behindDoc="0" locked="0" layoutInCell="1" allowOverlap="1" wp14:anchorId="04C379D1" wp14:editId="5A24E7E5">
                   <wp:simplePos x="0" y="0"/>
                   <wp:positionH relativeFrom="column">
                     <wp:posOffset>-228600</wp:posOffset>
@@ -11098,7 +11410,7 @@
           <mc:AlternateContent>
             <mc:Choice Requires="wps">
               <w:drawing>
-                <wp:anchor distT="0" distB="0" distL="114300" distR="114300" simplePos="0" relativeHeight="251707392" behindDoc="0" locked="0" layoutInCell="1" allowOverlap="1" wp14:anchorId="54E11308" wp14:editId="59A407C0">
+                <wp:anchor distT="0" distB="0" distL="114300" distR="114300" simplePos="0" relativeHeight="251666432" behindDoc="0" locked="0" layoutInCell="1" allowOverlap="1" wp14:anchorId="54E11308" wp14:editId="59A407C0">
                   <wp:simplePos x="0" y="0"/>
                   <wp:positionH relativeFrom="column">
                     <wp:posOffset>5715000</wp:posOffset>
@@ -11234,455 +11546,6 @@
             <w:szCs w:val="20"/>
           </w:rPr>
         </w:pPr>
-      </w:p>
-    </w:sdtContent>
-  </w:sdt>
-  <w:p>
-    <w:pPr>
-      <w:pStyle w:val="Header"/>
-      <w:rPr>
-        <w:rFonts w:ascii="Courier New" w:hAnsi="Courier New" w:cs="Courier New"/>
-      </w:rPr>
-    </w:pPr>
-  </w:p>
-</w:hdr>
-</file>
-
-<file path=word/header9.xml><?xml version="1.0" encoding="utf-8"?>
-<w:hdr xmlns:wpc="http://schemas.microsoft.com/office/word/2010/wordprocessingCanvas" xmlns:cx="http://schemas.microsoft.com/office/drawing/2014/chartex" xmlns:cx1="http://schemas.microsoft.com/office/drawing/2015/9/8/chartex" xmlns:cx2="http://schemas.microsoft.com/office/drawing/2015/10/21/chartex" xmlns:cx3="http://schemas.microsoft.com/office/drawing/2016/5/9/chartex" xmlns:cx4="http://schemas.microsoft.com/office/drawing/2016/5/10/chartex" xmlns:cx5="http://schemas.microsoft.com/office/drawing/2016/5/11/chartex" xmlns:cx6="http://schemas.microsoft.com/office/drawing/2016/5/12/chartex" xmlns:cx7="http://schemas.microsoft.com/office/drawing/2016/5/13/chartex" xmlns:cx8="http://schemas.microsoft.com/office/drawing/2016/5/14/chartex" xmlns:mc="http://schemas.openxmlformats.org/markup-compatibility/2006" xmlns:aink="http://schemas.microsoft.com/office/drawing/2016/ink" xmlns:am3d="http://schemas.microsoft.com/office/drawing/2017/model3d" xmlns:o="urn:schemas-microsoft-com:office:office" xmlns:oel="http://schemas.microsoft.com/office/2019/extlst" xmlns:r="http://schemas.openxmlformats.org/officeDocument/2006/relationships" xmlns:m="http://schemas.openxmlformats.org/officeDocument/2006/math" xmlns:v="urn:schemas-microsoft-com:vml" xmlns:wp14="http://schemas.microsoft.com/office/word/2010/wordprocessingDrawing" xmlns:wp="http://schemas.openxmlformats.org/drawingml/2006/wordprocessingDrawing" xmlns:w10="urn:schemas-microsoft-com:office:word" xmlns:w="http://schemas.openxmlformats.org/wordprocessingml/2006/main" xmlns:w14="http://schemas.microsoft.com/office/word/2010/wordml" xmlns:w15="http://schemas.microsoft.com/office/word/2012/wordml" xmlns:w16cex="http://schemas.microsoft.com/office/word/2018/wordml/cex" xmlns:w16cid="http://schemas.microsoft.com/office/word/2016/wordml/cid" xmlns:w16="http://schemas.microsoft.com/office/word/2018/wordml" xmlns:w16du="http://schemas.microsoft.com/office/word/2023/wordml/word16du" xmlns:w16sdtdh="http://schemas.microsoft.com/office/word/2020/wordml/sdtdatahash" xmlns:w16sdtfl="http://schemas.microsoft.com/office/word/2024/wordml/sdtformatlock" xmlns:w16se="http://schemas.microsoft.com/office/word/2015/wordml/symex" xmlns:wpg="http://schemas.microsoft.com/office/word/2010/wordprocessingGroup" xmlns:wpi="http://schemas.microsoft.com/office/word/2010/wordprocessingInk" xmlns:wne="http://schemas.microsoft.com/office/word/2006/wordml" xmlns:wps="http://schemas.microsoft.com/office/word/2010/wordprocessingShape" mc:Ignorable="w14 w15 w16se w16cid w16 w16cex w16sdtdh w16sdtfl w16du wp14">
-  <w:sdt>
-    <w:sdtPr>
-      <w:id w:val="-1860493112"/>
-    </w:sdtPr>
-    <w:sdtEndPr>
-      <w:rPr>
-        <w:rFonts w:ascii="Courier New" w:hAnsi="Courier New" w:cs="Courier New"/>
-        <w:sz w:val="20"/>
-        <w:szCs w:val="20"/>
-      </w:rPr>
-    </w:sdtEndPr>
-    <w:sdtContent>
-      <w:p>
-        <w:pPr>
-          <w:pStyle w:val="Header"/>
-          <w:tabs>
-            <w:tab w:val="center" w:pos="4321"/>
-            <w:tab w:val="right" w:pos="8642"/>
-          </w:tabs>
-          <w:rPr>
-            <w:rFonts w:ascii="Courier New" w:hAnsi="Courier New" w:cs="Courier New"/>
-            <w:b/>
-            <w:sz w:val="32"/>
-          </w:rPr>
-        </w:pPr>
-        <w:r>
-          <w:tab/>
-        </w:r>
-        <w:r>
-          <w:rPr>
-            <w:rFonts w:ascii="Courier New" w:hAnsi="Courier New" w:cs="Courier New"/>
-            <w:b/>
-            <w:noProof/>
-            <w:sz w:val="36"/>
-            <w:lang w:eastAsia="en-PH"/>
-          </w:rPr>
-          <w:drawing>
-            <wp:anchor distT="0" distB="0" distL="114300" distR="114300" simplePos="0" relativeHeight="251725824" behindDoc="0" locked="0" layoutInCell="1" allowOverlap="1" wp14:anchorId="64843614" wp14:editId="3F1B7DD9">
-              <wp:simplePos x="0" y="0"/>
-              <wp:positionH relativeFrom="column">
-                <wp:posOffset>-246380</wp:posOffset>
-              </wp:positionH>
-              <wp:positionV relativeFrom="paragraph">
-                <wp:posOffset>-198120</wp:posOffset>
-              </wp:positionV>
-              <wp:extent cx="823595" cy="724535"/>
-              <wp:effectExtent l="0" t="0" r="14605" b="18415"/>
-              <wp:wrapNone/>
-              <wp:docPr id="1502387050" name="Picture 1502387050"/>
-              <wp:cNvGraphicFramePr>
-                <a:graphicFrameLocks xmlns:a="http://schemas.openxmlformats.org/drawingml/2006/main" noChangeAspect="1"/>
-              </wp:cNvGraphicFramePr>
-              <a:graphic xmlns:a="http://schemas.openxmlformats.org/drawingml/2006/main">
-                <a:graphicData uri="http://schemas.openxmlformats.org/drawingml/2006/picture">
-                  <pic:pic xmlns:pic="http://schemas.openxmlformats.org/drawingml/2006/picture">
-                    <pic:nvPicPr>
-                      <pic:cNvPr id="700363394" name="Picture 700363394"/>
-                      <pic:cNvPicPr>
-                        <a:picLocks noChangeAspect="1"/>
-                      </pic:cNvPicPr>
-                    </pic:nvPicPr>
-                    <pic:blipFill>
-                      <a:blip r:embed="rId1">
-                        <a:extLst>
-                          <a:ext uri="{28A0092B-C50C-407E-A947-70E740481C1C}">
-                            <a14:useLocalDpi xmlns:a14="http://schemas.microsoft.com/office/drawing/2010/main" val="0"/>
-                          </a:ext>
-                        </a:extLst>
-                      </a:blip>
-                      <a:stretch>
-                        <a:fillRect/>
-                      </a:stretch>
-                    </pic:blipFill>
-                    <pic:spPr>
-                      <a:xfrm>
-                        <a:off x="0" y="0"/>
-                        <a:ext cx="823578" cy="724710"/>
-                      </a:xfrm>
-                      <a:prstGeom prst="rect">
-                        <a:avLst/>
-                      </a:prstGeom>
-                    </pic:spPr>
-                  </pic:pic>
-                </a:graphicData>
-              </a:graphic>
-            </wp:anchor>
-          </w:drawing>
-        </w:r>
-        <w:r>
-          <w:rPr>
-            <w:rFonts w:ascii="Courier New" w:hAnsi="Courier New" w:cs="Courier New"/>
-            <w:b/>
-            <w:noProof/>
-            <w:sz w:val="32"/>
-            <w:lang w:eastAsia="en-PH"/>
-          </w:rPr>
-          <mc:AlternateContent>
-            <mc:Choice Requires="wps">
-              <w:drawing>
-                <wp:anchor distT="0" distB="0" distL="114300" distR="114300" simplePos="0" relativeHeight="251728896" behindDoc="0" locked="0" layoutInCell="1" allowOverlap="1" wp14:anchorId="1CB7CCD8" wp14:editId="523A3A3B">
-                  <wp:simplePos x="0" y="0"/>
-                  <wp:positionH relativeFrom="column">
-                    <wp:posOffset>-1371600</wp:posOffset>
-                  </wp:positionH>
-                  <wp:positionV relativeFrom="paragraph">
-                    <wp:posOffset>-287020</wp:posOffset>
-                  </wp:positionV>
-                  <wp:extent cx="7772400" cy="0"/>
-                  <wp:effectExtent l="0" t="19050" r="0" b="19050"/>
-                  <wp:wrapNone/>
-                  <wp:docPr id="779353151" name="Straight Connector 779353151"/>
-                  <wp:cNvGraphicFramePr/>
-                  <a:graphic xmlns:a="http://schemas.openxmlformats.org/drawingml/2006/main">
-                    <a:graphicData uri="http://schemas.microsoft.com/office/word/2010/wordprocessingShape">
-                      <wps:wsp>
-                        <wps:cNvCnPr/>
-                        <wps:spPr>
-                          <a:xfrm>
-                            <a:off x="0" y="0"/>
-                            <a:ext cx="7772400" cy="0"/>
-                          </a:xfrm>
-                          <a:prstGeom prst="line">
-                            <a:avLst/>
-                          </a:prstGeom>
-                          <a:ln w="38100"/>
-                        </wps:spPr>
-                        <wps:style>
-                          <a:lnRef idx="1">
-                            <a:schemeClr val="dk1"/>
-                          </a:lnRef>
-                          <a:fillRef idx="0">
-                            <a:schemeClr val="dk1"/>
-                          </a:fillRef>
-                          <a:effectRef idx="0">
-                            <a:schemeClr val="dk1"/>
-                          </a:effectRef>
-                          <a:fontRef idx="minor">
-                            <a:schemeClr val="tx1"/>
-                          </a:fontRef>
-                        </wps:style>
-                        <wps:bodyPr/>
-                      </wps:wsp>
-                    </a:graphicData>
-                  </a:graphic>
-                </wp:anchor>
-              </w:drawing>
-            </mc:Choice>
-            <mc:Fallback>
-              <w:pict>
-                <v:line w14:anchorId="79BBF555" id="Straight Connector 779353151" o:spid="_x0000_s1026" style="position:absolute;z-index:251728896;visibility:visible;mso-wrap-style:square;mso-wrap-distance-left:9pt;mso-wrap-distance-top:0;mso-wrap-distance-right:9pt;mso-wrap-distance-bottom:0;mso-position-horizontal:absolute;mso-position-horizontal-relative:text;mso-position-vertical:absolute;mso-position-vertical-relative:text" from="-108pt,-22.6pt" to="7in,-22.6pt" o:gfxdata="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" strokecolor="black [3200]" strokeweight="3pt">
-                  <v:stroke joinstyle="miter"/>
-                </v:line>
-              </w:pict>
-            </mc:Fallback>
-          </mc:AlternateContent>
-        </w:r>
-        <w:r>
-          <w:rPr>
-            <w:rFonts w:ascii="Courier New" w:hAnsi="Courier New" w:cs="Courier New"/>
-            <w:b/>
-            <w:noProof/>
-            <w:sz w:val="36"/>
-            <w:lang w:eastAsia="en-PH"/>
-          </w:rPr>
-          <mc:AlternateContent>
-            <mc:Choice Requires="wps">
-              <w:drawing>
-                <wp:anchor distT="0" distB="0" distL="114300" distR="114300" simplePos="0" relativeHeight="251726848" behindDoc="0" locked="0" layoutInCell="1" allowOverlap="1" wp14:anchorId="1ED8D961" wp14:editId="00181FF4">
-                  <wp:simplePos x="0" y="0"/>
-                  <wp:positionH relativeFrom="column">
-                    <wp:posOffset>-228600</wp:posOffset>
-                  </wp:positionH>
-                  <wp:positionV relativeFrom="paragraph">
-                    <wp:posOffset>-572770</wp:posOffset>
-                  </wp:positionV>
-                  <wp:extent cx="0" cy="10191750"/>
-                  <wp:effectExtent l="19050" t="0" r="19050" b="0"/>
-                  <wp:wrapNone/>
-                  <wp:docPr id="1221720256" name="Straight Connector 1221720256"/>
-                  <wp:cNvGraphicFramePr/>
-                  <a:graphic xmlns:a="http://schemas.openxmlformats.org/drawingml/2006/main">
-                    <a:graphicData uri="http://schemas.microsoft.com/office/word/2010/wordprocessingShape">
-                      <wps:wsp>
-                        <wps:cNvCnPr/>
-                        <wps:spPr>
-                          <a:xfrm>
-                            <a:off x="0" y="0"/>
-                            <a:ext cx="0" cy="10191896"/>
-                          </a:xfrm>
-                          <a:prstGeom prst="line">
-                            <a:avLst/>
-                          </a:prstGeom>
-                          <a:ln w="38100"/>
-                        </wps:spPr>
-                        <wps:style>
-                          <a:lnRef idx="1">
-                            <a:schemeClr val="dk1"/>
-                          </a:lnRef>
-                          <a:fillRef idx="0">
-                            <a:schemeClr val="dk1"/>
-                          </a:fillRef>
-                          <a:effectRef idx="0">
-                            <a:schemeClr val="dk1"/>
-                          </a:effectRef>
-                          <a:fontRef idx="minor">
-                            <a:schemeClr val="tx1"/>
-                          </a:fontRef>
-                        </wps:style>
-                        <wps:bodyPr/>
-                      </wps:wsp>
-                    </a:graphicData>
-                  </a:graphic>
-                </wp:anchor>
-              </w:drawing>
-            </mc:Choice>
-            <mc:Fallback>
-              <w:pict>
-                <v:line w14:anchorId="094BC2AE" id="Straight Connector 1221720256" o:spid="_x0000_s1026" style="position:absolute;z-index:251726848;visibility:visible;mso-wrap-style:square;mso-wrap-distance-left:9pt;mso-wrap-distance-top:0;mso-wrap-distance-right:9pt;mso-wrap-distance-bottom:0;mso-position-horizontal:absolute;mso-position-horizontal-relative:text;mso-position-vertical:absolute;mso-position-vertical-relative:text" from="-18pt,-45.1pt" to="-18pt,757.4pt" o:gfxdata="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" strokecolor="black [3200]" strokeweight="3pt">
-                  <v:stroke joinstyle="miter"/>
-                </v:line>
-              </w:pict>
-            </mc:Fallback>
-          </mc:AlternateContent>
-        </w:r>
-        <w:r>
-          <w:rPr>
-            <w:rFonts w:ascii="Courier New" w:hAnsi="Courier New" w:cs="Courier New"/>
-            <w:b/>
-            <w:noProof/>
-            <w:sz w:val="36"/>
-            <w:lang w:eastAsia="en-PH"/>
-          </w:rPr>
-          <mc:AlternateContent>
-            <mc:Choice Requires="wps">
-              <w:drawing>
-                <wp:anchor distT="0" distB="0" distL="114300" distR="114300" simplePos="0" relativeHeight="251727872" behindDoc="0" locked="0" layoutInCell="1" allowOverlap="1" wp14:anchorId="388E9295" wp14:editId="509A27C9">
-                  <wp:simplePos x="0" y="0"/>
-                  <wp:positionH relativeFrom="column">
-                    <wp:posOffset>5715000</wp:posOffset>
-                  </wp:positionH>
-                  <wp:positionV relativeFrom="paragraph">
-                    <wp:posOffset>-419735</wp:posOffset>
-                  </wp:positionV>
-                  <wp:extent cx="0" cy="10033635"/>
-                  <wp:effectExtent l="19050" t="0" r="19050" b="5715"/>
-                  <wp:wrapNone/>
-                  <wp:docPr id="1162794373" name="Straight Connector 1162794373"/>
-                  <wp:cNvGraphicFramePr/>
-                  <a:graphic xmlns:a="http://schemas.openxmlformats.org/drawingml/2006/main">
-                    <a:graphicData uri="http://schemas.microsoft.com/office/word/2010/wordprocessingShape">
-                      <wps:wsp>
-                        <wps:cNvCnPr/>
-                        <wps:spPr>
-                          <a:xfrm>
-                            <a:off x="0" y="0"/>
-                            <a:ext cx="0" cy="10033762"/>
-                          </a:xfrm>
-                          <a:prstGeom prst="line">
-                            <a:avLst/>
-                          </a:prstGeom>
-                          <a:ln w="38100"/>
-                        </wps:spPr>
-                        <wps:style>
-                          <a:lnRef idx="1">
-                            <a:schemeClr val="dk1"/>
-                          </a:lnRef>
-                          <a:fillRef idx="0">
-                            <a:schemeClr val="dk1"/>
-                          </a:fillRef>
-                          <a:effectRef idx="0">
-                            <a:schemeClr val="dk1"/>
-                          </a:effectRef>
-                          <a:fontRef idx="minor">
-                            <a:schemeClr val="tx1"/>
-                          </a:fontRef>
-                        </wps:style>
-                        <wps:bodyPr/>
-                      </wps:wsp>
-                    </a:graphicData>
-                  </a:graphic>
-                </wp:anchor>
-              </w:drawing>
-            </mc:Choice>
-            <mc:Fallback>
-              <w:pict>
-                <v:line w14:anchorId="082CE6F4" id="Straight Connector 1162794373" o:spid="_x0000_s1026" style="position:absolute;z-index:251727872;visibility:visible;mso-wrap-style:square;mso-wrap-distance-left:9pt;mso-wrap-distance-top:0;mso-wrap-distance-right:9pt;mso-wrap-distance-bottom:0;mso-position-horizontal:absolute;mso-position-horizontal-relative:text;mso-position-vertical:absolute;mso-position-vertical-relative:text" from="450pt,-33.05pt" to="450pt,757pt" o:gfxdata="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" strokecolor="black [3200]" strokeweight="3pt">
-                  <v:stroke joinstyle="miter"/>
-                </v:line>
-              </w:pict>
-            </mc:Fallback>
-          </mc:AlternateContent>
-        </w:r>
-        <w:r>
-          <w:rPr>
-            <w:rFonts w:ascii="Courier New" w:hAnsi="Courier New" w:cs="Courier New"/>
-            <w:b/>
-            <w:sz w:val="36"/>
-          </w:rPr>
-          <w:t>Kalinga State University</w:t>
-        </w:r>
-        <w:r>
-          <w:rPr>
-            <w:rFonts w:ascii="Courier New" w:hAnsi="Courier New" w:cs="Courier New"/>
-            <w:b/>
-            <w:sz w:val="36"/>
-          </w:rPr>
-          <w:tab/>
-        </w:r>
-      </w:p>
-      <w:p>
-        <w:pPr>
-          <w:pStyle w:val="Header"/>
-          <w:tabs>
-            <w:tab w:val="clear" w:pos="9360"/>
-            <w:tab w:val="left" w:pos="2256"/>
-            <w:tab w:val="center" w:pos="4320"/>
-            <w:tab w:val="right" w:pos="8642"/>
-          </w:tabs>
-          <w:rPr>
-            <w:rFonts w:ascii="Courier New" w:hAnsi="Courier New" w:cs="Courier New"/>
-            <w:sz w:val="24"/>
-          </w:rPr>
-        </w:pPr>
-        <w:r>
-          <w:rPr>
-            <w:rFonts w:ascii="Courier New" w:hAnsi="Courier New" w:cs="Courier New"/>
-            <w:sz w:val="24"/>
-          </w:rPr>
-          <w:tab/>
-        </w:r>
-        <w:r>
-          <w:rPr>
-            <w:rFonts w:ascii="Courier New" w:hAnsi="Courier New" w:cs="Courier New"/>
-            <w:sz w:val="24"/>
-          </w:rPr>
-          <w:tab/>
-          <w:t>Bulanao, Tabuk City, Kalinga</w:t>
-        </w:r>
-      </w:p>
-      <w:p>
-        <w:pPr>
-          <w:pStyle w:val="Header"/>
-          <w:tabs>
-            <w:tab w:val="clear" w:pos="9360"/>
-            <w:tab w:val="left" w:pos="2256"/>
-            <w:tab w:val="center" w:pos="4320"/>
-            <w:tab w:val="right" w:pos="8642"/>
-          </w:tabs>
-          <w:rPr>
-            <w:rFonts w:ascii="Courier New" w:hAnsi="Courier New" w:cs="Courier New"/>
-            <w:sz w:val="24"/>
-          </w:rPr>
-        </w:pPr>
-        <w:r>
-          <w:rPr>
-            <w:rFonts w:ascii="Courier New" w:hAnsi="Courier New" w:cs="Courier New"/>
-            <w:sz w:val="24"/>
-          </w:rPr>
-          <w:tab/>
-        </w:r>
-      </w:p>
-      <w:p>
-        <w:pPr>
-          <w:pStyle w:val="Header"/>
-          <w:jc w:val="right"/>
-          <w:rPr>
-            <w:rFonts w:ascii="Courier New" w:hAnsi="Courier New" w:cs="Courier New"/>
-            <w:sz w:val="20"/>
-            <w:szCs w:val="20"/>
-          </w:rPr>
-        </w:pPr>
-        <w:r>
-          <w:rPr>
-            <w:rFonts w:ascii="Courier New" w:hAnsi="Courier New" w:cs="Courier New"/>
-            <w:sz w:val="20"/>
-            <w:szCs w:val="20"/>
-          </w:rPr>
-          <w:t xml:space="preserve">Results and Discussions </w:t>
-        </w:r>
-        <w:r>
-          <w:rPr>
-            <w:rFonts w:ascii="Courier New" w:hAnsi="Courier New" w:cs="Courier New"/>
-            <w:sz w:val="20"/>
-            <w:szCs w:val="20"/>
-          </w:rPr>
-          <w:t xml:space="preserve">| </w:t>
-        </w:r>
-        <w:r>
-          <w:rPr>
-            <w:rFonts w:ascii="Courier New" w:hAnsi="Courier New" w:cs="Courier New"/>
-            <w:sz w:val="20"/>
-            <w:szCs w:val="20"/>
-          </w:rPr>
-          <w:fldChar w:fldCharType="begin"/>
-        </w:r>
-        <w:r>
-          <w:rPr>
-            <w:rFonts w:ascii="Courier New" w:hAnsi="Courier New" w:cs="Courier New"/>
-            <w:sz w:val="20"/>
-            <w:szCs w:val="20"/>
-          </w:rPr>
-          <w:instrText xml:space="preserve"> PAGE   \* MERGEFORMAT </w:instrText>
-        </w:r>
-        <w:r>
-          <w:rPr>
-            <w:rFonts w:ascii="Courier New" w:hAnsi="Courier New" w:cs="Courier New"/>
-            <w:sz w:val="20"/>
-            <w:szCs w:val="20"/>
-          </w:rPr>
-          <w:fldChar w:fldCharType="separate"/>
-        </w:r>
-        <w:r>
-          <w:rPr>
-            <w:rFonts w:ascii="Courier New" w:hAnsi="Courier New" w:cs="Courier New"/>
-            <w:b/>
-            <w:bCs/>
-            <w:noProof/>
-            <w:sz w:val="20"/>
-            <w:szCs w:val="20"/>
-          </w:rPr>
-          <w:t>1</w:t>
-        </w:r>
-        <w:r>
-          <w:rPr>
-            <w:rFonts w:ascii="Courier New" w:hAnsi="Courier New" w:cs="Courier New"/>
-            <w:b/>
-            <w:bCs/>
-            <w:noProof/>
-            <w:sz w:val="20"/>
-            <w:szCs w:val="20"/>
-          </w:rPr>
-          <w:fldChar w:fldCharType="end"/>
-        </w:r>
       </w:p>
     </w:sdtContent>
   </w:sdt>
@@ -13419,7 +13282,7 @@
         <w:tab w:val="right" w:leader="dot" w:pos="8630"/>
       </w:tabs>
       <w:spacing w:before="120" w:after="0" w:line="360" w:lineRule="auto"/>
-      <w:ind w:left="0" w:right="560"/>
+      <w:ind w:right="560"/>
     </w:pPr>
     <w:rPr>
       <w:rFonts w:ascii="Courier New" w:hAnsi="Courier New" w:cs="Courier New"/>
@@ -13437,7 +13300,7 @@
       <w:tabs>
         <w:tab w:val="right" w:leader="dot" w:pos="8630"/>
       </w:tabs>
-      <w:spacing w:before="0" w:after="0" w:line="360" w:lineRule="auto"/>
+      <w:spacing w:after="0" w:line="360" w:lineRule="auto"/>
       <w:ind w:left="440" w:right="560"/>
     </w:pPr>
     <w:rPr>
@@ -13457,7 +13320,7 @@
         <w:tab w:val="right" w:leader="dot" w:pos="8630"/>
       </w:tabs>
       <w:spacing w:before="60" w:after="0" w:line="360" w:lineRule="auto"/>
-      <w:ind w:left="0" w:right="560"/>
+      <w:ind w:right="560"/>
     </w:pPr>
     <w:rPr>
       <w:rFonts w:ascii="Courier New" w:hAnsi="Courier New" w:cs="Courier New"/>
@@ -13725,6 +13588,10 @@
 </file>
 
 <file path=customXml/item1.xml><?xml version="1.0" encoding="utf-8"?>
+<b:Sources xmlns:b="http://schemas.openxmlformats.org/officeDocument/2006/bibliography" xmlns="http://schemas.openxmlformats.org/officeDocument/2006/bibliography" SelectedStyle="\APASixthEditionOfficeOnline.xsl" StyleName="APA" Version="6"/>
+</file>
+
+<file path=customXml/item2.xml><?xml version="1.0" encoding="utf-8"?>
 <s:customData xmlns="http://www.wps.cn/officeDocument/2013/wpsCustomData" xmlns:s="http://www.wps.cn/officeDocument/2013/wpsCustomData">
   <customSectProps>
     <customSectPr/>
@@ -13736,22 +13603,18 @@
 </s:customData>
 </file>
 
-<file path=customXml/item2.xml><?xml version="1.0" encoding="utf-8"?>
-<b:Sources xmlns:b="http://schemas.openxmlformats.org/officeDocument/2006/bibliography" xmlns="http://schemas.openxmlformats.org/officeDocument/2006/bibliography" SelectedStyle="\APASixthEditionOfficeOnline.xsl" StyleName="APA" Version="6"/>
+<file path=customXml/itemProps1.xml><?xml version="1.0" encoding="utf-8"?>
+<ds:datastoreItem xmlns:ds="http://schemas.openxmlformats.org/officeDocument/2006/customXml" ds:itemID="{5EC2CED6-9A61-4FA3-BB1B-E128CC05341B}">
+  <ds:schemaRefs>
+    <ds:schemaRef ds:uri="http://schemas.openxmlformats.org/officeDocument/2006/bibliography"/>
+  </ds:schemaRefs>
+</ds:datastoreItem>
 </file>
 
-<file path=customXml/itemProps1.xml><?xml version="1.0" encoding="utf-8"?>
+<file path=customXml/itemProps2.xml><?xml version="1.0" encoding="utf-8"?>
 <ds:datastoreItem xmlns:ds="http://schemas.openxmlformats.org/officeDocument/2006/customXml" ds:itemID="{B1977F7D-205B-4081-913C-38D41E755F92}">
   <ds:schemaRefs>
     <ds:schemaRef ds:uri="http://www.wps.cn/officeDocument/2013/wpsCustomData"/>
   </ds:schemaRefs>
 </ds:datastoreItem>
-</file>
-
-<file path=customXml/itemProps2.xml><?xml version="1.0" encoding="utf-8"?>
-<ds:datastoreItem xmlns:ds="http://schemas.openxmlformats.org/officeDocument/2006/customXml" ds:itemID="{5EC2CED6-9A61-4FA3-BB1B-E128CC05341B}">
-  <ds:schemaRefs>
-    <ds:schemaRef ds:uri="http://schemas.openxmlformats.org/officeDocument/2006/bibliography"/>
-  </ds:schemaRefs>
-</ds:datastoreItem>
 </file>
--- a/docs/paper/Auditrix - Chapter 4.docx
+++ b/docs/paper/Auditrix - Chapter 4.docx
@@ -6957,7 +6957,7 @@
       <w:headerReference w:type="first" r:id="rId72"/>
       <w:pgSz w:w="12242" w:h="15842"/>
       <w:pgMar w:top="1440" w:right="1440" w:bottom="1440" w:left="2160" w:header="709" w:footer="709" w:gutter="0"/>
-      <w:pgNumType w:start="56"/>
+      <w:pgNumType w:start="53"/>
       <w:cols w:space="708"/>
       <w:titlePg/>
       <w:docGrid w:linePitch="360"/>

--- a/docs/paper/Auditrix - Chapter 4.docx
+++ b/docs/paper/Auditrix - Chapter 4.docx
@@ -77,7 +77,25 @@
           <w:sz w:val="24"/>
           <w:szCs w:val="24"/>
         </w:rPr>
-        <w:t>This chapter presents the analysis, presentation, discussion, and findings of the study gathered by the researchers. Data collected from the six (6) Program Chairpersons of the College of Engineering and Information Technology (CEIT), selected IT experts, and students who experienced prerequisite violations are systematically organized, interpreted, and analyzed. The presentation of results corresponds directly to the Statement of the Problem: (1) the current process for evaluating students' prerequisite compliance with the curriculum, (2) the problems encountered in that process, (3) the design of a curriculum audit system to ensure prerequisite compliance, and (4) the level of compliance of the proposed system, Auditrix, to the ISO/IEC 25010 software quality standard. The results of the testing done on the developed system are presented before SOP No. 4.</w:t>
+        <w:t xml:space="preserve">This chapter presents the analysis, presentation, discussion, and findings of the study gathered by the researchers. Data collected from the six (6) Program Chairpersons of the College of Engineering and Information Technology (CEIT), selected IT experts, and students who experienced prerequisite violations are systematically organized, interpreted, and analyzed. The presentation of results corresponds directly to the Statement of the Problem: (1) the current process for evaluating students' prerequisite compliance with the curriculum, (2) the problems encountered in that process, (3) the design of a curriculum audit system to ensure prerequisite compliance, and (4) the level of compliance of the proposed system, </w:t>
+      </w:r>
+      <w:proofErr w:type="spellStart"/>
+      <w:r>
+        <w:rPr>
+          <w:rFonts w:ascii="Courier New" w:hAnsi="Courier New" w:cs="Courier New"/>
+          <w:sz w:val="24"/>
+          <w:szCs w:val="24"/>
+        </w:rPr>
+        <w:t>Auditrix</w:t>
+      </w:r>
+      <w:proofErr w:type="spellEnd"/>
+      <w:r>
+        <w:rPr>
+          <w:rFonts w:ascii="Courier New" w:hAnsi="Courier New" w:cs="Courier New"/>
+          <w:sz w:val="24"/>
+          <w:szCs w:val="24"/>
+        </w:rPr>
+        <w:t>, to the ISO/IEC 25010 software quality standard. The results of the testing done on the developed system are presented before SOP No. 4.</w:t>
       </w:r>
     </w:p>
     <w:p>
@@ -715,7 +733,29 @@
           <w:sz w:val="24"/>
           <w:szCs w:val="24"/>
         </w:rPr>
-        <w:t xml:space="preserve">1. Late-Detection Blindspots. </w:t>
+        <w:t xml:space="preserve">1. Late-Detection </w:t>
+      </w:r>
+      <w:proofErr w:type="spellStart"/>
+      <w:r>
+        <w:rPr>
+          <w:rFonts w:ascii="Courier New" w:hAnsi="Courier New" w:cs="Courier New"/>
+          <w:b/>
+          <w:bCs/>
+          <w:sz w:val="24"/>
+          <w:szCs w:val="24"/>
+        </w:rPr>
+        <w:t>Blindspots</w:t>
+      </w:r>
+      <w:proofErr w:type="spellEnd"/>
+      <w:r>
+        <w:rPr>
+          <w:rFonts w:ascii="Courier New" w:hAnsi="Courier New" w:cs="Courier New"/>
+          <w:b/>
+          <w:bCs/>
+          <w:sz w:val="24"/>
+          <w:szCs w:val="24"/>
+        </w:rPr>
+        <w:t xml:space="preserve">. </w:t>
       </w:r>
       <w:r>
         <w:rPr>
@@ -874,7 +914,25 @@
           <w:sz w:val="24"/>
           <w:szCs w:val="24"/>
         </w:rPr>
-        <w:t xml:space="preserve">presents these three problems in an Ishikawa (fishbone) diagram, with each problem as a branch and its causes listed under it: Late-Detection Blindspots (no structural block during digital enrollment selection; violations found only at the final graduation audit), Absence of Automated Compliance-Checking Tools (the MIS cannot cross-reference grades with the curriculum; verification rests on the Chairperson's manual review; no automated safeguard between data entry and eligibility), and Limited Student Awareness of Prerequisite Requirements (the MIS does not alert students when they are ineligible; students unknowingly enroll without the prerequisites). Together, they lead to the same effect: students who are delayed in completing their program, with extra semesters and costs.</w:t>
+        <w:t xml:space="preserve">presents these three problems in an Ishikawa (fishbone) diagram, with each problem as a branch and its causes listed under it: Late-Detection </w:t>
+      </w:r>
+      <w:proofErr w:type="spellStart"/>
+      <w:r>
+        <w:rPr>
+          <w:rFonts w:ascii="Courier New" w:hAnsi="Courier New" w:cs="Courier New"/>
+          <w:sz w:val="24"/>
+          <w:szCs w:val="24"/>
+        </w:rPr>
+        <w:t>Blindspots</w:t>
+      </w:r>
+      <w:proofErr w:type="spellEnd"/>
+      <w:r>
+        <w:rPr>
+          <w:rFonts w:ascii="Courier New" w:hAnsi="Courier New" w:cs="Courier New"/>
+          <w:sz w:val="24"/>
+          <w:szCs w:val="24"/>
+        </w:rPr>
+        <w:t xml:space="preserve"> (no structural block during digital enrollment selection; violations found only at the final graduation audit), Absence of Automated Compliance-Checking Tools (the MIS cannot cross-reference grades with the curriculum; verification rests on the Chairperson's manual review; no automated safeguard between data entry and eligibility), and Limited Student Awareness of Prerequisite Requirements (the MIS does not alert students when they are ineligible; students unknowingly enroll without the prerequisites). Together, they lead to the same effect: students who are delayed in completing their program, with extra semesters and costs.</w:t>
       </w:r>
       <w:r>
         <w:fldChar w:fldCharType="begin"/>
@@ -944,7 +1002,25 @@
           <w:sz w:val="24"/>
           <w:szCs w:val="24"/>
         </w:rPr>
-        <w:t>developed Auditrix,</w:t>
+        <w:t xml:space="preserve">developed </w:t>
+      </w:r>
+      <w:proofErr w:type="spellStart"/>
+      <w:r>
+        <w:rPr>
+          <w:rFonts w:ascii="Courier New" w:hAnsi="Courier New" w:cs="Courier New"/>
+          <w:sz w:val="24"/>
+          <w:szCs w:val="24"/>
+        </w:rPr>
+        <w:t>Auditrix</w:t>
+      </w:r>
+      <w:proofErr w:type="spellEnd"/>
+      <w:r>
+        <w:rPr>
+          <w:rFonts w:ascii="Courier New" w:hAnsi="Courier New" w:cs="Courier New"/>
+          <w:sz w:val="24"/>
+          <w:szCs w:val="24"/>
+        </w:rPr>
+        <w:t>,</w:t>
       </w:r>
       <w:r>
         <w:rPr>
@@ -968,7 +1044,25 @@
           <w:sz w:val="24"/>
           <w:szCs w:val="24"/>
         </w:rPr>
-        <w:t xml:space="preserve"> and year-standing requirements of the student's curriculum. It was built for any college and program, and was tested with the BSCpE, BSIT</w:t>
+        <w:t xml:space="preserve"> and year-standing requirements of the student's curriculum. It was built for any college and program, and was tested with the </w:t>
+      </w:r>
+      <w:proofErr w:type="spellStart"/>
+      <w:r>
+        <w:rPr>
+          <w:rFonts w:ascii="Courier New" w:hAnsi="Courier New" w:cs="Courier New"/>
+          <w:sz w:val="24"/>
+          <w:szCs w:val="24"/>
+        </w:rPr>
+        <w:t>BSCpE</w:t>
+      </w:r>
+      <w:proofErr w:type="spellEnd"/>
+      <w:r>
+        <w:rPr>
+          <w:rFonts w:ascii="Courier New" w:hAnsi="Courier New" w:cs="Courier New"/>
+          <w:sz w:val="24"/>
+          <w:szCs w:val="24"/>
+        </w:rPr>
+        <w:t>, BSIT</w:t>
       </w:r>
       <w:r>
         <w:rPr>
@@ -984,7 +1078,7 @@
           <w:sz w:val="24"/>
           <w:szCs w:val="24"/>
         </w:rPr>
-        <w:t xml:space="preserve"> and BSCE programs of the CEIT. The system was built using the Iterative and Incremental Development (IID) model, allowing the Audit Engine's logic to be reviewed early and refined across three functional increments: (1) curriculum, </w:t>
+        <w:t xml:space="preserve"> and BSCE </w:t>
       </w:r>
       <w:r>
         <w:rPr>
@@ -993,7 +1087,7 @@
           <w:szCs w:val="24"/>
         </w:rPr>
         <w:lastRenderedPageBreak/>
-        <w:t>student and grade records with a basic audit; (2) curriculum versions, imports, student movements and the redesigned interface; and (3) the term-based audit, automatic year levels, and the regular and irregular classification.</w:t>
+        <w:t>programs of the CEIT. The system was built using the Iterative and Incremental Development (IID) model, allowing the Audit Engine's logic to be reviewed early and refined across three functional increments: (1) curriculum, student and grade records with a basic audit; (2) curriculum versions, imports, student movements and the redesigned interface; and (3) the term-based audit, automatic year levels, and the regular and irregular classification.</w:t>
       </w:r>
     </w:p>
     <w:p>
@@ -1013,7 +1107,25 @@
           <w:sz w:val="24"/>
           <w:szCs w:val="24"/>
         </w:rPr>
-        <w:t>The system runs on Next.js 16 (App Router and server actions) with React 19 and TypeScript, styled with Tailwind CSS 4 in a KSU green theme designed for responsiveness across desktop, tablet, and mobile. Supabase serves as the backend-as-a-service, hosting the PostgreSQL database, authentication, and Row-Level Security (RLS) policies; the database schema is built step by step by 30 migration scripts. Curricula are exported to PDF with @react-pdf/renderer. Interface flows were prototyped as high-fidelity mockups in Figma prior to implementation.</w:t>
+        <w:t xml:space="preserve">The system runs on Next.js 16 (App Router and server actions) with React 19 and TypeScript, styled with Tailwind CSS 4 in a KSU green theme designed for responsiveness across desktop, tablet, and mobile. </w:t>
+      </w:r>
+      <w:proofErr w:type="spellStart"/>
+      <w:r>
+        <w:rPr>
+          <w:rFonts w:ascii="Courier New" w:hAnsi="Courier New" w:cs="Courier New"/>
+          <w:sz w:val="24"/>
+          <w:szCs w:val="24"/>
+        </w:rPr>
+        <w:t>Supabase</w:t>
+      </w:r>
+      <w:proofErr w:type="spellEnd"/>
+      <w:r>
+        <w:rPr>
+          <w:rFonts w:ascii="Courier New" w:hAnsi="Courier New" w:cs="Courier New"/>
+          <w:sz w:val="24"/>
+          <w:szCs w:val="24"/>
+        </w:rPr>
+        <w:t xml:space="preserve"> serves as the backend-as-a-service, hosting the PostgreSQL database, authentication, and Row-Level Security (RLS) policies; the database schema is built step by step by 30 migration scripts. Curricula are exported to PDF with @react-pdf/renderer. Interface flows were prototyped as high-fidelity mockups in Figma prior to implementation.</w:t>
       </w:r>
     </w:p>
     <w:p>
@@ -1033,7 +1145,34 @@
           <w:sz w:val="24"/>
           <w:szCs w:val="24"/>
         </w:rPr>
-        <w:t>At the core of Auditrix is a TypeScript-based audit engine that checks every subject of the student's curriculum against the student's grade records and gives each subject one of five statuses, shown in Table 4.1 together with the subject's grade and the term in which it was taken:</w:t>
+        <w:t xml:space="preserve">At the core of </w:t>
+      </w:r>
+      <w:proofErr w:type="spellStart"/>
+      <w:r>
+        <w:rPr>
+          <w:rFonts w:ascii="Courier New" w:hAnsi="Courier New" w:cs="Courier New"/>
+          <w:sz w:val="24"/>
+          <w:szCs w:val="24"/>
+        </w:rPr>
+        <w:t>Auditrix</w:t>
+      </w:r>
+      <w:proofErr w:type="spellEnd"/>
+      <w:r>
+        <w:rPr>
+          <w:rFonts w:ascii="Courier New" w:hAnsi="Courier New" w:cs="Courier New"/>
+          <w:sz w:val="24"/>
+          <w:szCs w:val="24"/>
+        </w:rPr>
+        <w:t xml:space="preserve"> is a TypeScript-based audit engine that checks every subject of the student's curriculum against the student's grade records and gives each subject </w:t>
+      </w:r>
+      <w:r>
+        <w:rPr>
+          <w:rFonts w:ascii="Courier New" w:hAnsi="Courier New" w:cs="Courier New"/>
+          <w:sz w:val="24"/>
+          <w:szCs w:val="24"/>
+        </w:rPr>
+        <w:lastRenderedPageBreak/>
+        <w:t>one of five statuses, shown in Table 4.1 together with the subject's grade and the term in which it was taken:</w:t>
       </w:r>
     </w:p>
     <w:tbl>
@@ -1076,7 +1215,6 @@
                 <w:sz w:val="24"/>
                 <w:szCs w:val="24"/>
               </w:rPr>
-              <w:lastRenderedPageBreak/>
               <w:t>Status</w:t>
             </w:r>
           </w:p>
@@ -1436,7 +1574,7 @@
           <w:sz w:val="24"/>
           <w:szCs w:val="24"/>
         </w:rPr>
-        <w:t xml:space="preserve">The statuses are not stored at the moment a grade is entered. Instead, every time a student's audit is shown, the engine compares the term in which each subject was taken with the term in which each of its requirements was passed. Because of this, grades can be encoded in any order and the result stays the same, and a violation remains on the student's record until the subject is retaken after its requirements are met. This design replaced the system's first checker, </w:t>
+        <w:t xml:space="preserve">The statuses are not stored at the moment a grade is entered. Instead, every time a student's audit is shown, the engine compares the term in which each subject was taken with the term in which each of its requirements was passed. Because of this, grades can be encoded in any order and the result stays the same, and a violation remains on the student's </w:t>
       </w:r>
       <w:r>
         <w:rPr>
@@ -1445,7 +1583,7 @@
           <w:szCs w:val="24"/>
         </w:rPr>
         <w:lastRenderedPageBreak/>
-        <w:t>which stored a permanent flag at the moment of entry; the reasons for the change are discussed under Testing of the System.</w:t>
+        <w:t>record until the subject is retaken after its requirements are met. This design replaced the system's first checker, which stored a permanent flag at the moment of entry; the reasons for the change are discussed under Testing of the System.</w:t>
       </w:r>
     </w:p>
     <w:p>
@@ -1525,7 +1663,7 @@
           <w:sz w:val="24"/>
           <w:szCs w:val="24"/>
         </w:rPr>
-        <w:t xml:space="preserve"> The KSU Student Handbook requires a prerequisite to be passed prior to taking a subject and nullifies the credit of a subject taken without it. Accordingly, a prerequisite must be passed in a term before the term in which the subject was taken; passing it in the same term is a violation. Taking a subject while its prerequisite is still INC is also a violation, since an INC counts as passed only from the term in which it was resolved. A subject taken out of order earns no credit: it does not </w:t>
+        <w:t xml:space="preserve"> The KSU Student Handbook requires a prerequisite to be passed prior to taking a subject and nullifies the credit of a subject taken without it. Accordingly, a prerequisite must be passed in a term before the term in which the subject was taken; passing it in the same term is a violation. Taking a subject while its prerequisite is still INC is also a violation, since an INC </w:t>
       </w:r>
       <w:r>
         <w:rPr>
@@ -1534,7 +1672,7 @@
           <w:szCs w:val="24"/>
         </w:rPr>
         <w:lastRenderedPageBreak/>
-        <w:t>satisfy later prerequisites, does not count toward units or year level, and has to be retaken. If a prerequisite's grade from an earlier term is still in progress, the subject is Pending rather than a violation.</w:t>
+        <w:t>counts as passed only from the term in which it was resolved. A subject taken out of order earns no credit: it does not satisfy later prerequisites, does not count toward units or year level, and has to be retaken. If a prerequisite's grade from an earlier term is still in progress, the subject is Pending rather than a violation.</w:t>
       </w:r>
     </w:p>
     <w:p>
@@ -1564,8 +1702,18 @@
           <w:sz w:val="24"/>
           <w:szCs w:val="24"/>
         </w:rPr>
-        <w:t xml:space="preserve"> The Student Handbook defines co-requisites as subjects taken simultaneously, in the same semester. In Auditrix</w:t>
-      </w:r>
+        <w:t xml:space="preserve"> The Student Handbook defines co-requisites as subjects taken simultaneously, in the same semester. In </w:t>
+      </w:r>
+      <w:proofErr w:type="spellStart"/>
+      <w:r>
+        <w:rPr>
+          <w:rFonts w:ascii="Courier New" w:hAnsi="Courier New" w:cs="Courier New"/>
+          <w:sz w:val="24"/>
+          <w:szCs w:val="24"/>
+        </w:rPr>
+        <w:t>Auditrix</w:t>
+      </w:r>
+      <w:proofErr w:type="spellEnd"/>
       <w:r>
         <w:rPr>
           <w:rFonts w:ascii="Courier New" w:hAnsi="Courier New" w:cs="Courier New"/>
@@ -1658,7 +1806,7 @@
           <w:sz w:val="24"/>
           <w:szCs w:val="24"/>
         </w:rPr>
-        <w:t xml:space="preserve">that a student's year level should follow what the student has finished in the curriculum, the year level is computed from the share of the curriculum's units passed, as shown in Table 4.2. Passing every subject of the earlier years also moves a student up, even if the units fall slightly short. Only passes that count, and only those earned before the current semester, are included, so students move up when the Dean moves the college to a new semester. The year level given at registration or import is used as a starting point until the </w:t>
+        <w:t xml:space="preserve">that a student's year level should follow what the student has finished in the curriculum, the year level is computed from the share of the curriculum's units passed, as shown in Table 4.2. Passing every subject of the earlier years also moves a student up, even if the units fall slightly short. Only passes that count, and only those earned before the current semester, are included, so students move up when the Dean moves the </w:t>
       </w:r>
       <w:r>
         <w:rPr>
@@ -1667,7 +1815,7 @@
           <w:szCs w:val="24"/>
         </w:rPr>
         <w:lastRenderedPageBreak/>
-        <w:t>grades show more, and a chairperson can set a year level by hand for a special case and set it back to automatic.</w:t>
+        <w:t>college to a new semester. The year level given at registration or import is used as a starting point until the grades show more, and a chairperson can set a year level by hand for a special case and set it back to automatic.</w:t>
       </w:r>
     </w:p>
     <w:tbl>
@@ -2038,7 +2186,7 @@
           <w:sz w:val="24"/>
           <w:szCs w:val="24"/>
         </w:rPr>
-        <w:t xml:space="preserve"> Per the Student Handbook and the Operations Manual, a student is regular when enrolled in the full prescribed load for the current semester, and irregular when enrolled in less; the missing subjects are listed. The prescribed load is taken to be the curriculum's </w:t>
+        <w:t xml:space="preserve"> Per the Student Handbook and the Operations Manual, a student is regular when enrolled in the full prescribed load for the current semester, and </w:t>
       </w:r>
       <w:r>
         <w:rPr>
@@ -2047,7 +2195,7 @@
           <w:szCs w:val="24"/>
         </w:rPr>
         <w:lastRenderedPageBreak/>
-        <w:t>subjects for the student's year level and the current semester, not counting subjects already passed in an earlier term, and back subjects taken on top of a full load do not make a student irregular. Enrollment is known from the grades (or "in progress" records) of the current semester; with nothing recorded, the status is "Not determined</w:t>
+        <w:t>irregular when enrolled in less; the missing subjects are listed. The prescribed load is taken to be the curriculum's subjects for the student's year level and the current semester, not counting subjects already passed in an earlier term, and back subjects taken on top of a full load do not make a student irregular. Enrollment is known from the grades (or "in progress" records) of the current semester; with nothing recorded, the status is "Not determined</w:t>
       </w:r>
       <w:r>
         <w:rPr>
@@ -2063,7 +2211,25 @@
           <w:sz w:val="24"/>
           <w:szCs w:val="24"/>
         </w:rPr>
-        <w:t>" and the student is not counted either way. At the start of a semester, the chairperson marks the subjects each student is taking as In progress, so the status is known before any grades come in.</w:t>
+        <w:t xml:space="preserve">" and the student is not counted either way. At the start of a semester, the chairperson marks the subjects each student is taking as </w:t>
+      </w:r>
+      <w:proofErr w:type="gramStart"/>
+      <w:r>
+        <w:rPr>
+          <w:rFonts w:ascii="Courier New" w:hAnsi="Courier New" w:cs="Courier New"/>
+          <w:sz w:val="24"/>
+          <w:szCs w:val="24"/>
+        </w:rPr>
+        <w:t>In</w:t>
+      </w:r>
+      <w:proofErr w:type="gramEnd"/>
+      <w:r>
+        <w:rPr>
+          <w:rFonts w:ascii="Courier New" w:hAnsi="Courier New" w:cs="Courier New"/>
+          <w:sz w:val="24"/>
+          <w:szCs w:val="24"/>
+        </w:rPr>
+        <w:t xml:space="preserve"> progress, so the status is known before any grades come in.</w:t>
       </w:r>
     </w:p>
     <w:p>
@@ -2109,7 +2275,43 @@
           <w:sz w:val="24"/>
           <w:szCs w:val="24"/>
         </w:rPr>
-        <w:t xml:space="preserve"> and 3.0 (passing), 5.0 (failing), and INC, and a subject the student is taking this semester can be marked In progress. Several subjects can be ticked and marked In progress at once; ticking all leaves out the subjects the student cannot take yet (e.g., "Can't take yet. Needs: MATH 111"), which can still be ticked one by one if the student is enrolled in them anyway. Only changed grades are saved, and changing an existing grade is treated as a correction that asks for confirmation. A final grade for an </w:t>
+        <w:t xml:space="preserve"> and 3.0 (passing), 5.0 (failing), and INC, and a subject the student is taking this semester can be marked </w:t>
+      </w:r>
+      <w:proofErr w:type="gramStart"/>
+      <w:r>
+        <w:rPr>
+          <w:rFonts w:ascii="Courier New" w:hAnsi="Courier New" w:cs="Courier New"/>
+          <w:sz w:val="24"/>
+          <w:szCs w:val="24"/>
+        </w:rPr>
+        <w:t>In</w:t>
+      </w:r>
+      <w:proofErr w:type="gramEnd"/>
+      <w:r>
+        <w:rPr>
+          <w:rFonts w:ascii="Courier New" w:hAnsi="Courier New" w:cs="Courier New"/>
+          <w:sz w:val="24"/>
+          <w:szCs w:val="24"/>
+        </w:rPr>
+        <w:t xml:space="preserve"> progress. Several subjects can be ticked and marked </w:t>
+      </w:r>
+      <w:proofErr w:type="gramStart"/>
+      <w:r>
+        <w:rPr>
+          <w:rFonts w:ascii="Courier New" w:hAnsi="Courier New" w:cs="Courier New"/>
+          <w:sz w:val="24"/>
+          <w:szCs w:val="24"/>
+        </w:rPr>
+        <w:t>In</w:t>
+      </w:r>
+      <w:proofErr w:type="gramEnd"/>
+      <w:r>
+        <w:rPr>
+          <w:rFonts w:ascii="Courier New" w:hAnsi="Courier New" w:cs="Courier New"/>
+          <w:sz w:val="24"/>
+          <w:szCs w:val="24"/>
+        </w:rPr>
+        <w:t xml:space="preserve"> progress at once; ticking all leaves out the subjects the student cannot take yet (e.g., "Can't take yet. Needs: MATH 111"), which can still be ticked one by one if the student is enrolled in them anyway. Only changed grades </w:t>
       </w:r>
       <w:r>
         <w:rPr>
@@ -2118,7 +2320,7 @@
           <w:szCs w:val="24"/>
         </w:rPr>
         <w:lastRenderedPageBreak/>
-        <w:t>INC keeps the subject in the term it was taken and records the term in which the INC was resolved (shown as "INC → 25-1"). Since only the latest attempt of a subject is kept as the student's record, a grade from an earlier term than the recorded one is refused unless the chairperson confirms that it corrects a wrongly entered term. After saving, a message names any subject that has just become a violation, and every grade ever entered is kept in the student's grade logbook together with who entered it and when. The database writes this logbook itself, so its entries cannot be edited or deleted, and it accepts only KSU grades that match their status and well-formed terms.</w:t>
+        <w:t>are saved, and changing an existing grade is treated as a correction that asks for confirmation. A final grade for an INC keeps the subject in the term it was taken and records the term in which the INC was resolved (shown as "INC → 25-1"). Since only the latest attempt of a subject is kept as the student's record, a grade from an earlier term than the recorded one is refused unless the chairperson confirms that it corrects a wrongly entered term. After saving, a message names any subject that has just become a violation, and every grade ever entered is kept in the student's grade logbook together with who entered it and when. The database writes this logbook itself, so its entries cannot be edited or deleted, and it accepts only KSU grades that match their status and well-formed terms.</w:t>
       </w:r>
     </w:p>
     <w:p>
@@ -2148,7 +2350,52 @@
           <w:sz w:val="24"/>
           <w:szCs w:val="24"/>
         </w:rPr>
-        <w:t xml:space="preserve"> Each program keeps curriculum versions by effective year (e.g., BSCpE 2019 and 2023), and a new version can copy an existing one. Each subject has a code, title, units, year level and semester (including midyear), and its requirements. Curricula can be imported from an Excel (.xlsx or .xls) or CSV file, in a format designed by the researchers, with a preview of what will be added, changed or removed before saving, exported to CSV or PDF, and every change is kept in a per-version change history showing who changed what, and when.</w:t>
+        <w:t xml:space="preserve"> Each program keeps curriculum versions by effective year (e.g., </w:t>
+      </w:r>
+      <w:proofErr w:type="spellStart"/>
+      <w:r>
+        <w:rPr>
+          <w:rFonts w:ascii="Courier New" w:hAnsi="Courier New" w:cs="Courier New"/>
+          <w:sz w:val="24"/>
+          <w:szCs w:val="24"/>
+        </w:rPr>
+        <w:t>BSCpE</w:t>
+      </w:r>
+      <w:proofErr w:type="spellEnd"/>
+      <w:r>
+        <w:rPr>
+          <w:rFonts w:ascii="Courier New" w:hAnsi="Courier New" w:cs="Courier New"/>
+          <w:sz w:val="24"/>
+          <w:szCs w:val="24"/>
+        </w:rPr>
+        <w:t xml:space="preserve"> 2019 and 2023), and a new version can copy an existing one. Each subject has a code, title, units, year level and semester (including midyear), and its requirements. Curricula can be imported from an Excel (.xlsx or .</w:t>
+      </w:r>
+      <w:proofErr w:type="spellStart"/>
+      <w:r>
+        <w:rPr>
+          <w:rFonts w:ascii="Courier New" w:hAnsi="Courier New" w:cs="Courier New"/>
+          <w:sz w:val="24"/>
+          <w:szCs w:val="24"/>
+        </w:rPr>
+        <w:t>xls</w:t>
+      </w:r>
+      <w:proofErr w:type="spellEnd"/>
+      <w:r>
+        <w:rPr>
+          <w:rFonts w:ascii="Courier New" w:hAnsi="Courier New" w:cs="Courier New"/>
+          <w:sz w:val="24"/>
+          <w:szCs w:val="24"/>
+        </w:rPr>
+        <w:t xml:space="preserve">) or CSV file, in a format designed by the researchers, with a preview of what will be added, changed or removed before saving, exported to CSV or PDF, and </w:t>
+      </w:r>
+      <w:r>
+        <w:rPr>
+          <w:rFonts w:ascii="Courier New" w:hAnsi="Courier New" w:cs="Courier New"/>
+          <w:sz w:val="24"/>
+          <w:szCs w:val="24"/>
+        </w:rPr>
+        <w:lastRenderedPageBreak/>
+        <w:t>every change is kept in a per-version change history showing who changed what, and when.</w:t>
       </w:r>
     </w:p>
     <w:p>
@@ -2170,7 +2417,6 @@
           <w:sz w:val="24"/>
           <w:szCs w:val="24"/>
         </w:rPr>
-        <w:lastRenderedPageBreak/>
         <w:t>Students and student movements.</w:t>
       </w:r>
       <w:r>
@@ -2179,7 +2425,25 @@
           <w:sz w:val="24"/>
           <w:szCs w:val="24"/>
         </w:rPr>
-        <w:t xml:space="preserve"> Students are registered one at a time or imported from an Excel (.xlsx or .xls) or CSV file, either the system's template or a class list exported from the KSU MIS (its "Export to Excel" file, in the format the Program Chairpersons provided), and ID numbers are checked against the KSU format (e.g., 24-113792). When a student shifts, the releasing chairperson files a shift request and the receiving program's chairperson accepts the student into one of their curriculum versions. Transfers in and out and drops are recorded as well, and every movement is kept in the student's history. Marking a student as dropped or transferred out locks the record: the database refuses changes to the student's grades, details and year level until the chairperson reopens the record, which is also kept in the history. A Student Movements page lists every shift, transfer, drop and reopening, with search and filters. The student list can be searched from the top bar of any page and filtered by year level, curriculum version and status, and the reason for each student's status is shown under the name (e.g., "Out of order: PHYS 201").</w:t>
+        <w:t xml:space="preserve"> Students are registered one at a time or imported from an Excel (.xlsx or .</w:t>
+      </w:r>
+      <w:proofErr w:type="spellStart"/>
+      <w:r>
+        <w:rPr>
+          <w:rFonts w:ascii="Courier New" w:hAnsi="Courier New" w:cs="Courier New"/>
+          <w:sz w:val="24"/>
+          <w:szCs w:val="24"/>
+        </w:rPr>
+        <w:t>xls</w:t>
+      </w:r>
+      <w:proofErr w:type="spellEnd"/>
+      <w:r>
+        <w:rPr>
+          <w:rFonts w:ascii="Courier New" w:hAnsi="Courier New" w:cs="Courier New"/>
+          <w:sz w:val="24"/>
+          <w:szCs w:val="24"/>
+        </w:rPr>
+        <w:t>) or CSV file, either the system's template or a class list exported from the KSU MIS (its "Export to Excel" file, in the format the Program Chairpersons provided), and ID numbers are checked against the KSU format (e.g., 24-113792). When a student shifts, the releasing chairperson files a shift request and the receiving program's chairperson accepts the student into one of their curriculum versions. Transfers in and out and drops are recorded as well, and every movement is kept in the student's history. Marking a student as dropped or transferred out locks the record: the database refuses changes to the student's grades, details and year level until the chairperson reopens the record, which is also kept in the history. A Student Movements page lists every shift, transfer, drop and reopening, with search and filters. The student list can be searched from the top bar of any page and filtered by year level, curriculum version and status, and the reason for each student's status is shown under the name (e.g., "Out of order: PHYS 201").</w:t>
       </w:r>
     </w:p>
     <w:p>
@@ -2201,6 +2465,7 @@
           <w:sz w:val="24"/>
           <w:szCs w:val="24"/>
         </w:rPr>
+        <w:lastRenderedPageBreak/>
         <w:t>Dashboard.</w:t>
       </w:r>
       <w:r>
@@ -2209,16 +2474,7 @@
           <w:sz w:val="24"/>
           <w:szCs w:val="24"/>
         </w:rPr>
-        <w:t xml:space="preserve"> A "Needs attention" banner at the top lists what to act on, such as students with violations, students </w:t>
-      </w:r>
-      <w:r>
-        <w:rPr>
-          <w:rFonts w:ascii="Courier New" w:hAnsi="Courier New" w:cs="Courier New"/>
-          <w:sz w:val="24"/>
-          <w:szCs w:val="24"/>
-        </w:rPr>
-        <w:lastRenderedPageBreak/>
-        <w:t>with nothing recorded for the current semester, or an unset semester, each linked to the matching filtered student list. Per program, the dashboard shows the total number of students, the regular and irregular students (and how many are not yet determined), the students with violations, the curriculum versions, and the number of shifts, transfers and drops. Four charts are built only from recorded data: regular, irregular and not determined students; students by year level from Freshman to Senior; bottleneck subjects, where the most students' latest grade is 5.0 or INC; and the subjects most often taken out of order. Each chart has a short explanation, shows the exact numbers on hover, and can be viewed as a table. The Dean sets the current semester from the dashboard and compares the programs of the college side by side, but does not open individual students' records, which remain the chairperson's work.</w:t>
+        <w:t xml:space="preserve"> A "Needs attention" banner at the top lists what to act on, such as students with violations, students with nothing recorded for the current semester, or an unset semester, each linked to the matching filtered student list. Per program, the dashboard shows the total number of students, the regular and irregular students (and how many are not yet determined), the students with violations, the curriculum versions, and the number of shifts, transfers and drops. Four charts are built only from recorded data: regular, irregular and not determined students; students by year level from Freshman to Senior; bottleneck subjects, where the most students' latest grade is 5.0 or INC; and the subjects most often taken out of order. Each chart has a short explanation, shows the exact numbers on hover, and can be viewed as a table. The Dean sets the current semester from the dashboard and compares the programs of the college side by side, but does not open individual students' records, which remain the chairperson's work.</w:t>
       </w:r>
     </w:p>
     <w:p>
@@ -2248,7 +2504,25 @@
           <w:sz w:val="24"/>
           <w:szCs w:val="24"/>
         </w:rPr>
-        <w:t xml:space="preserve"> Supabase RLS scopes visibility by role: Program Chairpersons see only the data of their own program, while Deans see their whole college. Operations that must all succeed together, such as creating a program with its chairperson account, replacing a chairperson, or accepting a shifting student, run as single </w:t>
+        <w:t xml:space="preserve"> </w:t>
+      </w:r>
+      <w:proofErr w:type="spellStart"/>
+      <w:r>
+        <w:rPr>
+          <w:rFonts w:ascii="Courier New" w:hAnsi="Courier New" w:cs="Courier New"/>
+          <w:sz w:val="24"/>
+          <w:szCs w:val="24"/>
+        </w:rPr>
+        <w:t>Supabase</w:t>
+      </w:r>
+      <w:proofErr w:type="spellEnd"/>
+      <w:r>
+        <w:rPr>
+          <w:rFonts w:ascii="Courier New" w:hAnsi="Courier New" w:cs="Courier New"/>
+          <w:sz w:val="24"/>
+          <w:szCs w:val="24"/>
+        </w:rPr>
+        <w:t xml:space="preserve"> RLS scopes visibility by role: Program Chairpersons see only the data of their own program, while Deans see their whole college. Operations that must all succeed together, such as creating </w:t>
       </w:r>
       <w:r>
         <w:rPr>
@@ -2257,7 +2531,7 @@
           <w:szCs w:val="24"/>
         </w:rPr>
         <w:lastRenderedPageBreak/>
-        <w:t>database transactions. A new chairperson receives a temporary password from the Dean and must choose their own at first login, guided by a checklist that ticks each password rule as it is met, and actions that are hard to undo, such as dropping a student or saving grades, ask for confirmation first. Every page checks the user's role, so a page meant for another role cannot be opened by typing its address; users are signed out after 30 minutes without activity; and an account is blocked for 15 minutes after five wrong passwords.</w:t>
+        <w:t>a program with its chairperson account, replacing a chairperson, or accepting a shifting student, run as single database transactions. A new chairperson receives a temporary password from the Dean and must choose their own at first login, guided by a checklist that ticks each password rule as it is met, and actions that are hard to undo, such as dropping a student or saving grades, ask for confirmation first. Every page checks the user's role, so a page meant for another role cannot be opened by typing its address; users are signed out after 30 minutes without activity; and an account is blocked for 15 minutes after five wrong passwords.</w:t>
       </w:r>
     </w:p>
     <w:p>
@@ -2405,16 +2679,8 @@
           <w:sz w:val="24"/>
           <w:szCs w:val="24"/>
         </w:rPr>
-        <w:t xml:space="preserve">Term-based grade entry with KSU grade values, In progress marking for several subjects at once, INC completion, </w:t>
-      </w:r>
-      <w:r>
-        <w:rPr>
-          <w:rFonts w:ascii="Courier New" w:hAnsi="Courier New" w:cs="Courier New"/>
-          <w:sz w:val="24"/>
-          <w:szCs w:val="24"/>
-        </w:rPr>
         <w:lastRenderedPageBreak/>
-        <w:t>earlier-term protection and a database-written grade logbook</w:t>
+        <w:t>Term-based grade entry with KSU grade values, In progress marking for several subjects at once, INC completion, earlier-term protection and a database-written grade logbook</w:t>
       </w:r>
     </w:p>
     <w:p>
@@ -2437,7 +2703,43 @@
           <w:sz w:val="24"/>
           <w:szCs w:val="24"/>
         </w:rPr>
-        <w:t>Curriculum management with versioning (e.g., BSCpE 2019 vs. BSCpE 2023), change history, and import with preview</w:t>
+        <w:t xml:space="preserve">Curriculum management with versioning (e.g., </w:t>
+      </w:r>
+      <w:proofErr w:type="spellStart"/>
+      <w:r>
+        <w:rPr>
+          <w:rFonts w:ascii="Courier New" w:hAnsi="Courier New" w:cs="Courier New"/>
+          <w:sz w:val="24"/>
+          <w:szCs w:val="24"/>
+        </w:rPr>
+        <w:t>BSCpE</w:t>
+      </w:r>
+      <w:proofErr w:type="spellEnd"/>
+      <w:r>
+        <w:rPr>
+          <w:rFonts w:ascii="Courier New" w:hAnsi="Courier New" w:cs="Courier New"/>
+          <w:sz w:val="24"/>
+          <w:szCs w:val="24"/>
+        </w:rPr>
+        <w:t xml:space="preserve"> 2019 vs. </w:t>
+      </w:r>
+      <w:proofErr w:type="spellStart"/>
+      <w:r>
+        <w:rPr>
+          <w:rFonts w:ascii="Courier New" w:hAnsi="Courier New" w:cs="Courier New"/>
+          <w:sz w:val="24"/>
+          <w:szCs w:val="24"/>
+        </w:rPr>
+        <w:t>BSCpE</w:t>
+      </w:r>
+      <w:proofErr w:type="spellEnd"/>
+      <w:r>
+        <w:rPr>
+          <w:rFonts w:ascii="Courier New" w:hAnsi="Courier New" w:cs="Courier New"/>
+          <w:sz w:val="24"/>
+          <w:szCs w:val="24"/>
+        </w:rPr>
+        <w:t xml:space="preserve"> 2023), change history, and import with preview</w:t>
       </w:r>
     </w:p>
     <w:p>
@@ -2598,7 +2900,16 @@
           <w:sz w:val="24"/>
           <w:szCs w:val="24"/>
         </w:rPr>
-        <w:t>The system does not include subsystems for the Registrar, Accounting, or Library, and it is not connected to the KSU MIS. Its logic is limited to descriptive auditing (identifying compliance with existing rules); it does not perform predictive analytics, graduation monitoring, or AI-driven enrollment counseling.</w:t>
+        <w:t xml:space="preserve">The system does not include subsystems for the Registrar, Accounting, or Library, and it is not connected to the KSU MIS. Its logic is limited to descriptive auditing (identifying compliance with existing rules); it </w:t>
+      </w:r>
+      <w:r>
+        <w:rPr>
+          <w:rFonts w:ascii="Courier New" w:hAnsi="Courier New" w:cs="Courier New"/>
+          <w:sz w:val="24"/>
+          <w:szCs w:val="24"/>
+        </w:rPr>
+        <w:lastRenderedPageBreak/>
+        <w:t>does not perform predictive analytics, graduation monitoring, or AI-driven enrollment counseling.</w:t>
       </w:r>
     </w:p>
     <w:p>
@@ -2622,7 +2933,6 @@
           <w:sz w:val="24"/>
           <w:szCs w:val="24"/>
         </w:rPr>
-        <w:lastRenderedPageBreak/>
         <w:t>Input-Process-Output (IPO) Diagram of the Proposed System</w:t>
       </w:r>
       <w:r>
@@ -3191,7 +3501,43 @@
           <w:sz w:val="24"/>
           <w:szCs w:val="24"/>
         </w:rPr>
-        <w:t xml:space="preserve"> traces the audit of a single subject. After the chairperson saves a term's grades or marks subjects In progress, which are first checked for valid KSU grade values and for conflicts with a later recorded term, the audit engine looks at the student's record for each subject. A subject with no record is Available if its requirements have been passed, Pending if it is waiting for a requirement's final grade, and Unavailable otherwise, with the missing </w:t>
+        <w:t xml:space="preserve"> traces the audit of a single subject. After the chairperson saves a term's grades or marks subjects </w:t>
+      </w:r>
+      <w:proofErr w:type="gramStart"/>
+      <w:r>
+        <w:rPr>
+          <w:rFonts w:ascii="Courier New" w:hAnsi="Courier New" w:cs="Courier New"/>
+          <w:sz w:val="24"/>
+          <w:szCs w:val="24"/>
+        </w:rPr>
+        <w:t>In</w:t>
+      </w:r>
+      <w:proofErr w:type="gramEnd"/>
+      <w:r>
+        <w:rPr>
+          <w:rFonts w:ascii="Courier New" w:hAnsi="Courier New" w:cs="Courier New"/>
+          <w:sz w:val="24"/>
+          <w:szCs w:val="24"/>
+        </w:rPr>
+        <w:t xml:space="preserve"> progress, which are first checked for valid KSU grade values and for conflicts with a later recorded term, the audit engine looks at the student's record for each subject. A subject with no record is Available if its requirements have been passed, </w:t>
+      </w:r>
+      <w:proofErr w:type="gramStart"/>
+      <w:r>
+        <w:rPr>
+          <w:rFonts w:ascii="Courier New" w:hAnsi="Courier New" w:cs="Courier New"/>
+          <w:sz w:val="24"/>
+          <w:szCs w:val="24"/>
+        </w:rPr>
+        <w:t>Pending</w:t>
+      </w:r>
+      <w:proofErr w:type="gramEnd"/>
+      <w:r>
+        <w:rPr>
+          <w:rFonts w:ascii="Courier New" w:hAnsi="Courier New" w:cs="Courier New"/>
+          <w:sz w:val="24"/>
+          <w:szCs w:val="24"/>
+        </w:rPr>
+        <w:t xml:space="preserve"> if it is waiting for a requirement's final grade, and Unavailable otherwise, with the missing </w:t>
       </w:r>
       <w:r>
         <w:rPr>
@@ -3307,7 +3653,25 @@
           <w:sz w:val="24"/>
           <w:szCs w:val="24"/>
         </w:rPr>
-        <w:t xml:space="preserve"> outlines the system's navigation. From Login (and the password change required at a chairperson's first login), users land on the Dashboard. A Program Chairperson's menu leads to Students, Register Student, Shift In a Student, Student Movements and Manage Curriculum, and a student search is available from the top bar of every page; from Students, each student's audit page opens the Edit Student, Grade Logbook, Transfer / Shift, and Enter Grades pages. A Dean's menu leads to the Dashboard, where the current semester is set and the programs are compared, Student Movements, Create Program and Reassign Chairperson. Account Settings is available to both roles.</w:t>
+        <w:t xml:space="preserve"> outlines the system's navigation. From Login (and the password change required at a chairperson's first login), users land on the Dashboard. A Program Chairperson's menu leads to Students, Register Student, Shift </w:t>
+      </w:r>
+      <w:proofErr w:type="gramStart"/>
+      <w:r>
+        <w:rPr>
+          <w:rFonts w:ascii="Courier New" w:hAnsi="Courier New" w:cs="Courier New"/>
+          <w:sz w:val="24"/>
+          <w:szCs w:val="24"/>
+        </w:rPr>
+        <w:t>In</w:t>
+      </w:r>
+      <w:proofErr w:type="gramEnd"/>
+      <w:r>
+        <w:rPr>
+          <w:rFonts w:ascii="Courier New" w:hAnsi="Courier New" w:cs="Courier New"/>
+          <w:sz w:val="24"/>
+          <w:szCs w:val="24"/>
+        </w:rPr>
+        <w:t xml:space="preserve"> a Student, Student Movements and Manage Curriculum, and a student search is available from the top bar of every page; from Students, each student's audit page opens the Edit Student, Grade Logbook, Transfer / Shift, and Enter Grades pages. A Dean's menu leads to the Dashboard, where the current semester is set and the programs are compared, Student Movements, Create Program and Reassign Chairperson. Account Settings is available to both roles.</w:t>
       </w:r>
       <w:r>
         <w:fldChar w:fldCharType="begin"/>
@@ -3340,8 +3704,20 @@
           <w:sz w:val="24"/>
           <w:szCs w:val="24"/>
         </w:rPr>
-        <w:t>Figure 4.7. User Interface of Auditrix</w:t>
-      </w:r>
+        <w:t xml:space="preserve">Figure 4.7. User Interface of </w:t>
+      </w:r>
+      <w:proofErr w:type="spellStart"/>
+      <w:r>
+        <w:rPr>
+          <w:rFonts w:ascii="Courier New" w:hAnsi="Courier New" w:cs="Courier New"/>
+          <w:b/>
+          <w:bCs/>
+          <w:sz w:val="24"/>
+          <w:szCs w:val="24"/>
+        </w:rPr>
+        <w:t>Auditrix</w:t>
+      </w:r>
+      <w:proofErr w:type="spellEnd"/>
       <w:r>
         <w:fldChar w:fldCharType="begin"/>
       </w:r>
@@ -4377,7 +4753,29 @@
           <w:sz w:val="24"/>
           <w:szCs w:val="24"/>
         </w:rPr>
-        <w:t>Figure 4.7l. First Log In — password change with the rules checklist</w:t>
+        <w:t xml:space="preserve">Figure 4.7l. First Log In — password change with the </w:t>
+      </w:r>
+      <w:proofErr w:type="gramStart"/>
+      <w:r>
+        <w:rPr>
+          <w:rFonts w:ascii="Courier New" w:hAnsi="Courier New" w:cs="Courier New"/>
+          <w:b/>
+          <w:bCs/>
+          <w:sz w:val="24"/>
+          <w:szCs w:val="24"/>
+        </w:rPr>
+        <w:t>rules</w:t>
+      </w:r>
+      <w:proofErr w:type="gramEnd"/>
+      <w:r>
+        <w:rPr>
+          <w:rFonts w:ascii="Courier New" w:hAnsi="Courier New" w:cs="Courier New"/>
+          <w:b/>
+          <w:bCs/>
+          <w:sz w:val="24"/>
+          <w:szCs w:val="24"/>
+        </w:rPr>
+        <w:t xml:space="preserve"> checklist</w:t>
       </w:r>
       <w:r>
         <w:fldChar w:fldCharType="begin"/>
@@ -5135,7 +5533,43 @@
           <w:sz w:val="24"/>
           <w:szCs w:val="24"/>
         </w:rPr>
-        <w:t xml:space="preserve"> A total of 163 automated tests were written using the test runner built into Node.js, and all 163 pass. The tests need no database or network: the server actions are tested with Supabase replaced by an in-memory fake. Table 4.3 summarizes what they check.</w:t>
+        <w:t xml:space="preserve"> A total of 163 automated tests were written using the test runner built into Node.js, and all 163 </w:t>
+      </w:r>
+      <w:proofErr w:type="gramStart"/>
+      <w:r>
+        <w:rPr>
+          <w:rFonts w:ascii="Courier New" w:hAnsi="Courier New" w:cs="Courier New"/>
+          <w:sz w:val="24"/>
+          <w:szCs w:val="24"/>
+        </w:rPr>
+        <w:t>pass</w:t>
+      </w:r>
+      <w:proofErr w:type="gramEnd"/>
+      <w:r>
+        <w:rPr>
+          <w:rFonts w:ascii="Courier New" w:hAnsi="Courier New" w:cs="Courier New"/>
+          <w:sz w:val="24"/>
+          <w:szCs w:val="24"/>
+        </w:rPr>
+        <w:t xml:space="preserve">. The tests need no database or network: the server actions are tested with </w:t>
+      </w:r>
+      <w:proofErr w:type="spellStart"/>
+      <w:r>
+        <w:rPr>
+          <w:rFonts w:ascii="Courier New" w:hAnsi="Courier New" w:cs="Courier New"/>
+          <w:sz w:val="24"/>
+          <w:szCs w:val="24"/>
+        </w:rPr>
+        <w:t>Supabase</w:t>
+      </w:r>
+      <w:proofErr w:type="spellEnd"/>
+      <w:r>
+        <w:rPr>
+          <w:rFonts w:ascii="Courier New" w:hAnsi="Courier New" w:cs="Courier New"/>
+          <w:sz w:val="24"/>
+          <w:szCs w:val="24"/>
+        </w:rPr>
+        <w:t xml:space="preserve"> replaced by an in-memory fake. Table 4.3 summarizes what they check.</w:t>
       </w:r>
     </w:p>
     <w:tbl>
@@ -5473,7 +5907,61 @@
                 <w:sz w:val="20"/>
                 <w:szCs w:val="20"/>
               </w:rPr>
-              <w:t>Curriculum CSV / .xls parsing and the import preview plan; reading CSV, Excel workbooks (.xlsx), KSU-MIS .xls and Excel re-saved .xls; old Excel 97-2003 and damaged files; student template and .xlsx import</w:t>
+              <w:t>Curriculum CSV / .</w:t>
+            </w:r>
+            <w:proofErr w:type="spellStart"/>
+            <w:r>
+              <w:rPr>
+                <w:rFonts w:ascii="Courier New" w:hAnsi="Courier New" w:cs="Courier New"/>
+                <w:sz w:val="20"/>
+                <w:szCs w:val="20"/>
+              </w:rPr>
+              <w:t>xls</w:t>
+            </w:r>
+            <w:proofErr w:type="spellEnd"/>
+            <w:r>
+              <w:rPr>
+                <w:rFonts w:ascii="Courier New" w:hAnsi="Courier New" w:cs="Courier New"/>
+                <w:sz w:val="20"/>
+                <w:szCs w:val="20"/>
+              </w:rPr>
+              <w:t xml:space="preserve"> parsing and the import preview plan; reading CSV, Excel workbooks (.xlsx), KSU-MIS .</w:t>
+            </w:r>
+            <w:proofErr w:type="spellStart"/>
+            <w:r>
+              <w:rPr>
+                <w:rFonts w:ascii="Courier New" w:hAnsi="Courier New" w:cs="Courier New"/>
+                <w:sz w:val="20"/>
+                <w:szCs w:val="20"/>
+              </w:rPr>
+              <w:t>xls</w:t>
+            </w:r>
+            <w:proofErr w:type="spellEnd"/>
+            <w:r>
+              <w:rPr>
+                <w:rFonts w:ascii="Courier New" w:hAnsi="Courier New" w:cs="Courier New"/>
+                <w:sz w:val="20"/>
+                <w:szCs w:val="20"/>
+              </w:rPr>
+              <w:t xml:space="preserve"> and Excel re-saved .</w:t>
+            </w:r>
+            <w:proofErr w:type="spellStart"/>
+            <w:r>
+              <w:rPr>
+                <w:rFonts w:ascii="Courier New" w:hAnsi="Courier New" w:cs="Courier New"/>
+                <w:sz w:val="20"/>
+                <w:szCs w:val="20"/>
+              </w:rPr>
+              <w:t>xls</w:t>
+            </w:r>
+            <w:proofErr w:type="spellEnd"/>
+            <w:r>
+              <w:rPr>
+                <w:rFonts w:ascii="Courier New" w:hAnsi="Courier New" w:cs="Courier New"/>
+                <w:sz w:val="20"/>
+                <w:szCs w:val="20"/>
+              </w:rPr>
+              <w:t>; old Excel 97-2003 and damaged files; student template and .xlsx import</w:t>
             </w:r>
           </w:p>
         </w:tc>
@@ -5605,7 +6093,7 @@
           <w:sz w:val="24"/>
           <w:szCs w:val="24"/>
         </w:rPr>
-        <w:t xml:space="preserve">Table 4.3. Summary of the Automated Tests</w:t>
+        <w:t>Table 4.3. Summary of the Automated Tests</w:t>
       </w:r>
       <w:r>
         <w:fldChar w:fldCharType="begin"/>
@@ -5653,7 +6141,25 @@
           <w:szCs w:val="24"/>
         </w:rPr>
         <w:lastRenderedPageBreak/>
-        <w:t>their reasons, INC completion, the out-of-order warning after saving grades, setting the current semester, automatic year levels moving up with grades and semesters, chairperson overrides, regular and irregular counts, .xls and .xlsx imports, the earlier-term warning, and the password checklist. All scenarios passed after the defects found were fixed.</w:t>
+        <w:t>their reasons, INC completion, the out-of-order warning after saving grades, setting the current semester, automatic year levels moving up with grades and semesters, chairperson overrides, regular and irregular counts, .</w:t>
+      </w:r>
+      <w:proofErr w:type="spellStart"/>
+      <w:r>
+        <w:rPr>
+          <w:rFonts w:ascii="Courier New" w:hAnsi="Courier New" w:cs="Courier New"/>
+          <w:sz w:val="24"/>
+          <w:szCs w:val="24"/>
+        </w:rPr>
+        <w:t>xls</w:t>
+      </w:r>
+      <w:proofErr w:type="spellEnd"/>
+      <w:r>
+        <w:rPr>
+          <w:rFonts w:ascii="Courier New" w:hAnsi="Courier New" w:cs="Courier New"/>
+          <w:sz w:val="24"/>
+          <w:szCs w:val="24"/>
+        </w:rPr>
+        <w:t xml:space="preserve"> and .xlsx imports, the earlier-term warning, and the password checklist. All scenarios passed after the defects found were fixed.</w:t>
       </w:r>
     </w:p>
     <w:p>
@@ -5872,7 +6378,25 @@
           <w:sz w:val="24"/>
           <w:szCs w:val="24"/>
         </w:rPr>
-        <w:t xml:space="preserve">Upon completion of the system, Auditrix is to be evaluated by the Program Chairpersons and selected IT experts using a printed (paper-based) questionnaire built on the ISO/IEC 25010 software quality model, with each characteristic mapped to a specific part of the system. Responses will be analyzed using the Weighted Mean. Table 4.4 will present the extent of compliance per quality characteristic.</w:t>
+        <w:t xml:space="preserve">Upon completion of the system, </w:t>
+      </w:r>
+      <w:proofErr w:type="spellStart"/>
+      <w:r>
+        <w:rPr>
+          <w:rFonts w:ascii="Courier New" w:hAnsi="Courier New" w:cs="Courier New"/>
+          <w:sz w:val="24"/>
+          <w:szCs w:val="24"/>
+        </w:rPr>
+        <w:t>Auditrix</w:t>
+      </w:r>
+      <w:proofErr w:type="spellEnd"/>
+      <w:r>
+        <w:rPr>
+          <w:rFonts w:ascii="Courier New" w:hAnsi="Courier New" w:cs="Courier New"/>
+          <w:sz w:val="24"/>
+          <w:szCs w:val="24"/>
+        </w:rPr>
+        <w:t xml:space="preserve"> is to be evaluated by the Program Chairpersons and selected IT experts using a printed (paper-based) questionnaire built on the ISO/IEC 25010 software quality model, with each characteristic mapped to a specific part of the system. Responses will be analyzed using the Weighted Mean. Table 4.4 will present the extent of compliance per quality characteristic.</w:t>
       </w:r>
     </w:p>
     <w:tbl>
@@ -6940,7 +7464,29 @@
           <w:sz w:val="24"/>
           <w:szCs w:val="24"/>
         </w:rPr>
-        <w:t xml:space="preserve">Table 4.4. Extent of Compliance of Auditrix with ISO/IEC 25010</w:t>
+        <w:t xml:space="preserve">Table 4.4. Extent of Compliance of </w:t>
+      </w:r>
+      <w:proofErr w:type="spellStart"/>
+      <w:r>
+        <w:rPr>
+          <w:rFonts w:ascii="Courier New" w:hAnsi="Courier New" w:cs="Courier New"/>
+          <w:b/>
+          <w:bCs/>
+          <w:sz w:val="24"/>
+          <w:szCs w:val="24"/>
+        </w:rPr>
+        <w:t>Auditrix</w:t>
+      </w:r>
+      <w:proofErr w:type="spellEnd"/>
+      <w:r>
+        <w:rPr>
+          <w:rFonts w:ascii="Courier New" w:hAnsi="Courier New" w:cs="Courier New"/>
+          <w:b/>
+          <w:bCs/>
+          <w:sz w:val="24"/>
+          <w:szCs w:val="24"/>
+        </w:rPr>
+        <w:t xml:space="preserve"> with ISO/IEC 25010</w:t>
       </w:r>
       <w:r>
         <w:fldChar w:fldCharType="begin"/>
@@ -6955,6 +7501,8 @@
     <w:sectPr>
       <w:headerReference w:type="default" r:id="rId71"/>
       <w:headerReference w:type="first" r:id="rId72"/>
+      <w:footerReference w:type="default" r:id="rId16"/>
+      <w:footerReference w:type="first" r:id="rId16"/>
       <w:pgSz w:w="12242" w:h="15842"/>
       <w:pgMar w:top="1440" w:right="1440" w:bottom="1440" w:left="2160" w:header="709" w:footer="709" w:gutter="0"/>
       <w:pgNumType w:start="53"/>
@@ -7094,8 +7642,89 @@
 
 <file path=word/footer3.xml><?xml version="1.0" encoding="utf-8"?>
 <w:ftr xmlns:wpc="http://schemas.microsoft.com/office/word/2010/wordprocessingCanvas" xmlns:cx="http://schemas.microsoft.com/office/drawing/2014/chartex" xmlns:cx1="http://schemas.microsoft.com/office/drawing/2015/9/8/chartex" xmlns:cx2="http://schemas.microsoft.com/office/drawing/2015/10/21/chartex" xmlns:cx3="http://schemas.microsoft.com/office/drawing/2016/5/9/chartex" xmlns:cx4="http://schemas.microsoft.com/office/drawing/2016/5/10/chartex" xmlns:cx5="http://schemas.microsoft.com/office/drawing/2016/5/11/chartex" xmlns:cx6="http://schemas.microsoft.com/office/drawing/2016/5/12/chartex" xmlns:cx7="http://schemas.microsoft.com/office/drawing/2016/5/13/chartex" xmlns:cx8="http://schemas.microsoft.com/office/drawing/2016/5/14/chartex" xmlns:mc="http://schemas.openxmlformats.org/markup-compatibility/2006" xmlns:aink="http://schemas.microsoft.com/office/drawing/2016/ink" xmlns:am3d="http://schemas.microsoft.com/office/drawing/2017/model3d" xmlns:o="urn:schemas-microsoft-com:office:office" xmlns:oel="http://schemas.microsoft.com/office/2019/extlst" xmlns:r="http://schemas.openxmlformats.org/officeDocument/2006/relationships" xmlns:m="http://schemas.openxmlformats.org/officeDocument/2006/math" xmlns:v="urn:schemas-microsoft-com:vml" xmlns:wp14="http://schemas.microsoft.com/office/word/2010/wordprocessingDrawing" xmlns:wp="http://schemas.openxmlformats.org/drawingml/2006/wordprocessingDrawing" xmlns:w10="urn:schemas-microsoft-com:office:word" xmlns:w="http://schemas.openxmlformats.org/wordprocessingml/2006/main" xmlns:w14="http://schemas.microsoft.com/office/word/2010/wordml" xmlns:w15="http://schemas.microsoft.com/office/word/2012/wordml" xmlns:w16cex="http://schemas.microsoft.com/office/word/2018/wordml/cex" xmlns:w16cid="http://schemas.microsoft.com/office/word/2016/wordml/cid" xmlns:w16="http://schemas.microsoft.com/office/word/2018/wordml" xmlns:w16du="http://schemas.microsoft.com/office/word/2023/wordml/word16du" xmlns:w16sdtdh="http://schemas.microsoft.com/office/word/2020/wordml/sdtdatahash" xmlns:w16sdtfl="http://schemas.microsoft.com/office/word/2024/wordml/sdtformatlock" xmlns:w16se="http://schemas.microsoft.com/office/word/2015/wordml/symex" xmlns:wpg="http://schemas.microsoft.com/office/word/2010/wordprocessingGroup" xmlns:wpi="http://schemas.microsoft.com/office/word/2010/wordprocessingInk" xmlns:wne="http://schemas.microsoft.com/office/word/2006/wordml" xmlns:wps="http://schemas.microsoft.com/office/word/2010/wordprocessingShape" mc:Ignorable="w14 w15 w16se w16cid w16 w16cex w16sdtdh w16sdtfl w16du wp14">
+  <w:sdt>
+    <w:sdtPr>
+      <w:id w:val="-346180850"/>
+    </w:sdtPr>
+    <w:sdtContent>
+      <w:p>
+        <w:pPr>
+          <w:pStyle w:val="Footer"/>
+          <w:jc w:val="center"/>
+        </w:pPr>
+        <w:r>
+          <w:rPr>
+            <w:rFonts w:ascii="Courier New" w:hAnsi="Courier New" w:cs="Courier New"/>
+            <w:noProof/>
+            <w:lang w:eastAsia="en-PH"/>
+          </w:rPr>
+          <mc:AlternateContent>
+            <mc:Choice Requires="wps">
+              <w:drawing>
+                <wp:anchor distT="0" distB="0" distL="114300" distR="114300" simplePos="0" relativeHeight="251645952" behindDoc="0" locked="0" layoutInCell="1" allowOverlap="1" wp14:anchorId="597055CA" wp14:editId="492FEC36">
+                  <wp:simplePos x="0" y="0"/>
+                  <wp:positionH relativeFrom="page">
+                    <wp:align>left</wp:align>
+                  </wp:positionH>
+                  <wp:positionV relativeFrom="paragraph">
+                    <wp:posOffset>-112395</wp:posOffset>
+                  </wp:positionV>
+                  <wp:extent cx="7772400" cy="0"/>
+                  <wp:effectExtent l="0" t="19050" r="19050" b="19050"/>
+                  <wp:wrapNone/>
+                  <wp:docPr id="431550391" name="Straight Connector 431550391"/>
+                  <wp:cNvGraphicFramePr/>
+                  <a:graphic xmlns:a="http://schemas.openxmlformats.org/drawingml/2006/main">
+                    <a:graphicData uri="http://schemas.microsoft.com/office/word/2010/wordprocessingShape">
+                      <wps:wsp>
+                        <wps:cNvCnPr/>
+                        <wps:spPr>
+                          <a:xfrm>
+                            <a:off x="0" y="0"/>
+                            <a:ext cx="7772400" cy="0"/>
+                          </a:xfrm>
+                          <a:prstGeom prst="line">
+                            <a:avLst/>
+                          </a:prstGeom>
+                          <a:ln w="38100"/>
+                        </wps:spPr>
+                        <wps:style>
+                          <a:lnRef idx="1">
+                            <a:schemeClr val="dk1"/>
+                          </a:lnRef>
+                          <a:fillRef idx="0">
+                            <a:schemeClr val="dk1"/>
+                          </a:fillRef>
+                          <a:effectRef idx="0">
+                            <a:schemeClr val="dk1"/>
+                          </a:effectRef>
+                          <a:fontRef idx="minor">
+                            <a:schemeClr val="tx1"/>
+                          </a:fontRef>
+                        </wps:style>
+                        <wps:bodyPr/>
+                      </wps:wsp>
+                    </a:graphicData>
+                  </a:graphic>
+                </wp:anchor>
+              </w:drawing>
+            </mc:Choice>
+            <mc:Fallback>
+              <w:pict>
+                <v:line w14:anchorId="7E22F063" id="Straight Connector 431550391" o:spid="_x0000_s1026" style="position:absolute;z-index:251664384;visibility:visible;mso-wrap-style:square;mso-wrap-distance-left:9pt;mso-wrap-distance-top:0;mso-wrap-distance-right:9pt;mso-wrap-distance-bottom:0;mso-position-horizontal:left;mso-position-horizontal-relative:page;mso-position-vertical:absolute;mso-position-vertical-relative:text" from="0,-8.85pt" to="612pt,-8.85pt" o:gfxdata="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" strokecolor="black [3200]" strokeweight="3pt">
+                  <v:stroke joinstyle="miter"/>
+                  <w10:wrap anchorx="page"/>
+                </v:line>
+              </w:pict>
+            </mc:Fallback>
+          </mc:AlternateContent>
+        </w:r>
+      </w:p>
+    </w:sdtContent>
+  </w:sdt>
   <w:p>
     <w:pPr>
+      <w:pStyle w:val="Footer"/>
       <w:jc w:val="center"/>
     </w:pPr>
     <w:r>
@@ -7128,7 +7757,15 @@
         <w:sz w:val="24"/>
         <w:szCs w:val="24"/>
       </w:rPr>
-      <w:t>ii</w:t>
+      <w:t>i</w:t>
+    </w:r>
+    <w:r>
+      <w:rPr>
+        <w:rFonts w:ascii="Courier New" w:hAnsi="Courier New" w:cs="Courier New"/>
+        <w:sz w:val="24"/>
+        <w:szCs w:val="24"/>
+      </w:rPr>
+      <w:t>i</w:t>
     </w:r>
     <w:r>
       <w:rPr>
@@ -7598,7 +8235,22 @@
             <w:sz w:val="24"/>
           </w:rPr>
           <w:tab/>
-          <w:t>Bulanao, Tabuk City, Kalinga</w:t>
+        </w:r>
+        <w:proofErr w:type="spellStart"/>
+        <w:r>
+          <w:rPr>
+            <w:rFonts w:ascii="Courier New" w:hAnsi="Courier New" w:cs="Courier New"/>
+            <w:sz w:val="24"/>
+          </w:rPr>
+          <w:t>Bulanao</w:t>
+        </w:r>
+        <w:proofErr w:type="spellEnd"/>
+        <w:r>
+          <w:rPr>
+            <w:rFonts w:ascii="Courier New" w:hAnsi="Courier New" w:cs="Courier New"/>
+            <w:sz w:val="24"/>
+          </w:rPr>
+          <w:t>, Tabuk City, Kalinga</w:t>
         </w:r>
       </w:p>
       <w:p>
@@ -7695,8 +8347,9 @@
             <w:szCs w:val="24"/>
             <w:lang w:val="en-US"/>
           </w:rPr>
-          <w:t>College of Engineering and Information Technol</w:t>
-        </w:r>
+          <w:t xml:space="preserve">College of Engineering and Information </w:t>
+        </w:r>
+        <w:proofErr w:type="spellStart"/>
         <w:r>
           <w:rPr>
             <w:rFonts w:ascii="Courier New" w:hAnsi="Courier New" w:cs="Courier New"/>
@@ -7704,8 +8357,18 @@
             <w:szCs w:val="24"/>
             <w:lang w:val="en-US"/>
           </w:rPr>
+          <w:t>Technol</w:t>
+        </w:r>
+        <w:r>
+          <w:rPr>
+            <w:rFonts w:ascii="Courier New" w:hAnsi="Courier New" w:cs="Courier New"/>
+            <w:sz w:val="24"/>
+            <w:szCs w:val="24"/>
+            <w:lang w:val="en-US"/>
+          </w:rPr>
           <w:t>og</w:t>
         </w:r>
+        <w:proofErr w:type="spellEnd"/>
       </w:p>
       <w:p>
         <w:pPr>
@@ -8067,7 +8730,22 @@
             <w:sz w:val="24"/>
           </w:rPr>
           <w:tab/>
-          <w:t>Bulanao, Tabuk City, Kalinga</w:t>
+        </w:r>
+        <w:proofErr w:type="spellStart"/>
+        <w:r>
+          <w:rPr>
+            <w:rFonts w:ascii="Courier New" w:hAnsi="Courier New" w:cs="Courier New"/>
+            <w:sz w:val="24"/>
+          </w:rPr>
+          <w:t>Bulanao</w:t>
+        </w:r>
+        <w:proofErr w:type="spellEnd"/>
+        <w:r>
+          <w:rPr>
+            <w:rFonts w:ascii="Courier New" w:hAnsi="Courier New" w:cs="Courier New"/>
+            <w:sz w:val="24"/>
+          </w:rPr>
+          <w:t>, Tabuk City, Kalinga</w:t>
         </w:r>
       </w:p>
       <w:p>
@@ -8516,7 +9194,22 @@
             <w:sz w:val="24"/>
           </w:rPr>
           <w:tab/>
-          <w:t>Bulanao, Tabuk City, Kalinga</w:t>
+        </w:r>
+        <w:proofErr w:type="spellStart"/>
+        <w:r>
+          <w:rPr>
+            <w:rFonts w:ascii="Courier New" w:hAnsi="Courier New" w:cs="Courier New"/>
+            <w:sz w:val="24"/>
+          </w:rPr>
+          <w:t>Bulanao</w:t>
+        </w:r>
+        <w:proofErr w:type="spellEnd"/>
+        <w:r>
+          <w:rPr>
+            <w:rFonts w:ascii="Courier New" w:hAnsi="Courier New" w:cs="Courier New"/>
+            <w:sz w:val="24"/>
+          </w:rPr>
+          <w:t>, Tabuk City, Kalinga</w:t>
         </w:r>
       </w:p>
       <w:p>
@@ -8936,7 +9629,22 @@
             <w:sz w:val="24"/>
           </w:rPr>
           <w:tab/>
-          <w:t>Bulanao, Tabuk City, Kalinga</w:t>
+        </w:r>
+        <w:proofErr w:type="spellStart"/>
+        <w:r>
+          <w:rPr>
+            <w:rFonts w:ascii="Courier New" w:hAnsi="Courier New" w:cs="Courier New"/>
+            <w:sz w:val="24"/>
+          </w:rPr>
+          <w:t>Bulanao</w:t>
+        </w:r>
+        <w:proofErr w:type="spellEnd"/>
+        <w:r>
+          <w:rPr>
+            <w:rFonts w:ascii="Courier New" w:hAnsi="Courier New" w:cs="Courier New"/>
+            <w:sz w:val="24"/>
+          </w:rPr>
+          <w:t>, Tabuk City, Kalinga</w:t>
         </w:r>
       </w:p>
       <w:p>
@@ -9033,8 +9741,9 @@
             <w:szCs w:val="24"/>
             <w:lang w:val="en-US"/>
           </w:rPr>
-          <w:t>College of Engineering and Information Technol</w:t>
-        </w:r>
+          <w:t xml:space="preserve">College of Engineering and Information </w:t>
+        </w:r>
+        <w:proofErr w:type="spellStart"/>
         <w:r>
           <w:rPr>
             <w:rFonts w:ascii="Courier New" w:hAnsi="Courier New" w:cs="Courier New"/>
@@ -9042,8 +9751,18 @@
             <w:szCs w:val="24"/>
             <w:lang w:val="en-US"/>
           </w:rPr>
+          <w:t>Technol</w:t>
+        </w:r>
+        <w:r>
+          <w:rPr>
+            <w:rFonts w:ascii="Courier New" w:hAnsi="Courier New" w:cs="Courier New"/>
+            <w:sz w:val="24"/>
+            <w:szCs w:val="24"/>
+            <w:lang w:val="en-US"/>
+          </w:rPr>
           <w:t>og</w:t>
         </w:r>
+        <w:proofErr w:type="spellEnd"/>
       </w:p>
       <w:p>
         <w:pPr>
@@ -9405,7 +10124,22 @@
             <w:sz w:val="24"/>
           </w:rPr>
           <w:tab/>
-          <w:t>Bulanao, Tabuk City, Kalinga</w:t>
+        </w:r>
+        <w:proofErr w:type="spellStart"/>
+        <w:r>
+          <w:rPr>
+            <w:rFonts w:ascii="Courier New" w:hAnsi="Courier New" w:cs="Courier New"/>
+            <w:sz w:val="24"/>
+          </w:rPr>
+          <w:t>Bulanao</w:t>
+        </w:r>
+        <w:proofErr w:type="spellEnd"/>
+        <w:r>
+          <w:rPr>
+            <w:rFonts w:ascii="Courier New" w:hAnsi="Courier New" w:cs="Courier New"/>
+            <w:sz w:val="24"/>
+          </w:rPr>
+          <w:t>, Tabuk City, Kalinga</w:t>
         </w:r>
       </w:p>
       <w:p>
@@ -9854,7 +10588,22 @@
             <w:sz w:val="24"/>
           </w:rPr>
           <w:tab/>
-          <w:t>Bulanao, Tabuk City, Kalinga</w:t>
+        </w:r>
+        <w:proofErr w:type="spellStart"/>
+        <w:r>
+          <w:rPr>
+            <w:rFonts w:ascii="Courier New" w:hAnsi="Courier New" w:cs="Courier New"/>
+            <w:sz w:val="24"/>
+          </w:rPr>
+          <w:t>Bulanao</w:t>
+        </w:r>
+        <w:proofErr w:type="spellEnd"/>
+        <w:r>
+          <w:rPr>
+            <w:rFonts w:ascii="Courier New" w:hAnsi="Courier New" w:cs="Courier New"/>
+            <w:sz w:val="24"/>
+          </w:rPr>
+          <w:t>, Tabuk City, Kalinga</w:t>
         </w:r>
         <w:r>
           <w:rPr>
@@ -10224,7 +10973,22 @@
             <w:sz w:val="24"/>
           </w:rPr>
           <w:tab/>
-          <w:t>Bulanao, Tabuk City, Kalinga</w:t>
+        </w:r>
+        <w:proofErr w:type="spellStart"/>
+        <w:r>
+          <w:rPr>
+            <w:rFonts w:ascii="Courier New" w:hAnsi="Courier New" w:cs="Courier New"/>
+            <w:sz w:val="24"/>
+          </w:rPr>
+          <w:t>Bulanao</w:t>
+        </w:r>
+        <w:proofErr w:type="spellEnd"/>
+        <w:r>
+          <w:rPr>
+            <w:rFonts w:ascii="Courier New" w:hAnsi="Courier New" w:cs="Courier New"/>
+            <w:sz w:val="24"/>
+          </w:rPr>
+          <w:t>, Tabuk City, Kalinga</w:t>
         </w:r>
       </w:p>
       <w:p>
@@ -10673,7 +11437,22 @@
             <w:sz w:val="24"/>
           </w:rPr>
           <w:tab/>
-          <w:t>Bulanao, Tabuk City, Kalinga</w:t>
+        </w:r>
+        <w:proofErr w:type="spellStart"/>
+        <w:r>
+          <w:rPr>
+            <w:rFonts w:ascii="Courier New" w:hAnsi="Courier New" w:cs="Courier New"/>
+            <w:sz w:val="24"/>
+          </w:rPr>
+          <w:t>Bulanao</w:t>
+        </w:r>
+        <w:proofErr w:type="spellEnd"/>
+        <w:r>
+          <w:rPr>
+            <w:rFonts w:ascii="Courier New" w:hAnsi="Courier New" w:cs="Courier New"/>
+            <w:sz w:val="24"/>
+          </w:rPr>
+          <w:t>, Tabuk City, Kalinga</w:t>
         </w:r>
       </w:p>
       <w:p>
@@ -11060,7 +11839,22 @@
             <w:sz w:val="24"/>
           </w:rPr>
           <w:tab/>
-          <w:t>Bulanao, Tabuk City, Kalinga</w:t>
+        </w:r>
+        <w:proofErr w:type="spellStart"/>
+        <w:r>
+          <w:rPr>
+            <w:rFonts w:ascii="Courier New" w:hAnsi="Courier New" w:cs="Courier New"/>
+            <w:sz w:val="24"/>
+          </w:rPr>
+          <w:t>Bulanao</w:t>
+        </w:r>
+        <w:proofErr w:type="spellEnd"/>
+        <w:r>
+          <w:rPr>
+            <w:rFonts w:ascii="Courier New" w:hAnsi="Courier New" w:cs="Courier New"/>
+            <w:sz w:val="24"/>
+          </w:rPr>
+          <w:t>, Tabuk City, Kalinga</w:t>
         </w:r>
       </w:p>
       <w:p>
@@ -11511,7 +12305,22 @@
             <w:sz w:val="24"/>
           </w:rPr>
           <w:tab/>
-          <w:t>Bulanao, Tabuk City, Kalinga</w:t>
+        </w:r>
+        <w:proofErr w:type="spellStart"/>
+        <w:r>
+          <w:rPr>
+            <w:rFonts w:ascii="Courier New" w:hAnsi="Courier New" w:cs="Courier New"/>
+            <w:sz w:val="24"/>
+          </w:rPr>
+          <w:t>Bulanao</w:t>
+        </w:r>
+        <w:proofErr w:type="spellEnd"/>
+        <w:r>
+          <w:rPr>
+            <w:rFonts w:ascii="Courier New" w:hAnsi="Courier New" w:cs="Courier New"/>
+            <w:sz w:val="24"/>
+          </w:rPr>
+          <w:t>, Tabuk City, Kalinga</w:t>
         </w:r>
       </w:p>
       <w:p>
@@ -13588,10 +14397,6 @@
 </file>
 
 <file path=customXml/item1.xml><?xml version="1.0" encoding="utf-8"?>
-<b:Sources xmlns:b="http://schemas.openxmlformats.org/officeDocument/2006/bibliography" xmlns="http://schemas.openxmlformats.org/officeDocument/2006/bibliography" SelectedStyle="\APASixthEditionOfficeOnline.xsl" StyleName="APA" Version="6"/>
-</file>
-
-<file path=customXml/item2.xml><?xml version="1.0" encoding="utf-8"?>
 <s:customData xmlns="http://www.wps.cn/officeDocument/2013/wpsCustomData" xmlns:s="http://www.wps.cn/officeDocument/2013/wpsCustomData">
   <customSectProps>
     <customSectPr/>
@@ -13603,18 +14408,22 @@
 </s:customData>
 </file>
 
+<file path=customXml/item2.xml><?xml version="1.0" encoding="utf-8"?>
+<b:Sources xmlns:b="http://schemas.openxmlformats.org/officeDocument/2006/bibliography" xmlns="http://schemas.openxmlformats.org/officeDocument/2006/bibliography" SelectedStyle="\APASixthEditionOfficeOnline.xsl" StyleName="APA" Version="6"/>
+</file>
+
 <file path=customXml/itemProps1.xml><?xml version="1.0" encoding="utf-8"?>
+<ds:datastoreItem xmlns:ds="http://schemas.openxmlformats.org/officeDocument/2006/customXml" ds:itemID="{B1977F7D-205B-4081-913C-38D41E755F92}">
+  <ds:schemaRefs>
+    <ds:schemaRef ds:uri="http://www.wps.cn/officeDocument/2013/wpsCustomData"/>
+  </ds:schemaRefs>
+</ds:datastoreItem>
+</file>
+
+<file path=customXml/itemProps2.xml><?xml version="1.0" encoding="utf-8"?>
 <ds:datastoreItem xmlns:ds="http://schemas.openxmlformats.org/officeDocument/2006/customXml" ds:itemID="{5EC2CED6-9A61-4FA3-BB1B-E128CC05341B}">
   <ds:schemaRefs>
     <ds:schemaRef ds:uri="http://schemas.openxmlformats.org/officeDocument/2006/bibliography"/>
   </ds:schemaRefs>
 </ds:datastoreItem>
-</file>
-
-<file path=customXml/itemProps2.xml><?xml version="1.0" encoding="utf-8"?>
-<ds:datastoreItem xmlns:ds="http://schemas.openxmlformats.org/officeDocument/2006/customXml" ds:itemID="{B1977F7D-205B-4081-913C-38D41E755F92}">
-  <ds:schemaRefs>
-    <ds:schemaRef ds:uri="http://www.wps.cn/officeDocument/2013/wpsCustomData"/>
-  </ds:schemaRefs>
-</ds:datastoreItem>
 </file>
--- a/docs/paper/Auditrix - Chapter 4.docx
+++ b/docs/paper/Auditrix - Chapter 4.docx
@@ -8783,6 +8783,75 @@
         <w:r>
           <w:rPr>
             <w:rFonts w:ascii="Courier New" w:hAnsi="Courier New" w:cs="Courier New"/>
+            <w:noProof/>
+            <w:lang w:eastAsia="en-PH"/>
+          </w:rPr>
+          <mc:AlternateContent>
+            <mc:Choice Requires="wps">
+              <w:drawing>
+                <wp:anchor distT="0" distB="0" distL="114300" distR="114300" simplePos="0" relativeHeight="251643904" behindDoc="0" locked="0" layoutInCell="1" allowOverlap="1">
+                  <wp:simplePos x="0" y="0"/>
+                  <wp:positionH relativeFrom="page">
+                    <wp:align>right</wp:align>
+                  </wp:positionH>
+                  <wp:positionV relativeFrom="paragraph">
+                    <wp:posOffset>204470</wp:posOffset>
+                  </wp:positionV>
+                  <wp:extent cx="7772400" cy="0"/>
+                  <wp:effectExtent l="0" t="19050" r="19050" b="19050"/>
+                  <wp:wrapNone/>
+                  <wp:docPr id="9900" name="Straight Connector 29"/>
+                  <wp:cNvGraphicFramePr/>
+                  <a:graphic xmlns:a="http://schemas.openxmlformats.org/drawingml/2006/main">
+                    <a:graphicData uri="http://schemas.microsoft.com/office/word/2010/wordprocessingShape">
+                      <wps:wsp>
+                        <wps:cNvCnPr/>
+                        <wps:spPr>
+                          <a:xfrm>
+                            <a:off x="0" y="0"/>
+                            <a:ext cx="7772400" cy="0"/>
+                          </a:xfrm>
+                          <a:prstGeom prst="line">
+                            <a:avLst/>
+                          </a:prstGeom>
+                          <a:ln w="38100"/>
+                        </wps:spPr>
+                        <wps:style>
+                          <a:lnRef idx="1">
+                            <a:schemeClr val="dk1"/>
+                          </a:lnRef>
+                          <a:fillRef idx="0">
+                            <a:schemeClr val="dk1"/>
+                          </a:fillRef>
+                          <a:effectRef idx="0">
+                            <a:schemeClr val="dk1"/>
+                          </a:effectRef>
+                          <a:fontRef idx="minor">
+                            <a:schemeClr val="tx1"/>
+                          </a:fontRef>
+                        </wps:style>
+                        <wps:bodyPr/>
+                      </wps:wsp>
+                    </a:graphicData>
+                  </a:graphic>
+                </wp:anchor>
+              </w:drawing>
+            </mc:Choice>
+            <mc:Fallback xmlns:wpsCustomData="http://www.wps.cn/officeDocument/2013/wpsCustomData">
+              <w:pict>
+                <v:line id="_x0000_s1026" o:spid="_x0000_s1026" o:spt="20" style="position:absolute;left:0pt;margin-top:16.1pt;height:0pt;width:612pt;mso-position-horizontal:right;mso-position-horizontal-relative:page;z-index:251663360;mso-width-relative:page;mso-height-relative:page;" filled="f" stroked="t" coordsize="21600,21600" o:gfxdata="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">
+                  <v:fill on="f" focussize="0,0"/>
+                  <v:stroke weight="3pt" color="#000000 [3200]" miterlimit="8" joinstyle="miter"/>
+                  <v:imagedata o:title=""/>
+                  <o:lock v:ext="edit" aspectratio="f"/>
+                </v:line>
+              </w:pict>
+            </mc:Fallback>
+          </mc:AlternateContent>
+        </w:r>
+        <w:r>
+          <w:rPr>
+            <w:rFonts w:ascii="Courier New" w:hAnsi="Courier New" w:cs="Courier New"/>
             <w:sz w:val="20"/>
             <w:szCs w:val="20"/>
           </w:rPr>
@@ -9226,6 +9295,75 @@
             <w:sz w:val="24"/>
           </w:rPr>
         </w:pPr>
+        <w:r>
+          <w:rPr>
+            <w:rFonts w:ascii="Courier New" w:hAnsi="Courier New" w:cs="Courier New"/>
+            <w:noProof/>
+            <w:lang w:eastAsia="en-PH"/>
+          </w:rPr>
+          <mc:AlternateContent>
+            <mc:Choice Requires="wps">
+              <w:drawing>
+                <wp:anchor distT="0" distB="0" distL="114300" distR="114300" simplePos="0" relativeHeight="251643904" behindDoc="0" locked="0" layoutInCell="1" allowOverlap="1">
+                  <wp:simplePos x="0" y="0"/>
+                  <wp:positionH relativeFrom="page">
+                    <wp:align>right</wp:align>
+                  </wp:positionH>
+                  <wp:positionV relativeFrom="paragraph">
+                    <wp:posOffset>204470</wp:posOffset>
+                  </wp:positionV>
+                  <wp:extent cx="7772400" cy="0"/>
+                  <wp:effectExtent l="0" t="19050" r="19050" b="19050"/>
+                  <wp:wrapNone/>
+                  <wp:docPr id="9901" name="Straight Connector 29"/>
+                  <wp:cNvGraphicFramePr/>
+                  <a:graphic xmlns:a="http://schemas.openxmlformats.org/drawingml/2006/main">
+                    <a:graphicData uri="http://schemas.microsoft.com/office/word/2010/wordprocessingShape">
+                      <wps:wsp>
+                        <wps:cNvCnPr/>
+                        <wps:spPr>
+                          <a:xfrm>
+                            <a:off x="0" y="0"/>
+                            <a:ext cx="7772400" cy="0"/>
+                          </a:xfrm>
+                          <a:prstGeom prst="line">
+                            <a:avLst/>
+                          </a:prstGeom>
+                          <a:ln w="38100"/>
+                        </wps:spPr>
+                        <wps:style>
+                          <a:lnRef idx="1">
+                            <a:schemeClr val="dk1"/>
+                          </a:lnRef>
+                          <a:fillRef idx="0">
+                            <a:schemeClr val="dk1"/>
+                          </a:fillRef>
+                          <a:effectRef idx="0">
+                            <a:schemeClr val="dk1"/>
+                          </a:effectRef>
+                          <a:fontRef idx="minor">
+                            <a:schemeClr val="tx1"/>
+                          </a:fontRef>
+                        </wps:style>
+                        <wps:bodyPr/>
+                      </wps:wsp>
+                    </a:graphicData>
+                  </a:graphic>
+                </wp:anchor>
+              </w:drawing>
+            </mc:Choice>
+            <mc:Fallback xmlns:wpsCustomData="http://www.wps.cn/officeDocument/2013/wpsCustomData">
+              <w:pict>
+                <v:line id="_x0000_s1026" o:spid="_x0000_s1026" o:spt="20" style="position:absolute;left:0pt;margin-top:16.1pt;height:0pt;width:612pt;mso-position-horizontal:right;mso-position-horizontal-relative:page;z-index:251663360;mso-width-relative:page;mso-height-relative:page;" filled="f" stroked="t" coordsize="21600,21600" o:gfxdata="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">
+                  <v:fill on="f" focussize="0,0"/>
+                  <v:stroke weight="3pt" color="#000000 [3200]" miterlimit="8" joinstyle="miter"/>
+                  <v:imagedata o:title=""/>
+                  <o:lock v:ext="edit" aspectratio="f"/>
+                </v:line>
+              </w:pict>
+            </mc:Fallback>
+          </mc:AlternateContent>
+        </w:r>
         <w:r>
           <w:rPr>
             <w:rFonts w:ascii="Courier New" w:hAnsi="Courier New" w:cs="Courier New"/>
@@ -10177,6 +10315,75 @@
         <w:r>
           <w:rPr>
             <w:rFonts w:ascii="Courier New" w:hAnsi="Courier New" w:cs="Courier New"/>
+            <w:noProof/>
+            <w:lang w:eastAsia="en-PH"/>
+          </w:rPr>
+          <mc:AlternateContent>
+            <mc:Choice Requires="wps">
+              <w:drawing>
+                <wp:anchor distT="0" distB="0" distL="114300" distR="114300" simplePos="0" relativeHeight="251643904" behindDoc="0" locked="0" layoutInCell="1" allowOverlap="1">
+                  <wp:simplePos x="0" y="0"/>
+                  <wp:positionH relativeFrom="page">
+                    <wp:align>right</wp:align>
+                  </wp:positionH>
+                  <wp:positionV relativeFrom="paragraph">
+                    <wp:posOffset>204470</wp:posOffset>
+                  </wp:positionV>
+                  <wp:extent cx="7772400" cy="0"/>
+                  <wp:effectExtent l="0" t="19050" r="19050" b="19050"/>
+                  <wp:wrapNone/>
+                  <wp:docPr id="9902" name="Straight Connector 29"/>
+                  <wp:cNvGraphicFramePr/>
+                  <a:graphic xmlns:a="http://schemas.openxmlformats.org/drawingml/2006/main">
+                    <a:graphicData uri="http://schemas.microsoft.com/office/word/2010/wordprocessingShape">
+                      <wps:wsp>
+                        <wps:cNvCnPr/>
+                        <wps:spPr>
+                          <a:xfrm>
+                            <a:off x="0" y="0"/>
+                            <a:ext cx="7772400" cy="0"/>
+                          </a:xfrm>
+                          <a:prstGeom prst="line">
+                            <a:avLst/>
+                          </a:prstGeom>
+                          <a:ln w="38100"/>
+                        </wps:spPr>
+                        <wps:style>
+                          <a:lnRef idx="1">
+                            <a:schemeClr val="dk1"/>
+                          </a:lnRef>
+                          <a:fillRef idx="0">
+                            <a:schemeClr val="dk1"/>
+                          </a:fillRef>
+                          <a:effectRef idx="0">
+                            <a:schemeClr val="dk1"/>
+                          </a:effectRef>
+                          <a:fontRef idx="minor">
+                            <a:schemeClr val="tx1"/>
+                          </a:fontRef>
+                        </wps:style>
+                        <wps:bodyPr/>
+                      </wps:wsp>
+                    </a:graphicData>
+                  </a:graphic>
+                </wp:anchor>
+              </w:drawing>
+            </mc:Choice>
+            <mc:Fallback xmlns:wpsCustomData="http://www.wps.cn/officeDocument/2013/wpsCustomData">
+              <w:pict>
+                <v:line id="_x0000_s1026" o:spid="_x0000_s1026" o:spt="20" style="position:absolute;left:0pt;margin-top:16.1pt;height:0pt;width:612pt;mso-position-horizontal:right;mso-position-horizontal-relative:page;z-index:251663360;mso-width-relative:page;mso-height-relative:page;" filled="f" stroked="t" coordsize="21600,21600" o:gfxdata="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">
+                  <v:fill on="f" focussize="0,0"/>
+                  <v:stroke weight="3pt" color="#000000 [3200]" miterlimit="8" joinstyle="miter"/>
+                  <v:imagedata o:title=""/>
+                  <o:lock v:ext="edit" aspectratio="f"/>
+                </v:line>
+              </w:pict>
+            </mc:Fallback>
+          </mc:AlternateContent>
+        </w:r>
+        <w:r>
+          <w:rPr>
+            <w:rFonts w:ascii="Courier New" w:hAnsi="Courier New" w:cs="Courier New"/>
             <w:color w:val="7F7F7F" w:themeColor="background1" w:themeShade="7F"/>
             <w:spacing w:val="60"/>
             <w:sz w:val="20"/>
@@ -10621,6 +10828,75 @@
             <w:rFonts w:ascii="Courier New" w:hAnsi="Courier New" w:cs="Courier New"/>
           </w:rPr>
         </w:pPr>
+        <w:r>
+          <w:rPr>
+            <w:rFonts w:ascii="Courier New" w:hAnsi="Courier New" w:cs="Courier New"/>
+            <w:noProof/>
+            <w:lang w:eastAsia="en-PH"/>
+          </w:rPr>
+          <mc:AlternateContent>
+            <mc:Choice Requires="wps">
+              <w:drawing>
+                <wp:anchor distT="0" distB="0" distL="114300" distR="114300" simplePos="0" relativeHeight="251643904" behindDoc="0" locked="0" layoutInCell="1" allowOverlap="1">
+                  <wp:simplePos x="0" y="0"/>
+                  <wp:positionH relativeFrom="page">
+                    <wp:align>right</wp:align>
+                  </wp:positionH>
+                  <wp:positionV relativeFrom="paragraph">
+                    <wp:posOffset>204470</wp:posOffset>
+                  </wp:positionV>
+                  <wp:extent cx="7772400" cy="0"/>
+                  <wp:effectExtent l="0" t="19050" r="19050" b="19050"/>
+                  <wp:wrapNone/>
+                  <wp:docPr id="9903" name="Straight Connector 29"/>
+                  <wp:cNvGraphicFramePr/>
+                  <a:graphic xmlns:a="http://schemas.openxmlformats.org/drawingml/2006/main">
+                    <a:graphicData uri="http://schemas.microsoft.com/office/word/2010/wordprocessingShape">
+                      <wps:wsp>
+                        <wps:cNvCnPr/>
+                        <wps:spPr>
+                          <a:xfrm>
+                            <a:off x="0" y="0"/>
+                            <a:ext cx="7772400" cy="0"/>
+                          </a:xfrm>
+                          <a:prstGeom prst="line">
+                            <a:avLst/>
+                          </a:prstGeom>
+                          <a:ln w="38100"/>
+                        </wps:spPr>
+                        <wps:style>
+                          <a:lnRef idx="1">
+                            <a:schemeClr val="dk1"/>
+                          </a:lnRef>
+                          <a:fillRef idx="0">
+                            <a:schemeClr val="dk1"/>
+                          </a:fillRef>
+                          <a:effectRef idx="0">
+                            <a:schemeClr val="dk1"/>
+                          </a:effectRef>
+                          <a:fontRef idx="minor">
+                            <a:schemeClr val="tx1"/>
+                          </a:fontRef>
+                        </wps:style>
+                        <wps:bodyPr/>
+                      </wps:wsp>
+                    </a:graphicData>
+                  </a:graphic>
+                </wp:anchor>
+              </w:drawing>
+            </mc:Choice>
+            <mc:Fallback xmlns:wpsCustomData="http://www.wps.cn/officeDocument/2013/wpsCustomData">
+              <w:pict>
+                <v:line id="_x0000_s1026" o:spid="_x0000_s1026" o:spt="20" style="position:absolute;left:0pt;margin-top:16.1pt;height:0pt;width:612pt;mso-position-horizontal:right;mso-position-horizontal-relative:page;z-index:251663360;mso-width-relative:page;mso-height-relative:page;" filled="f" stroked="t" coordsize="21600,21600" o:gfxdata="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">
+                  <v:fill on="f" focussize="0,0"/>
+                  <v:stroke weight="3pt" color="#000000 [3200]" miterlimit="8" joinstyle="miter"/>
+                  <v:imagedata o:title=""/>
+                  <o:lock v:ext="edit" aspectratio="f"/>
+                </v:line>
+              </w:pict>
+            </mc:Fallback>
+          </mc:AlternateContent>
+        </w:r>
       </w:p>
     </w:sdtContent>
   </w:sdt>
@@ -11026,6 +11302,75 @@
         <w:r>
           <w:rPr>
             <w:rFonts w:ascii="Courier New" w:hAnsi="Courier New" w:cs="Courier New"/>
+            <w:noProof/>
+            <w:lang w:eastAsia="en-PH"/>
+          </w:rPr>
+          <mc:AlternateContent>
+            <mc:Choice Requires="wps">
+              <w:drawing>
+                <wp:anchor distT="0" distB="0" distL="114300" distR="114300" simplePos="0" relativeHeight="251643904" behindDoc="0" locked="0" layoutInCell="1" allowOverlap="1">
+                  <wp:simplePos x="0" y="0"/>
+                  <wp:positionH relativeFrom="page">
+                    <wp:align>right</wp:align>
+                  </wp:positionH>
+                  <wp:positionV relativeFrom="paragraph">
+                    <wp:posOffset>204470</wp:posOffset>
+                  </wp:positionV>
+                  <wp:extent cx="7772400" cy="0"/>
+                  <wp:effectExtent l="0" t="19050" r="19050" b="19050"/>
+                  <wp:wrapNone/>
+                  <wp:docPr id="9904" name="Straight Connector 29"/>
+                  <wp:cNvGraphicFramePr/>
+                  <a:graphic xmlns:a="http://schemas.openxmlformats.org/drawingml/2006/main">
+                    <a:graphicData uri="http://schemas.microsoft.com/office/word/2010/wordprocessingShape">
+                      <wps:wsp>
+                        <wps:cNvCnPr/>
+                        <wps:spPr>
+                          <a:xfrm>
+                            <a:off x="0" y="0"/>
+                            <a:ext cx="7772400" cy="0"/>
+                          </a:xfrm>
+                          <a:prstGeom prst="line">
+                            <a:avLst/>
+                          </a:prstGeom>
+                          <a:ln w="38100"/>
+                        </wps:spPr>
+                        <wps:style>
+                          <a:lnRef idx="1">
+                            <a:schemeClr val="dk1"/>
+                          </a:lnRef>
+                          <a:fillRef idx="0">
+                            <a:schemeClr val="dk1"/>
+                          </a:fillRef>
+                          <a:effectRef idx="0">
+                            <a:schemeClr val="dk1"/>
+                          </a:effectRef>
+                          <a:fontRef idx="minor">
+                            <a:schemeClr val="tx1"/>
+                          </a:fontRef>
+                        </wps:style>
+                        <wps:bodyPr/>
+                      </wps:wsp>
+                    </a:graphicData>
+                  </a:graphic>
+                </wp:anchor>
+              </w:drawing>
+            </mc:Choice>
+            <mc:Fallback xmlns:wpsCustomData="http://www.wps.cn/officeDocument/2013/wpsCustomData">
+              <w:pict>
+                <v:line id="_x0000_s1026" o:spid="_x0000_s1026" o:spt="20" style="position:absolute;left:0pt;margin-top:16.1pt;height:0pt;width:612pt;mso-position-horizontal:right;mso-position-horizontal-relative:page;z-index:251663360;mso-width-relative:page;mso-height-relative:page;" filled="f" stroked="t" coordsize="21600,21600" o:gfxdata="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">
+                  <v:fill on="f" focussize="0,0"/>
+                  <v:stroke weight="3pt" color="#000000 [3200]" miterlimit="8" joinstyle="miter"/>
+                  <v:imagedata o:title=""/>
+                  <o:lock v:ext="edit" aspectratio="f"/>
+                </v:line>
+              </w:pict>
+            </mc:Fallback>
+          </mc:AlternateContent>
+        </w:r>
+        <w:r>
+          <w:rPr>
+            <w:rFonts w:ascii="Courier New" w:hAnsi="Courier New" w:cs="Courier New"/>
             <w:sz w:val="20"/>
             <w:szCs w:val="20"/>
           </w:rPr>
@@ -11472,6 +11817,75 @@
         <w:r>
           <w:rPr>
             <w:rFonts w:ascii="Courier New" w:hAnsi="Courier New" w:cs="Courier New"/>
+            <w:noProof/>
+            <w:lang w:eastAsia="en-PH"/>
+          </w:rPr>
+          <mc:AlternateContent>
+            <mc:Choice Requires="wps">
+              <w:drawing>
+                <wp:anchor distT="0" distB="0" distL="114300" distR="114300" simplePos="0" relativeHeight="251643904" behindDoc="0" locked="0" layoutInCell="1" allowOverlap="1">
+                  <wp:simplePos x="0" y="0"/>
+                  <wp:positionH relativeFrom="page">
+                    <wp:align>right</wp:align>
+                  </wp:positionH>
+                  <wp:positionV relativeFrom="paragraph">
+                    <wp:posOffset>204470</wp:posOffset>
+                  </wp:positionV>
+                  <wp:extent cx="7772400" cy="0"/>
+                  <wp:effectExtent l="0" t="19050" r="19050" b="19050"/>
+                  <wp:wrapNone/>
+                  <wp:docPr id="9905" name="Straight Connector 29"/>
+                  <wp:cNvGraphicFramePr/>
+                  <a:graphic xmlns:a="http://schemas.openxmlformats.org/drawingml/2006/main">
+                    <a:graphicData uri="http://schemas.microsoft.com/office/word/2010/wordprocessingShape">
+                      <wps:wsp>
+                        <wps:cNvCnPr/>
+                        <wps:spPr>
+                          <a:xfrm>
+                            <a:off x="0" y="0"/>
+                            <a:ext cx="7772400" cy="0"/>
+                          </a:xfrm>
+                          <a:prstGeom prst="line">
+                            <a:avLst/>
+                          </a:prstGeom>
+                          <a:ln w="38100"/>
+                        </wps:spPr>
+                        <wps:style>
+                          <a:lnRef idx="1">
+                            <a:schemeClr val="dk1"/>
+                          </a:lnRef>
+                          <a:fillRef idx="0">
+                            <a:schemeClr val="dk1"/>
+                          </a:fillRef>
+                          <a:effectRef idx="0">
+                            <a:schemeClr val="dk1"/>
+                          </a:effectRef>
+                          <a:fontRef idx="minor">
+                            <a:schemeClr val="tx1"/>
+                          </a:fontRef>
+                        </wps:style>
+                        <wps:bodyPr/>
+                      </wps:wsp>
+                    </a:graphicData>
+                  </a:graphic>
+                </wp:anchor>
+              </w:drawing>
+            </mc:Choice>
+            <mc:Fallback xmlns:wpsCustomData="http://www.wps.cn/officeDocument/2013/wpsCustomData">
+              <w:pict>
+                <v:line id="_x0000_s1026" o:spid="_x0000_s1026" o:spt="20" style="position:absolute;left:0pt;margin-top:16.1pt;height:0pt;width:612pt;mso-position-horizontal:right;mso-position-horizontal-relative:page;z-index:251663360;mso-width-relative:page;mso-height-relative:page;" filled="f" stroked="t" coordsize="21600,21600" o:gfxdata="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">
+                  <v:fill on="f" focussize="0,0"/>
+                  <v:stroke weight="3pt" color="#000000 [3200]" miterlimit="8" joinstyle="miter"/>
+                  <v:imagedata o:title=""/>
+                  <o:lock v:ext="edit" aspectratio="f"/>
+                </v:line>
+              </w:pict>
+            </mc:Fallback>
+          </mc:AlternateContent>
+        </w:r>
+        <w:r>
+          <w:rPr>
+            <w:rFonts w:ascii="Courier New" w:hAnsi="Courier New" w:cs="Courier New"/>
             <w:sz w:val="24"/>
           </w:rPr>
           <w:tab/>
@@ -11892,6 +12306,75 @@
         <w:r>
           <w:rPr>
             <w:rFonts w:ascii="Courier New" w:hAnsi="Courier New" w:cs="Courier New"/>
+            <w:noProof/>
+            <w:lang w:eastAsia="en-PH"/>
+          </w:rPr>
+          <mc:AlternateContent>
+            <mc:Choice Requires="wps">
+              <w:drawing>
+                <wp:anchor distT="0" distB="0" distL="114300" distR="114300" simplePos="0" relativeHeight="251643904" behindDoc="0" locked="0" layoutInCell="1" allowOverlap="1">
+                  <wp:simplePos x="0" y="0"/>
+                  <wp:positionH relativeFrom="page">
+                    <wp:align>right</wp:align>
+                  </wp:positionH>
+                  <wp:positionV relativeFrom="paragraph">
+                    <wp:posOffset>204470</wp:posOffset>
+                  </wp:positionV>
+                  <wp:extent cx="7772400" cy="0"/>
+                  <wp:effectExtent l="0" t="19050" r="19050" b="19050"/>
+                  <wp:wrapNone/>
+                  <wp:docPr id="9906" name="Straight Connector 29"/>
+                  <wp:cNvGraphicFramePr/>
+                  <a:graphic xmlns:a="http://schemas.openxmlformats.org/drawingml/2006/main">
+                    <a:graphicData uri="http://schemas.microsoft.com/office/word/2010/wordprocessingShape">
+                      <wps:wsp>
+                        <wps:cNvCnPr/>
+                        <wps:spPr>
+                          <a:xfrm>
+                            <a:off x="0" y="0"/>
+                            <a:ext cx="7772400" cy="0"/>
+                          </a:xfrm>
+                          <a:prstGeom prst="line">
+                            <a:avLst/>
+                          </a:prstGeom>
+                          <a:ln w="38100"/>
+                        </wps:spPr>
+                        <wps:style>
+                          <a:lnRef idx="1">
+                            <a:schemeClr val="dk1"/>
+                          </a:lnRef>
+                          <a:fillRef idx="0">
+                            <a:schemeClr val="dk1"/>
+                          </a:fillRef>
+                          <a:effectRef idx="0">
+                            <a:schemeClr val="dk1"/>
+                          </a:effectRef>
+                          <a:fontRef idx="minor">
+                            <a:schemeClr val="tx1"/>
+                          </a:fontRef>
+                        </wps:style>
+                        <wps:bodyPr/>
+                      </wps:wsp>
+                    </a:graphicData>
+                  </a:graphic>
+                </wp:anchor>
+              </w:drawing>
+            </mc:Choice>
+            <mc:Fallback xmlns:wpsCustomData="http://www.wps.cn/officeDocument/2013/wpsCustomData">
+              <w:pict>
+                <v:line id="_x0000_s1026" o:spid="_x0000_s1026" o:spt="20" style="position:absolute;left:0pt;margin-top:16.1pt;height:0pt;width:612pt;mso-position-horizontal:right;mso-position-horizontal-relative:page;z-index:251663360;mso-width-relative:page;mso-height-relative:page;" filled="f" stroked="t" coordsize="21600,21600" o:gfxdata="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">
+                  <v:fill on="f" focussize="0,0"/>
+                  <v:stroke weight="3pt" color="#000000 [3200]" miterlimit="8" joinstyle="miter"/>
+                  <v:imagedata o:title=""/>
+                  <o:lock v:ext="edit" aspectratio="f"/>
+                </v:line>
+              </w:pict>
+            </mc:Fallback>
+          </mc:AlternateContent>
+        </w:r>
+        <w:r>
+          <w:rPr>
+            <w:rFonts w:ascii="Courier New" w:hAnsi="Courier New" w:cs="Courier New"/>
             <w:color w:val="7F7F7F" w:themeColor="background1" w:themeShade="7F"/>
             <w:spacing w:val="60"/>
             <w:sz w:val="20"/>
@@ -12337,6 +12820,75 @@
             <w:sz w:val="24"/>
           </w:rPr>
         </w:pPr>
+        <w:r>
+          <w:rPr>
+            <w:rFonts w:ascii="Courier New" w:hAnsi="Courier New" w:cs="Courier New"/>
+            <w:noProof/>
+            <w:lang w:eastAsia="en-PH"/>
+          </w:rPr>
+          <mc:AlternateContent>
+            <mc:Choice Requires="wps">
+              <w:drawing>
+                <wp:anchor distT="0" distB="0" distL="114300" distR="114300" simplePos="0" relativeHeight="251643904" behindDoc="0" locked="0" layoutInCell="1" allowOverlap="1">
+                  <wp:simplePos x="0" y="0"/>
+                  <wp:positionH relativeFrom="page">
+                    <wp:align>right</wp:align>
+                  </wp:positionH>
+                  <wp:positionV relativeFrom="paragraph">
+                    <wp:posOffset>204470</wp:posOffset>
+                  </wp:positionV>
+                  <wp:extent cx="7772400" cy="0"/>
+                  <wp:effectExtent l="0" t="19050" r="19050" b="19050"/>
+                  <wp:wrapNone/>
+                  <wp:docPr id="9907" name="Straight Connector 29"/>
+                  <wp:cNvGraphicFramePr/>
+                  <a:graphic xmlns:a="http://schemas.openxmlformats.org/drawingml/2006/main">
+                    <a:graphicData uri="http://schemas.microsoft.com/office/word/2010/wordprocessingShape">
+                      <wps:wsp>
+                        <wps:cNvCnPr/>
+                        <wps:spPr>
+                          <a:xfrm>
+                            <a:off x="0" y="0"/>
+                            <a:ext cx="7772400" cy="0"/>
+                          </a:xfrm>
+                          <a:prstGeom prst="line">
+                            <a:avLst/>
+                          </a:prstGeom>
+                          <a:ln w="38100"/>
+                        </wps:spPr>
+                        <wps:style>
+                          <a:lnRef idx="1">
+                            <a:schemeClr val="dk1"/>
+                          </a:lnRef>
+                          <a:fillRef idx="0">
+                            <a:schemeClr val="dk1"/>
+                          </a:fillRef>
+                          <a:effectRef idx="0">
+                            <a:schemeClr val="dk1"/>
+                          </a:effectRef>
+                          <a:fontRef idx="minor">
+                            <a:schemeClr val="tx1"/>
+                          </a:fontRef>
+                        </wps:style>
+                        <wps:bodyPr/>
+                      </wps:wsp>
+                    </a:graphicData>
+                  </a:graphic>
+                </wp:anchor>
+              </w:drawing>
+            </mc:Choice>
+            <mc:Fallback xmlns:wpsCustomData="http://www.wps.cn/officeDocument/2013/wpsCustomData">
+              <w:pict>
+                <v:line id="_x0000_s1026" o:spid="_x0000_s1026" o:spt="20" style="position:absolute;left:0pt;margin-top:16.1pt;height:0pt;width:612pt;mso-position-horizontal:right;mso-position-horizontal-relative:page;z-index:251663360;mso-width-relative:page;mso-height-relative:page;" filled="f" stroked="t" coordsize="21600,21600" o:gfxdata="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">
+                  <v:fill on="f" focussize="0,0"/>
+                  <v:stroke weight="3pt" color="#000000 [3200]" miterlimit="8" joinstyle="miter"/>
+                  <v:imagedata o:title=""/>
+                  <o:lock v:ext="edit" aspectratio="f"/>
+                </v:line>
+              </w:pict>
+            </mc:Fallback>
+          </mc:AlternateContent>
+        </w:r>
         <w:r>
           <w:rPr>
             <w:rFonts w:ascii="Courier New" w:hAnsi="Courier New" w:cs="Courier New"/>

--- a/docs/paper/Auditrix - Chapter 4.docx
+++ b/docs/paper/Auditrix - Chapter 4.docx
@@ -77,25 +77,7 @@
           <w:sz w:val="24"/>
           <w:szCs w:val="24"/>
         </w:rPr>
-        <w:t xml:space="preserve">This chapter presents the analysis, presentation, discussion, and findings of the study gathered by the researchers. Data collected from the six (6) Program Chairpersons of the College of Engineering and Information Technology (CEIT), selected IT experts, and students who experienced prerequisite violations are systematically organized, interpreted, and analyzed. The presentation of results corresponds directly to the Statement of the Problem: (1) the current process for evaluating students' prerequisite compliance with the curriculum, (2) the problems encountered in that process, (3) the design of a curriculum audit system to ensure prerequisite compliance, and (4) the level of compliance of the proposed system, </w:t>
-      </w:r>
-      <w:proofErr w:type="spellStart"/>
-      <w:r>
-        <w:rPr>
-          <w:rFonts w:ascii="Courier New" w:hAnsi="Courier New" w:cs="Courier New"/>
-          <w:sz w:val="24"/>
-          <w:szCs w:val="24"/>
-        </w:rPr>
-        <w:t>Auditrix</w:t>
-      </w:r>
-      <w:proofErr w:type="spellEnd"/>
-      <w:r>
-        <w:rPr>
-          <w:rFonts w:ascii="Courier New" w:hAnsi="Courier New" w:cs="Courier New"/>
-          <w:sz w:val="24"/>
-          <w:szCs w:val="24"/>
-        </w:rPr>
-        <w:t>, to the ISO/IEC 25010 software quality standard. The results of the testing done on the developed system are presented before SOP No. 4.</w:t>
+        <w:t>This chapter presents the analysis, presentation, discussion, and findings of the study gathered by the researchers. Data collected from the six (6) Program Chairpersons of the College of Engineering and Information Technology (CEIT), selected IT experts, and students who experienced prerequisite violations are systematically organized, interpreted, and analyzed. The presentation of results corresponds directly to the Statement of the Problem: (1) the current process for evaluating students' prerequisite compliance with the curriculum, (2) the problems encountered in that process, (3) the design of a curriculum audit system to ensure prerequisite compliance, and (4) the level of compliance of the proposed system, Auditrix, to the ISO/IEC 25010 software quality standard. The results of the testing done on the developed system are presented before SOP No. 4.</w:t>
       </w:r>
     </w:p>
     <w:p>
@@ -119,7 +101,7 @@
           <w:sz w:val="24"/>
           <w:szCs w:val="24"/>
         </w:rPr>
-        <w:t>Process of the Existing System (SOP No. 1)</w:t>
+        <w:t>Process of the Existing System</w:t>
       </w:r>
       <w:r>
         <w:fldChar w:fldCharType="begin"/>
@@ -177,7 +159,7 @@
           <w:sz w:val="24"/>
           <w:szCs w:val="24"/>
         </w:rPr>
-        <w:t>During the compressed enrollment period, the manual curriculum audit process operates as follows:</w:t>
+        <w:t>During the enrollment period, the manual curriculum audit process operates as follows:</w:t>
       </w:r>
     </w:p>
     <w:p>
@@ -268,20 +250,24 @@
           <w:sz w:val="24"/>
           <w:szCs w:val="24"/>
         </w:rPr>
-        <w:t>The Chairperson attempts to filter out unauthorized subjects before finalizing the enrollment data. Because this process is repetitive and constrained by a compressed timeline, human error is unavoidable, allowing prerequisite violations to go undetected until the final graduation audit — a bottleneck that forces affected students into additional semesters to satisfy missed requirements.</w:t>
-      </w:r>
-    </w:p>
-    <w:p>
-      <w:pPr>
-        <w:spacing w:line="480" w:lineRule="auto"/>
-        <w:ind w:firstLine="720"/>
-        <w:jc w:val="both"/>
-        <w:rPr>
-          <w:rFonts w:ascii="Courier New" w:hAnsi="Courier New" w:cs="Courier New"/>
-          <w:sz w:val="24"/>
-          <w:szCs w:val="24"/>
-        </w:rPr>
-      </w:pPr>
+        <w:t>The Chairperson attempts to filter out subjects before finalizing the enrollment data. Because this process is repetitive and constrained by a compressed timeline, human error is unavoidable, allowing prerequisite violations to go undetected</w:t>
+      </w:r>
+      <w:r>
+        <w:rPr>
+          <w:rFonts w:ascii="Courier New" w:hAnsi="Courier New" w:cs="Courier New"/>
+          <w:sz w:val="24"/>
+          <w:szCs w:val="24"/>
+        </w:rPr>
+        <w:t xml:space="preserve"> for a period of time or</w:t>
+      </w:r>
+      <w:r>
+        <w:rPr>
+          <w:rFonts w:ascii="Courier New" w:hAnsi="Courier New" w:cs="Courier New"/>
+          <w:sz w:val="24"/>
+          <w:szCs w:val="24"/>
+        </w:rPr>
+        <w:t xml:space="preserve"> until the final graduation audit — a bottleneck that forces affected students into additional semesters to satisfy missed requirements.</w:t>
+      </w:r>
     </w:p>
     <w:tbl>
       <w:tblPr>
@@ -324,7 +310,6 @@
                 <w:sz w:val="24"/>
                 <w:szCs w:val="24"/>
               </w:rPr>
-              <w:lastRenderedPageBreak/>
               <w:t>[INPUT]</w:t>
             </w:r>
           </w:p>
@@ -463,7 +448,23 @@
                 <w:sz w:val="20"/>
                 <w:szCs w:val="20"/>
               </w:rPr>
-              <w:t>- Approved or Finalized Enrollment Ledger.</w:t>
+              <w:t xml:space="preserve">- Approved or Finalized Enrollment </w:t>
+            </w:r>
+            <w:r>
+              <w:rPr>
+                <w:rFonts w:ascii="Courier New" w:hAnsi="Courier New" w:cs="Courier New"/>
+                <w:sz w:val="20"/>
+                <w:szCs w:val="20"/>
+              </w:rPr>
+              <w:t>Assessment</w:t>
+            </w:r>
+            <w:r>
+              <w:rPr>
+                <w:rFonts w:ascii="Courier New" w:hAnsi="Courier New" w:cs="Courier New"/>
+                <w:sz w:val="20"/>
+                <w:szCs w:val="20"/>
+              </w:rPr>
+              <w:t>.</w:t>
             </w:r>
           </w:p>
         </w:tc>
@@ -623,7 +624,23 @@
                 <w:sz w:val="20"/>
                 <w:szCs w:val="20"/>
               </w:rPr>
-              <w:t>- Late-discovered violations surfacing at graduation audit</w:t>
+              <w:t>- Late-discovered violations surfacing</w:t>
+            </w:r>
+            <w:r>
+              <w:rPr>
+                <w:rFonts w:ascii="Courier New" w:hAnsi="Courier New" w:cs="Courier New"/>
+                <w:sz w:val="20"/>
+                <w:szCs w:val="20"/>
+              </w:rPr>
+              <w:t xml:space="preserve"> after enrolment closing or</w:t>
+            </w:r>
+            <w:r>
+              <w:rPr>
+                <w:rFonts w:ascii="Courier New" w:hAnsi="Courier New" w:cs="Courier New"/>
+                <w:sz w:val="20"/>
+                <w:szCs w:val="20"/>
+              </w:rPr>
+              <w:t xml:space="preserve"> at graduation audit</w:t>
             </w:r>
           </w:p>
         </w:tc>
@@ -682,7 +699,8 @@
           <w:sz w:val="24"/>
           <w:szCs w:val="24"/>
         </w:rPr>
-        <w:t>Problems Encountered in the Current System (SOP No. 2)</w:t>
+        <w:lastRenderedPageBreak/>
+        <w:t>Problems Encountered in the Current System</w:t>
       </w:r>
       <w:r>
         <w:fldChar w:fldCharType="begin"/>
@@ -733,37 +751,47 @@
           <w:sz w:val="24"/>
           <w:szCs w:val="24"/>
         </w:rPr>
-        <w:t xml:space="preserve">1. Late-Detection </w:t>
-      </w:r>
-      <w:proofErr w:type="spellStart"/>
-      <w:r>
-        <w:rPr>
-          <w:rFonts w:ascii="Courier New" w:hAnsi="Courier New" w:cs="Courier New"/>
-          <w:b/>
-          <w:bCs/>
-          <w:sz w:val="24"/>
-          <w:szCs w:val="24"/>
-        </w:rPr>
-        <w:t>Blindspots</w:t>
-      </w:r>
-      <w:proofErr w:type="spellEnd"/>
-      <w:r>
-        <w:rPr>
-          <w:rFonts w:ascii="Courier New" w:hAnsi="Courier New" w:cs="Courier New"/>
-          <w:b/>
-          <w:bCs/>
-          <w:sz w:val="24"/>
-          <w:szCs w:val="24"/>
-        </w:rPr>
-        <w:t xml:space="preserve">. </w:t>
-      </w:r>
-      <w:r>
-        <w:rPr>
-          <w:rFonts w:ascii="Courier New" w:hAnsi="Courier New" w:cs="Courier New"/>
-          <w:sz w:val="24"/>
-          <w:szCs w:val="24"/>
-        </w:rPr>
-        <w:t>Because the current MIS does not enforce structural blocks during digital enrollment selection, prerequisite violations frequently go unnoticed. These discrepancies are often discovered years later during the final graduation audit, forcing senior students into unexpected residency extensions and heavy financial strain.</w:t>
+        <w:t xml:space="preserve">1. Late-Detection Blindspots. </w:t>
+      </w:r>
+      <w:r>
+        <w:rPr>
+          <w:rFonts w:ascii="Courier New" w:hAnsi="Courier New" w:cs="Courier New"/>
+          <w:sz w:val="24"/>
+          <w:szCs w:val="24"/>
+        </w:rPr>
+        <w:t>Because the current MIS does not enforce structural blocks during digital enrollment selection, prerequisite violations frequently go unnoticed. These discrepancies are often discovered years later</w:t>
+      </w:r>
+      <w:r>
+        <w:rPr>
+          <w:rFonts w:ascii="Courier New" w:hAnsi="Courier New" w:cs="Courier New"/>
+          <w:sz w:val="24"/>
+          <w:szCs w:val="24"/>
+        </w:rPr>
+        <w:t xml:space="preserve"> or</w:t>
+      </w:r>
+      <w:r>
+        <w:rPr>
+          <w:rFonts w:ascii="Courier New" w:hAnsi="Courier New" w:cs="Courier New"/>
+          <w:sz w:val="24"/>
+          <w:szCs w:val="24"/>
+        </w:rPr>
+        <w:t xml:space="preserve"> during the final graduation audit, forcing senior students into unexpected residency extensions and </w:t>
+      </w:r>
+      <w:r>
+        <w:rPr>
+          <w:rFonts w:ascii="Courier New" w:hAnsi="Courier New" w:cs="Courier New"/>
+          <w:sz w:val="24"/>
+          <w:szCs w:val="24"/>
+        </w:rPr>
+        <w:t>additional</w:t>
+      </w:r>
+      <w:r>
+        <w:rPr>
+          <w:rFonts w:ascii="Courier New" w:hAnsi="Courier New" w:cs="Courier New"/>
+          <w:sz w:val="24"/>
+          <w:szCs w:val="24"/>
+        </w:rPr>
+        <w:t xml:space="preserve"> financial strain.</w:t>
       </w:r>
     </w:p>
     <w:p>
@@ -793,16 +821,7 @@
           <w:sz w:val="24"/>
           <w:szCs w:val="24"/>
         </w:rPr>
-        <w:t xml:space="preserve">While the MIS reliably stores student grades and registration </w:t>
-      </w:r>
-      <w:r>
-        <w:rPr>
-          <w:rFonts w:ascii="Courier New" w:hAnsi="Courier New" w:cs="Courier New"/>
-          <w:sz w:val="24"/>
-          <w:szCs w:val="24"/>
-        </w:rPr>
-        <w:lastRenderedPageBreak/>
-        <w:t>records, it has no built-in logic to cross-reference a student's completed subjects against the official curriculum structure. This places the entire burden of compliance verification on the Chairperson's manual review rather than on the system itself, leaving no automated safeguard between data entry and eligibility determination.</w:t>
+        <w:t>While the MIS reliably stores student grades and registration records, it has no built-in logic to cross-reference a student's completed subjects against the official curriculum structure. This places the entire burden of compliance verification on the Chairperson's manual review rather than on the system itself, leaving no automated safeguard between data entry and eligibility determination.</w:t>
       </w:r>
     </w:p>
     <w:p>
@@ -824,6 +843,7 @@
           <w:sz w:val="24"/>
           <w:szCs w:val="24"/>
         </w:rPr>
+        <w:lastRenderedPageBreak/>
         <w:t xml:space="preserve">3. Limited Student Awareness of Prerequisite Requirements. </w:t>
       </w:r>
       <w:r>
@@ -865,7 +885,7 @@
                     <pic:cNvPicPr/>
                   </pic:nvPicPr>
                   <pic:blipFill>
-                    <a:blip r:embed="rId24"/>
+                    <a:blip r:embed="rId28"/>
                     <a:stretch>
                       <a:fillRect/>
                     </a:stretch>
@@ -905,34 +925,24 @@
           <w:sz w:val="24"/>
           <w:szCs w:val="24"/>
         </w:rPr>
+        <w:t xml:space="preserve">Figure 4.2 </w:t>
+      </w:r>
+      <w:r>
+        <w:rPr>
+          <w:rFonts w:ascii="Courier New" w:hAnsi="Courier New" w:cs="Courier New"/>
+          <w:sz w:val="24"/>
+          <w:szCs w:val="24"/>
+        </w:rPr>
+        <w:t>presents these three problems in an Ishikawa (fishbone) diagram, with each problem as a branch and its causes listed under it: Late-Detection Blindspots (no structural block during digital enrollment selection; violations found only at the final graduation audit), Absence of Automated Compliance-Checking Tools (the MIS cannot cross-</w:t>
+      </w:r>
+      <w:r>
+        <w:rPr>
+          <w:rFonts w:ascii="Courier New" w:hAnsi="Courier New" w:cs="Courier New"/>
+          <w:sz w:val="24"/>
+          <w:szCs w:val="24"/>
+        </w:rPr>
         <w:lastRenderedPageBreak/>
-        <w:t xml:space="preserve">Figure 4.2 </w:t>
-      </w:r>
-      <w:r>
-        <w:rPr>
-          <w:rFonts w:ascii="Courier New" w:hAnsi="Courier New" w:cs="Courier New"/>
-          <w:sz w:val="24"/>
-          <w:szCs w:val="24"/>
-        </w:rPr>
-        <w:t xml:space="preserve">presents these three problems in an Ishikawa (fishbone) diagram, with each problem as a branch and its causes listed under it: Late-Detection </w:t>
-      </w:r>
-      <w:proofErr w:type="spellStart"/>
-      <w:r>
-        <w:rPr>
-          <w:rFonts w:ascii="Courier New" w:hAnsi="Courier New" w:cs="Courier New"/>
-          <w:sz w:val="24"/>
-          <w:szCs w:val="24"/>
-        </w:rPr>
-        <w:t>Blindspots</w:t>
-      </w:r>
-      <w:proofErr w:type="spellEnd"/>
-      <w:r>
-        <w:rPr>
-          <w:rFonts w:ascii="Courier New" w:hAnsi="Courier New" w:cs="Courier New"/>
-          <w:sz w:val="24"/>
-          <w:szCs w:val="24"/>
-        </w:rPr>
-        <w:t xml:space="preserve"> (no structural block during digital enrollment selection; violations found only at the final graduation audit), Absence of Automated Compliance-Checking Tools (the MIS cannot cross-reference grades with the curriculum; verification rests on the Chairperson's manual review; no automated safeguard between data entry and eligibility), and Limited Student Awareness of Prerequisite Requirements (the MIS does not alert students when they are ineligible; students unknowingly enroll without the prerequisites). Together, they lead to the same effect: students who are delayed in completing their program, with extra semesters and costs.</w:t>
+        <w:t>reference grades with the curriculum; verification rests on the Chairperson's manual review; no automated safeguard between data entry and eligibility), and Limited Student Awareness of Prerequisite Requirements (the MIS does not alert students when they are ineligible; students unknowingly enroll without the prerequisites). Together, they lead to the same effect: students who are delayed in completing their program, with extra semesters and costs.</w:t>
       </w:r>
       <w:r>
         <w:fldChar w:fldCharType="begin"/>
@@ -965,7 +975,7 @@
           <w:sz w:val="24"/>
           <w:szCs w:val="24"/>
         </w:rPr>
-        <w:t>Narrative Description of the Proposed System (SOP No. 3)</w:t>
+        <w:t>Narrative Description of the Proposed System</w:t>
       </w:r>
       <w:r>
         <w:fldChar w:fldCharType="begin"/>
@@ -1002,18 +1012,16 @@
           <w:sz w:val="24"/>
           <w:szCs w:val="24"/>
         </w:rPr>
-        <w:t xml:space="preserve">developed </w:t>
-      </w:r>
-      <w:proofErr w:type="spellStart"/>
-      <w:r>
-        <w:rPr>
-          <w:rFonts w:ascii="Courier New" w:hAnsi="Courier New" w:cs="Courier New"/>
-          <w:sz w:val="24"/>
-          <w:szCs w:val="24"/>
-        </w:rPr>
-        <w:t>Auditrix</w:t>
-      </w:r>
-      <w:proofErr w:type="spellEnd"/>
+        <w:t>developed Auditrix,</w:t>
+      </w:r>
+      <w:r>
+        <w:rPr>
+          <w:rFonts w:ascii="Courier New" w:hAnsi="Courier New" w:cs="Courier New"/>
+          <w:sz w:val="24"/>
+          <w:szCs w:val="24"/>
+        </w:rPr>
+        <w:t xml:space="preserve"> a web-based curriculum audit system for Kalinga State University that automatically checks every subject a student has taken against the prerequisites, co-requisites</w:t>
+      </w:r>
       <w:r>
         <w:rPr>
           <w:rFonts w:ascii="Courier New" w:hAnsi="Courier New" w:cs="Courier New"/>
@@ -1028,7 +1036,7 @@
           <w:sz w:val="24"/>
           <w:szCs w:val="24"/>
         </w:rPr>
-        <w:t xml:space="preserve"> a web-based curriculum audit system for Kalinga State University that automatically checks every subject a student has taken against the prerequisites, co-requisites</w:t>
+        <w:t xml:space="preserve"> and year-standing requirements of the student's curriculum. It was built for any college and program, and was tested with the BSCpE, BSIT</w:t>
       </w:r>
       <w:r>
         <w:rPr>
@@ -1044,41 +1052,7 @@
           <w:sz w:val="24"/>
           <w:szCs w:val="24"/>
         </w:rPr>
-        <w:t xml:space="preserve"> and year-standing requirements of the student's curriculum. It was built for any college and program, and was tested with the </w:t>
-      </w:r>
-      <w:proofErr w:type="spellStart"/>
-      <w:r>
-        <w:rPr>
-          <w:rFonts w:ascii="Courier New" w:hAnsi="Courier New" w:cs="Courier New"/>
-          <w:sz w:val="24"/>
-          <w:szCs w:val="24"/>
-        </w:rPr>
-        <w:t>BSCpE</w:t>
-      </w:r>
-      <w:proofErr w:type="spellEnd"/>
-      <w:r>
-        <w:rPr>
-          <w:rFonts w:ascii="Courier New" w:hAnsi="Courier New" w:cs="Courier New"/>
-          <w:sz w:val="24"/>
-          <w:szCs w:val="24"/>
-        </w:rPr>
-        <w:t>, BSIT</w:t>
-      </w:r>
-      <w:r>
-        <w:rPr>
-          <w:rFonts w:ascii="Courier New" w:hAnsi="Courier New" w:cs="Courier New"/>
-          <w:sz w:val="24"/>
-          <w:szCs w:val="24"/>
-        </w:rPr>
-        <w:t>,</w:t>
-      </w:r>
-      <w:r>
-        <w:rPr>
-          <w:rFonts w:ascii="Courier New" w:hAnsi="Courier New" w:cs="Courier New"/>
-          <w:sz w:val="24"/>
-          <w:szCs w:val="24"/>
-        </w:rPr>
-        <w:t xml:space="preserve"> and BSCE </w:t>
+        <w:t xml:space="preserve"> and BSCE programs of the CEIT. The system was built using the Iterative and Incremental Development (IID) model, allowing the Audit Engine's logic to be reviewed early and refined across three functional increments: (1) curriculum, student and grade records with a basic audit; (2) curriculum versions, imports, student movements and the redesigned interface; and (3) the </w:t>
       </w:r>
       <w:r>
         <w:rPr>
@@ -1087,7 +1061,7 @@
           <w:szCs w:val="24"/>
         </w:rPr>
         <w:lastRenderedPageBreak/>
-        <w:t>programs of the CEIT. The system was built using the Iterative and Incremental Development (IID) model, allowing the Audit Engine's logic to be reviewed early and refined across three functional increments: (1) curriculum, student and grade records with a basic audit; (2) curriculum versions, imports, student movements and the redesigned interface; and (3) the term-based audit, automatic year levels, and the regular and irregular classification.</w:t>
+        <w:t>term-based audit, automatic year levels, and the regular and irregular classification.</w:t>
       </w:r>
     </w:p>
     <w:p>
@@ -1107,25 +1081,7 @@
           <w:sz w:val="24"/>
           <w:szCs w:val="24"/>
         </w:rPr>
-        <w:t xml:space="preserve">The system runs on Next.js 16 (App Router and server actions) with React 19 and TypeScript, styled with Tailwind CSS 4 in a KSU green theme designed for responsiveness across desktop, tablet, and mobile. </w:t>
-      </w:r>
-      <w:proofErr w:type="spellStart"/>
-      <w:r>
-        <w:rPr>
-          <w:rFonts w:ascii="Courier New" w:hAnsi="Courier New" w:cs="Courier New"/>
-          <w:sz w:val="24"/>
-          <w:szCs w:val="24"/>
-        </w:rPr>
-        <w:t>Supabase</w:t>
-      </w:r>
-      <w:proofErr w:type="spellEnd"/>
-      <w:r>
-        <w:rPr>
-          <w:rFonts w:ascii="Courier New" w:hAnsi="Courier New" w:cs="Courier New"/>
-          <w:sz w:val="24"/>
-          <w:szCs w:val="24"/>
-        </w:rPr>
-        <w:t xml:space="preserve"> serves as the backend-as-a-service, hosting the PostgreSQL database, authentication, and Row-Level Security (RLS) policies; the database schema is built step by step by 30 migration scripts. Curricula are exported to PDF with @react-pdf/renderer. Interface flows were prototyped as high-fidelity mockups in Figma prior to implementation.</w:t>
+        <w:t>The system runs on Next.js 16 (App Router and server actions) with React 19 and TypeScript, styled with Tailwind CSS 4 in a KSU green theme designed for responsiveness across desktop, tablet, and mobile. Supabase serves as the backend-as-a-service, hosting the PostgreSQL database, authentication, and Row-Level Security (RLS) policies; the database schema is built step by step by 30 migration scripts. Curricula are exported to PDF with @react-pdf/renderer. Interface flows were prototyped as high-fidelity mockups in Figma prior to implementation.</w:t>
       </w:r>
     </w:p>
     <w:p>
@@ -1145,34 +1101,7 @@
           <w:sz w:val="24"/>
           <w:szCs w:val="24"/>
         </w:rPr>
-        <w:t xml:space="preserve">At the core of </w:t>
-      </w:r>
-      <w:proofErr w:type="spellStart"/>
-      <w:r>
-        <w:rPr>
-          <w:rFonts w:ascii="Courier New" w:hAnsi="Courier New" w:cs="Courier New"/>
-          <w:sz w:val="24"/>
-          <w:szCs w:val="24"/>
-        </w:rPr>
-        <w:t>Auditrix</w:t>
-      </w:r>
-      <w:proofErr w:type="spellEnd"/>
-      <w:r>
-        <w:rPr>
-          <w:rFonts w:ascii="Courier New" w:hAnsi="Courier New" w:cs="Courier New"/>
-          <w:sz w:val="24"/>
-          <w:szCs w:val="24"/>
-        </w:rPr>
-        <w:t xml:space="preserve"> is a TypeScript-based audit engine that checks every subject of the student's curriculum against the student's grade records and gives each subject </w:t>
-      </w:r>
-      <w:r>
-        <w:rPr>
-          <w:rFonts w:ascii="Courier New" w:hAnsi="Courier New" w:cs="Courier New"/>
-          <w:sz w:val="24"/>
-          <w:szCs w:val="24"/>
-        </w:rPr>
-        <w:lastRenderedPageBreak/>
-        <w:t>one of five statuses, shown in Table 4.1 together with the subject's grade and the term in which it was taken:</w:t>
+        <w:t>At the core of Auditrix is a TypeScript-based audit engine that checks every subject of the student's curriculum against the student's grade records and gives each subject one of five statuses, shown in Table 4.1 together with the subject's grade and the term in which it was taken:</w:t>
       </w:r>
     </w:p>
     <w:tbl>
@@ -1215,6 +1144,7 @@
                 <w:sz w:val="24"/>
                 <w:szCs w:val="24"/>
               </w:rPr>
+              <w:lastRenderedPageBreak/>
               <w:t>Status</w:t>
             </w:r>
           </w:p>
@@ -1574,7 +1504,7 @@
           <w:sz w:val="24"/>
           <w:szCs w:val="24"/>
         </w:rPr>
-        <w:t xml:space="preserve">The statuses are not stored at the moment a grade is entered. Instead, every time a student's audit is shown, the engine compares the term in which each subject was taken with the term in which each of its requirements was passed. Because of this, grades can be encoded in any order and the result stays the same, and a violation remains on the student's </w:t>
+        <w:t xml:space="preserve">The statuses are not stored at the moment a grade is entered. Instead, every time a student's audit is shown, the engine compares the term in which each subject was taken with the term in which each of its requirements was passed. Because of this, grades can be encoded in any order and the result stays the same, and a violation remains on the student's record until the subject is retaken after its requirements are met. This design replaced the system's first checker, </w:t>
       </w:r>
       <w:r>
         <w:rPr>
@@ -1583,7 +1513,7 @@
           <w:szCs w:val="24"/>
         </w:rPr>
         <w:lastRenderedPageBreak/>
-        <w:t>record until the subject is retaken after its requirements are met. This design replaced the system's first checker, which stored a permanent flag at the moment of entry; the reasons for the change are discussed under Testing of the System.</w:t>
+        <w:t>which stored a permanent flag at the moment of entry; the reasons for the change are discussed under Testing of the System.</w:t>
       </w:r>
     </w:p>
     <w:p>
@@ -1620,20 +1550,10 @@
       <w:r>
         <w:rPr>
           <w:rFonts w:ascii="Courier New" w:hAnsi="Courier New" w:cs="Courier New"/>
-          <w:b/>
-          <w:bCs/>
-          <w:sz w:val="24"/>
-          <w:szCs w:val="24"/>
-        </w:rPr>
-        <w:t>Terms.</w:t>
-      </w:r>
-      <w:r>
-        <w:rPr>
-          <w:rFonts w:ascii="Courier New" w:hAnsi="Courier New" w:cs="Courier New"/>
-          <w:sz w:val="24"/>
-          <w:szCs w:val="24"/>
-        </w:rPr>
-        <w:t xml:space="preserve"> Terms are written as on KSU records: the first two digits of the school year and the semester (1 for the first semester, 2 for the second, and S for the midyear). A midyear carries the year of the semester after it, so terms are ordered 25-1, 25-2, 26-S (midyear), then 26-1.</w:t>
+          <w:sz w:val="24"/>
+          <w:szCs w:val="24"/>
+        </w:rPr>
+        <w:t>Terms are written as on KSU records: the first two digits of the school year and the semester (1 for the first semester, 2 for the second, and S for the midyear). A midyear carries the year of the semester after it, so terms are ordered 25-1, 25-2, 26-S (midyear), then 26-1.</w:t>
       </w:r>
     </w:p>
     <w:p>
@@ -1650,20 +1570,10 @@
       <w:r>
         <w:rPr>
           <w:rFonts w:ascii="Courier New" w:hAnsi="Courier New" w:cs="Courier New"/>
-          <w:b/>
-          <w:bCs/>
-          <w:sz w:val="24"/>
-          <w:szCs w:val="24"/>
-        </w:rPr>
-        <w:t>Prerequisites.</w:t>
-      </w:r>
-      <w:r>
-        <w:rPr>
-          <w:rFonts w:ascii="Courier New" w:hAnsi="Courier New" w:cs="Courier New"/>
-          <w:sz w:val="24"/>
-          <w:szCs w:val="24"/>
-        </w:rPr>
-        <w:t xml:space="preserve"> The KSU Student Handbook requires a prerequisite to be passed prior to taking a subject and nullifies the credit of a subject taken without it. Accordingly, a prerequisite must be passed in a term before the term in which the subject was taken; passing it in the same term is a violation. Taking a subject while its prerequisite is still INC is also a violation, since an INC </w:t>
+          <w:sz w:val="24"/>
+          <w:szCs w:val="24"/>
+        </w:rPr>
+        <w:t xml:space="preserve">The KSU Student Handbook requires a prerequisite to be passed prior to taking a subject and nullifies the credit of a subject taken without it. Accordingly, a prerequisite must be passed in a term before the term in which the subject was taken; passing it in the same term is a violation. Taking a subject while its prerequisite is still INC is also a violation, since an INC counts as passed only from the term in which it was resolved. A subject taken out of order earns no credit: it does not satisfy later prerequisites, does not </w:t>
       </w:r>
       <w:r>
         <w:rPr>
@@ -1672,7 +1582,7 @@
           <w:szCs w:val="24"/>
         </w:rPr>
         <w:lastRenderedPageBreak/>
-        <w:t>counts as passed only from the term in which it was resolved. A subject taken out of order earns no credit: it does not satisfy later prerequisites, does not count toward units or year level, and has to be retaken. If a prerequisite's grade from an earlier term is still in progress, the subject is Pending rather than a violation.</w:t>
+        <w:t>count toward units or year level, and has to be retaken. If a prerequisite's grade from an earlier term is still in progress, the subject is Pending rather than a violation.</w:t>
       </w:r>
     </w:p>
     <w:p>
@@ -1702,18 +1612,8 @@
           <w:sz w:val="24"/>
           <w:szCs w:val="24"/>
         </w:rPr>
-        <w:t xml:space="preserve"> The Student Handbook defines co-requisites as subjects taken simultaneously, in the same semester. In </w:t>
-      </w:r>
-      <w:proofErr w:type="spellStart"/>
-      <w:r>
-        <w:rPr>
-          <w:rFonts w:ascii="Courier New" w:hAnsi="Courier New" w:cs="Courier New"/>
-          <w:sz w:val="24"/>
-          <w:szCs w:val="24"/>
-        </w:rPr>
-        <w:t>Auditrix</w:t>
-      </w:r>
-      <w:proofErr w:type="spellEnd"/>
+        <w:t xml:space="preserve"> The Student Handbook defines co-requisites as subjects taken simultaneously, in the same semester. In Auditrix</w:t>
+      </w:r>
       <w:r>
         <w:rPr>
           <w:rFonts w:ascii="Courier New" w:hAnsi="Courier New" w:cs="Courier New"/>
@@ -1806,7 +1706,7 @@
           <w:sz w:val="24"/>
           <w:szCs w:val="24"/>
         </w:rPr>
-        <w:t xml:space="preserve">that a student's year level should follow what the student has finished in the curriculum, the year level is computed from the share of the curriculum's units passed, as shown in Table 4.2. Passing every subject of the earlier years also moves a student up, even if the units fall slightly short. Only passes that count, and only those earned before the current semester, are included, so students move up when the Dean moves the </w:t>
+        <w:t xml:space="preserve">that a student's year level should follow what the student has finished in the curriculum, the year level is computed from the share of the curriculum's units passed, as shown in Table 4.2. Passing every subject of the earlier years also moves a student up, even if the units fall slightly short. Only passes that count, and only those earned before the current semester, are included, so students move up when the Dean moves the college to a new semester. The year level given at registration or import is used as a starting point until the </w:t>
       </w:r>
       <w:r>
         <w:rPr>
@@ -1815,7 +1715,7 @@
           <w:szCs w:val="24"/>
         </w:rPr>
         <w:lastRenderedPageBreak/>
-        <w:t>college to a new semester. The year level given at registration or import is used as a starting point until the grades show more, and a chairperson can set a year level by hand for a special case and set it back to automatic.</w:t>
+        <w:t>grades show more, and a chairperson can set a year level by hand for a special case and set it back to automatic.</w:t>
       </w:r>
     </w:p>
     <w:tbl>
@@ -2186,7 +2086,7 @@
           <w:sz w:val="24"/>
           <w:szCs w:val="24"/>
         </w:rPr>
-        <w:t xml:space="preserve"> Per the Student Handbook and the Operations Manual, a student is regular when enrolled in the full prescribed load for the current semester, and </w:t>
+        <w:t xml:space="preserve"> Per the Student Handbook and the Operations Manual, a student is regular when enrolled in the full prescribed load for the current semester, and irregular when enrolled in less; the missing subjects are listed. The prescribed load is taken to be the curriculum's </w:t>
       </w:r>
       <w:r>
         <w:rPr>
@@ -2195,7 +2095,7 @@
           <w:szCs w:val="24"/>
         </w:rPr>
         <w:lastRenderedPageBreak/>
-        <w:t>irregular when enrolled in less; the missing subjects are listed. The prescribed load is taken to be the curriculum's subjects for the student's year level and the current semester, not counting subjects already passed in an earlier term, and back subjects taken on top of a full load do not make a student irregular. Enrollment is known from the grades (or "in progress" records) of the current semester; with nothing recorded, the status is "Not determined</w:t>
+        <w:t>subjects for the student's year level and the current semester, not counting subjects already passed in an earlier term, and back subjects taken on top of a full load do not make a student irregular. Enrollment is known from the grades (or "in progress" records) of the current semester; with nothing recorded, the status is "Not determined</w:t>
       </w:r>
       <w:r>
         <w:rPr>
@@ -2211,25 +2111,7 @@
           <w:sz w:val="24"/>
           <w:szCs w:val="24"/>
         </w:rPr>
-        <w:t xml:space="preserve">" and the student is not counted either way. At the start of a semester, the chairperson marks the subjects each student is taking as </w:t>
-      </w:r>
-      <w:proofErr w:type="gramStart"/>
-      <w:r>
-        <w:rPr>
-          <w:rFonts w:ascii="Courier New" w:hAnsi="Courier New" w:cs="Courier New"/>
-          <w:sz w:val="24"/>
-          <w:szCs w:val="24"/>
-        </w:rPr>
-        <w:t>In</w:t>
-      </w:r>
-      <w:proofErr w:type="gramEnd"/>
-      <w:r>
-        <w:rPr>
-          <w:rFonts w:ascii="Courier New" w:hAnsi="Courier New" w:cs="Courier New"/>
-          <w:sz w:val="24"/>
-          <w:szCs w:val="24"/>
-        </w:rPr>
-        <w:t xml:space="preserve"> progress, so the status is known before any grades come in.</w:t>
+        <w:t>" and the student is not counted either way. At the start of a semester, the chairperson marks the subjects each student is taking as In progress, so the status is known before any grades come in.</w:t>
       </w:r>
     </w:p>
     <w:p>
@@ -2275,43 +2157,7 @@
           <w:sz w:val="24"/>
           <w:szCs w:val="24"/>
         </w:rPr>
-        <w:t xml:space="preserve"> and 3.0 (passing), 5.0 (failing), and INC, and a subject the student is taking this semester can be marked </w:t>
-      </w:r>
-      <w:proofErr w:type="gramStart"/>
-      <w:r>
-        <w:rPr>
-          <w:rFonts w:ascii="Courier New" w:hAnsi="Courier New" w:cs="Courier New"/>
-          <w:sz w:val="24"/>
-          <w:szCs w:val="24"/>
-        </w:rPr>
-        <w:t>In</w:t>
-      </w:r>
-      <w:proofErr w:type="gramEnd"/>
-      <w:r>
-        <w:rPr>
-          <w:rFonts w:ascii="Courier New" w:hAnsi="Courier New" w:cs="Courier New"/>
-          <w:sz w:val="24"/>
-          <w:szCs w:val="24"/>
-        </w:rPr>
-        <w:t xml:space="preserve"> progress. Several subjects can be ticked and marked </w:t>
-      </w:r>
-      <w:proofErr w:type="gramStart"/>
-      <w:r>
-        <w:rPr>
-          <w:rFonts w:ascii="Courier New" w:hAnsi="Courier New" w:cs="Courier New"/>
-          <w:sz w:val="24"/>
-          <w:szCs w:val="24"/>
-        </w:rPr>
-        <w:t>In</w:t>
-      </w:r>
-      <w:proofErr w:type="gramEnd"/>
-      <w:r>
-        <w:rPr>
-          <w:rFonts w:ascii="Courier New" w:hAnsi="Courier New" w:cs="Courier New"/>
-          <w:sz w:val="24"/>
-          <w:szCs w:val="24"/>
-        </w:rPr>
-        <w:t xml:space="preserve"> progress at once; ticking all leaves out the subjects the student cannot take yet (e.g., "Can't take yet. Needs: MATH 111"), which can still be ticked one by one if the student is enrolled in them anyway. Only changed grades </w:t>
+        <w:t xml:space="preserve"> and 3.0 (passing), 5.0 (failing), and INC, and a subject the student is taking this semester can be marked In progress. Several subjects can be ticked and marked In progress at once; ticking all leaves out the subjects the student cannot take yet (e.g., "Can't take yet. Needs: MATH 111"), which can still be ticked one by one if the student is enrolled in them anyway. Only changed grades are saved, and changing an existing grade is treated as a correction that asks for confirmation. A final grade for an </w:t>
       </w:r>
       <w:r>
         <w:rPr>
@@ -2320,7 +2166,7 @@
           <w:szCs w:val="24"/>
         </w:rPr>
         <w:lastRenderedPageBreak/>
-        <w:t>are saved, and changing an existing grade is treated as a correction that asks for confirmation. A final grade for an INC keeps the subject in the term it was taken and records the term in which the INC was resolved (shown as "INC → 25-1"). Since only the latest attempt of a subject is kept as the student's record, a grade from an earlier term than the recorded one is refused unless the chairperson confirms that it corrects a wrongly entered term. After saving, a message names any subject that has just become a violation, and every grade ever entered is kept in the student's grade logbook together with who entered it and when. The database writes this logbook itself, so its entries cannot be edited or deleted, and it accepts only KSU grades that match their status and well-formed terms.</w:t>
+        <w:t>INC keeps the subject in the term it was taken and records the term in which the INC was resolved (shown as "INC → 25-1"). Since only the latest attempt of a subject is kept as the student's record, a grade from an earlier term than the recorded one is refused unless the chairperson confirms that it corrects a wrongly entered term. After saving, a message names any subject that has just become a violation, and every grade ever entered is kept in the student's grade logbook together with who entered it and when. The database writes this logbook itself, so its entries cannot be edited or deleted, and it accepts only KSU grades that match their status and well-formed terms.</w:t>
       </w:r>
     </w:p>
     <w:p>
@@ -2342,60 +2188,35 @@
           <w:sz w:val="24"/>
           <w:szCs w:val="24"/>
         </w:rPr>
-        <w:t>Curriculum management.</w:t>
-      </w:r>
-      <w:r>
-        <w:rPr>
-          <w:rFonts w:ascii="Courier New" w:hAnsi="Courier New" w:cs="Courier New"/>
-          <w:sz w:val="24"/>
-          <w:szCs w:val="24"/>
-        </w:rPr>
-        <w:t xml:space="preserve"> Each program keeps curriculum versions by effective year (e.g., </w:t>
-      </w:r>
-      <w:proofErr w:type="spellStart"/>
-      <w:r>
-        <w:rPr>
-          <w:rFonts w:ascii="Courier New" w:hAnsi="Courier New" w:cs="Courier New"/>
-          <w:sz w:val="24"/>
-          <w:szCs w:val="24"/>
-        </w:rPr>
-        <w:t>BSCpE</w:t>
-      </w:r>
-      <w:proofErr w:type="spellEnd"/>
-      <w:r>
-        <w:rPr>
-          <w:rFonts w:ascii="Courier New" w:hAnsi="Courier New" w:cs="Courier New"/>
-          <w:sz w:val="24"/>
-          <w:szCs w:val="24"/>
-        </w:rPr>
-        <w:t xml:space="preserve"> 2019 and 2023), and a new version can copy an existing one. Each subject has a code, title, units, year level and semester (including midyear), and its requirements. Curricula can be imported from an Excel (.xlsx or .</w:t>
-      </w:r>
-      <w:proofErr w:type="spellStart"/>
-      <w:r>
-        <w:rPr>
-          <w:rFonts w:ascii="Courier New" w:hAnsi="Courier New" w:cs="Courier New"/>
-          <w:sz w:val="24"/>
-          <w:szCs w:val="24"/>
-        </w:rPr>
-        <w:t>xls</w:t>
-      </w:r>
-      <w:proofErr w:type="spellEnd"/>
-      <w:r>
-        <w:rPr>
-          <w:rFonts w:ascii="Courier New" w:hAnsi="Courier New" w:cs="Courier New"/>
-          <w:sz w:val="24"/>
-          <w:szCs w:val="24"/>
-        </w:rPr>
-        <w:t xml:space="preserve">) or CSV file, in a format designed by the researchers, with a preview of what will be added, changed or removed before saving, exported to CSV or PDF, and </w:t>
-      </w:r>
-      <w:r>
-        <w:rPr>
-          <w:rFonts w:ascii="Courier New" w:hAnsi="Courier New" w:cs="Courier New"/>
-          <w:sz w:val="24"/>
-          <w:szCs w:val="24"/>
-        </w:rPr>
-        <w:lastRenderedPageBreak/>
-        <w:t>every change is kept in a per-version change history showing who changed what, and when.</w:t>
+        <w:t xml:space="preserve">Curriculum </w:t>
+      </w:r>
+      <w:r>
+        <w:rPr>
+          <w:rFonts w:ascii="Courier New" w:hAnsi="Courier New" w:cs="Courier New"/>
+          <w:b/>
+          <w:bCs/>
+          <w:sz w:val="24"/>
+          <w:szCs w:val="24"/>
+        </w:rPr>
+        <w:t>M</w:t>
+      </w:r>
+      <w:r>
+        <w:rPr>
+          <w:rFonts w:ascii="Courier New" w:hAnsi="Courier New" w:cs="Courier New"/>
+          <w:b/>
+          <w:bCs/>
+          <w:sz w:val="24"/>
+          <w:szCs w:val="24"/>
+        </w:rPr>
+        <w:t>anagement.</w:t>
+      </w:r>
+      <w:r>
+        <w:rPr>
+          <w:rFonts w:ascii="Courier New" w:hAnsi="Courier New" w:cs="Courier New"/>
+          <w:sz w:val="24"/>
+          <w:szCs w:val="24"/>
+        </w:rPr>
+        <w:t xml:space="preserve"> Each program keeps curriculum versions by effective year (e.g., BSCpE 2019 and 2023), and a new version can copy an existing one. Each subject has a code, title, units, year level and semester (including midyear), and its requirements. Curricula can be imported from an Excel (.xlsx or .xls) or CSV file, in a format designed by the researchers, with a preview of what will be added, changed or removed before saving, exported to CSV or PDF, and every change is kept in a per-version change history showing who changed what, and when.</w:t>
       </w:r>
     </w:p>
     <w:p>
@@ -2417,33 +2238,56 @@
           <w:sz w:val="24"/>
           <w:szCs w:val="24"/>
         </w:rPr>
-        <w:t>Students and student movements.</w:t>
-      </w:r>
-      <w:r>
-        <w:rPr>
-          <w:rFonts w:ascii="Courier New" w:hAnsi="Courier New" w:cs="Courier New"/>
-          <w:sz w:val="24"/>
-          <w:szCs w:val="24"/>
-        </w:rPr>
-        <w:t xml:space="preserve"> Students are registered one at a time or imported from an Excel (.xlsx or .</w:t>
-      </w:r>
-      <w:proofErr w:type="spellStart"/>
-      <w:r>
-        <w:rPr>
-          <w:rFonts w:ascii="Courier New" w:hAnsi="Courier New" w:cs="Courier New"/>
-          <w:sz w:val="24"/>
-          <w:szCs w:val="24"/>
-        </w:rPr>
-        <w:t>xls</w:t>
-      </w:r>
-      <w:proofErr w:type="spellEnd"/>
-      <w:r>
-        <w:rPr>
-          <w:rFonts w:ascii="Courier New" w:hAnsi="Courier New" w:cs="Courier New"/>
-          <w:sz w:val="24"/>
-          <w:szCs w:val="24"/>
-        </w:rPr>
-        <w:t>) or CSV file, either the system's template or a class list exported from the KSU MIS (its "Export to Excel" file, in the format the Program Chairpersons provided), and ID numbers are checked against the KSU format (e.g., 24-113792). When a student shifts, the releasing chairperson files a shift request and the receiving program's chairperson accepts the student into one of their curriculum versions. Transfers in and out and drops are recorded as well, and every movement is kept in the student's history. Marking a student as dropped or transferred out locks the record: the database refuses changes to the student's grades, details and year level until the chairperson reopens the record, which is also kept in the history. A Student Movements page lists every shift, transfer, drop and reopening, with search and filters. The student list can be searched from the top bar of any page and filtered by year level, curriculum version and status, and the reason for each student's status is shown under the name (e.g., "Out of order: PHYS 201").</w:t>
+        <w:lastRenderedPageBreak/>
+        <w:t xml:space="preserve">Students and </w:t>
+      </w:r>
+      <w:r>
+        <w:rPr>
+          <w:rFonts w:ascii="Courier New" w:hAnsi="Courier New" w:cs="Courier New"/>
+          <w:b/>
+          <w:bCs/>
+          <w:sz w:val="24"/>
+          <w:szCs w:val="24"/>
+        </w:rPr>
+        <w:t>S</w:t>
+      </w:r>
+      <w:r>
+        <w:rPr>
+          <w:rFonts w:ascii="Courier New" w:hAnsi="Courier New" w:cs="Courier New"/>
+          <w:b/>
+          <w:bCs/>
+          <w:sz w:val="24"/>
+          <w:szCs w:val="24"/>
+        </w:rPr>
+        <w:t xml:space="preserve">tudent </w:t>
+      </w:r>
+      <w:r>
+        <w:rPr>
+          <w:rFonts w:ascii="Courier New" w:hAnsi="Courier New" w:cs="Courier New"/>
+          <w:b/>
+          <w:bCs/>
+          <w:sz w:val="24"/>
+          <w:szCs w:val="24"/>
+        </w:rPr>
+        <w:t>M</w:t>
+      </w:r>
+      <w:r>
+        <w:rPr>
+          <w:rFonts w:ascii="Courier New" w:hAnsi="Courier New" w:cs="Courier New"/>
+          <w:b/>
+          <w:bCs/>
+          <w:sz w:val="24"/>
+          <w:szCs w:val="24"/>
+        </w:rPr>
+        <w:t>ovements.</w:t>
+      </w:r>
+      <w:r>
+        <w:rPr>
+          <w:rFonts w:ascii="Courier New" w:hAnsi="Courier New" w:cs="Courier New"/>
+          <w:sz w:val="24"/>
+          <w:szCs w:val="24"/>
+        </w:rPr>
+        <w:t xml:space="preserve"> Students are registered one at a time or imported from an Excel (.xlsx or .xls) or CSV file, either the system's template or a class list exported from the KSU MIS (its "Export to Excel" file, in the format the Program Chairpersons provided), and ID numbers are checked against the KSU format (e.g., 24-113792). When a student shifts, the releasing chairperson files a shift request and the receiving program's chairperson accepts the student into one of their curriculum versions. Transfers in and out and drops are recorded as well, and every movement is kept in the student's history. Marking a student as dropped or transferred out locks the record: the database refuses changes to the student's grades, details and year level until the chairperson reopens the record, which is also kept in the history. A Student Movements page lists every shift, transfer, drop and reopening, with search and filters. The student list can be searched from the top bar of any page and filtered by year level, curriculum version and status, and the reason for each student's status is shown under the name (e.g., "Out of order: PHYS 201").</w:t>
       </w:r>
     </w:p>
     <w:p>
@@ -2465,16 +2309,24 @@
           <w:sz w:val="24"/>
           <w:szCs w:val="24"/>
         </w:rPr>
+        <w:t>Dashboard.</w:t>
+      </w:r>
+      <w:r>
+        <w:rPr>
+          <w:rFonts w:ascii="Courier New" w:hAnsi="Courier New" w:cs="Courier New"/>
+          <w:sz w:val="24"/>
+          <w:szCs w:val="24"/>
+        </w:rPr>
+        <w:t xml:space="preserve"> A "Needs attention" banner at the top lists what to act on, such as students with violations, students </w:t>
+      </w:r>
+      <w:r>
+        <w:rPr>
+          <w:rFonts w:ascii="Courier New" w:hAnsi="Courier New" w:cs="Courier New"/>
+          <w:sz w:val="24"/>
+          <w:szCs w:val="24"/>
+        </w:rPr>
         <w:lastRenderedPageBreak/>
-        <w:t>Dashboard.</w:t>
-      </w:r>
-      <w:r>
-        <w:rPr>
-          <w:rFonts w:ascii="Courier New" w:hAnsi="Courier New" w:cs="Courier New"/>
-          <w:sz w:val="24"/>
-          <w:szCs w:val="24"/>
-        </w:rPr>
-        <w:t xml:space="preserve"> A "Needs attention" banner at the top lists what to act on, such as students with violations, students with nothing recorded for the current semester, or an unset semester, each linked to the matching filtered student list. Per program, the dashboard shows the total number of students, the regular and irregular students (and how many are not yet determined), the students with violations, the curriculum versions, and the number of shifts, transfers and drops. Four charts are built only from recorded data: regular, irregular and not determined students; students by year level from Freshman to Senior; bottleneck subjects, where the most students' latest grade is 5.0 or INC; and the subjects most often taken out of order. Each chart has a short explanation, shows the exact numbers on hover, and can be viewed as a table. The Dean sets the current semester from the dashboard and compares the programs of the college side by side, but does not open individual students' records, which remain the chairperson's work.</w:t>
+        <w:t>with nothing recorded for the current semester, or an unset semester, each linked to the matching filtered student list. Per program, the dashboard shows the total number of students, the regular and irregular students (and how many are not yet determined), the students with violations, the curriculum versions, and the number of shifts, transfers and drops. Four charts are built only from recorded data: regular, irregular and not determined students; students by year level from Freshman to Senior; bottleneck subjects, where the most students' latest grade is 5.0 or INC; and the subjects most often taken out of order. Each chart has a short explanation, shows the exact numbers on hover, and can be viewed as a table. The Dean sets the current semester from the dashboard and compares the programs of the college side by side, but does not open individual students' records, which remain the chairperson's work.</w:t>
       </w:r>
     </w:p>
     <w:p>
@@ -2504,25 +2356,7 @@
           <w:sz w:val="24"/>
           <w:szCs w:val="24"/>
         </w:rPr>
-        <w:t xml:space="preserve"> </w:t>
-      </w:r>
-      <w:proofErr w:type="spellStart"/>
-      <w:r>
-        <w:rPr>
-          <w:rFonts w:ascii="Courier New" w:hAnsi="Courier New" w:cs="Courier New"/>
-          <w:sz w:val="24"/>
-          <w:szCs w:val="24"/>
-        </w:rPr>
-        <w:t>Supabase</w:t>
-      </w:r>
-      <w:proofErr w:type="spellEnd"/>
-      <w:r>
-        <w:rPr>
-          <w:rFonts w:ascii="Courier New" w:hAnsi="Courier New" w:cs="Courier New"/>
-          <w:sz w:val="24"/>
-          <w:szCs w:val="24"/>
-        </w:rPr>
-        <w:t xml:space="preserve"> RLS scopes visibility by role: Program Chairpersons see only the data of their own program, while Deans see their whole college. Operations that must all succeed together, such as creating </w:t>
+        <w:t xml:space="preserve"> Supabase RLS scopes visibility by role: Program Chairpersons see only the data of their own program, while Deans see their whole college. Operations that must all succeed together, such as creating a program with its chairperson account, replacing a chairperson, or accepting a shifting student, run as single </w:t>
       </w:r>
       <w:r>
         <w:rPr>
@@ -2531,7 +2365,7 @@
           <w:szCs w:val="24"/>
         </w:rPr>
         <w:lastRenderedPageBreak/>
-        <w:t>a program with its chairperson account, replacing a chairperson, or accepting a shifting student, run as single database transactions. A new chairperson receives a temporary password from the Dean and must choose their own at first login, guided by a checklist that ticks each password rule as it is met, and actions that are hard to undo, such as dropping a student or saving grades, ask for confirmation first. Every page checks the user's role, so a page meant for another role cannot be opened by typing its address; users are signed out after 30 minutes without activity; and an account is blocked for 15 minutes after five wrong passwords.</w:t>
+        <w:t>database transactions. A new chairperson receives a temporary password from the Dean and must choose their own at first login, guided by a checklist that ticks each password rule as it is met, and actions that are hard to undo, such as dropping a student or saving grades, ask for confirmation first. Every page checks the user's role, so a page meant for another role cannot be opened by typing its address; users are signed out after 30 minutes without activity; and an account is blocked for 15 minutes after five wrong passwords.</w:t>
       </w:r>
     </w:p>
     <w:p>
@@ -2679,8 +2513,16 @@
           <w:sz w:val="24"/>
           <w:szCs w:val="24"/>
         </w:rPr>
+        <w:t xml:space="preserve">Term-based grade entry with KSU grade values, In progress marking for several subjects at once, INC completion, </w:t>
+      </w:r>
+      <w:r>
+        <w:rPr>
+          <w:rFonts w:ascii="Courier New" w:hAnsi="Courier New" w:cs="Courier New"/>
+          <w:sz w:val="24"/>
+          <w:szCs w:val="24"/>
+        </w:rPr>
         <w:lastRenderedPageBreak/>
-        <w:t>Term-based grade entry with KSU grade values, In progress marking for several subjects at once, INC completion, earlier-term protection and a database-written grade logbook</w:t>
+        <w:t>earlier-term protection and a database-written grade logbook</w:t>
       </w:r>
     </w:p>
     <w:p>
@@ -2703,43 +2545,7 @@
           <w:sz w:val="24"/>
           <w:szCs w:val="24"/>
         </w:rPr>
-        <w:t xml:space="preserve">Curriculum management with versioning (e.g., </w:t>
-      </w:r>
-      <w:proofErr w:type="spellStart"/>
-      <w:r>
-        <w:rPr>
-          <w:rFonts w:ascii="Courier New" w:hAnsi="Courier New" w:cs="Courier New"/>
-          <w:sz w:val="24"/>
-          <w:szCs w:val="24"/>
-        </w:rPr>
-        <w:t>BSCpE</w:t>
-      </w:r>
-      <w:proofErr w:type="spellEnd"/>
-      <w:r>
-        <w:rPr>
-          <w:rFonts w:ascii="Courier New" w:hAnsi="Courier New" w:cs="Courier New"/>
-          <w:sz w:val="24"/>
-          <w:szCs w:val="24"/>
-        </w:rPr>
-        <w:t xml:space="preserve"> 2019 vs. </w:t>
-      </w:r>
-      <w:proofErr w:type="spellStart"/>
-      <w:r>
-        <w:rPr>
-          <w:rFonts w:ascii="Courier New" w:hAnsi="Courier New" w:cs="Courier New"/>
-          <w:sz w:val="24"/>
-          <w:szCs w:val="24"/>
-        </w:rPr>
-        <w:t>BSCpE</w:t>
-      </w:r>
-      <w:proofErr w:type="spellEnd"/>
-      <w:r>
-        <w:rPr>
-          <w:rFonts w:ascii="Courier New" w:hAnsi="Courier New" w:cs="Courier New"/>
-          <w:sz w:val="24"/>
-          <w:szCs w:val="24"/>
-        </w:rPr>
-        <w:t xml:space="preserve"> 2023), change history, and import with preview</w:t>
+        <w:t>Curriculum management with versioning (e.g., BSCpE 2019 vs. BSCpE 2023), change history, and import with preview</w:t>
       </w:r>
     </w:p>
     <w:p>
@@ -2900,16 +2706,7 @@
           <w:sz w:val="24"/>
           <w:szCs w:val="24"/>
         </w:rPr>
-        <w:t xml:space="preserve">The system does not include subsystems for the Registrar, Accounting, or Library, and it is not connected to the KSU MIS. Its logic is limited to descriptive auditing (identifying compliance with existing rules); it </w:t>
-      </w:r>
-      <w:r>
-        <w:rPr>
-          <w:rFonts w:ascii="Courier New" w:hAnsi="Courier New" w:cs="Courier New"/>
-          <w:sz w:val="24"/>
-          <w:szCs w:val="24"/>
-        </w:rPr>
-        <w:lastRenderedPageBreak/>
-        <w:t>does not perform predictive analytics, graduation monitoring, or AI-driven enrollment counseling.</w:t>
+        <w:t>The system does not include subsystems for the Registrar, Accounting, or Library, and it is not connected to the KSU MIS. Its logic is limited to descriptive auditing (identifying compliance with existing rules); it does not perform predictive analytics, graduation monitoring, or AI-driven enrollment counseling.</w:t>
       </w:r>
     </w:p>
     <w:p>
@@ -2933,6 +2730,7 @@
           <w:sz w:val="24"/>
           <w:szCs w:val="24"/>
         </w:rPr>
+        <w:lastRenderedPageBreak/>
         <w:t>Input-Process-Output (IPO) Diagram of the Proposed System</w:t>
       </w:r>
       <w:r>
@@ -3324,6 +3122,37 @@
     </w:p>
     <w:p>
       <w:pPr>
+        <w:spacing w:line="480" w:lineRule="auto"/>
+        <w:ind w:firstLine="720"/>
+        <w:jc w:val="both"/>
+        <w:rPr>
+          <w:rFonts w:ascii="Courier New" w:hAnsi="Courier New" w:cs="Courier New"/>
+          <w:sz w:val="24"/>
+          <w:szCs w:val="24"/>
+        </w:rPr>
+      </w:pPr>
+      <w:r>
+        <w:rPr>
+          <w:rFonts w:ascii="Courier New" w:hAnsi="Courier New" w:cs="Courier New"/>
+          <w:b/>
+          <w:bCs/>
+          <w:sz w:val="24"/>
+          <w:szCs w:val="24"/>
+        </w:rPr>
+        <w:t>Figure 4.4</w:t>
+      </w:r>
+      <w:r>
+        <w:rPr>
+          <w:rFonts w:ascii="Courier New" w:hAnsi="Courier New" w:cs="Courier New"/>
+          <w:sz w:val="24"/>
+          <w:szCs w:val="24"/>
+        </w:rPr>
+        <w:t xml:space="preserve"> shows the two actors of the system. The Program Chairperson interacts with most modules: managing curriculum versions (including their import and export), registering and importing students, entering grades, viewing each student's audit and grade logbook, setting a year level by hand, recording shifts, transfers and drops, and reopening a locked record. The Dean oversees the college: viewing the dashboard of every program and comparing the programs, setting the current semester, creating programs with their chairperson accounts, reassigning chairpersons, and splitting the college by moving some of its programs to a new college with its own dean. Both log in, view a dashboard and the Student Movements page, and change their password, and a new chairperson must replace the temporary password at first login. The audit itself needs no separate action: the system performs it whenever a student's audit or the dashboard is shown.</w:t>
+      </w:r>
+    </w:p>
+    <w:p>
+      <w:pPr>
+        <w:keepNext/>
         <w:spacing w:line="240" w:lineRule="auto"/>
         <w:jc w:val="center"/>
         <w:rPr>
@@ -3339,9 +3168,9 @@
         <w:lastRenderedPageBreak/>
         <w:drawing>
           <wp:inline distT="0" distB="0" distL="0" distR="0" wp14:anchorId="0CD2A12D" wp14:editId="077DEE87">
-            <wp:extent cx="5486400" cy="5742432"/>
+            <wp:extent cx="4434840" cy="4381621"/>
             <wp:effectExtent l="0" t="0" r="0" b="7620"/>
-            <wp:docPr id="7000001" name="Figure 4.4"/>
+            <wp:docPr id="7000001" name="Figure 4.4. Use Case Diagram of Auditrix" descr="Figure 4.4. Use Case Diagram of Auditrix"/>
             <wp:cNvGraphicFramePr>
               <a:graphicFrameLocks xmlns:a="http://schemas.openxmlformats.org/drawingml/2006/main" noChangeAspect="1"/>
             </wp:cNvGraphicFramePr>
@@ -3353,7 +3182,7 @@
                     <pic:cNvPicPr/>
                   </pic:nvPicPr>
                   <pic:blipFill>
-                    <a:blip r:embed="rId25"/>
+                    <a:blip r:embed="rId29"/>
                     <a:stretch>
                       <a:fillRect/>
                     </a:stretch>
@@ -3361,7 +3190,7 @@
                   <pic:spPr>
                     <a:xfrm>
                       <a:off x="0" y="0"/>
-                      <a:ext cx="5486400" cy="5742432"/>
+                      <a:ext cx="4434840" cy="4381621"/>
                     </a:xfrm>
                     <a:prstGeom prst="rect">
                       <a:avLst/>
@@ -3376,16 +3205,8 @@
     </w:p>
     <w:p>
       <w:pPr>
-        <w:spacing w:line="480" w:lineRule="auto"/>
-        <w:ind w:firstLine="720"/>
-        <w:jc w:val="both"/>
-        <w:rPr>
-          <w:rFonts w:ascii="Courier New" w:hAnsi="Courier New" w:cs="Courier New"/>
-          <w:sz w:val="24"/>
-          <w:szCs w:val="24"/>
-        </w:rPr>
-      </w:pPr>
-      <w:r>
+        <w:spacing w:before="240" w:after="120" w:line="360" w:lineRule="auto"/>
+        <w:jc w:val="center"/>
         <w:rPr>
           <w:rFonts w:ascii="Courier New" w:hAnsi="Courier New" w:cs="Courier New"/>
           <w:b/>
@@ -3393,24 +3214,16 @@
           <w:sz w:val="24"/>
           <w:szCs w:val="24"/>
         </w:rPr>
-        <w:t>Figure 4.4</w:t>
-      </w:r>
-      <w:r>
-        <w:rPr>
-          <w:rFonts w:ascii="Courier New" w:hAnsi="Courier New" w:cs="Courier New"/>
-          <w:sz w:val="24"/>
-          <w:szCs w:val="24"/>
-        </w:rPr>
-        <w:t xml:space="preserve"> shows the two actors of the system. The Program Chairperson interacts with most modules: managing curriculum versions (including their import and export), registering and importing students, entering grades, viewing each student's audit and grade logbook, setting a year level by hand, recording shifts, transfers and drops, and reopening </w:t>
-      </w:r>
-      <w:r>
-        <w:rPr>
-          <w:rFonts w:ascii="Courier New" w:hAnsi="Courier New" w:cs="Courier New"/>
-          <w:sz w:val="24"/>
-          <w:szCs w:val="24"/>
-        </w:rPr>
-        <w:lastRenderedPageBreak/>
-        <w:t>a locked record. The Dean oversees the college: viewing the dashboard of every program and comparing the programs, setting the current semester, creating programs with their chairperson accounts, and reassigning chairpersons. Both log in, view a dashboard and the Student Movements page, and change their password, and a new chairperson must replace the temporary password at first login. The audit itself needs no separate action: the system performs it whenever a student's audit or the dashboard is shown.</w:t>
+      </w:pPr>
+      <w:r>
+        <w:rPr>
+          <w:rFonts w:ascii="Courier New" w:hAnsi="Courier New" w:cs="Courier New"/>
+          <w:b/>
+          <w:bCs/>
+          <w:sz w:val="24"/>
+          <w:szCs w:val="24"/>
+        </w:rPr>
+        <w:t>Figure 4.4. Use Case Diagram of Auditrix</w:t>
       </w:r>
       <w:r>
         <w:fldChar w:fldCharType="begin"/>
@@ -3424,6 +3237,7 @@
     </w:p>
     <w:p>
       <w:pPr>
+        <w:keepNext/>
         <w:spacing w:line="240" w:lineRule="auto"/>
         <w:jc w:val="center"/>
         <w:rPr>
@@ -3438,10 +3252,10 @@
         </w:rPr>
         <w:lastRenderedPageBreak/>
         <w:drawing>
-          <wp:inline distT="0" distB="0" distL="0" distR="0" wp14:anchorId="053466D8" wp14:editId="465A2FFB">
-            <wp:extent cx="5486400" cy="4937760"/>
+          <wp:inline distT="0" distB="0" distL="0" distR="0" wp14:anchorId="053466D8" wp14:editId="04E15BF0">
+            <wp:extent cx="5120640" cy="4589111"/>
             <wp:effectExtent l="0" t="0" r="0" b="0"/>
-            <wp:docPr id="7000002" name="Figure 4.5"/>
+            <wp:docPr id="7000002" name="Figure 4.5. Activity Diagram for Curriculum Audit" descr="Figure 4.5. Activity Diagram for Curriculum Audit"/>
             <wp:cNvGraphicFramePr>
               <a:graphicFrameLocks xmlns:a="http://schemas.openxmlformats.org/drawingml/2006/main" noChangeAspect="1"/>
             </wp:cNvGraphicFramePr>
@@ -3453,7 +3267,7 @@
                     <pic:cNvPicPr/>
                   </pic:nvPicPr>
                   <pic:blipFill>
-                    <a:blip r:embed="rId26"/>
+                    <a:blip r:embed="rId30"/>
                     <a:stretch>
                       <a:fillRect/>
                     </a:stretch>
@@ -3461,7 +3275,7 @@
                   <pic:spPr>
                     <a:xfrm>
                       <a:off x="0" y="0"/>
-                      <a:ext cx="5486400" cy="4937760"/>
+                      <a:ext cx="5120640" cy="4589111"/>
                     </a:xfrm>
                     <a:prstGeom prst="rect">
                       <a:avLst/>
@@ -3476,6 +3290,38 @@
     </w:p>
     <w:p>
       <w:pPr>
+        <w:spacing w:before="240" w:after="120" w:line="360" w:lineRule="auto"/>
+        <w:jc w:val="center"/>
+        <w:rPr>
+          <w:rFonts w:ascii="Courier New" w:hAnsi="Courier New" w:cs="Courier New"/>
+          <w:b/>
+          <w:bCs/>
+          <w:sz w:val="24"/>
+          <w:szCs w:val="24"/>
+        </w:rPr>
+      </w:pPr>
+      <w:r>
+        <w:rPr>
+          <w:rFonts w:ascii="Courier New" w:hAnsi="Courier New" w:cs="Courier New"/>
+          <w:b/>
+          <w:bCs/>
+          <w:sz w:val="24"/>
+          <w:szCs w:val="24"/>
+        </w:rPr>
+        <w:t>Figure 4.5. Activity Diagram for Curriculum Audit</w:t>
+      </w:r>
+      <w:r>
+        <w:fldChar w:fldCharType="begin"/>
+      </w:r>
+      <w:r>
+        <w:instrText xml:space="preserve"> TC "Figure 4.5. Activity Diagram for Curriculum Audit" \f f \l 1 </w:instrText>
+      </w:r>
+      <w:r>
+        <w:fldChar w:fldCharType="end"/>
+      </w:r>
+    </w:p>
+    <w:p>
+      <w:pPr>
         <w:spacing w:line="480" w:lineRule="auto"/>
         <w:ind w:firstLine="720"/>
         <w:jc w:val="both"/>
@@ -3501,81 +3347,12 @@
           <w:sz w:val="24"/>
           <w:szCs w:val="24"/>
         </w:rPr>
-        <w:t xml:space="preserve"> traces the audit of a single subject. After the chairperson saves a term's grades or marks subjects </w:t>
-      </w:r>
-      <w:proofErr w:type="gramStart"/>
-      <w:r>
-        <w:rPr>
-          <w:rFonts w:ascii="Courier New" w:hAnsi="Courier New" w:cs="Courier New"/>
-          <w:sz w:val="24"/>
-          <w:szCs w:val="24"/>
-        </w:rPr>
-        <w:t>In</w:t>
-      </w:r>
-      <w:proofErr w:type="gramEnd"/>
-      <w:r>
-        <w:rPr>
-          <w:rFonts w:ascii="Courier New" w:hAnsi="Courier New" w:cs="Courier New"/>
-          <w:sz w:val="24"/>
-          <w:szCs w:val="24"/>
-        </w:rPr>
-        <w:t xml:space="preserve"> progress, which are first checked for valid KSU grade values and for conflicts with a later recorded term, the audit engine looks at the student's record for each subject. A subject with no record is Available if its requirements have been passed, </w:t>
-      </w:r>
-      <w:proofErr w:type="gramStart"/>
-      <w:r>
-        <w:rPr>
-          <w:rFonts w:ascii="Courier New" w:hAnsi="Courier New" w:cs="Courier New"/>
-          <w:sz w:val="24"/>
-          <w:szCs w:val="24"/>
-        </w:rPr>
-        <w:t>Pending</w:t>
-      </w:r>
-      <w:proofErr w:type="gramEnd"/>
-      <w:r>
-        <w:rPr>
-          <w:rFonts w:ascii="Courier New" w:hAnsi="Courier New" w:cs="Courier New"/>
-          <w:sz w:val="24"/>
-          <w:szCs w:val="24"/>
-        </w:rPr>
-        <w:t xml:space="preserve"> if it is waiting for a requirement's final grade, and Unavailable otherwise, with the missing </w:t>
-      </w:r>
-      <w:r>
-        <w:rPr>
-          <w:rFonts w:ascii="Courier New" w:hAnsi="Courier New" w:cs="Courier New"/>
-          <w:sz w:val="24"/>
-          <w:szCs w:val="24"/>
-        </w:rPr>
-        <w:lastRenderedPageBreak/>
-        <w:t>requirements listed. A subject that is in progress or INC is Pending. For a graded subject, the engine checks whether every requirement was met before the term it was taken: a prerequisite passed in an earlier term, the co-requisite taken in the same term, and the year standing at that time. If not, the subject is a Violation with the reason given, earns no credit</w:t>
-      </w:r>
-      <w:r>
-        <w:rPr>
-          <w:rFonts w:ascii="Courier New" w:hAnsi="Courier New" w:cs="Courier New"/>
-          <w:sz w:val="24"/>
-          <w:szCs w:val="24"/>
-        </w:rPr>
-        <w:t>,</w:t>
-      </w:r>
-      <w:r>
-        <w:rPr>
-          <w:rFonts w:ascii="Courier New" w:hAnsi="Courier New" w:cs="Courier New"/>
-          <w:sz w:val="24"/>
-          <w:szCs w:val="24"/>
-        </w:rPr>
-        <w:t xml:space="preserve"> and must be retaken; if the year standing cannot be confirmed from the grades, it is marked "Year standing: please verify". If the requirements were met, a passed subject whose co-requisite was also passed is Completed and counts toward units and year level, while a failed one is Available for retaking. The results then update the student's year level, regular or irregular status, and the dashboard.</w:t>
-      </w:r>
-      <w:r>
-        <w:fldChar w:fldCharType="begin"/>
-      </w:r>
-      <w:r>
-        <w:instrText xml:space="preserve"> TC "Figure 4.5. Activity Diagram of the Audit of a Subject" \f f \l 1 </w:instrText>
-      </w:r>
-      <w:r>
-        <w:fldChar w:fldCharType="end"/>
+        <w:t xml:space="preserve"> shows the activity diagram for the curriculum audit, divided into two swimlanes: the Program Chairperson and the Audit Engine. The process starts with the chairperson checking whether the student is new. A new student is first registered or imported from a student list, while an existing student's record is used as it is. The chairperson then enters the student's grade history, which is passed to the Audit Engine. The Audit Engine audits the record against the student's curriculum, comparing the term in which each subject was taken with the terms in which its requirements were met, and gives each subject one of the five statuses in Table 4.1. The result returns to the chairperson as the student's audit report, which ends the process.</w:t>
       </w:r>
     </w:p>
     <w:p>
       <w:pPr>
+        <w:keepNext/>
         <w:spacing w:line="240" w:lineRule="auto"/>
         <w:jc w:val="center"/>
         <w:rPr>
@@ -3590,9 +3367,9 @@
         </w:rPr>
         <w:drawing>
           <wp:inline distT="0" distB="0" distL="0" distR="0" wp14:anchorId="0CEF7CEA" wp14:editId="5A97D07B">
-            <wp:extent cx="5486400" cy="2963635"/>
+            <wp:extent cx="5486400" cy="5072809"/>
             <wp:effectExtent l="0" t="0" r="0" b="5080"/>
-            <wp:docPr id="7000003" name="Figure 4.6"/>
+            <wp:docPr id="7000003" name="Figure 4.6. Menu Diagram of Auditrix" descr="Figure 4.6. Menu Diagram of Auditrix"/>
             <wp:cNvGraphicFramePr>
               <a:graphicFrameLocks xmlns:a="http://schemas.openxmlformats.org/drawingml/2006/main" noChangeAspect="1"/>
             </wp:cNvGraphicFramePr>
@@ -3604,7 +3381,7 @@
                     <pic:cNvPicPr/>
                   </pic:nvPicPr>
                   <pic:blipFill>
-                    <a:blip r:embed="rId27"/>
+                    <a:blip r:embed="rId31"/>
                     <a:stretch>
                       <a:fillRect/>
                     </a:stretch>
@@ -3612,7 +3389,7 @@
                   <pic:spPr>
                     <a:xfrm>
                       <a:off x="0" y="0"/>
-                      <a:ext cx="5486400" cy="2963635"/>
+                      <a:ext cx="5486400" cy="5072809"/>
                     </a:xfrm>
                     <a:prstGeom prst="rect">
                       <a:avLst/>
@@ -3627,6 +3404,38 @@
     </w:p>
     <w:p>
       <w:pPr>
+        <w:spacing w:before="240" w:after="120" w:line="360" w:lineRule="auto"/>
+        <w:jc w:val="center"/>
+        <w:rPr>
+          <w:rFonts w:ascii="Courier New" w:hAnsi="Courier New" w:cs="Courier New"/>
+          <w:b/>
+          <w:bCs/>
+          <w:sz w:val="24"/>
+          <w:szCs w:val="24"/>
+        </w:rPr>
+      </w:pPr>
+      <w:r>
+        <w:rPr>
+          <w:rFonts w:ascii="Courier New" w:hAnsi="Courier New" w:cs="Courier New"/>
+          <w:b/>
+          <w:bCs/>
+          <w:sz w:val="24"/>
+          <w:szCs w:val="24"/>
+        </w:rPr>
+        <w:t>Figure 4.6. Menu Diagram of Auditrix</w:t>
+      </w:r>
+      <w:r>
+        <w:fldChar w:fldCharType="begin"/>
+      </w:r>
+      <w:r>
+        <w:instrText xml:space="preserve"> TC "Figure 4.6. Menu Diagram of Auditrix" \f f \l 1 </w:instrText>
+      </w:r>
+      <w:r>
+        <w:fldChar w:fldCharType="end"/>
+      </w:r>
+    </w:p>
+    <w:p>
+      <w:pPr>
         <w:spacing w:line="480" w:lineRule="auto"/>
         <w:ind w:firstLine="720"/>
         <w:jc w:val="both"/>
@@ -3653,34 +3462,7 @@
           <w:sz w:val="24"/>
           <w:szCs w:val="24"/>
         </w:rPr>
-        <w:t xml:space="preserve"> outlines the system's navigation. From Login (and the password change required at a chairperson's first login), users land on the Dashboard. A Program Chairperson's menu leads to Students, Register Student, Shift </w:t>
-      </w:r>
-      <w:proofErr w:type="gramStart"/>
-      <w:r>
-        <w:rPr>
-          <w:rFonts w:ascii="Courier New" w:hAnsi="Courier New" w:cs="Courier New"/>
-          <w:sz w:val="24"/>
-          <w:szCs w:val="24"/>
-        </w:rPr>
-        <w:t>In</w:t>
-      </w:r>
-      <w:proofErr w:type="gramEnd"/>
-      <w:r>
-        <w:rPr>
-          <w:rFonts w:ascii="Courier New" w:hAnsi="Courier New" w:cs="Courier New"/>
-          <w:sz w:val="24"/>
-          <w:szCs w:val="24"/>
-        </w:rPr>
-        <w:t xml:space="preserve"> a Student, Student Movements and Manage Curriculum, and a student search is available from the top bar of every page; from Students, each student's audit page opens the Edit Student, Grade Logbook, Transfer / Shift, and Enter Grades pages. A Dean's menu leads to the Dashboard, where the current semester is set and the programs are compared, Student Movements, Create Program and Reassign Chairperson. Account Settings is available to both roles.</w:t>
-      </w:r>
-      <w:r>
-        <w:fldChar w:fldCharType="begin"/>
-      </w:r>
-      <w:r>
-        <w:instrText xml:space="preserve"> TC "Figure 4.6. Menu Diagram of Auditrix" \f f \l 1 </w:instrText>
-      </w:r>
-      <w:r>
-        <w:fldChar w:fldCharType="end"/>
+        <w:t xml:space="preserve"> outlines the system's navigation. From Login (and the password change required at a chairperson's first login), users land on the Dashboard. A Program Chairperson's menu leads to Students, Register Student, Shift In a Student, Student Movements, Manage Curriculum and Account Settings, and a student search is available from the top bar of every page; from Students, each student's audit page opens the Edit Student, Grade Logbook, Transfer / Shift, and Enter Grades pages. A Dean's menu leads to the Dashboard, where the current semester is set and the programs are compared, Student Movements, Create Program, Reassign Chairperson, Split College, Hand Over Deanship and Account Settings. Split College moves some of the college's programs to a new college with its own dean, and Hand Over Deanship creates the account of the next dean and closes the outgoing dean's account. In Account Settings, both roles can edit their name and change their password.</w:t>
       </w:r>
     </w:p>
     <w:p>
@@ -3704,20 +3486,8 @@
           <w:sz w:val="24"/>
           <w:szCs w:val="24"/>
         </w:rPr>
-        <w:t xml:space="preserve">Figure 4.7. User Interface of </w:t>
-      </w:r>
-      <w:proofErr w:type="spellStart"/>
-      <w:r>
-        <w:rPr>
-          <w:rFonts w:ascii="Courier New" w:hAnsi="Courier New" w:cs="Courier New"/>
-          <w:b/>
-          <w:bCs/>
-          <w:sz w:val="24"/>
-          <w:szCs w:val="24"/>
-        </w:rPr>
-        <w:t>Auditrix</w:t>
-      </w:r>
-      <w:proofErr w:type="spellEnd"/>
+        <w:t>Figure 4.7. User Interface of Auditrix</w:t>
+      </w:r>
       <w:r>
         <w:fldChar w:fldCharType="begin"/>
       </w:r>
@@ -3782,7 +3552,7 @@
                     <pic:cNvPicPr/>
                   </pic:nvPicPr>
                   <pic:blipFill>
-                    <a:blip r:embed="rId28"/>
+                    <a:blip r:embed="rId32"/>
                     <a:stretch>
                       <a:fillRect/>
                     </a:stretch>
@@ -3863,344 +3633,6 @@
                 <pic:pic xmlns:pic="http://schemas.openxmlformats.org/drawingml/2006/picture">
                   <pic:nvPicPr>
                     <pic:cNvPr id="216" name="Auditrix login, Chairperson account"/>
-                    <pic:cNvPicPr/>
-                  </pic:nvPicPr>
-                  <pic:blipFill>
-                    <a:blip r:embed="rId29"/>
-                    <a:stretch>
-                      <a:fillRect/>
-                    </a:stretch>
-                  </pic:blipFill>
-                  <pic:spPr>
-                    <a:xfrm>
-                      <a:off x="0" y="0"/>
-                      <a:ext cx="5669280" cy="3010054"/>
-                    </a:xfrm>
-                    <a:prstGeom prst="rect">
-                      <a:avLst/>
-                    </a:prstGeom>
-                  </pic:spPr>
-                </pic:pic>
-              </a:graphicData>
-            </a:graphic>
-          </wp:inline>
-        </w:drawing>
-      </w:r>
-    </w:p>
-    <w:p>
-      <w:pPr>
-        <w:spacing w:before="240" w:after="120" w:line="360" w:lineRule="auto"/>
-        <w:jc w:val="center"/>
-        <w:rPr>
-          <w:rFonts w:ascii="Courier New" w:hAnsi="Courier New" w:cs="Courier New"/>
-          <w:b/>
-          <w:bCs/>
-          <w:sz w:val="24"/>
-          <w:szCs w:val="24"/>
-        </w:rPr>
-      </w:pPr>
-      <w:r>
-        <w:rPr>
-          <w:rFonts w:ascii="Courier New" w:hAnsi="Courier New" w:cs="Courier New"/>
-          <w:b/>
-          <w:bCs/>
-          <w:sz w:val="24"/>
-          <w:szCs w:val="24"/>
-        </w:rPr>
-        <w:t>Figure 4.7b. Log In — Program Chairperson role</w:t>
-      </w:r>
-      <w:r>
-        <w:fldChar w:fldCharType="begin"/>
-      </w:r>
-      <w:r>
-        <w:instrText xml:space="preserve"> TC "Figure 4.7b. Log In — Program Chairperson role" \f f \l 1 </w:instrText>
-      </w:r>
-      <w:r>
-        <w:fldChar w:fldCharType="end"/>
-      </w:r>
-    </w:p>
-    <w:p>
-      <w:pPr>
-        <w:keepNext/>
-        <w:spacing w:after="120" w:line="240" w:lineRule="auto"/>
-        <w:jc w:val="center"/>
-        <w:rPr>
-          <w:rFonts w:ascii="Courier New" w:hAnsi="Courier New" w:cs="Courier New"/>
-          <w:sz w:val="24"/>
-          <w:szCs w:val="24"/>
-        </w:rPr>
-      </w:pPr>
-      <w:r>
-        <w:rPr>
-          <w:noProof/>
-        </w:rPr>
-        <w:lastRenderedPageBreak/>
-        <w:drawing>
-          <wp:inline distT="0" distB="0" distL="0" distR="0" wp14:anchorId="23845265" wp14:editId="2659A39E">
-            <wp:extent cx="5669280" cy="3010054"/>
-            <wp:effectExtent l="0" t="0" r="0" b="0"/>
-            <wp:docPr id="214" name="Students list"/>
-            <wp:cNvGraphicFramePr>
-              <a:graphicFrameLocks xmlns:a="http://schemas.openxmlformats.org/drawingml/2006/main" noChangeAspect="1"/>
-            </wp:cNvGraphicFramePr>
-            <a:graphic xmlns:a="http://schemas.openxmlformats.org/drawingml/2006/main">
-              <a:graphicData uri="http://schemas.openxmlformats.org/drawingml/2006/picture">
-                <pic:pic xmlns:pic="http://schemas.openxmlformats.org/drawingml/2006/picture">
-                  <pic:nvPicPr>
-                    <pic:cNvPr id="214" name="Students list"/>
-                    <pic:cNvPicPr/>
-                  </pic:nvPicPr>
-                  <pic:blipFill>
-                    <a:blip r:embed="rId30"/>
-                    <a:stretch>
-                      <a:fillRect/>
-                    </a:stretch>
-                  </pic:blipFill>
-                  <pic:spPr>
-                    <a:xfrm>
-                      <a:off x="0" y="0"/>
-                      <a:ext cx="5669280" cy="3010054"/>
-                    </a:xfrm>
-                    <a:prstGeom prst="rect">
-                      <a:avLst/>
-                    </a:prstGeom>
-                  </pic:spPr>
-                </pic:pic>
-              </a:graphicData>
-            </a:graphic>
-          </wp:inline>
-        </w:drawing>
-      </w:r>
-    </w:p>
-    <w:p>
-      <w:pPr>
-        <w:spacing w:before="240" w:after="120" w:line="360" w:lineRule="auto"/>
-        <w:jc w:val="center"/>
-        <w:rPr>
-          <w:rFonts w:ascii="Courier New" w:hAnsi="Courier New" w:cs="Courier New"/>
-          <w:b/>
-          <w:bCs/>
-          <w:sz w:val="24"/>
-          <w:szCs w:val="24"/>
-        </w:rPr>
-      </w:pPr>
-      <w:r>
-        <w:rPr>
-          <w:rFonts w:ascii="Courier New" w:hAnsi="Courier New" w:cs="Courier New"/>
-          <w:b/>
-          <w:bCs/>
-          <w:sz w:val="24"/>
-          <w:szCs w:val="24"/>
-        </w:rPr>
-        <w:t>Figure 4.7c. Students — search and list view</w:t>
-      </w:r>
-      <w:r>
-        <w:fldChar w:fldCharType="begin"/>
-      </w:r>
-      <w:r>
-        <w:instrText xml:space="preserve"> TC "Figure 4.7c. Students — search and list view" \f f \l 1 </w:instrText>
-      </w:r>
-      <w:r>
-        <w:fldChar w:fldCharType="end"/>
-      </w:r>
-    </w:p>
-    <w:p>
-      <w:pPr>
-        <w:keepNext/>
-        <w:spacing w:after="120" w:line="240" w:lineRule="auto"/>
-        <w:jc w:val="center"/>
-        <w:rPr>
-          <w:rFonts w:ascii="Courier New" w:hAnsi="Courier New" w:cs="Courier New"/>
-          <w:sz w:val="24"/>
-          <w:szCs w:val="24"/>
-        </w:rPr>
-      </w:pPr>
-      <w:r>
-        <w:rPr>
-          <w:noProof/>
-        </w:rPr>
-        <w:drawing>
-          <wp:inline distT="0" distB="0" distL="0" distR="0" wp14:anchorId="57E69D58" wp14:editId="452F149B">
-            <wp:extent cx="5669280" cy="3014945"/>
-            <wp:effectExtent l="0" t="0" r="0" b="0"/>
-            <wp:docPr id="208" name="Student profile with violation banner"/>
-            <wp:cNvGraphicFramePr>
-              <a:graphicFrameLocks xmlns:a="http://schemas.openxmlformats.org/drawingml/2006/main" noChangeAspect="1"/>
-            </wp:cNvGraphicFramePr>
-            <a:graphic xmlns:a="http://schemas.openxmlformats.org/drawingml/2006/main">
-              <a:graphicData uri="http://schemas.openxmlformats.org/drawingml/2006/picture">
-                <pic:pic xmlns:pic="http://schemas.openxmlformats.org/drawingml/2006/picture">
-                  <pic:nvPicPr>
-                    <pic:cNvPr id="208" name="Student profile with violation banner"/>
-                    <pic:cNvPicPr/>
-                  </pic:nvPicPr>
-                  <pic:blipFill>
-                    <a:blip r:embed="rId31"/>
-                    <a:stretch>
-                      <a:fillRect/>
-                    </a:stretch>
-                  </pic:blipFill>
-                  <pic:spPr>
-                    <a:xfrm>
-                      <a:off x="0" y="0"/>
-                      <a:ext cx="5669280" cy="3014945"/>
-                    </a:xfrm>
-                    <a:prstGeom prst="rect">
-                      <a:avLst/>
-                    </a:prstGeom>
-                  </pic:spPr>
-                </pic:pic>
-              </a:graphicData>
-            </a:graphic>
-          </wp:inline>
-        </w:drawing>
-      </w:r>
-    </w:p>
-    <w:p>
-      <w:pPr>
-        <w:spacing w:before="240" w:after="120" w:line="360" w:lineRule="auto"/>
-        <w:jc w:val="center"/>
-        <w:rPr>
-          <w:rFonts w:ascii="Courier New" w:hAnsi="Courier New" w:cs="Courier New"/>
-          <w:b/>
-          <w:bCs/>
-          <w:sz w:val="24"/>
-          <w:szCs w:val="24"/>
-        </w:rPr>
-      </w:pPr>
-      <w:r>
-        <w:rPr>
-          <w:rFonts w:ascii="Courier New" w:hAnsi="Courier New" w:cs="Courier New"/>
-          <w:b/>
-          <w:bCs/>
-          <w:sz w:val="24"/>
-          <w:szCs w:val="24"/>
-        </w:rPr>
-        <w:t>Figure 4.7d. Student Audit — subject taken out of order and Irregular status</w:t>
-      </w:r>
-      <w:r>
-        <w:fldChar w:fldCharType="begin"/>
-      </w:r>
-      <w:r>
-        <w:instrText xml:space="preserve"> TC "Figure 4.7d. Student Audit — subject taken out of order and Irregular status" \f f \l 1 </w:instrText>
-      </w:r>
-      <w:r>
-        <w:fldChar w:fldCharType="end"/>
-      </w:r>
-    </w:p>
-    <w:p>
-      <w:pPr>
-        <w:keepNext/>
-        <w:spacing w:after="120" w:line="240" w:lineRule="auto"/>
-        <w:jc w:val="center"/>
-        <w:rPr>
-          <w:rFonts w:ascii="Courier New" w:hAnsi="Courier New" w:cs="Courier New"/>
-          <w:sz w:val="24"/>
-          <w:szCs w:val="24"/>
-        </w:rPr>
-      </w:pPr>
-      <w:r>
-        <w:rPr>
-          <w:noProof/>
-        </w:rPr>
-        <w:lastRenderedPageBreak/>
-        <w:drawing>
-          <wp:inline distT="0" distB="0" distL="0" distR="0" wp14:anchorId="3A365DC5" wp14:editId="52B811C7">
-            <wp:extent cx="5669280" cy="3007106"/>
-            <wp:effectExtent l="0" t="0" r="0" b="0"/>
-            <wp:docPr id="209" name="Transfer or shift page"/>
-            <wp:cNvGraphicFramePr>
-              <a:graphicFrameLocks xmlns:a="http://schemas.openxmlformats.org/drawingml/2006/main" noChangeAspect="1"/>
-            </wp:cNvGraphicFramePr>
-            <a:graphic xmlns:a="http://schemas.openxmlformats.org/drawingml/2006/main">
-              <a:graphicData uri="http://schemas.openxmlformats.org/drawingml/2006/picture">
-                <pic:pic xmlns:pic="http://schemas.openxmlformats.org/drawingml/2006/picture">
-                  <pic:nvPicPr>
-                    <pic:cNvPr id="209" name="Transfer or shift page"/>
-                    <pic:cNvPicPr/>
-                  </pic:nvPicPr>
-                  <pic:blipFill>
-                    <a:blip r:embed="rId32"/>
-                    <a:stretch>
-                      <a:fillRect/>
-                    </a:stretch>
-                  </pic:blipFill>
-                  <pic:spPr>
-                    <a:xfrm>
-                      <a:off x="0" y="0"/>
-                      <a:ext cx="5669280" cy="3007106"/>
-                    </a:xfrm>
-                    <a:prstGeom prst="rect">
-                      <a:avLst/>
-                    </a:prstGeom>
-                  </pic:spPr>
-                </pic:pic>
-              </a:graphicData>
-            </a:graphic>
-          </wp:inline>
-        </w:drawing>
-      </w:r>
-    </w:p>
-    <w:p>
-      <w:pPr>
-        <w:spacing w:before="240" w:after="120" w:line="360" w:lineRule="auto"/>
-        <w:jc w:val="center"/>
-        <w:rPr>
-          <w:rFonts w:ascii="Courier New" w:hAnsi="Courier New" w:cs="Courier New"/>
-          <w:b/>
-          <w:bCs/>
-          <w:sz w:val="24"/>
-          <w:szCs w:val="24"/>
-        </w:rPr>
-      </w:pPr>
-      <w:r>
-        <w:rPr>
-          <w:rFonts w:ascii="Courier New" w:hAnsi="Courier New" w:cs="Courier New"/>
-          <w:b/>
-          <w:bCs/>
-          <w:sz w:val="24"/>
-          <w:szCs w:val="24"/>
-        </w:rPr>
-        <w:t>Figure 4.7e. Transfer / Shift Records</w:t>
-      </w:r>
-      <w:r>
-        <w:fldChar w:fldCharType="begin"/>
-      </w:r>
-      <w:r>
-        <w:instrText xml:space="preserve"> TC "Figure 4.7e. Transfer / Shift Records" \f f \l 1 </w:instrText>
-      </w:r>
-      <w:r>
-        <w:fldChar w:fldCharType="end"/>
-      </w:r>
-    </w:p>
-    <w:p>
-      <w:pPr>
-        <w:keepNext/>
-        <w:spacing w:after="120" w:line="240" w:lineRule="auto"/>
-        <w:jc w:val="center"/>
-        <w:rPr>
-          <w:rFonts w:ascii="Courier New" w:hAnsi="Courier New" w:cs="Courier New"/>
-          <w:sz w:val="24"/>
-          <w:szCs w:val="24"/>
-        </w:rPr>
-      </w:pPr>
-      <w:r>
-        <w:rPr>
-          <w:noProof/>
-        </w:rPr>
-        <w:drawing>
-          <wp:inline distT="0" distB="0" distL="0" distR="0" wp14:anchorId="7A8ED682" wp14:editId="54C8238D">
-            <wp:extent cx="5669280" cy="3010054"/>
-            <wp:effectExtent l="0" t="0" r="0" b="0"/>
-            <wp:docPr id="210" name="Enter grades page"/>
-            <wp:cNvGraphicFramePr>
-              <a:graphicFrameLocks xmlns:a="http://schemas.openxmlformats.org/drawingml/2006/main" noChangeAspect="1"/>
-            </wp:cNvGraphicFramePr>
-            <a:graphic xmlns:a="http://schemas.openxmlformats.org/drawingml/2006/main">
-              <a:graphicData uri="http://schemas.openxmlformats.org/drawingml/2006/picture">
-                <pic:pic xmlns:pic="http://schemas.openxmlformats.org/drawingml/2006/picture">
-                  <pic:nvPicPr>
-                    <pic:cNvPr id="210" name="Enter grades page"/>
                     <pic:cNvPicPr/>
                   </pic:nvPicPr>
                   <pic:blipFill>
@@ -4245,13 +3677,13 @@
           <w:sz w:val="24"/>
           <w:szCs w:val="24"/>
         </w:rPr>
-        <w:t>Figure 4.7f. Enter Grades — choosing the term</w:t>
+        <w:t>Figure 4.7b. Log In — Program Chairperson role</w:t>
       </w:r>
       <w:r>
         <w:fldChar w:fldCharType="begin"/>
       </w:r>
       <w:r>
-        <w:instrText xml:space="preserve"> TC "Figure 4.7f. Enter Grades — choosing the term" \f f \l 1 </w:instrText>
+        <w:instrText xml:space="preserve"> TC "Figure 4.7b. Log In — Program Chairperson role" \f f \l 1 </w:instrText>
       </w:r>
       <w:r>
         <w:fldChar w:fldCharType="end"/>
@@ -4274,10 +3706,10 @@
         </w:rPr>
         <w:lastRenderedPageBreak/>
         <w:drawing>
-          <wp:inline distT="0" distB="0" distL="0" distR="0" wp14:anchorId="1D08A879" wp14:editId="7033F209">
+          <wp:inline distT="0" distB="0" distL="0" distR="0" wp14:anchorId="23845265" wp14:editId="2659A39E">
             <wp:extent cx="5669280" cy="3010054"/>
             <wp:effectExtent l="0" t="0" r="0" b="0"/>
-            <wp:docPr id="211" name="Curriculum management, version tabs"/>
+            <wp:docPr id="214" name="Students list"/>
             <wp:cNvGraphicFramePr>
               <a:graphicFrameLocks xmlns:a="http://schemas.openxmlformats.org/drawingml/2006/main" noChangeAspect="1"/>
             </wp:cNvGraphicFramePr>
@@ -4285,7 +3717,7 @@
               <a:graphicData uri="http://schemas.openxmlformats.org/drawingml/2006/picture">
                 <pic:pic xmlns:pic="http://schemas.openxmlformats.org/drawingml/2006/picture">
                   <pic:nvPicPr>
-                    <pic:cNvPr id="211" name="Curriculum management, version tabs"/>
+                    <pic:cNvPr id="214" name="Students list"/>
                     <pic:cNvPicPr/>
                   </pic:nvPicPr>
                   <pic:blipFill>
@@ -4330,13 +3762,13 @@
           <w:sz w:val="24"/>
           <w:szCs w:val="24"/>
         </w:rPr>
-        <w:t>Figure 4.7g. Manage Curriculum Versions</w:t>
+        <w:t>Figure 4.7c. Students — search and list view</w:t>
       </w:r>
       <w:r>
         <w:fldChar w:fldCharType="begin"/>
       </w:r>
       <w:r>
-        <w:instrText xml:space="preserve"> TC "Figure 4.7g. Manage Curriculum Versions" \f f \l 1 </w:instrText>
+        <w:instrText xml:space="preserve"> TC "Figure 4.7c. Students — search and list view" \f f \l 1 </w:instrText>
       </w:r>
       <w:r>
         <w:fldChar w:fldCharType="end"/>
@@ -4358,10 +3790,10 @@
           <w:noProof/>
         </w:rPr>
         <w:drawing>
-          <wp:inline distT="0" distB="0" distL="0" distR="0" wp14:anchorId="13D9396F" wp14:editId="0F7D1C09">
-            <wp:extent cx="5669280" cy="3010054"/>
+          <wp:inline distT="0" distB="0" distL="0" distR="0" wp14:anchorId="57E69D58" wp14:editId="452F149B">
+            <wp:extent cx="5553761" cy="2953512"/>
             <wp:effectExtent l="0" t="0" r="0" b="0"/>
-            <wp:docPr id="212" name="Student audit detail, all five states"/>
+            <wp:docPr id="208" name="Student profile with violation banner"/>
             <wp:cNvGraphicFramePr>
               <a:graphicFrameLocks xmlns:a="http://schemas.openxmlformats.org/drawingml/2006/main" noChangeAspect="1"/>
             </wp:cNvGraphicFramePr>
@@ -4369,11 +3801,180 @@
               <a:graphicData uri="http://schemas.openxmlformats.org/drawingml/2006/picture">
                 <pic:pic xmlns:pic="http://schemas.openxmlformats.org/drawingml/2006/picture">
                   <pic:nvPicPr>
-                    <pic:cNvPr id="212" name="Student audit detail, all five states"/>
+                    <pic:cNvPr id="208" name="Student profile with violation banner"/>
                     <pic:cNvPicPr/>
                   </pic:nvPicPr>
                   <pic:blipFill>
                     <a:blip r:embed="rId35"/>
+                    <a:stretch>
+                      <a:fillRect/>
+                    </a:stretch>
+                  </pic:blipFill>
+                  <pic:spPr>
+                    <a:xfrm>
+                      <a:off x="0" y="0"/>
+                      <a:ext cx="5553761" cy="2953512"/>
+                    </a:xfrm>
+                    <a:prstGeom prst="rect">
+                      <a:avLst/>
+                    </a:prstGeom>
+                  </pic:spPr>
+                </pic:pic>
+              </a:graphicData>
+            </a:graphic>
+          </wp:inline>
+        </w:drawing>
+      </w:r>
+    </w:p>
+    <w:p>
+      <w:pPr>
+        <w:spacing w:before="240" w:after="120" w:line="360" w:lineRule="auto"/>
+        <w:jc w:val="center"/>
+        <w:rPr>
+          <w:rFonts w:ascii="Courier New" w:hAnsi="Courier New" w:cs="Courier New"/>
+          <w:b/>
+          <w:bCs/>
+          <w:sz w:val="24"/>
+          <w:szCs w:val="24"/>
+        </w:rPr>
+      </w:pPr>
+      <w:r>
+        <w:rPr>
+          <w:rFonts w:ascii="Courier New" w:hAnsi="Courier New" w:cs="Courier New"/>
+          <w:b/>
+          <w:bCs/>
+          <w:sz w:val="24"/>
+          <w:szCs w:val="24"/>
+        </w:rPr>
+        <w:t>Figure 4.7d. Student Audit — subject taken out of order and Irregular status</w:t>
+      </w:r>
+      <w:r>
+        <w:fldChar w:fldCharType="begin"/>
+      </w:r>
+      <w:r>
+        <w:instrText xml:space="preserve"> TC "Figure 4.7d. Student Audit — subject taken out of order and Irregular status" \f f \l 1 </w:instrText>
+      </w:r>
+      <w:r>
+        <w:fldChar w:fldCharType="end"/>
+      </w:r>
+    </w:p>
+    <w:p>
+      <w:pPr>
+        <w:keepNext/>
+        <w:spacing w:after="120" w:line="240" w:lineRule="auto"/>
+        <w:jc w:val="center"/>
+        <w:rPr>
+          <w:rFonts w:ascii="Courier New" w:hAnsi="Courier New" w:cs="Courier New"/>
+          <w:sz w:val="24"/>
+          <w:szCs w:val="24"/>
+        </w:rPr>
+      </w:pPr>
+      <w:r>
+        <w:rPr>
+          <w:noProof/>
+        </w:rPr>
+        <w:lastRenderedPageBreak/>
+        <w:drawing>
+          <wp:inline distT="0" distB="0" distL="0" distR="0" wp14:anchorId="3A365DC5" wp14:editId="52B811C7">
+            <wp:extent cx="5669280" cy="3007106"/>
+            <wp:effectExtent l="0" t="0" r="0" b="0"/>
+            <wp:docPr id="209" name="Transfer or shift page"/>
+            <wp:cNvGraphicFramePr>
+              <a:graphicFrameLocks xmlns:a="http://schemas.openxmlformats.org/drawingml/2006/main" noChangeAspect="1"/>
+            </wp:cNvGraphicFramePr>
+            <a:graphic xmlns:a="http://schemas.openxmlformats.org/drawingml/2006/main">
+              <a:graphicData uri="http://schemas.openxmlformats.org/drawingml/2006/picture">
+                <pic:pic xmlns:pic="http://schemas.openxmlformats.org/drawingml/2006/picture">
+                  <pic:nvPicPr>
+                    <pic:cNvPr id="209" name="Transfer or shift page"/>
+                    <pic:cNvPicPr/>
+                  </pic:nvPicPr>
+                  <pic:blipFill>
+                    <a:blip r:embed="rId36"/>
+                    <a:stretch>
+                      <a:fillRect/>
+                    </a:stretch>
+                  </pic:blipFill>
+                  <pic:spPr>
+                    <a:xfrm>
+                      <a:off x="0" y="0"/>
+                      <a:ext cx="5669280" cy="3007106"/>
+                    </a:xfrm>
+                    <a:prstGeom prst="rect">
+                      <a:avLst/>
+                    </a:prstGeom>
+                  </pic:spPr>
+                </pic:pic>
+              </a:graphicData>
+            </a:graphic>
+          </wp:inline>
+        </w:drawing>
+      </w:r>
+    </w:p>
+    <w:p>
+      <w:pPr>
+        <w:spacing w:before="240" w:after="120" w:line="360" w:lineRule="auto"/>
+        <w:jc w:val="center"/>
+        <w:rPr>
+          <w:rFonts w:ascii="Courier New" w:hAnsi="Courier New" w:cs="Courier New"/>
+          <w:b/>
+          <w:bCs/>
+          <w:sz w:val="24"/>
+          <w:szCs w:val="24"/>
+        </w:rPr>
+      </w:pPr>
+      <w:r>
+        <w:rPr>
+          <w:rFonts w:ascii="Courier New" w:hAnsi="Courier New" w:cs="Courier New"/>
+          <w:b/>
+          <w:bCs/>
+          <w:sz w:val="24"/>
+          <w:szCs w:val="24"/>
+        </w:rPr>
+        <w:t>Figure 4.7e. Transfer / Shift Records</w:t>
+      </w:r>
+      <w:r>
+        <w:fldChar w:fldCharType="begin"/>
+      </w:r>
+      <w:r>
+        <w:instrText xml:space="preserve"> TC "Figure 4.7e. Transfer / Shift Records" \f f \l 1 </w:instrText>
+      </w:r>
+      <w:r>
+        <w:fldChar w:fldCharType="end"/>
+      </w:r>
+    </w:p>
+    <w:p>
+      <w:pPr>
+        <w:keepNext/>
+        <w:spacing w:after="120" w:line="240" w:lineRule="auto"/>
+        <w:jc w:val="center"/>
+        <w:rPr>
+          <w:rFonts w:ascii="Courier New" w:hAnsi="Courier New" w:cs="Courier New"/>
+          <w:sz w:val="24"/>
+          <w:szCs w:val="24"/>
+        </w:rPr>
+      </w:pPr>
+      <w:r>
+        <w:rPr>
+          <w:noProof/>
+        </w:rPr>
+        <w:drawing>
+          <wp:inline distT="0" distB="0" distL="0" distR="0" wp14:anchorId="7A8ED682" wp14:editId="54C8238D">
+            <wp:extent cx="5669280" cy="3010054"/>
+            <wp:effectExtent l="0" t="0" r="0" b="0"/>
+            <wp:docPr id="210" name="Enter grades page"/>
+            <wp:cNvGraphicFramePr>
+              <a:graphicFrameLocks xmlns:a="http://schemas.openxmlformats.org/drawingml/2006/main" noChangeAspect="1"/>
+            </wp:cNvGraphicFramePr>
+            <a:graphic xmlns:a="http://schemas.openxmlformats.org/drawingml/2006/main">
+              <a:graphicData uri="http://schemas.openxmlformats.org/drawingml/2006/picture">
+                <pic:pic xmlns:pic="http://schemas.openxmlformats.org/drawingml/2006/picture">
+                  <pic:nvPicPr>
+                    <pic:cNvPr id="210" name="Enter grades page"/>
+                    <pic:cNvPicPr/>
+                  </pic:nvPicPr>
+                  <pic:blipFill>
+                    <a:blip r:embed="rId37"/>
                     <a:stretch>
                       <a:fillRect/>
                     </a:stretch>
@@ -4414,13 +4015,13 @@
           <w:sz w:val="24"/>
           <w:szCs w:val="24"/>
         </w:rPr>
-        <w:t>Figure 4.7h. Student Audit — status, term and reason for each subject</w:t>
+        <w:t>Figure 4.7f. Enter Grades — choosing the term</w:t>
       </w:r>
       <w:r>
         <w:fldChar w:fldCharType="begin"/>
       </w:r>
       <w:r>
-        <w:instrText xml:space="preserve"> TC "Figure 4.7h. Student Audit — status, term and reason for each subject" \f f \l 1 </w:instrText>
+        <w:instrText xml:space="preserve"> TC "Figure 4.7f. Enter Grades — choosing the term" \f f \l 1 </w:instrText>
       </w:r>
       <w:r>
         <w:fldChar w:fldCharType="end"/>
@@ -4443,10 +4044,10 @@
         </w:rPr>
         <w:lastRenderedPageBreak/>
         <w:drawing>
-          <wp:inline distT="0" distB="0" distL="0" distR="0" wp14:anchorId="4DA94E66" wp14:editId="733183AE">
+          <wp:inline distT="0" distB="0" distL="0" distR="0" wp14:anchorId="1D08A879" wp14:editId="7033F209">
             <wp:extent cx="5669280" cy="3010054"/>
             <wp:effectExtent l="0" t="0" r="0" b="0"/>
-            <wp:docPr id="213" name="Student profile, zero violations"/>
+            <wp:docPr id="211" name="Curriculum management, version tabs"/>
             <wp:cNvGraphicFramePr>
               <a:graphicFrameLocks xmlns:a="http://schemas.openxmlformats.org/drawingml/2006/main" noChangeAspect="1"/>
             </wp:cNvGraphicFramePr>
@@ -4454,11 +4055,11 @@
               <a:graphicData uri="http://schemas.openxmlformats.org/drawingml/2006/picture">
                 <pic:pic xmlns:pic="http://schemas.openxmlformats.org/drawingml/2006/picture">
                   <pic:nvPicPr>
-                    <pic:cNvPr id="213" name="Student profile, zero violations"/>
+                    <pic:cNvPr id="211" name="Curriculum management, version tabs"/>
                     <pic:cNvPicPr/>
                   </pic:nvPicPr>
                   <pic:blipFill>
-                    <a:blip r:embed="rId36"/>
+                    <a:blip r:embed="rId38"/>
                     <a:stretch>
                       <a:fillRect/>
                     </a:stretch>
@@ -4499,6 +4100,175 @@
           <w:sz w:val="24"/>
           <w:szCs w:val="24"/>
         </w:rPr>
+        <w:t>Figure 4.7g. Manage Curriculum Versions</w:t>
+      </w:r>
+      <w:r>
+        <w:fldChar w:fldCharType="begin"/>
+      </w:r>
+      <w:r>
+        <w:instrText xml:space="preserve"> TC "Figure 4.7g. Manage Curriculum Versions" \f f \l 1 </w:instrText>
+      </w:r>
+      <w:r>
+        <w:fldChar w:fldCharType="end"/>
+      </w:r>
+    </w:p>
+    <w:p>
+      <w:pPr>
+        <w:keepNext/>
+        <w:spacing w:after="120" w:line="240" w:lineRule="auto"/>
+        <w:jc w:val="center"/>
+        <w:rPr>
+          <w:rFonts w:ascii="Courier New" w:hAnsi="Courier New" w:cs="Courier New"/>
+          <w:sz w:val="24"/>
+          <w:szCs w:val="24"/>
+        </w:rPr>
+      </w:pPr>
+      <w:r>
+        <w:rPr>
+          <w:noProof/>
+        </w:rPr>
+        <w:drawing>
+          <wp:inline distT="0" distB="0" distL="0" distR="0" wp14:anchorId="13D9396F" wp14:editId="0F7D1C09">
+            <wp:extent cx="5562786" cy="2953512"/>
+            <wp:effectExtent l="0" t="0" r="0" b="0"/>
+            <wp:docPr id="212" name="Student audit detail, all five states"/>
+            <wp:cNvGraphicFramePr>
+              <a:graphicFrameLocks xmlns:a="http://schemas.openxmlformats.org/drawingml/2006/main" noChangeAspect="1"/>
+            </wp:cNvGraphicFramePr>
+            <a:graphic xmlns:a="http://schemas.openxmlformats.org/drawingml/2006/main">
+              <a:graphicData uri="http://schemas.openxmlformats.org/drawingml/2006/picture">
+                <pic:pic xmlns:pic="http://schemas.openxmlformats.org/drawingml/2006/picture">
+                  <pic:nvPicPr>
+                    <pic:cNvPr id="212" name="Student audit detail, all five states"/>
+                    <pic:cNvPicPr/>
+                  </pic:nvPicPr>
+                  <pic:blipFill>
+                    <a:blip r:embed="rId39"/>
+                    <a:stretch>
+                      <a:fillRect/>
+                    </a:stretch>
+                  </pic:blipFill>
+                  <pic:spPr>
+                    <a:xfrm>
+                      <a:off x="0" y="0"/>
+                      <a:ext cx="5562786" cy="2953512"/>
+                    </a:xfrm>
+                    <a:prstGeom prst="rect">
+                      <a:avLst/>
+                    </a:prstGeom>
+                  </pic:spPr>
+                </pic:pic>
+              </a:graphicData>
+            </a:graphic>
+          </wp:inline>
+        </w:drawing>
+      </w:r>
+    </w:p>
+    <w:p>
+      <w:pPr>
+        <w:spacing w:before="240" w:after="120" w:line="360" w:lineRule="auto"/>
+        <w:jc w:val="center"/>
+        <w:rPr>
+          <w:rFonts w:ascii="Courier New" w:hAnsi="Courier New" w:cs="Courier New"/>
+          <w:b/>
+          <w:bCs/>
+          <w:sz w:val="24"/>
+          <w:szCs w:val="24"/>
+        </w:rPr>
+      </w:pPr>
+      <w:r>
+        <w:rPr>
+          <w:rFonts w:ascii="Courier New" w:hAnsi="Courier New" w:cs="Courier New"/>
+          <w:b/>
+          <w:bCs/>
+          <w:sz w:val="24"/>
+          <w:szCs w:val="24"/>
+        </w:rPr>
+        <w:t>Figure 4.7h. Student Audit — status, term and reason for each subject</w:t>
+      </w:r>
+      <w:r>
+        <w:fldChar w:fldCharType="begin"/>
+      </w:r>
+      <w:r>
+        <w:instrText xml:space="preserve"> TC "Figure 4.7h. Student Audit — status, term and reason for each subject" \f f \l 1 </w:instrText>
+      </w:r>
+      <w:r>
+        <w:fldChar w:fldCharType="end"/>
+      </w:r>
+    </w:p>
+    <w:p>
+      <w:pPr>
+        <w:keepNext/>
+        <w:spacing w:after="120" w:line="240" w:lineRule="auto"/>
+        <w:jc w:val="center"/>
+        <w:rPr>
+          <w:rFonts w:ascii="Courier New" w:hAnsi="Courier New" w:cs="Courier New"/>
+          <w:sz w:val="24"/>
+          <w:szCs w:val="24"/>
+        </w:rPr>
+      </w:pPr>
+      <w:r>
+        <w:rPr>
+          <w:noProof/>
+        </w:rPr>
+        <w:lastRenderedPageBreak/>
+        <w:drawing>
+          <wp:inline distT="0" distB="0" distL="0" distR="0" wp14:anchorId="4DA94E66" wp14:editId="733183AE">
+            <wp:extent cx="5562786" cy="2953512"/>
+            <wp:effectExtent l="0" t="0" r="0" b="0"/>
+            <wp:docPr id="213" name="Student profile, zero violations"/>
+            <wp:cNvGraphicFramePr>
+              <a:graphicFrameLocks xmlns:a="http://schemas.openxmlformats.org/drawingml/2006/main" noChangeAspect="1"/>
+            </wp:cNvGraphicFramePr>
+            <a:graphic xmlns:a="http://schemas.openxmlformats.org/drawingml/2006/main">
+              <a:graphicData uri="http://schemas.openxmlformats.org/drawingml/2006/picture">
+                <pic:pic xmlns:pic="http://schemas.openxmlformats.org/drawingml/2006/picture">
+                  <pic:nvPicPr>
+                    <pic:cNvPr id="213" name="Student profile, zero violations"/>
+                    <pic:cNvPicPr/>
+                  </pic:nvPicPr>
+                  <pic:blipFill>
+                    <a:blip r:embed="rId40"/>
+                    <a:stretch>
+                      <a:fillRect/>
+                    </a:stretch>
+                  </pic:blipFill>
+                  <pic:spPr>
+                    <a:xfrm>
+                      <a:off x="0" y="0"/>
+                      <a:ext cx="5562786" cy="2953512"/>
+                    </a:xfrm>
+                    <a:prstGeom prst="rect">
+                      <a:avLst/>
+                    </a:prstGeom>
+                  </pic:spPr>
+                </pic:pic>
+              </a:graphicData>
+            </a:graphic>
+          </wp:inline>
+        </w:drawing>
+      </w:r>
+    </w:p>
+    <w:p>
+      <w:pPr>
+        <w:spacing w:before="240" w:after="120" w:line="360" w:lineRule="auto"/>
+        <w:jc w:val="center"/>
+        <w:rPr>
+          <w:rFonts w:ascii="Courier New" w:hAnsi="Courier New" w:cs="Courier New"/>
+          <w:b/>
+          <w:bCs/>
+          <w:sz w:val="24"/>
+          <w:szCs w:val="24"/>
+        </w:rPr>
+      </w:pPr>
+      <w:r>
+        <w:rPr>
+          <w:rFonts w:ascii="Courier New" w:hAnsi="Courier New" w:cs="Courier New"/>
+          <w:b/>
+          <w:bCs/>
+          <w:sz w:val="24"/>
+          <w:szCs w:val="24"/>
+        </w:rPr>
         <w:t>Figure 4.7i. Student Audit — fully compliant (Regular) example</w:t>
       </w:r>
       <w:r>
@@ -4542,7 +4312,7 @@
                     <pic:cNvPicPr/>
                   </pic:nvPicPr>
                   <pic:blipFill>
-                    <a:blip r:embed="rId37"/>
+                    <a:blip r:embed="rId41"/>
                     <a:stretch>
                       <a:fillRect/>
                     </a:stretch>
@@ -4613,7 +4383,7 @@
         <w:lastRenderedPageBreak/>
         <w:drawing>
           <wp:inline distT="0" distB="0" distL="0" distR="0" wp14:anchorId="7A8ED682" wp14:editId="54C8238D">
-            <wp:extent cx="5669280" cy="3685314"/>
+            <wp:extent cx="4543516" cy="2953512"/>
             <wp:effectExtent l="0" t="0" r="0" b="0"/>
             <wp:docPr id="8000102" name="Figure 4.7k"/>
             <wp:cNvGraphicFramePr>
@@ -4627,7 +4397,7 @@
                     <pic:cNvPicPr/>
                   </pic:nvPicPr>
                   <pic:blipFill>
-                    <a:blip r:embed="rId38"/>
+                    <a:blip r:embed="rId42"/>
                     <a:stretch>
                       <a:fillRect/>
                     </a:stretch>
@@ -4635,7 +4405,7 @@
                   <pic:spPr>
                     <a:xfrm>
                       <a:off x="0" y="0"/>
-                      <a:ext cx="5669280" cy="3685314"/>
+                      <a:ext cx="4543516" cy="2953512"/>
                     </a:xfrm>
                     <a:prstGeom prst="rect">
                       <a:avLst/>
@@ -4698,7 +4468,7 @@
         <w:lastRenderedPageBreak/>
         <w:drawing>
           <wp:inline distT="0" distB="0" distL="0" distR="0" wp14:anchorId="7A8ED682" wp14:editId="54C8238D">
-            <wp:extent cx="5669280" cy="3685314"/>
+            <wp:extent cx="4543516" cy="2953512"/>
             <wp:effectExtent l="0" t="0" r="0" b="0"/>
             <wp:docPr id="8000101" name="Figure 4.7l"/>
             <wp:cNvGraphicFramePr>
@@ -4712,7 +4482,7 @@
                     <pic:cNvPicPr/>
                   </pic:nvPicPr>
                   <pic:blipFill>
-                    <a:blip r:embed="rId39"/>
+                    <a:blip r:embed="rId43"/>
                     <a:stretch>
                       <a:fillRect/>
                     </a:stretch>
@@ -4720,7 +4490,7 @@
                   <pic:spPr>
                     <a:xfrm>
                       <a:off x="0" y="0"/>
-                      <a:ext cx="5669280" cy="3685314"/>
+                      <a:ext cx="4543516" cy="2953512"/>
                     </a:xfrm>
                     <a:prstGeom prst="rect">
                       <a:avLst/>
@@ -4753,29 +4523,7 @@
           <w:sz w:val="24"/>
           <w:szCs w:val="24"/>
         </w:rPr>
-        <w:t xml:space="preserve">Figure 4.7l. First Log In — password change with the </w:t>
-      </w:r>
-      <w:proofErr w:type="gramStart"/>
-      <w:r>
-        <w:rPr>
-          <w:rFonts w:ascii="Courier New" w:hAnsi="Courier New" w:cs="Courier New"/>
-          <w:b/>
-          <w:bCs/>
-          <w:sz w:val="24"/>
-          <w:szCs w:val="24"/>
-        </w:rPr>
-        <w:t>rules</w:t>
-      </w:r>
-      <w:proofErr w:type="gramEnd"/>
-      <w:r>
-        <w:rPr>
-          <w:rFonts w:ascii="Courier New" w:hAnsi="Courier New" w:cs="Courier New"/>
-          <w:b/>
-          <w:bCs/>
-          <w:sz w:val="24"/>
-          <w:szCs w:val="24"/>
-        </w:rPr>
-        <w:t xml:space="preserve"> checklist</w:t>
+        <w:t>Figure 4.7l. First Log In — password change with the rules checklist</w:t>
       </w:r>
       <w:r>
         <w:fldChar w:fldCharType="begin"/>
@@ -4805,7 +4553,7 @@
         <w:lastRenderedPageBreak/>
         <w:drawing>
           <wp:inline distT="0" distB="0" distL="0" distR="0" wp14:anchorId="7A8ED682" wp14:editId="54C8238D">
-            <wp:extent cx="5669280" cy="3685314"/>
+            <wp:extent cx="4951448" cy="3218688"/>
             <wp:effectExtent l="0" t="0" r="0" b="0"/>
             <wp:docPr id="8000001" name="Figure 4.7l"/>
             <wp:cNvGraphicFramePr>
@@ -4819,7 +4567,7 @@
                     <pic:cNvPicPr/>
                   </pic:nvPicPr>
                   <pic:blipFill>
-                    <a:blip r:embed="rId40"/>
+                    <a:blip r:embed="rId44"/>
                     <a:stretch>
                       <a:fillRect/>
                     </a:stretch>
@@ -4827,7 +4575,7 @@
                   <pic:spPr>
                     <a:xfrm>
                       <a:off x="0" y="0"/>
-                      <a:ext cx="5669280" cy="3685314"/>
+                      <a:ext cx="4951448" cy="3218688"/>
                     </a:xfrm>
                     <a:prstGeom prst="rect">
                       <a:avLst/>
@@ -4890,7 +4638,7 @@
         <w:lastRenderedPageBreak/>
         <w:drawing>
           <wp:inline distT="0" distB="0" distL="0" distR="0" wp14:anchorId="7A8ED682" wp14:editId="54C8238D">
-            <wp:extent cx="5669280" cy="3685314"/>
+            <wp:extent cx="4951448" cy="3218688"/>
             <wp:effectExtent l="0" t="0" r="0" b="0"/>
             <wp:docPr id="8000002" name="Figure 4.7m"/>
             <wp:cNvGraphicFramePr>
@@ -4904,7 +4652,7 @@
                     <pic:cNvPicPr/>
                   </pic:nvPicPr>
                   <pic:blipFill>
-                    <a:blip r:embed="rId41"/>
+                    <a:blip r:embed="rId45"/>
                     <a:stretch>
                       <a:fillRect/>
                     </a:stretch>
@@ -4912,7 +4660,7 @@
                   <pic:spPr>
                     <a:xfrm>
                       <a:off x="0" y="0"/>
-                      <a:ext cx="5669280" cy="3685314"/>
+                      <a:ext cx="4951448" cy="3218688"/>
                     </a:xfrm>
                     <a:prstGeom prst="rect">
                       <a:avLst/>
@@ -4975,7 +4723,7 @@
         <w:lastRenderedPageBreak/>
         <w:drawing>
           <wp:inline distT="0" distB="0" distL="0" distR="0" wp14:anchorId="7A8ED682" wp14:editId="54C8238D">
-            <wp:extent cx="5669280" cy="3685314"/>
+            <wp:extent cx="4951448" cy="3218688"/>
             <wp:effectExtent l="0" t="0" r="0" b="0"/>
             <wp:docPr id="8000003" name="Figure 4.7n"/>
             <wp:cNvGraphicFramePr>
@@ -4989,7 +4737,7 @@
                     <pic:cNvPicPr/>
                   </pic:nvPicPr>
                   <pic:blipFill>
-                    <a:blip r:embed="rId42"/>
+                    <a:blip r:embed="rId46"/>
                     <a:stretch>
                       <a:fillRect/>
                     </a:stretch>
@@ -4997,7 +4745,7 @@
                   <pic:spPr>
                     <a:xfrm>
                       <a:off x="0" y="0"/>
-                      <a:ext cx="5669280" cy="3685314"/>
+                      <a:ext cx="4951448" cy="3218688"/>
                     </a:xfrm>
                     <a:prstGeom prst="rect">
                       <a:avLst/>
@@ -5060,7 +4808,7 @@
         <w:lastRenderedPageBreak/>
         <w:drawing>
           <wp:inline distT="0" distB="0" distL="0" distR="0" wp14:anchorId="7A8ED682" wp14:editId="54C8238D">
-            <wp:extent cx="5669280" cy="3685314"/>
+            <wp:extent cx="4951448" cy="3218688"/>
             <wp:effectExtent l="0" t="0" r="0" b="0"/>
             <wp:docPr id="8000004" name="Figure 4.7o"/>
             <wp:cNvGraphicFramePr>
@@ -5074,7 +4822,7 @@
                     <pic:cNvPicPr/>
                   </pic:nvPicPr>
                   <pic:blipFill>
-                    <a:blip r:embed="rId43"/>
+                    <a:blip r:embed="rId47"/>
                     <a:stretch>
                       <a:fillRect/>
                     </a:stretch>
@@ -5082,7 +4830,7 @@
                   <pic:spPr>
                     <a:xfrm>
                       <a:off x="0" y="0"/>
-                      <a:ext cx="5669280" cy="3685314"/>
+                      <a:ext cx="4951448" cy="3218688"/>
                     </a:xfrm>
                     <a:prstGeom prst="rect">
                       <a:avLst/>
@@ -5145,7 +4893,7 @@
         <w:lastRenderedPageBreak/>
         <w:drawing>
           <wp:inline distT="0" distB="0" distL="0" distR="0" wp14:anchorId="7A8ED682" wp14:editId="54C8238D">
-            <wp:extent cx="5669280" cy="3685314"/>
+            <wp:extent cx="4543516" cy="2953512"/>
             <wp:effectExtent l="0" t="0" r="0" b="0"/>
             <wp:docPr id="8000005" name="Figure 4.7p"/>
             <wp:cNvGraphicFramePr>
@@ -5159,7 +4907,7 @@
                     <pic:cNvPicPr/>
                   </pic:nvPicPr>
                   <pic:blipFill>
-                    <a:blip r:embed="rId44"/>
+                    <a:blip r:embed="rId48"/>
                     <a:stretch>
                       <a:fillRect/>
                     </a:stretch>
@@ -5167,7 +4915,7 @@
                   <pic:spPr>
                     <a:xfrm>
                       <a:off x="0" y="0"/>
-                      <a:ext cx="5669280" cy="3685314"/>
+                      <a:ext cx="4543516" cy="2953512"/>
                     </a:xfrm>
                     <a:prstGeom prst="rect">
                       <a:avLst/>
@@ -5454,6 +5202,237 @@
     </w:p>
     <w:p>
       <w:pPr>
+        <w:spacing w:line="480" w:lineRule="auto"/>
+        <w:ind w:firstLine="720"/>
+        <w:jc w:val="both"/>
+        <w:rPr>
+          <w:rFonts w:ascii="Courier New" w:hAnsi="Courier New" w:cs="Courier New"/>
+          <w:sz w:val="24"/>
+          <w:szCs w:val="24"/>
+        </w:rPr>
+      </w:pPr>
+    </w:p>
+    <w:p>
+      <w:pPr>
+        <w:spacing w:before="120" w:line="480" w:lineRule="auto"/>
+        <w:jc w:val="center"/>
+        <w:rPr>
+          <w:rFonts w:ascii="Courier New" w:hAnsi="Courier New" w:cs="Courier New"/>
+          <w:b/>
+          <w:bCs/>
+          <w:sz w:val="24"/>
+          <w:szCs w:val="24"/>
+        </w:rPr>
+      </w:pPr>
+      <w:r>
+        <w:lastRenderedPageBreak/>
+        <w:fldChar w:fldCharType="begin"/>
+      </w:r>
+      <w:r>
+        <w:instrText xml:space="preserve"> TC "Table 4.3. Summary of the Automated Tests" \f t \l 1 </w:instrText>
+      </w:r>
+      <w:r>
+        <w:fldChar w:fldCharType="end"/>
+      </w:r>
+    </w:p>
+    <w:p>
+      <w:pPr>
+        <w:spacing w:line="480" w:lineRule="auto"/>
+        <w:ind w:firstLine="720"/>
+        <w:jc w:val="both"/>
+        <w:rPr>
+          <w:rFonts w:ascii="Courier New" w:hAnsi="Courier New" w:cs="Courier New"/>
+          <w:sz w:val="24"/>
+          <w:szCs w:val="24"/>
+        </w:rPr>
+      </w:pPr>
+      <w:r>
+        <w:rPr>
+          <w:rFonts w:ascii="Courier New" w:hAnsi="Courier New" w:cs="Courier New"/>
+          <w:b/>
+          <w:bCs/>
+          <w:sz w:val="24"/>
+          <w:szCs w:val="24"/>
+        </w:rPr>
+        <w:t>Functional testing.</w:t>
+      </w:r>
+      <w:r>
+        <w:rPr>
+          <w:rFonts w:ascii="Courier New" w:hAnsi="Courier New" w:cs="Courier New"/>
+          <w:sz w:val="24"/>
+          <w:szCs w:val="24"/>
+        </w:rPr>
+        <w:t xml:space="preserve"> The researchers scripted a web browser with Playwright against a local copy of the full system (the PostgreSQL database and the application) loaded with sample CEIT data, logging in as a dean and as chairpersons and going through each feature: violations and their reasons, INC completion, the out-of-order warning after saving grades, setting the current semester, automatic year levels moving up with grades and semesters, chairperson overrides, regular and irregular counts, .xls and .xlsx imports, the earlier-term warning, and the password checklist. All scenarios passed after the defects found were fixed.</w:t>
+      </w:r>
+    </w:p>
+    <w:p>
+      <w:pPr>
+        <w:spacing w:line="480" w:lineRule="auto"/>
+        <w:ind w:firstLine="720"/>
+        <w:jc w:val="both"/>
+        <w:rPr>
+          <w:rFonts w:ascii="Courier New" w:hAnsi="Courier New" w:cs="Courier New"/>
+          <w:sz w:val="24"/>
+          <w:szCs w:val="24"/>
+        </w:rPr>
+      </w:pPr>
+      <w:r>
+        <w:rPr>
+          <w:rFonts w:ascii="Courier New" w:hAnsi="Courier New" w:cs="Courier New"/>
+          <w:b/>
+          <w:bCs/>
+          <w:sz w:val="24"/>
+          <w:szCs w:val="24"/>
+        </w:rPr>
+        <w:t>A problem found and fixed.</w:t>
+      </w:r>
+      <w:r>
+        <w:rPr>
+          <w:rFonts w:ascii="Courier New" w:hAnsi="Courier New" w:cs="Courier New"/>
+          <w:sz w:val="24"/>
+          <w:szCs w:val="24"/>
+        </w:rPr>
+        <w:t xml:space="preserve"> The first version of the prerequisite checker decided, at the moment a grade was typed in, whether the prerequisites were already in the database, and stored the result as a permanent "invalid entry" flag. Testing showed that this gave wrong results in five situations:</w:t>
+      </w:r>
+    </w:p>
+    <w:p>
+      <w:pPr>
+        <w:numPr>
+          <w:ilvl w:val="0"/>
+          <w:numId w:val="4"/>
+        </w:numPr>
+        <w:spacing w:after="0" w:line="480" w:lineRule="auto"/>
+        <w:jc w:val="both"/>
+        <w:rPr>
+          <w:rFonts w:ascii="Courier New" w:hAnsi="Courier New" w:cs="Courier New"/>
+          <w:sz w:val="24"/>
+          <w:szCs w:val="24"/>
+        </w:rPr>
+      </w:pPr>
+      <w:r>
+        <w:rPr>
+          <w:rFonts w:ascii="Courier New" w:hAnsi="Courier New" w:cs="Courier New"/>
+          <w:sz w:val="24"/>
+          <w:szCs w:val="24"/>
+        </w:rPr>
+        <w:t>grades entered out of order (e.g., second-semester grades before first-semester grades) were wrongly flagged;</w:t>
+      </w:r>
+    </w:p>
+    <w:p>
+      <w:pPr>
+        <w:numPr>
+          <w:ilvl w:val="0"/>
+          <w:numId w:val="4"/>
+        </w:numPr>
+        <w:spacing w:after="0" w:line="480" w:lineRule="auto"/>
+        <w:jc w:val="both"/>
+        <w:rPr>
+          <w:rFonts w:ascii="Courier New" w:hAnsi="Courier New" w:cs="Courier New"/>
+          <w:sz w:val="24"/>
+          <w:szCs w:val="24"/>
+        </w:rPr>
+      </w:pPr>
+      <w:r>
+        <w:rPr>
+          <w:rFonts w:ascii="Courier New" w:hAnsi="Courier New" w:cs="Courier New"/>
+          <w:sz w:val="24"/>
+          <w:szCs w:val="24"/>
+        </w:rPr>
+        <w:lastRenderedPageBreak/>
+        <w:t>a prerequisite passed only in a later term was not caught if it happened to be entered first;</w:t>
+      </w:r>
+    </w:p>
+    <w:p>
+      <w:pPr>
+        <w:numPr>
+          <w:ilvl w:val="0"/>
+          <w:numId w:val="4"/>
+        </w:numPr>
+        <w:spacing w:after="0" w:line="480" w:lineRule="auto"/>
+        <w:jc w:val="both"/>
+        <w:rPr>
+          <w:rFonts w:ascii="Courier New" w:hAnsi="Courier New" w:cs="Courier New"/>
+          <w:sz w:val="24"/>
+          <w:szCs w:val="24"/>
+        </w:rPr>
+      </w:pPr>
+      <w:r>
+        <w:rPr>
+          <w:rFonts w:ascii="Courier New" w:hAnsi="Courier New" w:cs="Courier New"/>
+          <w:sz w:val="24"/>
+          <w:szCs w:val="24"/>
+        </w:rPr>
+        <w:t>same-term prerequisite violations were caught or missed depending on the order of the rows;</w:t>
+      </w:r>
+    </w:p>
+    <w:p>
+      <w:pPr>
+        <w:numPr>
+          <w:ilvl w:val="0"/>
+          <w:numId w:val="4"/>
+        </w:numPr>
+        <w:spacing w:after="0" w:line="480" w:lineRule="auto"/>
+        <w:jc w:val="both"/>
+        <w:rPr>
+          <w:rFonts w:ascii="Courier New" w:hAnsi="Courier New" w:cs="Courier New"/>
+          <w:sz w:val="24"/>
+          <w:szCs w:val="24"/>
+        </w:rPr>
+      </w:pPr>
+      <w:r>
+        <w:rPr>
+          <w:rFonts w:ascii="Courier New" w:hAnsi="Courier New" w:cs="Courier New"/>
+          <w:sz w:val="24"/>
+          <w:szCs w:val="24"/>
+        </w:rPr>
+        <w:t>co-requisite results depended on the order of entry; and</w:t>
+      </w:r>
+    </w:p>
+    <w:p>
+      <w:pPr>
+        <w:numPr>
+          <w:ilvl w:val="0"/>
+          <w:numId w:val="4"/>
+        </w:numPr>
+        <w:spacing w:after="0" w:line="480" w:lineRule="auto"/>
+        <w:jc w:val="both"/>
+        <w:rPr>
+          <w:rFonts w:ascii="Courier New" w:hAnsi="Courier New" w:cs="Courier New"/>
+          <w:sz w:val="24"/>
+          <w:szCs w:val="24"/>
+        </w:rPr>
+      </w:pPr>
+      <w:r>
+        <w:rPr>
+          <w:rFonts w:ascii="Courier New" w:hAnsi="Courier New" w:cs="Courier New"/>
+          <w:sz w:val="24"/>
+          <w:szCs w:val="24"/>
+        </w:rPr>
+        <w:t>re-saving a flagged grade after the prerequisite was entered erased the violation.</w:t>
+      </w:r>
+    </w:p>
+    <w:p>
+      <w:pPr>
+        <w:spacing w:line="480" w:lineRule="auto"/>
+        <w:ind w:firstLine="720"/>
+        <w:jc w:val="both"/>
+        <w:rPr>
+          <w:rFonts w:ascii="Courier New" w:hAnsi="Courier New" w:cs="Courier New"/>
+          <w:sz w:val="24"/>
+          <w:szCs w:val="24"/>
+        </w:rPr>
+      </w:pPr>
+      <w:r>
+        <w:rPr>
+          <w:rFonts w:ascii="Courier New" w:hAnsi="Courier New" w:cs="Courier New"/>
+          <w:sz w:val="24"/>
+          <w:szCs w:val="24"/>
+        </w:rPr>
+        <w:t>The checker was therefore redesigned to work from the terms: it compares the term each subject was taken with the term each requirement was passed, every time the audit is shown. The result no longer depends on the order in which grades are entered, and each of the five situations above is now covered by an automated test. This experience shows why a curriculum audit should be based on when subjects were taken rather than on when their grades were encoded: in practice, the grades of existing students are often encoded long after the terms in which they were earned.</w:t>
+      </w:r>
+    </w:p>
+    <w:p>
+      <w:pPr>
         <w:keepNext/>
         <w:spacing w:before="240" w:line="480" w:lineRule="auto"/>
         <w:jc w:val="both"/>
@@ -5473,14 +5452,13 @@
           <w:sz w:val="24"/>
           <w:szCs w:val="24"/>
         </w:rPr>
-        <w:lastRenderedPageBreak/>
-        <w:t>Testing of the System</w:t>
+        <w:t>Extent of Compliance of the Proposed System (SOP No. 4)</w:t>
       </w:r>
       <w:r>
         <w:fldChar w:fldCharType="begin"/>
       </w:r>
       <w:r>
-        <w:instrText xml:space="preserve"> TC "Testing of the System" \f c \l 2 </w:instrText>
+        <w:instrText xml:space="preserve"> TC "Extent of Compliance of the Proposed System (SOP No. 4)" \f c \l 2 </w:instrText>
       </w:r>
       <w:r>
         <w:fldChar w:fldCharType="end"/>
@@ -5503,73 +5481,16 @@
           <w:sz w:val="24"/>
           <w:szCs w:val="24"/>
         </w:rPr>
-        <w:t>Two kinds of testing were carried out on the developed system: automated unit and integration testing, and functional (end-to-end) testing. User acceptance testing with actual chairpersons and deans, and testing on a hosted (online) deployment, have not yet been done.</w:t>
-      </w:r>
-    </w:p>
-    <w:p>
-      <w:pPr>
-        <w:spacing w:line="480" w:lineRule="auto"/>
-        <w:ind w:firstLine="720"/>
-        <w:jc w:val="both"/>
-        <w:rPr>
-          <w:rFonts w:ascii="Courier New" w:hAnsi="Courier New" w:cs="Courier New"/>
-          <w:sz w:val="24"/>
-          <w:szCs w:val="24"/>
-        </w:rPr>
-      </w:pPr>
-      <w:r>
-        <w:rPr>
-          <w:rFonts w:ascii="Courier New" w:hAnsi="Courier New" w:cs="Courier New"/>
-          <w:b/>
-          <w:bCs/>
-          <w:sz w:val="24"/>
-          <w:szCs w:val="24"/>
-        </w:rPr>
-        <w:t>Automated testing.</w:t>
-      </w:r>
-      <w:r>
-        <w:rPr>
-          <w:rFonts w:ascii="Courier New" w:hAnsi="Courier New" w:cs="Courier New"/>
-          <w:sz w:val="24"/>
-          <w:szCs w:val="24"/>
-        </w:rPr>
-        <w:t xml:space="preserve"> A total of 163 automated tests were written using the test runner built into Node.js, and all 163 </w:t>
-      </w:r>
-      <w:proofErr w:type="gramStart"/>
-      <w:r>
-        <w:rPr>
-          <w:rFonts w:ascii="Courier New" w:hAnsi="Courier New" w:cs="Courier New"/>
-          <w:sz w:val="24"/>
-          <w:szCs w:val="24"/>
-        </w:rPr>
-        <w:t>pass</w:t>
-      </w:r>
-      <w:proofErr w:type="gramEnd"/>
-      <w:r>
-        <w:rPr>
-          <w:rFonts w:ascii="Courier New" w:hAnsi="Courier New" w:cs="Courier New"/>
-          <w:sz w:val="24"/>
-          <w:szCs w:val="24"/>
-        </w:rPr>
-        <w:t xml:space="preserve">. The tests need no database or network: the server actions are tested with </w:t>
-      </w:r>
-      <w:proofErr w:type="spellStart"/>
-      <w:r>
-        <w:rPr>
-          <w:rFonts w:ascii="Courier New" w:hAnsi="Courier New" w:cs="Courier New"/>
-          <w:sz w:val="24"/>
-          <w:szCs w:val="24"/>
-        </w:rPr>
-        <w:t>Supabase</w:t>
-      </w:r>
-      <w:proofErr w:type="spellEnd"/>
-      <w:r>
-        <w:rPr>
-          <w:rFonts w:ascii="Courier New" w:hAnsi="Courier New" w:cs="Courier New"/>
-          <w:sz w:val="24"/>
-          <w:szCs w:val="24"/>
-        </w:rPr>
-        <w:t xml:space="preserve"> replaced by an in-memory fake. Table 4.3 summarizes what they check.</w:t>
+        <w:t xml:space="preserve">Upon completion of the system, Auditrix is to be evaluated by the Program Chairpersons and selected IT experts using a printed (paper-based) questionnaire built on the ISO/IEC 25010 software quality model, with each </w:t>
+      </w:r>
+      <w:r>
+        <w:rPr>
+          <w:rFonts w:ascii="Courier New" w:hAnsi="Courier New" w:cs="Courier New"/>
+          <w:sz w:val="24"/>
+          <w:szCs w:val="24"/>
+        </w:rPr>
+        <w:lastRenderedPageBreak/>
+        <w:t>characteristic mapped to a specific part of the system. Responses will be analyzed using the Weighted Mean. Table 4.4 will present the extent of compliance per quality characteristic.</w:t>
       </w:r>
     </w:p>
     <w:tbl>
@@ -5580,835 +5501,8 @@
       </w:tblPr>
       <w:tblGrid>
         <w:gridCol w:w="2400"/>
-        <w:gridCol w:w="6232"/>
-      </w:tblGrid>
-      <w:tr>
-        <w:trPr>
-          <w:cantSplit/>
-          <w:tblHeader/>
-        </w:trPr>
-        <w:tc>
-          <w:tcPr>
-            <w:tcW w:w="2400" w:type="dxa"/>
-          </w:tcPr>
-          <w:p>
-            <w:pPr>
-              <w:keepNext/>
-              <w:spacing w:before="40" w:after="40" w:line="240" w:lineRule="auto"/>
-              <w:jc w:val="center"/>
-              <w:rPr>
-                <w:rFonts w:ascii="Courier New" w:hAnsi="Courier New" w:cs="Courier New"/>
-                <w:b/>
-                <w:bCs/>
-                <w:sz w:val="20"/>
-                <w:szCs w:val="20"/>
-              </w:rPr>
-            </w:pPr>
-            <w:r>
-              <w:rPr>
-                <w:rFonts w:ascii="Courier New" w:hAnsi="Courier New" w:cs="Courier New"/>
-                <w:b/>
-                <w:bCs/>
-                <w:sz w:val="20"/>
-                <w:szCs w:val="20"/>
-              </w:rPr>
-              <w:lastRenderedPageBreak/>
-              <w:t>Area</w:t>
-            </w:r>
-          </w:p>
-        </w:tc>
-        <w:tc>
-          <w:tcPr>
-            <w:tcW w:w="6232" w:type="dxa"/>
-          </w:tcPr>
-          <w:p>
-            <w:pPr>
-              <w:keepNext/>
-              <w:spacing w:before="40" w:after="40" w:line="240" w:lineRule="auto"/>
-              <w:jc w:val="center"/>
-              <w:rPr>
-                <w:rFonts w:ascii="Courier New" w:hAnsi="Courier New" w:cs="Courier New"/>
-                <w:b/>
-                <w:bCs/>
-                <w:sz w:val="20"/>
-                <w:szCs w:val="20"/>
-              </w:rPr>
-            </w:pPr>
-            <w:r>
-              <w:rPr>
-                <w:rFonts w:ascii="Courier New" w:hAnsi="Courier New" w:cs="Courier New"/>
-                <w:b/>
-                <w:bCs/>
-                <w:sz w:val="20"/>
-                <w:szCs w:val="20"/>
-              </w:rPr>
-              <w:t>What is checked</w:t>
-            </w:r>
-          </w:p>
-        </w:tc>
-      </w:tr>
-      <w:tr>
-        <w:trPr>
-          <w:cantSplit/>
-        </w:trPr>
-        <w:tc>
-          <w:tcPr>
-            <w:tcW w:w="2400" w:type="dxa"/>
-          </w:tcPr>
-          <w:p>
-            <w:pPr>
-              <w:keepNext/>
-              <w:spacing w:before="40" w:after="40" w:line="240" w:lineRule="auto"/>
-              <w:rPr>
-                <w:rFonts w:ascii="Courier New" w:hAnsi="Courier New" w:cs="Courier New"/>
-                <w:sz w:val="20"/>
-                <w:szCs w:val="20"/>
-              </w:rPr>
-            </w:pPr>
-            <w:r>
-              <w:rPr>
-                <w:rFonts w:ascii="Courier New" w:hAnsi="Courier New" w:cs="Courier New"/>
-                <w:sz w:val="20"/>
-                <w:szCs w:val="20"/>
-              </w:rPr>
-              <w:t>Audit engine</w:t>
-            </w:r>
-          </w:p>
-        </w:tc>
-        <w:tc>
-          <w:tcPr>
-            <w:tcW w:w="6232" w:type="dxa"/>
-          </w:tcPr>
-          <w:p>
-            <w:pPr>
-              <w:keepNext/>
-              <w:spacing w:before="40" w:after="40" w:line="240" w:lineRule="auto"/>
-              <w:rPr>
-                <w:rFonts w:ascii="Courier New" w:hAnsi="Courier New" w:cs="Courier New"/>
-                <w:sz w:val="20"/>
-                <w:szCs w:val="20"/>
-              </w:rPr>
-            </w:pPr>
-            <w:r>
-              <w:rPr>
-                <w:rFonts w:ascii="Courier New" w:hAnsi="Courier New" w:cs="Courier New"/>
-                <w:sz w:val="20"/>
-                <w:szCs w:val="20"/>
-              </w:rPr>
-              <w:t>Prerequisite chains; pending prerequisites; prerequisites checked by term (same term, later term, never passed, out-of-order credit, retake clears it, midyear ordering, waiting for a grade); INC (resolved term, taken while INC); co-requisites (passed together, one failed, different terms, one without the other, waiting); "all subjects completed"</w:t>
-            </w:r>
-          </w:p>
-        </w:tc>
-      </w:tr>
-      <w:tr>
-        <w:trPr>
-          <w:cantSplit/>
-        </w:trPr>
-        <w:tc>
-          <w:tcPr>
-            <w:tcW w:w="2400" w:type="dxa"/>
-          </w:tcPr>
-          <w:p>
-            <w:pPr>
-              <w:keepNext/>
-              <w:spacing w:before="40" w:after="40" w:line="240" w:lineRule="auto"/>
-              <w:rPr>
-                <w:rFonts w:ascii="Courier New" w:hAnsi="Courier New" w:cs="Courier New"/>
-                <w:sz w:val="20"/>
-                <w:szCs w:val="20"/>
-              </w:rPr>
-            </w:pPr>
-            <w:r>
-              <w:rPr>
-                <w:rFonts w:ascii="Courier New" w:hAnsi="Courier New" w:cs="Courier New"/>
-                <w:sz w:val="20"/>
-                <w:szCs w:val="20"/>
-              </w:rPr>
-              <w:t>Year level and standing</w:t>
-            </w:r>
-          </w:p>
-        </w:tc>
-        <w:tc>
-          <w:tcPr>
-            <w:tcW w:w="6232" w:type="dxa"/>
-          </w:tcPr>
-          <w:p>
-            <w:pPr>
-              <w:keepNext/>
-              <w:spacing w:before="40" w:after="40" w:line="240" w:lineRule="auto"/>
-              <w:rPr>
-                <w:rFonts w:ascii="Courier New" w:hAnsi="Courier New" w:cs="Courier New"/>
-                <w:sz w:val="20"/>
-                <w:szCs w:val="20"/>
-              </w:rPr>
-            </w:pPr>
-            <w:r>
-              <w:rPr>
-                <w:rFonts w:ascii="Courier New" w:hAnsi="Courier New" w:cs="Courier New"/>
-                <w:sz w:val="20"/>
-                <w:szCs w:val="20"/>
-              </w:rPr>
-              <w:t>Student Handbook and Operations Manual thresholds (25%, more than 50%, 75%); finishing earlier years; only grades before the current semester; failed and out-of-order subjects excluded; registered level and chairperson override; year standing as of the term taken; "please verify"</w:t>
-            </w:r>
-          </w:p>
-        </w:tc>
-      </w:tr>
-      <w:tr>
-        <w:trPr>
-          <w:cantSplit/>
-        </w:trPr>
-        <w:tc>
-          <w:tcPr>
-            <w:tcW w:w="2400" w:type="dxa"/>
-          </w:tcPr>
-          <w:p>
-            <w:pPr>
-              <w:keepNext/>
-              <w:spacing w:before="40" w:after="40" w:line="240" w:lineRule="auto"/>
-              <w:rPr>
-                <w:rFonts w:ascii="Courier New" w:hAnsi="Courier New" w:cs="Courier New"/>
-                <w:sz w:val="20"/>
-                <w:szCs w:val="20"/>
-              </w:rPr>
-            </w:pPr>
-            <w:r>
-              <w:rPr>
-                <w:rFonts w:ascii="Courier New" w:hAnsi="Courier New" w:cs="Courier New"/>
-                <w:sz w:val="20"/>
-                <w:szCs w:val="20"/>
-              </w:rPr>
-              <w:t>Regular / irregular</w:t>
-            </w:r>
-          </w:p>
-        </w:tc>
-        <w:tc>
-          <w:tcPr>
-            <w:tcW w:w="6232" w:type="dxa"/>
-          </w:tcPr>
-          <w:p>
-            <w:pPr>
-              <w:keepNext/>
-              <w:spacing w:before="40" w:after="40" w:line="240" w:lineRule="auto"/>
-              <w:rPr>
-                <w:rFonts w:ascii="Courier New" w:hAnsi="Courier New" w:cs="Courier New"/>
-                <w:sz w:val="20"/>
-                <w:szCs w:val="20"/>
-              </w:rPr>
-            </w:pPr>
-            <w:r>
-              <w:rPr>
-                <w:rFonts w:ascii="Courier New" w:hAnsi="Courier New" w:cs="Courier New"/>
-                <w:sz w:val="20"/>
-                <w:szCs w:val="20"/>
-              </w:rPr>
-              <w:t>Full load; back subjects on top; already passed; missing subjects; failed earlier; graded in the current term; not determined (no enrollment, no semester set, nothing prescribed)</w:t>
-            </w:r>
-          </w:p>
-        </w:tc>
-      </w:tr>
-      <w:tr>
-        <w:trPr>
-          <w:cantSplit/>
-        </w:trPr>
-        <w:tc>
-          <w:tcPr>
-            <w:tcW w:w="2400" w:type="dxa"/>
-          </w:tcPr>
-          <w:p>
-            <w:pPr>
-              <w:keepNext/>
-              <w:spacing w:before="40" w:after="40" w:line="240" w:lineRule="auto"/>
-              <w:rPr>
-                <w:rFonts w:ascii="Courier New" w:hAnsi="Courier New" w:cs="Courier New"/>
-                <w:sz w:val="20"/>
-                <w:szCs w:val="20"/>
-              </w:rPr>
-            </w:pPr>
-            <w:r>
-              <w:rPr>
-                <w:rFonts w:ascii="Courier New" w:hAnsi="Courier New" w:cs="Courier New"/>
-                <w:sz w:val="20"/>
-                <w:szCs w:val="20"/>
-              </w:rPr>
-              <w:t>Grade entry</w:t>
-            </w:r>
-          </w:p>
-        </w:tc>
-        <w:tc>
-          <w:tcPr>
-            <w:tcW w:w="6232" w:type="dxa"/>
-          </w:tcPr>
-          <w:p>
-            <w:pPr>
-              <w:keepNext/>
-              <w:spacing w:before="40" w:after="40" w:line="240" w:lineRule="auto"/>
-              <w:rPr>
-                <w:rFonts w:ascii="Courier New" w:hAnsi="Courier New" w:cs="Courier New"/>
-                <w:sz w:val="20"/>
-                <w:szCs w:val="20"/>
-              </w:rPr>
-            </w:pPr>
-            <w:r>
-              <w:rPr>
-                <w:rFonts w:ascii="Courier New" w:hAnsi="Courier New" w:cs="Courier New"/>
-                <w:sz w:val="20"/>
-                <w:szCs w:val="20"/>
-              </w:rPr>
-              <w:t>KSU grade values; rejected rows with reasons; same-term violations in any row order; entry order does not matter; violations survive re-saving; INC completion and its term; earlier-term protection and confirmed correction; malformed terms</w:t>
-            </w:r>
-          </w:p>
-        </w:tc>
-      </w:tr>
-      <w:tr>
-        <w:trPr>
-          <w:cantSplit/>
-        </w:trPr>
-        <w:tc>
-          <w:tcPr>
-            <w:tcW w:w="2400" w:type="dxa"/>
-          </w:tcPr>
-          <w:p>
-            <w:pPr>
-              <w:keepNext/>
-              <w:spacing w:before="40" w:after="40" w:line="240" w:lineRule="auto"/>
-              <w:rPr>
-                <w:rFonts w:ascii="Courier New" w:hAnsi="Courier New" w:cs="Courier New"/>
-                <w:sz w:val="20"/>
-                <w:szCs w:val="20"/>
-              </w:rPr>
-            </w:pPr>
-            <w:r>
-              <w:rPr>
-                <w:rFonts w:ascii="Courier New" w:hAnsi="Courier New" w:cs="Courier New"/>
-                <w:sz w:val="20"/>
-                <w:szCs w:val="20"/>
-              </w:rPr>
-              <w:t>Imports</w:t>
-            </w:r>
-          </w:p>
-        </w:tc>
-        <w:tc>
-          <w:tcPr>
-            <w:tcW w:w="6232" w:type="dxa"/>
-          </w:tcPr>
-          <w:p>
-            <w:pPr>
-              <w:keepNext/>
-              <w:spacing w:before="40" w:after="40" w:line="240" w:lineRule="auto"/>
-              <w:rPr>
-                <w:rFonts w:ascii="Courier New" w:hAnsi="Courier New" w:cs="Courier New"/>
-                <w:sz w:val="20"/>
-                <w:szCs w:val="20"/>
-              </w:rPr>
-            </w:pPr>
-            <w:r>
-              <w:rPr>
-                <w:rFonts w:ascii="Courier New" w:hAnsi="Courier New" w:cs="Courier New"/>
-                <w:sz w:val="20"/>
-                <w:szCs w:val="20"/>
-              </w:rPr>
-              <w:t>Curriculum CSV / .</w:t>
-            </w:r>
-            <w:proofErr w:type="spellStart"/>
-            <w:r>
-              <w:rPr>
-                <w:rFonts w:ascii="Courier New" w:hAnsi="Courier New" w:cs="Courier New"/>
-                <w:sz w:val="20"/>
-                <w:szCs w:val="20"/>
-              </w:rPr>
-              <w:t>xls</w:t>
-            </w:r>
-            <w:proofErr w:type="spellEnd"/>
-            <w:r>
-              <w:rPr>
-                <w:rFonts w:ascii="Courier New" w:hAnsi="Courier New" w:cs="Courier New"/>
-                <w:sz w:val="20"/>
-                <w:szCs w:val="20"/>
-              </w:rPr>
-              <w:t xml:space="preserve"> parsing and the import preview plan; reading CSV, Excel workbooks (.xlsx), KSU-MIS .</w:t>
-            </w:r>
-            <w:proofErr w:type="spellStart"/>
-            <w:r>
-              <w:rPr>
-                <w:rFonts w:ascii="Courier New" w:hAnsi="Courier New" w:cs="Courier New"/>
-                <w:sz w:val="20"/>
-                <w:szCs w:val="20"/>
-              </w:rPr>
-              <w:t>xls</w:t>
-            </w:r>
-            <w:proofErr w:type="spellEnd"/>
-            <w:r>
-              <w:rPr>
-                <w:rFonts w:ascii="Courier New" w:hAnsi="Courier New" w:cs="Courier New"/>
-                <w:sz w:val="20"/>
-                <w:szCs w:val="20"/>
-              </w:rPr>
-              <w:t xml:space="preserve"> and Excel re-saved .</w:t>
-            </w:r>
-            <w:proofErr w:type="spellStart"/>
-            <w:r>
-              <w:rPr>
-                <w:rFonts w:ascii="Courier New" w:hAnsi="Courier New" w:cs="Courier New"/>
-                <w:sz w:val="20"/>
-                <w:szCs w:val="20"/>
-              </w:rPr>
-              <w:t>xls</w:t>
-            </w:r>
-            <w:proofErr w:type="spellEnd"/>
-            <w:r>
-              <w:rPr>
-                <w:rFonts w:ascii="Courier New" w:hAnsi="Courier New" w:cs="Courier New"/>
-                <w:sz w:val="20"/>
-                <w:szCs w:val="20"/>
-              </w:rPr>
-              <w:t>; old Excel 97-2003 and damaged files; student template and .xlsx import</w:t>
-            </w:r>
-          </w:p>
-        </w:tc>
-      </w:tr>
-      <w:tr>
-        <w:trPr>
-          <w:cantSplit/>
-        </w:trPr>
-        <w:tc>
-          <w:tcPr>
-            <w:tcW w:w="2400" w:type="dxa"/>
-          </w:tcPr>
-          <w:p>
-            <w:pPr>
-              <w:keepNext/>
-              <w:spacing w:before="40" w:after="40" w:line="240" w:lineRule="auto"/>
-              <w:rPr>
-                <w:rFonts w:ascii="Courier New" w:hAnsi="Courier New" w:cs="Courier New"/>
-                <w:sz w:val="20"/>
-                <w:szCs w:val="20"/>
-              </w:rPr>
-            </w:pPr>
-            <w:r>
-              <w:rPr>
-                <w:rFonts w:ascii="Courier New" w:hAnsi="Courier New" w:cs="Courier New"/>
-                <w:sz w:val="20"/>
-                <w:szCs w:val="20"/>
-              </w:rPr>
-              <w:t>Other rules</w:t>
-            </w:r>
-          </w:p>
-        </w:tc>
-        <w:tc>
-          <w:tcPr>
-            <w:tcW w:w="6232" w:type="dxa"/>
-          </w:tcPr>
-          <w:p>
-            <w:pPr>
-              <w:keepNext/>
-              <w:spacing w:before="40" w:after="40" w:line="240" w:lineRule="auto"/>
-              <w:rPr>
-                <w:rFonts w:ascii="Courier New" w:hAnsi="Courier New" w:cs="Courier New"/>
-                <w:sz w:val="20"/>
-                <w:szCs w:val="20"/>
-              </w:rPr>
-            </w:pPr>
-            <w:r>
-              <w:rPr>
-                <w:rFonts w:ascii="Courier New" w:hAnsi="Courier New" w:cs="Courier New"/>
-                <w:sz w:val="20"/>
-                <w:szCs w:val="20"/>
-              </w:rPr>
-              <w:t>Subject-code matching, student ID format, search terms, password policy and its checklist</w:t>
-            </w:r>
-          </w:p>
-        </w:tc>
-      </w:tr>
-      <w:tr>
-        <w:trPr>
-          <w:cantSplit/>
-        </w:trPr>
-        <w:tc>
-          <w:tcPr>
-            <w:tcW w:w="2400" w:type="dxa"/>
-          </w:tcPr>
-          <w:p>
-            <w:pPr>
-              <w:keepNext/>
-              <w:spacing w:before="40" w:after="40" w:line="240" w:lineRule="auto"/>
-              <w:rPr>
-                <w:rFonts w:ascii="Courier New" w:hAnsi="Courier New" w:cs="Courier New"/>
-                <w:sz w:val="20"/>
-                <w:szCs w:val="20"/>
-              </w:rPr>
-            </w:pPr>
-            <w:r>
-              <w:rPr>
-                <w:rFonts w:ascii="Courier New" w:hAnsi="Courier New" w:cs="Courier New"/>
-                <w:sz w:val="20"/>
-                <w:szCs w:val="20"/>
-              </w:rPr>
-              <w:t>Server actions and permissions</w:t>
-            </w:r>
-          </w:p>
-        </w:tc>
-        <w:tc>
-          <w:tcPr>
-            <w:tcW w:w="6232" w:type="dxa"/>
-          </w:tcPr>
-          <w:p>
-            <w:pPr>
-              <w:keepNext/>
-              <w:spacing w:before="40" w:after="40" w:line="240" w:lineRule="auto"/>
-              <w:rPr>
-                <w:rFonts w:ascii="Courier New" w:hAnsi="Courier New" w:cs="Courier New"/>
-                <w:sz w:val="20"/>
-                <w:szCs w:val="20"/>
-              </w:rPr>
-            </w:pPr>
-            <w:r>
-              <w:rPr>
-                <w:rFonts w:ascii="Courier New" w:hAnsi="Courier New" w:cs="Courier New"/>
-                <w:sz w:val="20"/>
-                <w:szCs w:val="20"/>
-              </w:rPr>
-              <w:t>Registering, importing and editing students (ID validation); dean and chairperson permission checks for reassigning chairpersons, creating programs and accepting shift-ins</w:t>
-            </w:r>
-          </w:p>
-        </w:tc>
-      </w:tr>
-    </w:tbl>
-    <w:p>
-      <w:pPr>
-        <w:spacing w:before="120" w:line="480" w:lineRule="auto"/>
-        <w:jc w:val="center"/>
-        <w:rPr>
-          <w:rFonts w:ascii="Courier New" w:hAnsi="Courier New" w:cs="Courier New"/>
-          <w:b/>
-          <w:bCs/>
-          <w:sz w:val="24"/>
-          <w:szCs w:val="24"/>
-        </w:rPr>
-      </w:pPr>
-      <w:r>
-        <w:rPr>
-          <w:rFonts w:ascii="Courier New" w:hAnsi="Courier New" w:cs="Courier New"/>
-          <w:b/>
-          <w:bCs/>
-          <w:sz w:val="24"/>
-          <w:szCs w:val="24"/>
-        </w:rPr>
-        <w:t>Table 4.3. Summary of the Automated Tests</w:t>
-      </w:r>
-      <w:r>
-        <w:fldChar w:fldCharType="begin"/>
-      </w:r>
-      <w:r>
-        <w:instrText xml:space="preserve"> TC "Table 4.3. Summary of the Automated Tests" \f t \l 1 </w:instrText>
-      </w:r>
-      <w:r>
-        <w:fldChar w:fldCharType="end"/>
-      </w:r>
-    </w:p>
-    <w:p>
-      <w:pPr>
-        <w:spacing w:line="480" w:lineRule="auto"/>
-        <w:ind w:firstLine="720"/>
-        <w:jc w:val="both"/>
-        <w:rPr>
-          <w:rFonts w:ascii="Courier New" w:hAnsi="Courier New" w:cs="Courier New"/>
-          <w:sz w:val="24"/>
-          <w:szCs w:val="24"/>
-        </w:rPr>
-      </w:pPr>
-      <w:r>
-        <w:rPr>
-          <w:rFonts w:ascii="Courier New" w:hAnsi="Courier New" w:cs="Courier New"/>
-          <w:b/>
-          <w:bCs/>
-          <w:sz w:val="24"/>
-          <w:szCs w:val="24"/>
-        </w:rPr>
-        <w:t>Functional testing.</w:t>
-      </w:r>
-      <w:r>
-        <w:rPr>
-          <w:rFonts w:ascii="Courier New" w:hAnsi="Courier New" w:cs="Courier New"/>
-          <w:sz w:val="24"/>
-          <w:szCs w:val="24"/>
-        </w:rPr>
-        <w:t xml:space="preserve"> The researchers scripted a web browser with Playwright against a local copy of the full system (the PostgreSQL database and the application) loaded with sample CEIT data, logging in as a dean and as chairpersons and going through each feature: violations and </w:t>
-      </w:r>
-      <w:r>
-        <w:rPr>
-          <w:rFonts w:ascii="Courier New" w:hAnsi="Courier New" w:cs="Courier New"/>
-          <w:sz w:val="24"/>
-          <w:szCs w:val="24"/>
-        </w:rPr>
-        <w:lastRenderedPageBreak/>
-        <w:t>their reasons, INC completion, the out-of-order warning after saving grades, setting the current semester, automatic year levels moving up with grades and semesters, chairperson overrides, regular and irregular counts, .</w:t>
-      </w:r>
-      <w:proofErr w:type="spellStart"/>
-      <w:r>
-        <w:rPr>
-          <w:rFonts w:ascii="Courier New" w:hAnsi="Courier New" w:cs="Courier New"/>
-          <w:sz w:val="24"/>
-          <w:szCs w:val="24"/>
-        </w:rPr>
-        <w:t>xls</w:t>
-      </w:r>
-      <w:proofErr w:type="spellEnd"/>
-      <w:r>
-        <w:rPr>
-          <w:rFonts w:ascii="Courier New" w:hAnsi="Courier New" w:cs="Courier New"/>
-          <w:sz w:val="24"/>
-          <w:szCs w:val="24"/>
-        </w:rPr>
-        <w:t xml:space="preserve"> and .xlsx imports, the earlier-term warning, and the password checklist. All scenarios passed after the defects found were fixed.</w:t>
-      </w:r>
-    </w:p>
-    <w:p>
-      <w:pPr>
-        <w:spacing w:line="480" w:lineRule="auto"/>
-        <w:ind w:firstLine="720"/>
-        <w:jc w:val="both"/>
-        <w:rPr>
-          <w:rFonts w:ascii="Courier New" w:hAnsi="Courier New" w:cs="Courier New"/>
-          <w:sz w:val="24"/>
-          <w:szCs w:val="24"/>
-        </w:rPr>
-      </w:pPr>
-      <w:r>
-        <w:rPr>
-          <w:rFonts w:ascii="Courier New" w:hAnsi="Courier New" w:cs="Courier New"/>
-          <w:b/>
-          <w:bCs/>
-          <w:sz w:val="24"/>
-          <w:szCs w:val="24"/>
-        </w:rPr>
-        <w:t>A problem found and fixed.</w:t>
-      </w:r>
-      <w:r>
-        <w:rPr>
-          <w:rFonts w:ascii="Courier New" w:hAnsi="Courier New" w:cs="Courier New"/>
-          <w:sz w:val="24"/>
-          <w:szCs w:val="24"/>
-        </w:rPr>
-        <w:t xml:space="preserve"> The first version of the prerequisite checker decided, at the moment a grade was typed in, whether the prerequisites were already in the database, and stored the result as a permanent "invalid entry" flag. Testing showed that this gave wrong results in five situations:</w:t>
-      </w:r>
-    </w:p>
-    <w:p>
-      <w:pPr>
-        <w:numPr>
-          <w:ilvl w:val="0"/>
-          <w:numId w:val="4"/>
-        </w:numPr>
-        <w:spacing w:after="0" w:line="480" w:lineRule="auto"/>
-        <w:jc w:val="both"/>
-        <w:rPr>
-          <w:rFonts w:ascii="Courier New" w:hAnsi="Courier New" w:cs="Courier New"/>
-          <w:sz w:val="24"/>
-          <w:szCs w:val="24"/>
-        </w:rPr>
-      </w:pPr>
-      <w:r>
-        <w:rPr>
-          <w:rFonts w:ascii="Courier New" w:hAnsi="Courier New" w:cs="Courier New"/>
-          <w:sz w:val="24"/>
-          <w:szCs w:val="24"/>
-        </w:rPr>
-        <w:t>grades entered out of order (e.g., second-semester grades before first-semester grades) were wrongly flagged;</w:t>
-      </w:r>
-    </w:p>
-    <w:p>
-      <w:pPr>
-        <w:numPr>
-          <w:ilvl w:val="0"/>
-          <w:numId w:val="4"/>
-        </w:numPr>
-        <w:spacing w:after="0" w:line="480" w:lineRule="auto"/>
-        <w:jc w:val="both"/>
-        <w:rPr>
-          <w:rFonts w:ascii="Courier New" w:hAnsi="Courier New" w:cs="Courier New"/>
-          <w:sz w:val="24"/>
-          <w:szCs w:val="24"/>
-        </w:rPr>
-      </w:pPr>
-      <w:r>
-        <w:rPr>
-          <w:rFonts w:ascii="Courier New" w:hAnsi="Courier New" w:cs="Courier New"/>
-          <w:sz w:val="24"/>
-          <w:szCs w:val="24"/>
-        </w:rPr>
-        <w:t>a prerequisite passed only in a later term was not caught if it happened to be entered first;</w:t>
-      </w:r>
-    </w:p>
-    <w:p>
-      <w:pPr>
-        <w:numPr>
-          <w:ilvl w:val="0"/>
-          <w:numId w:val="4"/>
-        </w:numPr>
-        <w:spacing w:after="0" w:line="480" w:lineRule="auto"/>
-        <w:jc w:val="both"/>
-        <w:rPr>
-          <w:rFonts w:ascii="Courier New" w:hAnsi="Courier New" w:cs="Courier New"/>
-          <w:sz w:val="24"/>
-          <w:szCs w:val="24"/>
-        </w:rPr>
-      </w:pPr>
-      <w:r>
-        <w:rPr>
-          <w:rFonts w:ascii="Courier New" w:hAnsi="Courier New" w:cs="Courier New"/>
-          <w:sz w:val="24"/>
-          <w:szCs w:val="24"/>
-        </w:rPr>
-        <w:t>same-term prerequisite violations were caught or missed depending on the order of the rows;</w:t>
-      </w:r>
-    </w:p>
-    <w:p>
-      <w:pPr>
-        <w:numPr>
-          <w:ilvl w:val="0"/>
-          <w:numId w:val="4"/>
-        </w:numPr>
-        <w:spacing w:after="0" w:line="480" w:lineRule="auto"/>
-        <w:jc w:val="both"/>
-        <w:rPr>
-          <w:rFonts w:ascii="Courier New" w:hAnsi="Courier New" w:cs="Courier New"/>
-          <w:sz w:val="24"/>
-          <w:szCs w:val="24"/>
-        </w:rPr>
-      </w:pPr>
-      <w:r>
-        <w:rPr>
-          <w:rFonts w:ascii="Courier New" w:hAnsi="Courier New" w:cs="Courier New"/>
-          <w:sz w:val="24"/>
-          <w:szCs w:val="24"/>
-        </w:rPr>
-        <w:t>co-requisite results depended on the order of entry; and</w:t>
-      </w:r>
-    </w:p>
-    <w:p>
-      <w:pPr>
-        <w:numPr>
-          <w:ilvl w:val="0"/>
-          <w:numId w:val="4"/>
-        </w:numPr>
-        <w:spacing w:after="0" w:line="480" w:lineRule="auto"/>
-        <w:jc w:val="both"/>
-        <w:rPr>
-          <w:rFonts w:ascii="Courier New" w:hAnsi="Courier New" w:cs="Courier New"/>
-          <w:sz w:val="24"/>
-          <w:szCs w:val="24"/>
-        </w:rPr>
-      </w:pPr>
-      <w:r>
-        <w:rPr>
-          <w:rFonts w:ascii="Courier New" w:hAnsi="Courier New" w:cs="Courier New"/>
-          <w:sz w:val="24"/>
-          <w:szCs w:val="24"/>
-        </w:rPr>
-        <w:lastRenderedPageBreak/>
-        <w:t>re-saving a flagged grade after the prerequisite was entered erased the violation.</w:t>
-      </w:r>
-    </w:p>
-    <w:p>
-      <w:pPr>
-        <w:spacing w:line="480" w:lineRule="auto"/>
-        <w:ind w:firstLine="720"/>
-        <w:jc w:val="both"/>
-        <w:rPr>
-          <w:rFonts w:ascii="Courier New" w:hAnsi="Courier New" w:cs="Courier New"/>
-          <w:sz w:val="24"/>
-          <w:szCs w:val="24"/>
-        </w:rPr>
-      </w:pPr>
-      <w:r>
-        <w:rPr>
-          <w:rFonts w:ascii="Courier New" w:hAnsi="Courier New" w:cs="Courier New"/>
-          <w:sz w:val="24"/>
-          <w:szCs w:val="24"/>
-        </w:rPr>
-        <w:t>The checker was therefore redesigned to work from the terms: it compares the term each subject was taken with the term each requirement was passed, every time the audit is shown. The result no longer depends on the order in which grades are entered, and each of the five situations above is now covered by an automated test. This experience shows why a curriculum audit should be based on when subjects were taken rather than on when their grades were encoded: in practice, the grades of existing students are often encoded long after the terms in which they were earned.</w:t>
-      </w:r>
-    </w:p>
-    <w:p>
-      <w:pPr>
-        <w:keepNext/>
-        <w:spacing w:before="240" w:line="480" w:lineRule="auto"/>
-        <w:jc w:val="both"/>
-        <w:rPr>
-          <w:rFonts w:ascii="Courier New" w:hAnsi="Courier New" w:cs="Courier New"/>
-          <w:b/>
-          <w:bCs/>
-          <w:sz w:val="24"/>
-          <w:szCs w:val="24"/>
-        </w:rPr>
-      </w:pPr>
-      <w:r>
-        <w:rPr>
-          <w:rFonts w:ascii="Courier New" w:hAnsi="Courier New" w:cs="Courier New"/>
-          <w:b/>
-          <w:bCs/>
-          <w:sz w:val="24"/>
-          <w:szCs w:val="24"/>
-        </w:rPr>
-        <w:t>Extent of Compliance of the Proposed System (SOP No. 4)</w:t>
-      </w:r>
-      <w:r>
-        <w:fldChar w:fldCharType="begin"/>
-      </w:r>
-      <w:r>
-        <w:instrText xml:space="preserve"> TC "Extent of Compliance of the Proposed System (SOP No. 4)" \f c \l 2 </w:instrText>
-      </w:r>
-      <w:r>
-        <w:fldChar w:fldCharType="end"/>
-      </w:r>
-    </w:p>
-    <w:p>
-      <w:pPr>
-        <w:spacing w:line="480" w:lineRule="auto"/>
-        <w:ind w:firstLine="720"/>
-        <w:jc w:val="both"/>
-        <w:rPr>
-          <w:rFonts w:ascii="Courier New" w:hAnsi="Courier New" w:cs="Courier New"/>
-          <w:sz w:val="24"/>
-          <w:szCs w:val="24"/>
-        </w:rPr>
-      </w:pPr>
-      <w:r>
-        <w:rPr>
-          <w:rFonts w:ascii="Courier New" w:hAnsi="Courier New" w:cs="Courier New"/>
-          <w:sz w:val="24"/>
-          <w:szCs w:val="24"/>
-        </w:rPr>
-        <w:t xml:space="preserve">Upon completion of the system, </w:t>
-      </w:r>
-      <w:proofErr w:type="spellStart"/>
-      <w:r>
-        <w:rPr>
-          <w:rFonts w:ascii="Courier New" w:hAnsi="Courier New" w:cs="Courier New"/>
-          <w:sz w:val="24"/>
-          <w:szCs w:val="24"/>
-        </w:rPr>
-        <w:t>Auditrix</w:t>
-      </w:r>
-      <w:proofErr w:type="spellEnd"/>
-      <w:r>
-        <w:rPr>
-          <w:rFonts w:ascii="Courier New" w:hAnsi="Courier New" w:cs="Courier New"/>
-          <w:sz w:val="24"/>
-          <w:szCs w:val="24"/>
-        </w:rPr>
-        <w:t xml:space="preserve"> is to be evaluated by the Program Chairpersons and selected IT experts using a printed (paper-based) questionnaire built on the ISO/IEC 25010 software quality model, with each characteristic mapped to a specific part of the system. Responses will be analyzed using the Weighted Mean. Table 4.4 will present the extent of compliance per quality characteristic.</w:t>
-      </w:r>
-    </w:p>
-    <w:tbl>
-      <w:tblPr>
-        <w:tblStyle w:val="TableGrid"/>
-        <w:tblW w:w="0" w:type="auto"/>
-        <w:tblLook w:val="04A0" w:firstRow="1" w:lastRow="0" w:firstColumn="1" w:lastColumn="0" w:noHBand="0" w:noVBand="1"/>
-      </w:tblPr>
-      <w:tblGrid>
-        <w:gridCol w:w="2400"/>
-        <w:gridCol w:w="2300"/>
-        <w:gridCol w:w="1699"/>
+        <w:gridCol w:w="2629"/>
+        <w:gridCol w:w="1370"/>
         <w:gridCol w:w="2233"/>
       </w:tblGrid>
       <w:tr>
@@ -6440,14 +5534,13 @@
                 <w:sz w:val="24"/>
                 <w:szCs w:val="24"/>
               </w:rPr>
-              <w:lastRenderedPageBreak/>
               <w:t>Quality Characteristic</w:t>
             </w:r>
           </w:p>
         </w:tc>
         <w:tc>
           <w:tcPr>
-            <w:tcW w:w="2300" w:type="dxa"/>
+            <w:tcW w:w="2629" w:type="dxa"/>
           </w:tcPr>
           <w:p>
             <w:pPr>
@@ -6475,7 +5568,7 @@
         </w:tc>
         <w:tc>
           <w:tcPr>
-            <w:tcW w:w="1700" w:type="dxa"/>
+            <w:tcW w:w="1370" w:type="dxa"/>
           </w:tcPr>
           <w:p>
             <w:pPr>
@@ -6503,7 +5596,7 @@
         </w:tc>
         <w:tc>
           <w:tcPr>
-            <w:tcW w:w="2232" w:type="dxa"/>
+            <w:tcW w:w="2233" w:type="dxa"/>
           </w:tcPr>
           <w:p>
             <w:pPr>
@@ -6560,7 +5653,7 @@
         </w:tc>
         <w:tc>
           <w:tcPr>
-            <w:tcW w:w="2300" w:type="dxa"/>
+            <w:tcW w:w="2629" w:type="dxa"/>
           </w:tcPr>
           <w:p>
             <w:pPr>
@@ -6584,7 +5677,7 @@
         </w:tc>
         <w:tc>
           <w:tcPr>
-            <w:tcW w:w="1700" w:type="dxa"/>
+            <w:tcW w:w="1370" w:type="dxa"/>
           </w:tcPr>
           <w:p>
             <w:pPr>
@@ -6608,7 +5701,7 @@
         </w:tc>
         <w:tc>
           <w:tcPr>
-            <w:tcW w:w="2232" w:type="dxa"/>
+            <w:tcW w:w="2233" w:type="dxa"/>
           </w:tcPr>
           <w:p>
             <w:pPr>
@@ -6661,7 +5754,7 @@
         </w:tc>
         <w:tc>
           <w:tcPr>
-            <w:tcW w:w="2300" w:type="dxa"/>
+            <w:tcW w:w="2629" w:type="dxa"/>
           </w:tcPr>
           <w:p>
             <w:pPr>
@@ -6685,7 +5778,7 @@
         </w:tc>
         <w:tc>
           <w:tcPr>
-            <w:tcW w:w="1700" w:type="dxa"/>
+            <w:tcW w:w="1370" w:type="dxa"/>
           </w:tcPr>
           <w:p>
             <w:pPr>
@@ -6709,7 +5802,7 @@
         </w:tc>
         <w:tc>
           <w:tcPr>
-            <w:tcW w:w="2232" w:type="dxa"/>
+            <w:tcW w:w="2233" w:type="dxa"/>
           </w:tcPr>
           <w:p>
             <w:pPr>
@@ -6762,7 +5855,7 @@
         </w:tc>
         <w:tc>
           <w:tcPr>
-            <w:tcW w:w="2300" w:type="dxa"/>
+            <w:tcW w:w="2629" w:type="dxa"/>
           </w:tcPr>
           <w:p>
             <w:pPr>
@@ -6786,7 +5879,7 @@
         </w:tc>
         <w:tc>
           <w:tcPr>
-            <w:tcW w:w="1700" w:type="dxa"/>
+            <w:tcW w:w="1370" w:type="dxa"/>
           </w:tcPr>
           <w:p>
             <w:pPr>
@@ -6810,7 +5903,7 @@
         </w:tc>
         <w:tc>
           <w:tcPr>
-            <w:tcW w:w="2232" w:type="dxa"/>
+            <w:tcW w:w="2233" w:type="dxa"/>
           </w:tcPr>
           <w:p>
             <w:pPr>
@@ -6863,7 +5956,7 @@
         </w:tc>
         <w:tc>
           <w:tcPr>
-            <w:tcW w:w="2300" w:type="dxa"/>
+            <w:tcW w:w="2629" w:type="dxa"/>
           </w:tcPr>
           <w:p>
             <w:pPr>
@@ -6887,7 +5980,7 @@
         </w:tc>
         <w:tc>
           <w:tcPr>
-            <w:tcW w:w="1700" w:type="dxa"/>
+            <w:tcW w:w="1370" w:type="dxa"/>
           </w:tcPr>
           <w:p>
             <w:pPr>
@@ -6911,7 +6004,7 @@
         </w:tc>
         <w:tc>
           <w:tcPr>
-            <w:tcW w:w="2232" w:type="dxa"/>
+            <w:tcW w:w="2233" w:type="dxa"/>
           </w:tcPr>
           <w:p>
             <w:pPr>
@@ -6964,7 +6057,7 @@
         </w:tc>
         <w:tc>
           <w:tcPr>
-            <w:tcW w:w="2300" w:type="dxa"/>
+            <w:tcW w:w="2629" w:type="dxa"/>
           </w:tcPr>
           <w:p>
             <w:pPr>
@@ -6988,7 +6081,7 @@
         </w:tc>
         <w:tc>
           <w:tcPr>
-            <w:tcW w:w="1700" w:type="dxa"/>
+            <w:tcW w:w="1370" w:type="dxa"/>
           </w:tcPr>
           <w:p>
             <w:pPr>
@@ -7012,7 +6105,7 @@
         </w:tc>
         <w:tc>
           <w:tcPr>
-            <w:tcW w:w="2232" w:type="dxa"/>
+            <w:tcW w:w="2233" w:type="dxa"/>
           </w:tcPr>
           <w:p>
             <w:pPr>
@@ -7065,7 +6158,7 @@
         </w:tc>
         <w:tc>
           <w:tcPr>
-            <w:tcW w:w="2300" w:type="dxa"/>
+            <w:tcW w:w="2629" w:type="dxa"/>
           </w:tcPr>
           <w:p>
             <w:pPr>
@@ -7089,7 +6182,7 @@
         </w:tc>
         <w:tc>
           <w:tcPr>
-            <w:tcW w:w="1700" w:type="dxa"/>
+            <w:tcW w:w="1370" w:type="dxa"/>
           </w:tcPr>
           <w:p>
             <w:pPr>
@@ -7113,7 +6206,7 @@
         </w:tc>
         <w:tc>
           <w:tcPr>
-            <w:tcW w:w="2232" w:type="dxa"/>
+            <w:tcW w:w="2233" w:type="dxa"/>
           </w:tcPr>
           <w:p>
             <w:pPr>
@@ -7166,7 +6259,7 @@
         </w:tc>
         <w:tc>
           <w:tcPr>
-            <w:tcW w:w="2300" w:type="dxa"/>
+            <w:tcW w:w="2629" w:type="dxa"/>
           </w:tcPr>
           <w:p>
             <w:pPr>
@@ -7190,7 +6283,7 @@
         </w:tc>
         <w:tc>
           <w:tcPr>
-            <w:tcW w:w="1700" w:type="dxa"/>
+            <w:tcW w:w="1370" w:type="dxa"/>
           </w:tcPr>
           <w:p>
             <w:pPr>
@@ -7214,108 +6307,7 @@
         </w:tc>
         <w:tc>
           <w:tcPr>
-            <w:tcW w:w="2232" w:type="dxa"/>
-          </w:tcPr>
-          <w:p>
-            <w:pPr>
-              <w:spacing w:before="40" w:after="40" w:line="264" w:lineRule="auto"/>
-              <w:jc w:val="both"/>
-              <w:rPr>
-                <w:rFonts w:ascii="Courier New" w:hAnsi="Courier New" w:cs="Courier New"/>
-                <w:sz w:val="24"/>
-                <w:szCs w:val="24"/>
-              </w:rPr>
-            </w:pPr>
-            <w:r>
-              <w:rPr>
-                <w:rFonts w:ascii="Courier New" w:hAnsi="Courier New" w:cs="Courier New"/>
-                <w:sz w:val="24"/>
-                <w:szCs w:val="24"/>
-              </w:rPr>
-              <w:t>[insert]</w:t>
-            </w:r>
-          </w:p>
-        </w:tc>
-      </w:tr>
-      <w:tr>
-        <w:trPr>
-          <w:cantSplit/>
-        </w:trPr>
-        <w:tc>
-          <w:tcPr>
-            <w:tcW w:w="2400" w:type="dxa"/>
-          </w:tcPr>
-          <w:p>
-            <w:pPr>
-              <w:spacing w:before="40" w:after="40" w:line="264" w:lineRule="auto"/>
-              <w:jc w:val="both"/>
-              <w:rPr>
-                <w:rFonts w:ascii="Courier New" w:hAnsi="Courier New" w:cs="Courier New"/>
-                <w:sz w:val="24"/>
-                <w:szCs w:val="24"/>
-              </w:rPr>
-            </w:pPr>
-            <w:r>
-              <w:rPr>
-                <w:rFonts w:ascii="Courier New" w:hAnsi="Courier New" w:cs="Courier New"/>
-                <w:sz w:val="24"/>
-                <w:szCs w:val="24"/>
-              </w:rPr>
-              <w:t>Portability</w:t>
-            </w:r>
-          </w:p>
-        </w:tc>
-        <w:tc>
-          <w:tcPr>
-            <w:tcW w:w="2300" w:type="dxa"/>
-          </w:tcPr>
-          <w:p>
-            <w:pPr>
-              <w:spacing w:before="40" w:after="40" w:line="264" w:lineRule="auto"/>
-              <w:jc w:val="both"/>
-              <w:rPr>
-                <w:rFonts w:ascii="Courier New" w:hAnsi="Courier New" w:cs="Courier New"/>
-                <w:sz w:val="24"/>
-                <w:szCs w:val="24"/>
-              </w:rPr>
-            </w:pPr>
-            <w:r>
-              <w:rPr>
-                <w:rFonts w:ascii="Courier New" w:hAnsi="Courier New" w:cs="Courier New"/>
-                <w:sz w:val="24"/>
-                <w:szCs w:val="24"/>
-              </w:rPr>
-              <w:t>Web-based accessibility</w:t>
-            </w:r>
-          </w:p>
-        </w:tc>
-        <w:tc>
-          <w:tcPr>
-            <w:tcW w:w="1700" w:type="dxa"/>
-          </w:tcPr>
-          <w:p>
-            <w:pPr>
-              <w:spacing w:before="40" w:after="40" w:line="264" w:lineRule="auto"/>
-              <w:jc w:val="both"/>
-              <w:rPr>
-                <w:rFonts w:ascii="Courier New" w:hAnsi="Courier New" w:cs="Courier New"/>
-                <w:sz w:val="24"/>
-                <w:szCs w:val="24"/>
-              </w:rPr>
-            </w:pPr>
-            <w:r>
-              <w:rPr>
-                <w:rFonts w:ascii="Courier New" w:hAnsi="Courier New" w:cs="Courier New"/>
-                <w:sz w:val="24"/>
-                <w:szCs w:val="24"/>
-              </w:rPr>
-              <w:t>[insert]</w:t>
-            </w:r>
-          </w:p>
-        </w:tc>
-        <w:tc>
-          <w:tcPr>
-            <w:tcW w:w="2232" w:type="dxa"/>
+            <w:tcW w:w="2233" w:type="dxa"/>
           </w:tcPr>
           <w:p>
             <w:pPr>
@@ -7363,13 +6355,119 @@
                 <w:sz w:val="24"/>
                 <w:szCs w:val="24"/>
               </w:rPr>
+              <w:t>Portability</w:t>
+            </w:r>
+          </w:p>
+        </w:tc>
+        <w:tc>
+          <w:tcPr>
+            <w:tcW w:w="2629" w:type="dxa"/>
+          </w:tcPr>
+          <w:p>
+            <w:pPr>
+              <w:keepNext/>
+              <w:spacing w:before="40" w:after="40" w:line="264" w:lineRule="auto"/>
+              <w:jc w:val="both"/>
+              <w:rPr>
+                <w:rFonts w:ascii="Courier New" w:hAnsi="Courier New" w:cs="Courier New"/>
+                <w:sz w:val="24"/>
+                <w:szCs w:val="24"/>
+              </w:rPr>
+            </w:pPr>
+            <w:r>
+              <w:rPr>
+                <w:rFonts w:ascii="Courier New" w:hAnsi="Courier New" w:cs="Courier New"/>
+                <w:sz w:val="24"/>
+                <w:szCs w:val="24"/>
+              </w:rPr>
+              <w:t>Web-based accessibility</w:t>
+            </w:r>
+          </w:p>
+        </w:tc>
+        <w:tc>
+          <w:tcPr>
+            <w:tcW w:w="1370" w:type="dxa"/>
+          </w:tcPr>
+          <w:p>
+            <w:pPr>
+              <w:keepNext/>
+              <w:spacing w:before="40" w:after="40" w:line="264" w:lineRule="auto"/>
+              <w:jc w:val="both"/>
+              <w:rPr>
+                <w:rFonts w:ascii="Courier New" w:hAnsi="Courier New" w:cs="Courier New"/>
+                <w:sz w:val="24"/>
+                <w:szCs w:val="24"/>
+              </w:rPr>
+            </w:pPr>
+            <w:r>
+              <w:rPr>
+                <w:rFonts w:ascii="Courier New" w:hAnsi="Courier New" w:cs="Courier New"/>
+                <w:sz w:val="24"/>
+                <w:szCs w:val="24"/>
+              </w:rPr>
+              <w:t>[insert]</w:t>
+            </w:r>
+          </w:p>
+        </w:tc>
+        <w:tc>
+          <w:tcPr>
+            <w:tcW w:w="2233" w:type="dxa"/>
+          </w:tcPr>
+          <w:p>
+            <w:pPr>
+              <w:keepNext/>
+              <w:spacing w:before="40" w:after="40" w:line="264" w:lineRule="auto"/>
+              <w:jc w:val="both"/>
+              <w:rPr>
+                <w:rFonts w:ascii="Courier New" w:hAnsi="Courier New" w:cs="Courier New"/>
+                <w:sz w:val="24"/>
+                <w:szCs w:val="24"/>
+              </w:rPr>
+            </w:pPr>
+            <w:r>
+              <w:rPr>
+                <w:rFonts w:ascii="Courier New" w:hAnsi="Courier New" w:cs="Courier New"/>
+                <w:sz w:val="24"/>
+                <w:szCs w:val="24"/>
+              </w:rPr>
+              <w:t>[insert]</w:t>
+            </w:r>
+          </w:p>
+        </w:tc>
+      </w:tr>
+      <w:tr>
+        <w:trPr>
+          <w:cantSplit/>
+        </w:trPr>
+        <w:tc>
+          <w:tcPr>
+            <w:tcW w:w="2400" w:type="dxa"/>
+          </w:tcPr>
+          <w:p>
+            <w:pPr>
+              <w:keepNext/>
+              <w:spacing w:before="40" w:after="40" w:line="264" w:lineRule="auto"/>
+              <w:jc w:val="both"/>
+              <w:rPr>
+                <w:rFonts w:ascii="Courier New" w:hAnsi="Courier New" w:cs="Courier New"/>
+                <w:sz w:val="24"/>
+                <w:szCs w:val="24"/>
+              </w:rPr>
+            </w:pPr>
+            <w:r>
+              <w:rPr>
+                <w:rFonts w:ascii="Courier New" w:hAnsi="Courier New" w:cs="Courier New"/>
+                <w:sz w:val="24"/>
+                <w:szCs w:val="24"/>
+              </w:rPr>
+              <w:lastRenderedPageBreak/>
               <w:t>Safety</w:t>
             </w:r>
           </w:p>
         </w:tc>
         <w:tc>
           <w:tcPr>
-            <w:tcW w:w="2300" w:type="dxa"/>
+            <w:tcW w:w="2629" w:type="dxa"/>
           </w:tcPr>
           <w:p>
             <w:pPr>
@@ -7394,7 +6492,7 @@
         </w:tc>
         <w:tc>
           <w:tcPr>
-            <w:tcW w:w="1700" w:type="dxa"/>
+            <w:tcW w:w="1370" w:type="dxa"/>
           </w:tcPr>
           <w:p>
             <w:pPr>
@@ -7419,7 +6517,7 @@
         </w:tc>
         <w:tc>
           <w:tcPr>
-            <w:tcW w:w="2232" w:type="dxa"/>
+            <w:tcW w:w="2233" w:type="dxa"/>
           </w:tcPr>
           <w:p>
             <w:pPr>
@@ -7464,29 +6562,7 @@
           <w:sz w:val="24"/>
           <w:szCs w:val="24"/>
         </w:rPr>
-        <w:t xml:space="preserve">Table 4.4. Extent of Compliance of </w:t>
-      </w:r>
-      <w:proofErr w:type="spellStart"/>
-      <w:r>
-        <w:rPr>
-          <w:rFonts w:ascii="Courier New" w:hAnsi="Courier New" w:cs="Courier New"/>
-          <w:b/>
-          <w:bCs/>
-          <w:sz w:val="24"/>
-          <w:szCs w:val="24"/>
-        </w:rPr>
-        <w:t>Auditrix</w:t>
-      </w:r>
-      <w:proofErr w:type="spellEnd"/>
-      <w:r>
-        <w:rPr>
-          <w:rFonts w:ascii="Courier New" w:hAnsi="Courier New" w:cs="Courier New"/>
-          <w:b/>
-          <w:bCs/>
-          <w:sz w:val="24"/>
-          <w:szCs w:val="24"/>
-        </w:rPr>
-        <w:t xml:space="preserve"> with ISO/IEC 25010</w:t>
+        <w:t>Table 4.4. Extent of Compliance of Auditrix with ISO/IEC 25010</w:t>
       </w:r>
       <w:r>
         <w:fldChar w:fldCharType="begin"/>
@@ -7499,10 +6575,10 @@
       </w:r>
     </w:p>
     <w:sectPr>
-      <w:headerReference w:type="default" r:id="rId71"/>
-      <w:headerReference w:type="first" r:id="rId72"/>
-      <w:footerReference w:type="default" r:id="rId16"/>
-      <w:footerReference w:type="first" r:id="rId16"/>
+      <w:headerReference w:type="default" r:id="rId75"/>
+      <w:headerReference w:type="first" r:id="rId76"/>
+      <w:footerReference w:type="default" r:id="rId20"/>
+      <w:footerReference w:type="first" r:id="rId20"/>
       <w:pgSz w:w="12242" w:h="15842"/>
       <w:pgMar w:top="1440" w:right="1440" w:bottom="1440" w:left="2160" w:header="709" w:footer="709" w:gutter="0"/>
       <w:pgNumType w:start="53"/>
@@ -7512,6 +6588,24 @@
     </w:sectPr>
   </w:body>
 </w:document>
+</file>
+
+<file path=word/comments.xml><?xml version="1.0" encoding="utf-8"?>
+<w:comments xmlns:wpc="http://schemas.microsoft.com/office/word/2010/wordprocessingCanvas" xmlns:cx="http://schemas.microsoft.com/office/drawing/2014/chartex" xmlns:cx1="http://schemas.microsoft.com/office/drawing/2015/9/8/chartex" xmlns:cx2="http://schemas.microsoft.com/office/drawing/2015/10/21/chartex" xmlns:cx3="http://schemas.microsoft.com/office/drawing/2016/5/9/chartex" xmlns:cx4="http://schemas.microsoft.com/office/drawing/2016/5/10/chartex" xmlns:cx5="http://schemas.microsoft.com/office/drawing/2016/5/11/chartex" xmlns:cx6="http://schemas.microsoft.com/office/drawing/2016/5/12/chartex" xmlns:cx7="http://schemas.microsoft.com/office/drawing/2016/5/13/chartex" xmlns:cx8="http://schemas.microsoft.com/office/drawing/2016/5/14/chartex" xmlns:mc="http://schemas.openxmlformats.org/markup-compatibility/2006" xmlns:aink="http://schemas.microsoft.com/office/drawing/2016/ink" xmlns:am3d="http://schemas.microsoft.com/office/drawing/2017/model3d" xmlns:o="urn:schemas-microsoft-com:office:office" xmlns:oel="http://schemas.microsoft.com/office/2019/extlst" xmlns:r="http://schemas.openxmlformats.org/officeDocument/2006/relationships" xmlns:m="http://schemas.openxmlformats.org/officeDocument/2006/math" xmlns:v="urn:schemas-microsoft-com:vml" xmlns:wp14="http://schemas.microsoft.com/office/word/2010/wordprocessingDrawing" xmlns:wp="http://schemas.openxmlformats.org/drawingml/2006/wordprocessingDrawing" xmlns:w10="urn:schemas-microsoft-com:office:word" xmlns:w="http://schemas.openxmlformats.org/wordprocessingml/2006/main" xmlns:w14="http://schemas.microsoft.com/office/word/2010/wordml" xmlns:w15="http://schemas.microsoft.com/office/word/2012/wordml" xmlns:w16cex="http://schemas.microsoft.com/office/word/2018/wordml/cex" xmlns:w16cid="http://schemas.microsoft.com/office/word/2016/wordml/cid" xmlns:w16="http://schemas.microsoft.com/office/word/2018/wordml" xmlns:w16du="http://schemas.microsoft.com/office/word/2023/wordml/word16du" xmlns:w16sdtdh="http://schemas.microsoft.com/office/word/2020/wordml/sdtdatahash" xmlns:w16sdtfl="http://schemas.microsoft.com/office/word/2024/wordml/sdtformatlock" xmlns:w16se="http://schemas.microsoft.com/office/word/2015/wordml/symex" xmlns:wpg="http://schemas.microsoft.com/office/word/2010/wordprocessingGroup" xmlns:wpi="http://schemas.microsoft.com/office/word/2010/wordprocessingInk" xmlns:wne="http://schemas.microsoft.com/office/word/2006/wordml" xmlns:wps="http://schemas.microsoft.com/office/word/2010/wordprocessingShape" mc:Ignorable="w14 w15 w16se w16cid w16 w16cex w16sdtdh w16sdtfl w16du wp14"/>
+</file>
+
+<file path=word/commentsExtended.xml><?xml version="1.0" encoding="utf-8"?>
+<w15:commentsEx xmlns:wpc="http://schemas.microsoft.com/office/word/2010/wordprocessingCanvas" xmlns:cx="http://schemas.microsoft.com/office/drawing/2014/chartex" xmlns:cx1="http://schemas.microsoft.com/office/drawing/2015/9/8/chartex" xmlns:cx2="http://schemas.microsoft.com/office/drawing/2015/10/21/chartex" xmlns:cx3="http://schemas.microsoft.com/office/drawing/2016/5/9/chartex" xmlns:cx4="http://schemas.microsoft.com/office/drawing/2016/5/10/chartex" xmlns:cx5="http://schemas.microsoft.com/office/drawing/2016/5/11/chartex" xmlns:cx6="http://schemas.microsoft.com/office/drawing/2016/5/12/chartex" xmlns:cx7="http://schemas.microsoft.com/office/drawing/2016/5/13/chartex" xmlns:cx8="http://schemas.microsoft.com/office/drawing/2016/5/14/chartex" xmlns:mc="http://schemas.openxmlformats.org/markup-compatibility/2006" xmlns:aink="http://schemas.microsoft.com/office/drawing/2016/ink" xmlns:am3d="http://schemas.microsoft.com/office/drawing/2017/model3d" xmlns:o="urn:schemas-microsoft-com:office:office" xmlns:oel="http://schemas.microsoft.com/office/2019/extlst" xmlns:r="http://schemas.openxmlformats.org/officeDocument/2006/relationships" xmlns:m="http://schemas.openxmlformats.org/officeDocument/2006/math" xmlns:v="urn:schemas-microsoft-com:vml" xmlns:wp14="http://schemas.microsoft.com/office/word/2010/wordprocessingDrawing" xmlns:wp="http://schemas.openxmlformats.org/drawingml/2006/wordprocessingDrawing" xmlns:w10="urn:schemas-microsoft-com:office:word" xmlns:w="http://schemas.openxmlformats.org/wordprocessingml/2006/main" xmlns:w14="http://schemas.microsoft.com/office/word/2010/wordml" xmlns:w15="http://schemas.microsoft.com/office/word/2012/wordml" xmlns:w16cex="http://schemas.microsoft.com/office/word/2018/wordml/cex" xmlns:w16cid="http://schemas.microsoft.com/office/word/2016/wordml/cid" xmlns:w16="http://schemas.microsoft.com/office/word/2018/wordml" xmlns:w16du="http://schemas.microsoft.com/office/word/2023/wordml/word16du" xmlns:w16sdtdh="http://schemas.microsoft.com/office/word/2020/wordml/sdtdatahash" xmlns:w16sdtfl="http://schemas.microsoft.com/office/word/2024/wordml/sdtformatlock" xmlns:w16se="http://schemas.microsoft.com/office/word/2015/wordml/symex" xmlns:wpg="http://schemas.microsoft.com/office/word/2010/wordprocessingGroup" xmlns:wpi="http://schemas.microsoft.com/office/word/2010/wordprocessingInk" xmlns:wne="http://schemas.microsoft.com/office/word/2006/wordml" xmlns:wps="http://schemas.microsoft.com/office/word/2010/wordprocessingShape" mc:Ignorable="w14 w15 w16se w16cid w16 w16cex w16sdtdh w16sdtfl w16du wp14"/>
+</file>
+
+<file path=word/commentsExtensible.xml><?xml version="1.0" encoding="utf-8"?>
+<w16cex:commentsExtensible xmlns:wpc="http://schemas.microsoft.com/office/word/2010/wordprocessingCanvas" xmlns:cx="http://schemas.microsoft.com/office/drawing/2014/chartex" xmlns:cx1="http://schemas.microsoft.com/office/drawing/2015/9/8/chartex" xmlns:cx2="http://schemas.microsoft.com/office/drawing/2015/10/21/chartex" xmlns:cx3="http://schemas.microsoft.com/office/drawing/2016/5/9/chartex" xmlns:cx4="http://schemas.microsoft.com/office/drawing/2016/5/10/chartex" xmlns:cx5="http://schemas.microsoft.com/office/drawing/2016/5/11/chartex" xmlns:cx6="http://schemas.microsoft.com/office/drawing/2016/5/12/chartex" xmlns:cx7="http://schemas.microsoft.com/office/drawing/2016/5/13/chartex" xmlns:cx8="http://schemas.microsoft.com/office/drawing/2016/5/14/chartex" xmlns:cr="http://schemas.microsoft.com/office/comments/2020/reactions" xmlns:mc="http://schemas.openxmlformats.org/markup-compatibility/2006" xmlns:aink="http://schemas.microsoft.com/office/drawing/2016/ink" xmlns:am3d="http://schemas.microsoft.com/office/drawing/2017/model3d" xmlns:o="urn:schemas-microsoft-com:office:office" xmlns:oel="http://schemas.microsoft.com/office/2019/extlst" xmlns:r="http://schemas.openxmlformats.org/officeDocument/2006/relationships" xmlns:m="http://schemas.openxmlformats.org/officeDocument/2006/math" xmlns:v="urn:schemas-microsoft-com:vml" xmlns:wp14="http://schemas.microsoft.com/office/word/2010/wordprocessingDrawing" xmlns:wp="http://schemas.openxmlformats.org/drawingml/2006/wordprocessingDrawing" xmlns:w10="urn:schemas-microsoft-com:office:word" xmlns:w="http://schemas.openxmlformats.org/wordprocessingml/2006/main" xmlns:w14="http://schemas.microsoft.com/office/word/2010/wordml" xmlns:w15="http://schemas.microsoft.com/office/word/2012/wordml" xmlns:w16cex="http://schemas.microsoft.com/office/word/2018/wordml/cex" xmlns:w16cid="http://schemas.microsoft.com/office/word/2016/wordml/cid" xmlns:w16="http://schemas.microsoft.com/office/word/2018/wordml" xmlns:w16du="http://schemas.microsoft.com/office/word/2023/wordml/word16du" xmlns:w16sdtdh="http://schemas.microsoft.com/office/word/2020/wordml/sdtdatahash" xmlns:w16sdtfl="http://schemas.microsoft.com/office/word/2024/wordml/sdtformatlock" xmlns:w16se="http://schemas.microsoft.com/office/word/2015/wordml/symex" xmlns:wpg="http://schemas.microsoft.com/office/word/2010/wordprocessingGroup" xmlns:wpi="http://schemas.microsoft.com/office/word/2010/wordprocessingInk" xmlns:wne="http://schemas.microsoft.com/office/word/2006/wordml" xmlns:wps="http://schemas.microsoft.com/office/word/2010/wordprocessingShape" mc:Ignorable="w14 w15 w16se w16cid w16 w16cex w16sdtdh w16sdtfl cr w16du wp14">
+  <w16cex:commentExtensible w16cex:durableId="61585C5E" w16cex:dateUtc="2026-10-14T06:01:00Z"/>
+</w16cex:commentsExtensible>
+</file>
+
+<file path=word/commentsIds.xml><?xml version="1.0" encoding="utf-8"?>
+<w16cid:commentsIds xmlns:wpc="http://schemas.microsoft.com/office/word/2010/wordprocessingCanvas" xmlns:cx="http://schemas.microsoft.com/office/drawing/2014/chartex" xmlns:cx1="http://schemas.microsoft.com/office/drawing/2015/9/8/chartex" xmlns:cx2="http://schemas.microsoft.com/office/drawing/2015/10/21/chartex" xmlns:cx3="http://schemas.microsoft.com/office/drawing/2016/5/9/chartex" xmlns:cx4="http://schemas.microsoft.com/office/drawing/2016/5/10/chartex" xmlns:cx5="http://schemas.microsoft.com/office/drawing/2016/5/11/chartex" xmlns:cx6="http://schemas.microsoft.com/office/drawing/2016/5/12/chartex" xmlns:cx7="http://schemas.microsoft.com/office/drawing/2016/5/13/chartex" xmlns:cx8="http://schemas.microsoft.com/office/drawing/2016/5/14/chartex" xmlns:mc="http://schemas.openxmlformats.org/markup-compatibility/2006" xmlns:aink="http://schemas.microsoft.com/office/drawing/2016/ink" xmlns:am3d="http://schemas.microsoft.com/office/drawing/2017/model3d" xmlns:o="urn:schemas-microsoft-com:office:office" xmlns:oel="http://schemas.microsoft.com/office/2019/extlst" xmlns:r="http://schemas.openxmlformats.org/officeDocument/2006/relationships" xmlns:m="http://schemas.openxmlformats.org/officeDocument/2006/math" xmlns:v="urn:schemas-microsoft-com:vml" xmlns:wp14="http://schemas.microsoft.com/office/word/2010/wordprocessingDrawing" xmlns:wp="http://schemas.openxmlformats.org/drawingml/2006/wordprocessingDrawing" xmlns:w10="urn:schemas-microsoft-com:office:word" xmlns:w="http://schemas.openxmlformats.org/wordprocessingml/2006/main" xmlns:w14="http://schemas.microsoft.com/office/word/2010/wordml" xmlns:w15="http://schemas.microsoft.com/office/word/2012/wordml" xmlns:w16cex="http://schemas.microsoft.com/office/word/2018/wordml/cex" xmlns:w16cid="http://schemas.microsoft.com/office/word/2016/wordml/cid" xmlns:w16="http://schemas.microsoft.com/office/word/2018/wordml" xmlns:w16du="http://schemas.microsoft.com/office/word/2023/wordml/word16du" xmlns:w16sdtdh="http://schemas.microsoft.com/office/word/2020/wordml/sdtdatahash" xmlns:w16sdtfl="http://schemas.microsoft.com/office/word/2024/wordml/sdtformatlock" xmlns:w16se="http://schemas.microsoft.com/office/word/2015/wordml/symex" xmlns:wpg="http://schemas.microsoft.com/office/word/2010/wordprocessingGroup" xmlns:wpi="http://schemas.microsoft.com/office/word/2010/wordprocessingInk" xmlns:wne="http://schemas.microsoft.com/office/word/2006/wordml" xmlns:wps="http://schemas.microsoft.com/office/word/2010/wordprocessingShape" mc:Ignorable="w14 w15 w16se w16cid w16 w16cex w16sdtdh w16sdtfl w16du wp14"/>
 </file>
 
 <file path=word/endnotes.xml><?xml version="1.0" encoding="utf-8"?>
@@ -7560,7 +6654,7 @@
           <mc:AlternateContent>
             <mc:Choice Requires="wps">
               <w:drawing>
-                <wp:anchor distT="0" distB="0" distL="114300" distR="114300" simplePos="0" relativeHeight="251645952" behindDoc="0" locked="0" layoutInCell="1" allowOverlap="1" wp14:anchorId="597055CA" wp14:editId="492FEC36">
+                <wp:anchor distT="0" distB="0" distL="114300" distR="114300" simplePos="0" relativeHeight="251649024" behindDoc="0" locked="0" layoutInCell="1" allowOverlap="1" wp14:anchorId="597055CA" wp14:editId="492FEC36">
                   <wp:simplePos x="0" y="0"/>
                   <wp:positionH relativeFrom="page">
                     <wp:align>left</wp:align>
@@ -7644,7 +6738,7 @@
 <w:ftr xmlns:wpc="http://schemas.microsoft.com/office/word/2010/wordprocessingCanvas" xmlns:cx="http://schemas.microsoft.com/office/drawing/2014/chartex" xmlns:cx1="http://schemas.microsoft.com/office/drawing/2015/9/8/chartex" xmlns:cx2="http://schemas.microsoft.com/office/drawing/2015/10/21/chartex" xmlns:cx3="http://schemas.microsoft.com/office/drawing/2016/5/9/chartex" xmlns:cx4="http://schemas.microsoft.com/office/drawing/2016/5/10/chartex" xmlns:cx5="http://schemas.microsoft.com/office/drawing/2016/5/11/chartex" xmlns:cx6="http://schemas.microsoft.com/office/drawing/2016/5/12/chartex" xmlns:cx7="http://schemas.microsoft.com/office/drawing/2016/5/13/chartex" xmlns:cx8="http://schemas.microsoft.com/office/drawing/2016/5/14/chartex" xmlns:mc="http://schemas.openxmlformats.org/markup-compatibility/2006" xmlns:aink="http://schemas.microsoft.com/office/drawing/2016/ink" xmlns:am3d="http://schemas.microsoft.com/office/drawing/2017/model3d" xmlns:o="urn:schemas-microsoft-com:office:office" xmlns:oel="http://schemas.microsoft.com/office/2019/extlst" xmlns:r="http://schemas.openxmlformats.org/officeDocument/2006/relationships" xmlns:m="http://schemas.openxmlformats.org/officeDocument/2006/math" xmlns:v="urn:schemas-microsoft-com:vml" xmlns:wp14="http://schemas.microsoft.com/office/word/2010/wordprocessingDrawing" xmlns:wp="http://schemas.openxmlformats.org/drawingml/2006/wordprocessingDrawing" xmlns:w10="urn:schemas-microsoft-com:office:word" xmlns:w="http://schemas.openxmlformats.org/wordprocessingml/2006/main" xmlns:w14="http://schemas.microsoft.com/office/word/2010/wordml" xmlns:w15="http://schemas.microsoft.com/office/word/2012/wordml" xmlns:w16cex="http://schemas.microsoft.com/office/word/2018/wordml/cex" xmlns:w16cid="http://schemas.microsoft.com/office/word/2016/wordml/cid" xmlns:w16="http://schemas.microsoft.com/office/word/2018/wordml" xmlns:w16du="http://schemas.microsoft.com/office/word/2023/wordml/word16du" xmlns:w16sdtdh="http://schemas.microsoft.com/office/word/2020/wordml/sdtdatahash" xmlns:w16sdtfl="http://schemas.microsoft.com/office/word/2024/wordml/sdtformatlock" xmlns:w16se="http://schemas.microsoft.com/office/word/2015/wordml/symex" xmlns:wpg="http://schemas.microsoft.com/office/word/2010/wordprocessingGroup" xmlns:wpi="http://schemas.microsoft.com/office/word/2010/wordprocessingInk" xmlns:wne="http://schemas.microsoft.com/office/word/2006/wordml" xmlns:wps="http://schemas.microsoft.com/office/word/2010/wordprocessingShape" mc:Ignorable="w14 w15 w16se w16cid w16 w16cex w16sdtdh w16sdtfl w16du wp14">
   <w:sdt>
     <w:sdtPr>
-      <w:id w:val="-346180850"/>
+      <w:id w:val="587195098"/>
     </w:sdtPr>
     <w:sdtContent>
       <w:p>
@@ -7661,7 +6755,7 @@
           <mc:AlternateContent>
             <mc:Choice Requires="wps">
               <w:drawing>
-                <wp:anchor distT="0" distB="0" distL="114300" distR="114300" simplePos="0" relativeHeight="251645952" behindDoc="0" locked="0" layoutInCell="1" allowOverlap="1" wp14:anchorId="597055CA" wp14:editId="492FEC36">
+                <wp:anchor distT="0" distB="0" distL="114300" distR="114300" simplePos="0" relativeHeight="251650048" behindDoc="0" locked="0" layoutInCell="1" allowOverlap="1" wp14:anchorId="597055CA" wp14:editId="492FEC36">
                   <wp:simplePos x="0" y="0"/>
                   <wp:positionH relativeFrom="page">
                     <wp:align>left</wp:align>
@@ -7672,7 +6766,7 @@
                   <wp:extent cx="7772400" cy="0"/>
                   <wp:effectExtent l="0" t="19050" r="19050" b="19050"/>
                   <wp:wrapNone/>
-                  <wp:docPr id="431550391" name="Straight Connector 431550391"/>
+                  <wp:docPr id="1264350393" name="Straight Connector 1264350393"/>
                   <wp:cNvGraphicFramePr/>
                   <a:graphic xmlns:a="http://schemas.openxmlformats.org/drawingml/2006/main">
                     <a:graphicData uri="http://schemas.microsoft.com/office/word/2010/wordprocessingShape">
@@ -7757,15 +6851,7 @@
         <w:sz w:val="24"/>
         <w:szCs w:val="24"/>
       </w:rPr>
-      <w:t>i</w:t>
-    </w:r>
-    <w:r>
-      <w:rPr>
-        <w:rFonts w:ascii="Courier New" w:hAnsi="Courier New" w:cs="Courier New"/>
-        <w:sz w:val="24"/>
-        <w:szCs w:val="24"/>
-      </w:rPr>
-      <w:t>i</w:t>
+      <w:t>ii</w:t>
     </w:r>
     <w:r>
       <w:rPr>
@@ -7800,7 +6886,7 @@
           <mc:AlternateContent>
             <mc:Choice Requires="wps">
               <w:drawing>
-                <wp:anchor distT="0" distB="0" distL="114300" distR="114300" simplePos="0" relativeHeight="251646976" behindDoc="0" locked="0" layoutInCell="1" allowOverlap="1" wp14:anchorId="597055CA" wp14:editId="492FEC36">
+                <wp:anchor distT="0" distB="0" distL="114300" distR="114300" simplePos="0" relativeHeight="251651072" behindDoc="0" locked="0" layoutInCell="1" allowOverlap="1" wp14:anchorId="597055CA" wp14:editId="492FEC36">
                   <wp:simplePos x="0" y="0"/>
                   <wp:positionH relativeFrom="page">
                     <wp:align>left</wp:align>
@@ -7871,10 +6957,89 @@
 
 <file path=word/footer5.xml><?xml version="1.0" encoding="utf-8"?>
 <w:ftr xmlns:wpc="http://schemas.microsoft.com/office/word/2010/wordprocessingCanvas" xmlns:cx="http://schemas.microsoft.com/office/drawing/2014/chartex" xmlns:cx1="http://schemas.microsoft.com/office/drawing/2015/9/8/chartex" xmlns:cx2="http://schemas.microsoft.com/office/drawing/2015/10/21/chartex" xmlns:cx3="http://schemas.microsoft.com/office/drawing/2016/5/9/chartex" xmlns:cx4="http://schemas.microsoft.com/office/drawing/2016/5/10/chartex" xmlns:cx5="http://schemas.microsoft.com/office/drawing/2016/5/11/chartex" xmlns:cx6="http://schemas.microsoft.com/office/drawing/2016/5/12/chartex" xmlns:cx7="http://schemas.microsoft.com/office/drawing/2016/5/13/chartex" xmlns:cx8="http://schemas.microsoft.com/office/drawing/2016/5/14/chartex" xmlns:mc="http://schemas.openxmlformats.org/markup-compatibility/2006" xmlns:aink="http://schemas.microsoft.com/office/drawing/2016/ink" xmlns:am3d="http://schemas.microsoft.com/office/drawing/2017/model3d" xmlns:o="urn:schemas-microsoft-com:office:office" xmlns:oel="http://schemas.microsoft.com/office/2019/extlst" xmlns:r="http://schemas.openxmlformats.org/officeDocument/2006/relationships" xmlns:m="http://schemas.openxmlformats.org/officeDocument/2006/math" xmlns:v="urn:schemas-microsoft-com:vml" xmlns:wp14="http://schemas.microsoft.com/office/word/2010/wordprocessingDrawing" xmlns:wp="http://schemas.openxmlformats.org/drawingml/2006/wordprocessingDrawing" xmlns:w10="urn:schemas-microsoft-com:office:word" xmlns:w="http://schemas.openxmlformats.org/wordprocessingml/2006/main" xmlns:w14="http://schemas.microsoft.com/office/word/2010/wordml" xmlns:w15="http://schemas.microsoft.com/office/word/2012/wordml" xmlns:w16cex="http://schemas.microsoft.com/office/word/2018/wordml/cex" xmlns:w16cid="http://schemas.microsoft.com/office/word/2016/wordml/cid" xmlns:w16="http://schemas.microsoft.com/office/word/2018/wordml" xmlns:w16du="http://schemas.microsoft.com/office/word/2023/wordml/word16du" xmlns:w16sdtdh="http://schemas.microsoft.com/office/word/2020/wordml/sdtdatahash" xmlns:w16sdtfl="http://schemas.microsoft.com/office/word/2024/wordml/sdtformatlock" xmlns:w16se="http://schemas.microsoft.com/office/word/2015/wordml/symex" xmlns:wpg="http://schemas.microsoft.com/office/word/2010/wordprocessingGroup" xmlns:wpi="http://schemas.microsoft.com/office/word/2010/wordprocessingInk" xmlns:wne="http://schemas.microsoft.com/office/word/2006/wordml" xmlns:wps="http://schemas.microsoft.com/office/word/2010/wordprocessingShape" mc:Ignorable="w14 w15 w16se w16cid w16 w16cex w16sdtdh w16sdtfl w16du wp14">
+  <w:sdt>
+    <w:sdtPr>
+      <w:id w:val="299811797"/>
+    </w:sdtPr>
+    <w:sdtContent>
+      <w:p>
+        <w:pPr>
+          <w:pStyle w:val="Footer"/>
+          <w:jc w:val="center"/>
+        </w:pPr>
+        <w:r>
+          <w:rPr>
+            <w:rFonts w:ascii="Courier New" w:hAnsi="Courier New" w:cs="Courier New"/>
+            <w:noProof/>
+            <w:lang w:eastAsia="en-PH"/>
+          </w:rPr>
+          <mc:AlternateContent>
+            <mc:Choice Requires="wps">
+              <w:drawing>
+                <wp:anchor distT="0" distB="0" distL="114300" distR="114300" simplePos="0" relativeHeight="251652096" behindDoc="0" locked="0" layoutInCell="1" allowOverlap="1" wp14:anchorId="597055CA" wp14:editId="492FEC36">
+                  <wp:simplePos x="0" y="0"/>
+                  <wp:positionH relativeFrom="page">
+                    <wp:align>left</wp:align>
+                  </wp:positionH>
+                  <wp:positionV relativeFrom="paragraph">
+                    <wp:posOffset>-112395</wp:posOffset>
+                  </wp:positionV>
+                  <wp:extent cx="7772400" cy="0"/>
+                  <wp:effectExtent l="0" t="19050" r="19050" b="19050"/>
+                  <wp:wrapNone/>
+                  <wp:docPr id="1279864202" name="Straight Connector 1279864202"/>
+                  <wp:cNvGraphicFramePr/>
+                  <a:graphic xmlns:a="http://schemas.openxmlformats.org/drawingml/2006/main">
+                    <a:graphicData uri="http://schemas.microsoft.com/office/word/2010/wordprocessingShape">
+                      <wps:wsp>
+                        <wps:cNvCnPr/>
+                        <wps:spPr>
+                          <a:xfrm>
+                            <a:off x="0" y="0"/>
+                            <a:ext cx="7772400" cy="0"/>
+                          </a:xfrm>
+                          <a:prstGeom prst="line">
+                            <a:avLst/>
+                          </a:prstGeom>
+                          <a:ln w="38100"/>
+                        </wps:spPr>
+                        <wps:style>
+                          <a:lnRef idx="1">
+                            <a:schemeClr val="dk1"/>
+                          </a:lnRef>
+                          <a:fillRef idx="0">
+                            <a:schemeClr val="dk1"/>
+                          </a:fillRef>
+                          <a:effectRef idx="0">
+                            <a:schemeClr val="dk1"/>
+                          </a:effectRef>
+                          <a:fontRef idx="minor">
+                            <a:schemeClr val="tx1"/>
+                          </a:fontRef>
+                        </wps:style>
+                        <wps:bodyPr/>
+                      </wps:wsp>
+                    </a:graphicData>
+                  </a:graphic>
+                </wp:anchor>
+              </w:drawing>
+            </mc:Choice>
+            <mc:Fallback>
+              <w:pict>
+                <v:line w14:anchorId="7E22F063" id="Straight Connector 431550391" o:spid="_x0000_s1026" style="position:absolute;z-index:251664384;visibility:visible;mso-wrap-style:square;mso-wrap-distance-left:9pt;mso-wrap-distance-top:0;mso-wrap-distance-right:9pt;mso-wrap-distance-bottom:0;mso-position-horizontal:left;mso-position-horizontal-relative:page;mso-position-vertical:absolute;mso-position-vertical-relative:text" from="0,-8.85pt" to="612pt,-8.85pt" o:gfxdata="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" strokecolor="black [3200]" strokeweight="3pt">
+                  <v:stroke joinstyle="miter"/>
+                  <w10:wrap anchorx="page"/>
+                </v:line>
+              </w:pict>
+            </mc:Fallback>
+          </mc:AlternateContent>
+        </w:r>
+      </w:p>
+    </w:sdtContent>
+  </w:sdt>
   <w:p>
     <w:pPr>
       <w:pStyle w:val="Footer"/>
-      <w:jc w:val="center"/>
     </w:pPr>
   </w:p>
 </w:ftr>
@@ -7936,7 +7101,7 @@
             <w:lang w:eastAsia="en-PH"/>
           </w:rPr>
           <w:drawing>
-            <wp:anchor distT="0" distB="0" distL="114300" distR="114300" simplePos="0" relativeHeight="251636736" behindDoc="0" locked="0" layoutInCell="1" allowOverlap="1" wp14:anchorId="07AE5F3A" wp14:editId="4787DA95">
+            <wp:anchor distT="0" distB="0" distL="114300" distR="114300" simplePos="0" relativeHeight="251631616" behindDoc="0" locked="0" layoutInCell="1" allowOverlap="1" wp14:anchorId="07AE5F3A" wp14:editId="4787DA95">
               <wp:simplePos x="0" y="0"/>
               <wp:positionH relativeFrom="column">
                 <wp:posOffset>-246380</wp:posOffset>
@@ -7998,7 +7163,7 @@
           <mc:AlternateContent>
             <mc:Choice Requires="wps">
               <w:drawing>
-                <wp:anchor distT="0" distB="0" distL="114300" distR="114300" simplePos="0" relativeHeight="251641856" behindDoc="0" locked="0" layoutInCell="1" allowOverlap="1" wp14:anchorId="41D96DE8" wp14:editId="4D5A26B6">
+                <wp:anchor distT="0" distB="0" distL="114300" distR="114300" simplePos="0" relativeHeight="251636736" behindDoc="0" locked="0" layoutInCell="1" allowOverlap="1" wp14:anchorId="41D96DE8" wp14:editId="4D5A26B6">
                   <wp:simplePos x="0" y="0"/>
                   <wp:positionH relativeFrom="column">
                     <wp:posOffset>-1371600</wp:posOffset>
@@ -8069,7 +7234,7 @@
           <mc:AlternateContent>
             <mc:Choice Requires="wps">
               <w:drawing>
-                <wp:anchor distT="0" distB="0" distL="114300" distR="114300" simplePos="0" relativeHeight="251637760" behindDoc="0" locked="0" layoutInCell="1" allowOverlap="1" wp14:anchorId="168BEE42" wp14:editId="11402129">
+                <wp:anchor distT="0" distB="0" distL="114300" distR="114300" simplePos="0" relativeHeight="251632640" behindDoc="0" locked="0" layoutInCell="1" allowOverlap="1" wp14:anchorId="168BEE42" wp14:editId="11402129">
                   <wp:simplePos x="0" y="0"/>
                   <wp:positionH relativeFrom="column">
                     <wp:posOffset>-228600</wp:posOffset>
@@ -8140,7 +7305,7 @@
           <mc:AlternateContent>
             <mc:Choice Requires="wps">
               <w:drawing>
-                <wp:anchor distT="0" distB="0" distL="114300" distR="114300" simplePos="0" relativeHeight="251639808" behindDoc="0" locked="0" layoutInCell="1" allowOverlap="1" wp14:anchorId="6444EACC" wp14:editId="42F08A32">
+                <wp:anchor distT="0" distB="0" distL="114300" distR="114300" simplePos="0" relativeHeight="251634688" behindDoc="0" locked="0" layoutInCell="1" allowOverlap="1" wp14:anchorId="6444EACC" wp14:editId="42F08A32">
                   <wp:simplePos x="0" y="0"/>
                   <wp:positionH relativeFrom="column">
                     <wp:posOffset>5715000</wp:posOffset>
@@ -8235,22 +7400,7 @@
             <w:sz w:val="24"/>
           </w:rPr>
           <w:tab/>
-        </w:r>
-        <w:proofErr w:type="spellStart"/>
-        <w:r>
-          <w:rPr>
-            <w:rFonts w:ascii="Courier New" w:hAnsi="Courier New" w:cs="Courier New"/>
-            <w:sz w:val="24"/>
-          </w:rPr>
-          <w:t>Bulanao</w:t>
-        </w:r>
-        <w:proofErr w:type="spellEnd"/>
-        <w:r>
-          <w:rPr>
-            <w:rFonts w:ascii="Courier New" w:hAnsi="Courier New" w:cs="Courier New"/>
-            <w:sz w:val="24"/>
-          </w:rPr>
-          <w:t>, Tabuk City, Kalinga</w:t>
+          <w:t>Bulanao, Tabuk City, Kalinga</w:t>
         </w:r>
       </w:p>
       <w:p>
@@ -8280,7 +7430,7 @@
           <mc:AlternateContent>
             <mc:Choice Requires="wps">
               <w:drawing>
-                <wp:anchor distT="0" distB="0" distL="114300" distR="114300" simplePos="0" relativeHeight="251643904" behindDoc="0" locked="0" layoutInCell="1" allowOverlap="1" wp14:anchorId="20F28432" wp14:editId="12C63873">
+                <wp:anchor distT="0" distB="0" distL="114300" distR="114300" simplePos="0" relativeHeight="251638784" behindDoc="0" locked="0" layoutInCell="1" allowOverlap="1" wp14:anchorId="20F28432" wp14:editId="12C63873">
                   <wp:simplePos x="0" y="0"/>
                   <wp:positionH relativeFrom="page">
                     <wp:align>right</wp:align>
@@ -8347,9 +7497,8 @@
             <w:szCs w:val="24"/>
             <w:lang w:val="en-US"/>
           </w:rPr>
-          <w:t xml:space="preserve">College of Engineering and Information </w:t>
-        </w:r>
-        <w:proofErr w:type="spellStart"/>
+          <w:t>College of Engineering and Information Technol</w:t>
+        </w:r>
         <w:r>
           <w:rPr>
             <w:rFonts w:ascii="Courier New" w:hAnsi="Courier New" w:cs="Courier New"/>
@@ -8357,18 +7506,8 @@
             <w:szCs w:val="24"/>
             <w:lang w:val="en-US"/>
           </w:rPr>
-          <w:t>Technol</w:t>
-        </w:r>
-        <w:r>
-          <w:rPr>
-            <w:rFonts w:ascii="Courier New" w:hAnsi="Courier New" w:cs="Courier New"/>
-            <w:sz w:val="24"/>
-            <w:szCs w:val="24"/>
-            <w:lang w:val="en-US"/>
-          </w:rPr>
           <w:t>og</w:t>
         </w:r>
-        <w:proofErr w:type="spellEnd"/>
       </w:p>
       <w:p>
         <w:pPr>
@@ -8431,7 +7570,7 @@
             <w:lang w:eastAsia="en-PH"/>
           </w:rPr>
           <w:drawing>
-            <wp:anchor distT="0" distB="0" distL="114300" distR="114300" simplePos="0" relativeHeight="251676672" behindDoc="0" locked="0" layoutInCell="1" allowOverlap="1" wp14:anchorId="64843614" wp14:editId="3F1B7DD9">
+            <wp:anchor distT="0" distB="0" distL="114300" distR="114300" simplePos="0" relativeHeight="251681792" behindDoc="0" locked="0" layoutInCell="1" allowOverlap="1" wp14:anchorId="64843614" wp14:editId="3F1B7DD9">
               <wp:simplePos x="0" y="0"/>
               <wp:positionH relativeFrom="column">
                 <wp:posOffset>-246380</wp:posOffset>
@@ -8493,7 +7632,7 @@
           <mc:AlternateContent>
             <mc:Choice Requires="wps">
               <w:drawing>
-                <wp:anchor distT="0" distB="0" distL="114300" distR="114300" simplePos="0" relativeHeight="251679744" behindDoc="0" locked="0" layoutInCell="1" allowOverlap="1" wp14:anchorId="1CB7CCD8" wp14:editId="523A3A3B">
+                <wp:anchor distT="0" distB="0" distL="114300" distR="114300" simplePos="0" relativeHeight="251684864" behindDoc="0" locked="0" layoutInCell="1" allowOverlap="1" wp14:anchorId="1CB7CCD8" wp14:editId="523A3A3B">
                   <wp:simplePos x="0" y="0"/>
                   <wp:positionH relativeFrom="column">
                     <wp:posOffset>-1371600</wp:posOffset>
@@ -8561,7 +7700,7 @@
           <mc:AlternateContent>
             <mc:Choice Requires="wps">
               <w:drawing>
-                <wp:anchor distT="0" distB="0" distL="114300" distR="114300" simplePos="0" relativeHeight="251677696" behindDoc="0" locked="0" layoutInCell="1" allowOverlap="1" wp14:anchorId="1ED8D961" wp14:editId="00181FF4">
+                <wp:anchor distT="0" distB="0" distL="114300" distR="114300" simplePos="0" relativeHeight="251682816" behindDoc="0" locked="0" layoutInCell="1" allowOverlap="1" wp14:anchorId="1ED8D961" wp14:editId="00181FF4">
                   <wp:simplePos x="0" y="0"/>
                   <wp:positionH relativeFrom="column">
                     <wp:posOffset>-228600</wp:posOffset>
@@ -8629,7 +7768,7 @@
           <mc:AlternateContent>
             <mc:Choice Requires="wps">
               <w:drawing>
-                <wp:anchor distT="0" distB="0" distL="114300" distR="114300" simplePos="0" relativeHeight="251678720" behindDoc="0" locked="0" layoutInCell="1" allowOverlap="1" wp14:anchorId="388E9295" wp14:editId="509A27C9">
+                <wp:anchor distT="0" distB="0" distL="114300" distR="114300" simplePos="0" relativeHeight="251683840" behindDoc="0" locked="0" layoutInCell="1" allowOverlap="1" wp14:anchorId="388E9295" wp14:editId="509A27C9">
                   <wp:simplePos x="0" y="0"/>
                   <wp:positionH relativeFrom="column">
                     <wp:posOffset>5715000</wp:posOffset>
@@ -8730,22 +7869,7 @@
             <w:sz w:val="24"/>
           </w:rPr>
           <w:tab/>
-        </w:r>
-        <w:proofErr w:type="spellStart"/>
-        <w:r>
-          <w:rPr>
-            <w:rFonts w:ascii="Courier New" w:hAnsi="Courier New" w:cs="Courier New"/>
-            <w:sz w:val="24"/>
-          </w:rPr>
-          <w:t>Bulanao</w:t>
-        </w:r>
-        <w:proofErr w:type="spellEnd"/>
-        <w:r>
-          <w:rPr>
-            <w:rFonts w:ascii="Courier New" w:hAnsi="Courier New" w:cs="Courier New"/>
-            <w:sz w:val="24"/>
-          </w:rPr>
-          <w:t>, Tabuk City, Kalinga</w:t>
+          <w:t>Bulanao, Tabuk City, Kalinga</w:t>
         </w:r>
       </w:p>
       <w:p>
@@ -8789,7 +7913,7 @@
           <mc:AlternateContent>
             <mc:Choice Requires="wps">
               <w:drawing>
-                <wp:anchor distT="0" distB="0" distL="114300" distR="114300" simplePos="0" relativeHeight="251643904" behindDoc="0" locked="0" layoutInCell="1" allowOverlap="1">
+                <wp:anchor distT="0" distB="0" distL="114300" distR="114300" simplePos="0" relativeHeight="251639808" behindDoc="0" locked="0" layoutInCell="1" allowOverlap="1" wp14:anchorId="5F058D08" wp14:editId="73004D76">
                   <wp:simplePos x="0" y="0"/>
                   <wp:positionH relativeFrom="page">
                     <wp:align>right</wp:align>
@@ -8964,7 +8088,7 @@
             <w:lang w:eastAsia="en-PH"/>
           </w:rPr>
           <w:drawing>
-            <wp:anchor distT="0" distB="0" distL="114300" distR="114300" simplePos="0" relativeHeight="251672576" behindDoc="0" locked="0" layoutInCell="1" allowOverlap="1" wp14:anchorId="2D4E91FD" wp14:editId="3A435028">
+            <wp:anchor distT="0" distB="0" distL="114300" distR="114300" simplePos="0" relativeHeight="251677696" behindDoc="0" locked="0" layoutInCell="1" allowOverlap="1" wp14:anchorId="2D4E91FD" wp14:editId="3A435028">
               <wp:simplePos x="0" y="0"/>
               <wp:positionH relativeFrom="column">
                 <wp:posOffset>-246380</wp:posOffset>
@@ -9026,7 +8150,7 @@
           <mc:AlternateContent>
             <mc:Choice Requires="wps">
               <w:drawing>
-                <wp:anchor distT="0" distB="0" distL="114300" distR="114300" simplePos="0" relativeHeight="251675648" behindDoc="0" locked="0" layoutInCell="1" allowOverlap="1" wp14:anchorId="4366DFAE" wp14:editId="5C9FE52F">
+                <wp:anchor distT="0" distB="0" distL="114300" distR="114300" simplePos="0" relativeHeight="251680768" behindDoc="0" locked="0" layoutInCell="1" allowOverlap="1" wp14:anchorId="4366DFAE" wp14:editId="5C9FE52F">
                   <wp:simplePos x="0" y="0"/>
                   <wp:positionH relativeFrom="column">
                     <wp:posOffset>-1371600</wp:posOffset>
@@ -9094,7 +8218,7 @@
           <mc:AlternateContent>
             <mc:Choice Requires="wps">
               <w:drawing>
-                <wp:anchor distT="0" distB="0" distL="114300" distR="114300" simplePos="0" relativeHeight="251673600" behindDoc="0" locked="0" layoutInCell="1" allowOverlap="1" wp14:anchorId="7D282725" wp14:editId="0872A5F0">
+                <wp:anchor distT="0" distB="0" distL="114300" distR="114300" simplePos="0" relativeHeight="251678720" behindDoc="0" locked="0" layoutInCell="1" allowOverlap="1" wp14:anchorId="7D282725" wp14:editId="0872A5F0">
                   <wp:simplePos x="0" y="0"/>
                   <wp:positionH relativeFrom="column">
                     <wp:posOffset>-228600</wp:posOffset>
@@ -9162,7 +8286,7 @@
           <mc:AlternateContent>
             <mc:Choice Requires="wps">
               <w:drawing>
-                <wp:anchor distT="0" distB="0" distL="114300" distR="114300" simplePos="0" relativeHeight="251674624" behindDoc="0" locked="0" layoutInCell="1" allowOverlap="1" wp14:anchorId="3154A674" wp14:editId="178287CF">
+                <wp:anchor distT="0" distB="0" distL="114300" distR="114300" simplePos="0" relativeHeight="251679744" behindDoc="0" locked="0" layoutInCell="1" allowOverlap="1" wp14:anchorId="3154A674" wp14:editId="178287CF">
                   <wp:simplePos x="0" y="0"/>
                   <wp:positionH relativeFrom="column">
                     <wp:posOffset>5715000</wp:posOffset>
@@ -9263,22 +8387,7 @@
             <w:sz w:val="24"/>
           </w:rPr>
           <w:tab/>
-        </w:r>
-        <w:proofErr w:type="spellStart"/>
-        <w:r>
-          <w:rPr>
-            <w:rFonts w:ascii="Courier New" w:hAnsi="Courier New" w:cs="Courier New"/>
-            <w:sz w:val="24"/>
-          </w:rPr>
-          <w:t>Bulanao</w:t>
-        </w:r>
-        <w:proofErr w:type="spellEnd"/>
-        <w:r>
-          <w:rPr>
-            <w:rFonts w:ascii="Courier New" w:hAnsi="Courier New" w:cs="Courier New"/>
-            <w:sz w:val="24"/>
-          </w:rPr>
-          <w:t>, Tabuk City, Kalinga</w:t>
+          <w:t>Bulanao, Tabuk City, Kalinga</w:t>
         </w:r>
       </w:p>
       <w:p>
@@ -9304,7 +8413,7 @@
           <mc:AlternateContent>
             <mc:Choice Requires="wps">
               <w:drawing>
-                <wp:anchor distT="0" distB="0" distL="114300" distR="114300" simplePos="0" relativeHeight="251643904" behindDoc="0" locked="0" layoutInCell="1" allowOverlap="1">
+                <wp:anchor distT="0" distB="0" distL="114300" distR="114300" simplePos="0" relativeHeight="251640832" behindDoc="0" locked="0" layoutInCell="1" allowOverlap="1" wp14:anchorId="6DA894BC" wp14:editId="775EEDA6">
                   <wp:simplePos x="0" y="0"/>
                   <wp:positionH relativeFrom="page">
                     <wp:align>right</wp:align>
@@ -9468,7 +8577,7 @@
             <w:lang w:eastAsia="en-PH"/>
           </w:rPr>
           <w:drawing>
-            <wp:anchor distT="0" distB="0" distL="114300" distR="114300" simplePos="0" relativeHeight="251635712" behindDoc="0" locked="0" layoutInCell="1" allowOverlap="1" wp14:anchorId="07AE5F3A" wp14:editId="4787DA95">
+            <wp:anchor distT="0" distB="0" distL="114300" distR="114300" simplePos="0" relativeHeight="251630592" behindDoc="0" locked="0" layoutInCell="1" allowOverlap="1" wp14:anchorId="07AE5F3A" wp14:editId="4787DA95">
               <wp:simplePos x="0" y="0"/>
               <wp:positionH relativeFrom="column">
                 <wp:posOffset>-246380</wp:posOffset>
@@ -9530,7 +8639,7 @@
           <mc:AlternateContent>
             <mc:Choice Requires="wps">
               <w:drawing>
-                <wp:anchor distT="0" distB="0" distL="114300" distR="114300" simplePos="0" relativeHeight="251642880" behindDoc="0" locked="0" layoutInCell="1" allowOverlap="1" wp14:anchorId="41D96DE8" wp14:editId="4D5A26B6">
+                <wp:anchor distT="0" distB="0" distL="114300" distR="114300" simplePos="0" relativeHeight="251637760" behindDoc="0" locked="0" layoutInCell="1" allowOverlap="1" wp14:anchorId="41D96DE8" wp14:editId="4D5A26B6">
                   <wp:simplePos x="0" y="0"/>
                   <wp:positionH relativeFrom="column">
                     <wp:posOffset>-1371600</wp:posOffset>
@@ -9601,7 +8710,7 @@
           <mc:AlternateContent>
             <mc:Choice Requires="wps">
               <w:drawing>
-                <wp:anchor distT="0" distB="0" distL="114300" distR="114300" simplePos="0" relativeHeight="251638784" behindDoc="0" locked="0" layoutInCell="1" allowOverlap="1" wp14:anchorId="168BEE42" wp14:editId="11402129">
+                <wp:anchor distT="0" distB="0" distL="114300" distR="114300" simplePos="0" relativeHeight="251633664" behindDoc="0" locked="0" layoutInCell="1" allowOverlap="1" wp14:anchorId="168BEE42" wp14:editId="11402129">
                   <wp:simplePos x="0" y="0"/>
                   <wp:positionH relativeFrom="column">
                     <wp:posOffset>-228600</wp:posOffset>
@@ -9672,7 +8781,7 @@
           <mc:AlternateContent>
             <mc:Choice Requires="wps">
               <w:drawing>
-                <wp:anchor distT="0" distB="0" distL="114300" distR="114300" simplePos="0" relativeHeight="251640832" behindDoc="0" locked="0" layoutInCell="1" allowOverlap="1" wp14:anchorId="6444EACC" wp14:editId="42F08A32">
+                <wp:anchor distT="0" distB="0" distL="114300" distR="114300" simplePos="0" relativeHeight="251635712" behindDoc="0" locked="0" layoutInCell="1" allowOverlap="1" wp14:anchorId="6444EACC" wp14:editId="42F08A32">
                   <wp:simplePos x="0" y="0"/>
                   <wp:positionH relativeFrom="column">
                     <wp:posOffset>5715000</wp:posOffset>
@@ -9767,22 +8876,7 @@
             <w:sz w:val="24"/>
           </w:rPr>
           <w:tab/>
-        </w:r>
-        <w:proofErr w:type="spellStart"/>
-        <w:r>
-          <w:rPr>
-            <w:rFonts w:ascii="Courier New" w:hAnsi="Courier New" w:cs="Courier New"/>
-            <w:sz w:val="24"/>
-          </w:rPr>
-          <w:t>Bulanao</w:t>
-        </w:r>
-        <w:proofErr w:type="spellEnd"/>
-        <w:r>
-          <w:rPr>
-            <w:rFonts w:ascii="Courier New" w:hAnsi="Courier New" w:cs="Courier New"/>
-            <w:sz w:val="24"/>
-          </w:rPr>
-          <w:t>, Tabuk City, Kalinga</w:t>
+          <w:t>Bulanao, Tabuk City, Kalinga</w:t>
         </w:r>
       </w:p>
       <w:p>
@@ -9812,7 +8906,7 @@
           <mc:AlternateContent>
             <mc:Choice Requires="wps">
               <w:drawing>
-                <wp:anchor distT="0" distB="0" distL="114300" distR="114300" simplePos="0" relativeHeight="251644928" behindDoc="0" locked="0" layoutInCell="1" allowOverlap="1" wp14:anchorId="20F28432" wp14:editId="12C63873">
+                <wp:anchor distT="0" distB="0" distL="114300" distR="114300" simplePos="0" relativeHeight="251648000" behindDoc="0" locked="0" layoutInCell="1" allowOverlap="1" wp14:anchorId="20F28432" wp14:editId="12C63873">
                   <wp:simplePos x="0" y="0"/>
                   <wp:positionH relativeFrom="page">
                     <wp:align>right</wp:align>
@@ -9879,9 +8973,8 @@
             <w:szCs w:val="24"/>
             <w:lang w:val="en-US"/>
           </w:rPr>
-          <w:t xml:space="preserve">College of Engineering and Information </w:t>
-        </w:r>
-        <w:proofErr w:type="spellStart"/>
+          <w:t>College of Engineering and Information Technol</w:t>
+        </w:r>
         <w:r>
           <w:rPr>
             <w:rFonts w:ascii="Courier New" w:hAnsi="Courier New" w:cs="Courier New"/>
@@ -9889,7 +8982,7 @@
             <w:szCs w:val="24"/>
             <w:lang w:val="en-US"/>
           </w:rPr>
-          <w:t>Technol</w:t>
+          <w:t>og</w:t>
         </w:r>
         <w:r>
           <w:rPr>
@@ -9898,9 +8991,8 @@
             <w:szCs w:val="24"/>
             <w:lang w:val="en-US"/>
           </w:rPr>
-          <w:t>og</w:t>
-        </w:r>
-        <w:proofErr w:type="spellEnd"/>
+          <w:t>y</w:t>
+        </w:r>
       </w:p>
       <w:p>
         <w:pPr>
@@ -9963,7 +9055,7 @@
             <w:lang w:eastAsia="en-PH"/>
           </w:rPr>
           <w:drawing>
-            <wp:anchor distT="0" distB="0" distL="114300" distR="114300" simplePos="0" relativeHeight="251652096" behindDoc="0" locked="0" layoutInCell="1" allowOverlap="1" wp14:anchorId="00447CAF" wp14:editId="5E6FF2AE">
+            <wp:anchor distT="0" distB="0" distL="114300" distR="114300" simplePos="0" relativeHeight="251657216" behindDoc="0" locked="0" layoutInCell="1" allowOverlap="1" wp14:anchorId="00447CAF" wp14:editId="5E6FF2AE">
               <wp:simplePos x="0" y="0"/>
               <wp:positionH relativeFrom="column">
                 <wp:posOffset>-246380</wp:posOffset>
@@ -10025,7 +9117,7 @@
           <mc:AlternateContent>
             <mc:Choice Requires="wps">
               <w:drawing>
-                <wp:anchor distT="0" distB="0" distL="114300" distR="114300" simplePos="0" relativeHeight="251655168" behindDoc="0" locked="0" layoutInCell="1" allowOverlap="1" wp14:anchorId="07BDE464" wp14:editId="1AEF96C3">
+                <wp:anchor distT="0" distB="0" distL="114300" distR="114300" simplePos="0" relativeHeight="251660288" behindDoc="0" locked="0" layoutInCell="1" allowOverlap="1" wp14:anchorId="07BDE464" wp14:editId="1AEF96C3">
                   <wp:simplePos x="0" y="0"/>
                   <wp:positionH relativeFrom="column">
                     <wp:posOffset>-1371600</wp:posOffset>
@@ -10093,7 +9185,7 @@
           <mc:AlternateContent>
             <mc:Choice Requires="wps">
               <w:drawing>
-                <wp:anchor distT="0" distB="0" distL="114300" distR="114300" simplePos="0" relativeHeight="251653120" behindDoc="0" locked="0" layoutInCell="1" allowOverlap="1" wp14:anchorId="747786C9" wp14:editId="287AC5F5">
+                <wp:anchor distT="0" distB="0" distL="114300" distR="114300" simplePos="0" relativeHeight="251658240" behindDoc="0" locked="0" layoutInCell="1" allowOverlap="1" wp14:anchorId="747786C9" wp14:editId="287AC5F5">
                   <wp:simplePos x="0" y="0"/>
                   <wp:positionH relativeFrom="column">
                     <wp:posOffset>-228600</wp:posOffset>
@@ -10161,7 +9253,7 @@
           <mc:AlternateContent>
             <mc:Choice Requires="wps">
               <w:drawing>
-                <wp:anchor distT="0" distB="0" distL="114300" distR="114300" simplePos="0" relativeHeight="251654144" behindDoc="0" locked="0" layoutInCell="1" allowOverlap="1" wp14:anchorId="09090214" wp14:editId="39A163FA">
+                <wp:anchor distT="0" distB="0" distL="114300" distR="114300" simplePos="0" relativeHeight="251659264" behindDoc="0" locked="0" layoutInCell="1" allowOverlap="1" wp14:anchorId="09090214" wp14:editId="39A163FA">
                   <wp:simplePos x="0" y="0"/>
                   <wp:positionH relativeFrom="column">
                     <wp:posOffset>5715000</wp:posOffset>
@@ -10262,22 +9354,7 @@
             <w:sz w:val="24"/>
           </w:rPr>
           <w:tab/>
-        </w:r>
-        <w:proofErr w:type="spellStart"/>
-        <w:r>
-          <w:rPr>
-            <w:rFonts w:ascii="Courier New" w:hAnsi="Courier New" w:cs="Courier New"/>
-            <w:sz w:val="24"/>
-          </w:rPr>
-          <w:t>Bulanao</w:t>
-        </w:r>
-        <w:proofErr w:type="spellEnd"/>
-        <w:r>
-          <w:rPr>
-            <w:rFonts w:ascii="Courier New" w:hAnsi="Courier New" w:cs="Courier New"/>
-            <w:sz w:val="24"/>
-          </w:rPr>
-          <w:t>, Tabuk City, Kalinga</w:t>
+          <w:t>Bulanao, Tabuk City, Kalinga</w:t>
         </w:r>
       </w:p>
       <w:p>
@@ -10321,7 +9398,7 @@
           <mc:AlternateContent>
             <mc:Choice Requires="wps">
               <w:drawing>
-                <wp:anchor distT="0" distB="0" distL="114300" distR="114300" simplePos="0" relativeHeight="251643904" behindDoc="0" locked="0" layoutInCell="1" allowOverlap="1">
+                <wp:anchor distT="0" distB="0" distL="114300" distR="114300" simplePos="0" relativeHeight="251641856" behindDoc="0" locked="0" layoutInCell="1" allowOverlap="1" wp14:anchorId="7431897F" wp14:editId="2B74C09A">
                   <wp:simplePos x="0" y="0"/>
                   <wp:positionH relativeFrom="page">
                     <wp:align>right</wp:align>
@@ -10496,7 +9573,7 @@
             <w:lang w:eastAsia="en-PH"/>
           </w:rPr>
           <w:drawing>
-            <wp:anchor distT="0" distB="0" distL="114300" distR="114300" simplePos="0" relativeHeight="251648000" behindDoc="0" locked="0" layoutInCell="1" allowOverlap="1" wp14:anchorId="27DAA8DF" wp14:editId="0A8D47C2">
+            <wp:anchor distT="0" distB="0" distL="114300" distR="114300" simplePos="0" relativeHeight="251653120" behindDoc="0" locked="0" layoutInCell="1" allowOverlap="1" wp14:anchorId="27DAA8DF" wp14:editId="0A8D47C2">
               <wp:simplePos x="0" y="0"/>
               <wp:positionH relativeFrom="column">
                 <wp:posOffset>-246380</wp:posOffset>
@@ -10558,7 +9635,7 @@
           <mc:AlternateContent>
             <mc:Choice Requires="wps">
               <w:drawing>
-                <wp:anchor distT="0" distB="0" distL="114300" distR="114300" simplePos="0" relativeHeight="251651072" behindDoc="0" locked="0" layoutInCell="1" allowOverlap="1" wp14:anchorId="6906A1A9" wp14:editId="3E74B579">
+                <wp:anchor distT="0" distB="0" distL="114300" distR="114300" simplePos="0" relativeHeight="251656192" behindDoc="0" locked="0" layoutInCell="1" allowOverlap="1" wp14:anchorId="6906A1A9" wp14:editId="3E74B579">
                   <wp:simplePos x="0" y="0"/>
                   <wp:positionH relativeFrom="column">
                     <wp:posOffset>-1371600</wp:posOffset>
@@ -10626,7 +9703,7 @@
           <mc:AlternateContent>
             <mc:Choice Requires="wps">
               <w:drawing>
-                <wp:anchor distT="0" distB="0" distL="114300" distR="114300" simplePos="0" relativeHeight="251649024" behindDoc="0" locked="0" layoutInCell="1" allowOverlap="1" wp14:anchorId="1E62BE12" wp14:editId="4D228D95">
+                <wp:anchor distT="0" distB="0" distL="114300" distR="114300" simplePos="0" relativeHeight="251654144" behindDoc="0" locked="0" layoutInCell="1" allowOverlap="1" wp14:anchorId="1E62BE12" wp14:editId="4D228D95">
                   <wp:simplePos x="0" y="0"/>
                   <wp:positionH relativeFrom="column">
                     <wp:posOffset>-228600</wp:posOffset>
@@ -10694,7 +9771,7 @@
           <mc:AlternateContent>
             <mc:Choice Requires="wps">
               <w:drawing>
-                <wp:anchor distT="0" distB="0" distL="114300" distR="114300" simplePos="0" relativeHeight="251650048" behindDoc="0" locked="0" layoutInCell="1" allowOverlap="1" wp14:anchorId="419E6D30" wp14:editId="75CF9F07">
+                <wp:anchor distT="0" distB="0" distL="114300" distR="114300" simplePos="0" relativeHeight="251655168" behindDoc="0" locked="0" layoutInCell="1" allowOverlap="1" wp14:anchorId="419E6D30" wp14:editId="75CF9F07">
                   <wp:simplePos x="0" y="0"/>
                   <wp:positionH relativeFrom="column">
                     <wp:posOffset>5715000</wp:posOffset>
@@ -10795,22 +9872,7 @@
             <w:sz w:val="24"/>
           </w:rPr>
           <w:tab/>
-        </w:r>
-        <w:proofErr w:type="spellStart"/>
-        <w:r>
-          <w:rPr>
-            <w:rFonts w:ascii="Courier New" w:hAnsi="Courier New" w:cs="Courier New"/>
-            <w:sz w:val="24"/>
-          </w:rPr>
-          <w:t>Bulanao</w:t>
-        </w:r>
-        <w:proofErr w:type="spellEnd"/>
-        <w:r>
-          <w:rPr>
-            <w:rFonts w:ascii="Courier New" w:hAnsi="Courier New" w:cs="Courier New"/>
-            <w:sz w:val="24"/>
-          </w:rPr>
-          <w:t>, Tabuk City, Kalinga</w:t>
+          <w:t>Bulanao, Tabuk City, Kalinga</w:t>
         </w:r>
         <w:r>
           <w:rPr>
@@ -10837,7 +9899,7 @@
           <mc:AlternateContent>
             <mc:Choice Requires="wps">
               <w:drawing>
-                <wp:anchor distT="0" distB="0" distL="114300" distR="114300" simplePos="0" relativeHeight="251643904" behindDoc="0" locked="0" layoutInCell="1" allowOverlap="1">
+                <wp:anchor distT="0" distB="0" distL="114300" distR="114300" simplePos="0" relativeHeight="251642880" behindDoc="0" locked="0" layoutInCell="1" allowOverlap="1" wp14:anchorId="390DAA57" wp14:editId="5C4C8FA4">
                   <wp:simplePos x="0" y="0"/>
                   <wp:positionH relativeFrom="page">
                     <wp:align>right</wp:align>
@@ -10950,7 +10012,7 @@
             <w:lang w:eastAsia="en-PH"/>
           </w:rPr>
           <w:drawing>
-            <wp:anchor distT="0" distB="0" distL="114300" distR="114300" simplePos="0" relativeHeight="251660288" behindDoc="0" locked="0" layoutInCell="1" allowOverlap="1" wp14:anchorId="615D653D" wp14:editId="5701BB36">
+            <wp:anchor distT="0" distB="0" distL="114300" distR="114300" simplePos="0" relativeHeight="251665408" behindDoc="0" locked="0" layoutInCell="1" allowOverlap="1" wp14:anchorId="615D653D" wp14:editId="5701BB36">
               <wp:simplePos x="0" y="0"/>
               <wp:positionH relativeFrom="column">
                 <wp:posOffset>-246380</wp:posOffset>
@@ -11012,7 +10074,7 @@
           <mc:AlternateContent>
             <mc:Choice Requires="wps">
               <w:drawing>
-                <wp:anchor distT="0" distB="0" distL="114300" distR="114300" simplePos="0" relativeHeight="251663360" behindDoc="0" locked="0" layoutInCell="1" allowOverlap="1" wp14:anchorId="7877EF97" wp14:editId="2C2F600E">
+                <wp:anchor distT="0" distB="0" distL="114300" distR="114300" simplePos="0" relativeHeight="251668480" behindDoc="0" locked="0" layoutInCell="1" allowOverlap="1" wp14:anchorId="7877EF97" wp14:editId="2C2F600E">
                   <wp:simplePos x="0" y="0"/>
                   <wp:positionH relativeFrom="column">
                     <wp:posOffset>-1371600</wp:posOffset>
@@ -11080,7 +10142,7 @@
           <mc:AlternateContent>
             <mc:Choice Requires="wps">
               <w:drawing>
-                <wp:anchor distT="0" distB="0" distL="114300" distR="114300" simplePos="0" relativeHeight="251661312" behindDoc="0" locked="0" layoutInCell="1" allowOverlap="1" wp14:anchorId="3084B7A7" wp14:editId="6E864ED7">
+                <wp:anchor distT="0" distB="0" distL="114300" distR="114300" simplePos="0" relativeHeight="251666432" behindDoc="0" locked="0" layoutInCell="1" allowOverlap="1" wp14:anchorId="3084B7A7" wp14:editId="6E864ED7">
                   <wp:simplePos x="0" y="0"/>
                   <wp:positionH relativeFrom="column">
                     <wp:posOffset>-228600</wp:posOffset>
@@ -11148,7 +10210,7 @@
           <mc:AlternateContent>
             <mc:Choice Requires="wps">
               <w:drawing>
-                <wp:anchor distT="0" distB="0" distL="114300" distR="114300" simplePos="0" relativeHeight="251662336" behindDoc="0" locked="0" layoutInCell="1" allowOverlap="1" wp14:anchorId="318B91C1" wp14:editId="5263787F">
+                <wp:anchor distT="0" distB="0" distL="114300" distR="114300" simplePos="0" relativeHeight="251667456" behindDoc="0" locked="0" layoutInCell="1" allowOverlap="1" wp14:anchorId="318B91C1" wp14:editId="5263787F">
                   <wp:simplePos x="0" y="0"/>
                   <wp:positionH relativeFrom="column">
                     <wp:posOffset>5715000</wp:posOffset>
@@ -11249,22 +10311,7 @@
             <w:sz w:val="24"/>
           </w:rPr>
           <w:tab/>
-        </w:r>
-        <w:proofErr w:type="spellStart"/>
-        <w:r>
-          <w:rPr>
-            <w:rFonts w:ascii="Courier New" w:hAnsi="Courier New" w:cs="Courier New"/>
-            <w:sz w:val="24"/>
-          </w:rPr>
-          <w:t>Bulanao</w:t>
-        </w:r>
-        <w:proofErr w:type="spellEnd"/>
-        <w:r>
-          <w:rPr>
-            <w:rFonts w:ascii="Courier New" w:hAnsi="Courier New" w:cs="Courier New"/>
-            <w:sz w:val="24"/>
-          </w:rPr>
-          <w:t>, Tabuk City, Kalinga</w:t>
+          <w:t>Bulanao, Tabuk City, Kalinga</w:t>
         </w:r>
       </w:p>
       <w:p>
@@ -11308,7 +10355,7 @@
           <mc:AlternateContent>
             <mc:Choice Requires="wps">
               <w:drawing>
-                <wp:anchor distT="0" distB="0" distL="114300" distR="114300" simplePos="0" relativeHeight="251643904" behindDoc="0" locked="0" layoutInCell="1" allowOverlap="1">
+                <wp:anchor distT="0" distB="0" distL="114300" distR="114300" simplePos="0" relativeHeight="251643904" behindDoc="0" locked="0" layoutInCell="1" allowOverlap="1" wp14:anchorId="002F5DB9" wp14:editId="342B3F33">
                   <wp:simplePos x="0" y="0"/>
                   <wp:positionH relativeFrom="page">
                     <wp:align>right</wp:align>
@@ -11483,7 +10530,7 @@
             <w:lang w:eastAsia="en-PH"/>
           </w:rPr>
           <w:drawing>
-            <wp:anchor distT="0" distB="0" distL="114300" distR="114300" simplePos="0" relativeHeight="251656192" behindDoc="0" locked="0" layoutInCell="1" allowOverlap="1" wp14:anchorId="67E0C852" wp14:editId="3571D093">
+            <wp:anchor distT="0" distB="0" distL="114300" distR="114300" simplePos="0" relativeHeight="251661312" behindDoc="0" locked="0" layoutInCell="1" allowOverlap="1" wp14:anchorId="67E0C852" wp14:editId="3571D093">
               <wp:simplePos x="0" y="0"/>
               <wp:positionH relativeFrom="column">
                 <wp:posOffset>-246380</wp:posOffset>
@@ -11545,7 +10592,7 @@
           <mc:AlternateContent>
             <mc:Choice Requires="wps">
               <w:drawing>
-                <wp:anchor distT="0" distB="0" distL="114300" distR="114300" simplePos="0" relativeHeight="251659264" behindDoc="0" locked="0" layoutInCell="1" allowOverlap="1" wp14:anchorId="6A5B7416" wp14:editId="51816448">
+                <wp:anchor distT="0" distB="0" distL="114300" distR="114300" simplePos="0" relativeHeight="251664384" behindDoc="0" locked="0" layoutInCell="1" allowOverlap="1" wp14:anchorId="6A5B7416" wp14:editId="51816448">
                   <wp:simplePos x="0" y="0"/>
                   <wp:positionH relativeFrom="column">
                     <wp:posOffset>-1371600</wp:posOffset>
@@ -11613,7 +10660,7 @@
           <mc:AlternateContent>
             <mc:Choice Requires="wps">
               <w:drawing>
-                <wp:anchor distT="0" distB="0" distL="114300" distR="114300" simplePos="0" relativeHeight="251657216" behindDoc="0" locked="0" layoutInCell="1" allowOverlap="1" wp14:anchorId="6BF0F465" wp14:editId="15DCC985">
+                <wp:anchor distT="0" distB="0" distL="114300" distR="114300" simplePos="0" relativeHeight="251662336" behindDoc="0" locked="0" layoutInCell="1" allowOverlap="1" wp14:anchorId="6BF0F465" wp14:editId="15DCC985">
                   <wp:simplePos x="0" y="0"/>
                   <wp:positionH relativeFrom="column">
                     <wp:posOffset>-228600</wp:posOffset>
@@ -11681,7 +10728,7 @@
           <mc:AlternateContent>
             <mc:Choice Requires="wps">
               <w:drawing>
-                <wp:anchor distT="0" distB="0" distL="114300" distR="114300" simplePos="0" relativeHeight="251658240" behindDoc="0" locked="0" layoutInCell="1" allowOverlap="1" wp14:anchorId="522BAC7C" wp14:editId="70850196">
+                <wp:anchor distT="0" distB="0" distL="114300" distR="114300" simplePos="0" relativeHeight="251663360" behindDoc="0" locked="0" layoutInCell="1" allowOverlap="1" wp14:anchorId="522BAC7C" wp14:editId="70850196">
                   <wp:simplePos x="0" y="0"/>
                   <wp:positionH relativeFrom="column">
                     <wp:posOffset>5715000</wp:posOffset>
@@ -11782,22 +10829,7 @@
             <w:sz w:val="24"/>
           </w:rPr>
           <w:tab/>
-        </w:r>
-        <w:proofErr w:type="spellStart"/>
-        <w:r>
-          <w:rPr>
-            <w:rFonts w:ascii="Courier New" w:hAnsi="Courier New" w:cs="Courier New"/>
-            <w:sz w:val="24"/>
-          </w:rPr>
-          <w:t>Bulanao</w:t>
-        </w:r>
-        <w:proofErr w:type="spellEnd"/>
-        <w:r>
-          <w:rPr>
-            <w:rFonts w:ascii="Courier New" w:hAnsi="Courier New" w:cs="Courier New"/>
-            <w:sz w:val="24"/>
-          </w:rPr>
-          <w:t>, Tabuk City, Kalinga</w:t>
+          <w:t>Bulanao, Tabuk City, Kalinga</w:t>
         </w:r>
       </w:p>
       <w:p>
@@ -11823,7 +10855,7 @@
           <mc:AlternateContent>
             <mc:Choice Requires="wps">
               <w:drawing>
-                <wp:anchor distT="0" distB="0" distL="114300" distR="114300" simplePos="0" relativeHeight="251643904" behindDoc="0" locked="0" layoutInCell="1" allowOverlap="1">
+                <wp:anchor distT="0" distB="0" distL="114300" distR="114300" simplePos="0" relativeHeight="251644928" behindDoc="0" locked="0" layoutInCell="1" allowOverlap="1" wp14:anchorId="7A245BD2" wp14:editId="5FE37CC6">
                   <wp:simplePos x="0" y="0"/>
                   <wp:positionH relativeFrom="page">
                     <wp:align>right</wp:align>
@@ -11954,7 +10986,7 @@
             <w:lang w:eastAsia="en-PH"/>
           </w:rPr>
           <w:drawing>
-            <wp:anchor distT="0" distB="0" distL="114300" distR="114300" simplePos="0" relativeHeight="251668480" behindDoc="0" locked="0" layoutInCell="1" allowOverlap="1" wp14:anchorId="400D7994" wp14:editId="5FFDE659">
+            <wp:anchor distT="0" distB="0" distL="114300" distR="114300" simplePos="0" relativeHeight="251673600" behindDoc="0" locked="0" layoutInCell="1" allowOverlap="1" wp14:anchorId="400D7994" wp14:editId="5FFDE659">
               <wp:simplePos x="0" y="0"/>
               <wp:positionH relativeFrom="column">
                 <wp:posOffset>-246380</wp:posOffset>
@@ -12016,7 +11048,7 @@
           <mc:AlternateContent>
             <mc:Choice Requires="wps">
               <w:drawing>
-                <wp:anchor distT="0" distB="0" distL="114300" distR="114300" simplePos="0" relativeHeight="251671552" behindDoc="0" locked="0" layoutInCell="1" allowOverlap="1" wp14:anchorId="2A7ADE64" wp14:editId="46B2780C">
+                <wp:anchor distT="0" distB="0" distL="114300" distR="114300" simplePos="0" relativeHeight="251676672" behindDoc="0" locked="0" layoutInCell="1" allowOverlap="1" wp14:anchorId="2A7ADE64" wp14:editId="46B2780C">
                   <wp:simplePos x="0" y="0"/>
                   <wp:positionH relativeFrom="column">
                     <wp:posOffset>-1371600</wp:posOffset>
@@ -12084,7 +11116,7 @@
           <mc:AlternateContent>
             <mc:Choice Requires="wps">
               <w:drawing>
-                <wp:anchor distT="0" distB="0" distL="114300" distR="114300" simplePos="0" relativeHeight="251669504" behindDoc="0" locked="0" layoutInCell="1" allowOverlap="1" wp14:anchorId="47B43668" wp14:editId="679809A6">
+                <wp:anchor distT="0" distB="0" distL="114300" distR="114300" simplePos="0" relativeHeight="251674624" behindDoc="0" locked="0" layoutInCell="1" allowOverlap="1" wp14:anchorId="47B43668" wp14:editId="679809A6">
                   <wp:simplePos x="0" y="0"/>
                   <wp:positionH relativeFrom="column">
                     <wp:posOffset>-228600</wp:posOffset>
@@ -12152,7 +11184,7 @@
           <mc:AlternateContent>
             <mc:Choice Requires="wps">
               <w:drawing>
-                <wp:anchor distT="0" distB="0" distL="114300" distR="114300" simplePos="0" relativeHeight="251670528" behindDoc="0" locked="0" layoutInCell="1" allowOverlap="1" wp14:anchorId="4EB7054A" wp14:editId="5E52B582">
+                <wp:anchor distT="0" distB="0" distL="114300" distR="114300" simplePos="0" relativeHeight="251675648" behindDoc="0" locked="0" layoutInCell="1" allowOverlap="1" wp14:anchorId="4EB7054A" wp14:editId="5E52B582">
                   <wp:simplePos x="0" y="0"/>
                   <wp:positionH relativeFrom="column">
                     <wp:posOffset>5715000</wp:posOffset>
@@ -12253,22 +11285,7 @@
             <w:sz w:val="24"/>
           </w:rPr>
           <w:tab/>
-        </w:r>
-        <w:proofErr w:type="spellStart"/>
-        <w:r>
-          <w:rPr>
-            <w:rFonts w:ascii="Courier New" w:hAnsi="Courier New" w:cs="Courier New"/>
-            <w:sz w:val="24"/>
-          </w:rPr>
-          <w:t>Bulanao</w:t>
-        </w:r>
-        <w:proofErr w:type="spellEnd"/>
-        <w:r>
-          <w:rPr>
-            <w:rFonts w:ascii="Courier New" w:hAnsi="Courier New" w:cs="Courier New"/>
-            <w:sz w:val="24"/>
-          </w:rPr>
-          <w:t>, Tabuk City, Kalinga</w:t>
+          <w:t>Bulanao, Tabuk City, Kalinga</w:t>
         </w:r>
       </w:p>
       <w:p>
@@ -12312,7 +11329,7 @@
           <mc:AlternateContent>
             <mc:Choice Requires="wps">
               <w:drawing>
-                <wp:anchor distT="0" distB="0" distL="114300" distR="114300" simplePos="0" relativeHeight="251643904" behindDoc="0" locked="0" layoutInCell="1" allowOverlap="1">
+                <wp:anchor distT="0" distB="0" distL="114300" distR="114300" simplePos="0" relativeHeight="251645952" behindDoc="0" locked="0" layoutInCell="1" allowOverlap="1" wp14:anchorId="3536B0F1" wp14:editId="0E2ECE71">
                   <wp:simplePos x="0" y="0"/>
                   <wp:positionH relativeFrom="page">
                     <wp:align>right</wp:align>
@@ -12489,7 +11506,7 @@
             <w:lang w:eastAsia="en-PH"/>
           </w:rPr>
           <w:drawing>
-            <wp:anchor distT="0" distB="0" distL="114300" distR="114300" simplePos="0" relativeHeight="251664384" behindDoc="0" locked="0" layoutInCell="1" allowOverlap="1" wp14:anchorId="76CF24D9" wp14:editId="03C59511">
+            <wp:anchor distT="0" distB="0" distL="114300" distR="114300" simplePos="0" relativeHeight="251669504" behindDoc="0" locked="0" layoutInCell="1" allowOverlap="1" wp14:anchorId="76CF24D9" wp14:editId="03C59511">
               <wp:simplePos x="0" y="0"/>
               <wp:positionH relativeFrom="column">
                 <wp:posOffset>-246380</wp:posOffset>
@@ -12551,7 +11568,7 @@
           <mc:AlternateContent>
             <mc:Choice Requires="wps">
               <w:drawing>
-                <wp:anchor distT="0" distB="0" distL="114300" distR="114300" simplePos="0" relativeHeight="251667456" behindDoc="0" locked="0" layoutInCell="1" allowOverlap="1" wp14:anchorId="4DF466F2" wp14:editId="341E2D7A">
+                <wp:anchor distT="0" distB="0" distL="114300" distR="114300" simplePos="0" relativeHeight="251672576" behindDoc="0" locked="0" layoutInCell="1" allowOverlap="1" wp14:anchorId="4DF466F2" wp14:editId="341E2D7A">
                   <wp:simplePos x="0" y="0"/>
                   <wp:positionH relativeFrom="column">
                     <wp:posOffset>-1371600</wp:posOffset>
@@ -12619,7 +11636,7 @@
           <mc:AlternateContent>
             <mc:Choice Requires="wps">
               <w:drawing>
-                <wp:anchor distT="0" distB="0" distL="114300" distR="114300" simplePos="0" relativeHeight="251665408" behindDoc="0" locked="0" layoutInCell="1" allowOverlap="1" wp14:anchorId="04C379D1" wp14:editId="5A24E7E5">
+                <wp:anchor distT="0" distB="0" distL="114300" distR="114300" simplePos="0" relativeHeight="251670528" behindDoc="0" locked="0" layoutInCell="1" allowOverlap="1" wp14:anchorId="04C379D1" wp14:editId="5A24E7E5">
                   <wp:simplePos x="0" y="0"/>
                   <wp:positionH relativeFrom="column">
                     <wp:posOffset>-228600</wp:posOffset>
@@ -12687,7 +11704,7 @@
           <mc:AlternateContent>
             <mc:Choice Requires="wps">
               <w:drawing>
-                <wp:anchor distT="0" distB="0" distL="114300" distR="114300" simplePos="0" relativeHeight="251666432" behindDoc="0" locked="0" layoutInCell="1" allowOverlap="1" wp14:anchorId="54E11308" wp14:editId="59A407C0">
+                <wp:anchor distT="0" distB="0" distL="114300" distR="114300" simplePos="0" relativeHeight="251671552" behindDoc="0" locked="0" layoutInCell="1" allowOverlap="1" wp14:anchorId="54E11308" wp14:editId="59A407C0">
                   <wp:simplePos x="0" y="0"/>
                   <wp:positionH relativeFrom="column">
                     <wp:posOffset>5715000</wp:posOffset>
@@ -12788,22 +11805,7 @@
             <w:sz w:val="24"/>
           </w:rPr>
           <w:tab/>
-        </w:r>
-        <w:proofErr w:type="spellStart"/>
-        <w:r>
-          <w:rPr>
-            <w:rFonts w:ascii="Courier New" w:hAnsi="Courier New" w:cs="Courier New"/>
-            <w:sz w:val="24"/>
-          </w:rPr>
-          <w:t>Bulanao</w:t>
-        </w:r>
-        <w:proofErr w:type="spellEnd"/>
-        <w:r>
-          <w:rPr>
-            <w:rFonts w:ascii="Courier New" w:hAnsi="Courier New" w:cs="Courier New"/>
-            <w:sz w:val="24"/>
-          </w:rPr>
-          <w:t>, Tabuk City, Kalinga</w:t>
+          <w:t>Bulanao, Tabuk City, Kalinga</w:t>
         </w:r>
       </w:p>
       <w:p>
@@ -12829,7 +11831,7 @@
           <mc:AlternateContent>
             <mc:Choice Requires="wps">
               <w:drawing>
-                <wp:anchor distT="0" distB="0" distL="114300" distR="114300" simplePos="0" relativeHeight="251643904" behindDoc="0" locked="0" layoutInCell="1" allowOverlap="1">
+                <wp:anchor distT="0" distB="0" distL="114300" distR="114300" simplePos="0" relativeHeight="251646976" behindDoc="0" locked="0" layoutInCell="1" allowOverlap="1" wp14:anchorId="34B28411" wp14:editId="3F8150CD">
                   <wp:simplePos x="0" y="0"/>
                   <wp:positionH relativeFrom="page">
                     <wp:align>right</wp:align>
@@ -13572,6 +12574,14 @@
     <w:abstractNumId w:val="3"/>
   </w:num>
 </w:numbering>
+</file>
+
+<file path=word/people.xml><?xml version="1.0" encoding="utf-8"?>
+<w15:people xmlns:wpc="http://schemas.microsoft.com/office/word/2010/wordprocessingCanvas" xmlns:cx="http://schemas.microsoft.com/office/drawing/2014/chartex" xmlns:cx1="http://schemas.microsoft.com/office/drawing/2015/9/8/chartex" xmlns:cx2="http://schemas.microsoft.com/office/drawing/2015/10/21/chartex" xmlns:cx3="http://schemas.microsoft.com/office/drawing/2016/5/9/chartex" xmlns:cx4="http://schemas.microsoft.com/office/drawing/2016/5/10/chartex" xmlns:cx5="http://schemas.microsoft.com/office/drawing/2016/5/11/chartex" xmlns:cx6="http://schemas.microsoft.com/office/drawing/2016/5/12/chartex" xmlns:cx7="http://schemas.microsoft.com/office/drawing/2016/5/13/chartex" xmlns:cx8="http://schemas.microsoft.com/office/drawing/2016/5/14/chartex" xmlns:mc="http://schemas.openxmlformats.org/markup-compatibility/2006" xmlns:aink="http://schemas.microsoft.com/office/drawing/2016/ink" xmlns:am3d="http://schemas.microsoft.com/office/drawing/2017/model3d" xmlns:o="urn:schemas-microsoft-com:office:office" xmlns:oel="http://schemas.microsoft.com/office/2019/extlst" xmlns:r="http://schemas.openxmlformats.org/officeDocument/2006/relationships" xmlns:m="http://schemas.openxmlformats.org/officeDocument/2006/math" xmlns:v="urn:schemas-microsoft-com:vml" xmlns:wp14="http://schemas.microsoft.com/office/word/2010/wordprocessingDrawing" xmlns:wp="http://schemas.openxmlformats.org/drawingml/2006/wordprocessingDrawing" xmlns:w10="urn:schemas-microsoft-com:office:word" xmlns:w="http://schemas.openxmlformats.org/wordprocessingml/2006/main" xmlns:w14="http://schemas.microsoft.com/office/word/2010/wordml" xmlns:w15="http://schemas.microsoft.com/office/word/2012/wordml" xmlns:w16cex="http://schemas.microsoft.com/office/word/2018/wordml/cex" xmlns:w16cid="http://schemas.microsoft.com/office/word/2016/wordml/cid" xmlns:w16="http://schemas.microsoft.com/office/word/2018/wordml" xmlns:w16du="http://schemas.microsoft.com/office/word/2023/wordml/word16du" xmlns:w16sdtdh="http://schemas.microsoft.com/office/word/2020/wordml/sdtdatahash" xmlns:w16sdtfl="http://schemas.microsoft.com/office/word/2024/wordml/sdtformatlock" xmlns:w16se="http://schemas.microsoft.com/office/word/2015/wordml/symex" xmlns:wpg="http://schemas.microsoft.com/office/word/2010/wordprocessingGroup" xmlns:wpi="http://schemas.microsoft.com/office/word/2010/wordprocessingInk" xmlns:wne="http://schemas.microsoft.com/office/word/2006/wordml" xmlns:wps="http://schemas.microsoft.com/office/word/2010/wordprocessingShape" mc:Ignorable="w14 w15 w16se w16cid w16 w16cex w16sdtdh w16sdtfl w16du wp14">
+  <w15:person w15:author="lonnnmirabueno@outlook.com">
+    <w15:presenceInfo w15:providerId="Windows Live" w15:userId="acdcbd766da33ecd"/>
+  </w15:person>
+</w15:people>
 </file>
 
 <file path=word/styles.xml><?xml version="1.0" encoding="utf-8"?>
@@ -14949,6 +13959,10 @@
 </file>
 
 <file path=customXml/item1.xml><?xml version="1.0" encoding="utf-8"?>
+<b:Sources xmlns:b="http://schemas.openxmlformats.org/officeDocument/2006/bibliography" xmlns="http://schemas.openxmlformats.org/officeDocument/2006/bibliography" SelectedStyle="\APASixthEditionOfficeOnline.xsl" StyleName="APA" Version="6"/>
+</file>
+
+<file path=customXml/item2.xml><?xml version="1.0" encoding="utf-8"?>
 <s:customData xmlns="http://www.wps.cn/officeDocument/2013/wpsCustomData" xmlns:s="http://www.wps.cn/officeDocument/2013/wpsCustomData">
   <customSectProps>
     <customSectPr/>
@@ -14960,22 +13974,18 @@
 </s:customData>
 </file>
 
-<file path=customXml/item2.xml><?xml version="1.0" encoding="utf-8"?>
-<b:Sources xmlns:b="http://schemas.openxmlformats.org/officeDocument/2006/bibliography" xmlns="http://schemas.openxmlformats.org/officeDocument/2006/bibliography" SelectedStyle="\APASixthEditionOfficeOnline.xsl" StyleName="APA" Version="6"/>
+<file path=customXml/itemProps1.xml><?xml version="1.0" encoding="utf-8"?>
+<ds:datastoreItem xmlns:ds="http://schemas.openxmlformats.org/officeDocument/2006/customXml" ds:itemID="{5EC2CED6-9A61-4FA3-BB1B-E128CC05341B}">
+  <ds:schemaRefs>
+    <ds:schemaRef ds:uri="http://schemas.openxmlformats.org/officeDocument/2006/bibliography"/>
+  </ds:schemaRefs>
+</ds:datastoreItem>
 </file>
 
-<file path=customXml/itemProps1.xml><?xml version="1.0" encoding="utf-8"?>
+<file path=customXml/itemProps2.xml><?xml version="1.0" encoding="utf-8"?>
 <ds:datastoreItem xmlns:ds="http://schemas.openxmlformats.org/officeDocument/2006/customXml" ds:itemID="{B1977F7D-205B-4081-913C-38D41E755F92}">
   <ds:schemaRefs>
     <ds:schemaRef ds:uri="http://www.wps.cn/officeDocument/2013/wpsCustomData"/>
   </ds:schemaRefs>
 </ds:datastoreItem>
-</file>
-
-<file path=customXml/itemProps2.xml><?xml version="1.0" encoding="utf-8"?>
-<ds:datastoreItem xmlns:ds="http://schemas.openxmlformats.org/officeDocument/2006/customXml" ds:itemID="{5EC2CED6-9A61-4FA3-BB1B-E128CC05341B}">
-  <ds:schemaRefs>
-    <ds:schemaRef ds:uri="http://schemas.openxmlformats.org/officeDocument/2006/bibliography"/>
-  </ds:schemaRefs>
-</ds:datastoreItem>
 </file>
--- a/docs/paper/Auditrix - Chapter 4.docx
+++ b/docs/paper/Auditrix - Chapter 4.docx
@@ -310,6 +310,7 @@
                 <w:sz w:val="24"/>
                 <w:szCs w:val="24"/>
               </w:rPr>
+              <w:lastRenderedPageBreak/>
               <w:t>[INPUT]</w:t>
             </w:r>
           </w:p>
@@ -699,7 +700,6 @@
           <w:sz w:val="24"/>
           <w:szCs w:val="24"/>
         </w:rPr>
-        <w:lastRenderedPageBreak/>
         <w:t>Problems Encountered in the Current System</w:t>
       </w:r>
       <w:r>
@@ -813,6 +813,7 @@
           <w:sz w:val="24"/>
           <w:szCs w:val="24"/>
         </w:rPr>
+        <w:lastRenderedPageBreak/>
         <w:t xml:space="preserve">2. Absence of Automated Compliance-Checking Tools. </w:t>
       </w:r>
       <w:r>
@@ -843,7 +844,6 @@
           <w:sz w:val="24"/>
           <w:szCs w:val="24"/>
         </w:rPr>
-        <w:lastRenderedPageBreak/>
         <w:t xml:space="preserve">3. Limited Student Awareness of Prerequisite Requirements. </w:t>
       </w:r>
       <w:r>
@@ -869,6 +869,7 @@
         <w:rPr>
           <w:noProof/>
         </w:rPr>
+        <w:lastRenderedPageBreak/>
         <w:drawing>
           <wp:inline distT="0" distB="0" distL="0" distR="0" wp14:anchorId="0B8AADDB" wp14:editId="623C5CC2">
             <wp:extent cx="5486400" cy="3017520"/>
@@ -885,7 +886,7 @@
                     <pic:cNvPicPr/>
                   </pic:nvPicPr>
                   <pic:blipFill>
-                    <a:blip r:embed="rId28"/>
+                    <a:blip r:embed="rId30"/>
                     <a:stretch>
                       <a:fillRect/>
                     </a:stretch>
@@ -933,7 +934,7 @@
           <w:sz w:val="24"/>
           <w:szCs w:val="24"/>
         </w:rPr>
-        <w:t>presents these three problems in an Ishikawa (fishbone) diagram, with each problem as a branch and its causes listed under it: Late-Detection Blindspots (no structural block during digital enrollment selection; violations found only at the final graduation audit), Absence of Automated Compliance-Checking Tools (the MIS cannot cross-</w:t>
+        <w:t xml:space="preserve">presents these three problems in an Ishikawa (fishbone) diagram, with each problem as a branch and its causes listed under it: Late-Detection Blindspots (no structural block during digital enrollment selection; violations found only at the final graduation audit), Absence of Automated Compliance-Checking Tools (the MIS cannot cross-reference grades with the curriculum; verification rests on the Chairperson's manual review; no automated safeguard between data entry and eligibility), and Limited Student Awareness of Prerequisite Requirements (the MIS does not alert students when they are ineligible; students unknowingly enroll without the prerequisites). Together, they lead to the </w:t>
       </w:r>
       <w:r>
         <w:rPr>
@@ -942,7 +943,7 @@
           <w:szCs w:val="24"/>
         </w:rPr>
         <w:lastRenderedPageBreak/>
-        <w:t>reference grades with the curriculum; verification rests on the Chairperson's manual review; no automated safeguard between data entry and eligibility), and Limited Student Awareness of Prerequisite Requirements (the MIS does not alert students when they are ineligible; students unknowingly enroll without the prerequisites). Together, they lead to the same effect: students who are delayed in completing their program, with extra semesters and costs.</w:t>
+        <w:t>same effect: students who are delayed in completing their program, with extra semesters and costs.</w:t>
       </w:r>
       <w:r>
         <w:fldChar w:fldCharType="begin"/>
@@ -1052,16 +1053,7 @@
           <w:sz w:val="24"/>
           <w:szCs w:val="24"/>
         </w:rPr>
-        <w:t xml:space="preserve"> and BSCE programs of the CEIT. The system was built using the Iterative and Incremental Development (IID) model, allowing the Audit Engine's logic to be reviewed early and refined across three functional increments: (1) curriculum, student and grade records with a basic audit; (2) curriculum versions, imports, student movements and the redesigned interface; and (3) the </w:t>
-      </w:r>
-      <w:r>
-        <w:rPr>
-          <w:rFonts w:ascii="Courier New" w:hAnsi="Courier New" w:cs="Courier New"/>
-          <w:sz w:val="24"/>
-          <w:szCs w:val="24"/>
-        </w:rPr>
-        <w:lastRenderedPageBreak/>
-        <w:t>term-based audit, automatic year levels, and the regular and irregular classification.</w:t>
+        <w:t xml:space="preserve"> and BSCE programs of the CEIT. The system was built using the Iterative and Incremental Development (IID) model, allowing the Audit Engine's logic to be reviewed early and refined across three functional increments: (1) curriculum, student and grade records with a basic audit; (2) curriculum versions, imports, student movements and the redesigned interface; and (3) the term-based audit, automatic year levels, and the regular and irregular classification.</w:t>
       </w:r>
     </w:p>
     <w:p>
@@ -1081,7 +1073,16 @@
           <w:sz w:val="24"/>
           <w:szCs w:val="24"/>
         </w:rPr>
-        <w:t>The system runs on Next.js 16 (App Router and server actions) with React 19 and TypeScript, styled with Tailwind CSS 4 in a KSU green theme designed for responsiveness across desktop, tablet, and mobile. Supabase serves as the backend-as-a-service, hosting the PostgreSQL database, authentication, and Row-Level Security (RLS) policies; the database schema is built step by step by 30 migration scripts. Curricula are exported to PDF with @react-pdf/renderer. Interface flows were prototyped as high-fidelity mockups in Figma prior to implementation.</w:t>
+        <w:t xml:space="preserve">The system runs on Next.js 16 (App Router and server actions) with React 19 and TypeScript, styled with Tailwind CSS 4 in a KSU green theme designed for responsiveness across </w:t>
+      </w:r>
+      <w:r>
+        <w:rPr>
+          <w:rFonts w:ascii="Courier New" w:hAnsi="Courier New" w:cs="Courier New"/>
+          <w:sz w:val="24"/>
+          <w:szCs w:val="24"/>
+        </w:rPr>
+        <w:lastRenderedPageBreak/>
+        <w:t>desktop, tablet, and mobile. Supabase serves as the backend-as-a-service, hosting the PostgreSQL database, authentication, and Row-Level Security (RLS) policies; the database schema is built step by step by 30 migration scripts. Curricula are exported to PDF with @react-pdf/renderer. Interface flows were prototyped as high-fidelity mockups in Figma prior to implementation.</w:t>
       </w:r>
     </w:p>
     <w:p>
@@ -1504,7 +1505,7 @@
           <w:sz w:val="24"/>
           <w:szCs w:val="24"/>
         </w:rPr>
-        <w:t xml:space="preserve">The statuses are not stored at the moment a grade is entered. Instead, every time a student's audit is shown, the engine compares the term in which each subject was taken with the term in which each of its requirements was passed. Because of this, grades can be encoded in any order and the result stays the same, and a violation remains on the student's record until the subject is retaken after its requirements are met. This design replaced the system's first checker, </w:t>
+        <w:t xml:space="preserve">The statuses are not stored at the moment a grade is entered. Instead, every time a student's audit is shown, the engine compares the term in which each subject was taken with the term in which each of its requirements was passed. Because of this, grades can be encoded in any order and the result stays the same, and a violation remains on the student's record until the subject is retaken after its requirements </w:t>
       </w:r>
       <w:r>
         <w:rPr>
@@ -1513,7 +1514,7 @@
           <w:szCs w:val="24"/>
         </w:rPr>
         <w:lastRenderedPageBreak/>
-        <w:t>which stored a permanent flag at the moment of entry; the reasons for the change are discussed under Testing of the System.</w:t>
+        <w:t>are met. This design replaced the system's first checker, which stored a permanent flag at the moment of entry; the reasons for the change are discussed under Testing of the System.</w:t>
       </w:r>
     </w:p>
     <w:p>
@@ -1573,7 +1574,7 @@
           <w:sz w:val="24"/>
           <w:szCs w:val="24"/>
         </w:rPr>
-        <w:t xml:space="preserve">The KSU Student Handbook requires a prerequisite to be passed prior to taking a subject and nullifies the credit of a subject taken without it. Accordingly, a prerequisite must be passed in a term before the term in which the subject was taken; passing it in the same term is a violation. Taking a subject while its prerequisite is still INC is also a violation, since an INC counts as passed only from the term in which it was resolved. A subject taken out of order earns no credit: it does not satisfy later prerequisites, does not </w:t>
+        <w:t xml:space="preserve">The KSU Student Handbook requires a prerequisite to be passed prior to taking a subject and nullifies the credit of a subject taken without it. Accordingly, a prerequisite must be passed in a term before the term in which the subject was taken; passing it in the same term is a violation. Taking a subject while its prerequisite is still INC is also a violation, since an INC counts as passed only from the term </w:t>
       </w:r>
       <w:r>
         <w:rPr>
@@ -1582,7 +1583,7 @@
           <w:szCs w:val="24"/>
         </w:rPr>
         <w:lastRenderedPageBreak/>
-        <w:t>count toward units or year level, and has to be retaken. If a prerequisite's grade from an earlier term is still in progress, the subject is Pending rather than a violation.</w:t>
+        <w:t>in which it was resolved. A subject taken out of order earns no credit: it does not satisfy later prerequisites, does not count toward units or year level, and has to be retaken. If a prerequisite's grade from an earlier term is still in progress, the subject is Pending rather than a violation.</w:t>
       </w:r>
     </w:p>
     <w:p>
@@ -1706,7 +1707,7 @@
           <w:sz w:val="24"/>
           <w:szCs w:val="24"/>
         </w:rPr>
-        <w:t xml:space="preserve">that a student's year level should follow what the student has finished in the curriculum, the year level is computed from the share of the curriculum's units passed, as shown in Table 4.2. Passing every subject of the earlier years also moves a student up, even if the units fall slightly short. Only passes that count, and only those earned before the current semester, are included, so students move up when the Dean moves the college to a new semester. The year level given at registration or import is used as a starting point until the </w:t>
+        <w:t xml:space="preserve">that a student's year level should follow what the student has finished in the curriculum, the year level is computed from the share of the curriculum's units passed, as shown in Table 4.2. Passing every subject of the earlier years also moves a student up, even if the units fall slightly short. Only passes that count, and only those earned before the current semester, are included, so students move up when the Dean moves the </w:t>
       </w:r>
       <w:r>
         <w:rPr>
@@ -1715,7 +1716,7 @@
           <w:szCs w:val="24"/>
         </w:rPr>
         <w:lastRenderedPageBreak/>
-        <w:t>grades show more, and a chairperson can set a year level by hand for a special case and set it back to automatic.</w:t>
+        <w:t>college to a new semester. The year level given at registration or import is used as a starting point until the grades show more, and a chairperson can set a year level by hand for a special case and set it back to automatic.</w:t>
       </w:r>
     </w:p>
     <w:tbl>
@@ -2086,7 +2087,7 @@
           <w:sz w:val="24"/>
           <w:szCs w:val="24"/>
         </w:rPr>
-        <w:t xml:space="preserve"> Per the Student Handbook and the Operations Manual, a student is regular when enrolled in the full prescribed load for the current semester, and irregular when enrolled in less; the missing subjects are listed. The prescribed load is taken to be the curriculum's </w:t>
+        <w:t xml:space="preserve"> Per the Student Handbook and the Operations Manual, a student is regular when enrolled in the full prescribed load for the current semester, and </w:t>
       </w:r>
       <w:r>
         <w:rPr>
@@ -2095,7 +2096,7 @@
           <w:szCs w:val="24"/>
         </w:rPr>
         <w:lastRenderedPageBreak/>
-        <w:t>subjects for the student's year level and the current semester, not counting subjects already passed in an earlier term, and back subjects taken on top of a full load do not make a student irregular. Enrollment is known from the grades (or "in progress" records) of the current semester; with nothing recorded, the status is "Not determined</w:t>
+        <w:t>irregular when enrolled in less; the missing subjects are listed. The prescribed load is taken to be the curriculum's subjects for the student's year level and the current semester, not counting subjects already passed in an earlier term, and back subjects taken on top of a full load do not make a student irregular. Enrollment is known from the grades (or "in progress" records) of the current semester; with nothing recorded, the status is "Not determined</w:t>
       </w:r>
       <w:r>
         <w:rPr>
@@ -2157,7 +2158,7 @@
           <w:sz w:val="24"/>
           <w:szCs w:val="24"/>
         </w:rPr>
-        <w:t xml:space="preserve"> and 3.0 (passing), 5.0 (failing), and INC, and a subject the student is taking this semester can be marked In progress. Several subjects can be ticked and marked In progress at once; ticking all leaves out the subjects the student cannot take yet (e.g., "Can't take yet. Needs: MATH 111"), which can still be ticked one by one if the student is enrolled in them anyway. Only changed grades are saved, and changing an existing grade is treated as a correction that asks for confirmation. A final grade for an </w:t>
+        <w:t xml:space="preserve"> and 3.0 (passing), 5.0 (failing), and INC, and a subject the student is taking this semester can be marked In progress. Several subjects can be ticked and marked In progress at once; ticking all leaves out the subjects the student cannot take yet (e.g., "Can't take yet. Needs: MATH 111"), which can still be ticked one by one if the student is enrolled in them anyway. Only changed grades </w:t>
       </w:r>
       <w:r>
         <w:rPr>
@@ -2166,7 +2167,7 @@
           <w:szCs w:val="24"/>
         </w:rPr>
         <w:lastRenderedPageBreak/>
-        <w:t>INC keeps the subject in the term it was taken and records the term in which the INC was resolved (shown as "INC → 25-1"). Since only the latest attempt of a subject is kept as the student's record, a grade from an earlier term than the recorded one is refused unless the chairperson confirms that it corrects a wrongly entered term. After saving, a message names any subject that has just become a violation, and every grade ever entered is kept in the student's grade logbook together with who entered it and when. The database writes this logbook itself, so its entries cannot be edited or deleted, and it accepts only KSU grades that match their status and well-formed terms.</w:t>
+        <w:t>are saved, and changing an existing grade is treated as a correction that asks for confirmation. A final grade for an INC keeps the subject in the term it was taken and records the term in which the INC was resolved (shown as "INC → 25-1"). Since only the latest attempt of a subject is kept as the student's record, a grade from an earlier term than the recorded one is refused unless the chairperson confirms that it corrects a wrongly entered term. After saving, a message names any subject that has just become a violation, and every grade ever entered is kept in the student's grade logbook together with who entered it and when. The database writes this logbook itself, so its entries cannot be edited or deleted, and it accepts only KSU grades that match their status and well-formed terms.</w:t>
       </w:r>
     </w:p>
     <w:p>
@@ -2216,7 +2217,16 @@
           <w:sz w:val="24"/>
           <w:szCs w:val="24"/>
         </w:rPr>
-        <w:t xml:space="preserve"> Each program keeps curriculum versions by effective year (e.g., BSCpE 2019 and 2023), and a new version can copy an existing one. Each subject has a code, title, units, year level and semester (including midyear), and its requirements. Curricula can be imported from an Excel (.xlsx or .xls) or CSV file, in a format designed by the researchers, with a preview of what will be added, changed or removed before saving, exported to CSV or PDF, and every change is kept in a per-version change history showing who changed what, and when.</w:t>
+        <w:t xml:space="preserve"> Each program keeps curriculum versions by effective year (e.g., BSCpE 2019 and 2023), and a new version can copy an existing one. Each subject has a code, title, units, year level and semester (including midyear), and its requirements. Curricula can be imported from an Excel (.xlsx or .xls) or CSV file, in a format designed by the researchers, with a preview of what will be added, changed or removed before saving, exported to CSV or PDF, and </w:t>
+      </w:r>
+      <w:r>
+        <w:rPr>
+          <w:rFonts w:ascii="Courier New" w:hAnsi="Courier New" w:cs="Courier New"/>
+          <w:sz w:val="24"/>
+          <w:szCs w:val="24"/>
+        </w:rPr>
+        <w:lastRenderedPageBreak/>
+        <w:t>every change is kept in a per-version change history showing who changed what, and when.</w:t>
       </w:r>
     </w:p>
     <w:p>
@@ -2238,7 +2248,6 @@
           <w:sz w:val="24"/>
           <w:szCs w:val="24"/>
         </w:rPr>
-        <w:lastRenderedPageBreak/>
         <w:t xml:space="preserve">Students and </w:t>
       </w:r>
       <w:r>
@@ -2309,6 +2318,7 @@
           <w:sz w:val="24"/>
           <w:szCs w:val="24"/>
         </w:rPr>
+        <w:lastRenderedPageBreak/>
         <w:t>Dashboard.</w:t>
       </w:r>
       <w:r>
@@ -2317,16 +2327,7 @@
           <w:sz w:val="24"/>
           <w:szCs w:val="24"/>
         </w:rPr>
-        <w:t xml:space="preserve"> A "Needs attention" banner at the top lists what to act on, such as students with violations, students </w:t>
-      </w:r>
-      <w:r>
-        <w:rPr>
-          <w:rFonts w:ascii="Courier New" w:hAnsi="Courier New" w:cs="Courier New"/>
-          <w:sz w:val="24"/>
-          <w:szCs w:val="24"/>
-        </w:rPr>
-        <w:lastRenderedPageBreak/>
-        <w:t>with nothing recorded for the current semester, or an unset semester, each linked to the matching filtered student list. Per program, the dashboard shows the total number of students, the regular and irregular students (and how many are not yet determined), the students with violations, the curriculum versions, and the number of shifts, transfers and drops. Four charts are built only from recorded data: regular, irregular and not determined students; students by year level from Freshman to Senior; bottleneck subjects, where the most students' latest grade is 5.0 or INC; and the subjects most often taken out of order. Each chart has a short explanation, shows the exact numbers on hover, and can be viewed as a table. The Dean sets the current semester from the dashboard and compares the programs of the college side by side, but does not open individual students' records, which remain the chairperson's work.</w:t>
+        <w:t xml:space="preserve"> A "Needs attention" banner at the top lists what to act on, such as students with violations, students with nothing recorded for the current semester, or an unset semester, each linked to the matching filtered student list. Per program, the dashboard shows the total number of students, the regular and irregular students (and how many are not yet determined), the students with violations, the curriculum versions, and the number of shifts, transfers and drops. Four charts are built only from recorded data: regular, irregular and not determined students; students by year level from Freshman to Senior; bottleneck subjects, where the most students' latest grade is 5.0 or INC; and the subjects most often taken out of order. Each chart has a short explanation, shows the exact numbers on hover, and can be viewed as a table. The Dean sets the current semester from the dashboard and compares the programs of the college side by side, but does not open individual students' records, which remain the chairperson's work.</w:t>
       </w:r>
     </w:p>
     <w:p>
@@ -2356,7 +2357,7 @@
           <w:sz w:val="24"/>
           <w:szCs w:val="24"/>
         </w:rPr>
-        <w:t xml:space="preserve"> Supabase RLS scopes visibility by role: Program Chairpersons see only the data of their own program, while Deans see their whole college. Operations that must all succeed together, such as creating a program with its chairperson account, replacing a chairperson, or accepting a shifting student, run as single </w:t>
+        <w:t xml:space="preserve"> Supabase RLS scopes visibility by role: Program Chairpersons see only the data of their own program, while Deans see their whole college. Operations that must all succeed together, such as creating </w:t>
       </w:r>
       <w:r>
         <w:rPr>
@@ -2365,7 +2366,7 @@
           <w:szCs w:val="24"/>
         </w:rPr>
         <w:lastRenderedPageBreak/>
-        <w:t>database transactions. A new chairperson receives a temporary password from the Dean and must choose their own at first login, guided by a checklist that ticks each password rule as it is met, and actions that are hard to undo, such as dropping a student or saving grades, ask for confirmation first. Every page checks the user's role, so a page meant for another role cannot be opened by typing its address; users are signed out after 30 minutes without activity; and an account is blocked for 15 minutes after five wrong passwords.</w:t>
+        <w:t>a program with its chairperson account, replacing a chairperson, or accepting a shifting student, run as single database transactions. A new chairperson receives a temporary password from the Dean and must choose their own at first login, guided by a checklist that ticks each password rule as it is met, and actions that are hard to undo, such as dropping a student or saving grades, ask for confirmation first. Every page checks the user's role, so a page meant for another role cannot be opened by typing its address; users are signed out after 30 minutes without activity; and an account is blocked for 15 minutes after five wrong passwords.</w:t>
       </w:r>
     </w:p>
     <w:p>
@@ -2490,7 +2491,16 @@
           <w:sz w:val="24"/>
           <w:szCs w:val="24"/>
         </w:rPr>
-        <w:t>Student list with search from any page, filters and the reason for each student's status, and an audit page showing each subject's status, grade, term and the reason for any violation</w:t>
+        <w:t xml:space="preserve">Student list with search from any page, filters and the reason for each student's status, and an audit page </w:t>
+      </w:r>
+      <w:r>
+        <w:rPr>
+          <w:rFonts w:ascii="Courier New" w:hAnsi="Courier New" w:cs="Courier New"/>
+          <w:sz w:val="24"/>
+          <w:szCs w:val="24"/>
+        </w:rPr>
+        <w:lastRenderedPageBreak/>
+        <w:t>showing each subject's status, grade, term and the reason for any violation</w:t>
       </w:r>
     </w:p>
     <w:p>
@@ -2513,16 +2523,7 @@
           <w:sz w:val="24"/>
           <w:szCs w:val="24"/>
         </w:rPr>
-        <w:t xml:space="preserve">Term-based grade entry with KSU grade values, In progress marking for several subjects at once, INC completion, </w:t>
-      </w:r>
-      <w:r>
-        <w:rPr>
-          <w:rFonts w:ascii="Courier New" w:hAnsi="Courier New" w:cs="Courier New"/>
-          <w:sz w:val="24"/>
-          <w:szCs w:val="24"/>
-        </w:rPr>
-        <w:lastRenderedPageBreak/>
-        <w:t>earlier-term protection and a database-written grade logbook</w:t>
+        <w:t>Term-based grade entry with KSU grade values, In progress marking for several subjects at once, INC completion, earlier-term protection and a database-written grade logbook</w:t>
       </w:r>
     </w:p>
     <w:p>
@@ -2698,6 +2699,7 @@
           <w:sz w:val="24"/>
           <w:szCs w:val="24"/>
         </w:rPr>
+        <w:lastRenderedPageBreak/>
         <w:t xml:space="preserve">Scope boundaries. </w:t>
       </w:r>
       <w:r>
@@ -2730,7 +2732,6 @@
           <w:sz w:val="24"/>
           <w:szCs w:val="24"/>
         </w:rPr>
-        <w:lastRenderedPageBreak/>
         <w:t>Input-Process-Output (IPO) Diagram of the Proposed System</w:t>
       </w:r>
       <w:r>
@@ -3147,7 +3148,16 @@
           <w:sz w:val="24"/>
           <w:szCs w:val="24"/>
         </w:rPr>
-        <w:t xml:space="preserve"> shows the two actors of the system. The Program Chairperson interacts with most modules: managing curriculum versions (including their import and export), registering and importing students, entering grades, viewing each student's audit and grade logbook, setting a year level by hand, recording shifts, transfers and drops, and reopening a locked record. The Dean oversees the college: viewing the dashboard of every program and comparing the programs, setting the current semester, creating programs with their chairperson accounts, reassigning chairpersons, and splitting the college by moving some of its programs to a new college with its own dean. Both log in, view a dashboard and the Student Movements page, and change their password, and a new chairperson must replace the temporary password at first login. The audit itself needs no separate action: the system performs it whenever a student's audit or the dashboard is shown.</w:t>
+        <w:t xml:space="preserve"> shows the two actors of the system. The Program Chairperson interacts with most modules: managing </w:t>
+      </w:r>
+      <w:r>
+        <w:rPr>
+          <w:rFonts w:ascii="Courier New" w:hAnsi="Courier New" w:cs="Courier New"/>
+          <w:sz w:val="24"/>
+          <w:szCs w:val="24"/>
+        </w:rPr>
+        <w:lastRenderedPageBreak/>
+        <w:t>curriculum versions (including their import and export), registering and importing students, entering grades, viewing each student's audit and grade logbook, setting a year level by hand, recording shifts, transfers and drops, and reopening a locked record. The Dean oversees the college: viewing the dashboard of every program and comparing the programs, setting the current semester, creating programs with their chairperson accounts, reassigning chairpersons, and splitting the college by moving some of its programs to a new college with its own dean. Both log in, view a dashboard and the Student Movements page, and change their password, and a new chairperson must replace the temporary password at first login. The audit itself needs no separate action: the system performs it whenever a student's audit or the dashboard is shown.</w:t>
       </w:r>
     </w:p>
     <w:p>
@@ -3168,7 +3178,7 @@
         <w:lastRenderedPageBreak/>
         <w:drawing>
           <wp:inline distT="0" distB="0" distL="0" distR="0" wp14:anchorId="0CD2A12D" wp14:editId="077DEE87">
-            <wp:extent cx="4434840" cy="4381621"/>
+            <wp:extent cx="5120640" cy="2891454"/>
             <wp:effectExtent l="0" t="0" r="0" b="7620"/>
             <wp:docPr id="7000001" name="Figure 4.4. Use Case Diagram of Auditrix" descr="Figure 4.4. Use Case Diagram of Auditrix"/>
             <wp:cNvGraphicFramePr>
@@ -3182,7 +3192,7 @@
                     <pic:cNvPicPr/>
                   </pic:nvPicPr>
                   <pic:blipFill>
-                    <a:blip r:embed="rId29"/>
+                    <a:blip r:embed="rId31"/>
                     <a:stretch>
                       <a:fillRect/>
                     </a:stretch>
@@ -3190,7 +3200,7 @@
                   <pic:spPr>
                     <a:xfrm>
                       <a:off x="0" y="0"/>
-                      <a:ext cx="4434840" cy="4381621"/>
+                      <a:ext cx="5120640" cy="2891454"/>
                     </a:xfrm>
                     <a:prstGeom prst="rect">
                       <a:avLst/>
@@ -3267,7 +3277,7 @@
                     <pic:cNvPicPr/>
                   </pic:nvPicPr>
                   <pic:blipFill>
-                    <a:blip r:embed="rId30"/>
+                    <a:blip r:embed="rId32"/>
                     <a:stretch>
                       <a:fillRect/>
                     </a:stretch>
@@ -3347,7 +3357,16 @@
           <w:sz w:val="24"/>
           <w:szCs w:val="24"/>
         </w:rPr>
-        <w:t xml:space="preserve"> shows the activity diagram for the curriculum audit, divided into two swimlanes: the Program Chairperson and the Audit Engine. The process starts with the chairperson checking whether the student is new. A new student is first registered or imported from a student list, while an existing student's record is used as it is. The chairperson then enters the student's grade history, which is passed to the Audit Engine. The Audit Engine audits the record against the student's curriculum, comparing the term in which each subject was taken with the terms in which its requirements were met, and gives each subject one of the five statuses in Table 4.1. The result returns to the chairperson as the student's audit report, which ends the process.</w:t>
+        <w:t xml:space="preserve"> shows the activity diagram for the curriculum audit, divided into two swimlanes: the Program Chairperson and the Audit Engine. The process starts with the chairperson checking whether the student is new. A new student is first registered or imported from a student list, while an existing student's record is used as it is. The chairperson then enters the student's grade history, which is passed to the Audit </w:t>
+      </w:r>
+      <w:r>
+        <w:rPr>
+          <w:rFonts w:ascii="Courier New" w:hAnsi="Courier New" w:cs="Courier New"/>
+          <w:sz w:val="24"/>
+          <w:szCs w:val="24"/>
+        </w:rPr>
+        <w:lastRenderedPageBreak/>
+        <w:t>Engine. The Audit Engine audits the record against the student's curriculum, comparing the term in which each subject was taken with the terms in which its requirements were met, and gives each subject one of the five statuses in Table 4.1. The result returns to the chairperson as the student's audit report, which ends the process.</w:t>
       </w:r>
     </w:p>
     <w:p>
@@ -3381,7 +3400,7 @@
                     <pic:cNvPicPr/>
                   </pic:nvPicPr>
                   <pic:blipFill>
-                    <a:blip r:embed="rId31"/>
+                    <a:blip r:embed="rId33"/>
                     <a:stretch>
                       <a:fillRect/>
                     </a:stretch>
@@ -3468,7 +3487,7 @@
     <w:p>
       <w:pPr>
         <w:keepNext/>
-        <w:spacing w:line="480" w:lineRule="auto"/>
+        <w:spacing w:line="480" w:lineRule="auto" w:before="240"/>
         <w:jc w:val="both"/>
         <w:rPr>
           <w:rFonts w:ascii="Courier New" w:hAnsi="Courier New" w:cs="Courier New"/>
@@ -3486,13 +3505,13 @@
           <w:sz w:val="24"/>
           <w:szCs w:val="24"/>
         </w:rPr>
-        <w:t>Figure 4.7. User Interface of Auditrix</w:t>
+        <w:t>User Interface of Auditrix</w:t>
       </w:r>
       <w:r>
         <w:fldChar w:fldCharType="begin"/>
       </w:r>
       <w:r>
-        <w:instrText xml:space="preserve"> TC "Figure 4.7. User Interface of Auditrix" \f f \l 1 </w:instrText>
+        <w:instrText xml:space="preserve"> TC "User Interface of Auditrix" \f c \l 2 </w:instrText>
       </w:r>
       <w:r>
         <w:fldChar w:fldCharType="end"/>
@@ -3507,17 +3526,595 @@
           <w:rFonts w:ascii="Courier New" w:hAnsi="Courier New" w:cs="Courier New"/>
           <w:sz w:val="24"/>
           <w:szCs w:val="24"/>
-          <w:lang w:val="en-US"/>
-        </w:rPr>
-      </w:pPr>
-      <w:r>
-        <w:rPr>
-          <w:rFonts w:ascii="Courier New" w:hAnsi="Courier New" w:cs="Courier New"/>
-          <w:sz w:val="24"/>
-          <w:szCs w:val="24"/>
-          <w:lang w:val="en-US"/>
-        </w:rPr>
-        <w:t>Figure 4.7 shows the main screens of the developed system, captured from the running application with sample CEIT data.</w:t>
+        </w:rPr>
+      </w:pPr>
+      <w:r>
+        <w:rPr>
+          <w:rFonts w:ascii="Courier New" w:hAnsi="Courier New" w:cs="Courier New"/>
+          <w:sz w:val="24"/>
+          <w:szCs w:val="24"/>
+        </w:rPr>
+        <w:t xml:space="preserve">The screens of the developed system are presented below in the order of the curriculum audit shown in </w:t>
+      </w:r>
+      <w:r>
+        <w:rPr>
+          <w:rFonts w:ascii="Courier New" w:hAnsi="Courier New" w:cs="Courier New"/>
+          <w:b/>
+          <w:bCs/>
+          <w:sz w:val="24"/>
+          <w:szCs w:val="24"/>
+        </w:rPr>
+        <w:t xml:space="preserve">Figure 4.5</w:t>
+      </w:r>
+      <w:r>
+        <w:rPr>
+          <w:rFonts w:ascii="Courier New" w:hAnsi="Courier New" w:cs="Courier New"/>
+          <w:sz w:val="24"/>
+          <w:szCs w:val="24"/>
+        </w:rPr>
+        <w:t xml:space="preserve">, followed by the other screens of the system. They were captured from the running application with sample CEIT data.</w:t>
+      </w:r>
+    </w:p>
+    <w:p>
+      <w:pPr>
+        <w:spacing w:line="480" w:lineRule="auto"/>
+        <w:ind w:firstLine="720"/>
+        <w:jc w:val="both"/>
+        <w:rPr>
+          <w:rFonts w:ascii="Courier New" w:hAnsi="Courier New" w:cs="Courier New"/>
+          <w:sz w:val="24"/>
+          <w:szCs w:val="24"/>
+        </w:rPr>
+      </w:pPr>
+      <w:r>
+        <w:rPr>
+          <w:rFonts w:ascii="Courier New" w:hAnsi="Courier New" w:cs="Courier New"/>
+          <w:b/>
+          <w:bCs/>
+          <w:sz w:val="24"/>
+          <w:szCs w:val="24"/>
+        </w:rPr>
+        <w:t xml:space="preserve">Figure 4.7</w:t>
+      </w:r>
+      <w:r>
+        <w:rPr>
+          <w:rFonts w:ascii="Courier New" w:hAnsi="Courier New" w:cs="Courier New"/>
+          <w:sz w:val="24"/>
+          <w:szCs w:val="24"/>
+        </w:rPr>
+        <w:t xml:space="preserve"> shows the Log In page, where the process starts. The Dean and the Program Chairperson log in on the same page (</w:t>
+      </w:r>
+      <w:r>
+        <w:rPr>
+          <w:rFonts w:ascii="Courier New" w:hAnsi="Courier New" w:cs="Courier New"/>
+          <w:b/>
+          <w:bCs/>
+          <w:sz w:val="24"/>
+          <w:szCs w:val="24"/>
+        </w:rPr>
+        <w:t xml:space="preserve">Figure 4.7a</w:t>
+      </w:r>
+      <w:r>
+        <w:rPr>
+          <w:rFonts w:ascii="Courier New" w:hAnsi="Courier New" w:cs="Courier New"/>
+          <w:sz w:val="24"/>
+          <w:szCs w:val="24"/>
+        </w:rPr>
+        <w:t xml:space="preserve"> and </w:t>
+      </w:r>
+      <w:r>
+        <w:rPr>
+          <w:rFonts w:ascii="Courier New" w:hAnsi="Courier New" w:cs="Courier New"/>
+          <w:b/>
+          <w:bCs/>
+          <w:sz w:val="24"/>
+          <w:szCs w:val="24"/>
+        </w:rPr>
+        <w:t xml:space="preserve">Figure 4.7b</w:t>
+      </w:r>
+      <w:r>
+        <w:rPr>
+          <w:rFonts w:ascii="Courier New" w:hAnsi="Courier New" w:cs="Courier New"/>
+          <w:sz w:val="24"/>
+          <w:szCs w:val="24"/>
+        </w:rPr>
+        <w:t xml:space="preserve">), and a new chairperson must replace the temporary password at the first log in, guided by a checklist of the password rules (</w:t>
+      </w:r>
+      <w:r>
+        <w:rPr>
+          <w:rFonts w:ascii="Courier New" w:hAnsi="Courier New" w:cs="Courier New"/>
+          <w:b/>
+          <w:bCs/>
+          <w:sz w:val="24"/>
+          <w:szCs w:val="24"/>
+        </w:rPr>
+        <w:t xml:space="preserve">Figure 4.7c</w:t>
+      </w:r>
+      <w:r>
+        <w:rPr>
+          <w:rFonts w:ascii="Courier New" w:hAnsi="Courier New" w:cs="Courier New"/>
+          <w:sz w:val="24"/>
+          <w:szCs w:val="24"/>
+        </w:rPr>
+        <w:t xml:space="preserve">).</w:t>
+      </w:r>
+    </w:p>
+    <w:p>
+      <w:pPr>
+        <w:spacing w:line="480" w:lineRule="auto"/>
+        <w:ind w:firstLine="720"/>
+        <w:jc w:val="both"/>
+        <w:rPr>
+          <w:rFonts w:ascii="Courier New" w:hAnsi="Courier New" w:cs="Courier New"/>
+          <w:sz w:val="24"/>
+          <w:szCs w:val="24"/>
+        </w:rPr>
+      </w:pPr>
+      <w:r>
+        <w:rPr>
+          <w:rFonts w:ascii="Courier New" w:hAnsi="Courier New" w:cs="Courier New"/>
+          <w:b/>
+          <w:bCs/>
+          <w:sz w:val="24"/>
+          <w:szCs w:val="24"/>
+        </w:rPr>
+        <w:t xml:space="preserve">Figure 4.8</w:t>
+      </w:r>
+      <w:r>
+        <w:rPr>
+          <w:rFonts w:ascii="Courier New" w:hAnsi="Courier New" w:cs="Courier New"/>
+          <w:sz w:val="24"/>
+          <w:szCs w:val="24"/>
+        </w:rPr>
+        <w:t xml:space="preserve"> shows the Students page, where the chairperson checks whether the student is already in the system, the first decision in </w:t>
+      </w:r>
+      <w:r>
+        <w:rPr>
+          <w:rFonts w:ascii="Courier New" w:hAnsi="Courier New" w:cs="Courier New"/>
+          <w:b/>
+          <w:bCs/>
+          <w:sz w:val="24"/>
+          <w:szCs w:val="24"/>
+        </w:rPr>
+        <w:t xml:space="preserve">Figure 4.5</w:t>
+      </w:r>
+      <w:r>
+        <w:rPr>
+          <w:rFonts w:ascii="Courier New" w:hAnsi="Courier New" w:cs="Courier New"/>
+          <w:sz w:val="24"/>
+          <w:szCs w:val="24"/>
+        </w:rPr>
+        <w:t xml:space="preserve">. Students can be searched by name or ID number and filtered, and each row shows the student's status. A student who is not yet listed is registered, or imported from a student list, before the grades are entered.</w:t>
+      </w:r>
+    </w:p>
+    <w:p>
+      <w:pPr>
+        <w:spacing w:line="480" w:lineRule="auto"/>
+        <w:ind w:firstLine="720"/>
+        <w:jc w:val="both"/>
+        <w:rPr>
+          <w:rFonts w:ascii="Courier New" w:hAnsi="Courier New" w:cs="Courier New"/>
+          <w:sz w:val="24"/>
+          <w:szCs w:val="24"/>
+        </w:rPr>
+      </w:pPr>
+      <w:r>
+        <w:rPr>
+          <w:rFonts w:ascii="Courier New" w:hAnsi="Courier New" w:cs="Courier New"/>
+          <w:b/>
+          <w:bCs/>
+          <w:sz w:val="24"/>
+          <w:szCs w:val="24"/>
+        </w:rPr>
+        <w:t xml:space="preserve">Figure 4.9</w:t>
+      </w:r>
+      <w:r>
+        <w:rPr>
+          <w:rFonts w:ascii="Courier New" w:hAnsi="Courier New" w:cs="Courier New"/>
+          <w:sz w:val="24"/>
+          <w:szCs w:val="24"/>
+        </w:rPr>
+        <w:t xml:space="preserve"> shows the Enter Grades page, where the chairperson enters the student's grade history term by term. The chairperson chooses the term and the curriculum year and semester, then enters the grades, which are checked for valid KSU grade values before they are saved.</w:t>
+      </w:r>
+    </w:p>
+    <w:p>
+      <w:pPr>
+        <w:spacing w:line="480" w:lineRule="auto"/>
+        <w:ind w:firstLine="720"/>
+        <w:jc w:val="both"/>
+        <w:rPr>
+          <w:rFonts w:ascii="Courier New" w:hAnsi="Courier New" w:cs="Courier New"/>
+          <w:sz w:val="24"/>
+          <w:szCs w:val="24"/>
+        </w:rPr>
+      </w:pPr>
+      <w:r>
+        <w:rPr>
+          <w:rFonts w:ascii="Courier New" w:hAnsi="Courier New" w:cs="Courier New"/>
+          <w:sz w:val="24"/>
+          <w:szCs w:val="24"/>
+        </w:rPr>
+        <w:t xml:space="preserve">Once the grades are saved, the Audit Engine audits the student's record against the curriculum, and the result is shown on the Student Audit page (</w:t>
+      </w:r>
+      <w:r>
+        <w:rPr>
+          <w:rFonts w:ascii="Courier New" w:hAnsi="Courier New" w:cs="Courier New"/>
+          <w:b/>
+          <w:bCs/>
+          <w:sz w:val="24"/>
+          <w:szCs w:val="24"/>
+        </w:rPr>
+        <w:t xml:space="preserve">Figure 4.10</w:t>
+      </w:r>
+      <w:r>
+        <w:rPr>
+          <w:rFonts w:ascii="Courier New" w:hAnsi="Courier New" w:cs="Courier New"/>
+          <w:sz w:val="24"/>
+          <w:szCs w:val="24"/>
+        </w:rPr>
+        <w:t xml:space="preserve">), the audit report that ends the process in </w:t>
+      </w:r>
+      <w:r>
+        <w:rPr>
+          <w:rFonts w:ascii="Courier New" w:hAnsi="Courier New" w:cs="Courier New"/>
+          <w:b/>
+          <w:bCs/>
+          <w:sz w:val="24"/>
+          <w:szCs w:val="24"/>
+        </w:rPr>
+        <w:t xml:space="preserve">Figure 4.5</w:t>
+      </w:r>
+      <w:r>
+        <w:rPr>
+          <w:rFonts w:ascii="Courier New" w:hAnsi="Courier New" w:cs="Courier New"/>
+          <w:sz w:val="24"/>
+          <w:szCs w:val="24"/>
+        </w:rPr>
+        <w:t xml:space="preserve">. Each subject is listed with its status, grade, term and the reason for its status (</w:t>
+      </w:r>
+      <w:r>
+        <w:rPr>
+          <w:rFonts w:ascii="Courier New" w:hAnsi="Courier New" w:cs="Courier New"/>
+          <w:b/>
+          <w:bCs/>
+          <w:sz w:val="24"/>
+          <w:szCs w:val="24"/>
+        </w:rPr>
+        <w:t xml:space="preserve">Figure 4.10a</w:t>
+      </w:r>
+      <w:r>
+        <w:rPr>
+          <w:rFonts w:ascii="Courier New" w:hAnsi="Courier New" w:cs="Courier New"/>
+          <w:sz w:val="24"/>
+          <w:szCs w:val="24"/>
+        </w:rPr>
+        <w:t xml:space="preserve">). </w:t>
+      </w:r>
+      <w:r>
+        <w:rPr>
+          <w:rFonts w:ascii="Courier New" w:hAnsi="Courier New" w:cs="Courier New"/>
+          <w:b/>
+          <w:bCs/>
+          <w:sz w:val="24"/>
+          <w:szCs w:val="24"/>
+        </w:rPr>
+        <w:t xml:space="preserve">Figure 4.10b</w:t>
+      </w:r>
+      <w:r>
+        <w:rPr>
+          <w:rFonts w:ascii="Courier New" w:hAnsi="Courier New" w:cs="Courier New"/>
+          <w:sz w:val="24"/>
+          <w:szCs w:val="24"/>
+        </w:rPr>
+        <w:t xml:space="preserve"> shows a student with a subject taken out of order, flagged as a Violation with its reason, and an Irregular status, while </w:t>
+      </w:r>
+      <w:r>
+        <w:rPr>
+          <w:rFonts w:ascii="Courier New" w:hAnsi="Courier New" w:cs="Courier New"/>
+          <w:b/>
+          <w:bCs/>
+          <w:sz w:val="24"/>
+          <w:szCs w:val="24"/>
+        </w:rPr>
+        <w:t xml:space="preserve">Figure 4.10c</w:t>
+      </w:r>
+      <w:r>
+        <w:rPr>
+          <w:rFonts w:ascii="Courier New" w:hAnsi="Courier New" w:cs="Courier New"/>
+          <w:sz w:val="24"/>
+          <w:szCs w:val="24"/>
+        </w:rPr>
+        <w:t xml:space="preserve"> shows a fully compliant, Regular student.</w:t>
+      </w:r>
+    </w:p>
+    <w:p>
+      <w:pPr>
+        <w:spacing w:line="480" w:lineRule="auto"/>
+        <w:ind w:firstLine="720"/>
+        <w:jc w:val="both"/>
+        <w:rPr>
+          <w:rFonts w:ascii="Courier New" w:hAnsi="Courier New" w:cs="Courier New"/>
+          <w:sz w:val="24"/>
+          <w:szCs w:val="24"/>
+        </w:rPr>
+      </w:pPr>
+      <w:r>
+        <w:rPr>
+          <w:rFonts w:ascii="Courier New" w:hAnsi="Courier New" w:cs="Courier New"/>
+          <w:sz w:val="24"/>
+          <w:szCs w:val="24"/>
+        </w:rPr>
+        <w:t xml:space="preserve">The remaining screens support the audit. From a student's audit page, the chairperson opens the student's other pages (</w:t>
+      </w:r>
+      <w:r>
+        <w:rPr>
+          <w:rFonts w:ascii="Courier New" w:hAnsi="Courier New" w:cs="Courier New"/>
+          <w:b/>
+          <w:bCs/>
+          <w:sz w:val="24"/>
+          <w:szCs w:val="24"/>
+        </w:rPr>
+        <w:t xml:space="preserve">Figure 4.11</w:t>
+      </w:r>
+      <w:r>
+        <w:rPr>
+          <w:rFonts w:ascii="Courier New" w:hAnsi="Courier New" w:cs="Courier New"/>
+          <w:sz w:val="24"/>
+          <w:szCs w:val="24"/>
+        </w:rPr>
+        <w:t xml:space="preserve">): Edit Student, where the year level is worked out automatically or set by hand (</w:t>
+      </w:r>
+      <w:r>
+        <w:rPr>
+          <w:rFonts w:ascii="Courier New" w:hAnsi="Courier New" w:cs="Courier New"/>
+          <w:b/>
+          <w:bCs/>
+          <w:sz w:val="24"/>
+          <w:szCs w:val="24"/>
+        </w:rPr>
+        <w:t xml:space="preserve">Figure 4.11a</w:t>
+      </w:r>
+      <w:r>
+        <w:rPr>
+          <w:rFonts w:ascii="Courier New" w:hAnsi="Courier New" w:cs="Courier New"/>
+          <w:sz w:val="24"/>
+          <w:szCs w:val="24"/>
+        </w:rPr>
+        <w:t xml:space="preserve">); the Grade Logbook, which keeps a record of every grade entered or changed (</w:t>
+      </w:r>
+      <w:r>
+        <w:rPr>
+          <w:rFonts w:ascii="Courier New" w:hAnsi="Courier New" w:cs="Courier New"/>
+          <w:b/>
+          <w:bCs/>
+          <w:sz w:val="24"/>
+          <w:szCs w:val="24"/>
+        </w:rPr>
+        <w:t xml:space="preserve">Figure 4.11b</w:t>
+      </w:r>
+      <w:r>
+        <w:rPr>
+          <w:rFonts w:ascii="Courier New" w:hAnsi="Courier New" w:cs="Courier New"/>
+          <w:sz w:val="24"/>
+          <w:szCs w:val="24"/>
+        </w:rPr>
+        <w:t xml:space="preserve">); and Transfer / Shift, where shifts, transfers and drops are recorded (</w:t>
+      </w:r>
+      <w:r>
+        <w:rPr>
+          <w:rFonts w:ascii="Courier New" w:hAnsi="Courier New" w:cs="Courier New"/>
+          <w:b/>
+          <w:bCs/>
+          <w:sz w:val="24"/>
+          <w:szCs w:val="24"/>
+        </w:rPr>
+        <w:t xml:space="preserve">Figure 4.11c</w:t>
+      </w:r>
+      <w:r>
+        <w:rPr>
+          <w:rFonts w:ascii="Courier New" w:hAnsi="Courier New" w:cs="Courier New"/>
+          <w:sz w:val="24"/>
+          <w:szCs w:val="24"/>
+        </w:rPr>
+        <w:t xml:space="preserve">).</w:t>
+      </w:r>
+    </w:p>
+    <w:p>
+      <w:pPr>
+        <w:spacing w:line="480" w:lineRule="auto"/>
+        <w:ind w:firstLine="720"/>
+        <w:jc w:val="both"/>
+        <w:rPr>
+          <w:rFonts w:ascii="Courier New" w:hAnsi="Courier New" w:cs="Courier New"/>
+          <w:sz w:val="24"/>
+          <w:szCs w:val="24"/>
+        </w:rPr>
+      </w:pPr>
+      <w:r>
+        <w:rPr>
+          <w:rFonts w:ascii="Courier New" w:hAnsi="Courier New" w:cs="Courier New"/>
+          <w:b/>
+          <w:bCs/>
+          <w:sz w:val="24"/>
+          <w:szCs w:val="24"/>
+        </w:rPr>
+        <w:t xml:space="preserve">Figure 4.12</w:t>
+      </w:r>
+      <w:r>
+        <w:rPr>
+          <w:rFonts w:ascii="Courier New" w:hAnsi="Courier New" w:cs="Courier New"/>
+          <w:sz w:val="24"/>
+          <w:szCs w:val="24"/>
+        </w:rPr>
+        <w:t xml:space="preserve"> shows the dashboards that users see after logging in. The Program Chairperson's dashboard summarizes the program (</w:t>
+      </w:r>
+      <w:r>
+        <w:rPr>
+          <w:rFonts w:ascii="Courier New" w:hAnsi="Courier New" w:cs="Courier New"/>
+          <w:b/>
+          <w:bCs/>
+          <w:sz w:val="24"/>
+          <w:szCs w:val="24"/>
+        </w:rPr>
+        <w:t xml:space="preserve">Figure 4.12a</w:t>
+      </w:r>
+      <w:r>
+        <w:rPr>
+          <w:rFonts w:ascii="Courier New" w:hAnsi="Courier New" w:cs="Courier New"/>
+          <w:sz w:val="24"/>
+          <w:szCs w:val="24"/>
+        </w:rPr>
+        <w:t xml:space="preserve">), while the Dean's dashboard covers every program of the college and is where the current semester is set (</w:t>
+      </w:r>
+      <w:r>
+        <w:rPr>
+          <w:rFonts w:ascii="Courier New" w:hAnsi="Courier New" w:cs="Courier New"/>
+          <w:b/>
+          <w:bCs/>
+          <w:sz w:val="24"/>
+          <w:szCs w:val="24"/>
+        </w:rPr>
+        <w:t xml:space="preserve">Figure 4.12b</w:t>
+      </w:r>
+      <w:r>
+        <w:rPr>
+          <w:rFonts w:ascii="Courier New" w:hAnsi="Courier New" w:cs="Courier New"/>
+          <w:sz w:val="24"/>
+          <w:szCs w:val="24"/>
+        </w:rPr>
+        <w:t xml:space="preserve">).</w:t>
+      </w:r>
+    </w:p>
+    <w:p>
+      <w:pPr>
+        <w:spacing w:line="480" w:lineRule="auto"/>
+        <w:ind w:firstLine="720"/>
+        <w:jc w:val="both"/>
+        <w:rPr>
+          <w:rFonts w:ascii="Courier New" w:hAnsi="Courier New" w:cs="Courier New"/>
+          <w:sz w:val="24"/>
+          <w:szCs w:val="24"/>
+        </w:rPr>
+      </w:pPr>
+      <w:r>
+        <w:rPr>
+          <w:rFonts w:ascii="Courier New" w:hAnsi="Courier New" w:cs="Courier New"/>
+          <w:b/>
+          <w:bCs/>
+          <w:sz w:val="24"/>
+          <w:szCs w:val="24"/>
+        </w:rPr>
+        <w:t xml:space="preserve">Figure 4.13</w:t>
+      </w:r>
+      <w:r>
+        <w:rPr>
+          <w:rFonts w:ascii="Courier New" w:hAnsi="Courier New" w:cs="Courier New"/>
+          <w:sz w:val="24"/>
+          <w:szCs w:val="24"/>
+        </w:rPr>
+        <w:t xml:space="preserve"> shows curriculum management. Each program keeps its curriculum versions (</w:t>
+      </w:r>
+      <w:r>
+        <w:rPr>
+          <w:rFonts w:ascii="Courier New" w:hAnsi="Courier New" w:cs="Courier New"/>
+          <w:b/>
+          <w:bCs/>
+          <w:sz w:val="24"/>
+          <w:szCs w:val="24"/>
+        </w:rPr>
+        <w:t xml:space="preserve">Figure 4.13a</w:t>
+      </w:r>
+      <w:r>
+        <w:rPr>
+          <w:rFonts w:ascii="Courier New" w:hAnsi="Courier New" w:cs="Courier New"/>
+          <w:sz w:val="24"/>
+          <w:szCs w:val="24"/>
+        </w:rPr>
+        <w:t xml:space="preserve">); a curriculum can be imported from a file, with a preview of the changes before they are saved (</w:t>
+      </w:r>
+      <w:r>
+        <w:rPr>
+          <w:rFonts w:ascii="Courier New" w:hAnsi="Courier New" w:cs="Courier New"/>
+          <w:b/>
+          <w:bCs/>
+          <w:sz w:val="24"/>
+          <w:szCs w:val="24"/>
+        </w:rPr>
+        <w:t xml:space="preserve">Figure 4.13b</w:t>
+      </w:r>
+      <w:r>
+        <w:rPr>
+          <w:rFonts w:ascii="Courier New" w:hAnsi="Courier New" w:cs="Courier New"/>
+          <w:sz w:val="24"/>
+          <w:szCs w:val="24"/>
+        </w:rPr>
+        <w:t xml:space="preserve">); and a version can be exported to CSV or PDF (</w:t>
+      </w:r>
+      <w:r>
+        <w:rPr>
+          <w:rFonts w:ascii="Courier New" w:hAnsi="Courier New" w:cs="Courier New"/>
+          <w:b/>
+          <w:bCs/>
+          <w:sz w:val="24"/>
+          <w:szCs w:val="24"/>
+        </w:rPr>
+        <w:t xml:space="preserve">Figure 4.13c</w:t>
+      </w:r>
+      <w:r>
+        <w:rPr>
+          <w:rFonts w:ascii="Courier New" w:hAnsi="Courier New" w:cs="Courier New"/>
+          <w:sz w:val="24"/>
+          <w:szCs w:val="24"/>
+        </w:rPr>
+        <w:t xml:space="preserve">).</w:t>
+      </w:r>
+    </w:p>
+    <w:p>
+      <w:pPr>
+        <w:spacing w:line="480" w:lineRule="auto"/>
+        <w:ind w:firstLine="720"/>
+        <w:jc w:val="both"/>
+        <w:rPr>
+          <w:rFonts w:ascii="Courier New" w:hAnsi="Courier New" w:cs="Courier New"/>
+          <w:sz w:val="24"/>
+          <w:szCs w:val="24"/>
+        </w:rPr>
+      </w:pPr>
+      <w:r>
+        <w:rPr>
+          <w:rFonts w:ascii="Courier New" w:hAnsi="Courier New" w:cs="Courier New"/>
+          <w:b/>
+          <w:bCs/>
+          <w:sz w:val="24"/>
+          <w:szCs w:val="24"/>
+        </w:rPr>
+        <w:t xml:space="preserve">Figure 4.14</w:t>
+      </w:r>
+      <w:r>
+        <w:rPr>
+          <w:rFonts w:ascii="Courier New" w:hAnsi="Courier New" w:cs="Courier New"/>
+          <w:sz w:val="24"/>
+          <w:szCs w:val="24"/>
+        </w:rPr>
+        <w:t xml:space="preserve"> shows the Create Program page, where the Dean creates a new program together with the account of its chairperson and a temporary password, which the chairperson replaces at the first log in (</w:t>
+      </w:r>
+      <w:r>
+        <w:rPr>
+          <w:rFonts w:ascii="Courier New" w:hAnsi="Courier New" w:cs="Courier New"/>
+          <w:b/>
+          <w:bCs/>
+          <w:sz w:val="24"/>
+          <w:szCs w:val="24"/>
+        </w:rPr>
+        <w:t xml:space="preserve">Figure 4.7c</w:t>
+      </w:r>
+      <w:r>
+        <w:rPr>
+          <w:rFonts w:ascii="Courier New" w:hAnsi="Courier New" w:cs="Courier New"/>
+          <w:sz w:val="24"/>
+          <w:szCs w:val="24"/>
+        </w:rPr>
+        <w:t xml:space="preserve">).</w:t>
       </w:r>
     </w:p>
     <w:p>
@@ -3540,7 +4137,7 @@
           <wp:inline distT="0" distB="0" distL="0" distR="0" wp14:anchorId="5900278C" wp14:editId="75FA05C4">
             <wp:extent cx="5669280" cy="3010054"/>
             <wp:effectExtent l="0" t="0" r="0" b="0"/>
-            <wp:docPr id="215" name="Auditrix login, Dean account"/>
+            <wp:docPr id="215" name="Figure 4.7a" descr="Figure 4.7a. Log In — Dean role"/>
             <wp:cNvGraphicFramePr>
               <a:graphicFrameLocks xmlns:a="http://schemas.openxmlformats.org/drawingml/2006/main" noChangeAspect="1"/>
             </wp:cNvGraphicFramePr>
@@ -3549,175 +4146,6 @@
                 <pic:pic xmlns:pic="http://schemas.openxmlformats.org/drawingml/2006/picture">
                   <pic:nvPicPr>
                     <pic:cNvPr id="215" name="Auditrix login, Dean account"/>
-                    <pic:cNvPicPr/>
-                  </pic:nvPicPr>
-                  <pic:blipFill>
-                    <a:blip r:embed="rId32"/>
-                    <a:stretch>
-                      <a:fillRect/>
-                    </a:stretch>
-                  </pic:blipFill>
-                  <pic:spPr>
-                    <a:xfrm>
-                      <a:off x="0" y="0"/>
-                      <a:ext cx="5669280" cy="3010054"/>
-                    </a:xfrm>
-                    <a:prstGeom prst="rect">
-                      <a:avLst/>
-                    </a:prstGeom>
-                  </pic:spPr>
-                </pic:pic>
-              </a:graphicData>
-            </a:graphic>
-          </wp:inline>
-        </w:drawing>
-      </w:r>
-    </w:p>
-    <w:p>
-      <w:pPr>
-        <w:spacing w:before="240" w:after="120" w:line="360" w:lineRule="auto"/>
-        <w:jc w:val="center"/>
-        <w:rPr>
-          <w:rFonts w:ascii="Courier New" w:hAnsi="Courier New" w:cs="Courier New"/>
-          <w:b/>
-          <w:bCs/>
-          <w:sz w:val="24"/>
-          <w:szCs w:val="24"/>
-        </w:rPr>
-      </w:pPr>
-      <w:r>
-        <w:rPr>
-          <w:rFonts w:ascii="Courier New" w:hAnsi="Courier New" w:cs="Courier New"/>
-          <w:b/>
-          <w:bCs/>
-          <w:sz w:val="24"/>
-          <w:szCs w:val="24"/>
-        </w:rPr>
-        <w:t>Figure 4.7a. Log In — Dean role</w:t>
-      </w:r>
-      <w:r>
-        <w:fldChar w:fldCharType="begin"/>
-      </w:r>
-      <w:r>
-        <w:instrText xml:space="preserve"> TC "Figure 4.7a. Log In — Dean role" \f f \l 1 </w:instrText>
-      </w:r>
-      <w:r>
-        <w:fldChar w:fldCharType="end"/>
-      </w:r>
-    </w:p>
-    <w:p>
-      <w:pPr>
-        <w:keepNext/>
-        <w:spacing w:after="120" w:line="240" w:lineRule="auto"/>
-        <w:jc w:val="center"/>
-        <w:rPr>
-          <w:rFonts w:ascii="Courier New" w:hAnsi="Courier New" w:cs="Courier New"/>
-          <w:sz w:val="24"/>
-          <w:szCs w:val="24"/>
-        </w:rPr>
-      </w:pPr>
-      <w:r>
-        <w:rPr>
-          <w:noProof/>
-        </w:rPr>
-        <w:drawing>
-          <wp:inline distT="0" distB="0" distL="0" distR="0" wp14:anchorId="13BC1D3A" wp14:editId="32B9F8A3">
-            <wp:extent cx="5669280" cy="3010054"/>
-            <wp:effectExtent l="0" t="0" r="0" b="0"/>
-            <wp:docPr id="216" name="Auditrix login, Chairperson account"/>
-            <wp:cNvGraphicFramePr>
-              <a:graphicFrameLocks xmlns:a="http://schemas.openxmlformats.org/drawingml/2006/main" noChangeAspect="1"/>
-            </wp:cNvGraphicFramePr>
-            <a:graphic xmlns:a="http://schemas.openxmlformats.org/drawingml/2006/main">
-              <a:graphicData uri="http://schemas.openxmlformats.org/drawingml/2006/picture">
-                <pic:pic xmlns:pic="http://schemas.openxmlformats.org/drawingml/2006/picture">
-                  <pic:nvPicPr>
-                    <pic:cNvPr id="216" name="Auditrix login, Chairperson account"/>
-                    <pic:cNvPicPr/>
-                  </pic:nvPicPr>
-                  <pic:blipFill>
-                    <a:blip r:embed="rId33"/>
-                    <a:stretch>
-                      <a:fillRect/>
-                    </a:stretch>
-                  </pic:blipFill>
-                  <pic:spPr>
-                    <a:xfrm>
-                      <a:off x="0" y="0"/>
-                      <a:ext cx="5669280" cy="3010054"/>
-                    </a:xfrm>
-                    <a:prstGeom prst="rect">
-                      <a:avLst/>
-                    </a:prstGeom>
-                  </pic:spPr>
-                </pic:pic>
-              </a:graphicData>
-            </a:graphic>
-          </wp:inline>
-        </w:drawing>
-      </w:r>
-    </w:p>
-    <w:p>
-      <w:pPr>
-        <w:spacing w:before="240" w:after="120" w:line="360" w:lineRule="auto"/>
-        <w:jc w:val="center"/>
-        <w:rPr>
-          <w:rFonts w:ascii="Courier New" w:hAnsi="Courier New" w:cs="Courier New"/>
-          <w:b/>
-          <w:bCs/>
-          <w:sz w:val="24"/>
-          <w:szCs w:val="24"/>
-        </w:rPr>
-      </w:pPr>
-      <w:r>
-        <w:rPr>
-          <w:rFonts w:ascii="Courier New" w:hAnsi="Courier New" w:cs="Courier New"/>
-          <w:b/>
-          <w:bCs/>
-          <w:sz w:val="24"/>
-          <w:szCs w:val="24"/>
-        </w:rPr>
-        <w:t>Figure 4.7b. Log In — Program Chairperson role</w:t>
-      </w:r>
-      <w:r>
-        <w:fldChar w:fldCharType="begin"/>
-      </w:r>
-      <w:r>
-        <w:instrText xml:space="preserve"> TC "Figure 4.7b. Log In — Program Chairperson role" \f f \l 1 </w:instrText>
-      </w:r>
-      <w:r>
-        <w:fldChar w:fldCharType="end"/>
-      </w:r>
-    </w:p>
-    <w:p>
-      <w:pPr>
-        <w:keepNext/>
-        <w:spacing w:after="120" w:line="240" w:lineRule="auto"/>
-        <w:jc w:val="center"/>
-        <w:rPr>
-          <w:rFonts w:ascii="Courier New" w:hAnsi="Courier New" w:cs="Courier New"/>
-          <w:sz w:val="24"/>
-          <w:szCs w:val="24"/>
-        </w:rPr>
-      </w:pPr>
-      <w:r>
-        <w:rPr>
-          <w:noProof/>
-        </w:rPr>
-        <w:lastRenderedPageBreak/>
-        <w:drawing>
-          <wp:inline distT="0" distB="0" distL="0" distR="0" wp14:anchorId="23845265" wp14:editId="2659A39E">
-            <wp:extent cx="5669280" cy="3010054"/>
-            <wp:effectExtent l="0" t="0" r="0" b="0"/>
-            <wp:docPr id="214" name="Students list"/>
-            <wp:cNvGraphicFramePr>
-              <a:graphicFrameLocks xmlns:a="http://schemas.openxmlformats.org/drawingml/2006/main" noChangeAspect="1"/>
-            </wp:cNvGraphicFramePr>
-            <a:graphic xmlns:a="http://schemas.openxmlformats.org/drawingml/2006/main">
-              <a:graphicData uri="http://schemas.openxmlformats.org/drawingml/2006/picture">
-                <pic:pic xmlns:pic="http://schemas.openxmlformats.org/drawingml/2006/picture">
-                  <pic:nvPicPr>
-                    <pic:cNvPr id="214" name="Students list"/>
                     <pic:cNvPicPr/>
                   </pic:nvPicPr>
                   <pic:blipFill>
@@ -3762,13 +4190,434 @@
           <w:sz w:val="24"/>
           <w:szCs w:val="24"/>
         </w:rPr>
-        <w:t>Figure 4.7c. Students — search and list view</w:t>
+        <w:t>Figure 4.7a. Log In — Dean role</w:t>
       </w:r>
       <w:r>
         <w:fldChar w:fldCharType="begin"/>
       </w:r>
       <w:r>
-        <w:instrText xml:space="preserve"> TC "Figure 4.7c. Students — search and list view" \f f \l 1 </w:instrText>
+        <w:instrText xml:space="preserve"> TC "Figure 4.7a. Log In — Dean role" \f f \l 1 </w:instrText>
+      </w:r>
+      <w:r>
+        <w:fldChar w:fldCharType="end"/>
+      </w:r>
+    </w:p>
+    <w:p>
+      <w:pPr>
+        <w:keepNext/>
+        <w:spacing w:after="120" w:line="240" w:lineRule="auto"/>
+        <w:jc w:val="center"/>
+        <w:rPr>
+          <w:rFonts w:ascii="Courier New" w:hAnsi="Courier New" w:cs="Courier New"/>
+          <w:sz w:val="24"/>
+          <w:szCs w:val="24"/>
+        </w:rPr>
+      </w:pPr>
+      <w:r>
+        <w:rPr>
+          <w:noProof/>
+        </w:rPr>
+        <w:drawing>
+          <wp:inline distT="0" distB="0" distL="0" distR="0" wp14:anchorId="13BC1D3A" wp14:editId="32B9F8A3">
+            <wp:extent cx="5669280" cy="3010054"/>
+            <wp:effectExtent l="0" t="0" r="0" b="0"/>
+            <wp:docPr id="216" name="Figure 4.7b" descr="Figure 4.7b. Log In — Program Chairperson role"/>
+            <wp:cNvGraphicFramePr>
+              <a:graphicFrameLocks xmlns:a="http://schemas.openxmlformats.org/drawingml/2006/main" noChangeAspect="1"/>
+            </wp:cNvGraphicFramePr>
+            <a:graphic xmlns:a="http://schemas.openxmlformats.org/drawingml/2006/main">
+              <a:graphicData uri="http://schemas.openxmlformats.org/drawingml/2006/picture">
+                <pic:pic xmlns:pic="http://schemas.openxmlformats.org/drawingml/2006/picture">
+                  <pic:nvPicPr>
+                    <pic:cNvPr id="216" name="Auditrix login, Chairperson account"/>
+                    <pic:cNvPicPr/>
+                  </pic:nvPicPr>
+                  <pic:blipFill>
+                    <a:blip r:embed="rId35"/>
+                    <a:stretch>
+                      <a:fillRect/>
+                    </a:stretch>
+                  </pic:blipFill>
+                  <pic:spPr>
+                    <a:xfrm>
+                      <a:off x="0" y="0"/>
+                      <a:ext cx="5669280" cy="3010054"/>
+                    </a:xfrm>
+                    <a:prstGeom prst="rect">
+                      <a:avLst/>
+                    </a:prstGeom>
+                  </pic:spPr>
+                </pic:pic>
+              </a:graphicData>
+            </a:graphic>
+          </wp:inline>
+        </w:drawing>
+      </w:r>
+    </w:p>
+    <w:p>
+      <w:pPr>
+        <w:spacing w:before="240" w:after="120" w:line="360" w:lineRule="auto"/>
+        <w:jc w:val="center"/>
+        <w:rPr>
+          <w:rFonts w:ascii="Courier New" w:hAnsi="Courier New" w:cs="Courier New"/>
+          <w:b/>
+          <w:bCs/>
+          <w:sz w:val="24"/>
+          <w:szCs w:val="24"/>
+        </w:rPr>
+      </w:pPr>
+      <w:r>
+        <w:rPr>
+          <w:rFonts w:ascii="Courier New" w:hAnsi="Courier New" w:cs="Courier New"/>
+          <w:b/>
+          <w:bCs/>
+          <w:sz w:val="24"/>
+          <w:szCs w:val="24"/>
+        </w:rPr>
+        <w:t>Figure 4.7b. Log In — Program Chairperson role</w:t>
+      </w:r>
+      <w:r>
+        <w:fldChar w:fldCharType="begin"/>
+      </w:r>
+      <w:r>
+        <w:instrText xml:space="preserve"> TC "Figure 4.7b. Log In — Program Chairperson role" \f f \l 1 </w:instrText>
+      </w:r>
+      <w:r>
+        <w:fldChar w:fldCharType="end"/>
+      </w:r>
+    </w:p>
+    <w:p>
+      <w:pPr>
+        <w:keepNext/>
+        <w:spacing w:after="120" w:line="240" w:lineRule="auto"/>
+        <w:jc w:val="center"/>
+        <w:rPr>
+          <w:rFonts w:ascii="Courier New" w:hAnsi="Courier New" w:cs="Courier New"/>
+          <w:sz w:val="24"/>
+          <w:szCs w:val="24"/>
+        </w:rPr>
+      </w:pPr>
+      <w:r>
+        <w:rPr>
+          <w:noProof/>
+        </w:rPr>
+        <w:drawing>
+          <wp:inline distT="0" distB="0" distL="0" distR="0" wp14:anchorId="7A8ED682" wp14:editId="54C8238D">
+            <wp:extent cx="4543516" cy="2953512"/>
+            <wp:effectExtent l="0" t="0" r="0" b="0"/>
+            <wp:docPr id="8000101" name="Figure 4.7c" descr="Figure 4.7c. First Log In — password change with the rules checklist"/>
+            <wp:cNvGraphicFramePr>
+              <a:graphicFrameLocks xmlns:a="http://schemas.openxmlformats.org/drawingml/2006/main" noChangeAspect="1"/>
+            </wp:cNvGraphicFramePr>
+            <a:graphic xmlns:a="http://schemas.openxmlformats.org/drawingml/2006/main">
+              <a:graphicData uri="http://schemas.openxmlformats.org/drawingml/2006/picture">
+                <pic:pic xmlns:pic="http://schemas.openxmlformats.org/drawingml/2006/picture">
+                  <pic:nvPicPr>
+                    <pic:cNvPr id="8000101" name="Figure 4.7l"/>
+                    <pic:cNvPicPr/>
+                  </pic:nvPicPr>
+                  <pic:blipFill>
+                    <a:blip r:embed="rId45"/>
+                    <a:stretch>
+                      <a:fillRect/>
+                    </a:stretch>
+                  </pic:blipFill>
+                  <pic:spPr>
+                    <a:xfrm>
+                      <a:off x="0" y="0"/>
+                      <a:ext cx="4543516" cy="2953512"/>
+                    </a:xfrm>
+                    <a:prstGeom prst="rect">
+                      <a:avLst/>
+                    </a:prstGeom>
+                  </pic:spPr>
+                </pic:pic>
+              </a:graphicData>
+            </a:graphic>
+          </wp:inline>
+        </w:drawing>
+      </w:r>
+    </w:p>
+    <w:p>
+      <w:pPr>
+        <w:spacing w:before="240" w:after="120" w:line="360" w:lineRule="auto"/>
+        <w:jc w:val="center"/>
+        <w:rPr>
+          <w:rFonts w:ascii="Courier New" w:hAnsi="Courier New" w:cs="Courier New"/>
+          <w:b/>
+          <w:bCs/>
+          <w:sz w:val="24"/>
+          <w:szCs w:val="24"/>
+        </w:rPr>
+      </w:pPr>
+      <w:r>
+        <w:rPr>
+          <w:rFonts w:ascii="Courier New" w:hAnsi="Courier New" w:cs="Courier New"/>
+          <w:b/>
+          <w:bCs/>
+          <w:sz w:val="24"/>
+          <w:szCs w:val="24"/>
+        </w:rPr>
+        <w:t>Figure 4.7c. First Log In — password change with the rules checklist</w:t>
+      </w:r>
+      <w:r>
+        <w:fldChar w:fldCharType="begin"/>
+      </w:r>
+      <w:r>
+        <w:instrText xml:space="preserve"> TC "Figure 4.7c. First Log In — password change with the rules checklist" \f f \l 1 </w:instrText>
+      </w:r>
+      <w:r>
+        <w:fldChar w:fldCharType="end"/>
+      </w:r>
+    </w:p>
+    <w:p>
+      <w:pPr>
+        <w:keepNext/>
+        <w:spacing w:after="120" w:line="240" w:lineRule="auto"/>
+        <w:jc w:val="center"/>
+        <w:rPr>
+          <w:rFonts w:ascii="Courier New" w:hAnsi="Courier New" w:cs="Courier New"/>
+          <w:sz w:val="24"/>
+          <w:szCs w:val="24"/>
+        </w:rPr>
+      </w:pPr>
+      <w:r>
+        <w:rPr>
+          <w:noProof/>
+        </w:rPr>
+        <w:lastRenderedPageBreak/>
+        <w:drawing>
+          <wp:inline distT="0" distB="0" distL="0" distR="0" wp14:anchorId="23845265" wp14:editId="2659A39E">
+            <wp:extent cx="5669280" cy="3010054"/>
+            <wp:effectExtent l="0" t="0" r="0" b="0"/>
+            <wp:docPr id="214" name="Figure 4.8" descr="Figure 4.8. Students — search and list view"/>
+            <wp:cNvGraphicFramePr>
+              <a:graphicFrameLocks xmlns:a="http://schemas.openxmlformats.org/drawingml/2006/main" noChangeAspect="1"/>
+            </wp:cNvGraphicFramePr>
+            <a:graphic xmlns:a="http://schemas.openxmlformats.org/drawingml/2006/main">
+              <a:graphicData uri="http://schemas.openxmlformats.org/drawingml/2006/picture">
+                <pic:pic xmlns:pic="http://schemas.openxmlformats.org/drawingml/2006/picture">
+                  <pic:nvPicPr>
+                    <pic:cNvPr id="214" name="Students list"/>
+                    <pic:cNvPicPr/>
+                  </pic:nvPicPr>
+                  <pic:blipFill>
+                    <a:blip r:embed="rId36"/>
+                    <a:stretch>
+                      <a:fillRect/>
+                    </a:stretch>
+                  </pic:blipFill>
+                  <pic:spPr>
+                    <a:xfrm>
+                      <a:off x="0" y="0"/>
+                      <a:ext cx="5669280" cy="3010054"/>
+                    </a:xfrm>
+                    <a:prstGeom prst="rect">
+                      <a:avLst/>
+                    </a:prstGeom>
+                  </pic:spPr>
+                </pic:pic>
+              </a:graphicData>
+            </a:graphic>
+          </wp:inline>
+        </w:drawing>
+      </w:r>
+    </w:p>
+    <w:p>
+      <w:pPr>
+        <w:spacing w:before="240" w:after="120" w:line="360" w:lineRule="auto"/>
+        <w:jc w:val="center"/>
+        <w:rPr>
+          <w:rFonts w:ascii="Courier New" w:hAnsi="Courier New" w:cs="Courier New"/>
+          <w:b/>
+          <w:bCs/>
+          <w:sz w:val="24"/>
+          <w:szCs w:val="24"/>
+        </w:rPr>
+      </w:pPr>
+      <w:r>
+        <w:rPr>
+          <w:rFonts w:ascii="Courier New" w:hAnsi="Courier New" w:cs="Courier New"/>
+          <w:b/>
+          <w:bCs/>
+          <w:sz w:val="24"/>
+          <w:szCs w:val="24"/>
+        </w:rPr>
+        <w:t>Figure 4.8. Students — search and list view</w:t>
+      </w:r>
+      <w:r>
+        <w:fldChar w:fldCharType="begin"/>
+      </w:r>
+      <w:r>
+        <w:instrText xml:space="preserve"> TC "Figure 4.8. Students — search and list view" \f f \l 1 </w:instrText>
+      </w:r>
+      <w:r>
+        <w:fldChar w:fldCharType="end"/>
+      </w:r>
+    </w:p>
+    <w:p>
+      <w:pPr>
+        <w:keepNext/>
+        <w:spacing w:after="120" w:line="240" w:lineRule="auto"/>
+        <w:jc w:val="center"/>
+        <w:rPr>
+          <w:rFonts w:ascii="Courier New" w:hAnsi="Courier New" w:cs="Courier New"/>
+          <w:sz w:val="24"/>
+          <w:szCs w:val="24"/>
+        </w:rPr>
+      </w:pPr>
+      <w:r>
+        <w:rPr>
+          <w:noProof/>
+        </w:rPr>
+        <w:drawing>
+          <wp:inline distT="0" distB="0" distL="0" distR="0" wp14:anchorId="7A8ED682" wp14:editId="54C8238D">
+            <wp:extent cx="5669280" cy="3010054"/>
+            <wp:effectExtent l="0" t="0" r="0" b="0"/>
+            <wp:docPr id="210" name="Figure 4.9" descr="Figure 4.9. Enter Grades — choosing the term"/>
+            <wp:cNvGraphicFramePr>
+              <a:graphicFrameLocks xmlns:a="http://schemas.openxmlformats.org/drawingml/2006/main" noChangeAspect="1"/>
+            </wp:cNvGraphicFramePr>
+            <a:graphic xmlns:a="http://schemas.openxmlformats.org/drawingml/2006/main">
+              <a:graphicData uri="http://schemas.openxmlformats.org/drawingml/2006/picture">
+                <pic:pic xmlns:pic="http://schemas.openxmlformats.org/drawingml/2006/picture">
+                  <pic:nvPicPr>
+                    <pic:cNvPr id="210" name="Enter grades page"/>
+                    <pic:cNvPicPr/>
+                  </pic:nvPicPr>
+                  <pic:blipFill>
+                    <a:blip r:embed="rId39"/>
+                    <a:stretch>
+                      <a:fillRect/>
+                    </a:stretch>
+                  </pic:blipFill>
+                  <pic:spPr>
+                    <a:xfrm>
+                      <a:off x="0" y="0"/>
+                      <a:ext cx="5669280" cy="3010054"/>
+                    </a:xfrm>
+                    <a:prstGeom prst="rect">
+                      <a:avLst/>
+                    </a:prstGeom>
+                  </pic:spPr>
+                </pic:pic>
+              </a:graphicData>
+            </a:graphic>
+          </wp:inline>
+        </w:drawing>
+      </w:r>
+    </w:p>
+    <w:p>
+      <w:pPr>
+        <w:spacing w:before="240" w:after="120" w:line="360" w:lineRule="auto"/>
+        <w:jc w:val="center"/>
+        <w:rPr>
+          <w:rFonts w:ascii="Courier New" w:hAnsi="Courier New" w:cs="Courier New"/>
+          <w:b/>
+          <w:bCs/>
+          <w:sz w:val="24"/>
+          <w:szCs w:val="24"/>
+        </w:rPr>
+      </w:pPr>
+      <w:r>
+        <w:rPr>
+          <w:rFonts w:ascii="Courier New" w:hAnsi="Courier New" w:cs="Courier New"/>
+          <w:b/>
+          <w:bCs/>
+          <w:sz w:val="24"/>
+          <w:szCs w:val="24"/>
+        </w:rPr>
+        <w:t>Figure 4.9. Enter Grades — choosing the term</w:t>
+      </w:r>
+      <w:r>
+        <w:fldChar w:fldCharType="begin"/>
+      </w:r>
+      <w:r>
+        <w:instrText xml:space="preserve"> TC "Figure 4.9. Enter Grades — choosing the term" \f f \l 1 </w:instrText>
+      </w:r>
+      <w:r>
+        <w:fldChar w:fldCharType="end"/>
+      </w:r>
+    </w:p>
+    <w:p>
+      <w:pPr>
+        <w:keepNext/>
+        <w:spacing w:after="120" w:line="240" w:lineRule="auto"/>
+        <w:jc w:val="center"/>
+        <w:rPr>
+          <w:rFonts w:ascii="Courier New" w:hAnsi="Courier New" w:cs="Courier New"/>
+          <w:sz w:val="24"/>
+          <w:szCs w:val="24"/>
+        </w:rPr>
+      </w:pPr>
+      <w:r>
+        <w:rPr>
+          <w:noProof/>
+        </w:rPr>
+        <w:drawing>
+          <wp:inline distT="0" distB="0" distL="0" distR="0" wp14:anchorId="13D9396F" wp14:editId="0F7D1C09">
+            <wp:extent cx="5562786" cy="2953512"/>
+            <wp:effectExtent l="0" t="0" r="0" b="0"/>
+            <wp:docPr id="212" name="Figure 4.10a" descr="Figure 4.10a. Student Audit — status, term and reason for each subject"/>
+            <wp:cNvGraphicFramePr>
+              <a:graphicFrameLocks xmlns:a="http://schemas.openxmlformats.org/drawingml/2006/main" noChangeAspect="1"/>
+            </wp:cNvGraphicFramePr>
+            <a:graphic xmlns:a="http://schemas.openxmlformats.org/drawingml/2006/main">
+              <a:graphicData uri="http://schemas.openxmlformats.org/drawingml/2006/picture">
+                <pic:pic xmlns:pic="http://schemas.openxmlformats.org/drawingml/2006/picture">
+                  <pic:nvPicPr>
+                    <pic:cNvPr id="212" name="Student audit detail, all five states"/>
+                    <pic:cNvPicPr/>
+                  </pic:nvPicPr>
+                  <pic:blipFill>
+                    <a:blip r:embed="rId41"/>
+                    <a:stretch>
+                      <a:fillRect/>
+                    </a:stretch>
+                  </pic:blipFill>
+                  <pic:spPr>
+                    <a:xfrm>
+                      <a:off x="0" y="0"/>
+                      <a:ext cx="5562786" cy="2953512"/>
+                    </a:xfrm>
+                    <a:prstGeom prst="rect">
+                      <a:avLst/>
+                    </a:prstGeom>
+                  </pic:spPr>
+                </pic:pic>
+              </a:graphicData>
+            </a:graphic>
+          </wp:inline>
+        </w:drawing>
+      </w:r>
+    </w:p>
+    <w:p>
+      <w:pPr>
+        <w:spacing w:before="240" w:after="120" w:line="360" w:lineRule="auto"/>
+        <w:jc w:val="center"/>
+        <w:rPr>
+          <w:rFonts w:ascii="Courier New" w:hAnsi="Courier New" w:cs="Courier New"/>
+          <w:b/>
+          <w:bCs/>
+          <w:sz w:val="24"/>
+          <w:szCs w:val="24"/>
+        </w:rPr>
+      </w:pPr>
+      <w:r>
+        <w:rPr>
+          <w:rFonts w:ascii="Courier New" w:hAnsi="Courier New" w:cs="Courier New"/>
+          <w:b/>
+          <w:bCs/>
+          <w:sz w:val="24"/>
+          <w:szCs w:val="24"/>
+        </w:rPr>
+        <w:t>Figure 4.10a. Student Audit — status, term and reason for each subject</w:t>
+      </w:r>
+      <w:r>
+        <w:fldChar w:fldCharType="begin"/>
+      </w:r>
+      <w:r>
+        <w:instrText xml:space="preserve"> TC "Figure 4.10a. Student Audit — status, term and reason for each subject" \f f \l 1 </w:instrText>
       </w:r>
       <w:r>
         <w:fldChar w:fldCharType="end"/>
@@ -3793,7 +4642,7 @@
           <wp:inline distT="0" distB="0" distL="0" distR="0" wp14:anchorId="57E69D58" wp14:editId="452F149B">
             <wp:extent cx="5553761" cy="2953512"/>
             <wp:effectExtent l="0" t="0" r="0" b="0"/>
-            <wp:docPr id="208" name="Student profile with violation banner"/>
+            <wp:docPr id="208" name="Figure 4.10b" descr="Figure 4.10b. Student Audit — subject taken out of order and Irregular status"/>
             <wp:cNvGraphicFramePr>
               <a:graphicFrameLocks xmlns:a="http://schemas.openxmlformats.org/drawingml/2006/main" noChangeAspect="1"/>
             </wp:cNvGraphicFramePr>
@@ -3805,7 +4654,7 @@
                     <pic:cNvPicPr/>
                   </pic:nvPicPr>
                   <pic:blipFill>
-                    <a:blip r:embed="rId35"/>
+                    <a:blip r:embed="rId37"/>
                     <a:stretch>
                       <a:fillRect/>
                     </a:stretch>
@@ -3846,13 +4695,267 @@
           <w:sz w:val="24"/>
           <w:szCs w:val="24"/>
         </w:rPr>
-        <w:t>Figure 4.7d. Student Audit — subject taken out of order and Irregular status</w:t>
+        <w:t>Figure 4.10b. Student Audit — subject taken out of order and Irregular status</w:t>
       </w:r>
       <w:r>
         <w:fldChar w:fldCharType="begin"/>
       </w:r>
       <w:r>
-        <w:instrText xml:space="preserve"> TC "Figure 4.7d. Student Audit — subject taken out of order and Irregular status" \f f \l 1 </w:instrText>
+        <w:instrText xml:space="preserve"> TC "Figure 4.10b. Student Audit — subject taken out of order and Irregular status" \f f \l 1 </w:instrText>
+      </w:r>
+      <w:r>
+        <w:fldChar w:fldCharType="end"/>
+      </w:r>
+    </w:p>
+    <w:p>
+      <w:pPr>
+        <w:keepNext/>
+        <w:spacing w:after="120" w:line="240" w:lineRule="auto"/>
+        <w:jc w:val="center"/>
+        <w:rPr>
+          <w:rFonts w:ascii="Courier New" w:hAnsi="Courier New" w:cs="Courier New"/>
+          <w:sz w:val="24"/>
+          <w:szCs w:val="24"/>
+        </w:rPr>
+      </w:pPr>
+      <w:r>
+        <w:rPr>
+          <w:noProof/>
+        </w:rPr>
+        <w:lastRenderedPageBreak/>
+        <w:drawing>
+          <wp:inline distT="0" distB="0" distL="0" distR="0" wp14:anchorId="4DA94E66" wp14:editId="733183AE">
+            <wp:extent cx="5562786" cy="2953512"/>
+            <wp:effectExtent l="0" t="0" r="0" b="0"/>
+            <wp:docPr id="213" name="Figure 4.10c" descr="Figure 4.10c. Student Audit — fully compliant (Regular) example"/>
+            <wp:cNvGraphicFramePr>
+              <a:graphicFrameLocks xmlns:a="http://schemas.openxmlformats.org/drawingml/2006/main" noChangeAspect="1"/>
+            </wp:cNvGraphicFramePr>
+            <a:graphic xmlns:a="http://schemas.openxmlformats.org/drawingml/2006/main">
+              <a:graphicData uri="http://schemas.openxmlformats.org/drawingml/2006/picture">
+                <pic:pic xmlns:pic="http://schemas.openxmlformats.org/drawingml/2006/picture">
+                  <pic:nvPicPr>
+                    <pic:cNvPr id="213" name="Student profile, zero violations"/>
+                    <pic:cNvPicPr/>
+                  </pic:nvPicPr>
+                  <pic:blipFill>
+                    <a:blip r:embed="rId42"/>
+                    <a:stretch>
+                      <a:fillRect/>
+                    </a:stretch>
+                  </pic:blipFill>
+                  <pic:spPr>
+                    <a:xfrm>
+                      <a:off x="0" y="0"/>
+                      <a:ext cx="5562786" cy="2953512"/>
+                    </a:xfrm>
+                    <a:prstGeom prst="rect">
+                      <a:avLst/>
+                    </a:prstGeom>
+                  </pic:spPr>
+                </pic:pic>
+              </a:graphicData>
+            </a:graphic>
+          </wp:inline>
+        </w:drawing>
+      </w:r>
+    </w:p>
+    <w:p>
+      <w:pPr>
+        <w:spacing w:before="240" w:after="120" w:line="360" w:lineRule="auto"/>
+        <w:jc w:val="center"/>
+        <w:rPr>
+          <w:rFonts w:ascii="Courier New" w:hAnsi="Courier New" w:cs="Courier New"/>
+          <w:b/>
+          <w:bCs/>
+          <w:sz w:val="24"/>
+          <w:szCs w:val="24"/>
+        </w:rPr>
+      </w:pPr>
+      <w:r>
+        <w:rPr>
+          <w:rFonts w:ascii="Courier New" w:hAnsi="Courier New" w:cs="Courier New"/>
+          <w:b/>
+          <w:bCs/>
+          <w:sz w:val="24"/>
+          <w:szCs w:val="24"/>
+        </w:rPr>
+        <w:t>Figure 4.10c. Student Audit — fully compliant (Regular) example</w:t>
+      </w:r>
+      <w:r>
+        <w:fldChar w:fldCharType="begin"/>
+      </w:r>
+      <w:r>
+        <w:instrText xml:space="preserve"> TC "Figure 4.10c. Student Audit — fully compliant (Regular) example" \f f \l 1 </w:instrText>
+      </w:r>
+      <w:r>
+        <w:fldChar w:fldCharType="end"/>
+      </w:r>
+    </w:p>
+    <w:p>
+      <w:pPr>
+        <w:keepNext/>
+        <w:spacing w:after="120" w:line="240" w:lineRule="auto"/>
+        <w:jc w:val="center"/>
+        <w:rPr>
+          <w:rFonts w:ascii="Courier New" w:hAnsi="Courier New" w:cs="Courier New"/>
+          <w:sz w:val="24"/>
+          <w:szCs w:val="24"/>
+        </w:rPr>
+      </w:pPr>
+      <w:r>
+        <w:rPr>
+          <w:noProof/>
+        </w:rPr>
+        <w:lastRenderedPageBreak/>
+        <w:drawing>
+          <wp:inline distT="0" distB="0" distL="0" distR="0" wp14:anchorId="7A8ED682" wp14:editId="54C8238D">
+            <wp:extent cx="4543516" cy="2953512"/>
+            <wp:effectExtent l="0" t="0" r="0" b="0"/>
+            <wp:docPr id="8000005" name="Figure 4.11a" descr="Figure 4.11a. Edit Student — year level (automatic or set by hand)"/>
+            <wp:cNvGraphicFramePr>
+              <a:graphicFrameLocks xmlns:a="http://schemas.openxmlformats.org/drawingml/2006/main" noChangeAspect="1"/>
+            </wp:cNvGraphicFramePr>
+            <a:graphic xmlns:a="http://schemas.openxmlformats.org/drawingml/2006/main">
+              <a:graphicData uri="http://schemas.openxmlformats.org/drawingml/2006/picture">
+                <pic:pic xmlns:pic="http://schemas.openxmlformats.org/drawingml/2006/picture">
+                  <pic:nvPicPr>
+                    <pic:cNvPr id="8000005" name="Figure 4.7p"/>
+                    <pic:cNvPicPr/>
+                  </pic:nvPicPr>
+                  <pic:blipFill>
+                    <a:blip r:embed="rId50"/>
+                    <a:stretch>
+                      <a:fillRect/>
+                    </a:stretch>
+                  </pic:blipFill>
+                  <pic:spPr>
+                    <a:xfrm>
+                      <a:off x="0" y="0"/>
+                      <a:ext cx="4543516" cy="2953512"/>
+                    </a:xfrm>
+                    <a:prstGeom prst="rect">
+                      <a:avLst/>
+                    </a:prstGeom>
+                  </pic:spPr>
+                </pic:pic>
+              </a:graphicData>
+            </a:graphic>
+          </wp:inline>
+        </w:drawing>
+      </w:r>
+    </w:p>
+    <w:p>
+      <w:pPr>
+        <w:spacing w:before="240" w:after="120" w:line="360" w:lineRule="auto"/>
+        <w:jc w:val="center"/>
+        <w:rPr>
+          <w:rFonts w:ascii="Courier New" w:hAnsi="Courier New" w:cs="Courier New"/>
+          <w:b/>
+          <w:bCs/>
+          <w:sz w:val="24"/>
+          <w:szCs w:val="24"/>
+        </w:rPr>
+      </w:pPr>
+      <w:r>
+        <w:rPr>
+          <w:rFonts w:ascii="Courier New" w:hAnsi="Courier New" w:cs="Courier New"/>
+          <w:b/>
+          <w:bCs/>
+          <w:sz w:val="24"/>
+          <w:szCs w:val="24"/>
+        </w:rPr>
+        <w:t>Figure 4.11a. Edit Student — year level (automatic or set by hand)</w:t>
+      </w:r>
+      <w:r>
+        <w:fldChar w:fldCharType="begin"/>
+      </w:r>
+      <w:r>
+        <w:instrText xml:space="preserve"> TC "Figure 4.11a. Edit Student — year level (automatic or set by hand)" \f f \l 1 </w:instrText>
+      </w:r>
+      <w:r>
+        <w:fldChar w:fldCharType="end"/>
+      </w:r>
+    </w:p>
+    <w:p>
+      <w:pPr>
+        <w:keepNext/>
+        <w:spacing w:after="120" w:line="240" w:lineRule="auto"/>
+        <w:jc w:val="center"/>
+        <w:rPr>
+          <w:rFonts w:ascii="Courier New" w:hAnsi="Courier New" w:cs="Courier New"/>
+          <w:sz w:val="24"/>
+          <w:szCs w:val="24"/>
+        </w:rPr>
+      </w:pPr>
+      <w:r>
+        <w:rPr>
+          <w:noProof/>
+        </w:rPr>
+        <w:drawing>
+          <wp:inline distT="0" distB="0" distL="0" distR="0" wp14:anchorId="7A8ED682" wp14:editId="54C8238D">
+            <wp:extent cx="4951448" cy="3218688"/>
+            <wp:effectExtent l="0" t="0" r="0" b="0"/>
+            <wp:docPr id="8000004" name="Figure 4.11b" descr="Figure 4.11b. Grade Logbook"/>
+            <wp:cNvGraphicFramePr>
+              <a:graphicFrameLocks xmlns:a="http://schemas.openxmlformats.org/drawingml/2006/main" noChangeAspect="1"/>
+            </wp:cNvGraphicFramePr>
+            <a:graphic xmlns:a="http://schemas.openxmlformats.org/drawingml/2006/main">
+              <a:graphicData uri="http://schemas.openxmlformats.org/drawingml/2006/picture">
+                <pic:pic xmlns:pic="http://schemas.openxmlformats.org/drawingml/2006/picture">
+                  <pic:nvPicPr>
+                    <pic:cNvPr id="8000004" name="Figure 4.7o"/>
+                    <pic:cNvPicPr/>
+                  </pic:nvPicPr>
+                  <pic:blipFill>
+                    <a:blip r:embed="rId49"/>
+                    <a:stretch>
+                      <a:fillRect/>
+                    </a:stretch>
+                  </pic:blipFill>
+                  <pic:spPr>
+                    <a:xfrm>
+                      <a:off x="0" y="0"/>
+                      <a:ext cx="4951448" cy="3218688"/>
+                    </a:xfrm>
+                    <a:prstGeom prst="rect">
+                      <a:avLst/>
+                    </a:prstGeom>
+                  </pic:spPr>
+                </pic:pic>
+              </a:graphicData>
+            </a:graphic>
+          </wp:inline>
+        </w:drawing>
+      </w:r>
+    </w:p>
+    <w:p>
+      <w:pPr>
+        <w:spacing w:before="240" w:after="120" w:line="360" w:lineRule="auto"/>
+        <w:jc w:val="center"/>
+        <w:rPr>
+          <w:rFonts w:ascii="Courier New" w:hAnsi="Courier New" w:cs="Courier New"/>
+          <w:b/>
+          <w:bCs/>
+          <w:sz w:val="24"/>
+          <w:szCs w:val="24"/>
+        </w:rPr>
+      </w:pPr>
+      <w:r>
+        <w:rPr>
+          <w:rFonts w:ascii="Courier New" w:hAnsi="Courier New" w:cs="Courier New"/>
+          <w:b/>
+          <w:bCs/>
+          <w:sz w:val="24"/>
+          <w:szCs w:val="24"/>
+        </w:rPr>
+        <w:t>Figure 4.11b. Grade Logbook</w:t>
+      </w:r>
+      <w:r>
+        <w:fldChar w:fldCharType="begin"/>
+      </w:r>
+      <w:r>
+        <w:instrText xml:space="preserve"> TC "Figure 4.11b. Grade Logbook" \f f \l 1 </w:instrText>
       </w:r>
       <w:r>
         <w:fldChar w:fldCharType="end"/>
@@ -3878,7 +4981,7 @@
           <wp:inline distT="0" distB="0" distL="0" distR="0" wp14:anchorId="3A365DC5" wp14:editId="52B811C7">
             <wp:extent cx="5669280" cy="3007106"/>
             <wp:effectExtent l="0" t="0" r="0" b="0"/>
-            <wp:docPr id="209" name="Transfer or shift page"/>
+            <wp:docPr id="209" name="Figure 4.11c" descr="Figure 4.11c. Transfer / Shift Records"/>
             <wp:cNvGraphicFramePr>
               <a:graphicFrameLocks xmlns:a="http://schemas.openxmlformats.org/drawingml/2006/main" noChangeAspect="1"/>
             </wp:cNvGraphicFramePr>
@@ -3890,7 +4993,7 @@
                     <pic:cNvPicPr/>
                   </pic:nvPicPr>
                   <pic:blipFill>
-                    <a:blip r:embed="rId36"/>
+                    <a:blip r:embed="rId38"/>
                     <a:stretch>
                       <a:fillRect/>
                     </a:stretch>
@@ -3931,13 +5034,13 @@
           <w:sz w:val="24"/>
           <w:szCs w:val="24"/>
         </w:rPr>
-        <w:t>Figure 4.7e. Transfer / Shift Records</w:t>
+        <w:t>Figure 4.11c. Transfer / Shift Records</w:t>
       </w:r>
       <w:r>
         <w:fldChar w:fldCharType="begin"/>
       </w:r>
       <w:r>
-        <w:instrText xml:space="preserve"> TC "Figure 4.7e. Transfer / Shift Records" \f f \l 1 </w:instrText>
+        <w:instrText xml:space="preserve"> TC "Figure 4.11c. Transfer / Shift Records" \f f \l 1 </w:instrText>
       </w:r>
       <w:r>
         <w:fldChar w:fldCharType="end"/>
@@ -3960,9 +5063,9 @@
         </w:rPr>
         <w:drawing>
           <wp:inline distT="0" distB="0" distL="0" distR="0" wp14:anchorId="7A8ED682" wp14:editId="54C8238D">
-            <wp:extent cx="5669280" cy="3010054"/>
+            <wp:extent cx="4951448" cy="3218688"/>
             <wp:effectExtent l="0" t="0" r="0" b="0"/>
-            <wp:docPr id="210" name="Enter grades page"/>
+            <wp:docPr id="8000002" name="Figure 4.12a" descr="Figure 4.12a. Chairperson Dashboard"/>
             <wp:cNvGraphicFramePr>
               <a:graphicFrameLocks xmlns:a="http://schemas.openxmlformats.org/drawingml/2006/main" noChangeAspect="1"/>
             </wp:cNvGraphicFramePr>
@@ -3970,604 +5073,11 @@
               <a:graphicData uri="http://schemas.openxmlformats.org/drawingml/2006/picture">
                 <pic:pic xmlns:pic="http://schemas.openxmlformats.org/drawingml/2006/picture">
                   <pic:nvPicPr>
-                    <pic:cNvPr id="210" name="Enter grades page"/>
+                    <pic:cNvPr id="8000002" name="Figure 4.7m"/>
                     <pic:cNvPicPr/>
                   </pic:nvPicPr>
                   <pic:blipFill>
-                    <a:blip r:embed="rId37"/>
-                    <a:stretch>
-                      <a:fillRect/>
-                    </a:stretch>
-                  </pic:blipFill>
-                  <pic:spPr>
-                    <a:xfrm>
-                      <a:off x="0" y="0"/>
-                      <a:ext cx="5669280" cy="3010054"/>
-                    </a:xfrm>
-                    <a:prstGeom prst="rect">
-                      <a:avLst/>
-                    </a:prstGeom>
-                  </pic:spPr>
-                </pic:pic>
-              </a:graphicData>
-            </a:graphic>
-          </wp:inline>
-        </w:drawing>
-      </w:r>
-    </w:p>
-    <w:p>
-      <w:pPr>
-        <w:spacing w:before="240" w:after="120" w:line="360" w:lineRule="auto"/>
-        <w:jc w:val="center"/>
-        <w:rPr>
-          <w:rFonts w:ascii="Courier New" w:hAnsi="Courier New" w:cs="Courier New"/>
-          <w:b/>
-          <w:bCs/>
-          <w:sz w:val="24"/>
-          <w:szCs w:val="24"/>
-        </w:rPr>
-      </w:pPr>
-      <w:r>
-        <w:rPr>
-          <w:rFonts w:ascii="Courier New" w:hAnsi="Courier New" w:cs="Courier New"/>
-          <w:b/>
-          <w:bCs/>
-          <w:sz w:val="24"/>
-          <w:szCs w:val="24"/>
-        </w:rPr>
-        <w:t>Figure 4.7f. Enter Grades — choosing the term</w:t>
-      </w:r>
-      <w:r>
-        <w:fldChar w:fldCharType="begin"/>
-      </w:r>
-      <w:r>
-        <w:instrText xml:space="preserve"> TC "Figure 4.7f. Enter Grades — choosing the term" \f f \l 1 </w:instrText>
-      </w:r>
-      <w:r>
-        <w:fldChar w:fldCharType="end"/>
-      </w:r>
-    </w:p>
-    <w:p>
-      <w:pPr>
-        <w:keepNext/>
-        <w:spacing w:after="120" w:line="240" w:lineRule="auto"/>
-        <w:jc w:val="center"/>
-        <w:rPr>
-          <w:rFonts w:ascii="Courier New" w:hAnsi="Courier New" w:cs="Courier New"/>
-          <w:sz w:val="24"/>
-          <w:szCs w:val="24"/>
-        </w:rPr>
-      </w:pPr>
-      <w:r>
-        <w:rPr>
-          <w:noProof/>
-        </w:rPr>
-        <w:lastRenderedPageBreak/>
-        <w:drawing>
-          <wp:inline distT="0" distB="0" distL="0" distR="0" wp14:anchorId="1D08A879" wp14:editId="7033F209">
-            <wp:extent cx="5669280" cy="3010054"/>
-            <wp:effectExtent l="0" t="0" r="0" b="0"/>
-            <wp:docPr id="211" name="Curriculum management, version tabs"/>
-            <wp:cNvGraphicFramePr>
-              <a:graphicFrameLocks xmlns:a="http://schemas.openxmlformats.org/drawingml/2006/main" noChangeAspect="1"/>
-            </wp:cNvGraphicFramePr>
-            <a:graphic xmlns:a="http://schemas.openxmlformats.org/drawingml/2006/main">
-              <a:graphicData uri="http://schemas.openxmlformats.org/drawingml/2006/picture">
-                <pic:pic xmlns:pic="http://schemas.openxmlformats.org/drawingml/2006/picture">
-                  <pic:nvPicPr>
-                    <pic:cNvPr id="211" name="Curriculum management, version tabs"/>
-                    <pic:cNvPicPr/>
-                  </pic:nvPicPr>
-                  <pic:blipFill>
-                    <a:blip r:embed="rId38"/>
-                    <a:stretch>
-                      <a:fillRect/>
-                    </a:stretch>
-                  </pic:blipFill>
-                  <pic:spPr>
-                    <a:xfrm>
-                      <a:off x="0" y="0"/>
-                      <a:ext cx="5669280" cy="3010054"/>
-                    </a:xfrm>
-                    <a:prstGeom prst="rect">
-                      <a:avLst/>
-                    </a:prstGeom>
-                  </pic:spPr>
-                </pic:pic>
-              </a:graphicData>
-            </a:graphic>
-          </wp:inline>
-        </w:drawing>
-      </w:r>
-    </w:p>
-    <w:p>
-      <w:pPr>
-        <w:spacing w:before="240" w:after="120" w:line="360" w:lineRule="auto"/>
-        <w:jc w:val="center"/>
-        <w:rPr>
-          <w:rFonts w:ascii="Courier New" w:hAnsi="Courier New" w:cs="Courier New"/>
-          <w:b/>
-          <w:bCs/>
-          <w:sz w:val="24"/>
-          <w:szCs w:val="24"/>
-        </w:rPr>
-      </w:pPr>
-      <w:r>
-        <w:rPr>
-          <w:rFonts w:ascii="Courier New" w:hAnsi="Courier New" w:cs="Courier New"/>
-          <w:b/>
-          <w:bCs/>
-          <w:sz w:val="24"/>
-          <w:szCs w:val="24"/>
-        </w:rPr>
-        <w:t>Figure 4.7g. Manage Curriculum Versions</w:t>
-      </w:r>
-      <w:r>
-        <w:fldChar w:fldCharType="begin"/>
-      </w:r>
-      <w:r>
-        <w:instrText xml:space="preserve"> TC "Figure 4.7g. Manage Curriculum Versions" \f f \l 1 </w:instrText>
-      </w:r>
-      <w:r>
-        <w:fldChar w:fldCharType="end"/>
-      </w:r>
-    </w:p>
-    <w:p>
-      <w:pPr>
-        <w:keepNext/>
-        <w:spacing w:after="120" w:line="240" w:lineRule="auto"/>
-        <w:jc w:val="center"/>
-        <w:rPr>
-          <w:rFonts w:ascii="Courier New" w:hAnsi="Courier New" w:cs="Courier New"/>
-          <w:sz w:val="24"/>
-          <w:szCs w:val="24"/>
-        </w:rPr>
-      </w:pPr>
-      <w:r>
-        <w:rPr>
-          <w:noProof/>
-        </w:rPr>
-        <w:drawing>
-          <wp:inline distT="0" distB="0" distL="0" distR="0" wp14:anchorId="13D9396F" wp14:editId="0F7D1C09">
-            <wp:extent cx="5562786" cy="2953512"/>
-            <wp:effectExtent l="0" t="0" r="0" b="0"/>
-            <wp:docPr id="212" name="Student audit detail, all five states"/>
-            <wp:cNvGraphicFramePr>
-              <a:graphicFrameLocks xmlns:a="http://schemas.openxmlformats.org/drawingml/2006/main" noChangeAspect="1"/>
-            </wp:cNvGraphicFramePr>
-            <a:graphic xmlns:a="http://schemas.openxmlformats.org/drawingml/2006/main">
-              <a:graphicData uri="http://schemas.openxmlformats.org/drawingml/2006/picture">
-                <pic:pic xmlns:pic="http://schemas.openxmlformats.org/drawingml/2006/picture">
-                  <pic:nvPicPr>
-                    <pic:cNvPr id="212" name="Student audit detail, all five states"/>
-                    <pic:cNvPicPr/>
-                  </pic:nvPicPr>
-                  <pic:blipFill>
-                    <a:blip r:embed="rId39"/>
-                    <a:stretch>
-                      <a:fillRect/>
-                    </a:stretch>
-                  </pic:blipFill>
-                  <pic:spPr>
-                    <a:xfrm>
-                      <a:off x="0" y="0"/>
-                      <a:ext cx="5562786" cy="2953512"/>
-                    </a:xfrm>
-                    <a:prstGeom prst="rect">
-                      <a:avLst/>
-                    </a:prstGeom>
-                  </pic:spPr>
-                </pic:pic>
-              </a:graphicData>
-            </a:graphic>
-          </wp:inline>
-        </w:drawing>
-      </w:r>
-    </w:p>
-    <w:p>
-      <w:pPr>
-        <w:spacing w:before="240" w:after="120" w:line="360" w:lineRule="auto"/>
-        <w:jc w:val="center"/>
-        <w:rPr>
-          <w:rFonts w:ascii="Courier New" w:hAnsi="Courier New" w:cs="Courier New"/>
-          <w:b/>
-          <w:bCs/>
-          <w:sz w:val="24"/>
-          <w:szCs w:val="24"/>
-        </w:rPr>
-      </w:pPr>
-      <w:r>
-        <w:rPr>
-          <w:rFonts w:ascii="Courier New" w:hAnsi="Courier New" w:cs="Courier New"/>
-          <w:b/>
-          <w:bCs/>
-          <w:sz w:val="24"/>
-          <w:szCs w:val="24"/>
-        </w:rPr>
-        <w:t>Figure 4.7h. Student Audit — status, term and reason for each subject</w:t>
-      </w:r>
-      <w:r>
-        <w:fldChar w:fldCharType="begin"/>
-      </w:r>
-      <w:r>
-        <w:instrText xml:space="preserve"> TC "Figure 4.7h. Student Audit — status, term and reason for each subject" \f f \l 1 </w:instrText>
-      </w:r>
-      <w:r>
-        <w:fldChar w:fldCharType="end"/>
-      </w:r>
-    </w:p>
-    <w:p>
-      <w:pPr>
-        <w:keepNext/>
-        <w:spacing w:after="120" w:line="240" w:lineRule="auto"/>
-        <w:jc w:val="center"/>
-        <w:rPr>
-          <w:rFonts w:ascii="Courier New" w:hAnsi="Courier New" w:cs="Courier New"/>
-          <w:sz w:val="24"/>
-          <w:szCs w:val="24"/>
-        </w:rPr>
-      </w:pPr>
-      <w:r>
-        <w:rPr>
-          <w:noProof/>
-        </w:rPr>
-        <w:lastRenderedPageBreak/>
-        <w:drawing>
-          <wp:inline distT="0" distB="0" distL="0" distR="0" wp14:anchorId="4DA94E66" wp14:editId="733183AE">
-            <wp:extent cx="5562786" cy="2953512"/>
-            <wp:effectExtent l="0" t="0" r="0" b="0"/>
-            <wp:docPr id="213" name="Student profile, zero violations"/>
-            <wp:cNvGraphicFramePr>
-              <a:graphicFrameLocks xmlns:a="http://schemas.openxmlformats.org/drawingml/2006/main" noChangeAspect="1"/>
-            </wp:cNvGraphicFramePr>
-            <a:graphic xmlns:a="http://schemas.openxmlformats.org/drawingml/2006/main">
-              <a:graphicData uri="http://schemas.openxmlformats.org/drawingml/2006/picture">
-                <pic:pic xmlns:pic="http://schemas.openxmlformats.org/drawingml/2006/picture">
-                  <pic:nvPicPr>
-                    <pic:cNvPr id="213" name="Student profile, zero violations"/>
-                    <pic:cNvPicPr/>
-                  </pic:nvPicPr>
-                  <pic:blipFill>
-                    <a:blip r:embed="rId40"/>
-                    <a:stretch>
-                      <a:fillRect/>
-                    </a:stretch>
-                  </pic:blipFill>
-                  <pic:spPr>
-                    <a:xfrm>
-                      <a:off x="0" y="0"/>
-                      <a:ext cx="5562786" cy="2953512"/>
-                    </a:xfrm>
-                    <a:prstGeom prst="rect">
-                      <a:avLst/>
-                    </a:prstGeom>
-                  </pic:spPr>
-                </pic:pic>
-              </a:graphicData>
-            </a:graphic>
-          </wp:inline>
-        </w:drawing>
-      </w:r>
-    </w:p>
-    <w:p>
-      <w:pPr>
-        <w:spacing w:before="240" w:after="120" w:line="360" w:lineRule="auto"/>
-        <w:jc w:val="center"/>
-        <w:rPr>
-          <w:rFonts w:ascii="Courier New" w:hAnsi="Courier New" w:cs="Courier New"/>
-          <w:b/>
-          <w:bCs/>
-          <w:sz w:val="24"/>
-          <w:szCs w:val="24"/>
-        </w:rPr>
-      </w:pPr>
-      <w:r>
-        <w:rPr>
-          <w:rFonts w:ascii="Courier New" w:hAnsi="Courier New" w:cs="Courier New"/>
-          <w:b/>
-          <w:bCs/>
-          <w:sz w:val="24"/>
-          <w:szCs w:val="24"/>
-        </w:rPr>
-        <w:t>Figure 4.7i. Student Audit — fully compliant (Regular) example</w:t>
-      </w:r>
-      <w:r>
-        <w:fldChar w:fldCharType="begin"/>
-      </w:r>
-      <w:r>
-        <w:instrText xml:space="preserve"> TC "Figure 4.7i. Student Audit — fully compliant (Regular) example" \f f \l 1 </w:instrText>
-      </w:r>
-      <w:r>
-        <w:fldChar w:fldCharType="end"/>
-      </w:r>
-    </w:p>
-    <w:p>
-      <w:pPr>
-        <w:keepNext/>
-        <w:spacing w:after="120" w:line="240" w:lineRule="auto"/>
-        <w:jc w:val="center"/>
-        <w:rPr>
-          <w:rFonts w:ascii="Courier New" w:hAnsi="Courier New" w:cs="Courier New"/>
-          <w:sz w:val="24"/>
-          <w:szCs w:val="24"/>
-        </w:rPr>
-      </w:pPr>
-      <w:r>
-        <w:rPr>
-          <w:noProof/>
-        </w:rPr>
-        <w:drawing>
-          <wp:inline distT="0" distB="0" distL="0" distR="0" wp14:anchorId="4D95A83D" wp14:editId="01641A16">
-            <wp:extent cx="5669280" cy="2818340"/>
-            <wp:effectExtent l="0" t="0" r="0" b="0"/>
-            <wp:docPr id="207" name="Curriculum export output"/>
-            <wp:cNvGraphicFramePr>
-              <a:graphicFrameLocks xmlns:a="http://schemas.openxmlformats.org/drawingml/2006/main" noChangeAspect="1"/>
-            </wp:cNvGraphicFramePr>
-            <a:graphic xmlns:a="http://schemas.openxmlformats.org/drawingml/2006/main">
-              <a:graphicData uri="http://schemas.openxmlformats.org/drawingml/2006/picture">
-                <pic:pic xmlns:pic="http://schemas.openxmlformats.org/drawingml/2006/picture">
-                  <pic:nvPicPr>
-                    <pic:cNvPr id="207" name="Curriculum export output"/>
-                    <pic:cNvPicPr/>
-                  </pic:nvPicPr>
-                  <pic:blipFill>
-                    <a:blip r:embed="rId41"/>
-                    <a:stretch>
-                      <a:fillRect/>
-                    </a:stretch>
-                  </pic:blipFill>
-                  <pic:spPr>
-                    <a:xfrm>
-                      <a:off x="0" y="0"/>
-                      <a:ext cx="5669280" cy="2818340"/>
-                    </a:xfrm>
-                    <a:prstGeom prst="rect">
-                      <a:avLst/>
-                    </a:prstGeom>
-                  </pic:spPr>
-                </pic:pic>
-              </a:graphicData>
-            </a:graphic>
-          </wp:inline>
-        </w:drawing>
-      </w:r>
-    </w:p>
-    <w:p>
-      <w:pPr>
-        <w:spacing w:before="240" w:after="120" w:line="360" w:lineRule="auto"/>
-        <w:jc w:val="center"/>
-        <w:rPr>
-          <w:rFonts w:ascii="Courier New" w:hAnsi="Courier New" w:cs="Courier New"/>
-          <w:b/>
-          <w:bCs/>
-          <w:sz w:val="24"/>
-          <w:szCs w:val="24"/>
-        </w:rPr>
-      </w:pPr>
-      <w:r>
-        <w:rPr>
-          <w:rFonts w:ascii="Courier New" w:hAnsi="Courier New" w:cs="Courier New"/>
-          <w:b/>
-          <w:bCs/>
-          <w:sz w:val="24"/>
-          <w:szCs w:val="24"/>
-        </w:rPr>
-        <w:t>Figure 4.7j. Export Curriculum — PDF output</w:t>
-      </w:r>
-      <w:r>
-        <w:fldChar w:fldCharType="begin"/>
-      </w:r>
-      <w:r>
-        <w:instrText xml:space="preserve"> TC "Figure 4.7j. Export Curriculum — PDF output" \f f \l 1 </w:instrText>
-      </w:r>
-      <w:r>
-        <w:fldChar w:fldCharType="end"/>
-      </w:r>
-    </w:p>
-    <w:p>
-      <w:pPr>
-        <w:keepNext/>
-        <w:spacing w:after="120" w:line="240" w:lineRule="auto"/>
-        <w:jc w:val="center"/>
-        <w:rPr>
-          <w:rFonts w:ascii="Courier New" w:hAnsi="Courier New" w:cs="Courier New"/>
-          <w:sz w:val="24"/>
-          <w:szCs w:val="24"/>
-        </w:rPr>
-      </w:pPr>
-      <w:r>
-        <w:rPr>
-          <w:noProof/>
-        </w:rPr>
-        <w:lastRenderedPageBreak/>
-        <w:drawing>
-          <wp:inline distT="0" distB="0" distL="0" distR="0" wp14:anchorId="7A8ED682" wp14:editId="54C8238D">
-            <wp:extent cx="4543516" cy="2953512"/>
-            <wp:effectExtent l="0" t="0" r="0" b="0"/>
-            <wp:docPr id="8000102" name="Figure 4.7k"/>
-            <wp:cNvGraphicFramePr>
-              <a:graphicFrameLocks xmlns:a="http://schemas.openxmlformats.org/drawingml/2006/main" noChangeAspect="1"/>
-            </wp:cNvGraphicFramePr>
-            <a:graphic xmlns:a="http://schemas.openxmlformats.org/drawingml/2006/main">
-              <a:graphicData uri="http://schemas.openxmlformats.org/drawingml/2006/picture">
-                <pic:pic xmlns:pic="http://schemas.openxmlformats.org/drawingml/2006/picture">
-                  <pic:nvPicPr>
-                    <pic:cNvPr id="8000102" name="Figure 4.7k"/>
-                    <pic:cNvPicPr/>
-                  </pic:nvPicPr>
-                  <pic:blipFill>
-                    <a:blip r:embed="rId42"/>
-                    <a:stretch>
-                      <a:fillRect/>
-                    </a:stretch>
-                  </pic:blipFill>
-                  <pic:spPr>
-                    <a:xfrm>
-                      <a:off x="0" y="0"/>
-                      <a:ext cx="4543516" cy="2953512"/>
-                    </a:xfrm>
-                    <a:prstGeom prst="rect">
-                      <a:avLst/>
-                    </a:prstGeom>
-                  </pic:spPr>
-                </pic:pic>
-              </a:graphicData>
-            </a:graphic>
-          </wp:inline>
-        </w:drawing>
-      </w:r>
-    </w:p>
-    <w:p>
-      <w:pPr>
-        <w:spacing w:before="240" w:after="120" w:line="360" w:lineRule="auto"/>
-        <w:jc w:val="center"/>
-        <w:rPr>
-          <w:rFonts w:ascii="Courier New" w:hAnsi="Courier New" w:cs="Courier New"/>
-          <w:b/>
-          <w:bCs/>
-          <w:sz w:val="24"/>
-          <w:szCs w:val="24"/>
-        </w:rPr>
-      </w:pPr>
-      <w:r>
-        <w:rPr>
-          <w:rFonts w:ascii="Courier New" w:hAnsi="Courier New" w:cs="Courier New"/>
-          <w:b/>
-          <w:bCs/>
-          <w:sz w:val="24"/>
-          <w:szCs w:val="24"/>
-        </w:rPr>
-        <w:t>Figure 4.7k. Create Program — new chairperson account with a temporary password</w:t>
-      </w:r>
-      <w:r>
-        <w:fldChar w:fldCharType="begin"/>
-      </w:r>
-      <w:r>
-        <w:instrText xml:space="preserve"> TC "Figure 4.7k. Create Program — new chairperson account with a temporary password" \f f \l 1 </w:instrText>
-      </w:r>
-      <w:r>
-        <w:fldChar w:fldCharType="end"/>
-      </w:r>
-    </w:p>
-    <w:p>
-      <w:pPr>
-        <w:keepNext/>
-        <w:spacing w:after="120" w:line="240" w:lineRule="auto"/>
-        <w:jc w:val="center"/>
-        <w:rPr>
-          <w:rFonts w:ascii="Courier New" w:hAnsi="Courier New" w:cs="Courier New"/>
-          <w:sz w:val="24"/>
-          <w:szCs w:val="24"/>
-        </w:rPr>
-      </w:pPr>
-      <w:r>
-        <w:rPr>
-          <w:noProof/>
-        </w:rPr>
-        <w:lastRenderedPageBreak/>
-        <w:drawing>
-          <wp:inline distT="0" distB="0" distL="0" distR="0" wp14:anchorId="7A8ED682" wp14:editId="54C8238D">
-            <wp:extent cx="4543516" cy="2953512"/>
-            <wp:effectExtent l="0" t="0" r="0" b="0"/>
-            <wp:docPr id="8000101" name="Figure 4.7l"/>
-            <wp:cNvGraphicFramePr>
-              <a:graphicFrameLocks xmlns:a="http://schemas.openxmlformats.org/drawingml/2006/main" noChangeAspect="1"/>
-            </wp:cNvGraphicFramePr>
-            <a:graphic xmlns:a="http://schemas.openxmlformats.org/drawingml/2006/main">
-              <a:graphicData uri="http://schemas.openxmlformats.org/drawingml/2006/picture">
-                <pic:pic xmlns:pic="http://schemas.openxmlformats.org/drawingml/2006/picture">
-                  <pic:nvPicPr>
-                    <pic:cNvPr id="8000101" name="Figure 4.7l"/>
-                    <pic:cNvPicPr/>
-                  </pic:nvPicPr>
-                  <pic:blipFill>
-                    <a:blip r:embed="rId43"/>
-                    <a:stretch>
-                      <a:fillRect/>
-                    </a:stretch>
-                  </pic:blipFill>
-                  <pic:spPr>
-                    <a:xfrm>
-                      <a:off x="0" y="0"/>
-                      <a:ext cx="4543516" cy="2953512"/>
-                    </a:xfrm>
-                    <a:prstGeom prst="rect">
-                      <a:avLst/>
-                    </a:prstGeom>
-                  </pic:spPr>
-                </pic:pic>
-              </a:graphicData>
-            </a:graphic>
-          </wp:inline>
-        </w:drawing>
-      </w:r>
-    </w:p>
-    <w:p>
-      <w:pPr>
-        <w:spacing w:before="240" w:after="120" w:line="360" w:lineRule="auto"/>
-        <w:jc w:val="center"/>
-        <w:rPr>
-          <w:rFonts w:ascii="Courier New" w:hAnsi="Courier New" w:cs="Courier New"/>
-          <w:b/>
-          <w:bCs/>
-          <w:sz w:val="24"/>
-          <w:szCs w:val="24"/>
-        </w:rPr>
-      </w:pPr>
-      <w:r>
-        <w:rPr>
-          <w:rFonts w:ascii="Courier New" w:hAnsi="Courier New" w:cs="Courier New"/>
-          <w:b/>
-          <w:bCs/>
-          <w:sz w:val="24"/>
-          <w:szCs w:val="24"/>
-        </w:rPr>
-        <w:t>Figure 4.7l. First Log In — password change with the rules checklist</w:t>
-      </w:r>
-      <w:r>
-        <w:fldChar w:fldCharType="begin"/>
-      </w:r>
-      <w:r>
-        <w:instrText xml:space="preserve"> TC "Figure 4.7l. First Log In — password change with the rules checklist" \f f \l 1 </w:instrText>
-      </w:r>
-      <w:r>
-        <w:fldChar w:fldCharType="end"/>
-      </w:r>
-    </w:p>
-    <w:p>
-      <w:pPr>
-        <w:keepNext/>
-        <w:spacing w:after="120" w:line="240" w:lineRule="auto"/>
-        <w:jc w:val="center"/>
-        <w:rPr>
-          <w:rFonts w:ascii="Courier New" w:hAnsi="Courier New" w:cs="Courier New"/>
-          <w:sz w:val="24"/>
-          <w:szCs w:val="24"/>
-        </w:rPr>
-      </w:pPr>
-      <w:r>
-        <w:rPr>
-          <w:noProof/>
-        </w:rPr>
-        <w:lastRenderedPageBreak/>
-        <w:drawing>
-          <wp:inline distT="0" distB="0" distL="0" distR="0" wp14:anchorId="7A8ED682" wp14:editId="54C8238D">
-            <wp:extent cx="4951448" cy="3218688"/>
-            <wp:effectExtent l="0" t="0" r="0" b="0"/>
-            <wp:docPr id="8000001" name="Figure 4.7l"/>
-            <wp:cNvGraphicFramePr>
-              <a:graphicFrameLocks xmlns:a="http://schemas.openxmlformats.org/drawingml/2006/main" noChangeAspect="1"/>
-            </wp:cNvGraphicFramePr>
-            <a:graphic xmlns:a="http://schemas.openxmlformats.org/drawingml/2006/main">
-              <a:graphicData uri="http://schemas.openxmlformats.org/drawingml/2006/picture">
-                <pic:pic xmlns:pic="http://schemas.openxmlformats.org/drawingml/2006/picture">
-                  <pic:nvPicPr>
-                    <pic:cNvPr id="8000001" name="Figure 4.7l"/>
-                    <pic:cNvPicPr/>
-                  </pic:nvPicPr>
-                  <pic:blipFill>
-                    <a:blip r:embed="rId44"/>
+                    <a:blip r:embed="rId47"/>
                     <a:stretch>
                       <a:fillRect/>
                     </a:stretch>
@@ -4608,13 +5118,13 @@
           <w:sz w:val="24"/>
           <w:szCs w:val="24"/>
         </w:rPr>
-        <w:t>Figure 4.7m. Dean Dashboard — Current semester</w:t>
+        <w:t>Figure 4.12a. Chairperson Dashboard</w:t>
       </w:r>
       <w:r>
         <w:fldChar w:fldCharType="begin"/>
       </w:r>
       <w:r>
-        <w:instrText xml:space="preserve"> TC "Figure 4.7m. Dean Dashboard — Current semester" \f f \l 1 </w:instrText>
+        <w:instrText xml:space="preserve"> TC "Figure 4.12a. Chairperson Dashboard" \f f \l 1 </w:instrText>
       </w:r>
       <w:r>
         <w:fldChar w:fldCharType="end"/>
@@ -4640,7 +5150,7 @@
           <wp:inline distT="0" distB="0" distL="0" distR="0" wp14:anchorId="7A8ED682" wp14:editId="54C8238D">
             <wp:extent cx="4951448" cy="3218688"/>
             <wp:effectExtent l="0" t="0" r="0" b="0"/>
-            <wp:docPr id="8000002" name="Figure 4.7m"/>
+            <wp:docPr id="8000001" name="Figure 4.12b" descr="Figure 4.12b. Dean Dashboard — Current semester"/>
             <wp:cNvGraphicFramePr>
               <a:graphicFrameLocks xmlns:a="http://schemas.openxmlformats.org/drawingml/2006/main" noChangeAspect="1"/>
             </wp:cNvGraphicFramePr>
@@ -4648,92 +5158,7 @@
               <a:graphicData uri="http://schemas.openxmlformats.org/drawingml/2006/picture">
                 <pic:pic xmlns:pic="http://schemas.openxmlformats.org/drawingml/2006/picture">
                   <pic:nvPicPr>
-                    <pic:cNvPr id="8000002" name="Figure 4.7m"/>
-                    <pic:cNvPicPr/>
-                  </pic:nvPicPr>
-                  <pic:blipFill>
-                    <a:blip r:embed="rId45"/>
-                    <a:stretch>
-                      <a:fillRect/>
-                    </a:stretch>
-                  </pic:blipFill>
-                  <pic:spPr>
-                    <a:xfrm>
-                      <a:off x="0" y="0"/>
-                      <a:ext cx="4951448" cy="3218688"/>
-                    </a:xfrm>
-                    <a:prstGeom prst="rect">
-                      <a:avLst/>
-                    </a:prstGeom>
-                  </pic:spPr>
-                </pic:pic>
-              </a:graphicData>
-            </a:graphic>
-          </wp:inline>
-        </w:drawing>
-      </w:r>
-    </w:p>
-    <w:p>
-      <w:pPr>
-        <w:spacing w:before="240" w:after="120" w:line="360" w:lineRule="auto"/>
-        <w:jc w:val="center"/>
-        <w:rPr>
-          <w:rFonts w:ascii="Courier New" w:hAnsi="Courier New" w:cs="Courier New"/>
-          <w:b/>
-          <w:bCs/>
-          <w:sz w:val="24"/>
-          <w:szCs w:val="24"/>
-        </w:rPr>
-      </w:pPr>
-      <w:r>
-        <w:rPr>
-          <w:rFonts w:ascii="Courier New" w:hAnsi="Courier New" w:cs="Courier New"/>
-          <w:b/>
-          <w:bCs/>
-          <w:sz w:val="24"/>
-          <w:szCs w:val="24"/>
-        </w:rPr>
-        <w:t>Figure 4.7n. Chairperson Dashboard</w:t>
-      </w:r>
-      <w:r>
-        <w:fldChar w:fldCharType="begin"/>
-      </w:r>
-      <w:r>
-        <w:instrText xml:space="preserve"> TC "Figure 4.7n. Chairperson Dashboard" \f f \l 1 </w:instrText>
-      </w:r>
-      <w:r>
-        <w:fldChar w:fldCharType="end"/>
-      </w:r>
-    </w:p>
-    <w:p>
-      <w:pPr>
-        <w:keepNext/>
-        <w:spacing w:after="120" w:line="240" w:lineRule="auto"/>
-        <w:jc w:val="center"/>
-        <w:rPr>
-          <w:rFonts w:ascii="Courier New" w:hAnsi="Courier New" w:cs="Courier New"/>
-          <w:sz w:val="24"/>
-          <w:szCs w:val="24"/>
-        </w:rPr>
-      </w:pPr>
-      <w:r>
-        <w:rPr>
-          <w:noProof/>
-        </w:rPr>
-        <w:lastRenderedPageBreak/>
-        <w:drawing>
-          <wp:inline distT="0" distB="0" distL="0" distR="0" wp14:anchorId="7A8ED682" wp14:editId="54C8238D">
-            <wp:extent cx="4951448" cy="3218688"/>
-            <wp:effectExtent l="0" t="0" r="0" b="0"/>
-            <wp:docPr id="8000003" name="Figure 4.7n"/>
-            <wp:cNvGraphicFramePr>
-              <a:graphicFrameLocks xmlns:a="http://schemas.openxmlformats.org/drawingml/2006/main" noChangeAspect="1"/>
-            </wp:cNvGraphicFramePr>
-            <a:graphic xmlns:a="http://schemas.openxmlformats.org/drawingml/2006/main">
-              <a:graphicData uri="http://schemas.openxmlformats.org/drawingml/2006/picture">
-                <pic:pic xmlns:pic="http://schemas.openxmlformats.org/drawingml/2006/picture">
-                  <pic:nvPicPr>
-                    <pic:cNvPr id="8000003" name="Figure 4.7n"/>
+                    <pic:cNvPr id="8000001" name="Figure 4.7l"/>
                     <pic:cNvPicPr/>
                   </pic:nvPicPr>
                   <pic:blipFill>
@@ -4778,13 +5203,13 @@
           <w:sz w:val="24"/>
           <w:szCs w:val="24"/>
         </w:rPr>
-        <w:t>Figure 4.7o. Import Curriculum — preview of changes</w:t>
+        <w:t>Figure 4.12b. Dean Dashboard — Current semester</w:t>
       </w:r>
       <w:r>
         <w:fldChar w:fldCharType="begin"/>
       </w:r>
       <w:r>
-        <w:instrText xml:space="preserve"> TC "Figure 4.7o. Import Curriculum — preview of changes" \f f \l 1 </w:instrText>
+        <w:instrText xml:space="preserve"> TC "Figure 4.12b. Dean Dashboard — Current semester" \f f \l 1 </w:instrText>
       </w:r>
       <w:r>
         <w:fldChar w:fldCharType="end"/>
@@ -4807,10 +5232,10 @@
         </w:rPr>
         <w:lastRenderedPageBreak/>
         <w:drawing>
-          <wp:inline distT="0" distB="0" distL="0" distR="0" wp14:anchorId="7A8ED682" wp14:editId="54C8238D">
-            <wp:extent cx="4951448" cy="3218688"/>
+          <wp:inline distT="0" distB="0" distL="0" distR="0" wp14:anchorId="1D08A879" wp14:editId="7033F209">
+            <wp:extent cx="5669280" cy="3010054"/>
             <wp:effectExtent l="0" t="0" r="0" b="0"/>
-            <wp:docPr id="8000004" name="Figure 4.7o"/>
+            <wp:docPr id="211" name="Figure 4.13a" descr="Figure 4.13a. Manage Curriculum Versions"/>
             <wp:cNvGraphicFramePr>
               <a:graphicFrameLocks xmlns:a="http://schemas.openxmlformats.org/drawingml/2006/main" noChangeAspect="1"/>
             </wp:cNvGraphicFramePr>
@@ -4818,11 +5243,96 @@
               <a:graphicData uri="http://schemas.openxmlformats.org/drawingml/2006/picture">
                 <pic:pic xmlns:pic="http://schemas.openxmlformats.org/drawingml/2006/picture">
                   <pic:nvPicPr>
-                    <pic:cNvPr id="8000004" name="Figure 4.7o"/>
+                    <pic:cNvPr id="211" name="Curriculum management, version tabs"/>
                     <pic:cNvPicPr/>
                   </pic:nvPicPr>
                   <pic:blipFill>
-                    <a:blip r:embed="rId47"/>
+                    <a:blip r:embed="rId40"/>
+                    <a:stretch>
+                      <a:fillRect/>
+                    </a:stretch>
+                  </pic:blipFill>
+                  <pic:spPr>
+                    <a:xfrm>
+                      <a:off x="0" y="0"/>
+                      <a:ext cx="5669280" cy="3010054"/>
+                    </a:xfrm>
+                    <a:prstGeom prst="rect">
+                      <a:avLst/>
+                    </a:prstGeom>
+                  </pic:spPr>
+                </pic:pic>
+              </a:graphicData>
+            </a:graphic>
+          </wp:inline>
+        </w:drawing>
+      </w:r>
+    </w:p>
+    <w:p>
+      <w:pPr>
+        <w:spacing w:before="240" w:after="120" w:line="360" w:lineRule="auto"/>
+        <w:jc w:val="center"/>
+        <w:rPr>
+          <w:rFonts w:ascii="Courier New" w:hAnsi="Courier New" w:cs="Courier New"/>
+          <w:b/>
+          <w:bCs/>
+          <w:sz w:val="24"/>
+          <w:szCs w:val="24"/>
+        </w:rPr>
+      </w:pPr>
+      <w:r>
+        <w:rPr>
+          <w:rFonts w:ascii="Courier New" w:hAnsi="Courier New" w:cs="Courier New"/>
+          <w:b/>
+          <w:bCs/>
+          <w:sz w:val="24"/>
+          <w:szCs w:val="24"/>
+        </w:rPr>
+        <w:t>Figure 4.13a. Manage Curriculum Versions</w:t>
+      </w:r>
+      <w:r>
+        <w:fldChar w:fldCharType="begin"/>
+      </w:r>
+      <w:r>
+        <w:instrText xml:space="preserve"> TC "Figure 4.13a. Manage Curriculum Versions" \f f \l 1 </w:instrText>
+      </w:r>
+      <w:r>
+        <w:fldChar w:fldCharType="end"/>
+      </w:r>
+    </w:p>
+    <w:p>
+      <w:pPr>
+        <w:keepNext/>
+        <w:spacing w:after="120" w:line="240" w:lineRule="auto"/>
+        <w:jc w:val="center"/>
+        <w:rPr>
+          <w:rFonts w:ascii="Courier New" w:hAnsi="Courier New" w:cs="Courier New"/>
+          <w:sz w:val="24"/>
+          <w:szCs w:val="24"/>
+        </w:rPr>
+      </w:pPr>
+      <w:r>
+        <w:rPr>
+          <w:noProof/>
+        </w:rPr>
+        <w:lastRenderedPageBreak/>
+        <w:drawing>
+          <wp:inline distT="0" distB="0" distL="0" distR="0" wp14:anchorId="7A8ED682" wp14:editId="54C8238D">
+            <wp:extent cx="4951448" cy="3218688"/>
+            <wp:effectExtent l="0" t="0" r="0" b="0"/>
+            <wp:docPr id="8000003" name="Figure 4.13b" descr="Figure 4.13b. Import Curriculum — preview of changes"/>
+            <wp:cNvGraphicFramePr>
+              <a:graphicFrameLocks xmlns:a="http://schemas.openxmlformats.org/drawingml/2006/main" noChangeAspect="1"/>
+            </wp:cNvGraphicFramePr>
+            <a:graphic xmlns:a="http://schemas.openxmlformats.org/drawingml/2006/main">
+              <a:graphicData uri="http://schemas.openxmlformats.org/drawingml/2006/picture">
+                <pic:pic xmlns:pic="http://schemas.openxmlformats.org/drawingml/2006/picture">
+                  <pic:nvPicPr>
+                    <pic:cNvPr id="8000003" name="Figure 4.7n"/>
+                    <pic:cNvPicPr/>
+                  </pic:nvPicPr>
+                  <pic:blipFill>
+                    <a:blip r:embed="rId48"/>
                     <a:stretch>
                       <a:fillRect/>
                     </a:stretch>
@@ -4863,13 +5373,13 @@
           <w:sz w:val="24"/>
           <w:szCs w:val="24"/>
         </w:rPr>
-        <w:t>Figure 4.7p. Grade Logbook</w:t>
+        <w:t>Figure 4.13b. Import Curriculum — preview of changes</w:t>
       </w:r>
       <w:r>
         <w:fldChar w:fldCharType="begin"/>
       </w:r>
       <w:r>
-        <w:instrText xml:space="preserve"> TC "Figure 4.7p. Grade Logbook" \f f \l 1 </w:instrText>
+        <w:instrText xml:space="preserve"> TC "Figure 4.13b. Import Curriculum — preview of changes" \f f \l 1 </w:instrText>
       </w:r>
       <w:r>
         <w:fldChar w:fldCharType="end"/>
@@ -4890,12 +5400,11 @@
         <w:rPr>
           <w:noProof/>
         </w:rPr>
-        <w:lastRenderedPageBreak/>
         <w:drawing>
-          <wp:inline distT="0" distB="0" distL="0" distR="0" wp14:anchorId="7A8ED682" wp14:editId="54C8238D">
-            <wp:extent cx="4543516" cy="2953512"/>
+          <wp:inline distT="0" distB="0" distL="0" distR="0" wp14:anchorId="4D95A83D" wp14:editId="01641A16">
+            <wp:extent cx="5669280" cy="2818340"/>
             <wp:effectExtent l="0" t="0" r="0" b="0"/>
-            <wp:docPr id="8000005" name="Figure 4.7p"/>
+            <wp:docPr id="207" name="Figure 4.13c" descr="Figure 4.13c. Export Curriculum — PDF output"/>
             <wp:cNvGraphicFramePr>
               <a:graphicFrameLocks xmlns:a="http://schemas.openxmlformats.org/drawingml/2006/main" noChangeAspect="1"/>
             </wp:cNvGraphicFramePr>
@@ -4903,11 +5412,96 @@
               <a:graphicData uri="http://schemas.openxmlformats.org/drawingml/2006/picture">
                 <pic:pic xmlns:pic="http://schemas.openxmlformats.org/drawingml/2006/picture">
                   <pic:nvPicPr>
-                    <pic:cNvPr id="8000005" name="Figure 4.7p"/>
+                    <pic:cNvPr id="207" name="Curriculum export output"/>
                     <pic:cNvPicPr/>
                   </pic:nvPicPr>
                   <pic:blipFill>
-                    <a:blip r:embed="rId48"/>
+                    <a:blip r:embed="rId43"/>
+                    <a:stretch>
+                      <a:fillRect/>
+                    </a:stretch>
+                  </pic:blipFill>
+                  <pic:spPr>
+                    <a:xfrm>
+                      <a:off x="0" y="0"/>
+                      <a:ext cx="5669280" cy="2818340"/>
+                    </a:xfrm>
+                    <a:prstGeom prst="rect">
+                      <a:avLst/>
+                    </a:prstGeom>
+                  </pic:spPr>
+                </pic:pic>
+              </a:graphicData>
+            </a:graphic>
+          </wp:inline>
+        </w:drawing>
+      </w:r>
+    </w:p>
+    <w:p>
+      <w:pPr>
+        <w:spacing w:before="240" w:after="120" w:line="360" w:lineRule="auto"/>
+        <w:jc w:val="center"/>
+        <w:rPr>
+          <w:rFonts w:ascii="Courier New" w:hAnsi="Courier New" w:cs="Courier New"/>
+          <w:b/>
+          <w:bCs/>
+          <w:sz w:val="24"/>
+          <w:szCs w:val="24"/>
+        </w:rPr>
+      </w:pPr>
+      <w:r>
+        <w:rPr>
+          <w:rFonts w:ascii="Courier New" w:hAnsi="Courier New" w:cs="Courier New"/>
+          <w:b/>
+          <w:bCs/>
+          <w:sz w:val="24"/>
+          <w:szCs w:val="24"/>
+        </w:rPr>
+        <w:t>Figure 4.13c. Export Curriculum — PDF output</w:t>
+      </w:r>
+      <w:r>
+        <w:fldChar w:fldCharType="begin"/>
+      </w:r>
+      <w:r>
+        <w:instrText xml:space="preserve"> TC "Figure 4.13c. Export Curriculum — PDF output" \f f \l 1 </w:instrText>
+      </w:r>
+      <w:r>
+        <w:fldChar w:fldCharType="end"/>
+      </w:r>
+    </w:p>
+    <w:p>
+      <w:pPr>
+        <w:keepNext/>
+        <w:spacing w:after="120" w:line="240" w:lineRule="auto"/>
+        <w:jc w:val="center"/>
+        <w:rPr>
+          <w:rFonts w:ascii="Courier New" w:hAnsi="Courier New" w:cs="Courier New"/>
+          <w:sz w:val="24"/>
+          <w:szCs w:val="24"/>
+        </w:rPr>
+      </w:pPr>
+      <w:r>
+        <w:rPr>
+          <w:noProof/>
+        </w:rPr>
+        <w:lastRenderedPageBreak/>
+        <w:drawing>
+          <wp:inline distT="0" distB="0" distL="0" distR="0" wp14:anchorId="7A8ED682" wp14:editId="54C8238D">
+            <wp:extent cx="4543516" cy="2953512"/>
+            <wp:effectExtent l="0" t="0" r="0" b="0"/>
+            <wp:docPr id="8000102" name="Figure 4.14" descr="Figure 4.14. Create Program — new chairperson account with a temporary password"/>
+            <wp:cNvGraphicFramePr>
+              <a:graphicFrameLocks xmlns:a="http://schemas.openxmlformats.org/drawingml/2006/main" noChangeAspect="1"/>
+            </wp:cNvGraphicFramePr>
+            <a:graphic xmlns:a="http://schemas.openxmlformats.org/drawingml/2006/main">
+              <a:graphicData uri="http://schemas.openxmlformats.org/drawingml/2006/picture">
+                <pic:pic xmlns:pic="http://schemas.openxmlformats.org/drawingml/2006/picture">
+                  <pic:nvPicPr>
+                    <pic:cNvPr id="8000102" name="Figure 4.7k"/>
+                    <pic:cNvPicPr/>
+                  </pic:nvPicPr>
+                  <pic:blipFill>
+                    <a:blip r:embed="rId44"/>
                     <a:stretch>
                       <a:fillRect/>
                     </a:stretch>
@@ -4948,13 +5542,13 @@
           <w:sz w:val="24"/>
           <w:szCs w:val="24"/>
         </w:rPr>
-        <w:t>Figure 4.7q. Edit Student — year level (automatic or set by hand)</w:t>
+        <w:t>Figure 4.14. Create Program — new chairperson account with a temporary password</w:t>
       </w:r>
       <w:r>
         <w:fldChar w:fldCharType="begin"/>
       </w:r>
       <w:r>
-        <w:instrText xml:space="preserve"> TC "Figure 4.7q. Edit Student — year level (automatic or set by hand)" \f f \l 1 </w:instrText>
+        <w:instrText xml:space="preserve"> TC "Figure 4.14. Create Program — new chairperson account with a temporary password" \f f \l 1 </w:instrText>
       </w:r>
       <w:r>
         <w:fldChar w:fldCharType="end"/>
@@ -5056,7 +5650,7 @@
           <w:sz w:val="24"/>
           <w:szCs w:val="24"/>
         </w:rPr>
-        <w:t xml:space="preserve"> audit results are worked out from the terms every time, so they do not depend on the order of grade entry; invalid grades, terms, ID numbers and import files are rejected with a reason, and curriculum imports are </w:t>
+        <w:t xml:space="preserve"> audit results are worked out from the terms every time, so they do not depend on the order of grade entry; invalid grades, terms, ID numbers and import files are rejected with a reason, and curriculum imports are previewed before saving; the database itself refuses </w:t>
       </w:r>
       <w:r>
         <w:rPr>
@@ -5065,7 +5659,7 @@
           <w:szCs w:val="24"/>
         </w:rPr>
         <w:lastRenderedPageBreak/>
-        <w:t>previewed before saving; the database itself refuses grades that are not KSU grades and changes to locked records.</w:t>
+        <w:t>grades that are not KSU grades and changes to locked records.</w:t>
       </w:r>
     </w:p>
     <w:p>
@@ -5315,6 +5909,7 @@
           <w:sz w:val="24"/>
           <w:szCs w:val="24"/>
         </w:rPr>
+        <w:lastRenderedPageBreak/>
         <w:t>grades entered out of order (e.g., second-semester grades before first-semester grades) were wrongly flagged;</w:t>
       </w:r>
     </w:p>
@@ -5338,7 +5933,6 @@
           <w:sz w:val="24"/>
           <w:szCs w:val="24"/>
         </w:rPr>
-        <w:lastRenderedPageBreak/>
         <w:t>a prerequisite passed only in a later term was not caught if it happened to be entered first;</w:t>
       </w:r>
     </w:p>
@@ -5452,6 +6046,7 @@
           <w:sz w:val="24"/>
           <w:szCs w:val="24"/>
         </w:rPr>
+        <w:lastRenderedPageBreak/>
         <w:t>Extent of Compliance of the Proposed System (SOP No. 4)</w:t>
       </w:r>
       <w:r>
@@ -5481,16 +6076,7 @@
           <w:sz w:val="24"/>
           <w:szCs w:val="24"/>
         </w:rPr>
-        <w:t xml:space="preserve">Upon completion of the system, Auditrix is to be evaluated by the Program Chairpersons and selected IT experts using a printed (paper-based) questionnaire built on the ISO/IEC 25010 software quality model, with each </w:t>
-      </w:r>
-      <w:r>
-        <w:rPr>
-          <w:rFonts w:ascii="Courier New" w:hAnsi="Courier New" w:cs="Courier New"/>
-          <w:sz w:val="24"/>
-          <w:szCs w:val="24"/>
-        </w:rPr>
-        <w:lastRenderedPageBreak/>
-        <w:t>characteristic mapped to a specific part of the system. Responses will be analyzed using the Weighted Mean. Table 4.4 will present the extent of compliance per quality characteristic.</w:t>
+        <w:t>Upon completion of the system, Auditrix is to be evaluated by the Program Chairpersons and selected IT experts using a printed (paper-based) questionnaire built on the ISO/IEC 25010 software quality model, with each characteristic mapped to a specific part of the system. Responses will be analyzed using the Weighted Mean. Table 4.4 will present the extent of compliance per quality characteristic.</w:t>
       </w:r>
     </w:p>
     <w:tbl>
@@ -6253,6 +6839,7 @@
                 <w:sz w:val="24"/>
                 <w:szCs w:val="24"/>
               </w:rPr>
+              <w:lastRenderedPageBreak/>
               <w:t>Maintainability</w:t>
             </w:r>
           </w:p>
@@ -6460,7 +7047,6 @@
                 <w:sz w:val="24"/>
                 <w:szCs w:val="24"/>
               </w:rPr>
-              <w:lastRenderedPageBreak/>
               <w:t>Safety</w:t>
             </w:r>
           </w:p>
@@ -6575,10 +7161,10 @@
       </w:r>
     </w:p>
     <w:sectPr>
-      <w:headerReference w:type="default" r:id="rId75"/>
-      <w:headerReference w:type="first" r:id="rId76"/>
-      <w:footerReference w:type="default" r:id="rId20"/>
-      <w:footerReference w:type="first" r:id="rId20"/>
+      <w:headerReference w:type="default" r:id="rId77"/>
+      <w:headerReference w:type="first" r:id="rId78"/>
+      <w:footerReference w:type="default" r:id="rId22"/>
+      <w:footerReference w:type="first" r:id="rId22"/>
       <w:pgSz w:w="12242" w:h="15842"/>
       <w:pgMar w:top="1440" w:right="1440" w:bottom="1440" w:left="2160" w:header="709" w:footer="709" w:gutter="0"/>
       <w:pgNumType w:start="53"/>
@@ -6635,6 +7221,16 @@
 
 <file path=word/footer1.xml><?xml version="1.0" encoding="utf-8"?>
 <w:ftr xmlns:wpc="http://schemas.microsoft.com/office/word/2010/wordprocessingCanvas" xmlns:cx="http://schemas.microsoft.com/office/drawing/2014/chartex" xmlns:cx1="http://schemas.microsoft.com/office/drawing/2015/9/8/chartex" xmlns:cx2="http://schemas.microsoft.com/office/drawing/2015/10/21/chartex" xmlns:cx3="http://schemas.microsoft.com/office/drawing/2016/5/9/chartex" xmlns:cx4="http://schemas.microsoft.com/office/drawing/2016/5/10/chartex" xmlns:cx5="http://schemas.microsoft.com/office/drawing/2016/5/11/chartex" xmlns:cx6="http://schemas.microsoft.com/office/drawing/2016/5/12/chartex" xmlns:cx7="http://schemas.microsoft.com/office/drawing/2016/5/13/chartex" xmlns:cx8="http://schemas.microsoft.com/office/drawing/2016/5/14/chartex" xmlns:mc="http://schemas.openxmlformats.org/markup-compatibility/2006" xmlns:aink="http://schemas.microsoft.com/office/drawing/2016/ink" xmlns:am3d="http://schemas.microsoft.com/office/drawing/2017/model3d" xmlns:o="urn:schemas-microsoft-com:office:office" xmlns:oel="http://schemas.microsoft.com/office/2019/extlst" xmlns:r="http://schemas.openxmlformats.org/officeDocument/2006/relationships" xmlns:m="http://schemas.openxmlformats.org/officeDocument/2006/math" xmlns:v="urn:schemas-microsoft-com:vml" xmlns:wp14="http://schemas.microsoft.com/office/word/2010/wordprocessingDrawing" xmlns:wp="http://schemas.openxmlformats.org/drawingml/2006/wordprocessingDrawing" xmlns:w10="urn:schemas-microsoft-com:office:word" xmlns:w="http://schemas.openxmlformats.org/wordprocessingml/2006/main" xmlns:w14="http://schemas.microsoft.com/office/word/2010/wordml" xmlns:w15="http://schemas.microsoft.com/office/word/2012/wordml" xmlns:w16cex="http://schemas.microsoft.com/office/word/2018/wordml/cex" xmlns:w16cid="http://schemas.microsoft.com/office/word/2016/wordml/cid" xmlns:w16="http://schemas.microsoft.com/office/word/2018/wordml" xmlns:w16du="http://schemas.microsoft.com/office/word/2023/wordml/word16du" xmlns:w16sdtdh="http://schemas.microsoft.com/office/word/2020/wordml/sdtdatahash" xmlns:w16sdtfl="http://schemas.microsoft.com/office/word/2024/wordml/sdtformatlock" xmlns:w16se="http://schemas.microsoft.com/office/word/2015/wordml/symex" xmlns:wpg="http://schemas.microsoft.com/office/word/2010/wordprocessingGroup" xmlns:wpi="http://schemas.microsoft.com/office/word/2010/wordprocessingInk" xmlns:wne="http://schemas.microsoft.com/office/word/2006/wordml" xmlns:wps="http://schemas.microsoft.com/office/word/2010/wordprocessingShape" mc:Ignorable="w14 w15 w16se w16cid w16 w16cex w16sdtdh w16sdtfl w16du wp14">
+  <w:p>
+    <w:pPr>
+      <w:pStyle w:val="Footer"/>
+    </w:pPr>
+  </w:p>
+</w:ftr>
+</file>
+
+<file path=word/footer2.xml><?xml version="1.0" encoding="utf-8"?>
+<w:ftr xmlns:wpc="http://schemas.microsoft.com/office/word/2010/wordprocessingCanvas" xmlns:cx="http://schemas.microsoft.com/office/drawing/2014/chartex" xmlns:cx1="http://schemas.microsoft.com/office/drawing/2015/9/8/chartex" xmlns:cx2="http://schemas.microsoft.com/office/drawing/2015/10/21/chartex" xmlns:cx3="http://schemas.microsoft.com/office/drawing/2016/5/9/chartex" xmlns:cx4="http://schemas.microsoft.com/office/drawing/2016/5/10/chartex" xmlns:cx5="http://schemas.microsoft.com/office/drawing/2016/5/11/chartex" xmlns:cx6="http://schemas.microsoft.com/office/drawing/2016/5/12/chartex" xmlns:cx7="http://schemas.microsoft.com/office/drawing/2016/5/13/chartex" xmlns:cx8="http://schemas.microsoft.com/office/drawing/2016/5/14/chartex" xmlns:mc="http://schemas.openxmlformats.org/markup-compatibility/2006" xmlns:aink="http://schemas.microsoft.com/office/drawing/2016/ink" xmlns:am3d="http://schemas.microsoft.com/office/drawing/2017/model3d" xmlns:o="urn:schemas-microsoft-com:office:office" xmlns:oel="http://schemas.microsoft.com/office/2019/extlst" xmlns:r="http://schemas.openxmlformats.org/officeDocument/2006/relationships" xmlns:m="http://schemas.openxmlformats.org/officeDocument/2006/math" xmlns:v="urn:schemas-microsoft-com:vml" xmlns:wp14="http://schemas.microsoft.com/office/word/2010/wordprocessingDrawing" xmlns:wp="http://schemas.openxmlformats.org/drawingml/2006/wordprocessingDrawing" xmlns:w10="urn:schemas-microsoft-com:office:word" xmlns:w="http://schemas.openxmlformats.org/wordprocessingml/2006/main" xmlns:w14="http://schemas.microsoft.com/office/word/2010/wordml" xmlns:w15="http://schemas.microsoft.com/office/word/2012/wordml" xmlns:w16cex="http://schemas.microsoft.com/office/word/2018/wordml/cex" xmlns:w16cid="http://schemas.microsoft.com/office/word/2016/wordml/cid" xmlns:w16="http://schemas.microsoft.com/office/word/2018/wordml" xmlns:w16du="http://schemas.microsoft.com/office/word/2023/wordml/word16du" xmlns:w16sdtdh="http://schemas.microsoft.com/office/word/2020/wordml/sdtdatahash" xmlns:w16sdtfl="http://schemas.microsoft.com/office/word/2024/wordml/sdtformatlock" xmlns:w16se="http://schemas.microsoft.com/office/word/2015/wordml/symex" xmlns:wpg="http://schemas.microsoft.com/office/word/2010/wordprocessingGroup" xmlns:wpi="http://schemas.microsoft.com/office/word/2010/wordprocessingInk" xmlns:wne="http://schemas.microsoft.com/office/word/2006/wordml" xmlns:wps="http://schemas.microsoft.com/office/word/2010/wordprocessingShape" mc:Ignorable="w14 w15 w16se w16cid w16 w16cex w16sdtdh w16sdtfl w16du wp14">
   <w:sdt>
     <w:sdtPr>
       <w:id w:val="-346180850"/>
@@ -6723,7 +7319,7 @@
 </w:ftr>
 </file>
 
-<file path=word/footer2.xml><?xml version="1.0" encoding="utf-8"?>
+<file path=word/footer3.xml><?xml version="1.0" encoding="utf-8"?>
 <w:ftr xmlns:wpc="http://schemas.microsoft.com/office/word/2010/wordprocessingCanvas" xmlns:cx="http://schemas.microsoft.com/office/drawing/2014/chartex" xmlns:cx1="http://schemas.microsoft.com/office/drawing/2015/9/8/chartex" xmlns:cx2="http://schemas.microsoft.com/office/drawing/2015/10/21/chartex" xmlns:cx3="http://schemas.microsoft.com/office/drawing/2016/5/9/chartex" xmlns:cx4="http://schemas.microsoft.com/office/drawing/2016/5/10/chartex" xmlns:cx5="http://schemas.microsoft.com/office/drawing/2016/5/11/chartex" xmlns:cx6="http://schemas.microsoft.com/office/drawing/2016/5/12/chartex" xmlns:cx7="http://schemas.microsoft.com/office/drawing/2016/5/13/chartex" xmlns:cx8="http://schemas.microsoft.com/office/drawing/2016/5/14/chartex" xmlns:mc="http://schemas.openxmlformats.org/markup-compatibility/2006" xmlns:aink="http://schemas.microsoft.com/office/drawing/2016/ink" xmlns:am3d="http://schemas.microsoft.com/office/drawing/2017/model3d" xmlns:o="urn:schemas-microsoft-com:office:office" xmlns:oel="http://schemas.microsoft.com/office/2019/extlst" xmlns:r="http://schemas.openxmlformats.org/officeDocument/2006/relationships" xmlns:m="http://schemas.openxmlformats.org/officeDocument/2006/math" xmlns:v="urn:schemas-microsoft-com:vml" xmlns:wp14="http://schemas.microsoft.com/office/word/2010/wordprocessingDrawing" xmlns:wp="http://schemas.openxmlformats.org/drawingml/2006/wordprocessingDrawing" xmlns:w10="urn:schemas-microsoft-com:office:word" xmlns:w="http://schemas.openxmlformats.org/wordprocessingml/2006/main" xmlns:w14="http://schemas.microsoft.com/office/word/2010/wordml" xmlns:w15="http://schemas.microsoft.com/office/word/2012/wordml" xmlns:w16cex="http://schemas.microsoft.com/office/word/2018/wordml/cex" xmlns:w16cid="http://schemas.microsoft.com/office/word/2016/wordml/cid" xmlns:w16="http://schemas.microsoft.com/office/word/2018/wordml" xmlns:w16du="http://schemas.microsoft.com/office/word/2023/wordml/word16du" xmlns:w16sdtdh="http://schemas.microsoft.com/office/word/2020/wordml/sdtdatahash" xmlns:w16sdtfl="http://schemas.microsoft.com/office/word/2024/wordml/sdtformatlock" xmlns:w16se="http://schemas.microsoft.com/office/word/2015/wordml/symex" xmlns:wpg="http://schemas.microsoft.com/office/word/2010/wordprocessingGroup" xmlns:wpi="http://schemas.microsoft.com/office/word/2010/wordprocessingInk" xmlns:wne="http://schemas.microsoft.com/office/word/2006/wordml" xmlns:wps="http://schemas.microsoft.com/office/word/2010/wordprocessingShape" mc:Ignorable="w14 w15 w16se w16cid w16 w16cex w16sdtdh w16sdtfl w16du wp14">
   <w:p>
     <w:pPr>
@@ -6734,7 +7330,7 @@
 </w:ftr>
 </file>
 
-<file path=word/footer3.xml><?xml version="1.0" encoding="utf-8"?>
+<file path=word/footer4.xml><?xml version="1.0" encoding="utf-8"?>
 <w:ftr xmlns:wpc="http://schemas.microsoft.com/office/word/2010/wordprocessingCanvas" xmlns:cx="http://schemas.microsoft.com/office/drawing/2014/chartex" xmlns:cx1="http://schemas.microsoft.com/office/drawing/2015/9/8/chartex" xmlns:cx2="http://schemas.microsoft.com/office/drawing/2015/10/21/chartex" xmlns:cx3="http://schemas.microsoft.com/office/drawing/2016/5/9/chartex" xmlns:cx4="http://schemas.microsoft.com/office/drawing/2016/5/10/chartex" xmlns:cx5="http://schemas.microsoft.com/office/drawing/2016/5/11/chartex" xmlns:cx6="http://schemas.microsoft.com/office/drawing/2016/5/12/chartex" xmlns:cx7="http://schemas.microsoft.com/office/drawing/2016/5/13/chartex" xmlns:cx8="http://schemas.microsoft.com/office/drawing/2016/5/14/chartex" xmlns:mc="http://schemas.openxmlformats.org/markup-compatibility/2006" xmlns:aink="http://schemas.microsoft.com/office/drawing/2016/ink" xmlns:am3d="http://schemas.microsoft.com/office/drawing/2017/model3d" xmlns:o="urn:schemas-microsoft-com:office:office" xmlns:oel="http://schemas.microsoft.com/office/2019/extlst" xmlns:r="http://schemas.openxmlformats.org/officeDocument/2006/relationships" xmlns:m="http://schemas.openxmlformats.org/officeDocument/2006/math" xmlns:v="urn:schemas-microsoft-com:vml" xmlns:wp14="http://schemas.microsoft.com/office/word/2010/wordprocessingDrawing" xmlns:wp="http://schemas.openxmlformats.org/drawingml/2006/wordprocessingDrawing" xmlns:w10="urn:schemas-microsoft-com:office:word" xmlns:w="http://schemas.openxmlformats.org/wordprocessingml/2006/main" xmlns:w14="http://schemas.microsoft.com/office/word/2010/wordml" xmlns:w15="http://schemas.microsoft.com/office/word/2012/wordml" xmlns:w16cex="http://schemas.microsoft.com/office/word/2018/wordml/cex" xmlns:w16cid="http://schemas.microsoft.com/office/word/2016/wordml/cid" xmlns:w16="http://schemas.microsoft.com/office/word/2018/wordml" xmlns:w16du="http://schemas.microsoft.com/office/word/2023/wordml/word16du" xmlns:w16sdtdh="http://schemas.microsoft.com/office/word/2020/wordml/sdtdatahash" xmlns:w16sdtfl="http://schemas.microsoft.com/office/word/2024/wordml/sdtformatlock" xmlns:w16se="http://schemas.microsoft.com/office/word/2015/wordml/symex" xmlns:wpg="http://schemas.microsoft.com/office/word/2010/wordprocessingGroup" xmlns:wpi="http://schemas.microsoft.com/office/word/2010/wordprocessingInk" xmlns:wne="http://schemas.microsoft.com/office/word/2006/wordml" xmlns:wps="http://schemas.microsoft.com/office/word/2010/wordprocessingShape" mc:Ignorable="w14 w15 w16se w16cid w16 w16cex w16sdtdh w16sdtfl w16du wp14">
   <w:sdt>
     <w:sdtPr>
@@ -6865,7 +7461,7 @@
 </w:ftr>
 </file>
 
-<file path=word/footer4.xml><?xml version="1.0" encoding="utf-8"?>
+<file path=word/footer5.xml><?xml version="1.0" encoding="utf-8"?>
 <w:ftr xmlns:wpc="http://schemas.microsoft.com/office/word/2010/wordprocessingCanvas" xmlns:cx="http://schemas.microsoft.com/office/drawing/2014/chartex" xmlns:cx1="http://schemas.microsoft.com/office/drawing/2015/9/8/chartex" xmlns:cx2="http://schemas.microsoft.com/office/drawing/2015/10/21/chartex" xmlns:cx3="http://schemas.microsoft.com/office/drawing/2016/5/9/chartex" xmlns:cx4="http://schemas.microsoft.com/office/drawing/2016/5/10/chartex" xmlns:cx5="http://schemas.microsoft.com/office/drawing/2016/5/11/chartex" xmlns:cx6="http://schemas.microsoft.com/office/drawing/2016/5/12/chartex" xmlns:cx7="http://schemas.microsoft.com/office/drawing/2016/5/13/chartex" xmlns:cx8="http://schemas.microsoft.com/office/drawing/2016/5/14/chartex" xmlns:mc="http://schemas.openxmlformats.org/markup-compatibility/2006" xmlns:aink="http://schemas.microsoft.com/office/drawing/2016/ink" xmlns:am3d="http://schemas.microsoft.com/office/drawing/2017/model3d" xmlns:o="urn:schemas-microsoft-com:office:office" xmlns:oel="http://schemas.microsoft.com/office/2019/extlst" xmlns:r="http://schemas.openxmlformats.org/officeDocument/2006/relationships" xmlns:m="http://schemas.openxmlformats.org/officeDocument/2006/math" xmlns:v="urn:schemas-microsoft-com:vml" xmlns:wp14="http://schemas.microsoft.com/office/word/2010/wordprocessingDrawing" xmlns:wp="http://schemas.openxmlformats.org/drawingml/2006/wordprocessingDrawing" xmlns:w10="urn:schemas-microsoft-com:office:word" xmlns:w="http://schemas.openxmlformats.org/wordprocessingml/2006/main" xmlns:w14="http://schemas.microsoft.com/office/word/2010/wordml" xmlns:w15="http://schemas.microsoft.com/office/word/2012/wordml" xmlns:w16cex="http://schemas.microsoft.com/office/word/2018/wordml/cex" xmlns:w16cid="http://schemas.microsoft.com/office/word/2016/wordml/cid" xmlns:w16="http://schemas.microsoft.com/office/word/2018/wordml" xmlns:w16du="http://schemas.microsoft.com/office/word/2023/wordml/word16du" xmlns:w16sdtdh="http://schemas.microsoft.com/office/word/2020/wordml/sdtdatahash" xmlns:w16sdtfl="http://schemas.microsoft.com/office/word/2024/wordml/sdtformatlock" xmlns:w16se="http://schemas.microsoft.com/office/word/2015/wordml/symex" xmlns:wpg="http://schemas.microsoft.com/office/word/2010/wordprocessingGroup" xmlns:wpi="http://schemas.microsoft.com/office/word/2010/wordprocessingInk" xmlns:wne="http://schemas.microsoft.com/office/word/2006/wordml" xmlns:wps="http://schemas.microsoft.com/office/word/2010/wordprocessingShape" mc:Ignorable="w14 w15 w16se w16cid w16 w16cex w16sdtdh w16sdtfl w16du wp14">
   <w:sdt>
     <w:sdtPr>
@@ -6955,7 +7551,7 @@
 </w:ftr>
 </file>
 
-<file path=word/footer5.xml><?xml version="1.0" encoding="utf-8"?>
+<file path=word/footer6.xml><?xml version="1.0" encoding="utf-8"?>
 <w:ftr xmlns:wpc="http://schemas.microsoft.com/office/word/2010/wordprocessingCanvas" xmlns:cx="http://schemas.microsoft.com/office/drawing/2014/chartex" xmlns:cx1="http://schemas.microsoft.com/office/drawing/2015/9/8/chartex" xmlns:cx2="http://schemas.microsoft.com/office/drawing/2015/10/21/chartex" xmlns:cx3="http://schemas.microsoft.com/office/drawing/2016/5/9/chartex" xmlns:cx4="http://schemas.microsoft.com/office/drawing/2016/5/10/chartex" xmlns:cx5="http://schemas.microsoft.com/office/drawing/2016/5/11/chartex" xmlns:cx6="http://schemas.microsoft.com/office/drawing/2016/5/12/chartex" xmlns:cx7="http://schemas.microsoft.com/office/drawing/2016/5/13/chartex" xmlns:cx8="http://schemas.microsoft.com/office/drawing/2016/5/14/chartex" xmlns:mc="http://schemas.openxmlformats.org/markup-compatibility/2006" xmlns:aink="http://schemas.microsoft.com/office/drawing/2016/ink" xmlns:am3d="http://schemas.microsoft.com/office/drawing/2017/model3d" xmlns:o="urn:schemas-microsoft-com:office:office" xmlns:oel="http://schemas.microsoft.com/office/2019/extlst" xmlns:r="http://schemas.openxmlformats.org/officeDocument/2006/relationships" xmlns:m="http://schemas.openxmlformats.org/officeDocument/2006/math" xmlns:v="urn:schemas-microsoft-com:vml" xmlns:wp14="http://schemas.microsoft.com/office/word/2010/wordprocessingDrawing" xmlns:wp="http://schemas.openxmlformats.org/drawingml/2006/wordprocessingDrawing" xmlns:w10="urn:schemas-microsoft-com:office:word" xmlns:w="http://schemas.openxmlformats.org/wordprocessingml/2006/main" xmlns:w14="http://schemas.microsoft.com/office/word/2010/wordml" xmlns:w15="http://schemas.microsoft.com/office/word/2012/wordml" xmlns:w16cex="http://schemas.microsoft.com/office/word/2018/wordml/cex" xmlns:w16cid="http://schemas.microsoft.com/office/word/2016/wordml/cid" xmlns:w16="http://schemas.microsoft.com/office/word/2018/wordml" xmlns:w16du="http://schemas.microsoft.com/office/word/2023/wordml/word16du" xmlns:w16sdtdh="http://schemas.microsoft.com/office/word/2020/wordml/sdtdatahash" xmlns:w16sdtfl="http://schemas.microsoft.com/office/word/2024/wordml/sdtformatlock" xmlns:w16se="http://schemas.microsoft.com/office/word/2015/wordml/symex" xmlns:wpg="http://schemas.microsoft.com/office/word/2010/wordprocessingGroup" xmlns:wpi="http://schemas.microsoft.com/office/word/2010/wordprocessingInk" xmlns:wne="http://schemas.microsoft.com/office/word/2006/wordml" xmlns:wps="http://schemas.microsoft.com/office/word/2010/wordprocessingShape" mc:Ignorable="w14 w15 w16se w16cid w16 w16cex w16sdtdh w16sdtfl w16du wp14">
   <w:sdt>
     <w:sdtPr>
@@ -7071,6 +7667,1710 @@
 </file>
 
 <file path=word/header1.xml><?xml version="1.0" encoding="utf-8"?>
+<w:hdr xmlns:wpc="http://schemas.microsoft.com/office/word/2010/wordprocessingCanvas" xmlns:cx="http://schemas.microsoft.com/office/drawing/2014/chartex" xmlns:cx1="http://schemas.microsoft.com/office/drawing/2015/9/8/chartex" xmlns:cx2="http://schemas.microsoft.com/office/drawing/2015/10/21/chartex" xmlns:cx3="http://schemas.microsoft.com/office/drawing/2016/5/9/chartex" xmlns:cx4="http://schemas.microsoft.com/office/drawing/2016/5/10/chartex" xmlns:cx5="http://schemas.microsoft.com/office/drawing/2016/5/11/chartex" xmlns:cx6="http://schemas.microsoft.com/office/drawing/2016/5/12/chartex" xmlns:cx7="http://schemas.microsoft.com/office/drawing/2016/5/13/chartex" xmlns:cx8="http://schemas.microsoft.com/office/drawing/2016/5/14/chartex" xmlns:mc="http://schemas.openxmlformats.org/markup-compatibility/2006" xmlns:aink="http://schemas.microsoft.com/office/drawing/2016/ink" xmlns:am3d="http://schemas.microsoft.com/office/drawing/2017/model3d" xmlns:o="urn:schemas-microsoft-com:office:office" xmlns:oel="http://schemas.microsoft.com/office/2019/extlst" xmlns:r="http://schemas.openxmlformats.org/officeDocument/2006/relationships" xmlns:m="http://schemas.openxmlformats.org/officeDocument/2006/math" xmlns:v="urn:schemas-microsoft-com:vml" xmlns:wp14="http://schemas.microsoft.com/office/word/2010/wordprocessingDrawing" xmlns:wp="http://schemas.openxmlformats.org/drawingml/2006/wordprocessingDrawing" xmlns:w10="urn:schemas-microsoft-com:office:word" xmlns:w="http://schemas.openxmlformats.org/wordprocessingml/2006/main" xmlns:w14="http://schemas.microsoft.com/office/word/2010/wordml" xmlns:w15="http://schemas.microsoft.com/office/word/2012/wordml" xmlns:w16cex="http://schemas.microsoft.com/office/word/2018/wordml/cex" xmlns:w16cid="http://schemas.microsoft.com/office/word/2016/wordml/cid" xmlns:w16="http://schemas.microsoft.com/office/word/2018/wordml" xmlns:w16du="http://schemas.microsoft.com/office/word/2023/wordml/word16du" xmlns:w16sdtdh="http://schemas.microsoft.com/office/word/2020/wordml/sdtdatahash" xmlns:w16sdtfl="http://schemas.microsoft.com/office/word/2024/wordml/sdtformatlock" xmlns:w16se="http://schemas.microsoft.com/office/word/2015/wordml/symex" xmlns:wpg="http://schemas.microsoft.com/office/word/2010/wordprocessingGroup" xmlns:wpi="http://schemas.microsoft.com/office/word/2010/wordprocessingInk" xmlns:wne="http://schemas.microsoft.com/office/word/2006/wordml" xmlns:wps="http://schemas.microsoft.com/office/word/2010/wordprocessingShape" mc:Ignorable="w14 w15 w16se w16cid w16 w16cex w16sdtdh w16sdtfl w16du wp14">
+  <w:p>
+    <w:pPr>
+      <w:pStyle w:val="Header"/>
+    </w:pPr>
+  </w:p>
+</w:hdr>
+</file>
+
+<file path=word/header10.xml><?xml version="1.0" encoding="utf-8"?>
+<w:hdr xmlns:wpc="http://schemas.microsoft.com/office/word/2010/wordprocessingCanvas" xmlns:cx="http://schemas.microsoft.com/office/drawing/2014/chartex" xmlns:cx1="http://schemas.microsoft.com/office/drawing/2015/9/8/chartex" xmlns:cx2="http://schemas.microsoft.com/office/drawing/2015/10/21/chartex" xmlns:cx3="http://schemas.microsoft.com/office/drawing/2016/5/9/chartex" xmlns:cx4="http://schemas.microsoft.com/office/drawing/2016/5/10/chartex" xmlns:cx5="http://schemas.microsoft.com/office/drawing/2016/5/11/chartex" xmlns:cx6="http://schemas.microsoft.com/office/drawing/2016/5/12/chartex" xmlns:cx7="http://schemas.microsoft.com/office/drawing/2016/5/13/chartex" xmlns:cx8="http://schemas.microsoft.com/office/drawing/2016/5/14/chartex" xmlns:mc="http://schemas.openxmlformats.org/markup-compatibility/2006" xmlns:aink="http://schemas.microsoft.com/office/drawing/2016/ink" xmlns:am3d="http://schemas.microsoft.com/office/drawing/2017/model3d" xmlns:o="urn:schemas-microsoft-com:office:office" xmlns:oel="http://schemas.microsoft.com/office/2019/extlst" xmlns:r="http://schemas.openxmlformats.org/officeDocument/2006/relationships" xmlns:m="http://schemas.openxmlformats.org/officeDocument/2006/math" xmlns:v="urn:schemas-microsoft-com:vml" xmlns:wp14="http://schemas.microsoft.com/office/word/2010/wordprocessingDrawing" xmlns:wp="http://schemas.openxmlformats.org/drawingml/2006/wordprocessingDrawing" xmlns:w10="urn:schemas-microsoft-com:office:word" xmlns:w="http://schemas.openxmlformats.org/wordprocessingml/2006/main" xmlns:w14="http://schemas.microsoft.com/office/word/2010/wordml" xmlns:w15="http://schemas.microsoft.com/office/word/2012/wordml" xmlns:w16cex="http://schemas.microsoft.com/office/word/2018/wordml/cex" xmlns:w16cid="http://schemas.microsoft.com/office/word/2016/wordml/cid" xmlns:w16="http://schemas.microsoft.com/office/word/2018/wordml" xmlns:w16du="http://schemas.microsoft.com/office/word/2023/wordml/word16du" xmlns:w16sdtdh="http://schemas.microsoft.com/office/word/2020/wordml/sdtdatahash" xmlns:w16sdtfl="http://schemas.microsoft.com/office/word/2024/wordml/sdtformatlock" xmlns:w16se="http://schemas.microsoft.com/office/word/2015/wordml/symex" xmlns:wpg="http://schemas.microsoft.com/office/word/2010/wordprocessingGroup" xmlns:wpi="http://schemas.microsoft.com/office/word/2010/wordprocessingInk" xmlns:wne="http://schemas.microsoft.com/office/word/2006/wordml" xmlns:wps="http://schemas.microsoft.com/office/word/2010/wordprocessingShape" mc:Ignorable="w14 w15 w16se w16cid w16 w16cex w16sdtdh w16sdtfl w16du wp14">
+  <w:sdt>
+    <w:sdtPr>
+      <w:id w:val="1983423169"/>
+    </w:sdtPr>
+    <w:sdtEndPr>
+      <w:rPr>
+        <w:rFonts w:ascii="Courier New" w:hAnsi="Courier New" w:cs="Courier New"/>
+        <w:sz w:val="20"/>
+        <w:szCs w:val="20"/>
+      </w:rPr>
+    </w:sdtEndPr>
+    <w:sdtContent>
+      <w:p>
+        <w:pPr>
+          <w:pStyle w:val="Header"/>
+          <w:tabs>
+            <w:tab w:val="center" w:pos="4321"/>
+            <w:tab w:val="right" w:pos="8642"/>
+          </w:tabs>
+          <w:rPr>
+            <w:rFonts w:ascii="Courier New" w:hAnsi="Courier New" w:cs="Courier New"/>
+            <w:b/>
+            <w:sz w:val="32"/>
+          </w:rPr>
+        </w:pPr>
+        <w:r>
+          <w:tab/>
+        </w:r>
+        <w:r>
+          <w:rPr>
+            <w:rFonts w:ascii="Courier New" w:hAnsi="Courier New" w:cs="Courier New"/>
+            <w:b/>
+            <w:noProof/>
+            <w:sz w:val="36"/>
+            <w:lang w:eastAsia="en-PH"/>
+          </w:rPr>
+          <w:drawing>
+            <wp:anchor distT="0" distB="0" distL="114300" distR="114300" simplePos="0" relativeHeight="251669504" behindDoc="0" locked="0" layoutInCell="1" allowOverlap="1" wp14:anchorId="76CF24D9" wp14:editId="03C59511">
+              <wp:simplePos x="0" y="0"/>
+              <wp:positionH relativeFrom="column">
+                <wp:posOffset>-246380</wp:posOffset>
+              </wp:positionH>
+              <wp:positionV relativeFrom="paragraph">
+                <wp:posOffset>-198120</wp:posOffset>
+              </wp:positionV>
+              <wp:extent cx="823595" cy="724535"/>
+              <wp:effectExtent l="0" t="0" r="14605" b="18415"/>
+              <wp:wrapNone/>
+              <wp:docPr id="1220379455" name="Picture 1220379455"/>
+              <wp:cNvGraphicFramePr>
+                <a:graphicFrameLocks xmlns:a="http://schemas.openxmlformats.org/drawingml/2006/main" noChangeAspect="1"/>
+              </wp:cNvGraphicFramePr>
+              <a:graphic xmlns:a="http://schemas.openxmlformats.org/drawingml/2006/main">
+                <a:graphicData uri="http://schemas.openxmlformats.org/drawingml/2006/picture">
+                  <pic:pic xmlns:pic="http://schemas.openxmlformats.org/drawingml/2006/picture">
+                    <pic:nvPicPr>
+                      <pic:cNvPr id="700363394" name="Picture 700363394"/>
+                      <pic:cNvPicPr>
+                        <a:picLocks noChangeAspect="1"/>
+                      </pic:cNvPicPr>
+                    </pic:nvPicPr>
+                    <pic:blipFill>
+                      <a:blip r:embed="rId1">
+                        <a:extLst>
+                          <a:ext uri="{28A0092B-C50C-407E-A947-70E740481C1C}">
+                            <a14:useLocalDpi xmlns:a14="http://schemas.microsoft.com/office/drawing/2010/main" val="0"/>
+                          </a:ext>
+                        </a:extLst>
+                      </a:blip>
+                      <a:stretch>
+                        <a:fillRect/>
+                      </a:stretch>
+                    </pic:blipFill>
+                    <pic:spPr>
+                      <a:xfrm>
+                        <a:off x="0" y="0"/>
+                        <a:ext cx="823578" cy="724710"/>
+                      </a:xfrm>
+                      <a:prstGeom prst="rect">
+                        <a:avLst/>
+                      </a:prstGeom>
+                    </pic:spPr>
+                  </pic:pic>
+                </a:graphicData>
+              </a:graphic>
+            </wp:anchor>
+          </w:drawing>
+        </w:r>
+        <w:r>
+          <w:rPr>
+            <w:rFonts w:ascii="Courier New" w:hAnsi="Courier New" w:cs="Courier New"/>
+            <w:b/>
+            <w:noProof/>
+            <w:sz w:val="32"/>
+            <w:lang w:eastAsia="en-PH"/>
+          </w:rPr>
+          <mc:AlternateContent>
+            <mc:Choice Requires="wps">
+              <w:drawing>
+                <wp:anchor distT="0" distB="0" distL="114300" distR="114300" simplePos="0" relativeHeight="251672576" behindDoc="0" locked="0" layoutInCell="1" allowOverlap="1" wp14:anchorId="4DF466F2" wp14:editId="341E2D7A">
+                  <wp:simplePos x="0" y="0"/>
+                  <wp:positionH relativeFrom="column">
+                    <wp:posOffset>-1371600</wp:posOffset>
+                  </wp:positionH>
+                  <wp:positionV relativeFrom="paragraph">
+                    <wp:posOffset>-287020</wp:posOffset>
+                  </wp:positionV>
+                  <wp:extent cx="7772400" cy="0"/>
+                  <wp:effectExtent l="0" t="19050" r="0" b="19050"/>
+                  <wp:wrapNone/>
+                  <wp:docPr id="190166018" name="Straight Connector 190166018"/>
+                  <wp:cNvGraphicFramePr/>
+                  <a:graphic xmlns:a="http://schemas.openxmlformats.org/drawingml/2006/main">
+                    <a:graphicData uri="http://schemas.microsoft.com/office/word/2010/wordprocessingShape">
+                      <wps:wsp>
+                        <wps:cNvCnPr/>
+                        <wps:spPr>
+                          <a:xfrm>
+                            <a:off x="0" y="0"/>
+                            <a:ext cx="7772400" cy="0"/>
+                          </a:xfrm>
+                          <a:prstGeom prst="line">
+                            <a:avLst/>
+                          </a:prstGeom>
+                          <a:ln w="38100"/>
+                        </wps:spPr>
+                        <wps:style>
+                          <a:lnRef idx="1">
+                            <a:schemeClr val="dk1"/>
+                          </a:lnRef>
+                          <a:fillRef idx="0">
+                            <a:schemeClr val="dk1"/>
+                          </a:fillRef>
+                          <a:effectRef idx="0">
+                            <a:schemeClr val="dk1"/>
+                          </a:effectRef>
+                          <a:fontRef idx="minor">
+                            <a:schemeClr val="tx1"/>
+                          </a:fontRef>
+                        </wps:style>
+                        <wps:bodyPr/>
+                      </wps:wsp>
+                    </a:graphicData>
+                  </a:graphic>
+                </wp:anchor>
+              </w:drawing>
+            </mc:Choice>
+            <mc:Fallback>
+              <w:pict>
+                <v:line w14:anchorId="0AF80BF6" id="Straight Connector 190166018" o:spid="_x0000_s1026" style="position:absolute;z-index:251708416;visibility:visible;mso-wrap-style:square;mso-wrap-distance-left:9pt;mso-wrap-distance-top:0;mso-wrap-distance-right:9pt;mso-wrap-distance-bottom:0;mso-position-horizontal:absolute;mso-position-horizontal-relative:text;mso-position-vertical:absolute;mso-position-vertical-relative:text" from="-108pt,-22.6pt" to="7in,-22.6pt" o:gfxdata="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" strokecolor="black [3200]" strokeweight="3pt">
+                  <v:stroke joinstyle="miter"/>
+                </v:line>
+              </w:pict>
+            </mc:Fallback>
+          </mc:AlternateContent>
+        </w:r>
+        <w:r>
+          <w:rPr>
+            <w:rFonts w:ascii="Courier New" w:hAnsi="Courier New" w:cs="Courier New"/>
+            <w:b/>
+            <w:noProof/>
+            <w:sz w:val="36"/>
+            <w:lang w:eastAsia="en-PH"/>
+          </w:rPr>
+          <mc:AlternateContent>
+            <mc:Choice Requires="wps">
+              <w:drawing>
+                <wp:anchor distT="0" distB="0" distL="114300" distR="114300" simplePos="0" relativeHeight="251670528" behindDoc="0" locked="0" layoutInCell="1" allowOverlap="1" wp14:anchorId="04C379D1" wp14:editId="5A24E7E5">
+                  <wp:simplePos x="0" y="0"/>
+                  <wp:positionH relativeFrom="column">
+                    <wp:posOffset>-228600</wp:posOffset>
+                  </wp:positionH>
+                  <wp:positionV relativeFrom="paragraph">
+                    <wp:posOffset>-572770</wp:posOffset>
+                  </wp:positionV>
+                  <wp:extent cx="0" cy="10191750"/>
+                  <wp:effectExtent l="19050" t="0" r="19050" b="0"/>
+                  <wp:wrapNone/>
+                  <wp:docPr id="341334077" name="Straight Connector 341334077"/>
+                  <wp:cNvGraphicFramePr/>
+                  <a:graphic xmlns:a="http://schemas.openxmlformats.org/drawingml/2006/main">
+                    <a:graphicData uri="http://schemas.microsoft.com/office/word/2010/wordprocessingShape">
+                      <wps:wsp>
+                        <wps:cNvCnPr/>
+                        <wps:spPr>
+                          <a:xfrm>
+                            <a:off x="0" y="0"/>
+                            <a:ext cx="0" cy="10191896"/>
+                          </a:xfrm>
+                          <a:prstGeom prst="line">
+                            <a:avLst/>
+                          </a:prstGeom>
+                          <a:ln w="38100"/>
+                        </wps:spPr>
+                        <wps:style>
+                          <a:lnRef idx="1">
+                            <a:schemeClr val="dk1"/>
+                          </a:lnRef>
+                          <a:fillRef idx="0">
+                            <a:schemeClr val="dk1"/>
+                          </a:fillRef>
+                          <a:effectRef idx="0">
+                            <a:schemeClr val="dk1"/>
+                          </a:effectRef>
+                          <a:fontRef idx="minor">
+                            <a:schemeClr val="tx1"/>
+                          </a:fontRef>
+                        </wps:style>
+                        <wps:bodyPr/>
+                      </wps:wsp>
+                    </a:graphicData>
+                  </a:graphic>
+                </wp:anchor>
+              </w:drawing>
+            </mc:Choice>
+            <mc:Fallback>
+              <w:pict>
+                <v:line w14:anchorId="42220F27" id="Straight Connector 341334077" o:spid="_x0000_s1026" style="position:absolute;z-index:251706368;visibility:visible;mso-wrap-style:square;mso-wrap-distance-left:9pt;mso-wrap-distance-top:0;mso-wrap-distance-right:9pt;mso-wrap-distance-bottom:0;mso-position-horizontal:absolute;mso-position-horizontal-relative:text;mso-position-vertical:absolute;mso-position-vertical-relative:text" from="-18pt,-45.1pt" to="-18pt,757.4pt" o:gfxdata="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" strokecolor="black [3200]" strokeweight="3pt">
+                  <v:stroke joinstyle="miter"/>
+                </v:line>
+              </w:pict>
+            </mc:Fallback>
+          </mc:AlternateContent>
+        </w:r>
+        <w:r>
+          <w:rPr>
+            <w:rFonts w:ascii="Courier New" w:hAnsi="Courier New" w:cs="Courier New"/>
+            <w:b/>
+            <w:noProof/>
+            <w:sz w:val="36"/>
+            <w:lang w:eastAsia="en-PH"/>
+          </w:rPr>
+          <mc:AlternateContent>
+            <mc:Choice Requires="wps">
+              <w:drawing>
+                <wp:anchor distT="0" distB="0" distL="114300" distR="114300" simplePos="0" relativeHeight="251671552" behindDoc="0" locked="0" layoutInCell="1" allowOverlap="1" wp14:anchorId="54E11308" wp14:editId="59A407C0">
+                  <wp:simplePos x="0" y="0"/>
+                  <wp:positionH relativeFrom="column">
+                    <wp:posOffset>5715000</wp:posOffset>
+                  </wp:positionH>
+                  <wp:positionV relativeFrom="paragraph">
+                    <wp:posOffset>-419735</wp:posOffset>
+                  </wp:positionV>
+                  <wp:extent cx="0" cy="10033635"/>
+                  <wp:effectExtent l="19050" t="0" r="19050" b="5715"/>
+                  <wp:wrapNone/>
+                  <wp:docPr id="194450568" name="Straight Connector 194450568"/>
+                  <wp:cNvGraphicFramePr/>
+                  <a:graphic xmlns:a="http://schemas.openxmlformats.org/drawingml/2006/main">
+                    <a:graphicData uri="http://schemas.microsoft.com/office/word/2010/wordprocessingShape">
+                      <wps:wsp>
+                        <wps:cNvCnPr/>
+                        <wps:spPr>
+                          <a:xfrm>
+                            <a:off x="0" y="0"/>
+                            <a:ext cx="0" cy="10033762"/>
+                          </a:xfrm>
+                          <a:prstGeom prst="line">
+                            <a:avLst/>
+                          </a:prstGeom>
+                          <a:ln w="38100"/>
+                        </wps:spPr>
+                        <wps:style>
+                          <a:lnRef idx="1">
+                            <a:schemeClr val="dk1"/>
+                          </a:lnRef>
+                          <a:fillRef idx="0">
+                            <a:schemeClr val="dk1"/>
+                          </a:fillRef>
+                          <a:effectRef idx="0">
+                            <a:schemeClr val="dk1"/>
+                          </a:effectRef>
+                          <a:fontRef idx="minor">
+                            <a:schemeClr val="tx1"/>
+                          </a:fontRef>
+                        </wps:style>
+                        <wps:bodyPr/>
+                      </wps:wsp>
+                    </a:graphicData>
+                  </a:graphic>
+                </wp:anchor>
+              </w:drawing>
+            </mc:Choice>
+            <mc:Fallback>
+              <w:pict>
+                <v:line w14:anchorId="0F0EBD7E" id="Straight Connector 194450568" o:spid="_x0000_s1026" style="position:absolute;z-index:251707392;visibility:visible;mso-wrap-style:square;mso-wrap-distance-left:9pt;mso-wrap-distance-top:0;mso-wrap-distance-right:9pt;mso-wrap-distance-bottom:0;mso-position-horizontal:absolute;mso-position-horizontal-relative:text;mso-position-vertical:absolute;mso-position-vertical-relative:text" from="450pt,-33.05pt" to="450pt,757pt" o:gfxdata="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" strokecolor="black [3200]" strokeweight="3pt">
+                  <v:stroke joinstyle="miter"/>
+                </v:line>
+              </w:pict>
+            </mc:Fallback>
+          </mc:AlternateContent>
+        </w:r>
+        <w:r>
+          <w:rPr>
+            <w:rFonts w:ascii="Courier New" w:hAnsi="Courier New" w:cs="Courier New"/>
+            <w:b/>
+            <w:sz w:val="36"/>
+          </w:rPr>
+          <w:t>Kalinga State University</w:t>
+        </w:r>
+        <w:r>
+          <w:rPr>
+            <w:rFonts w:ascii="Courier New" w:hAnsi="Courier New" w:cs="Courier New"/>
+            <w:b/>
+            <w:sz w:val="36"/>
+          </w:rPr>
+          <w:tab/>
+        </w:r>
+      </w:p>
+      <w:p>
+        <w:pPr>
+          <w:pStyle w:val="Header"/>
+          <w:tabs>
+            <w:tab w:val="clear" w:pos="9360"/>
+            <w:tab w:val="left" w:pos="2256"/>
+            <w:tab w:val="center" w:pos="4320"/>
+            <w:tab w:val="right" w:pos="8642"/>
+          </w:tabs>
+          <w:rPr>
+            <w:rFonts w:ascii="Courier New" w:hAnsi="Courier New" w:cs="Courier New"/>
+            <w:sz w:val="24"/>
+          </w:rPr>
+        </w:pPr>
+        <w:r>
+          <w:rPr>
+            <w:rFonts w:ascii="Courier New" w:hAnsi="Courier New" w:cs="Courier New"/>
+            <w:sz w:val="24"/>
+          </w:rPr>
+          <w:tab/>
+        </w:r>
+        <w:r>
+          <w:rPr>
+            <w:rFonts w:ascii="Courier New" w:hAnsi="Courier New" w:cs="Courier New"/>
+            <w:sz w:val="24"/>
+          </w:rPr>
+          <w:tab/>
+          <w:t>Bulanao, Tabuk City, Kalinga</w:t>
+        </w:r>
+      </w:p>
+      <w:p>
+        <w:pPr>
+          <w:pStyle w:val="Header"/>
+          <w:tabs>
+            <w:tab w:val="left" w:pos="2256"/>
+            <w:tab w:val="left" w:pos="2696"/>
+            <w:tab w:val="center" w:pos="4320"/>
+            <w:tab w:val="left" w:pos="8370"/>
+          </w:tabs>
+          <w:wordWrap w:val="0"/>
+          <w:jc w:val="center"/>
+          <w:rPr>
+            <w:rFonts w:ascii="Courier New" w:hAnsi="Courier New" w:cs="Courier New"/>
+            <w:sz w:val="20"/>
+            <w:szCs w:val="20"/>
+            <w:lang w:val="en-US"/>
+          </w:rPr>
+        </w:pPr>
+        <w:r>
+          <w:rPr>
+            <w:rFonts w:ascii="Courier New" w:hAnsi="Courier New" w:cs="Courier New"/>
+            <w:noProof/>
+            <w:lang w:eastAsia="en-PH"/>
+          </w:rPr>
+          <mc:AlternateContent>
+            <mc:Choice Requires="wps">
+              <w:drawing>
+                <wp:anchor distT="0" distB="0" distL="114300" distR="114300" simplePos="0" relativeHeight="251646976" behindDoc="0" locked="0" layoutInCell="1" allowOverlap="1" wp14:anchorId="34B28411" wp14:editId="3F8150CD">
+                  <wp:simplePos x="0" y="0"/>
+                  <wp:positionH relativeFrom="page">
+                    <wp:align>right</wp:align>
+                  </wp:positionH>
+                  <wp:positionV relativeFrom="paragraph">
+                    <wp:posOffset>204470</wp:posOffset>
+                  </wp:positionV>
+                  <wp:extent cx="7772400" cy="0"/>
+                  <wp:effectExtent l="0" t="19050" r="19050" b="19050"/>
+                  <wp:wrapNone/>
+                  <wp:docPr id="9907" name="Straight Connector 29"/>
+                  <wp:cNvGraphicFramePr/>
+                  <a:graphic xmlns:a="http://schemas.openxmlformats.org/drawingml/2006/main">
+                    <a:graphicData uri="http://schemas.microsoft.com/office/word/2010/wordprocessingShape">
+                      <wps:wsp>
+                        <wps:cNvCnPr/>
+                        <wps:spPr>
+                          <a:xfrm>
+                            <a:off x="0" y="0"/>
+                            <a:ext cx="7772400" cy="0"/>
+                          </a:xfrm>
+                          <a:prstGeom prst="line">
+                            <a:avLst/>
+                          </a:prstGeom>
+                          <a:ln w="38100"/>
+                        </wps:spPr>
+                        <wps:style>
+                          <a:lnRef idx="1">
+                            <a:schemeClr val="dk1"/>
+                          </a:lnRef>
+                          <a:fillRef idx="0">
+                            <a:schemeClr val="dk1"/>
+                          </a:fillRef>
+                          <a:effectRef idx="0">
+                            <a:schemeClr val="dk1"/>
+                          </a:effectRef>
+                          <a:fontRef idx="minor">
+                            <a:schemeClr val="tx1"/>
+                          </a:fontRef>
+                        </wps:style>
+                        <wps:bodyPr/>
+                      </wps:wsp>
+                    </a:graphicData>
+                  </a:graphic>
+                </wp:anchor>
+              </w:drawing>
+            </mc:Choice>
+            <mc:Fallback xmlns:wpsCustomData="http://www.wps.cn/officeDocument/2013/wpsCustomData">
+              <w:pict>
+                <v:line id="_x0000_s1026" o:spid="_x0000_s1026" o:spt="20" style="position:absolute;left:0pt;margin-top:16.1pt;height:0pt;width:612pt;mso-position-horizontal:right;mso-position-horizontal-relative:page;z-index:251663360;mso-width-relative:page;mso-height-relative:page;" filled="f" stroked="t" coordsize="21600,21600" o:gfxdata="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">
+                  <v:fill on="f" focussize="0,0"/>
+                  <v:stroke weight="3pt" color="#000000 [3200]" miterlimit="8" joinstyle="miter"/>
+                  <v:imagedata o:title=""/>
+                  <o:lock v:ext="edit" aspectratio="f"/>
+                </v:line>
+              </w:pict>
+            </mc:Fallback>
+          </mc:AlternateContent>
+        </w:r>
+        <w:r>
+          <w:rPr>
+            <w:rFonts w:ascii="Courier New" w:hAnsi="Courier New" w:cs="Courier New"/>
+            <w:noProof/>
+            <w:lang w:eastAsia="en-PH"/>
+          </w:rPr>
+          <mc:AlternateContent>
+            <mc:Choice Requires="wps">
+              <w:drawing>
+                <wp:anchor distT="0" distB="0" distL="114300" distR="114300" simplePos="0" relativeHeight="251695104" behindDoc="0" locked="0" layoutInCell="1" allowOverlap="1" wp14:anchorId="2433E5BA" wp14:editId="7600DD85">
+                  <wp:simplePos x="0" y="0"/>
+                  <wp:positionH relativeFrom="page">
+                    <wp:align>right</wp:align>
+                  </wp:positionH>
+                  <wp:positionV relativeFrom="paragraph">
+                    <wp:posOffset>204470</wp:posOffset>
+                  </wp:positionV>
+                  <wp:extent cx="7772400" cy="0"/>
+                  <wp:effectExtent l="0" t="19050" r="19050" b="19050"/>
+                  <wp:wrapNone/>
+                  <wp:docPr id="1895472449" name="Straight Connector 1895472449"/>
+                  <wp:cNvGraphicFramePr/>
+                  <a:graphic xmlns:a="http://schemas.openxmlformats.org/drawingml/2006/main">
+                    <a:graphicData uri="http://schemas.microsoft.com/office/word/2010/wordprocessingShape">
+                      <wps:wsp>
+                        <wps:cNvCnPr/>
+                        <wps:spPr>
+                          <a:xfrm>
+                            <a:off x="0" y="0"/>
+                            <a:ext cx="7772400" cy="0"/>
+                          </a:xfrm>
+                          <a:prstGeom prst="line">
+                            <a:avLst/>
+                          </a:prstGeom>
+                          <a:ln w="38100"/>
+                        </wps:spPr>
+                        <wps:style>
+                          <a:lnRef idx="1">
+                            <a:schemeClr val="dk1"/>
+                          </a:lnRef>
+                          <a:fillRef idx="0">
+                            <a:schemeClr val="dk1"/>
+                          </a:fillRef>
+                          <a:effectRef idx="0">
+                            <a:schemeClr val="dk1"/>
+                          </a:effectRef>
+                          <a:fontRef idx="minor">
+                            <a:schemeClr val="tx1"/>
+                          </a:fontRef>
+                        </wps:style>
+                        <wps:bodyPr/>
+                      </wps:wsp>
+                    </a:graphicData>
+                  </a:graphic>
+                </wp:anchor>
+              </w:drawing>
+            </mc:Choice>
+            <mc:Fallback>
+              <w:pict>
+                <v:line w14:anchorId="504A0D9E" id="Straight Connector 1895472449" o:spid="_x0000_s1026" style="position:absolute;z-index:251695104;visibility:visible;mso-wrap-style:square;mso-wrap-distance-left:9pt;mso-wrap-distance-top:0;mso-wrap-distance-right:9pt;mso-wrap-distance-bottom:0;mso-position-horizontal:right;mso-position-horizontal-relative:page;mso-position-vertical:absolute;mso-position-vertical-relative:text" from="560.8pt,16.1pt" to="1172.8pt,16.1pt" o:gfxdata="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" strokecolor="black [3200]" strokeweight="3pt">
+                  <v:stroke joinstyle="miter"/>
+                  <w10:wrap anchorx="page"/>
+                </v:line>
+              </w:pict>
+            </mc:Fallback>
+          </mc:AlternateContent>
+        </w:r>
+        <w:r>
+          <w:rPr>
+            <w:rFonts w:ascii="Courier New" w:hAnsi="Courier New" w:cs="Courier New"/>
+            <w:sz w:val="24"/>
+            <w:szCs w:val="24"/>
+            <w:lang w:val="en-US"/>
+          </w:rPr>
+          <w:t>College of Engineering and Information Technology</w:t>
+        </w:r>
+      </w:p>
+      <w:p>
+        <w:pPr>
+          <w:pStyle w:val="Header"/>
+          <w:tabs>
+            <w:tab w:val="clear" w:pos="9360"/>
+            <w:tab w:val="left" w:pos="2256"/>
+            <w:tab w:val="center" w:pos="4320"/>
+            <w:tab w:val="right" w:pos="8642"/>
+          </w:tabs>
+          <w:rPr>
+            <w:rFonts w:ascii="Courier New" w:hAnsi="Courier New" w:cs="Courier New"/>
+            <w:sz w:val="24"/>
+          </w:rPr>
+        </w:pPr>
+      </w:p>
+      <w:p>
+        <w:pPr>
+          <w:pStyle w:val="Header"/>
+          <w:jc w:val="right"/>
+          <w:rPr>
+            <w:rFonts w:ascii="Courier New" w:hAnsi="Courier New" w:cs="Courier New"/>
+            <w:sz w:val="20"/>
+            <w:szCs w:val="20"/>
+          </w:rPr>
+        </w:pPr>
+      </w:p>
+    </w:sdtContent>
+  </w:sdt>
+  <w:p>
+    <w:pPr>
+      <w:pStyle w:val="Header"/>
+      <w:rPr>
+        <w:rFonts w:ascii="Courier New" w:hAnsi="Courier New" w:cs="Courier New"/>
+      </w:rPr>
+    </w:pPr>
+  </w:p>
+</w:hdr>
+</file>
+
+<file path=word/header11.xml><?xml version="1.0" encoding="utf-8"?>
+<w:hdr xmlns:wpc="http://schemas.microsoft.com/office/word/2010/wordprocessingCanvas" xmlns:cx="http://schemas.microsoft.com/office/drawing/2014/chartex" xmlns:cx1="http://schemas.microsoft.com/office/drawing/2015/9/8/chartex" xmlns:cx2="http://schemas.microsoft.com/office/drawing/2015/10/21/chartex" xmlns:cx3="http://schemas.microsoft.com/office/drawing/2016/5/9/chartex" xmlns:cx4="http://schemas.microsoft.com/office/drawing/2016/5/10/chartex" xmlns:cx5="http://schemas.microsoft.com/office/drawing/2016/5/11/chartex" xmlns:cx6="http://schemas.microsoft.com/office/drawing/2016/5/12/chartex" xmlns:cx7="http://schemas.microsoft.com/office/drawing/2016/5/13/chartex" xmlns:cx8="http://schemas.microsoft.com/office/drawing/2016/5/14/chartex" xmlns:mc="http://schemas.openxmlformats.org/markup-compatibility/2006" xmlns:aink="http://schemas.microsoft.com/office/drawing/2016/ink" xmlns:am3d="http://schemas.microsoft.com/office/drawing/2017/model3d" xmlns:o="urn:schemas-microsoft-com:office:office" xmlns:oel="http://schemas.microsoft.com/office/2019/extlst" xmlns:r="http://schemas.openxmlformats.org/officeDocument/2006/relationships" xmlns:m="http://schemas.openxmlformats.org/officeDocument/2006/math" xmlns:v="urn:schemas-microsoft-com:vml" xmlns:wp14="http://schemas.microsoft.com/office/word/2010/wordprocessingDrawing" xmlns:wp="http://schemas.openxmlformats.org/drawingml/2006/wordprocessingDrawing" xmlns:w10="urn:schemas-microsoft-com:office:word" xmlns:w="http://schemas.openxmlformats.org/wordprocessingml/2006/main" xmlns:w14="http://schemas.microsoft.com/office/word/2010/wordml" xmlns:w15="http://schemas.microsoft.com/office/word/2012/wordml" xmlns:w16cex="http://schemas.microsoft.com/office/word/2018/wordml/cex" xmlns:w16cid="http://schemas.microsoft.com/office/word/2016/wordml/cid" xmlns:w16="http://schemas.microsoft.com/office/word/2018/wordml" xmlns:w16du="http://schemas.microsoft.com/office/word/2023/wordml/word16du" xmlns:w16sdtdh="http://schemas.microsoft.com/office/word/2020/wordml/sdtdatahash" xmlns:w16sdtfl="http://schemas.microsoft.com/office/word/2024/wordml/sdtformatlock" xmlns:w16se="http://schemas.microsoft.com/office/word/2015/wordml/symex" xmlns:wpg="http://schemas.microsoft.com/office/word/2010/wordprocessingGroup" xmlns:wpi="http://schemas.microsoft.com/office/word/2010/wordprocessingInk" xmlns:wne="http://schemas.microsoft.com/office/word/2006/wordml" xmlns:wps="http://schemas.microsoft.com/office/word/2010/wordprocessingShape" mc:Ignorable="w14 w15 w16se w16cid w16 w16cex w16sdtdh w16sdtfl w16du wp14">
+  <w:sdt>
+    <w:sdtPr>
+      <w:id w:val="-1860493112"/>
+    </w:sdtPr>
+    <w:sdtEndPr>
+      <w:rPr>
+        <w:rFonts w:ascii="Courier New" w:hAnsi="Courier New" w:cs="Courier New"/>
+        <w:sz w:val="20"/>
+        <w:szCs w:val="20"/>
+      </w:rPr>
+    </w:sdtEndPr>
+    <w:sdtContent>
+      <w:p>
+        <w:pPr>
+          <w:pStyle w:val="Header"/>
+          <w:tabs>
+            <w:tab w:val="center" w:pos="4321"/>
+            <w:tab w:val="right" w:pos="8642"/>
+          </w:tabs>
+          <w:rPr>
+            <w:rFonts w:ascii="Courier New" w:hAnsi="Courier New" w:cs="Courier New"/>
+            <w:b/>
+            <w:sz w:val="32"/>
+          </w:rPr>
+        </w:pPr>
+        <w:r>
+          <w:tab/>
+        </w:r>
+        <w:r>
+          <w:rPr>
+            <w:rFonts w:ascii="Courier New" w:hAnsi="Courier New" w:cs="Courier New"/>
+            <w:b/>
+            <w:noProof/>
+            <w:sz w:val="36"/>
+            <w:lang w:eastAsia="en-PH"/>
+          </w:rPr>
+          <w:drawing>
+            <wp:anchor distT="0" distB="0" distL="114300" distR="114300" simplePos="0" relativeHeight="251681792" behindDoc="0" locked="0" layoutInCell="1" allowOverlap="1" wp14:anchorId="64843614" wp14:editId="3F1B7DD9">
+              <wp:simplePos x="0" y="0"/>
+              <wp:positionH relativeFrom="column">
+                <wp:posOffset>-246380</wp:posOffset>
+              </wp:positionH>
+              <wp:positionV relativeFrom="paragraph">
+                <wp:posOffset>-198120</wp:posOffset>
+              </wp:positionV>
+              <wp:extent cx="823595" cy="724535"/>
+              <wp:effectExtent l="0" t="0" r="14605" b="18415"/>
+              <wp:wrapNone/>
+              <wp:docPr id="1502387050" name="Picture 1502387050"/>
+              <wp:cNvGraphicFramePr>
+                <a:graphicFrameLocks xmlns:a="http://schemas.openxmlformats.org/drawingml/2006/main" noChangeAspect="1"/>
+              </wp:cNvGraphicFramePr>
+              <a:graphic xmlns:a="http://schemas.openxmlformats.org/drawingml/2006/main">
+                <a:graphicData uri="http://schemas.openxmlformats.org/drawingml/2006/picture">
+                  <pic:pic xmlns:pic="http://schemas.openxmlformats.org/drawingml/2006/picture">
+                    <pic:nvPicPr>
+                      <pic:cNvPr id="700363394" name="Picture 700363394"/>
+                      <pic:cNvPicPr>
+                        <a:picLocks noChangeAspect="1"/>
+                      </pic:cNvPicPr>
+                    </pic:nvPicPr>
+                    <pic:blipFill>
+                      <a:blip r:embed="rId1">
+                        <a:extLst>
+                          <a:ext uri="{28A0092B-C50C-407E-A947-70E740481C1C}">
+                            <a14:useLocalDpi xmlns:a14="http://schemas.microsoft.com/office/drawing/2010/main" val="0"/>
+                          </a:ext>
+                        </a:extLst>
+                      </a:blip>
+                      <a:stretch>
+                        <a:fillRect/>
+                      </a:stretch>
+                    </pic:blipFill>
+                    <pic:spPr>
+                      <a:xfrm>
+                        <a:off x="0" y="0"/>
+                        <a:ext cx="823578" cy="724710"/>
+                      </a:xfrm>
+                      <a:prstGeom prst="rect">
+                        <a:avLst/>
+                      </a:prstGeom>
+                    </pic:spPr>
+                  </pic:pic>
+                </a:graphicData>
+              </a:graphic>
+            </wp:anchor>
+          </w:drawing>
+        </w:r>
+        <w:r>
+          <w:rPr>
+            <w:rFonts w:ascii="Courier New" w:hAnsi="Courier New" w:cs="Courier New"/>
+            <w:b/>
+            <w:noProof/>
+            <w:sz w:val="32"/>
+            <w:lang w:eastAsia="en-PH"/>
+          </w:rPr>
+          <mc:AlternateContent>
+            <mc:Choice Requires="wps">
+              <w:drawing>
+                <wp:anchor distT="0" distB="0" distL="114300" distR="114300" simplePos="0" relativeHeight="251684864" behindDoc="0" locked="0" layoutInCell="1" allowOverlap="1" wp14:anchorId="1CB7CCD8" wp14:editId="523A3A3B">
+                  <wp:simplePos x="0" y="0"/>
+                  <wp:positionH relativeFrom="column">
+                    <wp:posOffset>-1371600</wp:posOffset>
+                  </wp:positionH>
+                  <wp:positionV relativeFrom="paragraph">
+                    <wp:posOffset>-287020</wp:posOffset>
+                  </wp:positionV>
+                  <wp:extent cx="7772400" cy="0"/>
+                  <wp:effectExtent l="0" t="19050" r="0" b="19050"/>
+                  <wp:wrapNone/>
+                  <wp:docPr id="779353151" name="Straight Connector 779353151"/>
+                  <wp:cNvGraphicFramePr/>
+                  <a:graphic xmlns:a="http://schemas.openxmlformats.org/drawingml/2006/main">
+                    <a:graphicData uri="http://schemas.microsoft.com/office/word/2010/wordprocessingShape">
+                      <wps:wsp>
+                        <wps:cNvCnPr/>
+                        <wps:spPr>
+                          <a:xfrm>
+                            <a:off x="0" y="0"/>
+                            <a:ext cx="7772400" cy="0"/>
+                          </a:xfrm>
+                          <a:prstGeom prst="line">
+                            <a:avLst/>
+                          </a:prstGeom>
+                          <a:ln w="38100"/>
+                        </wps:spPr>
+                        <wps:style>
+                          <a:lnRef idx="1">
+                            <a:schemeClr val="dk1"/>
+                          </a:lnRef>
+                          <a:fillRef idx="0">
+                            <a:schemeClr val="dk1"/>
+                          </a:fillRef>
+                          <a:effectRef idx="0">
+                            <a:schemeClr val="dk1"/>
+                          </a:effectRef>
+                          <a:fontRef idx="minor">
+                            <a:schemeClr val="tx1"/>
+                          </a:fontRef>
+                        </wps:style>
+                        <wps:bodyPr/>
+                      </wps:wsp>
+                    </a:graphicData>
+                  </a:graphic>
+                </wp:anchor>
+              </w:drawing>
+            </mc:Choice>
+            <mc:Fallback>
+              <w:pict>
+                <v:line w14:anchorId="79BBF555" id="Straight Connector 779353151" o:spid="_x0000_s1026" style="position:absolute;z-index:251728896;visibility:visible;mso-wrap-style:square;mso-wrap-distance-left:9pt;mso-wrap-distance-top:0;mso-wrap-distance-right:9pt;mso-wrap-distance-bottom:0;mso-position-horizontal:absolute;mso-position-horizontal-relative:text;mso-position-vertical:absolute;mso-position-vertical-relative:text" from="-108pt,-22.6pt" to="7in,-22.6pt" o:gfxdata="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" strokecolor="black [3200]" strokeweight="3pt">
+                  <v:stroke joinstyle="miter"/>
+                </v:line>
+              </w:pict>
+            </mc:Fallback>
+          </mc:AlternateContent>
+        </w:r>
+        <w:r>
+          <w:rPr>
+            <w:rFonts w:ascii="Courier New" w:hAnsi="Courier New" w:cs="Courier New"/>
+            <w:b/>
+            <w:noProof/>
+            <w:sz w:val="36"/>
+            <w:lang w:eastAsia="en-PH"/>
+          </w:rPr>
+          <mc:AlternateContent>
+            <mc:Choice Requires="wps">
+              <w:drawing>
+                <wp:anchor distT="0" distB="0" distL="114300" distR="114300" simplePos="0" relativeHeight="251682816" behindDoc="0" locked="0" layoutInCell="1" allowOverlap="1" wp14:anchorId="1ED8D961" wp14:editId="00181FF4">
+                  <wp:simplePos x="0" y="0"/>
+                  <wp:positionH relativeFrom="column">
+                    <wp:posOffset>-228600</wp:posOffset>
+                  </wp:positionH>
+                  <wp:positionV relativeFrom="paragraph">
+                    <wp:posOffset>-572770</wp:posOffset>
+                  </wp:positionV>
+                  <wp:extent cx="0" cy="10191750"/>
+                  <wp:effectExtent l="19050" t="0" r="19050" b="0"/>
+                  <wp:wrapNone/>
+                  <wp:docPr id="1221720256" name="Straight Connector 1221720256"/>
+                  <wp:cNvGraphicFramePr/>
+                  <a:graphic xmlns:a="http://schemas.openxmlformats.org/drawingml/2006/main">
+                    <a:graphicData uri="http://schemas.microsoft.com/office/word/2010/wordprocessingShape">
+                      <wps:wsp>
+                        <wps:cNvCnPr/>
+                        <wps:spPr>
+                          <a:xfrm>
+                            <a:off x="0" y="0"/>
+                            <a:ext cx="0" cy="10191896"/>
+                          </a:xfrm>
+                          <a:prstGeom prst="line">
+                            <a:avLst/>
+                          </a:prstGeom>
+                          <a:ln w="38100"/>
+                        </wps:spPr>
+                        <wps:style>
+                          <a:lnRef idx="1">
+                            <a:schemeClr val="dk1"/>
+                          </a:lnRef>
+                          <a:fillRef idx="0">
+                            <a:schemeClr val="dk1"/>
+                          </a:fillRef>
+                          <a:effectRef idx="0">
+                            <a:schemeClr val="dk1"/>
+                          </a:effectRef>
+                          <a:fontRef idx="minor">
+                            <a:schemeClr val="tx1"/>
+                          </a:fontRef>
+                        </wps:style>
+                        <wps:bodyPr/>
+                      </wps:wsp>
+                    </a:graphicData>
+                  </a:graphic>
+                </wp:anchor>
+              </w:drawing>
+            </mc:Choice>
+            <mc:Fallback>
+              <w:pict>
+                <v:line w14:anchorId="094BC2AE" id="Straight Connector 1221720256" o:spid="_x0000_s1026" style="position:absolute;z-index:251726848;visibility:visible;mso-wrap-style:square;mso-wrap-distance-left:9pt;mso-wrap-distance-top:0;mso-wrap-distance-right:9pt;mso-wrap-distance-bottom:0;mso-position-horizontal:absolute;mso-position-horizontal-relative:text;mso-position-vertical:absolute;mso-position-vertical-relative:text" from="-18pt,-45.1pt" to="-18pt,757.4pt" o:gfxdata="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" strokecolor="black [3200]" strokeweight="3pt">
+                  <v:stroke joinstyle="miter"/>
+                </v:line>
+              </w:pict>
+            </mc:Fallback>
+          </mc:AlternateContent>
+        </w:r>
+        <w:r>
+          <w:rPr>
+            <w:rFonts w:ascii="Courier New" w:hAnsi="Courier New" w:cs="Courier New"/>
+            <w:b/>
+            <w:noProof/>
+            <w:sz w:val="36"/>
+            <w:lang w:eastAsia="en-PH"/>
+          </w:rPr>
+          <mc:AlternateContent>
+            <mc:Choice Requires="wps">
+              <w:drawing>
+                <wp:anchor distT="0" distB="0" distL="114300" distR="114300" simplePos="0" relativeHeight="251683840" behindDoc="0" locked="0" layoutInCell="1" allowOverlap="1" wp14:anchorId="388E9295" wp14:editId="509A27C9">
+                  <wp:simplePos x="0" y="0"/>
+                  <wp:positionH relativeFrom="column">
+                    <wp:posOffset>5715000</wp:posOffset>
+                  </wp:positionH>
+                  <wp:positionV relativeFrom="paragraph">
+                    <wp:posOffset>-419735</wp:posOffset>
+                  </wp:positionV>
+                  <wp:extent cx="0" cy="10033635"/>
+                  <wp:effectExtent l="19050" t="0" r="19050" b="5715"/>
+                  <wp:wrapNone/>
+                  <wp:docPr id="1162794373" name="Straight Connector 1162794373"/>
+                  <wp:cNvGraphicFramePr/>
+                  <a:graphic xmlns:a="http://schemas.openxmlformats.org/drawingml/2006/main">
+                    <a:graphicData uri="http://schemas.microsoft.com/office/word/2010/wordprocessingShape">
+                      <wps:wsp>
+                        <wps:cNvCnPr/>
+                        <wps:spPr>
+                          <a:xfrm>
+                            <a:off x="0" y="0"/>
+                            <a:ext cx="0" cy="10033762"/>
+                          </a:xfrm>
+                          <a:prstGeom prst="line">
+                            <a:avLst/>
+                          </a:prstGeom>
+                          <a:ln w="38100"/>
+                        </wps:spPr>
+                        <wps:style>
+                          <a:lnRef idx="1">
+                            <a:schemeClr val="dk1"/>
+                          </a:lnRef>
+                          <a:fillRef idx="0">
+                            <a:schemeClr val="dk1"/>
+                          </a:fillRef>
+                          <a:effectRef idx="0">
+                            <a:schemeClr val="dk1"/>
+                          </a:effectRef>
+                          <a:fontRef idx="minor">
+                            <a:schemeClr val="tx1"/>
+                          </a:fontRef>
+                        </wps:style>
+                        <wps:bodyPr/>
+                      </wps:wsp>
+                    </a:graphicData>
+                  </a:graphic>
+                </wp:anchor>
+              </w:drawing>
+            </mc:Choice>
+            <mc:Fallback>
+              <w:pict>
+                <v:line w14:anchorId="082CE6F4" id="Straight Connector 1162794373" o:spid="_x0000_s1026" style="position:absolute;z-index:251727872;visibility:visible;mso-wrap-style:square;mso-wrap-distance-left:9pt;mso-wrap-distance-top:0;mso-wrap-distance-right:9pt;mso-wrap-distance-bottom:0;mso-position-horizontal:absolute;mso-position-horizontal-relative:text;mso-position-vertical:absolute;mso-position-vertical-relative:text" from="450pt,-33.05pt" to="450pt,757pt" o:gfxdata="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" strokecolor="black [3200]" strokeweight="3pt">
+                  <v:stroke joinstyle="miter"/>
+                </v:line>
+              </w:pict>
+            </mc:Fallback>
+          </mc:AlternateContent>
+        </w:r>
+        <w:r>
+          <w:rPr>
+            <w:rFonts w:ascii="Courier New" w:hAnsi="Courier New" w:cs="Courier New"/>
+            <w:b/>
+            <w:sz w:val="36"/>
+          </w:rPr>
+          <w:t>Kalinga State University</w:t>
+        </w:r>
+        <w:r>
+          <w:rPr>
+            <w:rFonts w:ascii="Courier New" w:hAnsi="Courier New" w:cs="Courier New"/>
+            <w:b/>
+            <w:sz w:val="36"/>
+          </w:rPr>
+          <w:tab/>
+        </w:r>
+      </w:p>
+      <w:p>
+        <w:pPr>
+          <w:pStyle w:val="Header"/>
+          <w:tabs>
+            <w:tab w:val="clear" w:pos="9360"/>
+            <w:tab w:val="left" w:pos="2256"/>
+            <w:tab w:val="center" w:pos="4320"/>
+            <w:tab w:val="right" w:pos="8642"/>
+          </w:tabs>
+          <w:rPr>
+            <w:rFonts w:ascii="Courier New" w:hAnsi="Courier New" w:cs="Courier New"/>
+            <w:sz w:val="24"/>
+          </w:rPr>
+        </w:pPr>
+        <w:r>
+          <w:rPr>
+            <w:rFonts w:ascii="Courier New" w:hAnsi="Courier New" w:cs="Courier New"/>
+            <w:sz w:val="24"/>
+          </w:rPr>
+          <w:tab/>
+        </w:r>
+        <w:r>
+          <w:rPr>
+            <w:rFonts w:ascii="Courier New" w:hAnsi="Courier New" w:cs="Courier New"/>
+            <w:sz w:val="24"/>
+          </w:rPr>
+          <w:tab/>
+          <w:t>Bulanao, Tabuk City, Kalinga</w:t>
+        </w:r>
+      </w:p>
+      <w:p>
+        <w:pPr>
+          <w:pStyle w:val="Header"/>
+          <w:tabs>
+            <w:tab w:val="left" w:pos="2256"/>
+            <w:tab w:val="left" w:pos="2696"/>
+            <w:tab w:val="center" w:pos="4320"/>
+            <w:tab w:val="left" w:pos="8370"/>
+          </w:tabs>
+          <w:wordWrap w:val="0"/>
+          <w:jc w:val="center"/>
+          <w:rPr>
+            <w:rFonts w:ascii="Courier New" w:hAnsi="Courier New" w:cs="Courier New"/>
+            <w:sz w:val="20"/>
+            <w:szCs w:val="20"/>
+            <w:lang w:val="en-US"/>
+          </w:rPr>
+        </w:pPr>
+        <w:r>
+          <w:rPr>
+            <w:rFonts w:ascii="Courier New" w:hAnsi="Courier New" w:cs="Courier New"/>
+            <w:noProof/>
+            <w:lang w:eastAsia="en-PH"/>
+          </w:rPr>
+          <mc:AlternateContent>
+            <mc:Choice Requires="wps">
+              <w:drawing>
+                <wp:anchor distT="0" distB="0" distL="114300" distR="114300" simplePos="0" relativeHeight="251701248" behindDoc="0" locked="0" layoutInCell="1" allowOverlap="1" wp14:anchorId="54E436A4" wp14:editId="52110845">
+                  <wp:simplePos x="0" y="0"/>
+                  <wp:positionH relativeFrom="page">
+                    <wp:align>right</wp:align>
+                  </wp:positionH>
+                  <wp:positionV relativeFrom="paragraph">
+                    <wp:posOffset>204470</wp:posOffset>
+                  </wp:positionV>
+                  <wp:extent cx="7772400" cy="0"/>
+                  <wp:effectExtent l="0" t="19050" r="19050" b="19050"/>
+                  <wp:wrapNone/>
+                  <wp:docPr id="1482701660" name="Straight Connector 1482701660"/>
+                  <wp:cNvGraphicFramePr/>
+                  <a:graphic xmlns:a="http://schemas.openxmlformats.org/drawingml/2006/main">
+                    <a:graphicData uri="http://schemas.microsoft.com/office/word/2010/wordprocessingShape">
+                      <wps:wsp>
+                        <wps:cNvCnPr/>
+                        <wps:spPr>
+                          <a:xfrm>
+                            <a:off x="0" y="0"/>
+                            <a:ext cx="7772400" cy="0"/>
+                          </a:xfrm>
+                          <a:prstGeom prst="line">
+                            <a:avLst/>
+                          </a:prstGeom>
+                          <a:ln w="38100"/>
+                        </wps:spPr>
+                        <wps:style>
+                          <a:lnRef idx="1">
+                            <a:schemeClr val="dk1"/>
+                          </a:lnRef>
+                          <a:fillRef idx="0">
+                            <a:schemeClr val="dk1"/>
+                          </a:fillRef>
+                          <a:effectRef idx="0">
+                            <a:schemeClr val="dk1"/>
+                          </a:effectRef>
+                          <a:fontRef idx="minor">
+                            <a:schemeClr val="tx1"/>
+                          </a:fontRef>
+                        </wps:style>
+                        <wps:bodyPr/>
+                      </wps:wsp>
+                    </a:graphicData>
+                  </a:graphic>
+                </wp:anchor>
+              </w:drawing>
+            </mc:Choice>
+            <mc:Fallback>
+              <w:pict>
+                <v:line w14:anchorId="37BBEBDA" id="Straight Connector 1482701660" o:spid="_x0000_s1026" style="position:absolute;z-index:251701248;visibility:visible;mso-wrap-style:square;mso-wrap-distance-left:9pt;mso-wrap-distance-top:0;mso-wrap-distance-right:9pt;mso-wrap-distance-bottom:0;mso-position-horizontal:right;mso-position-horizontal-relative:page;mso-position-vertical:absolute;mso-position-vertical-relative:text" from="560.8pt,16.1pt" to="1172.8pt,16.1pt" o:gfxdata="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" strokecolor="black [3200]" strokeweight="3pt">
+                  <v:stroke joinstyle="miter"/>
+                  <w10:wrap anchorx="page"/>
+                </v:line>
+              </w:pict>
+            </mc:Fallback>
+          </mc:AlternateContent>
+        </w:r>
+        <w:r>
+          <w:rPr>
+            <w:rFonts w:ascii="Courier New" w:hAnsi="Courier New" w:cs="Courier New"/>
+            <w:sz w:val="24"/>
+            <w:szCs w:val="24"/>
+            <w:lang w:val="en-US"/>
+          </w:rPr>
+          <w:t>College of Engineering and Information Technology</w:t>
+        </w:r>
+      </w:p>
+      <w:p>
+        <w:pPr>
+          <w:pStyle w:val="Header"/>
+          <w:tabs>
+            <w:tab w:val="clear" w:pos="9360"/>
+            <w:tab w:val="left" w:pos="2256"/>
+            <w:tab w:val="center" w:pos="4320"/>
+            <w:tab w:val="right" w:pos="8642"/>
+          </w:tabs>
+          <w:rPr>
+            <w:rFonts w:ascii="Courier New" w:hAnsi="Courier New" w:cs="Courier New"/>
+            <w:sz w:val="24"/>
+          </w:rPr>
+        </w:pPr>
+      </w:p>
+      <w:p>
+        <w:pPr>
+          <w:pStyle w:val="Header"/>
+          <w:jc w:val="right"/>
+          <w:rPr>
+            <w:rFonts w:ascii="Courier New" w:hAnsi="Courier New" w:cs="Courier New"/>
+            <w:sz w:val="20"/>
+            <w:szCs w:val="20"/>
+          </w:rPr>
+        </w:pPr>
+        <w:r>
+          <w:rPr>
+            <w:rFonts w:ascii="Courier New" w:hAnsi="Courier New" w:cs="Courier New"/>
+            <w:noProof/>
+            <w:lang w:eastAsia="en-PH"/>
+          </w:rPr>
+          <mc:AlternateContent>
+            <mc:Choice Requires="wps">
+              <w:drawing>
+                <wp:anchor distT="0" distB="0" distL="114300" distR="114300" simplePos="0" relativeHeight="251639808" behindDoc="0" locked="0" layoutInCell="1" allowOverlap="1" wp14:anchorId="5F058D08" wp14:editId="73004D76">
+                  <wp:simplePos x="0" y="0"/>
+                  <wp:positionH relativeFrom="page">
+                    <wp:align>right</wp:align>
+                  </wp:positionH>
+                  <wp:positionV relativeFrom="paragraph">
+                    <wp:posOffset>204470</wp:posOffset>
+                  </wp:positionV>
+                  <wp:extent cx="7772400" cy="0"/>
+                  <wp:effectExtent l="0" t="19050" r="19050" b="19050"/>
+                  <wp:wrapNone/>
+                  <wp:docPr id="9900" name="Straight Connector 29"/>
+                  <wp:cNvGraphicFramePr/>
+                  <a:graphic xmlns:a="http://schemas.openxmlformats.org/drawingml/2006/main">
+                    <a:graphicData uri="http://schemas.microsoft.com/office/word/2010/wordprocessingShape">
+                      <wps:wsp>
+                        <wps:cNvCnPr/>
+                        <wps:spPr>
+                          <a:xfrm>
+                            <a:off x="0" y="0"/>
+                            <a:ext cx="7772400" cy="0"/>
+                          </a:xfrm>
+                          <a:prstGeom prst="line">
+                            <a:avLst/>
+                          </a:prstGeom>
+                          <a:ln w="38100"/>
+                        </wps:spPr>
+                        <wps:style>
+                          <a:lnRef idx="1">
+                            <a:schemeClr val="dk1"/>
+                          </a:lnRef>
+                          <a:fillRef idx="0">
+                            <a:schemeClr val="dk1"/>
+                          </a:fillRef>
+                          <a:effectRef idx="0">
+                            <a:schemeClr val="dk1"/>
+                          </a:effectRef>
+                          <a:fontRef idx="minor">
+                            <a:schemeClr val="tx1"/>
+                          </a:fontRef>
+                        </wps:style>
+                        <wps:bodyPr/>
+                      </wps:wsp>
+                    </a:graphicData>
+                  </a:graphic>
+                </wp:anchor>
+              </w:drawing>
+            </mc:Choice>
+            <mc:Fallback xmlns:wpsCustomData="http://www.wps.cn/officeDocument/2013/wpsCustomData">
+              <w:pict>
+                <v:line id="_x0000_s1026" o:spid="_x0000_s1026" o:spt="20" style="position:absolute;left:0pt;margin-top:16.1pt;height:0pt;width:612pt;mso-position-horizontal:right;mso-position-horizontal-relative:page;z-index:251663360;mso-width-relative:page;mso-height-relative:page;" filled="f" stroked="t" coordsize="21600,21600" o:gfxdata="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">
+                  <v:fill on="f" focussize="0,0"/>
+                  <v:stroke weight="3pt" color="#000000 [3200]" miterlimit="8" joinstyle="miter"/>
+                  <v:imagedata o:title=""/>
+                  <o:lock v:ext="edit" aspectratio="f"/>
+                </v:line>
+              </w:pict>
+            </mc:Fallback>
+          </mc:AlternateContent>
+        </w:r>
+        <w:r>
+          <w:rPr>
+            <w:rFonts w:ascii="Courier New" w:hAnsi="Courier New" w:cs="Courier New"/>
+            <w:sz w:val="20"/>
+            <w:szCs w:val="20"/>
+          </w:rPr>
+          <w:t xml:space="preserve">Results and Discussions </w:t>
+        </w:r>
+        <w:r>
+          <w:rPr>
+            <w:rFonts w:ascii="Courier New" w:hAnsi="Courier New" w:cs="Courier New"/>
+            <w:sz w:val="20"/>
+            <w:szCs w:val="20"/>
+          </w:rPr>
+          <w:t xml:space="preserve">| </w:t>
+        </w:r>
+        <w:r>
+          <w:rPr>
+            <w:rFonts w:ascii="Courier New" w:hAnsi="Courier New" w:cs="Courier New"/>
+            <w:sz w:val="20"/>
+            <w:szCs w:val="20"/>
+          </w:rPr>
+          <w:fldChar w:fldCharType="begin"/>
+        </w:r>
+        <w:r>
+          <w:rPr>
+            <w:rFonts w:ascii="Courier New" w:hAnsi="Courier New" w:cs="Courier New"/>
+            <w:sz w:val="20"/>
+            <w:szCs w:val="20"/>
+          </w:rPr>
+          <w:instrText xml:space="preserve"> PAGE   \* MERGEFORMAT </w:instrText>
+        </w:r>
+        <w:r>
+          <w:rPr>
+            <w:rFonts w:ascii="Courier New" w:hAnsi="Courier New" w:cs="Courier New"/>
+            <w:sz w:val="20"/>
+            <w:szCs w:val="20"/>
+          </w:rPr>
+          <w:fldChar w:fldCharType="separate"/>
+        </w:r>
+        <w:r>
+          <w:rPr>
+            <w:rFonts w:ascii="Courier New" w:hAnsi="Courier New" w:cs="Courier New"/>
+            <w:b/>
+            <w:bCs/>
+            <w:noProof/>
+            <w:sz w:val="20"/>
+            <w:szCs w:val="20"/>
+          </w:rPr>
+          <w:t>1</w:t>
+        </w:r>
+        <w:r>
+          <w:rPr>
+            <w:rFonts w:ascii="Courier New" w:hAnsi="Courier New" w:cs="Courier New"/>
+            <w:b/>
+            <w:bCs/>
+            <w:noProof/>
+            <w:sz w:val="20"/>
+            <w:szCs w:val="20"/>
+          </w:rPr>
+          <w:fldChar w:fldCharType="end"/>
+        </w:r>
+      </w:p>
+    </w:sdtContent>
+  </w:sdt>
+  <w:p>
+    <w:pPr>
+      <w:pStyle w:val="Header"/>
+      <w:rPr>
+        <w:rFonts w:ascii="Courier New" w:hAnsi="Courier New" w:cs="Courier New"/>
+      </w:rPr>
+    </w:pPr>
+  </w:p>
+</w:hdr>
+</file>
+
+<file path=word/header12.xml><?xml version="1.0" encoding="utf-8"?>
+<w:hdr xmlns:wpc="http://schemas.microsoft.com/office/word/2010/wordprocessingCanvas" xmlns:cx="http://schemas.microsoft.com/office/drawing/2014/chartex" xmlns:cx1="http://schemas.microsoft.com/office/drawing/2015/9/8/chartex" xmlns:cx2="http://schemas.microsoft.com/office/drawing/2015/10/21/chartex" xmlns:cx3="http://schemas.microsoft.com/office/drawing/2016/5/9/chartex" xmlns:cx4="http://schemas.microsoft.com/office/drawing/2016/5/10/chartex" xmlns:cx5="http://schemas.microsoft.com/office/drawing/2016/5/11/chartex" xmlns:cx6="http://schemas.microsoft.com/office/drawing/2016/5/12/chartex" xmlns:cx7="http://schemas.microsoft.com/office/drawing/2016/5/13/chartex" xmlns:cx8="http://schemas.microsoft.com/office/drawing/2016/5/14/chartex" xmlns:mc="http://schemas.openxmlformats.org/markup-compatibility/2006" xmlns:aink="http://schemas.microsoft.com/office/drawing/2016/ink" xmlns:am3d="http://schemas.microsoft.com/office/drawing/2017/model3d" xmlns:o="urn:schemas-microsoft-com:office:office" xmlns:oel="http://schemas.microsoft.com/office/2019/extlst" xmlns:r="http://schemas.openxmlformats.org/officeDocument/2006/relationships" xmlns:m="http://schemas.openxmlformats.org/officeDocument/2006/math" xmlns:v="urn:schemas-microsoft-com:vml" xmlns:wp14="http://schemas.microsoft.com/office/word/2010/wordprocessingDrawing" xmlns:wp="http://schemas.openxmlformats.org/drawingml/2006/wordprocessingDrawing" xmlns:w10="urn:schemas-microsoft-com:office:word" xmlns:w="http://schemas.openxmlformats.org/wordprocessingml/2006/main" xmlns:w14="http://schemas.microsoft.com/office/word/2010/wordml" xmlns:w15="http://schemas.microsoft.com/office/word/2012/wordml" xmlns:w16cex="http://schemas.microsoft.com/office/word/2018/wordml/cex" xmlns:w16cid="http://schemas.microsoft.com/office/word/2016/wordml/cid" xmlns:w16="http://schemas.microsoft.com/office/word/2018/wordml" xmlns:w16du="http://schemas.microsoft.com/office/word/2023/wordml/word16du" xmlns:w16sdtdh="http://schemas.microsoft.com/office/word/2020/wordml/sdtdatahash" xmlns:w16sdtfl="http://schemas.microsoft.com/office/word/2024/wordml/sdtformatlock" xmlns:w16se="http://schemas.microsoft.com/office/word/2015/wordml/symex" xmlns:wpg="http://schemas.microsoft.com/office/word/2010/wordprocessingGroup" xmlns:wpi="http://schemas.microsoft.com/office/word/2010/wordprocessingInk" xmlns:wne="http://schemas.microsoft.com/office/word/2006/wordml" xmlns:wps="http://schemas.microsoft.com/office/word/2010/wordprocessingShape" mc:Ignorable="w14 w15 w16se w16cid w16 w16cex w16sdtdh w16sdtfl w16du wp14">
+  <w:sdt>
+    <w:sdtPr>
+      <w:id w:val="1831483142"/>
+    </w:sdtPr>
+    <w:sdtEndPr>
+      <w:rPr>
+        <w:rFonts w:ascii="Courier New" w:hAnsi="Courier New" w:cs="Courier New"/>
+        <w:sz w:val="20"/>
+        <w:szCs w:val="20"/>
+      </w:rPr>
+    </w:sdtEndPr>
+    <w:sdtContent>
+      <w:p>
+        <w:pPr>
+          <w:pStyle w:val="Header"/>
+          <w:tabs>
+            <w:tab w:val="center" w:pos="4321"/>
+            <w:tab w:val="right" w:pos="8642"/>
+          </w:tabs>
+          <w:rPr>
+            <w:rFonts w:ascii="Courier New" w:hAnsi="Courier New" w:cs="Courier New"/>
+            <w:b/>
+            <w:sz w:val="32"/>
+          </w:rPr>
+        </w:pPr>
+        <w:r>
+          <w:tab/>
+        </w:r>
+        <w:r>
+          <w:rPr>
+            <w:rFonts w:ascii="Courier New" w:hAnsi="Courier New" w:cs="Courier New"/>
+            <w:b/>
+            <w:noProof/>
+            <w:sz w:val="36"/>
+            <w:lang w:eastAsia="en-PH"/>
+          </w:rPr>
+          <w:drawing>
+            <wp:anchor distT="0" distB="0" distL="114300" distR="114300" simplePos="0" relativeHeight="251677696" behindDoc="0" locked="0" layoutInCell="1" allowOverlap="1" wp14:anchorId="2D4E91FD" wp14:editId="3A435028">
+              <wp:simplePos x="0" y="0"/>
+              <wp:positionH relativeFrom="column">
+                <wp:posOffset>-246380</wp:posOffset>
+              </wp:positionH>
+              <wp:positionV relativeFrom="paragraph">
+                <wp:posOffset>-198120</wp:posOffset>
+              </wp:positionV>
+              <wp:extent cx="823595" cy="724535"/>
+              <wp:effectExtent l="0" t="0" r="14605" b="18415"/>
+              <wp:wrapNone/>
+              <wp:docPr id="2026318676" name="Picture 2026318676"/>
+              <wp:cNvGraphicFramePr>
+                <a:graphicFrameLocks xmlns:a="http://schemas.openxmlformats.org/drawingml/2006/main" noChangeAspect="1"/>
+              </wp:cNvGraphicFramePr>
+              <a:graphic xmlns:a="http://schemas.openxmlformats.org/drawingml/2006/main">
+                <a:graphicData uri="http://schemas.openxmlformats.org/drawingml/2006/picture">
+                  <pic:pic xmlns:pic="http://schemas.openxmlformats.org/drawingml/2006/picture">
+                    <pic:nvPicPr>
+                      <pic:cNvPr id="700363394" name="Picture 700363394"/>
+                      <pic:cNvPicPr>
+                        <a:picLocks noChangeAspect="1"/>
+                      </pic:cNvPicPr>
+                    </pic:nvPicPr>
+                    <pic:blipFill>
+                      <a:blip r:embed="rId1">
+                        <a:extLst>
+                          <a:ext uri="{28A0092B-C50C-407E-A947-70E740481C1C}">
+                            <a14:useLocalDpi xmlns:a14="http://schemas.microsoft.com/office/drawing/2010/main" val="0"/>
+                          </a:ext>
+                        </a:extLst>
+                      </a:blip>
+                      <a:stretch>
+                        <a:fillRect/>
+                      </a:stretch>
+                    </pic:blipFill>
+                    <pic:spPr>
+                      <a:xfrm>
+                        <a:off x="0" y="0"/>
+                        <a:ext cx="823578" cy="724710"/>
+                      </a:xfrm>
+                      <a:prstGeom prst="rect">
+                        <a:avLst/>
+                      </a:prstGeom>
+                    </pic:spPr>
+                  </pic:pic>
+                </a:graphicData>
+              </a:graphic>
+            </wp:anchor>
+          </w:drawing>
+        </w:r>
+        <w:r>
+          <w:rPr>
+            <w:rFonts w:ascii="Courier New" w:hAnsi="Courier New" w:cs="Courier New"/>
+            <w:b/>
+            <w:noProof/>
+            <w:sz w:val="32"/>
+            <w:lang w:eastAsia="en-PH"/>
+          </w:rPr>
+          <mc:AlternateContent>
+            <mc:Choice Requires="wps">
+              <w:drawing>
+                <wp:anchor distT="0" distB="0" distL="114300" distR="114300" simplePos="0" relativeHeight="251680768" behindDoc="0" locked="0" layoutInCell="1" allowOverlap="1" wp14:anchorId="4366DFAE" wp14:editId="5C9FE52F">
+                  <wp:simplePos x="0" y="0"/>
+                  <wp:positionH relativeFrom="column">
+                    <wp:posOffset>-1371600</wp:posOffset>
+                  </wp:positionH>
+                  <wp:positionV relativeFrom="paragraph">
+                    <wp:posOffset>-287020</wp:posOffset>
+                  </wp:positionV>
+                  <wp:extent cx="7772400" cy="0"/>
+                  <wp:effectExtent l="0" t="19050" r="0" b="19050"/>
+                  <wp:wrapNone/>
+                  <wp:docPr id="2030725421" name="Straight Connector 2030725421"/>
+                  <wp:cNvGraphicFramePr/>
+                  <a:graphic xmlns:a="http://schemas.openxmlformats.org/drawingml/2006/main">
+                    <a:graphicData uri="http://schemas.microsoft.com/office/word/2010/wordprocessingShape">
+                      <wps:wsp>
+                        <wps:cNvCnPr/>
+                        <wps:spPr>
+                          <a:xfrm>
+                            <a:off x="0" y="0"/>
+                            <a:ext cx="7772400" cy="0"/>
+                          </a:xfrm>
+                          <a:prstGeom prst="line">
+                            <a:avLst/>
+                          </a:prstGeom>
+                          <a:ln w="38100"/>
+                        </wps:spPr>
+                        <wps:style>
+                          <a:lnRef idx="1">
+                            <a:schemeClr val="dk1"/>
+                          </a:lnRef>
+                          <a:fillRef idx="0">
+                            <a:schemeClr val="dk1"/>
+                          </a:fillRef>
+                          <a:effectRef idx="0">
+                            <a:schemeClr val="dk1"/>
+                          </a:effectRef>
+                          <a:fontRef idx="minor">
+                            <a:schemeClr val="tx1"/>
+                          </a:fontRef>
+                        </wps:style>
+                        <wps:bodyPr/>
+                      </wps:wsp>
+                    </a:graphicData>
+                  </a:graphic>
+                </wp:anchor>
+              </w:drawing>
+            </mc:Choice>
+            <mc:Fallback>
+              <w:pict>
+                <v:line w14:anchorId="464CD259" id="Straight Connector 2030725421" o:spid="_x0000_s1026" style="position:absolute;z-index:251723776;visibility:visible;mso-wrap-style:square;mso-wrap-distance-left:9pt;mso-wrap-distance-top:0;mso-wrap-distance-right:9pt;mso-wrap-distance-bottom:0;mso-position-horizontal:absolute;mso-position-horizontal-relative:text;mso-position-vertical:absolute;mso-position-vertical-relative:text" from="-108pt,-22.6pt" to="7in,-22.6pt" o:gfxdata="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" strokecolor="black [3200]" strokeweight="3pt">
+                  <v:stroke joinstyle="miter"/>
+                </v:line>
+              </w:pict>
+            </mc:Fallback>
+          </mc:AlternateContent>
+        </w:r>
+        <w:r>
+          <w:rPr>
+            <w:rFonts w:ascii="Courier New" w:hAnsi="Courier New" w:cs="Courier New"/>
+            <w:b/>
+            <w:noProof/>
+            <w:sz w:val="36"/>
+            <w:lang w:eastAsia="en-PH"/>
+          </w:rPr>
+          <mc:AlternateContent>
+            <mc:Choice Requires="wps">
+              <w:drawing>
+                <wp:anchor distT="0" distB="0" distL="114300" distR="114300" simplePos="0" relativeHeight="251678720" behindDoc="0" locked="0" layoutInCell="1" allowOverlap="1" wp14:anchorId="7D282725" wp14:editId="0872A5F0">
+                  <wp:simplePos x="0" y="0"/>
+                  <wp:positionH relativeFrom="column">
+                    <wp:posOffset>-228600</wp:posOffset>
+                  </wp:positionH>
+                  <wp:positionV relativeFrom="paragraph">
+                    <wp:posOffset>-572770</wp:posOffset>
+                  </wp:positionV>
+                  <wp:extent cx="0" cy="10191750"/>
+                  <wp:effectExtent l="19050" t="0" r="19050" b="0"/>
+                  <wp:wrapNone/>
+                  <wp:docPr id="904603731" name="Straight Connector 904603731"/>
+                  <wp:cNvGraphicFramePr/>
+                  <a:graphic xmlns:a="http://schemas.openxmlformats.org/drawingml/2006/main">
+                    <a:graphicData uri="http://schemas.microsoft.com/office/word/2010/wordprocessingShape">
+                      <wps:wsp>
+                        <wps:cNvCnPr/>
+                        <wps:spPr>
+                          <a:xfrm>
+                            <a:off x="0" y="0"/>
+                            <a:ext cx="0" cy="10191896"/>
+                          </a:xfrm>
+                          <a:prstGeom prst="line">
+                            <a:avLst/>
+                          </a:prstGeom>
+                          <a:ln w="38100"/>
+                        </wps:spPr>
+                        <wps:style>
+                          <a:lnRef idx="1">
+                            <a:schemeClr val="dk1"/>
+                          </a:lnRef>
+                          <a:fillRef idx="0">
+                            <a:schemeClr val="dk1"/>
+                          </a:fillRef>
+                          <a:effectRef idx="0">
+                            <a:schemeClr val="dk1"/>
+                          </a:effectRef>
+                          <a:fontRef idx="minor">
+                            <a:schemeClr val="tx1"/>
+                          </a:fontRef>
+                        </wps:style>
+                        <wps:bodyPr/>
+                      </wps:wsp>
+                    </a:graphicData>
+                  </a:graphic>
+                </wp:anchor>
+              </w:drawing>
+            </mc:Choice>
+            <mc:Fallback>
+              <w:pict>
+                <v:line w14:anchorId="41B0706A" id="Straight Connector 904603731" o:spid="_x0000_s1026" style="position:absolute;z-index:251721728;visibility:visible;mso-wrap-style:square;mso-wrap-distance-left:9pt;mso-wrap-distance-top:0;mso-wrap-distance-right:9pt;mso-wrap-distance-bottom:0;mso-position-horizontal:absolute;mso-position-horizontal-relative:text;mso-position-vertical:absolute;mso-position-vertical-relative:text" from="-18pt,-45.1pt" to="-18pt,757.4pt" o:gfxdata="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" strokecolor="black [3200]" strokeweight="3pt">
+                  <v:stroke joinstyle="miter"/>
+                </v:line>
+              </w:pict>
+            </mc:Fallback>
+          </mc:AlternateContent>
+        </w:r>
+        <w:r>
+          <w:rPr>
+            <w:rFonts w:ascii="Courier New" w:hAnsi="Courier New" w:cs="Courier New"/>
+            <w:b/>
+            <w:noProof/>
+            <w:sz w:val="36"/>
+            <w:lang w:eastAsia="en-PH"/>
+          </w:rPr>
+          <mc:AlternateContent>
+            <mc:Choice Requires="wps">
+              <w:drawing>
+                <wp:anchor distT="0" distB="0" distL="114300" distR="114300" simplePos="0" relativeHeight="251679744" behindDoc="0" locked="0" layoutInCell="1" allowOverlap="1" wp14:anchorId="3154A674" wp14:editId="178287CF">
+                  <wp:simplePos x="0" y="0"/>
+                  <wp:positionH relativeFrom="column">
+                    <wp:posOffset>5715000</wp:posOffset>
+                  </wp:positionH>
+                  <wp:positionV relativeFrom="paragraph">
+                    <wp:posOffset>-419735</wp:posOffset>
+                  </wp:positionV>
+                  <wp:extent cx="0" cy="10033635"/>
+                  <wp:effectExtent l="19050" t="0" r="19050" b="5715"/>
+                  <wp:wrapNone/>
+                  <wp:docPr id="1590466236" name="Straight Connector 1590466236"/>
+                  <wp:cNvGraphicFramePr/>
+                  <a:graphic xmlns:a="http://schemas.openxmlformats.org/drawingml/2006/main">
+                    <a:graphicData uri="http://schemas.microsoft.com/office/word/2010/wordprocessingShape">
+                      <wps:wsp>
+                        <wps:cNvCnPr/>
+                        <wps:spPr>
+                          <a:xfrm>
+                            <a:off x="0" y="0"/>
+                            <a:ext cx="0" cy="10033762"/>
+                          </a:xfrm>
+                          <a:prstGeom prst="line">
+                            <a:avLst/>
+                          </a:prstGeom>
+                          <a:ln w="38100"/>
+                        </wps:spPr>
+                        <wps:style>
+                          <a:lnRef idx="1">
+                            <a:schemeClr val="dk1"/>
+                          </a:lnRef>
+                          <a:fillRef idx="0">
+                            <a:schemeClr val="dk1"/>
+                          </a:fillRef>
+                          <a:effectRef idx="0">
+                            <a:schemeClr val="dk1"/>
+                          </a:effectRef>
+                          <a:fontRef idx="minor">
+                            <a:schemeClr val="tx1"/>
+                          </a:fontRef>
+                        </wps:style>
+                        <wps:bodyPr/>
+                      </wps:wsp>
+                    </a:graphicData>
+                  </a:graphic>
+                </wp:anchor>
+              </w:drawing>
+            </mc:Choice>
+            <mc:Fallback>
+              <w:pict>
+                <v:line w14:anchorId="188C4CA3" id="Straight Connector 1590466236" o:spid="_x0000_s1026" style="position:absolute;z-index:251722752;visibility:visible;mso-wrap-style:square;mso-wrap-distance-left:9pt;mso-wrap-distance-top:0;mso-wrap-distance-right:9pt;mso-wrap-distance-bottom:0;mso-position-horizontal:absolute;mso-position-horizontal-relative:text;mso-position-vertical:absolute;mso-position-vertical-relative:text" from="450pt,-33.05pt" to="450pt,757pt" o:gfxdata="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" strokecolor="black [3200]" strokeweight="3pt">
+                  <v:stroke joinstyle="miter"/>
+                </v:line>
+              </w:pict>
+            </mc:Fallback>
+          </mc:AlternateContent>
+        </w:r>
+        <w:r>
+          <w:rPr>
+            <w:rFonts w:ascii="Courier New" w:hAnsi="Courier New" w:cs="Courier New"/>
+            <w:b/>
+            <w:sz w:val="36"/>
+          </w:rPr>
+          <w:t>Kalinga State University</w:t>
+        </w:r>
+        <w:r>
+          <w:rPr>
+            <w:rFonts w:ascii="Courier New" w:hAnsi="Courier New" w:cs="Courier New"/>
+            <w:b/>
+            <w:sz w:val="36"/>
+          </w:rPr>
+          <w:tab/>
+        </w:r>
+      </w:p>
+      <w:p>
+        <w:pPr>
+          <w:pStyle w:val="Header"/>
+          <w:tabs>
+            <w:tab w:val="clear" w:pos="9360"/>
+            <w:tab w:val="left" w:pos="2256"/>
+            <w:tab w:val="center" w:pos="4320"/>
+            <w:tab w:val="right" w:pos="8642"/>
+          </w:tabs>
+          <w:rPr>
+            <w:rFonts w:ascii="Courier New" w:hAnsi="Courier New" w:cs="Courier New"/>
+            <w:sz w:val="24"/>
+          </w:rPr>
+        </w:pPr>
+        <w:r>
+          <w:rPr>
+            <w:rFonts w:ascii="Courier New" w:hAnsi="Courier New" w:cs="Courier New"/>
+            <w:sz w:val="24"/>
+          </w:rPr>
+          <w:tab/>
+        </w:r>
+        <w:r>
+          <w:rPr>
+            <w:rFonts w:ascii="Courier New" w:hAnsi="Courier New" w:cs="Courier New"/>
+            <w:sz w:val="24"/>
+          </w:rPr>
+          <w:tab/>
+          <w:t>Bulanao, Tabuk City, Kalinga</w:t>
+        </w:r>
+      </w:p>
+      <w:p>
+        <w:pPr>
+          <w:pStyle w:val="Header"/>
+          <w:tabs>
+            <w:tab w:val="left" w:pos="2256"/>
+            <w:tab w:val="left" w:pos="2696"/>
+            <w:tab w:val="center" w:pos="4320"/>
+            <w:tab w:val="left" w:pos="8370"/>
+          </w:tabs>
+          <w:wordWrap w:val="0"/>
+          <w:jc w:val="center"/>
+          <w:rPr>
+            <w:rFonts w:ascii="Courier New" w:hAnsi="Courier New" w:cs="Courier New"/>
+            <w:sz w:val="20"/>
+            <w:szCs w:val="20"/>
+            <w:lang w:val="en-US"/>
+          </w:rPr>
+        </w:pPr>
+        <w:r>
+          <w:rPr>
+            <w:rFonts w:ascii="Courier New" w:hAnsi="Courier New" w:cs="Courier New"/>
+            <w:noProof/>
+            <w:lang w:eastAsia="en-PH"/>
+          </w:rPr>
+          <mc:AlternateContent>
+            <mc:Choice Requires="wps">
+              <w:drawing>
+                <wp:anchor distT="0" distB="0" distL="114300" distR="114300" simplePos="0" relativeHeight="251640832" behindDoc="0" locked="0" layoutInCell="1" allowOverlap="1" wp14:anchorId="6DA894BC" wp14:editId="775EEDA6">
+                  <wp:simplePos x="0" y="0"/>
+                  <wp:positionH relativeFrom="page">
+                    <wp:align>right</wp:align>
+                  </wp:positionH>
+                  <wp:positionV relativeFrom="paragraph">
+                    <wp:posOffset>204470</wp:posOffset>
+                  </wp:positionV>
+                  <wp:extent cx="7772400" cy="0"/>
+                  <wp:effectExtent l="0" t="19050" r="19050" b="19050"/>
+                  <wp:wrapNone/>
+                  <wp:docPr id="9901" name="Straight Connector 29"/>
+                  <wp:cNvGraphicFramePr/>
+                  <a:graphic xmlns:a="http://schemas.openxmlformats.org/drawingml/2006/main">
+                    <a:graphicData uri="http://schemas.microsoft.com/office/word/2010/wordprocessingShape">
+                      <wps:wsp>
+                        <wps:cNvCnPr/>
+                        <wps:spPr>
+                          <a:xfrm>
+                            <a:off x="0" y="0"/>
+                            <a:ext cx="7772400" cy="0"/>
+                          </a:xfrm>
+                          <a:prstGeom prst="line">
+                            <a:avLst/>
+                          </a:prstGeom>
+                          <a:ln w="38100"/>
+                        </wps:spPr>
+                        <wps:style>
+                          <a:lnRef idx="1">
+                            <a:schemeClr val="dk1"/>
+                          </a:lnRef>
+                          <a:fillRef idx="0">
+                            <a:schemeClr val="dk1"/>
+                          </a:fillRef>
+                          <a:effectRef idx="0">
+                            <a:schemeClr val="dk1"/>
+                          </a:effectRef>
+                          <a:fontRef idx="minor">
+                            <a:schemeClr val="tx1"/>
+                          </a:fontRef>
+                        </wps:style>
+                        <wps:bodyPr/>
+                      </wps:wsp>
+                    </a:graphicData>
+                  </a:graphic>
+                </wp:anchor>
+              </w:drawing>
+            </mc:Choice>
+            <mc:Fallback xmlns:wpsCustomData="http://www.wps.cn/officeDocument/2013/wpsCustomData">
+              <w:pict>
+                <v:line id="_x0000_s1026" o:spid="_x0000_s1026" o:spt="20" style="position:absolute;left:0pt;margin-top:16.1pt;height:0pt;width:612pt;mso-position-horizontal:right;mso-position-horizontal-relative:page;z-index:251663360;mso-width-relative:page;mso-height-relative:page;" filled="f" stroked="t" coordsize="21600,21600" o:gfxdata="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">
+                  <v:fill on="f" focussize="0,0"/>
+                  <v:stroke weight="3pt" color="#000000 [3200]" miterlimit="8" joinstyle="miter"/>
+                  <v:imagedata o:title=""/>
+                  <o:lock v:ext="edit" aspectratio="f"/>
+                </v:line>
+              </w:pict>
+            </mc:Fallback>
+          </mc:AlternateContent>
+        </w:r>
+        <w:r>
+          <w:rPr>
+            <w:rFonts w:ascii="Courier New" w:hAnsi="Courier New" w:cs="Courier New"/>
+            <w:noProof/>
+            <w:lang w:eastAsia="en-PH"/>
+          </w:rPr>
+          <mc:AlternateContent>
+            <mc:Choice Requires="wps">
+              <w:drawing>
+                <wp:anchor distT="0" distB="0" distL="114300" distR="114300" simplePos="0" relativeHeight="251699200" behindDoc="0" locked="0" layoutInCell="1" allowOverlap="1" wp14:anchorId="6EBEE0CD" wp14:editId="2BC2F862">
+                  <wp:simplePos x="0" y="0"/>
+                  <wp:positionH relativeFrom="page">
+                    <wp:align>right</wp:align>
+                  </wp:positionH>
+                  <wp:positionV relativeFrom="paragraph">
+                    <wp:posOffset>204470</wp:posOffset>
+                  </wp:positionV>
+                  <wp:extent cx="7772400" cy="0"/>
+                  <wp:effectExtent l="0" t="19050" r="19050" b="19050"/>
+                  <wp:wrapNone/>
+                  <wp:docPr id="2130945655" name="Straight Connector 2130945655"/>
+                  <wp:cNvGraphicFramePr/>
+                  <a:graphic xmlns:a="http://schemas.openxmlformats.org/drawingml/2006/main">
+                    <a:graphicData uri="http://schemas.microsoft.com/office/word/2010/wordprocessingShape">
+                      <wps:wsp>
+                        <wps:cNvCnPr/>
+                        <wps:spPr>
+                          <a:xfrm>
+                            <a:off x="0" y="0"/>
+                            <a:ext cx="7772400" cy="0"/>
+                          </a:xfrm>
+                          <a:prstGeom prst="line">
+                            <a:avLst/>
+                          </a:prstGeom>
+                          <a:ln w="38100"/>
+                        </wps:spPr>
+                        <wps:style>
+                          <a:lnRef idx="1">
+                            <a:schemeClr val="dk1"/>
+                          </a:lnRef>
+                          <a:fillRef idx="0">
+                            <a:schemeClr val="dk1"/>
+                          </a:fillRef>
+                          <a:effectRef idx="0">
+                            <a:schemeClr val="dk1"/>
+                          </a:effectRef>
+                          <a:fontRef idx="minor">
+                            <a:schemeClr val="tx1"/>
+                          </a:fontRef>
+                        </wps:style>
+                        <wps:bodyPr/>
+                      </wps:wsp>
+                    </a:graphicData>
+                  </a:graphic>
+                </wp:anchor>
+              </w:drawing>
+            </mc:Choice>
+            <mc:Fallback>
+              <w:pict>
+                <v:line w14:anchorId="56E0AE3B" id="Straight Connector 2130945655" o:spid="_x0000_s1026" style="position:absolute;z-index:251699200;visibility:visible;mso-wrap-style:square;mso-wrap-distance-left:9pt;mso-wrap-distance-top:0;mso-wrap-distance-right:9pt;mso-wrap-distance-bottom:0;mso-position-horizontal:right;mso-position-horizontal-relative:page;mso-position-vertical:absolute;mso-position-vertical-relative:text" from="560.8pt,16.1pt" to="1172.8pt,16.1pt" o:gfxdata="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" strokecolor="black [3200]" strokeweight="3pt">
+                  <v:stroke joinstyle="miter"/>
+                  <w10:wrap anchorx="page"/>
+                </v:line>
+              </w:pict>
+            </mc:Fallback>
+          </mc:AlternateContent>
+        </w:r>
+        <w:r>
+          <w:rPr>
+            <w:rFonts w:ascii="Courier New" w:hAnsi="Courier New" w:cs="Courier New"/>
+            <w:sz w:val="24"/>
+            <w:szCs w:val="24"/>
+            <w:lang w:val="en-US"/>
+          </w:rPr>
+          <w:t>College of Engineering and Information Technology</w:t>
+        </w:r>
+      </w:p>
+      <w:p>
+        <w:pPr>
+          <w:pStyle w:val="Header"/>
+          <w:tabs>
+            <w:tab w:val="clear" w:pos="9360"/>
+            <w:tab w:val="left" w:pos="2256"/>
+            <w:tab w:val="center" w:pos="4320"/>
+            <w:tab w:val="right" w:pos="8642"/>
+          </w:tabs>
+          <w:rPr>
+            <w:rFonts w:ascii="Courier New" w:hAnsi="Courier New" w:cs="Courier New"/>
+            <w:sz w:val="24"/>
+          </w:rPr>
+        </w:pPr>
+      </w:p>
+      <w:p>
+        <w:pPr>
+          <w:pStyle w:val="Header"/>
+          <w:jc w:val="right"/>
+          <w:rPr>
+            <w:rFonts w:ascii="Courier New" w:hAnsi="Courier New" w:cs="Courier New"/>
+            <w:sz w:val="20"/>
+            <w:szCs w:val="20"/>
+          </w:rPr>
+        </w:pPr>
+      </w:p>
+    </w:sdtContent>
+  </w:sdt>
+  <w:p>
+    <w:pPr>
+      <w:pStyle w:val="Header"/>
+      <w:rPr>
+        <w:rFonts w:ascii="Courier New" w:hAnsi="Courier New" w:cs="Courier New"/>
+      </w:rPr>
+    </w:pPr>
+  </w:p>
+</w:hdr>
+</file>
+
+<file path=word/header2.xml><?xml version="1.0" encoding="utf-8"?>
 <w:hdr xmlns:wpc="http://schemas.microsoft.com/office/word/2010/wordprocessingCanvas" xmlns:cx="http://schemas.microsoft.com/office/drawing/2014/chartex" xmlns:cx1="http://schemas.microsoft.com/office/drawing/2015/9/8/chartex" xmlns:cx2="http://schemas.microsoft.com/office/drawing/2015/10/21/chartex" xmlns:cx3="http://schemas.microsoft.com/office/drawing/2016/5/9/chartex" xmlns:cx4="http://schemas.microsoft.com/office/drawing/2016/5/10/chartex" xmlns:cx5="http://schemas.microsoft.com/office/drawing/2016/5/11/chartex" xmlns:cx6="http://schemas.microsoft.com/office/drawing/2016/5/12/chartex" xmlns:cx7="http://schemas.microsoft.com/office/drawing/2016/5/13/chartex" xmlns:cx8="http://schemas.microsoft.com/office/drawing/2016/5/14/chartex" xmlns:mc="http://schemas.openxmlformats.org/markup-compatibility/2006" xmlns:aink="http://schemas.microsoft.com/office/drawing/2016/ink" xmlns:am3d="http://schemas.microsoft.com/office/drawing/2017/model3d" xmlns:o="urn:schemas-microsoft-com:office:office" xmlns:oel="http://schemas.microsoft.com/office/2019/extlst" xmlns:r="http://schemas.openxmlformats.org/officeDocument/2006/relationships" xmlns:m="http://schemas.openxmlformats.org/officeDocument/2006/math" xmlns:v="urn:schemas-microsoft-com:vml" xmlns:wp14="http://schemas.microsoft.com/office/word/2010/wordprocessingDrawing" xmlns:wp="http://schemas.openxmlformats.org/drawingml/2006/wordprocessingDrawing" xmlns:w10="urn:schemas-microsoft-com:office:word" xmlns:w="http://schemas.openxmlformats.org/wordprocessingml/2006/main" xmlns:w14="http://schemas.microsoft.com/office/word/2010/wordml" xmlns:w15="http://schemas.microsoft.com/office/word/2012/wordml" xmlns:w16cex="http://schemas.microsoft.com/office/word/2018/wordml/cex" xmlns:w16cid="http://schemas.microsoft.com/office/word/2016/wordml/cid" xmlns:w16="http://schemas.microsoft.com/office/word/2018/wordml" xmlns:w16du="http://schemas.microsoft.com/office/word/2023/wordml/word16du" xmlns:w16sdtdh="http://schemas.microsoft.com/office/word/2020/wordml/sdtdatahash" xmlns:w16sdtfl="http://schemas.microsoft.com/office/word/2024/wordml/sdtformatlock" xmlns:w16se="http://schemas.microsoft.com/office/word/2015/wordml/symex" xmlns:wpg="http://schemas.microsoft.com/office/word/2010/wordprocessingGroup" xmlns:wpi="http://schemas.microsoft.com/office/word/2010/wordprocessingInk" xmlns:wne="http://schemas.microsoft.com/office/word/2006/wordml" xmlns:wps="http://schemas.microsoft.com/office/word/2010/wordprocessingShape" mc:Ignorable="w14 w15 w16se w16cid w16 w16cex w16sdtdh w16sdtfl w16du wp14">
   <w:sdt>
     <w:sdtPr>
@@ -7531,981 +9831,7 @@
 </w:hdr>
 </file>
 
-<file path=word/header10.xml><?xml version="1.0" encoding="utf-8"?>
-<w:hdr xmlns:wpc="http://schemas.microsoft.com/office/word/2010/wordprocessingCanvas" xmlns:cx="http://schemas.microsoft.com/office/drawing/2014/chartex" xmlns:cx1="http://schemas.microsoft.com/office/drawing/2015/9/8/chartex" xmlns:cx2="http://schemas.microsoft.com/office/drawing/2015/10/21/chartex" xmlns:cx3="http://schemas.microsoft.com/office/drawing/2016/5/9/chartex" xmlns:cx4="http://schemas.microsoft.com/office/drawing/2016/5/10/chartex" xmlns:cx5="http://schemas.microsoft.com/office/drawing/2016/5/11/chartex" xmlns:cx6="http://schemas.microsoft.com/office/drawing/2016/5/12/chartex" xmlns:cx7="http://schemas.microsoft.com/office/drawing/2016/5/13/chartex" xmlns:cx8="http://schemas.microsoft.com/office/drawing/2016/5/14/chartex" xmlns:mc="http://schemas.openxmlformats.org/markup-compatibility/2006" xmlns:aink="http://schemas.microsoft.com/office/drawing/2016/ink" xmlns:am3d="http://schemas.microsoft.com/office/drawing/2017/model3d" xmlns:o="urn:schemas-microsoft-com:office:office" xmlns:oel="http://schemas.microsoft.com/office/2019/extlst" xmlns:r="http://schemas.openxmlformats.org/officeDocument/2006/relationships" xmlns:m="http://schemas.openxmlformats.org/officeDocument/2006/math" xmlns:v="urn:schemas-microsoft-com:vml" xmlns:wp14="http://schemas.microsoft.com/office/word/2010/wordprocessingDrawing" xmlns:wp="http://schemas.openxmlformats.org/drawingml/2006/wordprocessingDrawing" xmlns:w10="urn:schemas-microsoft-com:office:word" xmlns:w="http://schemas.openxmlformats.org/wordprocessingml/2006/main" xmlns:w14="http://schemas.microsoft.com/office/word/2010/wordml" xmlns:w15="http://schemas.microsoft.com/office/word/2012/wordml" xmlns:w16cex="http://schemas.microsoft.com/office/word/2018/wordml/cex" xmlns:w16cid="http://schemas.microsoft.com/office/word/2016/wordml/cid" xmlns:w16="http://schemas.microsoft.com/office/word/2018/wordml" xmlns:w16du="http://schemas.microsoft.com/office/word/2023/wordml/word16du" xmlns:w16sdtdh="http://schemas.microsoft.com/office/word/2020/wordml/sdtdatahash" xmlns:w16sdtfl="http://schemas.microsoft.com/office/word/2024/wordml/sdtformatlock" xmlns:w16se="http://schemas.microsoft.com/office/word/2015/wordml/symex" xmlns:wpg="http://schemas.microsoft.com/office/word/2010/wordprocessingGroup" xmlns:wpi="http://schemas.microsoft.com/office/word/2010/wordprocessingInk" xmlns:wne="http://schemas.microsoft.com/office/word/2006/wordml" xmlns:wps="http://schemas.microsoft.com/office/word/2010/wordprocessingShape" mc:Ignorable="w14 w15 w16se w16cid w16 w16cex w16sdtdh w16sdtfl w16du wp14">
-  <w:sdt>
-    <w:sdtPr>
-      <w:id w:val="-1860493112"/>
-    </w:sdtPr>
-    <w:sdtEndPr>
-      <w:rPr>
-        <w:rFonts w:ascii="Courier New" w:hAnsi="Courier New" w:cs="Courier New"/>
-        <w:sz w:val="20"/>
-        <w:szCs w:val="20"/>
-      </w:rPr>
-    </w:sdtEndPr>
-    <w:sdtContent>
-      <w:p>
-        <w:pPr>
-          <w:pStyle w:val="Header"/>
-          <w:tabs>
-            <w:tab w:val="center" w:pos="4321"/>
-            <w:tab w:val="right" w:pos="8642"/>
-          </w:tabs>
-          <w:rPr>
-            <w:rFonts w:ascii="Courier New" w:hAnsi="Courier New" w:cs="Courier New"/>
-            <w:b/>
-            <w:sz w:val="32"/>
-          </w:rPr>
-        </w:pPr>
-        <w:r>
-          <w:tab/>
-        </w:r>
-        <w:r>
-          <w:rPr>
-            <w:rFonts w:ascii="Courier New" w:hAnsi="Courier New" w:cs="Courier New"/>
-            <w:b/>
-            <w:noProof/>
-            <w:sz w:val="36"/>
-            <w:lang w:eastAsia="en-PH"/>
-          </w:rPr>
-          <w:drawing>
-            <wp:anchor distT="0" distB="0" distL="114300" distR="114300" simplePos="0" relativeHeight="251681792" behindDoc="0" locked="0" layoutInCell="1" allowOverlap="1" wp14:anchorId="64843614" wp14:editId="3F1B7DD9">
-              <wp:simplePos x="0" y="0"/>
-              <wp:positionH relativeFrom="column">
-                <wp:posOffset>-246380</wp:posOffset>
-              </wp:positionH>
-              <wp:positionV relativeFrom="paragraph">
-                <wp:posOffset>-198120</wp:posOffset>
-              </wp:positionV>
-              <wp:extent cx="823595" cy="724535"/>
-              <wp:effectExtent l="0" t="0" r="14605" b="18415"/>
-              <wp:wrapNone/>
-              <wp:docPr id="1502387050" name="Picture 1502387050"/>
-              <wp:cNvGraphicFramePr>
-                <a:graphicFrameLocks xmlns:a="http://schemas.openxmlformats.org/drawingml/2006/main" noChangeAspect="1"/>
-              </wp:cNvGraphicFramePr>
-              <a:graphic xmlns:a="http://schemas.openxmlformats.org/drawingml/2006/main">
-                <a:graphicData uri="http://schemas.openxmlformats.org/drawingml/2006/picture">
-                  <pic:pic xmlns:pic="http://schemas.openxmlformats.org/drawingml/2006/picture">
-                    <pic:nvPicPr>
-                      <pic:cNvPr id="700363394" name="Picture 700363394"/>
-                      <pic:cNvPicPr>
-                        <a:picLocks noChangeAspect="1"/>
-                      </pic:cNvPicPr>
-                    </pic:nvPicPr>
-                    <pic:blipFill>
-                      <a:blip r:embed="rId1">
-                        <a:extLst>
-                          <a:ext uri="{28A0092B-C50C-407E-A947-70E740481C1C}">
-                            <a14:useLocalDpi xmlns:a14="http://schemas.microsoft.com/office/drawing/2010/main" val="0"/>
-                          </a:ext>
-                        </a:extLst>
-                      </a:blip>
-                      <a:stretch>
-                        <a:fillRect/>
-                      </a:stretch>
-                    </pic:blipFill>
-                    <pic:spPr>
-                      <a:xfrm>
-                        <a:off x="0" y="0"/>
-                        <a:ext cx="823578" cy="724710"/>
-                      </a:xfrm>
-                      <a:prstGeom prst="rect">
-                        <a:avLst/>
-                      </a:prstGeom>
-                    </pic:spPr>
-                  </pic:pic>
-                </a:graphicData>
-              </a:graphic>
-            </wp:anchor>
-          </w:drawing>
-        </w:r>
-        <w:r>
-          <w:rPr>
-            <w:rFonts w:ascii="Courier New" w:hAnsi="Courier New" w:cs="Courier New"/>
-            <w:b/>
-            <w:noProof/>
-            <w:sz w:val="32"/>
-            <w:lang w:eastAsia="en-PH"/>
-          </w:rPr>
-          <mc:AlternateContent>
-            <mc:Choice Requires="wps">
-              <w:drawing>
-                <wp:anchor distT="0" distB="0" distL="114300" distR="114300" simplePos="0" relativeHeight="251684864" behindDoc="0" locked="0" layoutInCell="1" allowOverlap="1" wp14:anchorId="1CB7CCD8" wp14:editId="523A3A3B">
-                  <wp:simplePos x="0" y="0"/>
-                  <wp:positionH relativeFrom="column">
-                    <wp:posOffset>-1371600</wp:posOffset>
-                  </wp:positionH>
-                  <wp:positionV relativeFrom="paragraph">
-                    <wp:posOffset>-287020</wp:posOffset>
-                  </wp:positionV>
-                  <wp:extent cx="7772400" cy="0"/>
-                  <wp:effectExtent l="0" t="19050" r="0" b="19050"/>
-                  <wp:wrapNone/>
-                  <wp:docPr id="779353151" name="Straight Connector 779353151"/>
-                  <wp:cNvGraphicFramePr/>
-                  <a:graphic xmlns:a="http://schemas.openxmlformats.org/drawingml/2006/main">
-                    <a:graphicData uri="http://schemas.microsoft.com/office/word/2010/wordprocessingShape">
-                      <wps:wsp>
-                        <wps:cNvCnPr/>
-                        <wps:spPr>
-                          <a:xfrm>
-                            <a:off x="0" y="0"/>
-                            <a:ext cx="7772400" cy="0"/>
-                          </a:xfrm>
-                          <a:prstGeom prst="line">
-                            <a:avLst/>
-                          </a:prstGeom>
-                          <a:ln w="38100"/>
-                        </wps:spPr>
-                        <wps:style>
-                          <a:lnRef idx="1">
-                            <a:schemeClr val="dk1"/>
-                          </a:lnRef>
-                          <a:fillRef idx="0">
-                            <a:schemeClr val="dk1"/>
-                          </a:fillRef>
-                          <a:effectRef idx="0">
-                            <a:schemeClr val="dk1"/>
-                          </a:effectRef>
-                          <a:fontRef idx="minor">
-                            <a:schemeClr val="tx1"/>
-                          </a:fontRef>
-                        </wps:style>
-                        <wps:bodyPr/>
-                      </wps:wsp>
-                    </a:graphicData>
-                  </a:graphic>
-                </wp:anchor>
-              </w:drawing>
-            </mc:Choice>
-            <mc:Fallback>
-              <w:pict>
-                <v:line w14:anchorId="79BBF555" id="Straight Connector 779353151" o:spid="_x0000_s1026" style="position:absolute;z-index:251728896;visibility:visible;mso-wrap-style:square;mso-wrap-distance-left:9pt;mso-wrap-distance-top:0;mso-wrap-distance-right:9pt;mso-wrap-distance-bottom:0;mso-position-horizontal:absolute;mso-position-horizontal-relative:text;mso-position-vertical:absolute;mso-position-vertical-relative:text" from="-108pt,-22.6pt" to="7in,-22.6pt" o:gfxdata="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" strokecolor="black [3200]" strokeweight="3pt">
-                  <v:stroke joinstyle="miter"/>
-                </v:line>
-              </w:pict>
-            </mc:Fallback>
-          </mc:AlternateContent>
-        </w:r>
-        <w:r>
-          <w:rPr>
-            <w:rFonts w:ascii="Courier New" w:hAnsi="Courier New" w:cs="Courier New"/>
-            <w:b/>
-            <w:noProof/>
-            <w:sz w:val="36"/>
-            <w:lang w:eastAsia="en-PH"/>
-          </w:rPr>
-          <mc:AlternateContent>
-            <mc:Choice Requires="wps">
-              <w:drawing>
-                <wp:anchor distT="0" distB="0" distL="114300" distR="114300" simplePos="0" relativeHeight="251682816" behindDoc="0" locked="0" layoutInCell="1" allowOverlap="1" wp14:anchorId="1ED8D961" wp14:editId="00181FF4">
-                  <wp:simplePos x="0" y="0"/>
-                  <wp:positionH relativeFrom="column">
-                    <wp:posOffset>-228600</wp:posOffset>
-                  </wp:positionH>
-                  <wp:positionV relativeFrom="paragraph">
-                    <wp:posOffset>-572770</wp:posOffset>
-                  </wp:positionV>
-                  <wp:extent cx="0" cy="10191750"/>
-                  <wp:effectExtent l="19050" t="0" r="19050" b="0"/>
-                  <wp:wrapNone/>
-                  <wp:docPr id="1221720256" name="Straight Connector 1221720256"/>
-                  <wp:cNvGraphicFramePr/>
-                  <a:graphic xmlns:a="http://schemas.openxmlformats.org/drawingml/2006/main">
-                    <a:graphicData uri="http://schemas.microsoft.com/office/word/2010/wordprocessingShape">
-                      <wps:wsp>
-                        <wps:cNvCnPr/>
-                        <wps:spPr>
-                          <a:xfrm>
-                            <a:off x="0" y="0"/>
-                            <a:ext cx="0" cy="10191896"/>
-                          </a:xfrm>
-                          <a:prstGeom prst="line">
-                            <a:avLst/>
-                          </a:prstGeom>
-                          <a:ln w="38100"/>
-                        </wps:spPr>
-                        <wps:style>
-                          <a:lnRef idx="1">
-                            <a:schemeClr val="dk1"/>
-                          </a:lnRef>
-                          <a:fillRef idx="0">
-                            <a:schemeClr val="dk1"/>
-                          </a:fillRef>
-                          <a:effectRef idx="0">
-                            <a:schemeClr val="dk1"/>
-                          </a:effectRef>
-                          <a:fontRef idx="minor">
-                            <a:schemeClr val="tx1"/>
-                          </a:fontRef>
-                        </wps:style>
-                        <wps:bodyPr/>
-                      </wps:wsp>
-                    </a:graphicData>
-                  </a:graphic>
-                </wp:anchor>
-              </w:drawing>
-            </mc:Choice>
-            <mc:Fallback>
-              <w:pict>
-                <v:line w14:anchorId="094BC2AE" id="Straight Connector 1221720256" o:spid="_x0000_s1026" style="position:absolute;z-index:251726848;visibility:visible;mso-wrap-style:square;mso-wrap-distance-left:9pt;mso-wrap-distance-top:0;mso-wrap-distance-right:9pt;mso-wrap-distance-bottom:0;mso-position-horizontal:absolute;mso-position-horizontal-relative:text;mso-position-vertical:absolute;mso-position-vertical-relative:text" from="-18pt,-45.1pt" to="-18pt,757.4pt" o:gfxdata="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" strokecolor="black [3200]" strokeweight="3pt">
-                  <v:stroke joinstyle="miter"/>
-                </v:line>
-              </w:pict>
-            </mc:Fallback>
-          </mc:AlternateContent>
-        </w:r>
-        <w:r>
-          <w:rPr>
-            <w:rFonts w:ascii="Courier New" w:hAnsi="Courier New" w:cs="Courier New"/>
-            <w:b/>
-            <w:noProof/>
-            <w:sz w:val="36"/>
-            <w:lang w:eastAsia="en-PH"/>
-          </w:rPr>
-          <mc:AlternateContent>
-            <mc:Choice Requires="wps">
-              <w:drawing>
-                <wp:anchor distT="0" distB="0" distL="114300" distR="114300" simplePos="0" relativeHeight="251683840" behindDoc="0" locked="0" layoutInCell="1" allowOverlap="1" wp14:anchorId="388E9295" wp14:editId="509A27C9">
-                  <wp:simplePos x="0" y="0"/>
-                  <wp:positionH relativeFrom="column">
-                    <wp:posOffset>5715000</wp:posOffset>
-                  </wp:positionH>
-                  <wp:positionV relativeFrom="paragraph">
-                    <wp:posOffset>-419735</wp:posOffset>
-                  </wp:positionV>
-                  <wp:extent cx="0" cy="10033635"/>
-                  <wp:effectExtent l="19050" t="0" r="19050" b="5715"/>
-                  <wp:wrapNone/>
-                  <wp:docPr id="1162794373" name="Straight Connector 1162794373"/>
-                  <wp:cNvGraphicFramePr/>
-                  <a:graphic xmlns:a="http://schemas.openxmlformats.org/drawingml/2006/main">
-                    <a:graphicData uri="http://schemas.microsoft.com/office/word/2010/wordprocessingShape">
-                      <wps:wsp>
-                        <wps:cNvCnPr/>
-                        <wps:spPr>
-                          <a:xfrm>
-                            <a:off x="0" y="0"/>
-                            <a:ext cx="0" cy="10033762"/>
-                          </a:xfrm>
-                          <a:prstGeom prst="line">
-                            <a:avLst/>
-                          </a:prstGeom>
-                          <a:ln w="38100"/>
-                        </wps:spPr>
-                        <wps:style>
-                          <a:lnRef idx="1">
-                            <a:schemeClr val="dk1"/>
-                          </a:lnRef>
-                          <a:fillRef idx="0">
-                            <a:schemeClr val="dk1"/>
-                          </a:fillRef>
-                          <a:effectRef idx="0">
-                            <a:schemeClr val="dk1"/>
-                          </a:effectRef>
-                          <a:fontRef idx="minor">
-                            <a:schemeClr val="tx1"/>
-                          </a:fontRef>
-                        </wps:style>
-                        <wps:bodyPr/>
-                      </wps:wsp>
-                    </a:graphicData>
-                  </a:graphic>
-                </wp:anchor>
-              </w:drawing>
-            </mc:Choice>
-            <mc:Fallback>
-              <w:pict>
-                <v:line w14:anchorId="082CE6F4" id="Straight Connector 1162794373" o:spid="_x0000_s1026" style="position:absolute;z-index:251727872;visibility:visible;mso-wrap-style:square;mso-wrap-distance-left:9pt;mso-wrap-distance-top:0;mso-wrap-distance-right:9pt;mso-wrap-distance-bottom:0;mso-position-horizontal:absolute;mso-position-horizontal-relative:text;mso-position-vertical:absolute;mso-position-vertical-relative:text" from="450pt,-33.05pt" to="450pt,757pt" o:gfxdata="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" strokecolor="black [3200]" strokeweight="3pt">
-                  <v:stroke joinstyle="miter"/>
-                </v:line>
-              </w:pict>
-            </mc:Fallback>
-          </mc:AlternateContent>
-        </w:r>
-        <w:r>
-          <w:rPr>
-            <w:rFonts w:ascii="Courier New" w:hAnsi="Courier New" w:cs="Courier New"/>
-            <w:b/>
-            <w:sz w:val="36"/>
-          </w:rPr>
-          <w:t>Kalinga State University</w:t>
-        </w:r>
-        <w:r>
-          <w:rPr>
-            <w:rFonts w:ascii="Courier New" w:hAnsi="Courier New" w:cs="Courier New"/>
-            <w:b/>
-            <w:sz w:val="36"/>
-          </w:rPr>
-          <w:tab/>
-        </w:r>
-      </w:p>
-      <w:p>
-        <w:pPr>
-          <w:pStyle w:val="Header"/>
-          <w:tabs>
-            <w:tab w:val="clear" w:pos="9360"/>
-            <w:tab w:val="left" w:pos="2256"/>
-            <w:tab w:val="center" w:pos="4320"/>
-            <w:tab w:val="right" w:pos="8642"/>
-          </w:tabs>
-          <w:rPr>
-            <w:rFonts w:ascii="Courier New" w:hAnsi="Courier New" w:cs="Courier New"/>
-            <w:sz w:val="24"/>
-          </w:rPr>
-        </w:pPr>
-        <w:r>
-          <w:rPr>
-            <w:rFonts w:ascii="Courier New" w:hAnsi="Courier New" w:cs="Courier New"/>
-            <w:sz w:val="24"/>
-          </w:rPr>
-          <w:tab/>
-        </w:r>
-        <w:r>
-          <w:rPr>
-            <w:rFonts w:ascii="Courier New" w:hAnsi="Courier New" w:cs="Courier New"/>
-            <w:sz w:val="24"/>
-          </w:rPr>
-          <w:tab/>
-          <w:t>Bulanao, Tabuk City, Kalinga</w:t>
-        </w:r>
-      </w:p>
-      <w:p>
-        <w:pPr>
-          <w:pStyle w:val="Header"/>
-          <w:tabs>
-            <w:tab w:val="clear" w:pos="9360"/>
-            <w:tab w:val="left" w:pos="2256"/>
-            <w:tab w:val="center" w:pos="4320"/>
-            <w:tab w:val="right" w:pos="8642"/>
-          </w:tabs>
-          <w:rPr>
-            <w:rFonts w:ascii="Courier New" w:hAnsi="Courier New" w:cs="Courier New"/>
-            <w:sz w:val="24"/>
-          </w:rPr>
-        </w:pPr>
-        <w:r>
-          <w:rPr>
-            <w:rFonts w:ascii="Courier New" w:hAnsi="Courier New" w:cs="Courier New"/>
-            <w:sz w:val="24"/>
-          </w:rPr>
-          <w:tab/>
-        </w:r>
-      </w:p>
-      <w:p>
-        <w:pPr>
-          <w:pStyle w:val="Header"/>
-          <w:jc w:val="right"/>
-          <w:rPr>
-            <w:rFonts w:ascii="Courier New" w:hAnsi="Courier New" w:cs="Courier New"/>
-            <w:sz w:val="20"/>
-            <w:szCs w:val="20"/>
-          </w:rPr>
-        </w:pPr>
-        <w:r>
-          <w:rPr>
-            <w:rFonts w:ascii="Courier New" w:hAnsi="Courier New" w:cs="Courier New"/>
-            <w:noProof/>
-            <w:lang w:eastAsia="en-PH"/>
-          </w:rPr>
-          <mc:AlternateContent>
-            <mc:Choice Requires="wps">
-              <w:drawing>
-                <wp:anchor distT="0" distB="0" distL="114300" distR="114300" simplePos="0" relativeHeight="251639808" behindDoc="0" locked="0" layoutInCell="1" allowOverlap="1" wp14:anchorId="5F058D08" wp14:editId="73004D76">
-                  <wp:simplePos x="0" y="0"/>
-                  <wp:positionH relativeFrom="page">
-                    <wp:align>right</wp:align>
-                  </wp:positionH>
-                  <wp:positionV relativeFrom="paragraph">
-                    <wp:posOffset>204470</wp:posOffset>
-                  </wp:positionV>
-                  <wp:extent cx="7772400" cy="0"/>
-                  <wp:effectExtent l="0" t="19050" r="19050" b="19050"/>
-                  <wp:wrapNone/>
-                  <wp:docPr id="9900" name="Straight Connector 29"/>
-                  <wp:cNvGraphicFramePr/>
-                  <a:graphic xmlns:a="http://schemas.openxmlformats.org/drawingml/2006/main">
-                    <a:graphicData uri="http://schemas.microsoft.com/office/word/2010/wordprocessingShape">
-                      <wps:wsp>
-                        <wps:cNvCnPr/>
-                        <wps:spPr>
-                          <a:xfrm>
-                            <a:off x="0" y="0"/>
-                            <a:ext cx="7772400" cy="0"/>
-                          </a:xfrm>
-                          <a:prstGeom prst="line">
-                            <a:avLst/>
-                          </a:prstGeom>
-                          <a:ln w="38100"/>
-                        </wps:spPr>
-                        <wps:style>
-                          <a:lnRef idx="1">
-                            <a:schemeClr val="dk1"/>
-                          </a:lnRef>
-                          <a:fillRef idx="0">
-                            <a:schemeClr val="dk1"/>
-                          </a:fillRef>
-                          <a:effectRef idx="0">
-                            <a:schemeClr val="dk1"/>
-                          </a:effectRef>
-                          <a:fontRef idx="minor">
-                            <a:schemeClr val="tx1"/>
-                          </a:fontRef>
-                        </wps:style>
-                        <wps:bodyPr/>
-                      </wps:wsp>
-                    </a:graphicData>
-                  </a:graphic>
-                </wp:anchor>
-              </w:drawing>
-            </mc:Choice>
-            <mc:Fallback xmlns:wpsCustomData="http://www.wps.cn/officeDocument/2013/wpsCustomData">
-              <w:pict>
-                <v:line id="_x0000_s1026" o:spid="_x0000_s1026" o:spt="20" style="position:absolute;left:0pt;margin-top:16.1pt;height:0pt;width:612pt;mso-position-horizontal:right;mso-position-horizontal-relative:page;z-index:251663360;mso-width-relative:page;mso-height-relative:page;" filled="f" stroked="t" coordsize="21600,21600" o:gfxdata="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">
-                  <v:fill on="f" focussize="0,0"/>
-                  <v:stroke weight="3pt" color="#000000 [3200]" miterlimit="8" joinstyle="miter"/>
-                  <v:imagedata o:title=""/>
-                  <o:lock v:ext="edit" aspectratio="f"/>
-                </v:line>
-              </w:pict>
-            </mc:Fallback>
-          </mc:AlternateContent>
-        </w:r>
-        <w:r>
-          <w:rPr>
-            <w:rFonts w:ascii="Courier New" w:hAnsi="Courier New" w:cs="Courier New"/>
-            <w:sz w:val="20"/>
-            <w:szCs w:val="20"/>
-          </w:rPr>
-          <w:t xml:space="preserve">Results and Discussions </w:t>
-        </w:r>
-        <w:r>
-          <w:rPr>
-            <w:rFonts w:ascii="Courier New" w:hAnsi="Courier New" w:cs="Courier New"/>
-            <w:sz w:val="20"/>
-            <w:szCs w:val="20"/>
-          </w:rPr>
-          <w:t xml:space="preserve">| </w:t>
-        </w:r>
-        <w:r>
-          <w:rPr>
-            <w:rFonts w:ascii="Courier New" w:hAnsi="Courier New" w:cs="Courier New"/>
-            <w:sz w:val="20"/>
-            <w:szCs w:val="20"/>
-          </w:rPr>
-          <w:fldChar w:fldCharType="begin"/>
-        </w:r>
-        <w:r>
-          <w:rPr>
-            <w:rFonts w:ascii="Courier New" w:hAnsi="Courier New" w:cs="Courier New"/>
-            <w:sz w:val="20"/>
-            <w:szCs w:val="20"/>
-          </w:rPr>
-          <w:instrText xml:space="preserve"> PAGE   \* MERGEFORMAT </w:instrText>
-        </w:r>
-        <w:r>
-          <w:rPr>
-            <w:rFonts w:ascii="Courier New" w:hAnsi="Courier New" w:cs="Courier New"/>
-            <w:sz w:val="20"/>
-            <w:szCs w:val="20"/>
-          </w:rPr>
-          <w:fldChar w:fldCharType="separate"/>
-        </w:r>
-        <w:r>
-          <w:rPr>
-            <w:rFonts w:ascii="Courier New" w:hAnsi="Courier New" w:cs="Courier New"/>
-            <w:b/>
-            <w:bCs/>
-            <w:noProof/>
-            <w:sz w:val="20"/>
-            <w:szCs w:val="20"/>
-          </w:rPr>
-          <w:t>1</w:t>
-        </w:r>
-        <w:r>
-          <w:rPr>
-            <w:rFonts w:ascii="Courier New" w:hAnsi="Courier New" w:cs="Courier New"/>
-            <w:b/>
-            <w:bCs/>
-            <w:noProof/>
-            <w:sz w:val="20"/>
-            <w:szCs w:val="20"/>
-          </w:rPr>
-          <w:fldChar w:fldCharType="end"/>
-        </w:r>
-      </w:p>
-    </w:sdtContent>
-  </w:sdt>
-  <w:p>
-    <w:pPr>
-      <w:pStyle w:val="Header"/>
-      <w:rPr>
-        <w:rFonts w:ascii="Courier New" w:hAnsi="Courier New" w:cs="Courier New"/>
-      </w:rPr>
-    </w:pPr>
-  </w:p>
-</w:hdr>
-</file>
-
-<file path=word/header11.xml><?xml version="1.0" encoding="utf-8"?>
-<w:hdr xmlns:wpc="http://schemas.microsoft.com/office/word/2010/wordprocessingCanvas" xmlns:cx="http://schemas.microsoft.com/office/drawing/2014/chartex" xmlns:cx1="http://schemas.microsoft.com/office/drawing/2015/9/8/chartex" xmlns:cx2="http://schemas.microsoft.com/office/drawing/2015/10/21/chartex" xmlns:cx3="http://schemas.microsoft.com/office/drawing/2016/5/9/chartex" xmlns:cx4="http://schemas.microsoft.com/office/drawing/2016/5/10/chartex" xmlns:cx5="http://schemas.microsoft.com/office/drawing/2016/5/11/chartex" xmlns:cx6="http://schemas.microsoft.com/office/drawing/2016/5/12/chartex" xmlns:cx7="http://schemas.microsoft.com/office/drawing/2016/5/13/chartex" xmlns:cx8="http://schemas.microsoft.com/office/drawing/2016/5/14/chartex" xmlns:mc="http://schemas.openxmlformats.org/markup-compatibility/2006" xmlns:aink="http://schemas.microsoft.com/office/drawing/2016/ink" xmlns:am3d="http://schemas.microsoft.com/office/drawing/2017/model3d" xmlns:o="urn:schemas-microsoft-com:office:office" xmlns:oel="http://schemas.microsoft.com/office/2019/extlst" xmlns:r="http://schemas.openxmlformats.org/officeDocument/2006/relationships" xmlns:m="http://schemas.openxmlformats.org/officeDocument/2006/math" xmlns:v="urn:schemas-microsoft-com:vml" xmlns:wp14="http://schemas.microsoft.com/office/word/2010/wordprocessingDrawing" xmlns:wp="http://schemas.openxmlformats.org/drawingml/2006/wordprocessingDrawing" xmlns:w10="urn:schemas-microsoft-com:office:word" xmlns:w="http://schemas.openxmlformats.org/wordprocessingml/2006/main" xmlns:w14="http://schemas.microsoft.com/office/word/2010/wordml" xmlns:w15="http://schemas.microsoft.com/office/word/2012/wordml" xmlns:w16cex="http://schemas.microsoft.com/office/word/2018/wordml/cex" xmlns:w16cid="http://schemas.microsoft.com/office/word/2016/wordml/cid" xmlns:w16="http://schemas.microsoft.com/office/word/2018/wordml" xmlns:w16du="http://schemas.microsoft.com/office/word/2023/wordml/word16du" xmlns:w16sdtdh="http://schemas.microsoft.com/office/word/2020/wordml/sdtdatahash" xmlns:w16sdtfl="http://schemas.microsoft.com/office/word/2024/wordml/sdtformatlock" xmlns:w16se="http://schemas.microsoft.com/office/word/2015/wordml/symex" xmlns:wpg="http://schemas.microsoft.com/office/word/2010/wordprocessingGroup" xmlns:wpi="http://schemas.microsoft.com/office/word/2010/wordprocessingInk" xmlns:wne="http://schemas.microsoft.com/office/word/2006/wordml" xmlns:wps="http://schemas.microsoft.com/office/word/2010/wordprocessingShape" mc:Ignorable="w14 w15 w16se w16cid w16 w16cex w16sdtdh w16sdtfl w16du wp14">
-  <w:sdt>
-    <w:sdtPr>
-      <w:id w:val="1831483142"/>
-    </w:sdtPr>
-    <w:sdtEndPr>
-      <w:rPr>
-        <w:rFonts w:ascii="Courier New" w:hAnsi="Courier New" w:cs="Courier New"/>
-        <w:sz w:val="20"/>
-        <w:szCs w:val="20"/>
-      </w:rPr>
-    </w:sdtEndPr>
-    <w:sdtContent>
-      <w:p>
-        <w:pPr>
-          <w:pStyle w:val="Header"/>
-          <w:tabs>
-            <w:tab w:val="center" w:pos="4321"/>
-            <w:tab w:val="right" w:pos="8642"/>
-          </w:tabs>
-          <w:rPr>
-            <w:rFonts w:ascii="Courier New" w:hAnsi="Courier New" w:cs="Courier New"/>
-            <w:b/>
-            <w:sz w:val="32"/>
-          </w:rPr>
-        </w:pPr>
-        <w:r>
-          <w:tab/>
-        </w:r>
-        <w:r>
-          <w:rPr>
-            <w:rFonts w:ascii="Courier New" w:hAnsi="Courier New" w:cs="Courier New"/>
-            <w:b/>
-            <w:noProof/>
-            <w:sz w:val="36"/>
-            <w:lang w:eastAsia="en-PH"/>
-          </w:rPr>
-          <w:drawing>
-            <wp:anchor distT="0" distB="0" distL="114300" distR="114300" simplePos="0" relativeHeight="251677696" behindDoc="0" locked="0" layoutInCell="1" allowOverlap="1" wp14:anchorId="2D4E91FD" wp14:editId="3A435028">
-              <wp:simplePos x="0" y="0"/>
-              <wp:positionH relativeFrom="column">
-                <wp:posOffset>-246380</wp:posOffset>
-              </wp:positionH>
-              <wp:positionV relativeFrom="paragraph">
-                <wp:posOffset>-198120</wp:posOffset>
-              </wp:positionV>
-              <wp:extent cx="823595" cy="724535"/>
-              <wp:effectExtent l="0" t="0" r="14605" b="18415"/>
-              <wp:wrapNone/>
-              <wp:docPr id="2026318676" name="Picture 2026318676"/>
-              <wp:cNvGraphicFramePr>
-                <a:graphicFrameLocks xmlns:a="http://schemas.openxmlformats.org/drawingml/2006/main" noChangeAspect="1"/>
-              </wp:cNvGraphicFramePr>
-              <a:graphic xmlns:a="http://schemas.openxmlformats.org/drawingml/2006/main">
-                <a:graphicData uri="http://schemas.openxmlformats.org/drawingml/2006/picture">
-                  <pic:pic xmlns:pic="http://schemas.openxmlformats.org/drawingml/2006/picture">
-                    <pic:nvPicPr>
-                      <pic:cNvPr id="700363394" name="Picture 700363394"/>
-                      <pic:cNvPicPr>
-                        <a:picLocks noChangeAspect="1"/>
-                      </pic:cNvPicPr>
-                    </pic:nvPicPr>
-                    <pic:blipFill>
-                      <a:blip r:embed="rId1">
-                        <a:extLst>
-                          <a:ext uri="{28A0092B-C50C-407E-A947-70E740481C1C}">
-                            <a14:useLocalDpi xmlns:a14="http://schemas.microsoft.com/office/drawing/2010/main" val="0"/>
-                          </a:ext>
-                        </a:extLst>
-                      </a:blip>
-                      <a:stretch>
-                        <a:fillRect/>
-                      </a:stretch>
-                    </pic:blipFill>
-                    <pic:spPr>
-                      <a:xfrm>
-                        <a:off x="0" y="0"/>
-                        <a:ext cx="823578" cy="724710"/>
-                      </a:xfrm>
-                      <a:prstGeom prst="rect">
-                        <a:avLst/>
-                      </a:prstGeom>
-                    </pic:spPr>
-                  </pic:pic>
-                </a:graphicData>
-              </a:graphic>
-            </wp:anchor>
-          </w:drawing>
-        </w:r>
-        <w:r>
-          <w:rPr>
-            <w:rFonts w:ascii="Courier New" w:hAnsi="Courier New" w:cs="Courier New"/>
-            <w:b/>
-            <w:noProof/>
-            <w:sz w:val="32"/>
-            <w:lang w:eastAsia="en-PH"/>
-          </w:rPr>
-          <mc:AlternateContent>
-            <mc:Choice Requires="wps">
-              <w:drawing>
-                <wp:anchor distT="0" distB="0" distL="114300" distR="114300" simplePos="0" relativeHeight="251680768" behindDoc="0" locked="0" layoutInCell="1" allowOverlap="1" wp14:anchorId="4366DFAE" wp14:editId="5C9FE52F">
-                  <wp:simplePos x="0" y="0"/>
-                  <wp:positionH relativeFrom="column">
-                    <wp:posOffset>-1371600</wp:posOffset>
-                  </wp:positionH>
-                  <wp:positionV relativeFrom="paragraph">
-                    <wp:posOffset>-287020</wp:posOffset>
-                  </wp:positionV>
-                  <wp:extent cx="7772400" cy="0"/>
-                  <wp:effectExtent l="0" t="19050" r="0" b="19050"/>
-                  <wp:wrapNone/>
-                  <wp:docPr id="2030725421" name="Straight Connector 2030725421"/>
-                  <wp:cNvGraphicFramePr/>
-                  <a:graphic xmlns:a="http://schemas.openxmlformats.org/drawingml/2006/main">
-                    <a:graphicData uri="http://schemas.microsoft.com/office/word/2010/wordprocessingShape">
-                      <wps:wsp>
-                        <wps:cNvCnPr/>
-                        <wps:spPr>
-                          <a:xfrm>
-                            <a:off x="0" y="0"/>
-                            <a:ext cx="7772400" cy="0"/>
-                          </a:xfrm>
-                          <a:prstGeom prst="line">
-                            <a:avLst/>
-                          </a:prstGeom>
-                          <a:ln w="38100"/>
-                        </wps:spPr>
-                        <wps:style>
-                          <a:lnRef idx="1">
-                            <a:schemeClr val="dk1"/>
-                          </a:lnRef>
-                          <a:fillRef idx="0">
-                            <a:schemeClr val="dk1"/>
-                          </a:fillRef>
-                          <a:effectRef idx="0">
-                            <a:schemeClr val="dk1"/>
-                          </a:effectRef>
-                          <a:fontRef idx="minor">
-                            <a:schemeClr val="tx1"/>
-                          </a:fontRef>
-                        </wps:style>
-                        <wps:bodyPr/>
-                      </wps:wsp>
-                    </a:graphicData>
-                  </a:graphic>
-                </wp:anchor>
-              </w:drawing>
-            </mc:Choice>
-            <mc:Fallback>
-              <w:pict>
-                <v:line w14:anchorId="464CD259" id="Straight Connector 2030725421" o:spid="_x0000_s1026" style="position:absolute;z-index:251723776;visibility:visible;mso-wrap-style:square;mso-wrap-distance-left:9pt;mso-wrap-distance-top:0;mso-wrap-distance-right:9pt;mso-wrap-distance-bottom:0;mso-position-horizontal:absolute;mso-position-horizontal-relative:text;mso-position-vertical:absolute;mso-position-vertical-relative:text" from="-108pt,-22.6pt" to="7in,-22.6pt" o:gfxdata="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" strokecolor="black [3200]" strokeweight="3pt">
-                  <v:stroke joinstyle="miter"/>
-                </v:line>
-              </w:pict>
-            </mc:Fallback>
-          </mc:AlternateContent>
-        </w:r>
-        <w:r>
-          <w:rPr>
-            <w:rFonts w:ascii="Courier New" w:hAnsi="Courier New" w:cs="Courier New"/>
-            <w:b/>
-            <w:noProof/>
-            <w:sz w:val="36"/>
-            <w:lang w:eastAsia="en-PH"/>
-          </w:rPr>
-          <mc:AlternateContent>
-            <mc:Choice Requires="wps">
-              <w:drawing>
-                <wp:anchor distT="0" distB="0" distL="114300" distR="114300" simplePos="0" relativeHeight="251678720" behindDoc="0" locked="0" layoutInCell="1" allowOverlap="1" wp14:anchorId="7D282725" wp14:editId="0872A5F0">
-                  <wp:simplePos x="0" y="0"/>
-                  <wp:positionH relativeFrom="column">
-                    <wp:posOffset>-228600</wp:posOffset>
-                  </wp:positionH>
-                  <wp:positionV relativeFrom="paragraph">
-                    <wp:posOffset>-572770</wp:posOffset>
-                  </wp:positionV>
-                  <wp:extent cx="0" cy="10191750"/>
-                  <wp:effectExtent l="19050" t="0" r="19050" b="0"/>
-                  <wp:wrapNone/>
-                  <wp:docPr id="904603731" name="Straight Connector 904603731"/>
-                  <wp:cNvGraphicFramePr/>
-                  <a:graphic xmlns:a="http://schemas.openxmlformats.org/drawingml/2006/main">
-                    <a:graphicData uri="http://schemas.microsoft.com/office/word/2010/wordprocessingShape">
-                      <wps:wsp>
-                        <wps:cNvCnPr/>
-                        <wps:spPr>
-                          <a:xfrm>
-                            <a:off x="0" y="0"/>
-                            <a:ext cx="0" cy="10191896"/>
-                          </a:xfrm>
-                          <a:prstGeom prst="line">
-                            <a:avLst/>
-                          </a:prstGeom>
-                          <a:ln w="38100"/>
-                        </wps:spPr>
-                        <wps:style>
-                          <a:lnRef idx="1">
-                            <a:schemeClr val="dk1"/>
-                          </a:lnRef>
-                          <a:fillRef idx="0">
-                            <a:schemeClr val="dk1"/>
-                          </a:fillRef>
-                          <a:effectRef idx="0">
-                            <a:schemeClr val="dk1"/>
-                          </a:effectRef>
-                          <a:fontRef idx="minor">
-                            <a:schemeClr val="tx1"/>
-                          </a:fontRef>
-                        </wps:style>
-                        <wps:bodyPr/>
-                      </wps:wsp>
-                    </a:graphicData>
-                  </a:graphic>
-                </wp:anchor>
-              </w:drawing>
-            </mc:Choice>
-            <mc:Fallback>
-              <w:pict>
-                <v:line w14:anchorId="41B0706A" id="Straight Connector 904603731" o:spid="_x0000_s1026" style="position:absolute;z-index:251721728;visibility:visible;mso-wrap-style:square;mso-wrap-distance-left:9pt;mso-wrap-distance-top:0;mso-wrap-distance-right:9pt;mso-wrap-distance-bottom:0;mso-position-horizontal:absolute;mso-position-horizontal-relative:text;mso-position-vertical:absolute;mso-position-vertical-relative:text" from="-18pt,-45.1pt" to="-18pt,757.4pt" o:gfxdata="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" strokecolor="black [3200]" strokeweight="3pt">
-                  <v:stroke joinstyle="miter"/>
-                </v:line>
-              </w:pict>
-            </mc:Fallback>
-          </mc:AlternateContent>
-        </w:r>
-        <w:r>
-          <w:rPr>
-            <w:rFonts w:ascii="Courier New" w:hAnsi="Courier New" w:cs="Courier New"/>
-            <w:b/>
-            <w:noProof/>
-            <w:sz w:val="36"/>
-            <w:lang w:eastAsia="en-PH"/>
-          </w:rPr>
-          <mc:AlternateContent>
-            <mc:Choice Requires="wps">
-              <w:drawing>
-                <wp:anchor distT="0" distB="0" distL="114300" distR="114300" simplePos="0" relativeHeight="251679744" behindDoc="0" locked="0" layoutInCell="1" allowOverlap="1" wp14:anchorId="3154A674" wp14:editId="178287CF">
-                  <wp:simplePos x="0" y="0"/>
-                  <wp:positionH relativeFrom="column">
-                    <wp:posOffset>5715000</wp:posOffset>
-                  </wp:positionH>
-                  <wp:positionV relativeFrom="paragraph">
-                    <wp:posOffset>-419735</wp:posOffset>
-                  </wp:positionV>
-                  <wp:extent cx="0" cy="10033635"/>
-                  <wp:effectExtent l="19050" t="0" r="19050" b="5715"/>
-                  <wp:wrapNone/>
-                  <wp:docPr id="1590466236" name="Straight Connector 1590466236"/>
-                  <wp:cNvGraphicFramePr/>
-                  <a:graphic xmlns:a="http://schemas.openxmlformats.org/drawingml/2006/main">
-                    <a:graphicData uri="http://schemas.microsoft.com/office/word/2010/wordprocessingShape">
-                      <wps:wsp>
-                        <wps:cNvCnPr/>
-                        <wps:spPr>
-                          <a:xfrm>
-                            <a:off x="0" y="0"/>
-                            <a:ext cx="0" cy="10033762"/>
-                          </a:xfrm>
-                          <a:prstGeom prst="line">
-                            <a:avLst/>
-                          </a:prstGeom>
-                          <a:ln w="38100"/>
-                        </wps:spPr>
-                        <wps:style>
-                          <a:lnRef idx="1">
-                            <a:schemeClr val="dk1"/>
-                          </a:lnRef>
-                          <a:fillRef idx="0">
-                            <a:schemeClr val="dk1"/>
-                          </a:fillRef>
-                          <a:effectRef idx="0">
-                            <a:schemeClr val="dk1"/>
-                          </a:effectRef>
-                          <a:fontRef idx="minor">
-                            <a:schemeClr val="tx1"/>
-                          </a:fontRef>
-                        </wps:style>
-                        <wps:bodyPr/>
-                      </wps:wsp>
-                    </a:graphicData>
-                  </a:graphic>
-                </wp:anchor>
-              </w:drawing>
-            </mc:Choice>
-            <mc:Fallback>
-              <w:pict>
-                <v:line w14:anchorId="188C4CA3" id="Straight Connector 1590466236" o:spid="_x0000_s1026" style="position:absolute;z-index:251722752;visibility:visible;mso-wrap-style:square;mso-wrap-distance-left:9pt;mso-wrap-distance-top:0;mso-wrap-distance-right:9pt;mso-wrap-distance-bottom:0;mso-position-horizontal:absolute;mso-position-horizontal-relative:text;mso-position-vertical:absolute;mso-position-vertical-relative:text" from="450pt,-33.05pt" to="450pt,757pt" o:gfxdata="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" strokecolor="black [3200]" strokeweight="3pt">
-                  <v:stroke joinstyle="miter"/>
-                </v:line>
-              </w:pict>
-            </mc:Fallback>
-          </mc:AlternateContent>
-        </w:r>
-        <w:r>
-          <w:rPr>
-            <w:rFonts w:ascii="Courier New" w:hAnsi="Courier New" w:cs="Courier New"/>
-            <w:b/>
-            <w:sz w:val="36"/>
-          </w:rPr>
-          <w:t>Kalinga State University</w:t>
-        </w:r>
-        <w:r>
-          <w:rPr>
-            <w:rFonts w:ascii="Courier New" w:hAnsi="Courier New" w:cs="Courier New"/>
-            <w:b/>
-            <w:sz w:val="36"/>
-          </w:rPr>
-          <w:tab/>
-        </w:r>
-      </w:p>
-      <w:p>
-        <w:pPr>
-          <w:pStyle w:val="Header"/>
-          <w:tabs>
-            <w:tab w:val="clear" w:pos="9360"/>
-            <w:tab w:val="left" w:pos="2256"/>
-            <w:tab w:val="center" w:pos="4320"/>
-            <w:tab w:val="right" w:pos="8642"/>
-          </w:tabs>
-          <w:rPr>
-            <w:rFonts w:ascii="Courier New" w:hAnsi="Courier New" w:cs="Courier New"/>
-            <w:sz w:val="24"/>
-          </w:rPr>
-        </w:pPr>
-        <w:r>
-          <w:rPr>
-            <w:rFonts w:ascii="Courier New" w:hAnsi="Courier New" w:cs="Courier New"/>
-            <w:sz w:val="24"/>
-          </w:rPr>
-          <w:tab/>
-        </w:r>
-        <w:r>
-          <w:rPr>
-            <w:rFonts w:ascii="Courier New" w:hAnsi="Courier New" w:cs="Courier New"/>
-            <w:sz w:val="24"/>
-          </w:rPr>
-          <w:tab/>
-          <w:t>Bulanao, Tabuk City, Kalinga</w:t>
-        </w:r>
-      </w:p>
-      <w:p>
-        <w:pPr>
-          <w:pStyle w:val="Header"/>
-          <w:tabs>
-            <w:tab w:val="clear" w:pos="9360"/>
-            <w:tab w:val="left" w:pos="2256"/>
-            <w:tab w:val="center" w:pos="4320"/>
-            <w:tab w:val="right" w:pos="8642"/>
-          </w:tabs>
-          <w:rPr>
-            <w:rFonts w:ascii="Courier New" w:hAnsi="Courier New" w:cs="Courier New"/>
-            <w:sz w:val="24"/>
-          </w:rPr>
-        </w:pPr>
-        <w:r>
-          <w:rPr>
-            <w:rFonts w:ascii="Courier New" w:hAnsi="Courier New" w:cs="Courier New"/>
-            <w:noProof/>
-            <w:lang w:eastAsia="en-PH"/>
-          </w:rPr>
-          <mc:AlternateContent>
-            <mc:Choice Requires="wps">
-              <w:drawing>
-                <wp:anchor distT="0" distB="0" distL="114300" distR="114300" simplePos="0" relativeHeight="251640832" behindDoc="0" locked="0" layoutInCell="1" allowOverlap="1" wp14:anchorId="6DA894BC" wp14:editId="775EEDA6">
-                  <wp:simplePos x="0" y="0"/>
-                  <wp:positionH relativeFrom="page">
-                    <wp:align>right</wp:align>
-                  </wp:positionH>
-                  <wp:positionV relativeFrom="paragraph">
-                    <wp:posOffset>204470</wp:posOffset>
-                  </wp:positionV>
-                  <wp:extent cx="7772400" cy="0"/>
-                  <wp:effectExtent l="0" t="19050" r="19050" b="19050"/>
-                  <wp:wrapNone/>
-                  <wp:docPr id="9901" name="Straight Connector 29"/>
-                  <wp:cNvGraphicFramePr/>
-                  <a:graphic xmlns:a="http://schemas.openxmlformats.org/drawingml/2006/main">
-                    <a:graphicData uri="http://schemas.microsoft.com/office/word/2010/wordprocessingShape">
-                      <wps:wsp>
-                        <wps:cNvCnPr/>
-                        <wps:spPr>
-                          <a:xfrm>
-                            <a:off x="0" y="0"/>
-                            <a:ext cx="7772400" cy="0"/>
-                          </a:xfrm>
-                          <a:prstGeom prst="line">
-                            <a:avLst/>
-                          </a:prstGeom>
-                          <a:ln w="38100"/>
-                        </wps:spPr>
-                        <wps:style>
-                          <a:lnRef idx="1">
-                            <a:schemeClr val="dk1"/>
-                          </a:lnRef>
-                          <a:fillRef idx="0">
-                            <a:schemeClr val="dk1"/>
-                          </a:fillRef>
-                          <a:effectRef idx="0">
-                            <a:schemeClr val="dk1"/>
-                          </a:effectRef>
-                          <a:fontRef idx="minor">
-                            <a:schemeClr val="tx1"/>
-                          </a:fontRef>
-                        </wps:style>
-                        <wps:bodyPr/>
-                      </wps:wsp>
-                    </a:graphicData>
-                  </a:graphic>
-                </wp:anchor>
-              </w:drawing>
-            </mc:Choice>
-            <mc:Fallback xmlns:wpsCustomData="http://www.wps.cn/officeDocument/2013/wpsCustomData">
-              <w:pict>
-                <v:line id="_x0000_s1026" o:spid="_x0000_s1026" o:spt="20" style="position:absolute;left:0pt;margin-top:16.1pt;height:0pt;width:612pt;mso-position-horizontal:right;mso-position-horizontal-relative:page;z-index:251663360;mso-width-relative:page;mso-height-relative:page;" filled="f" stroked="t" coordsize="21600,21600" o:gfxdata="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">
-                  <v:fill on="f" focussize="0,0"/>
-                  <v:stroke weight="3pt" color="#000000 [3200]" miterlimit="8" joinstyle="miter"/>
-                  <v:imagedata o:title=""/>
-                  <o:lock v:ext="edit" aspectratio="f"/>
-                </v:line>
-              </w:pict>
-            </mc:Fallback>
-          </mc:AlternateContent>
-        </w:r>
-        <w:r>
-          <w:rPr>
-            <w:rFonts w:ascii="Courier New" w:hAnsi="Courier New" w:cs="Courier New"/>
-            <w:sz w:val="24"/>
-          </w:rPr>
-          <w:tab/>
-        </w:r>
-      </w:p>
-      <w:p>
-        <w:pPr>
-          <w:pStyle w:val="Header"/>
-          <w:jc w:val="right"/>
-          <w:rPr>
-            <w:rFonts w:ascii="Courier New" w:hAnsi="Courier New" w:cs="Courier New"/>
-            <w:sz w:val="20"/>
-            <w:szCs w:val="20"/>
-          </w:rPr>
-        </w:pPr>
-      </w:p>
-    </w:sdtContent>
-  </w:sdt>
-  <w:p>
-    <w:pPr>
-      <w:pStyle w:val="Header"/>
-      <w:rPr>
-        <w:rFonts w:ascii="Courier New" w:hAnsi="Courier New" w:cs="Courier New"/>
-      </w:rPr>
-    </w:pPr>
-  </w:p>
-</w:hdr>
-</file>
-
-<file path=word/header2.xml><?xml version="1.0" encoding="utf-8"?>
+<file path=word/header3.xml><?xml version="1.0" encoding="utf-8"?>
 <w:hdr xmlns:wpc="http://schemas.microsoft.com/office/word/2010/wordprocessingCanvas" xmlns:cx="http://schemas.microsoft.com/office/drawing/2014/chartex" xmlns:cx1="http://schemas.microsoft.com/office/drawing/2015/9/8/chartex" xmlns:cx2="http://schemas.microsoft.com/office/drawing/2015/10/21/chartex" xmlns:cx3="http://schemas.microsoft.com/office/drawing/2016/5/9/chartex" xmlns:cx4="http://schemas.microsoft.com/office/drawing/2016/5/10/chartex" xmlns:cx5="http://schemas.microsoft.com/office/drawing/2016/5/11/chartex" xmlns:cx6="http://schemas.microsoft.com/office/drawing/2016/5/12/chartex" xmlns:cx7="http://schemas.microsoft.com/office/drawing/2016/5/13/chartex" xmlns:cx8="http://schemas.microsoft.com/office/drawing/2016/5/14/chartex" xmlns:mc="http://schemas.openxmlformats.org/markup-compatibility/2006" xmlns:aink="http://schemas.microsoft.com/office/drawing/2016/ink" xmlns:am3d="http://schemas.microsoft.com/office/drawing/2017/model3d" xmlns:o="urn:schemas-microsoft-com:office:office" xmlns:oel="http://schemas.microsoft.com/office/2019/extlst" xmlns:r="http://schemas.openxmlformats.org/officeDocument/2006/relationships" xmlns:m="http://schemas.openxmlformats.org/officeDocument/2006/math" xmlns:v="urn:schemas-microsoft-com:vml" xmlns:wp14="http://schemas.microsoft.com/office/word/2010/wordprocessingDrawing" xmlns:wp="http://schemas.openxmlformats.org/drawingml/2006/wordprocessingDrawing" xmlns:w10="urn:schemas-microsoft-com:office:word" xmlns:w="http://schemas.openxmlformats.org/wordprocessingml/2006/main" xmlns:w14="http://schemas.microsoft.com/office/word/2010/wordml" xmlns:w15="http://schemas.microsoft.com/office/word/2012/wordml" xmlns:w16cex="http://schemas.microsoft.com/office/word/2018/wordml/cex" xmlns:w16cid="http://schemas.microsoft.com/office/word/2016/wordml/cid" xmlns:w16="http://schemas.microsoft.com/office/word/2018/wordml" xmlns:w16du="http://schemas.microsoft.com/office/word/2023/wordml/word16du" xmlns:w16sdtdh="http://schemas.microsoft.com/office/word/2020/wordml/sdtdatahash" xmlns:w16sdtfl="http://schemas.microsoft.com/office/word/2024/wordml/sdtformatlock" xmlns:w16se="http://schemas.microsoft.com/office/word/2015/wordml/symex" xmlns:wpg="http://schemas.microsoft.com/office/word/2010/wordprocessingGroup" xmlns:wpi="http://schemas.microsoft.com/office/word/2010/wordprocessingInk" xmlns:wne="http://schemas.microsoft.com/office/word/2006/wordml" xmlns:wps="http://schemas.microsoft.com/office/word/2010/wordprocessingShape" mc:Ignorable="w14 w15 w16se w16cid w16 w16cex w16sdtdh w16sdtfl w16du wp14">
   <w:sdt>
     <w:sdtPr>
@@ -8546,7 +9872,7 @@
 </w:hdr>
 </file>
 
-<file path=word/header3.xml><?xml version="1.0" encoding="utf-8"?>
+<file path=word/header4.xml><?xml version="1.0" encoding="utf-8"?>
 <w:hdr xmlns:wpc="http://schemas.microsoft.com/office/word/2010/wordprocessingCanvas" xmlns:cx="http://schemas.microsoft.com/office/drawing/2014/chartex" xmlns:cx1="http://schemas.microsoft.com/office/drawing/2015/9/8/chartex" xmlns:cx2="http://schemas.microsoft.com/office/drawing/2015/10/21/chartex" xmlns:cx3="http://schemas.microsoft.com/office/drawing/2016/5/9/chartex" xmlns:cx4="http://schemas.microsoft.com/office/drawing/2016/5/10/chartex" xmlns:cx5="http://schemas.microsoft.com/office/drawing/2016/5/11/chartex" xmlns:cx6="http://schemas.microsoft.com/office/drawing/2016/5/12/chartex" xmlns:cx7="http://schemas.microsoft.com/office/drawing/2016/5/13/chartex" xmlns:cx8="http://schemas.microsoft.com/office/drawing/2016/5/14/chartex" xmlns:mc="http://schemas.openxmlformats.org/markup-compatibility/2006" xmlns:aink="http://schemas.microsoft.com/office/drawing/2016/ink" xmlns:am3d="http://schemas.microsoft.com/office/drawing/2017/model3d" xmlns:o="urn:schemas-microsoft-com:office:office" xmlns:oel="http://schemas.microsoft.com/office/2019/extlst" xmlns:r="http://schemas.openxmlformats.org/officeDocument/2006/relationships" xmlns:m="http://schemas.openxmlformats.org/officeDocument/2006/math" xmlns:v="urn:schemas-microsoft-com:vml" xmlns:wp14="http://schemas.microsoft.com/office/word/2010/wordprocessingDrawing" xmlns:wp="http://schemas.openxmlformats.org/drawingml/2006/wordprocessingDrawing" xmlns:w10="urn:schemas-microsoft-com:office:word" xmlns:w="http://schemas.openxmlformats.org/wordprocessingml/2006/main" xmlns:w14="http://schemas.microsoft.com/office/word/2010/wordml" xmlns:w15="http://schemas.microsoft.com/office/word/2012/wordml" xmlns:w16cex="http://schemas.microsoft.com/office/word/2018/wordml/cex" xmlns:w16cid="http://schemas.microsoft.com/office/word/2016/wordml/cid" xmlns:w16="http://schemas.microsoft.com/office/word/2018/wordml" xmlns:w16du="http://schemas.microsoft.com/office/word/2023/wordml/word16du" xmlns:w16sdtdh="http://schemas.microsoft.com/office/word/2020/wordml/sdtdatahash" xmlns:w16sdtfl="http://schemas.microsoft.com/office/word/2024/wordml/sdtformatlock" xmlns:w16se="http://schemas.microsoft.com/office/word/2015/wordml/symex" xmlns:wpg="http://schemas.microsoft.com/office/word/2010/wordprocessingGroup" xmlns:wpi="http://schemas.microsoft.com/office/word/2010/wordprocessingInk" xmlns:wne="http://schemas.microsoft.com/office/word/2006/wordml" xmlns:wps="http://schemas.microsoft.com/office/word/2010/wordprocessingShape" mc:Ignorable="w14 w15 w16se w16cid w16 w16cex w16sdtdh w16sdtfl w16du wp14">
   <w:sdt>
     <w:sdtPr>
@@ -9016,7 +10342,7 @@
 </w:hdr>
 </file>
 
-<file path=word/header4.xml><?xml version="1.0" encoding="utf-8"?>
+<file path=word/header5.xml><?xml version="1.0" encoding="utf-8"?>
 <w:hdr xmlns:wpc="http://schemas.microsoft.com/office/word/2010/wordprocessingCanvas" xmlns:cx="http://schemas.microsoft.com/office/drawing/2014/chartex" xmlns:cx1="http://schemas.microsoft.com/office/drawing/2015/9/8/chartex" xmlns:cx2="http://schemas.microsoft.com/office/drawing/2015/10/21/chartex" xmlns:cx3="http://schemas.microsoft.com/office/drawing/2016/5/9/chartex" xmlns:cx4="http://schemas.microsoft.com/office/drawing/2016/5/10/chartex" xmlns:cx5="http://schemas.microsoft.com/office/drawing/2016/5/11/chartex" xmlns:cx6="http://schemas.microsoft.com/office/drawing/2016/5/12/chartex" xmlns:cx7="http://schemas.microsoft.com/office/drawing/2016/5/13/chartex" xmlns:cx8="http://schemas.microsoft.com/office/drawing/2016/5/14/chartex" xmlns:mc="http://schemas.openxmlformats.org/markup-compatibility/2006" xmlns:aink="http://schemas.microsoft.com/office/drawing/2016/ink" xmlns:am3d="http://schemas.microsoft.com/office/drawing/2017/model3d" xmlns:o="urn:schemas-microsoft-com:office:office" xmlns:oel="http://schemas.microsoft.com/office/2019/extlst" xmlns:r="http://schemas.openxmlformats.org/officeDocument/2006/relationships" xmlns:m="http://schemas.openxmlformats.org/officeDocument/2006/math" xmlns:v="urn:schemas-microsoft-com:vml" xmlns:wp14="http://schemas.microsoft.com/office/word/2010/wordprocessingDrawing" xmlns:wp="http://schemas.openxmlformats.org/drawingml/2006/wordprocessingDrawing" xmlns:w10="urn:schemas-microsoft-com:office:word" xmlns:w="http://schemas.openxmlformats.org/wordprocessingml/2006/main" xmlns:w14="http://schemas.microsoft.com/office/word/2010/wordml" xmlns:w15="http://schemas.microsoft.com/office/word/2012/wordml" xmlns:w16cex="http://schemas.microsoft.com/office/word/2018/wordml/cex" xmlns:w16cid="http://schemas.microsoft.com/office/word/2016/wordml/cid" xmlns:w16="http://schemas.microsoft.com/office/word/2018/wordml" xmlns:w16du="http://schemas.microsoft.com/office/word/2023/wordml/word16du" xmlns:w16sdtdh="http://schemas.microsoft.com/office/word/2020/wordml/sdtdatahash" xmlns:w16sdtfl="http://schemas.microsoft.com/office/word/2024/wordml/sdtformatlock" xmlns:w16se="http://schemas.microsoft.com/office/word/2015/wordml/symex" xmlns:wpg="http://schemas.microsoft.com/office/word/2010/wordprocessingGroup" xmlns:wpi="http://schemas.microsoft.com/office/word/2010/wordprocessingInk" xmlns:wne="http://schemas.microsoft.com/office/word/2006/wordml" xmlns:wps="http://schemas.microsoft.com/office/word/2010/wordprocessingShape" mc:Ignorable="w14 w15 w16se w16cid w16 w16cex w16sdtdh w16sdtfl w16du wp14">
   <w:sdt>
     <w:sdtPr>
@@ -9361,6 +10687,101 @@
         <w:pPr>
           <w:pStyle w:val="Header"/>
           <w:tabs>
+            <w:tab w:val="left" w:pos="2256"/>
+            <w:tab w:val="left" w:pos="2696"/>
+            <w:tab w:val="center" w:pos="4320"/>
+            <w:tab w:val="left" w:pos="8370"/>
+          </w:tabs>
+          <w:wordWrap w:val="0"/>
+          <w:jc w:val="center"/>
+          <w:rPr>
+            <w:rFonts w:ascii="Courier New" w:hAnsi="Courier New" w:cs="Courier New"/>
+            <w:sz w:val="20"/>
+            <w:szCs w:val="20"/>
+            <w:lang w:val="en-US"/>
+          </w:rPr>
+        </w:pPr>
+        <w:r>
+          <w:rPr>
+            <w:rFonts w:ascii="Courier New" w:hAnsi="Courier New" w:cs="Courier New"/>
+            <w:noProof/>
+            <w:lang w:eastAsia="en-PH"/>
+          </w:rPr>
+          <mc:AlternateContent>
+            <mc:Choice Requires="wps">
+              <w:drawing>
+                <wp:anchor distT="0" distB="0" distL="114300" distR="114300" simplePos="0" relativeHeight="251688960" behindDoc="0" locked="0" layoutInCell="1" allowOverlap="1" wp14:anchorId="3675FDAE" wp14:editId="6791D41A">
+                  <wp:simplePos x="0" y="0"/>
+                  <wp:positionH relativeFrom="page">
+                    <wp:align>right</wp:align>
+                  </wp:positionH>
+                  <wp:positionV relativeFrom="paragraph">
+                    <wp:posOffset>204470</wp:posOffset>
+                  </wp:positionV>
+                  <wp:extent cx="7772400" cy="0"/>
+                  <wp:effectExtent l="0" t="19050" r="19050" b="19050"/>
+                  <wp:wrapNone/>
+                  <wp:docPr id="155135417" name="Straight Connector 155135417"/>
+                  <wp:cNvGraphicFramePr/>
+                  <a:graphic xmlns:a="http://schemas.openxmlformats.org/drawingml/2006/main">
+                    <a:graphicData uri="http://schemas.microsoft.com/office/word/2010/wordprocessingShape">
+                      <wps:wsp>
+                        <wps:cNvCnPr/>
+                        <wps:spPr>
+                          <a:xfrm>
+                            <a:off x="0" y="0"/>
+                            <a:ext cx="7772400" cy="0"/>
+                          </a:xfrm>
+                          <a:prstGeom prst="line">
+                            <a:avLst/>
+                          </a:prstGeom>
+                          <a:ln w="38100"/>
+                        </wps:spPr>
+                        <wps:style>
+                          <a:lnRef idx="1">
+                            <a:schemeClr val="dk1"/>
+                          </a:lnRef>
+                          <a:fillRef idx="0">
+                            <a:schemeClr val="dk1"/>
+                          </a:fillRef>
+                          <a:effectRef idx="0">
+                            <a:schemeClr val="dk1"/>
+                          </a:effectRef>
+                          <a:fontRef idx="minor">
+                            <a:schemeClr val="tx1"/>
+                          </a:fontRef>
+                        </wps:style>
+                        <wps:bodyPr/>
+                      </wps:wsp>
+                    </a:graphicData>
+                  </a:graphic>
+                </wp:anchor>
+              </w:drawing>
+            </mc:Choice>
+            <mc:Fallback>
+              <w:pict>
+                <v:line w14:anchorId="4807F56B" id="Straight Connector 155135417" o:spid="_x0000_s1026" style="position:absolute;z-index:251688960;visibility:visible;mso-wrap-style:square;mso-wrap-distance-left:9pt;mso-wrap-distance-top:0;mso-wrap-distance-right:9pt;mso-wrap-distance-bottom:0;mso-position-horizontal:right;mso-position-horizontal-relative:page;mso-position-vertical:absolute;mso-position-vertical-relative:text" from="560.8pt,16.1pt" to="1172.8pt,16.1pt" o:gfxdata="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" strokecolor="black [3200]" strokeweight="3pt">
+                  <v:stroke joinstyle="miter"/>
+                  <w10:wrap anchorx="page"/>
+                </v:line>
+              </w:pict>
+            </mc:Fallback>
+          </mc:AlternateContent>
+        </w:r>
+        <w:r>
+          <w:rPr>
+            <w:rFonts w:ascii="Courier New" w:hAnsi="Courier New" w:cs="Courier New"/>
+            <w:sz w:val="24"/>
+            <w:szCs w:val="24"/>
+            <w:lang w:val="en-US"/>
+          </w:rPr>
+          <w:t>College of Engineering and Information Technology</w:t>
+        </w:r>
+      </w:p>
+      <w:p>
+        <w:pPr>
+          <w:pStyle w:val="Header"/>
+          <w:tabs>
             <w:tab w:val="clear" w:pos="9360"/>
             <w:tab w:val="left" w:pos="2256"/>
             <w:tab w:val="center" w:pos="4320"/>
@@ -9371,13 +10792,6 @@
             <w:sz w:val="24"/>
           </w:rPr>
         </w:pPr>
-        <w:r>
-          <w:rPr>
-            <w:rFonts w:ascii="Courier New" w:hAnsi="Courier New" w:cs="Courier New"/>
-            <w:sz w:val="24"/>
-          </w:rPr>
-          <w:tab/>
-        </w:r>
       </w:p>
       <w:p>
         <w:pPr>
@@ -9536,7 +10950,7 @@
 </w:hdr>
 </file>
 
-<file path=word/header5.xml><?xml version="1.0" encoding="utf-8"?>
+<file path=word/header6.xml><?xml version="1.0" encoding="utf-8"?>
 <w:hdr xmlns:wpc="http://schemas.microsoft.com/office/word/2010/wordprocessingCanvas" xmlns:cx="http://schemas.microsoft.com/office/drawing/2014/chartex" xmlns:cx1="http://schemas.microsoft.com/office/drawing/2015/9/8/chartex" xmlns:cx2="http://schemas.microsoft.com/office/drawing/2015/10/21/chartex" xmlns:cx3="http://schemas.microsoft.com/office/drawing/2016/5/9/chartex" xmlns:cx4="http://schemas.microsoft.com/office/drawing/2016/5/10/chartex" xmlns:cx5="http://schemas.microsoft.com/office/drawing/2016/5/11/chartex" xmlns:cx6="http://schemas.microsoft.com/office/drawing/2016/5/12/chartex" xmlns:cx7="http://schemas.microsoft.com/office/drawing/2016/5/13/chartex" xmlns:cx8="http://schemas.microsoft.com/office/drawing/2016/5/14/chartex" xmlns:mc="http://schemas.openxmlformats.org/markup-compatibility/2006" xmlns:aink="http://schemas.microsoft.com/office/drawing/2016/ink" xmlns:am3d="http://schemas.microsoft.com/office/drawing/2017/model3d" xmlns:o="urn:schemas-microsoft-com:office:office" xmlns:oel="http://schemas.microsoft.com/office/2019/extlst" xmlns:r="http://schemas.openxmlformats.org/officeDocument/2006/relationships" xmlns:m="http://schemas.openxmlformats.org/officeDocument/2006/math" xmlns:v="urn:schemas-microsoft-com:vml" xmlns:wp14="http://schemas.microsoft.com/office/word/2010/wordprocessingDrawing" xmlns:wp="http://schemas.openxmlformats.org/drawingml/2006/wordprocessingDrawing" xmlns:w10="urn:schemas-microsoft-com:office:word" xmlns:w="http://schemas.openxmlformats.org/wordprocessingml/2006/main" xmlns:w14="http://schemas.microsoft.com/office/word/2010/wordml" xmlns:w15="http://schemas.microsoft.com/office/word/2012/wordml" xmlns:w16cex="http://schemas.microsoft.com/office/word/2018/wordml/cex" xmlns:w16cid="http://schemas.microsoft.com/office/word/2016/wordml/cid" xmlns:w16="http://schemas.microsoft.com/office/word/2018/wordml" xmlns:w16du="http://schemas.microsoft.com/office/word/2023/wordml/word16du" xmlns:w16sdtdh="http://schemas.microsoft.com/office/word/2020/wordml/sdtdatahash" xmlns:w16sdtfl="http://schemas.microsoft.com/office/word/2024/wordml/sdtformatlock" xmlns:w16se="http://schemas.microsoft.com/office/word/2015/wordml/symex" xmlns:wpg="http://schemas.microsoft.com/office/word/2010/wordprocessingGroup" xmlns:wpi="http://schemas.microsoft.com/office/word/2010/wordprocessingInk" xmlns:wne="http://schemas.microsoft.com/office/word/2006/wordml" xmlns:wps="http://schemas.microsoft.com/office/word/2010/wordprocessingShape" mc:Ignorable="w14 w15 w16se w16cid w16 w16cex w16sdtdh w16sdtfl w16du wp14">
   <w:sdt>
     <w:sdtPr>
@@ -9874,6 +11288,116 @@
           <w:tab/>
           <w:t>Bulanao, Tabuk City, Kalinga</w:t>
         </w:r>
+      </w:p>
+      <w:p>
+        <w:pPr>
+          <w:pStyle w:val="Header"/>
+          <w:tabs>
+            <w:tab w:val="left" w:pos="2256"/>
+            <w:tab w:val="left" w:pos="2696"/>
+            <w:tab w:val="center" w:pos="4320"/>
+            <w:tab w:val="left" w:pos="8370"/>
+          </w:tabs>
+          <w:wordWrap w:val="0"/>
+          <w:jc w:val="center"/>
+          <w:rPr>
+            <w:rFonts w:ascii="Courier New" w:hAnsi="Courier New" w:cs="Courier New"/>
+            <w:sz w:val="20"/>
+            <w:szCs w:val="20"/>
+            <w:lang w:val="en-US"/>
+          </w:rPr>
+        </w:pPr>
+        <w:r>
+          <w:rPr>
+            <w:rFonts w:ascii="Courier New" w:hAnsi="Courier New" w:cs="Courier New"/>
+            <w:noProof/>
+            <w:lang w:eastAsia="en-PH"/>
+          </w:rPr>
+          <mc:AlternateContent>
+            <mc:Choice Requires="wps">
+              <w:drawing>
+                <wp:anchor distT="0" distB="0" distL="114300" distR="114300" simplePos="0" relativeHeight="251686912" behindDoc="0" locked="0" layoutInCell="1" allowOverlap="1" wp14:anchorId="2551971C" wp14:editId="461ED481">
+                  <wp:simplePos x="0" y="0"/>
+                  <wp:positionH relativeFrom="page">
+                    <wp:align>right</wp:align>
+                  </wp:positionH>
+                  <wp:positionV relativeFrom="paragraph">
+                    <wp:posOffset>204470</wp:posOffset>
+                  </wp:positionV>
+                  <wp:extent cx="7772400" cy="0"/>
+                  <wp:effectExtent l="0" t="19050" r="19050" b="19050"/>
+                  <wp:wrapNone/>
+                  <wp:docPr id="1248340941" name="Straight Connector 1248340941"/>
+                  <wp:cNvGraphicFramePr/>
+                  <a:graphic xmlns:a="http://schemas.openxmlformats.org/drawingml/2006/main">
+                    <a:graphicData uri="http://schemas.microsoft.com/office/word/2010/wordprocessingShape">
+                      <wps:wsp>
+                        <wps:cNvCnPr/>
+                        <wps:spPr>
+                          <a:xfrm>
+                            <a:off x="0" y="0"/>
+                            <a:ext cx="7772400" cy="0"/>
+                          </a:xfrm>
+                          <a:prstGeom prst="line">
+                            <a:avLst/>
+                          </a:prstGeom>
+                          <a:ln w="38100"/>
+                        </wps:spPr>
+                        <wps:style>
+                          <a:lnRef idx="1">
+                            <a:schemeClr val="dk1"/>
+                          </a:lnRef>
+                          <a:fillRef idx="0">
+                            <a:schemeClr val="dk1"/>
+                          </a:fillRef>
+                          <a:effectRef idx="0">
+                            <a:schemeClr val="dk1"/>
+                          </a:effectRef>
+                          <a:fontRef idx="minor">
+                            <a:schemeClr val="tx1"/>
+                          </a:fontRef>
+                        </wps:style>
+                        <wps:bodyPr/>
+                      </wps:wsp>
+                    </a:graphicData>
+                  </a:graphic>
+                </wp:anchor>
+              </w:drawing>
+            </mc:Choice>
+            <mc:Fallback>
+              <w:pict>
+                <v:line w14:anchorId="11B9303E" id="Straight Connector 1248340941" o:spid="_x0000_s1026" style="position:absolute;z-index:251686912;visibility:visible;mso-wrap-style:square;mso-wrap-distance-left:9pt;mso-wrap-distance-top:0;mso-wrap-distance-right:9pt;mso-wrap-distance-bottom:0;mso-position-horizontal:right;mso-position-horizontal-relative:page;mso-position-vertical:absolute;mso-position-vertical-relative:text" from="560.8pt,16.1pt" to="1172.8pt,16.1pt" o:gfxdata="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" strokecolor="black [3200]" strokeweight="3pt">
+                  <v:stroke joinstyle="miter"/>
+                  <w10:wrap anchorx="page"/>
+                </v:line>
+              </w:pict>
+            </mc:Fallback>
+          </mc:AlternateContent>
+        </w:r>
+        <w:r>
+          <w:rPr>
+            <w:rFonts w:ascii="Courier New" w:hAnsi="Courier New" w:cs="Courier New"/>
+            <w:sz w:val="24"/>
+            <w:szCs w:val="24"/>
+            <w:lang w:val="en-US"/>
+          </w:rPr>
+          <w:t>College of Engineering and Information Technology</w:t>
+        </w:r>
+      </w:p>
+      <w:p>
+        <w:pPr>
+          <w:pStyle w:val="Header"/>
+          <w:tabs>
+            <w:tab w:val="clear" w:pos="9360"/>
+            <w:tab w:val="left" w:pos="2256"/>
+            <w:tab w:val="center" w:pos="4320"/>
+            <w:tab w:val="right" w:pos="8642"/>
+          </w:tabs>
+          <w:rPr>
+            <w:rFonts w:ascii="Courier New" w:hAnsi="Courier New" w:cs="Courier New"/>
+            <w:sz w:val="24"/>
+          </w:rPr>
+        </w:pPr>
         <w:r>
           <w:rPr>
             <w:rFonts w:ascii="Courier New" w:hAnsi="Courier New" w:cs="Courier New"/>
@@ -9973,7 +11497,7 @@
 </w:hdr>
 </file>
 
-<file path=word/header6.xml><?xml version="1.0" encoding="utf-8"?>
+<file path=word/header7.xml><?xml version="1.0" encoding="utf-8"?>
 <w:hdr xmlns:wpc="http://schemas.microsoft.com/office/word/2010/wordprocessingCanvas" xmlns:cx="http://schemas.microsoft.com/office/drawing/2014/chartex" xmlns:cx1="http://schemas.microsoft.com/office/drawing/2015/9/8/chartex" xmlns:cx2="http://schemas.microsoft.com/office/drawing/2015/10/21/chartex" xmlns:cx3="http://schemas.microsoft.com/office/drawing/2016/5/9/chartex" xmlns:cx4="http://schemas.microsoft.com/office/drawing/2016/5/10/chartex" xmlns:cx5="http://schemas.microsoft.com/office/drawing/2016/5/11/chartex" xmlns:cx6="http://schemas.microsoft.com/office/drawing/2016/5/12/chartex" xmlns:cx7="http://schemas.microsoft.com/office/drawing/2016/5/13/chartex" xmlns:cx8="http://schemas.microsoft.com/office/drawing/2016/5/14/chartex" xmlns:mc="http://schemas.openxmlformats.org/markup-compatibility/2006" xmlns:aink="http://schemas.microsoft.com/office/drawing/2016/ink" xmlns:am3d="http://schemas.microsoft.com/office/drawing/2017/model3d" xmlns:o="urn:schemas-microsoft-com:office:office" xmlns:oel="http://schemas.microsoft.com/office/2019/extlst" xmlns:r="http://schemas.openxmlformats.org/officeDocument/2006/relationships" xmlns:m="http://schemas.openxmlformats.org/officeDocument/2006/math" xmlns:v="urn:schemas-microsoft-com:vml" xmlns:wp14="http://schemas.microsoft.com/office/word/2010/wordprocessingDrawing" xmlns:wp="http://schemas.openxmlformats.org/drawingml/2006/wordprocessingDrawing" xmlns:w10="urn:schemas-microsoft-com:office:word" xmlns:w="http://schemas.openxmlformats.org/wordprocessingml/2006/main" xmlns:w14="http://schemas.microsoft.com/office/word/2010/wordml" xmlns:w15="http://schemas.microsoft.com/office/word/2012/wordml" xmlns:w16cex="http://schemas.microsoft.com/office/word/2018/wordml/cex" xmlns:w16cid="http://schemas.microsoft.com/office/word/2016/wordml/cid" xmlns:w16="http://schemas.microsoft.com/office/word/2018/wordml" xmlns:w16du="http://schemas.microsoft.com/office/word/2023/wordml/word16du" xmlns:w16sdtdh="http://schemas.microsoft.com/office/word/2020/wordml/sdtdatahash" xmlns:w16sdtfl="http://schemas.microsoft.com/office/word/2024/wordml/sdtformatlock" xmlns:w16se="http://schemas.microsoft.com/office/word/2015/wordml/symex" xmlns:wpg="http://schemas.microsoft.com/office/word/2010/wordprocessingGroup" xmlns:wpi="http://schemas.microsoft.com/office/word/2010/wordprocessingInk" xmlns:wne="http://schemas.microsoft.com/office/word/2006/wordml" xmlns:wps="http://schemas.microsoft.com/office/word/2010/wordprocessingShape" mc:Ignorable="w14 w15 w16se w16cid w16 w16cex w16sdtdh w16sdtfl w16du wp14">
   <w:sdt>
     <w:sdtPr>
@@ -10318,6 +11842,101 @@
         <w:pPr>
           <w:pStyle w:val="Header"/>
           <w:tabs>
+            <w:tab w:val="left" w:pos="2256"/>
+            <w:tab w:val="left" w:pos="2696"/>
+            <w:tab w:val="center" w:pos="4320"/>
+            <w:tab w:val="left" w:pos="8370"/>
+          </w:tabs>
+          <w:wordWrap w:val="0"/>
+          <w:jc w:val="center"/>
+          <w:rPr>
+            <w:rFonts w:ascii="Courier New" w:hAnsi="Courier New" w:cs="Courier New"/>
+            <w:sz w:val="20"/>
+            <w:szCs w:val="20"/>
+            <w:lang w:val="en-US"/>
+          </w:rPr>
+        </w:pPr>
+        <w:r>
+          <w:rPr>
+            <w:rFonts w:ascii="Courier New" w:hAnsi="Courier New" w:cs="Courier New"/>
+            <w:noProof/>
+            <w:lang w:eastAsia="en-PH"/>
+          </w:rPr>
+          <mc:AlternateContent>
+            <mc:Choice Requires="wps">
+              <w:drawing>
+                <wp:anchor distT="0" distB="0" distL="114300" distR="114300" simplePos="0" relativeHeight="251693056" behindDoc="0" locked="0" layoutInCell="1" allowOverlap="1" wp14:anchorId="0DF48F17" wp14:editId="7A220B44">
+                  <wp:simplePos x="0" y="0"/>
+                  <wp:positionH relativeFrom="page">
+                    <wp:align>right</wp:align>
+                  </wp:positionH>
+                  <wp:positionV relativeFrom="paragraph">
+                    <wp:posOffset>204470</wp:posOffset>
+                  </wp:positionV>
+                  <wp:extent cx="7772400" cy="0"/>
+                  <wp:effectExtent l="0" t="19050" r="19050" b="19050"/>
+                  <wp:wrapNone/>
+                  <wp:docPr id="337017749" name="Straight Connector 337017749"/>
+                  <wp:cNvGraphicFramePr/>
+                  <a:graphic xmlns:a="http://schemas.openxmlformats.org/drawingml/2006/main">
+                    <a:graphicData uri="http://schemas.microsoft.com/office/word/2010/wordprocessingShape">
+                      <wps:wsp>
+                        <wps:cNvCnPr/>
+                        <wps:spPr>
+                          <a:xfrm>
+                            <a:off x="0" y="0"/>
+                            <a:ext cx="7772400" cy="0"/>
+                          </a:xfrm>
+                          <a:prstGeom prst="line">
+                            <a:avLst/>
+                          </a:prstGeom>
+                          <a:ln w="38100"/>
+                        </wps:spPr>
+                        <wps:style>
+                          <a:lnRef idx="1">
+                            <a:schemeClr val="dk1"/>
+                          </a:lnRef>
+                          <a:fillRef idx="0">
+                            <a:schemeClr val="dk1"/>
+                          </a:fillRef>
+                          <a:effectRef idx="0">
+                            <a:schemeClr val="dk1"/>
+                          </a:effectRef>
+                          <a:fontRef idx="minor">
+                            <a:schemeClr val="tx1"/>
+                          </a:fontRef>
+                        </wps:style>
+                        <wps:bodyPr/>
+                      </wps:wsp>
+                    </a:graphicData>
+                  </a:graphic>
+                </wp:anchor>
+              </w:drawing>
+            </mc:Choice>
+            <mc:Fallback>
+              <w:pict>
+                <v:line w14:anchorId="71400936" id="Straight Connector 337017749" o:spid="_x0000_s1026" style="position:absolute;z-index:251693056;visibility:visible;mso-wrap-style:square;mso-wrap-distance-left:9pt;mso-wrap-distance-top:0;mso-wrap-distance-right:9pt;mso-wrap-distance-bottom:0;mso-position-horizontal:right;mso-position-horizontal-relative:page;mso-position-vertical:absolute;mso-position-vertical-relative:text" from="560.8pt,16.1pt" to="1172.8pt,16.1pt" o:gfxdata="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" strokecolor="black [3200]" strokeweight="3pt">
+                  <v:stroke joinstyle="miter"/>
+                  <w10:wrap anchorx="page"/>
+                </v:line>
+              </w:pict>
+            </mc:Fallback>
+          </mc:AlternateContent>
+        </w:r>
+        <w:r>
+          <w:rPr>
+            <w:rFonts w:ascii="Courier New" w:hAnsi="Courier New" w:cs="Courier New"/>
+            <w:sz w:val="24"/>
+            <w:szCs w:val="24"/>
+            <w:lang w:val="en-US"/>
+          </w:rPr>
+          <w:t>College of Engineering and Information Technology</w:t>
+        </w:r>
+      </w:p>
+      <w:p>
+        <w:pPr>
+          <w:pStyle w:val="Header"/>
+          <w:tabs>
             <w:tab w:val="clear" w:pos="9360"/>
             <w:tab w:val="left" w:pos="2256"/>
             <w:tab w:val="center" w:pos="4320"/>
@@ -10328,13 +11947,6 @@
             <w:sz w:val="24"/>
           </w:rPr>
         </w:pPr>
-        <w:r>
-          <w:rPr>
-            <w:rFonts w:ascii="Courier New" w:hAnsi="Courier New" w:cs="Courier New"/>
-            <w:sz w:val="24"/>
-          </w:rPr>
-          <w:tab/>
-        </w:r>
       </w:p>
       <w:p>
         <w:pPr>
@@ -10491,7 +12103,7 @@
 </w:hdr>
 </file>
 
-<file path=word/header7.xml><?xml version="1.0" encoding="utf-8"?>
+<file path=word/header8.xml><?xml version="1.0" encoding="utf-8"?>
 <w:hdr xmlns:wpc="http://schemas.microsoft.com/office/word/2010/wordprocessingCanvas" xmlns:cx="http://schemas.microsoft.com/office/drawing/2014/chartex" xmlns:cx1="http://schemas.microsoft.com/office/drawing/2015/9/8/chartex" xmlns:cx2="http://schemas.microsoft.com/office/drawing/2015/10/21/chartex" xmlns:cx3="http://schemas.microsoft.com/office/drawing/2016/5/9/chartex" xmlns:cx4="http://schemas.microsoft.com/office/drawing/2016/5/10/chartex" xmlns:cx5="http://schemas.microsoft.com/office/drawing/2016/5/11/chartex" xmlns:cx6="http://schemas.microsoft.com/office/drawing/2016/5/12/chartex" xmlns:cx7="http://schemas.microsoft.com/office/drawing/2016/5/13/chartex" xmlns:cx8="http://schemas.microsoft.com/office/drawing/2016/5/14/chartex" xmlns:mc="http://schemas.openxmlformats.org/markup-compatibility/2006" xmlns:aink="http://schemas.microsoft.com/office/drawing/2016/ink" xmlns:am3d="http://schemas.microsoft.com/office/drawing/2017/model3d" xmlns:o="urn:schemas-microsoft-com:office:office" xmlns:oel="http://schemas.microsoft.com/office/2019/extlst" xmlns:r="http://schemas.openxmlformats.org/officeDocument/2006/relationships" xmlns:m="http://schemas.openxmlformats.org/officeDocument/2006/math" xmlns:v="urn:schemas-microsoft-com:vml" xmlns:wp14="http://schemas.microsoft.com/office/word/2010/wordprocessingDrawing" xmlns:wp="http://schemas.openxmlformats.org/drawingml/2006/wordprocessingDrawing" xmlns:w10="urn:schemas-microsoft-com:office:word" xmlns:w="http://schemas.openxmlformats.org/wordprocessingml/2006/main" xmlns:w14="http://schemas.microsoft.com/office/word/2010/wordml" xmlns:w15="http://schemas.microsoft.com/office/word/2012/wordml" xmlns:w16cex="http://schemas.microsoft.com/office/word/2018/wordml/cex" xmlns:w16cid="http://schemas.microsoft.com/office/word/2016/wordml/cid" xmlns:w16="http://schemas.microsoft.com/office/word/2018/wordml" xmlns:w16du="http://schemas.microsoft.com/office/word/2023/wordml/word16du" xmlns:w16sdtdh="http://schemas.microsoft.com/office/word/2020/wordml/sdtdatahash" xmlns:w16sdtfl="http://schemas.microsoft.com/office/word/2024/wordml/sdtformatlock" xmlns:w16se="http://schemas.microsoft.com/office/word/2015/wordml/symex" xmlns:wpg="http://schemas.microsoft.com/office/word/2010/wordprocessingGroup" xmlns:wpi="http://schemas.microsoft.com/office/word/2010/wordprocessingInk" xmlns:wne="http://schemas.microsoft.com/office/word/2006/wordml" xmlns:wps="http://schemas.microsoft.com/office/word/2010/wordprocessingShape" mc:Ignorable="w14 w15 w16se w16cid w16 w16cex w16sdtdh w16sdtfl w16du wp14">
   <w:sdt>
     <w:sdtPr>
@@ -10836,6 +12448,116 @@
         <w:pPr>
           <w:pStyle w:val="Header"/>
           <w:tabs>
+            <w:tab w:val="left" w:pos="2256"/>
+            <w:tab w:val="left" w:pos="2696"/>
+            <w:tab w:val="center" w:pos="4320"/>
+            <w:tab w:val="left" w:pos="8370"/>
+          </w:tabs>
+          <w:wordWrap w:val="0"/>
+          <w:jc w:val="center"/>
+          <w:rPr>
+            <w:rFonts w:ascii="Courier New" w:hAnsi="Courier New" w:cs="Courier New"/>
+            <w:sz w:val="20"/>
+            <w:szCs w:val="20"/>
+            <w:lang w:val="en-US"/>
+          </w:rPr>
+        </w:pPr>
+        <w:r>
+          <w:rPr>
+            <w:rFonts w:ascii="Courier New" w:hAnsi="Courier New" w:cs="Courier New"/>
+            <w:noProof/>
+            <w:lang w:eastAsia="en-PH"/>
+          </w:rPr>
+          <mc:AlternateContent>
+            <mc:Choice Requires="wps">
+              <w:drawing>
+                <wp:anchor distT="0" distB="0" distL="114300" distR="114300" simplePos="0" relativeHeight="251691008" behindDoc="0" locked="0" layoutInCell="1" allowOverlap="1" wp14:anchorId="3C96E421" wp14:editId="03BA9DBC">
+                  <wp:simplePos x="0" y="0"/>
+                  <wp:positionH relativeFrom="page">
+                    <wp:align>right</wp:align>
+                  </wp:positionH>
+                  <wp:positionV relativeFrom="paragraph">
+                    <wp:posOffset>204470</wp:posOffset>
+                  </wp:positionV>
+                  <wp:extent cx="7772400" cy="0"/>
+                  <wp:effectExtent l="0" t="19050" r="19050" b="19050"/>
+                  <wp:wrapNone/>
+                  <wp:docPr id="510785009" name="Straight Connector 510785009"/>
+                  <wp:cNvGraphicFramePr/>
+                  <a:graphic xmlns:a="http://schemas.openxmlformats.org/drawingml/2006/main">
+                    <a:graphicData uri="http://schemas.microsoft.com/office/word/2010/wordprocessingShape">
+                      <wps:wsp>
+                        <wps:cNvCnPr/>
+                        <wps:spPr>
+                          <a:xfrm>
+                            <a:off x="0" y="0"/>
+                            <a:ext cx="7772400" cy="0"/>
+                          </a:xfrm>
+                          <a:prstGeom prst="line">
+                            <a:avLst/>
+                          </a:prstGeom>
+                          <a:ln w="38100"/>
+                        </wps:spPr>
+                        <wps:style>
+                          <a:lnRef idx="1">
+                            <a:schemeClr val="dk1"/>
+                          </a:lnRef>
+                          <a:fillRef idx="0">
+                            <a:schemeClr val="dk1"/>
+                          </a:fillRef>
+                          <a:effectRef idx="0">
+                            <a:schemeClr val="dk1"/>
+                          </a:effectRef>
+                          <a:fontRef idx="minor">
+                            <a:schemeClr val="tx1"/>
+                          </a:fontRef>
+                        </wps:style>
+                        <wps:bodyPr/>
+                      </wps:wsp>
+                    </a:graphicData>
+                  </a:graphic>
+                </wp:anchor>
+              </w:drawing>
+            </mc:Choice>
+            <mc:Fallback>
+              <w:pict>
+                <v:line w14:anchorId="23331B9C" id="Straight Connector 510785009" o:spid="_x0000_s1026" style="position:absolute;z-index:251691008;visibility:visible;mso-wrap-style:square;mso-wrap-distance-left:9pt;mso-wrap-distance-top:0;mso-wrap-distance-right:9pt;mso-wrap-distance-bottom:0;mso-position-horizontal:right;mso-position-horizontal-relative:page;mso-position-vertical:absolute;mso-position-vertical-relative:text" from="560.8pt,16.1pt" to="1172.8pt,16.1pt" o:gfxdata="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" strokecolor="black [3200]" strokeweight="3pt">
+                  <v:stroke joinstyle="miter"/>
+                  <w10:wrap anchorx="page"/>
+                </v:line>
+              </w:pict>
+            </mc:Fallback>
+          </mc:AlternateContent>
+        </w:r>
+        <w:r>
+          <w:rPr>
+            <w:rFonts w:ascii="Courier New" w:hAnsi="Courier New" w:cs="Courier New"/>
+            <w:sz w:val="24"/>
+            <w:szCs w:val="24"/>
+            <w:lang w:val="en-US"/>
+          </w:rPr>
+          <w:t>College of Engineering and Information Technology</w:t>
+        </w:r>
+      </w:p>
+      <w:p>
+        <w:pPr>
+          <w:pStyle w:val="Header"/>
+          <w:tabs>
+            <w:tab w:val="clear" w:pos="9360"/>
+            <w:tab w:val="left" w:pos="2256"/>
+            <w:tab w:val="center" w:pos="4320"/>
+            <w:tab w:val="right" w:pos="8642"/>
+          </w:tabs>
+          <w:rPr>
+            <w:rFonts w:ascii="Courier New" w:hAnsi="Courier New" w:cs="Courier New"/>
+            <w:sz w:val="24"/>
+          </w:rPr>
+        </w:pPr>
+      </w:p>
+      <w:p>
+        <w:pPr>
+          <w:pStyle w:val="Header"/>
+          <w:tabs>
             <w:tab w:val="clear" w:pos="9360"/>
             <w:tab w:val="left" w:pos="2256"/>
             <w:tab w:val="center" w:pos="4320"/>
@@ -10947,7 +12669,7 @@
 </w:hdr>
 </file>
 
-<file path=word/header8.xml><?xml version="1.0" encoding="utf-8"?>
+<file path=word/header9.xml><?xml version="1.0" encoding="utf-8"?>
 <w:hdr xmlns:wpc="http://schemas.microsoft.com/office/word/2010/wordprocessingCanvas" xmlns:cx="http://schemas.microsoft.com/office/drawing/2014/chartex" xmlns:cx1="http://schemas.microsoft.com/office/drawing/2015/9/8/chartex" xmlns:cx2="http://schemas.microsoft.com/office/drawing/2015/10/21/chartex" xmlns:cx3="http://schemas.microsoft.com/office/drawing/2016/5/9/chartex" xmlns:cx4="http://schemas.microsoft.com/office/drawing/2016/5/10/chartex" xmlns:cx5="http://schemas.microsoft.com/office/drawing/2016/5/11/chartex" xmlns:cx6="http://schemas.microsoft.com/office/drawing/2016/5/12/chartex" xmlns:cx7="http://schemas.microsoft.com/office/drawing/2016/5/13/chartex" xmlns:cx8="http://schemas.microsoft.com/office/drawing/2016/5/14/chartex" xmlns:mc="http://schemas.openxmlformats.org/markup-compatibility/2006" xmlns:aink="http://schemas.microsoft.com/office/drawing/2016/ink" xmlns:am3d="http://schemas.microsoft.com/office/drawing/2017/model3d" xmlns:o="urn:schemas-microsoft-com:office:office" xmlns:oel="http://schemas.microsoft.com/office/2019/extlst" xmlns:r="http://schemas.openxmlformats.org/officeDocument/2006/relationships" xmlns:m="http://schemas.openxmlformats.org/officeDocument/2006/math" xmlns:v="urn:schemas-microsoft-com:vml" xmlns:wp14="http://schemas.microsoft.com/office/word/2010/wordprocessingDrawing" xmlns:wp="http://schemas.openxmlformats.org/drawingml/2006/wordprocessingDrawing" xmlns:w10="urn:schemas-microsoft-com:office:word" xmlns:w="http://schemas.openxmlformats.org/wordprocessingml/2006/main" xmlns:w14="http://schemas.microsoft.com/office/word/2010/wordml" xmlns:w15="http://schemas.microsoft.com/office/word/2012/wordml" xmlns:w16cex="http://schemas.microsoft.com/office/word/2018/wordml/cex" xmlns:w16cid="http://schemas.microsoft.com/office/word/2016/wordml/cid" xmlns:w16="http://schemas.microsoft.com/office/word/2018/wordml" xmlns:w16du="http://schemas.microsoft.com/office/word/2023/wordml/word16du" xmlns:w16sdtdh="http://schemas.microsoft.com/office/word/2020/wordml/sdtdatahash" xmlns:w16sdtfl="http://schemas.microsoft.com/office/word/2024/wordml/sdtformatlock" xmlns:w16se="http://schemas.microsoft.com/office/word/2015/wordml/symex" xmlns:wpg="http://schemas.microsoft.com/office/word/2010/wordprocessingGroup" xmlns:wpi="http://schemas.microsoft.com/office/word/2010/wordprocessingInk" xmlns:wne="http://schemas.microsoft.com/office/word/2006/wordml" xmlns:wps="http://schemas.microsoft.com/office/word/2010/wordprocessingShape" mc:Ignorable="w14 w15 w16se w16cid w16 w16cex w16sdtdh w16sdtfl w16du wp14">
   <w:sdt>
     <w:sdtPr>
@@ -11292,6 +13014,101 @@
         <w:pPr>
           <w:pStyle w:val="Header"/>
           <w:tabs>
+            <w:tab w:val="left" w:pos="2256"/>
+            <w:tab w:val="left" w:pos="2696"/>
+            <w:tab w:val="center" w:pos="4320"/>
+            <w:tab w:val="left" w:pos="8370"/>
+          </w:tabs>
+          <w:wordWrap w:val="0"/>
+          <w:jc w:val="center"/>
+          <w:rPr>
+            <w:rFonts w:ascii="Courier New" w:hAnsi="Courier New" w:cs="Courier New"/>
+            <w:sz w:val="20"/>
+            <w:szCs w:val="20"/>
+            <w:lang w:val="en-US"/>
+          </w:rPr>
+        </w:pPr>
+        <w:r>
+          <w:rPr>
+            <w:rFonts w:ascii="Courier New" w:hAnsi="Courier New" w:cs="Courier New"/>
+            <w:noProof/>
+            <w:lang w:eastAsia="en-PH"/>
+          </w:rPr>
+          <mc:AlternateContent>
+            <mc:Choice Requires="wps">
+              <w:drawing>
+                <wp:anchor distT="0" distB="0" distL="114300" distR="114300" simplePos="0" relativeHeight="251697152" behindDoc="0" locked="0" layoutInCell="1" allowOverlap="1" wp14:anchorId="2B287E8E" wp14:editId="4B8BDCC9">
+                  <wp:simplePos x="0" y="0"/>
+                  <wp:positionH relativeFrom="page">
+                    <wp:align>right</wp:align>
+                  </wp:positionH>
+                  <wp:positionV relativeFrom="paragraph">
+                    <wp:posOffset>204470</wp:posOffset>
+                  </wp:positionV>
+                  <wp:extent cx="7772400" cy="0"/>
+                  <wp:effectExtent l="0" t="19050" r="19050" b="19050"/>
+                  <wp:wrapNone/>
+                  <wp:docPr id="1406826386" name="Straight Connector 1406826386"/>
+                  <wp:cNvGraphicFramePr/>
+                  <a:graphic xmlns:a="http://schemas.openxmlformats.org/drawingml/2006/main">
+                    <a:graphicData uri="http://schemas.microsoft.com/office/word/2010/wordprocessingShape">
+                      <wps:wsp>
+                        <wps:cNvCnPr/>
+                        <wps:spPr>
+                          <a:xfrm>
+                            <a:off x="0" y="0"/>
+                            <a:ext cx="7772400" cy="0"/>
+                          </a:xfrm>
+                          <a:prstGeom prst="line">
+                            <a:avLst/>
+                          </a:prstGeom>
+                          <a:ln w="38100"/>
+                        </wps:spPr>
+                        <wps:style>
+                          <a:lnRef idx="1">
+                            <a:schemeClr val="dk1"/>
+                          </a:lnRef>
+                          <a:fillRef idx="0">
+                            <a:schemeClr val="dk1"/>
+                          </a:fillRef>
+                          <a:effectRef idx="0">
+                            <a:schemeClr val="dk1"/>
+                          </a:effectRef>
+                          <a:fontRef idx="minor">
+                            <a:schemeClr val="tx1"/>
+                          </a:fontRef>
+                        </wps:style>
+                        <wps:bodyPr/>
+                      </wps:wsp>
+                    </a:graphicData>
+                  </a:graphic>
+                </wp:anchor>
+              </w:drawing>
+            </mc:Choice>
+            <mc:Fallback>
+              <w:pict>
+                <v:line w14:anchorId="0E03B5B2" id="Straight Connector 1406826386" o:spid="_x0000_s1026" style="position:absolute;z-index:251697152;visibility:visible;mso-wrap-style:square;mso-wrap-distance-left:9pt;mso-wrap-distance-top:0;mso-wrap-distance-right:9pt;mso-wrap-distance-bottom:0;mso-position-horizontal:right;mso-position-horizontal-relative:page;mso-position-vertical:absolute;mso-position-vertical-relative:text" from="560.8pt,16.1pt" to="1172.8pt,16.1pt" o:gfxdata="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" strokecolor="black [3200]" strokeweight="3pt">
+                  <v:stroke joinstyle="miter"/>
+                  <w10:wrap anchorx="page"/>
+                </v:line>
+              </w:pict>
+            </mc:Fallback>
+          </mc:AlternateContent>
+        </w:r>
+        <w:r>
+          <w:rPr>
+            <w:rFonts w:ascii="Courier New" w:hAnsi="Courier New" w:cs="Courier New"/>
+            <w:sz w:val="24"/>
+            <w:szCs w:val="24"/>
+            <w:lang w:val="en-US"/>
+          </w:rPr>
+          <w:t>College of Engineering and Information Technology</w:t>
+        </w:r>
+      </w:p>
+      <w:p>
+        <w:pPr>
+          <w:pStyle w:val="Header"/>
+          <w:tabs>
             <w:tab w:val="clear" w:pos="9360"/>
             <w:tab w:val="left" w:pos="2256"/>
             <w:tab w:val="center" w:pos="4320"/>
@@ -11302,13 +13119,6 @@
             <w:sz w:val="24"/>
           </w:rPr>
         </w:pPr>
-        <w:r>
-          <w:rPr>
-            <w:rFonts w:ascii="Courier New" w:hAnsi="Courier New" w:cs="Courier New"/>
-            <w:sz w:val="24"/>
-          </w:rPr>
-          <w:tab/>
-        </w:r>
       </w:p>
       <w:p>
         <w:pPr>
@@ -11453,462 +13263,6 @@
           </w:rPr>
           <w:fldChar w:fldCharType="end"/>
         </w:r>
-      </w:p>
-    </w:sdtContent>
-  </w:sdt>
-  <w:p>
-    <w:pPr>
-      <w:pStyle w:val="Header"/>
-      <w:rPr>
-        <w:rFonts w:ascii="Courier New" w:hAnsi="Courier New" w:cs="Courier New"/>
-      </w:rPr>
-    </w:pPr>
-  </w:p>
-</w:hdr>
-</file>
-
-<file path=word/header9.xml><?xml version="1.0" encoding="utf-8"?>
-<w:hdr xmlns:wpc="http://schemas.microsoft.com/office/word/2010/wordprocessingCanvas" xmlns:cx="http://schemas.microsoft.com/office/drawing/2014/chartex" xmlns:cx1="http://schemas.microsoft.com/office/drawing/2015/9/8/chartex" xmlns:cx2="http://schemas.microsoft.com/office/drawing/2015/10/21/chartex" xmlns:cx3="http://schemas.microsoft.com/office/drawing/2016/5/9/chartex" xmlns:cx4="http://schemas.microsoft.com/office/drawing/2016/5/10/chartex" xmlns:cx5="http://schemas.microsoft.com/office/drawing/2016/5/11/chartex" xmlns:cx6="http://schemas.microsoft.com/office/drawing/2016/5/12/chartex" xmlns:cx7="http://schemas.microsoft.com/office/drawing/2016/5/13/chartex" xmlns:cx8="http://schemas.microsoft.com/office/drawing/2016/5/14/chartex" xmlns:mc="http://schemas.openxmlformats.org/markup-compatibility/2006" xmlns:aink="http://schemas.microsoft.com/office/drawing/2016/ink" xmlns:am3d="http://schemas.microsoft.com/office/drawing/2017/model3d" xmlns:o="urn:schemas-microsoft-com:office:office" xmlns:oel="http://schemas.microsoft.com/office/2019/extlst" xmlns:r="http://schemas.openxmlformats.org/officeDocument/2006/relationships" xmlns:m="http://schemas.openxmlformats.org/officeDocument/2006/math" xmlns:v="urn:schemas-microsoft-com:vml" xmlns:wp14="http://schemas.microsoft.com/office/word/2010/wordprocessingDrawing" xmlns:wp="http://schemas.openxmlformats.org/drawingml/2006/wordprocessingDrawing" xmlns:w10="urn:schemas-microsoft-com:office:word" xmlns:w="http://schemas.openxmlformats.org/wordprocessingml/2006/main" xmlns:w14="http://schemas.microsoft.com/office/word/2010/wordml" xmlns:w15="http://schemas.microsoft.com/office/word/2012/wordml" xmlns:w16cex="http://schemas.microsoft.com/office/word/2018/wordml/cex" xmlns:w16cid="http://schemas.microsoft.com/office/word/2016/wordml/cid" xmlns:w16="http://schemas.microsoft.com/office/word/2018/wordml" xmlns:w16du="http://schemas.microsoft.com/office/word/2023/wordml/word16du" xmlns:w16sdtdh="http://schemas.microsoft.com/office/word/2020/wordml/sdtdatahash" xmlns:w16sdtfl="http://schemas.microsoft.com/office/word/2024/wordml/sdtformatlock" xmlns:w16se="http://schemas.microsoft.com/office/word/2015/wordml/symex" xmlns:wpg="http://schemas.microsoft.com/office/word/2010/wordprocessingGroup" xmlns:wpi="http://schemas.microsoft.com/office/word/2010/wordprocessingInk" xmlns:wne="http://schemas.microsoft.com/office/word/2006/wordml" xmlns:wps="http://schemas.microsoft.com/office/word/2010/wordprocessingShape" mc:Ignorable="w14 w15 w16se w16cid w16 w16cex w16sdtdh w16sdtfl w16du wp14">
-  <w:sdt>
-    <w:sdtPr>
-      <w:id w:val="1983423169"/>
-    </w:sdtPr>
-    <w:sdtEndPr>
-      <w:rPr>
-        <w:rFonts w:ascii="Courier New" w:hAnsi="Courier New" w:cs="Courier New"/>
-        <w:sz w:val="20"/>
-        <w:szCs w:val="20"/>
-      </w:rPr>
-    </w:sdtEndPr>
-    <w:sdtContent>
-      <w:p>
-        <w:pPr>
-          <w:pStyle w:val="Header"/>
-          <w:tabs>
-            <w:tab w:val="center" w:pos="4321"/>
-            <w:tab w:val="right" w:pos="8642"/>
-          </w:tabs>
-          <w:rPr>
-            <w:rFonts w:ascii="Courier New" w:hAnsi="Courier New" w:cs="Courier New"/>
-            <w:b/>
-            <w:sz w:val="32"/>
-          </w:rPr>
-        </w:pPr>
-        <w:r>
-          <w:tab/>
-        </w:r>
-        <w:r>
-          <w:rPr>
-            <w:rFonts w:ascii="Courier New" w:hAnsi="Courier New" w:cs="Courier New"/>
-            <w:b/>
-            <w:noProof/>
-            <w:sz w:val="36"/>
-            <w:lang w:eastAsia="en-PH"/>
-          </w:rPr>
-          <w:drawing>
-            <wp:anchor distT="0" distB="0" distL="114300" distR="114300" simplePos="0" relativeHeight="251669504" behindDoc="0" locked="0" layoutInCell="1" allowOverlap="1" wp14:anchorId="76CF24D9" wp14:editId="03C59511">
-              <wp:simplePos x="0" y="0"/>
-              <wp:positionH relativeFrom="column">
-                <wp:posOffset>-246380</wp:posOffset>
-              </wp:positionH>
-              <wp:positionV relativeFrom="paragraph">
-                <wp:posOffset>-198120</wp:posOffset>
-              </wp:positionV>
-              <wp:extent cx="823595" cy="724535"/>
-              <wp:effectExtent l="0" t="0" r="14605" b="18415"/>
-              <wp:wrapNone/>
-              <wp:docPr id="1220379455" name="Picture 1220379455"/>
-              <wp:cNvGraphicFramePr>
-                <a:graphicFrameLocks xmlns:a="http://schemas.openxmlformats.org/drawingml/2006/main" noChangeAspect="1"/>
-              </wp:cNvGraphicFramePr>
-              <a:graphic xmlns:a="http://schemas.openxmlformats.org/drawingml/2006/main">
-                <a:graphicData uri="http://schemas.openxmlformats.org/drawingml/2006/picture">
-                  <pic:pic xmlns:pic="http://schemas.openxmlformats.org/drawingml/2006/picture">
-                    <pic:nvPicPr>
-                      <pic:cNvPr id="700363394" name="Picture 700363394"/>
-                      <pic:cNvPicPr>
-                        <a:picLocks noChangeAspect="1"/>
-                      </pic:cNvPicPr>
-                    </pic:nvPicPr>
-                    <pic:blipFill>
-                      <a:blip r:embed="rId1">
-                        <a:extLst>
-                          <a:ext uri="{28A0092B-C50C-407E-A947-70E740481C1C}">
-                            <a14:useLocalDpi xmlns:a14="http://schemas.microsoft.com/office/drawing/2010/main" val="0"/>
-                          </a:ext>
-                        </a:extLst>
-                      </a:blip>
-                      <a:stretch>
-                        <a:fillRect/>
-                      </a:stretch>
-                    </pic:blipFill>
-                    <pic:spPr>
-                      <a:xfrm>
-                        <a:off x="0" y="0"/>
-                        <a:ext cx="823578" cy="724710"/>
-                      </a:xfrm>
-                      <a:prstGeom prst="rect">
-                        <a:avLst/>
-                      </a:prstGeom>
-                    </pic:spPr>
-                  </pic:pic>
-                </a:graphicData>
-              </a:graphic>
-            </wp:anchor>
-          </w:drawing>
-        </w:r>
-        <w:r>
-          <w:rPr>
-            <w:rFonts w:ascii="Courier New" w:hAnsi="Courier New" w:cs="Courier New"/>
-            <w:b/>
-            <w:noProof/>
-            <w:sz w:val="32"/>
-            <w:lang w:eastAsia="en-PH"/>
-          </w:rPr>
-          <mc:AlternateContent>
-            <mc:Choice Requires="wps">
-              <w:drawing>
-                <wp:anchor distT="0" distB="0" distL="114300" distR="114300" simplePos="0" relativeHeight="251672576" behindDoc="0" locked="0" layoutInCell="1" allowOverlap="1" wp14:anchorId="4DF466F2" wp14:editId="341E2D7A">
-                  <wp:simplePos x="0" y="0"/>
-                  <wp:positionH relativeFrom="column">
-                    <wp:posOffset>-1371600</wp:posOffset>
-                  </wp:positionH>
-                  <wp:positionV relativeFrom="paragraph">
-                    <wp:posOffset>-287020</wp:posOffset>
-                  </wp:positionV>
-                  <wp:extent cx="7772400" cy="0"/>
-                  <wp:effectExtent l="0" t="19050" r="0" b="19050"/>
-                  <wp:wrapNone/>
-                  <wp:docPr id="190166018" name="Straight Connector 190166018"/>
-                  <wp:cNvGraphicFramePr/>
-                  <a:graphic xmlns:a="http://schemas.openxmlformats.org/drawingml/2006/main">
-                    <a:graphicData uri="http://schemas.microsoft.com/office/word/2010/wordprocessingShape">
-                      <wps:wsp>
-                        <wps:cNvCnPr/>
-                        <wps:spPr>
-                          <a:xfrm>
-                            <a:off x="0" y="0"/>
-                            <a:ext cx="7772400" cy="0"/>
-                          </a:xfrm>
-                          <a:prstGeom prst="line">
-                            <a:avLst/>
-                          </a:prstGeom>
-                          <a:ln w="38100"/>
-                        </wps:spPr>
-                        <wps:style>
-                          <a:lnRef idx="1">
-                            <a:schemeClr val="dk1"/>
-                          </a:lnRef>
-                          <a:fillRef idx="0">
-                            <a:schemeClr val="dk1"/>
-                          </a:fillRef>
-                          <a:effectRef idx="0">
-                            <a:schemeClr val="dk1"/>
-                          </a:effectRef>
-                          <a:fontRef idx="minor">
-                            <a:schemeClr val="tx1"/>
-                          </a:fontRef>
-                        </wps:style>
-                        <wps:bodyPr/>
-                      </wps:wsp>
-                    </a:graphicData>
-                  </a:graphic>
-                </wp:anchor>
-              </w:drawing>
-            </mc:Choice>
-            <mc:Fallback>
-              <w:pict>
-                <v:line w14:anchorId="0AF80BF6" id="Straight Connector 190166018" o:spid="_x0000_s1026" style="position:absolute;z-index:251708416;visibility:visible;mso-wrap-style:square;mso-wrap-distance-left:9pt;mso-wrap-distance-top:0;mso-wrap-distance-right:9pt;mso-wrap-distance-bottom:0;mso-position-horizontal:absolute;mso-position-horizontal-relative:text;mso-position-vertical:absolute;mso-position-vertical-relative:text" from="-108pt,-22.6pt" to="7in,-22.6pt" o:gfxdata="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" strokecolor="black [3200]" strokeweight="3pt">
-                  <v:stroke joinstyle="miter"/>
-                </v:line>
-              </w:pict>
-            </mc:Fallback>
-          </mc:AlternateContent>
-        </w:r>
-        <w:r>
-          <w:rPr>
-            <w:rFonts w:ascii="Courier New" w:hAnsi="Courier New" w:cs="Courier New"/>
-            <w:b/>
-            <w:noProof/>
-            <w:sz w:val="36"/>
-            <w:lang w:eastAsia="en-PH"/>
-          </w:rPr>
-          <mc:AlternateContent>
-            <mc:Choice Requires="wps">
-              <w:drawing>
-                <wp:anchor distT="0" distB="0" distL="114300" distR="114300" simplePos="0" relativeHeight="251670528" behindDoc="0" locked="0" layoutInCell="1" allowOverlap="1" wp14:anchorId="04C379D1" wp14:editId="5A24E7E5">
-                  <wp:simplePos x="0" y="0"/>
-                  <wp:positionH relativeFrom="column">
-                    <wp:posOffset>-228600</wp:posOffset>
-                  </wp:positionH>
-                  <wp:positionV relativeFrom="paragraph">
-                    <wp:posOffset>-572770</wp:posOffset>
-                  </wp:positionV>
-                  <wp:extent cx="0" cy="10191750"/>
-                  <wp:effectExtent l="19050" t="0" r="19050" b="0"/>
-                  <wp:wrapNone/>
-                  <wp:docPr id="341334077" name="Straight Connector 341334077"/>
-                  <wp:cNvGraphicFramePr/>
-                  <a:graphic xmlns:a="http://schemas.openxmlformats.org/drawingml/2006/main">
-                    <a:graphicData uri="http://schemas.microsoft.com/office/word/2010/wordprocessingShape">
-                      <wps:wsp>
-                        <wps:cNvCnPr/>
-                        <wps:spPr>
-                          <a:xfrm>
-                            <a:off x="0" y="0"/>
-                            <a:ext cx="0" cy="10191896"/>
-                          </a:xfrm>
-                          <a:prstGeom prst="line">
-                            <a:avLst/>
-                          </a:prstGeom>
-                          <a:ln w="38100"/>
-                        </wps:spPr>
-                        <wps:style>
-                          <a:lnRef idx="1">
-                            <a:schemeClr val="dk1"/>
-                          </a:lnRef>
-                          <a:fillRef idx="0">
-                            <a:schemeClr val="dk1"/>
-                          </a:fillRef>
-                          <a:effectRef idx="0">
-                            <a:schemeClr val="dk1"/>
-                          </a:effectRef>
-                          <a:fontRef idx="minor">
-                            <a:schemeClr val="tx1"/>
-                          </a:fontRef>
-                        </wps:style>
-                        <wps:bodyPr/>
-                      </wps:wsp>
-                    </a:graphicData>
-                  </a:graphic>
-                </wp:anchor>
-              </w:drawing>
-            </mc:Choice>
-            <mc:Fallback>
-              <w:pict>
-                <v:line w14:anchorId="42220F27" id="Straight Connector 341334077" o:spid="_x0000_s1026" style="position:absolute;z-index:251706368;visibility:visible;mso-wrap-style:square;mso-wrap-distance-left:9pt;mso-wrap-distance-top:0;mso-wrap-distance-right:9pt;mso-wrap-distance-bottom:0;mso-position-horizontal:absolute;mso-position-horizontal-relative:text;mso-position-vertical:absolute;mso-position-vertical-relative:text" from="-18pt,-45.1pt" to="-18pt,757.4pt" o:gfxdata="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" strokecolor="black [3200]" strokeweight="3pt">
-                  <v:stroke joinstyle="miter"/>
-                </v:line>
-              </w:pict>
-            </mc:Fallback>
-          </mc:AlternateContent>
-        </w:r>
-        <w:r>
-          <w:rPr>
-            <w:rFonts w:ascii="Courier New" w:hAnsi="Courier New" w:cs="Courier New"/>
-            <w:b/>
-            <w:noProof/>
-            <w:sz w:val="36"/>
-            <w:lang w:eastAsia="en-PH"/>
-          </w:rPr>
-          <mc:AlternateContent>
-            <mc:Choice Requires="wps">
-              <w:drawing>
-                <wp:anchor distT="0" distB="0" distL="114300" distR="114300" simplePos="0" relativeHeight="251671552" behindDoc="0" locked="0" layoutInCell="1" allowOverlap="1" wp14:anchorId="54E11308" wp14:editId="59A407C0">
-                  <wp:simplePos x="0" y="0"/>
-                  <wp:positionH relativeFrom="column">
-                    <wp:posOffset>5715000</wp:posOffset>
-                  </wp:positionH>
-                  <wp:positionV relativeFrom="paragraph">
-                    <wp:posOffset>-419735</wp:posOffset>
-                  </wp:positionV>
-                  <wp:extent cx="0" cy="10033635"/>
-                  <wp:effectExtent l="19050" t="0" r="19050" b="5715"/>
-                  <wp:wrapNone/>
-                  <wp:docPr id="194450568" name="Straight Connector 194450568"/>
-                  <wp:cNvGraphicFramePr/>
-                  <a:graphic xmlns:a="http://schemas.openxmlformats.org/drawingml/2006/main">
-                    <a:graphicData uri="http://schemas.microsoft.com/office/word/2010/wordprocessingShape">
-                      <wps:wsp>
-                        <wps:cNvCnPr/>
-                        <wps:spPr>
-                          <a:xfrm>
-                            <a:off x="0" y="0"/>
-                            <a:ext cx="0" cy="10033762"/>
-                          </a:xfrm>
-                          <a:prstGeom prst="line">
-                            <a:avLst/>
-                          </a:prstGeom>
-                          <a:ln w="38100"/>
-                        </wps:spPr>
-                        <wps:style>
-                          <a:lnRef idx="1">
-                            <a:schemeClr val="dk1"/>
-                          </a:lnRef>
-                          <a:fillRef idx="0">
-                            <a:schemeClr val="dk1"/>
-                          </a:fillRef>
-                          <a:effectRef idx="0">
-                            <a:schemeClr val="dk1"/>
-                          </a:effectRef>
-                          <a:fontRef idx="minor">
-                            <a:schemeClr val="tx1"/>
-                          </a:fontRef>
-                        </wps:style>
-                        <wps:bodyPr/>
-                      </wps:wsp>
-                    </a:graphicData>
-                  </a:graphic>
-                </wp:anchor>
-              </w:drawing>
-            </mc:Choice>
-            <mc:Fallback>
-              <w:pict>
-                <v:line w14:anchorId="0F0EBD7E" id="Straight Connector 194450568" o:spid="_x0000_s1026" style="position:absolute;z-index:251707392;visibility:visible;mso-wrap-style:square;mso-wrap-distance-left:9pt;mso-wrap-distance-top:0;mso-wrap-distance-right:9pt;mso-wrap-distance-bottom:0;mso-position-horizontal:absolute;mso-position-horizontal-relative:text;mso-position-vertical:absolute;mso-position-vertical-relative:text" from="450pt,-33.05pt" to="450pt,757pt" o:gfxdata="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" strokecolor="black [3200]" strokeweight="3pt">
-                  <v:stroke joinstyle="miter"/>
-                </v:line>
-              </w:pict>
-            </mc:Fallback>
-          </mc:AlternateContent>
-        </w:r>
-        <w:r>
-          <w:rPr>
-            <w:rFonts w:ascii="Courier New" w:hAnsi="Courier New" w:cs="Courier New"/>
-            <w:b/>
-            <w:sz w:val="36"/>
-          </w:rPr>
-          <w:t>Kalinga State University</w:t>
-        </w:r>
-        <w:r>
-          <w:rPr>
-            <w:rFonts w:ascii="Courier New" w:hAnsi="Courier New" w:cs="Courier New"/>
-            <w:b/>
-            <w:sz w:val="36"/>
-          </w:rPr>
-          <w:tab/>
-        </w:r>
-      </w:p>
-      <w:p>
-        <w:pPr>
-          <w:pStyle w:val="Header"/>
-          <w:tabs>
-            <w:tab w:val="clear" w:pos="9360"/>
-            <w:tab w:val="left" w:pos="2256"/>
-            <w:tab w:val="center" w:pos="4320"/>
-            <w:tab w:val="right" w:pos="8642"/>
-          </w:tabs>
-          <w:rPr>
-            <w:rFonts w:ascii="Courier New" w:hAnsi="Courier New" w:cs="Courier New"/>
-            <w:sz w:val="24"/>
-          </w:rPr>
-        </w:pPr>
-        <w:r>
-          <w:rPr>
-            <w:rFonts w:ascii="Courier New" w:hAnsi="Courier New" w:cs="Courier New"/>
-            <w:sz w:val="24"/>
-          </w:rPr>
-          <w:tab/>
-        </w:r>
-        <w:r>
-          <w:rPr>
-            <w:rFonts w:ascii="Courier New" w:hAnsi="Courier New" w:cs="Courier New"/>
-            <w:sz w:val="24"/>
-          </w:rPr>
-          <w:tab/>
-          <w:t>Bulanao, Tabuk City, Kalinga</w:t>
-        </w:r>
-      </w:p>
-      <w:p>
-        <w:pPr>
-          <w:pStyle w:val="Header"/>
-          <w:tabs>
-            <w:tab w:val="clear" w:pos="9360"/>
-            <w:tab w:val="left" w:pos="2256"/>
-            <w:tab w:val="center" w:pos="4320"/>
-            <w:tab w:val="right" w:pos="8642"/>
-          </w:tabs>
-          <w:rPr>
-            <w:rFonts w:ascii="Courier New" w:hAnsi="Courier New" w:cs="Courier New"/>
-            <w:sz w:val="24"/>
-          </w:rPr>
-        </w:pPr>
-        <w:r>
-          <w:rPr>
-            <w:rFonts w:ascii="Courier New" w:hAnsi="Courier New" w:cs="Courier New"/>
-            <w:noProof/>
-            <w:lang w:eastAsia="en-PH"/>
-          </w:rPr>
-          <mc:AlternateContent>
-            <mc:Choice Requires="wps">
-              <w:drawing>
-                <wp:anchor distT="0" distB="0" distL="114300" distR="114300" simplePos="0" relativeHeight="251646976" behindDoc="0" locked="0" layoutInCell="1" allowOverlap="1" wp14:anchorId="34B28411" wp14:editId="3F8150CD">
-                  <wp:simplePos x="0" y="0"/>
-                  <wp:positionH relativeFrom="page">
-                    <wp:align>right</wp:align>
-                  </wp:positionH>
-                  <wp:positionV relativeFrom="paragraph">
-                    <wp:posOffset>204470</wp:posOffset>
-                  </wp:positionV>
-                  <wp:extent cx="7772400" cy="0"/>
-                  <wp:effectExtent l="0" t="19050" r="19050" b="19050"/>
-                  <wp:wrapNone/>
-                  <wp:docPr id="9907" name="Straight Connector 29"/>
-                  <wp:cNvGraphicFramePr/>
-                  <a:graphic xmlns:a="http://schemas.openxmlformats.org/drawingml/2006/main">
-                    <a:graphicData uri="http://schemas.microsoft.com/office/word/2010/wordprocessingShape">
-                      <wps:wsp>
-                        <wps:cNvCnPr/>
-                        <wps:spPr>
-                          <a:xfrm>
-                            <a:off x="0" y="0"/>
-                            <a:ext cx="7772400" cy="0"/>
-                          </a:xfrm>
-                          <a:prstGeom prst="line">
-                            <a:avLst/>
-                          </a:prstGeom>
-                          <a:ln w="38100"/>
-                        </wps:spPr>
-                        <wps:style>
-                          <a:lnRef idx="1">
-                            <a:schemeClr val="dk1"/>
-                          </a:lnRef>
-                          <a:fillRef idx="0">
-                            <a:schemeClr val="dk1"/>
-                          </a:fillRef>
-                          <a:effectRef idx="0">
-                            <a:schemeClr val="dk1"/>
-                          </a:effectRef>
-                          <a:fontRef idx="minor">
-                            <a:schemeClr val="tx1"/>
-                          </a:fontRef>
-                        </wps:style>
-                        <wps:bodyPr/>
-                      </wps:wsp>
-                    </a:graphicData>
-                  </a:graphic>
-                </wp:anchor>
-              </w:drawing>
-            </mc:Choice>
-            <mc:Fallback xmlns:wpsCustomData="http://www.wps.cn/officeDocument/2013/wpsCustomData">
-              <w:pict>
-                <v:line id="_x0000_s1026" o:spid="_x0000_s1026" o:spt="20" style="position:absolute;left:0pt;margin-top:16.1pt;height:0pt;width:612pt;mso-position-horizontal:right;mso-position-horizontal-relative:page;z-index:251663360;mso-width-relative:page;mso-height-relative:page;" filled="f" stroked="t" coordsize="21600,21600" o:gfxdata="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">
-                  <v:fill on="f" focussize="0,0"/>
-                  <v:stroke weight="3pt" color="#000000 [3200]" miterlimit="8" joinstyle="miter"/>
-                  <v:imagedata o:title=""/>
-                  <o:lock v:ext="edit" aspectratio="f"/>
-                </v:line>
-              </w:pict>
-            </mc:Fallback>
-          </mc:AlternateContent>
-        </w:r>
-        <w:r>
-          <w:rPr>
-            <w:rFonts w:ascii="Courier New" w:hAnsi="Courier New" w:cs="Courier New"/>
-            <w:sz w:val="24"/>
-          </w:rPr>
-          <w:tab/>
-        </w:r>
-      </w:p>
-      <w:p>
-        <w:pPr>
-          <w:pStyle w:val="Header"/>
-          <w:jc w:val="right"/>
-          <w:rPr>
-            <w:rFonts w:ascii="Courier New" w:hAnsi="Courier New" w:cs="Courier New"/>
-            <w:sz w:val="20"/>
-            <w:szCs w:val="20"/>
-          </w:rPr>
-        </w:pPr>
       </w:p>
     </w:sdtContent>
   </w:sdt>

--- a/docs/paper/Auditrix - Chapter 4.docx
+++ b/docs/paper/Auditrix - Chapter 4.docx
@@ -309,7 +309,6 @@
                 <w:sz w:val="24"/>
                 <w:szCs w:val="24"/>
               </w:rPr>
-              <w:lastRenderedPageBreak/>
               <w:t>[INPUT]</w:t>
             </w:r>
           </w:p>
@@ -566,6 +565,7 @@
                 <w:sz w:val="20"/>
                 <w:szCs w:val="20"/>
               </w:rPr>
+              <w:lastRenderedPageBreak/>
               <w:t>- Pending Un</w:t>
             </w:r>
             <w:r>
@@ -836,16 +836,24 @@
           <w:sz w:val="24"/>
           <w:szCs w:val="24"/>
         </w:rPr>
+        <w:t xml:space="preserve">2. Absence of Automated Compliance-Checking Tools. </w:t>
+      </w:r>
+      <w:r>
+        <w:rPr>
+          <w:rFonts w:ascii="Courier New" w:hAnsi="Courier New" w:cs="Courier New"/>
+          <w:sz w:val="24"/>
+          <w:szCs w:val="24"/>
+        </w:rPr>
+        <w:t xml:space="preserve">While the MIS reliably stores student grades and registration records, it has no built-in logic to cross-reference a </w:t>
+      </w:r>
+      <w:r>
+        <w:rPr>
+          <w:rFonts w:ascii="Courier New" w:hAnsi="Courier New" w:cs="Courier New"/>
+          <w:sz w:val="24"/>
+          <w:szCs w:val="24"/>
+        </w:rPr>
         <w:lastRenderedPageBreak/>
-        <w:t xml:space="preserve">2. Absence of Automated Compliance-Checking Tools. </w:t>
-      </w:r>
-      <w:r>
-        <w:rPr>
-          <w:rFonts w:ascii="Courier New" w:hAnsi="Courier New" w:cs="Courier New"/>
-          <w:sz w:val="24"/>
-          <w:szCs w:val="24"/>
-        </w:rPr>
-        <w:t>While the MIS reliably stores student grades and registration records, it has no built-in logic to cross-reference a student's completed subjects against the official curriculum structure. This places the entire burden of compliance verification on the Chairperson's manual review rather than on the system itself, leaving no automated safeguard between data entry and eligibility determination.</w:t>
+        <w:t>student's completed subjects against the official curriculum structure. This places the entire burden of compliance verification on the Chairperson's manual review rather than on the system itself, leaving no automated safeguard between data entry and eligibility determination.</w:t>
       </w:r>
     </w:p>
     <w:p>
@@ -892,7 +900,6 @@
         <w:rPr>
           <w:noProof/>
         </w:rPr>
-        <w:lastRenderedPageBreak/>
         <w:drawing>
           <wp:inline distT="0" distB="0" distL="0" distR="0" wp14:anchorId="0B8AADDB" wp14:editId="623C5CC2">
             <wp:extent cx="5486400" cy="3017520"/>
@@ -909,7 +916,7 @@
                     <pic:cNvPicPr/>
                   </pic:nvPicPr>
                   <pic:blipFill>
-                    <a:blip r:embed="rId28"/>
+                    <a:blip r:embed="rId30"/>
                     <a:stretch>
                       <a:fillRect/>
                     </a:stretch>
@@ -949,6 +956,7 @@
           <w:sz w:val="24"/>
           <w:szCs w:val="24"/>
         </w:rPr>
+        <w:lastRenderedPageBreak/>
         <w:t xml:space="preserve">Figure 4.2 </w:t>
       </w:r>
       <w:r>
@@ -957,16 +965,7 @@
           <w:sz w:val="24"/>
           <w:szCs w:val="24"/>
         </w:rPr>
-        <w:t xml:space="preserve">presents these three problems in an Ishikawa (fishbone) diagram, with each problem as a branch and its causes listed under it: Late-Detection Blindspots (no structural block during digital enrollment selection; violations found only at the final graduation audit), Absence of Automated Compliance-Checking Tools (the MIS cannot cross-reference grades with the curriculum; verification rests on the Chairperson's manual review; no automated safeguard between data entry and eligibility), and Limited Student Awareness of Prerequisite Requirements (the MIS does not alert students when they are ineligible; students unknowingly enroll without the prerequisites). Together, they lead to the </w:t>
-      </w:r>
-      <w:r>
-        <w:rPr>
-          <w:rFonts w:ascii="Courier New" w:hAnsi="Courier New" w:cs="Courier New"/>
-          <w:sz w:val="24"/>
-          <w:szCs w:val="24"/>
-        </w:rPr>
-        <w:lastRenderedPageBreak/>
-        <w:t>same effect: students who are delayed in completing their program, with extra semesters and costs.</w:t>
+        <w:t>presents these three problems in an Ishikawa (fishbone) diagram, with each problem as a branch and its causes listed under it: Late-Detection Blindspots (no structural block during digital enrollment selection; violations found only at the final graduation audit), Absence of Automated Compliance-Checking Tools (the MIS cannot cross-reference grades with the curriculum; verification rests on the Chairperson's manual review; no automated safeguard between data entry and eligibility), and Limited Student Awareness of Prerequisite Requirements (the MIS does not alert students when they are ineligible; students unknowingly enroll without the prerequisites). Together, they lead to the same effect: students who are delayed in completing their program, with extra semesters and costs.</w:t>
       </w:r>
       <w:r>
         <w:fldChar w:fldCharType="begin"/>
@@ -1060,7 +1059,16 @@
           <w:sz w:val="24"/>
           <w:szCs w:val="24"/>
         </w:rPr>
-        <w:t xml:space="preserve"> and year-standing requirements of the student's curriculum. It was built for any college and program, and was tested with the BSCpE, BSIT</w:t>
+        <w:t xml:space="preserve"> and year-standing requirements of the student's curriculum. It was built for any college and </w:t>
+      </w:r>
+      <w:r>
+        <w:rPr>
+          <w:rFonts w:ascii="Courier New" w:hAnsi="Courier New" w:cs="Courier New"/>
+          <w:sz w:val="24"/>
+          <w:szCs w:val="24"/>
+        </w:rPr>
+        <w:lastRenderedPageBreak/>
+        <w:t>program, and was tested with the BSCpE, BSIT</w:t>
       </w:r>
       <w:r>
         <w:rPr>
@@ -1096,16 +1104,7 @@
           <w:sz w:val="24"/>
           <w:szCs w:val="24"/>
         </w:rPr>
-        <w:t xml:space="preserve">The system runs on Next.js 16 (App Router and server actions) with React 19 and TypeScript, styled with Tailwind CSS 4 in a KSU green theme designed for responsiveness across </w:t>
-      </w:r>
-      <w:r>
-        <w:rPr>
-          <w:rFonts w:ascii="Courier New" w:hAnsi="Courier New" w:cs="Courier New"/>
-          <w:sz w:val="24"/>
-          <w:szCs w:val="24"/>
-        </w:rPr>
-        <w:lastRenderedPageBreak/>
-        <w:t xml:space="preserve">desktop, tablet, and mobile. Supabase serves as the backend-as-a-service, hosting the PostgreSQL database, authentication, and Row-Level Security (RLS) policies; the database schema is built step by step by 30 migration scripts. Curricula are exported to PDF with @react-pdf/renderer. </w:t>
+        <w:t>The system runs on Next.js 16 (App Router and server actions) with React 19 and TypeScript, styled with Tailwind CSS 4 in a KSU green theme designed for responsiveness across desktop, tablet, and mobile. Supabase serves as the backend-as-a-service, hosting the PostgreSQL database, authentication, and Row-Level Security (RLS) policies; the database schema is built step by step by 30 migration scripts. Curricula are exported to PDF with @react-pdf/renderer. Interface flows were prototyped as high-fidelity mockups in Figma prior to implementation.</w:t>
       </w:r>
     </w:p>
     <w:p>
@@ -1125,20 +1124,8 @@
           <w:sz w:val="24"/>
           <w:szCs w:val="24"/>
         </w:rPr>
-        <w:t xml:space="preserve">Interface flows were prototyped as high-fidelity mockups in Figma prior to implementation.</w:t>
-      </w:r>
-    </w:p>
-    <w:p>
-      <w:pPr>
-        <w:spacing w:line="480" w:lineRule="auto"/>
-        <w:ind w:firstLine="720"/>
-        <w:jc w:val="both"/>
-        <w:rPr>
-          <w:rFonts w:ascii="Courier New" w:hAnsi="Courier New" w:cs="Courier New"/>
-          <w:sz w:val="24"/>
-          <w:szCs w:val="24"/>
-        </w:rPr>
-      </w:pPr>
+        <w:t xml:space="preserve">At the core of Auditrix is a TypeScript-based audit engine that checks every subject of the student's curriculum </w:t>
+      </w:r>
       <w:r>
         <w:rPr>
           <w:rFonts w:ascii="Courier New" w:hAnsi="Courier New" w:cs="Courier New"/>
@@ -1146,7 +1133,7 @@
           <w:szCs w:val="24"/>
         </w:rPr>
         <w:lastRenderedPageBreak/>
-        <w:t>At the core of Auditrix is a TypeScript-based audit engine that checks every subject of the student's curriculum against the student's grade records and gives each subject one of five statuses, shown in Table 4.1 together with the subject's grade and the term in which it was taken:</w:t>
+        <w:t>against the student's grade records and gives each subject one of five statuses, shown in Table 4.1 together with the subject's grade and the term in which it was taken:</w:t>
       </w:r>
     </w:p>
     <w:tbl>
@@ -1351,59 +1338,6 @@
                 <w:sz w:val="24"/>
                 <w:szCs w:val="24"/>
               </w:rPr>
-              <w:t>Pending</w:t>
-            </w:r>
-          </w:p>
-        </w:tc>
-        <w:tc>
-          <w:tcPr>
-            <w:tcW w:w="6632" w:type="dxa"/>
-          </w:tcPr>
-          <w:p>
-            <w:pPr>
-              <w:spacing w:line="480" w:lineRule="auto"/>
-              <w:jc w:val="both"/>
-              <w:rPr>
-                <w:rFonts w:ascii="Courier New" w:hAnsi="Courier New" w:cs="Courier New"/>
-                <w:sz w:val="24"/>
-                <w:szCs w:val="24"/>
-              </w:rPr>
-            </w:pPr>
-            <w:r>
-              <w:rPr>
-                <w:rFonts w:ascii="Courier New" w:hAnsi="Courier New" w:cs="Courier New"/>
-                <w:sz w:val="24"/>
-                <w:szCs w:val="24"/>
-              </w:rPr>
-              <w:t>In progress, INC, or waiting for another subject's final grade.</w:t>
-            </w:r>
-          </w:p>
-        </w:tc>
-      </w:tr>
-      <w:tr>
-        <w:trPr>
-          <w:cantSplit/>
-        </w:trPr>
-        <w:tc>
-          <w:tcPr>
-            <w:tcW w:w="2000" w:type="dxa"/>
-          </w:tcPr>
-          <w:p>
-            <w:pPr>
-              <w:spacing w:line="480" w:lineRule="auto"/>
-              <w:jc w:val="both"/>
-              <w:rPr>
-                <w:rFonts w:ascii="Courier New" w:hAnsi="Courier New" w:cs="Courier New"/>
-                <w:sz w:val="24"/>
-                <w:szCs w:val="24"/>
-              </w:rPr>
-            </w:pPr>
-            <w:r>
-              <w:rPr>
-                <w:rFonts w:ascii="Courier New" w:hAnsi="Courier New" w:cs="Courier New"/>
-                <w:sz w:val="24"/>
-                <w:szCs w:val="24"/>
-              </w:rPr>
               <w:t>Unavailable</w:t>
             </w:r>
           </w:p>
@@ -1538,7 +1472,32 @@
           <w:sz w:val="24"/>
           <w:szCs w:val="24"/>
         </w:rPr>
-        <w:t xml:space="preserve">The Audit Engine is designed around three algorithms. The first audits each subject by comparing the term in which the subject was taken with the terms in which its requirements were passed, and assigns one of five statuses: Completed, Available, Pending, Unavailable, or Violation. The second computes a student's year level from the share of the curriculum's units passed before the current semester. The third classifies a student as regular or irregular by comparing the subjects the student is enrolled in with the prescribed load for the current semester.</w:t>
+        <w:t xml:space="preserve">The Audit Engine is designed around three algorithms. The first audits each subject by comparing the term in which the subject was taken with the terms in which its requirements were passed, and assigns one of </w:t>
+      </w:r>
+      <w:r>
+        <w:rPr>
+          <w:rFonts w:ascii="Courier New" w:hAnsi="Courier New" w:cs="Courier New"/>
+          <w:sz w:val="24"/>
+          <w:szCs w:val="24"/>
+        </w:rPr>
+        <w:t>four</w:t>
+      </w:r>
+      <w:r>
+        <w:rPr>
+          <w:rFonts w:ascii="Courier New" w:hAnsi="Courier New" w:cs="Courier New"/>
+          <w:sz w:val="24"/>
+          <w:szCs w:val="24"/>
+        </w:rPr>
+        <w:t xml:space="preserve"> statuses: Completed, Available, Unavailable, or Violation. The second computes a student's year level from the share of the curriculum's units </w:t>
+      </w:r>
+      <w:r>
+        <w:rPr>
+          <w:rFonts w:ascii="Courier New" w:hAnsi="Courier New" w:cs="Courier New"/>
+          <w:sz w:val="24"/>
+          <w:szCs w:val="24"/>
+        </w:rPr>
+        <w:lastRenderedPageBreak/>
+        <w:t>passed before the current semester. The third classifies a student as regular or irregular by comparing the subjects the student is enrolled in with the prescribed load for the current semester.</w:t>
       </w:r>
     </w:p>
     <w:p>
@@ -1578,16 +1537,7 @@
           <w:sz w:val="24"/>
           <w:szCs w:val="24"/>
         </w:rPr>
-        <w:t xml:space="preserve">The engine evaluates four requirement types — prerequisite, co-requisite, year standing, and "all subjects completed" — closing the exact gap identified in SOP 1 and 2, </w:t>
-      </w:r>
-      <w:r>
-        <w:rPr>
-          <w:rFonts w:ascii="Courier New" w:hAnsi="Courier New" w:cs="Courier New"/>
-          <w:sz w:val="24"/>
-          <w:szCs w:val="24"/>
-        </w:rPr>
-        <w:lastRenderedPageBreak/>
-        <w:t>where the existing MIS had no equivalent logic. The rules it follows, and their sources, are described below.</w:t>
+        <w:t>The engine evaluates four requirement types — prerequisite, co-requisite, year standing, and "all subjects completed" — closing the exact gap identified in SOP 1 and 2, where the existing MIS had no equivalent logic. The rules it follows, and their sources, are described below.</w:t>
       </w:r>
     </w:p>
     <w:p>
@@ -1607,6 +1557,7 @@
           <w:sz w:val="24"/>
           <w:szCs w:val="24"/>
         </w:rPr>
+        <w:lastRenderedPageBreak/>
         <w:t>Terms are written as on KSU records: the first two digits of the school year and the semester (1 for the first semester, 2 for the second, and S for the midyear). A midyear carries the year of the semester after it, so terms are ordered 25-1, 25-2, 26-S (midyear), then 26-1.</w:t>
       </w:r>
     </w:p>
@@ -1657,7 +1608,23 @@
           <w:sz w:val="24"/>
           <w:szCs w:val="24"/>
         </w:rPr>
-        <w:t xml:space="preserve"> The Student Handbook defines co-requisites as subjects taken simultaneously, in the same </w:t>
+        <w:t xml:space="preserve"> The Student Handbook defines co-requisites as subjects taken simultaneously, in the same semester. In Auditrix</w:t>
+      </w:r>
+      <w:r>
+        <w:rPr>
+          <w:rFonts w:ascii="Courier New" w:hAnsi="Courier New" w:cs="Courier New"/>
+          <w:sz w:val="24"/>
+          <w:szCs w:val="24"/>
+        </w:rPr>
+        <w:t>,</w:t>
+      </w:r>
+      <w:r>
+        <w:rPr>
+          <w:rFonts w:ascii="Courier New" w:hAnsi="Courier New" w:cs="Courier New"/>
+          <w:sz w:val="24"/>
+          <w:szCs w:val="24"/>
+        </w:rPr>
+        <w:t xml:space="preserve"> they pair both ways, even when only one of the two subjects lists the other. Both must be taken </w:t>
       </w:r>
       <w:r>
         <w:rPr>
@@ -1666,23 +1633,7 @@
           <w:szCs w:val="24"/>
         </w:rPr>
         <w:lastRenderedPageBreak/>
-        <w:t>semester. In Auditrix</w:t>
-      </w:r>
-      <w:r>
-        <w:rPr>
-          <w:rFonts w:ascii="Courier New" w:hAnsi="Courier New" w:cs="Courier New"/>
-          <w:sz w:val="24"/>
-          <w:szCs w:val="24"/>
-        </w:rPr>
-        <w:t>,</w:t>
-      </w:r>
-      <w:r>
-        <w:rPr>
-          <w:rFonts w:ascii="Courier New" w:hAnsi="Courier New" w:cs="Courier New"/>
-          <w:sz w:val="24"/>
-          <w:szCs w:val="24"/>
-        </w:rPr>
-        <w:t xml:space="preserve"> they pair both ways, even when only one of the two subjects lists the other. Both must be taken in the same term; taking only one of them, or taking them in different terms, is a violation.</w:t>
+        <w:t>in the same term; taking only one of them, or taking them in different terms, is a violation.</w:t>
       </w:r>
       <w:r>
         <w:rPr>
@@ -1798,7 +1749,6 @@
                 <w:b/>
                 <w:bCs/>
               </w:rPr>
-              <w:lastRenderedPageBreak/>
               <w:t>Year level</w:t>
             </w:r>
           </w:p>
@@ -2054,6 +2004,7 @@
           <w:sz w:val="24"/>
           <w:szCs w:val="24"/>
         </w:rPr>
+        <w:lastRenderedPageBreak/>
         <w:t>Year standing.</w:t>
       </w:r>
       <w:r>
@@ -2124,7 +2075,23 @@
           <w:sz w:val="24"/>
           <w:szCs w:val="24"/>
         </w:rPr>
-        <w:t xml:space="preserve"> Per the Student Handbook and the Operations Manual, a student is regular when enrolled in the full prescribed load for the current semester, and irregular when enrolled in less; the missing subjects are listed. The prescribed load is taken to be the curriculum's subjects for the student's year level and the current semester, not counting subjects already passed in an earlier </w:t>
+        <w:t xml:space="preserve"> Per the Student Handbook and the Operations Manual, a student is regular when enrolled in the full prescribed load for the current semester, and irregular when enrolled in less; the missing subjects are listed. The prescribed load is taken to be the curriculum's subjects for the student's year level and the current semester, not counting subjects already passed in an earlier term, and back subjects taken on top of a full load do not make a student irregular. Enrollment is known from the grades (or "in progress" records) of the current semester; with nothing recorded, the status is "Not determined</w:t>
+      </w:r>
+      <w:r>
+        <w:rPr>
+          <w:rFonts w:ascii="Courier New" w:hAnsi="Courier New" w:cs="Courier New"/>
+          <w:sz w:val="24"/>
+          <w:szCs w:val="24"/>
+        </w:rPr>
+        <w:t>,</w:t>
+      </w:r>
+      <w:r>
+        <w:rPr>
+          <w:rFonts w:ascii="Courier New" w:hAnsi="Courier New" w:cs="Courier New"/>
+          <w:sz w:val="24"/>
+          <w:szCs w:val="24"/>
+        </w:rPr>
+        <w:t xml:space="preserve">" and the student is not counted either way. At the start of a semester, the chairperson marks the subjects each student is taking as </w:t>
       </w:r>
       <w:r>
         <w:rPr>
@@ -2133,23 +2100,7 @@
           <w:szCs w:val="24"/>
         </w:rPr>
         <w:lastRenderedPageBreak/>
-        <w:t>term, and back subjects taken on top of a full load do not make a student irregular. Enrollment is known from the grades (or "in progress" records) of the current semester; with nothing recorded, the status is "Not determined</w:t>
-      </w:r>
-      <w:r>
-        <w:rPr>
-          <w:rFonts w:ascii="Courier New" w:hAnsi="Courier New" w:cs="Courier New"/>
-          <w:sz w:val="24"/>
-          <w:szCs w:val="24"/>
-        </w:rPr>
-        <w:t>,</w:t>
-      </w:r>
-      <w:r>
-        <w:rPr>
-          <w:rFonts w:ascii="Courier New" w:hAnsi="Courier New" w:cs="Courier New"/>
-          <w:sz w:val="24"/>
-          <w:szCs w:val="24"/>
-        </w:rPr>
-        <w:t>" and the student is not counted either way. At the start of a semester, the chairperson marks the subjects each student is taking as In progress, so the status is known before any grades come in.</w:t>
+        <w:t>In progress, so the status is known before any grades come in.</w:t>
       </w:r>
     </w:p>
     <w:p>
@@ -2195,7 +2146,7 @@
           <w:sz w:val="24"/>
           <w:szCs w:val="24"/>
         </w:rPr>
-        <w:t xml:space="preserve"> and 3.0 (passing), 5.0 (failing), and INC, and a subject the student is taking this semester can be marked In progress. Several subjects can be ticked and marked In progress at once; ticking all leaves out the subjects the student cannot take yet (e.g., "Can't take yet. Needs: MATH 111"), which can still be ticked one by one if the student is enrolled in them anyway. Only changed grades are saved, and changing an existing grade is treated as a correction that asks for confirmation. A final grade for an INC keeps the subject in the term it was taken and records the term in which the INC was resolved (shown as "INC → 25-</w:t>
+        <w:t xml:space="preserve"> and 3.0 (passing), 5.0 (failing), and INC, and a subject the student is taking this semester can be marked In progress. Several subjects can be ticked and marked In progress at once; ticking all leaves out the subjects the student cannot take yet (e.g., "Can't take yet. Needs: MATH 111"), which can still be ticked one by one if the student is enrolled in them anyway. Only changed grades are saved, and changing an existing grade is treated as a correction that asks for confirmation. A final grade for an INC keeps the subject in the term it was taken and records the term in which the INC was resolved (shown as "INC → 25-1"). Since only the latest attempt of a subject is kept as the student's record, a grade from an earlier term than the recorded one is refused unless the chairperson confirms that it corrects a wrongly entered term. After saving, a message names any subject that has just become a violation, and every grade ever entered is kept in the student's grade logbook </w:t>
       </w:r>
       <w:r>
         <w:rPr>
@@ -2204,7 +2155,7 @@
           <w:szCs w:val="24"/>
         </w:rPr>
         <w:lastRenderedPageBreak/>
-        <w:t>1"). Since only the latest attempt of a subject is kept as the student's record, a grade from an earlier term than the recorded one is refused unless the chairperson confirms that it corrects a wrongly entered term. After saving, a message names any subject that has just become a violation, and every grade ever entered is kept in the student's grade logbook together with who entered it and when. The database writes this logbook itself, so its entries cannot be edited or deleted, and it accepts only KSU grades that match their status and well-formed terms.</w:t>
+        <w:t>together with who entered it and when. The database writes this logbook itself, so its entries cannot be edited or deleted, and it accepts only KSU grades that match their status and well-formed terms.</w:t>
       </w:r>
     </w:p>
     <w:p>
@@ -2276,7 +2227,6 @@
           <w:sz w:val="24"/>
           <w:szCs w:val="24"/>
         </w:rPr>
-        <w:lastRenderedPageBreak/>
         <w:t xml:space="preserve">Students and </w:t>
       </w:r>
       <w:r>
@@ -2325,7 +2275,16 @@
           <w:sz w:val="24"/>
           <w:szCs w:val="24"/>
         </w:rPr>
-        <w:t xml:space="preserve"> Students are registered one at a time or imported from an Excel (.xlsx or .xls) or CSV file, either the system's template or a class list exported from the KSU MIS (its "Export to Excel" file, in the format the Program Chairpersons provided), and ID numbers are checked against the KSU format (e.g., 24-113792). When a student shifts, the releasing chairperson files a shift request and the receiving program's chairperson accepts the student into one of their curriculum versions. Transfers in and out and drops are recorded as well, and every movement is kept in the student's history. Marking a student as dropped or transferred out locks the record: the database refuses changes to the student's grades, details and year level until the chairperson reopens the record, which is also kept in the history. A Student Movements page lists every shift, transfer, drop and reopening, with search and filters. The student list can be searched from the top bar of any page and filtered by year level, curriculum version and status, and the reason for each student's status is shown under the name (e.g., "Out of order: PHYS 201").</w:t>
+        <w:t xml:space="preserve"> Students are registered one at a time or imported from an Excel (.xlsx or .xls) or CSV file, either the system's template or a class list exported from the KSU MIS (its "Export to Excel" file, in the format the Program Chairpersons provided), and ID numbers are checked against the KSU format (e.g., 24-113792). When a student shifts, the releasing chairperson files a shift </w:t>
+      </w:r>
+      <w:r>
+        <w:rPr>
+          <w:rFonts w:ascii="Courier New" w:hAnsi="Courier New" w:cs="Courier New"/>
+          <w:sz w:val="24"/>
+          <w:szCs w:val="24"/>
+        </w:rPr>
+        <w:lastRenderedPageBreak/>
+        <w:t>request and the receiving program's chairperson accepts the student into one of their curriculum versions. Transfers in and out and drops are recorded as well, and every movement is kept in the student's history. Marking a student as dropped or transferred out locks the record: the database refuses changes to the student's grades, details and year level until the chairperson reopens the record, which is also kept in the history. A Student Movements page lists every shift, transfer, drop and reopening, with search and filters. The student list can be searched from the top bar of any page and filtered by year level, curriculum version and status, and the reason for each student's status is shown under the name (e.g., "Out of order: PHYS 201").</w:t>
       </w:r>
     </w:p>
     <w:p>
@@ -2355,7 +2314,7 @@
           <w:sz w:val="24"/>
           <w:szCs w:val="24"/>
         </w:rPr>
-        <w:t xml:space="preserve"> A "Needs attention" banner at the top lists what to act on, such as students with violations, students </w:t>
+        <w:t xml:space="preserve"> A "Needs attention" banner at the top lists what to act on, such as students with violations, students with nothing recorded for the current semester, or an unset semester, each linked to the matching filtered student list. Per program, the dashboard shows the total number of students, the regular and irregular students (and how many are not yet determined), the students with violations, the curriculum versions, and the number of shifts, transfers and drops. Four charts are built only from recorded data: regular, irregular </w:t>
       </w:r>
       <w:r>
         <w:rPr>
@@ -2364,7 +2323,7 @@
           <w:szCs w:val="24"/>
         </w:rPr>
         <w:lastRenderedPageBreak/>
-        <w:t>with nothing recorded for the current semester, or an unset semester, each linked to the matching filtered student list. Per program, the dashboard shows the total number of students, the regular and irregular students (and how many are not yet determined), the students with violations, the curriculum versions, and the number of shifts, transfers and drops. Four charts are built only from recorded data: regular, irregular and not determined students; students by year level from Freshman to Senior; bottleneck subjects, where the most students' latest grade is 5.0 or INC; and the subjects most often taken out of order. Each chart has a short explanation, shows the exact numbers on hover, and can be viewed as a table. The Dean sets the current semester from the dashboard and compares the programs of the college side by side, but does not open individual students' records, which remain the chairperson's work.</w:t>
+        <w:t>and not determined students; students by year level from Freshman to Senior; bottleneck subjects, where the most students' latest grade is 5.0 or INC; and the subjects most often taken out of order. Each chart has a short explanation, shows the exact numbers on hover, and can be viewed as a table. The Dean sets the current semester from the dashboard and compares the programs of the college side by side, but does not open individual students' records, which remain the chairperson's work.</w:t>
       </w:r>
     </w:p>
     <w:p>
@@ -2394,7 +2353,7 @@
           <w:sz w:val="24"/>
           <w:szCs w:val="24"/>
         </w:rPr>
-        <w:t xml:space="preserve"> Supabase RLS scopes visibility by role: Program Chairpersons see only the data of their own program, while Deans see their whole college. Operations that must all succeed together, such as creating a program with its chairperson account, replacing a chairperson, or accepting a shifting student, run as single </w:t>
+        <w:t xml:space="preserve"> Supabase RLS scopes visibility by role: Program Chairpersons see only the data of their own program, while Deans see their whole college. Operations that must all succeed together, such as creating a program with its chairperson account, replacing a chairperson, or accepting a shifting student, run as single database transactions. A new chairperson receives a temporary password from the Dean and must choose their own at first login, guided by a checklist that ticks each password rule as it is met, and actions that are hard to undo, such as dropping a student or saving grades, ask for confirmation first. Every page checks the user's role, so a page meant for another role cannot be opened by typing its address; users are signed out </w:t>
       </w:r>
       <w:r>
         <w:rPr>
@@ -2403,7 +2362,7 @@
           <w:szCs w:val="24"/>
         </w:rPr>
         <w:lastRenderedPageBreak/>
-        <w:t>database transactions. A new chairperson receives a temporary password from the Dean and must choose their own at first login, guided by a checklist that ticks each password rule as it is met, and actions that are hard to undo, such as dropping a student or saving grades, ask for confirmation first. Every page checks the user's role, so a page meant for another role cannot be opened by typing its address; users are signed out after 30 minutes without activity; and an account is blocked for 15 minutes after five wrong passwords.</w:t>
+        <w:t>after 30 minutes without activity; and an account is blocked for 15 minutes after five wrong passwords.</w:t>
       </w:r>
     </w:p>
     <w:p>
@@ -2551,7 +2510,6 @@
           <w:sz w:val="24"/>
           <w:szCs w:val="24"/>
         </w:rPr>
-        <w:lastRenderedPageBreak/>
         <w:t>Term-based grade entry with KSU grade values, In progress marking for several subjects at once, INC completion, earlier-term protection and a database-written grade logbook</w:t>
       </w:r>
     </w:p>
@@ -2598,6 +2556,7 @@
           <w:sz w:val="24"/>
           <w:szCs w:val="24"/>
         </w:rPr>
+        <w:lastRenderedPageBreak/>
         <w:t>Shift requests and shift-ins, transfers and drops, with a per-student history, locked records for dropped and transferred-out students, and a Student Movements page</w:t>
       </w:r>
     </w:p>
@@ -2736,16 +2695,7 @@
           <w:sz w:val="24"/>
           <w:szCs w:val="24"/>
         </w:rPr>
-        <w:t xml:space="preserve">The system does not include subsystems for the Registrar, Accounting, or Library, and it is not connected to the KSU MIS. Its logic is limited to descriptive </w:t>
-      </w:r>
-      <w:r>
-        <w:rPr>
-          <w:rFonts w:ascii="Courier New" w:hAnsi="Courier New" w:cs="Courier New"/>
-          <w:sz w:val="24"/>
-          <w:szCs w:val="24"/>
-        </w:rPr>
-        <w:lastRenderedPageBreak/>
-        <w:t>auditing (identifying compliance with existing rules); it does not perform predictive analytics, graduation monitoring, or AI-driven enrollment counseling.</w:t>
+        <w:t>The system does not include subsystems for the Registrar, Accounting, or Library, and it is not connected to the KSU MIS. Its logic is limited to descriptive auditing (identifying compliance with existing rules); it does not perform predictive analytics, graduation monitoring, or AI-driven enrollment counseling.</w:t>
       </w:r>
     </w:p>
     <w:p>
@@ -2769,6 +2719,7 @@
           <w:sz w:val="24"/>
           <w:szCs w:val="24"/>
         </w:rPr>
+        <w:lastRenderedPageBreak/>
         <w:t>Input-Process-Output (IPO) Diagram of the Proposed System</w:t>
       </w:r>
       <w:r>
@@ -3176,7 +3127,7 @@
           <w:sz w:val="24"/>
           <w:szCs w:val="24"/>
         </w:rPr>
-        <w:t xml:space="preserve"> shows the two actors of the system. The Program Chairperson interacts with most modules: managing curriculum versions (including their import and export), registering and importing students, entering grades, viewing each student's audit and grade logbook, setting a year level </w:t>
+        <w:t xml:space="preserve"> shows the two actors of the system. The Program Chairperson interacts with most modules: managing curriculum versions (including their import and export), registering and importing students, entering grades, viewing each student's audit and grade logbook, setting a year level by hand, recording shifts, transfers and drops, and reopening a locked record. The Dean oversees the college: viewing the dashboard of every program and comparing the programs, setting the current semester, creating programs with their </w:t>
       </w:r>
       <w:r>
         <w:rPr>
@@ -3185,7 +3136,7 @@
           <w:szCs w:val="24"/>
         </w:rPr>
         <w:lastRenderedPageBreak/>
-        <w:t>by hand, recording shifts, transfers and drops, and reopening a locked record. The Dean oversees the college: viewing the dashboard of every program and comparing the programs, setting the current semester, creating programs with their chairperson accounts, reassigning chairpersons, and splitting the college by moving some of its programs to a new college with its own dean, and handing the deanship over to a successor. Both log in, view a dashboard and the Student Movements page, and change their password, and a new chairperson must replace the temporary password at first login. The audit itself needs no separate action: the system performs it whenever a student's audit or the dashboard is shown.</w:t>
+        <w:t>chairperson accounts, reassigning chairpersons, and splitting the college by moving some of its programs to a new college with its own dean, and handing the deanship over to a successor. Both log in, view a dashboard and the Student Movements page, and change their password, and a new chairperson must replace the temporary password at first login. The audit itself needs no separate action: the system performs it whenever a student's audit or the dashboard is shown.</w:t>
       </w:r>
     </w:p>
     <w:p>
@@ -3219,7 +3170,7 @@
                     <pic:cNvPicPr/>
                   </pic:nvPicPr>
                   <pic:blipFill>
-                    <a:blip r:embed="rId29"/>
+                    <a:blip r:embed="rId31"/>
                     <a:stretch>
                       <a:fillRect/>
                     </a:stretch>
@@ -3304,7 +3255,7 @@
                     <pic:cNvPicPr/>
                   </pic:nvPicPr>
                   <pic:blipFill>
-                    <a:blip r:embed="rId30"/>
+                    <a:blip r:embed="rId32"/>
                     <a:stretch>
                       <a:fillRect/>
                     </a:stretch>
@@ -3427,7 +3378,7 @@
                     <pic:cNvPicPr/>
                   </pic:nvPicPr>
                   <pic:blipFill>
-                    <a:blip r:embed="rId31"/>
+                    <a:blip r:embed="rId33"/>
                     <a:stretch>
                       <a:fillRect/>
                     </a:stretch>
@@ -3571,15 +3522,24 @@
           <w:sz w:val="24"/>
           <w:szCs w:val="24"/>
         </w:rPr>
-        <w:t xml:space="preserve">Figure 4.5</w:t>
-      </w:r>
-      <w:r>
-        <w:rPr>
-          <w:rFonts w:ascii="Courier New" w:hAnsi="Courier New" w:cs="Courier New"/>
-          <w:sz w:val="24"/>
-          <w:szCs w:val="24"/>
-        </w:rPr>
-        <w:t xml:space="preserve">. They follow one new student from the chairperson's log in to the student's audit report, and were captured from the running system with sample BSIT data.</w:t>
+        <w:t>Figure 4.5</w:t>
+      </w:r>
+      <w:r>
+        <w:rPr>
+          <w:rFonts w:ascii="Courier New" w:hAnsi="Courier New" w:cs="Courier New"/>
+          <w:sz w:val="24"/>
+          <w:szCs w:val="24"/>
+        </w:rPr>
+        <w:t xml:space="preserve">. They follow one new student from the chairperson's log in to </w:t>
+      </w:r>
+      <w:r>
+        <w:rPr>
+          <w:rFonts w:ascii="Courier New" w:hAnsi="Courier New" w:cs="Courier New"/>
+          <w:sz w:val="24"/>
+          <w:szCs w:val="24"/>
+        </w:rPr>
+        <w:lastRenderedPageBreak/>
+        <w:t>the student's audit report, and were captured from the running system with sample BSIT data.</w:t>
       </w:r>
     </w:p>
     <w:p>
@@ -3599,7 +3559,7 @@
           <w:sz w:val="24"/>
           <w:szCs w:val="24"/>
         </w:rPr>
-        <w:t xml:space="preserve">The process starts when the Program Chairperson logs in with a KSU staff account (</w:t>
+        <w:t>The process starts when the Program Chairperson logs in with a KSU staff account (</w:t>
       </w:r>
       <w:r>
         <w:rPr>
@@ -3609,15 +3569,15 @@
           <w:sz w:val="24"/>
           <w:szCs w:val="24"/>
         </w:rPr>
-        <w:t xml:space="preserve">Figure 4.7</w:t>
-      </w:r>
-      <w:r>
-        <w:rPr>
-          <w:rFonts w:ascii="Courier New" w:hAnsi="Courier New" w:cs="Courier New"/>
-          <w:sz w:val="24"/>
-          <w:szCs w:val="24"/>
-        </w:rPr>
-        <w:t xml:space="preserve">).</w:t>
+        <w:t>Figure 4.7</w:t>
+      </w:r>
+      <w:r>
+        <w:rPr>
+          <w:rFonts w:ascii="Courier New" w:hAnsi="Courier New" w:cs="Courier New"/>
+          <w:sz w:val="24"/>
+          <w:szCs w:val="24"/>
+        </w:rPr>
+        <w:t>).</w:t>
       </w:r>
     </w:p>
     <w:p>
@@ -3651,7 +3611,7 @@
                     <pic:cNvPicPr/>
                   </pic:nvPicPr>
                   <pic:blipFill>
-                    <a:blip r:embed="rIdStory01"/>
+                    <a:blip r:embed="rId34"/>
                     <a:stretch>
                       <a:fillRect/>
                     </a:stretch>
@@ -3721,7 +3681,7 @@
           <w:sz w:val="24"/>
           <w:szCs w:val="24"/>
         </w:rPr>
-        <w:t xml:space="preserve">The chairperson first checks whether the student is new by searching the Students page by name or ID number (</w:t>
+        <w:t>The chairperson first checks whether the student is new by searching the Students page by name or ID number (</w:t>
       </w:r>
       <w:r>
         <w:rPr>
@@ -3731,15 +3691,15 @@
           <w:sz w:val="24"/>
           <w:szCs w:val="24"/>
         </w:rPr>
-        <w:t xml:space="preserve">Figure 4.8</w:t>
-      </w:r>
-      <w:r>
-        <w:rPr>
-          <w:rFonts w:ascii="Courier New" w:hAnsi="Courier New" w:cs="Courier New"/>
-          <w:sz w:val="24"/>
-          <w:szCs w:val="24"/>
-        </w:rPr>
-        <w:t xml:space="preserve">). No student matches the search, so the student is new and has to be registered.</w:t>
+        <w:t>Figure 4.8</w:t>
+      </w:r>
+      <w:r>
+        <w:rPr>
+          <w:rFonts w:ascii="Courier New" w:hAnsi="Courier New" w:cs="Courier New"/>
+          <w:sz w:val="24"/>
+          <w:szCs w:val="24"/>
+        </w:rPr>
+        <w:t>). No student matches the search, so the student is new and has to be registered.</w:t>
       </w:r>
     </w:p>
     <w:p>
@@ -3757,6 +3717,7 @@
         <w:rPr>
           <w:noProof/>
         </w:rPr>
+        <w:lastRenderedPageBreak/>
         <w:drawing>
           <wp:inline distT="0" distB="0" distL="0" distR="0" wp14:anchorId="5900278C" wp14:editId="75FA05C4">
             <wp:extent cx="5083534" cy="3145536"/>
@@ -3773,7 +3734,7 @@
                     <pic:cNvPicPr/>
                   </pic:nvPicPr>
                   <pic:blipFill>
-                    <a:blip r:embed="rIdStory02"/>
+                    <a:blip r:embed="rId35"/>
                     <a:stretch>
                       <a:fillRect/>
                     </a:stretch>
@@ -3843,7 +3804,7 @@
           <w:sz w:val="24"/>
           <w:szCs w:val="24"/>
         </w:rPr>
-        <w:t xml:space="preserve">A new student is registered one at a time on the Register Student page by entering the ID number, the full name, the curriculum version and the year level (</w:t>
+        <w:t>A new student is registered one at a time on the Register Student page by entering the ID number, the full name, the curriculum version and the year level (</w:t>
       </w:r>
       <w:r>
         <w:rPr>
@@ -3853,15 +3814,15 @@
           <w:sz w:val="24"/>
           <w:szCs w:val="24"/>
         </w:rPr>
-        <w:t xml:space="preserve">Figure 4.9</w:t>
-      </w:r>
-      <w:r>
-        <w:rPr>
-          <w:rFonts w:ascii="Courier New" w:hAnsi="Courier New" w:cs="Courier New"/>
-          <w:sz w:val="24"/>
-          <w:szCs w:val="24"/>
-        </w:rPr>
-        <w:t xml:space="preserve">).</w:t>
+        <w:t>Figure 4.9</w:t>
+      </w:r>
+      <w:r>
+        <w:rPr>
+          <w:rFonts w:ascii="Courier New" w:hAnsi="Courier New" w:cs="Courier New"/>
+          <w:sz w:val="24"/>
+          <w:szCs w:val="24"/>
+        </w:rPr>
+        <w:t>).</w:t>
       </w:r>
     </w:p>
     <w:p>
@@ -3880,9 +3841,9 @@
           <w:noProof/>
         </w:rPr>
         <w:drawing>
-          <wp:inline distT="0" distB="0" distL="0" distR="0" wp14:anchorId="5900278C" wp14:editId="75FA05C4">
-            <wp:extent cx="3673904" cy="2273300"/>
-            <wp:effectExtent l="0" t="0" r="0" b="0"/>
+          <wp:inline distT="0" distB="0" distL="0" distR="0" wp14:anchorId="5900278C" wp14:editId="4DB1E63D">
+            <wp:extent cx="5173772" cy="2417445"/>
+            <wp:effectExtent l="0" t="0" r="8255" b="1905"/>
             <wp:docPr id="9103" name="Figure 4.9" descr="Figure 4.9. Register Student — one student"/>
             <wp:cNvGraphicFramePr>
               <a:graphicFrameLocks xmlns:a="http://schemas.openxmlformats.org/drawingml/2006/main" noChangeAspect="1"/>
@@ -3895,7 +3856,7 @@
                     <pic:cNvPicPr/>
                   </pic:nvPicPr>
                   <pic:blipFill>
-                    <a:blip r:embed="rIdStory03"/>
+                    <a:blip r:embed="rId36"/>
                     <a:stretch>
                       <a:fillRect/>
                     </a:stretch>
@@ -3903,7 +3864,7 @@
                   <pic:spPr>
                     <a:xfrm>
                       <a:off x="0" y="0"/>
-                      <a:ext cx="3673904" cy="2273300"/>
+                      <a:ext cx="5204823" cy="2431953"/>
                     </a:xfrm>
                     <a:prstGeom prst="rect">
                       <a:avLst/>
@@ -3965,7 +3926,8 @@
           <w:sz w:val="24"/>
           <w:szCs w:val="24"/>
         </w:rPr>
-        <w:t xml:space="preserve">Students can also be registered by batch by importing a class list (</w:t>
+        <w:lastRenderedPageBreak/>
+        <w:t>Students can also be registered by batch by importing a class list (</w:t>
       </w:r>
       <w:r>
         <w:rPr>
@@ -3975,15 +3937,15 @@
           <w:sz w:val="24"/>
           <w:szCs w:val="24"/>
         </w:rPr>
-        <w:t xml:space="preserve">Figure 4.10</w:t>
-      </w:r>
-      <w:r>
-        <w:rPr>
-          <w:rFonts w:ascii="Courier New" w:hAnsi="Courier New" w:cs="Courier New"/>
-          <w:sz w:val="24"/>
-          <w:szCs w:val="24"/>
-        </w:rPr>
-        <w:t xml:space="preserve">). The chairperson chooses the curriculum version and an Excel, CSV or KSU-MIS export file (</w:t>
+        <w:t>Figure 4.10</w:t>
+      </w:r>
+      <w:r>
+        <w:rPr>
+          <w:rFonts w:ascii="Courier New" w:hAnsi="Courier New" w:cs="Courier New"/>
+          <w:sz w:val="24"/>
+          <w:szCs w:val="24"/>
+        </w:rPr>
+        <w:t>). The chairperson chooses the curriculum version and an Excel, CSV or KSU-MIS export file (</w:t>
       </w:r>
       <w:r>
         <w:rPr>
@@ -3993,15 +3955,15 @@
           <w:sz w:val="24"/>
           <w:szCs w:val="24"/>
         </w:rPr>
-        <w:t xml:space="preserve">Figure 4.10a</w:t>
-      </w:r>
-      <w:r>
-        <w:rPr>
-          <w:rFonts w:ascii="Courier New" w:hAnsi="Courier New" w:cs="Courier New"/>
-          <w:sz w:val="24"/>
-          <w:szCs w:val="24"/>
-        </w:rPr>
-        <w:t xml:space="preserve">), and the system reports how many students were imported and lists any row it skipped, such as a student who is not yet officially enrolled (</w:t>
+        <w:t>Figure 4.10a</w:t>
+      </w:r>
+      <w:r>
+        <w:rPr>
+          <w:rFonts w:ascii="Courier New" w:hAnsi="Courier New" w:cs="Courier New"/>
+          <w:sz w:val="24"/>
+          <w:szCs w:val="24"/>
+        </w:rPr>
+        <w:t>), and the system reports how many students were imported and lists any row it skipped, such as a student who is not yet officially enrolled (</w:t>
       </w:r>
       <w:r>
         <w:rPr>
@@ -4011,15 +3973,15 @@
           <w:sz w:val="24"/>
           <w:szCs w:val="24"/>
         </w:rPr>
-        <w:t xml:space="preserve">Figure 4.10b</w:t>
-      </w:r>
-      <w:r>
-        <w:rPr>
-          <w:rFonts w:ascii="Courier New" w:hAnsi="Courier New" w:cs="Courier New"/>
-          <w:sz w:val="24"/>
-          <w:szCs w:val="24"/>
-        </w:rPr>
-        <w:t xml:space="preserve">).</w:t>
+        <w:t>Figure 4.10b</w:t>
+      </w:r>
+      <w:r>
+        <w:rPr>
+          <w:rFonts w:ascii="Courier New" w:hAnsi="Courier New" w:cs="Courier New"/>
+          <w:sz w:val="24"/>
+          <w:szCs w:val="24"/>
+        </w:rPr>
+        <w:t>).</w:t>
       </w:r>
     </w:p>
     <w:p>
@@ -4053,7 +4015,7 @@
                     <pic:cNvPicPr/>
                   </pic:nvPicPr>
                   <pic:blipFill>
-                    <a:blip r:embed="rIdStory04"/>
+                    <a:blip r:embed="rId37"/>
                     <a:stretch>
                       <a:fillRect/>
                     </a:stretch>
@@ -4121,6 +4083,7 @@
         <w:rPr>
           <w:noProof/>
         </w:rPr>
+        <w:lastRenderedPageBreak/>
         <w:drawing>
           <wp:inline distT="0" distB="0" distL="0" distR="0" wp14:anchorId="5900278C" wp14:editId="75FA05C4">
             <wp:extent cx="5083534" cy="3145536"/>
@@ -4137,7 +4100,7 @@
                     <pic:cNvPicPr/>
                   </pic:nvPicPr>
                   <pic:blipFill>
-                    <a:blip r:embed="rIdStory05"/>
+                    <a:blip r:embed="rId38"/>
                     <a:stretch>
                       <a:fillRect/>
                     </a:stretch>
@@ -4207,7 +4170,7 @@
           <w:sz w:val="24"/>
           <w:szCs w:val="24"/>
         </w:rPr>
-        <w:t xml:space="preserve">With the student registered, the chairperson enters the student's grade history on the Enter Grades page (</w:t>
+        <w:t>With the student registered, the chairperson enters the student's grade history on the Enter Grades page (</w:t>
       </w:r>
       <w:r>
         <w:rPr>
@@ -4217,15 +4180,15 @@
           <w:sz w:val="24"/>
           <w:szCs w:val="24"/>
         </w:rPr>
-        <w:t xml:space="preserve">Figure 4.11</w:t>
-      </w:r>
-      <w:r>
-        <w:rPr>
-          <w:rFonts w:ascii="Courier New" w:hAnsi="Courier New" w:cs="Courier New"/>
-          <w:sz w:val="24"/>
-          <w:szCs w:val="24"/>
-        </w:rPr>
-        <w:t xml:space="preserve">). The chairperson chooses the year level, the curriculum semester and the term in which the grades were earned (</w:t>
+        <w:t>Figure 4.11</w:t>
+      </w:r>
+      <w:r>
+        <w:rPr>
+          <w:rFonts w:ascii="Courier New" w:hAnsi="Courier New" w:cs="Courier New"/>
+          <w:sz w:val="24"/>
+          <w:szCs w:val="24"/>
+        </w:rPr>
+        <w:t>). The chairperson chooses the year level, the curriculum semester and the term in which the grades were earned (</w:t>
       </w:r>
       <w:r>
         <w:rPr>
@@ -4235,15 +4198,15 @@
           <w:sz w:val="24"/>
           <w:szCs w:val="24"/>
         </w:rPr>
-        <w:t xml:space="preserve">Figure 4.11a</w:t>
-      </w:r>
-      <w:r>
-        <w:rPr>
-          <w:rFonts w:ascii="Courier New" w:hAnsi="Courier New" w:cs="Courier New"/>
-          <w:sz w:val="24"/>
-          <w:szCs w:val="24"/>
-        </w:rPr>
-        <w:t xml:space="preserve">), picks the grade of each subject from the KSU grade values (</w:t>
+        <w:t>Figure 4.11a</w:t>
+      </w:r>
+      <w:r>
+        <w:rPr>
+          <w:rFonts w:ascii="Courier New" w:hAnsi="Courier New" w:cs="Courier New"/>
+          <w:sz w:val="24"/>
+          <w:szCs w:val="24"/>
+        </w:rPr>
+        <w:t>), picks the grade of each subject from the KSU grade values (</w:t>
       </w:r>
       <w:r>
         <w:rPr>
@@ -4253,15 +4216,15 @@
           <w:sz w:val="24"/>
           <w:szCs w:val="24"/>
         </w:rPr>
-        <w:t xml:space="preserve">Figure 4.11b</w:t>
-      </w:r>
-      <w:r>
-        <w:rPr>
-          <w:rFonts w:ascii="Courier New" w:hAnsi="Courier New" w:cs="Courier New"/>
-          <w:sz w:val="24"/>
-          <w:szCs w:val="24"/>
-        </w:rPr>
-        <w:t xml:space="preserve">), and confirms the grades before they are saved (</w:t>
+        <w:t>Figure 4.11b</w:t>
+      </w:r>
+      <w:r>
+        <w:rPr>
+          <w:rFonts w:ascii="Courier New" w:hAnsi="Courier New" w:cs="Courier New"/>
+          <w:sz w:val="24"/>
+          <w:szCs w:val="24"/>
+        </w:rPr>
+        <w:t>), and confirms the grades before they are saved (</w:t>
       </w:r>
       <w:r>
         <w:rPr>
@@ -4271,15 +4234,15 @@
           <w:sz w:val="24"/>
           <w:szCs w:val="24"/>
         </w:rPr>
-        <w:t xml:space="preserve">Figure 4.11c</w:t>
-      </w:r>
-      <w:r>
-        <w:rPr>
-          <w:rFonts w:ascii="Courier New" w:hAnsi="Courier New" w:cs="Courier New"/>
-          <w:sz w:val="24"/>
-          <w:szCs w:val="24"/>
-        </w:rPr>
-        <w:t xml:space="preserve">).</w:t>
+        <w:t>Figure 4.11c</w:t>
+      </w:r>
+      <w:r>
+        <w:rPr>
+          <w:rFonts w:ascii="Courier New" w:hAnsi="Courier New" w:cs="Courier New"/>
+          <w:sz w:val="24"/>
+          <w:szCs w:val="24"/>
+        </w:rPr>
+        <w:t>).</w:t>
       </w:r>
     </w:p>
     <w:p>
@@ -4297,6 +4260,7 @@
         <w:rPr>
           <w:noProof/>
         </w:rPr>
+        <w:lastRenderedPageBreak/>
         <w:drawing>
           <wp:inline distT="0" distB="0" distL="0" distR="0" wp14:anchorId="5900278C" wp14:editId="75FA05C4">
             <wp:extent cx="5083534" cy="3145536"/>
@@ -4313,7 +4277,7 @@
                     <pic:cNvPicPr/>
                   </pic:nvPicPr>
                   <pic:blipFill>
-                    <a:blip r:embed="rIdStory06"/>
+                    <a:blip r:embed="rId39"/>
                     <a:stretch>
                       <a:fillRect/>
                     </a:stretch>
@@ -4397,7 +4361,7 @@
                     <pic:cNvPicPr/>
                   </pic:nvPicPr>
                   <pic:blipFill>
-                    <a:blip r:embed="rIdStory07"/>
+                    <a:blip r:embed="rId40"/>
                     <a:stretch>
                       <a:fillRect/>
                     </a:stretch>
@@ -4465,6 +4429,7 @@
         <w:rPr>
           <w:noProof/>
         </w:rPr>
+        <w:lastRenderedPageBreak/>
         <w:drawing>
           <wp:inline distT="0" distB="0" distL="0" distR="0" wp14:anchorId="5900278C" wp14:editId="75FA05C4">
             <wp:extent cx="5083534" cy="3145536"/>
@@ -4481,7 +4446,7 @@
                     <pic:cNvPicPr/>
                   </pic:nvPicPr>
                   <pic:blipFill>
-                    <a:blip r:embed="rIdStory08"/>
+                    <a:blip r:embed="rId41"/>
                     <a:stretch>
                       <a:fillRect/>
                     </a:stretch>
@@ -4551,7 +4516,7 @@
           <w:sz w:val="24"/>
           <w:szCs w:val="24"/>
         </w:rPr>
-        <w:t xml:space="preserve">Once the grades are saved, the Audit Engine audits the student's record against the curriculum, and the chairperson views the result as the student's audit report (</w:t>
+        <w:t>Once the grades are saved, the Audit Engine audits the student's record against the curriculum, and the chairperson views the result as the student's audit report (</w:t>
       </w:r>
       <w:r>
         <w:rPr>
@@ -4561,15 +4526,15 @@
           <w:sz w:val="24"/>
           <w:szCs w:val="24"/>
         </w:rPr>
-        <w:t xml:space="preserve">Figure 4.12</w:t>
-      </w:r>
-      <w:r>
-        <w:rPr>
-          <w:rFonts w:ascii="Courier New" w:hAnsi="Courier New" w:cs="Courier New"/>
-          <w:sz w:val="24"/>
-          <w:szCs w:val="24"/>
-        </w:rPr>
-        <w:t xml:space="preserve">). Each subject is listed with its grade, the term in which it was taken and its status: a passed subject is Completed, while a failed one is Available to be retaken (</w:t>
+        <w:t>Figure 4.12</w:t>
+      </w:r>
+      <w:r>
+        <w:rPr>
+          <w:rFonts w:ascii="Courier New" w:hAnsi="Courier New" w:cs="Courier New"/>
+          <w:sz w:val="24"/>
+          <w:szCs w:val="24"/>
+        </w:rPr>
+        <w:t>). Each subject is listed with its grade, the term in which it was taken and its status: a passed subject is Completed, while a failed one is Available to be retaken (</w:t>
       </w:r>
       <w:r>
         <w:rPr>
@@ -4579,15 +4544,15 @@
           <w:sz w:val="24"/>
           <w:szCs w:val="24"/>
         </w:rPr>
-        <w:t xml:space="preserve">Figure 4.12a</w:t>
-      </w:r>
-      <w:r>
-        <w:rPr>
-          <w:rFonts w:ascii="Courier New" w:hAnsi="Courier New" w:cs="Courier New"/>
-          <w:sz w:val="24"/>
-          <w:szCs w:val="24"/>
-        </w:rPr>
-        <w:t xml:space="preserve">). The subjects of the next semester show whether the student may take them: Available when their prerequisites are passed, or Unavailable with the missing prerequisite named (</w:t>
+        <w:t>Figure 4.12a</w:t>
+      </w:r>
+      <w:r>
+        <w:rPr>
+          <w:rFonts w:ascii="Courier New" w:hAnsi="Courier New" w:cs="Courier New"/>
+          <w:sz w:val="24"/>
+          <w:szCs w:val="24"/>
+        </w:rPr>
+        <w:t>). The subjects of the next semester show whether the student may take them: Available when their prerequisites are passed, or Unavailable with the missing prerequisite named (</w:t>
       </w:r>
       <w:r>
         <w:rPr>
@@ -4597,15 +4562,15 @@
           <w:sz w:val="24"/>
           <w:szCs w:val="24"/>
         </w:rPr>
-        <w:t xml:space="preserve">Figure 4.12b</w:t>
-      </w:r>
-      <w:r>
-        <w:rPr>
-          <w:rFonts w:ascii="Courier New" w:hAnsi="Courier New" w:cs="Courier New"/>
-          <w:sz w:val="24"/>
-          <w:szCs w:val="24"/>
-        </w:rPr>
-        <w:t xml:space="preserve">). For a student who took a subject before passing its prerequisite, the subject is marked as a Violation with the reason (</w:t>
+        <w:t>Figure 4.12b</w:t>
+      </w:r>
+      <w:r>
+        <w:rPr>
+          <w:rFonts w:ascii="Courier New" w:hAnsi="Courier New" w:cs="Courier New"/>
+          <w:sz w:val="24"/>
+          <w:szCs w:val="24"/>
+        </w:rPr>
+        <w:t>). For a student who took a subject before passing its prerequisite, the subject is marked as a Violation with the reason (</w:t>
       </w:r>
       <w:r>
         <w:rPr>
@@ -4615,15 +4580,24 @@
           <w:sz w:val="24"/>
           <w:szCs w:val="24"/>
         </w:rPr>
-        <w:t xml:space="preserve">Figure 4.12c</w:t>
-      </w:r>
-      <w:r>
-        <w:rPr>
-          <w:rFonts w:ascii="Courier New" w:hAnsi="Courier New" w:cs="Courier New"/>
-          <w:sz w:val="24"/>
-          <w:szCs w:val="24"/>
-        </w:rPr>
-        <w:t xml:space="preserve">). The audit report can also be printed as a student evaluation (</w:t>
+        <w:t>Figure 4.12c</w:t>
+      </w:r>
+      <w:r>
+        <w:rPr>
+          <w:rFonts w:ascii="Courier New" w:hAnsi="Courier New" w:cs="Courier New"/>
+          <w:sz w:val="24"/>
+          <w:szCs w:val="24"/>
+        </w:rPr>
+        <w:t xml:space="preserve">). The audit report can also be printed </w:t>
+      </w:r>
+      <w:r>
+        <w:rPr>
+          <w:rFonts w:ascii="Courier New" w:hAnsi="Courier New" w:cs="Courier New"/>
+          <w:sz w:val="24"/>
+          <w:szCs w:val="24"/>
+        </w:rPr>
+        <w:lastRenderedPageBreak/>
+        <w:t>as a student evaluation (</w:t>
       </w:r>
       <w:r>
         <w:rPr>
@@ -4633,15 +4607,15 @@
           <w:sz w:val="24"/>
           <w:szCs w:val="24"/>
         </w:rPr>
-        <w:t xml:space="preserve">Figure 4.12d</w:t>
-      </w:r>
-      <w:r>
-        <w:rPr>
-          <w:rFonts w:ascii="Courier New" w:hAnsi="Courier New" w:cs="Courier New"/>
-          <w:sz w:val="24"/>
-          <w:szCs w:val="24"/>
-        </w:rPr>
-        <w:t xml:space="preserve">), which ends the process.</w:t>
+        <w:t>Figure 4.12d</w:t>
+      </w:r>
+      <w:r>
+        <w:rPr>
+          <w:rFonts w:ascii="Courier New" w:hAnsi="Courier New" w:cs="Courier New"/>
+          <w:sz w:val="24"/>
+          <w:szCs w:val="24"/>
+        </w:rPr>
+        <w:t>), which ends the process.</w:t>
       </w:r>
     </w:p>
     <w:p>
@@ -4675,7 +4649,7 @@
                     <pic:cNvPicPr/>
                   </pic:nvPicPr>
                   <pic:blipFill>
-                    <a:blip r:embed="rIdStory09"/>
+                    <a:blip r:embed="rId42"/>
                     <a:stretch>
                       <a:fillRect/>
                     </a:stretch>
@@ -4759,7 +4733,7 @@
                     <pic:cNvPicPr/>
                   </pic:nvPicPr>
                   <pic:blipFill>
-                    <a:blip r:embed="rIdStory10"/>
+                    <a:blip r:embed="rId43"/>
                     <a:stretch>
                       <a:fillRect/>
                     </a:stretch>
@@ -4827,6 +4801,7 @@
         <w:rPr>
           <w:noProof/>
         </w:rPr>
+        <w:lastRenderedPageBreak/>
         <w:drawing>
           <wp:inline distT="0" distB="0" distL="0" distR="0" wp14:anchorId="5900278C" wp14:editId="75FA05C4">
             <wp:extent cx="5083534" cy="3145536"/>
@@ -4843,7 +4818,7 @@
                     <pic:cNvPicPr/>
                   </pic:nvPicPr>
                   <pic:blipFill>
-                    <a:blip r:embed="rIdStory11"/>
+                    <a:blip r:embed="rId44"/>
                     <a:stretch>
                       <a:fillRect/>
                     </a:stretch>
@@ -4927,7 +4902,7 @@
                     <pic:cNvPicPr/>
                   </pic:nvPicPr>
                   <pic:blipFill>
-                    <a:blip r:embed="rIdStory12"/>
+                    <a:blip r:embed="rId45"/>
                     <a:stretch>
                       <a:fillRect/>
                     </a:stretch>
@@ -5031,7 +5006,7 @@
           <w:sz w:val="24"/>
           <w:szCs w:val="24"/>
         </w:rPr>
-        <w:t xml:space="preserve">The functional requirements state what Auditrix must do for its users. The system shall provide the following:</w:t>
+        <w:t>The functional requirements state what Auditrix must do for its users. The system shall provide the following:</w:t>
       </w:r>
     </w:p>
     <w:p>
@@ -5064,7 +5039,7 @@
           <w:sz w:val="24"/>
           <w:szCs w:val="24"/>
         </w:rPr>
-        <w:t xml:space="preserve">Let the Dean and the Program Chairperson log in with their staff accounts, require a new chairperson to replace the temporary password at the first log in, and let each user edit their name and password in Account Settings.</w:t>
+        <w:t>Let the Dean and the Program Chairperson log in with their staff accounts, require a new chairperson to replace the temporary password at the first log in, and let each user edit their name and password in Account Settings.</w:t>
       </w:r>
     </w:p>
     <w:p>
@@ -5097,7 +5072,7 @@
           <w:sz w:val="24"/>
           <w:szCs w:val="24"/>
         </w:rPr>
-        <w:t xml:space="preserve">Register students one at a time or by batch from an Excel or CSV file or the KSU-MIS export, and find students by name or ID number with filters by year level and status.</w:t>
+        <w:t>Register students one at a time or by batch from an Excel or CSV file or the KSU-MIS export, and find students by name or ID number with filters by year level and status.</w:t>
       </w:r>
     </w:p>
     <w:p>
@@ -5130,7 +5105,7 @@
           <w:sz w:val="24"/>
           <w:szCs w:val="24"/>
         </w:rPr>
-        <w:t xml:space="preserve">Record grades per term using the KSU grade values, including INC and its completion, keep a later grade from being replaced by an earlier one, and keep a logbook of every grade entered or changed.</w:t>
+        <w:t>Record grades per term using the KSU grade values, including INC and its completion, keep a later grade from being replaced by an earlier one, and keep a logbook of every grade entered or changed.</w:t>
       </w:r>
     </w:p>
     <w:p>
@@ -5163,7 +5138,7 @@
           <w:sz w:val="24"/>
           <w:szCs w:val="24"/>
         </w:rPr>
-        <w:t xml:space="preserve">Audit every subject of the student's curriculum against its prerequisites, co-requisites, year standing and "all subjects completed" requirements, and give each subject one of the five statuses with the reason.</w:t>
+        <w:t>Audit every subject of the student's curriculum against its prerequisites, co-requisites, year standing and "all subjects completed" requirements, and give each subject one of the five statuses with the reason.</w:t>
       </w:r>
     </w:p>
     <w:p>
@@ -5188,6 +5163,7 @@
           <w:sz w:val="24"/>
           <w:szCs w:val="24"/>
         </w:rPr>
+        <w:lastRenderedPageBreak/>
         <w:t xml:space="preserve">Year level and enrollment status: </w:t>
       </w:r>
       <w:r>
@@ -5196,7 +5172,7 @@
           <w:sz w:val="24"/>
           <w:szCs w:val="24"/>
         </w:rPr>
-        <w:t xml:space="preserve">Work out each student's year level from the units passed, allow the chairperson to set it by hand, and classify each student as regular or irregular for the current semester.</w:t>
+        <w:t>Work out each student's year level from the units passed, allow the chairperson to set it by hand, and classify each student as regular or irregular for the current semester.</w:t>
       </w:r>
     </w:p>
     <w:p>
@@ -5229,7 +5205,7 @@
           <w:sz w:val="24"/>
           <w:szCs w:val="24"/>
         </w:rPr>
-        <w:t xml:space="preserve">Show each student's audit report, flag the subjects taken out of order, and print the student evaluation.</w:t>
+        <w:t>Show each student's audit report, flag the subjects taken out of order, and print the student evaluation.</w:t>
       </w:r>
     </w:p>
     <w:p>
@@ -5262,7 +5238,7 @@
           <w:sz w:val="24"/>
           <w:szCs w:val="24"/>
         </w:rPr>
-        <w:t xml:space="preserve">Keep curriculum versions with their subjects and requirements, import a curriculum with a preview of the changes, export a version to CSV or PDF, and keep a history of the changes.</w:t>
+        <w:t>Keep curriculum versions with their subjects and requirements, import a curriculum with a preview of the changes, export a version to CSV or PDF, and keep a history of the changes.</w:t>
       </w:r>
     </w:p>
     <w:p>
@@ -5295,7 +5271,7 @@
           <w:sz w:val="24"/>
           <w:szCs w:val="24"/>
         </w:rPr>
-        <w:t xml:space="preserve">Record shifts, transfers and drops with a history for each student, lock the records of dropped and transferred-out students, and reopen a record when a student returns.</w:t>
+        <w:t>Record shifts, transfers and drops with a history for each student, lock the records of dropped and transferred-out students, and reopen a record when a student returns.</w:t>
       </w:r>
     </w:p>
     <w:p>
@@ -5328,7 +5304,7 @@
           <w:sz w:val="24"/>
           <w:szCs w:val="24"/>
         </w:rPr>
-        <w:t xml:space="preserve">Summarize each program and list what needs attention, such as students with violations, and let the Dean set the current semester and compare the programs of the college.</w:t>
+        <w:t>Summarize each program and list what needs attention, such as students with violations, and let the Dean set the current semester and compare the programs of the college.</w:t>
       </w:r>
     </w:p>
     <w:p>
@@ -5361,7 +5337,16 @@
           <w:sz w:val="24"/>
           <w:szCs w:val="24"/>
         </w:rPr>
-        <w:t xml:space="preserve">Let the Dean create programs with their chairperson accounts, reassign chairpersons, split the college, and hand the deanship over to a successor.</w:t>
+        <w:t xml:space="preserve">Let the Dean create programs with their chairperson accounts, reassign chairpersons, </w:t>
+      </w:r>
+      <w:r>
+        <w:rPr>
+          <w:rFonts w:ascii="Courier New" w:hAnsi="Courier New" w:cs="Courier New"/>
+          <w:sz w:val="24"/>
+          <w:szCs w:val="24"/>
+        </w:rPr>
+        <w:lastRenderedPageBreak/>
+        <w:t>split the college, and hand the deanship over to a successor.</w:t>
       </w:r>
     </w:p>
     <w:p>
@@ -5385,7 +5370,6 @@
           <w:sz w:val="24"/>
           <w:szCs w:val="24"/>
         </w:rPr>
-        <w:lastRenderedPageBreak/>
         <w:t>Non-Functional Requirements of the Proposed System</w:t>
       </w:r>
       <w:r>
@@ -5535,7 +5519,7 @@
           <w:sz w:val="24"/>
           <w:szCs w:val="24"/>
         </w:rPr>
-        <w:t xml:space="preserve">the interface uses one consistent design with confirmation dialogs and notifications; access is role-scoped via RLS, and new chairpersons must replace their temporary password at first login; every page checks the user's role, users are signed out after 30 minutes without activity, and an </w:t>
+        <w:t xml:space="preserve">the interface uses one consistent design with confirmation dialogs and notifications; access is role-scoped via RLS, and new chairpersons must replace their temporary password at </w:t>
       </w:r>
       <w:r>
         <w:rPr>
@@ -5544,7 +5528,7 @@
           <w:szCs w:val="24"/>
         </w:rPr>
         <w:lastRenderedPageBreak/>
-        <w:t>account is blocked for 15 minutes after five wrong passwords.</w:t>
+        <w:t>first login; every page checks the user's role, users are signed out after 30 minutes without activity, and an account is blocked for 15 minutes after five wrong passwords.</w:t>
       </w:r>
     </w:p>
     <w:p>
@@ -5674,7 +5658,16 @@
           <w:sz w:val="24"/>
           <w:szCs w:val="24"/>
         </w:rPr>
-        <w:t>Upon completion of the system, Auditrix is to be evaluated by the Program Chairpersons and selected IT experts using a printed (paper-based) questionnaire built on the ISO/IEC 25010 software quality model, with each characteristic mapped to a specific part of the system. Responses will be analyzed using the Weighted Mean. Table 4.3 will present the extent of compliance per quality characteristic.</w:t>
+        <w:t xml:space="preserve">Upon completion of the system, Auditrix is to be evaluated by the Program Chairpersons and selected IT experts using a printed (paper-based) questionnaire built on the ISO/IEC 25010 software quality model, with each characteristic mapped to a specific part of the system. Responses will be analyzed using the Weighted Mean. Table 4.3 </w:t>
+      </w:r>
+      <w:r>
+        <w:rPr>
+          <w:rFonts w:ascii="Courier New" w:hAnsi="Courier New" w:cs="Courier New"/>
+          <w:sz w:val="24"/>
+          <w:szCs w:val="24"/>
+        </w:rPr>
+        <w:lastRenderedPageBreak/>
+        <w:t>will present the extent of compliance per quality characteristic.</w:t>
       </w:r>
     </w:p>
     <w:tbl>
@@ -5718,7 +5711,6 @@
                 <w:sz w:val="24"/>
                 <w:szCs w:val="24"/>
               </w:rPr>
-              <w:lastRenderedPageBreak/>
               <w:t>Quality Characteristic</w:t>
             </w:r>
           </w:p>
@@ -6755,11 +6747,11 @@
       </w:r>
     </w:p>
     <w:sectPr>
-      <w:headerReference w:type="default" r:id="rId75"/>
-      <w:headerReference w:type="first" r:id="rId76"/>
-      <w:footerReference w:type="default" r:id="rId20"/>
-      <w:footerReference w:type="first" r:id="rId20"/>
-      <w:pgSz w:w="12242" w:h="15842"/>
+      <w:headerReference w:type="default" r:id="rId72"/>
+      <w:headerReference w:type="first" r:id="rId73"/>
+      <w:footerReference w:type="default" r:id="rId22"/>
+      <w:footerReference w:type="first" r:id="rId22"/>
+      <w:pgSz w:w="12240" w:h="15840"/>
       <w:pgMar w:top="1440" w:right="1440" w:bottom="1440" w:left="2160" w:header="709" w:footer="709" w:gutter="0"/>
       <w:pgNumType w:start="53"/>
       <w:cols w:space="708"/>
@@ -6814,6 +6806,16 @@
 </file>
 
 <file path=word/footer1.xml><?xml version="1.0" encoding="utf-8"?>
+<w:ftr xmlns:wpc="http://schemas.microsoft.com/office/word/2010/wordprocessingCanvas" xmlns:cx="http://schemas.microsoft.com/office/drawing/2014/chartex" xmlns:cx1="http://schemas.microsoft.com/office/drawing/2015/9/8/chartex" xmlns:cx2="http://schemas.microsoft.com/office/drawing/2015/10/21/chartex" xmlns:cx3="http://schemas.microsoft.com/office/drawing/2016/5/9/chartex" xmlns:cx4="http://schemas.microsoft.com/office/drawing/2016/5/10/chartex" xmlns:cx5="http://schemas.microsoft.com/office/drawing/2016/5/11/chartex" xmlns:cx6="http://schemas.microsoft.com/office/drawing/2016/5/12/chartex" xmlns:cx7="http://schemas.microsoft.com/office/drawing/2016/5/13/chartex" xmlns:cx8="http://schemas.microsoft.com/office/drawing/2016/5/14/chartex" xmlns:mc="http://schemas.openxmlformats.org/markup-compatibility/2006" xmlns:aink="http://schemas.microsoft.com/office/drawing/2016/ink" xmlns:am3d="http://schemas.microsoft.com/office/drawing/2017/model3d" xmlns:o="urn:schemas-microsoft-com:office:office" xmlns:oel="http://schemas.microsoft.com/office/2019/extlst" xmlns:r="http://schemas.openxmlformats.org/officeDocument/2006/relationships" xmlns:m="http://schemas.openxmlformats.org/officeDocument/2006/math" xmlns:v="urn:schemas-microsoft-com:vml" xmlns:wp14="http://schemas.microsoft.com/office/word/2010/wordprocessingDrawing" xmlns:wp="http://schemas.openxmlformats.org/drawingml/2006/wordprocessingDrawing" xmlns:w10="urn:schemas-microsoft-com:office:word" xmlns:w="http://schemas.openxmlformats.org/wordprocessingml/2006/main" xmlns:w14="http://schemas.microsoft.com/office/word/2010/wordml" xmlns:w15="http://schemas.microsoft.com/office/word/2012/wordml" xmlns:w16cex="http://schemas.microsoft.com/office/word/2018/wordml/cex" xmlns:w16cid="http://schemas.microsoft.com/office/word/2016/wordml/cid" xmlns:w16="http://schemas.microsoft.com/office/word/2018/wordml" xmlns:w16du="http://schemas.microsoft.com/office/word/2023/wordml/word16du" xmlns:w16sdtdh="http://schemas.microsoft.com/office/word/2020/wordml/sdtdatahash" xmlns:w16sdtfl="http://schemas.microsoft.com/office/word/2024/wordml/sdtformatlock" xmlns:w16se="http://schemas.microsoft.com/office/word/2015/wordml/symex" xmlns:wpg="http://schemas.microsoft.com/office/word/2010/wordprocessingGroup" xmlns:wpi="http://schemas.microsoft.com/office/word/2010/wordprocessingInk" xmlns:wne="http://schemas.microsoft.com/office/word/2006/wordml" xmlns:wps="http://schemas.microsoft.com/office/word/2010/wordprocessingShape" mc:Ignorable="w14 w15 w16se w16cid w16 w16cex w16sdtdh w16sdtfl w16du wp14">
+  <w:p>
+    <w:pPr>
+      <w:pStyle w:val="Footer"/>
+    </w:pPr>
+  </w:p>
+</w:ftr>
+</file>
+
+<file path=word/footer2.xml><?xml version="1.0" encoding="utf-8"?>
 <w:ftr xmlns:wpc="http://schemas.microsoft.com/office/word/2010/wordprocessingCanvas" xmlns:cx="http://schemas.microsoft.com/office/drawing/2014/chartex" xmlns:cx1="http://schemas.microsoft.com/office/drawing/2015/9/8/chartex" xmlns:cx2="http://schemas.microsoft.com/office/drawing/2015/10/21/chartex" xmlns:cx3="http://schemas.microsoft.com/office/drawing/2016/5/9/chartex" xmlns:cx4="http://schemas.microsoft.com/office/drawing/2016/5/10/chartex" xmlns:cx5="http://schemas.microsoft.com/office/drawing/2016/5/11/chartex" xmlns:cx6="http://schemas.microsoft.com/office/drawing/2016/5/12/chartex" xmlns:cx7="http://schemas.microsoft.com/office/drawing/2016/5/13/chartex" xmlns:cx8="http://schemas.microsoft.com/office/drawing/2016/5/14/chartex" xmlns:mc="http://schemas.openxmlformats.org/markup-compatibility/2006" xmlns:aink="http://schemas.microsoft.com/office/drawing/2016/ink" xmlns:am3d="http://schemas.microsoft.com/office/drawing/2017/model3d" xmlns:o="urn:schemas-microsoft-com:office:office" xmlns:oel="http://schemas.microsoft.com/office/2019/extlst" xmlns:r="http://schemas.openxmlformats.org/officeDocument/2006/relationships" xmlns:m="http://schemas.openxmlformats.org/officeDocument/2006/math" xmlns:v="urn:schemas-microsoft-com:vml" xmlns:wp14="http://schemas.microsoft.com/office/word/2010/wordprocessingDrawing" xmlns:wp="http://schemas.openxmlformats.org/drawingml/2006/wordprocessingDrawing" xmlns:w10="urn:schemas-microsoft-com:office:word" xmlns:w="http://schemas.openxmlformats.org/wordprocessingml/2006/main" xmlns:w14="http://schemas.microsoft.com/office/word/2010/wordml" xmlns:w15="http://schemas.microsoft.com/office/word/2012/wordml" xmlns:w16cex="http://schemas.microsoft.com/office/word/2018/wordml/cex" xmlns:w16cid="http://schemas.microsoft.com/office/word/2016/wordml/cid" xmlns:w16="http://schemas.microsoft.com/office/word/2018/wordml" xmlns:w16du="http://schemas.microsoft.com/office/word/2023/wordml/word16du" xmlns:w16sdtdh="http://schemas.microsoft.com/office/word/2020/wordml/sdtdatahash" xmlns:w16sdtfl="http://schemas.microsoft.com/office/word/2024/wordml/sdtformatlock" xmlns:w16se="http://schemas.microsoft.com/office/word/2015/wordml/symex" xmlns:wpg="http://schemas.microsoft.com/office/word/2010/wordprocessingGroup" xmlns:wpi="http://schemas.microsoft.com/office/word/2010/wordprocessingInk" xmlns:wne="http://schemas.microsoft.com/office/word/2006/wordml" xmlns:wps="http://schemas.microsoft.com/office/word/2010/wordprocessingShape" mc:Ignorable="w14 w15 w16se w16cid w16 w16cex w16sdtdh w16sdtfl w16du wp14">
   <w:sdt>
     <w:sdtPr>
@@ -6903,7 +6905,7 @@
 </w:ftr>
 </file>
 
-<file path=word/footer2.xml><?xml version="1.0" encoding="utf-8"?>
+<file path=word/footer3.xml><?xml version="1.0" encoding="utf-8"?>
 <w:ftr xmlns:wpc="http://schemas.microsoft.com/office/word/2010/wordprocessingCanvas" xmlns:cx="http://schemas.microsoft.com/office/drawing/2014/chartex" xmlns:cx1="http://schemas.microsoft.com/office/drawing/2015/9/8/chartex" xmlns:cx2="http://schemas.microsoft.com/office/drawing/2015/10/21/chartex" xmlns:cx3="http://schemas.microsoft.com/office/drawing/2016/5/9/chartex" xmlns:cx4="http://schemas.microsoft.com/office/drawing/2016/5/10/chartex" xmlns:cx5="http://schemas.microsoft.com/office/drawing/2016/5/11/chartex" xmlns:cx6="http://schemas.microsoft.com/office/drawing/2016/5/12/chartex" xmlns:cx7="http://schemas.microsoft.com/office/drawing/2016/5/13/chartex" xmlns:cx8="http://schemas.microsoft.com/office/drawing/2016/5/14/chartex" xmlns:mc="http://schemas.openxmlformats.org/markup-compatibility/2006" xmlns:aink="http://schemas.microsoft.com/office/drawing/2016/ink" xmlns:am3d="http://schemas.microsoft.com/office/drawing/2017/model3d" xmlns:o="urn:schemas-microsoft-com:office:office" xmlns:oel="http://schemas.microsoft.com/office/2019/extlst" xmlns:r="http://schemas.openxmlformats.org/officeDocument/2006/relationships" xmlns:m="http://schemas.openxmlformats.org/officeDocument/2006/math" xmlns:v="urn:schemas-microsoft-com:vml" xmlns:wp14="http://schemas.microsoft.com/office/word/2010/wordprocessingDrawing" xmlns:wp="http://schemas.openxmlformats.org/drawingml/2006/wordprocessingDrawing" xmlns:w10="urn:schemas-microsoft-com:office:word" xmlns:w="http://schemas.openxmlformats.org/wordprocessingml/2006/main" xmlns:w14="http://schemas.microsoft.com/office/word/2010/wordml" xmlns:w15="http://schemas.microsoft.com/office/word/2012/wordml" xmlns:w16cex="http://schemas.microsoft.com/office/word/2018/wordml/cex" xmlns:w16cid="http://schemas.microsoft.com/office/word/2016/wordml/cid" xmlns:w16="http://schemas.microsoft.com/office/word/2018/wordml" xmlns:w16du="http://schemas.microsoft.com/office/word/2023/wordml/word16du" xmlns:w16sdtdh="http://schemas.microsoft.com/office/word/2020/wordml/sdtdatahash" xmlns:w16sdtfl="http://schemas.microsoft.com/office/word/2024/wordml/sdtformatlock" xmlns:w16se="http://schemas.microsoft.com/office/word/2015/wordml/symex" xmlns:wpg="http://schemas.microsoft.com/office/word/2010/wordprocessingGroup" xmlns:wpi="http://schemas.microsoft.com/office/word/2010/wordprocessingInk" xmlns:wne="http://schemas.microsoft.com/office/word/2006/wordml" xmlns:wps="http://schemas.microsoft.com/office/word/2010/wordprocessingShape" mc:Ignorable="w14 w15 w16se w16cid w16 w16cex w16sdtdh w16sdtfl w16du wp14">
   <w:p>
     <w:pPr>
@@ -6914,7 +6916,7 @@
 </w:ftr>
 </file>
 
-<file path=word/footer3.xml><?xml version="1.0" encoding="utf-8"?>
+<file path=word/footer4.xml><?xml version="1.0" encoding="utf-8"?>
 <w:ftr xmlns:wpc="http://schemas.microsoft.com/office/word/2010/wordprocessingCanvas" xmlns:cx="http://schemas.microsoft.com/office/drawing/2014/chartex" xmlns:cx1="http://schemas.microsoft.com/office/drawing/2015/9/8/chartex" xmlns:cx2="http://schemas.microsoft.com/office/drawing/2015/10/21/chartex" xmlns:cx3="http://schemas.microsoft.com/office/drawing/2016/5/9/chartex" xmlns:cx4="http://schemas.microsoft.com/office/drawing/2016/5/10/chartex" xmlns:cx5="http://schemas.microsoft.com/office/drawing/2016/5/11/chartex" xmlns:cx6="http://schemas.microsoft.com/office/drawing/2016/5/12/chartex" xmlns:cx7="http://schemas.microsoft.com/office/drawing/2016/5/13/chartex" xmlns:cx8="http://schemas.microsoft.com/office/drawing/2016/5/14/chartex" xmlns:mc="http://schemas.openxmlformats.org/markup-compatibility/2006" xmlns:aink="http://schemas.microsoft.com/office/drawing/2016/ink" xmlns:am3d="http://schemas.microsoft.com/office/drawing/2017/model3d" xmlns:o="urn:schemas-microsoft-com:office:office" xmlns:oel="http://schemas.microsoft.com/office/2019/extlst" xmlns:r="http://schemas.openxmlformats.org/officeDocument/2006/relationships" xmlns:m="http://schemas.openxmlformats.org/officeDocument/2006/math" xmlns:v="urn:schemas-microsoft-com:vml" xmlns:wp14="http://schemas.microsoft.com/office/word/2010/wordprocessingDrawing" xmlns:wp="http://schemas.openxmlformats.org/drawingml/2006/wordprocessingDrawing" xmlns:w10="urn:schemas-microsoft-com:office:word" xmlns:w="http://schemas.openxmlformats.org/wordprocessingml/2006/main" xmlns:w14="http://schemas.microsoft.com/office/word/2010/wordml" xmlns:w15="http://schemas.microsoft.com/office/word/2012/wordml" xmlns:w16cex="http://schemas.microsoft.com/office/word/2018/wordml/cex" xmlns:w16cid="http://schemas.microsoft.com/office/word/2016/wordml/cid" xmlns:w16="http://schemas.microsoft.com/office/word/2018/wordml" xmlns:w16du="http://schemas.microsoft.com/office/word/2023/wordml/word16du" xmlns:w16sdtdh="http://schemas.microsoft.com/office/word/2020/wordml/sdtdatahash" xmlns:w16sdtfl="http://schemas.microsoft.com/office/word/2024/wordml/sdtformatlock" xmlns:w16se="http://schemas.microsoft.com/office/word/2015/wordml/symex" xmlns:wpg="http://schemas.microsoft.com/office/word/2010/wordprocessingGroup" xmlns:wpi="http://schemas.microsoft.com/office/word/2010/wordprocessingInk" xmlns:wne="http://schemas.microsoft.com/office/word/2006/wordml" xmlns:wps="http://schemas.microsoft.com/office/word/2010/wordprocessingShape" mc:Ignorable="w14 w15 w16se w16cid w16 w16cex w16sdtdh w16sdtfl w16du wp14">
   <w:sdt>
     <w:sdtPr>
@@ -7045,7 +7047,7 @@
 </w:ftr>
 </file>
 
-<file path=word/footer4.xml><?xml version="1.0" encoding="utf-8"?>
+<file path=word/footer5.xml><?xml version="1.0" encoding="utf-8"?>
 <w:ftr xmlns:wpc="http://schemas.microsoft.com/office/word/2010/wordprocessingCanvas" xmlns:cx="http://schemas.microsoft.com/office/drawing/2014/chartex" xmlns:cx1="http://schemas.microsoft.com/office/drawing/2015/9/8/chartex" xmlns:cx2="http://schemas.microsoft.com/office/drawing/2015/10/21/chartex" xmlns:cx3="http://schemas.microsoft.com/office/drawing/2016/5/9/chartex" xmlns:cx4="http://schemas.microsoft.com/office/drawing/2016/5/10/chartex" xmlns:cx5="http://schemas.microsoft.com/office/drawing/2016/5/11/chartex" xmlns:cx6="http://schemas.microsoft.com/office/drawing/2016/5/12/chartex" xmlns:cx7="http://schemas.microsoft.com/office/drawing/2016/5/13/chartex" xmlns:cx8="http://schemas.microsoft.com/office/drawing/2016/5/14/chartex" xmlns:mc="http://schemas.openxmlformats.org/markup-compatibility/2006" xmlns:aink="http://schemas.microsoft.com/office/drawing/2016/ink" xmlns:am3d="http://schemas.microsoft.com/office/drawing/2017/model3d" xmlns:o="urn:schemas-microsoft-com:office:office" xmlns:oel="http://schemas.microsoft.com/office/2019/extlst" xmlns:r="http://schemas.openxmlformats.org/officeDocument/2006/relationships" xmlns:m="http://schemas.openxmlformats.org/officeDocument/2006/math" xmlns:v="urn:schemas-microsoft-com:vml" xmlns:wp14="http://schemas.microsoft.com/office/word/2010/wordprocessingDrawing" xmlns:wp="http://schemas.openxmlformats.org/drawingml/2006/wordprocessingDrawing" xmlns:w10="urn:schemas-microsoft-com:office:word" xmlns:w="http://schemas.openxmlformats.org/wordprocessingml/2006/main" xmlns:w14="http://schemas.microsoft.com/office/word/2010/wordml" xmlns:w15="http://schemas.microsoft.com/office/word/2012/wordml" xmlns:w16cex="http://schemas.microsoft.com/office/word/2018/wordml/cex" xmlns:w16cid="http://schemas.microsoft.com/office/word/2016/wordml/cid" xmlns:w16="http://schemas.microsoft.com/office/word/2018/wordml" xmlns:w16du="http://schemas.microsoft.com/office/word/2023/wordml/word16du" xmlns:w16sdtdh="http://schemas.microsoft.com/office/word/2020/wordml/sdtdatahash" xmlns:w16sdtfl="http://schemas.microsoft.com/office/word/2024/wordml/sdtformatlock" xmlns:w16se="http://schemas.microsoft.com/office/word/2015/wordml/symex" xmlns:wpg="http://schemas.microsoft.com/office/word/2010/wordprocessingGroup" xmlns:wpi="http://schemas.microsoft.com/office/word/2010/wordprocessingInk" xmlns:wne="http://schemas.microsoft.com/office/word/2006/wordml" xmlns:wps="http://schemas.microsoft.com/office/word/2010/wordprocessingShape" mc:Ignorable="w14 w15 w16se w16cid w16 w16cex w16sdtdh w16sdtfl w16du wp14">
   <w:sdt>
     <w:sdtPr>
@@ -7135,7 +7137,7 @@
 </w:ftr>
 </file>
 
-<file path=word/footer5.xml><?xml version="1.0" encoding="utf-8"?>
+<file path=word/footer6.xml><?xml version="1.0" encoding="utf-8"?>
 <w:ftr xmlns:wpc="http://schemas.microsoft.com/office/word/2010/wordprocessingCanvas" xmlns:cx="http://schemas.microsoft.com/office/drawing/2014/chartex" xmlns:cx1="http://schemas.microsoft.com/office/drawing/2015/9/8/chartex" xmlns:cx2="http://schemas.microsoft.com/office/drawing/2015/10/21/chartex" xmlns:cx3="http://schemas.microsoft.com/office/drawing/2016/5/9/chartex" xmlns:cx4="http://schemas.microsoft.com/office/drawing/2016/5/10/chartex" xmlns:cx5="http://schemas.microsoft.com/office/drawing/2016/5/11/chartex" xmlns:cx6="http://schemas.microsoft.com/office/drawing/2016/5/12/chartex" xmlns:cx7="http://schemas.microsoft.com/office/drawing/2016/5/13/chartex" xmlns:cx8="http://schemas.microsoft.com/office/drawing/2016/5/14/chartex" xmlns:mc="http://schemas.openxmlformats.org/markup-compatibility/2006" xmlns:aink="http://schemas.microsoft.com/office/drawing/2016/ink" xmlns:am3d="http://schemas.microsoft.com/office/drawing/2017/model3d" xmlns:o="urn:schemas-microsoft-com:office:office" xmlns:oel="http://schemas.microsoft.com/office/2019/extlst" xmlns:r="http://schemas.openxmlformats.org/officeDocument/2006/relationships" xmlns:m="http://schemas.openxmlformats.org/officeDocument/2006/math" xmlns:v="urn:schemas-microsoft-com:vml" xmlns:wp14="http://schemas.microsoft.com/office/word/2010/wordprocessingDrawing" xmlns:wp="http://schemas.openxmlformats.org/drawingml/2006/wordprocessingDrawing" xmlns:w10="urn:schemas-microsoft-com:office:word" xmlns:w="http://schemas.openxmlformats.org/wordprocessingml/2006/main" xmlns:w14="http://schemas.microsoft.com/office/word/2010/wordml" xmlns:w15="http://schemas.microsoft.com/office/word/2012/wordml" xmlns:w16cex="http://schemas.microsoft.com/office/word/2018/wordml/cex" xmlns:w16cid="http://schemas.microsoft.com/office/word/2016/wordml/cid" xmlns:w16="http://schemas.microsoft.com/office/word/2018/wordml" xmlns:w16du="http://schemas.microsoft.com/office/word/2023/wordml/word16du" xmlns:w16sdtdh="http://schemas.microsoft.com/office/word/2020/wordml/sdtdatahash" xmlns:w16sdtfl="http://schemas.microsoft.com/office/word/2024/wordml/sdtformatlock" xmlns:w16se="http://schemas.microsoft.com/office/word/2015/wordml/symex" xmlns:wpg="http://schemas.microsoft.com/office/word/2010/wordprocessingGroup" xmlns:wpi="http://schemas.microsoft.com/office/word/2010/wordprocessingInk" xmlns:wne="http://schemas.microsoft.com/office/word/2006/wordml" xmlns:wps="http://schemas.microsoft.com/office/word/2010/wordprocessingShape" mc:Ignorable="w14 w15 w16se w16cid w16 w16cex w16sdtdh w16sdtfl w16du wp14">
   <w:sdt>
     <w:sdtPr>
@@ -7252,6 +7254,1643 @@
 
 <file path=word/header1.xml><?xml version="1.0" encoding="utf-8"?>
 <w:hdr xmlns:wpc="http://schemas.microsoft.com/office/word/2010/wordprocessingCanvas" xmlns:cx="http://schemas.microsoft.com/office/drawing/2014/chartex" xmlns:cx1="http://schemas.microsoft.com/office/drawing/2015/9/8/chartex" xmlns:cx2="http://schemas.microsoft.com/office/drawing/2015/10/21/chartex" xmlns:cx3="http://schemas.microsoft.com/office/drawing/2016/5/9/chartex" xmlns:cx4="http://schemas.microsoft.com/office/drawing/2016/5/10/chartex" xmlns:cx5="http://schemas.microsoft.com/office/drawing/2016/5/11/chartex" xmlns:cx6="http://schemas.microsoft.com/office/drawing/2016/5/12/chartex" xmlns:cx7="http://schemas.microsoft.com/office/drawing/2016/5/13/chartex" xmlns:cx8="http://schemas.microsoft.com/office/drawing/2016/5/14/chartex" xmlns:mc="http://schemas.openxmlformats.org/markup-compatibility/2006" xmlns:aink="http://schemas.microsoft.com/office/drawing/2016/ink" xmlns:am3d="http://schemas.microsoft.com/office/drawing/2017/model3d" xmlns:o="urn:schemas-microsoft-com:office:office" xmlns:oel="http://schemas.microsoft.com/office/2019/extlst" xmlns:r="http://schemas.openxmlformats.org/officeDocument/2006/relationships" xmlns:m="http://schemas.openxmlformats.org/officeDocument/2006/math" xmlns:v="urn:schemas-microsoft-com:vml" xmlns:wp14="http://schemas.microsoft.com/office/word/2010/wordprocessingDrawing" xmlns:wp="http://schemas.openxmlformats.org/drawingml/2006/wordprocessingDrawing" xmlns:w10="urn:schemas-microsoft-com:office:word" xmlns:w="http://schemas.openxmlformats.org/wordprocessingml/2006/main" xmlns:w14="http://schemas.microsoft.com/office/word/2010/wordml" xmlns:w15="http://schemas.microsoft.com/office/word/2012/wordml" xmlns:w16cex="http://schemas.microsoft.com/office/word/2018/wordml/cex" xmlns:w16cid="http://schemas.microsoft.com/office/word/2016/wordml/cid" xmlns:w16="http://schemas.microsoft.com/office/word/2018/wordml" xmlns:w16du="http://schemas.microsoft.com/office/word/2023/wordml/word16du" xmlns:w16sdtdh="http://schemas.microsoft.com/office/word/2020/wordml/sdtdatahash" xmlns:w16sdtfl="http://schemas.microsoft.com/office/word/2024/wordml/sdtformatlock" xmlns:w16se="http://schemas.microsoft.com/office/word/2015/wordml/symex" xmlns:wpg="http://schemas.microsoft.com/office/word/2010/wordprocessingGroup" xmlns:wpi="http://schemas.microsoft.com/office/word/2010/wordprocessingInk" xmlns:wne="http://schemas.microsoft.com/office/word/2006/wordml" xmlns:wps="http://schemas.microsoft.com/office/word/2010/wordprocessingShape" mc:Ignorable="w14 w15 w16se w16cid w16 w16cex w16sdtdh w16sdtfl w16du wp14">
+  <w:p>
+    <w:pPr>
+      <w:pStyle w:val="Header"/>
+    </w:pPr>
+  </w:p>
+</w:hdr>
+</file>
+
+<file path=word/header10.xml><?xml version="1.0" encoding="utf-8"?>
+<w:hdr xmlns:wpc="http://schemas.microsoft.com/office/word/2010/wordprocessingCanvas" xmlns:cx="http://schemas.microsoft.com/office/drawing/2014/chartex" xmlns:cx1="http://schemas.microsoft.com/office/drawing/2015/9/8/chartex" xmlns:cx2="http://schemas.microsoft.com/office/drawing/2015/10/21/chartex" xmlns:cx3="http://schemas.microsoft.com/office/drawing/2016/5/9/chartex" xmlns:cx4="http://schemas.microsoft.com/office/drawing/2016/5/10/chartex" xmlns:cx5="http://schemas.microsoft.com/office/drawing/2016/5/11/chartex" xmlns:cx6="http://schemas.microsoft.com/office/drawing/2016/5/12/chartex" xmlns:cx7="http://schemas.microsoft.com/office/drawing/2016/5/13/chartex" xmlns:cx8="http://schemas.microsoft.com/office/drawing/2016/5/14/chartex" xmlns:mc="http://schemas.openxmlformats.org/markup-compatibility/2006" xmlns:aink="http://schemas.microsoft.com/office/drawing/2016/ink" xmlns:am3d="http://schemas.microsoft.com/office/drawing/2017/model3d" xmlns:o="urn:schemas-microsoft-com:office:office" xmlns:oel="http://schemas.microsoft.com/office/2019/extlst" xmlns:r="http://schemas.openxmlformats.org/officeDocument/2006/relationships" xmlns:m="http://schemas.openxmlformats.org/officeDocument/2006/math" xmlns:v="urn:schemas-microsoft-com:vml" xmlns:wp14="http://schemas.microsoft.com/office/word/2010/wordprocessingDrawing" xmlns:wp="http://schemas.openxmlformats.org/drawingml/2006/wordprocessingDrawing" xmlns:w10="urn:schemas-microsoft-com:office:word" xmlns:w="http://schemas.openxmlformats.org/wordprocessingml/2006/main" xmlns:w14="http://schemas.microsoft.com/office/word/2010/wordml" xmlns:w15="http://schemas.microsoft.com/office/word/2012/wordml" xmlns:w16cex="http://schemas.microsoft.com/office/word/2018/wordml/cex" xmlns:w16cid="http://schemas.microsoft.com/office/word/2016/wordml/cid" xmlns:w16="http://schemas.microsoft.com/office/word/2018/wordml" xmlns:w16du="http://schemas.microsoft.com/office/word/2023/wordml/word16du" xmlns:w16sdtdh="http://schemas.microsoft.com/office/word/2020/wordml/sdtdatahash" xmlns:w16sdtfl="http://schemas.microsoft.com/office/word/2024/wordml/sdtformatlock" xmlns:w16se="http://schemas.microsoft.com/office/word/2015/wordml/symex" xmlns:wpg="http://schemas.microsoft.com/office/word/2010/wordprocessingGroup" xmlns:wpi="http://schemas.microsoft.com/office/word/2010/wordprocessingInk" xmlns:wne="http://schemas.microsoft.com/office/word/2006/wordml" xmlns:wps="http://schemas.microsoft.com/office/word/2010/wordprocessingShape" mc:Ignorable="w14 w15 w16se w16cid w16 w16cex w16sdtdh w16sdtfl w16du wp14">
+  <w:sdt>
+    <w:sdtPr>
+      <w:id w:val="1983423169"/>
+    </w:sdtPr>
+    <w:sdtEndPr>
+      <w:rPr>
+        <w:rFonts w:ascii="Courier New" w:hAnsi="Courier New" w:cs="Courier New"/>
+        <w:sz w:val="20"/>
+        <w:szCs w:val="20"/>
+      </w:rPr>
+    </w:sdtEndPr>
+    <w:sdtContent>
+      <w:p>
+        <w:pPr>
+          <w:pStyle w:val="Header"/>
+          <w:tabs>
+            <w:tab w:val="center" w:pos="4321"/>
+            <w:tab w:val="right" w:pos="8642"/>
+          </w:tabs>
+          <w:rPr>
+            <w:rFonts w:ascii="Courier New" w:hAnsi="Courier New" w:cs="Courier New"/>
+            <w:b/>
+            <w:sz w:val="32"/>
+          </w:rPr>
+        </w:pPr>
+        <w:r>
+          <w:tab/>
+        </w:r>
+        <w:r>
+          <w:rPr>
+            <w:rFonts w:ascii="Courier New" w:hAnsi="Courier New" w:cs="Courier New"/>
+            <w:b/>
+            <w:noProof/>
+            <w:sz w:val="36"/>
+            <w:lang w:eastAsia="en-PH"/>
+          </w:rPr>
+          <w:drawing>
+            <wp:anchor distT="0" distB="0" distL="114300" distR="114300" simplePos="0" relativeHeight="251669504" behindDoc="0" locked="0" layoutInCell="1" allowOverlap="1" wp14:anchorId="76CF24D9" wp14:editId="03C59511">
+              <wp:simplePos x="0" y="0"/>
+              <wp:positionH relativeFrom="column">
+                <wp:posOffset>-246380</wp:posOffset>
+              </wp:positionH>
+              <wp:positionV relativeFrom="paragraph">
+                <wp:posOffset>-198120</wp:posOffset>
+              </wp:positionV>
+              <wp:extent cx="823595" cy="724535"/>
+              <wp:effectExtent l="0" t="0" r="14605" b="18415"/>
+              <wp:wrapNone/>
+              <wp:docPr id="1220379455" name="Picture 1220379455"/>
+              <wp:cNvGraphicFramePr>
+                <a:graphicFrameLocks xmlns:a="http://schemas.openxmlformats.org/drawingml/2006/main" noChangeAspect="1"/>
+              </wp:cNvGraphicFramePr>
+              <a:graphic xmlns:a="http://schemas.openxmlformats.org/drawingml/2006/main">
+                <a:graphicData uri="http://schemas.openxmlformats.org/drawingml/2006/picture">
+                  <pic:pic xmlns:pic="http://schemas.openxmlformats.org/drawingml/2006/picture">
+                    <pic:nvPicPr>
+                      <pic:cNvPr id="700363394" name="Picture 700363394"/>
+                      <pic:cNvPicPr>
+                        <a:picLocks noChangeAspect="1"/>
+                      </pic:cNvPicPr>
+                    </pic:nvPicPr>
+                    <pic:blipFill>
+                      <a:blip r:embed="rId1">
+                        <a:extLst>
+                          <a:ext uri="{28A0092B-C50C-407E-A947-70E740481C1C}">
+                            <a14:useLocalDpi xmlns:a14="http://schemas.microsoft.com/office/drawing/2010/main" val="0"/>
+                          </a:ext>
+                        </a:extLst>
+                      </a:blip>
+                      <a:stretch>
+                        <a:fillRect/>
+                      </a:stretch>
+                    </pic:blipFill>
+                    <pic:spPr>
+                      <a:xfrm>
+                        <a:off x="0" y="0"/>
+                        <a:ext cx="823578" cy="724710"/>
+                      </a:xfrm>
+                      <a:prstGeom prst="rect">
+                        <a:avLst/>
+                      </a:prstGeom>
+                    </pic:spPr>
+                  </pic:pic>
+                </a:graphicData>
+              </a:graphic>
+            </wp:anchor>
+          </w:drawing>
+        </w:r>
+        <w:r>
+          <w:rPr>
+            <w:rFonts w:ascii="Courier New" w:hAnsi="Courier New" w:cs="Courier New"/>
+            <w:b/>
+            <w:noProof/>
+            <w:sz w:val="32"/>
+            <w:lang w:eastAsia="en-PH"/>
+          </w:rPr>
+          <mc:AlternateContent>
+            <mc:Choice Requires="wps">
+              <w:drawing>
+                <wp:anchor distT="0" distB="0" distL="114300" distR="114300" simplePos="0" relativeHeight="251672576" behindDoc="0" locked="0" layoutInCell="1" allowOverlap="1" wp14:anchorId="4DF466F2" wp14:editId="341E2D7A">
+                  <wp:simplePos x="0" y="0"/>
+                  <wp:positionH relativeFrom="column">
+                    <wp:posOffset>-1371600</wp:posOffset>
+                  </wp:positionH>
+                  <wp:positionV relativeFrom="paragraph">
+                    <wp:posOffset>-287020</wp:posOffset>
+                  </wp:positionV>
+                  <wp:extent cx="7772400" cy="0"/>
+                  <wp:effectExtent l="0" t="19050" r="0" b="19050"/>
+                  <wp:wrapNone/>
+                  <wp:docPr id="190166018" name="Straight Connector 190166018"/>
+                  <wp:cNvGraphicFramePr/>
+                  <a:graphic xmlns:a="http://schemas.openxmlformats.org/drawingml/2006/main">
+                    <a:graphicData uri="http://schemas.microsoft.com/office/word/2010/wordprocessingShape">
+                      <wps:wsp>
+                        <wps:cNvCnPr/>
+                        <wps:spPr>
+                          <a:xfrm>
+                            <a:off x="0" y="0"/>
+                            <a:ext cx="7772400" cy="0"/>
+                          </a:xfrm>
+                          <a:prstGeom prst="line">
+                            <a:avLst/>
+                          </a:prstGeom>
+                          <a:ln w="38100"/>
+                        </wps:spPr>
+                        <wps:style>
+                          <a:lnRef idx="1">
+                            <a:schemeClr val="dk1"/>
+                          </a:lnRef>
+                          <a:fillRef idx="0">
+                            <a:schemeClr val="dk1"/>
+                          </a:fillRef>
+                          <a:effectRef idx="0">
+                            <a:schemeClr val="dk1"/>
+                          </a:effectRef>
+                          <a:fontRef idx="minor">
+                            <a:schemeClr val="tx1"/>
+                          </a:fontRef>
+                        </wps:style>
+                        <wps:bodyPr/>
+                      </wps:wsp>
+                    </a:graphicData>
+                  </a:graphic>
+                </wp:anchor>
+              </w:drawing>
+            </mc:Choice>
+            <mc:Fallback>
+              <w:pict>
+                <v:line w14:anchorId="0AF80BF6" id="Straight Connector 190166018" o:spid="_x0000_s1026" style="position:absolute;z-index:251708416;visibility:visible;mso-wrap-style:square;mso-wrap-distance-left:9pt;mso-wrap-distance-top:0;mso-wrap-distance-right:9pt;mso-wrap-distance-bottom:0;mso-position-horizontal:absolute;mso-position-horizontal-relative:text;mso-position-vertical:absolute;mso-position-vertical-relative:text" from="-108pt,-22.6pt" to="7in,-22.6pt" o:gfxdata="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" strokecolor="black [3200]" strokeweight="3pt">
+                  <v:stroke joinstyle="miter"/>
+                </v:line>
+              </w:pict>
+            </mc:Fallback>
+          </mc:AlternateContent>
+        </w:r>
+        <w:r>
+          <w:rPr>
+            <w:rFonts w:ascii="Courier New" w:hAnsi="Courier New" w:cs="Courier New"/>
+            <w:b/>
+            <w:noProof/>
+            <w:sz w:val="36"/>
+            <w:lang w:eastAsia="en-PH"/>
+          </w:rPr>
+          <mc:AlternateContent>
+            <mc:Choice Requires="wps">
+              <w:drawing>
+                <wp:anchor distT="0" distB="0" distL="114300" distR="114300" simplePos="0" relativeHeight="251670528" behindDoc="0" locked="0" layoutInCell="1" allowOverlap="1" wp14:anchorId="04C379D1" wp14:editId="5A24E7E5">
+                  <wp:simplePos x="0" y="0"/>
+                  <wp:positionH relativeFrom="column">
+                    <wp:posOffset>-228600</wp:posOffset>
+                  </wp:positionH>
+                  <wp:positionV relativeFrom="paragraph">
+                    <wp:posOffset>-572770</wp:posOffset>
+                  </wp:positionV>
+                  <wp:extent cx="0" cy="10191750"/>
+                  <wp:effectExtent l="19050" t="0" r="19050" b="0"/>
+                  <wp:wrapNone/>
+                  <wp:docPr id="341334077" name="Straight Connector 341334077"/>
+                  <wp:cNvGraphicFramePr/>
+                  <a:graphic xmlns:a="http://schemas.openxmlformats.org/drawingml/2006/main">
+                    <a:graphicData uri="http://schemas.microsoft.com/office/word/2010/wordprocessingShape">
+                      <wps:wsp>
+                        <wps:cNvCnPr/>
+                        <wps:spPr>
+                          <a:xfrm>
+                            <a:off x="0" y="0"/>
+                            <a:ext cx="0" cy="10191896"/>
+                          </a:xfrm>
+                          <a:prstGeom prst="line">
+                            <a:avLst/>
+                          </a:prstGeom>
+                          <a:ln w="38100"/>
+                        </wps:spPr>
+                        <wps:style>
+                          <a:lnRef idx="1">
+                            <a:schemeClr val="dk1"/>
+                          </a:lnRef>
+                          <a:fillRef idx="0">
+                            <a:schemeClr val="dk1"/>
+                          </a:fillRef>
+                          <a:effectRef idx="0">
+                            <a:schemeClr val="dk1"/>
+                          </a:effectRef>
+                          <a:fontRef idx="minor">
+                            <a:schemeClr val="tx1"/>
+                          </a:fontRef>
+                        </wps:style>
+                        <wps:bodyPr/>
+                      </wps:wsp>
+                    </a:graphicData>
+                  </a:graphic>
+                </wp:anchor>
+              </w:drawing>
+            </mc:Choice>
+            <mc:Fallback>
+              <w:pict>
+                <v:line w14:anchorId="42220F27" id="Straight Connector 341334077" o:spid="_x0000_s1026" style="position:absolute;z-index:251706368;visibility:visible;mso-wrap-style:square;mso-wrap-distance-left:9pt;mso-wrap-distance-top:0;mso-wrap-distance-right:9pt;mso-wrap-distance-bottom:0;mso-position-horizontal:absolute;mso-position-horizontal-relative:text;mso-position-vertical:absolute;mso-position-vertical-relative:text" from="-18pt,-45.1pt" to="-18pt,757.4pt" o:gfxdata="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" strokecolor="black [3200]" strokeweight="3pt">
+                  <v:stroke joinstyle="miter"/>
+                </v:line>
+              </w:pict>
+            </mc:Fallback>
+          </mc:AlternateContent>
+        </w:r>
+        <w:r>
+          <w:rPr>
+            <w:rFonts w:ascii="Courier New" w:hAnsi="Courier New" w:cs="Courier New"/>
+            <w:b/>
+            <w:noProof/>
+            <w:sz w:val="36"/>
+            <w:lang w:eastAsia="en-PH"/>
+          </w:rPr>
+          <mc:AlternateContent>
+            <mc:Choice Requires="wps">
+              <w:drawing>
+                <wp:anchor distT="0" distB="0" distL="114300" distR="114300" simplePos="0" relativeHeight="251671552" behindDoc="0" locked="0" layoutInCell="1" allowOverlap="1" wp14:anchorId="54E11308" wp14:editId="59A407C0">
+                  <wp:simplePos x="0" y="0"/>
+                  <wp:positionH relativeFrom="column">
+                    <wp:posOffset>5715000</wp:posOffset>
+                  </wp:positionH>
+                  <wp:positionV relativeFrom="paragraph">
+                    <wp:posOffset>-419735</wp:posOffset>
+                  </wp:positionV>
+                  <wp:extent cx="0" cy="10033635"/>
+                  <wp:effectExtent l="19050" t="0" r="19050" b="5715"/>
+                  <wp:wrapNone/>
+                  <wp:docPr id="194450568" name="Straight Connector 194450568"/>
+                  <wp:cNvGraphicFramePr/>
+                  <a:graphic xmlns:a="http://schemas.openxmlformats.org/drawingml/2006/main">
+                    <a:graphicData uri="http://schemas.microsoft.com/office/word/2010/wordprocessingShape">
+                      <wps:wsp>
+                        <wps:cNvCnPr/>
+                        <wps:spPr>
+                          <a:xfrm>
+                            <a:off x="0" y="0"/>
+                            <a:ext cx="0" cy="10033762"/>
+                          </a:xfrm>
+                          <a:prstGeom prst="line">
+                            <a:avLst/>
+                          </a:prstGeom>
+                          <a:ln w="38100"/>
+                        </wps:spPr>
+                        <wps:style>
+                          <a:lnRef idx="1">
+                            <a:schemeClr val="dk1"/>
+                          </a:lnRef>
+                          <a:fillRef idx="0">
+                            <a:schemeClr val="dk1"/>
+                          </a:fillRef>
+                          <a:effectRef idx="0">
+                            <a:schemeClr val="dk1"/>
+                          </a:effectRef>
+                          <a:fontRef idx="minor">
+                            <a:schemeClr val="tx1"/>
+                          </a:fontRef>
+                        </wps:style>
+                        <wps:bodyPr/>
+                      </wps:wsp>
+                    </a:graphicData>
+                  </a:graphic>
+                </wp:anchor>
+              </w:drawing>
+            </mc:Choice>
+            <mc:Fallback>
+              <w:pict>
+                <v:line w14:anchorId="0F0EBD7E" id="Straight Connector 194450568" o:spid="_x0000_s1026" style="position:absolute;z-index:251707392;visibility:visible;mso-wrap-style:square;mso-wrap-distance-left:9pt;mso-wrap-distance-top:0;mso-wrap-distance-right:9pt;mso-wrap-distance-bottom:0;mso-position-horizontal:absolute;mso-position-horizontal-relative:text;mso-position-vertical:absolute;mso-position-vertical-relative:text" from="450pt,-33.05pt" to="450pt,757pt" o:gfxdata="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" strokecolor="black [3200]" strokeweight="3pt">
+                  <v:stroke joinstyle="miter"/>
+                </v:line>
+              </w:pict>
+            </mc:Fallback>
+          </mc:AlternateContent>
+        </w:r>
+        <w:r>
+          <w:rPr>
+            <w:rFonts w:ascii="Courier New" w:hAnsi="Courier New" w:cs="Courier New"/>
+            <w:b/>
+            <w:sz w:val="36"/>
+          </w:rPr>
+          <w:t>Kalinga State University</w:t>
+        </w:r>
+        <w:r>
+          <w:rPr>
+            <w:rFonts w:ascii="Courier New" w:hAnsi="Courier New" w:cs="Courier New"/>
+            <w:b/>
+            <w:sz w:val="36"/>
+          </w:rPr>
+          <w:tab/>
+        </w:r>
+      </w:p>
+      <w:p>
+        <w:pPr>
+          <w:pStyle w:val="Header"/>
+          <w:tabs>
+            <w:tab w:val="clear" w:pos="9360"/>
+            <w:tab w:val="left" w:pos="2256"/>
+            <w:tab w:val="center" w:pos="4320"/>
+            <w:tab w:val="right" w:pos="8642"/>
+          </w:tabs>
+          <w:rPr>
+            <w:rFonts w:ascii="Courier New" w:hAnsi="Courier New" w:cs="Courier New"/>
+            <w:sz w:val="24"/>
+          </w:rPr>
+        </w:pPr>
+        <w:r>
+          <w:rPr>
+            <w:rFonts w:ascii="Courier New" w:hAnsi="Courier New" w:cs="Courier New"/>
+            <w:sz w:val="24"/>
+          </w:rPr>
+          <w:tab/>
+        </w:r>
+        <w:r>
+          <w:rPr>
+            <w:rFonts w:ascii="Courier New" w:hAnsi="Courier New" w:cs="Courier New"/>
+            <w:sz w:val="24"/>
+          </w:rPr>
+          <w:tab/>
+          <w:t>Bulanao, Tabuk City, Kalinga</w:t>
+        </w:r>
+      </w:p>
+      <w:p>
+        <w:pPr>
+          <w:pStyle w:val="Header"/>
+          <w:tabs>
+            <w:tab w:val="left" w:pos="2256"/>
+            <w:tab w:val="left" w:pos="2696"/>
+            <w:tab w:val="center" w:pos="4320"/>
+            <w:tab w:val="left" w:pos="8370"/>
+          </w:tabs>
+          <w:wordWrap w:val="0"/>
+          <w:jc w:val="center"/>
+          <w:rPr>
+            <w:rFonts w:ascii="Courier New" w:hAnsi="Courier New" w:cs="Courier New"/>
+            <w:sz w:val="20"/>
+            <w:szCs w:val="20"/>
+            <w:lang w:val="en-US"/>
+          </w:rPr>
+        </w:pPr>
+        <w:r>
+          <w:rPr>
+            <w:rFonts w:ascii="Courier New" w:hAnsi="Courier New" w:cs="Courier New"/>
+            <w:noProof/>
+            <w:lang w:eastAsia="en-PH"/>
+          </w:rPr>
+          <mc:AlternateContent>
+            <mc:Choice Requires="wps">
+              <w:drawing>
+                <wp:anchor distT="0" distB="0" distL="114300" distR="114300" simplePos="0" relativeHeight="251646976" behindDoc="0" locked="0" layoutInCell="1" allowOverlap="1" wp14:anchorId="34B28411" wp14:editId="3F8150CD">
+                  <wp:simplePos x="0" y="0"/>
+                  <wp:positionH relativeFrom="page">
+                    <wp:align>right</wp:align>
+                  </wp:positionH>
+                  <wp:positionV relativeFrom="paragraph">
+                    <wp:posOffset>204470</wp:posOffset>
+                  </wp:positionV>
+                  <wp:extent cx="7772400" cy="0"/>
+                  <wp:effectExtent l="0" t="19050" r="19050" b="19050"/>
+                  <wp:wrapNone/>
+                  <wp:docPr id="9907" name="Straight Connector 29"/>
+                  <wp:cNvGraphicFramePr/>
+                  <a:graphic xmlns:a="http://schemas.openxmlformats.org/drawingml/2006/main">
+                    <a:graphicData uri="http://schemas.microsoft.com/office/word/2010/wordprocessingShape">
+                      <wps:wsp>
+                        <wps:cNvCnPr/>
+                        <wps:spPr>
+                          <a:xfrm>
+                            <a:off x="0" y="0"/>
+                            <a:ext cx="7772400" cy="0"/>
+                          </a:xfrm>
+                          <a:prstGeom prst="line">
+                            <a:avLst/>
+                          </a:prstGeom>
+                          <a:ln w="38100"/>
+                        </wps:spPr>
+                        <wps:style>
+                          <a:lnRef idx="1">
+                            <a:schemeClr val="dk1"/>
+                          </a:lnRef>
+                          <a:fillRef idx="0">
+                            <a:schemeClr val="dk1"/>
+                          </a:fillRef>
+                          <a:effectRef idx="0">
+                            <a:schemeClr val="dk1"/>
+                          </a:effectRef>
+                          <a:fontRef idx="minor">
+                            <a:schemeClr val="tx1"/>
+                          </a:fontRef>
+                        </wps:style>
+                        <wps:bodyPr/>
+                      </wps:wsp>
+                    </a:graphicData>
+                  </a:graphic>
+                </wp:anchor>
+              </w:drawing>
+            </mc:Choice>
+            <mc:Fallback xmlns:wpsCustomData="http://www.wps.cn/officeDocument/2013/wpsCustomData">
+              <w:pict>
+                <v:line id="_x0000_s1026" o:spid="_x0000_s1026" o:spt="20" style="position:absolute;left:0pt;margin-top:16.1pt;height:0pt;width:612pt;mso-position-horizontal:right;mso-position-horizontal-relative:page;z-index:251663360;mso-width-relative:page;mso-height-relative:page;" filled="f" stroked="t" coordsize="21600,21600" o:gfxdata="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">
+                  <v:fill on="f" focussize="0,0"/>
+                  <v:stroke weight="3pt" color="#000000 [3200]" miterlimit="8" joinstyle="miter"/>
+                  <v:imagedata o:title=""/>
+                  <o:lock v:ext="edit" aspectratio="f"/>
+                </v:line>
+              </w:pict>
+            </mc:Fallback>
+          </mc:AlternateContent>
+        </w:r>
+        <w:r>
+          <w:rPr>
+            <w:rFonts w:ascii="Courier New" w:hAnsi="Courier New" w:cs="Courier New"/>
+            <w:noProof/>
+            <w:lang w:eastAsia="en-PH"/>
+          </w:rPr>
+          <mc:AlternateContent>
+            <mc:Choice Requires="wps">
+              <w:drawing>
+                <wp:anchor distT="0" distB="0" distL="114300" distR="114300" simplePos="0" relativeHeight="251695104" behindDoc="0" locked="0" layoutInCell="1" allowOverlap="1" wp14:anchorId="2433E5BA" wp14:editId="7600DD85">
+                  <wp:simplePos x="0" y="0"/>
+                  <wp:positionH relativeFrom="page">
+                    <wp:align>right</wp:align>
+                  </wp:positionH>
+                  <wp:positionV relativeFrom="paragraph">
+                    <wp:posOffset>204470</wp:posOffset>
+                  </wp:positionV>
+                  <wp:extent cx="7772400" cy="0"/>
+                  <wp:effectExtent l="0" t="19050" r="19050" b="19050"/>
+                  <wp:wrapNone/>
+                  <wp:docPr id="1895472449" name="Straight Connector 1895472449"/>
+                  <wp:cNvGraphicFramePr/>
+                  <a:graphic xmlns:a="http://schemas.openxmlformats.org/drawingml/2006/main">
+                    <a:graphicData uri="http://schemas.microsoft.com/office/word/2010/wordprocessingShape">
+                      <wps:wsp>
+                        <wps:cNvCnPr/>
+                        <wps:spPr>
+                          <a:xfrm>
+                            <a:off x="0" y="0"/>
+                            <a:ext cx="7772400" cy="0"/>
+                          </a:xfrm>
+                          <a:prstGeom prst="line">
+                            <a:avLst/>
+                          </a:prstGeom>
+                          <a:ln w="38100"/>
+                        </wps:spPr>
+                        <wps:style>
+                          <a:lnRef idx="1">
+                            <a:schemeClr val="dk1"/>
+                          </a:lnRef>
+                          <a:fillRef idx="0">
+                            <a:schemeClr val="dk1"/>
+                          </a:fillRef>
+                          <a:effectRef idx="0">
+                            <a:schemeClr val="dk1"/>
+                          </a:effectRef>
+                          <a:fontRef idx="minor">
+                            <a:schemeClr val="tx1"/>
+                          </a:fontRef>
+                        </wps:style>
+                        <wps:bodyPr/>
+                      </wps:wsp>
+                    </a:graphicData>
+                  </a:graphic>
+                </wp:anchor>
+              </w:drawing>
+            </mc:Choice>
+            <mc:Fallback>
+              <w:pict>
+                <v:line w14:anchorId="504A0D9E" id="Straight Connector 1895472449" o:spid="_x0000_s1026" style="position:absolute;z-index:251695104;visibility:visible;mso-wrap-style:square;mso-wrap-distance-left:9pt;mso-wrap-distance-top:0;mso-wrap-distance-right:9pt;mso-wrap-distance-bottom:0;mso-position-horizontal:right;mso-position-horizontal-relative:page;mso-position-vertical:absolute;mso-position-vertical-relative:text" from="560.8pt,16.1pt" to="1172.8pt,16.1pt" o:gfxdata="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" strokecolor="black [3200]" strokeweight="3pt">
+                  <v:stroke joinstyle="miter"/>
+                  <w10:wrap anchorx="page"/>
+                </v:line>
+              </w:pict>
+            </mc:Fallback>
+          </mc:AlternateContent>
+        </w:r>
+        <w:r>
+          <w:rPr>
+            <w:rFonts w:ascii="Courier New" w:hAnsi="Courier New" w:cs="Courier New"/>
+            <w:sz w:val="24"/>
+            <w:szCs w:val="24"/>
+            <w:lang w:val="en-US"/>
+          </w:rPr>
+          <w:t>College of Engineering and Information Technology</w:t>
+        </w:r>
+      </w:p>
+      <w:p>
+        <w:pPr>
+          <w:pStyle w:val="Header"/>
+          <w:tabs>
+            <w:tab w:val="clear" w:pos="9360"/>
+            <w:tab w:val="left" w:pos="2256"/>
+            <w:tab w:val="center" w:pos="4320"/>
+            <w:tab w:val="right" w:pos="8642"/>
+          </w:tabs>
+          <w:rPr>
+            <w:rFonts w:ascii="Courier New" w:hAnsi="Courier New" w:cs="Courier New"/>
+            <w:sz w:val="24"/>
+          </w:rPr>
+        </w:pPr>
+      </w:p>
+      <w:p>
+        <w:pPr>
+          <w:pStyle w:val="Header"/>
+          <w:jc w:val="right"/>
+          <w:rPr>
+            <w:rFonts w:ascii="Courier New" w:hAnsi="Courier New" w:cs="Courier New"/>
+            <w:sz w:val="20"/>
+            <w:szCs w:val="20"/>
+          </w:rPr>
+        </w:pPr>
+      </w:p>
+    </w:sdtContent>
+  </w:sdt>
+  <w:p>
+    <w:pPr>
+      <w:pStyle w:val="Header"/>
+      <w:rPr>
+        <w:rFonts w:ascii="Courier New" w:hAnsi="Courier New" w:cs="Courier New"/>
+      </w:rPr>
+    </w:pPr>
+  </w:p>
+</w:hdr>
+</file>
+
+<file path=word/header11.xml><?xml version="1.0" encoding="utf-8"?>
+<w:hdr xmlns:wpc="http://schemas.microsoft.com/office/word/2010/wordprocessingCanvas" xmlns:cx="http://schemas.microsoft.com/office/drawing/2014/chartex" xmlns:cx1="http://schemas.microsoft.com/office/drawing/2015/9/8/chartex" xmlns:cx2="http://schemas.microsoft.com/office/drawing/2015/10/21/chartex" xmlns:cx3="http://schemas.microsoft.com/office/drawing/2016/5/9/chartex" xmlns:cx4="http://schemas.microsoft.com/office/drawing/2016/5/10/chartex" xmlns:cx5="http://schemas.microsoft.com/office/drawing/2016/5/11/chartex" xmlns:cx6="http://schemas.microsoft.com/office/drawing/2016/5/12/chartex" xmlns:cx7="http://schemas.microsoft.com/office/drawing/2016/5/13/chartex" xmlns:cx8="http://schemas.microsoft.com/office/drawing/2016/5/14/chartex" xmlns:mc="http://schemas.openxmlformats.org/markup-compatibility/2006" xmlns:aink="http://schemas.microsoft.com/office/drawing/2016/ink" xmlns:am3d="http://schemas.microsoft.com/office/drawing/2017/model3d" xmlns:o="urn:schemas-microsoft-com:office:office" xmlns:oel="http://schemas.microsoft.com/office/2019/extlst" xmlns:r="http://schemas.openxmlformats.org/officeDocument/2006/relationships" xmlns:m="http://schemas.openxmlformats.org/officeDocument/2006/math" xmlns:v="urn:schemas-microsoft-com:vml" xmlns:wp14="http://schemas.microsoft.com/office/word/2010/wordprocessingDrawing" xmlns:wp="http://schemas.openxmlformats.org/drawingml/2006/wordprocessingDrawing" xmlns:w10="urn:schemas-microsoft-com:office:word" xmlns:w="http://schemas.openxmlformats.org/wordprocessingml/2006/main" xmlns:w14="http://schemas.microsoft.com/office/word/2010/wordml" xmlns:w15="http://schemas.microsoft.com/office/word/2012/wordml" xmlns:w16cex="http://schemas.microsoft.com/office/word/2018/wordml/cex" xmlns:w16cid="http://schemas.microsoft.com/office/word/2016/wordml/cid" xmlns:w16="http://schemas.microsoft.com/office/word/2018/wordml" xmlns:w16du="http://schemas.microsoft.com/office/word/2023/wordml/word16du" xmlns:w16sdtdh="http://schemas.microsoft.com/office/word/2020/wordml/sdtdatahash" xmlns:w16sdtfl="http://schemas.microsoft.com/office/word/2024/wordml/sdtformatlock" xmlns:w16se="http://schemas.microsoft.com/office/word/2015/wordml/symex" xmlns:wpg="http://schemas.microsoft.com/office/word/2010/wordprocessingGroup" xmlns:wpi="http://schemas.microsoft.com/office/word/2010/wordprocessingInk" xmlns:wne="http://schemas.microsoft.com/office/word/2006/wordml" xmlns:wps="http://schemas.microsoft.com/office/word/2010/wordprocessingShape" mc:Ignorable="w14 w15 w16se w16cid w16 w16cex w16sdtdh w16sdtfl w16du wp14">
+  <w:sdt>
+    <w:sdtPr>
+      <w:id w:val="-1860493112"/>
+    </w:sdtPr>
+    <w:sdtEndPr>
+      <w:rPr>
+        <w:rFonts w:ascii="Courier New" w:hAnsi="Courier New" w:cs="Courier New"/>
+        <w:sz w:val="20"/>
+        <w:szCs w:val="20"/>
+      </w:rPr>
+    </w:sdtEndPr>
+    <w:sdtContent>
+      <w:p>
+        <w:pPr>
+          <w:pStyle w:val="Header"/>
+          <w:tabs>
+            <w:tab w:val="center" w:pos="4321"/>
+            <w:tab w:val="right" w:pos="8642"/>
+          </w:tabs>
+          <w:rPr>
+            <w:rFonts w:ascii="Courier New" w:hAnsi="Courier New" w:cs="Courier New"/>
+            <w:b/>
+            <w:sz w:val="32"/>
+          </w:rPr>
+        </w:pPr>
+        <w:r>
+          <w:tab/>
+        </w:r>
+        <w:r>
+          <w:rPr>
+            <w:rFonts w:ascii="Courier New" w:hAnsi="Courier New" w:cs="Courier New"/>
+            <w:b/>
+            <w:noProof/>
+            <w:sz w:val="36"/>
+            <w:lang w:eastAsia="en-PH"/>
+          </w:rPr>
+          <w:drawing>
+            <wp:anchor distT="0" distB="0" distL="114300" distR="114300" simplePos="0" relativeHeight="251681792" behindDoc="0" locked="0" layoutInCell="1" allowOverlap="1" wp14:anchorId="64843614" wp14:editId="3F1B7DD9">
+              <wp:simplePos x="0" y="0"/>
+              <wp:positionH relativeFrom="column">
+                <wp:posOffset>-246380</wp:posOffset>
+              </wp:positionH>
+              <wp:positionV relativeFrom="paragraph">
+                <wp:posOffset>-198120</wp:posOffset>
+              </wp:positionV>
+              <wp:extent cx="823595" cy="724535"/>
+              <wp:effectExtent l="0" t="0" r="14605" b="18415"/>
+              <wp:wrapNone/>
+              <wp:docPr id="1502387050" name="Picture 1502387050"/>
+              <wp:cNvGraphicFramePr>
+                <a:graphicFrameLocks xmlns:a="http://schemas.openxmlformats.org/drawingml/2006/main" noChangeAspect="1"/>
+              </wp:cNvGraphicFramePr>
+              <a:graphic xmlns:a="http://schemas.openxmlformats.org/drawingml/2006/main">
+                <a:graphicData uri="http://schemas.openxmlformats.org/drawingml/2006/picture">
+                  <pic:pic xmlns:pic="http://schemas.openxmlformats.org/drawingml/2006/picture">
+                    <pic:nvPicPr>
+                      <pic:cNvPr id="700363394" name="Picture 700363394"/>
+                      <pic:cNvPicPr>
+                        <a:picLocks noChangeAspect="1"/>
+                      </pic:cNvPicPr>
+                    </pic:nvPicPr>
+                    <pic:blipFill>
+                      <a:blip r:embed="rId1">
+                        <a:extLst>
+                          <a:ext uri="{28A0092B-C50C-407E-A947-70E740481C1C}">
+                            <a14:useLocalDpi xmlns:a14="http://schemas.microsoft.com/office/drawing/2010/main" val="0"/>
+                          </a:ext>
+                        </a:extLst>
+                      </a:blip>
+                      <a:stretch>
+                        <a:fillRect/>
+                      </a:stretch>
+                    </pic:blipFill>
+                    <pic:spPr>
+                      <a:xfrm>
+                        <a:off x="0" y="0"/>
+                        <a:ext cx="823578" cy="724710"/>
+                      </a:xfrm>
+                      <a:prstGeom prst="rect">
+                        <a:avLst/>
+                      </a:prstGeom>
+                    </pic:spPr>
+                  </pic:pic>
+                </a:graphicData>
+              </a:graphic>
+            </wp:anchor>
+          </w:drawing>
+        </w:r>
+        <w:r>
+          <w:rPr>
+            <w:rFonts w:ascii="Courier New" w:hAnsi="Courier New" w:cs="Courier New"/>
+            <w:b/>
+            <w:noProof/>
+            <w:sz w:val="32"/>
+            <w:lang w:eastAsia="en-PH"/>
+          </w:rPr>
+          <mc:AlternateContent>
+            <mc:Choice Requires="wps">
+              <w:drawing>
+                <wp:anchor distT="0" distB="0" distL="114300" distR="114300" simplePos="0" relativeHeight="251684864" behindDoc="0" locked="0" layoutInCell="1" allowOverlap="1" wp14:anchorId="1CB7CCD8" wp14:editId="523A3A3B">
+                  <wp:simplePos x="0" y="0"/>
+                  <wp:positionH relativeFrom="column">
+                    <wp:posOffset>-1371600</wp:posOffset>
+                  </wp:positionH>
+                  <wp:positionV relativeFrom="paragraph">
+                    <wp:posOffset>-287020</wp:posOffset>
+                  </wp:positionV>
+                  <wp:extent cx="7772400" cy="0"/>
+                  <wp:effectExtent l="0" t="19050" r="0" b="19050"/>
+                  <wp:wrapNone/>
+                  <wp:docPr id="779353151" name="Straight Connector 779353151"/>
+                  <wp:cNvGraphicFramePr/>
+                  <a:graphic xmlns:a="http://schemas.openxmlformats.org/drawingml/2006/main">
+                    <a:graphicData uri="http://schemas.microsoft.com/office/word/2010/wordprocessingShape">
+                      <wps:wsp>
+                        <wps:cNvCnPr/>
+                        <wps:spPr>
+                          <a:xfrm>
+                            <a:off x="0" y="0"/>
+                            <a:ext cx="7772400" cy="0"/>
+                          </a:xfrm>
+                          <a:prstGeom prst="line">
+                            <a:avLst/>
+                          </a:prstGeom>
+                          <a:ln w="38100"/>
+                        </wps:spPr>
+                        <wps:style>
+                          <a:lnRef idx="1">
+                            <a:schemeClr val="dk1"/>
+                          </a:lnRef>
+                          <a:fillRef idx="0">
+                            <a:schemeClr val="dk1"/>
+                          </a:fillRef>
+                          <a:effectRef idx="0">
+                            <a:schemeClr val="dk1"/>
+                          </a:effectRef>
+                          <a:fontRef idx="minor">
+                            <a:schemeClr val="tx1"/>
+                          </a:fontRef>
+                        </wps:style>
+                        <wps:bodyPr/>
+                      </wps:wsp>
+                    </a:graphicData>
+                  </a:graphic>
+                </wp:anchor>
+              </w:drawing>
+            </mc:Choice>
+            <mc:Fallback>
+              <w:pict>
+                <v:line w14:anchorId="79BBF555" id="Straight Connector 779353151" o:spid="_x0000_s1026" style="position:absolute;z-index:251728896;visibility:visible;mso-wrap-style:square;mso-wrap-distance-left:9pt;mso-wrap-distance-top:0;mso-wrap-distance-right:9pt;mso-wrap-distance-bottom:0;mso-position-horizontal:absolute;mso-position-horizontal-relative:text;mso-position-vertical:absolute;mso-position-vertical-relative:text" from="-108pt,-22.6pt" to="7in,-22.6pt" o:gfxdata="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" strokecolor="black [3200]" strokeweight="3pt">
+                  <v:stroke joinstyle="miter"/>
+                </v:line>
+              </w:pict>
+            </mc:Fallback>
+          </mc:AlternateContent>
+        </w:r>
+        <w:r>
+          <w:rPr>
+            <w:rFonts w:ascii="Courier New" w:hAnsi="Courier New" w:cs="Courier New"/>
+            <w:b/>
+            <w:noProof/>
+            <w:sz w:val="36"/>
+            <w:lang w:eastAsia="en-PH"/>
+          </w:rPr>
+          <mc:AlternateContent>
+            <mc:Choice Requires="wps">
+              <w:drawing>
+                <wp:anchor distT="0" distB="0" distL="114300" distR="114300" simplePos="0" relativeHeight="251682816" behindDoc="0" locked="0" layoutInCell="1" allowOverlap="1" wp14:anchorId="1ED8D961" wp14:editId="00181FF4">
+                  <wp:simplePos x="0" y="0"/>
+                  <wp:positionH relativeFrom="column">
+                    <wp:posOffset>-228600</wp:posOffset>
+                  </wp:positionH>
+                  <wp:positionV relativeFrom="paragraph">
+                    <wp:posOffset>-572770</wp:posOffset>
+                  </wp:positionV>
+                  <wp:extent cx="0" cy="10191750"/>
+                  <wp:effectExtent l="19050" t="0" r="19050" b="0"/>
+                  <wp:wrapNone/>
+                  <wp:docPr id="1221720256" name="Straight Connector 1221720256"/>
+                  <wp:cNvGraphicFramePr/>
+                  <a:graphic xmlns:a="http://schemas.openxmlformats.org/drawingml/2006/main">
+                    <a:graphicData uri="http://schemas.microsoft.com/office/word/2010/wordprocessingShape">
+                      <wps:wsp>
+                        <wps:cNvCnPr/>
+                        <wps:spPr>
+                          <a:xfrm>
+                            <a:off x="0" y="0"/>
+                            <a:ext cx="0" cy="10191896"/>
+                          </a:xfrm>
+                          <a:prstGeom prst="line">
+                            <a:avLst/>
+                          </a:prstGeom>
+                          <a:ln w="38100"/>
+                        </wps:spPr>
+                        <wps:style>
+                          <a:lnRef idx="1">
+                            <a:schemeClr val="dk1"/>
+                          </a:lnRef>
+                          <a:fillRef idx="0">
+                            <a:schemeClr val="dk1"/>
+                          </a:fillRef>
+                          <a:effectRef idx="0">
+                            <a:schemeClr val="dk1"/>
+                          </a:effectRef>
+                          <a:fontRef idx="minor">
+                            <a:schemeClr val="tx1"/>
+                          </a:fontRef>
+                        </wps:style>
+                        <wps:bodyPr/>
+                      </wps:wsp>
+                    </a:graphicData>
+                  </a:graphic>
+                </wp:anchor>
+              </w:drawing>
+            </mc:Choice>
+            <mc:Fallback>
+              <w:pict>
+                <v:line w14:anchorId="094BC2AE" id="Straight Connector 1221720256" o:spid="_x0000_s1026" style="position:absolute;z-index:251726848;visibility:visible;mso-wrap-style:square;mso-wrap-distance-left:9pt;mso-wrap-distance-top:0;mso-wrap-distance-right:9pt;mso-wrap-distance-bottom:0;mso-position-horizontal:absolute;mso-position-horizontal-relative:text;mso-position-vertical:absolute;mso-position-vertical-relative:text" from="-18pt,-45.1pt" to="-18pt,757.4pt" o:gfxdata="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" strokecolor="black [3200]" strokeweight="3pt">
+                  <v:stroke joinstyle="miter"/>
+                </v:line>
+              </w:pict>
+            </mc:Fallback>
+          </mc:AlternateContent>
+        </w:r>
+        <w:r>
+          <w:rPr>
+            <w:rFonts w:ascii="Courier New" w:hAnsi="Courier New" w:cs="Courier New"/>
+            <w:b/>
+            <w:noProof/>
+            <w:sz w:val="36"/>
+            <w:lang w:eastAsia="en-PH"/>
+          </w:rPr>
+          <mc:AlternateContent>
+            <mc:Choice Requires="wps">
+              <w:drawing>
+                <wp:anchor distT="0" distB="0" distL="114300" distR="114300" simplePos="0" relativeHeight="251683840" behindDoc="0" locked="0" layoutInCell="1" allowOverlap="1" wp14:anchorId="388E9295" wp14:editId="509A27C9">
+                  <wp:simplePos x="0" y="0"/>
+                  <wp:positionH relativeFrom="column">
+                    <wp:posOffset>5715000</wp:posOffset>
+                  </wp:positionH>
+                  <wp:positionV relativeFrom="paragraph">
+                    <wp:posOffset>-419735</wp:posOffset>
+                  </wp:positionV>
+                  <wp:extent cx="0" cy="10033635"/>
+                  <wp:effectExtent l="19050" t="0" r="19050" b="5715"/>
+                  <wp:wrapNone/>
+                  <wp:docPr id="1162794373" name="Straight Connector 1162794373"/>
+                  <wp:cNvGraphicFramePr/>
+                  <a:graphic xmlns:a="http://schemas.openxmlformats.org/drawingml/2006/main">
+                    <a:graphicData uri="http://schemas.microsoft.com/office/word/2010/wordprocessingShape">
+                      <wps:wsp>
+                        <wps:cNvCnPr/>
+                        <wps:spPr>
+                          <a:xfrm>
+                            <a:off x="0" y="0"/>
+                            <a:ext cx="0" cy="10033762"/>
+                          </a:xfrm>
+                          <a:prstGeom prst="line">
+                            <a:avLst/>
+                          </a:prstGeom>
+                          <a:ln w="38100"/>
+                        </wps:spPr>
+                        <wps:style>
+                          <a:lnRef idx="1">
+                            <a:schemeClr val="dk1"/>
+                          </a:lnRef>
+                          <a:fillRef idx="0">
+                            <a:schemeClr val="dk1"/>
+                          </a:fillRef>
+                          <a:effectRef idx="0">
+                            <a:schemeClr val="dk1"/>
+                          </a:effectRef>
+                          <a:fontRef idx="minor">
+                            <a:schemeClr val="tx1"/>
+                          </a:fontRef>
+                        </wps:style>
+                        <wps:bodyPr/>
+                      </wps:wsp>
+                    </a:graphicData>
+                  </a:graphic>
+                </wp:anchor>
+              </w:drawing>
+            </mc:Choice>
+            <mc:Fallback>
+              <w:pict>
+                <v:line w14:anchorId="082CE6F4" id="Straight Connector 1162794373" o:spid="_x0000_s1026" style="position:absolute;z-index:251727872;visibility:visible;mso-wrap-style:square;mso-wrap-distance-left:9pt;mso-wrap-distance-top:0;mso-wrap-distance-right:9pt;mso-wrap-distance-bottom:0;mso-position-horizontal:absolute;mso-position-horizontal-relative:text;mso-position-vertical:absolute;mso-position-vertical-relative:text" from="450pt,-33.05pt" to="450pt,757pt" o:gfxdata="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" strokecolor="black [3200]" strokeweight="3pt">
+                  <v:stroke joinstyle="miter"/>
+                </v:line>
+              </w:pict>
+            </mc:Fallback>
+          </mc:AlternateContent>
+        </w:r>
+        <w:r>
+          <w:rPr>
+            <w:rFonts w:ascii="Courier New" w:hAnsi="Courier New" w:cs="Courier New"/>
+            <w:b/>
+            <w:sz w:val="36"/>
+          </w:rPr>
+          <w:t>Kalinga State University</w:t>
+        </w:r>
+        <w:r>
+          <w:rPr>
+            <w:rFonts w:ascii="Courier New" w:hAnsi="Courier New" w:cs="Courier New"/>
+            <w:b/>
+            <w:sz w:val="36"/>
+          </w:rPr>
+          <w:tab/>
+        </w:r>
+      </w:p>
+      <w:p>
+        <w:pPr>
+          <w:pStyle w:val="Header"/>
+          <w:tabs>
+            <w:tab w:val="clear" w:pos="9360"/>
+            <w:tab w:val="left" w:pos="2256"/>
+            <w:tab w:val="center" w:pos="4320"/>
+            <w:tab w:val="right" w:pos="8642"/>
+          </w:tabs>
+          <w:rPr>
+            <w:rFonts w:ascii="Courier New" w:hAnsi="Courier New" w:cs="Courier New"/>
+            <w:sz w:val="24"/>
+          </w:rPr>
+        </w:pPr>
+        <w:r>
+          <w:rPr>
+            <w:rFonts w:ascii="Courier New" w:hAnsi="Courier New" w:cs="Courier New"/>
+            <w:sz w:val="24"/>
+          </w:rPr>
+          <w:tab/>
+        </w:r>
+        <w:r>
+          <w:rPr>
+            <w:rFonts w:ascii="Courier New" w:hAnsi="Courier New" w:cs="Courier New"/>
+            <w:sz w:val="24"/>
+          </w:rPr>
+          <w:tab/>
+          <w:t>Bulanao, Tabuk City, Kalinga</w:t>
+        </w:r>
+      </w:p>
+      <w:p>
+        <w:pPr>
+          <w:pStyle w:val="Header"/>
+          <w:tabs>
+            <w:tab w:val="left" w:pos="2256"/>
+            <w:tab w:val="left" w:pos="2696"/>
+            <w:tab w:val="center" w:pos="4320"/>
+            <w:tab w:val="left" w:pos="8370"/>
+          </w:tabs>
+          <w:wordWrap w:val="0"/>
+          <w:jc w:val="center"/>
+          <w:rPr>
+            <w:rFonts w:ascii="Courier New" w:hAnsi="Courier New" w:cs="Courier New"/>
+            <w:sz w:val="20"/>
+            <w:szCs w:val="20"/>
+            <w:lang w:val="en-US"/>
+          </w:rPr>
+        </w:pPr>
+        <w:r>
+          <w:rPr>
+            <w:rFonts w:ascii="Courier New" w:hAnsi="Courier New" w:cs="Courier New"/>
+            <w:sz w:val="24"/>
+            <w:szCs w:val="24"/>
+            <w:lang w:val="en-US"/>
+          </w:rPr>
+          <w:t>College of Engineering and Information Technology</w:t>
+        </w:r>
+      </w:p>
+      <w:p>
+        <w:pPr>
+          <w:pStyle w:val="Header"/>
+          <w:tabs>
+            <w:tab w:val="clear" w:pos="9360"/>
+            <w:tab w:val="left" w:pos="2256"/>
+            <w:tab w:val="center" w:pos="4320"/>
+            <w:tab w:val="right" w:pos="8642"/>
+          </w:tabs>
+          <w:rPr>
+            <w:rFonts w:ascii="Courier New" w:hAnsi="Courier New" w:cs="Courier New"/>
+            <w:sz w:val="24"/>
+          </w:rPr>
+        </w:pPr>
+      </w:p>
+      <w:p>
+        <w:pPr>
+          <w:pStyle w:val="Header"/>
+          <w:jc w:val="right"/>
+          <w:rPr>
+            <w:rFonts w:ascii="Courier New" w:hAnsi="Courier New" w:cs="Courier New"/>
+            <w:sz w:val="20"/>
+            <w:szCs w:val="20"/>
+          </w:rPr>
+        </w:pPr>
+        <w:r>
+          <w:rPr>
+            <w:rFonts w:ascii="Courier New" w:hAnsi="Courier New" w:cs="Courier New"/>
+            <w:noProof/>
+            <w:lang w:eastAsia="en-PH"/>
+          </w:rPr>
+          <mc:AlternateContent>
+            <mc:Choice Requires="wps">
+              <w:drawing>
+                <wp:anchor distT="0" distB="0" distL="114300" distR="114300" simplePos="0" relativeHeight="251639808" behindDoc="0" locked="0" layoutInCell="1" allowOverlap="1" wp14:anchorId="5F058D08" wp14:editId="73004D76">
+                  <wp:simplePos x="0" y="0"/>
+                  <wp:positionH relativeFrom="page">
+                    <wp:align>right</wp:align>
+                  </wp:positionH>
+                  <wp:positionV relativeFrom="paragraph">
+                    <wp:posOffset>204470</wp:posOffset>
+                  </wp:positionV>
+                  <wp:extent cx="7772400" cy="0"/>
+                  <wp:effectExtent l="0" t="19050" r="19050" b="19050"/>
+                  <wp:wrapNone/>
+                  <wp:docPr id="9900" name="Straight Connector 29"/>
+                  <wp:cNvGraphicFramePr/>
+                  <a:graphic xmlns:a="http://schemas.openxmlformats.org/drawingml/2006/main">
+                    <a:graphicData uri="http://schemas.microsoft.com/office/word/2010/wordprocessingShape">
+                      <wps:wsp>
+                        <wps:cNvCnPr/>
+                        <wps:spPr>
+                          <a:xfrm>
+                            <a:off x="0" y="0"/>
+                            <a:ext cx="7772400" cy="0"/>
+                          </a:xfrm>
+                          <a:prstGeom prst="line">
+                            <a:avLst/>
+                          </a:prstGeom>
+                          <a:ln w="38100"/>
+                        </wps:spPr>
+                        <wps:style>
+                          <a:lnRef idx="1">
+                            <a:schemeClr val="dk1"/>
+                          </a:lnRef>
+                          <a:fillRef idx="0">
+                            <a:schemeClr val="dk1"/>
+                          </a:fillRef>
+                          <a:effectRef idx="0">
+                            <a:schemeClr val="dk1"/>
+                          </a:effectRef>
+                          <a:fontRef idx="minor">
+                            <a:schemeClr val="tx1"/>
+                          </a:fontRef>
+                        </wps:style>
+                        <wps:bodyPr/>
+                      </wps:wsp>
+                    </a:graphicData>
+                  </a:graphic>
+                </wp:anchor>
+              </w:drawing>
+            </mc:Choice>
+            <mc:Fallback xmlns:wpsCustomData="http://www.wps.cn/officeDocument/2013/wpsCustomData">
+              <w:pict>
+                <v:line id="_x0000_s1026" o:spid="_x0000_s1026" o:spt="20" style="position:absolute;left:0pt;margin-top:16.1pt;height:0pt;width:612pt;mso-position-horizontal:right;mso-position-horizontal-relative:page;z-index:251663360;mso-width-relative:page;mso-height-relative:page;" filled="f" stroked="t" coordsize="21600,21600" o:gfxdata="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">
+                  <v:fill on="f" focussize="0,0"/>
+                  <v:stroke weight="3pt" color="#000000 [3200]" miterlimit="8" joinstyle="miter"/>
+                  <v:imagedata o:title=""/>
+                  <o:lock v:ext="edit" aspectratio="f"/>
+                </v:line>
+              </w:pict>
+            </mc:Fallback>
+          </mc:AlternateContent>
+        </w:r>
+        <w:r>
+          <w:rPr>
+            <w:rFonts w:ascii="Courier New" w:hAnsi="Courier New" w:cs="Courier New"/>
+            <w:sz w:val="20"/>
+            <w:szCs w:val="20"/>
+          </w:rPr>
+          <w:t xml:space="preserve">Results and Discussions </w:t>
+        </w:r>
+        <w:r>
+          <w:rPr>
+            <w:rFonts w:ascii="Courier New" w:hAnsi="Courier New" w:cs="Courier New"/>
+            <w:sz w:val="20"/>
+            <w:szCs w:val="20"/>
+          </w:rPr>
+          <w:t xml:space="preserve">| </w:t>
+        </w:r>
+        <w:r>
+          <w:rPr>
+            <w:rFonts w:ascii="Courier New" w:hAnsi="Courier New" w:cs="Courier New"/>
+            <w:sz w:val="20"/>
+            <w:szCs w:val="20"/>
+          </w:rPr>
+          <w:fldChar w:fldCharType="begin"/>
+        </w:r>
+        <w:r>
+          <w:rPr>
+            <w:rFonts w:ascii="Courier New" w:hAnsi="Courier New" w:cs="Courier New"/>
+            <w:sz w:val="20"/>
+            <w:szCs w:val="20"/>
+          </w:rPr>
+          <w:instrText xml:space="preserve"> PAGE   \* MERGEFORMAT </w:instrText>
+        </w:r>
+        <w:r>
+          <w:rPr>
+            <w:rFonts w:ascii="Courier New" w:hAnsi="Courier New" w:cs="Courier New"/>
+            <w:sz w:val="20"/>
+            <w:szCs w:val="20"/>
+          </w:rPr>
+          <w:fldChar w:fldCharType="separate"/>
+        </w:r>
+        <w:r>
+          <w:rPr>
+            <w:rFonts w:ascii="Courier New" w:hAnsi="Courier New" w:cs="Courier New"/>
+            <w:b/>
+            <w:bCs/>
+            <w:noProof/>
+            <w:sz w:val="20"/>
+            <w:szCs w:val="20"/>
+          </w:rPr>
+          <w:t>1</w:t>
+        </w:r>
+        <w:r>
+          <w:rPr>
+            <w:rFonts w:ascii="Courier New" w:hAnsi="Courier New" w:cs="Courier New"/>
+            <w:b/>
+            <w:bCs/>
+            <w:noProof/>
+            <w:sz w:val="20"/>
+            <w:szCs w:val="20"/>
+          </w:rPr>
+          <w:fldChar w:fldCharType="end"/>
+        </w:r>
+      </w:p>
+    </w:sdtContent>
+  </w:sdt>
+  <w:p>
+    <w:pPr>
+      <w:pStyle w:val="Header"/>
+      <w:rPr>
+        <w:rFonts w:ascii="Courier New" w:hAnsi="Courier New" w:cs="Courier New"/>
+      </w:rPr>
+    </w:pPr>
+  </w:p>
+</w:hdr>
+</file>
+
+<file path=word/header12.xml><?xml version="1.0" encoding="utf-8"?>
+<w:hdr xmlns:wpc="http://schemas.microsoft.com/office/word/2010/wordprocessingCanvas" xmlns:cx="http://schemas.microsoft.com/office/drawing/2014/chartex" xmlns:cx1="http://schemas.microsoft.com/office/drawing/2015/9/8/chartex" xmlns:cx2="http://schemas.microsoft.com/office/drawing/2015/10/21/chartex" xmlns:cx3="http://schemas.microsoft.com/office/drawing/2016/5/9/chartex" xmlns:cx4="http://schemas.microsoft.com/office/drawing/2016/5/10/chartex" xmlns:cx5="http://schemas.microsoft.com/office/drawing/2016/5/11/chartex" xmlns:cx6="http://schemas.microsoft.com/office/drawing/2016/5/12/chartex" xmlns:cx7="http://schemas.microsoft.com/office/drawing/2016/5/13/chartex" xmlns:cx8="http://schemas.microsoft.com/office/drawing/2016/5/14/chartex" xmlns:mc="http://schemas.openxmlformats.org/markup-compatibility/2006" xmlns:aink="http://schemas.microsoft.com/office/drawing/2016/ink" xmlns:am3d="http://schemas.microsoft.com/office/drawing/2017/model3d" xmlns:o="urn:schemas-microsoft-com:office:office" xmlns:oel="http://schemas.microsoft.com/office/2019/extlst" xmlns:r="http://schemas.openxmlformats.org/officeDocument/2006/relationships" xmlns:m="http://schemas.openxmlformats.org/officeDocument/2006/math" xmlns:v="urn:schemas-microsoft-com:vml" xmlns:wp14="http://schemas.microsoft.com/office/word/2010/wordprocessingDrawing" xmlns:wp="http://schemas.openxmlformats.org/drawingml/2006/wordprocessingDrawing" xmlns:w10="urn:schemas-microsoft-com:office:word" xmlns:w="http://schemas.openxmlformats.org/wordprocessingml/2006/main" xmlns:w14="http://schemas.microsoft.com/office/word/2010/wordml" xmlns:w15="http://schemas.microsoft.com/office/word/2012/wordml" xmlns:w16cex="http://schemas.microsoft.com/office/word/2018/wordml/cex" xmlns:w16cid="http://schemas.microsoft.com/office/word/2016/wordml/cid" xmlns:w16="http://schemas.microsoft.com/office/word/2018/wordml" xmlns:w16du="http://schemas.microsoft.com/office/word/2023/wordml/word16du" xmlns:w16sdtdh="http://schemas.microsoft.com/office/word/2020/wordml/sdtdatahash" xmlns:w16sdtfl="http://schemas.microsoft.com/office/word/2024/wordml/sdtformatlock" xmlns:w16se="http://schemas.microsoft.com/office/word/2015/wordml/symex" xmlns:wpg="http://schemas.microsoft.com/office/word/2010/wordprocessingGroup" xmlns:wpi="http://schemas.microsoft.com/office/word/2010/wordprocessingInk" xmlns:wne="http://schemas.microsoft.com/office/word/2006/wordml" xmlns:wps="http://schemas.microsoft.com/office/word/2010/wordprocessingShape" mc:Ignorable="w14 w15 w16se w16cid w16 w16cex w16sdtdh w16sdtfl w16du wp14">
+  <w:sdt>
+    <w:sdtPr>
+      <w:id w:val="1831483142"/>
+    </w:sdtPr>
+    <w:sdtEndPr>
+      <w:rPr>
+        <w:rFonts w:ascii="Courier New" w:hAnsi="Courier New" w:cs="Courier New"/>
+        <w:sz w:val="20"/>
+        <w:szCs w:val="20"/>
+      </w:rPr>
+    </w:sdtEndPr>
+    <w:sdtContent>
+      <w:p>
+        <w:pPr>
+          <w:pStyle w:val="Header"/>
+          <w:tabs>
+            <w:tab w:val="center" w:pos="4321"/>
+            <w:tab w:val="right" w:pos="8642"/>
+          </w:tabs>
+          <w:rPr>
+            <w:rFonts w:ascii="Courier New" w:hAnsi="Courier New" w:cs="Courier New"/>
+            <w:b/>
+            <w:sz w:val="32"/>
+          </w:rPr>
+        </w:pPr>
+        <w:r>
+          <w:tab/>
+        </w:r>
+        <w:r>
+          <w:rPr>
+            <w:rFonts w:ascii="Courier New" w:hAnsi="Courier New" w:cs="Courier New"/>
+            <w:b/>
+            <w:noProof/>
+            <w:sz w:val="36"/>
+            <w:lang w:eastAsia="en-PH"/>
+          </w:rPr>
+          <w:drawing>
+            <wp:anchor distT="0" distB="0" distL="114300" distR="114300" simplePos="0" relativeHeight="251677696" behindDoc="0" locked="0" layoutInCell="1" allowOverlap="1" wp14:anchorId="2D4E91FD" wp14:editId="3A435028">
+              <wp:simplePos x="0" y="0"/>
+              <wp:positionH relativeFrom="column">
+                <wp:posOffset>-246380</wp:posOffset>
+              </wp:positionH>
+              <wp:positionV relativeFrom="paragraph">
+                <wp:posOffset>-198120</wp:posOffset>
+              </wp:positionV>
+              <wp:extent cx="823595" cy="724535"/>
+              <wp:effectExtent l="0" t="0" r="14605" b="18415"/>
+              <wp:wrapNone/>
+              <wp:docPr id="2026318676" name="Picture 2026318676"/>
+              <wp:cNvGraphicFramePr>
+                <a:graphicFrameLocks xmlns:a="http://schemas.openxmlformats.org/drawingml/2006/main" noChangeAspect="1"/>
+              </wp:cNvGraphicFramePr>
+              <a:graphic xmlns:a="http://schemas.openxmlformats.org/drawingml/2006/main">
+                <a:graphicData uri="http://schemas.openxmlformats.org/drawingml/2006/picture">
+                  <pic:pic xmlns:pic="http://schemas.openxmlformats.org/drawingml/2006/picture">
+                    <pic:nvPicPr>
+                      <pic:cNvPr id="700363394" name="Picture 700363394"/>
+                      <pic:cNvPicPr>
+                        <a:picLocks noChangeAspect="1"/>
+                      </pic:cNvPicPr>
+                    </pic:nvPicPr>
+                    <pic:blipFill>
+                      <a:blip r:embed="rId1">
+                        <a:extLst>
+                          <a:ext uri="{28A0092B-C50C-407E-A947-70E740481C1C}">
+                            <a14:useLocalDpi xmlns:a14="http://schemas.microsoft.com/office/drawing/2010/main" val="0"/>
+                          </a:ext>
+                        </a:extLst>
+                      </a:blip>
+                      <a:stretch>
+                        <a:fillRect/>
+                      </a:stretch>
+                    </pic:blipFill>
+                    <pic:spPr>
+                      <a:xfrm>
+                        <a:off x="0" y="0"/>
+                        <a:ext cx="823578" cy="724710"/>
+                      </a:xfrm>
+                      <a:prstGeom prst="rect">
+                        <a:avLst/>
+                      </a:prstGeom>
+                    </pic:spPr>
+                  </pic:pic>
+                </a:graphicData>
+              </a:graphic>
+            </wp:anchor>
+          </w:drawing>
+        </w:r>
+        <w:r>
+          <w:rPr>
+            <w:rFonts w:ascii="Courier New" w:hAnsi="Courier New" w:cs="Courier New"/>
+            <w:b/>
+            <w:noProof/>
+            <w:sz w:val="32"/>
+            <w:lang w:eastAsia="en-PH"/>
+          </w:rPr>
+          <mc:AlternateContent>
+            <mc:Choice Requires="wps">
+              <w:drawing>
+                <wp:anchor distT="0" distB="0" distL="114300" distR="114300" simplePos="0" relativeHeight="251680768" behindDoc="0" locked="0" layoutInCell="1" allowOverlap="1" wp14:anchorId="4366DFAE" wp14:editId="5C9FE52F">
+                  <wp:simplePos x="0" y="0"/>
+                  <wp:positionH relativeFrom="column">
+                    <wp:posOffset>-1371600</wp:posOffset>
+                  </wp:positionH>
+                  <wp:positionV relativeFrom="paragraph">
+                    <wp:posOffset>-287020</wp:posOffset>
+                  </wp:positionV>
+                  <wp:extent cx="7772400" cy="0"/>
+                  <wp:effectExtent l="0" t="19050" r="0" b="19050"/>
+                  <wp:wrapNone/>
+                  <wp:docPr id="2030725421" name="Straight Connector 2030725421"/>
+                  <wp:cNvGraphicFramePr/>
+                  <a:graphic xmlns:a="http://schemas.openxmlformats.org/drawingml/2006/main">
+                    <a:graphicData uri="http://schemas.microsoft.com/office/word/2010/wordprocessingShape">
+                      <wps:wsp>
+                        <wps:cNvCnPr/>
+                        <wps:spPr>
+                          <a:xfrm>
+                            <a:off x="0" y="0"/>
+                            <a:ext cx="7772400" cy="0"/>
+                          </a:xfrm>
+                          <a:prstGeom prst="line">
+                            <a:avLst/>
+                          </a:prstGeom>
+                          <a:ln w="38100"/>
+                        </wps:spPr>
+                        <wps:style>
+                          <a:lnRef idx="1">
+                            <a:schemeClr val="dk1"/>
+                          </a:lnRef>
+                          <a:fillRef idx="0">
+                            <a:schemeClr val="dk1"/>
+                          </a:fillRef>
+                          <a:effectRef idx="0">
+                            <a:schemeClr val="dk1"/>
+                          </a:effectRef>
+                          <a:fontRef idx="minor">
+                            <a:schemeClr val="tx1"/>
+                          </a:fontRef>
+                        </wps:style>
+                        <wps:bodyPr/>
+                      </wps:wsp>
+                    </a:graphicData>
+                  </a:graphic>
+                </wp:anchor>
+              </w:drawing>
+            </mc:Choice>
+            <mc:Fallback>
+              <w:pict>
+                <v:line w14:anchorId="464CD259" id="Straight Connector 2030725421" o:spid="_x0000_s1026" style="position:absolute;z-index:251723776;visibility:visible;mso-wrap-style:square;mso-wrap-distance-left:9pt;mso-wrap-distance-top:0;mso-wrap-distance-right:9pt;mso-wrap-distance-bottom:0;mso-position-horizontal:absolute;mso-position-horizontal-relative:text;mso-position-vertical:absolute;mso-position-vertical-relative:text" from="-108pt,-22.6pt" to="7in,-22.6pt" o:gfxdata="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" strokecolor="black [3200]" strokeweight="3pt">
+                  <v:stroke joinstyle="miter"/>
+                </v:line>
+              </w:pict>
+            </mc:Fallback>
+          </mc:AlternateContent>
+        </w:r>
+        <w:r>
+          <w:rPr>
+            <w:rFonts w:ascii="Courier New" w:hAnsi="Courier New" w:cs="Courier New"/>
+            <w:b/>
+            <w:noProof/>
+            <w:sz w:val="36"/>
+            <w:lang w:eastAsia="en-PH"/>
+          </w:rPr>
+          <mc:AlternateContent>
+            <mc:Choice Requires="wps">
+              <w:drawing>
+                <wp:anchor distT="0" distB="0" distL="114300" distR="114300" simplePos="0" relativeHeight="251678720" behindDoc="0" locked="0" layoutInCell="1" allowOverlap="1" wp14:anchorId="7D282725" wp14:editId="0872A5F0">
+                  <wp:simplePos x="0" y="0"/>
+                  <wp:positionH relativeFrom="column">
+                    <wp:posOffset>-228600</wp:posOffset>
+                  </wp:positionH>
+                  <wp:positionV relativeFrom="paragraph">
+                    <wp:posOffset>-572770</wp:posOffset>
+                  </wp:positionV>
+                  <wp:extent cx="0" cy="10191750"/>
+                  <wp:effectExtent l="19050" t="0" r="19050" b="0"/>
+                  <wp:wrapNone/>
+                  <wp:docPr id="904603731" name="Straight Connector 904603731"/>
+                  <wp:cNvGraphicFramePr/>
+                  <a:graphic xmlns:a="http://schemas.openxmlformats.org/drawingml/2006/main">
+                    <a:graphicData uri="http://schemas.microsoft.com/office/word/2010/wordprocessingShape">
+                      <wps:wsp>
+                        <wps:cNvCnPr/>
+                        <wps:spPr>
+                          <a:xfrm>
+                            <a:off x="0" y="0"/>
+                            <a:ext cx="0" cy="10191896"/>
+                          </a:xfrm>
+                          <a:prstGeom prst="line">
+                            <a:avLst/>
+                          </a:prstGeom>
+                          <a:ln w="38100"/>
+                        </wps:spPr>
+                        <wps:style>
+                          <a:lnRef idx="1">
+                            <a:schemeClr val="dk1"/>
+                          </a:lnRef>
+                          <a:fillRef idx="0">
+                            <a:schemeClr val="dk1"/>
+                          </a:fillRef>
+                          <a:effectRef idx="0">
+                            <a:schemeClr val="dk1"/>
+                          </a:effectRef>
+                          <a:fontRef idx="minor">
+                            <a:schemeClr val="tx1"/>
+                          </a:fontRef>
+                        </wps:style>
+                        <wps:bodyPr/>
+                      </wps:wsp>
+                    </a:graphicData>
+                  </a:graphic>
+                </wp:anchor>
+              </w:drawing>
+            </mc:Choice>
+            <mc:Fallback>
+              <w:pict>
+                <v:line w14:anchorId="41B0706A" id="Straight Connector 904603731" o:spid="_x0000_s1026" style="position:absolute;z-index:251721728;visibility:visible;mso-wrap-style:square;mso-wrap-distance-left:9pt;mso-wrap-distance-top:0;mso-wrap-distance-right:9pt;mso-wrap-distance-bottom:0;mso-position-horizontal:absolute;mso-position-horizontal-relative:text;mso-position-vertical:absolute;mso-position-vertical-relative:text" from="-18pt,-45.1pt" to="-18pt,757.4pt" o:gfxdata="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" strokecolor="black [3200]" strokeweight="3pt">
+                  <v:stroke joinstyle="miter"/>
+                </v:line>
+              </w:pict>
+            </mc:Fallback>
+          </mc:AlternateContent>
+        </w:r>
+        <w:r>
+          <w:rPr>
+            <w:rFonts w:ascii="Courier New" w:hAnsi="Courier New" w:cs="Courier New"/>
+            <w:b/>
+            <w:noProof/>
+            <w:sz w:val="36"/>
+            <w:lang w:eastAsia="en-PH"/>
+          </w:rPr>
+          <mc:AlternateContent>
+            <mc:Choice Requires="wps">
+              <w:drawing>
+                <wp:anchor distT="0" distB="0" distL="114300" distR="114300" simplePos="0" relativeHeight="251679744" behindDoc="0" locked="0" layoutInCell="1" allowOverlap="1" wp14:anchorId="3154A674" wp14:editId="178287CF">
+                  <wp:simplePos x="0" y="0"/>
+                  <wp:positionH relativeFrom="column">
+                    <wp:posOffset>5715000</wp:posOffset>
+                  </wp:positionH>
+                  <wp:positionV relativeFrom="paragraph">
+                    <wp:posOffset>-419735</wp:posOffset>
+                  </wp:positionV>
+                  <wp:extent cx="0" cy="10033635"/>
+                  <wp:effectExtent l="19050" t="0" r="19050" b="5715"/>
+                  <wp:wrapNone/>
+                  <wp:docPr id="1590466236" name="Straight Connector 1590466236"/>
+                  <wp:cNvGraphicFramePr/>
+                  <a:graphic xmlns:a="http://schemas.openxmlformats.org/drawingml/2006/main">
+                    <a:graphicData uri="http://schemas.microsoft.com/office/word/2010/wordprocessingShape">
+                      <wps:wsp>
+                        <wps:cNvCnPr/>
+                        <wps:spPr>
+                          <a:xfrm>
+                            <a:off x="0" y="0"/>
+                            <a:ext cx="0" cy="10033762"/>
+                          </a:xfrm>
+                          <a:prstGeom prst="line">
+                            <a:avLst/>
+                          </a:prstGeom>
+                          <a:ln w="38100"/>
+                        </wps:spPr>
+                        <wps:style>
+                          <a:lnRef idx="1">
+                            <a:schemeClr val="dk1"/>
+                          </a:lnRef>
+                          <a:fillRef idx="0">
+                            <a:schemeClr val="dk1"/>
+                          </a:fillRef>
+                          <a:effectRef idx="0">
+                            <a:schemeClr val="dk1"/>
+                          </a:effectRef>
+                          <a:fontRef idx="minor">
+                            <a:schemeClr val="tx1"/>
+                          </a:fontRef>
+                        </wps:style>
+                        <wps:bodyPr/>
+                      </wps:wsp>
+                    </a:graphicData>
+                  </a:graphic>
+                </wp:anchor>
+              </w:drawing>
+            </mc:Choice>
+            <mc:Fallback>
+              <w:pict>
+                <v:line w14:anchorId="188C4CA3" id="Straight Connector 1590466236" o:spid="_x0000_s1026" style="position:absolute;z-index:251722752;visibility:visible;mso-wrap-style:square;mso-wrap-distance-left:9pt;mso-wrap-distance-top:0;mso-wrap-distance-right:9pt;mso-wrap-distance-bottom:0;mso-position-horizontal:absolute;mso-position-horizontal-relative:text;mso-position-vertical:absolute;mso-position-vertical-relative:text" from="450pt,-33.05pt" to="450pt,757pt" o:gfxdata="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" strokecolor="black [3200]" strokeweight="3pt">
+                  <v:stroke joinstyle="miter"/>
+                </v:line>
+              </w:pict>
+            </mc:Fallback>
+          </mc:AlternateContent>
+        </w:r>
+        <w:r>
+          <w:rPr>
+            <w:rFonts w:ascii="Courier New" w:hAnsi="Courier New" w:cs="Courier New"/>
+            <w:b/>
+            <w:sz w:val="36"/>
+          </w:rPr>
+          <w:t>Kalinga State University</w:t>
+        </w:r>
+        <w:r>
+          <w:rPr>
+            <w:rFonts w:ascii="Courier New" w:hAnsi="Courier New" w:cs="Courier New"/>
+            <w:b/>
+            <w:sz w:val="36"/>
+          </w:rPr>
+          <w:tab/>
+        </w:r>
+      </w:p>
+      <w:p>
+        <w:pPr>
+          <w:pStyle w:val="Header"/>
+          <w:tabs>
+            <w:tab w:val="clear" w:pos="9360"/>
+            <w:tab w:val="left" w:pos="2256"/>
+            <w:tab w:val="center" w:pos="4320"/>
+            <w:tab w:val="right" w:pos="8642"/>
+          </w:tabs>
+          <w:rPr>
+            <w:rFonts w:ascii="Courier New" w:hAnsi="Courier New" w:cs="Courier New"/>
+            <w:sz w:val="24"/>
+          </w:rPr>
+        </w:pPr>
+        <w:r>
+          <w:rPr>
+            <w:rFonts w:ascii="Courier New" w:hAnsi="Courier New" w:cs="Courier New"/>
+            <w:sz w:val="24"/>
+          </w:rPr>
+          <w:tab/>
+        </w:r>
+        <w:r>
+          <w:rPr>
+            <w:rFonts w:ascii="Courier New" w:hAnsi="Courier New" w:cs="Courier New"/>
+            <w:sz w:val="24"/>
+          </w:rPr>
+          <w:tab/>
+          <w:t>Bulanao, Tabuk City, Kalinga</w:t>
+        </w:r>
+      </w:p>
+      <w:p>
+        <w:pPr>
+          <w:pStyle w:val="Header"/>
+          <w:tabs>
+            <w:tab w:val="left" w:pos="2256"/>
+            <w:tab w:val="left" w:pos="2696"/>
+            <w:tab w:val="center" w:pos="4320"/>
+            <w:tab w:val="left" w:pos="8370"/>
+          </w:tabs>
+          <w:wordWrap w:val="0"/>
+          <w:jc w:val="center"/>
+          <w:rPr>
+            <w:rFonts w:ascii="Courier New" w:hAnsi="Courier New" w:cs="Courier New"/>
+            <w:sz w:val="20"/>
+            <w:szCs w:val="20"/>
+            <w:lang w:val="en-US"/>
+          </w:rPr>
+        </w:pPr>
+        <w:r>
+          <w:rPr>
+            <w:rFonts w:ascii="Courier New" w:hAnsi="Courier New" w:cs="Courier New"/>
+            <w:noProof/>
+            <w:lang w:eastAsia="en-PH"/>
+          </w:rPr>
+          <mc:AlternateContent>
+            <mc:Choice Requires="wps">
+              <w:drawing>
+                <wp:anchor distT="0" distB="0" distL="114300" distR="114300" simplePos="0" relativeHeight="251640832" behindDoc="0" locked="0" layoutInCell="1" allowOverlap="1" wp14:anchorId="6DA894BC" wp14:editId="775EEDA6">
+                  <wp:simplePos x="0" y="0"/>
+                  <wp:positionH relativeFrom="page">
+                    <wp:align>right</wp:align>
+                  </wp:positionH>
+                  <wp:positionV relativeFrom="paragraph">
+                    <wp:posOffset>204470</wp:posOffset>
+                  </wp:positionV>
+                  <wp:extent cx="7772400" cy="0"/>
+                  <wp:effectExtent l="0" t="19050" r="19050" b="19050"/>
+                  <wp:wrapNone/>
+                  <wp:docPr id="9901" name="Straight Connector 29"/>
+                  <wp:cNvGraphicFramePr/>
+                  <a:graphic xmlns:a="http://schemas.openxmlformats.org/drawingml/2006/main">
+                    <a:graphicData uri="http://schemas.microsoft.com/office/word/2010/wordprocessingShape">
+                      <wps:wsp>
+                        <wps:cNvCnPr/>
+                        <wps:spPr>
+                          <a:xfrm>
+                            <a:off x="0" y="0"/>
+                            <a:ext cx="7772400" cy="0"/>
+                          </a:xfrm>
+                          <a:prstGeom prst="line">
+                            <a:avLst/>
+                          </a:prstGeom>
+                          <a:ln w="38100"/>
+                        </wps:spPr>
+                        <wps:style>
+                          <a:lnRef idx="1">
+                            <a:schemeClr val="dk1"/>
+                          </a:lnRef>
+                          <a:fillRef idx="0">
+                            <a:schemeClr val="dk1"/>
+                          </a:fillRef>
+                          <a:effectRef idx="0">
+                            <a:schemeClr val="dk1"/>
+                          </a:effectRef>
+                          <a:fontRef idx="minor">
+                            <a:schemeClr val="tx1"/>
+                          </a:fontRef>
+                        </wps:style>
+                        <wps:bodyPr/>
+                      </wps:wsp>
+                    </a:graphicData>
+                  </a:graphic>
+                </wp:anchor>
+              </w:drawing>
+            </mc:Choice>
+            <mc:Fallback xmlns:wpsCustomData="http://www.wps.cn/officeDocument/2013/wpsCustomData">
+              <w:pict>
+                <v:line id="_x0000_s1026" o:spid="_x0000_s1026" o:spt="20" style="position:absolute;left:0pt;margin-top:16.1pt;height:0pt;width:612pt;mso-position-horizontal:right;mso-position-horizontal-relative:page;z-index:251663360;mso-width-relative:page;mso-height-relative:page;" filled="f" stroked="t" coordsize="21600,21600" o:gfxdata="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">
+                  <v:fill on="f" focussize="0,0"/>
+                  <v:stroke weight="3pt" color="#000000 [3200]" miterlimit="8" joinstyle="miter"/>
+                  <v:imagedata o:title=""/>
+                  <o:lock v:ext="edit" aspectratio="f"/>
+                </v:line>
+              </w:pict>
+            </mc:Fallback>
+          </mc:AlternateContent>
+        </w:r>
+        <w:r>
+          <w:rPr>
+            <w:rFonts w:ascii="Courier New" w:hAnsi="Courier New" w:cs="Courier New"/>
+            <w:noProof/>
+            <w:lang w:eastAsia="en-PH"/>
+          </w:rPr>
+          <mc:AlternateContent>
+            <mc:Choice Requires="wps">
+              <w:drawing>
+                <wp:anchor distT="0" distB="0" distL="114300" distR="114300" simplePos="0" relativeHeight="251699200" behindDoc="0" locked="0" layoutInCell="1" allowOverlap="1" wp14:anchorId="6EBEE0CD" wp14:editId="2BC2F862">
+                  <wp:simplePos x="0" y="0"/>
+                  <wp:positionH relativeFrom="page">
+                    <wp:align>right</wp:align>
+                  </wp:positionH>
+                  <wp:positionV relativeFrom="paragraph">
+                    <wp:posOffset>204470</wp:posOffset>
+                  </wp:positionV>
+                  <wp:extent cx="7772400" cy="0"/>
+                  <wp:effectExtent l="0" t="19050" r="19050" b="19050"/>
+                  <wp:wrapNone/>
+                  <wp:docPr id="2130945655" name="Straight Connector 2130945655"/>
+                  <wp:cNvGraphicFramePr/>
+                  <a:graphic xmlns:a="http://schemas.openxmlformats.org/drawingml/2006/main">
+                    <a:graphicData uri="http://schemas.microsoft.com/office/word/2010/wordprocessingShape">
+                      <wps:wsp>
+                        <wps:cNvCnPr/>
+                        <wps:spPr>
+                          <a:xfrm>
+                            <a:off x="0" y="0"/>
+                            <a:ext cx="7772400" cy="0"/>
+                          </a:xfrm>
+                          <a:prstGeom prst="line">
+                            <a:avLst/>
+                          </a:prstGeom>
+                          <a:ln w="38100"/>
+                        </wps:spPr>
+                        <wps:style>
+                          <a:lnRef idx="1">
+                            <a:schemeClr val="dk1"/>
+                          </a:lnRef>
+                          <a:fillRef idx="0">
+                            <a:schemeClr val="dk1"/>
+                          </a:fillRef>
+                          <a:effectRef idx="0">
+                            <a:schemeClr val="dk1"/>
+                          </a:effectRef>
+                          <a:fontRef idx="minor">
+                            <a:schemeClr val="tx1"/>
+                          </a:fontRef>
+                        </wps:style>
+                        <wps:bodyPr/>
+                      </wps:wsp>
+                    </a:graphicData>
+                  </a:graphic>
+                </wp:anchor>
+              </w:drawing>
+            </mc:Choice>
+            <mc:Fallback>
+              <w:pict>
+                <v:line w14:anchorId="56E0AE3B" id="Straight Connector 2130945655" o:spid="_x0000_s1026" style="position:absolute;z-index:251699200;visibility:visible;mso-wrap-style:square;mso-wrap-distance-left:9pt;mso-wrap-distance-top:0;mso-wrap-distance-right:9pt;mso-wrap-distance-bottom:0;mso-position-horizontal:right;mso-position-horizontal-relative:page;mso-position-vertical:absolute;mso-position-vertical-relative:text" from="560.8pt,16.1pt" to="1172.8pt,16.1pt" o:gfxdata="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" strokecolor="black [3200]" strokeweight="3pt">
+                  <v:stroke joinstyle="miter"/>
+                  <w10:wrap anchorx="page"/>
+                </v:line>
+              </w:pict>
+            </mc:Fallback>
+          </mc:AlternateContent>
+        </w:r>
+        <w:r>
+          <w:rPr>
+            <w:rFonts w:ascii="Courier New" w:hAnsi="Courier New" w:cs="Courier New"/>
+            <w:sz w:val="24"/>
+            <w:szCs w:val="24"/>
+            <w:lang w:val="en-US"/>
+          </w:rPr>
+          <w:t>College of Engineering and Information Technology</w:t>
+        </w:r>
+      </w:p>
+      <w:p>
+        <w:pPr>
+          <w:pStyle w:val="Header"/>
+          <w:tabs>
+            <w:tab w:val="clear" w:pos="9360"/>
+            <w:tab w:val="left" w:pos="2256"/>
+            <w:tab w:val="center" w:pos="4320"/>
+            <w:tab w:val="right" w:pos="8642"/>
+          </w:tabs>
+          <w:rPr>
+            <w:rFonts w:ascii="Courier New" w:hAnsi="Courier New" w:cs="Courier New"/>
+            <w:sz w:val="24"/>
+          </w:rPr>
+        </w:pPr>
+      </w:p>
+      <w:p>
+        <w:pPr>
+          <w:pStyle w:val="Header"/>
+          <w:jc w:val="right"/>
+          <w:rPr>
+            <w:rFonts w:ascii="Courier New" w:hAnsi="Courier New" w:cs="Courier New"/>
+            <w:sz w:val="20"/>
+            <w:szCs w:val="20"/>
+          </w:rPr>
+        </w:pPr>
+      </w:p>
+    </w:sdtContent>
+  </w:sdt>
+  <w:p>
+    <w:pPr>
+      <w:pStyle w:val="Header"/>
+      <w:rPr>
+        <w:rFonts w:ascii="Courier New" w:hAnsi="Courier New" w:cs="Courier New"/>
+      </w:rPr>
+    </w:pPr>
+  </w:p>
+</w:hdr>
+</file>
+
+<file path=word/header2.xml><?xml version="1.0" encoding="utf-8"?>
+<w:hdr xmlns:wpc="http://schemas.microsoft.com/office/word/2010/wordprocessingCanvas" xmlns:cx="http://schemas.microsoft.com/office/drawing/2014/chartex" xmlns:cx1="http://schemas.microsoft.com/office/drawing/2015/9/8/chartex" xmlns:cx2="http://schemas.microsoft.com/office/drawing/2015/10/21/chartex" xmlns:cx3="http://schemas.microsoft.com/office/drawing/2016/5/9/chartex" xmlns:cx4="http://schemas.microsoft.com/office/drawing/2016/5/10/chartex" xmlns:cx5="http://schemas.microsoft.com/office/drawing/2016/5/11/chartex" xmlns:cx6="http://schemas.microsoft.com/office/drawing/2016/5/12/chartex" xmlns:cx7="http://schemas.microsoft.com/office/drawing/2016/5/13/chartex" xmlns:cx8="http://schemas.microsoft.com/office/drawing/2016/5/14/chartex" xmlns:mc="http://schemas.openxmlformats.org/markup-compatibility/2006" xmlns:aink="http://schemas.microsoft.com/office/drawing/2016/ink" xmlns:am3d="http://schemas.microsoft.com/office/drawing/2017/model3d" xmlns:o="urn:schemas-microsoft-com:office:office" xmlns:oel="http://schemas.microsoft.com/office/2019/extlst" xmlns:r="http://schemas.openxmlformats.org/officeDocument/2006/relationships" xmlns:m="http://schemas.openxmlformats.org/officeDocument/2006/math" xmlns:v="urn:schemas-microsoft-com:vml" xmlns:wp14="http://schemas.microsoft.com/office/word/2010/wordprocessingDrawing" xmlns:wp="http://schemas.openxmlformats.org/drawingml/2006/wordprocessingDrawing" xmlns:w10="urn:schemas-microsoft-com:office:word" xmlns:w="http://schemas.openxmlformats.org/wordprocessingml/2006/main" xmlns:w14="http://schemas.microsoft.com/office/word/2010/wordml" xmlns:w15="http://schemas.microsoft.com/office/word/2012/wordml" xmlns:w16cex="http://schemas.microsoft.com/office/word/2018/wordml/cex" xmlns:w16cid="http://schemas.microsoft.com/office/word/2016/wordml/cid" xmlns:w16="http://schemas.microsoft.com/office/word/2018/wordml" xmlns:w16du="http://schemas.microsoft.com/office/word/2023/wordml/word16du" xmlns:w16sdtdh="http://schemas.microsoft.com/office/word/2020/wordml/sdtdatahash" xmlns:w16sdtfl="http://schemas.microsoft.com/office/word/2024/wordml/sdtformatlock" xmlns:w16se="http://schemas.microsoft.com/office/word/2015/wordml/symex" xmlns:wpg="http://schemas.microsoft.com/office/word/2010/wordprocessingGroup" xmlns:wpi="http://schemas.microsoft.com/office/word/2010/wordprocessingInk" xmlns:wne="http://schemas.microsoft.com/office/word/2006/wordml" xmlns:wps="http://schemas.microsoft.com/office/word/2010/wordprocessingShape" mc:Ignorable="w14 w15 w16se w16cid w16 w16cex w16sdtdh w16sdtfl w16du wp14">
   <w:sdt>
     <w:sdtPr>
       <w:id w:val="487138519"/>
@@ -7711,1157 +9350,7 @@
 </w:hdr>
 </file>
 
-<file path=word/header10.xml><?xml version="1.0" encoding="utf-8"?>
-<w:hdr xmlns:wpc="http://schemas.microsoft.com/office/word/2010/wordprocessingCanvas" xmlns:cx="http://schemas.microsoft.com/office/drawing/2014/chartex" xmlns:cx1="http://schemas.microsoft.com/office/drawing/2015/9/8/chartex" xmlns:cx2="http://schemas.microsoft.com/office/drawing/2015/10/21/chartex" xmlns:cx3="http://schemas.microsoft.com/office/drawing/2016/5/9/chartex" xmlns:cx4="http://schemas.microsoft.com/office/drawing/2016/5/10/chartex" xmlns:cx5="http://schemas.microsoft.com/office/drawing/2016/5/11/chartex" xmlns:cx6="http://schemas.microsoft.com/office/drawing/2016/5/12/chartex" xmlns:cx7="http://schemas.microsoft.com/office/drawing/2016/5/13/chartex" xmlns:cx8="http://schemas.microsoft.com/office/drawing/2016/5/14/chartex" xmlns:mc="http://schemas.openxmlformats.org/markup-compatibility/2006" xmlns:aink="http://schemas.microsoft.com/office/drawing/2016/ink" xmlns:am3d="http://schemas.microsoft.com/office/drawing/2017/model3d" xmlns:o="urn:schemas-microsoft-com:office:office" xmlns:oel="http://schemas.microsoft.com/office/2019/extlst" xmlns:r="http://schemas.openxmlformats.org/officeDocument/2006/relationships" xmlns:m="http://schemas.openxmlformats.org/officeDocument/2006/math" xmlns:v="urn:schemas-microsoft-com:vml" xmlns:wp14="http://schemas.microsoft.com/office/word/2010/wordprocessingDrawing" xmlns:wp="http://schemas.openxmlformats.org/drawingml/2006/wordprocessingDrawing" xmlns:w10="urn:schemas-microsoft-com:office:word" xmlns:w="http://schemas.openxmlformats.org/wordprocessingml/2006/main" xmlns:w14="http://schemas.microsoft.com/office/word/2010/wordml" xmlns:w15="http://schemas.microsoft.com/office/word/2012/wordml" xmlns:w16cex="http://schemas.microsoft.com/office/word/2018/wordml/cex" xmlns:w16cid="http://schemas.microsoft.com/office/word/2016/wordml/cid" xmlns:w16="http://schemas.microsoft.com/office/word/2018/wordml" xmlns:w16du="http://schemas.microsoft.com/office/word/2023/wordml/word16du" xmlns:w16sdtdh="http://schemas.microsoft.com/office/word/2020/wordml/sdtdatahash" xmlns:w16sdtfl="http://schemas.microsoft.com/office/word/2024/wordml/sdtformatlock" xmlns:w16se="http://schemas.microsoft.com/office/word/2015/wordml/symex" xmlns:wpg="http://schemas.microsoft.com/office/word/2010/wordprocessingGroup" xmlns:wpi="http://schemas.microsoft.com/office/word/2010/wordprocessingInk" xmlns:wne="http://schemas.microsoft.com/office/word/2006/wordml" xmlns:wps="http://schemas.microsoft.com/office/word/2010/wordprocessingShape" mc:Ignorable="w14 w15 w16se w16cid w16 w16cex w16sdtdh w16sdtfl w16du wp14">
-  <w:sdt>
-    <w:sdtPr>
-      <w:id w:val="-1860493112"/>
-    </w:sdtPr>
-    <w:sdtEndPr>
-      <w:rPr>
-        <w:rFonts w:ascii="Courier New" w:hAnsi="Courier New" w:cs="Courier New"/>
-        <w:sz w:val="20"/>
-        <w:szCs w:val="20"/>
-      </w:rPr>
-    </w:sdtEndPr>
-    <w:sdtContent>
-      <w:p>
-        <w:pPr>
-          <w:pStyle w:val="Header"/>
-          <w:tabs>
-            <w:tab w:val="center" w:pos="4321"/>
-            <w:tab w:val="right" w:pos="8642"/>
-          </w:tabs>
-          <w:rPr>
-            <w:rFonts w:ascii="Courier New" w:hAnsi="Courier New" w:cs="Courier New"/>
-            <w:b/>
-            <w:sz w:val="32"/>
-          </w:rPr>
-        </w:pPr>
-        <w:r>
-          <w:tab/>
-        </w:r>
-        <w:r>
-          <w:rPr>
-            <w:rFonts w:ascii="Courier New" w:hAnsi="Courier New" w:cs="Courier New"/>
-            <w:b/>
-            <w:noProof/>
-            <w:sz w:val="36"/>
-            <w:lang w:eastAsia="en-PH"/>
-          </w:rPr>
-          <w:drawing>
-            <wp:anchor distT="0" distB="0" distL="114300" distR="114300" simplePos="0" relativeHeight="251681792" behindDoc="0" locked="0" layoutInCell="1" allowOverlap="1" wp14:anchorId="64843614" wp14:editId="3F1B7DD9">
-              <wp:simplePos x="0" y="0"/>
-              <wp:positionH relativeFrom="column">
-                <wp:posOffset>-246380</wp:posOffset>
-              </wp:positionH>
-              <wp:positionV relativeFrom="paragraph">
-                <wp:posOffset>-198120</wp:posOffset>
-              </wp:positionV>
-              <wp:extent cx="823595" cy="724535"/>
-              <wp:effectExtent l="0" t="0" r="14605" b="18415"/>
-              <wp:wrapNone/>
-              <wp:docPr id="1502387050" name="Picture 1502387050"/>
-              <wp:cNvGraphicFramePr>
-                <a:graphicFrameLocks xmlns:a="http://schemas.openxmlformats.org/drawingml/2006/main" noChangeAspect="1"/>
-              </wp:cNvGraphicFramePr>
-              <a:graphic xmlns:a="http://schemas.openxmlformats.org/drawingml/2006/main">
-                <a:graphicData uri="http://schemas.openxmlformats.org/drawingml/2006/picture">
-                  <pic:pic xmlns:pic="http://schemas.openxmlformats.org/drawingml/2006/picture">
-                    <pic:nvPicPr>
-                      <pic:cNvPr id="700363394" name="Picture 700363394"/>
-                      <pic:cNvPicPr>
-                        <a:picLocks noChangeAspect="1"/>
-                      </pic:cNvPicPr>
-                    </pic:nvPicPr>
-                    <pic:blipFill>
-                      <a:blip r:embed="rId1">
-                        <a:extLst>
-                          <a:ext uri="{28A0092B-C50C-407E-A947-70E740481C1C}">
-                            <a14:useLocalDpi xmlns:a14="http://schemas.microsoft.com/office/drawing/2010/main" val="0"/>
-                          </a:ext>
-                        </a:extLst>
-                      </a:blip>
-                      <a:stretch>
-                        <a:fillRect/>
-                      </a:stretch>
-                    </pic:blipFill>
-                    <pic:spPr>
-                      <a:xfrm>
-                        <a:off x="0" y="0"/>
-                        <a:ext cx="823578" cy="724710"/>
-                      </a:xfrm>
-                      <a:prstGeom prst="rect">
-                        <a:avLst/>
-                      </a:prstGeom>
-                    </pic:spPr>
-                  </pic:pic>
-                </a:graphicData>
-              </a:graphic>
-            </wp:anchor>
-          </w:drawing>
-        </w:r>
-        <w:r>
-          <w:rPr>
-            <w:rFonts w:ascii="Courier New" w:hAnsi="Courier New" w:cs="Courier New"/>
-            <w:b/>
-            <w:noProof/>
-            <w:sz w:val="32"/>
-            <w:lang w:eastAsia="en-PH"/>
-          </w:rPr>
-          <mc:AlternateContent>
-            <mc:Choice Requires="wps">
-              <w:drawing>
-                <wp:anchor distT="0" distB="0" distL="114300" distR="114300" simplePos="0" relativeHeight="251684864" behindDoc="0" locked="0" layoutInCell="1" allowOverlap="1" wp14:anchorId="1CB7CCD8" wp14:editId="523A3A3B">
-                  <wp:simplePos x="0" y="0"/>
-                  <wp:positionH relativeFrom="column">
-                    <wp:posOffset>-1371600</wp:posOffset>
-                  </wp:positionH>
-                  <wp:positionV relativeFrom="paragraph">
-                    <wp:posOffset>-287020</wp:posOffset>
-                  </wp:positionV>
-                  <wp:extent cx="7772400" cy="0"/>
-                  <wp:effectExtent l="0" t="19050" r="0" b="19050"/>
-                  <wp:wrapNone/>
-                  <wp:docPr id="779353151" name="Straight Connector 779353151"/>
-                  <wp:cNvGraphicFramePr/>
-                  <a:graphic xmlns:a="http://schemas.openxmlformats.org/drawingml/2006/main">
-                    <a:graphicData uri="http://schemas.microsoft.com/office/word/2010/wordprocessingShape">
-                      <wps:wsp>
-                        <wps:cNvCnPr/>
-                        <wps:spPr>
-                          <a:xfrm>
-                            <a:off x="0" y="0"/>
-                            <a:ext cx="7772400" cy="0"/>
-                          </a:xfrm>
-                          <a:prstGeom prst="line">
-                            <a:avLst/>
-                          </a:prstGeom>
-                          <a:ln w="38100"/>
-                        </wps:spPr>
-                        <wps:style>
-                          <a:lnRef idx="1">
-                            <a:schemeClr val="dk1"/>
-                          </a:lnRef>
-                          <a:fillRef idx="0">
-                            <a:schemeClr val="dk1"/>
-                          </a:fillRef>
-                          <a:effectRef idx="0">
-                            <a:schemeClr val="dk1"/>
-                          </a:effectRef>
-                          <a:fontRef idx="minor">
-                            <a:schemeClr val="tx1"/>
-                          </a:fontRef>
-                        </wps:style>
-                        <wps:bodyPr/>
-                      </wps:wsp>
-                    </a:graphicData>
-                  </a:graphic>
-                </wp:anchor>
-              </w:drawing>
-            </mc:Choice>
-            <mc:Fallback>
-              <w:pict>
-                <v:line w14:anchorId="79BBF555" id="Straight Connector 779353151" o:spid="_x0000_s1026" style="position:absolute;z-index:251728896;visibility:visible;mso-wrap-style:square;mso-wrap-distance-left:9pt;mso-wrap-distance-top:0;mso-wrap-distance-right:9pt;mso-wrap-distance-bottom:0;mso-position-horizontal:absolute;mso-position-horizontal-relative:text;mso-position-vertical:absolute;mso-position-vertical-relative:text" from="-108pt,-22.6pt" to="7in,-22.6pt" o:gfxdata="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" strokecolor="black [3200]" strokeweight="3pt">
-                  <v:stroke joinstyle="miter"/>
-                </v:line>
-              </w:pict>
-            </mc:Fallback>
-          </mc:AlternateContent>
-        </w:r>
-        <w:r>
-          <w:rPr>
-            <w:rFonts w:ascii="Courier New" w:hAnsi="Courier New" w:cs="Courier New"/>
-            <w:b/>
-            <w:noProof/>
-            <w:sz w:val="36"/>
-            <w:lang w:eastAsia="en-PH"/>
-          </w:rPr>
-          <mc:AlternateContent>
-            <mc:Choice Requires="wps">
-              <w:drawing>
-                <wp:anchor distT="0" distB="0" distL="114300" distR="114300" simplePos="0" relativeHeight="251682816" behindDoc="0" locked="0" layoutInCell="1" allowOverlap="1" wp14:anchorId="1ED8D961" wp14:editId="00181FF4">
-                  <wp:simplePos x="0" y="0"/>
-                  <wp:positionH relativeFrom="column">
-                    <wp:posOffset>-228600</wp:posOffset>
-                  </wp:positionH>
-                  <wp:positionV relativeFrom="paragraph">
-                    <wp:posOffset>-572770</wp:posOffset>
-                  </wp:positionV>
-                  <wp:extent cx="0" cy="10191750"/>
-                  <wp:effectExtent l="19050" t="0" r="19050" b="0"/>
-                  <wp:wrapNone/>
-                  <wp:docPr id="1221720256" name="Straight Connector 1221720256"/>
-                  <wp:cNvGraphicFramePr/>
-                  <a:graphic xmlns:a="http://schemas.openxmlformats.org/drawingml/2006/main">
-                    <a:graphicData uri="http://schemas.microsoft.com/office/word/2010/wordprocessingShape">
-                      <wps:wsp>
-                        <wps:cNvCnPr/>
-                        <wps:spPr>
-                          <a:xfrm>
-                            <a:off x="0" y="0"/>
-                            <a:ext cx="0" cy="10191896"/>
-                          </a:xfrm>
-                          <a:prstGeom prst="line">
-                            <a:avLst/>
-                          </a:prstGeom>
-                          <a:ln w="38100"/>
-                        </wps:spPr>
-                        <wps:style>
-                          <a:lnRef idx="1">
-                            <a:schemeClr val="dk1"/>
-                          </a:lnRef>
-                          <a:fillRef idx="0">
-                            <a:schemeClr val="dk1"/>
-                          </a:fillRef>
-                          <a:effectRef idx="0">
-                            <a:schemeClr val="dk1"/>
-                          </a:effectRef>
-                          <a:fontRef idx="minor">
-                            <a:schemeClr val="tx1"/>
-                          </a:fontRef>
-                        </wps:style>
-                        <wps:bodyPr/>
-                      </wps:wsp>
-                    </a:graphicData>
-                  </a:graphic>
-                </wp:anchor>
-              </w:drawing>
-            </mc:Choice>
-            <mc:Fallback>
-              <w:pict>
-                <v:line w14:anchorId="094BC2AE" id="Straight Connector 1221720256" o:spid="_x0000_s1026" style="position:absolute;z-index:251726848;visibility:visible;mso-wrap-style:square;mso-wrap-distance-left:9pt;mso-wrap-distance-top:0;mso-wrap-distance-right:9pt;mso-wrap-distance-bottom:0;mso-position-horizontal:absolute;mso-position-horizontal-relative:text;mso-position-vertical:absolute;mso-position-vertical-relative:text" from="-18pt,-45.1pt" to="-18pt,757.4pt" o:gfxdata="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" strokecolor="black [3200]" strokeweight="3pt">
-                  <v:stroke joinstyle="miter"/>
-                </v:line>
-              </w:pict>
-            </mc:Fallback>
-          </mc:AlternateContent>
-        </w:r>
-        <w:r>
-          <w:rPr>
-            <w:rFonts w:ascii="Courier New" w:hAnsi="Courier New" w:cs="Courier New"/>
-            <w:b/>
-            <w:noProof/>
-            <w:sz w:val="36"/>
-            <w:lang w:eastAsia="en-PH"/>
-          </w:rPr>
-          <mc:AlternateContent>
-            <mc:Choice Requires="wps">
-              <w:drawing>
-                <wp:anchor distT="0" distB="0" distL="114300" distR="114300" simplePos="0" relativeHeight="251683840" behindDoc="0" locked="0" layoutInCell="1" allowOverlap="1" wp14:anchorId="388E9295" wp14:editId="509A27C9">
-                  <wp:simplePos x="0" y="0"/>
-                  <wp:positionH relativeFrom="column">
-                    <wp:posOffset>5715000</wp:posOffset>
-                  </wp:positionH>
-                  <wp:positionV relativeFrom="paragraph">
-                    <wp:posOffset>-419735</wp:posOffset>
-                  </wp:positionV>
-                  <wp:extent cx="0" cy="10033635"/>
-                  <wp:effectExtent l="19050" t="0" r="19050" b="5715"/>
-                  <wp:wrapNone/>
-                  <wp:docPr id="1162794373" name="Straight Connector 1162794373"/>
-                  <wp:cNvGraphicFramePr/>
-                  <a:graphic xmlns:a="http://schemas.openxmlformats.org/drawingml/2006/main">
-                    <a:graphicData uri="http://schemas.microsoft.com/office/word/2010/wordprocessingShape">
-                      <wps:wsp>
-                        <wps:cNvCnPr/>
-                        <wps:spPr>
-                          <a:xfrm>
-                            <a:off x="0" y="0"/>
-                            <a:ext cx="0" cy="10033762"/>
-                          </a:xfrm>
-                          <a:prstGeom prst="line">
-                            <a:avLst/>
-                          </a:prstGeom>
-                          <a:ln w="38100"/>
-                        </wps:spPr>
-                        <wps:style>
-                          <a:lnRef idx="1">
-                            <a:schemeClr val="dk1"/>
-                          </a:lnRef>
-                          <a:fillRef idx="0">
-                            <a:schemeClr val="dk1"/>
-                          </a:fillRef>
-                          <a:effectRef idx="0">
-                            <a:schemeClr val="dk1"/>
-                          </a:effectRef>
-                          <a:fontRef idx="minor">
-                            <a:schemeClr val="tx1"/>
-                          </a:fontRef>
-                        </wps:style>
-                        <wps:bodyPr/>
-                      </wps:wsp>
-                    </a:graphicData>
-                  </a:graphic>
-                </wp:anchor>
-              </w:drawing>
-            </mc:Choice>
-            <mc:Fallback>
-              <w:pict>
-                <v:line w14:anchorId="082CE6F4" id="Straight Connector 1162794373" o:spid="_x0000_s1026" style="position:absolute;z-index:251727872;visibility:visible;mso-wrap-style:square;mso-wrap-distance-left:9pt;mso-wrap-distance-top:0;mso-wrap-distance-right:9pt;mso-wrap-distance-bottom:0;mso-position-horizontal:absolute;mso-position-horizontal-relative:text;mso-position-vertical:absolute;mso-position-vertical-relative:text" from="450pt,-33.05pt" to="450pt,757pt" o:gfxdata="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" strokecolor="black [3200]" strokeweight="3pt">
-                  <v:stroke joinstyle="miter"/>
-                </v:line>
-              </w:pict>
-            </mc:Fallback>
-          </mc:AlternateContent>
-        </w:r>
-        <w:r>
-          <w:rPr>
-            <w:rFonts w:ascii="Courier New" w:hAnsi="Courier New" w:cs="Courier New"/>
-            <w:b/>
-            <w:sz w:val="36"/>
-          </w:rPr>
-          <w:t>Kalinga State University</w:t>
-        </w:r>
-        <w:r>
-          <w:rPr>
-            <w:rFonts w:ascii="Courier New" w:hAnsi="Courier New" w:cs="Courier New"/>
-            <w:b/>
-            <w:sz w:val="36"/>
-          </w:rPr>
-          <w:tab/>
-        </w:r>
-      </w:p>
-      <w:p>
-        <w:pPr>
-          <w:pStyle w:val="Header"/>
-          <w:tabs>
-            <w:tab w:val="clear" w:pos="9360"/>
-            <w:tab w:val="left" w:pos="2256"/>
-            <w:tab w:val="center" w:pos="4320"/>
-            <w:tab w:val="right" w:pos="8642"/>
-          </w:tabs>
-          <w:rPr>
-            <w:rFonts w:ascii="Courier New" w:hAnsi="Courier New" w:cs="Courier New"/>
-            <w:sz w:val="24"/>
-          </w:rPr>
-        </w:pPr>
-        <w:r>
-          <w:rPr>
-            <w:rFonts w:ascii="Courier New" w:hAnsi="Courier New" w:cs="Courier New"/>
-            <w:sz w:val="24"/>
-          </w:rPr>
-          <w:tab/>
-        </w:r>
-        <w:r>
-          <w:rPr>
-            <w:rFonts w:ascii="Courier New" w:hAnsi="Courier New" w:cs="Courier New"/>
-            <w:sz w:val="24"/>
-          </w:rPr>
-          <w:tab/>
-          <w:t>Bulanao, Tabuk City, Kalinga</w:t>
-        </w:r>
-      </w:p>
-      <w:p>
-        <w:pPr>
-          <w:pStyle w:val="Header"/>
-          <w:tabs>
-            <w:tab w:val="left" w:pos="2256"/>
-            <w:tab w:val="left" w:pos="2696"/>
-            <w:tab w:val="center" w:pos="4320"/>
-            <w:tab w:val="left" w:pos="8370"/>
-          </w:tabs>
-          <w:wordWrap w:val="0"/>
-          <w:jc w:val="center"/>
-          <w:rPr>
-            <w:rFonts w:ascii="Courier New" w:hAnsi="Courier New" w:cs="Courier New"/>
-            <w:sz w:val="20"/>
-            <w:szCs w:val="20"/>
-            <w:lang w:val="en-US"/>
-          </w:rPr>
-        </w:pPr>
-        <w:r>
-          <w:rPr>
-            <w:rFonts w:ascii="Courier New" w:hAnsi="Courier New" w:cs="Courier New"/>
-            <w:noProof/>
-            <w:lang w:eastAsia="en-PH"/>
-          </w:rPr>
-          <mc:AlternateContent>
-            <mc:Choice Requires="wps">
-              <w:drawing>
-                <wp:anchor distT="0" distB="0" distL="114300" distR="114300" simplePos="0" relativeHeight="251701248" behindDoc="0" locked="0" layoutInCell="1" allowOverlap="1" wp14:anchorId="54E436A4" wp14:editId="52110845">
-                  <wp:simplePos x="0" y="0"/>
-                  <wp:positionH relativeFrom="page">
-                    <wp:align>right</wp:align>
-                  </wp:positionH>
-                  <wp:positionV relativeFrom="paragraph">
-                    <wp:posOffset>204470</wp:posOffset>
-                  </wp:positionV>
-                  <wp:extent cx="7772400" cy="0"/>
-                  <wp:effectExtent l="0" t="19050" r="19050" b="19050"/>
-                  <wp:wrapNone/>
-                  <wp:docPr id="1482701660" name="Straight Connector 1482701660"/>
-                  <wp:cNvGraphicFramePr/>
-                  <a:graphic xmlns:a="http://schemas.openxmlformats.org/drawingml/2006/main">
-                    <a:graphicData uri="http://schemas.microsoft.com/office/word/2010/wordprocessingShape">
-                      <wps:wsp>
-                        <wps:cNvCnPr/>
-                        <wps:spPr>
-                          <a:xfrm>
-                            <a:off x="0" y="0"/>
-                            <a:ext cx="7772400" cy="0"/>
-                          </a:xfrm>
-                          <a:prstGeom prst="line">
-                            <a:avLst/>
-                          </a:prstGeom>
-                          <a:ln w="38100"/>
-                        </wps:spPr>
-                        <wps:style>
-                          <a:lnRef idx="1">
-                            <a:schemeClr val="dk1"/>
-                          </a:lnRef>
-                          <a:fillRef idx="0">
-                            <a:schemeClr val="dk1"/>
-                          </a:fillRef>
-                          <a:effectRef idx="0">
-                            <a:schemeClr val="dk1"/>
-                          </a:effectRef>
-                          <a:fontRef idx="minor">
-                            <a:schemeClr val="tx1"/>
-                          </a:fontRef>
-                        </wps:style>
-                        <wps:bodyPr/>
-                      </wps:wsp>
-                    </a:graphicData>
-                  </a:graphic>
-                </wp:anchor>
-              </w:drawing>
-            </mc:Choice>
-            <mc:Fallback>
-              <w:pict>
-                <v:line w14:anchorId="37BBEBDA" id="Straight Connector 1482701660" o:spid="_x0000_s1026" style="position:absolute;z-index:251701248;visibility:visible;mso-wrap-style:square;mso-wrap-distance-left:9pt;mso-wrap-distance-top:0;mso-wrap-distance-right:9pt;mso-wrap-distance-bottom:0;mso-position-horizontal:right;mso-position-horizontal-relative:page;mso-position-vertical:absolute;mso-position-vertical-relative:text" from="560.8pt,16.1pt" to="1172.8pt,16.1pt" o:gfxdata="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" strokecolor="black [3200]" strokeweight="3pt">
-                  <v:stroke joinstyle="miter"/>
-                  <w10:wrap anchorx="page"/>
-                </v:line>
-              </w:pict>
-            </mc:Fallback>
-          </mc:AlternateContent>
-        </w:r>
-        <w:r>
-          <w:rPr>
-            <w:rFonts w:ascii="Courier New" w:hAnsi="Courier New" w:cs="Courier New"/>
-            <w:sz w:val="24"/>
-            <w:szCs w:val="24"/>
-            <w:lang w:val="en-US"/>
-          </w:rPr>
-          <w:t>College of Engineering and Information Technology</w:t>
-        </w:r>
-      </w:p>
-      <w:p>
-        <w:p